--- a/Testare Unitara In Python.docx
+++ b/Testare Unitara In Python.docx
@@ -1,6 +1,6 @@
 
 <file path=word/document.xml><?xml version="1.0" encoding="utf-8"?>
-<w:document xmlns:wpc="http://schemas.microsoft.com/office/word/2010/wordprocessingCanvas" xmlns:cx="http://schemas.microsoft.com/office/drawing/2014/chartex" xmlns:cx1="http://schemas.microsoft.com/office/drawing/2015/9/8/chartex" xmlns:cx2="http://schemas.microsoft.com/office/drawing/2015/10/21/chartex" xmlns:cx3="http://schemas.microsoft.com/office/drawing/2016/5/9/chartex" xmlns:cx4="http://schemas.microsoft.com/office/drawing/2016/5/10/chartex" xmlns:cx5="http://schemas.microsoft.com/office/drawing/2016/5/11/chartex" xmlns:cx6="http://schemas.microsoft.com/office/drawing/2016/5/12/chartex" xmlns:cx7="http://schemas.microsoft.com/office/drawing/2016/5/13/chartex" xmlns:cx8="http://schemas.microsoft.com/office/drawing/2016/5/14/chartex" xmlns:mc="http://schemas.openxmlformats.org/markup-compatibility/2006" xmlns:aink="http://schemas.microsoft.com/office/drawing/2016/ink" xmlns:am3d="http://schemas.microsoft.com/office/drawing/2017/model3d" xmlns:o="urn:schemas-microsoft-com:office:office" xmlns:oel="http://schemas.microsoft.com/office/2019/extlst" xmlns:r="http://schemas.openxmlformats.org/officeDocument/2006/relationships" xmlns:m="http://schemas.openxmlformats.org/officeDocument/2006/math" xmlns:v="urn:schemas-microsoft-com:vml" xmlns:wp14="http://schemas.microsoft.com/office/word/2010/wordprocessingDrawing" xmlns:wp="http://schemas.openxmlformats.org/drawingml/2006/wordprocessingDrawing" xmlns:w10="urn:schemas-microsoft-com:office:word" xmlns:w="http://schemas.openxmlformats.org/wordprocessingml/2006/main" xmlns:w14="http://schemas.microsoft.com/office/word/2010/wordml" xmlns:w15="http://schemas.microsoft.com/office/word/2012/wordml" xmlns:w16cex="http://schemas.microsoft.com/office/word/2018/wordml/cex" xmlns:w16cid="http://schemas.microsoft.com/office/word/2016/wordml/cid" xmlns:w16="http://schemas.microsoft.com/office/word/2018/wordml" xmlns:w16du="http://schemas.microsoft.com/office/word/2023/wordml/word16du" xmlns:w16sdtdh="http://schemas.microsoft.com/office/word/2020/wordml/sdtdatahash" xmlns:w16sdtfl="http://schemas.microsoft.com/office/word/2024/wordml/sdtformatlock" xmlns:w16se="http://schemas.microsoft.com/office/word/2015/wordml/symex" xmlns:wpg="http://schemas.microsoft.com/office/word/2010/wordprocessingGroup" xmlns:wpi="http://schemas.microsoft.com/office/word/2010/wordprocessingInk" xmlns:wne="http://schemas.microsoft.com/office/word/2006/wordml" xmlns:wps="http://schemas.microsoft.com/office/word/2010/wordprocessingShape" mc:Ignorable="w14 w15 w16se w16cid w16 w16cex w16sdtdh w16sdtfl w16du wp14">
+<w:document xmlns:wpc="http://schemas.microsoft.com/office/word/2010/wordprocessingCanvas" xmlns:cx="http://schemas.microsoft.com/office/drawing/2014/chartex" xmlns:cx1="http://schemas.microsoft.com/office/drawing/2015/9/8/chartex" xmlns:cx2="http://schemas.microsoft.com/office/drawing/2015/10/21/chartex" xmlns:cx3="http://schemas.microsoft.com/office/drawing/2016/5/9/chartex" xmlns:cx4="http://schemas.microsoft.com/office/drawing/2016/5/10/chartex" xmlns:cx5="http://schemas.microsoft.com/office/drawing/2016/5/11/chartex" xmlns:cx6="http://schemas.microsoft.com/office/drawing/2016/5/12/chartex" xmlns:cx7="http://schemas.microsoft.com/office/drawing/2016/5/13/chartex" xmlns:cx8="http://schemas.microsoft.com/office/drawing/2016/5/14/chartex" xmlns:mc="http://schemas.openxmlformats.org/markup-compatibility/2006" xmlns:aink="http://schemas.microsoft.com/office/drawing/2016/ink" xmlns:am3d="http://schemas.microsoft.com/office/drawing/2017/model3d" xmlns:o="urn:schemas-microsoft-com:office:office" xmlns:oel="http://schemas.microsoft.com/office/2019/extlst" xmlns:r="http://schemas.openxmlformats.org/officeDocument/2006/relationships" xmlns:m="http://schemas.openxmlformats.org/officeDocument/2006/math" xmlns:v="urn:schemas-microsoft-com:vml" xmlns:wp14="http://schemas.microsoft.com/office/word/2010/wordprocessingDrawing" xmlns:wp="http://schemas.openxmlformats.org/drawingml/2006/wordprocessingDrawing" xmlns:w10="urn:schemas-microsoft-com:office:word" xmlns:w="http://schemas.openxmlformats.org/wordprocessingml/2006/main" xmlns:w14="http://schemas.microsoft.com/office/word/2010/wordml" xmlns:w15="http://schemas.microsoft.com/office/word/2012/wordml" xmlns:w16cex="http://schemas.microsoft.com/office/word/2018/wordml/cex" xmlns:w16cid="http://schemas.microsoft.com/office/word/2016/wordml/cid" xmlns:w16="http://schemas.microsoft.com/office/word/2018/wordml" xmlns:w16du="http://schemas.microsoft.com/office/word/2023/wordml/word16du" xmlns:w16sdtdh="http://schemas.microsoft.com/office/word/2020/wordml/sdtdatahash" xmlns:w16sdtfl="http://schemas.microsoft.com/office/word/2024/wordml/sdtformatlock" xmlns:w16se="http://schemas.microsoft.com/office/word/2015/wordml/symex" xmlns:wpg="http://schemas.microsoft.com/office/word/2010/wordprocessingGroup" xmlns:wpi="http://schemas.microsoft.com/office/word/2010/wordprocessingInk" xmlns:wne="http://schemas.microsoft.com/office/word/2006/wordml" xmlns:wps="http://schemas.microsoft.com/office/word/2010/wordprocessingShape" xmlns:a="http://schemas.openxmlformats.org/drawingml/2006/main" xmlns:pic="http://schemas.openxmlformats.org/drawingml/2006/picture" xmlns:a14="http://schemas.microsoft.com/office/drawing/2010/main" mc:Ignorable="w14 w15 w16se w16cid w16 w16cex w16sdtdh w16sdtfl w16du wp14">
   <w:body>
     <w:p>
       <w:pPr>
@@ -4561,6 +4561,2138 @@
         <w:ind w:left="360"/>
         <w:rPr>
           <w:rFonts w:ascii="Times New Roman" w:hAnsi="Times New Roman" w:cs="Times New Roman"/>
+          <w:b w:val="1"/>
+          <w:bCs w:val="1"/>
+        </w:rPr>
+      </w:pPr>
+      <w:r>
+        <w:rPr>
+          <w:rFonts w:ascii="Times New Roman" w:hAnsi="Times New Roman" w:cs="Times New Roman"/>
+          <w:b w:val="1"/>
+          <w:bCs w:val="1"/>
+        </w:rPr>
+        <w:t>Tabel Expected vs Actual</w:t>
+      </w:r>
+    </w:p>
+    <w:tbl>
+      <w:tblPr>
+        <w:tblStyle w:val="GridTable5Dark-Accent1"/>
+        <w:tblW w:w="0" w:type="auto"/>
+        <w:tblInd w:w="360" w:type="dxa"/>
+        <w:tblLook w:val="0620" w:firstRow="1" w:lastRow="0" w:firstColumn="0" w:lastColumn="0" w:noHBand="1" w:noVBand="1"/>
+      </w:tblPr>
+      <w:tblGrid>
+        <w:gridCol w:w="840"/>
+        <w:gridCol w:w="1920"/>
+        <w:gridCol w:w="3030"/>
+        <w:gridCol w:w="3210"/>
+      </w:tblGrid>
+      <w:tr>
+        <w:trPr>
+          <w:trHeight w:val="300"/>
+        </w:trPr>
+        <w:tc>
+          <w:tcPr>
+            <w:cnfStyle w:val="000000000000" w:firstRow="0" w:lastRow="0" w:firstColumn="0" w:lastColumn="0" w:oddVBand="0" w:evenVBand="0" w:oddHBand="0" w:evenHBand="0" w:firstRowFirstColumn="0" w:firstRowLastColumn="0" w:lastRowFirstColumn="0" w:lastRowLastColumn="0"/>
+            <w:tcW w:w="840" w:type="dxa"/>
+            <w:tcMar/>
+            <w:vAlign w:val="center"/>
+          </w:tcPr>
+          <w:p>
+            <w:pPr>
+              <w:pStyle w:val="Normal"/>
+              <w:jc w:val="center"/>
+              <w:rPr>
+                <w:rFonts w:ascii="Times New Roman" w:hAnsi="Times New Roman" w:cs="Times New Roman"/>
+                <w:b w:val="1"/>
+                <w:bCs w:val="1"/>
+              </w:rPr>
+            </w:pPr>
+            <w:r>
+              <w:rPr>
+                <w:rFonts w:ascii="Times New Roman" w:hAnsi="Times New Roman" w:cs="Times New Roman"/>
+                <w:b w:val="1"/>
+                <w:bCs w:val="1"/>
+              </w:rPr>
+              <w:t>TEST</w:t>
+            </w:r>
+          </w:p>
+        </w:tc>
+        <w:tc>
+          <w:tcPr>
+            <w:cnfStyle w:val="000000000000" w:firstRow="0" w:lastRow="0" w:firstColumn="0" w:lastColumn="0" w:oddVBand="0" w:evenVBand="0" w:oddHBand="0" w:evenHBand="0" w:firstRowFirstColumn="0" w:firstRowLastColumn="0" w:lastRowFirstColumn="0" w:lastRowLastColumn="0"/>
+            <w:tcW w:w="1920" w:type="dxa"/>
+            <w:tcMar/>
+            <w:vAlign w:val="center"/>
+          </w:tcPr>
+          <w:p>
+            <w:pPr>
+              <w:pStyle w:val="Normal"/>
+              <w:jc w:val="center"/>
+              <w:rPr>
+                <w:rFonts w:ascii="Times New Roman" w:hAnsi="Times New Roman" w:cs="Times New Roman"/>
+                <w:b w:val="1"/>
+                <w:bCs w:val="1"/>
+              </w:rPr>
+            </w:pPr>
+            <w:r>
+              <w:rPr>
+                <w:rFonts w:ascii="Times New Roman" w:hAnsi="Times New Roman" w:cs="Times New Roman"/>
+                <w:b w:val="1"/>
+                <w:bCs w:val="1"/>
+              </w:rPr>
+              <w:t>INPUT</w:t>
+            </w:r>
+          </w:p>
+        </w:tc>
+        <w:tc>
+          <w:tcPr>
+            <w:cnfStyle w:val="000000000000" w:firstRow="0" w:lastRow="0" w:firstColumn="0" w:lastColumn="0" w:oddVBand="0" w:evenVBand="0" w:oddHBand="0" w:evenHBand="0" w:firstRowFirstColumn="0" w:firstRowLastColumn="0" w:lastRowFirstColumn="0" w:lastRowLastColumn="0"/>
+            <w:tcW w:w="3030" w:type="dxa"/>
+            <w:tcMar/>
+            <w:vAlign w:val="center"/>
+          </w:tcPr>
+          <w:p>
+            <w:pPr>
+              <w:pStyle w:val="Normal"/>
+              <w:jc w:val="center"/>
+              <w:rPr>
+                <w:rFonts w:ascii="Times New Roman" w:hAnsi="Times New Roman" w:cs="Times New Roman"/>
+                <w:b w:val="1"/>
+                <w:bCs w:val="1"/>
+              </w:rPr>
+            </w:pPr>
+            <w:r>
+              <w:rPr>
+                <w:rFonts w:ascii="Times New Roman" w:hAnsi="Times New Roman" w:cs="Times New Roman"/>
+                <w:b w:val="1"/>
+                <w:bCs w:val="1"/>
+              </w:rPr>
+              <w:t>EXPECTED</w:t>
+            </w:r>
+          </w:p>
+        </w:tc>
+        <w:tc>
+          <w:tcPr>
+            <w:cnfStyle w:val="000000000000" w:firstRow="0" w:lastRow="0" w:firstColumn="0" w:lastColumn="0" w:oddVBand="0" w:evenVBand="0" w:oddHBand="0" w:evenHBand="0" w:firstRowFirstColumn="0" w:firstRowLastColumn="0" w:lastRowFirstColumn="0" w:lastRowLastColumn="0"/>
+            <w:tcW w:w="3210" w:type="dxa"/>
+            <w:tcMar/>
+            <w:vAlign w:val="center"/>
+          </w:tcPr>
+          <w:p>
+            <w:pPr>
+              <w:pStyle w:val="Normal"/>
+              <w:jc w:val="center"/>
+              <w:rPr>
+                <w:rFonts w:ascii="Times New Roman" w:hAnsi="Times New Roman" w:cs="Times New Roman"/>
+                <w:b w:val="1"/>
+                <w:bCs w:val="1"/>
+              </w:rPr>
+            </w:pPr>
+            <w:r>
+              <w:rPr>
+                <w:rFonts w:ascii="Times New Roman" w:hAnsi="Times New Roman" w:cs="Times New Roman"/>
+                <w:b w:val="1"/>
+                <w:bCs w:val="1"/>
+              </w:rPr>
+              <w:t>OUTPUT</w:t>
+            </w:r>
+          </w:p>
+        </w:tc>
+      </w:tr>
+      <w:tr>
+        <w:trPr>
+          <w:trHeight w:val="300"/>
+        </w:trPr>
+        <w:tc>
+          <w:tcPr>
+            <w:cnfStyle w:val="000000000000" w:firstRow="0" w:lastRow="0" w:firstColumn="0" w:lastColumn="0" w:oddVBand="0" w:evenVBand="0" w:oddHBand="0" w:evenHBand="0" w:firstRowFirstColumn="0" w:firstRowLastColumn="0" w:lastRowFirstColumn="0" w:lastRowLastColumn="0"/>
+            <w:tcW w:w="840" w:type="dxa"/>
+            <w:tcMar/>
+            <w:vAlign w:val="center"/>
+          </w:tcPr>
+          <w:p>
+            <w:pPr>
+              <w:pStyle w:val="Normal"/>
+              <w:jc w:val="center"/>
+              <w:rPr>
+                <w:rFonts w:ascii="Times New Roman" w:hAnsi="Times New Roman" w:cs="Times New Roman"/>
+                <w:b w:val="0"/>
+                <w:bCs w:val="0"/>
+              </w:rPr>
+            </w:pPr>
+            <w:r>
+              <w:rPr>
+                <w:rFonts w:ascii="Times New Roman" w:hAnsi="Times New Roman" w:cs="Times New Roman"/>
+                <w:b w:val="0"/>
+                <w:bCs w:val="0"/>
+              </w:rPr>
+              <w:t>1</w:t>
+            </w:r>
+          </w:p>
+        </w:tc>
+        <w:tc>
+          <w:tcPr>
+            <w:cnfStyle w:val="000000000000" w:firstRow="0" w:lastRow="0" w:firstColumn="0" w:lastColumn="0" w:oddVBand="0" w:evenVBand="0" w:oddHBand="0" w:evenHBand="0" w:firstRowFirstColumn="0" w:firstRowLastColumn="0" w:lastRowFirstColumn="0" w:lastRowLastColumn="0"/>
+            <w:tcW w:w="1920" w:type="dxa"/>
+            <w:tcMar/>
+            <w:vAlign w:val="center"/>
+          </w:tcPr>
+          <w:p>
+            <w:pPr>
+              <w:pStyle w:val="Normal"/>
+              <w:jc w:val="center"/>
+              <w:rPr>
+                <w:rFonts w:ascii="Times New Roman" w:hAnsi="Times New Roman" w:cs="Times New Roman"/>
+                <w:b w:val="0"/>
+                <w:bCs w:val="0"/>
+              </w:rPr>
+            </w:pPr>
+            <w:r>
+              <w:rPr>
+                <w:rFonts w:ascii="Times New Roman" w:hAnsi="Times New Roman" w:cs="Times New Roman"/>
+                <w:b w:val="0"/>
+                <w:bCs w:val="0"/>
+              </w:rPr>
+              <w:t>(“20”, 3000, 600)</w:t>
+            </w:r>
+          </w:p>
+        </w:tc>
+        <w:tc>
+          <w:tcPr>
+            <w:cnfStyle w:val="000000000000" w:firstRow="0" w:lastRow="0" w:firstColumn="0" w:lastColumn="0" w:oddVBand="0" w:evenVBand="0" w:oddHBand="0" w:evenHBand="0" w:firstRowFirstColumn="0" w:firstRowLastColumn="0" w:lastRowFirstColumn="0" w:lastRowLastColumn="0"/>
+            <w:tcW w:w="3030" w:type="dxa"/>
+            <w:tcMar/>
+            <w:vAlign w:val="center"/>
+          </w:tcPr>
+          <w:p>
+            <w:pPr>
+              <w:pStyle w:val="Normal"/>
+              <w:jc w:val="center"/>
+              <w:rPr>
+                <w:rFonts w:ascii="Times New Roman" w:hAnsi="Times New Roman" w:eastAsia="Times New Roman" w:cs="Times New Roman"/>
+                <w:b w:val="0"/>
+                <w:bCs w:val="0"/>
+                <w:noProof w:val="0"/>
+                <w:sz w:val="24"/>
+                <w:szCs w:val="24"/>
+                <w:lang w:val="en-US"/>
+              </w:rPr>
+            </w:pPr>
+            <w:r>
+              <w:rPr>
+                <w:rFonts w:ascii="Times New Roman" w:hAnsi="Times New Roman" w:eastAsia="Times New Roman" w:cs="Times New Roman"/>
+                <w:b w:val="0"/>
+                <w:bCs w:val="0"/>
+                <w:noProof w:val="0"/>
+                <w:sz w:val="24"/>
+                <w:szCs w:val="24"/>
+                <w:lang w:val="en-US"/>
+              </w:rPr>
+              <w:t>TypeError</w:t>
+            </w:r>
+          </w:p>
+        </w:tc>
+        <w:tc>
+          <w:tcPr>
+            <w:cnfStyle w:val="000000000000" w:firstRow="0" w:lastRow="0" w:firstColumn="0" w:lastColumn="0" w:oddVBand="0" w:evenVBand="0" w:oddHBand="0" w:evenHBand="0" w:firstRowFirstColumn="0" w:firstRowLastColumn="0" w:lastRowFirstColumn="0" w:lastRowLastColumn="0"/>
+            <w:tcW w:w="3210" w:type="dxa"/>
+            <w:tcMar/>
+            <w:vAlign w:val="center"/>
+          </w:tcPr>
+          <w:p>
+            <w:pPr>
+              <w:pStyle w:val="Normal"/>
+              <w:jc w:val="center"/>
+              <w:rPr>
+                <w:rFonts w:ascii="Times New Roman" w:hAnsi="Times New Roman" w:eastAsia="Times New Roman" w:cs="Times New Roman"/>
+                <w:b w:val="0"/>
+                <w:bCs w:val="0"/>
+                <w:noProof w:val="0"/>
+                <w:sz w:val="24"/>
+                <w:szCs w:val="24"/>
+                <w:lang w:val="en-US"/>
+              </w:rPr>
+            </w:pPr>
+            <w:r>
+              <w:rPr>
+                <w:rFonts w:ascii="Times New Roman" w:hAnsi="Times New Roman" w:eastAsia="Times New Roman" w:cs="Times New Roman"/>
+                <w:b w:val="0"/>
+                <w:bCs w:val="0"/>
+                <w:noProof w:val="0"/>
+                <w:sz w:val="24"/>
+                <w:szCs w:val="24"/>
+                <w:lang w:val="en-US"/>
+              </w:rPr>
+              <w:t>TypeError</w:t>
+            </w:r>
+          </w:p>
+        </w:tc>
+      </w:tr>
+      <w:tr>
+        <w:trPr>
+          <w:trHeight w:val="300"/>
+        </w:trPr>
+        <w:tc>
+          <w:tcPr>
+            <w:cnfStyle w:val="000000000000" w:firstRow="0" w:lastRow="0" w:firstColumn="0" w:lastColumn="0" w:oddVBand="0" w:evenVBand="0" w:oddHBand="0" w:evenHBand="0" w:firstRowFirstColumn="0" w:firstRowLastColumn="0" w:lastRowFirstColumn="0" w:lastRowLastColumn="0"/>
+            <w:tcW w:w="840" w:type="dxa"/>
+            <w:tcMar/>
+            <w:vAlign w:val="center"/>
+          </w:tcPr>
+          <w:p>
+            <w:pPr>
+              <w:pStyle w:val="Normal"/>
+              <w:jc w:val="center"/>
+              <w:rPr>
+                <w:rFonts w:ascii="Times New Roman" w:hAnsi="Times New Roman" w:cs="Times New Roman"/>
+                <w:b w:val="0"/>
+                <w:bCs w:val="0"/>
+              </w:rPr>
+            </w:pPr>
+            <w:r>
+              <w:rPr>
+                <w:rFonts w:ascii="Times New Roman" w:hAnsi="Times New Roman" w:cs="Times New Roman"/>
+                <w:b w:val="0"/>
+                <w:bCs w:val="0"/>
+              </w:rPr>
+              <w:t>2</w:t>
+            </w:r>
+          </w:p>
+        </w:tc>
+        <w:tc>
+          <w:tcPr>
+            <w:cnfStyle w:val="000000000000" w:firstRow="0" w:lastRow="0" w:firstColumn="0" w:lastColumn="0" w:oddVBand="0" w:evenVBand="0" w:oddHBand="0" w:evenHBand="0" w:firstRowFirstColumn="0" w:firstRowLastColumn="0" w:lastRowFirstColumn="0" w:lastRowLastColumn="0"/>
+            <w:tcW w:w="1920" w:type="dxa"/>
+            <w:tcMar/>
+            <w:vAlign w:val="center"/>
+          </w:tcPr>
+          <w:p>
+            <w:pPr>
+              <w:pStyle w:val="Normal"/>
+              <w:jc w:val="center"/>
+              <w:rPr>
+                <w:rFonts w:ascii="Times New Roman" w:hAnsi="Times New Roman" w:cs="Times New Roman"/>
+                <w:b w:val="0"/>
+                <w:bCs w:val="0"/>
+              </w:rPr>
+            </w:pPr>
+            <w:r>
+              <w:rPr>
+                <w:rFonts w:ascii="Times New Roman" w:hAnsi="Times New Roman" w:cs="Times New Roman"/>
+                <w:b w:val="0"/>
+                <w:bCs w:val="0"/>
+              </w:rPr>
+              <w:t>(20, “3000”, 600)</w:t>
+            </w:r>
+          </w:p>
+        </w:tc>
+        <w:tc>
+          <w:tcPr>
+            <w:cnfStyle w:val="000000000000" w:firstRow="0" w:lastRow="0" w:firstColumn="0" w:lastColumn="0" w:oddVBand="0" w:evenVBand="0" w:oddHBand="0" w:evenHBand="0" w:firstRowFirstColumn="0" w:firstRowLastColumn="0" w:lastRowFirstColumn="0" w:lastRowLastColumn="0"/>
+            <w:tcW w:w="3030" w:type="dxa"/>
+            <w:tcMar/>
+            <w:vAlign w:val="center"/>
+          </w:tcPr>
+          <w:p>
+            <w:pPr>
+              <w:pStyle w:val="Normal"/>
+              <w:jc w:val="center"/>
+              <w:rPr>
+                <w:rFonts w:ascii="Times New Roman" w:hAnsi="Times New Roman" w:eastAsia="Times New Roman" w:cs="Times New Roman"/>
+                <w:b w:val="0"/>
+                <w:bCs w:val="0"/>
+                <w:noProof w:val="0"/>
+                <w:sz w:val="24"/>
+                <w:szCs w:val="24"/>
+                <w:lang w:val="en-US"/>
+              </w:rPr>
+            </w:pPr>
+            <w:r>
+              <w:rPr>
+                <w:rFonts w:ascii="Times New Roman" w:hAnsi="Times New Roman" w:eastAsia="Times New Roman" w:cs="Times New Roman"/>
+                <w:b w:val="0"/>
+                <w:bCs w:val="0"/>
+                <w:noProof w:val="0"/>
+                <w:sz w:val="24"/>
+                <w:szCs w:val="24"/>
+                <w:lang w:val="en-US"/>
+              </w:rPr>
+              <w:t>TypeError</w:t>
+            </w:r>
+          </w:p>
+        </w:tc>
+        <w:tc>
+          <w:tcPr>
+            <w:cnfStyle w:val="000000000000" w:firstRow="0" w:lastRow="0" w:firstColumn="0" w:lastColumn="0" w:oddVBand="0" w:evenVBand="0" w:oddHBand="0" w:evenHBand="0" w:firstRowFirstColumn="0" w:firstRowLastColumn="0" w:lastRowFirstColumn="0" w:lastRowLastColumn="0"/>
+            <w:tcW w:w="3210" w:type="dxa"/>
+            <w:tcMar/>
+            <w:vAlign w:val="center"/>
+          </w:tcPr>
+          <w:p>
+            <w:pPr>
+              <w:pStyle w:val="Normal"/>
+              <w:jc w:val="center"/>
+              <w:rPr>
+                <w:rFonts w:ascii="Times New Roman" w:hAnsi="Times New Roman" w:eastAsia="Times New Roman" w:cs="Times New Roman"/>
+                <w:b w:val="0"/>
+                <w:bCs w:val="0"/>
+                <w:noProof w:val="0"/>
+                <w:sz w:val="24"/>
+                <w:szCs w:val="24"/>
+                <w:lang w:val="en-US"/>
+              </w:rPr>
+            </w:pPr>
+            <w:r>
+              <w:rPr>
+                <w:rFonts w:ascii="Times New Roman" w:hAnsi="Times New Roman" w:eastAsia="Times New Roman" w:cs="Times New Roman"/>
+                <w:b w:val="0"/>
+                <w:bCs w:val="0"/>
+                <w:noProof w:val="0"/>
+                <w:sz w:val="24"/>
+                <w:szCs w:val="24"/>
+                <w:lang w:val="en-US"/>
+              </w:rPr>
+              <w:t>TypeError</w:t>
+            </w:r>
+          </w:p>
+        </w:tc>
+      </w:tr>
+      <w:tr>
+        <w:trPr>
+          <w:trHeight w:val="300"/>
+        </w:trPr>
+        <w:tc>
+          <w:tcPr>
+            <w:cnfStyle w:val="000000000000" w:firstRow="0" w:lastRow="0" w:firstColumn="0" w:lastColumn="0" w:oddVBand="0" w:evenVBand="0" w:oddHBand="0" w:evenHBand="0" w:firstRowFirstColumn="0" w:firstRowLastColumn="0" w:lastRowFirstColumn="0" w:lastRowLastColumn="0"/>
+            <w:tcW w:w="840" w:type="dxa"/>
+            <w:tcMar/>
+            <w:vAlign w:val="center"/>
+          </w:tcPr>
+          <w:p>
+            <w:pPr>
+              <w:pStyle w:val="Normal"/>
+              <w:jc w:val="center"/>
+              <w:rPr>
+                <w:rFonts w:ascii="Times New Roman" w:hAnsi="Times New Roman" w:cs="Times New Roman"/>
+                <w:b w:val="0"/>
+                <w:bCs w:val="0"/>
+              </w:rPr>
+            </w:pPr>
+            <w:r>
+              <w:rPr>
+                <w:rFonts w:ascii="Times New Roman" w:hAnsi="Times New Roman" w:cs="Times New Roman"/>
+                <w:b w:val="0"/>
+                <w:bCs w:val="0"/>
+              </w:rPr>
+              <w:t>3</w:t>
+            </w:r>
+          </w:p>
+        </w:tc>
+        <w:tc>
+          <w:tcPr>
+            <w:cnfStyle w:val="000000000000" w:firstRow="0" w:lastRow="0" w:firstColumn="0" w:lastColumn="0" w:oddVBand="0" w:evenVBand="0" w:oddHBand="0" w:evenHBand="0" w:firstRowFirstColumn="0" w:firstRowLastColumn="0" w:lastRowFirstColumn="0" w:lastRowLastColumn="0"/>
+            <w:tcW w:w="1920" w:type="dxa"/>
+            <w:tcMar/>
+            <w:vAlign w:val="center"/>
+          </w:tcPr>
+          <w:p>
+            <w:pPr>
+              <w:pStyle w:val="Normal"/>
+              <w:jc w:val="center"/>
+              <w:rPr>
+                <w:rFonts w:ascii="Times New Roman" w:hAnsi="Times New Roman" w:cs="Times New Roman"/>
+                <w:b w:val="0"/>
+                <w:bCs w:val="0"/>
+              </w:rPr>
+            </w:pPr>
+            <w:r>
+              <w:rPr>
+                <w:rFonts w:ascii="Times New Roman" w:hAnsi="Times New Roman" w:cs="Times New Roman"/>
+                <w:b w:val="0"/>
+                <w:bCs w:val="0"/>
+              </w:rPr>
+              <w:t>(20, 3000, “600”)</w:t>
+            </w:r>
+          </w:p>
+        </w:tc>
+        <w:tc>
+          <w:tcPr>
+            <w:cnfStyle w:val="000000000000" w:firstRow="0" w:lastRow="0" w:firstColumn="0" w:lastColumn="0" w:oddVBand="0" w:evenVBand="0" w:oddHBand="0" w:evenHBand="0" w:firstRowFirstColumn="0" w:firstRowLastColumn="0" w:lastRowFirstColumn="0" w:lastRowLastColumn="0"/>
+            <w:tcW w:w="3030" w:type="dxa"/>
+            <w:tcMar/>
+            <w:vAlign w:val="center"/>
+          </w:tcPr>
+          <w:p>
+            <w:pPr>
+              <w:pStyle w:val="Normal"/>
+              <w:jc w:val="center"/>
+              <w:rPr>
+                <w:rFonts w:ascii="Times New Roman" w:hAnsi="Times New Roman" w:eastAsia="Times New Roman" w:cs="Times New Roman"/>
+                <w:b w:val="0"/>
+                <w:bCs w:val="0"/>
+                <w:noProof w:val="0"/>
+                <w:sz w:val="24"/>
+                <w:szCs w:val="24"/>
+                <w:lang w:val="en-US"/>
+              </w:rPr>
+            </w:pPr>
+            <w:r>
+              <w:rPr>
+                <w:rFonts w:ascii="Times New Roman" w:hAnsi="Times New Roman" w:eastAsia="Times New Roman" w:cs="Times New Roman"/>
+                <w:b w:val="0"/>
+                <w:bCs w:val="0"/>
+                <w:noProof w:val="0"/>
+                <w:sz w:val="24"/>
+                <w:szCs w:val="24"/>
+                <w:lang w:val="en-US"/>
+              </w:rPr>
+              <w:t>TypeError</w:t>
+            </w:r>
+          </w:p>
+        </w:tc>
+        <w:tc>
+          <w:tcPr>
+            <w:cnfStyle w:val="000000000000" w:firstRow="0" w:lastRow="0" w:firstColumn="0" w:lastColumn="0" w:oddVBand="0" w:evenVBand="0" w:oddHBand="0" w:evenHBand="0" w:firstRowFirstColumn="0" w:firstRowLastColumn="0" w:lastRowFirstColumn="0" w:lastRowLastColumn="0"/>
+            <w:tcW w:w="3210" w:type="dxa"/>
+            <w:tcMar/>
+            <w:vAlign w:val="center"/>
+          </w:tcPr>
+          <w:p>
+            <w:pPr>
+              <w:pStyle w:val="Normal"/>
+              <w:jc w:val="center"/>
+              <w:rPr>
+                <w:rFonts w:ascii="Times New Roman" w:hAnsi="Times New Roman" w:eastAsia="Times New Roman" w:cs="Times New Roman"/>
+                <w:b w:val="0"/>
+                <w:bCs w:val="0"/>
+                <w:noProof w:val="0"/>
+                <w:sz w:val="24"/>
+                <w:szCs w:val="24"/>
+                <w:lang w:val="en-US"/>
+              </w:rPr>
+            </w:pPr>
+            <w:r>
+              <w:rPr>
+                <w:rFonts w:ascii="Times New Roman" w:hAnsi="Times New Roman" w:eastAsia="Times New Roman" w:cs="Times New Roman"/>
+                <w:b w:val="0"/>
+                <w:bCs w:val="0"/>
+                <w:noProof w:val="0"/>
+                <w:sz w:val="24"/>
+                <w:szCs w:val="24"/>
+                <w:lang w:val="en-US"/>
+              </w:rPr>
+              <w:t>TypeError</w:t>
+            </w:r>
+          </w:p>
+        </w:tc>
+      </w:tr>
+      <w:tr>
+        <w:trPr>
+          <w:trHeight w:val="300"/>
+        </w:trPr>
+        <w:tc>
+          <w:tcPr>
+            <w:cnfStyle w:val="000000000000" w:firstRow="0" w:lastRow="0" w:firstColumn="0" w:lastColumn="0" w:oddVBand="0" w:evenVBand="0" w:oddHBand="0" w:evenHBand="0" w:firstRowFirstColumn="0" w:firstRowLastColumn="0" w:lastRowFirstColumn="0" w:lastRowLastColumn="0"/>
+            <w:tcW w:w="840" w:type="dxa"/>
+            <w:tcMar/>
+            <w:vAlign w:val="center"/>
+          </w:tcPr>
+          <w:p>
+            <w:pPr>
+              <w:pStyle w:val="Normal"/>
+              <w:jc w:val="center"/>
+              <w:rPr>
+                <w:rFonts w:ascii="Times New Roman" w:hAnsi="Times New Roman" w:cs="Times New Roman"/>
+                <w:b w:val="0"/>
+                <w:bCs w:val="0"/>
+              </w:rPr>
+            </w:pPr>
+            <w:r>
+              <w:rPr>
+                <w:rFonts w:ascii="Times New Roman" w:hAnsi="Times New Roman" w:cs="Times New Roman"/>
+                <w:b w:val="0"/>
+                <w:bCs w:val="0"/>
+              </w:rPr>
+              <w:t>4</w:t>
+            </w:r>
+          </w:p>
+        </w:tc>
+        <w:tc>
+          <w:tcPr>
+            <w:cnfStyle w:val="000000000000" w:firstRow="0" w:lastRow="0" w:firstColumn="0" w:lastColumn="0" w:oddVBand="0" w:evenVBand="0" w:oddHBand="0" w:evenHBand="0" w:firstRowFirstColumn="0" w:firstRowLastColumn="0" w:lastRowFirstColumn="0" w:lastRowLastColumn="0"/>
+            <w:tcW w:w="1920" w:type="dxa"/>
+            <w:tcMar/>
+            <w:vAlign w:val="center"/>
+          </w:tcPr>
+          <w:p>
+            <w:pPr>
+              <w:pStyle w:val="Normal"/>
+              <w:jc w:val="center"/>
+            </w:pPr>
+            <w:r>
+              <w:rPr>
+                <w:rFonts w:ascii="Times New Roman" w:hAnsi="Times New Roman" w:eastAsia="Times New Roman" w:cs="Times New Roman"/>
+                <w:noProof w:val="0"/>
+                <w:sz w:val="24"/>
+                <w:szCs w:val="24"/>
+                <w:lang w:val="en-US"/>
+              </w:rPr>
+              <w:t>(17, 3000, 600)</w:t>
+            </w:r>
+          </w:p>
+        </w:tc>
+        <w:tc>
+          <w:tcPr>
+            <w:cnfStyle w:val="000000000000" w:firstRow="0" w:lastRow="0" w:firstColumn="0" w:lastColumn="0" w:oddVBand="0" w:evenVBand="0" w:oddHBand="0" w:evenHBand="0" w:firstRowFirstColumn="0" w:firstRowLastColumn="0" w:lastRowFirstColumn="0" w:lastRowLastColumn="0"/>
+            <w:tcW w:w="3030" w:type="dxa"/>
+            <w:tcMar/>
+            <w:vAlign w:val="center"/>
+          </w:tcPr>
+          <w:p>
+            <w:pPr>
+              <w:pStyle w:val="Normal"/>
+              <w:jc w:val="center"/>
+            </w:pPr>
+            <w:r>
+              <w:rPr>
+                <w:rFonts w:ascii="Times New Roman" w:hAnsi="Times New Roman" w:eastAsia="Times New Roman" w:cs="Times New Roman"/>
+                <w:noProof w:val="0"/>
+                <w:sz w:val="24"/>
+                <w:szCs w:val="24"/>
+                <w:lang w:val="en-US"/>
+              </w:rPr>
+              <w:t>Respins: Varsta neadecvata</w:t>
+            </w:r>
+          </w:p>
+        </w:tc>
+        <w:tc>
+          <w:tcPr>
+            <w:cnfStyle w:val="000000000000" w:firstRow="0" w:lastRow="0" w:firstColumn="0" w:lastColumn="0" w:oddVBand="0" w:evenVBand="0" w:oddHBand="0" w:evenHBand="0" w:firstRowFirstColumn="0" w:firstRowLastColumn="0" w:lastRowFirstColumn="0" w:lastRowLastColumn="0"/>
+            <w:tcW w:w="3210" w:type="dxa"/>
+            <w:tcMar/>
+            <w:vAlign w:val="center"/>
+          </w:tcPr>
+          <w:p>
+            <w:pPr>
+              <w:pStyle w:val="Normal"/>
+              <w:jc w:val="center"/>
+            </w:pPr>
+            <w:r>
+              <w:rPr>
+                <w:rFonts w:ascii="Times New Roman" w:hAnsi="Times New Roman" w:eastAsia="Times New Roman" w:cs="Times New Roman"/>
+                <w:noProof w:val="0"/>
+                <w:sz w:val="24"/>
+                <w:szCs w:val="24"/>
+                <w:lang w:val="en-US"/>
+              </w:rPr>
+              <w:t>Respins: Varsta neadecvata</w:t>
+            </w:r>
+          </w:p>
+        </w:tc>
+      </w:tr>
+      <w:tr>
+        <w:trPr>
+          <w:trHeight w:val="300"/>
+        </w:trPr>
+        <w:tc>
+          <w:tcPr>
+            <w:cnfStyle w:val="000000000000" w:firstRow="0" w:lastRow="0" w:firstColumn="0" w:lastColumn="0" w:oddVBand="0" w:evenVBand="0" w:oddHBand="0" w:evenHBand="0" w:firstRowFirstColumn="0" w:firstRowLastColumn="0" w:lastRowFirstColumn="0" w:lastRowLastColumn="0"/>
+            <w:tcW w:w="840" w:type="dxa"/>
+            <w:tcMar/>
+            <w:vAlign w:val="center"/>
+          </w:tcPr>
+          <w:p>
+            <w:pPr>
+              <w:pStyle w:val="Normal"/>
+              <w:jc w:val="center"/>
+              <w:rPr>
+                <w:rFonts w:ascii="Times New Roman" w:hAnsi="Times New Roman" w:cs="Times New Roman"/>
+                <w:b w:val="0"/>
+                <w:bCs w:val="0"/>
+              </w:rPr>
+            </w:pPr>
+            <w:r>
+              <w:rPr>
+                <w:rFonts w:ascii="Times New Roman" w:hAnsi="Times New Roman" w:cs="Times New Roman"/>
+                <w:b w:val="0"/>
+                <w:bCs w:val="0"/>
+              </w:rPr>
+              <w:t>5</w:t>
+            </w:r>
+          </w:p>
+        </w:tc>
+        <w:tc>
+          <w:tcPr>
+            <w:cnfStyle w:val="000000000000" w:firstRow="0" w:lastRow="0" w:firstColumn="0" w:lastColumn="0" w:oddVBand="0" w:evenVBand="0" w:oddHBand="0" w:evenHBand="0" w:firstRowFirstColumn="0" w:firstRowLastColumn="0" w:lastRowFirstColumn="0" w:lastRowLastColumn="0"/>
+            <w:tcW w:w="1920" w:type="dxa"/>
+            <w:tcMar/>
+            <w:vAlign w:val="center"/>
+          </w:tcPr>
+          <w:p>
+            <w:pPr>
+              <w:pStyle w:val="Normal"/>
+              <w:jc w:val="center"/>
+            </w:pPr>
+            <w:r>
+              <w:rPr>
+                <w:rFonts w:ascii="Times New Roman" w:hAnsi="Times New Roman" w:eastAsia="Times New Roman" w:cs="Times New Roman"/>
+                <w:noProof w:val="0"/>
+                <w:sz w:val="24"/>
+                <w:szCs w:val="24"/>
+                <w:lang w:val="en-US"/>
+              </w:rPr>
+              <w:t>(18, 3000, 600)</w:t>
+            </w:r>
+          </w:p>
+        </w:tc>
+        <w:tc>
+          <w:tcPr>
+            <w:cnfStyle w:val="000000000000" w:firstRow="0" w:lastRow="0" w:firstColumn="0" w:lastColumn="0" w:oddVBand="0" w:evenVBand="0" w:oddHBand="0" w:evenHBand="0" w:firstRowFirstColumn="0" w:firstRowLastColumn="0" w:lastRowFirstColumn="0" w:lastRowLastColumn="0"/>
+            <w:tcW w:w="3030" w:type="dxa"/>
+            <w:tcMar/>
+            <w:vAlign w:val="center"/>
+          </w:tcPr>
+          <w:p>
+            <w:pPr>
+              <w:pStyle w:val="Normal"/>
+              <w:jc w:val="center"/>
+            </w:pPr>
+            <w:r>
+              <w:rPr>
+                <w:rFonts w:ascii="Times New Roman" w:hAnsi="Times New Roman" w:eastAsia="Times New Roman" w:cs="Times New Roman"/>
+                <w:noProof w:val="0"/>
+                <w:sz w:val="24"/>
+                <w:szCs w:val="24"/>
+                <w:lang w:val="en-US"/>
+              </w:rPr>
+              <w:t>Aprobat: Conditii Standard</w:t>
+            </w:r>
+          </w:p>
+        </w:tc>
+        <w:tc>
+          <w:tcPr>
+            <w:cnfStyle w:val="000000000000" w:firstRow="0" w:lastRow="0" w:firstColumn="0" w:lastColumn="0" w:oddVBand="0" w:evenVBand="0" w:oddHBand="0" w:evenHBand="0" w:firstRowFirstColumn="0" w:firstRowLastColumn="0" w:lastRowFirstColumn="0" w:lastRowLastColumn="0"/>
+            <w:tcW w:w="3210" w:type="dxa"/>
+            <w:tcMar/>
+            <w:vAlign w:val="center"/>
+          </w:tcPr>
+          <w:p>
+            <w:pPr>
+              <w:pStyle w:val="Normal"/>
+              <w:jc w:val="center"/>
+            </w:pPr>
+            <w:r>
+              <w:rPr>
+                <w:rFonts w:ascii="Times New Roman" w:hAnsi="Times New Roman" w:eastAsia="Times New Roman" w:cs="Times New Roman"/>
+                <w:noProof w:val="0"/>
+                <w:sz w:val="24"/>
+                <w:szCs w:val="24"/>
+                <w:lang w:val="en-US"/>
+              </w:rPr>
+              <w:t>Aprobat: Conditii Standard</w:t>
+            </w:r>
+          </w:p>
+        </w:tc>
+      </w:tr>
+      <w:tr>
+        <w:trPr>
+          <w:trHeight w:val="300"/>
+        </w:trPr>
+        <w:tc>
+          <w:tcPr>
+            <w:cnfStyle w:val="000000000000" w:firstRow="0" w:lastRow="0" w:firstColumn="0" w:lastColumn="0" w:oddVBand="0" w:evenVBand="0" w:oddHBand="0" w:evenHBand="0" w:firstRowFirstColumn="0" w:firstRowLastColumn="0" w:lastRowFirstColumn="0" w:lastRowLastColumn="0"/>
+            <w:tcW w:w="840" w:type="dxa"/>
+            <w:tcMar/>
+            <w:vAlign w:val="center"/>
+          </w:tcPr>
+          <w:p>
+            <w:pPr>
+              <w:pStyle w:val="Normal"/>
+              <w:jc w:val="center"/>
+              <w:rPr>
+                <w:rFonts w:ascii="Times New Roman" w:hAnsi="Times New Roman" w:cs="Times New Roman"/>
+                <w:b w:val="0"/>
+                <w:bCs w:val="0"/>
+              </w:rPr>
+            </w:pPr>
+            <w:r>
+              <w:rPr>
+                <w:rFonts w:ascii="Times New Roman" w:hAnsi="Times New Roman" w:cs="Times New Roman"/>
+                <w:b w:val="0"/>
+                <w:bCs w:val="0"/>
+              </w:rPr>
+              <w:t>6</w:t>
+            </w:r>
+          </w:p>
+        </w:tc>
+        <w:tc>
+          <w:tcPr>
+            <w:cnfStyle w:val="000000000000" w:firstRow="0" w:lastRow="0" w:firstColumn="0" w:lastColumn="0" w:oddVBand="0" w:evenVBand="0" w:oddHBand="0" w:evenHBand="0" w:firstRowFirstColumn="0" w:firstRowLastColumn="0" w:lastRowFirstColumn="0" w:lastRowLastColumn="0"/>
+            <w:tcW w:w="1920" w:type="dxa"/>
+            <w:tcMar/>
+            <w:vAlign w:val="center"/>
+          </w:tcPr>
+          <w:p>
+            <w:pPr>
+              <w:pStyle w:val="Normal"/>
+              <w:jc w:val="center"/>
+            </w:pPr>
+            <w:r>
+              <w:rPr>
+                <w:rFonts w:ascii="Times New Roman" w:hAnsi="Times New Roman" w:eastAsia="Times New Roman" w:cs="Times New Roman"/>
+                <w:noProof w:val="0"/>
+                <w:sz w:val="24"/>
+                <w:szCs w:val="24"/>
+                <w:lang w:val="en-US"/>
+              </w:rPr>
+              <w:t>(65, 3000, 600)</w:t>
+            </w:r>
+          </w:p>
+        </w:tc>
+        <w:tc>
+          <w:tcPr>
+            <w:cnfStyle w:val="000000000000" w:firstRow="0" w:lastRow="0" w:firstColumn="0" w:lastColumn="0" w:oddVBand="0" w:evenVBand="0" w:oddHBand="0" w:evenHBand="0" w:firstRowFirstColumn="0" w:firstRowLastColumn="0" w:lastRowFirstColumn="0" w:lastRowLastColumn="0"/>
+            <w:tcW w:w="3030" w:type="dxa"/>
+            <w:tcMar/>
+            <w:vAlign w:val="center"/>
+          </w:tcPr>
+          <w:p>
+            <w:pPr>
+              <w:pStyle w:val="Normal"/>
+              <w:jc w:val="center"/>
+            </w:pPr>
+            <w:r>
+              <w:rPr>
+                <w:rFonts w:ascii="Times New Roman" w:hAnsi="Times New Roman" w:eastAsia="Times New Roman" w:cs="Times New Roman"/>
+                <w:noProof w:val="0"/>
+                <w:sz w:val="24"/>
+                <w:szCs w:val="24"/>
+                <w:lang w:val="en-US"/>
+              </w:rPr>
+              <w:t>Aprobat: Conditii Standard</w:t>
+            </w:r>
+          </w:p>
+        </w:tc>
+        <w:tc>
+          <w:tcPr>
+            <w:cnfStyle w:val="000000000000" w:firstRow="0" w:lastRow="0" w:firstColumn="0" w:lastColumn="0" w:oddVBand="0" w:evenVBand="0" w:oddHBand="0" w:evenHBand="0" w:firstRowFirstColumn="0" w:firstRowLastColumn="0" w:lastRowFirstColumn="0" w:lastRowLastColumn="0"/>
+            <w:tcW w:w="3210" w:type="dxa"/>
+            <w:tcMar/>
+            <w:vAlign w:val="center"/>
+          </w:tcPr>
+          <w:p>
+            <w:pPr>
+              <w:pStyle w:val="Normal"/>
+              <w:jc w:val="center"/>
+            </w:pPr>
+            <w:r>
+              <w:rPr>
+                <w:rFonts w:ascii="Times New Roman" w:hAnsi="Times New Roman" w:eastAsia="Times New Roman" w:cs="Times New Roman"/>
+                <w:noProof w:val="0"/>
+                <w:sz w:val="24"/>
+                <w:szCs w:val="24"/>
+                <w:lang w:val="en-US"/>
+              </w:rPr>
+              <w:t>Aprobat: Conditii Standard</w:t>
+            </w:r>
+          </w:p>
+        </w:tc>
+      </w:tr>
+      <w:tr>
+        <w:trPr>
+          <w:trHeight w:val="300"/>
+        </w:trPr>
+        <w:tc>
+          <w:tcPr>
+            <w:cnfStyle w:val="000000000000" w:firstRow="0" w:lastRow="0" w:firstColumn="0" w:lastColumn="0" w:oddVBand="0" w:evenVBand="0" w:oddHBand="0" w:evenHBand="0" w:firstRowFirstColumn="0" w:firstRowLastColumn="0" w:lastRowFirstColumn="0" w:lastRowLastColumn="0"/>
+            <w:tcW w:w="840" w:type="dxa"/>
+            <w:tcMar/>
+            <w:vAlign w:val="center"/>
+          </w:tcPr>
+          <w:p>
+            <w:pPr>
+              <w:pStyle w:val="Normal"/>
+              <w:jc w:val="center"/>
+              <w:rPr>
+                <w:rFonts w:ascii="Times New Roman" w:hAnsi="Times New Roman" w:cs="Times New Roman"/>
+                <w:b w:val="0"/>
+                <w:bCs w:val="0"/>
+              </w:rPr>
+            </w:pPr>
+            <w:r>
+              <w:rPr>
+                <w:rFonts w:ascii="Times New Roman" w:hAnsi="Times New Roman" w:cs="Times New Roman"/>
+                <w:b w:val="0"/>
+                <w:bCs w:val="0"/>
+              </w:rPr>
+              <w:t>7</w:t>
+            </w:r>
+          </w:p>
+        </w:tc>
+        <w:tc>
+          <w:tcPr>
+            <w:cnfStyle w:val="000000000000" w:firstRow="0" w:lastRow="0" w:firstColumn="0" w:lastColumn="0" w:oddVBand="0" w:evenVBand="0" w:oddHBand="0" w:evenHBand="0" w:firstRowFirstColumn="0" w:firstRowLastColumn="0" w:lastRowFirstColumn="0" w:lastRowLastColumn="0"/>
+            <w:tcW w:w="1920" w:type="dxa"/>
+            <w:tcMar/>
+            <w:vAlign w:val="center"/>
+          </w:tcPr>
+          <w:p>
+            <w:pPr>
+              <w:pStyle w:val="Normal"/>
+              <w:jc w:val="center"/>
+            </w:pPr>
+            <w:r>
+              <w:rPr>
+                <w:rFonts w:ascii="Times New Roman" w:hAnsi="Times New Roman" w:eastAsia="Times New Roman" w:cs="Times New Roman"/>
+                <w:noProof w:val="0"/>
+                <w:sz w:val="24"/>
+                <w:szCs w:val="24"/>
+                <w:lang w:val="en-US"/>
+              </w:rPr>
+              <w:t>(66, 3000, 600)</w:t>
+            </w:r>
+          </w:p>
+        </w:tc>
+        <w:tc>
+          <w:tcPr>
+            <w:cnfStyle w:val="000000000000" w:firstRow="0" w:lastRow="0" w:firstColumn="0" w:lastColumn="0" w:oddVBand="0" w:evenVBand="0" w:oddHBand="0" w:evenHBand="0" w:firstRowFirstColumn="0" w:firstRowLastColumn="0" w:lastRowFirstColumn="0" w:lastRowLastColumn="0"/>
+            <w:tcW w:w="3030" w:type="dxa"/>
+            <w:tcMar/>
+            <w:vAlign w:val="center"/>
+          </w:tcPr>
+          <w:p>
+            <w:pPr>
+              <w:pStyle w:val="Normal"/>
+              <w:jc w:val="center"/>
+            </w:pPr>
+            <w:r>
+              <w:rPr>
+                <w:rFonts w:ascii="Times New Roman" w:hAnsi="Times New Roman" w:eastAsia="Times New Roman" w:cs="Times New Roman"/>
+                <w:noProof w:val="0"/>
+                <w:sz w:val="24"/>
+                <w:szCs w:val="24"/>
+                <w:lang w:val="en-US"/>
+              </w:rPr>
+              <w:t>Respins: Varsta neadecvata</w:t>
+            </w:r>
+          </w:p>
+        </w:tc>
+        <w:tc>
+          <w:tcPr>
+            <w:cnfStyle w:val="000000000000" w:firstRow="0" w:lastRow="0" w:firstColumn="0" w:lastColumn="0" w:oddVBand="0" w:evenVBand="0" w:oddHBand="0" w:evenHBand="0" w:firstRowFirstColumn="0" w:firstRowLastColumn="0" w:lastRowFirstColumn="0" w:lastRowLastColumn="0"/>
+            <w:tcW w:w="3210" w:type="dxa"/>
+            <w:tcMar/>
+            <w:vAlign w:val="center"/>
+          </w:tcPr>
+          <w:p>
+            <w:pPr>
+              <w:pStyle w:val="Normal"/>
+              <w:jc w:val="center"/>
+            </w:pPr>
+            <w:r>
+              <w:rPr>
+                <w:rFonts w:ascii="Times New Roman" w:hAnsi="Times New Roman" w:eastAsia="Times New Roman" w:cs="Times New Roman"/>
+                <w:noProof w:val="0"/>
+                <w:sz w:val="24"/>
+                <w:szCs w:val="24"/>
+                <w:lang w:val="en-US"/>
+              </w:rPr>
+              <w:t>Respins: Varsta neadecvata</w:t>
+            </w:r>
+          </w:p>
+        </w:tc>
+      </w:tr>
+      <w:tr>
+        <w:trPr>
+          <w:trHeight w:val="300"/>
+        </w:trPr>
+        <w:tc>
+          <w:tcPr>
+            <w:cnfStyle w:val="000000000000" w:firstRow="0" w:lastRow="0" w:firstColumn="0" w:lastColumn="0" w:oddVBand="0" w:evenVBand="0" w:oddHBand="0" w:evenHBand="0" w:firstRowFirstColumn="0" w:firstRowLastColumn="0" w:lastRowFirstColumn="0" w:lastRowLastColumn="0"/>
+            <w:tcW w:w="840" w:type="dxa"/>
+            <w:tcMar/>
+            <w:vAlign w:val="center"/>
+          </w:tcPr>
+          <w:p>
+            <w:pPr>
+              <w:pStyle w:val="Normal"/>
+              <w:jc w:val="center"/>
+              <w:rPr>
+                <w:rFonts w:ascii="Times New Roman" w:hAnsi="Times New Roman" w:cs="Times New Roman"/>
+                <w:b w:val="0"/>
+                <w:bCs w:val="0"/>
+              </w:rPr>
+            </w:pPr>
+            <w:r>
+              <w:rPr>
+                <w:rFonts w:ascii="Times New Roman" w:hAnsi="Times New Roman" w:cs="Times New Roman"/>
+                <w:b w:val="0"/>
+                <w:bCs w:val="0"/>
+              </w:rPr>
+              <w:t>8</w:t>
+            </w:r>
+          </w:p>
+        </w:tc>
+        <w:tc>
+          <w:tcPr>
+            <w:cnfStyle w:val="000000000000" w:firstRow="0" w:lastRow="0" w:firstColumn="0" w:lastColumn="0" w:oddVBand="0" w:evenVBand="0" w:oddHBand="0" w:evenHBand="0" w:firstRowFirstColumn="0" w:firstRowLastColumn="0" w:lastRowFirstColumn="0" w:lastRowLastColumn="0"/>
+            <w:tcW w:w="1920" w:type="dxa"/>
+            <w:tcMar/>
+            <w:vAlign w:val="center"/>
+          </w:tcPr>
+          <w:p>
+            <w:pPr>
+              <w:pStyle w:val="Normal"/>
+              <w:jc w:val="center"/>
+            </w:pPr>
+            <w:r>
+              <w:rPr>
+                <w:rFonts w:ascii="Times New Roman" w:hAnsi="Times New Roman" w:eastAsia="Times New Roman" w:cs="Times New Roman"/>
+                <w:noProof w:val="0"/>
+                <w:sz w:val="24"/>
+                <w:szCs w:val="24"/>
+                <w:lang w:val="en-US"/>
+              </w:rPr>
+              <w:t>(30, 1999, 700)</w:t>
+            </w:r>
+          </w:p>
+        </w:tc>
+        <w:tc>
+          <w:tcPr>
+            <w:cnfStyle w:val="000000000000" w:firstRow="0" w:lastRow="0" w:firstColumn="0" w:lastColumn="0" w:oddVBand="0" w:evenVBand="0" w:oddHBand="0" w:evenHBand="0" w:firstRowFirstColumn="0" w:firstRowLastColumn="0" w:lastRowFirstColumn="0" w:lastRowLastColumn="0"/>
+            <w:tcW w:w="3030" w:type="dxa"/>
+            <w:tcMar/>
+            <w:vAlign w:val="center"/>
+          </w:tcPr>
+          <w:p>
+            <w:pPr>
+              <w:pStyle w:val="Normal"/>
+              <w:jc w:val="center"/>
+            </w:pPr>
+            <w:r>
+              <w:rPr>
+                <w:rFonts w:ascii="Times New Roman" w:hAnsi="Times New Roman" w:eastAsia="Times New Roman" w:cs="Times New Roman"/>
+                <w:noProof w:val="0"/>
+                <w:sz w:val="24"/>
+                <w:szCs w:val="24"/>
+                <w:lang w:val="en-US"/>
+              </w:rPr>
+              <w:t>Respins: Scor sau venit insuficient</w:t>
+            </w:r>
+          </w:p>
+        </w:tc>
+        <w:tc>
+          <w:tcPr>
+            <w:cnfStyle w:val="000000000000" w:firstRow="0" w:lastRow="0" w:firstColumn="0" w:lastColumn="0" w:oddVBand="0" w:evenVBand="0" w:oddHBand="0" w:evenHBand="0" w:firstRowFirstColumn="0" w:firstRowLastColumn="0" w:lastRowFirstColumn="0" w:lastRowLastColumn="0"/>
+            <w:tcW w:w="3210" w:type="dxa"/>
+            <w:tcMar/>
+            <w:vAlign w:val="center"/>
+          </w:tcPr>
+          <w:p>
+            <w:pPr>
+              <w:pStyle w:val="Normal"/>
+              <w:jc w:val="center"/>
+            </w:pPr>
+            <w:r>
+              <w:rPr>
+                <w:rFonts w:ascii="Times New Roman" w:hAnsi="Times New Roman" w:eastAsia="Times New Roman" w:cs="Times New Roman"/>
+                <w:noProof w:val="0"/>
+                <w:sz w:val="24"/>
+                <w:szCs w:val="24"/>
+                <w:lang w:val="en-US"/>
+              </w:rPr>
+              <w:t>Respins: Scor sau venit insuficient</w:t>
+            </w:r>
+          </w:p>
+        </w:tc>
+      </w:tr>
+      <w:tr>
+        <w:trPr>
+          <w:trHeight w:val="300"/>
+        </w:trPr>
+        <w:tc>
+          <w:tcPr>
+            <w:cnfStyle w:val="000000000000" w:firstRow="0" w:lastRow="0" w:firstColumn="0" w:lastColumn="0" w:oddVBand="0" w:evenVBand="0" w:oddHBand="0" w:evenHBand="0" w:firstRowFirstColumn="0" w:firstRowLastColumn="0" w:lastRowFirstColumn="0" w:lastRowLastColumn="0"/>
+            <w:tcW w:w="840" w:type="dxa"/>
+            <w:tcMar/>
+            <w:vAlign w:val="center"/>
+          </w:tcPr>
+          <w:p>
+            <w:pPr>
+              <w:pStyle w:val="Normal"/>
+              <w:jc w:val="center"/>
+              <w:rPr>
+                <w:rFonts w:ascii="Times New Roman" w:hAnsi="Times New Roman" w:cs="Times New Roman"/>
+                <w:b w:val="0"/>
+                <w:bCs w:val="0"/>
+              </w:rPr>
+            </w:pPr>
+            <w:r>
+              <w:rPr>
+                <w:rFonts w:ascii="Times New Roman" w:hAnsi="Times New Roman" w:cs="Times New Roman"/>
+                <w:b w:val="0"/>
+                <w:bCs w:val="0"/>
+              </w:rPr>
+              <w:t>9</w:t>
+            </w:r>
+          </w:p>
+        </w:tc>
+        <w:tc>
+          <w:tcPr>
+            <w:cnfStyle w:val="000000000000" w:firstRow="0" w:lastRow="0" w:firstColumn="0" w:lastColumn="0" w:oddVBand="0" w:evenVBand="0" w:oddHBand="0" w:evenHBand="0" w:firstRowFirstColumn="0" w:firstRowLastColumn="0" w:lastRowFirstColumn="0" w:lastRowLastColumn="0"/>
+            <w:tcW w:w="1920" w:type="dxa"/>
+            <w:tcMar/>
+            <w:vAlign w:val="center"/>
+          </w:tcPr>
+          <w:p>
+            <w:pPr>
+              <w:pStyle w:val="Normal"/>
+              <w:jc w:val="center"/>
+            </w:pPr>
+            <w:r>
+              <w:rPr>
+                <w:rFonts w:ascii="Times New Roman" w:hAnsi="Times New Roman" w:eastAsia="Times New Roman" w:cs="Times New Roman"/>
+                <w:noProof w:val="0"/>
+                <w:sz w:val="24"/>
+                <w:szCs w:val="24"/>
+                <w:lang w:val="en-US"/>
+              </w:rPr>
+              <w:t>(30, 3000, 500)</w:t>
+            </w:r>
+          </w:p>
+        </w:tc>
+        <w:tc>
+          <w:tcPr>
+            <w:cnfStyle w:val="000000000000" w:firstRow="0" w:lastRow="0" w:firstColumn="0" w:lastColumn="0" w:oddVBand="0" w:evenVBand="0" w:oddHBand="0" w:evenHBand="0" w:firstRowFirstColumn="0" w:firstRowLastColumn="0" w:lastRowFirstColumn="0" w:lastRowLastColumn="0"/>
+            <w:tcW w:w="3030" w:type="dxa"/>
+            <w:tcMar/>
+            <w:vAlign w:val="center"/>
+          </w:tcPr>
+          <w:p>
+            <w:pPr>
+              <w:pStyle w:val="Normal"/>
+              <w:jc w:val="center"/>
+            </w:pPr>
+            <w:r>
+              <w:rPr>
+                <w:rFonts w:ascii="Times New Roman" w:hAnsi="Times New Roman" w:eastAsia="Times New Roman" w:cs="Times New Roman"/>
+                <w:noProof w:val="0"/>
+                <w:sz w:val="24"/>
+                <w:szCs w:val="24"/>
+                <w:lang w:val="en-US"/>
+              </w:rPr>
+              <w:t>Respins: Scor sau venit insuficient</w:t>
+            </w:r>
+          </w:p>
+        </w:tc>
+        <w:tc>
+          <w:tcPr>
+            <w:cnfStyle w:val="000000000000" w:firstRow="0" w:lastRow="0" w:firstColumn="0" w:lastColumn="0" w:oddVBand="0" w:evenVBand="0" w:oddHBand="0" w:evenHBand="0" w:firstRowFirstColumn="0" w:firstRowLastColumn="0" w:lastRowFirstColumn="0" w:lastRowLastColumn="0"/>
+            <w:tcW w:w="3210" w:type="dxa"/>
+            <w:tcMar/>
+            <w:vAlign w:val="center"/>
+          </w:tcPr>
+          <w:p>
+            <w:pPr>
+              <w:pStyle w:val="Normal"/>
+              <w:jc w:val="center"/>
+            </w:pPr>
+            <w:r>
+              <w:rPr>
+                <w:rFonts w:ascii="Times New Roman" w:hAnsi="Times New Roman" w:eastAsia="Times New Roman" w:cs="Times New Roman"/>
+                <w:noProof w:val="0"/>
+                <w:sz w:val="24"/>
+                <w:szCs w:val="24"/>
+                <w:lang w:val="en-US"/>
+              </w:rPr>
+              <w:t>Respins: Scor sau venit insuficient</w:t>
+            </w:r>
+          </w:p>
+        </w:tc>
+      </w:tr>
+      <w:tr>
+        <w:trPr>
+          <w:trHeight w:val="300"/>
+        </w:trPr>
+        <w:tc>
+          <w:tcPr>
+            <w:cnfStyle w:val="000000000000" w:firstRow="0" w:lastRow="0" w:firstColumn="0" w:lastColumn="0" w:oddVBand="0" w:evenVBand="0" w:oddHBand="0" w:evenHBand="0" w:firstRowFirstColumn="0" w:firstRowLastColumn="0" w:lastRowFirstColumn="0" w:lastRowLastColumn="0"/>
+            <w:tcW w:w="840" w:type="dxa"/>
+            <w:tcMar/>
+            <w:vAlign w:val="center"/>
+          </w:tcPr>
+          <w:p>
+            <w:pPr>
+              <w:pStyle w:val="Normal"/>
+              <w:jc w:val="center"/>
+              <w:rPr>
+                <w:rFonts w:ascii="Times New Roman" w:hAnsi="Times New Roman" w:cs="Times New Roman"/>
+                <w:b w:val="0"/>
+                <w:bCs w:val="0"/>
+              </w:rPr>
+            </w:pPr>
+            <w:r>
+              <w:rPr>
+                <w:rFonts w:ascii="Times New Roman" w:hAnsi="Times New Roman" w:cs="Times New Roman"/>
+                <w:b w:val="0"/>
+                <w:bCs w:val="0"/>
+              </w:rPr>
+              <w:t>10</w:t>
+            </w:r>
+          </w:p>
+        </w:tc>
+        <w:tc>
+          <w:tcPr>
+            <w:cnfStyle w:val="000000000000" w:firstRow="0" w:lastRow="0" w:firstColumn="0" w:lastColumn="0" w:oddVBand="0" w:evenVBand="0" w:oddHBand="0" w:evenHBand="0" w:firstRowFirstColumn="0" w:firstRowLastColumn="0" w:lastRowFirstColumn="0" w:lastRowLastColumn="0"/>
+            <w:tcW w:w="1920" w:type="dxa"/>
+            <w:tcMar/>
+            <w:vAlign w:val="center"/>
+          </w:tcPr>
+          <w:p>
+            <w:pPr>
+              <w:pStyle w:val="Normal"/>
+              <w:jc w:val="center"/>
+            </w:pPr>
+            <w:r>
+              <w:rPr>
+                <w:rFonts w:ascii="Times New Roman" w:hAnsi="Times New Roman" w:eastAsia="Times New Roman" w:cs="Times New Roman"/>
+                <w:noProof w:val="0"/>
+                <w:sz w:val="24"/>
+                <w:szCs w:val="24"/>
+                <w:lang w:val="en-US"/>
+              </w:rPr>
+              <w:t>(30, 1500, 900)</w:t>
+            </w:r>
+          </w:p>
+        </w:tc>
+        <w:tc>
+          <w:tcPr>
+            <w:cnfStyle w:val="000000000000" w:firstRow="0" w:lastRow="0" w:firstColumn="0" w:lastColumn="0" w:oddVBand="0" w:evenVBand="0" w:oddHBand="0" w:evenHBand="0" w:firstRowFirstColumn="0" w:firstRowLastColumn="0" w:lastRowFirstColumn="0" w:lastRowLastColumn="0"/>
+            <w:tcW w:w="3030" w:type="dxa"/>
+            <w:tcMar/>
+            <w:vAlign w:val="center"/>
+          </w:tcPr>
+          <w:p>
+            <w:pPr>
+              <w:pStyle w:val="Normal"/>
+              <w:jc w:val="center"/>
+            </w:pPr>
+            <w:r>
+              <w:rPr>
+                <w:rFonts w:ascii="Times New Roman" w:hAnsi="Times New Roman" w:eastAsia="Times New Roman" w:cs="Times New Roman"/>
+                <w:noProof w:val="0"/>
+                <w:sz w:val="24"/>
+                <w:szCs w:val="24"/>
+                <w:lang w:val="en-US"/>
+              </w:rPr>
+              <w:t>Respins: Scor sau venit insuficient</w:t>
+            </w:r>
+          </w:p>
+        </w:tc>
+        <w:tc>
+          <w:tcPr>
+            <w:cnfStyle w:val="000000000000" w:firstRow="0" w:lastRow="0" w:firstColumn="0" w:lastColumn="0" w:oddVBand="0" w:evenVBand="0" w:oddHBand="0" w:evenHBand="0" w:firstRowFirstColumn="0" w:firstRowLastColumn="0" w:lastRowFirstColumn="0" w:lastRowLastColumn="0"/>
+            <w:tcW w:w="3210" w:type="dxa"/>
+            <w:tcMar/>
+            <w:vAlign w:val="center"/>
+          </w:tcPr>
+          <w:p>
+            <w:pPr>
+              <w:pStyle w:val="Normal"/>
+              <w:jc w:val="center"/>
+            </w:pPr>
+            <w:r>
+              <w:rPr>
+                <w:rFonts w:ascii="Times New Roman" w:hAnsi="Times New Roman" w:eastAsia="Times New Roman" w:cs="Times New Roman"/>
+                <w:noProof w:val="0"/>
+                <w:sz w:val="24"/>
+                <w:szCs w:val="24"/>
+                <w:lang w:val="en-US"/>
+              </w:rPr>
+              <w:t>Respins: Scor sau venit insuficient</w:t>
+            </w:r>
+          </w:p>
+        </w:tc>
+      </w:tr>
+      <w:tr>
+        <w:trPr>
+          <w:trHeight w:val="300"/>
+        </w:trPr>
+        <w:tc>
+          <w:tcPr>
+            <w:cnfStyle w:val="000000000000" w:firstRow="0" w:lastRow="0" w:firstColumn="0" w:lastColumn="0" w:oddVBand="0" w:evenVBand="0" w:oddHBand="0" w:evenHBand="0" w:firstRowFirstColumn="0" w:firstRowLastColumn="0" w:lastRowFirstColumn="0" w:lastRowLastColumn="0"/>
+            <w:tcW w:w="840" w:type="dxa"/>
+            <w:tcMar/>
+            <w:vAlign w:val="center"/>
+          </w:tcPr>
+          <w:p>
+            <w:pPr>
+              <w:pStyle w:val="Normal"/>
+              <w:jc w:val="center"/>
+              <w:rPr>
+                <w:rFonts w:ascii="Times New Roman" w:hAnsi="Times New Roman" w:cs="Times New Roman"/>
+                <w:b w:val="0"/>
+                <w:bCs w:val="0"/>
+              </w:rPr>
+            </w:pPr>
+            <w:r>
+              <w:rPr>
+                <w:rFonts w:ascii="Times New Roman" w:hAnsi="Times New Roman" w:cs="Times New Roman"/>
+                <w:b w:val="0"/>
+                <w:bCs w:val="0"/>
+              </w:rPr>
+              <w:t>11</w:t>
+            </w:r>
+          </w:p>
+        </w:tc>
+        <w:tc>
+          <w:tcPr>
+            <w:cnfStyle w:val="000000000000" w:firstRow="0" w:lastRow="0" w:firstColumn="0" w:lastColumn="0" w:oddVBand="0" w:evenVBand="0" w:oddHBand="0" w:evenHBand="0" w:firstRowFirstColumn="0" w:firstRowLastColumn="0" w:lastRowFirstColumn="0" w:lastRowLastColumn="0"/>
+            <w:tcW w:w="1920" w:type="dxa"/>
+            <w:tcMar/>
+            <w:vAlign w:val="center"/>
+          </w:tcPr>
+          <w:p>
+            <w:pPr>
+              <w:pStyle w:val="Normal"/>
+              <w:jc w:val="center"/>
+            </w:pPr>
+            <w:r>
+              <w:rPr>
+                <w:rFonts w:ascii="Times New Roman" w:hAnsi="Times New Roman" w:eastAsia="Times New Roman" w:cs="Times New Roman"/>
+                <w:noProof w:val="0"/>
+                <w:sz w:val="24"/>
+                <w:szCs w:val="24"/>
+                <w:lang w:val="en-US"/>
+              </w:rPr>
+              <w:t>(30, 2000, 501)</w:t>
+            </w:r>
+          </w:p>
+        </w:tc>
+        <w:tc>
+          <w:tcPr>
+            <w:cnfStyle w:val="000000000000" w:firstRow="0" w:lastRow="0" w:firstColumn="0" w:lastColumn="0" w:oddVBand="0" w:evenVBand="0" w:oddHBand="0" w:evenHBand="0" w:firstRowFirstColumn="0" w:firstRowLastColumn="0" w:lastRowFirstColumn="0" w:lastRowLastColumn="0"/>
+            <w:tcW w:w="3030" w:type="dxa"/>
+            <w:tcMar/>
+            <w:vAlign w:val="center"/>
+          </w:tcPr>
+          <w:p>
+            <w:pPr>
+              <w:pStyle w:val="Normal"/>
+              <w:jc w:val="center"/>
+            </w:pPr>
+            <w:r>
+              <w:rPr>
+                <w:rFonts w:ascii="Times New Roman" w:hAnsi="Times New Roman" w:eastAsia="Times New Roman" w:cs="Times New Roman"/>
+                <w:noProof w:val="0"/>
+                <w:sz w:val="24"/>
+                <w:szCs w:val="24"/>
+                <w:lang w:val="en-US"/>
+              </w:rPr>
+              <w:t>Aprobat: Conditii Standard</w:t>
+            </w:r>
+          </w:p>
+        </w:tc>
+        <w:tc>
+          <w:tcPr>
+            <w:cnfStyle w:val="000000000000" w:firstRow="0" w:lastRow="0" w:firstColumn="0" w:lastColumn="0" w:oddVBand="0" w:evenVBand="0" w:oddHBand="0" w:evenHBand="0" w:firstRowFirstColumn="0" w:firstRowLastColumn="0" w:lastRowFirstColumn="0" w:lastRowLastColumn="0"/>
+            <w:tcW w:w="3210" w:type="dxa"/>
+            <w:tcMar/>
+            <w:vAlign w:val="center"/>
+          </w:tcPr>
+          <w:p>
+            <w:pPr>
+              <w:pStyle w:val="Normal"/>
+              <w:jc w:val="center"/>
+            </w:pPr>
+            <w:r>
+              <w:rPr>
+                <w:rFonts w:ascii="Times New Roman" w:hAnsi="Times New Roman" w:eastAsia="Times New Roman" w:cs="Times New Roman"/>
+                <w:noProof w:val="0"/>
+                <w:sz w:val="24"/>
+                <w:szCs w:val="24"/>
+                <w:lang w:val="en-US"/>
+              </w:rPr>
+              <w:t>Aprobat: Conditii Standard</w:t>
+            </w:r>
+          </w:p>
+        </w:tc>
+      </w:tr>
+      <w:tr>
+        <w:trPr>
+          <w:trHeight w:val="300"/>
+        </w:trPr>
+        <w:tc>
+          <w:tcPr>
+            <w:cnfStyle w:val="000000000000" w:firstRow="0" w:lastRow="0" w:firstColumn="0" w:lastColumn="0" w:oddVBand="0" w:evenVBand="0" w:oddHBand="0" w:evenHBand="0" w:firstRowFirstColumn="0" w:firstRowLastColumn="0" w:lastRowFirstColumn="0" w:lastRowLastColumn="0"/>
+            <w:tcW w:w="840" w:type="dxa"/>
+            <w:tcMar/>
+            <w:vAlign w:val="center"/>
+          </w:tcPr>
+          <w:p>
+            <w:pPr>
+              <w:pStyle w:val="Normal"/>
+              <w:jc w:val="center"/>
+              <w:rPr>
+                <w:rFonts w:ascii="Times New Roman" w:hAnsi="Times New Roman" w:cs="Times New Roman"/>
+                <w:b w:val="0"/>
+                <w:bCs w:val="0"/>
+              </w:rPr>
+            </w:pPr>
+            <w:r>
+              <w:rPr>
+                <w:rFonts w:ascii="Times New Roman" w:hAnsi="Times New Roman" w:cs="Times New Roman"/>
+                <w:b w:val="0"/>
+                <w:bCs w:val="0"/>
+              </w:rPr>
+              <w:t>12</w:t>
+            </w:r>
+          </w:p>
+        </w:tc>
+        <w:tc>
+          <w:tcPr>
+            <w:cnfStyle w:val="000000000000" w:firstRow="0" w:lastRow="0" w:firstColumn="0" w:lastColumn="0" w:oddVBand="0" w:evenVBand="0" w:oddHBand="0" w:evenHBand="0" w:firstRowFirstColumn="0" w:firstRowLastColumn="0" w:lastRowFirstColumn="0" w:lastRowLastColumn="0"/>
+            <w:tcW w:w="1920" w:type="dxa"/>
+            <w:tcMar/>
+            <w:vAlign w:val="center"/>
+          </w:tcPr>
+          <w:p>
+            <w:pPr>
+              <w:pStyle w:val="Normal"/>
+              <w:jc w:val="center"/>
+            </w:pPr>
+            <w:r>
+              <w:rPr>
+                <w:rFonts w:ascii="Times New Roman" w:hAnsi="Times New Roman" w:eastAsia="Times New Roman" w:cs="Times New Roman"/>
+                <w:noProof w:val="0"/>
+                <w:sz w:val="24"/>
+                <w:szCs w:val="24"/>
+                <w:lang w:val="en-US"/>
+              </w:rPr>
+              <w:t>(30, 3000, 800)</w:t>
+            </w:r>
+          </w:p>
+        </w:tc>
+        <w:tc>
+          <w:tcPr>
+            <w:cnfStyle w:val="000000000000" w:firstRow="0" w:lastRow="0" w:firstColumn="0" w:lastColumn="0" w:oddVBand="0" w:evenVBand="0" w:oddHBand="0" w:evenHBand="0" w:firstRowFirstColumn="0" w:firstRowLastColumn="0" w:lastRowFirstColumn="0" w:lastRowLastColumn="0"/>
+            <w:tcW w:w="3030" w:type="dxa"/>
+            <w:tcMar/>
+            <w:vAlign w:val="center"/>
+          </w:tcPr>
+          <w:p>
+            <w:pPr>
+              <w:pStyle w:val="Normal"/>
+              <w:jc w:val="center"/>
+            </w:pPr>
+            <w:r>
+              <w:rPr>
+                <w:rFonts w:ascii="Times New Roman" w:hAnsi="Times New Roman" w:eastAsia="Times New Roman" w:cs="Times New Roman"/>
+                <w:noProof w:val="0"/>
+                <w:sz w:val="24"/>
+                <w:szCs w:val="24"/>
+                <w:lang w:val="en-US"/>
+              </w:rPr>
+              <w:t>Aprobat: Conditii Standard</w:t>
+            </w:r>
+          </w:p>
+        </w:tc>
+        <w:tc>
+          <w:tcPr>
+            <w:cnfStyle w:val="000000000000" w:firstRow="0" w:lastRow="0" w:firstColumn="0" w:lastColumn="0" w:oddVBand="0" w:evenVBand="0" w:oddHBand="0" w:evenHBand="0" w:firstRowFirstColumn="0" w:firstRowLastColumn="0" w:lastRowFirstColumn="0" w:lastRowLastColumn="0"/>
+            <w:tcW w:w="3210" w:type="dxa"/>
+            <w:tcMar/>
+            <w:vAlign w:val="center"/>
+          </w:tcPr>
+          <w:p>
+            <w:pPr>
+              <w:pStyle w:val="Normal"/>
+              <w:jc w:val="center"/>
+            </w:pPr>
+            <w:r>
+              <w:rPr>
+                <w:rFonts w:ascii="Times New Roman" w:hAnsi="Times New Roman" w:eastAsia="Times New Roman" w:cs="Times New Roman"/>
+                <w:noProof w:val="0"/>
+                <w:sz w:val="24"/>
+                <w:szCs w:val="24"/>
+                <w:lang w:val="en-US"/>
+              </w:rPr>
+              <w:t>Aprobat: Conditii Standard</w:t>
+            </w:r>
+          </w:p>
+        </w:tc>
+      </w:tr>
+      <w:tr>
+        <w:trPr>
+          <w:trHeight w:val="300"/>
+        </w:trPr>
+        <w:tc>
+          <w:tcPr>
+            <w:cnfStyle w:val="000000000000" w:firstRow="0" w:lastRow="0" w:firstColumn="0" w:lastColumn="0" w:oddVBand="0" w:evenVBand="0" w:oddHBand="0" w:evenHBand="0" w:firstRowFirstColumn="0" w:firstRowLastColumn="0" w:lastRowFirstColumn="0" w:lastRowLastColumn="0"/>
+            <w:tcW w:w="840" w:type="dxa"/>
+            <w:tcMar/>
+            <w:vAlign w:val="center"/>
+          </w:tcPr>
+          <w:p>
+            <w:pPr>
+              <w:pStyle w:val="Normal"/>
+              <w:jc w:val="center"/>
+              <w:rPr>
+                <w:rFonts w:ascii="Times New Roman" w:hAnsi="Times New Roman" w:cs="Times New Roman"/>
+                <w:b w:val="0"/>
+                <w:bCs w:val="0"/>
+              </w:rPr>
+            </w:pPr>
+            <w:r>
+              <w:rPr>
+                <w:rFonts w:ascii="Times New Roman" w:hAnsi="Times New Roman" w:cs="Times New Roman"/>
+                <w:b w:val="0"/>
+                <w:bCs w:val="0"/>
+              </w:rPr>
+              <w:t>13</w:t>
+            </w:r>
+          </w:p>
+        </w:tc>
+        <w:tc>
+          <w:tcPr>
+            <w:cnfStyle w:val="000000000000" w:firstRow="0" w:lastRow="0" w:firstColumn="0" w:lastColumn="0" w:oddVBand="0" w:evenVBand="0" w:oddHBand="0" w:evenHBand="0" w:firstRowFirstColumn="0" w:firstRowLastColumn="0" w:lastRowFirstColumn="0" w:lastRowLastColumn="0"/>
+            <w:tcW w:w="1920" w:type="dxa"/>
+            <w:tcMar/>
+            <w:vAlign w:val="center"/>
+          </w:tcPr>
+          <w:p>
+            <w:pPr>
+              <w:pStyle w:val="Normal"/>
+              <w:jc w:val="center"/>
+            </w:pPr>
+            <w:r>
+              <w:rPr>
+                <w:rFonts w:ascii="Times New Roman" w:hAnsi="Times New Roman" w:eastAsia="Times New Roman" w:cs="Times New Roman"/>
+                <w:noProof w:val="0"/>
+                <w:sz w:val="24"/>
+                <w:szCs w:val="24"/>
+                <w:lang w:val="en-US"/>
+              </w:rPr>
+              <w:t>(40, 4000, 700)</w:t>
+            </w:r>
+          </w:p>
+        </w:tc>
+        <w:tc>
+          <w:tcPr>
+            <w:cnfStyle w:val="000000000000" w:firstRow="0" w:lastRow="0" w:firstColumn="0" w:lastColumn="0" w:oddVBand="0" w:evenVBand="0" w:oddHBand="0" w:evenHBand="0" w:firstRowFirstColumn="0" w:firstRowLastColumn="0" w:lastRowFirstColumn="0" w:lastRowLastColumn="0"/>
+            <w:tcW w:w="3030" w:type="dxa"/>
+            <w:tcMar/>
+            <w:vAlign w:val="center"/>
+          </w:tcPr>
+          <w:p>
+            <w:pPr>
+              <w:pStyle w:val="Normal"/>
+              <w:jc w:val="center"/>
+            </w:pPr>
+            <w:r>
+              <w:rPr>
+                <w:rFonts w:ascii="Times New Roman" w:hAnsi="Times New Roman" w:eastAsia="Times New Roman" w:cs="Times New Roman"/>
+                <w:noProof w:val="0"/>
+                <w:sz w:val="24"/>
+                <w:szCs w:val="24"/>
+                <w:lang w:val="en-US"/>
+              </w:rPr>
+              <w:t>Aprobat: Conditii Standard</w:t>
+            </w:r>
+          </w:p>
+        </w:tc>
+        <w:tc>
+          <w:tcPr>
+            <w:cnfStyle w:val="000000000000" w:firstRow="0" w:lastRow="0" w:firstColumn="0" w:lastColumn="0" w:oddVBand="0" w:evenVBand="0" w:oddHBand="0" w:evenHBand="0" w:firstRowFirstColumn="0" w:firstRowLastColumn="0" w:lastRowFirstColumn="0" w:lastRowLastColumn="0"/>
+            <w:tcW w:w="3210" w:type="dxa"/>
+            <w:tcMar/>
+            <w:vAlign w:val="center"/>
+          </w:tcPr>
+          <w:p>
+            <w:pPr>
+              <w:pStyle w:val="Normal"/>
+              <w:jc w:val="center"/>
+            </w:pPr>
+            <w:r>
+              <w:rPr>
+                <w:rFonts w:ascii="Times New Roman" w:hAnsi="Times New Roman" w:eastAsia="Times New Roman" w:cs="Times New Roman"/>
+                <w:noProof w:val="0"/>
+                <w:sz w:val="24"/>
+                <w:szCs w:val="24"/>
+                <w:lang w:val="en-US"/>
+              </w:rPr>
+              <w:t>Aprobat: Conditii Standard</w:t>
+            </w:r>
+          </w:p>
+        </w:tc>
+      </w:tr>
+      <w:tr>
+        <w:trPr>
+          <w:trHeight w:val="300"/>
+        </w:trPr>
+        <w:tc>
+          <w:tcPr>
+            <w:cnfStyle w:val="000000000000" w:firstRow="0" w:lastRow="0" w:firstColumn="0" w:lastColumn="0" w:oddVBand="0" w:evenVBand="0" w:oddHBand="0" w:evenHBand="0" w:firstRowFirstColumn="0" w:firstRowLastColumn="0" w:lastRowFirstColumn="0" w:lastRowLastColumn="0"/>
+            <w:tcW w:w="840" w:type="dxa"/>
+            <w:tcMar/>
+            <w:vAlign w:val="center"/>
+          </w:tcPr>
+          <w:p>
+            <w:pPr>
+              <w:pStyle w:val="Normal"/>
+              <w:jc w:val="center"/>
+              <w:rPr>
+                <w:rFonts w:ascii="Times New Roman" w:hAnsi="Times New Roman" w:cs="Times New Roman"/>
+                <w:b w:val="0"/>
+                <w:bCs w:val="0"/>
+              </w:rPr>
+            </w:pPr>
+            <w:r>
+              <w:rPr>
+                <w:rFonts w:ascii="Times New Roman" w:hAnsi="Times New Roman" w:cs="Times New Roman"/>
+                <w:b w:val="0"/>
+                <w:bCs w:val="0"/>
+              </w:rPr>
+              <w:t>14</w:t>
+            </w:r>
+          </w:p>
+        </w:tc>
+        <w:tc>
+          <w:tcPr>
+            <w:cnfStyle w:val="000000000000" w:firstRow="0" w:lastRow="0" w:firstColumn="0" w:lastColumn="0" w:oddVBand="0" w:evenVBand="0" w:oddHBand="0" w:evenHBand="0" w:firstRowFirstColumn="0" w:firstRowLastColumn="0" w:lastRowFirstColumn="0" w:lastRowLastColumn="0"/>
+            <w:tcW w:w="1920" w:type="dxa"/>
+            <w:tcMar/>
+            <w:vAlign w:val="center"/>
+          </w:tcPr>
+          <w:p>
+            <w:pPr>
+              <w:pStyle w:val="Normal"/>
+              <w:jc w:val="center"/>
+            </w:pPr>
+            <w:r>
+              <w:rPr>
+                <w:rFonts w:ascii="Times New Roman" w:hAnsi="Times New Roman" w:eastAsia="Times New Roman" w:cs="Times New Roman"/>
+                <w:noProof w:val="0"/>
+                <w:sz w:val="24"/>
+                <w:szCs w:val="24"/>
+                <w:lang w:val="en-US"/>
+              </w:rPr>
+              <w:t>(30, 3000, 801)</w:t>
+            </w:r>
+          </w:p>
+        </w:tc>
+        <w:tc>
+          <w:tcPr>
+            <w:cnfStyle w:val="000000000000" w:firstRow="0" w:lastRow="0" w:firstColumn="0" w:lastColumn="0" w:oddVBand="0" w:evenVBand="0" w:oddHBand="0" w:evenHBand="0" w:firstRowFirstColumn="0" w:firstRowLastColumn="0" w:lastRowFirstColumn="0" w:lastRowLastColumn="0"/>
+            <w:tcW w:w="3030" w:type="dxa"/>
+            <w:tcMar/>
+            <w:vAlign w:val="center"/>
+          </w:tcPr>
+          <w:p>
+            <w:pPr>
+              <w:pStyle w:val="Normal"/>
+              <w:jc w:val="center"/>
+            </w:pPr>
+            <w:r>
+              <w:rPr>
+                <w:rFonts w:ascii="Times New Roman" w:hAnsi="Times New Roman" w:eastAsia="Times New Roman" w:cs="Times New Roman"/>
+                <w:noProof w:val="0"/>
+                <w:sz w:val="24"/>
+                <w:szCs w:val="24"/>
+                <w:lang w:val="en-US"/>
+              </w:rPr>
+              <w:t>Aprobat: Conditii Excelente</w:t>
+            </w:r>
+          </w:p>
+        </w:tc>
+        <w:tc>
+          <w:tcPr>
+            <w:cnfStyle w:val="000000000000" w:firstRow="0" w:lastRow="0" w:firstColumn="0" w:lastColumn="0" w:oddVBand="0" w:evenVBand="0" w:oddHBand="0" w:evenHBand="0" w:firstRowFirstColumn="0" w:firstRowLastColumn="0" w:lastRowFirstColumn="0" w:lastRowLastColumn="0"/>
+            <w:tcW w:w="3210" w:type="dxa"/>
+            <w:tcMar/>
+            <w:vAlign w:val="center"/>
+          </w:tcPr>
+          <w:p>
+            <w:pPr>
+              <w:pStyle w:val="Normal"/>
+              <w:jc w:val="center"/>
+            </w:pPr>
+            <w:r>
+              <w:rPr>
+                <w:rFonts w:ascii="Times New Roman" w:hAnsi="Times New Roman" w:eastAsia="Times New Roman" w:cs="Times New Roman"/>
+                <w:noProof w:val="0"/>
+                <w:sz w:val="24"/>
+                <w:szCs w:val="24"/>
+                <w:lang w:val="en-US"/>
+              </w:rPr>
+              <w:t>Aprobat: Conditii Excelente</w:t>
+            </w:r>
+          </w:p>
+        </w:tc>
+      </w:tr>
+      <w:tr>
+        <w:trPr>
+          <w:trHeight w:val="300"/>
+        </w:trPr>
+        <w:tc>
+          <w:tcPr>
+            <w:cnfStyle w:val="000000000000" w:firstRow="0" w:lastRow="0" w:firstColumn="0" w:lastColumn="0" w:oddVBand="0" w:evenVBand="0" w:oddHBand="0" w:evenHBand="0" w:firstRowFirstColumn="0" w:firstRowLastColumn="0" w:lastRowFirstColumn="0" w:lastRowLastColumn="0"/>
+            <w:tcW w:w="840" w:type="dxa"/>
+            <w:tcMar/>
+            <w:vAlign w:val="center"/>
+          </w:tcPr>
+          <w:p>
+            <w:pPr>
+              <w:pStyle w:val="Normal"/>
+              <w:jc w:val="center"/>
+              <w:rPr>
+                <w:rFonts w:ascii="Times New Roman" w:hAnsi="Times New Roman" w:cs="Times New Roman"/>
+                <w:b w:val="0"/>
+                <w:bCs w:val="0"/>
+              </w:rPr>
+            </w:pPr>
+            <w:r>
+              <w:rPr>
+                <w:rFonts w:ascii="Times New Roman" w:hAnsi="Times New Roman" w:cs="Times New Roman"/>
+                <w:b w:val="0"/>
+                <w:bCs w:val="0"/>
+              </w:rPr>
+              <w:t>15</w:t>
+            </w:r>
+          </w:p>
+        </w:tc>
+        <w:tc>
+          <w:tcPr>
+            <w:cnfStyle w:val="000000000000" w:firstRow="0" w:lastRow="0" w:firstColumn="0" w:lastColumn="0" w:oddVBand="0" w:evenVBand="0" w:oddHBand="0" w:evenHBand="0" w:firstRowFirstColumn="0" w:firstRowLastColumn="0" w:lastRowFirstColumn="0" w:lastRowLastColumn="0"/>
+            <w:tcW w:w="1920" w:type="dxa"/>
+            <w:tcMar/>
+            <w:vAlign w:val="center"/>
+          </w:tcPr>
+          <w:p>
+            <w:pPr>
+              <w:pStyle w:val="Normal"/>
+              <w:jc w:val="center"/>
+            </w:pPr>
+            <w:r>
+              <w:rPr>
+                <w:rFonts w:ascii="Times New Roman" w:hAnsi="Times New Roman" w:eastAsia="Times New Roman" w:cs="Times New Roman"/>
+                <w:noProof w:val="0"/>
+                <w:sz w:val="24"/>
+                <w:szCs w:val="24"/>
+                <w:lang w:val="en-US"/>
+              </w:rPr>
+              <w:t>(50, 7000, 900)</w:t>
+            </w:r>
+          </w:p>
+        </w:tc>
+        <w:tc>
+          <w:tcPr>
+            <w:cnfStyle w:val="000000000000" w:firstRow="0" w:lastRow="0" w:firstColumn="0" w:lastColumn="0" w:oddVBand="0" w:evenVBand="0" w:oddHBand="0" w:evenHBand="0" w:firstRowFirstColumn="0" w:firstRowLastColumn="0" w:lastRowFirstColumn="0" w:lastRowLastColumn="0"/>
+            <w:tcW w:w="3030" w:type="dxa"/>
+            <w:tcMar/>
+            <w:vAlign w:val="center"/>
+          </w:tcPr>
+          <w:p>
+            <w:pPr>
+              <w:pStyle w:val="Normal"/>
+              <w:jc w:val="center"/>
+            </w:pPr>
+            <w:r>
+              <w:rPr>
+                <w:rFonts w:ascii="Times New Roman" w:hAnsi="Times New Roman" w:eastAsia="Times New Roman" w:cs="Times New Roman"/>
+                <w:noProof w:val="0"/>
+                <w:sz w:val="24"/>
+                <w:szCs w:val="24"/>
+                <w:lang w:val="en-US"/>
+              </w:rPr>
+              <w:t>Aprobat: Conditii Excelente</w:t>
+            </w:r>
+          </w:p>
+        </w:tc>
+        <w:tc>
+          <w:tcPr>
+            <w:cnfStyle w:val="000000000000" w:firstRow="0" w:lastRow="0" w:firstColumn="0" w:lastColumn="0" w:oddVBand="0" w:evenVBand="0" w:oddHBand="0" w:evenHBand="0" w:firstRowFirstColumn="0" w:firstRowLastColumn="0" w:lastRowFirstColumn="0" w:lastRowLastColumn="0"/>
+            <w:tcW w:w="3210" w:type="dxa"/>
+            <w:tcMar/>
+            <w:vAlign w:val="center"/>
+          </w:tcPr>
+          <w:p>
+            <w:pPr>
+              <w:pStyle w:val="Normal"/>
+              <w:jc w:val="center"/>
+            </w:pPr>
+            <w:r>
+              <w:rPr>
+                <w:rFonts w:ascii="Times New Roman" w:hAnsi="Times New Roman" w:eastAsia="Times New Roman" w:cs="Times New Roman"/>
+                <w:noProof w:val="0"/>
+                <w:sz w:val="24"/>
+                <w:szCs w:val="24"/>
+                <w:lang w:val="en-US"/>
+              </w:rPr>
+              <w:t>Aprobat: Conditii Excelente</w:t>
+            </w:r>
+          </w:p>
+        </w:tc>
+      </w:tr>
+    </w:tbl>
+    <w:p>
+      <w:pPr>
+        <w:pStyle w:val="Normal"/>
+        <w:suppressLineNumbers w:val="0"/>
+        <w:bidi w:val="0"/>
+        <w:spacing w:before="0" w:beforeAutospacing="off" w:after="160" w:afterAutospacing="off" w:line="278" w:lineRule="auto"/>
+        <w:ind w:left="360" w:right="0"/>
+        <w:jc w:val="left"/>
+        <w:rPr>
+          <w:rFonts w:ascii="Times New Roman" w:hAnsi="Times New Roman" w:cs="Times New Roman"/>
+        </w:rPr>
+      </w:pPr>
+    </w:p>
+    <w:tbl>
+      <w:tblPr>
+        <w:tblStyle w:val="TableGrid"/>
+        <w:tblW w:w="0" w:type="auto"/>
+        <w:tblInd w:w="360" w:type="dxa"/>
+        <w:tblBorders>
+          <w:top w:val="none" w:color="FFFFFF" w:themeColor="background1" w:sz="12"/>
+          <w:left w:val="none" w:color="FFFFFF" w:themeColor="background1" w:sz="12"/>
+          <w:bottom w:val="none" w:color="FFFFFF" w:themeColor="background1" w:sz="12"/>
+          <w:right w:val="none" w:color="FFFFFF" w:themeColor="background1" w:sz="12"/>
+          <w:insideH w:val="none" w:color="FFFFFF" w:themeColor="background1" w:sz="12"/>
+          <w:insideV w:val="none" w:color="FFFFFF" w:themeColor="background1" w:sz="12"/>
+        </w:tblBorders>
+        <w:tblLook w:val="06A0" w:firstRow="1" w:lastRow="0" w:firstColumn="1" w:lastColumn="0" w:noHBand="1" w:noVBand="1"/>
+      </w:tblPr>
+      <w:tblGrid>
+        <w:gridCol w:w="4500"/>
+        <w:gridCol w:w="4500"/>
+      </w:tblGrid>
+      <w:tr>
+        <w:trPr>
+          <w:trHeight w:val="4785"/>
+        </w:trPr>
+        <w:tc>
+          <w:tcPr>
+            <w:tcW w:w="4500" w:type="dxa"/>
+            <w:tcMar/>
+          </w:tcPr>
+          <w:p>
+            <w:pPr>
+              <w:pStyle w:val="Normal"/>
+            </w:pPr>
+            <w:r>
+              <w:drawing>
+                <wp:inline wp14:editId="1E06C37B" wp14:anchorId="296D67FF">
+                  <wp:extent cx="2615752" cy="3823022"/>
+                  <wp:effectExtent l="0" t="0" r="0" b="0"/>
+                  <wp:docPr id="1238003325" name="drawing"/>
+                  <wp:cNvGraphicFramePr>
+                    <a:graphicFrameLocks noChangeAspect="1"/>
+                  </wp:cNvGraphicFramePr>
+                  <a:graphic>
+                    <a:graphicData xmlns:a="http://schemas.openxmlformats.org/drawingml/2006/main" uri="http://schemas.openxmlformats.org/drawingml/2006/picture">
+                      <pic:pic xmlns:pic="http://schemas.openxmlformats.org/drawingml/2006/picture">
+                        <pic:nvPicPr xmlns:pic="http://schemas.openxmlformats.org/drawingml/2006/picture">
+                          <pic:cNvPr xmlns:pic="http://schemas.openxmlformats.org/drawingml/2006/picture" id="1238003325" name="Picture 1238003325"/>
+                          <pic:cNvPicPr xmlns:pic="http://schemas.openxmlformats.org/drawingml/2006/picture"/>
+                        </pic:nvPicPr>
+                        <pic:blipFill xmlns:pic="http://schemas.openxmlformats.org/drawingml/2006/picture">
+                          <a:blip xmlns:r="http://schemas.openxmlformats.org/officeDocument/2006/relationships" xmlns:a="http://schemas.openxmlformats.org/drawingml/2006/main" r:embed="rId1919534378">
+                            <a:extLst xmlns:a="http://schemas.openxmlformats.org/drawingml/2006/main">
+                              <a:ext xmlns:a="http://schemas.openxmlformats.org/drawingml/2006/main" uri="{28A0092B-C50C-407E-A947-70E740481C1C}">
+                                <a14:useLocalDpi xmlns:a14="http://schemas.microsoft.com/office/drawing/2010/main"/>
+                              </a:ext>
+                            </a:extLst>
+                          </a:blip>
+                          <a:stretch xmlns:a="http://schemas.openxmlformats.org/drawingml/2006/main">
+                            <a:fillRect xmlns:a="http://schemas.openxmlformats.org/drawingml/2006/main"/>
+                          </a:stretch>
+                        </pic:blipFill>
+                        <pic:spPr xmlns:pic="http://schemas.openxmlformats.org/drawingml/2006/picture">
+                          <a:xfrm xmlns:a="http://schemas.openxmlformats.org/drawingml/2006/main" rot="0">
+                            <a:off xmlns:a="http://schemas.openxmlformats.org/drawingml/2006/main" x="0" y="0"/>
+                            <a:ext xmlns:a="http://schemas.openxmlformats.org/drawingml/2006/main" cx="2615752" cy="3823022"/>
+                          </a:xfrm>
+                          <a:prstGeom xmlns:a="http://schemas.openxmlformats.org/drawingml/2006/main" prst="rect">
+                            <a:avLst xmlns:a="http://schemas.openxmlformats.org/drawingml/2006/main"/>
+                          </a:prstGeom>
+                        </pic:spPr>
+                      </pic:pic>
+                    </a:graphicData>
+                  </a:graphic>
+                </wp:inline>
+              </w:drawing>
+            </w:r>
+          </w:p>
+        </w:tc>
+        <w:tc>
+          <w:tcPr>
+            <w:tcW w:w="4500" w:type="dxa"/>
+            <w:tcMar/>
+          </w:tcPr>
+          <w:p>
+            <w:pPr>
+              <w:pStyle w:val="Normal"/>
+            </w:pPr>
+            <w:r>
+              <w:drawing>
+                <wp:inline wp14:editId="11F0F292" wp14:anchorId="7C0AD3A0">
+                  <wp:extent cx="2505175" cy="3838575"/>
+                  <wp:effectExtent l="0" t="0" r="0" b="0"/>
+                  <wp:docPr id="586066852" name="drawing"/>
+                  <wp:cNvGraphicFramePr>
+                    <a:graphicFrameLocks noChangeAspect="1"/>
+                  </wp:cNvGraphicFramePr>
+                  <a:graphic>
+                    <a:graphicData xmlns:a="http://schemas.openxmlformats.org/drawingml/2006/main" uri="http://schemas.openxmlformats.org/drawingml/2006/picture">
+                      <pic:pic xmlns:pic="http://schemas.openxmlformats.org/drawingml/2006/picture">
+                        <pic:nvPicPr xmlns:pic="http://schemas.openxmlformats.org/drawingml/2006/picture">
+                          <pic:cNvPr xmlns:pic="http://schemas.openxmlformats.org/drawingml/2006/picture" id="586066852" name="Picture 586066852"/>
+                          <pic:cNvPicPr xmlns:pic="http://schemas.openxmlformats.org/drawingml/2006/picture"/>
+                        </pic:nvPicPr>
+                        <pic:blipFill xmlns:pic="http://schemas.openxmlformats.org/drawingml/2006/picture">
+                          <a:blip xmlns:r="http://schemas.openxmlformats.org/officeDocument/2006/relationships" xmlns:a="http://schemas.openxmlformats.org/drawingml/2006/main" r:embed="rId1185909764">
+                            <a:extLst xmlns:a="http://schemas.openxmlformats.org/drawingml/2006/main">
+                              <a:ext xmlns:a="http://schemas.openxmlformats.org/drawingml/2006/main" uri="{28A0092B-C50C-407E-A947-70E740481C1C}">
+                                <a14:useLocalDpi xmlns:a14="http://schemas.microsoft.com/office/drawing/2010/main"/>
+                              </a:ext>
+                            </a:extLst>
+                          </a:blip>
+                          <a:stretch xmlns:a="http://schemas.openxmlformats.org/drawingml/2006/main">
+                            <a:fillRect xmlns:a="http://schemas.openxmlformats.org/drawingml/2006/main"/>
+                          </a:stretch>
+                        </pic:blipFill>
+                        <pic:spPr xmlns:pic="http://schemas.openxmlformats.org/drawingml/2006/picture">
+                          <a:xfrm xmlns:a="http://schemas.openxmlformats.org/drawingml/2006/main" rot="0">
+                            <a:off xmlns:a="http://schemas.openxmlformats.org/drawingml/2006/main" x="0" y="0"/>
+                            <a:ext xmlns:a="http://schemas.openxmlformats.org/drawingml/2006/main" cx="2505175" cy="3838575"/>
+                          </a:xfrm>
+                          <a:prstGeom xmlns:a="http://schemas.openxmlformats.org/drawingml/2006/main" prst="rect">
+                            <a:avLst xmlns:a="http://schemas.openxmlformats.org/drawingml/2006/main"/>
+                          </a:prstGeom>
+                        </pic:spPr>
+                      </pic:pic>
+                    </a:graphicData>
+                  </a:graphic>
+                </wp:inline>
+              </w:drawing>
+            </w:r>
+          </w:p>
+        </w:tc>
+      </w:tr>
+    </w:tbl>
+    <w:p>
+      <w:pPr>
+        <w:ind w:left="360"/>
+        <w:rPr>
+          <w:rFonts w:ascii="Times New Roman" w:hAnsi="Times New Roman" w:cs="Times New Roman"/>
+        </w:rPr>
+      </w:pPr>
+    </w:p>
+    <w:p>
+      <w:pPr>
+        <w:ind w:left="0"/>
+        <w:rPr>
+          <w:rFonts w:ascii="Times New Roman" w:hAnsi="Times New Roman" w:cs="Times New Roman"/>
+          <w:b w:val="1"/>
+          <w:bCs w:val="1"/>
+        </w:rPr>
+      </w:pPr>
+      <w:r>
+        <w:rPr>
+          <w:rFonts w:ascii="Times New Roman" w:hAnsi="Times New Roman" w:cs="Times New Roman"/>
+          <w:b w:val="1"/>
+          <w:bCs w:val="1"/>
+        </w:rPr>
+        <w:t>Analiza rezultatelor testelor</w:t>
+      </w:r>
+    </w:p>
+    <w:p>
+      <w:pPr>
+        <w:spacing w:before="240" w:beforeAutospacing="off" w:after="240" w:afterAutospacing="off"/>
+        <w:rPr>
+          <w:rFonts w:ascii="Times New Roman" w:hAnsi="Times New Roman" w:eastAsia="Times New Roman" w:cs="Times New Roman"/>
+          <w:noProof w:val="0"/>
+          <w:sz w:val="24"/>
+          <w:szCs w:val="24"/>
+          <w:lang w:val="en-US"/>
+        </w:rPr>
+      </w:pPr>
+      <w:r>
+        <w:rPr>
+          <w:rFonts w:ascii="Times New Roman" w:hAnsi="Times New Roman" w:eastAsia="Times New Roman" w:cs="Times New Roman"/>
+          <w:noProof w:val="0"/>
+          <w:sz w:val="24"/>
+          <w:szCs w:val="24"/>
+          <w:lang w:val="en-US"/>
+        </w:rPr>
+        <w:t>Pentru fiecare caz de test a fost comparat rezultatul așteptat (Expected) cu rezultatul obținut în urma execuției (Actual).</w:t>
+      </w:r>
+    </w:p>
+    <w:p>
+      <w:pPr>
+        <w:spacing w:before="240" w:beforeAutospacing="off" w:after="240" w:afterAutospacing="off"/>
+        <w:rPr>
+          <w:rFonts w:ascii="Times New Roman" w:hAnsi="Times New Roman" w:eastAsia="Times New Roman" w:cs="Times New Roman"/>
+          <w:noProof w:val="0"/>
+          <w:sz w:val="24"/>
+          <w:szCs w:val="24"/>
+          <w:lang w:val="en-US"/>
+        </w:rPr>
+      </w:pPr>
+      <w:r>
+        <w:rPr>
+          <w:rFonts w:ascii="Times New Roman" w:hAnsi="Times New Roman" w:eastAsia="Times New Roman" w:cs="Times New Roman"/>
+          <w:noProof w:val="0"/>
+          <w:sz w:val="24"/>
+          <w:szCs w:val="24"/>
+          <w:lang w:val="en-US"/>
+        </w:rPr>
+        <w:t xml:space="preserve">Se observă că în toate cazurile valorile coincid, ceea ce confirmă corectitudinea implementării metodei </w:t>
+      </w:r>
+      <w:r>
+        <w:rPr>
+          <w:rFonts w:ascii="Times New Roman" w:hAnsi="Times New Roman" w:eastAsia="Times New Roman" w:cs="Times New Roman"/>
+          <w:noProof w:val="0"/>
+          <w:sz w:val="24"/>
+          <w:szCs w:val="24"/>
+          <w:lang w:val="en-US"/>
+        </w:rPr>
+        <w:t>evalueaza_eligibilitate</w:t>
+      </w:r>
+      <w:r>
+        <w:rPr>
+          <w:rFonts w:ascii="Times New Roman" w:hAnsi="Times New Roman" w:eastAsia="Times New Roman" w:cs="Times New Roman"/>
+          <w:noProof w:val="0"/>
+          <w:sz w:val="24"/>
+          <w:szCs w:val="24"/>
+          <w:lang w:val="en-US"/>
+        </w:rPr>
+        <w:t>.</w:t>
+      </w:r>
+    </w:p>
+    <w:p>
+      <w:pPr>
+        <w:spacing w:before="240" w:beforeAutospacing="off" w:after="240" w:afterAutospacing="off"/>
+        <w:rPr>
+          <w:rFonts w:ascii="Times New Roman" w:hAnsi="Times New Roman" w:eastAsia="Times New Roman" w:cs="Times New Roman"/>
+          <w:noProof w:val="0"/>
+          <w:sz w:val="24"/>
+          <w:szCs w:val="24"/>
+          <w:lang w:val="en-US"/>
+        </w:rPr>
+      </w:pPr>
+      <w:r>
+        <w:rPr>
+          <w:rFonts w:ascii="Times New Roman" w:hAnsi="Times New Roman" w:eastAsia="Times New Roman" w:cs="Times New Roman"/>
+          <w:noProof w:val="0"/>
+          <w:sz w:val="24"/>
+          <w:szCs w:val="24"/>
+          <w:lang w:val="en-US"/>
+        </w:rPr>
+        <w:t>Setul de teste acoperă:</w:t>
+      </w:r>
+    </w:p>
+    <w:p>
+      <w:pPr>
+        <w:pStyle w:val="ListParagraph"/>
+        <w:numPr>
+          <w:ilvl w:val="0"/>
+          <w:numId w:val="17"/>
+        </w:numPr>
+        <w:spacing w:before="0" w:beforeAutospacing="off" w:after="0" w:afterAutospacing="off"/>
+        <w:rPr>
+          <w:rFonts w:ascii="Times New Roman" w:hAnsi="Times New Roman" w:eastAsia="Times New Roman" w:cs="Times New Roman"/>
+          <w:noProof w:val="0"/>
+          <w:sz w:val="24"/>
+          <w:szCs w:val="24"/>
+          <w:lang w:val="en-US"/>
+        </w:rPr>
+      </w:pPr>
+      <w:r>
+        <w:rPr>
+          <w:rFonts w:ascii="Times New Roman" w:hAnsi="Times New Roman" w:eastAsia="Times New Roman" w:cs="Times New Roman"/>
+          <w:noProof w:val="0"/>
+          <w:sz w:val="24"/>
+          <w:szCs w:val="24"/>
+          <w:lang w:val="en-US"/>
+        </w:rPr>
+        <w:t xml:space="preserve">toate ramurile condiționale (branch coverage complet) </w:t>
+      </w:r>
+    </w:p>
+    <w:p>
+      <w:pPr>
+        <w:pStyle w:val="ListParagraph"/>
+        <w:numPr>
+          <w:ilvl w:val="0"/>
+          <w:numId w:val="17"/>
+        </w:numPr>
+        <w:spacing w:before="0" w:beforeAutospacing="off" w:after="0" w:afterAutospacing="off"/>
+        <w:rPr>
+          <w:rFonts w:ascii="Times New Roman" w:hAnsi="Times New Roman" w:eastAsia="Times New Roman" w:cs="Times New Roman"/>
+          <w:noProof w:val="0"/>
+          <w:sz w:val="24"/>
+          <w:szCs w:val="24"/>
+          <w:lang w:val="en-US"/>
+        </w:rPr>
+      </w:pPr>
+      <w:r>
+        <w:rPr>
+          <w:rFonts w:ascii="Times New Roman" w:hAnsi="Times New Roman" w:eastAsia="Times New Roman" w:cs="Times New Roman"/>
+          <w:noProof w:val="0"/>
+          <w:sz w:val="24"/>
+          <w:szCs w:val="24"/>
+          <w:lang w:val="en-US"/>
+        </w:rPr>
+        <w:t>toate valorile de frontieră relevante (Boundary Value Analysis)</w:t>
+      </w:r>
+    </w:p>
+    <w:p>
+      <w:pPr>
+        <w:ind w:left="360"/>
+        <w:rPr>
+          <w:rFonts w:ascii="Times New Roman" w:hAnsi="Times New Roman" w:eastAsia="Times New Roman" w:cs="Times New Roman"/>
+        </w:rPr>
+      </w:pPr>
+    </w:p>
+    <w:p>
+      <w:pPr>
+        <w:ind w:left="360"/>
+        <w:rPr>
+          <w:rFonts w:ascii="Times New Roman" w:hAnsi="Times New Roman" w:eastAsia="Times New Roman" w:cs="Times New Roman"/>
+        </w:rPr>
+      </w:pPr>
+    </w:p>
+    <w:p>
+      <w:pPr>
+        <w:ind w:left="360"/>
+        <w:rPr>
+          <w:rFonts w:ascii="Times New Roman" w:hAnsi="Times New Roman" w:cs="Times New Roman"/>
+        </w:rPr>
+      </w:pPr>
+    </w:p>
+    <w:p>
+      <w:pPr>
+        <w:ind w:left="360"/>
+        <w:rPr>
+          <w:rFonts w:ascii="Times New Roman" w:hAnsi="Times New Roman" w:cs="Times New Roman"/>
+        </w:rPr>
+      </w:pPr>
+    </w:p>
+    <w:p>
+      <w:pPr>
+        <w:ind w:left="360"/>
+        <w:rPr>
+          <w:rFonts w:ascii="Times New Roman" w:hAnsi="Times New Roman" w:cs="Times New Roman"/>
+        </w:rPr>
+      </w:pPr>
+    </w:p>
+    <w:p>
+      <w:pPr>
+        <w:ind w:left="360"/>
+        <w:rPr>
+          <w:rFonts w:ascii="Times New Roman" w:hAnsi="Times New Roman" w:cs="Times New Roman"/>
           <w:b/>
           <w:bCs/>
         </w:rPr>
@@ -5470,10 +7602,10 @@
           <w:tcPr>
             <w:tcW w:w="0" w:type="auto"/>
             <w:tcBorders>
-              <w:top w:val="single" w:sz="6" w:space="0" w:color="auto"/>
-              <w:left w:val="single" w:sz="6" w:space="0" w:color="auto"/>
-              <w:bottom w:val="single" w:sz="6" w:space="0" w:color="auto"/>
-              <w:right w:val="single" w:sz="6" w:space="0" w:color="auto"/>
+              <w:top w:val="single" w:color="auto" w:sz="6" w:space="0"/>
+              <w:left w:val="single" w:color="auto" w:sz="6" w:space="0"/>
+              <w:bottom w:val="single" w:color="auto" w:sz="6" w:space="0"/>
+              <w:right w:val="single" w:color="auto" w:sz="6" w:space="0"/>
             </w:tcBorders>
             <w:vAlign w:val="center"/>
             <w:hideMark/>
@@ -5510,10 +7642,10 @@
           <w:tcPr>
             <w:tcW w:w="0" w:type="auto"/>
             <w:tcBorders>
-              <w:top w:val="single" w:sz="6" w:space="0" w:color="auto"/>
-              <w:left w:val="single" w:sz="6" w:space="0" w:color="auto"/>
-              <w:bottom w:val="single" w:sz="6" w:space="0" w:color="auto"/>
-              <w:right w:val="single" w:sz="6" w:space="0" w:color="auto"/>
+              <w:top w:val="single" w:color="auto" w:sz="6" w:space="0"/>
+              <w:left w:val="single" w:color="auto" w:sz="6" w:space="0"/>
+              <w:bottom w:val="single" w:color="auto" w:sz="6" w:space="0"/>
+              <w:right w:val="single" w:color="auto" w:sz="6" w:space="0"/>
             </w:tcBorders>
             <w:vAlign w:val="center"/>
             <w:hideMark/>
@@ -5541,10 +7673,10 @@
           <w:tcPr>
             <w:tcW w:w="0" w:type="auto"/>
             <w:tcBorders>
-              <w:top w:val="single" w:sz="6" w:space="0" w:color="auto"/>
-              <w:left w:val="single" w:sz="6" w:space="0" w:color="auto"/>
-              <w:bottom w:val="single" w:sz="6" w:space="0" w:color="auto"/>
-              <w:right w:val="single" w:sz="6" w:space="0" w:color="auto"/>
+              <w:top w:val="single" w:color="auto" w:sz="6" w:space="0"/>
+              <w:left w:val="single" w:color="auto" w:sz="6" w:space="0"/>
+              <w:bottom w:val="single" w:color="auto" w:sz="6" w:space="0"/>
+              <w:right w:val="single" w:color="auto" w:sz="6" w:space="0"/>
             </w:tcBorders>
             <w:vAlign w:val="center"/>
             <w:hideMark/>
@@ -5603,10 +7735,10 @@
           <w:tcPr>
             <w:tcW w:w="0" w:type="auto"/>
             <w:tcBorders>
-              <w:top w:val="single" w:sz="6" w:space="0" w:color="auto"/>
-              <w:left w:val="single" w:sz="6" w:space="0" w:color="auto"/>
-              <w:bottom w:val="single" w:sz="6" w:space="0" w:color="auto"/>
-              <w:right w:val="single" w:sz="6" w:space="0" w:color="auto"/>
+              <w:top w:val="single" w:color="auto" w:sz="6" w:space="0"/>
+              <w:left w:val="single" w:color="auto" w:sz="6" w:space="0"/>
+              <w:bottom w:val="single" w:color="auto" w:sz="6" w:space="0"/>
+              <w:right w:val="single" w:color="auto" w:sz="6" w:space="0"/>
             </w:tcBorders>
             <w:vAlign w:val="center"/>
             <w:hideMark/>
@@ -5632,10 +7764,10 @@
           <w:tcPr>
             <w:tcW w:w="0" w:type="auto"/>
             <w:tcBorders>
-              <w:top w:val="single" w:sz="6" w:space="0" w:color="auto"/>
-              <w:left w:val="single" w:sz="6" w:space="0" w:color="auto"/>
-              <w:bottom w:val="single" w:sz="6" w:space="0" w:color="auto"/>
-              <w:right w:val="single" w:sz="6" w:space="0" w:color="auto"/>
+              <w:top w:val="single" w:color="auto" w:sz="6" w:space="0"/>
+              <w:left w:val="single" w:color="auto" w:sz="6" w:space="0"/>
+              <w:bottom w:val="single" w:color="auto" w:sz="6" w:space="0"/>
+              <w:right w:val="single" w:color="auto" w:sz="6" w:space="0"/>
             </w:tcBorders>
             <w:vAlign w:val="center"/>
             <w:hideMark/>
@@ -5665,10 +7797,10 @@
           <w:tcPr>
             <w:tcW w:w="0" w:type="auto"/>
             <w:tcBorders>
-              <w:top w:val="single" w:sz="6" w:space="0" w:color="auto"/>
-              <w:left w:val="single" w:sz="6" w:space="0" w:color="auto"/>
-              <w:bottom w:val="single" w:sz="6" w:space="0" w:color="auto"/>
-              <w:right w:val="single" w:sz="6" w:space="0" w:color="auto"/>
+              <w:top w:val="single" w:color="auto" w:sz="6" w:space="0"/>
+              <w:left w:val="single" w:color="auto" w:sz="6" w:space="0"/>
+              <w:bottom w:val="single" w:color="auto" w:sz="6" w:space="0"/>
+              <w:right w:val="single" w:color="auto" w:sz="6" w:space="0"/>
             </w:tcBorders>
             <w:vAlign w:val="center"/>
             <w:hideMark/>
@@ -5719,10 +7851,10 @@
           <w:tcPr>
             <w:tcW w:w="0" w:type="auto"/>
             <w:tcBorders>
-              <w:top w:val="single" w:sz="6" w:space="0" w:color="auto"/>
-              <w:left w:val="single" w:sz="6" w:space="0" w:color="auto"/>
-              <w:bottom w:val="single" w:sz="6" w:space="0" w:color="auto"/>
-              <w:right w:val="single" w:sz="6" w:space="0" w:color="auto"/>
+              <w:top w:val="single" w:color="auto" w:sz="6" w:space="0"/>
+              <w:left w:val="single" w:color="auto" w:sz="6" w:space="0"/>
+              <w:bottom w:val="single" w:color="auto" w:sz="6" w:space="0"/>
+              <w:right w:val="single" w:color="auto" w:sz="6" w:space="0"/>
             </w:tcBorders>
             <w:vAlign w:val="center"/>
             <w:hideMark/>
@@ -5750,10 +7882,10 @@
           <w:tcPr>
             <w:tcW w:w="0" w:type="auto"/>
             <w:tcBorders>
-              <w:top w:val="single" w:sz="6" w:space="0" w:color="auto"/>
-              <w:left w:val="single" w:sz="6" w:space="0" w:color="auto"/>
-              <w:bottom w:val="single" w:sz="6" w:space="0" w:color="auto"/>
-              <w:right w:val="single" w:sz="6" w:space="0" w:color="auto"/>
+              <w:top w:val="single" w:color="auto" w:sz="6" w:space="0"/>
+              <w:left w:val="single" w:color="auto" w:sz="6" w:space="0"/>
+              <w:bottom w:val="single" w:color="auto" w:sz="6" w:space="0"/>
+              <w:right w:val="single" w:color="auto" w:sz="6" w:space="0"/>
             </w:tcBorders>
             <w:vAlign w:val="center"/>
             <w:hideMark/>
@@ -5777,10 +7909,10 @@
           <w:tcPr>
             <w:tcW w:w="0" w:type="auto"/>
             <w:tcBorders>
-              <w:top w:val="single" w:sz="6" w:space="0" w:color="auto"/>
-              <w:left w:val="single" w:sz="6" w:space="0" w:color="auto"/>
-              <w:bottom w:val="single" w:sz="6" w:space="0" w:color="auto"/>
-              <w:right w:val="single" w:sz="6" w:space="0" w:color="auto"/>
+              <w:top w:val="single" w:color="auto" w:sz="6" w:space="0"/>
+              <w:left w:val="single" w:color="auto" w:sz="6" w:space="0"/>
+              <w:bottom w:val="single" w:color="auto" w:sz="6" w:space="0"/>
+              <w:right w:val="single" w:color="auto" w:sz="6" w:space="0"/>
             </w:tcBorders>
             <w:vAlign w:val="center"/>
             <w:hideMark/>
@@ -5831,10 +7963,10 @@
           <w:tcPr>
             <w:tcW w:w="0" w:type="auto"/>
             <w:tcBorders>
-              <w:top w:val="single" w:sz="6" w:space="0" w:color="auto"/>
-              <w:left w:val="single" w:sz="6" w:space="0" w:color="auto"/>
-              <w:bottom w:val="single" w:sz="6" w:space="0" w:color="auto"/>
-              <w:right w:val="single" w:sz="6" w:space="0" w:color="auto"/>
+              <w:top w:val="single" w:color="auto" w:sz="6" w:space="0"/>
+              <w:left w:val="single" w:color="auto" w:sz="6" w:space="0"/>
+              <w:bottom w:val="single" w:color="auto" w:sz="6" w:space="0"/>
+              <w:right w:val="single" w:color="auto" w:sz="6" w:space="0"/>
             </w:tcBorders>
             <w:vAlign w:val="center"/>
             <w:hideMark/>
@@ -5860,10 +7992,10 @@
           <w:tcPr>
             <w:tcW w:w="0" w:type="auto"/>
             <w:tcBorders>
-              <w:top w:val="single" w:sz="6" w:space="0" w:color="auto"/>
-              <w:left w:val="single" w:sz="6" w:space="0" w:color="auto"/>
-              <w:bottom w:val="single" w:sz="6" w:space="0" w:color="auto"/>
-              <w:right w:val="single" w:sz="6" w:space="0" w:color="auto"/>
+              <w:top w:val="single" w:color="auto" w:sz="6" w:space="0"/>
+              <w:left w:val="single" w:color="auto" w:sz="6" w:space="0"/>
+              <w:bottom w:val="single" w:color="auto" w:sz="6" w:space="0"/>
+              <w:right w:val="single" w:color="auto" w:sz="6" w:space="0"/>
             </w:tcBorders>
             <w:vAlign w:val="center"/>
             <w:hideMark/>
@@ -5887,10 +8019,10 @@
           <w:tcPr>
             <w:tcW w:w="0" w:type="auto"/>
             <w:tcBorders>
-              <w:top w:val="single" w:sz="6" w:space="0" w:color="auto"/>
-              <w:left w:val="single" w:sz="6" w:space="0" w:color="auto"/>
-              <w:bottom w:val="single" w:sz="6" w:space="0" w:color="auto"/>
-              <w:right w:val="single" w:sz="6" w:space="0" w:color="auto"/>
+              <w:top w:val="single" w:color="auto" w:sz="6" w:space="0"/>
+              <w:left w:val="single" w:color="auto" w:sz="6" w:space="0"/>
+              <w:bottom w:val="single" w:color="auto" w:sz="6" w:space="0"/>
+              <w:right w:val="single" w:color="auto" w:sz="6" w:space="0"/>
             </w:tcBorders>
             <w:vAlign w:val="center"/>
             <w:hideMark/>
@@ -5947,10 +8079,10 @@
           <w:tcPr>
             <w:tcW w:w="0" w:type="auto"/>
             <w:tcBorders>
-              <w:top w:val="single" w:sz="6" w:space="0" w:color="auto"/>
-              <w:left w:val="single" w:sz="6" w:space="0" w:color="auto"/>
-              <w:bottom w:val="single" w:sz="6" w:space="0" w:color="auto"/>
-              <w:right w:val="single" w:sz="6" w:space="0" w:color="auto"/>
+              <w:top w:val="single" w:color="auto" w:sz="6" w:space="0"/>
+              <w:left w:val="single" w:color="auto" w:sz="6" w:space="0"/>
+              <w:bottom w:val="single" w:color="auto" w:sz="6" w:space="0"/>
+              <w:right w:val="single" w:color="auto" w:sz="6" w:space="0"/>
             </w:tcBorders>
             <w:vAlign w:val="center"/>
             <w:hideMark/>
@@ -5976,10 +8108,10 @@
           <w:tcPr>
             <w:tcW w:w="0" w:type="auto"/>
             <w:tcBorders>
-              <w:top w:val="single" w:sz="6" w:space="0" w:color="auto"/>
-              <w:left w:val="single" w:sz="6" w:space="0" w:color="auto"/>
-              <w:bottom w:val="single" w:sz="6" w:space="0" w:color="auto"/>
-              <w:right w:val="single" w:sz="6" w:space="0" w:color="auto"/>
+              <w:top w:val="single" w:color="auto" w:sz="6" w:space="0"/>
+              <w:left w:val="single" w:color="auto" w:sz="6" w:space="0"/>
+              <w:bottom w:val="single" w:color="auto" w:sz="6" w:space="0"/>
+              <w:right w:val="single" w:color="auto" w:sz="6" w:space="0"/>
             </w:tcBorders>
             <w:vAlign w:val="center"/>
             <w:hideMark/>
@@ -6003,10 +8135,10 @@
           <w:tcPr>
             <w:tcW w:w="0" w:type="auto"/>
             <w:tcBorders>
-              <w:top w:val="single" w:sz="6" w:space="0" w:color="auto"/>
-              <w:left w:val="single" w:sz="6" w:space="0" w:color="auto"/>
-              <w:bottom w:val="single" w:sz="6" w:space="0" w:color="auto"/>
-              <w:right w:val="single" w:sz="6" w:space="0" w:color="auto"/>
+              <w:top w:val="single" w:color="auto" w:sz="6" w:space="0"/>
+              <w:left w:val="single" w:color="auto" w:sz="6" w:space="0"/>
+              <w:bottom w:val="single" w:color="auto" w:sz="6" w:space="0"/>
+              <w:right w:val="single" w:color="auto" w:sz="6" w:space="0"/>
             </w:tcBorders>
             <w:vAlign w:val="center"/>
             <w:hideMark/>
@@ -6155,7 +8287,7 @@
           <w:iCs/>
         </w:rPr>
       </w:pPr>
-      <w:hyperlink r:id="rId8" w:history="1">
+      <w:hyperlink w:history="1" r:id="rId8">
         <w:r>
           <w:rPr>
             <w:rStyle w:val="Hyperlink"/>
@@ -6180,7 +8312,7 @@
           <w:iCs/>
         </w:rPr>
       </w:pPr>
-      <w:hyperlink r:id="rId9" w:history="1">
+      <w:hyperlink w:history="1" r:id="rId9">
         <w:r>
           <w:rPr>
             <w:rStyle w:val="Hyperlink"/>
@@ -6205,7 +8337,7 @@
           <w:iCs/>
         </w:rPr>
       </w:pPr>
-      <w:hyperlink r:id="rId10" w:history="1">
+      <w:hyperlink w:history="1" r:id="rId10">
         <w:r>
           <w:rPr>
             <w:rStyle w:val="Hyperlink"/>
@@ -6230,7 +8362,7 @@
           <w:iCs/>
         </w:rPr>
       </w:pPr>
-      <w:hyperlink r:id="rId11" w:history="1">
+      <w:hyperlink w:history="1" r:id="rId11">
         <w:r>
           <w:rPr>
             <w:rStyle w:val="Hyperlink"/>
@@ -6276,7 +8408,7 @@
       </w:pPr>
     </w:p>
     <w:sectPr>
-      <w:pgSz w:w="12240" w:h="15840"/>
+      <w:pgSz w:w="12240" w:h="15840" w:orient="portrait"/>
       <w:pgMar w:top="1440" w:right="1440" w:bottom="1440" w:left="1440" w:header="720" w:footer="720" w:gutter="0"/>
       <w:cols w:space="720"/>
       <w:docGrid w:linePitch="360"/>
@@ -6287,6 +8419,118 @@
 
 <file path=word/numbering.xml><?xml version="1.0" encoding="utf-8"?>
 <w:numbering xmlns:wpc="http://schemas.microsoft.com/office/word/2010/wordprocessingCanvas" xmlns:cx="http://schemas.microsoft.com/office/drawing/2014/chartex" xmlns:cx1="http://schemas.microsoft.com/office/drawing/2015/9/8/chartex" xmlns:cx2="http://schemas.microsoft.com/office/drawing/2015/10/21/chartex" xmlns:cx3="http://schemas.microsoft.com/office/drawing/2016/5/9/chartex" xmlns:cx4="http://schemas.microsoft.com/office/drawing/2016/5/10/chartex" xmlns:cx5="http://schemas.microsoft.com/office/drawing/2016/5/11/chartex" xmlns:cx6="http://schemas.microsoft.com/office/drawing/2016/5/12/chartex" xmlns:cx7="http://schemas.microsoft.com/office/drawing/2016/5/13/chartex" xmlns:cx8="http://schemas.microsoft.com/office/drawing/2016/5/14/chartex" xmlns:mc="http://schemas.openxmlformats.org/markup-compatibility/2006" xmlns:aink="http://schemas.microsoft.com/office/drawing/2016/ink" xmlns:am3d="http://schemas.microsoft.com/office/drawing/2017/model3d" xmlns:o="urn:schemas-microsoft-com:office:office" xmlns:oel="http://schemas.microsoft.com/office/2019/extlst" xmlns:r="http://schemas.openxmlformats.org/officeDocument/2006/relationships" xmlns:m="http://schemas.openxmlformats.org/officeDocument/2006/math" xmlns:v="urn:schemas-microsoft-com:vml" xmlns:wp14="http://schemas.microsoft.com/office/word/2010/wordprocessingDrawing" xmlns:wp="http://schemas.openxmlformats.org/drawingml/2006/wordprocessingDrawing" xmlns:w10="urn:schemas-microsoft-com:office:word" xmlns:w="http://schemas.openxmlformats.org/wordprocessingml/2006/main" xmlns:w14="http://schemas.microsoft.com/office/word/2010/wordml" xmlns:w15="http://schemas.microsoft.com/office/word/2012/wordml" xmlns:w16cex="http://schemas.microsoft.com/office/word/2018/wordml/cex" xmlns:w16cid="http://schemas.microsoft.com/office/word/2016/wordml/cid" xmlns:w16="http://schemas.microsoft.com/office/word/2018/wordml" xmlns:w16du="http://schemas.microsoft.com/office/word/2023/wordml/word16du" xmlns:w16sdtdh="http://schemas.microsoft.com/office/word/2020/wordml/sdtdatahash" xmlns:w16sdtfl="http://schemas.microsoft.com/office/word/2024/wordml/sdtformatlock" xmlns:w16se="http://schemas.microsoft.com/office/word/2015/wordml/symex" xmlns:wpg="http://schemas.microsoft.com/office/word/2010/wordprocessingGroup" xmlns:wpi="http://schemas.microsoft.com/office/word/2010/wordprocessingInk" xmlns:wne="http://schemas.microsoft.com/office/word/2006/wordml" xmlns:wps="http://schemas.microsoft.com/office/word/2010/wordprocessingShape" mc:Ignorable="w14 w15 w16se w16cid w16 w16cex w16sdtdh w16sdtfl w16du wp14">
+  <w:abstractNum xmlns:w="http://schemas.openxmlformats.org/wordprocessingml/2006/main" w:abstractNumId="16">
+    <w:nsid w:val="4d00c9d5"/>
+    <w:multiLevelType xmlns:w="http://schemas.openxmlformats.org/wordprocessingml/2006/main" w:val="hybridMultilevel"/>
+    <w:lvl xmlns:w="http://schemas.openxmlformats.org/wordprocessingml/2006/main" w:ilvl="0">
+      <w:start w:val="1"/>
+      <w:numFmt w:val="bullet"/>
+      <w:lvlText w:val=""/>
+      <w:lvlJc w:val="left"/>
+      <w:pPr>
+        <w:ind w:left="720" w:hanging="360"/>
+      </w:pPr>
+      <w:rPr>
+        <w:rFonts w:hint="default" w:ascii="Symbol" w:hAnsi="Symbol"/>
+      </w:rPr>
+    </w:lvl>
+    <w:lvl xmlns:w="http://schemas.openxmlformats.org/wordprocessingml/2006/main" w:ilvl="1">
+      <w:start w:val="1"/>
+      <w:numFmt w:val="bullet"/>
+      <w:lvlText w:val="o"/>
+      <w:lvlJc w:val="left"/>
+      <w:pPr>
+        <w:ind w:left="1440" w:hanging="360"/>
+      </w:pPr>
+      <w:rPr>
+        <w:rFonts w:hint="default" w:ascii="Courier New" w:hAnsi="Courier New"/>
+      </w:rPr>
+    </w:lvl>
+    <w:lvl xmlns:w="http://schemas.openxmlformats.org/wordprocessingml/2006/main" w:ilvl="2">
+      <w:start w:val="1"/>
+      <w:numFmt w:val="bullet"/>
+      <w:lvlText w:val=""/>
+      <w:lvlJc w:val="left"/>
+      <w:pPr>
+        <w:ind w:left="2160" w:hanging="360"/>
+      </w:pPr>
+      <w:rPr>
+        <w:rFonts w:hint="default" w:ascii="Wingdings" w:hAnsi="Wingdings"/>
+      </w:rPr>
+    </w:lvl>
+    <w:lvl xmlns:w="http://schemas.openxmlformats.org/wordprocessingml/2006/main" w:ilvl="3">
+      <w:start w:val="1"/>
+      <w:numFmt w:val="bullet"/>
+      <w:lvlText w:val=""/>
+      <w:lvlJc w:val="left"/>
+      <w:pPr>
+        <w:ind w:left="2880" w:hanging="360"/>
+      </w:pPr>
+      <w:rPr>
+        <w:rFonts w:hint="default" w:ascii="Symbol" w:hAnsi="Symbol"/>
+      </w:rPr>
+    </w:lvl>
+    <w:lvl xmlns:w="http://schemas.openxmlformats.org/wordprocessingml/2006/main" w:ilvl="4">
+      <w:start w:val="1"/>
+      <w:numFmt w:val="bullet"/>
+      <w:lvlText w:val="o"/>
+      <w:lvlJc w:val="left"/>
+      <w:pPr>
+        <w:ind w:left="3600" w:hanging="360"/>
+      </w:pPr>
+      <w:rPr>
+        <w:rFonts w:hint="default" w:ascii="Courier New" w:hAnsi="Courier New"/>
+      </w:rPr>
+    </w:lvl>
+    <w:lvl xmlns:w="http://schemas.openxmlformats.org/wordprocessingml/2006/main" w:ilvl="5">
+      <w:start w:val="1"/>
+      <w:numFmt w:val="bullet"/>
+      <w:lvlText w:val=""/>
+      <w:lvlJc w:val="left"/>
+      <w:pPr>
+        <w:ind w:left="4320" w:hanging="360"/>
+      </w:pPr>
+      <w:rPr>
+        <w:rFonts w:hint="default" w:ascii="Wingdings" w:hAnsi="Wingdings"/>
+      </w:rPr>
+    </w:lvl>
+    <w:lvl xmlns:w="http://schemas.openxmlformats.org/wordprocessingml/2006/main" w:ilvl="6">
+      <w:start w:val="1"/>
+      <w:numFmt w:val="bullet"/>
+      <w:lvlText w:val=""/>
+      <w:lvlJc w:val="left"/>
+      <w:pPr>
+        <w:ind w:left="5040" w:hanging="360"/>
+      </w:pPr>
+      <w:rPr>
+        <w:rFonts w:hint="default" w:ascii="Symbol" w:hAnsi="Symbol"/>
+      </w:rPr>
+    </w:lvl>
+    <w:lvl xmlns:w="http://schemas.openxmlformats.org/wordprocessingml/2006/main" w:ilvl="7">
+      <w:start w:val="1"/>
+      <w:numFmt w:val="bullet"/>
+      <w:lvlText w:val="o"/>
+      <w:lvlJc w:val="left"/>
+      <w:pPr>
+        <w:ind w:left="5760" w:hanging="360"/>
+      </w:pPr>
+      <w:rPr>
+        <w:rFonts w:hint="default" w:ascii="Courier New" w:hAnsi="Courier New"/>
+      </w:rPr>
+    </w:lvl>
+    <w:lvl xmlns:w="http://schemas.openxmlformats.org/wordprocessingml/2006/main" w:ilvl="8">
+      <w:start w:val="1"/>
+      <w:numFmt w:val="bullet"/>
+      <w:lvlText w:val=""/>
+      <w:lvlJc w:val="left"/>
+      <w:pPr>
+        <w:ind w:left="6480" w:hanging="360"/>
+      </w:pPr>
+      <w:rPr>
+        <w:rFonts w:hint="default" w:ascii="Wingdings" w:hAnsi="Wingdings"/>
+      </w:rPr>
+    </w:lvl>
+  </w:abstractNum>
   <w:abstractNum w:abstractNumId="0" w15:restartNumberingAfterBreak="0">
     <w:nsid w:val="1440105A"/>
     <w:multiLevelType w:val="hybridMultilevel"/>
@@ -6300,7 +8544,7 @@
         <w:ind w:left="720" w:hanging="360"/>
       </w:pPr>
       <w:rPr>
-        <w:rFonts w:ascii="Symbol" w:hAnsi="Symbol" w:hint="default"/>
+        <w:rFonts w:hint="default" w:ascii="Symbol" w:hAnsi="Symbol"/>
       </w:rPr>
     </w:lvl>
     <w:lvl w:ilvl="1" w:tplc="04090003">
@@ -6312,7 +8556,7 @@
         <w:ind w:left="1440" w:hanging="360"/>
       </w:pPr>
       <w:rPr>
-        <w:rFonts w:ascii="Courier New" w:hAnsi="Courier New" w:cs="Courier New" w:hint="default"/>
+        <w:rFonts w:hint="default" w:ascii="Courier New" w:hAnsi="Courier New" w:cs="Courier New"/>
       </w:rPr>
     </w:lvl>
     <w:lvl w:ilvl="2" w:tplc="04090005" w:tentative="1">
@@ -6324,7 +8568,7 @@
         <w:ind w:left="2160" w:hanging="360"/>
       </w:pPr>
       <w:rPr>
-        <w:rFonts w:ascii="Wingdings" w:hAnsi="Wingdings" w:hint="default"/>
+        <w:rFonts w:hint="default" w:ascii="Wingdings" w:hAnsi="Wingdings"/>
       </w:rPr>
     </w:lvl>
     <w:lvl w:ilvl="3" w:tplc="04090001" w:tentative="1">
@@ -6336,7 +8580,7 @@
         <w:ind w:left="2880" w:hanging="360"/>
       </w:pPr>
       <w:rPr>
-        <w:rFonts w:ascii="Symbol" w:hAnsi="Symbol" w:hint="default"/>
+        <w:rFonts w:hint="default" w:ascii="Symbol" w:hAnsi="Symbol"/>
       </w:rPr>
     </w:lvl>
     <w:lvl w:ilvl="4" w:tplc="04090003" w:tentative="1">
@@ -6348,7 +8592,7 @@
         <w:ind w:left="3600" w:hanging="360"/>
       </w:pPr>
       <w:rPr>
-        <w:rFonts w:ascii="Courier New" w:hAnsi="Courier New" w:cs="Courier New" w:hint="default"/>
+        <w:rFonts w:hint="default" w:ascii="Courier New" w:hAnsi="Courier New" w:cs="Courier New"/>
       </w:rPr>
     </w:lvl>
     <w:lvl w:ilvl="5" w:tplc="04090005" w:tentative="1">
@@ -6360,7 +8604,7 @@
         <w:ind w:left="4320" w:hanging="360"/>
       </w:pPr>
       <w:rPr>
-        <w:rFonts w:ascii="Wingdings" w:hAnsi="Wingdings" w:hint="default"/>
+        <w:rFonts w:hint="default" w:ascii="Wingdings" w:hAnsi="Wingdings"/>
       </w:rPr>
     </w:lvl>
     <w:lvl w:ilvl="6" w:tplc="04090001" w:tentative="1">
@@ -6372,7 +8616,7 @@
         <w:ind w:left="5040" w:hanging="360"/>
       </w:pPr>
       <w:rPr>
-        <w:rFonts w:ascii="Symbol" w:hAnsi="Symbol" w:hint="default"/>
+        <w:rFonts w:hint="default" w:ascii="Symbol" w:hAnsi="Symbol"/>
       </w:rPr>
     </w:lvl>
     <w:lvl w:ilvl="7" w:tplc="04090003" w:tentative="1">
@@ -6384,7 +8628,7 @@
         <w:ind w:left="5760" w:hanging="360"/>
       </w:pPr>
       <w:rPr>
-        <w:rFonts w:ascii="Courier New" w:hAnsi="Courier New" w:cs="Courier New" w:hint="default"/>
+        <w:rFonts w:hint="default" w:ascii="Courier New" w:hAnsi="Courier New" w:cs="Courier New"/>
       </w:rPr>
     </w:lvl>
     <w:lvl w:ilvl="8" w:tplc="04090005" w:tentative="1">
@@ -6396,7 +8640,7 @@
         <w:ind w:left="6480" w:hanging="360"/>
       </w:pPr>
       <w:rPr>
-        <w:rFonts w:ascii="Wingdings" w:hAnsi="Wingdings" w:hint="default"/>
+        <w:rFonts w:hint="default" w:ascii="Wingdings" w:hAnsi="Wingdings"/>
       </w:rPr>
     </w:lvl>
   </w:abstractNum>
@@ -6413,7 +8657,7 @@
         <w:ind w:left="1080" w:hanging="360"/>
       </w:pPr>
       <w:rPr>
-        <w:rFonts w:ascii="Symbol" w:hAnsi="Symbol" w:hint="default"/>
+        <w:rFonts w:hint="default" w:ascii="Symbol" w:hAnsi="Symbol"/>
       </w:rPr>
     </w:lvl>
     <w:lvl w:ilvl="1" w:tplc="04090003" w:tentative="1">
@@ -6425,7 +8669,7 @@
         <w:ind w:left="1800" w:hanging="360"/>
       </w:pPr>
       <w:rPr>
-        <w:rFonts w:ascii="Courier New" w:hAnsi="Courier New" w:cs="Courier New" w:hint="default"/>
+        <w:rFonts w:hint="default" w:ascii="Courier New" w:hAnsi="Courier New" w:cs="Courier New"/>
       </w:rPr>
     </w:lvl>
     <w:lvl w:ilvl="2" w:tplc="04090005" w:tentative="1">
@@ -6437,7 +8681,7 @@
         <w:ind w:left="2520" w:hanging="360"/>
       </w:pPr>
       <w:rPr>
-        <w:rFonts w:ascii="Wingdings" w:hAnsi="Wingdings" w:hint="default"/>
+        <w:rFonts w:hint="default" w:ascii="Wingdings" w:hAnsi="Wingdings"/>
       </w:rPr>
     </w:lvl>
     <w:lvl w:ilvl="3" w:tplc="04090001" w:tentative="1">
@@ -6449,7 +8693,7 @@
         <w:ind w:left="3240" w:hanging="360"/>
       </w:pPr>
       <w:rPr>
-        <w:rFonts w:ascii="Symbol" w:hAnsi="Symbol" w:hint="default"/>
+        <w:rFonts w:hint="default" w:ascii="Symbol" w:hAnsi="Symbol"/>
       </w:rPr>
     </w:lvl>
     <w:lvl w:ilvl="4" w:tplc="04090003" w:tentative="1">
@@ -6461,7 +8705,7 @@
         <w:ind w:left="3960" w:hanging="360"/>
       </w:pPr>
       <w:rPr>
-        <w:rFonts w:ascii="Courier New" w:hAnsi="Courier New" w:cs="Courier New" w:hint="default"/>
+        <w:rFonts w:hint="default" w:ascii="Courier New" w:hAnsi="Courier New" w:cs="Courier New"/>
       </w:rPr>
     </w:lvl>
     <w:lvl w:ilvl="5" w:tplc="04090005" w:tentative="1">
@@ -6473,7 +8717,7 @@
         <w:ind w:left="4680" w:hanging="360"/>
       </w:pPr>
       <w:rPr>
-        <w:rFonts w:ascii="Wingdings" w:hAnsi="Wingdings" w:hint="default"/>
+        <w:rFonts w:hint="default" w:ascii="Wingdings" w:hAnsi="Wingdings"/>
       </w:rPr>
     </w:lvl>
     <w:lvl w:ilvl="6" w:tplc="04090001" w:tentative="1">
@@ -6485,7 +8729,7 @@
         <w:ind w:left="5400" w:hanging="360"/>
       </w:pPr>
       <w:rPr>
-        <w:rFonts w:ascii="Symbol" w:hAnsi="Symbol" w:hint="default"/>
+        <w:rFonts w:hint="default" w:ascii="Symbol" w:hAnsi="Symbol"/>
       </w:rPr>
     </w:lvl>
     <w:lvl w:ilvl="7" w:tplc="04090003" w:tentative="1">
@@ -6497,7 +8741,7 @@
         <w:ind w:left="6120" w:hanging="360"/>
       </w:pPr>
       <w:rPr>
-        <w:rFonts w:ascii="Courier New" w:hAnsi="Courier New" w:cs="Courier New" w:hint="default"/>
+        <w:rFonts w:hint="default" w:ascii="Courier New" w:hAnsi="Courier New" w:cs="Courier New"/>
       </w:rPr>
     </w:lvl>
     <w:lvl w:ilvl="8" w:tplc="04090005" w:tentative="1">
@@ -6509,7 +8753,7 @@
         <w:ind w:left="6840" w:hanging="360"/>
       </w:pPr>
       <w:rPr>
-        <w:rFonts w:ascii="Wingdings" w:hAnsi="Wingdings" w:hint="default"/>
+        <w:rFonts w:hint="default" w:ascii="Wingdings" w:hAnsi="Wingdings"/>
       </w:rPr>
     </w:lvl>
   </w:abstractNum>
@@ -6526,7 +8770,7 @@
         <w:ind w:left="720" w:hanging="360"/>
       </w:pPr>
       <w:rPr>
-        <w:rFonts w:ascii="Times New Roman" w:hAnsi="Times New Roman" w:cs="Times New Roman" w:hint="default"/>
+        <w:rFonts w:hint="default" w:ascii="Times New Roman" w:hAnsi="Times New Roman" w:cs="Times New Roman"/>
         <w:b/>
       </w:rPr>
     </w:lvl>
@@ -6705,7 +8949,7 @@
         <w:ind w:left="720" w:hanging="360"/>
       </w:pPr>
       <w:rPr>
-        <w:rFonts w:ascii="Symbol" w:hAnsi="Symbol" w:hint="default"/>
+        <w:rFonts w:hint="default" w:ascii="Symbol" w:hAnsi="Symbol"/>
         <w:sz w:val="20"/>
       </w:rPr>
     </w:lvl>
@@ -6721,7 +8965,7 @@
         <w:ind w:left="1440" w:hanging="360"/>
       </w:pPr>
       <w:rPr>
-        <w:rFonts w:ascii="Courier New" w:hAnsi="Courier New" w:hint="default"/>
+        <w:rFonts w:hint="default" w:ascii="Courier New" w:hAnsi="Courier New"/>
         <w:sz w:val="20"/>
       </w:rPr>
     </w:lvl>
@@ -6737,7 +8981,7 @@
         <w:ind w:left="2160" w:hanging="360"/>
       </w:pPr>
       <w:rPr>
-        <w:rFonts w:ascii="Wingdings" w:hAnsi="Wingdings" w:hint="default"/>
+        <w:rFonts w:hint="default" w:ascii="Wingdings" w:hAnsi="Wingdings"/>
         <w:sz w:val="20"/>
       </w:rPr>
     </w:lvl>
@@ -6753,7 +8997,7 @@
         <w:ind w:left="2880" w:hanging="360"/>
       </w:pPr>
       <w:rPr>
-        <w:rFonts w:ascii="Wingdings" w:hAnsi="Wingdings" w:hint="default"/>
+        <w:rFonts w:hint="default" w:ascii="Wingdings" w:hAnsi="Wingdings"/>
         <w:sz w:val="20"/>
       </w:rPr>
     </w:lvl>
@@ -6769,7 +9013,7 @@
         <w:ind w:left="3600" w:hanging="360"/>
       </w:pPr>
       <w:rPr>
-        <w:rFonts w:ascii="Wingdings" w:hAnsi="Wingdings" w:hint="default"/>
+        <w:rFonts w:hint="default" w:ascii="Wingdings" w:hAnsi="Wingdings"/>
         <w:sz w:val="20"/>
       </w:rPr>
     </w:lvl>
@@ -6785,7 +9029,7 @@
         <w:ind w:left="4320" w:hanging="360"/>
       </w:pPr>
       <w:rPr>
-        <w:rFonts w:ascii="Wingdings" w:hAnsi="Wingdings" w:hint="default"/>
+        <w:rFonts w:hint="default" w:ascii="Wingdings" w:hAnsi="Wingdings"/>
         <w:sz w:val="20"/>
       </w:rPr>
     </w:lvl>
@@ -6801,7 +9045,7 @@
         <w:ind w:left="5040" w:hanging="360"/>
       </w:pPr>
       <w:rPr>
-        <w:rFonts w:ascii="Wingdings" w:hAnsi="Wingdings" w:hint="default"/>
+        <w:rFonts w:hint="default" w:ascii="Wingdings" w:hAnsi="Wingdings"/>
         <w:sz w:val="20"/>
       </w:rPr>
     </w:lvl>
@@ -6817,7 +9061,7 @@
         <w:ind w:left="5760" w:hanging="360"/>
       </w:pPr>
       <w:rPr>
-        <w:rFonts w:ascii="Wingdings" w:hAnsi="Wingdings" w:hint="default"/>
+        <w:rFonts w:hint="default" w:ascii="Wingdings" w:hAnsi="Wingdings"/>
         <w:sz w:val="20"/>
       </w:rPr>
     </w:lvl>
@@ -6833,7 +9077,7 @@
         <w:ind w:left="6480" w:hanging="360"/>
       </w:pPr>
       <w:rPr>
-        <w:rFonts w:ascii="Wingdings" w:hAnsi="Wingdings" w:hint="default"/>
+        <w:rFonts w:hint="default" w:ascii="Wingdings" w:hAnsi="Wingdings"/>
         <w:sz w:val="20"/>
       </w:rPr>
     </w:lvl>
@@ -6964,7 +9208,7 @@
         <w:ind w:left="1080" w:hanging="360"/>
       </w:pPr>
       <w:rPr>
-        <w:rFonts w:ascii="Symbol" w:hAnsi="Symbol" w:hint="default"/>
+        <w:rFonts w:hint="default" w:ascii="Symbol" w:hAnsi="Symbol"/>
       </w:rPr>
     </w:lvl>
     <w:lvl w:ilvl="1" w:tplc="04090003" w:tentative="1">
@@ -6976,7 +9220,7 @@
         <w:ind w:left="1800" w:hanging="360"/>
       </w:pPr>
       <w:rPr>
-        <w:rFonts w:ascii="Courier New" w:hAnsi="Courier New" w:cs="Courier New" w:hint="default"/>
+        <w:rFonts w:hint="default" w:ascii="Courier New" w:hAnsi="Courier New" w:cs="Courier New"/>
       </w:rPr>
     </w:lvl>
     <w:lvl w:ilvl="2" w:tplc="04090005" w:tentative="1">
@@ -6988,7 +9232,7 @@
         <w:ind w:left="2520" w:hanging="360"/>
       </w:pPr>
       <w:rPr>
-        <w:rFonts w:ascii="Wingdings" w:hAnsi="Wingdings" w:hint="default"/>
+        <w:rFonts w:hint="default" w:ascii="Wingdings" w:hAnsi="Wingdings"/>
       </w:rPr>
     </w:lvl>
     <w:lvl w:ilvl="3" w:tplc="04090001" w:tentative="1">
@@ -7000,7 +9244,7 @@
         <w:ind w:left="3240" w:hanging="360"/>
       </w:pPr>
       <w:rPr>
-        <w:rFonts w:ascii="Symbol" w:hAnsi="Symbol" w:hint="default"/>
+        <w:rFonts w:hint="default" w:ascii="Symbol" w:hAnsi="Symbol"/>
       </w:rPr>
     </w:lvl>
     <w:lvl w:ilvl="4" w:tplc="04090003" w:tentative="1">
@@ -7012,7 +9256,7 @@
         <w:ind w:left="3960" w:hanging="360"/>
       </w:pPr>
       <w:rPr>
-        <w:rFonts w:ascii="Courier New" w:hAnsi="Courier New" w:cs="Courier New" w:hint="default"/>
+        <w:rFonts w:hint="default" w:ascii="Courier New" w:hAnsi="Courier New" w:cs="Courier New"/>
       </w:rPr>
     </w:lvl>
     <w:lvl w:ilvl="5" w:tplc="04090005" w:tentative="1">
@@ -7024,7 +9268,7 @@
         <w:ind w:left="4680" w:hanging="360"/>
       </w:pPr>
       <w:rPr>
-        <w:rFonts w:ascii="Wingdings" w:hAnsi="Wingdings" w:hint="default"/>
+        <w:rFonts w:hint="default" w:ascii="Wingdings" w:hAnsi="Wingdings"/>
       </w:rPr>
     </w:lvl>
     <w:lvl w:ilvl="6" w:tplc="04090001" w:tentative="1">
@@ -7036,7 +9280,7 @@
         <w:ind w:left="5400" w:hanging="360"/>
       </w:pPr>
       <w:rPr>
-        <w:rFonts w:ascii="Symbol" w:hAnsi="Symbol" w:hint="default"/>
+        <w:rFonts w:hint="default" w:ascii="Symbol" w:hAnsi="Symbol"/>
       </w:rPr>
     </w:lvl>
     <w:lvl w:ilvl="7" w:tplc="04090003" w:tentative="1">
@@ -7048,7 +9292,7 @@
         <w:ind w:left="6120" w:hanging="360"/>
       </w:pPr>
       <w:rPr>
-        <w:rFonts w:ascii="Courier New" w:hAnsi="Courier New" w:cs="Courier New" w:hint="default"/>
+        <w:rFonts w:hint="default" w:ascii="Courier New" w:hAnsi="Courier New" w:cs="Courier New"/>
       </w:rPr>
     </w:lvl>
     <w:lvl w:ilvl="8" w:tplc="04090005" w:tentative="1">
@@ -7060,7 +9304,7 @@
         <w:ind w:left="6840" w:hanging="360"/>
       </w:pPr>
       <w:rPr>
-        <w:rFonts w:ascii="Wingdings" w:hAnsi="Wingdings" w:hint="default"/>
+        <w:rFonts w:hint="default" w:ascii="Wingdings" w:hAnsi="Wingdings"/>
       </w:rPr>
     </w:lvl>
   </w:abstractNum>
@@ -7077,7 +9321,7 @@
         <w:ind w:left="840" w:hanging="360"/>
       </w:pPr>
       <w:rPr>
-        <w:rFonts w:ascii="Symbol" w:hAnsi="Symbol" w:hint="default"/>
+        <w:rFonts w:hint="default" w:ascii="Symbol" w:hAnsi="Symbol"/>
       </w:rPr>
     </w:lvl>
     <w:lvl w:ilvl="1" w:tplc="04090003" w:tentative="1">
@@ -7089,7 +9333,7 @@
         <w:ind w:left="1560" w:hanging="360"/>
       </w:pPr>
       <w:rPr>
-        <w:rFonts w:ascii="Courier New" w:hAnsi="Courier New" w:cs="Courier New" w:hint="default"/>
+        <w:rFonts w:hint="default" w:ascii="Courier New" w:hAnsi="Courier New" w:cs="Courier New"/>
       </w:rPr>
     </w:lvl>
     <w:lvl w:ilvl="2" w:tplc="04090005" w:tentative="1">
@@ -7101,7 +9345,7 @@
         <w:ind w:left="2280" w:hanging="360"/>
       </w:pPr>
       <w:rPr>
-        <w:rFonts w:ascii="Wingdings" w:hAnsi="Wingdings" w:hint="default"/>
+        <w:rFonts w:hint="default" w:ascii="Wingdings" w:hAnsi="Wingdings"/>
       </w:rPr>
     </w:lvl>
     <w:lvl w:ilvl="3" w:tplc="04090001" w:tentative="1">
@@ -7113,7 +9357,7 @@
         <w:ind w:left="3000" w:hanging="360"/>
       </w:pPr>
       <w:rPr>
-        <w:rFonts w:ascii="Symbol" w:hAnsi="Symbol" w:hint="default"/>
+        <w:rFonts w:hint="default" w:ascii="Symbol" w:hAnsi="Symbol"/>
       </w:rPr>
     </w:lvl>
     <w:lvl w:ilvl="4" w:tplc="04090003" w:tentative="1">
@@ -7125,7 +9369,7 @@
         <w:ind w:left="3720" w:hanging="360"/>
       </w:pPr>
       <w:rPr>
-        <w:rFonts w:ascii="Courier New" w:hAnsi="Courier New" w:cs="Courier New" w:hint="default"/>
+        <w:rFonts w:hint="default" w:ascii="Courier New" w:hAnsi="Courier New" w:cs="Courier New"/>
       </w:rPr>
     </w:lvl>
     <w:lvl w:ilvl="5" w:tplc="04090005" w:tentative="1">
@@ -7137,7 +9381,7 @@
         <w:ind w:left="4440" w:hanging="360"/>
       </w:pPr>
       <w:rPr>
-        <w:rFonts w:ascii="Wingdings" w:hAnsi="Wingdings" w:hint="default"/>
+        <w:rFonts w:hint="default" w:ascii="Wingdings" w:hAnsi="Wingdings"/>
       </w:rPr>
     </w:lvl>
     <w:lvl w:ilvl="6" w:tplc="04090001" w:tentative="1">
@@ -7149,7 +9393,7 @@
         <w:ind w:left="5160" w:hanging="360"/>
       </w:pPr>
       <w:rPr>
-        <w:rFonts w:ascii="Symbol" w:hAnsi="Symbol" w:hint="default"/>
+        <w:rFonts w:hint="default" w:ascii="Symbol" w:hAnsi="Symbol"/>
       </w:rPr>
     </w:lvl>
     <w:lvl w:ilvl="7" w:tplc="04090003" w:tentative="1">
@@ -7161,7 +9405,7 @@
         <w:ind w:left="5880" w:hanging="360"/>
       </w:pPr>
       <w:rPr>
-        <w:rFonts w:ascii="Courier New" w:hAnsi="Courier New" w:cs="Courier New" w:hint="default"/>
+        <w:rFonts w:hint="default" w:ascii="Courier New" w:hAnsi="Courier New" w:cs="Courier New"/>
       </w:rPr>
     </w:lvl>
     <w:lvl w:ilvl="8" w:tplc="04090005" w:tentative="1">
@@ -7173,7 +9417,7 @@
         <w:ind w:left="6600" w:hanging="360"/>
       </w:pPr>
       <w:rPr>
-        <w:rFonts w:ascii="Wingdings" w:hAnsi="Wingdings" w:hint="default"/>
+        <w:rFonts w:hint="default" w:ascii="Wingdings" w:hAnsi="Wingdings"/>
       </w:rPr>
     </w:lvl>
   </w:abstractNum>
@@ -7193,7 +9437,7 @@
         <w:ind w:left="720" w:hanging="360"/>
       </w:pPr>
       <w:rPr>
-        <w:rFonts w:ascii="Symbol" w:hAnsi="Symbol" w:hint="default"/>
+        <w:rFonts w:hint="default" w:ascii="Symbol" w:hAnsi="Symbol"/>
         <w:sz w:val="20"/>
       </w:rPr>
     </w:lvl>
@@ -7206,7 +9450,7 @@
         <w:ind w:left="1440" w:hanging="360"/>
       </w:pPr>
       <w:rPr>
-        <w:rFonts w:ascii="Times New Roman" w:eastAsiaTheme="minorHAnsi" w:hAnsi="Times New Roman" w:cs="Times New Roman" w:hint="default"/>
+        <w:rFonts w:hint="default" w:ascii="Times New Roman" w:hAnsi="Times New Roman" w:cs="Times New Roman" w:eastAsiaTheme="minorHAnsi"/>
       </w:rPr>
     </w:lvl>
     <w:lvl w:ilvl="2" w:tentative="1">
@@ -7221,7 +9465,7 @@
         <w:ind w:left="2160" w:hanging="360"/>
       </w:pPr>
       <w:rPr>
-        <w:rFonts w:ascii="Wingdings" w:hAnsi="Wingdings" w:hint="default"/>
+        <w:rFonts w:hint="default" w:ascii="Wingdings" w:hAnsi="Wingdings"/>
         <w:sz w:val="20"/>
       </w:rPr>
     </w:lvl>
@@ -7237,7 +9481,7 @@
         <w:ind w:left="2880" w:hanging="360"/>
       </w:pPr>
       <w:rPr>
-        <w:rFonts w:ascii="Wingdings" w:hAnsi="Wingdings" w:hint="default"/>
+        <w:rFonts w:hint="default" w:ascii="Wingdings" w:hAnsi="Wingdings"/>
         <w:sz w:val="20"/>
       </w:rPr>
     </w:lvl>
@@ -7253,7 +9497,7 @@
         <w:ind w:left="3600" w:hanging="360"/>
       </w:pPr>
       <w:rPr>
-        <w:rFonts w:ascii="Wingdings" w:hAnsi="Wingdings" w:hint="default"/>
+        <w:rFonts w:hint="default" w:ascii="Wingdings" w:hAnsi="Wingdings"/>
         <w:sz w:val="20"/>
       </w:rPr>
     </w:lvl>
@@ -7269,7 +9513,7 @@
         <w:ind w:left="4320" w:hanging="360"/>
       </w:pPr>
       <w:rPr>
-        <w:rFonts w:ascii="Wingdings" w:hAnsi="Wingdings" w:hint="default"/>
+        <w:rFonts w:hint="default" w:ascii="Wingdings" w:hAnsi="Wingdings"/>
         <w:sz w:val="20"/>
       </w:rPr>
     </w:lvl>
@@ -7285,7 +9529,7 @@
         <w:ind w:left="5040" w:hanging="360"/>
       </w:pPr>
       <w:rPr>
-        <w:rFonts w:ascii="Wingdings" w:hAnsi="Wingdings" w:hint="default"/>
+        <w:rFonts w:hint="default" w:ascii="Wingdings" w:hAnsi="Wingdings"/>
         <w:sz w:val="20"/>
       </w:rPr>
     </w:lvl>
@@ -7301,7 +9545,7 @@
         <w:ind w:left="5760" w:hanging="360"/>
       </w:pPr>
       <w:rPr>
-        <w:rFonts w:ascii="Wingdings" w:hAnsi="Wingdings" w:hint="default"/>
+        <w:rFonts w:hint="default" w:ascii="Wingdings" w:hAnsi="Wingdings"/>
         <w:sz w:val="20"/>
       </w:rPr>
     </w:lvl>
@@ -7317,7 +9561,7 @@
         <w:ind w:left="6480" w:hanging="360"/>
       </w:pPr>
       <w:rPr>
-        <w:rFonts w:ascii="Wingdings" w:hAnsi="Wingdings" w:hint="default"/>
+        <w:rFonts w:hint="default" w:ascii="Wingdings" w:hAnsi="Wingdings"/>
         <w:sz w:val="20"/>
       </w:rPr>
     </w:lvl>
@@ -7448,7 +9692,7 @@
         <w:ind w:left="2160" w:hanging="360"/>
       </w:pPr>
       <w:rPr>
-        <w:rFonts w:ascii="Wingdings" w:hAnsi="Wingdings" w:hint="default"/>
+        <w:rFonts w:hint="default" w:ascii="Wingdings" w:hAnsi="Wingdings"/>
       </w:rPr>
     </w:lvl>
     <w:lvl w:ilvl="1" w:tplc="04090003" w:tentative="1">
@@ -7460,7 +9704,7 @@
         <w:ind w:left="2880" w:hanging="360"/>
       </w:pPr>
       <w:rPr>
-        <w:rFonts w:ascii="Courier New" w:hAnsi="Courier New" w:cs="Courier New" w:hint="default"/>
+        <w:rFonts w:hint="default" w:ascii="Courier New" w:hAnsi="Courier New" w:cs="Courier New"/>
       </w:rPr>
     </w:lvl>
     <w:lvl w:ilvl="2" w:tplc="04090005" w:tentative="1">
@@ -7472,7 +9716,7 @@
         <w:ind w:left="3600" w:hanging="360"/>
       </w:pPr>
       <w:rPr>
-        <w:rFonts w:ascii="Wingdings" w:hAnsi="Wingdings" w:hint="default"/>
+        <w:rFonts w:hint="default" w:ascii="Wingdings" w:hAnsi="Wingdings"/>
       </w:rPr>
     </w:lvl>
     <w:lvl w:ilvl="3" w:tplc="04090001" w:tentative="1">
@@ -7484,7 +9728,7 @@
         <w:ind w:left="4320" w:hanging="360"/>
       </w:pPr>
       <w:rPr>
-        <w:rFonts w:ascii="Symbol" w:hAnsi="Symbol" w:hint="default"/>
+        <w:rFonts w:hint="default" w:ascii="Symbol" w:hAnsi="Symbol"/>
       </w:rPr>
     </w:lvl>
     <w:lvl w:ilvl="4" w:tplc="04090003" w:tentative="1">
@@ -7496,7 +9740,7 @@
         <w:ind w:left="5040" w:hanging="360"/>
       </w:pPr>
       <w:rPr>
-        <w:rFonts w:ascii="Courier New" w:hAnsi="Courier New" w:cs="Courier New" w:hint="default"/>
+        <w:rFonts w:hint="default" w:ascii="Courier New" w:hAnsi="Courier New" w:cs="Courier New"/>
       </w:rPr>
     </w:lvl>
     <w:lvl w:ilvl="5" w:tplc="04090005" w:tentative="1">
@@ -7508,7 +9752,7 @@
         <w:ind w:left="5760" w:hanging="360"/>
       </w:pPr>
       <w:rPr>
-        <w:rFonts w:ascii="Wingdings" w:hAnsi="Wingdings" w:hint="default"/>
+        <w:rFonts w:hint="default" w:ascii="Wingdings" w:hAnsi="Wingdings"/>
       </w:rPr>
     </w:lvl>
     <w:lvl w:ilvl="6" w:tplc="04090001" w:tentative="1">
@@ -7520,7 +9764,7 @@
         <w:ind w:left="6480" w:hanging="360"/>
       </w:pPr>
       <w:rPr>
-        <w:rFonts w:ascii="Symbol" w:hAnsi="Symbol" w:hint="default"/>
+        <w:rFonts w:hint="default" w:ascii="Symbol" w:hAnsi="Symbol"/>
       </w:rPr>
     </w:lvl>
     <w:lvl w:ilvl="7" w:tplc="04090003" w:tentative="1">
@@ -7532,7 +9776,7 @@
         <w:ind w:left="7200" w:hanging="360"/>
       </w:pPr>
       <w:rPr>
-        <w:rFonts w:ascii="Courier New" w:hAnsi="Courier New" w:cs="Courier New" w:hint="default"/>
+        <w:rFonts w:hint="default" w:ascii="Courier New" w:hAnsi="Courier New" w:cs="Courier New"/>
       </w:rPr>
     </w:lvl>
     <w:lvl w:ilvl="8" w:tplc="04090005" w:tentative="1">
@@ -7544,7 +9788,7 @@
         <w:ind w:left="7920" w:hanging="360"/>
       </w:pPr>
       <w:rPr>
-        <w:rFonts w:ascii="Wingdings" w:hAnsi="Wingdings" w:hint="default"/>
+        <w:rFonts w:hint="default" w:ascii="Wingdings" w:hAnsi="Wingdings"/>
       </w:rPr>
     </w:lvl>
   </w:abstractNum>
@@ -7564,7 +9808,7 @@
         <w:ind w:left="720" w:hanging="360"/>
       </w:pPr>
       <w:rPr>
-        <w:rFonts w:ascii="Symbol" w:hAnsi="Symbol" w:hint="default"/>
+        <w:rFonts w:hint="default" w:ascii="Symbol" w:hAnsi="Symbol"/>
         <w:sz w:val="20"/>
       </w:rPr>
     </w:lvl>
@@ -7580,7 +9824,7 @@
         <w:ind w:left="1440" w:hanging="360"/>
       </w:pPr>
       <w:rPr>
-        <w:rFonts w:ascii="Courier New" w:hAnsi="Courier New" w:hint="default"/>
+        <w:rFonts w:hint="default" w:ascii="Courier New" w:hAnsi="Courier New"/>
         <w:sz w:val="20"/>
       </w:rPr>
     </w:lvl>
@@ -7596,7 +9840,7 @@
         <w:ind w:left="2160" w:hanging="360"/>
       </w:pPr>
       <w:rPr>
-        <w:rFonts w:ascii="Wingdings" w:hAnsi="Wingdings" w:hint="default"/>
+        <w:rFonts w:hint="default" w:ascii="Wingdings" w:hAnsi="Wingdings"/>
         <w:sz w:val="20"/>
       </w:rPr>
     </w:lvl>
@@ -7612,7 +9856,7 @@
         <w:ind w:left="2880" w:hanging="360"/>
       </w:pPr>
       <w:rPr>
-        <w:rFonts w:ascii="Wingdings" w:hAnsi="Wingdings" w:hint="default"/>
+        <w:rFonts w:hint="default" w:ascii="Wingdings" w:hAnsi="Wingdings"/>
         <w:sz w:val="20"/>
       </w:rPr>
     </w:lvl>
@@ -7628,7 +9872,7 @@
         <w:ind w:left="3600" w:hanging="360"/>
       </w:pPr>
       <w:rPr>
-        <w:rFonts w:ascii="Wingdings" w:hAnsi="Wingdings" w:hint="default"/>
+        <w:rFonts w:hint="default" w:ascii="Wingdings" w:hAnsi="Wingdings"/>
         <w:sz w:val="20"/>
       </w:rPr>
     </w:lvl>
@@ -7644,7 +9888,7 @@
         <w:ind w:left="4320" w:hanging="360"/>
       </w:pPr>
       <w:rPr>
-        <w:rFonts w:ascii="Wingdings" w:hAnsi="Wingdings" w:hint="default"/>
+        <w:rFonts w:hint="default" w:ascii="Wingdings" w:hAnsi="Wingdings"/>
         <w:sz w:val="20"/>
       </w:rPr>
     </w:lvl>
@@ -7660,7 +9904,7 @@
         <w:ind w:left="5040" w:hanging="360"/>
       </w:pPr>
       <w:rPr>
-        <w:rFonts w:ascii="Wingdings" w:hAnsi="Wingdings" w:hint="default"/>
+        <w:rFonts w:hint="default" w:ascii="Wingdings" w:hAnsi="Wingdings"/>
         <w:sz w:val="20"/>
       </w:rPr>
     </w:lvl>
@@ -7676,7 +9920,7 @@
         <w:ind w:left="5760" w:hanging="360"/>
       </w:pPr>
       <w:rPr>
-        <w:rFonts w:ascii="Wingdings" w:hAnsi="Wingdings" w:hint="default"/>
+        <w:rFonts w:hint="default" w:ascii="Wingdings" w:hAnsi="Wingdings"/>
         <w:sz w:val="20"/>
       </w:rPr>
     </w:lvl>
@@ -7692,7 +9936,7 @@
         <w:ind w:left="6480" w:hanging="360"/>
       </w:pPr>
       <w:rPr>
-        <w:rFonts w:ascii="Wingdings" w:hAnsi="Wingdings" w:hint="default"/>
+        <w:rFonts w:hint="default" w:ascii="Wingdings" w:hAnsi="Wingdings"/>
         <w:sz w:val="20"/>
       </w:rPr>
     </w:lvl>
@@ -7713,7 +9957,7 @@
         <w:ind w:left="720" w:hanging="360"/>
       </w:pPr>
       <w:rPr>
-        <w:rFonts w:ascii="Symbol" w:hAnsi="Symbol" w:hint="default"/>
+        <w:rFonts w:hint="default" w:ascii="Symbol" w:hAnsi="Symbol"/>
         <w:sz w:val="20"/>
       </w:rPr>
     </w:lvl>
@@ -7729,7 +9973,7 @@
         <w:ind w:left="1440" w:hanging="360"/>
       </w:pPr>
       <w:rPr>
-        <w:rFonts w:ascii="Courier New" w:hAnsi="Courier New" w:hint="default"/>
+        <w:rFonts w:hint="default" w:ascii="Courier New" w:hAnsi="Courier New"/>
         <w:sz w:val="20"/>
       </w:rPr>
     </w:lvl>
@@ -7745,7 +9989,7 @@
         <w:ind w:left="2160" w:hanging="360"/>
       </w:pPr>
       <w:rPr>
-        <w:rFonts w:ascii="Wingdings" w:hAnsi="Wingdings" w:hint="default"/>
+        <w:rFonts w:hint="default" w:ascii="Wingdings" w:hAnsi="Wingdings"/>
         <w:sz w:val="20"/>
       </w:rPr>
     </w:lvl>
@@ -7761,7 +10005,7 @@
         <w:ind w:left="2880" w:hanging="360"/>
       </w:pPr>
       <w:rPr>
-        <w:rFonts w:ascii="Wingdings" w:hAnsi="Wingdings" w:hint="default"/>
+        <w:rFonts w:hint="default" w:ascii="Wingdings" w:hAnsi="Wingdings"/>
         <w:sz w:val="20"/>
       </w:rPr>
     </w:lvl>
@@ -7777,7 +10021,7 @@
         <w:ind w:left="3600" w:hanging="360"/>
       </w:pPr>
       <w:rPr>
-        <w:rFonts w:ascii="Wingdings" w:hAnsi="Wingdings" w:hint="default"/>
+        <w:rFonts w:hint="default" w:ascii="Wingdings" w:hAnsi="Wingdings"/>
         <w:sz w:val="20"/>
       </w:rPr>
     </w:lvl>
@@ -7793,7 +10037,7 @@
         <w:ind w:left="4320" w:hanging="360"/>
       </w:pPr>
       <w:rPr>
-        <w:rFonts w:ascii="Wingdings" w:hAnsi="Wingdings" w:hint="default"/>
+        <w:rFonts w:hint="default" w:ascii="Wingdings" w:hAnsi="Wingdings"/>
         <w:sz w:val="20"/>
       </w:rPr>
     </w:lvl>
@@ -7809,7 +10053,7 @@
         <w:ind w:left="5040" w:hanging="360"/>
       </w:pPr>
       <w:rPr>
-        <w:rFonts w:ascii="Wingdings" w:hAnsi="Wingdings" w:hint="default"/>
+        <w:rFonts w:hint="default" w:ascii="Wingdings" w:hAnsi="Wingdings"/>
         <w:sz w:val="20"/>
       </w:rPr>
     </w:lvl>
@@ -7825,7 +10069,7 @@
         <w:ind w:left="5760" w:hanging="360"/>
       </w:pPr>
       <w:rPr>
-        <w:rFonts w:ascii="Wingdings" w:hAnsi="Wingdings" w:hint="default"/>
+        <w:rFonts w:hint="default" w:ascii="Wingdings" w:hAnsi="Wingdings"/>
         <w:sz w:val="20"/>
       </w:rPr>
     </w:lvl>
@@ -7841,7 +10085,7 @@
         <w:ind w:left="6480" w:hanging="360"/>
       </w:pPr>
       <w:rPr>
-        <w:rFonts w:ascii="Wingdings" w:hAnsi="Wingdings" w:hint="default"/>
+        <w:rFonts w:hint="default" w:ascii="Wingdings" w:hAnsi="Wingdings"/>
         <w:sz w:val="20"/>
       </w:rPr>
     </w:lvl>
@@ -7951,7 +10195,7 @@
         <w:ind w:left="720" w:hanging="360"/>
       </w:pPr>
       <w:rPr>
-        <w:rFonts w:ascii="Symbol" w:hAnsi="Symbol" w:hint="default"/>
+        <w:rFonts w:hint="default" w:ascii="Symbol" w:hAnsi="Symbol"/>
         <w:sz w:val="20"/>
       </w:rPr>
     </w:lvl>
@@ -7967,7 +10211,7 @@
         <w:ind w:left="1440" w:hanging="360"/>
       </w:pPr>
       <w:rPr>
-        <w:rFonts w:ascii="Courier New" w:hAnsi="Courier New" w:hint="default"/>
+        <w:rFonts w:hint="default" w:ascii="Courier New" w:hAnsi="Courier New"/>
         <w:sz w:val="20"/>
       </w:rPr>
     </w:lvl>
@@ -7983,7 +10227,7 @@
         <w:ind w:left="2160" w:hanging="360"/>
       </w:pPr>
       <w:rPr>
-        <w:rFonts w:ascii="Wingdings" w:hAnsi="Wingdings" w:hint="default"/>
+        <w:rFonts w:hint="default" w:ascii="Wingdings" w:hAnsi="Wingdings"/>
         <w:sz w:val="20"/>
       </w:rPr>
     </w:lvl>
@@ -7999,7 +10243,7 @@
         <w:ind w:left="2880" w:hanging="360"/>
       </w:pPr>
       <w:rPr>
-        <w:rFonts w:ascii="Wingdings" w:hAnsi="Wingdings" w:hint="default"/>
+        <w:rFonts w:hint="default" w:ascii="Wingdings" w:hAnsi="Wingdings"/>
         <w:sz w:val="20"/>
       </w:rPr>
     </w:lvl>
@@ -8015,7 +10259,7 @@
         <w:ind w:left="3600" w:hanging="360"/>
       </w:pPr>
       <w:rPr>
-        <w:rFonts w:ascii="Wingdings" w:hAnsi="Wingdings" w:hint="default"/>
+        <w:rFonts w:hint="default" w:ascii="Wingdings" w:hAnsi="Wingdings"/>
         <w:sz w:val="20"/>
       </w:rPr>
     </w:lvl>
@@ -8031,7 +10275,7 @@
         <w:ind w:left="4320" w:hanging="360"/>
       </w:pPr>
       <w:rPr>
-        <w:rFonts w:ascii="Wingdings" w:hAnsi="Wingdings" w:hint="default"/>
+        <w:rFonts w:hint="default" w:ascii="Wingdings" w:hAnsi="Wingdings"/>
         <w:sz w:val="20"/>
       </w:rPr>
     </w:lvl>
@@ -8047,7 +10291,7 @@
         <w:ind w:left="5040" w:hanging="360"/>
       </w:pPr>
       <w:rPr>
-        <w:rFonts w:ascii="Wingdings" w:hAnsi="Wingdings" w:hint="default"/>
+        <w:rFonts w:hint="default" w:ascii="Wingdings" w:hAnsi="Wingdings"/>
         <w:sz w:val="20"/>
       </w:rPr>
     </w:lvl>
@@ -8063,7 +10307,7 @@
         <w:ind w:left="5760" w:hanging="360"/>
       </w:pPr>
       <w:rPr>
-        <w:rFonts w:ascii="Wingdings" w:hAnsi="Wingdings" w:hint="default"/>
+        <w:rFonts w:hint="default" w:ascii="Wingdings" w:hAnsi="Wingdings"/>
         <w:sz w:val="20"/>
       </w:rPr>
     </w:lvl>
@@ -8079,7 +10323,7 @@
         <w:ind w:left="6480" w:hanging="360"/>
       </w:pPr>
       <w:rPr>
-        <w:rFonts w:ascii="Wingdings" w:hAnsi="Wingdings" w:hint="default"/>
+        <w:rFonts w:hint="default" w:ascii="Wingdings" w:hAnsi="Wingdings"/>
         <w:sz w:val="20"/>
       </w:rPr>
     </w:lvl>
@@ -8100,7 +10344,7 @@
         <w:ind w:left="720" w:hanging="360"/>
       </w:pPr>
       <w:rPr>
-        <w:rFonts w:ascii="Symbol" w:hAnsi="Symbol" w:hint="default"/>
+        <w:rFonts w:hint="default" w:ascii="Symbol" w:hAnsi="Symbol"/>
         <w:sz w:val="20"/>
       </w:rPr>
     </w:lvl>
@@ -8116,7 +10360,7 @@
         <w:ind w:left="1440" w:hanging="360"/>
       </w:pPr>
       <w:rPr>
-        <w:rFonts w:ascii="Courier New" w:hAnsi="Courier New" w:hint="default"/>
+        <w:rFonts w:hint="default" w:ascii="Courier New" w:hAnsi="Courier New"/>
         <w:sz w:val="20"/>
       </w:rPr>
     </w:lvl>
@@ -8132,7 +10376,7 @@
         <w:ind w:left="2160" w:hanging="360"/>
       </w:pPr>
       <w:rPr>
-        <w:rFonts w:ascii="Wingdings" w:hAnsi="Wingdings" w:hint="default"/>
+        <w:rFonts w:hint="default" w:ascii="Wingdings" w:hAnsi="Wingdings"/>
         <w:sz w:val="20"/>
       </w:rPr>
     </w:lvl>
@@ -8148,7 +10392,7 @@
         <w:ind w:left="2880" w:hanging="360"/>
       </w:pPr>
       <w:rPr>
-        <w:rFonts w:ascii="Wingdings" w:hAnsi="Wingdings" w:hint="default"/>
+        <w:rFonts w:hint="default" w:ascii="Wingdings" w:hAnsi="Wingdings"/>
         <w:sz w:val="20"/>
       </w:rPr>
     </w:lvl>
@@ -8164,7 +10408,7 @@
         <w:ind w:left="3600" w:hanging="360"/>
       </w:pPr>
       <w:rPr>
-        <w:rFonts w:ascii="Wingdings" w:hAnsi="Wingdings" w:hint="default"/>
+        <w:rFonts w:hint="default" w:ascii="Wingdings" w:hAnsi="Wingdings"/>
         <w:sz w:val="20"/>
       </w:rPr>
     </w:lvl>
@@ -8180,7 +10424,7 @@
         <w:ind w:left="4320" w:hanging="360"/>
       </w:pPr>
       <w:rPr>
-        <w:rFonts w:ascii="Wingdings" w:hAnsi="Wingdings" w:hint="default"/>
+        <w:rFonts w:hint="default" w:ascii="Wingdings" w:hAnsi="Wingdings"/>
         <w:sz w:val="20"/>
       </w:rPr>
     </w:lvl>
@@ -8196,7 +10440,7 @@
         <w:ind w:left="5040" w:hanging="360"/>
       </w:pPr>
       <w:rPr>
-        <w:rFonts w:ascii="Wingdings" w:hAnsi="Wingdings" w:hint="default"/>
+        <w:rFonts w:hint="default" w:ascii="Wingdings" w:hAnsi="Wingdings"/>
         <w:sz w:val="20"/>
       </w:rPr>
     </w:lvl>
@@ -8212,7 +10456,7 @@
         <w:ind w:left="5760" w:hanging="360"/>
       </w:pPr>
       <w:rPr>
-        <w:rFonts w:ascii="Wingdings" w:hAnsi="Wingdings" w:hint="default"/>
+        <w:rFonts w:hint="default" w:ascii="Wingdings" w:hAnsi="Wingdings"/>
         <w:sz w:val="20"/>
       </w:rPr>
     </w:lvl>
@@ -8228,11 +10472,14 @@
         <w:ind w:left="6480" w:hanging="360"/>
       </w:pPr>
       <w:rPr>
-        <w:rFonts w:ascii="Wingdings" w:hAnsi="Wingdings" w:hint="default"/>
+        <w:rFonts w:hint="default" w:ascii="Wingdings" w:hAnsi="Wingdings"/>
         <w:sz w:val="20"/>
       </w:rPr>
     </w:lvl>
   </w:abstractNum>
+  <w:num w:numId="17">
+    <w:abstractNumId w:val="16"/>
+  </w:num>
   <w:num w:numId="1" w16cid:durableId="1603223146">
     <w:abstractNumId w:val="8"/>
   </w:num>
@@ -8289,7 +10536,7 @@
   <w:docDefaults>
     <w:rPrDefault>
       <w:rPr>
-        <w:rFonts w:asciiTheme="minorHAnsi" w:eastAsiaTheme="minorHAnsi" w:hAnsiTheme="minorHAnsi" w:cstheme="minorBidi"/>
+        <w:rFonts w:asciiTheme="minorHAnsi" w:hAnsiTheme="minorHAnsi" w:eastAsiaTheme="minorHAnsi" w:cstheme="minorBidi"/>
         <w:kern w:val="2"/>
         <w:sz w:val="24"/>
         <w:szCs w:val="24"/>
@@ -8306,14 +10553,14 @@
   <w:latentStyles w:defLockedState="0" w:defUIPriority="99" w:defSemiHidden="0" w:defUnhideWhenUsed="0" w:defQFormat="0" w:count="376">
     <w:lsdException w:name="Normal" w:uiPriority="0" w:qFormat="1"/>
     <w:lsdException w:name="heading 1" w:uiPriority="9" w:qFormat="1"/>
-    <w:lsdException w:name="heading 2" w:semiHidden="1" w:uiPriority="9" w:unhideWhenUsed="1" w:qFormat="1"/>
-    <w:lsdException w:name="heading 3" w:semiHidden="1" w:uiPriority="9" w:unhideWhenUsed="1" w:qFormat="1"/>
-    <w:lsdException w:name="heading 4" w:semiHidden="1" w:uiPriority="9" w:unhideWhenUsed="1" w:qFormat="1"/>
-    <w:lsdException w:name="heading 5" w:semiHidden="1" w:uiPriority="9" w:unhideWhenUsed="1" w:qFormat="1"/>
-    <w:lsdException w:name="heading 6" w:semiHidden="1" w:uiPriority="9" w:unhideWhenUsed="1" w:qFormat="1"/>
-    <w:lsdException w:name="heading 7" w:semiHidden="1" w:uiPriority="9" w:unhideWhenUsed="1" w:qFormat="1"/>
-    <w:lsdException w:name="heading 8" w:semiHidden="1" w:uiPriority="9" w:unhideWhenUsed="1" w:qFormat="1"/>
-    <w:lsdException w:name="heading 9" w:semiHidden="1" w:uiPriority="9" w:unhideWhenUsed="1" w:qFormat="1"/>
+    <w:lsdException w:name="heading 2" w:uiPriority="9" w:semiHidden="1" w:unhideWhenUsed="1" w:qFormat="1"/>
+    <w:lsdException w:name="heading 3" w:uiPriority="9" w:semiHidden="1" w:unhideWhenUsed="1" w:qFormat="1"/>
+    <w:lsdException w:name="heading 4" w:uiPriority="9" w:semiHidden="1" w:unhideWhenUsed="1" w:qFormat="1"/>
+    <w:lsdException w:name="heading 5" w:uiPriority="9" w:semiHidden="1" w:unhideWhenUsed="1" w:qFormat="1"/>
+    <w:lsdException w:name="heading 6" w:uiPriority="9" w:semiHidden="1" w:unhideWhenUsed="1" w:qFormat="1"/>
+    <w:lsdException w:name="heading 7" w:uiPriority="9" w:semiHidden="1" w:unhideWhenUsed="1" w:qFormat="1"/>
+    <w:lsdException w:name="heading 8" w:uiPriority="9" w:semiHidden="1" w:unhideWhenUsed="1" w:qFormat="1"/>
+    <w:lsdException w:name="heading 9" w:uiPriority="9" w:semiHidden="1" w:unhideWhenUsed="1" w:qFormat="1"/>
     <w:lsdException w:name="index 1" w:semiHidden="1" w:unhideWhenUsed="1"/>
     <w:lsdException w:name="index 2" w:semiHidden="1" w:unhideWhenUsed="1"/>
     <w:lsdException w:name="index 3" w:semiHidden="1" w:unhideWhenUsed="1"/>
@@ -8323,22 +10570,22 @@
     <w:lsdException w:name="index 7" w:semiHidden="1" w:unhideWhenUsed="1"/>
     <w:lsdException w:name="index 8" w:semiHidden="1" w:unhideWhenUsed="1"/>
     <w:lsdException w:name="index 9" w:semiHidden="1" w:unhideWhenUsed="1"/>
-    <w:lsdException w:name="toc 1" w:semiHidden="1" w:uiPriority="39" w:unhideWhenUsed="1"/>
-    <w:lsdException w:name="toc 2" w:semiHidden="1" w:uiPriority="39" w:unhideWhenUsed="1"/>
-    <w:lsdException w:name="toc 3" w:semiHidden="1" w:uiPriority="39" w:unhideWhenUsed="1"/>
-    <w:lsdException w:name="toc 4" w:semiHidden="1" w:uiPriority="39" w:unhideWhenUsed="1"/>
-    <w:lsdException w:name="toc 5" w:semiHidden="1" w:uiPriority="39" w:unhideWhenUsed="1"/>
-    <w:lsdException w:name="toc 6" w:semiHidden="1" w:uiPriority="39" w:unhideWhenUsed="1"/>
-    <w:lsdException w:name="toc 7" w:semiHidden="1" w:uiPriority="39" w:unhideWhenUsed="1"/>
-    <w:lsdException w:name="toc 8" w:semiHidden="1" w:uiPriority="39" w:unhideWhenUsed="1"/>
-    <w:lsdException w:name="toc 9" w:semiHidden="1" w:uiPriority="39" w:unhideWhenUsed="1"/>
+    <w:lsdException w:name="toc 1" w:uiPriority="39" w:semiHidden="1" w:unhideWhenUsed="1"/>
+    <w:lsdException w:name="toc 2" w:uiPriority="39" w:semiHidden="1" w:unhideWhenUsed="1"/>
+    <w:lsdException w:name="toc 3" w:uiPriority="39" w:semiHidden="1" w:unhideWhenUsed="1"/>
+    <w:lsdException w:name="toc 4" w:uiPriority="39" w:semiHidden="1" w:unhideWhenUsed="1"/>
+    <w:lsdException w:name="toc 5" w:uiPriority="39" w:semiHidden="1" w:unhideWhenUsed="1"/>
+    <w:lsdException w:name="toc 6" w:uiPriority="39" w:semiHidden="1" w:unhideWhenUsed="1"/>
+    <w:lsdException w:name="toc 7" w:uiPriority="39" w:semiHidden="1" w:unhideWhenUsed="1"/>
+    <w:lsdException w:name="toc 8" w:uiPriority="39" w:semiHidden="1" w:unhideWhenUsed="1"/>
+    <w:lsdException w:name="toc 9" w:uiPriority="39" w:semiHidden="1" w:unhideWhenUsed="1"/>
     <w:lsdException w:name="Normal Indent" w:semiHidden="1" w:unhideWhenUsed="1"/>
     <w:lsdException w:name="footnote text" w:semiHidden="1" w:unhideWhenUsed="1"/>
     <w:lsdException w:name="annotation text" w:semiHidden="1" w:unhideWhenUsed="1"/>
     <w:lsdException w:name="header" w:semiHidden="1" w:unhideWhenUsed="1"/>
     <w:lsdException w:name="footer" w:semiHidden="1" w:unhideWhenUsed="1"/>
     <w:lsdException w:name="index heading" w:semiHidden="1" w:unhideWhenUsed="1"/>
-    <w:lsdException w:name="caption" w:semiHidden="1" w:uiPriority="35" w:unhideWhenUsed="1" w:qFormat="1"/>
+    <w:lsdException w:name="caption" w:uiPriority="35" w:semiHidden="1" w:unhideWhenUsed="1" w:qFormat="1"/>
     <w:lsdException w:name="table of figures" w:semiHidden="1" w:unhideWhenUsed="1"/>
     <w:lsdException w:name="envelope address" w:semiHidden="1" w:unhideWhenUsed="1"/>
     <w:lsdException w:name="envelope return" w:semiHidden="1" w:unhideWhenUsed="1"/>
@@ -8369,7 +10616,7 @@
     <w:lsdException w:name="Title" w:uiPriority="10" w:qFormat="1"/>
     <w:lsdException w:name="Closing" w:semiHidden="1" w:unhideWhenUsed="1"/>
     <w:lsdException w:name="Signature" w:semiHidden="1" w:unhideWhenUsed="1"/>
-    <w:lsdException w:name="Default Paragraph Font" w:semiHidden="1" w:uiPriority="1" w:unhideWhenUsed="1"/>
+    <w:lsdException w:name="Default Paragraph Font" w:uiPriority="1" w:semiHidden="1" w:unhideWhenUsed="1"/>
     <w:lsdException w:name="Body Text" w:semiHidden="1" w:unhideWhenUsed="1"/>
     <w:lsdException w:name="Body Text Indent" w:semiHidden="1" w:unhideWhenUsed="1"/>
     <w:lsdException w:name="List Continue" w:semiHidden="1" w:unhideWhenUsed="1"/>
@@ -8569,8 +10816,8 @@
     <w:lsdException w:name="Subtle Reference" w:uiPriority="31" w:qFormat="1"/>
     <w:lsdException w:name="Intense Reference" w:uiPriority="32" w:qFormat="1"/>
     <w:lsdException w:name="Book Title" w:uiPriority="33" w:qFormat="1"/>
-    <w:lsdException w:name="Bibliography" w:semiHidden="1" w:uiPriority="37" w:unhideWhenUsed="1"/>
-    <w:lsdException w:name="TOC Heading" w:semiHidden="1" w:uiPriority="39" w:unhideWhenUsed="1" w:qFormat="1"/>
+    <w:lsdException w:name="Bibliography" w:uiPriority="37" w:semiHidden="1" w:unhideWhenUsed="1"/>
+    <w:lsdException w:name="TOC Heading" w:uiPriority="39" w:semiHidden="1" w:unhideWhenUsed="1" w:qFormat="1"/>
     <w:lsdException w:name="Plain Table 1" w:uiPriority="41"/>
     <w:lsdException w:name="Plain Table 2" w:uiPriority="42"/>
     <w:lsdException w:name="Plain Table 3" w:uiPriority="43"/>
@@ -8681,7 +10928,7 @@
     <w:lsdException w:name="Unresolved Mention" w:semiHidden="1" w:unhideWhenUsed="1"/>
     <w:lsdException w:name="Smart Link" w:semiHidden="1" w:unhideWhenUsed="1"/>
   </w:latentStyles>
-  <w:style w:type="paragraph" w:default="1" w:styleId="Normal">
+  <w:style w:type="paragraph" w:styleId="Normal" w:default="1">
     <w:name w:val="Normal"/>
     <w:qFormat/>
   </w:style>
@@ -8700,7 +10947,7 @@
       <w:outlineLvl w:val="0"/>
     </w:pPr>
     <w:rPr>
-      <w:rFonts w:asciiTheme="majorHAnsi" w:eastAsiaTheme="majorEastAsia" w:hAnsiTheme="majorHAnsi" w:cstheme="majorBidi"/>
+      <w:rFonts w:asciiTheme="majorHAnsi" w:hAnsiTheme="majorHAnsi" w:eastAsiaTheme="majorEastAsia" w:cstheme="majorBidi"/>
       <w:color w:val="2F5496" w:themeColor="accent1" w:themeShade="BF"/>
       <w:sz w:val="40"/>
       <w:szCs w:val="40"/>
@@ -8722,7 +10969,7 @@
       <w:outlineLvl w:val="1"/>
     </w:pPr>
     <w:rPr>
-      <w:rFonts w:asciiTheme="majorHAnsi" w:eastAsiaTheme="majorEastAsia" w:hAnsiTheme="majorHAnsi" w:cstheme="majorBidi"/>
+      <w:rFonts w:asciiTheme="majorHAnsi" w:hAnsiTheme="majorHAnsi" w:eastAsiaTheme="majorEastAsia" w:cstheme="majorBidi"/>
       <w:color w:val="2F5496" w:themeColor="accent1" w:themeShade="BF"/>
       <w:sz w:val="32"/>
       <w:szCs w:val="32"/>
@@ -8883,12 +11130,12 @@
       <w:color w:val="272727" w:themeColor="text1" w:themeTint="D8"/>
     </w:rPr>
   </w:style>
-  <w:style w:type="character" w:default="1" w:styleId="DefaultParagraphFont">
+  <w:style w:type="character" w:styleId="DefaultParagraphFont" w:default="1">
     <w:name w:val="Default Paragraph Font"/>
     <w:uiPriority w:val="1"/>
     <w:unhideWhenUsed/>
   </w:style>
-  <w:style w:type="table" w:default="1" w:styleId="TableNormal">
+  <w:style w:type="table" w:styleId="TableNormal" w:default="1">
     <w:name w:val="Normal Table"/>
     <w:uiPriority w:val="99"/>
     <w:semiHidden/>
@@ -8903,39 +11150,39 @@
       </w:tblCellMar>
     </w:tblPr>
   </w:style>
-  <w:style w:type="numbering" w:default="1" w:styleId="NoList">
+  <w:style w:type="numbering" w:styleId="NoList" w:default="1">
     <w:name w:val="No List"/>
     <w:uiPriority w:val="99"/>
     <w:semiHidden/>
     <w:unhideWhenUsed/>
   </w:style>
-  <w:style w:type="character" w:customStyle="1" w:styleId="Heading1Char">
+  <w:style w:type="character" w:styleId="Heading1Char" w:customStyle="1">
     <w:name w:val="Heading 1 Char"/>
     <w:basedOn w:val="DefaultParagraphFont"/>
     <w:link w:val="Heading1"/>
     <w:uiPriority w:val="9"/>
     <w:rsid w:val="00546446"/>
     <w:rPr>
-      <w:rFonts w:asciiTheme="majorHAnsi" w:eastAsiaTheme="majorEastAsia" w:hAnsiTheme="majorHAnsi" w:cstheme="majorBidi"/>
+      <w:rFonts w:asciiTheme="majorHAnsi" w:hAnsiTheme="majorHAnsi" w:eastAsiaTheme="majorEastAsia" w:cstheme="majorBidi"/>
       <w:color w:val="2F5496" w:themeColor="accent1" w:themeShade="BF"/>
       <w:sz w:val="40"/>
       <w:szCs w:val="40"/>
     </w:rPr>
   </w:style>
-  <w:style w:type="character" w:customStyle="1" w:styleId="Heading2Char">
+  <w:style w:type="character" w:styleId="Heading2Char" w:customStyle="1">
     <w:name w:val="Heading 2 Char"/>
     <w:basedOn w:val="DefaultParagraphFont"/>
     <w:link w:val="Heading2"/>
     <w:uiPriority w:val="9"/>
     <w:rsid w:val="00546446"/>
     <w:rPr>
-      <w:rFonts w:asciiTheme="majorHAnsi" w:eastAsiaTheme="majorEastAsia" w:hAnsiTheme="majorHAnsi" w:cstheme="majorBidi"/>
+      <w:rFonts w:asciiTheme="majorHAnsi" w:hAnsiTheme="majorHAnsi" w:eastAsiaTheme="majorEastAsia" w:cstheme="majorBidi"/>
       <w:color w:val="2F5496" w:themeColor="accent1" w:themeShade="BF"/>
       <w:sz w:val="32"/>
       <w:szCs w:val="32"/>
     </w:rPr>
   </w:style>
-  <w:style w:type="character" w:customStyle="1" w:styleId="Heading3Char">
+  <w:style w:type="character" w:styleId="Heading3Char" w:customStyle="1">
     <w:name w:val="Heading 3 Char"/>
     <w:basedOn w:val="DefaultParagraphFont"/>
     <w:link w:val="Heading3"/>
@@ -8949,7 +11196,7 @@
       <w:szCs w:val="28"/>
     </w:rPr>
   </w:style>
-  <w:style w:type="character" w:customStyle="1" w:styleId="Heading4Char">
+  <w:style w:type="character" w:styleId="Heading4Char" w:customStyle="1">
     <w:name w:val="Heading 4 Char"/>
     <w:basedOn w:val="DefaultParagraphFont"/>
     <w:link w:val="Heading4"/>
@@ -8963,7 +11210,7 @@
       <w:color w:val="2F5496" w:themeColor="accent1" w:themeShade="BF"/>
     </w:rPr>
   </w:style>
-  <w:style w:type="character" w:customStyle="1" w:styleId="Heading5Char">
+  <w:style w:type="character" w:styleId="Heading5Char" w:customStyle="1">
     <w:name w:val="Heading 5 Char"/>
     <w:basedOn w:val="DefaultParagraphFont"/>
     <w:link w:val="Heading5"/>
@@ -8975,7 +11222,7 @@
       <w:color w:val="2F5496" w:themeColor="accent1" w:themeShade="BF"/>
     </w:rPr>
   </w:style>
-  <w:style w:type="character" w:customStyle="1" w:styleId="Heading6Char">
+  <w:style w:type="character" w:styleId="Heading6Char" w:customStyle="1">
     <w:name w:val="Heading 6 Char"/>
     <w:basedOn w:val="DefaultParagraphFont"/>
     <w:link w:val="Heading6"/>
@@ -8989,7 +11236,7 @@
       <w:color w:val="595959" w:themeColor="text1" w:themeTint="A6"/>
     </w:rPr>
   </w:style>
-  <w:style w:type="character" w:customStyle="1" w:styleId="Heading7Char">
+  <w:style w:type="character" w:styleId="Heading7Char" w:customStyle="1">
     <w:name w:val="Heading 7 Char"/>
     <w:basedOn w:val="DefaultParagraphFont"/>
     <w:link w:val="Heading7"/>
@@ -9001,7 +11248,7 @@
       <w:color w:val="595959" w:themeColor="text1" w:themeTint="A6"/>
     </w:rPr>
   </w:style>
-  <w:style w:type="character" w:customStyle="1" w:styleId="Heading8Char">
+  <w:style w:type="character" w:styleId="Heading8Char" w:customStyle="1">
     <w:name w:val="Heading 8 Char"/>
     <w:basedOn w:val="DefaultParagraphFont"/>
     <w:link w:val="Heading8"/>
@@ -9015,7 +11262,7 @@
       <w:color w:val="272727" w:themeColor="text1" w:themeTint="D8"/>
     </w:rPr>
   </w:style>
-  <w:style w:type="character" w:customStyle="1" w:styleId="Heading9Char">
+  <w:style w:type="character" w:styleId="Heading9Char" w:customStyle="1">
     <w:name w:val="Heading 9 Char"/>
     <w:basedOn w:val="DefaultParagraphFont"/>
     <w:link w:val="Heading9"/>
@@ -9040,21 +11287,21 @@
       <w:contextualSpacing/>
     </w:pPr>
     <w:rPr>
-      <w:rFonts w:asciiTheme="majorHAnsi" w:eastAsiaTheme="majorEastAsia" w:hAnsiTheme="majorHAnsi" w:cstheme="majorBidi"/>
+      <w:rFonts w:asciiTheme="majorHAnsi" w:hAnsiTheme="majorHAnsi" w:eastAsiaTheme="majorEastAsia" w:cstheme="majorBidi"/>
       <w:spacing w:val="-10"/>
       <w:kern w:val="28"/>
       <w:sz w:val="56"/>
       <w:szCs w:val="56"/>
     </w:rPr>
   </w:style>
-  <w:style w:type="character" w:customStyle="1" w:styleId="TitleChar">
+  <w:style w:type="character" w:styleId="TitleChar" w:customStyle="1">
     <w:name w:val="Title Char"/>
     <w:basedOn w:val="DefaultParagraphFont"/>
     <w:link w:val="Title"/>
     <w:uiPriority w:val="10"/>
     <w:rsid w:val="00546446"/>
     <w:rPr>
-      <w:rFonts w:asciiTheme="majorHAnsi" w:eastAsiaTheme="majorEastAsia" w:hAnsiTheme="majorHAnsi" w:cstheme="majorBidi"/>
+      <w:rFonts w:asciiTheme="majorHAnsi" w:hAnsiTheme="majorHAnsi" w:eastAsiaTheme="majorEastAsia" w:cstheme="majorBidi"/>
       <w:spacing w:val="-10"/>
       <w:kern w:val="28"/>
       <w:sz w:val="56"/>
@@ -9082,7 +11329,7 @@
       <w:szCs w:val="28"/>
     </w:rPr>
   </w:style>
-  <w:style w:type="character" w:customStyle="1" w:styleId="SubtitleChar">
+  <w:style w:type="character" w:styleId="SubtitleChar" w:customStyle="1">
     <w:name w:val="Subtitle Char"/>
     <w:basedOn w:val="DefaultParagraphFont"/>
     <w:link w:val="Subtitle"/>
@@ -9114,7 +11361,7 @@
       <w:color w:val="404040" w:themeColor="text1" w:themeTint="BF"/>
     </w:rPr>
   </w:style>
-  <w:style w:type="character" w:customStyle="1" w:styleId="QuoteChar">
+  <w:style w:type="character" w:styleId="QuoteChar" w:customStyle="1">
     <w:name w:val="Quote Char"/>
     <w:basedOn w:val="DefaultParagraphFont"/>
     <w:link w:val="Quote"/>
@@ -9159,8 +11406,8 @@
     <w:rsid w:val="00546446"/>
     <w:pPr>
       <w:pBdr>
-        <w:top w:val="single" w:sz="4" w:space="10" w:color="2F5496" w:themeColor="accent1" w:themeShade="BF"/>
-        <w:bottom w:val="single" w:sz="4" w:space="10" w:color="2F5496" w:themeColor="accent1" w:themeShade="BF"/>
+        <w:top w:val="single" w:color="2F5496" w:themeColor="accent1" w:themeShade="BF" w:sz="4" w:space="10"/>
+        <w:bottom w:val="single" w:color="2F5496" w:themeColor="accent1" w:themeShade="BF" w:sz="4" w:space="10"/>
       </w:pBdr>
       <w:spacing w:before="360" w:after="360"/>
       <w:ind w:left="864" w:right="864"/>
@@ -9172,7 +11419,7 @@
       <w:color w:val="2F5496" w:themeColor="accent1" w:themeShade="BF"/>
     </w:rPr>
   </w:style>
-  <w:style w:type="character" w:customStyle="1" w:styleId="IntenseQuoteChar">
+  <w:style w:type="character" w:styleId="IntenseQuoteChar" w:customStyle="1">
     <w:name w:val="Intense Quote Char"/>
     <w:basedOn w:val="DefaultParagraphFont"/>
     <w:link w:val="IntenseQuote"/>
@@ -9221,11 +11468,149 @@
       <w:shd w:val="clear" w:color="auto" w:fill="E1DFDD"/>
     </w:rPr>
   </w:style>
+  <w:style xmlns:w="http://schemas.openxmlformats.org/wordprocessingml/2006/main" w:type="table" w:styleId="TableGrid">
+    <w:name xmlns:w="http://schemas.openxmlformats.org/wordprocessingml/2006/main" w:val="Table Grid"/>
+    <w:basedOn xmlns:w="http://schemas.openxmlformats.org/wordprocessingml/2006/main" w:val="TableNormal"/>
+    <w:uiPriority xmlns:w="http://schemas.openxmlformats.org/wordprocessingml/2006/main" w:val="59"/>
+    <w:rsid xmlns:w="http://schemas.openxmlformats.org/wordprocessingml/2006/main" w:val="00FB4123"/>
+    <w:pPr xmlns:w="http://schemas.openxmlformats.org/wordprocessingml/2006/main">
+      <w:spacing w:after="0" w:line="240" w:lineRule="auto"/>
+    </w:pPr>
+    <w:tblPr xmlns:w="http://schemas.openxmlformats.org/wordprocessingml/2006/main">
+      <w:tblInd w:w="0" w:type="dxa"/>
+      <w:tblBorders>
+        <w:top w:val="single" w:color="000000" w:themeColor="text1" w:sz="4" w:space="0"/>
+        <w:left w:val="single" w:color="000000" w:themeColor="text1" w:sz="4" w:space="0"/>
+        <w:bottom w:val="single" w:color="000000" w:themeColor="text1" w:sz="4" w:space="0"/>
+        <w:right w:val="single" w:color="000000" w:themeColor="text1" w:sz="4" w:space="0"/>
+        <w:insideH w:val="single" w:color="000000" w:themeColor="text1" w:sz="4" w:space="0"/>
+        <w:insideV w:val="single" w:color="000000" w:themeColor="text1" w:sz="4" w:space="0"/>
+      </w:tblBorders>
+      <w:tblCellMar>
+        <w:top w:w="0" w:type="dxa"/>
+        <w:left w:w="108" w:type="dxa"/>
+        <w:bottom w:w="0" w:type="dxa"/>
+        <w:right w:w="108" w:type="dxa"/>
+      </w:tblCellMar>
+    </w:tblPr>
+  </w:style>
+  <w:style xmlns:w14="http://schemas.microsoft.com/office/word/2010/wordml" xmlns:mc="http://schemas.openxmlformats.org/markup-compatibility/2006" xmlns:w="http://schemas.openxmlformats.org/wordprocessingml/2006/main" w:type="table" w:styleId="GridTable5Dark-Accent1" mc:Ignorable="w14">
+    <w:name xmlns:w="http://schemas.openxmlformats.org/wordprocessingml/2006/main" w:val="Grid Table 5 Dark Accent 1"/>
+    <w:basedOn xmlns:w="http://schemas.openxmlformats.org/wordprocessingml/2006/main" w:val="TableNormal"/>
+    <w:uiPriority xmlns:w="http://schemas.openxmlformats.org/wordprocessingml/2006/main" w:val="50"/>
+    <w:pPr xmlns:w="http://schemas.openxmlformats.org/wordprocessingml/2006/main">
+      <w:spacing xmlns:w="http://schemas.openxmlformats.org/wordprocessingml/2006/main" w:after="0" w:line="240" w:lineRule="auto"/>
+    </w:pPr>
+    <w:tblPr xmlns:w="http://schemas.openxmlformats.org/wordprocessingml/2006/main">
+      <w:tblStyleRowBandSize w:val="1"/>
+      <w:tblStyleColBandSize w:val="1"/>
+      <w:tblInd w:w="0" w:type="dxa"/>
+      <w:tblBorders>
+        <w:top w:val="single" w:color="FFFFFF" w:themeColor="background1" w:sz="4" w:space="0"/>
+        <w:left w:val="single" w:color="FFFFFF" w:themeColor="background1" w:sz="4" w:space="0"/>
+        <w:bottom w:val="single" w:color="FFFFFF" w:themeColor="background1" w:sz="4" w:space="0"/>
+        <w:right w:val="single" w:color="FFFFFF" w:themeColor="background1" w:sz="4" w:space="0"/>
+        <w:insideH w:val="single" w:color="FFFFFF" w:themeColor="background1" w:sz="4" w:space="0"/>
+        <w:insideV w:val="single" w:color="FFFFFF" w:themeColor="background1" w:sz="4" w:space="0"/>
+      </w:tblBorders>
+      <w:tblCellMar>
+        <w:top w:w="0" w:type="dxa"/>
+        <w:left w:w="108" w:type="dxa"/>
+        <w:bottom w:w="0" w:type="dxa"/>
+        <w:right w:w="108" w:type="dxa"/>
+      </w:tblCellMar>
+    </w:tblPr>
+    <w:tcPr xmlns:w="http://schemas.openxmlformats.org/wordprocessingml/2006/main">
+      <w:shd w:val="clear" w:color="auto" w:fill="DEEAF6" w:themeFill="accent1" w:themeFillTint="33"/>
+    </w:tcPr>
+    <w:tblStylePr xmlns:w="http://schemas.openxmlformats.org/wordprocessingml/2006/main" w:type="firstRow">
+      <w:rPr>
+        <w:b/>
+        <w:bCs/>
+        <w:color w:val="FFFFFF" w:themeColor="background1"/>
+      </w:rPr>
+      <w:tblPr/>
+      <w:tcPr>
+        <w:tcBorders>
+          <w:top w:val="single" w:color="FFFFFF" w:themeColor="background1" w:sz="4" w:space="0"/>
+          <w:left w:val="single" w:color="FFFFFF" w:themeColor="background1" w:sz="4" w:space="0"/>
+          <w:right w:val="single" w:color="FFFFFF" w:themeColor="background1" w:sz="4" w:space="0"/>
+          <w:insideH w:val="nil"/>
+          <w:insideV w:val="nil"/>
+        </w:tcBorders>
+        <w:shd w:val="clear" w:color="auto" w:fill="5B9BD5" w:themeFill="accent1"/>
+      </w:tcPr>
+    </w:tblStylePr>
+    <w:tblStylePr xmlns:w="http://schemas.openxmlformats.org/wordprocessingml/2006/main" w:type="lastRow">
+      <w:rPr>
+        <w:b/>
+        <w:bCs/>
+        <w:color w:val="FFFFFF" w:themeColor="background1"/>
+      </w:rPr>
+      <w:tblPr/>
+      <w:tcPr>
+        <w:tcBorders>
+          <w:left w:val="single" w:color="FFFFFF" w:themeColor="background1" w:sz="4" w:space="0"/>
+          <w:bottom w:val="single" w:color="FFFFFF" w:themeColor="background1" w:sz="4" w:space="0"/>
+          <w:right w:val="single" w:color="FFFFFF" w:themeColor="background1" w:sz="4" w:space="0"/>
+          <w:insideH w:val="nil"/>
+          <w:insideV w:val="nil"/>
+        </w:tcBorders>
+        <w:shd w:val="clear" w:color="auto" w:fill="5B9BD5" w:themeFill="accent1"/>
+      </w:tcPr>
+    </w:tblStylePr>
+    <w:tblStylePr xmlns:w="http://schemas.openxmlformats.org/wordprocessingml/2006/main" w:type="firstCol">
+      <w:rPr>
+        <w:b/>
+        <w:bCs/>
+        <w:color w:val="FFFFFF" w:themeColor="background1"/>
+      </w:rPr>
+      <w:tblPr/>
+      <w:tcPr>
+        <w:tcBorders>
+          <w:top w:val="single" w:color="FFFFFF" w:themeColor="background1" w:sz="4" w:space="0"/>
+          <w:left w:val="single" w:color="FFFFFF" w:themeColor="background1" w:sz="4" w:space="0"/>
+          <w:bottom w:val="single" w:color="FFFFFF" w:themeColor="background1" w:sz="4" w:space="0"/>
+          <w:insideV w:val="nil"/>
+        </w:tcBorders>
+        <w:shd w:val="clear" w:color="auto" w:fill="5B9BD5" w:themeFill="accent1"/>
+      </w:tcPr>
+    </w:tblStylePr>
+    <w:tblStylePr xmlns:w="http://schemas.openxmlformats.org/wordprocessingml/2006/main" w:type="lastCol">
+      <w:rPr>
+        <w:b/>
+        <w:bCs/>
+        <w:color w:val="FFFFFF" w:themeColor="background1"/>
+      </w:rPr>
+      <w:tblPr/>
+      <w:tcPr>
+        <w:tcBorders>
+          <w:top w:val="single" w:color="FFFFFF" w:themeColor="background1" w:sz="4" w:space="0"/>
+          <w:bottom w:val="single" w:color="FFFFFF" w:themeColor="background1" w:sz="4" w:space="0"/>
+          <w:right w:val="single" w:color="FFFFFF" w:themeColor="background1" w:sz="4" w:space="0"/>
+          <w:insideV w:val="nil"/>
+        </w:tcBorders>
+        <w:shd w:val="clear" w:color="auto" w:fill="5B9BD5" w:themeFill="accent1"/>
+      </w:tcPr>
+    </w:tblStylePr>
+    <w:tblStylePr xmlns:w="http://schemas.openxmlformats.org/wordprocessingml/2006/main" w:type="band1Vert">
+      <w:tblPr/>
+      <w:tcPr>
+        <w:shd w:val="clear" w:color="auto" w:fill="BDD6EE" w:themeFill="accent1" w:themeFillTint="66"/>
+      </w:tcPr>
+    </w:tblStylePr>
+    <w:tblStylePr xmlns:w="http://schemas.openxmlformats.org/wordprocessingml/2006/main" w:type="band1Horz">
+      <w:tblPr/>
+      <w:tcPr>
+        <w:shd w:val="clear" w:color="auto" w:fill="BDD6EE" w:themeFill="accent1" w:themeFillTint="66"/>
+      </w:tcPr>
+    </w:tblStylePr>
+  </w:style>
 </w:styles>
 </file>
 
 <file path=word/theme/theme1.xml><?xml version="1.0" encoding="utf-8"?>
-<a:theme xmlns:a="http://schemas.openxmlformats.org/drawingml/2006/main" name="Office Theme">
+<a:theme xmlns:a="http://schemas.openxmlformats.org/drawingml/2006/main" xmlns:thm15="http://schemas.microsoft.com/office/thememl/2012/main" name="Office Theme">
   <a:themeElements>
     <a:clrScheme name="Office">
       <a:dk1>

--- a/Testare Unitara In Python.docx
+++ b/Testare Unitara In Python.docx
@@ -1,6 +1,6 @@
 
 <file path=word/document.xml><?xml version="1.0" encoding="utf-8"?>
-<w:document xmlns:wpc="http://schemas.microsoft.com/office/word/2010/wordprocessingCanvas" xmlns:cx="http://schemas.microsoft.com/office/drawing/2014/chartex" xmlns:cx1="http://schemas.microsoft.com/office/drawing/2015/9/8/chartex" xmlns:cx2="http://schemas.microsoft.com/office/drawing/2015/10/21/chartex" xmlns:cx3="http://schemas.microsoft.com/office/drawing/2016/5/9/chartex" xmlns:cx4="http://schemas.microsoft.com/office/drawing/2016/5/10/chartex" xmlns:cx5="http://schemas.microsoft.com/office/drawing/2016/5/11/chartex" xmlns:cx6="http://schemas.microsoft.com/office/drawing/2016/5/12/chartex" xmlns:cx7="http://schemas.microsoft.com/office/drawing/2016/5/13/chartex" xmlns:cx8="http://schemas.microsoft.com/office/drawing/2016/5/14/chartex" xmlns:mc="http://schemas.openxmlformats.org/markup-compatibility/2006" xmlns:aink="http://schemas.microsoft.com/office/drawing/2016/ink" xmlns:am3d="http://schemas.microsoft.com/office/drawing/2017/model3d" xmlns:o="urn:schemas-microsoft-com:office:office" xmlns:oel="http://schemas.microsoft.com/office/2019/extlst" xmlns:r="http://schemas.openxmlformats.org/officeDocument/2006/relationships" xmlns:m="http://schemas.openxmlformats.org/officeDocument/2006/math" xmlns:v="urn:schemas-microsoft-com:vml" xmlns:wp14="http://schemas.microsoft.com/office/word/2010/wordprocessingDrawing" xmlns:wp="http://schemas.openxmlformats.org/drawingml/2006/wordprocessingDrawing" xmlns:w10="urn:schemas-microsoft-com:office:word" xmlns:w="http://schemas.openxmlformats.org/wordprocessingml/2006/main" xmlns:w14="http://schemas.microsoft.com/office/word/2010/wordml" xmlns:w15="http://schemas.microsoft.com/office/word/2012/wordml" xmlns:w16cex="http://schemas.microsoft.com/office/word/2018/wordml/cex" xmlns:w16cid="http://schemas.microsoft.com/office/word/2016/wordml/cid" xmlns:w16="http://schemas.microsoft.com/office/word/2018/wordml" xmlns:w16du="http://schemas.microsoft.com/office/word/2023/wordml/word16du" xmlns:w16sdtdh="http://schemas.microsoft.com/office/word/2020/wordml/sdtdatahash" xmlns:w16sdtfl="http://schemas.microsoft.com/office/word/2024/wordml/sdtformatlock" xmlns:w16se="http://schemas.microsoft.com/office/word/2015/wordml/symex" xmlns:wpg="http://schemas.microsoft.com/office/word/2010/wordprocessingGroup" xmlns:wpi="http://schemas.microsoft.com/office/word/2010/wordprocessingInk" xmlns:wne="http://schemas.microsoft.com/office/word/2006/wordml" xmlns:wps="http://schemas.microsoft.com/office/word/2010/wordprocessingShape" xmlns:a="http://schemas.openxmlformats.org/drawingml/2006/main" xmlns:pic="http://schemas.openxmlformats.org/drawingml/2006/picture" xmlns:a14="http://schemas.microsoft.com/office/drawing/2010/main" mc:Ignorable="w14 w15 w16se w16cid w16 w16cex w16sdtdh w16sdtfl w16du wp14">
+<w:document xmlns:wpc="http://schemas.microsoft.com/office/word/2010/wordprocessingCanvas" xmlns:cx="http://schemas.microsoft.com/office/drawing/2014/chartex" xmlns:cx1="http://schemas.microsoft.com/office/drawing/2015/9/8/chartex" xmlns:cx2="http://schemas.microsoft.com/office/drawing/2015/10/21/chartex" xmlns:cx3="http://schemas.microsoft.com/office/drawing/2016/5/9/chartex" xmlns:cx4="http://schemas.microsoft.com/office/drawing/2016/5/10/chartex" xmlns:cx5="http://schemas.microsoft.com/office/drawing/2016/5/11/chartex" xmlns:cx6="http://schemas.microsoft.com/office/drawing/2016/5/12/chartex" xmlns:cx7="http://schemas.microsoft.com/office/drawing/2016/5/13/chartex" xmlns:cx8="http://schemas.microsoft.com/office/drawing/2016/5/14/chartex" xmlns:mc="http://schemas.openxmlformats.org/markup-compatibility/2006" xmlns:aink="http://schemas.microsoft.com/office/drawing/2016/ink" xmlns:am3d="http://schemas.microsoft.com/office/drawing/2017/model3d" xmlns:o="urn:schemas-microsoft-com:office:office" xmlns:r="http://schemas.openxmlformats.org/officeDocument/2006/relationships" xmlns:m="http://schemas.openxmlformats.org/officeDocument/2006/math" xmlns:v="urn:schemas-microsoft-com:vml" xmlns:wp14="http://schemas.microsoft.com/office/word/2010/wordprocessingDrawing" xmlns:wp="http://schemas.openxmlformats.org/drawingml/2006/wordprocessingDrawing" xmlns:w10="urn:schemas-microsoft-com:office:word" xmlns:w="http://schemas.openxmlformats.org/wordprocessingml/2006/main" xmlns:w14="http://schemas.microsoft.com/office/word/2010/wordml" xmlns:w15="http://schemas.microsoft.com/office/word/2012/wordml" xmlns:w16cex="http://schemas.microsoft.com/office/word/2018/wordml/cex" xmlns:w16cid="http://schemas.microsoft.com/office/word/2016/wordml/cid" xmlns:w16="http://schemas.microsoft.com/office/word/2018/wordml" xmlns:w16sdtdh="http://schemas.microsoft.com/office/word/2020/wordml/sdtdatahash" xmlns:w16se="http://schemas.microsoft.com/office/word/2015/wordml/symex" xmlns:wpg="http://schemas.microsoft.com/office/word/2010/wordprocessingGroup" xmlns:wpi="http://schemas.microsoft.com/office/word/2010/wordprocessingInk" xmlns:wne="http://schemas.microsoft.com/office/word/2006/wordml" xmlns:wps="http://schemas.microsoft.com/office/word/2010/wordprocessingShape" mc:Ignorable="w14 w15 w16se w16cid w16 w16cex w16sdtdh wp14">
   <w:body>
     <w:p>
       <w:pPr>
@@ -396,7 +396,7 @@
       <w:pPr>
         <w:numPr>
           <w:ilvl w:val="0"/>
-          <w:numId w:val="1"/>
+          <w:numId w:val="2"/>
         </w:numPr>
         <w:rPr>
           <w:rFonts w:ascii="Times New Roman" w:hAnsi="Times New Roman" w:cs="Times New Roman"/>
@@ -487,7 +487,7 @@
       <w:pPr>
         <w:numPr>
           <w:ilvl w:val="0"/>
-          <w:numId w:val="1"/>
+          <w:numId w:val="2"/>
         </w:numPr>
         <w:rPr>
           <w:rFonts w:ascii="Times New Roman" w:hAnsi="Times New Roman" w:cs="Times New Roman"/>
@@ -512,19 +512,29 @@
       <w:pPr>
         <w:numPr>
           <w:ilvl w:val="0"/>
-          <w:numId w:val="1"/>
+          <w:numId w:val="2"/>
         </w:numPr>
         <w:rPr>
           <w:rFonts w:ascii="Times New Roman" w:hAnsi="Times New Roman" w:cs="Times New Roman"/>
         </w:rPr>
       </w:pPr>
+      <w:proofErr w:type="spellStart"/>
       <w:r>
         <w:rPr>
           <w:rFonts w:ascii="Times New Roman" w:hAnsi="Times New Roman" w:cs="Times New Roman"/>
           <w:b/>
           <w:bCs/>
         </w:rPr>
-        <w:t>Scor Credit:</w:t>
+        <w:t>Scor</w:t>
+      </w:r>
+      <w:proofErr w:type="spellEnd"/>
+      <w:r>
+        <w:rPr>
+          <w:rFonts w:ascii="Times New Roman" w:hAnsi="Times New Roman" w:cs="Times New Roman"/>
+          <w:b/>
+          <w:bCs/>
+        </w:rPr>
+        <w:t xml:space="preserve"> Credit:</w:t>
       </w:r>
       <w:r>
         <w:rPr>
@@ -720,7 +730,7 @@
         <w:pStyle w:val="ListParagraph"/>
         <w:numPr>
           <w:ilvl w:val="0"/>
-          <w:numId w:val="10"/>
+          <w:numId w:val="11"/>
         </w:numPr>
         <w:rPr>
           <w:rFonts w:ascii="Times New Roman" w:hAnsi="Times New Roman" w:cs="Times New Roman"/>
@@ -806,7 +816,7 @@
         <w:pStyle w:val="ListParagraph"/>
         <w:numPr>
           <w:ilvl w:val="1"/>
-          <w:numId w:val="1"/>
+          <w:numId w:val="2"/>
         </w:numPr>
         <w:rPr>
           <w:rFonts w:ascii="Times New Roman" w:hAnsi="Times New Roman" w:cs="Times New Roman"/>
@@ -846,7 +856,7 @@
         <w:pStyle w:val="ListParagraph"/>
         <w:numPr>
           <w:ilvl w:val="1"/>
-          <w:numId w:val="1"/>
+          <w:numId w:val="2"/>
         </w:numPr>
         <w:rPr>
           <w:rFonts w:ascii="Times New Roman" w:hAnsi="Times New Roman" w:cs="Times New Roman"/>
@@ -886,7 +896,7 @@
         <w:pStyle w:val="ListParagraph"/>
         <w:numPr>
           <w:ilvl w:val="1"/>
-          <w:numId w:val="1"/>
+          <w:numId w:val="2"/>
         </w:numPr>
         <w:rPr>
           <w:rFonts w:ascii="Times New Roman" w:hAnsi="Times New Roman" w:cs="Times New Roman"/>
@@ -1015,294 +1025,6 @@
     </w:p>
     <w:p>
       <w:pPr>
-        <w:numPr>
-          <w:ilvl w:val="0"/>
-          <w:numId w:val="12"/>
-        </w:numPr>
-        <w:rPr>
-          <w:rFonts w:ascii="Times New Roman" w:hAnsi="Times New Roman" w:cs="Times New Roman"/>
-        </w:rPr>
-      </w:pPr>
-      <w:proofErr w:type="spellStart"/>
-      <w:r>
-        <w:rPr>
-          <w:rFonts w:ascii="Times New Roman" w:hAnsi="Times New Roman" w:cs="Times New Roman"/>
-          <w:b/>
-          <w:bCs/>
-        </w:rPr>
-        <w:t>Pentru</w:t>
-      </w:r>
-      <w:proofErr w:type="spellEnd"/>
-      <w:r>
-        <w:rPr>
-          <w:rFonts w:ascii="Times New Roman" w:hAnsi="Times New Roman" w:cs="Times New Roman"/>
-          <w:b/>
-          <w:bCs/>
-        </w:rPr>
-        <w:t xml:space="preserve"> </w:t>
-      </w:r>
-      <w:proofErr w:type="spellStart"/>
-      <w:r>
-        <w:rPr>
-          <w:rFonts w:ascii="Times New Roman" w:hAnsi="Times New Roman" w:cs="Times New Roman"/>
-          <w:b/>
-          <w:bCs/>
-        </w:rPr>
-        <w:t>vârstă</w:t>
-      </w:r>
-      <w:proofErr w:type="spellEnd"/>
-      <w:r>
-        <w:rPr>
-          <w:rFonts w:ascii="Times New Roman" w:hAnsi="Times New Roman" w:cs="Times New Roman"/>
-        </w:rPr>
-        <w:t>:</w:t>
-      </w:r>
-    </w:p>
-    <w:p>
-      <w:pPr>
-        <w:ind w:left="720"/>
-        <w:rPr>
-          <w:rFonts w:ascii="Times New Roman" w:hAnsi="Times New Roman" w:cs="Times New Roman"/>
-        </w:rPr>
-      </w:pPr>
-      <w:r>
-        <w:rPr>
-          <w:rFonts w:ascii="Times New Roman" w:hAnsi="Times New Roman" w:cs="Times New Roman"/>
-        </w:rPr>
-        <w:t>V1 = {</w:t>
-      </w:r>
-      <w:proofErr w:type="spellStart"/>
-      <w:r>
-        <w:rPr>
-          <w:rFonts w:ascii="Times New Roman" w:hAnsi="Times New Roman" w:cs="Times New Roman"/>
-        </w:rPr>
-        <w:t>varsta</w:t>
-      </w:r>
-      <w:proofErr w:type="spellEnd"/>
-      <w:r>
-        <w:rPr>
-          <w:rFonts w:ascii="Times New Roman" w:hAnsi="Times New Roman" w:cs="Times New Roman"/>
-        </w:rPr>
-        <w:t xml:space="preserve"> </w:t>
-      </w:r>
-      <w:r>
-        <w:rPr>
-          <w:rFonts w:ascii="Times New Roman" w:hAnsi="Times New Roman" w:cs="Times New Roman"/>
-        </w:rPr>
-        <w:t xml:space="preserve">| </w:t>
-      </w:r>
-      <w:r>
-        <w:rPr>
-          <w:rFonts w:ascii="Times New Roman" w:hAnsi="Times New Roman" w:cs="Times New Roman"/>
-        </w:rPr>
-        <w:t xml:space="preserve">18 </w:t>
-      </w:r>
-      <w:r>
-        <w:rPr>
-          <w:rFonts w:ascii="Times New Roman" w:hAnsi="Times New Roman" w:cs="Times New Roman"/>
-        </w:rPr>
-        <w:t>&lt;=</w:t>
-      </w:r>
-      <w:r>
-        <w:rPr>
-          <w:rFonts w:ascii="Times New Roman" w:hAnsi="Times New Roman" w:cs="Times New Roman"/>
-        </w:rPr>
-        <w:t xml:space="preserve"> </w:t>
-      </w:r>
-      <w:proofErr w:type="spellStart"/>
-      <w:r>
-        <w:rPr>
-          <w:rFonts w:ascii="Times New Roman" w:hAnsi="Times New Roman" w:cs="Times New Roman"/>
-        </w:rPr>
-        <w:t>varsta</w:t>
-      </w:r>
-      <w:proofErr w:type="spellEnd"/>
-      <w:r>
-        <w:rPr>
-          <w:rFonts w:ascii="Times New Roman" w:hAnsi="Times New Roman" w:cs="Times New Roman"/>
-        </w:rPr>
-        <w:t xml:space="preserve"> </w:t>
-      </w:r>
-      <w:r>
-        <w:rPr>
-          <w:rFonts w:ascii="Times New Roman" w:hAnsi="Times New Roman" w:cs="Times New Roman"/>
-        </w:rPr>
-        <w:t>&lt;=</w:t>
-      </w:r>
-      <w:r>
-        <w:rPr>
-          <w:rFonts w:ascii="Times New Roman" w:hAnsi="Times New Roman" w:cs="Times New Roman"/>
-        </w:rPr>
-        <w:t xml:space="preserve"> 65} (</w:t>
-      </w:r>
-      <w:proofErr w:type="spellStart"/>
-      <w:r>
-        <w:rPr>
-          <w:rFonts w:ascii="Times New Roman" w:hAnsi="Times New Roman" w:cs="Times New Roman"/>
-        </w:rPr>
-        <w:t>Vârstă</w:t>
-      </w:r>
-      <w:proofErr w:type="spellEnd"/>
-      <w:r>
-        <w:rPr>
-          <w:rFonts w:ascii="Times New Roman" w:hAnsi="Times New Roman" w:cs="Times New Roman"/>
-        </w:rPr>
-        <w:t xml:space="preserve"> </w:t>
-      </w:r>
-      <w:proofErr w:type="spellStart"/>
-      <w:r>
-        <w:rPr>
-          <w:rFonts w:ascii="Times New Roman" w:hAnsi="Times New Roman" w:cs="Times New Roman"/>
-        </w:rPr>
-        <w:t>validă</w:t>
-      </w:r>
-      <w:proofErr w:type="spellEnd"/>
-      <w:r>
-        <w:rPr>
-          <w:rFonts w:ascii="Times New Roman" w:hAnsi="Times New Roman" w:cs="Times New Roman"/>
-        </w:rPr>
-        <w:t>)</w:t>
-      </w:r>
-    </w:p>
-    <w:p>
-      <w:pPr>
-        <w:ind w:left="720"/>
-        <w:rPr>
-          <w:rFonts w:ascii="Times New Roman" w:hAnsi="Times New Roman" w:cs="Times New Roman"/>
-        </w:rPr>
-      </w:pPr>
-      <w:r>
-        <w:rPr>
-          <w:rFonts w:ascii="Times New Roman" w:hAnsi="Times New Roman" w:cs="Times New Roman"/>
-        </w:rPr>
-        <w:t>V2 = {</w:t>
-      </w:r>
-      <w:proofErr w:type="spellStart"/>
-      <w:r>
-        <w:rPr>
-          <w:rFonts w:ascii="Times New Roman" w:hAnsi="Times New Roman" w:cs="Times New Roman"/>
-        </w:rPr>
-        <w:t>varsta</w:t>
-      </w:r>
-      <w:proofErr w:type="spellEnd"/>
-      <w:r>
-        <w:rPr>
-          <w:rFonts w:ascii="Times New Roman" w:hAnsi="Times New Roman" w:cs="Times New Roman"/>
-        </w:rPr>
-        <w:t xml:space="preserve"> </w:t>
-      </w:r>
-      <w:r>
-        <w:rPr>
-          <w:rFonts w:ascii="Times New Roman" w:hAnsi="Times New Roman" w:cs="Times New Roman"/>
-        </w:rPr>
-        <w:t>|</w:t>
-      </w:r>
-      <w:r>
-        <w:rPr>
-          <w:rFonts w:ascii="Times New Roman" w:hAnsi="Times New Roman" w:cs="Times New Roman"/>
-        </w:rPr>
-        <w:t xml:space="preserve"> </w:t>
-      </w:r>
-      <w:proofErr w:type="spellStart"/>
-      <w:r>
-        <w:rPr>
-          <w:rFonts w:ascii="Times New Roman" w:hAnsi="Times New Roman" w:cs="Times New Roman"/>
-        </w:rPr>
-        <w:t>varsta</w:t>
-      </w:r>
-      <w:proofErr w:type="spellEnd"/>
-      <w:r>
-        <w:rPr>
-          <w:rFonts w:ascii="Times New Roman" w:hAnsi="Times New Roman" w:cs="Times New Roman"/>
-        </w:rPr>
-        <w:t xml:space="preserve"> &lt; 18} (Prea </w:t>
-      </w:r>
-      <w:proofErr w:type="spellStart"/>
-      <w:r>
-        <w:rPr>
-          <w:rFonts w:ascii="Times New Roman" w:hAnsi="Times New Roman" w:cs="Times New Roman"/>
-        </w:rPr>
-        <w:t>tânăr</w:t>
-      </w:r>
-      <w:proofErr w:type="spellEnd"/>
-      <w:r>
-        <w:rPr>
-          <w:rFonts w:ascii="Times New Roman" w:hAnsi="Times New Roman" w:cs="Times New Roman"/>
-        </w:rPr>
-        <w:t>)</w:t>
-      </w:r>
-    </w:p>
-    <w:p>
-      <w:pPr>
-        <w:ind w:left="720"/>
-        <w:rPr>
-          <w:rFonts w:ascii="Times New Roman" w:hAnsi="Times New Roman" w:cs="Times New Roman"/>
-        </w:rPr>
-      </w:pPr>
-      <w:r>
-        <w:rPr>
-          <w:rFonts w:ascii="Times New Roman" w:hAnsi="Times New Roman" w:cs="Times New Roman"/>
-        </w:rPr>
-        <w:t>V3 = {</w:t>
-      </w:r>
-      <w:proofErr w:type="spellStart"/>
-      <w:r>
-        <w:rPr>
-          <w:rFonts w:ascii="Times New Roman" w:hAnsi="Times New Roman" w:cs="Times New Roman"/>
-        </w:rPr>
-        <w:t>varsta</w:t>
-      </w:r>
-      <w:proofErr w:type="spellEnd"/>
-      <w:r>
-        <w:rPr>
-          <w:rFonts w:ascii="Times New Roman" w:hAnsi="Times New Roman" w:cs="Times New Roman"/>
-        </w:rPr>
-        <w:t xml:space="preserve"> </w:t>
-      </w:r>
-      <w:r>
-        <w:rPr>
-          <w:rFonts w:ascii="Times New Roman" w:hAnsi="Times New Roman" w:cs="Times New Roman"/>
-        </w:rPr>
-        <w:t>|</w:t>
-      </w:r>
-      <w:r>
-        <w:rPr>
-          <w:rFonts w:ascii="Times New Roman" w:hAnsi="Times New Roman" w:cs="Times New Roman"/>
-        </w:rPr>
-        <w:t xml:space="preserve"> </w:t>
-      </w:r>
-      <w:proofErr w:type="spellStart"/>
-      <w:r>
-        <w:rPr>
-          <w:rFonts w:ascii="Times New Roman" w:hAnsi="Times New Roman" w:cs="Times New Roman"/>
-        </w:rPr>
-        <w:t>varsta</w:t>
-      </w:r>
-      <w:proofErr w:type="spellEnd"/>
-      <w:r>
-        <w:rPr>
-          <w:rFonts w:ascii="Times New Roman" w:hAnsi="Times New Roman" w:cs="Times New Roman"/>
-        </w:rPr>
-        <w:t xml:space="preserve"> &gt; 65} (</w:t>
-      </w:r>
-      <w:proofErr w:type="spellStart"/>
-      <w:r>
-        <w:rPr>
-          <w:rFonts w:ascii="Times New Roman" w:hAnsi="Times New Roman" w:cs="Times New Roman"/>
-        </w:rPr>
-        <w:t>Pensionar</w:t>
-      </w:r>
-      <w:proofErr w:type="spellEnd"/>
-      <w:r>
-        <w:rPr>
-          <w:rFonts w:ascii="Times New Roman" w:hAnsi="Times New Roman" w:cs="Times New Roman"/>
-        </w:rPr>
-        <w:t>)</w:t>
-      </w:r>
-    </w:p>
-    <w:p>
-      <w:pPr>
-        <w:pStyle w:val="ListParagraph"/>
         <w:numPr>
           <w:ilvl w:val="0"/>
           <w:numId w:val="13"/>
@@ -1336,17 +1058,9 @@
           <w:b/>
           <w:bCs/>
         </w:rPr>
-        <w:t>venitul</w:t>
-      </w:r>
-      <w:proofErr w:type="spellEnd"/>
-      <w:r>
-        <w:rPr>
-          <w:rFonts w:ascii="Times New Roman" w:hAnsi="Times New Roman" w:cs="Times New Roman"/>
-          <w:b/>
-          <w:bCs/>
-        </w:rPr>
-        <w:t xml:space="preserve"> lunar</w:t>
-      </w:r>
+        <w:t>vârstă</w:t>
+      </w:r>
+      <w:proofErr w:type="spellEnd"/>
       <w:r>
         <w:rPr>
           <w:rFonts w:ascii="Times New Roman" w:hAnsi="Times New Roman" w:cs="Times New Roman"/>
@@ -1365,66 +1079,92 @@
         <w:rPr>
           <w:rFonts w:ascii="Times New Roman" w:hAnsi="Times New Roman" w:cs="Times New Roman"/>
         </w:rPr>
-        <w:t>Y1 = {</w:t>
-      </w:r>
-      <w:proofErr w:type="spellStart"/>
-      <w:r>
-        <w:rPr>
-          <w:rFonts w:ascii="Times New Roman" w:hAnsi="Times New Roman" w:cs="Times New Roman"/>
-        </w:rPr>
-        <w:t>venit_lunar</w:t>
-      </w:r>
-      <w:proofErr w:type="spellEnd"/>
-      <w:r>
-        <w:rPr>
-          <w:rFonts w:ascii="Times New Roman" w:hAnsi="Times New Roman" w:cs="Times New Roman"/>
-        </w:rPr>
-        <w:t xml:space="preserve"> </w:t>
-      </w:r>
-      <w:r>
-        <w:rPr>
-          <w:rFonts w:ascii="Times New Roman" w:hAnsi="Times New Roman" w:cs="Times New Roman"/>
-        </w:rPr>
-        <w:t>|</w:t>
-      </w:r>
-      <w:r>
-        <w:rPr>
-          <w:rFonts w:ascii="Times New Roman" w:hAnsi="Times New Roman" w:cs="Times New Roman"/>
-        </w:rPr>
-        <w:t xml:space="preserve"> </w:t>
-      </w:r>
-      <w:proofErr w:type="spellStart"/>
-      <w:r>
-        <w:rPr>
-          <w:rFonts w:ascii="Times New Roman" w:hAnsi="Times New Roman" w:cs="Times New Roman"/>
-        </w:rPr>
-        <w:t>venit_lunar</w:t>
-      </w:r>
-      <w:proofErr w:type="spellEnd"/>
-      <w:r>
-        <w:rPr>
-          <w:rFonts w:ascii="Times New Roman" w:hAnsi="Times New Roman" w:cs="Times New Roman"/>
-        </w:rPr>
-        <w:t xml:space="preserve"> </w:t>
-      </w:r>
-      <w:r>
-        <w:rPr>
-          <w:rFonts w:ascii="Times New Roman" w:hAnsi="Times New Roman" w:cs="Times New Roman"/>
-        </w:rPr>
-        <w:t>&gt;=</w:t>
-      </w:r>
-      <w:r>
-        <w:rPr>
-          <w:rFonts w:ascii="Times New Roman" w:hAnsi="Times New Roman" w:cs="Times New Roman"/>
-        </w:rPr>
-        <w:t xml:space="preserve"> 2000} (Venit </w:t>
-      </w:r>
-      <w:proofErr w:type="spellStart"/>
-      <w:r>
-        <w:rPr>
-          <w:rFonts w:ascii="Times New Roman" w:hAnsi="Times New Roman" w:cs="Times New Roman"/>
-        </w:rPr>
-        <w:t>suficient</w:t>
+        <w:t>V1 = {</w:t>
+      </w:r>
+      <w:proofErr w:type="spellStart"/>
+      <w:r>
+        <w:rPr>
+          <w:rFonts w:ascii="Times New Roman" w:hAnsi="Times New Roman" w:cs="Times New Roman"/>
+        </w:rPr>
+        <w:t>varsta</w:t>
+      </w:r>
+      <w:proofErr w:type="spellEnd"/>
+      <w:r>
+        <w:rPr>
+          <w:rFonts w:ascii="Times New Roman" w:hAnsi="Times New Roman" w:cs="Times New Roman"/>
+        </w:rPr>
+        <w:t xml:space="preserve"> </w:t>
+      </w:r>
+      <w:r>
+        <w:rPr>
+          <w:rFonts w:ascii="Times New Roman" w:hAnsi="Times New Roman" w:cs="Times New Roman"/>
+        </w:rPr>
+        <w:t xml:space="preserve">| </w:t>
+      </w:r>
+      <w:r>
+        <w:rPr>
+          <w:rFonts w:ascii="Times New Roman" w:hAnsi="Times New Roman" w:cs="Times New Roman"/>
+        </w:rPr>
+        <w:t xml:space="preserve">18 </w:t>
+      </w:r>
+      <w:r>
+        <w:rPr>
+          <w:rFonts w:ascii="Times New Roman" w:hAnsi="Times New Roman" w:cs="Times New Roman"/>
+        </w:rPr>
+        <w:t>&lt;=</w:t>
+      </w:r>
+      <w:r>
+        <w:rPr>
+          <w:rFonts w:ascii="Times New Roman" w:hAnsi="Times New Roman" w:cs="Times New Roman"/>
+        </w:rPr>
+        <w:t xml:space="preserve"> </w:t>
+      </w:r>
+      <w:proofErr w:type="spellStart"/>
+      <w:r>
+        <w:rPr>
+          <w:rFonts w:ascii="Times New Roman" w:hAnsi="Times New Roman" w:cs="Times New Roman"/>
+        </w:rPr>
+        <w:t>varsta</w:t>
+      </w:r>
+      <w:proofErr w:type="spellEnd"/>
+      <w:r>
+        <w:rPr>
+          <w:rFonts w:ascii="Times New Roman" w:hAnsi="Times New Roman" w:cs="Times New Roman"/>
+        </w:rPr>
+        <w:t xml:space="preserve"> </w:t>
+      </w:r>
+      <w:r>
+        <w:rPr>
+          <w:rFonts w:ascii="Times New Roman" w:hAnsi="Times New Roman" w:cs="Times New Roman"/>
+        </w:rPr>
+        <w:t>&lt;=</w:t>
+      </w:r>
+      <w:r>
+        <w:rPr>
+          <w:rFonts w:ascii="Times New Roman" w:hAnsi="Times New Roman" w:cs="Times New Roman"/>
+        </w:rPr>
+        <w:t xml:space="preserve"> 65} (</w:t>
+      </w:r>
+      <w:proofErr w:type="spellStart"/>
+      <w:r>
+        <w:rPr>
+          <w:rFonts w:ascii="Times New Roman" w:hAnsi="Times New Roman" w:cs="Times New Roman"/>
+        </w:rPr>
+        <w:t>Vârstă</w:t>
+      </w:r>
+      <w:proofErr w:type="spellEnd"/>
+      <w:r>
+        <w:rPr>
+          <w:rFonts w:ascii="Times New Roman" w:hAnsi="Times New Roman" w:cs="Times New Roman"/>
+        </w:rPr>
+        <w:t xml:space="preserve"> </w:t>
+      </w:r>
+      <w:proofErr w:type="spellStart"/>
+      <w:r>
+        <w:rPr>
+          <w:rFonts w:ascii="Times New Roman" w:hAnsi="Times New Roman" w:cs="Times New Roman"/>
+        </w:rPr>
+        <w:t>validă</w:t>
       </w:r>
       <w:proofErr w:type="spellEnd"/>
       <w:r>
@@ -1445,14 +1185,14 @@
         <w:rPr>
           <w:rFonts w:ascii="Times New Roman" w:hAnsi="Times New Roman" w:cs="Times New Roman"/>
         </w:rPr>
-        <w:t>Y2 = {</w:t>
-      </w:r>
-      <w:proofErr w:type="spellStart"/>
-      <w:r>
-        <w:rPr>
-          <w:rFonts w:ascii="Times New Roman" w:hAnsi="Times New Roman" w:cs="Times New Roman"/>
-        </w:rPr>
-        <w:t>venit_lunar</w:t>
+        <w:t>V2 = {</w:t>
+      </w:r>
+      <w:proofErr w:type="spellStart"/>
+      <w:r>
+        <w:rPr>
+          <w:rFonts w:ascii="Times New Roman" w:hAnsi="Times New Roman" w:cs="Times New Roman"/>
+        </w:rPr>
+        <w:t>varsta</w:t>
       </w:r>
       <w:proofErr w:type="spellEnd"/>
       <w:r>
@@ -1478,21 +1218,35 @@
         <w:rPr>
           <w:rFonts w:ascii="Times New Roman" w:hAnsi="Times New Roman" w:cs="Times New Roman"/>
         </w:rPr>
-        <w:t>venit_lunar</w:t>
-      </w:r>
-      <w:proofErr w:type="spellEnd"/>
-      <w:r>
-        <w:rPr>
-          <w:rFonts w:ascii="Times New Roman" w:hAnsi="Times New Roman" w:cs="Times New Roman"/>
-        </w:rPr>
-        <w:t xml:space="preserve"> &lt; 2000} (Venit </w:t>
-      </w:r>
-      <w:proofErr w:type="spellStart"/>
-      <w:r>
-        <w:rPr>
-          <w:rFonts w:ascii="Times New Roman" w:hAnsi="Times New Roman" w:cs="Times New Roman"/>
-        </w:rPr>
-        <w:t>insuficient</w:t>
+        <w:t>varsta</w:t>
+      </w:r>
+      <w:proofErr w:type="spellEnd"/>
+      <w:r>
+        <w:rPr>
+          <w:rFonts w:ascii="Times New Roman" w:hAnsi="Times New Roman" w:cs="Times New Roman"/>
+        </w:rPr>
+        <w:t xml:space="preserve"> &lt; 18} (</w:t>
+      </w:r>
+      <w:proofErr w:type="spellStart"/>
+      <w:r>
+        <w:rPr>
+          <w:rFonts w:ascii="Times New Roman" w:hAnsi="Times New Roman" w:cs="Times New Roman"/>
+        </w:rPr>
+        <w:t>Prea</w:t>
+      </w:r>
+      <w:proofErr w:type="spellEnd"/>
+      <w:r>
+        <w:rPr>
+          <w:rFonts w:ascii="Times New Roman" w:hAnsi="Times New Roman" w:cs="Times New Roman"/>
+        </w:rPr>
+        <w:t xml:space="preserve"> </w:t>
+      </w:r>
+      <w:proofErr w:type="spellStart"/>
+      <w:r>
+        <w:rPr>
+          <w:rFonts w:ascii="Times New Roman" w:hAnsi="Times New Roman" w:cs="Times New Roman"/>
+        </w:rPr>
+        <w:t>tânăr</w:t>
       </w:r>
       <w:proofErr w:type="spellEnd"/>
       <w:r>
@@ -1504,60 +1258,6 @@
     </w:p>
     <w:p>
       <w:pPr>
-        <w:pStyle w:val="ListParagraph"/>
-        <w:numPr>
-          <w:ilvl w:val="0"/>
-          <w:numId w:val="13"/>
-        </w:numPr>
-        <w:rPr>
-          <w:rFonts w:ascii="Times New Roman" w:hAnsi="Times New Roman" w:cs="Times New Roman"/>
-        </w:rPr>
-      </w:pPr>
-      <w:proofErr w:type="spellStart"/>
-      <w:r>
-        <w:rPr>
-          <w:rFonts w:ascii="Times New Roman" w:hAnsi="Times New Roman" w:cs="Times New Roman"/>
-          <w:b/>
-          <w:bCs/>
-        </w:rPr>
-        <w:t>Pentru</w:t>
-      </w:r>
-      <w:proofErr w:type="spellEnd"/>
-      <w:r>
-        <w:rPr>
-          <w:rFonts w:ascii="Times New Roman" w:hAnsi="Times New Roman" w:cs="Times New Roman"/>
-          <w:b/>
-          <w:bCs/>
-        </w:rPr>
-        <w:t xml:space="preserve"> </w:t>
-      </w:r>
-      <w:proofErr w:type="spellStart"/>
-      <w:r>
-        <w:rPr>
-          <w:rFonts w:ascii="Times New Roman" w:hAnsi="Times New Roman" w:cs="Times New Roman"/>
-          <w:b/>
-          <w:bCs/>
-        </w:rPr>
-        <w:t>scorul</w:t>
-      </w:r>
-      <w:proofErr w:type="spellEnd"/>
-      <w:r>
-        <w:rPr>
-          <w:rFonts w:ascii="Times New Roman" w:hAnsi="Times New Roman" w:cs="Times New Roman"/>
-          <w:b/>
-          <w:bCs/>
-        </w:rPr>
-        <w:t xml:space="preserve"> de credit</w:t>
-      </w:r>
-      <w:r>
-        <w:rPr>
-          <w:rFonts w:ascii="Times New Roman" w:hAnsi="Times New Roman" w:cs="Times New Roman"/>
-        </w:rPr>
-        <w:t>:</w:t>
-      </w:r>
-    </w:p>
-    <w:p>
-      <w:pPr>
         <w:ind w:left="720"/>
         <w:rPr>
           <w:rFonts w:ascii="Times New Roman" w:hAnsi="Times New Roman" w:cs="Times New Roman"/>
@@ -1567,14 +1267,14 @@
         <w:rPr>
           <w:rFonts w:ascii="Times New Roman" w:hAnsi="Times New Roman" w:cs="Times New Roman"/>
         </w:rPr>
-        <w:t>S1 = {</w:t>
-      </w:r>
-      <w:proofErr w:type="spellStart"/>
-      <w:r>
-        <w:rPr>
-          <w:rFonts w:ascii="Times New Roman" w:hAnsi="Times New Roman" w:cs="Times New Roman"/>
-        </w:rPr>
-        <w:t>scor_credit</w:t>
+        <w:t>V3 = {</w:t>
+      </w:r>
+      <w:proofErr w:type="spellStart"/>
+      <w:r>
+        <w:rPr>
+          <w:rFonts w:ascii="Times New Roman" w:hAnsi="Times New Roman" w:cs="Times New Roman"/>
+        </w:rPr>
+        <w:t>varsta</w:t>
       </w:r>
       <w:proofErr w:type="spellEnd"/>
       <w:r>
@@ -1593,106 +1293,28 @@
         <w:rPr>
           <w:rFonts w:ascii="Times New Roman" w:hAnsi="Times New Roman" w:cs="Times New Roman"/>
         </w:rPr>
-        <w:t xml:space="preserve"> 500 &lt; </w:t>
-      </w:r>
-      <w:proofErr w:type="spellStart"/>
-      <w:r>
-        <w:rPr>
-          <w:rFonts w:ascii="Times New Roman" w:hAnsi="Times New Roman" w:cs="Times New Roman"/>
-        </w:rPr>
-        <w:t>scor_credit</w:t>
-      </w:r>
-      <w:proofErr w:type="spellEnd"/>
-      <w:r>
-        <w:rPr>
-          <w:rFonts w:ascii="Times New Roman" w:hAnsi="Times New Roman" w:cs="Times New Roman"/>
-        </w:rPr>
-        <w:t xml:space="preserve"> 800}</w:t>
-      </w:r>
-      <w:r>
-        <w:rPr>
-          <w:rFonts w:ascii="Times New Roman" w:hAnsi="Times New Roman" w:cs="Times New Roman"/>
-        </w:rPr>
-        <w:t xml:space="preserve"> </w:t>
-      </w:r>
-      <w:r>
-        <w:rPr>
-          <w:rFonts w:ascii="Times New Roman" w:hAnsi="Times New Roman" w:cs="Times New Roman"/>
-        </w:rPr>
-        <w:t>(Scor standard)</w:t>
-      </w:r>
-    </w:p>
-    <w:p>
-      <w:pPr>
-        <w:ind w:left="720"/>
-        <w:rPr>
-          <w:rFonts w:ascii="Times New Roman" w:hAnsi="Times New Roman" w:cs="Times New Roman"/>
-        </w:rPr>
-      </w:pPr>
-      <w:r>
-        <w:rPr>
-          <w:rFonts w:ascii="Times New Roman" w:hAnsi="Times New Roman" w:cs="Times New Roman"/>
-        </w:rPr>
-        <w:t>S2 = {</w:t>
-      </w:r>
-      <w:proofErr w:type="spellStart"/>
-      <w:r>
-        <w:rPr>
-          <w:rFonts w:ascii="Times New Roman" w:hAnsi="Times New Roman" w:cs="Times New Roman"/>
-        </w:rPr>
-        <w:t>scor_credit</w:t>
-      </w:r>
-      <w:proofErr w:type="spellEnd"/>
-      <w:r>
-        <w:rPr>
-          <w:rFonts w:ascii="Times New Roman" w:hAnsi="Times New Roman" w:cs="Times New Roman"/>
-        </w:rPr>
-        <w:t xml:space="preserve"> </w:t>
-      </w:r>
-      <w:r>
-        <w:rPr>
-          <w:rFonts w:ascii="Times New Roman" w:hAnsi="Times New Roman" w:cs="Times New Roman"/>
-        </w:rPr>
-        <w:t>|</w:t>
-      </w:r>
-      <w:r>
-        <w:rPr>
-          <w:rFonts w:ascii="Times New Roman" w:hAnsi="Times New Roman" w:cs="Times New Roman"/>
-        </w:rPr>
-        <w:t xml:space="preserve"> </w:t>
-      </w:r>
-      <w:proofErr w:type="spellStart"/>
-      <w:r>
-        <w:rPr>
-          <w:rFonts w:ascii="Times New Roman" w:hAnsi="Times New Roman" w:cs="Times New Roman"/>
-        </w:rPr>
-        <w:t>scor_credit</w:t>
-      </w:r>
-      <w:proofErr w:type="spellEnd"/>
-      <w:r>
-        <w:rPr>
-          <w:rFonts w:ascii="Times New Roman" w:hAnsi="Times New Roman" w:cs="Times New Roman"/>
-        </w:rPr>
-        <w:t xml:space="preserve"> &gt; 800</w:t>
-      </w:r>
-      <w:r>
-        <w:rPr>
-          <w:rFonts w:ascii="Times New Roman" w:hAnsi="Times New Roman" w:cs="Times New Roman"/>
-        </w:rPr>
-        <w:t>}</w:t>
-      </w:r>
-      <w:r>
-        <w:rPr>
-          <w:rFonts w:ascii="Times New Roman" w:hAnsi="Times New Roman" w:cs="Times New Roman"/>
-        </w:rPr>
-        <w:t xml:space="preserve"> (Scor </w:t>
-      </w:r>
-      <w:proofErr w:type="spellStart"/>
-      <w:r>
-        <w:rPr>
-          <w:rFonts w:ascii="Times New Roman" w:hAnsi="Times New Roman" w:cs="Times New Roman"/>
-        </w:rPr>
-        <w:t>excelent</w:t>
+        <w:t xml:space="preserve"> </w:t>
+      </w:r>
+      <w:proofErr w:type="spellStart"/>
+      <w:r>
+        <w:rPr>
+          <w:rFonts w:ascii="Times New Roman" w:hAnsi="Times New Roman" w:cs="Times New Roman"/>
+        </w:rPr>
+        <w:t>varsta</w:t>
+      </w:r>
+      <w:proofErr w:type="spellEnd"/>
+      <w:r>
+        <w:rPr>
+          <w:rFonts w:ascii="Times New Roman" w:hAnsi="Times New Roman" w:cs="Times New Roman"/>
+        </w:rPr>
+        <w:t xml:space="preserve"> &gt; 65} (</w:t>
+      </w:r>
+      <w:proofErr w:type="spellStart"/>
+      <w:r>
+        <w:rPr>
+          <w:rFonts w:ascii="Times New Roman" w:hAnsi="Times New Roman" w:cs="Times New Roman"/>
+        </w:rPr>
+        <w:t>Pensionar</w:t>
       </w:r>
       <w:proofErr w:type="spellEnd"/>
       <w:r>
@@ -1700,236 +1322,6 @@
           <w:rFonts w:ascii="Times New Roman" w:hAnsi="Times New Roman" w:cs="Times New Roman"/>
         </w:rPr>
         <w:t>)</w:t>
-      </w:r>
-    </w:p>
-    <w:p>
-      <w:pPr>
-        <w:ind w:left="720"/>
-        <w:rPr>
-          <w:rFonts w:ascii="Times New Roman" w:hAnsi="Times New Roman" w:cs="Times New Roman"/>
-        </w:rPr>
-      </w:pPr>
-      <w:r>
-        <w:rPr>
-          <w:rFonts w:ascii="Times New Roman" w:hAnsi="Times New Roman" w:cs="Times New Roman"/>
-        </w:rPr>
-        <w:t>S3 = {</w:t>
-      </w:r>
-      <w:proofErr w:type="spellStart"/>
-      <w:r>
-        <w:rPr>
-          <w:rFonts w:ascii="Times New Roman" w:hAnsi="Times New Roman" w:cs="Times New Roman"/>
-        </w:rPr>
-        <w:t>scor_credit</w:t>
-      </w:r>
-      <w:proofErr w:type="spellEnd"/>
-      <w:r>
-        <w:rPr>
-          <w:rFonts w:ascii="Times New Roman" w:hAnsi="Times New Roman" w:cs="Times New Roman"/>
-        </w:rPr>
-        <w:t xml:space="preserve"> </w:t>
-      </w:r>
-      <w:r>
-        <w:rPr>
-          <w:rFonts w:ascii="Times New Roman" w:hAnsi="Times New Roman" w:cs="Times New Roman"/>
-        </w:rPr>
-        <w:t>|</w:t>
-      </w:r>
-      <w:r>
-        <w:rPr>
-          <w:rFonts w:ascii="Times New Roman" w:hAnsi="Times New Roman" w:cs="Times New Roman"/>
-        </w:rPr>
-        <w:t xml:space="preserve"> </w:t>
-      </w:r>
-      <w:proofErr w:type="spellStart"/>
-      <w:r>
-        <w:rPr>
-          <w:rFonts w:ascii="Times New Roman" w:hAnsi="Times New Roman" w:cs="Times New Roman"/>
-        </w:rPr>
-        <w:t>scor_credit</w:t>
-      </w:r>
-      <w:proofErr w:type="spellEnd"/>
-      <w:r>
-        <w:rPr>
-          <w:rFonts w:ascii="Times New Roman" w:hAnsi="Times New Roman" w:cs="Times New Roman"/>
-        </w:rPr>
-        <w:t xml:space="preserve"> 500</w:t>
-      </w:r>
-      <w:r>
-        <w:rPr>
-          <w:rFonts w:ascii="Times New Roman" w:hAnsi="Times New Roman" w:cs="Times New Roman"/>
-        </w:rPr>
-        <w:t>}</w:t>
-      </w:r>
-      <w:r>
-        <w:rPr>
-          <w:rFonts w:ascii="Times New Roman" w:hAnsi="Times New Roman" w:cs="Times New Roman"/>
-        </w:rPr>
-        <w:t xml:space="preserve"> (Scor </w:t>
-      </w:r>
-      <w:proofErr w:type="spellStart"/>
-      <w:r>
-        <w:rPr>
-          <w:rFonts w:ascii="Times New Roman" w:hAnsi="Times New Roman" w:cs="Times New Roman"/>
-        </w:rPr>
-        <w:t>scăzut</w:t>
-      </w:r>
-      <w:proofErr w:type="spellEnd"/>
-      <w:r>
-        <w:rPr>
-          <w:rFonts w:ascii="Times New Roman" w:hAnsi="Times New Roman" w:cs="Times New Roman"/>
-        </w:rPr>
-        <w:t>/</w:t>
-      </w:r>
-      <w:proofErr w:type="spellStart"/>
-      <w:r>
-        <w:rPr>
-          <w:rFonts w:ascii="Times New Roman" w:hAnsi="Times New Roman" w:cs="Times New Roman"/>
-        </w:rPr>
-        <w:t>inacceptabil</w:t>
-      </w:r>
-      <w:proofErr w:type="spellEnd"/>
-      <w:r>
-        <w:rPr>
-          <w:rFonts w:ascii="Times New Roman" w:hAnsi="Times New Roman" w:cs="Times New Roman"/>
-        </w:rPr>
-        <w:t>)</w:t>
-      </w:r>
-    </w:p>
-    <w:p>
-      <w:pPr>
-        <w:ind w:left="720"/>
-        <w:rPr>
-          <w:rFonts w:ascii="Times New Roman" w:hAnsi="Times New Roman" w:cs="Times New Roman"/>
-        </w:rPr>
-      </w:pPr>
-    </w:p>
-    <w:p>
-      <w:pPr>
-        <w:ind w:left="720"/>
-        <w:rPr>
-          <w:rFonts w:ascii="Times New Roman" w:hAnsi="Times New Roman" w:cs="Times New Roman"/>
-        </w:rPr>
-      </w:pPr>
-    </w:p>
-    <w:p>
-      <w:pPr>
-        <w:pStyle w:val="ListParagraph"/>
-        <w:numPr>
-          <w:ilvl w:val="0"/>
-          <w:numId w:val="10"/>
-        </w:numPr>
-        <w:rPr>
-          <w:rFonts w:ascii="Times New Roman" w:hAnsi="Times New Roman" w:cs="Times New Roman"/>
-          <w:b/>
-          <w:bCs/>
-          <w:sz w:val="28"/>
-          <w:szCs w:val="28"/>
-        </w:rPr>
-      </w:pPr>
-      <w:proofErr w:type="spellStart"/>
-      <w:r>
-        <w:rPr>
-          <w:rFonts w:ascii="Times New Roman" w:hAnsi="Times New Roman" w:cs="Times New Roman"/>
-          <w:b/>
-          <w:bCs/>
-          <w:sz w:val="28"/>
-          <w:szCs w:val="28"/>
-        </w:rPr>
-        <w:lastRenderedPageBreak/>
-        <w:t>Domeniul</w:t>
-      </w:r>
-      <w:proofErr w:type="spellEnd"/>
-      <w:r>
-        <w:rPr>
-          <w:rFonts w:ascii="Times New Roman" w:hAnsi="Times New Roman" w:cs="Times New Roman"/>
-          <w:b/>
-          <w:bCs/>
-          <w:sz w:val="28"/>
-          <w:szCs w:val="28"/>
-        </w:rPr>
-        <w:t xml:space="preserve"> de </w:t>
-      </w:r>
-      <w:proofErr w:type="spellStart"/>
-      <w:r>
-        <w:rPr>
-          <w:rFonts w:ascii="Times New Roman" w:hAnsi="Times New Roman" w:cs="Times New Roman"/>
-          <w:b/>
-          <w:bCs/>
-          <w:sz w:val="28"/>
-          <w:szCs w:val="28"/>
-        </w:rPr>
-        <w:t>ieșiri</w:t>
-      </w:r>
-      <w:proofErr w:type="spellEnd"/>
-    </w:p>
-    <w:p>
-      <w:pPr>
-        <w:pStyle w:val="ListParagraph"/>
-        <w:rPr>
-          <w:rFonts w:ascii="Times New Roman" w:hAnsi="Times New Roman" w:cs="Times New Roman"/>
-          <w:b/>
-          <w:bCs/>
-          <w:sz w:val="28"/>
-          <w:szCs w:val="28"/>
-        </w:rPr>
-      </w:pPr>
-    </w:p>
-    <w:p>
-      <w:pPr>
-        <w:pStyle w:val="ListParagraph"/>
-        <w:rPr>
-          <w:rFonts w:ascii="Times New Roman" w:hAnsi="Times New Roman" w:cs="Times New Roman"/>
-          <w:u w:val="single"/>
-        </w:rPr>
-      </w:pPr>
-      <w:proofErr w:type="spellStart"/>
-      <w:r>
-        <w:rPr>
-          <w:rFonts w:ascii="Times New Roman" w:hAnsi="Times New Roman" w:cs="Times New Roman"/>
-          <w:u w:val="single"/>
-        </w:rPr>
-        <w:t>Constă</w:t>
-      </w:r>
-      <w:proofErr w:type="spellEnd"/>
-      <w:r>
-        <w:rPr>
-          <w:rFonts w:ascii="Times New Roman" w:hAnsi="Times New Roman" w:cs="Times New Roman"/>
-          <w:u w:val="single"/>
-        </w:rPr>
-        <w:t xml:space="preserve"> din </w:t>
-      </w:r>
-      <w:proofErr w:type="spellStart"/>
-      <w:r>
-        <w:rPr>
-          <w:rFonts w:ascii="Times New Roman" w:hAnsi="Times New Roman" w:cs="Times New Roman"/>
-          <w:u w:val="single"/>
-        </w:rPr>
-        <w:t>următoarele</w:t>
-      </w:r>
-      <w:proofErr w:type="spellEnd"/>
-      <w:r>
-        <w:rPr>
-          <w:rFonts w:ascii="Times New Roman" w:hAnsi="Times New Roman" w:cs="Times New Roman"/>
-          <w:u w:val="single"/>
-        </w:rPr>
-        <w:t xml:space="preserve"> 4 </w:t>
-      </w:r>
-      <w:proofErr w:type="spellStart"/>
-      <w:r>
-        <w:rPr>
-          <w:rFonts w:ascii="Times New Roman" w:hAnsi="Times New Roman" w:cs="Times New Roman"/>
-          <w:u w:val="single"/>
-        </w:rPr>
-        <w:t>răspunsuri</w:t>
-      </w:r>
-      <w:proofErr w:type="spellEnd"/>
-      <w:r>
-        <w:rPr>
-          <w:rFonts w:ascii="Times New Roman" w:hAnsi="Times New Roman" w:cs="Times New Roman"/>
-          <w:u w:val="single"/>
-        </w:rPr>
-        <w:t>:</w:t>
       </w:r>
     </w:p>
     <w:p>
@@ -1943,53 +1335,223 @@
           <w:rFonts w:ascii="Times New Roman" w:hAnsi="Times New Roman" w:cs="Times New Roman"/>
         </w:rPr>
       </w:pPr>
-      <w:r>
-        <w:rPr>
-          <w:rFonts w:ascii="Times New Roman" w:hAnsi="Times New Roman" w:cs="Times New Roman"/>
-        </w:rPr>
-        <w:t>"</w:t>
-      </w:r>
-      <w:proofErr w:type="spellStart"/>
-      <w:r>
-        <w:rPr>
-          <w:rFonts w:ascii="Times New Roman" w:hAnsi="Times New Roman" w:cs="Times New Roman"/>
-        </w:rPr>
-        <w:t>Respins</w:t>
-      </w:r>
-      <w:proofErr w:type="spellEnd"/>
-      <w:r>
-        <w:rPr>
-          <w:rFonts w:ascii="Times New Roman" w:hAnsi="Times New Roman" w:cs="Times New Roman"/>
-        </w:rPr>
-        <w:t xml:space="preserve">: </w:t>
-      </w:r>
-      <w:proofErr w:type="spellStart"/>
-      <w:r>
-        <w:rPr>
-          <w:rFonts w:ascii="Times New Roman" w:hAnsi="Times New Roman" w:cs="Times New Roman"/>
-        </w:rPr>
-        <w:t>Varsta</w:t>
-      </w:r>
-      <w:proofErr w:type="spellEnd"/>
-      <w:r>
-        <w:rPr>
-          <w:rFonts w:ascii="Times New Roman" w:hAnsi="Times New Roman" w:cs="Times New Roman"/>
-        </w:rPr>
-        <w:t xml:space="preserve"> </w:t>
-      </w:r>
-      <w:proofErr w:type="spellStart"/>
-      <w:r>
-        <w:rPr>
-          <w:rFonts w:ascii="Times New Roman" w:hAnsi="Times New Roman" w:cs="Times New Roman"/>
-        </w:rPr>
-        <w:t>neadecvata</w:t>
-      </w:r>
-      <w:proofErr w:type="spellEnd"/>
-      <w:r>
-        <w:rPr>
-          <w:rFonts w:ascii="Times New Roman" w:hAnsi="Times New Roman" w:cs="Times New Roman"/>
-        </w:rPr>
-        <w:t>"</w:t>
+      <w:proofErr w:type="spellStart"/>
+      <w:r>
+        <w:rPr>
+          <w:rFonts w:ascii="Times New Roman" w:hAnsi="Times New Roman" w:cs="Times New Roman"/>
+          <w:b/>
+          <w:bCs/>
+        </w:rPr>
+        <w:t>Pentru</w:t>
+      </w:r>
+      <w:proofErr w:type="spellEnd"/>
+      <w:r>
+        <w:rPr>
+          <w:rFonts w:ascii="Times New Roman" w:hAnsi="Times New Roman" w:cs="Times New Roman"/>
+          <w:b/>
+          <w:bCs/>
+        </w:rPr>
+        <w:t xml:space="preserve"> </w:t>
+      </w:r>
+      <w:proofErr w:type="spellStart"/>
+      <w:r>
+        <w:rPr>
+          <w:rFonts w:ascii="Times New Roman" w:hAnsi="Times New Roman" w:cs="Times New Roman"/>
+          <w:b/>
+          <w:bCs/>
+        </w:rPr>
+        <w:t>venitul</w:t>
+      </w:r>
+      <w:proofErr w:type="spellEnd"/>
+      <w:r>
+        <w:rPr>
+          <w:rFonts w:ascii="Times New Roman" w:hAnsi="Times New Roman" w:cs="Times New Roman"/>
+          <w:b/>
+          <w:bCs/>
+        </w:rPr>
+        <w:t xml:space="preserve"> lunar</w:t>
+      </w:r>
+      <w:r>
+        <w:rPr>
+          <w:rFonts w:ascii="Times New Roman" w:hAnsi="Times New Roman" w:cs="Times New Roman"/>
+        </w:rPr>
+        <w:t>:</w:t>
+      </w:r>
+    </w:p>
+    <w:p>
+      <w:pPr>
+        <w:ind w:left="720"/>
+        <w:rPr>
+          <w:rFonts w:ascii="Times New Roman" w:hAnsi="Times New Roman" w:cs="Times New Roman"/>
+        </w:rPr>
+      </w:pPr>
+      <w:r>
+        <w:rPr>
+          <w:rFonts w:ascii="Times New Roman" w:hAnsi="Times New Roman" w:cs="Times New Roman"/>
+        </w:rPr>
+        <w:t>Y1 = {</w:t>
+      </w:r>
+      <w:proofErr w:type="spellStart"/>
+      <w:r>
+        <w:rPr>
+          <w:rFonts w:ascii="Times New Roman" w:hAnsi="Times New Roman" w:cs="Times New Roman"/>
+        </w:rPr>
+        <w:t>venit_lunar</w:t>
+      </w:r>
+      <w:proofErr w:type="spellEnd"/>
+      <w:r>
+        <w:rPr>
+          <w:rFonts w:ascii="Times New Roman" w:hAnsi="Times New Roman" w:cs="Times New Roman"/>
+        </w:rPr>
+        <w:t xml:space="preserve"> </w:t>
+      </w:r>
+      <w:r>
+        <w:rPr>
+          <w:rFonts w:ascii="Times New Roman" w:hAnsi="Times New Roman" w:cs="Times New Roman"/>
+        </w:rPr>
+        <w:t>|</w:t>
+      </w:r>
+      <w:r>
+        <w:rPr>
+          <w:rFonts w:ascii="Times New Roman" w:hAnsi="Times New Roman" w:cs="Times New Roman"/>
+        </w:rPr>
+        <w:t xml:space="preserve"> </w:t>
+      </w:r>
+      <w:proofErr w:type="spellStart"/>
+      <w:r>
+        <w:rPr>
+          <w:rFonts w:ascii="Times New Roman" w:hAnsi="Times New Roman" w:cs="Times New Roman"/>
+        </w:rPr>
+        <w:t>venit_lunar</w:t>
+      </w:r>
+      <w:proofErr w:type="spellEnd"/>
+      <w:r>
+        <w:rPr>
+          <w:rFonts w:ascii="Times New Roman" w:hAnsi="Times New Roman" w:cs="Times New Roman"/>
+        </w:rPr>
+        <w:t xml:space="preserve"> </w:t>
+      </w:r>
+      <w:r>
+        <w:rPr>
+          <w:rFonts w:ascii="Times New Roman" w:hAnsi="Times New Roman" w:cs="Times New Roman"/>
+        </w:rPr>
+        <w:t>&gt;=</w:t>
+      </w:r>
+      <w:r>
+        <w:rPr>
+          <w:rFonts w:ascii="Times New Roman" w:hAnsi="Times New Roman" w:cs="Times New Roman"/>
+        </w:rPr>
+        <w:t xml:space="preserve"> 2000} (</w:t>
+      </w:r>
+      <w:proofErr w:type="spellStart"/>
+      <w:r>
+        <w:rPr>
+          <w:rFonts w:ascii="Times New Roman" w:hAnsi="Times New Roman" w:cs="Times New Roman"/>
+        </w:rPr>
+        <w:t>Venit</w:t>
+      </w:r>
+      <w:proofErr w:type="spellEnd"/>
+      <w:r>
+        <w:rPr>
+          <w:rFonts w:ascii="Times New Roman" w:hAnsi="Times New Roman" w:cs="Times New Roman"/>
+        </w:rPr>
+        <w:t xml:space="preserve"> </w:t>
+      </w:r>
+      <w:proofErr w:type="spellStart"/>
+      <w:r>
+        <w:rPr>
+          <w:rFonts w:ascii="Times New Roman" w:hAnsi="Times New Roman" w:cs="Times New Roman"/>
+        </w:rPr>
+        <w:t>suficient</w:t>
+      </w:r>
+      <w:proofErr w:type="spellEnd"/>
+      <w:r>
+        <w:rPr>
+          <w:rFonts w:ascii="Times New Roman" w:hAnsi="Times New Roman" w:cs="Times New Roman"/>
+        </w:rPr>
+        <w:t>)</w:t>
+      </w:r>
+    </w:p>
+    <w:p>
+      <w:pPr>
+        <w:ind w:left="720"/>
+        <w:rPr>
+          <w:rFonts w:ascii="Times New Roman" w:hAnsi="Times New Roman" w:cs="Times New Roman"/>
+        </w:rPr>
+      </w:pPr>
+      <w:r>
+        <w:rPr>
+          <w:rFonts w:ascii="Times New Roman" w:hAnsi="Times New Roman" w:cs="Times New Roman"/>
+        </w:rPr>
+        <w:t>Y2 = {</w:t>
+      </w:r>
+      <w:proofErr w:type="spellStart"/>
+      <w:r>
+        <w:rPr>
+          <w:rFonts w:ascii="Times New Roman" w:hAnsi="Times New Roman" w:cs="Times New Roman"/>
+        </w:rPr>
+        <w:t>venit_lunar</w:t>
+      </w:r>
+      <w:proofErr w:type="spellEnd"/>
+      <w:r>
+        <w:rPr>
+          <w:rFonts w:ascii="Times New Roman" w:hAnsi="Times New Roman" w:cs="Times New Roman"/>
+        </w:rPr>
+        <w:t xml:space="preserve"> </w:t>
+      </w:r>
+      <w:r>
+        <w:rPr>
+          <w:rFonts w:ascii="Times New Roman" w:hAnsi="Times New Roman" w:cs="Times New Roman"/>
+        </w:rPr>
+        <w:t>|</w:t>
+      </w:r>
+      <w:r>
+        <w:rPr>
+          <w:rFonts w:ascii="Times New Roman" w:hAnsi="Times New Roman" w:cs="Times New Roman"/>
+        </w:rPr>
+        <w:t xml:space="preserve"> </w:t>
+      </w:r>
+      <w:proofErr w:type="spellStart"/>
+      <w:r>
+        <w:rPr>
+          <w:rFonts w:ascii="Times New Roman" w:hAnsi="Times New Roman" w:cs="Times New Roman"/>
+        </w:rPr>
+        <w:t>venit_lunar</w:t>
+      </w:r>
+      <w:proofErr w:type="spellEnd"/>
+      <w:r>
+        <w:rPr>
+          <w:rFonts w:ascii="Times New Roman" w:hAnsi="Times New Roman" w:cs="Times New Roman"/>
+        </w:rPr>
+        <w:t xml:space="preserve"> &lt; 2000} (</w:t>
+      </w:r>
+      <w:proofErr w:type="spellStart"/>
+      <w:r>
+        <w:rPr>
+          <w:rFonts w:ascii="Times New Roman" w:hAnsi="Times New Roman" w:cs="Times New Roman"/>
+        </w:rPr>
+        <w:t>Venit</w:t>
+      </w:r>
+      <w:proofErr w:type="spellEnd"/>
+      <w:r>
+        <w:rPr>
+          <w:rFonts w:ascii="Times New Roman" w:hAnsi="Times New Roman" w:cs="Times New Roman"/>
+        </w:rPr>
+        <w:t xml:space="preserve"> </w:t>
+      </w:r>
+      <w:proofErr w:type="spellStart"/>
+      <w:r>
+        <w:rPr>
+          <w:rFonts w:ascii="Times New Roman" w:hAnsi="Times New Roman" w:cs="Times New Roman"/>
+        </w:rPr>
+        <w:t>insuficient</w:t>
+      </w:r>
+      <w:proofErr w:type="spellEnd"/>
+      <w:r>
+        <w:rPr>
+          <w:rFonts w:ascii="Times New Roman" w:hAnsi="Times New Roman" w:cs="Times New Roman"/>
+        </w:rPr>
+        <w:t>)</w:t>
       </w:r>
     </w:p>
     <w:p>
@@ -2003,287 +1565,465 @@
           <w:rFonts w:ascii="Times New Roman" w:hAnsi="Times New Roman" w:cs="Times New Roman"/>
         </w:rPr>
       </w:pPr>
-      <w:r>
-        <w:rPr>
-          <w:rFonts w:ascii="Times New Roman" w:hAnsi="Times New Roman" w:cs="Times New Roman"/>
-        </w:rPr>
-        <w:t>"</w:t>
-      </w:r>
-      <w:proofErr w:type="spellStart"/>
-      <w:r>
-        <w:rPr>
-          <w:rFonts w:ascii="Times New Roman" w:hAnsi="Times New Roman" w:cs="Times New Roman"/>
-        </w:rPr>
-        <w:t>Respins</w:t>
-      </w:r>
-      <w:proofErr w:type="spellEnd"/>
-      <w:r>
-        <w:rPr>
-          <w:rFonts w:ascii="Times New Roman" w:hAnsi="Times New Roman" w:cs="Times New Roman"/>
-        </w:rPr>
-        <w:t xml:space="preserve">: Scor </w:t>
-      </w:r>
-      <w:proofErr w:type="spellStart"/>
-      <w:r>
-        <w:rPr>
-          <w:rFonts w:ascii="Times New Roman" w:hAnsi="Times New Roman" w:cs="Times New Roman"/>
-        </w:rPr>
-        <w:t>sau</w:t>
-      </w:r>
-      <w:proofErr w:type="spellEnd"/>
-      <w:r>
-        <w:rPr>
-          <w:rFonts w:ascii="Times New Roman" w:hAnsi="Times New Roman" w:cs="Times New Roman"/>
-        </w:rPr>
-        <w:t xml:space="preserve"> </w:t>
-      </w:r>
-      <w:proofErr w:type="spellStart"/>
-      <w:r>
-        <w:rPr>
-          <w:rFonts w:ascii="Times New Roman" w:hAnsi="Times New Roman" w:cs="Times New Roman"/>
-        </w:rPr>
-        <w:t>venit</w:t>
-      </w:r>
-      <w:proofErr w:type="spellEnd"/>
-      <w:r>
-        <w:rPr>
-          <w:rFonts w:ascii="Times New Roman" w:hAnsi="Times New Roman" w:cs="Times New Roman"/>
-        </w:rPr>
-        <w:t xml:space="preserve"> </w:t>
-      </w:r>
-      <w:proofErr w:type="spellStart"/>
-      <w:r>
-        <w:rPr>
-          <w:rFonts w:ascii="Times New Roman" w:hAnsi="Times New Roman" w:cs="Times New Roman"/>
-        </w:rPr>
-        <w:t>insuficient</w:t>
-      </w:r>
-      <w:proofErr w:type="spellEnd"/>
-      <w:r>
-        <w:rPr>
-          <w:rFonts w:ascii="Times New Roman" w:hAnsi="Times New Roman" w:cs="Times New Roman"/>
-        </w:rPr>
-        <w:t>"</w:t>
-      </w:r>
+      <w:proofErr w:type="spellStart"/>
+      <w:r>
+        <w:rPr>
+          <w:rFonts w:ascii="Times New Roman" w:hAnsi="Times New Roman" w:cs="Times New Roman"/>
+          <w:b/>
+          <w:bCs/>
+        </w:rPr>
+        <w:t>Pentru</w:t>
+      </w:r>
+      <w:proofErr w:type="spellEnd"/>
+      <w:r>
+        <w:rPr>
+          <w:rFonts w:ascii="Times New Roman" w:hAnsi="Times New Roman" w:cs="Times New Roman"/>
+          <w:b/>
+          <w:bCs/>
+        </w:rPr>
+        <w:t xml:space="preserve"> </w:t>
+      </w:r>
+      <w:proofErr w:type="spellStart"/>
+      <w:r>
+        <w:rPr>
+          <w:rFonts w:ascii="Times New Roman" w:hAnsi="Times New Roman" w:cs="Times New Roman"/>
+          <w:b/>
+          <w:bCs/>
+        </w:rPr>
+        <w:t>scorul</w:t>
+      </w:r>
+      <w:proofErr w:type="spellEnd"/>
+      <w:r>
+        <w:rPr>
+          <w:rFonts w:ascii="Times New Roman" w:hAnsi="Times New Roman" w:cs="Times New Roman"/>
+          <w:b/>
+          <w:bCs/>
+        </w:rPr>
+        <w:t xml:space="preserve"> de credit</w:t>
+      </w:r>
+      <w:r>
+        <w:rPr>
+          <w:rFonts w:ascii="Times New Roman" w:hAnsi="Times New Roman" w:cs="Times New Roman"/>
+        </w:rPr>
+        <w:t>:</w:t>
+      </w:r>
+    </w:p>
+    <w:p>
+      <w:pPr>
+        <w:ind w:left="720"/>
+        <w:rPr>
+          <w:rFonts w:ascii="Times New Roman" w:hAnsi="Times New Roman" w:cs="Times New Roman"/>
+        </w:rPr>
+      </w:pPr>
+      <w:r>
+        <w:rPr>
+          <w:rFonts w:ascii="Times New Roman" w:hAnsi="Times New Roman" w:cs="Times New Roman"/>
+        </w:rPr>
+        <w:t>S1 = {</w:t>
+      </w:r>
+      <w:proofErr w:type="spellStart"/>
+      <w:r>
+        <w:rPr>
+          <w:rFonts w:ascii="Times New Roman" w:hAnsi="Times New Roman" w:cs="Times New Roman"/>
+        </w:rPr>
+        <w:t>scor_credit</w:t>
+      </w:r>
+      <w:proofErr w:type="spellEnd"/>
+      <w:r>
+        <w:rPr>
+          <w:rFonts w:ascii="Times New Roman" w:hAnsi="Times New Roman" w:cs="Times New Roman"/>
+        </w:rPr>
+        <w:t xml:space="preserve"> </w:t>
+      </w:r>
+      <w:r>
+        <w:rPr>
+          <w:rFonts w:ascii="Times New Roman" w:hAnsi="Times New Roman" w:cs="Times New Roman"/>
+        </w:rPr>
+        <w:t>|</w:t>
+      </w:r>
+      <w:r>
+        <w:rPr>
+          <w:rFonts w:ascii="Times New Roman" w:hAnsi="Times New Roman" w:cs="Times New Roman"/>
+        </w:rPr>
+        <w:t xml:space="preserve"> 500 &lt; </w:t>
+      </w:r>
+      <w:proofErr w:type="spellStart"/>
+      <w:r>
+        <w:rPr>
+          <w:rFonts w:ascii="Times New Roman" w:hAnsi="Times New Roman" w:cs="Times New Roman"/>
+        </w:rPr>
+        <w:t>scor_credit</w:t>
+      </w:r>
+      <w:proofErr w:type="spellEnd"/>
+      <w:r>
+        <w:rPr>
+          <w:rFonts w:ascii="Times New Roman" w:hAnsi="Times New Roman" w:cs="Times New Roman"/>
+        </w:rPr>
+        <w:t xml:space="preserve"> 800}</w:t>
+      </w:r>
+      <w:r>
+        <w:rPr>
+          <w:rFonts w:ascii="Times New Roman" w:hAnsi="Times New Roman" w:cs="Times New Roman"/>
+        </w:rPr>
+        <w:t xml:space="preserve"> </w:t>
+      </w:r>
+      <w:r>
+        <w:rPr>
+          <w:rFonts w:ascii="Times New Roman" w:hAnsi="Times New Roman" w:cs="Times New Roman"/>
+        </w:rPr>
+        <w:t>(</w:t>
+      </w:r>
+      <w:proofErr w:type="spellStart"/>
+      <w:r>
+        <w:rPr>
+          <w:rFonts w:ascii="Times New Roman" w:hAnsi="Times New Roman" w:cs="Times New Roman"/>
+        </w:rPr>
+        <w:t>Scor</w:t>
+      </w:r>
+      <w:proofErr w:type="spellEnd"/>
+      <w:r>
+        <w:rPr>
+          <w:rFonts w:ascii="Times New Roman" w:hAnsi="Times New Roman" w:cs="Times New Roman"/>
+        </w:rPr>
+        <w:t xml:space="preserve"> standard)</w:t>
+      </w:r>
+    </w:p>
+    <w:p>
+      <w:pPr>
+        <w:ind w:left="720"/>
+        <w:rPr>
+          <w:rFonts w:ascii="Times New Roman" w:hAnsi="Times New Roman" w:cs="Times New Roman"/>
+        </w:rPr>
+      </w:pPr>
+      <w:r>
+        <w:rPr>
+          <w:rFonts w:ascii="Times New Roman" w:hAnsi="Times New Roman" w:cs="Times New Roman"/>
+        </w:rPr>
+        <w:t>S2 = {</w:t>
+      </w:r>
+      <w:proofErr w:type="spellStart"/>
+      <w:r>
+        <w:rPr>
+          <w:rFonts w:ascii="Times New Roman" w:hAnsi="Times New Roman" w:cs="Times New Roman"/>
+        </w:rPr>
+        <w:t>scor_credit</w:t>
+      </w:r>
+      <w:proofErr w:type="spellEnd"/>
+      <w:r>
+        <w:rPr>
+          <w:rFonts w:ascii="Times New Roman" w:hAnsi="Times New Roman" w:cs="Times New Roman"/>
+        </w:rPr>
+        <w:t xml:space="preserve"> </w:t>
+      </w:r>
+      <w:r>
+        <w:rPr>
+          <w:rFonts w:ascii="Times New Roman" w:hAnsi="Times New Roman" w:cs="Times New Roman"/>
+        </w:rPr>
+        <w:t>|</w:t>
+      </w:r>
+      <w:r>
+        <w:rPr>
+          <w:rFonts w:ascii="Times New Roman" w:hAnsi="Times New Roman" w:cs="Times New Roman"/>
+        </w:rPr>
+        <w:t xml:space="preserve"> </w:t>
+      </w:r>
+      <w:proofErr w:type="spellStart"/>
+      <w:r>
+        <w:rPr>
+          <w:rFonts w:ascii="Times New Roman" w:hAnsi="Times New Roman" w:cs="Times New Roman"/>
+        </w:rPr>
+        <w:t>scor_credit</w:t>
+      </w:r>
+      <w:proofErr w:type="spellEnd"/>
+      <w:r>
+        <w:rPr>
+          <w:rFonts w:ascii="Times New Roman" w:hAnsi="Times New Roman" w:cs="Times New Roman"/>
+        </w:rPr>
+        <w:t xml:space="preserve"> &gt; 800</w:t>
+      </w:r>
+      <w:r>
+        <w:rPr>
+          <w:rFonts w:ascii="Times New Roman" w:hAnsi="Times New Roman" w:cs="Times New Roman"/>
+        </w:rPr>
+        <w:t>}</w:t>
+      </w:r>
+      <w:r>
+        <w:rPr>
+          <w:rFonts w:ascii="Times New Roman" w:hAnsi="Times New Roman" w:cs="Times New Roman"/>
+        </w:rPr>
+        <w:t xml:space="preserve"> (</w:t>
+      </w:r>
+      <w:proofErr w:type="spellStart"/>
+      <w:r>
+        <w:rPr>
+          <w:rFonts w:ascii="Times New Roman" w:hAnsi="Times New Roman" w:cs="Times New Roman"/>
+        </w:rPr>
+        <w:t>Scor</w:t>
+      </w:r>
+      <w:proofErr w:type="spellEnd"/>
+      <w:r>
+        <w:rPr>
+          <w:rFonts w:ascii="Times New Roman" w:hAnsi="Times New Roman" w:cs="Times New Roman"/>
+        </w:rPr>
+        <w:t xml:space="preserve"> </w:t>
+      </w:r>
+      <w:proofErr w:type="spellStart"/>
+      <w:r>
+        <w:rPr>
+          <w:rFonts w:ascii="Times New Roman" w:hAnsi="Times New Roman" w:cs="Times New Roman"/>
+        </w:rPr>
+        <w:t>excelent</w:t>
+      </w:r>
+      <w:proofErr w:type="spellEnd"/>
+      <w:r>
+        <w:rPr>
+          <w:rFonts w:ascii="Times New Roman" w:hAnsi="Times New Roman" w:cs="Times New Roman"/>
+        </w:rPr>
+        <w:t>)</w:t>
+      </w:r>
+    </w:p>
+    <w:p>
+      <w:pPr>
+        <w:ind w:left="720"/>
+        <w:rPr>
+          <w:rFonts w:ascii="Times New Roman" w:hAnsi="Times New Roman" w:cs="Times New Roman"/>
+        </w:rPr>
+      </w:pPr>
+      <w:r>
+        <w:rPr>
+          <w:rFonts w:ascii="Times New Roman" w:hAnsi="Times New Roman" w:cs="Times New Roman"/>
+        </w:rPr>
+        <w:t>S3 = {</w:t>
+      </w:r>
+      <w:proofErr w:type="spellStart"/>
+      <w:r>
+        <w:rPr>
+          <w:rFonts w:ascii="Times New Roman" w:hAnsi="Times New Roman" w:cs="Times New Roman"/>
+        </w:rPr>
+        <w:t>scor_credit</w:t>
+      </w:r>
+      <w:proofErr w:type="spellEnd"/>
+      <w:r>
+        <w:rPr>
+          <w:rFonts w:ascii="Times New Roman" w:hAnsi="Times New Roman" w:cs="Times New Roman"/>
+        </w:rPr>
+        <w:t xml:space="preserve"> </w:t>
+      </w:r>
+      <w:r>
+        <w:rPr>
+          <w:rFonts w:ascii="Times New Roman" w:hAnsi="Times New Roman" w:cs="Times New Roman"/>
+        </w:rPr>
+        <w:t>|</w:t>
+      </w:r>
+      <w:r>
+        <w:rPr>
+          <w:rFonts w:ascii="Times New Roman" w:hAnsi="Times New Roman" w:cs="Times New Roman"/>
+        </w:rPr>
+        <w:t xml:space="preserve"> </w:t>
+      </w:r>
+      <w:proofErr w:type="spellStart"/>
+      <w:r>
+        <w:rPr>
+          <w:rFonts w:ascii="Times New Roman" w:hAnsi="Times New Roman" w:cs="Times New Roman"/>
+        </w:rPr>
+        <w:t>scor_credit</w:t>
+      </w:r>
+      <w:proofErr w:type="spellEnd"/>
+      <w:r>
+        <w:rPr>
+          <w:rFonts w:ascii="Times New Roman" w:hAnsi="Times New Roman" w:cs="Times New Roman"/>
+        </w:rPr>
+        <w:t xml:space="preserve"> 500</w:t>
+      </w:r>
+      <w:r>
+        <w:rPr>
+          <w:rFonts w:ascii="Times New Roman" w:hAnsi="Times New Roman" w:cs="Times New Roman"/>
+        </w:rPr>
+        <w:t>}</w:t>
+      </w:r>
+      <w:r>
+        <w:rPr>
+          <w:rFonts w:ascii="Times New Roman" w:hAnsi="Times New Roman" w:cs="Times New Roman"/>
+        </w:rPr>
+        <w:t xml:space="preserve"> (</w:t>
+      </w:r>
+      <w:proofErr w:type="spellStart"/>
+      <w:r>
+        <w:rPr>
+          <w:rFonts w:ascii="Times New Roman" w:hAnsi="Times New Roman" w:cs="Times New Roman"/>
+        </w:rPr>
+        <w:t>Scor</w:t>
+      </w:r>
+      <w:proofErr w:type="spellEnd"/>
+      <w:r>
+        <w:rPr>
+          <w:rFonts w:ascii="Times New Roman" w:hAnsi="Times New Roman" w:cs="Times New Roman"/>
+        </w:rPr>
+        <w:t xml:space="preserve"> </w:t>
+      </w:r>
+      <w:proofErr w:type="spellStart"/>
+      <w:r>
+        <w:rPr>
+          <w:rFonts w:ascii="Times New Roman" w:hAnsi="Times New Roman" w:cs="Times New Roman"/>
+        </w:rPr>
+        <w:t>scăzut</w:t>
+      </w:r>
+      <w:proofErr w:type="spellEnd"/>
+      <w:r>
+        <w:rPr>
+          <w:rFonts w:ascii="Times New Roman" w:hAnsi="Times New Roman" w:cs="Times New Roman"/>
+        </w:rPr>
+        <w:t>/</w:t>
+      </w:r>
+      <w:proofErr w:type="spellStart"/>
+      <w:r>
+        <w:rPr>
+          <w:rFonts w:ascii="Times New Roman" w:hAnsi="Times New Roman" w:cs="Times New Roman"/>
+        </w:rPr>
+        <w:t>inacceptabil</w:t>
+      </w:r>
+      <w:proofErr w:type="spellEnd"/>
+      <w:r>
+        <w:rPr>
+          <w:rFonts w:ascii="Times New Roman" w:hAnsi="Times New Roman" w:cs="Times New Roman"/>
+        </w:rPr>
+        <w:t>)</w:t>
+      </w:r>
+    </w:p>
+    <w:p>
+      <w:pPr>
+        <w:ind w:left="720"/>
+        <w:rPr>
+          <w:rFonts w:ascii="Times New Roman" w:hAnsi="Times New Roman" w:cs="Times New Roman"/>
+        </w:rPr>
+      </w:pPr>
+    </w:p>
+    <w:p>
+      <w:pPr>
+        <w:ind w:left="720"/>
+        <w:rPr>
+          <w:rFonts w:ascii="Times New Roman" w:hAnsi="Times New Roman" w:cs="Times New Roman"/>
+        </w:rPr>
+      </w:pPr>
     </w:p>
     <w:p>
       <w:pPr>
         <w:pStyle w:val="ListParagraph"/>
         <w:numPr>
           <w:ilvl w:val="0"/>
-          <w:numId w:val="14"/>
+          <w:numId w:val="11"/>
         </w:numPr>
         <w:rPr>
           <w:rFonts w:ascii="Times New Roman" w:hAnsi="Times New Roman" w:cs="Times New Roman"/>
-        </w:rPr>
-      </w:pPr>
-      <w:r>
-        <w:rPr>
-          <w:rFonts w:ascii="Times New Roman" w:hAnsi="Times New Roman" w:cs="Times New Roman"/>
-        </w:rPr>
-        <w:t>"</w:t>
-      </w:r>
-      <w:proofErr w:type="spellStart"/>
-      <w:r>
-        <w:rPr>
-          <w:rFonts w:ascii="Times New Roman" w:hAnsi="Times New Roman" w:cs="Times New Roman"/>
-        </w:rPr>
-        <w:t>Aprobat</w:t>
-      </w:r>
-      <w:proofErr w:type="spellEnd"/>
-      <w:r>
-        <w:rPr>
-          <w:rFonts w:ascii="Times New Roman" w:hAnsi="Times New Roman" w:cs="Times New Roman"/>
-        </w:rPr>
-        <w:t xml:space="preserve">: </w:t>
-      </w:r>
-      <w:proofErr w:type="spellStart"/>
-      <w:r>
-        <w:rPr>
-          <w:rFonts w:ascii="Times New Roman" w:hAnsi="Times New Roman" w:cs="Times New Roman"/>
-        </w:rPr>
-        <w:t>Conditii</w:t>
-      </w:r>
-      <w:proofErr w:type="spellEnd"/>
-      <w:r>
-        <w:rPr>
-          <w:rFonts w:ascii="Times New Roman" w:hAnsi="Times New Roman" w:cs="Times New Roman"/>
-        </w:rPr>
-        <w:t xml:space="preserve"> Standard"</w:t>
-      </w:r>
+          <w:b/>
+          <w:bCs/>
+          <w:sz w:val="28"/>
+          <w:szCs w:val="28"/>
+        </w:rPr>
+      </w:pPr>
+      <w:proofErr w:type="spellStart"/>
+      <w:r>
+        <w:rPr>
+          <w:rFonts w:ascii="Times New Roman" w:hAnsi="Times New Roman" w:cs="Times New Roman"/>
+          <w:b/>
+          <w:bCs/>
+          <w:sz w:val="28"/>
+          <w:szCs w:val="28"/>
+        </w:rPr>
+        <w:lastRenderedPageBreak/>
+        <w:t>Domeniul</w:t>
+      </w:r>
+      <w:proofErr w:type="spellEnd"/>
+      <w:r>
+        <w:rPr>
+          <w:rFonts w:ascii="Times New Roman" w:hAnsi="Times New Roman" w:cs="Times New Roman"/>
+          <w:b/>
+          <w:bCs/>
+          <w:sz w:val="28"/>
+          <w:szCs w:val="28"/>
+        </w:rPr>
+        <w:t xml:space="preserve"> de </w:t>
+      </w:r>
+      <w:proofErr w:type="spellStart"/>
+      <w:r>
+        <w:rPr>
+          <w:rFonts w:ascii="Times New Roman" w:hAnsi="Times New Roman" w:cs="Times New Roman"/>
+          <w:b/>
+          <w:bCs/>
+          <w:sz w:val="28"/>
+          <w:szCs w:val="28"/>
+        </w:rPr>
+        <w:t>ieșiri</w:t>
+      </w:r>
+      <w:proofErr w:type="spellEnd"/>
     </w:p>
     <w:p>
       <w:pPr>
         <w:pStyle w:val="ListParagraph"/>
-        <w:numPr>
-          <w:ilvl w:val="0"/>
-          <w:numId w:val="14"/>
-        </w:numPr>
-        <w:rPr>
-          <w:rFonts w:ascii="Times New Roman" w:hAnsi="Times New Roman" w:cs="Times New Roman"/>
-        </w:rPr>
-      </w:pPr>
-      <w:r>
-        <w:rPr>
-          <w:rFonts w:ascii="Times New Roman" w:hAnsi="Times New Roman" w:cs="Times New Roman"/>
-        </w:rPr>
-        <w:t>"</w:t>
-      </w:r>
-      <w:proofErr w:type="spellStart"/>
-      <w:r>
-        <w:rPr>
-          <w:rFonts w:ascii="Times New Roman" w:hAnsi="Times New Roman" w:cs="Times New Roman"/>
-        </w:rPr>
-        <w:t>Aprobat</w:t>
-      </w:r>
-      <w:proofErr w:type="spellEnd"/>
-      <w:r>
-        <w:rPr>
-          <w:rFonts w:ascii="Times New Roman" w:hAnsi="Times New Roman" w:cs="Times New Roman"/>
-        </w:rPr>
-        <w:t xml:space="preserve">: </w:t>
-      </w:r>
-      <w:proofErr w:type="spellStart"/>
-      <w:r>
-        <w:rPr>
-          <w:rFonts w:ascii="Times New Roman" w:hAnsi="Times New Roman" w:cs="Times New Roman"/>
-        </w:rPr>
-        <w:t>Conditii</w:t>
-      </w:r>
-      <w:proofErr w:type="spellEnd"/>
-      <w:r>
-        <w:rPr>
-          <w:rFonts w:ascii="Times New Roman" w:hAnsi="Times New Roman" w:cs="Times New Roman"/>
-        </w:rPr>
-        <w:t xml:space="preserve"> </w:t>
-      </w:r>
-      <w:proofErr w:type="spellStart"/>
-      <w:r>
-        <w:rPr>
-          <w:rFonts w:ascii="Times New Roman" w:hAnsi="Times New Roman" w:cs="Times New Roman"/>
-        </w:rPr>
-        <w:t>Excelente</w:t>
-      </w:r>
-      <w:proofErr w:type="spellEnd"/>
-      <w:r>
-        <w:rPr>
-          <w:rFonts w:ascii="Times New Roman" w:hAnsi="Times New Roman" w:cs="Times New Roman"/>
-        </w:rPr>
-        <w:t>"</w:t>
-      </w:r>
+        <w:rPr>
+          <w:rFonts w:ascii="Times New Roman" w:hAnsi="Times New Roman" w:cs="Times New Roman"/>
+          <w:b/>
+          <w:bCs/>
+          <w:sz w:val="28"/>
+          <w:szCs w:val="28"/>
+        </w:rPr>
+      </w:pPr>
     </w:p>
     <w:p>
       <w:pPr>
         <w:pStyle w:val="ListParagraph"/>
         <w:rPr>
           <w:rFonts w:ascii="Times New Roman" w:hAnsi="Times New Roman" w:cs="Times New Roman"/>
-        </w:rPr>
-      </w:pPr>
-    </w:p>
-    <w:p>
-      <w:pPr>
-        <w:pStyle w:val="ListParagraph"/>
-        <w:rPr>
-          <w:rFonts w:ascii="Times New Roman" w:hAnsi="Times New Roman" w:cs="Times New Roman"/>
-        </w:rPr>
-      </w:pPr>
-      <w:proofErr w:type="spellStart"/>
-      <w:r>
-        <w:rPr>
-          <w:rFonts w:ascii="Times New Roman" w:hAnsi="Times New Roman" w:cs="Times New Roman"/>
-        </w:rPr>
-        <w:t>Clasele</w:t>
-      </w:r>
-      <w:proofErr w:type="spellEnd"/>
-      <w:r>
-        <w:rPr>
-          <w:rFonts w:ascii="Times New Roman" w:hAnsi="Times New Roman" w:cs="Times New Roman"/>
-        </w:rPr>
-        <w:t xml:space="preserve"> de </w:t>
-      </w:r>
-      <w:proofErr w:type="spellStart"/>
-      <w:r>
-        <w:rPr>
-          <w:rFonts w:ascii="Times New Roman" w:hAnsi="Times New Roman" w:cs="Times New Roman"/>
-        </w:rPr>
-        <w:t>echivalență</w:t>
-      </w:r>
-      <w:proofErr w:type="spellEnd"/>
-      <w:r>
-        <w:rPr>
-          <w:rFonts w:ascii="Times New Roman" w:hAnsi="Times New Roman" w:cs="Times New Roman"/>
-        </w:rPr>
-        <w:t xml:space="preserve"> </w:t>
-      </w:r>
-      <w:proofErr w:type="spellStart"/>
-      <w:r>
-        <w:rPr>
-          <w:rFonts w:ascii="Times New Roman" w:hAnsi="Times New Roman" w:cs="Times New Roman"/>
-        </w:rPr>
-        <w:t>globale</w:t>
-      </w:r>
-      <w:proofErr w:type="spellEnd"/>
-      <w:r>
-        <w:rPr>
-          <w:rFonts w:ascii="Times New Roman" w:hAnsi="Times New Roman" w:cs="Times New Roman"/>
-        </w:rPr>
-        <w:t xml:space="preserve"> (</w:t>
-      </w:r>
-      <w:proofErr w:type="spellStart"/>
-      <w:r>
-        <w:rPr>
-          <w:rFonts w:ascii="Times New Roman" w:hAnsi="Times New Roman" w:cs="Times New Roman"/>
-        </w:rPr>
-        <w:t>obținute</w:t>
-      </w:r>
-      <w:proofErr w:type="spellEnd"/>
-      <w:r>
-        <w:rPr>
-          <w:rFonts w:ascii="Times New Roman" w:hAnsi="Times New Roman" w:cs="Times New Roman"/>
-        </w:rPr>
-        <w:t xml:space="preserve"> ca o </w:t>
-      </w:r>
-      <w:proofErr w:type="spellStart"/>
-      <w:r>
-        <w:rPr>
-          <w:rFonts w:ascii="Times New Roman" w:hAnsi="Times New Roman" w:cs="Times New Roman"/>
-        </w:rPr>
-        <w:t>combinație</w:t>
-      </w:r>
-      <w:proofErr w:type="spellEnd"/>
-      <w:r>
-        <w:rPr>
-          <w:rFonts w:ascii="Times New Roman" w:hAnsi="Times New Roman" w:cs="Times New Roman"/>
-        </w:rPr>
-        <w:t xml:space="preserve"> a </w:t>
-      </w:r>
-      <w:proofErr w:type="spellStart"/>
-      <w:r>
-        <w:rPr>
-          <w:rFonts w:ascii="Times New Roman" w:hAnsi="Times New Roman" w:cs="Times New Roman"/>
-        </w:rPr>
-        <w:t>claselor</w:t>
-      </w:r>
-      <w:proofErr w:type="spellEnd"/>
-      <w:r>
-        <w:rPr>
-          <w:rFonts w:ascii="Times New Roman" w:hAnsi="Times New Roman" w:cs="Times New Roman"/>
-        </w:rPr>
-        <w:t xml:space="preserve"> </w:t>
-      </w:r>
-      <w:proofErr w:type="spellStart"/>
-      <w:r>
-        <w:rPr>
-          <w:rFonts w:ascii="Times New Roman" w:hAnsi="Times New Roman" w:cs="Times New Roman"/>
-        </w:rPr>
-        <w:t>individuale</w:t>
-      </w:r>
-      <w:proofErr w:type="spellEnd"/>
-      <w:r>
-        <w:rPr>
-          <w:rFonts w:ascii="Times New Roman" w:hAnsi="Times New Roman" w:cs="Times New Roman"/>
-        </w:rPr>
-        <w:t>):</w:t>
+          <w:u w:val="single"/>
+        </w:rPr>
+      </w:pPr>
+      <w:proofErr w:type="spellStart"/>
+      <w:r>
+        <w:rPr>
+          <w:rFonts w:ascii="Times New Roman" w:hAnsi="Times New Roman" w:cs="Times New Roman"/>
+          <w:u w:val="single"/>
+        </w:rPr>
+        <w:t>Constă</w:t>
+      </w:r>
+      <w:proofErr w:type="spellEnd"/>
+      <w:r>
+        <w:rPr>
+          <w:rFonts w:ascii="Times New Roman" w:hAnsi="Times New Roman" w:cs="Times New Roman"/>
+          <w:u w:val="single"/>
+        </w:rPr>
+        <w:t xml:space="preserve"> din </w:t>
+      </w:r>
+      <w:proofErr w:type="spellStart"/>
+      <w:r>
+        <w:rPr>
+          <w:rFonts w:ascii="Times New Roman" w:hAnsi="Times New Roman" w:cs="Times New Roman"/>
+          <w:u w:val="single"/>
+        </w:rPr>
+        <w:t>următoarele</w:t>
+      </w:r>
+      <w:proofErr w:type="spellEnd"/>
+      <w:r>
+        <w:rPr>
+          <w:rFonts w:ascii="Times New Roman" w:hAnsi="Times New Roman" w:cs="Times New Roman"/>
+          <w:u w:val="single"/>
+        </w:rPr>
+        <w:t xml:space="preserve"> 4 </w:t>
+      </w:r>
+      <w:proofErr w:type="spellStart"/>
+      <w:r>
+        <w:rPr>
+          <w:rFonts w:ascii="Times New Roman" w:hAnsi="Times New Roman" w:cs="Times New Roman"/>
+          <w:u w:val="single"/>
+        </w:rPr>
+        <w:t>răspunsuri</w:t>
+      </w:r>
+      <w:proofErr w:type="spellEnd"/>
+      <w:r>
+        <w:rPr>
+          <w:rFonts w:ascii="Times New Roman" w:hAnsi="Times New Roman" w:cs="Times New Roman"/>
+          <w:u w:val="single"/>
+        </w:rPr>
+        <w:t>:</w:t>
       </w:r>
     </w:p>
     <w:p>
@@ -2301,139 +2041,49 @@
         <w:rPr>
           <w:rFonts w:ascii="Times New Roman" w:hAnsi="Times New Roman" w:cs="Times New Roman"/>
         </w:rPr>
-        <w:t>C1 = {(</w:t>
-      </w:r>
-      <w:proofErr w:type="spellStart"/>
-      <w:r>
-        <w:rPr>
-          <w:rFonts w:ascii="Times New Roman" w:hAnsi="Times New Roman" w:cs="Times New Roman"/>
-        </w:rPr>
-        <w:t>varsta</w:t>
-      </w:r>
-      <w:proofErr w:type="spellEnd"/>
-      <w:r>
-        <w:rPr>
-          <w:rFonts w:ascii="Times New Roman" w:hAnsi="Times New Roman" w:cs="Times New Roman"/>
-        </w:rPr>
-        <w:t xml:space="preserve">, </w:t>
-      </w:r>
-      <w:proofErr w:type="spellStart"/>
-      <w:r>
-        <w:rPr>
-          <w:rFonts w:ascii="Times New Roman" w:hAnsi="Times New Roman" w:cs="Times New Roman"/>
-        </w:rPr>
-        <w:t>venit_lunar</w:t>
-      </w:r>
-      <w:proofErr w:type="spellEnd"/>
-      <w:r>
-        <w:rPr>
-          <w:rFonts w:ascii="Times New Roman" w:hAnsi="Times New Roman" w:cs="Times New Roman"/>
-        </w:rPr>
-        <w:t xml:space="preserve">, </w:t>
-      </w:r>
-      <w:proofErr w:type="spellStart"/>
-      <w:r>
-        <w:rPr>
-          <w:rFonts w:ascii="Times New Roman" w:hAnsi="Times New Roman" w:cs="Times New Roman"/>
-        </w:rPr>
-        <w:t>scor_credit</w:t>
-      </w:r>
-      <w:proofErr w:type="spellEnd"/>
-      <w:r>
-        <w:rPr>
-          <w:rFonts w:ascii="Times New Roman" w:hAnsi="Times New Roman" w:cs="Times New Roman"/>
-        </w:rPr>
-        <w:t xml:space="preserve">) </w:t>
-      </w:r>
-      <w:r>
-        <w:rPr>
-          <w:rFonts w:ascii="Times New Roman" w:hAnsi="Times New Roman" w:cs="Times New Roman"/>
-        </w:rPr>
-        <w:t>|</w:t>
-      </w:r>
-      <w:r>
-        <w:rPr>
-          <w:rFonts w:ascii="Times New Roman" w:hAnsi="Times New Roman" w:cs="Times New Roman"/>
-        </w:rPr>
-        <w:t xml:space="preserve"> </w:t>
-      </w:r>
-      <w:proofErr w:type="spellStart"/>
-      <w:r>
-        <w:rPr>
-          <w:rFonts w:ascii="Times New Roman" w:hAnsi="Times New Roman" w:cs="Times New Roman"/>
-        </w:rPr>
-        <w:t>varsta</w:t>
-      </w:r>
-      <w:proofErr w:type="spellEnd"/>
-      <w:r>
-        <w:rPr>
-          <w:rFonts w:ascii="Times New Roman" w:hAnsi="Times New Roman" w:cs="Times New Roman"/>
-        </w:rPr>
-        <w:t xml:space="preserve"> </w:t>
-      </w:r>
-      <w:r>
-        <w:rPr>
-          <w:rFonts w:ascii="Times New Roman" w:hAnsi="Times New Roman" w:cs="Times New Roman"/>
-        </w:rPr>
-        <w:t xml:space="preserve">Є </w:t>
-      </w:r>
-      <w:r>
-        <w:rPr>
-          <w:rFonts w:ascii="Times New Roman" w:hAnsi="Times New Roman" w:cs="Times New Roman"/>
-        </w:rPr>
-        <w:t xml:space="preserve">V1, </w:t>
-      </w:r>
-      <w:proofErr w:type="spellStart"/>
-      <w:r>
-        <w:rPr>
-          <w:rFonts w:ascii="Times New Roman" w:hAnsi="Times New Roman" w:cs="Times New Roman"/>
-        </w:rPr>
-        <w:t>venit_lunar</w:t>
-      </w:r>
-      <w:proofErr w:type="spellEnd"/>
-      <w:r>
-        <w:rPr>
-          <w:rFonts w:ascii="Times New Roman" w:hAnsi="Times New Roman" w:cs="Times New Roman"/>
-        </w:rPr>
-        <w:t xml:space="preserve"> </w:t>
-      </w:r>
-      <w:r>
-        <w:rPr>
-          <w:rFonts w:ascii="Times New Roman" w:hAnsi="Times New Roman" w:cs="Times New Roman"/>
-        </w:rPr>
-        <w:t>Є</w:t>
-      </w:r>
-      <w:r>
-        <w:rPr>
-          <w:rFonts w:ascii="Times New Roman" w:hAnsi="Times New Roman" w:cs="Times New Roman"/>
-        </w:rPr>
-        <w:t xml:space="preserve"> Y1, </w:t>
-      </w:r>
-      <w:proofErr w:type="spellStart"/>
-      <w:r>
-        <w:rPr>
-          <w:rFonts w:ascii="Times New Roman" w:hAnsi="Times New Roman" w:cs="Times New Roman"/>
-        </w:rPr>
-        <w:t>scor_credit</w:t>
-      </w:r>
-      <w:proofErr w:type="spellEnd"/>
-      <w:r>
-        <w:rPr>
-          <w:rFonts w:ascii="Times New Roman" w:hAnsi="Times New Roman" w:cs="Times New Roman"/>
-        </w:rPr>
-        <w:t xml:space="preserve"> </w:t>
-      </w:r>
-      <w:r>
-        <w:rPr>
-          <w:rFonts w:ascii="Times New Roman" w:hAnsi="Times New Roman" w:cs="Times New Roman"/>
-        </w:rPr>
-        <w:t>Є</w:t>
-      </w:r>
-      <w:r>
-        <w:rPr>
-          <w:rFonts w:ascii="Times New Roman" w:hAnsi="Times New Roman" w:cs="Times New Roman"/>
-        </w:rPr>
-        <w:t xml:space="preserve"> S1}</w:t>
+        <w:t>"</w:t>
+      </w:r>
+      <w:proofErr w:type="spellStart"/>
+      <w:r>
+        <w:rPr>
+          <w:rFonts w:ascii="Times New Roman" w:hAnsi="Times New Roman" w:cs="Times New Roman"/>
+        </w:rPr>
+        <w:t>Respins</w:t>
+      </w:r>
+      <w:proofErr w:type="spellEnd"/>
+      <w:r>
+        <w:rPr>
+          <w:rFonts w:ascii="Times New Roman" w:hAnsi="Times New Roman" w:cs="Times New Roman"/>
+        </w:rPr>
+        <w:t xml:space="preserve">: </w:t>
+      </w:r>
+      <w:proofErr w:type="spellStart"/>
+      <w:r>
+        <w:rPr>
+          <w:rFonts w:ascii="Times New Roman" w:hAnsi="Times New Roman" w:cs="Times New Roman"/>
+        </w:rPr>
+        <w:t>Varsta</w:t>
+      </w:r>
+      <w:proofErr w:type="spellEnd"/>
+      <w:r>
+        <w:rPr>
+          <w:rFonts w:ascii="Times New Roman" w:hAnsi="Times New Roman" w:cs="Times New Roman"/>
+        </w:rPr>
+        <w:t xml:space="preserve"> </w:t>
+      </w:r>
+      <w:proofErr w:type="spellStart"/>
+      <w:r>
+        <w:rPr>
+          <w:rFonts w:ascii="Times New Roman" w:hAnsi="Times New Roman" w:cs="Times New Roman"/>
+        </w:rPr>
+        <w:t>neadecvata</w:t>
+      </w:r>
+      <w:proofErr w:type="spellEnd"/>
+      <w:r>
+        <w:rPr>
+          <w:rFonts w:ascii="Times New Roman" w:hAnsi="Times New Roman" w:cs="Times New Roman"/>
+        </w:rPr>
+        <w:t>"</w:t>
       </w:r>
     </w:p>
     <w:p>
@@ -2451,145 +2101,77 @@
         <w:rPr>
           <w:rFonts w:ascii="Times New Roman" w:hAnsi="Times New Roman" w:cs="Times New Roman"/>
         </w:rPr>
-        <w:t>C2 = {(</w:t>
-      </w:r>
-      <w:proofErr w:type="spellStart"/>
-      <w:r>
-        <w:rPr>
-          <w:rFonts w:ascii="Times New Roman" w:hAnsi="Times New Roman" w:cs="Times New Roman"/>
-        </w:rPr>
-        <w:t>varsta</w:t>
-      </w:r>
-      <w:proofErr w:type="spellEnd"/>
-      <w:r>
-        <w:rPr>
-          <w:rFonts w:ascii="Times New Roman" w:hAnsi="Times New Roman" w:cs="Times New Roman"/>
-        </w:rPr>
-        <w:t xml:space="preserve">, </w:t>
-      </w:r>
-      <w:proofErr w:type="spellStart"/>
-      <w:r>
-        <w:rPr>
-          <w:rFonts w:ascii="Times New Roman" w:hAnsi="Times New Roman" w:cs="Times New Roman"/>
-        </w:rPr>
-        <w:t>venit_lunar</w:t>
-      </w:r>
-      <w:proofErr w:type="spellEnd"/>
-      <w:r>
-        <w:rPr>
-          <w:rFonts w:ascii="Times New Roman" w:hAnsi="Times New Roman" w:cs="Times New Roman"/>
-        </w:rPr>
-        <w:t xml:space="preserve">, </w:t>
-      </w:r>
-      <w:proofErr w:type="spellStart"/>
-      <w:r>
-        <w:rPr>
-          <w:rFonts w:ascii="Times New Roman" w:hAnsi="Times New Roman" w:cs="Times New Roman"/>
-        </w:rPr>
-        <w:t>scor_credit</w:t>
-      </w:r>
-      <w:proofErr w:type="spellEnd"/>
-      <w:r>
-        <w:rPr>
-          <w:rFonts w:ascii="Times New Roman" w:hAnsi="Times New Roman" w:cs="Times New Roman"/>
-        </w:rPr>
-        <w:t xml:space="preserve">) </w:t>
-      </w:r>
-      <w:r>
-        <w:rPr>
-          <w:rFonts w:ascii="Times New Roman" w:hAnsi="Times New Roman" w:cs="Times New Roman"/>
-        </w:rPr>
-        <w:t>|</w:t>
-      </w:r>
-      <w:r>
-        <w:rPr>
-          <w:rFonts w:ascii="Times New Roman" w:hAnsi="Times New Roman" w:cs="Times New Roman"/>
-        </w:rPr>
-        <w:t xml:space="preserve"> </w:t>
-      </w:r>
-      <w:proofErr w:type="spellStart"/>
-      <w:r>
-        <w:rPr>
-          <w:rFonts w:ascii="Times New Roman" w:hAnsi="Times New Roman" w:cs="Times New Roman"/>
-        </w:rPr>
-        <w:t>varsta</w:t>
-      </w:r>
-      <w:proofErr w:type="spellEnd"/>
-      <w:r>
-        <w:rPr>
-          <w:rFonts w:ascii="Times New Roman" w:hAnsi="Times New Roman" w:cs="Times New Roman"/>
-        </w:rPr>
-        <w:t xml:space="preserve"> </w:t>
-      </w:r>
-      <w:r>
-        <w:rPr>
-          <w:rFonts w:ascii="Times New Roman" w:hAnsi="Times New Roman" w:cs="Times New Roman"/>
-        </w:rPr>
-        <w:t>Є</w:t>
-      </w:r>
-      <w:r>
-        <w:rPr>
-          <w:rFonts w:ascii="Times New Roman" w:hAnsi="Times New Roman" w:cs="Times New Roman"/>
-        </w:rPr>
-        <w:t xml:space="preserve"> </w:t>
-      </w:r>
-      <w:r>
-        <w:rPr>
-          <w:rFonts w:ascii="Times New Roman" w:hAnsi="Times New Roman" w:cs="Times New Roman"/>
-        </w:rPr>
-        <w:t xml:space="preserve">V1, </w:t>
-      </w:r>
-      <w:proofErr w:type="spellStart"/>
-      <w:r>
-        <w:rPr>
-          <w:rFonts w:ascii="Times New Roman" w:hAnsi="Times New Roman" w:cs="Times New Roman"/>
-        </w:rPr>
-        <w:t>venit_lunar</w:t>
-      </w:r>
-      <w:proofErr w:type="spellEnd"/>
-      <w:r>
-        <w:rPr>
-          <w:rFonts w:ascii="Times New Roman" w:hAnsi="Times New Roman" w:cs="Times New Roman"/>
-        </w:rPr>
-        <w:t xml:space="preserve"> </w:t>
-      </w:r>
-      <w:r>
-        <w:rPr>
-          <w:rFonts w:ascii="Times New Roman" w:hAnsi="Times New Roman" w:cs="Times New Roman"/>
-        </w:rPr>
-        <w:t>Є</w:t>
-      </w:r>
-      <w:r>
-        <w:rPr>
-          <w:rFonts w:ascii="Times New Roman" w:hAnsi="Times New Roman" w:cs="Times New Roman"/>
-        </w:rPr>
-        <w:t xml:space="preserve"> Y1, </w:t>
-      </w:r>
-      <w:proofErr w:type="spellStart"/>
-      <w:r>
-        <w:rPr>
-          <w:rFonts w:ascii="Times New Roman" w:hAnsi="Times New Roman" w:cs="Times New Roman"/>
-        </w:rPr>
-        <w:t>scor_credit</w:t>
-      </w:r>
-      <w:proofErr w:type="spellEnd"/>
-      <w:r>
-        <w:rPr>
-          <w:rFonts w:ascii="Times New Roman" w:hAnsi="Times New Roman" w:cs="Times New Roman"/>
-        </w:rPr>
-        <w:t xml:space="preserve"> </w:t>
-      </w:r>
-      <w:r>
-        <w:rPr>
-          <w:rFonts w:ascii="Times New Roman" w:hAnsi="Times New Roman" w:cs="Times New Roman"/>
-        </w:rPr>
-        <w:t>Є</w:t>
-      </w:r>
-      <w:r>
-        <w:rPr>
-          <w:rFonts w:ascii="Times New Roman" w:hAnsi="Times New Roman" w:cs="Times New Roman"/>
-        </w:rPr>
-        <w:t xml:space="preserve"> S2}</w:t>
+        <w:t>"</w:t>
+      </w:r>
+      <w:proofErr w:type="spellStart"/>
+      <w:r>
+        <w:rPr>
+          <w:rFonts w:ascii="Times New Roman" w:hAnsi="Times New Roman" w:cs="Times New Roman"/>
+        </w:rPr>
+        <w:t>Respins</w:t>
+      </w:r>
+      <w:proofErr w:type="spellEnd"/>
+      <w:r>
+        <w:rPr>
+          <w:rFonts w:ascii="Times New Roman" w:hAnsi="Times New Roman" w:cs="Times New Roman"/>
+        </w:rPr>
+        <w:t xml:space="preserve">: </w:t>
+      </w:r>
+      <w:proofErr w:type="spellStart"/>
+      <w:r>
+        <w:rPr>
+          <w:rFonts w:ascii="Times New Roman" w:hAnsi="Times New Roman" w:cs="Times New Roman"/>
+        </w:rPr>
+        <w:t>Scor</w:t>
+      </w:r>
+      <w:proofErr w:type="spellEnd"/>
+      <w:r>
+        <w:rPr>
+          <w:rFonts w:ascii="Times New Roman" w:hAnsi="Times New Roman" w:cs="Times New Roman"/>
+        </w:rPr>
+        <w:t xml:space="preserve"> </w:t>
+      </w:r>
+      <w:proofErr w:type="spellStart"/>
+      <w:r>
+        <w:rPr>
+          <w:rFonts w:ascii="Times New Roman" w:hAnsi="Times New Roman" w:cs="Times New Roman"/>
+        </w:rPr>
+        <w:t>sau</w:t>
+      </w:r>
+      <w:proofErr w:type="spellEnd"/>
+      <w:r>
+        <w:rPr>
+          <w:rFonts w:ascii="Times New Roman" w:hAnsi="Times New Roman" w:cs="Times New Roman"/>
+        </w:rPr>
+        <w:t xml:space="preserve"> </w:t>
+      </w:r>
+      <w:proofErr w:type="spellStart"/>
+      <w:r>
+        <w:rPr>
+          <w:rFonts w:ascii="Times New Roman" w:hAnsi="Times New Roman" w:cs="Times New Roman"/>
+        </w:rPr>
+        <w:t>venit</w:t>
+      </w:r>
+      <w:proofErr w:type="spellEnd"/>
+      <w:r>
+        <w:rPr>
+          <w:rFonts w:ascii="Times New Roman" w:hAnsi="Times New Roman" w:cs="Times New Roman"/>
+        </w:rPr>
+        <w:t xml:space="preserve"> </w:t>
+      </w:r>
+      <w:proofErr w:type="spellStart"/>
+      <w:r>
+        <w:rPr>
+          <w:rFonts w:ascii="Times New Roman" w:hAnsi="Times New Roman" w:cs="Times New Roman"/>
+        </w:rPr>
+        <w:t>insuficient</w:t>
+      </w:r>
+      <w:proofErr w:type="spellEnd"/>
+      <w:r>
+        <w:rPr>
+          <w:rFonts w:ascii="Times New Roman" w:hAnsi="Times New Roman" w:cs="Times New Roman"/>
+        </w:rPr>
+        <w:t>"</w:t>
       </w:r>
     </w:p>
     <w:p>
@@ -2607,113 +2189,35 @@
         <w:rPr>
           <w:rFonts w:ascii="Times New Roman" w:hAnsi="Times New Roman" w:cs="Times New Roman"/>
         </w:rPr>
-        <w:t>C3 = {(</w:t>
-      </w:r>
-      <w:proofErr w:type="spellStart"/>
-      <w:r>
-        <w:rPr>
-          <w:rFonts w:ascii="Times New Roman" w:hAnsi="Times New Roman" w:cs="Times New Roman"/>
-        </w:rPr>
-        <w:t>varsta</w:t>
-      </w:r>
-      <w:proofErr w:type="spellEnd"/>
-      <w:r>
-        <w:rPr>
-          <w:rFonts w:ascii="Times New Roman" w:hAnsi="Times New Roman" w:cs="Times New Roman"/>
-        </w:rPr>
-        <w:t xml:space="preserve">, </w:t>
-      </w:r>
-      <w:proofErr w:type="spellStart"/>
-      <w:r>
-        <w:rPr>
-          <w:rFonts w:ascii="Times New Roman" w:hAnsi="Times New Roman" w:cs="Times New Roman"/>
-        </w:rPr>
-        <w:t>venit_lunar</w:t>
-      </w:r>
-      <w:proofErr w:type="spellEnd"/>
-      <w:r>
-        <w:rPr>
-          <w:rFonts w:ascii="Times New Roman" w:hAnsi="Times New Roman" w:cs="Times New Roman"/>
-        </w:rPr>
-        <w:t xml:space="preserve">, </w:t>
-      </w:r>
-      <w:proofErr w:type="spellStart"/>
-      <w:r>
-        <w:rPr>
-          <w:rFonts w:ascii="Times New Roman" w:hAnsi="Times New Roman" w:cs="Times New Roman"/>
-        </w:rPr>
-        <w:t>scor_credit</w:t>
-      </w:r>
-      <w:proofErr w:type="spellEnd"/>
-      <w:r>
-        <w:rPr>
-          <w:rFonts w:ascii="Times New Roman" w:hAnsi="Times New Roman" w:cs="Times New Roman"/>
-        </w:rPr>
-        <w:t xml:space="preserve">) </w:t>
-      </w:r>
-      <w:r>
-        <w:rPr>
-          <w:rFonts w:ascii="Times New Roman" w:hAnsi="Times New Roman" w:cs="Times New Roman"/>
-        </w:rPr>
-        <w:t>|</w:t>
-      </w:r>
-      <w:r>
-        <w:rPr>
-          <w:rFonts w:ascii="Times New Roman" w:hAnsi="Times New Roman" w:cs="Times New Roman"/>
-        </w:rPr>
-        <w:t xml:space="preserve"> </w:t>
-      </w:r>
-      <w:proofErr w:type="spellStart"/>
-      <w:r>
-        <w:rPr>
-          <w:rFonts w:ascii="Times New Roman" w:hAnsi="Times New Roman" w:cs="Times New Roman"/>
-        </w:rPr>
-        <w:t>varsta</w:t>
-      </w:r>
-      <w:proofErr w:type="spellEnd"/>
-      <w:r>
-        <w:rPr>
-          <w:rFonts w:ascii="Times New Roman" w:hAnsi="Times New Roman" w:cs="Times New Roman"/>
-        </w:rPr>
-        <w:t xml:space="preserve"> </w:t>
-      </w:r>
-      <w:r>
-        <w:rPr>
-          <w:rFonts w:ascii="Times New Roman" w:hAnsi="Times New Roman" w:cs="Times New Roman"/>
-        </w:rPr>
-        <w:t>Є</w:t>
-      </w:r>
-      <w:r>
-        <w:rPr>
-          <w:rFonts w:ascii="Times New Roman" w:hAnsi="Times New Roman" w:cs="Times New Roman"/>
-        </w:rPr>
-        <w:t xml:space="preserve"> V1, </w:t>
-      </w:r>
-      <w:proofErr w:type="spellStart"/>
-      <w:r>
-        <w:rPr>
-          <w:rFonts w:ascii="Times New Roman" w:hAnsi="Times New Roman" w:cs="Times New Roman"/>
-        </w:rPr>
-        <w:t>venit_lunar</w:t>
-      </w:r>
-      <w:proofErr w:type="spellEnd"/>
-      <w:r>
-        <w:rPr>
-          <w:rFonts w:ascii="Times New Roman" w:hAnsi="Times New Roman" w:cs="Times New Roman"/>
-        </w:rPr>
-        <w:t xml:space="preserve"> </w:t>
-      </w:r>
-      <w:r>
-        <w:rPr>
-          <w:rFonts w:ascii="Times New Roman" w:hAnsi="Times New Roman" w:cs="Times New Roman"/>
-        </w:rPr>
-        <w:t>Є</w:t>
-      </w:r>
-      <w:r>
-        <w:rPr>
-          <w:rFonts w:ascii="Times New Roman" w:hAnsi="Times New Roman" w:cs="Times New Roman"/>
-        </w:rPr>
-        <w:t xml:space="preserve"> Y2}</w:t>
+        <w:t>"</w:t>
+      </w:r>
+      <w:proofErr w:type="spellStart"/>
+      <w:r>
+        <w:rPr>
+          <w:rFonts w:ascii="Times New Roman" w:hAnsi="Times New Roman" w:cs="Times New Roman"/>
+        </w:rPr>
+        <w:t>Aprobat</w:t>
+      </w:r>
+      <w:proofErr w:type="spellEnd"/>
+      <w:r>
+        <w:rPr>
+          <w:rFonts w:ascii="Times New Roman" w:hAnsi="Times New Roman" w:cs="Times New Roman"/>
+        </w:rPr>
+        <w:t xml:space="preserve">: </w:t>
+      </w:r>
+      <w:proofErr w:type="spellStart"/>
+      <w:r>
+        <w:rPr>
+          <w:rFonts w:ascii="Times New Roman" w:hAnsi="Times New Roman" w:cs="Times New Roman"/>
+        </w:rPr>
+        <w:t>Conditii</w:t>
+      </w:r>
+      <w:proofErr w:type="spellEnd"/>
+      <w:r>
+        <w:rPr>
+          <w:rFonts w:ascii="Times New Roman" w:hAnsi="Times New Roman" w:cs="Times New Roman"/>
+        </w:rPr>
+        <w:t xml:space="preserve"> Standard"</w:t>
       </w:r>
     </w:p>
     <w:p>
@@ -2731,113 +2235,163 @@
         <w:rPr>
           <w:rFonts w:ascii="Times New Roman" w:hAnsi="Times New Roman" w:cs="Times New Roman"/>
         </w:rPr>
-        <w:t>C4 = {(</w:t>
-      </w:r>
-      <w:proofErr w:type="spellStart"/>
-      <w:r>
-        <w:rPr>
-          <w:rFonts w:ascii="Times New Roman" w:hAnsi="Times New Roman" w:cs="Times New Roman"/>
-        </w:rPr>
-        <w:t>varsta</w:t>
-      </w:r>
-      <w:proofErr w:type="spellEnd"/>
-      <w:r>
-        <w:rPr>
-          <w:rFonts w:ascii="Times New Roman" w:hAnsi="Times New Roman" w:cs="Times New Roman"/>
-        </w:rPr>
-        <w:t xml:space="preserve">, </w:t>
-      </w:r>
-      <w:proofErr w:type="spellStart"/>
-      <w:r>
-        <w:rPr>
-          <w:rFonts w:ascii="Times New Roman" w:hAnsi="Times New Roman" w:cs="Times New Roman"/>
-        </w:rPr>
-        <w:t>venit_lunar</w:t>
-      </w:r>
-      <w:proofErr w:type="spellEnd"/>
-      <w:r>
-        <w:rPr>
-          <w:rFonts w:ascii="Times New Roman" w:hAnsi="Times New Roman" w:cs="Times New Roman"/>
-        </w:rPr>
-        <w:t xml:space="preserve">, </w:t>
-      </w:r>
-      <w:proofErr w:type="spellStart"/>
-      <w:r>
-        <w:rPr>
-          <w:rFonts w:ascii="Times New Roman" w:hAnsi="Times New Roman" w:cs="Times New Roman"/>
-        </w:rPr>
-        <w:t>scor_credit</w:t>
-      </w:r>
-      <w:proofErr w:type="spellEnd"/>
-      <w:r>
-        <w:rPr>
-          <w:rFonts w:ascii="Times New Roman" w:hAnsi="Times New Roman" w:cs="Times New Roman"/>
-        </w:rPr>
-        <w:t xml:space="preserve">) </w:t>
-      </w:r>
-      <w:r>
-        <w:rPr>
-          <w:rFonts w:ascii="Times New Roman" w:hAnsi="Times New Roman" w:cs="Times New Roman"/>
-        </w:rPr>
-        <w:t>|</w:t>
-      </w:r>
-      <w:r>
-        <w:rPr>
-          <w:rFonts w:ascii="Times New Roman" w:hAnsi="Times New Roman" w:cs="Times New Roman"/>
-        </w:rPr>
-        <w:t xml:space="preserve"> </w:t>
-      </w:r>
-      <w:proofErr w:type="spellStart"/>
-      <w:r>
-        <w:rPr>
-          <w:rFonts w:ascii="Times New Roman" w:hAnsi="Times New Roman" w:cs="Times New Roman"/>
-        </w:rPr>
-        <w:t>varsta</w:t>
-      </w:r>
-      <w:proofErr w:type="spellEnd"/>
-      <w:r>
-        <w:rPr>
-          <w:rFonts w:ascii="Times New Roman" w:hAnsi="Times New Roman" w:cs="Times New Roman"/>
-        </w:rPr>
-        <w:t xml:space="preserve"> </w:t>
-      </w:r>
-      <w:r>
-        <w:rPr>
-          <w:rFonts w:ascii="Times New Roman" w:hAnsi="Times New Roman" w:cs="Times New Roman"/>
-        </w:rPr>
-        <w:t>Є</w:t>
-      </w:r>
-      <w:r>
-        <w:rPr>
-          <w:rFonts w:ascii="Times New Roman" w:hAnsi="Times New Roman" w:cs="Times New Roman"/>
-        </w:rPr>
-        <w:t xml:space="preserve"> V1, </w:t>
-      </w:r>
-      <w:proofErr w:type="spellStart"/>
-      <w:r>
-        <w:rPr>
-          <w:rFonts w:ascii="Times New Roman" w:hAnsi="Times New Roman" w:cs="Times New Roman"/>
-        </w:rPr>
-        <w:t>scor_credit</w:t>
-      </w:r>
-      <w:proofErr w:type="spellEnd"/>
-      <w:r>
-        <w:rPr>
-          <w:rFonts w:ascii="Times New Roman" w:hAnsi="Times New Roman" w:cs="Times New Roman"/>
-        </w:rPr>
-        <w:t xml:space="preserve"> </w:t>
-      </w:r>
-      <w:r>
-        <w:rPr>
-          <w:rFonts w:ascii="Times New Roman" w:hAnsi="Times New Roman" w:cs="Times New Roman"/>
-        </w:rPr>
-        <w:t>Є</w:t>
-      </w:r>
-      <w:r>
-        <w:rPr>
-          <w:rFonts w:ascii="Times New Roman" w:hAnsi="Times New Roman" w:cs="Times New Roman"/>
-        </w:rPr>
-        <w:t xml:space="preserve"> S3}</w:t>
+        <w:t>"</w:t>
+      </w:r>
+      <w:proofErr w:type="spellStart"/>
+      <w:r>
+        <w:rPr>
+          <w:rFonts w:ascii="Times New Roman" w:hAnsi="Times New Roman" w:cs="Times New Roman"/>
+        </w:rPr>
+        <w:t>Aprobat</w:t>
+      </w:r>
+      <w:proofErr w:type="spellEnd"/>
+      <w:r>
+        <w:rPr>
+          <w:rFonts w:ascii="Times New Roman" w:hAnsi="Times New Roman" w:cs="Times New Roman"/>
+        </w:rPr>
+        <w:t xml:space="preserve">: </w:t>
+      </w:r>
+      <w:proofErr w:type="spellStart"/>
+      <w:r>
+        <w:rPr>
+          <w:rFonts w:ascii="Times New Roman" w:hAnsi="Times New Roman" w:cs="Times New Roman"/>
+        </w:rPr>
+        <w:t>Conditii</w:t>
+      </w:r>
+      <w:proofErr w:type="spellEnd"/>
+      <w:r>
+        <w:rPr>
+          <w:rFonts w:ascii="Times New Roman" w:hAnsi="Times New Roman" w:cs="Times New Roman"/>
+        </w:rPr>
+        <w:t xml:space="preserve"> </w:t>
+      </w:r>
+      <w:proofErr w:type="spellStart"/>
+      <w:r>
+        <w:rPr>
+          <w:rFonts w:ascii="Times New Roman" w:hAnsi="Times New Roman" w:cs="Times New Roman"/>
+        </w:rPr>
+        <w:t>Excelente</w:t>
+      </w:r>
+      <w:proofErr w:type="spellEnd"/>
+      <w:r>
+        <w:rPr>
+          <w:rFonts w:ascii="Times New Roman" w:hAnsi="Times New Roman" w:cs="Times New Roman"/>
+        </w:rPr>
+        <w:t>"</w:t>
+      </w:r>
+    </w:p>
+    <w:p>
+      <w:pPr>
+        <w:pStyle w:val="ListParagraph"/>
+        <w:rPr>
+          <w:rFonts w:ascii="Times New Roman" w:hAnsi="Times New Roman" w:cs="Times New Roman"/>
+        </w:rPr>
+      </w:pPr>
+    </w:p>
+    <w:p>
+      <w:pPr>
+        <w:pStyle w:val="ListParagraph"/>
+        <w:rPr>
+          <w:rFonts w:ascii="Times New Roman" w:hAnsi="Times New Roman" w:cs="Times New Roman"/>
+        </w:rPr>
+      </w:pPr>
+      <w:proofErr w:type="spellStart"/>
+      <w:r>
+        <w:rPr>
+          <w:rFonts w:ascii="Times New Roman" w:hAnsi="Times New Roman" w:cs="Times New Roman"/>
+        </w:rPr>
+        <w:t>Clasele</w:t>
+      </w:r>
+      <w:proofErr w:type="spellEnd"/>
+      <w:r>
+        <w:rPr>
+          <w:rFonts w:ascii="Times New Roman" w:hAnsi="Times New Roman" w:cs="Times New Roman"/>
+        </w:rPr>
+        <w:t xml:space="preserve"> de </w:t>
+      </w:r>
+      <w:proofErr w:type="spellStart"/>
+      <w:r>
+        <w:rPr>
+          <w:rFonts w:ascii="Times New Roman" w:hAnsi="Times New Roman" w:cs="Times New Roman"/>
+        </w:rPr>
+        <w:t>echivalență</w:t>
+      </w:r>
+      <w:proofErr w:type="spellEnd"/>
+      <w:r>
+        <w:rPr>
+          <w:rFonts w:ascii="Times New Roman" w:hAnsi="Times New Roman" w:cs="Times New Roman"/>
+        </w:rPr>
+        <w:t xml:space="preserve"> </w:t>
+      </w:r>
+      <w:proofErr w:type="spellStart"/>
+      <w:r>
+        <w:rPr>
+          <w:rFonts w:ascii="Times New Roman" w:hAnsi="Times New Roman" w:cs="Times New Roman"/>
+        </w:rPr>
+        <w:t>globale</w:t>
+      </w:r>
+      <w:proofErr w:type="spellEnd"/>
+      <w:r>
+        <w:rPr>
+          <w:rFonts w:ascii="Times New Roman" w:hAnsi="Times New Roman" w:cs="Times New Roman"/>
+        </w:rPr>
+        <w:t xml:space="preserve"> (</w:t>
+      </w:r>
+      <w:proofErr w:type="spellStart"/>
+      <w:r>
+        <w:rPr>
+          <w:rFonts w:ascii="Times New Roman" w:hAnsi="Times New Roman" w:cs="Times New Roman"/>
+        </w:rPr>
+        <w:t>obținute</w:t>
+      </w:r>
+      <w:proofErr w:type="spellEnd"/>
+      <w:r>
+        <w:rPr>
+          <w:rFonts w:ascii="Times New Roman" w:hAnsi="Times New Roman" w:cs="Times New Roman"/>
+        </w:rPr>
+        <w:t xml:space="preserve"> ca o </w:t>
+      </w:r>
+      <w:proofErr w:type="spellStart"/>
+      <w:r>
+        <w:rPr>
+          <w:rFonts w:ascii="Times New Roman" w:hAnsi="Times New Roman" w:cs="Times New Roman"/>
+        </w:rPr>
+        <w:t>combinație</w:t>
+      </w:r>
+      <w:proofErr w:type="spellEnd"/>
+      <w:r>
+        <w:rPr>
+          <w:rFonts w:ascii="Times New Roman" w:hAnsi="Times New Roman" w:cs="Times New Roman"/>
+        </w:rPr>
+        <w:t xml:space="preserve"> a </w:t>
+      </w:r>
+      <w:proofErr w:type="spellStart"/>
+      <w:r>
+        <w:rPr>
+          <w:rFonts w:ascii="Times New Roman" w:hAnsi="Times New Roman" w:cs="Times New Roman"/>
+        </w:rPr>
+        <w:t>claselor</w:t>
+      </w:r>
+      <w:proofErr w:type="spellEnd"/>
+      <w:r>
+        <w:rPr>
+          <w:rFonts w:ascii="Times New Roman" w:hAnsi="Times New Roman" w:cs="Times New Roman"/>
+        </w:rPr>
+        <w:t xml:space="preserve"> </w:t>
+      </w:r>
+      <w:proofErr w:type="spellStart"/>
+      <w:r>
+        <w:rPr>
+          <w:rFonts w:ascii="Times New Roman" w:hAnsi="Times New Roman" w:cs="Times New Roman"/>
+        </w:rPr>
+        <w:t>individuale</w:t>
+      </w:r>
+      <w:proofErr w:type="spellEnd"/>
+      <w:r>
+        <w:rPr>
+          <w:rFonts w:ascii="Times New Roman" w:hAnsi="Times New Roman" w:cs="Times New Roman"/>
+        </w:rPr>
+        <w:t>):</w:t>
       </w:r>
     </w:p>
     <w:p>
@@ -2845,7 +2399,7 @@
         <w:pStyle w:val="ListParagraph"/>
         <w:numPr>
           <w:ilvl w:val="0"/>
-          <w:numId w:val="15"/>
+          <w:numId w:val="16"/>
         </w:numPr>
         <w:rPr>
           <w:rFonts w:ascii="Times New Roman" w:hAnsi="Times New Roman" w:cs="Times New Roman"/>
@@ -2855,7 +2409,7 @@
         <w:rPr>
           <w:rFonts w:ascii="Times New Roman" w:hAnsi="Times New Roman" w:cs="Times New Roman"/>
         </w:rPr>
-        <w:t>C5 = {(</w:t>
+        <w:t>C1 = {(</w:t>
       </w:r>
       <w:proofErr w:type="spellStart"/>
       <w:r>
@@ -2929,13 +2483,65 @@
         <w:rPr>
           <w:rFonts w:ascii="Times New Roman" w:hAnsi="Times New Roman" w:cs="Times New Roman"/>
         </w:rPr>
+        <w:t xml:space="preserve">Є </w:t>
+      </w:r>
+      <w:r>
+        <w:rPr>
+          <w:rFonts w:ascii="Times New Roman" w:hAnsi="Times New Roman" w:cs="Times New Roman"/>
+        </w:rPr>
+        <w:t xml:space="preserve">V1, </w:t>
+      </w:r>
+      <w:proofErr w:type="spellStart"/>
+      <w:r>
+        <w:rPr>
+          <w:rFonts w:ascii="Times New Roman" w:hAnsi="Times New Roman" w:cs="Times New Roman"/>
+        </w:rPr>
+        <w:t>venit_lunar</w:t>
+      </w:r>
+      <w:proofErr w:type="spellEnd"/>
+      <w:r>
+        <w:rPr>
+          <w:rFonts w:ascii="Times New Roman" w:hAnsi="Times New Roman" w:cs="Times New Roman"/>
+        </w:rPr>
+        <w:t xml:space="preserve"> </w:t>
+      </w:r>
+      <w:r>
+        <w:rPr>
+          <w:rFonts w:ascii="Times New Roman" w:hAnsi="Times New Roman" w:cs="Times New Roman"/>
+        </w:rPr>
         <w:t>Є</w:t>
       </w:r>
       <w:r>
         <w:rPr>
           <w:rFonts w:ascii="Times New Roman" w:hAnsi="Times New Roman" w:cs="Times New Roman"/>
         </w:rPr>
-        <w:t xml:space="preserve"> V2}</w:t>
+        <w:t xml:space="preserve"> Y1, </w:t>
+      </w:r>
+      <w:proofErr w:type="spellStart"/>
+      <w:r>
+        <w:rPr>
+          <w:rFonts w:ascii="Times New Roman" w:hAnsi="Times New Roman" w:cs="Times New Roman"/>
+        </w:rPr>
+        <w:t>scor_credit</w:t>
+      </w:r>
+      <w:proofErr w:type="spellEnd"/>
+      <w:r>
+        <w:rPr>
+          <w:rFonts w:ascii="Times New Roman" w:hAnsi="Times New Roman" w:cs="Times New Roman"/>
+        </w:rPr>
+        <w:t xml:space="preserve"> </w:t>
+      </w:r>
+      <w:r>
+        <w:rPr>
+          <w:rFonts w:ascii="Times New Roman" w:hAnsi="Times New Roman" w:cs="Times New Roman"/>
+        </w:rPr>
+        <w:t>Є</w:t>
+      </w:r>
+      <w:r>
+        <w:rPr>
+          <w:rFonts w:ascii="Times New Roman" w:hAnsi="Times New Roman" w:cs="Times New Roman"/>
+        </w:rPr>
+        <w:t xml:space="preserve"> S1}</w:t>
       </w:r>
     </w:p>
     <w:p>
@@ -2943,7 +2549,503 @@
         <w:pStyle w:val="ListParagraph"/>
         <w:numPr>
           <w:ilvl w:val="0"/>
-          <w:numId w:val="15"/>
+          <w:numId w:val="16"/>
+        </w:numPr>
+        <w:rPr>
+          <w:rFonts w:ascii="Times New Roman" w:hAnsi="Times New Roman" w:cs="Times New Roman"/>
+        </w:rPr>
+      </w:pPr>
+      <w:r>
+        <w:rPr>
+          <w:rFonts w:ascii="Times New Roman" w:hAnsi="Times New Roman" w:cs="Times New Roman"/>
+        </w:rPr>
+        <w:t>C2 = {(</w:t>
+      </w:r>
+      <w:proofErr w:type="spellStart"/>
+      <w:r>
+        <w:rPr>
+          <w:rFonts w:ascii="Times New Roman" w:hAnsi="Times New Roman" w:cs="Times New Roman"/>
+        </w:rPr>
+        <w:t>varsta</w:t>
+      </w:r>
+      <w:proofErr w:type="spellEnd"/>
+      <w:r>
+        <w:rPr>
+          <w:rFonts w:ascii="Times New Roman" w:hAnsi="Times New Roman" w:cs="Times New Roman"/>
+        </w:rPr>
+        <w:t xml:space="preserve">, </w:t>
+      </w:r>
+      <w:proofErr w:type="spellStart"/>
+      <w:r>
+        <w:rPr>
+          <w:rFonts w:ascii="Times New Roman" w:hAnsi="Times New Roman" w:cs="Times New Roman"/>
+        </w:rPr>
+        <w:t>venit_lunar</w:t>
+      </w:r>
+      <w:proofErr w:type="spellEnd"/>
+      <w:r>
+        <w:rPr>
+          <w:rFonts w:ascii="Times New Roman" w:hAnsi="Times New Roman" w:cs="Times New Roman"/>
+        </w:rPr>
+        <w:t xml:space="preserve">, </w:t>
+      </w:r>
+      <w:proofErr w:type="spellStart"/>
+      <w:r>
+        <w:rPr>
+          <w:rFonts w:ascii="Times New Roman" w:hAnsi="Times New Roman" w:cs="Times New Roman"/>
+        </w:rPr>
+        <w:t>scor_credit</w:t>
+      </w:r>
+      <w:proofErr w:type="spellEnd"/>
+      <w:r>
+        <w:rPr>
+          <w:rFonts w:ascii="Times New Roman" w:hAnsi="Times New Roman" w:cs="Times New Roman"/>
+        </w:rPr>
+        <w:t xml:space="preserve">) </w:t>
+      </w:r>
+      <w:r>
+        <w:rPr>
+          <w:rFonts w:ascii="Times New Roman" w:hAnsi="Times New Roman" w:cs="Times New Roman"/>
+        </w:rPr>
+        <w:t>|</w:t>
+      </w:r>
+      <w:r>
+        <w:rPr>
+          <w:rFonts w:ascii="Times New Roman" w:hAnsi="Times New Roman" w:cs="Times New Roman"/>
+        </w:rPr>
+        <w:t xml:space="preserve"> </w:t>
+      </w:r>
+      <w:proofErr w:type="spellStart"/>
+      <w:r>
+        <w:rPr>
+          <w:rFonts w:ascii="Times New Roman" w:hAnsi="Times New Roman" w:cs="Times New Roman"/>
+        </w:rPr>
+        <w:t>varsta</w:t>
+      </w:r>
+      <w:proofErr w:type="spellEnd"/>
+      <w:r>
+        <w:rPr>
+          <w:rFonts w:ascii="Times New Roman" w:hAnsi="Times New Roman" w:cs="Times New Roman"/>
+        </w:rPr>
+        <w:t xml:space="preserve"> </w:t>
+      </w:r>
+      <w:r>
+        <w:rPr>
+          <w:rFonts w:ascii="Times New Roman" w:hAnsi="Times New Roman" w:cs="Times New Roman"/>
+        </w:rPr>
+        <w:t xml:space="preserve">Є </w:t>
+      </w:r>
+      <w:r>
+        <w:rPr>
+          <w:rFonts w:ascii="Times New Roman" w:hAnsi="Times New Roman" w:cs="Times New Roman"/>
+        </w:rPr>
+        <w:t xml:space="preserve">V1, </w:t>
+      </w:r>
+      <w:proofErr w:type="spellStart"/>
+      <w:r>
+        <w:rPr>
+          <w:rFonts w:ascii="Times New Roman" w:hAnsi="Times New Roman" w:cs="Times New Roman"/>
+        </w:rPr>
+        <w:t>venit_lunar</w:t>
+      </w:r>
+      <w:proofErr w:type="spellEnd"/>
+      <w:r>
+        <w:rPr>
+          <w:rFonts w:ascii="Times New Roman" w:hAnsi="Times New Roman" w:cs="Times New Roman"/>
+        </w:rPr>
+        <w:t xml:space="preserve"> </w:t>
+      </w:r>
+      <w:r>
+        <w:rPr>
+          <w:rFonts w:ascii="Times New Roman" w:hAnsi="Times New Roman" w:cs="Times New Roman"/>
+        </w:rPr>
+        <w:t>Є</w:t>
+      </w:r>
+      <w:r>
+        <w:rPr>
+          <w:rFonts w:ascii="Times New Roman" w:hAnsi="Times New Roman" w:cs="Times New Roman"/>
+        </w:rPr>
+        <w:t xml:space="preserve"> Y1, </w:t>
+      </w:r>
+      <w:proofErr w:type="spellStart"/>
+      <w:r>
+        <w:rPr>
+          <w:rFonts w:ascii="Times New Roman" w:hAnsi="Times New Roman" w:cs="Times New Roman"/>
+        </w:rPr>
+        <w:t>scor_credit</w:t>
+      </w:r>
+      <w:proofErr w:type="spellEnd"/>
+      <w:r>
+        <w:rPr>
+          <w:rFonts w:ascii="Times New Roman" w:hAnsi="Times New Roman" w:cs="Times New Roman"/>
+        </w:rPr>
+        <w:t xml:space="preserve"> </w:t>
+      </w:r>
+      <w:r>
+        <w:rPr>
+          <w:rFonts w:ascii="Times New Roman" w:hAnsi="Times New Roman" w:cs="Times New Roman"/>
+        </w:rPr>
+        <w:t>Є</w:t>
+      </w:r>
+      <w:r>
+        <w:rPr>
+          <w:rFonts w:ascii="Times New Roman" w:hAnsi="Times New Roman" w:cs="Times New Roman"/>
+        </w:rPr>
+        <w:t xml:space="preserve"> S2}</w:t>
+      </w:r>
+    </w:p>
+    <w:p>
+      <w:pPr>
+        <w:pStyle w:val="ListParagraph"/>
+        <w:numPr>
+          <w:ilvl w:val="0"/>
+          <w:numId w:val="16"/>
+        </w:numPr>
+        <w:rPr>
+          <w:rFonts w:ascii="Times New Roman" w:hAnsi="Times New Roman" w:cs="Times New Roman"/>
+        </w:rPr>
+      </w:pPr>
+      <w:r>
+        <w:rPr>
+          <w:rFonts w:ascii="Times New Roman" w:hAnsi="Times New Roman" w:cs="Times New Roman"/>
+        </w:rPr>
+        <w:t>C3 = {(</w:t>
+      </w:r>
+      <w:proofErr w:type="spellStart"/>
+      <w:r>
+        <w:rPr>
+          <w:rFonts w:ascii="Times New Roman" w:hAnsi="Times New Roman" w:cs="Times New Roman"/>
+        </w:rPr>
+        <w:t>varsta</w:t>
+      </w:r>
+      <w:proofErr w:type="spellEnd"/>
+      <w:r>
+        <w:rPr>
+          <w:rFonts w:ascii="Times New Roman" w:hAnsi="Times New Roman" w:cs="Times New Roman"/>
+        </w:rPr>
+        <w:t xml:space="preserve">, </w:t>
+      </w:r>
+      <w:proofErr w:type="spellStart"/>
+      <w:r>
+        <w:rPr>
+          <w:rFonts w:ascii="Times New Roman" w:hAnsi="Times New Roman" w:cs="Times New Roman"/>
+        </w:rPr>
+        <w:t>venit_lunar</w:t>
+      </w:r>
+      <w:proofErr w:type="spellEnd"/>
+      <w:r>
+        <w:rPr>
+          <w:rFonts w:ascii="Times New Roman" w:hAnsi="Times New Roman" w:cs="Times New Roman"/>
+        </w:rPr>
+        <w:t xml:space="preserve">, </w:t>
+      </w:r>
+      <w:proofErr w:type="spellStart"/>
+      <w:r>
+        <w:rPr>
+          <w:rFonts w:ascii="Times New Roman" w:hAnsi="Times New Roman" w:cs="Times New Roman"/>
+        </w:rPr>
+        <w:t>scor_credit</w:t>
+      </w:r>
+      <w:proofErr w:type="spellEnd"/>
+      <w:r>
+        <w:rPr>
+          <w:rFonts w:ascii="Times New Roman" w:hAnsi="Times New Roman" w:cs="Times New Roman"/>
+        </w:rPr>
+        <w:t xml:space="preserve">) </w:t>
+      </w:r>
+      <w:r>
+        <w:rPr>
+          <w:rFonts w:ascii="Times New Roman" w:hAnsi="Times New Roman" w:cs="Times New Roman"/>
+        </w:rPr>
+        <w:t>|</w:t>
+      </w:r>
+      <w:r>
+        <w:rPr>
+          <w:rFonts w:ascii="Times New Roman" w:hAnsi="Times New Roman" w:cs="Times New Roman"/>
+        </w:rPr>
+        <w:t xml:space="preserve"> </w:t>
+      </w:r>
+      <w:proofErr w:type="spellStart"/>
+      <w:r>
+        <w:rPr>
+          <w:rFonts w:ascii="Times New Roman" w:hAnsi="Times New Roman" w:cs="Times New Roman"/>
+        </w:rPr>
+        <w:t>varsta</w:t>
+      </w:r>
+      <w:proofErr w:type="spellEnd"/>
+      <w:r>
+        <w:rPr>
+          <w:rFonts w:ascii="Times New Roman" w:hAnsi="Times New Roman" w:cs="Times New Roman"/>
+        </w:rPr>
+        <w:t xml:space="preserve"> </w:t>
+      </w:r>
+      <w:r>
+        <w:rPr>
+          <w:rFonts w:ascii="Times New Roman" w:hAnsi="Times New Roman" w:cs="Times New Roman"/>
+        </w:rPr>
+        <w:t>Є</w:t>
+      </w:r>
+      <w:r>
+        <w:rPr>
+          <w:rFonts w:ascii="Times New Roman" w:hAnsi="Times New Roman" w:cs="Times New Roman"/>
+        </w:rPr>
+        <w:t xml:space="preserve"> V1, </w:t>
+      </w:r>
+      <w:proofErr w:type="spellStart"/>
+      <w:r>
+        <w:rPr>
+          <w:rFonts w:ascii="Times New Roman" w:hAnsi="Times New Roman" w:cs="Times New Roman"/>
+        </w:rPr>
+        <w:t>venit_lunar</w:t>
+      </w:r>
+      <w:proofErr w:type="spellEnd"/>
+      <w:r>
+        <w:rPr>
+          <w:rFonts w:ascii="Times New Roman" w:hAnsi="Times New Roman" w:cs="Times New Roman"/>
+        </w:rPr>
+        <w:t xml:space="preserve"> </w:t>
+      </w:r>
+      <w:r>
+        <w:rPr>
+          <w:rFonts w:ascii="Times New Roman" w:hAnsi="Times New Roman" w:cs="Times New Roman"/>
+        </w:rPr>
+        <w:t>Є</w:t>
+      </w:r>
+      <w:r>
+        <w:rPr>
+          <w:rFonts w:ascii="Times New Roman" w:hAnsi="Times New Roman" w:cs="Times New Roman"/>
+        </w:rPr>
+        <w:t xml:space="preserve"> Y2}</w:t>
+      </w:r>
+    </w:p>
+    <w:p>
+      <w:pPr>
+        <w:pStyle w:val="ListParagraph"/>
+        <w:numPr>
+          <w:ilvl w:val="0"/>
+          <w:numId w:val="16"/>
+        </w:numPr>
+        <w:rPr>
+          <w:rFonts w:ascii="Times New Roman" w:hAnsi="Times New Roman" w:cs="Times New Roman"/>
+        </w:rPr>
+      </w:pPr>
+      <w:r>
+        <w:rPr>
+          <w:rFonts w:ascii="Times New Roman" w:hAnsi="Times New Roman" w:cs="Times New Roman"/>
+        </w:rPr>
+        <w:t>C4 = {(</w:t>
+      </w:r>
+      <w:proofErr w:type="spellStart"/>
+      <w:r>
+        <w:rPr>
+          <w:rFonts w:ascii="Times New Roman" w:hAnsi="Times New Roman" w:cs="Times New Roman"/>
+        </w:rPr>
+        <w:t>varsta</w:t>
+      </w:r>
+      <w:proofErr w:type="spellEnd"/>
+      <w:r>
+        <w:rPr>
+          <w:rFonts w:ascii="Times New Roman" w:hAnsi="Times New Roman" w:cs="Times New Roman"/>
+        </w:rPr>
+        <w:t xml:space="preserve">, </w:t>
+      </w:r>
+      <w:proofErr w:type="spellStart"/>
+      <w:r>
+        <w:rPr>
+          <w:rFonts w:ascii="Times New Roman" w:hAnsi="Times New Roman" w:cs="Times New Roman"/>
+        </w:rPr>
+        <w:t>venit_lunar</w:t>
+      </w:r>
+      <w:proofErr w:type="spellEnd"/>
+      <w:r>
+        <w:rPr>
+          <w:rFonts w:ascii="Times New Roman" w:hAnsi="Times New Roman" w:cs="Times New Roman"/>
+        </w:rPr>
+        <w:t xml:space="preserve">, </w:t>
+      </w:r>
+      <w:proofErr w:type="spellStart"/>
+      <w:r>
+        <w:rPr>
+          <w:rFonts w:ascii="Times New Roman" w:hAnsi="Times New Roman" w:cs="Times New Roman"/>
+        </w:rPr>
+        <w:t>scor_credit</w:t>
+      </w:r>
+      <w:proofErr w:type="spellEnd"/>
+      <w:r>
+        <w:rPr>
+          <w:rFonts w:ascii="Times New Roman" w:hAnsi="Times New Roman" w:cs="Times New Roman"/>
+        </w:rPr>
+        <w:t xml:space="preserve">) </w:t>
+      </w:r>
+      <w:r>
+        <w:rPr>
+          <w:rFonts w:ascii="Times New Roman" w:hAnsi="Times New Roman" w:cs="Times New Roman"/>
+        </w:rPr>
+        <w:t>|</w:t>
+      </w:r>
+      <w:r>
+        <w:rPr>
+          <w:rFonts w:ascii="Times New Roman" w:hAnsi="Times New Roman" w:cs="Times New Roman"/>
+        </w:rPr>
+        <w:t xml:space="preserve"> </w:t>
+      </w:r>
+      <w:proofErr w:type="spellStart"/>
+      <w:r>
+        <w:rPr>
+          <w:rFonts w:ascii="Times New Roman" w:hAnsi="Times New Roman" w:cs="Times New Roman"/>
+        </w:rPr>
+        <w:t>varsta</w:t>
+      </w:r>
+      <w:proofErr w:type="spellEnd"/>
+      <w:r>
+        <w:rPr>
+          <w:rFonts w:ascii="Times New Roman" w:hAnsi="Times New Roman" w:cs="Times New Roman"/>
+        </w:rPr>
+        <w:t xml:space="preserve"> </w:t>
+      </w:r>
+      <w:r>
+        <w:rPr>
+          <w:rFonts w:ascii="Times New Roman" w:hAnsi="Times New Roman" w:cs="Times New Roman"/>
+        </w:rPr>
+        <w:t>Є</w:t>
+      </w:r>
+      <w:r>
+        <w:rPr>
+          <w:rFonts w:ascii="Times New Roman" w:hAnsi="Times New Roman" w:cs="Times New Roman"/>
+        </w:rPr>
+        <w:t xml:space="preserve"> V1, </w:t>
+      </w:r>
+      <w:proofErr w:type="spellStart"/>
+      <w:r>
+        <w:rPr>
+          <w:rFonts w:ascii="Times New Roman" w:hAnsi="Times New Roman" w:cs="Times New Roman"/>
+        </w:rPr>
+        <w:t>scor_credit</w:t>
+      </w:r>
+      <w:proofErr w:type="spellEnd"/>
+      <w:r>
+        <w:rPr>
+          <w:rFonts w:ascii="Times New Roman" w:hAnsi="Times New Roman" w:cs="Times New Roman"/>
+        </w:rPr>
+        <w:t xml:space="preserve"> </w:t>
+      </w:r>
+      <w:r>
+        <w:rPr>
+          <w:rFonts w:ascii="Times New Roman" w:hAnsi="Times New Roman" w:cs="Times New Roman"/>
+        </w:rPr>
+        <w:t>Є</w:t>
+      </w:r>
+      <w:r>
+        <w:rPr>
+          <w:rFonts w:ascii="Times New Roman" w:hAnsi="Times New Roman" w:cs="Times New Roman"/>
+        </w:rPr>
+        <w:t xml:space="preserve"> S3}</w:t>
+      </w:r>
+    </w:p>
+    <w:p>
+      <w:pPr>
+        <w:pStyle w:val="ListParagraph"/>
+        <w:numPr>
+          <w:ilvl w:val="0"/>
+          <w:numId w:val="16"/>
+        </w:numPr>
+        <w:rPr>
+          <w:rFonts w:ascii="Times New Roman" w:hAnsi="Times New Roman" w:cs="Times New Roman"/>
+        </w:rPr>
+      </w:pPr>
+      <w:r>
+        <w:rPr>
+          <w:rFonts w:ascii="Times New Roman" w:hAnsi="Times New Roman" w:cs="Times New Roman"/>
+        </w:rPr>
+        <w:t>C5 = {(</w:t>
+      </w:r>
+      <w:proofErr w:type="spellStart"/>
+      <w:r>
+        <w:rPr>
+          <w:rFonts w:ascii="Times New Roman" w:hAnsi="Times New Roman" w:cs="Times New Roman"/>
+        </w:rPr>
+        <w:t>varsta</w:t>
+      </w:r>
+      <w:proofErr w:type="spellEnd"/>
+      <w:r>
+        <w:rPr>
+          <w:rFonts w:ascii="Times New Roman" w:hAnsi="Times New Roman" w:cs="Times New Roman"/>
+        </w:rPr>
+        <w:t xml:space="preserve">, </w:t>
+      </w:r>
+      <w:proofErr w:type="spellStart"/>
+      <w:r>
+        <w:rPr>
+          <w:rFonts w:ascii="Times New Roman" w:hAnsi="Times New Roman" w:cs="Times New Roman"/>
+        </w:rPr>
+        <w:t>venit_lunar</w:t>
+      </w:r>
+      <w:proofErr w:type="spellEnd"/>
+      <w:r>
+        <w:rPr>
+          <w:rFonts w:ascii="Times New Roman" w:hAnsi="Times New Roman" w:cs="Times New Roman"/>
+        </w:rPr>
+        <w:t xml:space="preserve">, </w:t>
+      </w:r>
+      <w:proofErr w:type="spellStart"/>
+      <w:r>
+        <w:rPr>
+          <w:rFonts w:ascii="Times New Roman" w:hAnsi="Times New Roman" w:cs="Times New Roman"/>
+        </w:rPr>
+        <w:t>scor_credit</w:t>
+      </w:r>
+      <w:proofErr w:type="spellEnd"/>
+      <w:r>
+        <w:rPr>
+          <w:rFonts w:ascii="Times New Roman" w:hAnsi="Times New Roman" w:cs="Times New Roman"/>
+        </w:rPr>
+        <w:t xml:space="preserve">) </w:t>
+      </w:r>
+      <w:r>
+        <w:rPr>
+          <w:rFonts w:ascii="Times New Roman" w:hAnsi="Times New Roman" w:cs="Times New Roman"/>
+        </w:rPr>
+        <w:t>|</w:t>
+      </w:r>
+      <w:r>
+        <w:rPr>
+          <w:rFonts w:ascii="Times New Roman" w:hAnsi="Times New Roman" w:cs="Times New Roman"/>
+        </w:rPr>
+        <w:t xml:space="preserve"> </w:t>
+      </w:r>
+      <w:proofErr w:type="spellStart"/>
+      <w:r>
+        <w:rPr>
+          <w:rFonts w:ascii="Times New Roman" w:hAnsi="Times New Roman" w:cs="Times New Roman"/>
+        </w:rPr>
+        <w:t>varsta</w:t>
+      </w:r>
+      <w:proofErr w:type="spellEnd"/>
+      <w:r>
+        <w:rPr>
+          <w:rFonts w:ascii="Times New Roman" w:hAnsi="Times New Roman" w:cs="Times New Roman"/>
+        </w:rPr>
+        <w:t xml:space="preserve"> </w:t>
+      </w:r>
+      <w:r>
+        <w:rPr>
+          <w:rFonts w:ascii="Times New Roman" w:hAnsi="Times New Roman" w:cs="Times New Roman"/>
+        </w:rPr>
+        <w:t>Є</w:t>
+      </w:r>
+      <w:r>
+        <w:rPr>
+          <w:rFonts w:ascii="Times New Roman" w:hAnsi="Times New Roman" w:cs="Times New Roman"/>
+        </w:rPr>
+        <w:t xml:space="preserve"> V2}</w:t>
+      </w:r>
+    </w:p>
+    <w:p>
+      <w:pPr>
+        <w:pStyle w:val="ListParagraph"/>
+        <w:numPr>
+          <w:ilvl w:val="0"/>
+          <w:numId w:val="16"/>
         </w:numPr>
         <w:rPr>
           <w:rFonts w:ascii="Times New Roman" w:hAnsi="Times New Roman" w:cs="Times New Roman"/>
@@ -3066,6 +3168,7 @@
           <w:rFonts w:ascii="Times New Roman" w:hAnsi="Times New Roman" w:cs="Times New Roman"/>
           <w:b/>
           <w:bCs/>
+          <w:noProof/>
           <w:sz w:val="28"/>
           <w:szCs w:val="28"/>
         </w:rPr>
@@ -3108,7 +3211,6 @@
     </w:p>
     <w:p>
       <w:pPr>
-        <w:pStyle w:val="ListParagraph"/>
         <w:rPr>
           <w:rFonts w:ascii="Times New Roman" w:hAnsi="Times New Roman" w:cs="Times New Roman"/>
           <w:b/>
@@ -3117,48 +3219,7 @@
           <w:szCs w:val="28"/>
         </w:rPr>
       </w:pPr>
-    </w:p>
-    <w:p>
-      <w:pPr>
-        <w:pStyle w:val="ListParagraph"/>
-        <w:rPr>
-          <w:rFonts w:ascii="Times New Roman" w:hAnsi="Times New Roman" w:cs="Times New Roman"/>
-          <w:b/>
-          <w:bCs/>
-          <w:color w:val="EE0000"/>
-          <w:sz w:val="28"/>
-          <w:szCs w:val="28"/>
-        </w:rPr>
-      </w:pPr>
-      <w:r>
-        <w:rPr>
-          <w:rFonts w:ascii="Times New Roman" w:hAnsi="Times New Roman" w:cs="Times New Roman"/>
-          <w:b/>
-          <w:bCs/>
-          <w:color w:val="EE0000"/>
-          <w:sz w:val="28"/>
-          <w:szCs w:val="28"/>
-        </w:rPr>
-        <w:t>BOBO ADAUGA AICI TESTAREA PE TIPURI</w:t>
-      </w:r>
-    </w:p>
-    <w:p>
-      <w:pPr>
-        <w:rPr>
-          <w:rFonts w:ascii="Times New Roman" w:hAnsi="Times New Roman" w:cs="Times New Roman"/>
-          <w:b/>
-          <w:bCs/>
-        </w:rPr>
-      </w:pPr>
-    </w:p>
-    <w:p>
-      <w:pPr>
-        <w:rPr>
-          <w:rFonts w:ascii="Times New Roman" w:hAnsi="Times New Roman" w:cs="Times New Roman"/>
-          <w:b/>
-          <w:bCs/>
-        </w:rPr>
-      </w:pPr>
+      <w:proofErr w:type="spellStart"/>
       <w:r>
         <w:rPr>
           <w:rFonts w:ascii="Times New Roman" w:hAnsi="Times New Roman" w:cs="Times New Roman"/>
@@ -3167,9 +3228,9 @@
           <w:sz w:val="28"/>
           <w:szCs w:val="28"/>
         </w:rPr>
-        <w:t xml:space="preserve">Analiza </w:t>
-      </w:r>
-      <w:proofErr w:type="spellStart"/>
+        <w:t>Analiza</w:t>
+      </w:r>
+      <w:proofErr w:type="spellEnd"/>
       <w:r>
         <w:rPr>
           <w:rFonts w:ascii="Times New Roman" w:hAnsi="Times New Roman" w:cs="Times New Roman"/>
@@ -3178,9 +3239,9 @@
           <w:sz w:val="28"/>
           <w:szCs w:val="28"/>
         </w:rPr>
-        <w:t>valorilor</w:t>
-      </w:r>
-      <w:proofErr w:type="spellEnd"/>
+        <w:t xml:space="preserve"> pe </w:t>
+      </w:r>
+      <w:proofErr w:type="spellStart"/>
       <w:r>
         <w:rPr>
           <w:rFonts w:ascii="Times New Roman" w:hAnsi="Times New Roman" w:cs="Times New Roman"/>
@@ -3189,9 +3250,9 @@
           <w:sz w:val="28"/>
           <w:szCs w:val="28"/>
         </w:rPr>
-        <w:t xml:space="preserve"> de </w:t>
-      </w:r>
-      <w:proofErr w:type="spellStart"/>
+        <w:t>tipuri</w:t>
+      </w:r>
+      <w:proofErr w:type="spellEnd"/>
       <w:r>
         <w:rPr>
           <w:rFonts w:ascii="Times New Roman" w:hAnsi="Times New Roman" w:cs="Times New Roman"/>
@@ -3200,87 +3261,884 @@
           <w:sz w:val="28"/>
           <w:szCs w:val="28"/>
         </w:rPr>
-        <w:t>frontieră</w:t>
-      </w:r>
-      <w:proofErr w:type="spellEnd"/>
+        <w:t xml:space="preserve"> de date </w:t>
+      </w:r>
       <w:r>
         <w:rPr>
           <w:rFonts w:ascii="Times New Roman" w:hAnsi="Times New Roman" w:cs="Times New Roman"/>
           <w:b/>
           <w:bCs/>
-        </w:rPr>
-        <w:t xml:space="preserve"> </w:t>
-      </w:r>
+          <w:sz w:val="28"/>
+          <w:szCs w:val="28"/>
+          <w:lang w:val="ro-RO"/>
+        </w:rPr>
+        <w:t>ș</w:t>
+      </w:r>
+      <w:proofErr w:type="spellStart"/>
+      <w:r>
+        <w:rPr>
+          <w:rFonts w:ascii="Times New Roman" w:hAnsi="Times New Roman" w:cs="Times New Roman"/>
+          <w:b/>
+          <w:bCs/>
+          <w:sz w:val="28"/>
+          <w:szCs w:val="28"/>
+        </w:rPr>
+        <w:t>i</w:t>
+      </w:r>
+      <w:proofErr w:type="spellEnd"/>
+      <w:r>
+        <w:rPr>
+          <w:rFonts w:ascii="Times New Roman" w:hAnsi="Times New Roman" w:cs="Times New Roman"/>
+          <w:b/>
+          <w:bCs/>
+          <w:sz w:val="28"/>
+          <w:szCs w:val="28"/>
+        </w:rPr>
+        <w:t xml:space="preserve"> </w:t>
+      </w:r>
+      <w:proofErr w:type="spellStart"/>
+      <w:r>
+        <w:rPr>
+          <w:rFonts w:ascii="Times New Roman" w:hAnsi="Times New Roman" w:cs="Times New Roman"/>
+          <w:b/>
+          <w:bCs/>
+          <w:sz w:val="28"/>
+          <w:szCs w:val="28"/>
+        </w:rPr>
+        <w:t>parametrii</w:t>
+      </w:r>
+      <w:proofErr w:type="spellEnd"/>
     </w:p>
     <w:p>
       <w:pPr>
+        <w:pStyle w:val="NormalWeb"/>
+        <w:ind w:firstLine="720"/>
+      </w:pPr>
+      <w:proofErr w:type="spellStart"/>
+      <w:r>
+        <w:rPr>
+          <w:rStyle w:val="citation-64"/>
+          <w:rFonts w:eastAsiaTheme="majorEastAsia"/>
+        </w:rPr>
+        <w:t>În</w:t>
+      </w:r>
+      <w:proofErr w:type="spellEnd"/>
+      <w:r>
+        <w:rPr>
+          <w:rStyle w:val="citation-64"/>
+          <w:rFonts w:eastAsiaTheme="majorEastAsia"/>
+        </w:rPr>
+        <w:t xml:space="preserve"> </w:t>
+      </w:r>
+      <w:proofErr w:type="spellStart"/>
+      <w:r>
+        <w:rPr>
+          <w:rStyle w:val="citation-64"/>
+          <w:rFonts w:eastAsiaTheme="majorEastAsia"/>
+        </w:rPr>
+        <w:t>această</w:t>
+      </w:r>
+      <w:proofErr w:type="spellEnd"/>
+      <w:r>
+        <w:rPr>
+          <w:rStyle w:val="citation-64"/>
+          <w:rFonts w:eastAsiaTheme="majorEastAsia"/>
+        </w:rPr>
+        <w:t xml:space="preserve"> </w:t>
+      </w:r>
+      <w:proofErr w:type="spellStart"/>
+      <w:r>
+        <w:rPr>
+          <w:rStyle w:val="citation-64"/>
+          <w:rFonts w:eastAsiaTheme="majorEastAsia"/>
+        </w:rPr>
+        <w:t>etapă</w:t>
+      </w:r>
+      <w:proofErr w:type="spellEnd"/>
+      <w:r>
+        <w:rPr>
+          <w:rStyle w:val="citation-64"/>
+          <w:rFonts w:eastAsiaTheme="majorEastAsia"/>
+        </w:rPr>
+        <w:t xml:space="preserve"> a </w:t>
+      </w:r>
+      <w:proofErr w:type="spellStart"/>
+      <w:r>
+        <w:rPr>
+          <w:rStyle w:val="citation-64"/>
+          <w:rFonts w:eastAsiaTheme="majorEastAsia"/>
+        </w:rPr>
+        <w:t>procesului</w:t>
+      </w:r>
+      <w:proofErr w:type="spellEnd"/>
+      <w:r>
+        <w:rPr>
+          <w:rStyle w:val="citation-64"/>
+          <w:rFonts w:eastAsiaTheme="majorEastAsia"/>
+        </w:rPr>
+        <w:t xml:space="preserve"> de </w:t>
+      </w:r>
+      <w:proofErr w:type="spellStart"/>
+      <w:r>
+        <w:rPr>
+          <w:rStyle w:val="citation-64"/>
+          <w:rFonts w:eastAsiaTheme="majorEastAsia"/>
+        </w:rPr>
+        <w:t>testare</w:t>
+      </w:r>
+      <w:proofErr w:type="spellEnd"/>
+      <w:r>
+        <w:rPr>
+          <w:rStyle w:val="citation-64"/>
+          <w:rFonts w:eastAsiaTheme="majorEastAsia"/>
+        </w:rPr>
+        <w:t xml:space="preserve">, ne-am </w:t>
+      </w:r>
+      <w:proofErr w:type="spellStart"/>
+      <w:r>
+        <w:rPr>
+          <w:rStyle w:val="citation-64"/>
+          <w:rFonts w:eastAsiaTheme="majorEastAsia"/>
+        </w:rPr>
+        <w:t>concentrat</w:t>
+      </w:r>
+      <w:proofErr w:type="spellEnd"/>
+      <w:r>
+        <w:rPr>
+          <w:rStyle w:val="citation-64"/>
+          <w:rFonts w:eastAsiaTheme="majorEastAsia"/>
+        </w:rPr>
+        <w:t xml:space="preserve"> pe </w:t>
+      </w:r>
+      <w:proofErr w:type="spellStart"/>
+      <w:r>
+        <w:rPr>
+          <w:rStyle w:val="citation-64"/>
+          <w:rFonts w:eastAsiaTheme="majorEastAsia"/>
+        </w:rPr>
+        <w:t>verificarea</w:t>
+      </w:r>
+      <w:proofErr w:type="spellEnd"/>
+      <w:r>
+        <w:rPr>
+          <w:rStyle w:val="citation-64"/>
+          <w:rFonts w:eastAsiaTheme="majorEastAsia"/>
+        </w:rPr>
+        <w:t xml:space="preserve"> </w:t>
+      </w:r>
+      <w:proofErr w:type="spellStart"/>
+      <w:r>
+        <w:rPr>
+          <w:rStyle w:val="citation-64"/>
+          <w:rFonts w:eastAsiaTheme="majorEastAsia"/>
+        </w:rPr>
+        <w:t>modului</w:t>
+      </w:r>
+      <w:proofErr w:type="spellEnd"/>
+      <w:r>
+        <w:rPr>
+          <w:rStyle w:val="citation-64"/>
+          <w:rFonts w:eastAsiaTheme="majorEastAsia"/>
+        </w:rPr>
+        <w:t xml:space="preserve"> </w:t>
+      </w:r>
+      <w:proofErr w:type="spellStart"/>
+      <w:r>
+        <w:rPr>
+          <w:rStyle w:val="citation-64"/>
+          <w:rFonts w:eastAsiaTheme="majorEastAsia"/>
+        </w:rPr>
+        <w:t>în</w:t>
+      </w:r>
+      <w:proofErr w:type="spellEnd"/>
+      <w:r>
+        <w:rPr>
+          <w:rStyle w:val="citation-64"/>
+          <w:rFonts w:eastAsiaTheme="majorEastAsia"/>
+        </w:rPr>
+        <w:t xml:space="preserve"> care </w:t>
+      </w:r>
+      <w:proofErr w:type="spellStart"/>
+      <w:r>
+        <w:rPr>
+          <w:rStyle w:val="citation-64"/>
+          <w:rFonts w:eastAsiaTheme="majorEastAsia"/>
+        </w:rPr>
+        <w:t>metoda</w:t>
+      </w:r>
+      <w:proofErr w:type="spellEnd"/>
+      <w:r>
+        <w:rPr>
+          <w:rStyle w:val="citation-64"/>
+          <w:rFonts w:eastAsiaTheme="majorEastAsia"/>
+        </w:rPr>
+        <w:t xml:space="preserve"> </w:t>
+      </w:r>
+      <w:proofErr w:type="spellStart"/>
+      <w:r>
+        <w:rPr>
+          <w:rStyle w:val="citation-64"/>
+          <w:rFonts w:eastAsiaTheme="majorEastAsia"/>
+        </w:rPr>
+        <w:t>evalueaza_eligibilitate</w:t>
+      </w:r>
+      <w:proofErr w:type="spellEnd"/>
+      <w:r>
+        <w:rPr>
+          <w:rStyle w:val="citation-64"/>
+          <w:rFonts w:eastAsiaTheme="majorEastAsia"/>
+        </w:rPr>
+        <w:t xml:space="preserve"> </w:t>
+      </w:r>
+      <w:proofErr w:type="spellStart"/>
+      <w:r>
+        <w:rPr>
+          <w:rStyle w:val="citation-64"/>
+          <w:rFonts w:eastAsiaTheme="majorEastAsia"/>
+        </w:rPr>
+        <w:t>gestionează</w:t>
+      </w:r>
+      <w:proofErr w:type="spellEnd"/>
+      <w:r>
+        <w:rPr>
+          <w:rStyle w:val="citation-64"/>
+          <w:rFonts w:eastAsiaTheme="majorEastAsia"/>
+        </w:rPr>
+        <w:t xml:space="preserve"> </w:t>
+      </w:r>
+      <w:proofErr w:type="spellStart"/>
+      <w:r>
+        <w:rPr>
+          <w:rStyle w:val="citation-64"/>
+          <w:rFonts w:eastAsiaTheme="majorEastAsia"/>
+        </w:rPr>
+        <w:t>datele</w:t>
+      </w:r>
+      <w:proofErr w:type="spellEnd"/>
+      <w:r>
+        <w:rPr>
+          <w:rStyle w:val="citation-64"/>
+          <w:rFonts w:eastAsiaTheme="majorEastAsia"/>
+        </w:rPr>
+        <w:t xml:space="preserve"> de </w:t>
+      </w:r>
+      <w:proofErr w:type="spellStart"/>
+      <w:r>
+        <w:rPr>
+          <w:rStyle w:val="citation-64"/>
+          <w:rFonts w:eastAsiaTheme="majorEastAsia"/>
+        </w:rPr>
+        <w:t>intrare</w:t>
+      </w:r>
+      <w:proofErr w:type="spellEnd"/>
+      <w:r>
+        <w:rPr>
+          <w:rStyle w:val="citation-64"/>
+          <w:rFonts w:eastAsiaTheme="majorEastAsia"/>
+        </w:rPr>
+        <w:t xml:space="preserve"> care nu </w:t>
+      </w:r>
+      <w:proofErr w:type="spellStart"/>
+      <w:r>
+        <w:rPr>
+          <w:rStyle w:val="citation-64"/>
+          <w:rFonts w:eastAsiaTheme="majorEastAsia"/>
+        </w:rPr>
+        <w:t>respectă</w:t>
+      </w:r>
+      <w:proofErr w:type="spellEnd"/>
+      <w:r>
+        <w:rPr>
+          <w:rStyle w:val="citation-64"/>
+          <w:rFonts w:eastAsiaTheme="majorEastAsia"/>
+        </w:rPr>
+        <w:t xml:space="preserve"> </w:t>
+      </w:r>
+      <w:proofErr w:type="spellStart"/>
+      <w:r>
+        <w:rPr>
+          <w:rStyle w:val="citation-64"/>
+          <w:rFonts w:eastAsiaTheme="majorEastAsia"/>
+        </w:rPr>
+        <w:t>formatul</w:t>
+      </w:r>
+      <w:proofErr w:type="spellEnd"/>
+      <w:r>
+        <w:rPr>
+          <w:rStyle w:val="citation-64"/>
+          <w:rFonts w:eastAsiaTheme="majorEastAsia"/>
+        </w:rPr>
+        <w:t xml:space="preserve"> numeric (int/float) </w:t>
+      </w:r>
+      <w:proofErr w:type="spellStart"/>
+      <w:r>
+        <w:rPr>
+          <w:rStyle w:val="citation-64"/>
+          <w:rFonts w:eastAsiaTheme="majorEastAsia"/>
+        </w:rPr>
+        <w:t>sau</w:t>
+      </w:r>
+      <w:proofErr w:type="spellEnd"/>
+      <w:r>
+        <w:rPr>
+          <w:rStyle w:val="citation-64"/>
+          <w:rFonts w:eastAsiaTheme="majorEastAsia"/>
+        </w:rPr>
+        <w:t xml:space="preserve"> </w:t>
+      </w:r>
+      <w:proofErr w:type="spellStart"/>
+      <w:r>
+        <w:rPr>
+          <w:rStyle w:val="citation-64"/>
+          <w:rFonts w:eastAsiaTheme="majorEastAsia"/>
+        </w:rPr>
+        <w:t>situațiile</w:t>
+      </w:r>
+      <w:proofErr w:type="spellEnd"/>
+      <w:r>
+        <w:rPr>
+          <w:rStyle w:val="citation-64"/>
+          <w:rFonts w:eastAsiaTheme="majorEastAsia"/>
+        </w:rPr>
+        <w:t xml:space="preserve"> </w:t>
+      </w:r>
+      <w:proofErr w:type="spellStart"/>
+      <w:r>
+        <w:rPr>
+          <w:rStyle w:val="citation-64"/>
+          <w:rFonts w:eastAsiaTheme="majorEastAsia"/>
+        </w:rPr>
+        <w:t>în</w:t>
+      </w:r>
+      <w:proofErr w:type="spellEnd"/>
+      <w:r>
+        <w:rPr>
+          <w:rStyle w:val="citation-64"/>
+          <w:rFonts w:eastAsiaTheme="majorEastAsia"/>
+        </w:rPr>
+        <w:t xml:space="preserve"> care </w:t>
+      </w:r>
+      <w:proofErr w:type="spellStart"/>
+      <w:r>
+        <w:rPr>
+          <w:rStyle w:val="citation-64"/>
+          <w:rFonts w:eastAsiaTheme="majorEastAsia"/>
+        </w:rPr>
+        <w:t>lista</w:t>
+      </w:r>
+      <w:proofErr w:type="spellEnd"/>
+      <w:r>
+        <w:rPr>
+          <w:rStyle w:val="citation-64"/>
+          <w:rFonts w:eastAsiaTheme="majorEastAsia"/>
+        </w:rPr>
+        <w:t xml:space="preserve"> de </w:t>
+      </w:r>
+      <w:proofErr w:type="spellStart"/>
+      <w:r>
+        <w:rPr>
+          <w:rStyle w:val="citation-64"/>
+          <w:rFonts w:eastAsiaTheme="majorEastAsia"/>
+        </w:rPr>
+        <w:t>argumente</w:t>
+      </w:r>
+      <w:proofErr w:type="spellEnd"/>
+      <w:r>
+        <w:rPr>
+          <w:rStyle w:val="citation-64"/>
+          <w:rFonts w:eastAsiaTheme="majorEastAsia"/>
+        </w:rPr>
+        <w:t xml:space="preserve"> </w:t>
+      </w:r>
+      <w:proofErr w:type="spellStart"/>
+      <w:r>
+        <w:rPr>
+          <w:rStyle w:val="citation-64"/>
+          <w:rFonts w:eastAsiaTheme="majorEastAsia"/>
+        </w:rPr>
+        <w:t>este</w:t>
+      </w:r>
+      <w:proofErr w:type="spellEnd"/>
+      <w:r>
+        <w:rPr>
+          <w:rStyle w:val="citation-64"/>
+          <w:rFonts w:eastAsiaTheme="majorEastAsia"/>
+        </w:rPr>
+        <w:t xml:space="preserve"> </w:t>
+      </w:r>
+      <w:proofErr w:type="spellStart"/>
+      <w:r>
+        <w:rPr>
+          <w:rStyle w:val="citation-64"/>
+          <w:rFonts w:eastAsiaTheme="majorEastAsia"/>
+        </w:rPr>
+        <w:t>incompletă</w:t>
+      </w:r>
+      <w:proofErr w:type="spellEnd"/>
+      <w:r>
+        <w:t xml:space="preserve">. </w:t>
+      </w:r>
+      <w:proofErr w:type="spellStart"/>
+      <w:r>
+        <w:rPr>
+          <w:rStyle w:val="citation-63"/>
+          <w:rFonts w:eastAsiaTheme="majorEastAsia"/>
+        </w:rPr>
+        <w:t>Scopul</w:t>
+      </w:r>
+      <w:proofErr w:type="spellEnd"/>
+      <w:r>
+        <w:rPr>
+          <w:rStyle w:val="citation-63"/>
+          <w:rFonts w:eastAsiaTheme="majorEastAsia"/>
+        </w:rPr>
+        <w:t xml:space="preserve"> </w:t>
+      </w:r>
+      <w:proofErr w:type="spellStart"/>
+      <w:r>
+        <w:rPr>
+          <w:rStyle w:val="citation-63"/>
+          <w:rFonts w:eastAsiaTheme="majorEastAsia"/>
+        </w:rPr>
+        <w:t>acestor</w:t>
+      </w:r>
+      <w:proofErr w:type="spellEnd"/>
+      <w:r>
+        <w:rPr>
+          <w:rStyle w:val="citation-63"/>
+          <w:rFonts w:eastAsiaTheme="majorEastAsia"/>
+        </w:rPr>
+        <w:t xml:space="preserve"> teste </w:t>
+      </w:r>
+      <w:proofErr w:type="spellStart"/>
+      <w:r>
+        <w:rPr>
+          <w:rStyle w:val="citation-63"/>
+          <w:rFonts w:eastAsiaTheme="majorEastAsia"/>
+        </w:rPr>
+        <w:t>este</w:t>
+      </w:r>
+      <w:proofErr w:type="spellEnd"/>
+      <w:r>
+        <w:rPr>
+          <w:rStyle w:val="citation-63"/>
+          <w:rFonts w:eastAsiaTheme="majorEastAsia"/>
+        </w:rPr>
+        <w:t xml:space="preserve"> de a </w:t>
+      </w:r>
+      <w:proofErr w:type="spellStart"/>
+      <w:r>
+        <w:rPr>
+          <w:rStyle w:val="citation-63"/>
+          <w:rFonts w:eastAsiaTheme="majorEastAsia"/>
+        </w:rPr>
+        <w:t>asigura</w:t>
+      </w:r>
+      <w:proofErr w:type="spellEnd"/>
+      <w:r>
+        <w:rPr>
+          <w:rStyle w:val="citation-63"/>
+          <w:rFonts w:eastAsiaTheme="majorEastAsia"/>
+        </w:rPr>
+        <w:t xml:space="preserve"> </w:t>
+      </w:r>
+      <w:proofErr w:type="spellStart"/>
+      <w:r>
+        <w:rPr>
+          <w:rStyle w:val="citation-63"/>
+          <w:rFonts w:eastAsiaTheme="majorEastAsia"/>
+        </w:rPr>
+        <w:t>conformitatea</w:t>
+      </w:r>
+      <w:proofErr w:type="spellEnd"/>
+      <w:r>
+        <w:rPr>
+          <w:rStyle w:val="citation-63"/>
+          <w:rFonts w:eastAsiaTheme="majorEastAsia"/>
+        </w:rPr>
+        <w:t xml:space="preserve"> cu </w:t>
+      </w:r>
+      <w:proofErr w:type="spellStart"/>
+      <w:r>
+        <w:rPr>
+          <w:rStyle w:val="citation-63"/>
+          <w:rFonts w:eastAsiaTheme="majorEastAsia"/>
+        </w:rPr>
+        <w:t>Drumul</w:t>
+      </w:r>
+      <w:proofErr w:type="spellEnd"/>
+      <w:r>
+        <w:rPr>
+          <w:rStyle w:val="citation-63"/>
+          <w:rFonts w:eastAsiaTheme="majorEastAsia"/>
+        </w:rPr>
+        <w:t xml:space="preserve"> 1 (</w:t>
+      </w:r>
+      <w:proofErr w:type="spellStart"/>
+      <w:r>
+        <w:rPr>
+          <w:rStyle w:val="citation-63"/>
+          <w:rFonts w:eastAsiaTheme="majorEastAsia"/>
+        </w:rPr>
+        <w:t>Eroare</w:t>
+      </w:r>
+      <w:proofErr w:type="spellEnd"/>
+      <w:r>
+        <w:rPr>
+          <w:rStyle w:val="citation-63"/>
+          <w:rFonts w:eastAsiaTheme="majorEastAsia"/>
+        </w:rPr>
+        <w:t xml:space="preserve">) </w:t>
+      </w:r>
+      <w:proofErr w:type="spellStart"/>
+      <w:r>
+        <w:rPr>
+          <w:rStyle w:val="citation-63"/>
+          <w:rFonts w:eastAsiaTheme="majorEastAsia"/>
+        </w:rPr>
+        <w:t>identificat</w:t>
+      </w:r>
+      <w:proofErr w:type="spellEnd"/>
+      <w:r>
+        <w:rPr>
+          <w:rStyle w:val="citation-63"/>
+          <w:rFonts w:eastAsiaTheme="majorEastAsia"/>
+        </w:rPr>
+        <w:t xml:space="preserve"> </w:t>
+      </w:r>
+      <w:proofErr w:type="spellStart"/>
+      <w:r>
+        <w:rPr>
+          <w:rStyle w:val="citation-63"/>
+          <w:rFonts w:eastAsiaTheme="majorEastAsia"/>
+        </w:rPr>
+        <w:t>în</w:t>
+      </w:r>
+      <w:proofErr w:type="spellEnd"/>
+      <w:r>
+        <w:rPr>
+          <w:rStyle w:val="citation-63"/>
+          <w:rFonts w:eastAsiaTheme="majorEastAsia"/>
+        </w:rPr>
+        <w:t xml:space="preserve"> </w:t>
+      </w:r>
+      <w:proofErr w:type="spellStart"/>
+      <w:r>
+        <w:rPr>
+          <w:rStyle w:val="citation-63"/>
+          <w:rFonts w:eastAsiaTheme="majorEastAsia"/>
+        </w:rPr>
+        <w:t>Graful</w:t>
+      </w:r>
+      <w:proofErr w:type="spellEnd"/>
+      <w:r>
+        <w:rPr>
+          <w:rStyle w:val="citation-63"/>
+          <w:rFonts w:eastAsiaTheme="majorEastAsia"/>
+        </w:rPr>
+        <w:t xml:space="preserve"> de Control al </w:t>
+      </w:r>
+      <w:proofErr w:type="spellStart"/>
+      <w:r>
+        <w:rPr>
+          <w:rStyle w:val="citation-63"/>
+          <w:rFonts w:eastAsiaTheme="majorEastAsia"/>
+        </w:rPr>
+        <w:t>Fluxului</w:t>
+      </w:r>
+      <w:proofErr w:type="spellEnd"/>
+      <w:r>
+        <w:rPr>
+          <w:rStyle w:val="citation-63"/>
+          <w:rFonts w:eastAsiaTheme="majorEastAsia"/>
+        </w:rPr>
+        <w:t xml:space="preserve"> (CFG), </w:t>
+      </w:r>
+      <w:proofErr w:type="spellStart"/>
+      <w:r>
+        <w:rPr>
+          <w:rStyle w:val="citation-63"/>
+          <w:rFonts w:eastAsiaTheme="majorEastAsia"/>
+        </w:rPr>
+        <w:t>verificând</w:t>
+      </w:r>
+      <w:proofErr w:type="spellEnd"/>
+      <w:r>
+        <w:rPr>
+          <w:rStyle w:val="citation-63"/>
+          <w:rFonts w:eastAsiaTheme="majorEastAsia"/>
+        </w:rPr>
+        <w:t xml:space="preserve"> </w:t>
+      </w:r>
+      <w:proofErr w:type="spellStart"/>
+      <w:r>
+        <w:rPr>
+          <w:rStyle w:val="citation-63"/>
+          <w:rFonts w:eastAsiaTheme="majorEastAsia"/>
+        </w:rPr>
+        <w:t>dacă</w:t>
+      </w:r>
+      <w:proofErr w:type="spellEnd"/>
+      <w:r>
+        <w:rPr>
+          <w:rStyle w:val="citation-63"/>
+          <w:rFonts w:eastAsiaTheme="majorEastAsia"/>
+        </w:rPr>
+        <w:t xml:space="preserve"> </w:t>
+      </w:r>
+      <w:proofErr w:type="spellStart"/>
+      <w:r>
+        <w:rPr>
+          <w:rStyle w:val="citation-63"/>
+          <w:rFonts w:eastAsiaTheme="majorEastAsia"/>
+        </w:rPr>
+        <w:t>aplicația</w:t>
+      </w:r>
+      <w:proofErr w:type="spellEnd"/>
+      <w:r>
+        <w:rPr>
+          <w:rStyle w:val="citation-63"/>
+          <w:rFonts w:eastAsiaTheme="majorEastAsia"/>
+        </w:rPr>
+        <w:t xml:space="preserve"> </w:t>
+      </w:r>
+      <w:proofErr w:type="spellStart"/>
+      <w:r>
+        <w:rPr>
+          <w:rStyle w:val="citation-63"/>
+          <w:rFonts w:eastAsiaTheme="majorEastAsia"/>
+        </w:rPr>
+        <w:t>ridică</w:t>
+      </w:r>
+      <w:proofErr w:type="spellEnd"/>
+      <w:r>
+        <w:rPr>
+          <w:rStyle w:val="citation-63"/>
+          <w:rFonts w:eastAsiaTheme="majorEastAsia"/>
+        </w:rPr>
+        <w:t xml:space="preserve"> </w:t>
+      </w:r>
+      <w:proofErr w:type="spellStart"/>
+      <w:r>
+        <w:rPr>
+          <w:rStyle w:val="citation-63"/>
+          <w:rFonts w:eastAsiaTheme="majorEastAsia"/>
+        </w:rPr>
+        <w:t>excepția</w:t>
+      </w:r>
+      <w:proofErr w:type="spellEnd"/>
+      <w:r>
+        <w:rPr>
+          <w:rStyle w:val="citation-63"/>
+          <w:rFonts w:eastAsiaTheme="majorEastAsia"/>
+        </w:rPr>
+        <w:t xml:space="preserve"> </w:t>
+      </w:r>
+      <w:proofErr w:type="spellStart"/>
+      <w:r>
+        <w:rPr>
+          <w:rStyle w:val="citation-63"/>
+          <w:rFonts w:eastAsiaTheme="majorEastAsia"/>
+        </w:rPr>
+        <w:t>TypeError</w:t>
+      </w:r>
+      <w:proofErr w:type="spellEnd"/>
+      <w:r>
+        <w:rPr>
+          <w:rStyle w:val="citation-63"/>
+          <w:rFonts w:eastAsiaTheme="majorEastAsia"/>
+        </w:rPr>
+        <w:t xml:space="preserve"> </w:t>
+      </w:r>
+      <w:proofErr w:type="spellStart"/>
+      <w:r>
+        <w:rPr>
+          <w:rStyle w:val="citation-63"/>
+          <w:rFonts w:eastAsiaTheme="majorEastAsia"/>
+        </w:rPr>
+        <w:t>în</w:t>
+      </w:r>
+      <w:proofErr w:type="spellEnd"/>
+      <w:r>
+        <w:rPr>
+          <w:rStyle w:val="citation-63"/>
+          <w:rFonts w:eastAsiaTheme="majorEastAsia"/>
+        </w:rPr>
+        <w:t xml:space="preserve"> mod </w:t>
+      </w:r>
+      <w:proofErr w:type="spellStart"/>
+      <w:r>
+        <w:rPr>
+          <w:rStyle w:val="citation-63"/>
+          <w:rFonts w:eastAsiaTheme="majorEastAsia"/>
+        </w:rPr>
+        <w:t>corect</w:t>
+      </w:r>
+      <w:proofErr w:type="spellEnd"/>
+      <w:r>
+        <w:rPr>
+          <w:rStyle w:val="citation-63"/>
+          <w:rFonts w:eastAsiaTheme="majorEastAsia"/>
+        </w:rPr>
+        <w:t xml:space="preserve"> </w:t>
+      </w:r>
+      <w:proofErr w:type="spellStart"/>
+      <w:r>
+        <w:rPr>
+          <w:rStyle w:val="citation-63"/>
+          <w:rFonts w:eastAsiaTheme="majorEastAsia"/>
+        </w:rPr>
+        <w:t>atunci</w:t>
+      </w:r>
+      <w:proofErr w:type="spellEnd"/>
+      <w:r>
+        <w:rPr>
+          <w:rStyle w:val="citation-63"/>
+          <w:rFonts w:eastAsiaTheme="majorEastAsia"/>
+        </w:rPr>
+        <w:t xml:space="preserve"> </w:t>
+      </w:r>
+      <w:proofErr w:type="spellStart"/>
+      <w:r>
+        <w:rPr>
+          <w:rStyle w:val="citation-63"/>
+          <w:rFonts w:eastAsiaTheme="majorEastAsia"/>
+        </w:rPr>
+        <w:t>când</w:t>
+      </w:r>
+      <w:proofErr w:type="spellEnd"/>
+      <w:r>
+        <w:rPr>
+          <w:rStyle w:val="citation-63"/>
+          <w:rFonts w:eastAsiaTheme="majorEastAsia"/>
+        </w:rPr>
+        <w:t xml:space="preserve"> </w:t>
+      </w:r>
+      <w:proofErr w:type="spellStart"/>
+      <w:r>
+        <w:rPr>
+          <w:rStyle w:val="citation-63"/>
+          <w:rFonts w:eastAsiaTheme="majorEastAsia"/>
+        </w:rPr>
+        <w:t>primește</w:t>
+      </w:r>
+      <w:proofErr w:type="spellEnd"/>
+      <w:r>
+        <w:rPr>
+          <w:rStyle w:val="citation-63"/>
+          <w:rFonts w:eastAsiaTheme="majorEastAsia"/>
+        </w:rPr>
+        <w:t xml:space="preserve"> date </w:t>
+      </w:r>
+      <w:proofErr w:type="spellStart"/>
+      <w:r>
+        <w:rPr>
+          <w:rStyle w:val="citation-63"/>
+          <w:rFonts w:eastAsiaTheme="majorEastAsia"/>
+        </w:rPr>
+        <w:t>invalide</w:t>
+      </w:r>
+      <w:proofErr w:type="spellEnd"/>
+      <w:r>
+        <w:t xml:space="preserve">. </w:t>
+      </w:r>
+    </w:p>
+    <w:p>
+      <w:pPr>
+        <w:pStyle w:val="NormalWeb"/>
+        <w:ind w:firstLine="720"/>
+      </w:pPr>
+    </w:p>
+    <w:p>
+      <w:pPr>
+        <w:pStyle w:val="NormalWeb"/>
+        <w:ind w:firstLine="720"/>
+      </w:pPr>
+      <w:r>
+        <w:t xml:space="preserve">//Pun </w:t>
+      </w:r>
+      <w:proofErr w:type="spellStart"/>
+      <w:r>
+        <w:t>si</w:t>
+      </w:r>
+      <w:proofErr w:type="spellEnd"/>
+      <w:r>
+        <w:t xml:space="preserve"> </w:t>
+      </w:r>
+      <w:proofErr w:type="spellStart"/>
+      <w:r>
+        <w:t>tabelul</w:t>
+      </w:r>
+      <w:proofErr w:type="spellEnd"/>
+      <w:r>
+        <w:t xml:space="preserve"> </w:t>
+      </w:r>
+    </w:p>
+    <w:p>
+      <w:pPr>
+        <w:pStyle w:val="NormalWeb"/>
+        <w:ind w:firstLine="720"/>
+      </w:pPr>
+    </w:p>
+    <w:p>
+      <w:pPr>
         <w:rPr>
           <w:rFonts w:ascii="Times New Roman" w:hAnsi="Times New Roman" w:cs="Times New Roman"/>
           <w:b/>
           <w:bCs/>
         </w:rPr>
       </w:pPr>
-      <w:r>
-        <w:rPr>
-          <w:rFonts w:ascii="Times New Roman" w:hAnsi="Times New Roman" w:cs="Times New Roman"/>
-        </w:rPr>
-        <w:t xml:space="preserve">Analiza </w:t>
-      </w:r>
-      <w:proofErr w:type="spellStart"/>
-      <w:r>
-        <w:rPr>
-          <w:rFonts w:ascii="Times New Roman" w:hAnsi="Times New Roman" w:cs="Times New Roman"/>
-        </w:rPr>
-        <w:t>valorilor</w:t>
-      </w:r>
-      <w:proofErr w:type="spellEnd"/>
-      <w:r>
-        <w:rPr>
-          <w:rFonts w:ascii="Times New Roman" w:hAnsi="Times New Roman" w:cs="Times New Roman"/>
-        </w:rPr>
-        <w:t xml:space="preserve"> de </w:t>
-      </w:r>
-      <w:proofErr w:type="spellStart"/>
-      <w:r>
-        <w:rPr>
-          <w:rFonts w:ascii="Times New Roman" w:hAnsi="Times New Roman" w:cs="Times New Roman"/>
-        </w:rPr>
-        <w:t>frontieră</w:t>
-      </w:r>
-      <w:proofErr w:type="spellEnd"/>
-      <w:r>
+    </w:p>
+    <w:p>
+      <w:pPr>
         <w:rPr>
           <w:rFonts w:ascii="Times New Roman" w:hAnsi="Times New Roman" w:cs="Times New Roman"/>
           <w:b/>
           <w:bCs/>
         </w:rPr>
-        <w:t xml:space="preserve"> </w:t>
-      </w:r>
-      <w:proofErr w:type="spellStart"/>
-      <w:r>
-        <w:rPr>
-          <w:rFonts w:ascii="Times New Roman" w:hAnsi="Times New Roman" w:cs="Times New Roman"/>
-        </w:rPr>
-        <w:t>este</w:t>
-      </w:r>
-      <w:proofErr w:type="spellEnd"/>
-      <w:r>
-        <w:rPr>
-          <w:rFonts w:ascii="Times New Roman" w:hAnsi="Times New Roman" w:cs="Times New Roman"/>
-        </w:rPr>
-        <w:t xml:space="preserve"> </w:t>
-      </w:r>
-      <w:proofErr w:type="spellStart"/>
-      <w:r>
-        <w:rPr>
-          <w:rFonts w:ascii="Times New Roman" w:hAnsi="Times New Roman" w:cs="Times New Roman"/>
-        </w:rPr>
-        <w:t>folosită</w:t>
-      </w:r>
-      <w:proofErr w:type="spellEnd"/>
-      <w:r>
-        <w:rPr>
-          <w:rFonts w:ascii="Times New Roman" w:hAnsi="Times New Roman" w:cs="Times New Roman"/>
+      </w:pPr>
+      <w:proofErr w:type="spellStart"/>
+      <w:r>
+        <w:rPr>
+          <w:rFonts w:ascii="Times New Roman" w:hAnsi="Times New Roman" w:cs="Times New Roman"/>
+          <w:b/>
+          <w:bCs/>
+          <w:sz w:val="28"/>
+          <w:szCs w:val="28"/>
+        </w:rPr>
+        <w:lastRenderedPageBreak/>
+        <w:t>Analiza</w:t>
+      </w:r>
+      <w:proofErr w:type="spellEnd"/>
+      <w:r>
+        <w:rPr>
+          <w:rFonts w:ascii="Times New Roman" w:hAnsi="Times New Roman" w:cs="Times New Roman"/>
+          <w:b/>
+          <w:bCs/>
+          <w:sz w:val="28"/>
+          <w:szCs w:val="28"/>
+        </w:rPr>
+        <w:t xml:space="preserve"> </w:t>
+      </w:r>
+      <w:proofErr w:type="spellStart"/>
+      <w:r>
+        <w:rPr>
+          <w:rFonts w:ascii="Times New Roman" w:hAnsi="Times New Roman" w:cs="Times New Roman"/>
+          <w:b/>
+          <w:bCs/>
+          <w:sz w:val="28"/>
+          <w:szCs w:val="28"/>
+        </w:rPr>
+        <w:t>valorilor</w:t>
+      </w:r>
+      <w:proofErr w:type="spellEnd"/>
+      <w:r>
+        <w:rPr>
+          <w:rFonts w:ascii="Times New Roman" w:hAnsi="Times New Roman" w:cs="Times New Roman"/>
+          <w:b/>
+          <w:bCs/>
+          <w:sz w:val="28"/>
+          <w:szCs w:val="28"/>
         </w:rPr>
         <w:t xml:space="preserve"> de </w:t>
       </w:r>
@@ -3288,118 +4146,10 @@
       <w:r>
         <w:rPr>
           <w:rFonts w:ascii="Times New Roman" w:hAnsi="Times New Roman" w:cs="Times New Roman"/>
-        </w:rPr>
-        <w:t>obicei</w:t>
-      </w:r>
-      <w:proofErr w:type="spellEnd"/>
-      <w:r>
-        <w:rPr>
-          <w:rFonts w:ascii="Times New Roman" w:hAnsi="Times New Roman" w:cs="Times New Roman"/>
-        </w:rPr>
-        <w:t xml:space="preserve"> </w:t>
-      </w:r>
-      <w:proofErr w:type="spellStart"/>
-      <w:r>
-        <w:rPr>
-          <w:rFonts w:ascii="Times New Roman" w:hAnsi="Times New Roman" w:cs="Times New Roman"/>
-        </w:rPr>
-        <w:t>împreună</w:t>
-      </w:r>
-      <w:proofErr w:type="spellEnd"/>
-      <w:r>
-        <w:rPr>
-          <w:rFonts w:ascii="Times New Roman" w:hAnsi="Times New Roman" w:cs="Times New Roman"/>
-        </w:rPr>
-        <w:t xml:space="preserve"> cu </w:t>
-      </w:r>
-      <w:proofErr w:type="spellStart"/>
-      <w:r>
-        <w:rPr>
-          <w:rFonts w:ascii="Times New Roman" w:hAnsi="Times New Roman" w:cs="Times New Roman"/>
-        </w:rPr>
-        <w:t>partiționarea</w:t>
-      </w:r>
-      <w:proofErr w:type="spellEnd"/>
-      <w:r>
-        <w:rPr>
-          <w:rFonts w:ascii="Times New Roman" w:hAnsi="Times New Roman" w:cs="Times New Roman"/>
-        </w:rPr>
-        <w:t xml:space="preserve"> de </w:t>
-      </w:r>
-      <w:proofErr w:type="spellStart"/>
-      <w:r>
-        <w:rPr>
-          <w:rFonts w:ascii="Times New Roman" w:hAnsi="Times New Roman" w:cs="Times New Roman"/>
-        </w:rPr>
-        <w:t>echivalență</w:t>
-      </w:r>
-      <w:proofErr w:type="spellEnd"/>
-      <w:r>
-        <w:rPr>
-          <w:rFonts w:ascii="Times New Roman" w:hAnsi="Times New Roman" w:cs="Times New Roman"/>
-        </w:rPr>
-        <w:t xml:space="preserve">. </w:t>
-      </w:r>
-      <w:proofErr w:type="spellStart"/>
-      <w:r>
-        <w:rPr>
-          <w:rFonts w:ascii="Times New Roman" w:hAnsi="Times New Roman" w:cs="Times New Roman"/>
-        </w:rPr>
-        <w:t>Ea</w:t>
-      </w:r>
-      <w:proofErr w:type="spellEnd"/>
-      <w:r>
-        <w:rPr>
-          <w:rFonts w:ascii="Times New Roman" w:hAnsi="Times New Roman" w:cs="Times New Roman"/>
-        </w:rPr>
-        <w:t xml:space="preserve"> se </w:t>
-      </w:r>
-      <w:proofErr w:type="spellStart"/>
-      <w:r>
-        <w:rPr>
-          <w:rFonts w:ascii="Times New Roman" w:hAnsi="Times New Roman" w:cs="Times New Roman"/>
-        </w:rPr>
-        <w:t>concentrează</w:t>
-      </w:r>
-      <w:proofErr w:type="spellEnd"/>
-      <w:r>
-        <w:rPr>
-          <w:rFonts w:ascii="Times New Roman" w:hAnsi="Times New Roman" w:cs="Times New Roman"/>
-        </w:rPr>
-        <w:t xml:space="preserve"> pe </w:t>
-      </w:r>
-      <w:proofErr w:type="spellStart"/>
-      <w:r>
-        <w:rPr>
-          <w:rFonts w:ascii="Times New Roman" w:hAnsi="Times New Roman" w:cs="Times New Roman"/>
-        </w:rPr>
-        <w:t>examinarea</w:t>
-      </w:r>
-      <w:proofErr w:type="spellEnd"/>
-      <w:r>
-        <w:rPr>
-          <w:rFonts w:ascii="Times New Roman" w:hAnsi="Times New Roman" w:cs="Times New Roman"/>
-        </w:rPr>
-        <w:t xml:space="preserve"> </w:t>
-      </w:r>
-      <w:proofErr w:type="spellStart"/>
-      <w:r>
-        <w:rPr>
-          <w:rFonts w:ascii="Times New Roman" w:hAnsi="Times New Roman" w:cs="Times New Roman"/>
-        </w:rPr>
-        <w:t>valorilor</w:t>
-      </w:r>
-      <w:proofErr w:type="spellEnd"/>
-      <w:r>
-        <w:rPr>
-          <w:rFonts w:ascii="Times New Roman" w:hAnsi="Times New Roman" w:cs="Times New Roman"/>
-        </w:rPr>
-        <w:t xml:space="preserve"> de </w:t>
-      </w:r>
-      <w:proofErr w:type="spellStart"/>
-      <w:r>
-        <w:rPr>
-          <w:rFonts w:ascii="Times New Roman" w:hAnsi="Times New Roman" w:cs="Times New Roman"/>
+          <w:b/>
+          <w:bCs/>
+          <w:sz w:val="28"/>
+          <w:szCs w:val="28"/>
         </w:rPr>
         <w:t>frontieră</w:t>
       </w:r>
@@ -3407,106 +4157,315 @@
       <w:r>
         <w:rPr>
           <w:rFonts w:ascii="Times New Roman" w:hAnsi="Times New Roman" w:cs="Times New Roman"/>
-        </w:rPr>
-        <w:t xml:space="preserve"> ale </w:t>
-      </w:r>
-      <w:proofErr w:type="spellStart"/>
-      <w:r>
-        <w:rPr>
-          <w:rFonts w:ascii="Times New Roman" w:hAnsi="Times New Roman" w:cs="Times New Roman"/>
-        </w:rPr>
-        <w:t>claselor</w:t>
-      </w:r>
-      <w:proofErr w:type="spellEnd"/>
-      <w:r>
-        <w:rPr>
-          <w:rFonts w:ascii="Times New Roman" w:hAnsi="Times New Roman" w:cs="Times New Roman"/>
-        </w:rPr>
-        <w:t>.</w:t>
+          <w:b/>
+          <w:bCs/>
+        </w:rPr>
+        <w:t xml:space="preserve"> </w:t>
       </w:r>
     </w:p>
     <w:p>
       <w:pPr>
         <w:rPr>
           <w:rFonts w:ascii="Times New Roman" w:hAnsi="Times New Roman" w:cs="Times New Roman"/>
-        </w:rPr>
-      </w:pPr>
-      <w:proofErr w:type="spellStart"/>
-      <w:r>
-        <w:rPr>
-          <w:rFonts w:ascii="Times New Roman" w:hAnsi="Times New Roman" w:cs="Times New Roman"/>
-        </w:rPr>
-        <w:t>Valorile</w:t>
-      </w:r>
-      <w:proofErr w:type="spellEnd"/>
-      <w:r>
-        <w:rPr>
-          <w:rFonts w:ascii="Times New Roman" w:hAnsi="Times New Roman" w:cs="Times New Roman"/>
-        </w:rPr>
-        <w:t xml:space="preserve"> </w:t>
-      </w:r>
-      <w:proofErr w:type="spellStart"/>
-      <w:r>
-        <w:rPr>
-          <w:rFonts w:ascii="Times New Roman" w:hAnsi="Times New Roman" w:cs="Times New Roman"/>
-        </w:rPr>
-        <w:t>critice</w:t>
-      </w:r>
-      <w:proofErr w:type="spellEnd"/>
-      <w:r>
-        <w:rPr>
-          <w:rFonts w:ascii="Times New Roman" w:hAnsi="Times New Roman" w:cs="Times New Roman"/>
-        </w:rPr>
-        <w:t xml:space="preserve"> </w:t>
-      </w:r>
-      <w:proofErr w:type="spellStart"/>
-      <w:r>
-        <w:rPr>
-          <w:rFonts w:ascii="Times New Roman" w:hAnsi="Times New Roman" w:cs="Times New Roman"/>
-        </w:rPr>
-        <w:t>identificate</w:t>
-      </w:r>
-      <w:proofErr w:type="spellEnd"/>
-      <w:r>
-        <w:rPr>
-          <w:rFonts w:ascii="Times New Roman" w:hAnsi="Times New Roman" w:cs="Times New Roman"/>
-        </w:rPr>
-        <w:t xml:space="preserve"> la </w:t>
-      </w:r>
-      <w:proofErr w:type="spellStart"/>
-      <w:r>
-        <w:rPr>
-          <w:rFonts w:ascii="Times New Roman" w:hAnsi="Times New Roman" w:cs="Times New Roman"/>
-        </w:rPr>
-        <w:t>marginea</w:t>
-      </w:r>
-      <w:proofErr w:type="spellEnd"/>
-      <w:r>
-        <w:rPr>
-          <w:rFonts w:ascii="Times New Roman" w:hAnsi="Times New Roman" w:cs="Times New Roman"/>
-        </w:rPr>
-        <w:t xml:space="preserve"> </w:t>
-      </w:r>
-      <w:proofErr w:type="spellStart"/>
-      <w:r>
-        <w:rPr>
-          <w:rFonts w:ascii="Times New Roman" w:hAnsi="Times New Roman" w:cs="Times New Roman"/>
-        </w:rPr>
-        <w:t>intervalelor</w:t>
-      </w:r>
-      <w:proofErr w:type="spellEnd"/>
-      <w:r>
-        <w:rPr>
-          <w:rFonts w:ascii="Times New Roman" w:hAnsi="Times New Roman" w:cs="Times New Roman"/>
-        </w:rPr>
-        <w:t xml:space="preserve"> sunt:</w:t>
+          <w:b/>
+          <w:bCs/>
+        </w:rPr>
+      </w:pPr>
+      <w:proofErr w:type="spellStart"/>
+      <w:r>
+        <w:rPr>
+          <w:rFonts w:ascii="Times New Roman" w:hAnsi="Times New Roman" w:cs="Times New Roman"/>
+        </w:rPr>
+        <w:t>Analiza</w:t>
+      </w:r>
+      <w:proofErr w:type="spellEnd"/>
+      <w:r>
+        <w:rPr>
+          <w:rFonts w:ascii="Times New Roman" w:hAnsi="Times New Roman" w:cs="Times New Roman"/>
+        </w:rPr>
+        <w:t xml:space="preserve"> </w:t>
+      </w:r>
+      <w:proofErr w:type="spellStart"/>
+      <w:r>
+        <w:rPr>
+          <w:rFonts w:ascii="Times New Roman" w:hAnsi="Times New Roman" w:cs="Times New Roman"/>
+        </w:rPr>
+        <w:t>valorilor</w:t>
+      </w:r>
+      <w:proofErr w:type="spellEnd"/>
+      <w:r>
+        <w:rPr>
+          <w:rFonts w:ascii="Times New Roman" w:hAnsi="Times New Roman" w:cs="Times New Roman"/>
+        </w:rPr>
+        <w:t xml:space="preserve"> de </w:t>
+      </w:r>
+      <w:proofErr w:type="spellStart"/>
+      <w:r>
+        <w:rPr>
+          <w:rFonts w:ascii="Times New Roman" w:hAnsi="Times New Roman" w:cs="Times New Roman"/>
+        </w:rPr>
+        <w:t>frontieră</w:t>
+      </w:r>
+      <w:proofErr w:type="spellEnd"/>
+      <w:r>
+        <w:rPr>
+          <w:rFonts w:ascii="Times New Roman" w:hAnsi="Times New Roman" w:cs="Times New Roman"/>
+          <w:b/>
+          <w:bCs/>
+        </w:rPr>
+        <w:t xml:space="preserve"> </w:t>
+      </w:r>
+      <w:proofErr w:type="spellStart"/>
+      <w:r>
+        <w:rPr>
+          <w:rFonts w:ascii="Times New Roman" w:hAnsi="Times New Roman" w:cs="Times New Roman"/>
+        </w:rPr>
+        <w:t>este</w:t>
+      </w:r>
+      <w:proofErr w:type="spellEnd"/>
+      <w:r>
+        <w:rPr>
+          <w:rFonts w:ascii="Times New Roman" w:hAnsi="Times New Roman" w:cs="Times New Roman"/>
+        </w:rPr>
+        <w:t xml:space="preserve"> </w:t>
+      </w:r>
+      <w:proofErr w:type="spellStart"/>
+      <w:r>
+        <w:rPr>
+          <w:rFonts w:ascii="Times New Roman" w:hAnsi="Times New Roman" w:cs="Times New Roman"/>
+        </w:rPr>
+        <w:t>folosită</w:t>
+      </w:r>
+      <w:proofErr w:type="spellEnd"/>
+      <w:r>
+        <w:rPr>
+          <w:rFonts w:ascii="Times New Roman" w:hAnsi="Times New Roman" w:cs="Times New Roman"/>
+        </w:rPr>
+        <w:t xml:space="preserve"> de </w:t>
+      </w:r>
+      <w:proofErr w:type="spellStart"/>
+      <w:r>
+        <w:rPr>
+          <w:rFonts w:ascii="Times New Roman" w:hAnsi="Times New Roman" w:cs="Times New Roman"/>
+        </w:rPr>
+        <w:t>obicei</w:t>
+      </w:r>
+      <w:proofErr w:type="spellEnd"/>
+      <w:r>
+        <w:rPr>
+          <w:rFonts w:ascii="Times New Roman" w:hAnsi="Times New Roman" w:cs="Times New Roman"/>
+        </w:rPr>
+        <w:t xml:space="preserve"> </w:t>
+      </w:r>
+      <w:proofErr w:type="spellStart"/>
+      <w:r>
+        <w:rPr>
+          <w:rFonts w:ascii="Times New Roman" w:hAnsi="Times New Roman" w:cs="Times New Roman"/>
+        </w:rPr>
+        <w:t>împreună</w:t>
+      </w:r>
+      <w:proofErr w:type="spellEnd"/>
+      <w:r>
+        <w:rPr>
+          <w:rFonts w:ascii="Times New Roman" w:hAnsi="Times New Roman" w:cs="Times New Roman"/>
+        </w:rPr>
+        <w:t xml:space="preserve"> cu </w:t>
+      </w:r>
+      <w:proofErr w:type="spellStart"/>
+      <w:r>
+        <w:rPr>
+          <w:rFonts w:ascii="Times New Roman" w:hAnsi="Times New Roman" w:cs="Times New Roman"/>
+        </w:rPr>
+        <w:t>partiționarea</w:t>
+      </w:r>
+      <w:proofErr w:type="spellEnd"/>
+      <w:r>
+        <w:rPr>
+          <w:rFonts w:ascii="Times New Roman" w:hAnsi="Times New Roman" w:cs="Times New Roman"/>
+        </w:rPr>
+        <w:t xml:space="preserve"> de </w:t>
+      </w:r>
+      <w:proofErr w:type="spellStart"/>
+      <w:r>
+        <w:rPr>
+          <w:rFonts w:ascii="Times New Roman" w:hAnsi="Times New Roman" w:cs="Times New Roman"/>
+        </w:rPr>
+        <w:t>echivalență</w:t>
+      </w:r>
+      <w:proofErr w:type="spellEnd"/>
+      <w:r>
+        <w:rPr>
+          <w:rFonts w:ascii="Times New Roman" w:hAnsi="Times New Roman" w:cs="Times New Roman"/>
+        </w:rPr>
+        <w:t xml:space="preserve">. </w:t>
+      </w:r>
+      <w:proofErr w:type="spellStart"/>
+      <w:r>
+        <w:rPr>
+          <w:rFonts w:ascii="Times New Roman" w:hAnsi="Times New Roman" w:cs="Times New Roman"/>
+        </w:rPr>
+        <w:t>Ea</w:t>
+      </w:r>
+      <w:proofErr w:type="spellEnd"/>
+      <w:r>
+        <w:rPr>
+          <w:rFonts w:ascii="Times New Roman" w:hAnsi="Times New Roman" w:cs="Times New Roman"/>
+        </w:rPr>
+        <w:t xml:space="preserve"> se </w:t>
+      </w:r>
+      <w:proofErr w:type="spellStart"/>
+      <w:r>
+        <w:rPr>
+          <w:rFonts w:ascii="Times New Roman" w:hAnsi="Times New Roman" w:cs="Times New Roman"/>
+        </w:rPr>
+        <w:t>concentrează</w:t>
+      </w:r>
+      <w:proofErr w:type="spellEnd"/>
+      <w:r>
+        <w:rPr>
+          <w:rFonts w:ascii="Times New Roman" w:hAnsi="Times New Roman" w:cs="Times New Roman"/>
+        </w:rPr>
+        <w:t xml:space="preserve"> pe </w:t>
+      </w:r>
+      <w:proofErr w:type="spellStart"/>
+      <w:r>
+        <w:rPr>
+          <w:rFonts w:ascii="Times New Roman" w:hAnsi="Times New Roman" w:cs="Times New Roman"/>
+        </w:rPr>
+        <w:t>examinarea</w:t>
+      </w:r>
+      <w:proofErr w:type="spellEnd"/>
+      <w:r>
+        <w:rPr>
+          <w:rFonts w:ascii="Times New Roman" w:hAnsi="Times New Roman" w:cs="Times New Roman"/>
+        </w:rPr>
+        <w:t xml:space="preserve"> </w:t>
+      </w:r>
+      <w:proofErr w:type="spellStart"/>
+      <w:r>
+        <w:rPr>
+          <w:rFonts w:ascii="Times New Roman" w:hAnsi="Times New Roman" w:cs="Times New Roman"/>
+        </w:rPr>
+        <w:t>valorilor</w:t>
+      </w:r>
+      <w:proofErr w:type="spellEnd"/>
+      <w:r>
+        <w:rPr>
+          <w:rFonts w:ascii="Times New Roman" w:hAnsi="Times New Roman" w:cs="Times New Roman"/>
+        </w:rPr>
+        <w:t xml:space="preserve"> de </w:t>
+      </w:r>
+      <w:proofErr w:type="spellStart"/>
+      <w:r>
+        <w:rPr>
+          <w:rFonts w:ascii="Times New Roman" w:hAnsi="Times New Roman" w:cs="Times New Roman"/>
+        </w:rPr>
+        <w:t>frontieră</w:t>
+      </w:r>
+      <w:proofErr w:type="spellEnd"/>
+      <w:r>
+        <w:rPr>
+          <w:rFonts w:ascii="Times New Roman" w:hAnsi="Times New Roman" w:cs="Times New Roman"/>
+        </w:rPr>
+        <w:t xml:space="preserve"> ale </w:t>
+      </w:r>
+      <w:proofErr w:type="spellStart"/>
+      <w:r>
+        <w:rPr>
+          <w:rFonts w:ascii="Times New Roman" w:hAnsi="Times New Roman" w:cs="Times New Roman"/>
+        </w:rPr>
+        <w:t>claselor</w:t>
+      </w:r>
+      <w:proofErr w:type="spellEnd"/>
+      <w:r>
+        <w:rPr>
+          <w:rFonts w:ascii="Times New Roman" w:hAnsi="Times New Roman" w:cs="Times New Roman"/>
+        </w:rPr>
+        <w:t>.</w:t>
       </w:r>
     </w:p>
     <w:p>
       <w:pPr>
+        <w:rPr>
+          <w:rFonts w:ascii="Times New Roman" w:hAnsi="Times New Roman" w:cs="Times New Roman"/>
+        </w:rPr>
+      </w:pPr>
+      <w:proofErr w:type="spellStart"/>
+      <w:r>
+        <w:rPr>
+          <w:rFonts w:ascii="Times New Roman" w:hAnsi="Times New Roman" w:cs="Times New Roman"/>
+        </w:rPr>
+        <w:t>Valorile</w:t>
+      </w:r>
+      <w:proofErr w:type="spellEnd"/>
+      <w:r>
+        <w:rPr>
+          <w:rFonts w:ascii="Times New Roman" w:hAnsi="Times New Roman" w:cs="Times New Roman"/>
+        </w:rPr>
+        <w:t xml:space="preserve"> </w:t>
+      </w:r>
+      <w:proofErr w:type="spellStart"/>
+      <w:r>
+        <w:rPr>
+          <w:rFonts w:ascii="Times New Roman" w:hAnsi="Times New Roman" w:cs="Times New Roman"/>
+        </w:rPr>
+        <w:t>critice</w:t>
+      </w:r>
+      <w:proofErr w:type="spellEnd"/>
+      <w:r>
+        <w:rPr>
+          <w:rFonts w:ascii="Times New Roman" w:hAnsi="Times New Roman" w:cs="Times New Roman"/>
+        </w:rPr>
+        <w:t xml:space="preserve"> </w:t>
+      </w:r>
+      <w:proofErr w:type="spellStart"/>
+      <w:r>
+        <w:rPr>
+          <w:rFonts w:ascii="Times New Roman" w:hAnsi="Times New Roman" w:cs="Times New Roman"/>
+        </w:rPr>
+        <w:t>identificate</w:t>
+      </w:r>
+      <w:proofErr w:type="spellEnd"/>
+      <w:r>
+        <w:rPr>
+          <w:rFonts w:ascii="Times New Roman" w:hAnsi="Times New Roman" w:cs="Times New Roman"/>
+        </w:rPr>
+        <w:t xml:space="preserve"> la </w:t>
+      </w:r>
+      <w:proofErr w:type="spellStart"/>
+      <w:r>
+        <w:rPr>
+          <w:rFonts w:ascii="Times New Roman" w:hAnsi="Times New Roman" w:cs="Times New Roman"/>
+        </w:rPr>
+        <w:t>marginea</w:t>
+      </w:r>
+      <w:proofErr w:type="spellEnd"/>
+      <w:r>
+        <w:rPr>
+          <w:rFonts w:ascii="Times New Roman" w:hAnsi="Times New Roman" w:cs="Times New Roman"/>
+        </w:rPr>
+        <w:t xml:space="preserve"> </w:t>
+      </w:r>
+      <w:proofErr w:type="spellStart"/>
+      <w:r>
+        <w:rPr>
+          <w:rFonts w:ascii="Times New Roman" w:hAnsi="Times New Roman" w:cs="Times New Roman"/>
+        </w:rPr>
+        <w:t>intervalelor</w:t>
+      </w:r>
+      <w:proofErr w:type="spellEnd"/>
+      <w:r>
+        <w:rPr>
+          <w:rFonts w:ascii="Times New Roman" w:hAnsi="Times New Roman" w:cs="Times New Roman"/>
+        </w:rPr>
+        <w:t xml:space="preserve"> sunt:</w:t>
+      </w:r>
+    </w:p>
+    <w:p>
+      <w:pPr>
         <w:numPr>
           <w:ilvl w:val="0"/>
-          <w:numId w:val="16"/>
+          <w:numId w:val="17"/>
         </w:numPr>
         <w:rPr>
           <w:rFonts w:ascii="Times New Roman" w:hAnsi="Times New Roman" w:cs="Times New Roman"/>
@@ -3524,7 +4483,21 @@
         <w:rPr>
           <w:rFonts w:ascii="Times New Roman" w:hAnsi="Times New Roman" w:cs="Times New Roman"/>
         </w:rPr>
-        <w:t xml:space="preserve"> Vârstă: 17, 18 </w:t>
+        <w:t xml:space="preserve"> </w:t>
+      </w:r>
+      <w:proofErr w:type="spellStart"/>
+      <w:r>
+        <w:rPr>
+          <w:rFonts w:ascii="Times New Roman" w:hAnsi="Times New Roman" w:cs="Times New Roman"/>
+        </w:rPr>
+        <w:t>Vârstă</w:t>
+      </w:r>
+      <w:proofErr w:type="spellEnd"/>
+      <w:r>
+        <w:rPr>
+          <w:rFonts w:ascii="Times New Roman" w:hAnsi="Times New Roman" w:cs="Times New Roman"/>
+        </w:rPr>
+        <w:t xml:space="preserve">: 17, 18 </w:t>
       </w:r>
       <w:proofErr w:type="spellStart"/>
       <w:r>
@@ -3545,7 +4518,7 @@
       <w:pPr>
         <w:numPr>
           <w:ilvl w:val="0"/>
-          <w:numId w:val="16"/>
+          <w:numId w:val="17"/>
         </w:numPr>
         <w:rPr>
           <w:rFonts w:ascii="Times New Roman" w:hAnsi="Times New Roman" w:cs="Times New Roman"/>
@@ -3563,14 +4536,28 @@
         <w:rPr>
           <w:rFonts w:ascii="Times New Roman" w:hAnsi="Times New Roman" w:cs="Times New Roman"/>
         </w:rPr>
-        <w:t xml:space="preserve"> Venit: 1999, 2000</w:t>
+        <w:t xml:space="preserve"> </w:t>
+      </w:r>
+      <w:proofErr w:type="spellStart"/>
+      <w:r>
+        <w:rPr>
+          <w:rFonts w:ascii="Times New Roman" w:hAnsi="Times New Roman" w:cs="Times New Roman"/>
+        </w:rPr>
+        <w:t>Venit</w:t>
+      </w:r>
+      <w:proofErr w:type="spellEnd"/>
+      <w:r>
+        <w:rPr>
+          <w:rFonts w:ascii="Times New Roman" w:hAnsi="Times New Roman" w:cs="Times New Roman"/>
+        </w:rPr>
+        <w:t>: 1999, 2000</w:t>
       </w:r>
     </w:p>
     <w:p>
       <w:pPr>
         <w:numPr>
           <w:ilvl w:val="0"/>
-          <w:numId w:val="16"/>
+          <w:numId w:val="17"/>
         </w:numPr>
         <w:rPr>
           <w:rFonts w:ascii="Times New Roman" w:hAnsi="Times New Roman" w:cs="Times New Roman"/>
@@ -3588,7 +4575,21 @@
         <w:rPr>
           <w:rFonts w:ascii="Times New Roman" w:hAnsi="Times New Roman" w:cs="Times New Roman"/>
         </w:rPr>
-        <w:t xml:space="preserve"> Scor: 500, 501 </w:t>
+        <w:t xml:space="preserve"> </w:t>
+      </w:r>
+      <w:proofErr w:type="spellStart"/>
+      <w:r>
+        <w:rPr>
+          <w:rFonts w:ascii="Times New Roman" w:hAnsi="Times New Roman" w:cs="Times New Roman"/>
+        </w:rPr>
+        <w:t>Scor</w:t>
+      </w:r>
+      <w:proofErr w:type="spellEnd"/>
+      <w:r>
+        <w:rPr>
+          <w:rFonts w:ascii="Times New Roman" w:hAnsi="Times New Roman" w:cs="Times New Roman"/>
+        </w:rPr>
+        <w:t xml:space="preserve">: 500, 501 </w:t>
       </w:r>
       <w:proofErr w:type="spellStart"/>
       <w:r>
@@ -3623,7 +4624,6 @@
         <w:rPr>
           <w:rFonts w:ascii="Times New Roman" w:hAnsi="Times New Roman" w:cs="Times New Roman"/>
         </w:rPr>
-        <w:lastRenderedPageBreak/>
         <w:t>Setul</w:t>
       </w:r>
       <w:proofErr w:type="spellEnd"/>
@@ -3661,6 +4661,7 @@
           <w:rFonts w:ascii="Times New Roman" w:hAnsi="Times New Roman" w:cs="Times New Roman"/>
           <w:b/>
           <w:bCs/>
+          <w:noProof/>
         </w:rPr>
         <w:drawing>
           <wp:inline distT="0" distB="0" distL="0" distR="0" wp14:anchorId="3DE339D6" wp14:editId="4AFC3732">
@@ -3784,6 +4785,7 @@
           <w:rFonts w:ascii="Times New Roman" w:hAnsi="Times New Roman" w:cs="Times New Roman"/>
           <w:b/>
           <w:bCs/>
+          <w:noProof/>
           <w:color w:val="ED7D31" w:themeColor="accent2"/>
           <w:sz w:val="28"/>
           <w:szCs w:val="28"/>
@@ -3865,6 +4867,7 @@
           <w:b/>
           <w:bCs/>
         </w:rPr>
+        <w:lastRenderedPageBreak/>
         <w:t>Circuite</w:t>
       </w:r>
       <w:proofErr w:type="spellEnd"/>
@@ -3874,8 +4877,18 @@
           <w:b/>
           <w:bCs/>
         </w:rPr>
-        <w:t xml:space="preserve"> Independente</w:t>
-      </w:r>
+        <w:t xml:space="preserve"> </w:t>
+      </w:r>
+      <w:proofErr w:type="spellStart"/>
+      <w:r>
+        <w:rPr>
+          <w:rFonts w:ascii="Times New Roman" w:hAnsi="Times New Roman" w:cs="Times New Roman"/>
+          <w:b/>
+          <w:bCs/>
+        </w:rPr>
+        <w:t>Independente</w:t>
+      </w:r>
+      <w:proofErr w:type="spellEnd"/>
     </w:p>
     <w:p>
       <w:pPr>
@@ -4014,7 +5027,7 @@
       <w:pPr>
         <w:numPr>
           <w:ilvl w:val="0"/>
-          <w:numId w:val="4"/>
+          <w:numId w:val="5"/>
         </w:numPr>
         <w:rPr>
           <w:rFonts w:ascii="Times New Roman" w:hAnsi="Times New Roman" w:cs="Times New Roman"/>
@@ -4032,7 +5045,21 @@
         <w:rPr>
           <w:rFonts w:ascii="Times New Roman" w:hAnsi="Times New Roman" w:cs="Times New Roman"/>
         </w:rPr>
-        <w:t xml:space="preserve"> 1 (Eroare): Date de </w:t>
+        <w:t xml:space="preserve"> 1 (</w:t>
+      </w:r>
+      <w:proofErr w:type="spellStart"/>
+      <w:r>
+        <w:rPr>
+          <w:rFonts w:ascii="Times New Roman" w:hAnsi="Times New Roman" w:cs="Times New Roman"/>
+        </w:rPr>
+        <w:t>Eroare</w:t>
+      </w:r>
+      <w:proofErr w:type="spellEnd"/>
+      <w:r>
+        <w:rPr>
+          <w:rFonts w:ascii="Times New Roman" w:hAnsi="Times New Roman" w:cs="Times New Roman"/>
+        </w:rPr>
+        <w:t xml:space="preserve">): Date de </w:t>
       </w:r>
       <w:proofErr w:type="spellStart"/>
       <w:r>
@@ -4093,7 +5120,7 @@
       <w:pPr>
         <w:numPr>
           <w:ilvl w:val="0"/>
-          <w:numId w:val="4"/>
+          <w:numId w:val="5"/>
         </w:numPr>
         <w:rPr>
           <w:rFonts w:ascii="Times New Roman" w:hAnsi="Times New Roman" w:cs="Times New Roman"/>
@@ -4214,7 +5241,7 @@
       <w:pPr>
         <w:numPr>
           <w:ilvl w:val="0"/>
-          <w:numId w:val="4"/>
+          <w:numId w:val="5"/>
         </w:numPr>
         <w:rPr>
           <w:rFonts w:ascii="Times New Roman" w:hAnsi="Times New Roman" w:cs="Times New Roman"/>
@@ -4356,14 +5383,28 @@
         <w:rPr>
           <w:rFonts w:ascii="Times New Roman" w:hAnsi="Times New Roman" w:cs="Times New Roman"/>
         </w:rPr>
-        <w:t>: Scor...".</w:t>
+        <w:t xml:space="preserve">: </w:t>
+      </w:r>
+      <w:proofErr w:type="spellStart"/>
+      <w:r>
+        <w:rPr>
+          <w:rFonts w:ascii="Times New Roman" w:hAnsi="Times New Roman" w:cs="Times New Roman"/>
+        </w:rPr>
+        <w:t>Scor</w:t>
+      </w:r>
+      <w:proofErr w:type="spellEnd"/>
+      <w:r>
+        <w:rPr>
+          <w:rFonts w:ascii="Times New Roman" w:hAnsi="Times New Roman" w:cs="Times New Roman"/>
+        </w:rPr>
+        <w:t>...".</w:t>
       </w:r>
     </w:p>
     <w:p>
       <w:pPr>
         <w:numPr>
           <w:ilvl w:val="0"/>
-          <w:numId w:val="4"/>
+          <w:numId w:val="5"/>
         </w:numPr>
         <w:rPr>
           <w:rFonts w:ascii="Times New Roman" w:hAnsi="Times New Roman" w:cs="Times New Roman"/>
@@ -4456,7 +5497,7 @@
       <w:pPr>
         <w:numPr>
           <w:ilvl w:val="0"/>
-          <w:numId w:val="4"/>
+          <w:numId w:val="5"/>
         </w:numPr>
         <w:rPr>
           <w:rFonts w:ascii="Times New Roman" w:hAnsi="Times New Roman" w:cs="Times New Roman"/>
@@ -4467,7 +5508,6 @@
         <w:rPr>
           <w:rFonts w:ascii="Times New Roman" w:hAnsi="Times New Roman" w:cs="Times New Roman"/>
         </w:rPr>
-        <w:lastRenderedPageBreak/>
         <w:t>Drumul</w:t>
       </w:r>
       <w:proofErr w:type="spellEnd"/>
@@ -4561,15 +5601,15 @@
         <w:ind w:left="360"/>
         <w:rPr>
           <w:rFonts w:ascii="Times New Roman" w:hAnsi="Times New Roman" w:cs="Times New Roman"/>
-          <w:b w:val="1"/>
-          <w:bCs w:val="1"/>
-        </w:rPr>
-      </w:pPr>
-      <w:r>
-        <w:rPr>
-          <w:rFonts w:ascii="Times New Roman" w:hAnsi="Times New Roman" w:cs="Times New Roman"/>
-          <w:b w:val="1"/>
-          <w:bCs w:val="1"/>
+          <w:b/>
+          <w:bCs/>
+        </w:rPr>
+      </w:pPr>
+      <w:r>
+        <w:rPr>
+          <w:rFonts w:ascii="Times New Roman" w:hAnsi="Times New Roman" w:cs="Times New Roman"/>
+          <w:b/>
+          <w:bCs/>
         </w:rPr>
         <w:t>Tabel Expected vs Actual</w:t>
       </w:r>
@@ -4582,37 +5622,33 @@
         <w:tblLook w:val="0620" w:firstRow="1" w:lastRow="0" w:firstColumn="0" w:lastColumn="0" w:noHBand="1" w:noVBand="1"/>
       </w:tblPr>
       <w:tblGrid>
-        <w:gridCol w:w="840"/>
-        <w:gridCol w:w="1920"/>
-        <w:gridCol w:w="3030"/>
-        <w:gridCol w:w="3210"/>
+        <w:gridCol w:w="839"/>
+        <w:gridCol w:w="1918"/>
+        <w:gridCol w:w="3027"/>
+        <w:gridCol w:w="3206"/>
       </w:tblGrid>
       <w:tr>
         <w:trPr>
+          <w:cnfStyle w:val="100000000000" w:firstRow="1" w:lastRow="0" w:firstColumn="0" w:lastColumn="0" w:oddVBand="0" w:evenVBand="0" w:oddHBand="0" w:evenHBand="0" w:firstRowFirstColumn="0" w:firstRowLastColumn="0" w:lastRowFirstColumn="0" w:lastRowLastColumn="0"/>
           <w:trHeight w:val="300"/>
         </w:trPr>
         <w:tc>
           <w:tcPr>
-            <w:cnfStyle w:val="000000000000" w:firstRow="0" w:lastRow="0" w:firstColumn="0" w:lastColumn="0" w:oddVBand="0" w:evenVBand="0" w:oddHBand="0" w:evenHBand="0" w:firstRowFirstColumn="0" w:firstRowLastColumn="0" w:lastRowFirstColumn="0" w:lastRowLastColumn="0"/>
             <w:tcW w:w="840" w:type="dxa"/>
-            <w:tcMar/>
             <w:vAlign w:val="center"/>
           </w:tcPr>
           <w:p>
             <w:pPr>
-              <w:pStyle w:val="Normal"/>
               <w:jc w:val="center"/>
               <w:rPr>
                 <w:rFonts w:ascii="Times New Roman" w:hAnsi="Times New Roman" w:cs="Times New Roman"/>
-                <w:b w:val="1"/>
-                <w:bCs w:val="1"/>
+                <w:b w:val="0"/>
+                <w:bCs w:val="0"/>
               </w:rPr>
             </w:pPr>
             <w:r>
               <w:rPr>
                 <w:rFonts w:ascii="Times New Roman" w:hAnsi="Times New Roman" w:cs="Times New Roman"/>
-                <w:b w:val="1"/>
-                <w:bCs w:val="1"/>
               </w:rPr>
               <w:t>TEST</w:t>
             </w:r>
@@ -4620,26 +5656,21 @@
         </w:tc>
         <w:tc>
           <w:tcPr>
-            <w:cnfStyle w:val="000000000000" w:firstRow="0" w:lastRow="0" w:firstColumn="0" w:lastColumn="0" w:oddVBand="0" w:evenVBand="0" w:oddHBand="0" w:evenHBand="0" w:firstRowFirstColumn="0" w:firstRowLastColumn="0" w:lastRowFirstColumn="0" w:lastRowLastColumn="0"/>
             <w:tcW w:w="1920" w:type="dxa"/>
-            <w:tcMar/>
             <w:vAlign w:val="center"/>
           </w:tcPr>
           <w:p>
             <w:pPr>
-              <w:pStyle w:val="Normal"/>
               <w:jc w:val="center"/>
               <w:rPr>
                 <w:rFonts w:ascii="Times New Roman" w:hAnsi="Times New Roman" w:cs="Times New Roman"/>
-                <w:b w:val="1"/>
-                <w:bCs w:val="1"/>
+                <w:b w:val="0"/>
+                <w:bCs w:val="0"/>
               </w:rPr>
             </w:pPr>
             <w:r>
               <w:rPr>
                 <w:rFonts w:ascii="Times New Roman" w:hAnsi="Times New Roman" w:cs="Times New Roman"/>
-                <w:b w:val="1"/>
-                <w:bCs w:val="1"/>
               </w:rPr>
               <w:t>INPUT</w:t>
             </w:r>
@@ -4647,26 +5678,21 @@
         </w:tc>
         <w:tc>
           <w:tcPr>
-            <w:cnfStyle w:val="000000000000" w:firstRow="0" w:lastRow="0" w:firstColumn="0" w:lastColumn="0" w:oddVBand="0" w:evenVBand="0" w:oddHBand="0" w:evenHBand="0" w:firstRowFirstColumn="0" w:firstRowLastColumn="0" w:lastRowFirstColumn="0" w:lastRowLastColumn="0"/>
             <w:tcW w:w="3030" w:type="dxa"/>
-            <w:tcMar/>
             <w:vAlign w:val="center"/>
           </w:tcPr>
           <w:p>
             <w:pPr>
-              <w:pStyle w:val="Normal"/>
               <w:jc w:val="center"/>
               <w:rPr>
                 <w:rFonts w:ascii="Times New Roman" w:hAnsi="Times New Roman" w:cs="Times New Roman"/>
-                <w:b w:val="1"/>
-                <w:bCs w:val="1"/>
+                <w:b w:val="0"/>
+                <w:bCs w:val="0"/>
               </w:rPr>
             </w:pPr>
             <w:r>
               <w:rPr>
                 <w:rFonts w:ascii="Times New Roman" w:hAnsi="Times New Roman" w:cs="Times New Roman"/>
-                <w:b w:val="1"/>
-                <w:bCs w:val="1"/>
               </w:rPr>
               <w:t>EXPECTED</w:t>
             </w:r>
@@ -4674,26 +5700,21 @@
         </w:tc>
         <w:tc>
           <w:tcPr>
-            <w:cnfStyle w:val="000000000000" w:firstRow="0" w:lastRow="0" w:firstColumn="0" w:lastColumn="0" w:oddVBand="0" w:evenVBand="0" w:oddHBand="0" w:evenHBand="0" w:firstRowFirstColumn="0" w:firstRowLastColumn="0" w:lastRowFirstColumn="0" w:lastRowLastColumn="0"/>
             <w:tcW w:w="3210" w:type="dxa"/>
-            <w:tcMar/>
             <w:vAlign w:val="center"/>
           </w:tcPr>
           <w:p>
             <w:pPr>
-              <w:pStyle w:val="Normal"/>
               <w:jc w:val="center"/>
               <w:rPr>
                 <w:rFonts w:ascii="Times New Roman" w:hAnsi="Times New Roman" w:cs="Times New Roman"/>
-                <w:b w:val="1"/>
-                <w:bCs w:val="1"/>
+                <w:b w:val="0"/>
+                <w:bCs w:val="0"/>
               </w:rPr>
             </w:pPr>
             <w:r>
               <w:rPr>
                 <w:rFonts w:ascii="Times New Roman" w:hAnsi="Times New Roman" w:cs="Times New Roman"/>
-                <w:b w:val="1"/>
-                <w:bCs w:val="1"/>
               </w:rPr>
               <w:t>OUTPUT</w:t>
             </w:r>
@@ -4706,26 +5727,19 @@
         </w:trPr>
         <w:tc>
           <w:tcPr>
-            <w:cnfStyle w:val="000000000000" w:firstRow="0" w:lastRow="0" w:firstColumn="0" w:lastColumn="0" w:oddVBand="0" w:evenVBand="0" w:oddHBand="0" w:evenHBand="0" w:firstRowFirstColumn="0" w:firstRowLastColumn="0" w:lastRowFirstColumn="0" w:lastRowLastColumn="0"/>
             <w:tcW w:w="840" w:type="dxa"/>
-            <w:tcMar/>
             <w:vAlign w:val="center"/>
           </w:tcPr>
           <w:p>
             <w:pPr>
-              <w:pStyle w:val="Normal"/>
               <w:jc w:val="center"/>
               <w:rPr>
                 <w:rFonts w:ascii="Times New Roman" w:hAnsi="Times New Roman" w:cs="Times New Roman"/>
-                <w:b w:val="0"/>
-                <w:bCs w:val="0"/>
               </w:rPr>
             </w:pPr>
             <w:r>
               <w:rPr>
                 <w:rFonts w:ascii="Times New Roman" w:hAnsi="Times New Roman" w:cs="Times New Roman"/>
-                <w:b w:val="0"/>
-                <w:bCs w:val="0"/>
               </w:rPr>
               <w:t>1</w:t>
             </w:r>
@@ -4733,26 +5747,19 @@
         </w:tc>
         <w:tc>
           <w:tcPr>
-            <w:cnfStyle w:val="000000000000" w:firstRow="0" w:lastRow="0" w:firstColumn="0" w:lastColumn="0" w:oddVBand="0" w:evenVBand="0" w:oddHBand="0" w:evenHBand="0" w:firstRowFirstColumn="0" w:firstRowLastColumn="0" w:lastRowFirstColumn="0" w:lastRowLastColumn="0"/>
             <w:tcW w:w="1920" w:type="dxa"/>
-            <w:tcMar/>
             <w:vAlign w:val="center"/>
           </w:tcPr>
           <w:p>
             <w:pPr>
-              <w:pStyle w:val="Normal"/>
               <w:jc w:val="center"/>
               <w:rPr>
                 <w:rFonts w:ascii="Times New Roman" w:hAnsi="Times New Roman" w:cs="Times New Roman"/>
-                <w:b w:val="0"/>
-                <w:bCs w:val="0"/>
               </w:rPr>
             </w:pPr>
             <w:r>
               <w:rPr>
                 <w:rFonts w:ascii="Times New Roman" w:hAnsi="Times New Roman" w:cs="Times New Roman"/>
-                <w:b w:val="0"/>
-                <w:bCs w:val="0"/>
               </w:rPr>
               <w:t>(“20”, 3000, 600)</w:t>
             </w:r>
@@ -4760,34 +5767,19 @@
         </w:tc>
         <w:tc>
           <w:tcPr>
-            <w:cnfStyle w:val="000000000000" w:firstRow="0" w:lastRow="0" w:firstColumn="0" w:lastColumn="0" w:oddVBand="0" w:evenVBand="0" w:oddHBand="0" w:evenHBand="0" w:firstRowFirstColumn="0" w:firstRowLastColumn="0" w:lastRowFirstColumn="0" w:lastRowLastColumn="0"/>
             <w:tcW w:w="3030" w:type="dxa"/>
-            <w:tcMar/>
             <w:vAlign w:val="center"/>
           </w:tcPr>
           <w:p>
             <w:pPr>
-              <w:pStyle w:val="Normal"/>
               <w:jc w:val="center"/>
               <w:rPr>
-                <w:rFonts w:ascii="Times New Roman" w:hAnsi="Times New Roman" w:eastAsia="Times New Roman" w:cs="Times New Roman"/>
-                <w:b w:val="0"/>
-                <w:bCs w:val="0"/>
-                <w:noProof w:val="0"/>
-                <w:sz w:val="24"/>
-                <w:szCs w:val="24"/>
-                <w:lang w:val="en-US"/>
+                <w:rFonts w:ascii="Times New Roman" w:eastAsia="Times New Roman" w:hAnsi="Times New Roman" w:cs="Times New Roman"/>
               </w:rPr>
             </w:pPr>
             <w:r>
               <w:rPr>
-                <w:rFonts w:ascii="Times New Roman" w:hAnsi="Times New Roman" w:eastAsia="Times New Roman" w:cs="Times New Roman"/>
-                <w:b w:val="0"/>
-                <w:bCs w:val="0"/>
-                <w:noProof w:val="0"/>
-                <w:sz w:val="24"/>
-                <w:szCs w:val="24"/>
-                <w:lang w:val="en-US"/>
+                <w:rFonts w:ascii="Times New Roman" w:eastAsia="Times New Roman" w:hAnsi="Times New Roman" w:cs="Times New Roman"/>
               </w:rPr>
               <w:t>TypeError</w:t>
             </w:r>
@@ -4795,34 +5787,19 @@
         </w:tc>
         <w:tc>
           <w:tcPr>
-            <w:cnfStyle w:val="000000000000" w:firstRow="0" w:lastRow="0" w:firstColumn="0" w:lastColumn="0" w:oddVBand="0" w:evenVBand="0" w:oddHBand="0" w:evenHBand="0" w:firstRowFirstColumn="0" w:firstRowLastColumn="0" w:lastRowFirstColumn="0" w:lastRowLastColumn="0"/>
             <w:tcW w:w="3210" w:type="dxa"/>
-            <w:tcMar/>
             <w:vAlign w:val="center"/>
           </w:tcPr>
           <w:p>
             <w:pPr>
-              <w:pStyle w:val="Normal"/>
               <w:jc w:val="center"/>
               <w:rPr>
-                <w:rFonts w:ascii="Times New Roman" w:hAnsi="Times New Roman" w:eastAsia="Times New Roman" w:cs="Times New Roman"/>
-                <w:b w:val="0"/>
-                <w:bCs w:val="0"/>
-                <w:noProof w:val="0"/>
-                <w:sz w:val="24"/>
-                <w:szCs w:val="24"/>
-                <w:lang w:val="en-US"/>
+                <w:rFonts w:ascii="Times New Roman" w:eastAsia="Times New Roman" w:hAnsi="Times New Roman" w:cs="Times New Roman"/>
               </w:rPr>
             </w:pPr>
             <w:r>
               <w:rPr>
-                <w:rFonts w:ascii="Times New Roman" w:hAnsi="Times New Roman" w:eastAsia="Times New Roman" w:cs="Times New Roman"/>
-                <w:b w:val="0"/>
-                <w:bCs w:val="0"/>
-                <w:noProof w:val="0"/>
-                <w:sz w:val="24"/>
-                <w:szCs w:val="24"/>
-                <w:lang w:val="en-US"/>
+                <w:rFonts w:ascii="Times New Roman" w:eastAsia="Times New Roman" w:hAnsi="Times New Roman" w:cs="Times New Roman"/>
               </w:rPr>
               <w:t>TypeError</w:t>
             </w:r>
@@ -4835,26 +5812,19 @@
         </w:trPr>
         <w:tc>
           <w:tcPr>
-            <w:cnfStyle w:val="000000000000" w:firstRow="0" w:lastRow="0" w:firstColumn="0" w:lastColumn="0" w:oddVBand="0" w:evenVBand="0" w:oddHBand="0" w:evenHBand="0" w:firstRowFirstColumn="0" w:firstRowLastColumn="0" w:lastRowFirstColumn="0" w:lastRowLastColumn="0"/>
             <w:tcW w:w="840" w:type="dxa"/>
-            <w:tcMar/>
             <w:vAlign w:val="center"/>
           </w:tcPr>
           <w:p>
             <w:pPr>
-              <w:pStyle w:val="Normal"/>
               <w:jc w:val="center"/>
               <w:rPr>
                 <w:rFonts w:ascii="Times New Roman" w:hAnsi="Times New Roman" w:cs="Times New Roman"/>
-                <w:b w:val="0"/>
-                <w:bCs w:val="0"/>
               </w:rPr>
             </w:pPr>
             <w:r>
               <w:rPr>
                 <w:rFonts w:ascii="Times New Roman" w:hAnsi="Times New Roman" w:cs="Times New Roman"/>
-                <w:b w:val="0"/>
-                <w:bCs w:val="0"/>
               </w:rPr>
               <w:t>2</w:t>
             </w:r>
@@ -4862,26 +5832,19 @@
         </w:tc>
         <w:tc>
           <w:tcPr>
-            <w:cnfStyle w:val="000000000000" w:firstRow="0" w:lastRow="0" w:firstColumn="0" w:lastColumn="0" w:oddVBand="0" w:evenVBand="0" w:oddHBand="0" w:evenHBand="0" w:firstRowFirstColumn="0" w:firstRowLastColumn="0" w:lastRowFirstColumn="0" w:lastRowLastColumn="0"/>
             <w:tcW w:w="1920" w:type="dxa"/>
-            <w:tcMar/>
             <w:vAlign w:val="center"/>
           </w:tcPr>
           <w:p>
             <w:pPr>
-              <w:pStyle w:val="Normal"/>
               <w:jc w:val="center"/>
               <w:rPr>
                 <w:rFonts w:ascii="Times New Roman" w:hAnsi="Times New Roman" w:cs="Times New Roman"/>
-                <w:b w:val="0"/>
-                <w:bCs w:val="0"/>
               </w:rPr>
             </w:pPr>
             <w:r>
               <w:rPr>
                 <w:rFonts w:ascii="Times New Roman" w:hAnsi="Times New Roman" w:cs="Times New Roman"/>
-                <w:b w:val="0"/>
-                <w:bCs w:val="0"/>
               </w:rPr>
               <w:t>(20, “3000”, 600)</w:t>
             </w:r>
@@ -4889,34 +5852,19 @@
         </w:tc>
         <w:tc>
           <w:tcPr>
-            <w:cnfStyle w:val="000000000000" w:firstRow="0" w:lastRow="0" w:firstColumn="0" w:lastColumn="0" w:oddVBand="0" w:evenVBand="0" w:oddHBand="0" w:evenHBand="0" w:firstRowFirstColumn="0" w:firstRowLastColumn="0" w:lastRowFirstColumn="0" w:lastRowLastColumn="0"/>
             <w:tcW w:w="3030" w:type="dxa"/>
-            <w:tcMar/>
             <w:vAlign w:val="center"/>
           </w:tcPr>
           <w:p>
             <w:pPr>
-              <w:pStyle w:val="Normal"/>
               <w:jc w:val="center"/>
               <w:rPr>
-                <w:rFonts w:ascii="Times New Roman" w:hAnsi="Times New Roman" w:eastAsia="Times New Roman" w:cs="Times New Roman"/>
-                <w:b w:val="0"/>
-                <w:bCs w:val="0"/>
-                <w:noProof w:val="0"/>
-                <w:sz w:val="24"/>
-                <w:szCs w:val="24"/>
-                <w:lang w:val="en-US"/>
+                <w:rFonts w:ascii="Times New Roman" w:eastAsia="Times New Roman" w:hAnsi="Times New Roman" w:cs="Times New Roman"/>
               </w:rPr>
             </w:pPr>
             <w:r>
               <w:rPr>
-                <w:rFonts w:ascii="Times New Roman" w:hAnsi="Times New Roman" w:eastAsia="Times New Roman" w:cs="Times New Roman"/>
-                <w:b w:val="0"/>
-                <w:bCs w:val="0"/>
-                <w:noProof w:val="0"/>
-                <w:sz w:val="24"/>
-                <w:szCs w:val="24"/>
-                <w:lang w:val="en-US"/>
+                <w:rFonts w:ascii="Times New Roman" w:eastAsia="Times New Roman" w:hAnsi="Times New Roman" w:cs="Times New Roman"/>
               </w:rPr>
               <w:t>TypeError</w:t>
             </w:r>
@@ -4924,34 +5872,19 @@
         </w:tc>
         <w:tc>
           <w:tcPr>
-            <w:cnfStyle w:val="000000000000" w:firstRow="0" w:lastRow="0" w:firstColumn="0" w:lastColumn="0" w:oddVBand="0" w:evenVBand="0" w:oddHBand="0" w:evenHBand="0" w:firstRowFirstColumn="0" w:firstRowLastColumn="0" w:lastRowFirstColumn="0" w:lastRowLastColumn="0"/>
             <w:tcW w:w="3210" w:type="dxa"/>
-            <w:tcMar/>
             <w:vAlign w:val="center"/>
           </w:tcPr>
           <w:p>
             <w:pPr>
-              <w:pStyle w:val="Normal"/>
               <w:jc w:val="center"/>
               <w:rPr>
-                <w:rFonts w:ascii="Times New Roman" w:hAnsi="Times New Roman" w:eastAsia="Times New Roman" w:cs="Times New Roman"/>
-                <w:b w:val="0"/>
-                <w:bCs w:val="0"/>
-                <w:noProof w:val="0"/>
-                <w:sz w:val="24"/>
-                <w:szCs w:val="24"/>
-                <w:lang w:val="en-US"/>
+                <w:rFonts w:ascii="Times New Roman" w:eastAsia="Times New Roman" w:hAnsi="Times New Roman" w:cs="Times New Roman"/>
               </w:rPr>
             </w:pPr>
             <w:r>
               <w:rPr>
-                <w:rFonts w:ascii="Times New Roman" w:hAnsi="Times New Roman" w:eastAsia="Times New Roman" w:cs="Times New Roman"/>
-                <w:b w:val="0"/>
-                <w:bCs w:val="0"/>
-                <w:noProof w:val="0"/>
-                <w:sz w:val="24"/>
-                <w:szCs w:val="24"/>
-                <w:lang w:val="en-US"/>
+                <w:rFonts w:ascii="Times New Roman" w:eastAsia="Times New Roman" w:hAnsi="Times New Roman" w:cs="Times New Roman"/>
               </w:rPr>
               <w:t>TypeError</w:t>
             </w:r>
@@ -4964,26 +5897,19 @@
         </w:trPr>
         <w:tc>
           <w:tcPr>
-            <w:cnfStyle w:val="000000000000" w:firstRow="0" w:lastRow="0" w:firstColumn="0" w:lastColumn="0" w:oddVBand="0" w:evenVBand="0" w:oddHBand="0" w:evenHBand="0" w:firstRowFirstColumn="0" w:firstRowLastColumn="0" w:lastRowFirstColumn="0" w:lastRowLastColumn="0"/>
             <w:tcW w:w="840" w:type="dxa"/>
-            <w:tcMar/>
             <w:vAlign w:val="center"/>
           </w:tcPr>
           <w:p>
             <w:pPr>
-              <w:pStyle w:val="Normal"/>
               <w:jc w:val="center"/>
               <w:rPr>
                 <w:rFonts w:ascii="Times New Roman" w:hAnsi="Times New Roman" w:cs="Times New Roman"/>
-                <w:b w:val="0"/>
-                <w:bCs w:val="0"/>
               </w:rPr>
             </w:pPr>
             <w:r>
               <w:rPr>
                 <w:rFonts w:ascii="Times New Roman" w:hAnsi="Times New Roman" w:cs="Times New Roman"/>
-                <w:b w:val="0"/>
-                <w:bCs w:val="0"/>
               </w:rPr>
               <w:t>3</w:t>
             </w:r>
@@ -4991,26 +5917,19 @@
         </w:tc>
         <w:tc>
           <w:tcPr>
-            <w:cnfStyle w:val="000000000000" w:firstRow="0" w:lastRow="0" w:firstColumn="0" w:lastColumn="0" w:oddVBand="0" w:evenVBand="0" w:oddHBand="0" w:evenHBand="0" w:firstRowFirstColumn="0" w:firstRowLastColumn="0" w:lastRowFirstColumn="0" w:lastRowLastColumn="0"/>
             <w:tcW w:w="1920" w:type="dxa"/>
-            <w:tcMar/>
             <w:vAlign w:val="center"/>
           </w:tcPr>
           <w:p>
             <w:pPr>
-              <w:pStyle w:val="Normal"/>
               <w:jc w:val="center"/>
               <w:rPr>
                 <w:rFonts w:ascii="Times New Roman" w:hAnsi="Times New Roman" w:cs="Times New Roman"/>
-                <w:b w:val="0"/>
-                <w:bCs w:val="0"/>
               </w:rPr>
             </w:pPr>
             <w:r>
               <w:rPr>
                 <w:rFonts w:ascii="Times New Roman" w:hAnsi="Times New Roman" w:cs="Times New Roman"/>
-                <w:b w:val="0"/>
-                <w:bCs w:val="0"/>
               </w:rPr>
               <w:t>(20, 3000, “600”)</w:t>
             </w:r>
@@ -5018,34 +5937,19 @@
         </w:tc>
         <w:tc>
           <w:tcPr>
-            <w:cnfStyle w:val="000000000000" w:firstRow="0" w:lastRow="0" w:firstColumn="0" w:lastColumn="0" w:oddVBand="0" w:evenVBand="0" w:oddHBand="0" w:evenHBand="0" w:firstRowFirstColumn="0" w:firstRowLastColumn="0" w:lastRowFirstColumn="0" w:lastRowLastColumn="0"/>
             <w:tcW w:w="3030" w:type="dxa"/>
-            <w:tcMar/>
             <w:vAlign w:val="center"/>
           </w:tcPr>
           <w:p>
             <w:pPr>
-              <w:pStyle w:val="Normal"/>
               <w:jc w:val="center"/>
               <w:rPr>
-                <w:rFonts w:ascii="Times New Roman" w:hAnsi="Times New Roman" w:eastAsia="Times New Roman" w:cs="Times New Roman"/>
-                <w:b w:val="0"/>
-                <w:bCs w:val="0"/>
-                <w:noProof w:val="0"/>
-                <w:sz w:val="24"/>
-                <w:szCs w:val="24"/>
-                <w:lang w:val="en-US"/>
+                <w:rFonts w:ascii="Times New Roman" w:eastAsia="Times New Roman" w:hAnsi="Times New Roman" w:cs="Times New Roman"/>
               </w:rPr>
             </w:pPr>
             <w:r>
               <w:rPr>
-                <w:rFonts w:ascii="Times New Roman" w:hAnsi="Times New Roman" w:eastAsia="Times New Roman" w:cs="Times New Roman"/>
-                <w:b w:val="0"/>
-                <w:bCs w:val="0"/>
-                <w:noProof w:val="0"/>
-                <w:sz w:val="24"/>
-                <w:szCs w:val="24"/>
-                <w:lang w:val="en-US"/>
+                <w:rFonts w:ascii="Times New Roman" w:eastAsia="Times New Roman" w:hAnsi="Times New Roman" w:cs="Times New Roman"/>
               </w:rPr>
               <w:t>TypeError</w:t>
             </w:r>
@@ -5053,34 +5957,19 @@
         </w:tc>
         <w:tc>
           <w:tcPr>
-            <w:cnfStyle w:val="000000000000" w:firstRow="0" w:lastRow="0" w:firstColumn="0" w:lastColumn="0" w:oddVBand="0" w:evenVBand="0" w:oddHBand="0" w:evenHBand="0" w:firstRowFirstColumn="0" w:firstRowLastColumn="0" w:lastRowFirstColumn="0" w:lastRowLastColumn="0"/>
             <w:tcW w:w="3210" w:type="dxa"/>
-            <w:tcMar/>
             <w:vAlign w:val="center"/>
           </w:tcPr>
           <w:p>
             <w:pPr>
-              <w:pStyle w:val="Normal"/>
               <w:jc w:val="center"/>
               <w:rPr>
-                <w:rFonts w:ascii="Times New Roman" w:hAnsi="Times New Roman" w:eastAsia="Times New Roman" w:cs="Times New Roman"/>
-                <w:b w:val="0"/>
-                <w:bCs w:val="0"/>
-                <w:noProof w:val="0"/>
-                <w:sz w:val="24"/>
-                <w:szCs w:val="24"/>
-                <w:lang w:val="en-US"/>
+                <w:rFonts w:ascii="Times New Roman" w:eastAsia="Times New Roman" w:hAnsi="Times New Roman" w:cs="Times New Roman"/>
               </w:rPr>
             </w:pPr>
             <w:r>
               <w:rPr>
-                <w:rFonts w:ascii="Times New Roman" w:hAnsi="Times New Roman" w:eastAsia="Times New Roman" w:cs="Times New Roman"/>
-                <w:b w:val="0"/>
-                <w:bCs w:val="0"/>
-                <w:noProof w:val="0"/>
-                <w:sz w:val="24"/>
-                <w:szCs w:val="24"/>
-                <w:lang w:val="en-US"/>
+                <w:rFonts w:ascii="Times New Roman" w:eastAsia="Times New Roman" w:hAnsi="Times New Roman" w:cs="Times New Roman"/>
               </w:rPr>
               <w:t>TypeError</w:t>
             </w:r>
@@ -5093,26 +5982,19 @@
         </w:trPr>
         <w:tc>
           <w:tcPr>
-            <w:cnfStyle w:val="000000000000" w:firstRow="0" w:lastRow="0" w:firstColumn="0" w:lastColumn="0" w:oddVBand="0" w:evenVBand="0" w:oddHBand="0" w:evenHBand="0" w:firstRowFirstColumn="0" w:firstRowLastColumn="0" w:lastRowFirstColumn="0" w:lastRowLastColumn="0"/>
             <w:tcW w:w="840" w:type="dxa"/>
-            <w:tcMar/>
             <w:vAlign w:val="center"/>
           </w:tcPr>
           <w:p>
             <w:pPr>
-              <w:pStyle w:val="Normal"/>
               <w:jc w:val="center"/>
               <w:rPr>
                 <w:rFonts w:ascii="Times New Roman" w:hAnsi="Times New Roman" w:cs="Times New Roman"/>
-                <w:b w:val="0"/>
-                <w:bCs w:val="0"/>
               </w:rPr>
             </w:pPr>
             <w:r>
               <w:rPr>
                 <w:rFonts w:ascii="Times New Roman" w:hAnsi="Times New Roman" w:cs="Times New Roman"/>
-                <w:b w:val="0"/>
-                <w:bCs w:val="0"/>
               </w:rPr>
               <w:t>4</w:t>
             </w:r>
@@ -5120,23 +6002,16 @@
         </w:tc>
         <w:tc>
           <w:tcPr>
-            <w:cnfStyle w:val="000000000000" w:firstRow="0" w:lastRow="0" w:firstColumn="0" w:lastColumn="0" w:oddVBand="0" w:evenVBand="0" w:oddHBand="0" w:evenHBand="0" w:firstRowFirstColumn="0" w:firstRowLastColumn="0" w:lastRowFirstColumn="0" w:lastRowLastColumn="0"/>
             <w:tcW w:w="1920" w:type="dxa"/>
-            <w:tcMar/>
             <w:vAlign w:val="center"/>
           </w:tcPr>
           <w:p>
             <w:pPr>
-              <w:pStyle w:val="Normal"/>
               <w:jc w:val="center"/>
             </w:pPr>
             <w:r>
               <w:rPr>
-                <w:rFonts w:ascii="Times New Roman" w:hAnsi="Times New Roman" w:eastAsia="Times New Roman" w:cs="Times New Roman"/>
-                <w:noProof w:val="0"/>
-                <w:sz w:val="24"/>
-                <w:szCs w:val="24"/>
-                <w:lang w:val="en-US"/>
+                <w:rFonts w:ascii="Times New Roman" w:eastAsia="Times New Roman" w:hAnsi="Times New Roman" w:cs="Times New Roman"/>
               </w:rPr>
               <w:t>(17, 3000, 600)</w:t>
             </w:r>
@@ -5144,23 +6019,16 @@
         </w:tc>
         <w:tc>
           <w:tcPr>
-            <w:cnfStyle w:val="000000000000" w:firstRow="0" w:lastRow="0" w:firstColumn="0" w:lastColumn="0" w:oddVBand="0" w:evenVBand="0" w:oddHBand="0" w:evenHBand="0" w:firstRowFirstColumn="0" w:firstRowLastColumn="0" w:lastRowFirstColumn="0" w:lastRowLastColumn="0"/>
             <w:tcW w:w="3030" w:type="dxa"/>
-            <w:tcMar/>
             <w:vAlign w:val="center"/>
           </w:tcPr>
           <w:p>
             <w:pPr>
-              <w:pStyle w:val="Normal"/>
               <w:jc w:val="center"/>
             </w:pPr>
             <w:r>
               <w:rPr>
-                <w:rFonts w:ascii="Times New Roman" w:hAnsi="Times New Roman" w:eastAsia="Times New Roman" w:cs="Times New Roman"/>
-                <w:noProof w:val="0"/>
-                <w:sz w:val="24"/>
-                <w:szCs w:val="24"/>
-                <w:lang w:val="en-US"/>
+                <w:rFonts w:ascii="Times New Roman" w:eastAsia="Times New Roman" w:hAnsi="Times New Roman" w:cs="Times New Roman"/>
               </w:rPr>
               <w:t>Respins: Varsta neadecvata</w:t>
             </w:r>
@@ -5168,23 +6036,16 @@
         </w:tc>
         <w:tc>
           <w:tcPr>
-            <w:cnfStyle w:val="000000000000" w:firstRow="0" w:lastRow="0" w:firstColumn="0" w:lastColumn="0" w:oddVBand="0" w:evenVBand="0" w:oddHBand="0" w:evenHBand="0" w:firstRowFirstColumn="0" w:firstRowLastColumn="0" w:lastRowFirstColumn="0" w:lastRowLastColumn="0"/>
             <w:tcW w:w="3210" w:type="dxa"/>
-            <w:tcMar/>
             <w:vAlign w:val="center"/>
           </w:tcPr>
           <w:p>
             <w:pPr>
-              <w:pStyle w:val="Normal"/>
               <w:jc w:val="center"/>
             </w:pPr>
             <w:r>
               <w:rPr>
-                <w:rFonts w:ascii="Times New Roman" w:hAnsi="Times New Roman" w:eastAsia="Times New Roman" w:cs="Times New Roman"/>
-                <w:noProof w:val="0"/>
-                <w:sz w:val="24"/>
-                <w:szCs w:val="24"/>
-                <w:lang w:val="en-US"/>
+                <w:rFonts w:ascii="Times New Roman" w:eastAsia="Times New Roman" w:hAnsi="Times New Roman" w:cs="Times New Roman"/>
               </w:rPr>
               <w:t>Respins: Varsta neadecvata</w:t>
             </w:r>
@@ -5197,26 +6058,19 @@
         </w:trPr>
         <w:tc>
           <w:tcPr>
-            <w:cnfStyle w:val="000000000000" w:firstRow="0" w:lastRow="0" w:firstColumn="0" w:lastColumn="0" w:oddVBand="0" w:evenVBand="0" w:oddHBand="0" w:evenHBand="0" w:firstRowFirstColumn="0" w:firstRowLastColumn="0" w:lastRowFirstColumn="0" w:lastRowLastColumn="0"/>
             <w:tcW w:w="840" w:type="dxa"/>
-            <w:tcMar/>
             <w:vAlign w:val="center"/>
           </w:tcPr>
           <w:p>
             <w:pPr>
-              <w:pStyle w:val="Normal"/>
               <w:jc w:val="center"/>
               <w:rPr>
                 <w:rFonts w:ascii="Times New Roman" w:hAnsi="Times New Roman" w:cs="Times New Roman"/>
-                <w:b w:val="0"/>
-                <w:bCs w:val="0"/>
               </w:rPr>
             </w:pPr>
             <w:r>
               <w:rPr>
                 <w:rFonts w:ascii="Times New Roman" w:hAnsi="Times New Roman" w:cs="Times New Roman"/>
-                <w:b w:val="0"/>
-                <w:bCs w:val="0"/>
               </w:rPr>
               <w:t>5</w:t>
             </w:r>
@@ -5224,23 +6078,16 @@
         </w:tc>
         <w:tc>
           <w:tcPr>
-            <w:cnfStyle w:val="000000000000" w:firstRow="0" w:lastRow="0" w:firstColumn="0" w:lastColumn="0" w:oddVBand="0" w:evenVBand="0" w:oddHBand="0" w:evenHBand="0" w:firstRowFirstColumn="0" w:firstRowLastColumn="0" w:lastRowFirstColumn="0" w:lastRowLastColumn="0"/>
             <w:tcW w:w="1920" w:type="dxa"/>
-            <w:tcMar/>
             <w:vAlign w:val="center"/>
           </w:tcPr>
           <w:p>
             <w:pPr>
-              <w:pStyle w:val="Normal"/>
               <w:jc w:val="center"/>
             </w:pPr>
             <w:r>
               <w:rPr>
-                <w:rFonts w:ascii="Times New Roman" w:hAnsi="Times New Roman" w:eastAsia="Times New Roman" w:cs="Times New Roman"/>
-                <w:noProof w:val="0"/>
-                <w:sz w:val="24"/>
-                <w:szCs w:val="24"/>
-                <w:lang w:val="en-US"/>
+                <w:rFonts w:ascii="Times New Roman" w:eastAsia="Times New Roman" w:hAnsi="Times New Roman" w:cs="Times New Roman"/>
               </w:rPr>
               <w:t>(18, 3000, 600)</w:t>
             </w:r>
@@ -5248,23 +6095,16 @@
         </w:tc>
         <w:tc>
           <w:tcPr>
-            <w:cnfStyle w:val="000000000000" w:firstRow="0" w:lastRow="0" w:firstColumn="0" w:lastColumn="0" w:oddVBand="0" w:evenVBand="0" w:oddHBand="0" w:evenHBand="0" w:firstRowFirstColumn="0" w:firstRowLastColumn="0" w:lastRowFirstColumn="0" w:lastRowLastColumn="0"/>
             <w:tcW w:w="3030" w:type="dxa"/>
-            <w:tcMar/>
             <w:vAlign w:val="center"/>
           </w:tcPr>
           <w:p>
             <w:pPr>
-              <w:pStyle w:val="Normal"/>
               <w:jc w:val="center"/>
             </w:pPr>
             <w:r>
               <w:rPr>
-                <w:rFonts w:ascii="Times New Roman" w:hAnsi="Times New Roman" w:eastAsia="Times New Roman" w:cs="Times New Roman"/>
-                <w:noProof w:val="0"/>
-                <w:sz w:val="24"/>
-                <w:szCs w:val="24"/>
-                <w:lang w:val="en-US"/>
+                <w:rFonts w:ascii="Times New Roman" w:eastAsia="Times New Roman" w:hAnsi="Times New Roman" w:cs="Times New Roman"/>
               </w:rPr>
               <w:t>Aprobat: Conditii Standard</w:t>
             </w:r>
@@ -5272,23 +6112,16 @@
         </w:tc>
         <w:tc>
           <w:tcPr>
-            <w:cnfStyle w:val="000000000000" w:firstRow="0" w:lastRow="0" w:firstColumn="0" w:lastColumn="0" w:oddVBand="0" w:evenVBand="0" w:oddHBand="0" w:evenHBand="0" w:firstRowFirstColumn="0" w:firstRowLastColumn="0" w:lastRowFirstColumn="0" w:lastRowLastColumn="0"/>
             <w:tcW w:w="3210" w:type="dxa"/>
-            <w:tcMar/>
             <w:vAlign w:val="center"/>
           </w:tcPr>
           <w:p>
             <w:pPr>
-              <w:pStyle w:val="Normal"/>
               <w:jc w:val="center"/>
             </w:pPr>
             <w:r>
               <w:rPr>
-                <w:rFonts w:ascii="Times New Roman" w:hAnsi="Times New Roman" w:eastAsia="Times New Roman" w:cs="Times New Roman"/>
-                <w:noProof w:val="0"/>
-                <w:sz w:val="24"/>
-                <w:szCs w:val="24"/>
-                <w:lang w:val="en-US"/>
+                <w:rFonts w:ascii="Times New Roman" w:eastAsia="Times New Roman" w:hAnsi="Times New Roman" w:cs="Times New Roman"/>
               </w:rPr>
               <w:t>Aprobat: Conditii Standard</w:t>
             </w:r>
@@ -5301,26 +6134,19 @@
         </w:trPr>
         <w:tc>
           <w:tcPr>
-            <w:cnfStyle w:val="000000000000" w:firstRow="0" w:lastRow="0" w:firstColumn="0" w:lastColumn="0" w:oddVBand="0" w:evenVBand="0" w:oddHBand="0" w:evenHBand="0" w:firstRowFirstColumn="0" w:firstRowLastColumn="0" w:lastRowFirstColumn="0" w:lastRowLastColumn="0"/>
             <w:tcW w:w="840" w:type="dxa"/>
-            <w:tcMar/>
             <w:vAlign w:val="center"/>
           </w:tcPr>
           <w:p>
             <w:pPr>
-              <w:pStyle w:val="Normal"/>
               <w:jc w:val="center"/>
               <w:rPr>
                 <w:rFonts w:ascii="Times New Roman" w:hAnsi="Times New Roman" w:cs="Times New Roman"/>
-                <w:b w:val="0"/>
-                <w:bCs w:val="0"/>
               </w:rPr>
             </w:pPr>
             <w:r>
               <w:rPr>
                 <w:rFonts w:ascii="Times New Roman" w:hAnsi="Times New Roman" w:cs="Times New Roman"/>
-                <w:b w:val="0"/>
-                <w:bCs w:val="0"/>
               </w:rPr>
               <w:t>6</w:t>
             </w:r>
@@ -5328,23 +6154,16 @@
         </w:tc>
         <w:tc>
           <w:tcPr>
-            <w:cnfStyle w:val="000000000000" w:firstRow="0" w:lastRow="0" w:firstColumn="0" w:lastColumn="0" w:oddVBand="0" w:evenVBand="0" w:oddHBand="0" w:evenHBand="0" w:firstRowFirstColumn="0" w:firstRowLastColumn="0" w:lastRowFirstColumn="0" w:lastRowLastColumn="0"/>
             <w:tcW w:w="1920" w:type="dxa"/>
-            <w:tcMar/>
             <w:vAlign w:val="center"/>
           </w:tcPr>
           <w:p>
             <w:pPr>
-              <w:pStyle w:val="Normal"/>
               <w:jc w:val="center"/>
             </w:pPr>
             <w:r>
               <w:rPr>
-                <w:rFonts w:ascii="Times New Roman" w:hAnsi="Times New Roman" w:eastAsia="Times New Roman" w:cs="Times New Roman"/>
-                <w:noProof w:val="0"/>
-                <w:sz w:val="24"/>
-                <w:szCs w:val="24"/>
-                <w:lang w:val="en-US"/>
+                <w:rFonts w:ascii="Times New Roman" w:eastAsia="Times New Roman" w:hAnsi="Times New Roman" w:cs="Times New Roman"/>
               </w:rPr>
               <w:t>(65, 3000, 600)</w:t>
             </w:r>
@@ -5352,23 +6171,16 @@
         </w:tc>
         <w:tc>
           <w:tcPr>
-            <w:cnfStyle w:val="000000000000" w:firstRow="0" w:lastRow="0" w:firstColumn="0" w:lastColumn="0" w:oddVBand="0" w:evenVBand="0" w:oddHBand="0" w:evenHBand="0" w:firstRowFirstColumn="0" w:firstRowLastColumn="0" w:lastRowFirstColumn="0" w:lastRowLastColumn="0"/>
             <w:tcW w:w="3030" w:type="dxa"/>
-            <w:tcMar/>
             <w:vAlign w:val="center"/>
           </w:tcPr>
           <w:p>
             <w:pPr>
-              <w:pStyle w:val="Normal"/>
               <w:jc w:val="center"/>
             </w:pPr>
             <w:r>
               <w:rPr>
-                <w:rFonts w:ascii="Times New Roman" w:hAnsi="Times New Roman" w:eastAsia="Times New Roman" w:cs="Times New Roman"/>
-                <w:noProof w:val="0"/>
-                <w:sz w:val="24"/>
-                <w:szCs w:val="24"/>
-                <w:lang w:val="en-US"/>
+                <w:rFonts w:ascii="Times New Roman" w:eastAsia="Times New Roman" w:hAnsi="Times New Roman" w:cs="Times New Roman"/>
               </w:rPr>
               <w:t>Aprobat: Conditii Standard</w:t>
             </w:r>
@@ -5376,23 +6188,16 @@
         </w:tc>
         <w:tc>
           <w:tcPr>
-            <w:cnfStyle w:val="000000000000" w:firstRow="0" w:lastRow="0" w:firstColumn="0" w:lastColumn="0" w:oddVBand="0" w:evenVBand="0" w:oddHBand="0" w:evenHBand="0" w:firstRowFirstColumn="0" w:firstRowLastColumn="0" w:lastRowFirstColumn="0" w:lastRowLastColumn="0"/>
             <w:tcW w:w="3210" w:type="dxa"/>
-            <w:tcMar/>
             <w:vAlign w:val="center"/>
           </w:tcPr>
           <w:p>
             <w:pPr>
-              <w:pStyle w:val="Normal"/>
               <w:jc w:val="center"/>
             </w:pPr>
             <w:r>
               <w:rPr>
-                <w:rFonts w:ascii="Times New Roman" w:hAnsi="Times New Roman" w:eastAsia="Times New Roman" w:cs="Times New Roman"/>
-                <w:noProof w:val="0"/>
-                <w:sz w:val="24"/>
-                <w:szCs w:val="24"/>
-                <w:lang w:val="en-US"/>
+                <w:rFonts w:ascii="Times New Roman" w:eastAsia="Times New Roman" w:hAnsi="Times New Roman" w:cs="Times New Roman"/>
               </w:rPr>
               <w:t>Aprobat: Conditii Standard</w:t>
             </w:r>
@@ -5405,26 +6210,19 @@
         </w:trPr>
         <w:tc>
           <w:tcPr>
-            <w:cnfStyle w:val="000000000000" w:firstRow="0" w:lastRow="0" w:firstColumn="0" w:lastColumn="0" w:oddVBand="0" w:evenVBand="0" w:oddHBand="0" w:evenHBand="0" w:firstRowFirstColumn="0" w:firstRowLastColumn="0" w:lastRowFirstColumn="0" w:lastRowLastColumn="0"/>
             <w:tcW w:w="840" w:type="dxa"/>
-            <w:tcMar/>
             <w:vAlign w:val="center"/>
           </w:tcPr>
           <w:p>
             <w:pPr>
-              <w:pStyle w:val="Normal"/>
               <w:jc w:val="center"/>
               <w:rPr>
                 <w:rFonts w:ascii="Times New Roman" w:hAnsi="Times New Roman" w:cs="Times New Roman"/>
-                <w:b w:val="0"/>
-                <w:bCs w:val="0"/>
               </w:rPr>
             </w:pPr>
             <w:r>
               <w:rPr>
                 <w:rFonts w:ascii="Times New Roman" w:hAnsi="Times New Roman" w:cs="Times New Roman"/>
-                <w:b w:val="0"/>
-                <w:bCs w:val="0"/>
               </w:rPr>
               <w:t>7</w:t>
             </w:r>
@@ -5432,23 +6230,16 @@
         </w:tc>
         <w:tc>
           <w:tcPr>
-            <w:cnfStyle w:val="000000000000" w:firstRow="0" w:lastRow="0" w:firstColumn="0" w:lastColumn="0" w:oddVBand="0" w:evenVBand="0" w:oddHBand="0" w:evenHBand="0" w:firstRowFirstColumn="0" w:firstRowLastColumn="0" w:lastRowFirstColumn="0" w:lastRowLastColumn="0"/>
             <w:tcW w:w="1920" w:type="dxa"/>
-            <w:tcMar/>
             <w:vAlign w:val="center"/>
           </w:tcPr>
           <w:p>
             <w:pPr>
-              <w:pStyle w:val="Normal"/>
               <w:jc w:val="center"/>
             </w:pPr>
             <w:r>
               <w:rPr>
-                <w:rFonts w:ascii="Times New Roman" w:hAnsi="Times New Roman" w:eastAsia="Times New Roman" w:cs="Times New Roman"/>
-                <w:noProof w:val="0"/>
-                <w:sz w:val="24"/>
-                <w:szCs w:val="24"/>
-                <w:lang w:val="en-US"/>
+                <w:rFonts w:ascii="Times New Roman" w:eastAsia="Times New Roman" w:hAnsi="Times New Roman" w:cs="Times New Roman"/>
               </w:rPr>
               <w:t>(66, 3000, 600)</w:t>
             </w:r>
@@ -5456,23 +6247,16 @@
         </w:tc>
         <w:tc>
           <w:tcPr>
-            <w:cnfStyle w:val="000000000000" w:firstRow="0" w:lastRow="0" w:firstColumn="0" w:lastColumn="0" w:oddVBand="0" w:evenVBand="0" w:oddHBand="0" w:evenHBand="0" w:firstRowFirstColumn="0" w:firstRowLastColumn="0" w:lastRowFirstColumn="0" w:lastRowLastColumn="0"/>
             <w:tcW w:w="3030" w:type="dxa"/>
-            <w:tcMar/>
             <w:vAlign w:val="center"/>
           </w:tcPr>
           <w:p>
             <w:pPr>
-              <w:pStyle w:val="Normal"/>
               <w:jc w:val="center"/>
             </w:pPr>
             <w:r>
               <w:rPr>
-                <w:rFonts w:ascii="Times New Roman" w:hAnsi="Times New Roman" w:eastAsia="Times New Roman" w:cs="Times New Roman"/>
-                <w:noProof w:val="0"/>
-                <w:sz w:val="24"/>
-                <w:szCs w:val="24"/>
-                <w:lang w:val="en-US"/>
+                <w:rFonts w:ascii="Times New Roman" w:eastAsia="Times New Roman" w:hAnsi="Times New Roman" w:cs="Times New Roman"/>
               </w:rPr>
               <w:t>Respins: Varsta neadecvata</w:t>
             </w:r>
@@ -5480,23 +6264,16 @@
         </w:tc>
         <w:tc>
           <w:tcPr>
-            <w:cnfStyle w:val="000000000000" w:firstRow="0" w:lastRow="0" w:firstColumn="0" w:lastColumn="0" w:oddVBand="0" w:evenVBand="0" w:oddHBand="0" w:evenHBand="0" w:firstRowFirstColumn="0" w:firstRowLastColumn="0" w:lastRowFirstColumn="0" w:lastRowLastColumn="0"/>
             <w:tcW w:w="3210" w:type="dxa"/>
-            <w:tcMar/>
             <w:vAlign w:val="center"/>
           </w:tcPr>
           <w:p>
             <w:pPr>
-              <w:pStyle w:val="Normal"/>
               <w:jc w:val="center"/>
             </w:pPr>
             <w:r>
               <w:rPr>
-                <w:rFonts w:ascii="Times New Roman" w:hAnsi="Times New Roman" w:eastAsia="Times New Roman" w:cs="Times New Roman"/>
-                <w:noProof w:val="0"/>
-                <w:sz w:val="24"/>
-                <w:szCs w:val="24"/>
-                <w:lang w:val="en-US"/>
+                <w:rFonts w:ascii="Times New Roman" w:eastAsia="Times New Roman" w:hAnsi="Times New Roman" w:cs="Times New Roman"/>
               </w:rPr>
               <w:t>Respins: Varsta neadecvata</w:t>
             </w:r>
@@ -5509,26 +6286,19 @@
         </w:trPr>
         <w:tc>
           <w:tcPr>
-            <w:cnfStyle w:val="000000000000" w:firstRow="0" w:lastRow="0" w:firstColumn="0" w:lastColumn="0" w:oddVBand="0" w:evenVBand="0" w:oddHBand="0" w:evenHBand="0" w:firstRowFirstColumn="0" w:firstRowLastColumn="0" w:lastRowFirstColumn="0" w:lastRowLastColumn="0"/>
             <w:tcW w:w="840" w:type="dxa"/>
-            <w:tcMar/>
             <w:vAlign w:val="center"/>
           </w:tcPr>
           <w:p>
             <w:pPr>
-              <w:pStyle w:val="Normal"/>
               <w:jc w:val="center"/>
               <w:rPr>
                 <w:rFonts w:ascii="Times New Roman" w:hAnsi="Times New Roman" w:cs="Times New Roman"/>
-                <w:b w:val="0"/>
-                <w:bCs w:val="0"/>
               </w:rPr>
             </w:pPr>
             <w:r>
               <w:rPr>
                 <w:rFonts w:ascii="Times New Roman" w:hAnsi="Times New Roman" w:cs="Times New Roman"/>
-                <w:b w:val="0"/>
-                <w:bCs w:val="0"/>
               </w:rPr>
               <w:t>8</w:t>
             </w:r>
@@ -5536,23 +6306,16 @@
         </w:tc>
         <w:tc>
           <w:tcPr>
-            <w:cnfStyle w:val="000000000000" w:firstRow="0" w:lastRow="0" w:firstColumn="0" w:lastColumn="0" w:oddVBand="0" w:evenVBand="0" w:oddHBand="0" w:evenHBand="0" w:firstRowFirstColumn="0" w:firstRowLastColumn="0" w:lastRowFirstColumn="0" w:lastRowLastColumn="0"/>
             <w:tcW w:w="1920" w:type="dxa"/>
-            <w:tcMar/>
             <w:vAlign w:val="center"/>
           </w:tcPr>
           <w:p>
             <w:pPr>
-              <w:pStyle w:val="Normal"/>
               <w:jc w:val="center"/>
             </w:pPr>
             <w:r>
               <w:rPr>
-                <w:rFonts w:ascii="Times New Roman" w:hAnsi="Times New Roman" w:eastAsia="Times New Roman" w:cs="Times New Roman"/>
-                <w:noProof w:val="0"/>
-                <w:sz w:val="24"/>
-                <w:szCs w:val="24"/>
-                <w:lang w:val="en-US"/>
+                <w:rFonts w:ascii="Times New Roman" w:eastAsia="Times New Roman" w:hAnsi="Times New Roman" w:cs="Times New Roman"/>
               </w:rPr>
               <w:t>(30, 1999, 700)</w:t>
             </w:r>
@@ -5560,23 +6323,16 @@
         </w:tc>
         <w:tc>
           <w:tcPr>
-            <w:cnfStyle w:val="000000000000" w:firstRow="0" w:lastRow="0" w:firstColumn="0" w:lastColumn="0" w:oddVBand="0" w:evenVBand="0" w:oddHBand="0" w:evenHBand="0" w:firstRowFirstColumn="0" w:firstRowLastColumn="0" w:lastRowFirstColumn="0" w:lastRowLastColumn="0"/>
             <w:tcW w:w="3030" w:type="dxa"/>
-            <w:tcMar/>
             <w:vAlign w:val="center"/>
           </w:tcPr>
           <w:p>
             <w:pPr>
-              <w:pStyle w:val="Normal"/>
               <w:jc w:val="center"/>
             </w:pPr>
             <w:r>
               <w:rPr>
-                <w:rFonts w:ascii="Times New Roman" w:hAnsi="Times New Roman" w:eastAsia="Times New Roman" w:cs="Times New Roman"/>
-                <w:noProof w:val="0"/>
-                <w:sz w:val="24"/>
-                <w:szCs w:val="24"/>
-                <w:lang w:val="en-US"/>
+                <w:rFonts w:ascii="Times New Roman" w:eastAsia="Times New Roman" w:hAnsi="Times New Roman" w:cs="Times New Roman"/>
               </w:rPr>
               <w:t>Respins: Scor sau venit insuficient</w:t>
             </w:r>
@@ -5584,23 +6340,16 @@
         </w:tc>
         <w:tc>
           <w:tcPr>
-            <w:cnfStyle w:val="000000000000" w:firstRow="0" w:lastRow="0" w:firstColumn="0" w:lastColumn="0" w:oddVBand="0" w:evenVBand="0" w:oddHBand="0" w:evenHBand="0" w:firstRowFirstColumn="0" w:firstRowLastColumn="0" w:lastRowFirstColumn="0" w:lastRowLastColumn="0"/>
             <w:tcW w:w="3210" w:type="dxa"/>
-            <w:tcMar/>
             <w:vAlign w:val="center"/>
           </w:tcPr>
           <w:p>
             <w:pPr>
-              <w:pStyle w:val="Normal"/>
               <w:jc w:val="center"/>
             </w:pPr>
             <w:r>
               <w:rPr>
-                <w:rFonts w:ascii="Times New Roman" w:hAnsi="Times New Roman" w:eastAsia="Times New Roman" w:cs="Times New Roman"/>
-                <w:noProof w:val="0"/>
-                <w:sz w:val="24"/>
-                <w:szCs w:val="24"/>
-                <w:lang w:val="en-US"/>
+                <w:rFonts w:ascii="Times New Roman" w:eastAsia="Times New Roman" w:hAnsi="Times New Roman" w:cs="Times New Roman"/>
               </w:rPr>
               <w:t>Respins: Scor sau venit insuficient</w:t>
             </w:r>
@@ -5613,26 +6362,19 @@
         </w:trPr>
         <w:tc>
           <w:tcPr>
-            <w:cnfStyle w:val="000000000000" w:firstRow="0" w:lastRow="0" w:firstColumn="0" w:lastColumn="0" w:oddVBand="0" w:evenVBand="0" w:oddHBand="0" w:evenHBand="0" w:firstRowFirstColumn="0" w:firstRowLastColumn="0" w:lastRowFirstColumn="0" w:lastRowLastColumn="0"/>
             <w:tcW w:w="840" w:type="dxa"/>
-            <w:tcMar/>
             <w:vAlign w:val="center"/>
           </w:tcPr>
           <w:p>
             <w:pPr>
-              <w:pStyle w:val="Normal"/>
               <w:jc w:val="center"/>
               <w:rPr>
                 <w:rFonts w:ascii="Times New Roman" w:hAnsi="Times New Roman" w:cs="Times New Roman"/>
-                <w:b w:val="0"/>
-                <w:bCs w:val="0"/>
               </w:rPr>
             </w:pPr>
             <w:r>
               <w:rPr>
                 <w:rFonts w:ascii="Times New Roman" w:hAnsi="Times New Roman" w:cs="Times New Roman"/>
-                <w:b w:val="0"/>
-                <w:bCs w:val="0"/>
               </w:rPr>
               <w:t>9</w:t>
             </w:r>
@@ -5640,23 +6382,16 @@
         </w:tc>
         <w:tc>
           <w:tcPr>
-            <w:cnfStyle w:val="000000000000" w:firstRow="0" w:lastRow="0" w:firstColumn="0" w:lastColumn="0" w:oddVBand="0" w:evenVBand="0" w:oddHBand="0" w:evenHBand="0" w:firstRowFirstColumn="0" w:firstRowLastColumn="0" w:lastRowFirstColumn="0" w:lastRowLastColumn="0"/>
             <w:tcW w:w="1920" w:type="dxa"/>
-            <w:tcMar/>
             <w:vAlign w:val="center"/>
           </w:tcPr>
           <w:p>
             <w:pPr>
-              <w:pStyle w:val="Normal"/>
               <w:jc w:val="center"/>
             </w:pPr>
             <w:r>
               <w:rPr>
-                <w:rFonts w:ascii="Times New Roman" w:hAnsi="Times New Roman" w:eastAsia="Times New Roman" w:cs="Times New Roman"/>
-                <w:noProof w:val="0"/>
-                <w:sz w:val="24"/>
-                <w:szCs w:val="24"/>
-                <w:lang w:val="en-US"/>
+                <w:rFonts w:ascii="Times New Roman" w:eastAsia="Times New Roman" w:hAnsi="Times New Roman" w:cs="Times New Roman"/>
               </w:rPr>
               <w:t>(30, 3000, 500)</w:t>
             </w:r>
@@ -5664,23 +6399,16 @@
         </w:tc>
         <w:tc>
           <w:tcPr>
-            <w:cnfStyle w:val="000000000000" w:firstRow="0" w:lastRow="0" w:firstColumn="0" w:lastColumn="0" w:oddVBand="0" w:evenVBand="0" w:oddHBand="0" w:evenHBand="0" w:firstRowFirstColumn="0" w:firstRowLastColumn="0" w:lastRowFirstColumn="0" w:lastRowLastColumn="0"/>
             <w:tcW w:w="3030" w:type="dxa"/>
-            <w:tcMar/>
             <w:vAlign w:val="center"/>
           </w:tcPr>
           <w:p>
             <w:pPr>
-              <w:pStyle w:val="Normal"/>
               <w:jc w:val="center"/>
             </w:pPr>
             <w:r>
               <w:rPr>
-                <w:rFonts w:ascii="Times New Roman" w:hAnsi="Times New Roman" w:eastAsia="Times New Roman" w:cs="Times New Roman"/>
-                <w:noProof w:val="0"/>
-                <w:sz w:val="24"/>
-                <w:szCs w:val="24"/>
-                <w:lang w:val="en-US"/>
+                <w:rFonts w:ascii="Times New Roman" w:eastAsia="Times New Roman" w:hAnsi="Times New Roman" w:cs="Times New Roman"/>
               </w:rPr>
               <w:t>Respins: Scor sau venit insuficient</w:t>
             </w:r>
@@ -5688,23 +6416,16 @@
         </w:tc>
         <w:tc>
           <w:tcPr>
-            <w:cnfStyle w:val="000000000000" w:firstRow="0" w:lastRow="0" w:firstColumn="0" w:lastColumn="0" w:oddVBand="0" w:evenVBand="0" w:oddHBand="0" w:evenHBand="0" w:firstRowFirstColumn="0" w:firstRowLastColumn="0" w:lastRowFirstColumn="0" w:lastRowLastColumn="0"/>
             <w:tcW w:w="3210" w:type="dxa"/>
-            <w:tcMar/>
             <w:vAlign w:val="center"/>
           </w:tcPr>
           <w:p>
             <w:pPr>
-              <w:pStyle w:val="Normal"/>
               <w:jc w:val="center"/>
             </w:pPr>
             <w:r>
               <w:rPr>
-                <w:rFonts w:ascii="Times New Roman" w:hAnsi="Times New Roman" w:eastAsia="Times New Roman" w:cs="Times New Roman"/>
-                <w:noProof w:val="0"/>
-                <w:sz w:val="24"/>
-                <w:szCs w:val="24"/>
-                <w:lang w:val="en-US"/>
+                <w:rFonts w:ascii="Times New Roman" w:eastAsia="Times New Roman" w:hAnsi="Times New Roman" w:cs="Times New Roman"/>
               </w:rPr>
               <w:t>Respins: Scor sau venit insuficient</w:t>
             </w:r>
@@ -5717,26 +6438,19 @@
         </w:trPr>
         <w:tc>
           <w:tcPr>
-            <w:cnfStyle w:val="000000000000" w:firstRow="0" w:lastRow="0" w:firstColumn="0" w:lastColumn="0" w:oddVBand="0" w:evenVBand="0" w:oddHBand="0" w:evenHBand="0" w:firstRowFirstColumn="0" w:firstRowLastColumn="0" w:lastRowFirstColumn="0" w:lastRowLastColumn="0"/>
             <w:tcW w:w="840" w:type="dxa"/>
-            <w:tcMar/>
             <w:vAlign w:val="center"/>
           </w:tcPr>
           <w:p>
             <w:pPr>
-              <w:pStyle w:val="Normal"/>
               <w:jc w:val="center"/>
               <w:rPr>
                 <w:rFonts w:ascii="Times New Roman" w:hAnsi="Times New Roman" w:cs="Times New Roman"/>
-                <w:b w:val="0"/>
-                <w:bCs w:val="0"/>
               </w:rPr>
             </w:pPr>
             <w:r>
               <w:rPr>
                 <w:rFonts w:ascii="Times New Roman" w:hAnsi="Times New Roman" w:cs="Times New Roman"/>
-                <w:b w:val="0"/>
-                <w:bCs w:val="0"/>
               </w:rPr>
               <w:t>10</w:t>
             </w:r>
@@ -5744,23 +6458,16 @@
         </w:tc>
         <w:tc>
           <w:tcPr>
-            <w:cnfStyle w:val="000000000000" w:firstRow="0" w:lastRow="0" w:firstColumn="0" w:lastColumn="0" w:oddVBand="0" w:evenVBand="0" w:oddHBand="0" w:evenHBand="0" w:firstRowFirstColumn="0" w:firstRowLastColumn="0" w:lastRowFirstColumn="0" w:lastRowLastColumn="0"/>
             <w:tcW w:w="1920" w:type="dxa"/>
-            <w:tcMar/>
             <w:vAlign w:val="center"/>
           </w:tcPr>
           <w:p>
             <w:pPr>
-              <w:pStyle w:val="Normal"/>
               <w:jc w:val="center"/>
             </w:pPr>
             <w:r>
               <w:rPr>
-                <w:rFonts w:ascii="Times New Roman" w:hAnsi="Times New Roman" w:eastAsia="Times New Roman" w:cs="Times New Roman"/>
-                <w:noProof w:val="0"/>
-                <w:sz w:val="24"/>
-                <w:szCs w:val="24"/>
-                <w:lang w:val="en-US"/>
+                <w:rFonts w:ascii="Times New Roman" w:eastAsia="Times New Roman" w:hAnsi="Times New Roman" w:cs="Times New Roman"/>
               </w:rPr>
               <w:t>(30, 1500, 900)</w:t>
             </w:r>
@@ -5768,23 +6475,16 @@
         </w:tc>
         <w:tc>
           <w:tcPr>
-            <w:cnfStyle w:val="000000000000" w:firstRow="0" w:lastRow="0" w:firstColumn="0" w:lastColumn="0" w:oddVBand="0" w:evenVBand="0" w:oddHBand="0" w:evenHBand="0" w:firstRowFirstColumn="0" w:firstRowLastColumn="0" w:lastRowFirstColumn="0" w:lastRowLastColumn="0"/>
             <w:tcW w:w="3030" w:type="dxa"/>
-            <w:tcMar/>
             <w:vAlign w:val="center"/>
           </w:tcPr>
           <w:p>
             <w:pPr>
-              <w:pStyle w:val="Normal"/>
               <w:jc w:val="center"/>
             </w:pPr>
             <w:r>
               <w:rPr>
-                <w:rFonts w:ascii="Times New Roman" w:hAnsi="Times New Roman" w:eastAsia="Times New Roman" w:cs="Times New Roman"/>
-                <w:noProof w:val="0"/>
-                <w:sz w:val="24"/>
-                <w:szCs w:val="24"/>
-                <w:lang w:val="en-US"/>
+                <w:rFonts w:ascii="Times New Roman" w:eastAsia="Times New Roman" w:hAnsi="Times New Roman" w:cs="Times New Roman"/>
               </w:rPr>
               <w:t>Respins: Scor sau venit insuficient</w:t>
             </w:r>
@@ -5792,23 +6492,16 @@
         </w:tc>
         <w:tc>
           <w:tcPr>
-            <w:cnfStyle w:val="000000000000" w:firstRow="0" w:lastRow="0" w:firstColumn="0" w:lastColumn="0" w:oddVBand="0" w:evenVBand="0" w:oddHBand="0" w:evenHBand="0" w:firstRowFirstColumn="0" w:firstRowLastColumn="0" w:lastRowFirstColumn="0" w:lastRowLastColumn="0"/>
             <w:tcW w:w="3210" w:type="dxa"/>
-            <w:tcMar/>
             <w:vAlign w:val="center"/>
           </w:tcPr>
           <w:p>
             <w:pPr>
-              <w:pStyle w:val="Normal"/>
               <w:jc w:val="center"/>
             </w:pPr>
             <w:r>
               <w:rPr>
-                <w:rFonts w:ascii="Times New Roman" w:hAnsi="Times New Roman" w:eastAsia="Times New Roman" w:cs="Times New Roman"/>
-                <w:noProof w:val="0"/>
-                <w:sz w:val="24"/>
-                <w:szCs w:val="24"/>
-                <w:lang w:val="en-US"/>
+                <w:rFonts w:ascii="Times New Roman" w:eastAsia="Times New Roman" w:hAnsi="Times New Roman" w:cs="Times New Roman"/>
               </w:rPr>
               <w:t>Respins: Scor sau venit insuficient</w:t>
             </w:r>
@@ -5821,26 +6514,19 @@
         </w:trPr>
         <w:tc>
           <w:tcPr>
-            <w:cnfStyle w:val="000000000000" w:firstRow="0" w:lastRow="0" w:firstColumn="0" w:lastColumn="0" w:oddVBand="0" w:evenVBand="0" w:oddHBand="0" w:evenHBand="0" w:firstRowFirstColumn="0" w:firstRowLastColumn="0" w:lastRowFirstColumn="0" w:lastRowLastColumn="0"/>
             <w:tcW w:w="840" w:type="dxa"/>
-            <w:tcMar/>
             <w:vAlign w:val="center"/>
           </w:tcPr>
           <w:p>
             <w:pPr>
-              <w:pStyle w:val="Normal"/>
               <w:jc w:val="center"/>
               <w:rPr>
                 <w:rFonts w:ascii="Times New Roman" w:hAnsi="Times New Roman" w:cs="Times New Roman"/>
-                <w:b w:val="0"/>
-                <w:bCs w:val="0"/>
               </w:rPr>
             </w:pPr>
             <w:r>
               <w:rPr>
                 <w:rFonts w:ascii="Times New Roman" w:hAnsi="Times New Roman" w:cs="Times New Roman"/>
-                <w:b w:val="0"/>
-                <w:bCs w:val="0"/>
               </w:rPr>
               <w:t>11</w:t>
             </w:r>
@@ -5848,23 +6534,16 @@
         </w:tc>
         <w:tc>
           <w:tcPr>
-            <w:cnfStyle w:val="000000000000" w:firstRow="0" w:lastRow="0" w:firstColumn="0" w:lastColumn="0" w:oddVBand="0" w:evenVBand="0" w:oddHBand="0" w:evenHBand="0" w:firstRowFirstColumn="0" w:firstRowLastColumn="0" w:lastRowFirstColumn="0" w:lastRowLastColumn="0"/>
             <w:tcW w:w="1920" w:type="dxa"/>
-            <w:tcMar/>
             <w:vAlign w:val="center"/>
           </w:tcPr>
           <w:p>
             <w:pPr>
-              <w:pStyle w:val="Normal"/>
               <w:jc w:val="center"/>
             </w:pPr>
             <w:r>
               <w:rPr>
-                <w:rFonts w:ascii="Times New Roman" w:hAnsi="Times New Roman" w:eastAsia="Times New Roman" w:cs="Times New Roman"/>
-                <w:noProof w:val="0"/>
-                <w:sz w:val="24"/>
-                <w:szCs w:val="24"/>
-                <w:lang w:val="en-US"/>
+                <w:rFonts w:ascii="Times New Roman" w:eastAsia="Times New Roman" w:hAnsi="Times New Roman" w:cs="Times New Roman"/>
               </w:rPr>
               <w:t>(30, 2000, 501)</w:t>
             </w:r>
@@ -5872,23 +6551,16 @@
         </w:tc>
         <w:tc>
           <w:tcPr>
-            <w:cnfStyle w:val="000000000000" w:firstRow="0" w:lastRow="0" w:firstColumn="0" w:lastColumn="0" w:oddVBand="0" w:evenVBand="0" w:oddHBand="0" w:evenHBand="0" w:firstRowFirstColumn="0" w:firstRowLastColumn="0" w:lastRowFirstColumn="0" w:lastRowLastColumn="0"/>
             <w:tcW w:w="3030" w:type="dxa"/>
-            <w:tcMar/>
             <w:vAlign w:val="center"/>
           </w:tcPr>
           <w:p>
             <w:pPr>
-              <w:pStyle w:val="Normal"/>
               <w:jc w:val="center"/>
             </w:pPr>
             <w:r>
               <w:rPr>
-                <w:rFonts w:ascii="Times New Roman" w:hAnsi="Times New Roman" w:eastAsia="Times New Roman" w:cs="Times New Roman"/>
-                <w:noProof w:val="0"/>
-                <w:sz w:val="24"/>
-                <w:szCs w:val="24"/>
-                <w:lang w:val="en-US"/>
+                <w:rFonts w:ascii="Times New Roman" w:eastAsia="Times New Roman" w:hAnsi="Times New Roman" w:cs="Times New Roman"/>
               </w:rPr>
               <w:t>Aprobat: Conditii Standard</w:t>
             </w:r>
@@ -5896,23 +6568,16 @@
         </w:tc>
         <w:tc>
           <w:tcPr>
-            <w:cnfStyle w:val="000000000000" w:firstRow="0" w:lastRow="0" w:firstColumn="0" w:lastColumn="0" w:oddVBand="0" w:evenVBand="0" w:oddHBand="0" w:evenHBand="0" w:firstRowFirstColumn="0" w:firstRowLastColumn="0" w:lastRowFirstColumn="0" w:lastRowLastColumn="0"/>
             <w:tcW w:w="3210" w:type="dxa"/>
-            <w:tcMar/>
             <w:vAlign w:val="center"/>
           </w:tcPr>
           <w:p>
             <w:pPr>
-              <w:pStyle w:val="Normal"/>
               <w:jc w:val="center"/>
             </w:pPr>
             <w:r>
               <w:rPr>
-                <w:rFonts w:ascii="Times New Roman" w:hAnsi="Times New Roman" w:eastAsia="Times New Roman" w:cs="Times New Roman"/>
-                <w:noProof w:val="0"/>
-                <w:sz w:val="24"/>
-                <w:szCs w:val="24"/>
-                <w:lang w:val="en-US"/>
+                <w:rFonts w:ascii="Times New Roman" w:eastAsia="Times New Roman" w:hAnsi="Times New Roman" w:cs="Times New Roman"/>
               </w:rPr>
               <w:t>Aprobat: Conditii Standard</w:t>
             </w:r>
@@ -5925,26 +6590,19 @@
         </w:trPr>
         <w:tc>
           <w:tcPr>
-            <w:cnfStyle w:val="000000000000" w:firstRow="0" w:lastRow="0" w:firstColumn="0" w:lastColumn="0" w:oddVBand="0" w:evenVBand="0" w:oddHBand="0" w:evenHBand="0" w:firstRowFirstColumn="0" w:firstRowLastColumn="0" w:lastRowFirstColumn="0" w:lastRowLastColumn="0"/>
             <w:tcW w:w="840" w:type="dxa"/>
-            <w:tcMar/>
             <w:vAlign w:val="center"/>
           </w:tcPr>
           <w:p>
             <w:pPr>
-              <w:pStyle w:val="Normal"/>
               <w:jc w:val="center"/>
               <w:rPr>
                 <w:rFonts w:ascii="Times New Roman" w:hAnsi="Times New Roman" w:cs="Times New Roman"/>
-                <w:b w:val="0"/>
-                <w:bCs w:val="0"/>
               </w:rPr>
             </w:pPr>
             <w:r>
               <w:rPr>
                 <w:rFonts w:ascii="Times New Roman" w:hAnsi="Times New Roman" w:cs="Times New Roman"/>
-                <w:b w:val="0"/>
-                <w:bCs w:val="0"/>
               </w:rPr>
               <w:t>12</w:t>
             </w:r>
@@ -5952,23 +6610,16 @@
         </w:tc>
         <w:tc>
           <w:tcPr>
-            <w:cnfStyle w:val="000000000000" w:firstRow="0" w:lastRow="0" w:firstColumn="0" w:lastColumn="0" w:oddVBand="0" w:evenVBand="0" w:oddHBand="0" w:evenHBand="0" w:firstRowFirstColumn="0" w:firstRowLastColumn="0" w:lastRowFirstColumn="0" w:lastRowLastColumn="0"/>
             <w:tcW w:w="1920" w:type="dxa"/>
-            <w:tcMar/>
             <w:vAlign w:val="center"/>
           </w:tcPr>
           <w:p>
             <w:pPr>
-              <w:pStyle w:val="Normal"/>
               <w:jc w:val="center"/>
             </w:pPr>
             <w:r>
               <w:rPr>
-                <w:rFonts w:ascii="Times New Roman" w:hAnsi="Times New Roman" w:eastAsia="Times New Roman" w:cs="Times New Roman"/>
-                <w:noProof w:val="0"/>
-                <w:sz w:val="24"/>
-                <w:szCs w:val="24"/>
-                <w:lang w:val="en-US"/>
+                <w:rFonts w:ascii="Times New Roman" w:eastAsia="Times New Roman" w:hAnsi="Times New Roman" w:cs="Times New Roman"/>
               </w:rPr>
               <w:t>(30, 3000, 800)</w:t>
             </w:r>
@@ -5976,23 +6627,16 @@
         </w:tc>
         <w:tc>
           <w:tcPr>
-            <w:cnfStyle w:val="000000000000" w:firstRow="0" w:lastRow="0" w:firstColumn="0" w:lastColumn="0" w:oddVBand="0" w:evenVBand="0" w:oddHBand="0" w:evenHBand="0" w:firstRowFirstColumn="0" w:firstRowLastColumn="0" w:lastRowFirstColumn="0" w:lastRowLastColumn="0"/>
             <w:tcW w:w="3030" w:type="dxa"/>
-            <w:tcMar/>
             <w:vAlign w:val="center"/>
           </w:tcPr>
           <w:p>
             <w:pPr>
-              <w:pStyle w:val="Normal"/>
               <w:jc w:val="center"/>
             </w:pPr>
             <w:r>
               <w:rPr>
-                <w:rFonts w:ascii="Times New Roman" w:hAnsi="Times New Roman" w:eastAsia="Times New Roman" w:cs="Times New Roman"/>
-                <w:noProof w:val="0"/>
-                <w:sz w:val="24"/>
-                <w:szCs w:val="24"/>
-                <w:lang w:val="en-US"/>
+                <w:rFonts w:ascii="Times New Roman" w:eastAsia="Times New Roman" w:hAnsi="Times New Roman" w:cs="Times New Roman"/>
               </w:rPr>
               <w:t>Aprobat: Conditii Standard</w:t>
             </w:r>
@@ -6000,23 +6644,16 @@
         </w:tc>
         <w:tc>
           <w:tcPr>
-            <w:cnfStyle w:val="000000000000" w:firstRow="0" w:lastRow="0" w:firstColumn="0" w:lastColumn="0" w:oddVBand="0" w:evenVBand="0" w:oddHBand="0" w:evenHBand="0" w:firstRowFirstColumn="0" w:firstRowLastColumn="0" w:lastRowFirstColumn="0" w:lastRowLastColumn="0"/>
             <w:tcW w:w="3210" w:type="dxa"/>
-            <w:tcMar/>
             <w:vAlign w:val="center"/>
           </w:tcPr>
           <w:p>
             <w:pPr>
-              <w:pStyle w:val="Normal"/>
               <w:jc w:val="center"/>
             </w:pPr>
             <w:r>
               <w:rPr>
-                <w:rFonts w:ascii="Times New Roman" w:hAnsi="Times New Roman" w:eastAsia="Times New Roman" w:cs="Times New Roman"/>
-                <w:noProof w:val="0"/>
-                <w:sz w:val="24"/>
-                <w:szCs w:val="24"/>
-                <w:lang w:val="en-US"/>
+                <w:rFonts w:ascii="Times New Roman" w:eastAsia="Times New Roman" w:hAnsi="Times New Roman" w:cs="Times New Roman"/>
               </w:rPr>
               <w:t>Aprobat: Conditii Standard</w:t>
             </w:r>
@@ -6029,26 +6666,19 @@
         </w:trPr>
         <w:tc>
           <w:tcPr>
-            <w:cnfStyle w:val="000000000000" w:firstRow="0" w:lastRow="0" w:firstColumn="0" w:lastColumn="0" w:oddVBand="0" w:evenVBand="0" w:oddHBand="0" w:evenHBand="0" w:firstRowFirstColumn="0" w:firstRowLastColumn="0" w:lastRowFirstColumn="0" w:lastRowLastColumn="0"/>
             <w:tcW w:w="840" w:type="dxa"/>
-            <w:tcMar/>
             <w:vAlign w:val="center"/>
           </w:tcPr>
           <w:p>
             <w:pPr>
-              <w:pStyle w:val="Normal"/>
               <w:jc w:val="center"/>
               <w:rPr>
                 <w:rFonts w:ascii="Times New Roman" w:hAnsi="Times New Roman" w:cs="Times New Roman"/>
-                <w:b w:val="0"/>
-                <w:bCs w:val="0"/>
               </w:rPr>
             </w:pPr>
             <w:r>
               <w:rPr>
                 <w:rFonts w:ascii="Times New Roman" w:hAnsi="Times New Roman" w:cs="Times New Roman"/>
-                <w:b w:val="0"/>
-                <w:bCs w:val="0"/>
               </w:rPr>
               <w:t>13</w:t>
             </w:r>
@@ -6056,23 +6686,16 @@
         </w:tc>
         <w:tc>
           <w:tcPr>
-            <w:cnfStyle w:val="000000000000" w:firstRow="0" w:lastRow="0" w:firstColumn="0" w:lastColumn="0" w:oddVBand="0" w:evenVBand="0" w:oddHBand="0" w:evenHBand="0" w:firstRowFirstColumn="0" w:firstRowLastColumn="0" w:lastRowFirstColumn="0" w:lastRowLastColumn="0"/>
             <w:tcW w:w="1920" w:type="dxa"/>
-            <w:tcMar/>
             <w:vAlign w:val="center"/>
           </w:tcPr>
           <w:p>
             <w:pPr>
-              <w:pStyle w:val="Normal"/>
               <w:jc w:val="center"/>
             </w:pPr>
             <w:r>
               <w:rPr>
-                <w:rFonts w:ascii="Times New Roman" w:hAnsi="Times New Roman" w:eastAsia="Times New Roman" w:cs="Times New Roman"/>
-                <w:noProof w:val="0"/>
-                <w:sz w:val="24"/>
-                <w:szCs w:val="24"/>
-                <w:lang w:val="en-US"/>
+                <w:rFonts w:ascii="Times New Roman" w:eastAsia="Times New Roman" w:hAnsi="Times New Roman" w:cs="Times New Roman"/>
               </w:rPr>
               <w:t>(40, 4000, 700)</w:t>
             </w:r>
@@ -6080,23 +6703,16 @@
         </w:tc>
         <w:tc>
           <w:tcPr>
-            <w:cnfStyle w:val="000000000000" w:firstRow="0" w:lastRow="0" w:firstColumn="0" w:lastColumn="0" w:oddVBand="0" w:evenVBand="0" w:oddHBand="0" w:evenHBand="0" w:firstRowFirstColumn="0" w:firstRowLastColumn="0" w:lastRowFirstColumn="0" w:lastRowLastColumn="0"/>
             <w:tcW w:w="3030" w:type="dxa"/>
-            <w:tcMar/>
             <w:vAlign w:val="center"/>
           </w:tcPr>
           <w:p>
             <w:pPr>
-              <w:pStyle w:val="Normal"/>
               <w:jc w:val="center"/>
             </w:pPr>
             <w:r>
               <w:rPr>
-                <w:rFonts w:ascii="Times New Roman" w:hAnsi="Times New Roman" w:eastAsia="Times New Roman" w:cs="Times New Roman"/>
-                <w:noProof w:val="0"/>
-                <w:sz w:val="24"/>
-                <w:szCs w:val="24"/>
-                <w:lang w:val="en-US"/>
+                <w:rFonts w:ascii="Times New Roman" w:eastAsia="Times New Roman" w:hAnsi="Times New Roman" w:cs="Times New Roman"/>
               </w:rPr>
               <w:t>Aprobat: Conditii Standard</w:t>
             </w:r>
@@ -6104,23 +6720,16 @@
         </w:tc>
         <w:tc>
           <w:tcPr>
-            <w:cnfStyle w:val="000000000000" w:firstRow="0" w:lastRow="0" w:firstColumn="0" w:lastColumn="0" w:oddVBand="0" w:evenVBand="0" w:oddHBand="0" w:evenHBand="0" w:firstRowFirstColumn="0" w:firstRowLastColumn="0" w:lastRowFirstColumn="0" w:lastRowLastColumn="0"/>
             <w:tcW w:w="3210" w:type="dxa"/>
-            <w:tcMar/>
             <w:vAlign w:val="center"/>
           </w:tcPr>
           <w:p>
             <w:pPr>
-              <w:pStyle w:val="Normal"/>
               <w:jc w:val="center"/>
             </w:pPr>
             <w:r>
               <w:rPr>
-                <w:rFonts w:ascii="Times New Roman" w:hAnsi="Times New Roman" w:eastAsia="Times New Roman" w:cs="Times New Roman"/>
-                <w:noProof w:val="0"/>
-                <w:sz w:val="24"/>
-                <w:szCs w:val="24"/>
-                <w:lang w:val="en-US"/>
+                <w:rFonts w:ascii="Times New Roman" w:eastAsia="Times New Roman" w:hAnsi="Times New Roman" w:cs="Times New Roman"/>
               </w:rPr>
               <w:t>Aprobat: Conditii Standard</w:t>
             </w:r>
@@ -6133,26 +6742,19 @@
         </w:trPr>
         <w:tc>
           <w:tcPr>
-            <w:cnfStyle w:val="000000000000" w:firstRow="0" w:lastRow="0" w:firstColumn="0" w:lastColumn="0" w:oddVBand="0" w:evenVBand="0" w:oddHBand="0" w:evenHBand="0" w:firstRowFirstColumn="0" w:firstRowLastColumn="0" w:lastRowFirstColumn="0" w:lastRowLastColumn="0"/>
             <w:tcW w:w="840" w:type="dxa"/>
-            <w:tcMar/>
             <w:vAlign w:val="center"/>
           </w:tcPr>
           <w:p>
             <w:pPr>
-              <w:pStyle w:val="Normal"/>
               <w:jc w:val="center"/>
               <w:rPr>
                 <w:rFonts w:ascii="Times New Roman" w:hAnsi="Times New Roman" w:cs="Times New Roman"/>
-                <w:b w:val="0"/>
-                <w:bCs w:val="0"/>
               </w:rPr>
             </w:pPr>
             <w:r>
               <w:rPr>
                 <w:rFonts w:ascii="Times New Roman" w:hAnsi="Times New Roman" w:cs="Times New Roman"/>
-                <w:b w:val="0"/>
-                <w:bCs w:val="0"/>
               </w:rPr>
               <w:t>14</w:t>
             </w:r>
@@ -6160,23 +6762,16 @@
         </w:tc>
         <w:tc>
           <w:tcPr>
-            <w:cnfStyle w:val="000000000000" w:firstRow="0" w:lastRow="0" w:firstColumn="0" w:lastColumn="0" w:oddVBand="0" w:evenVBand="0" w:oddHBand="0" w:evenHBand="0" w:firstRowFirstColumn="0" w:firstRowLastColumn="0" w:lastRowFirstColumn="0" w:lastRowLastColumn="0"/>
             <w:tcW w:w="1920" w:type="dxa"/>
-            <w:tcMar/>
             <w:vAlign w:val="center"/>
           </w:tcPr>
           <w:p>
             <w:pPr>
-              <w:pStyle w:val="Normal"/>
               <w:jc w:val="center"/>
             </w:pPr>
             <w:r>
               <w:rPr>
-                <w:rFonts w:ascii="Times New Roman" w:hAnsi="Times New Roman" w:eastAsia="Times New Roman" w:cs="Times New Roman"/>
-                <w:noProof w:val="0"/>
-                <w:sz w:val="24"/>
-                <w:szCs w:val="24"/>
-                <w:lang w:val="en-US"/>
+                <w:rFonts w:ascii="Times New Roman" w:eastAsia="Times New Roman" w:hAnsi="Times New Roman" w:cs="Times New Roman"/>
               </w:rPr>
               <w:t>(30, 3000, 801)</w:t>
             </w:r>
@@ -6184,23 +6779,16 @@
         </w:tc>
         <w:tc>
           <w:tcPr>
-            <w:cnfStyle w:val="000000000000" w:firstRow="0" w:lastRow="0" w:firstColumn="0" w:lastColumn="0" w:oddVBand="0" w:evenVBand="0" w:oddHBand="0" w:evenHBand="0" w:firstRowFirstColumn="0" w:firstRowLastColumn="0" w:lastRowFirstColumn="0" w:lastRowLastColumn="0"/>
             <w:tcW w:w="3030" w:type="dxa"/>
-            <w:tcMar/>
             <w:vAlign w:val="center"/>
           </w:tcPr>
           <w:p>
             <w:pPr>
-              <w:pStyle w:val="Normal"/>
               <w:jc w:val="center"/>
             </w:pPr>
             <w:r>
               <w:rPr>
-                <w:rFonts w:ascii="Times New Roman" w:hAnsi="Times New Roman" w:eastAsia="Times New Roman" w:cs="Times New Roman"/>
-                <w:noProof w:val="0"/>
-                <w:sz w:val="24"/>
-                <w:szCs w:val="24"/>
-                <w:lang w:val="en-US"/>
+                <w:rFonts w:ascii="Times New Roman" w:eastAsia="Times New Roman" w:hAnsi="Times New Roman" w:cs="Times New Roman"/>
               </w:rPr>
               <w:t>Aprobat: Conditii Excelente</w:t>
             </w:r>
@@ -6208,23 +6796,16 @@
         </w:tc>
         <w:tc>
           <w:tcPr>
-            <w:cnfStyle w:val="000000000000" w:firstRow="0" w:lastRow="0" w:firstColumn="0" w:lastColumn="0" w:oddVBand="0" w:evenVBand="0" w:oddHBand="0" w:evenHBand="0" w:firstRowFirstColumn="0" w:firstRowLastColumn="0" w:lastRowFirstColumn="0" w:lastRowLastColumn="0"/>
             <w:tcW w:w="3210" w:type="dxa"/>
-            <w:tcMar/>
             <w:vAlign w:val="center"/>
           </w:tcPr>
           <w:p>
             <w:pPr>
-              <w:pStyle w:val="Normal"/>
               <w:jc w:val="center"/>
             </w:pPr>
             <w:r>
               <w:rPr>
-                <w:rFonts w:ascii="Times New Roman" w:hAnsi="Times New Roman" w:eastAsia="Times New Roman" w:cs="Times New Roman"/>
-                <w:noProof w:val="0"/>
-                <w:sz w:val="24"/>
-                <w:szCs w:val="24"/>
-                <w:lang w:val="en-US"/>
+                <w:rFonts w:ascii="Times New Roman" w:eastAsia="Times New Roman" w:hAnsi="Times New Roman" w:cs="Times New Roman"/>
               </w:rPr>
               <w:t>Aprobat: Conditii Excelente</w:t>
             </w:r>
@@ -6237,26 +6818,19 @@
         </w:trPr>
         <w:tc>
           <w:tcPr>
-            <w:cnfStyle w:val="000000000000" w:firstRow="0" w:lastRow="0" w:firstColumn="0" w:lastColumn="0" w:oddVBand="0" w:evenVBand="0" w:oddHBand="0" w:evenHBand="0" w:firstRowFirstColumn="0" w:firstRowLastColumn="0" w:lastRowFirstColumn="0" w:lastRowLastColumn="0"/>
             <w:tcW w:w="840" w:type="dxa"/>
-            <w:tcMar/>
             <w:vAlign w:val="center"/>
           </w:tcPr>
           <w:p>
             <w:pPr>
-              <w:pStyle w:val="Normal"/>
               <w:jc w:val="center"/>
               <w:rPr>
                 <w:rFonts w:ascii="Times New Roman" w:hAnsi="Times New Roman" w:cs="Times New Roman"/>
-                <w:b w:val="0"/>
-                <w:bCs w:val="0"/>
               </w:rPr>
             </w:pPr>
             <w:r>
               <w:rPr>
                 <w:rFonts w:ascii="Times New Roman" w:hAnsi="Times New Roman" w:cs="Times New Roman"/>
-                <w:b w:val="0"/>
-                <w:bCs w:val="0"/>
               </w:rPr>
               <w:t>15</w:t>
             </w:r>
@@ -6264,23 +6838,16 @@
         </w:tc>
         <w:tc>
           <w:tcPr>
-            <w:cnfStyle w:val="000000000000" w:firstRow="0" w:lastRow="0" w:firstColumn="0" w:lastColumn="0" w:oddVBand="0" w:evenVBand="0" w:oddHBand="0" w:evenHBand="0" w:firstRowFirstColumn="0" w:firstRowLastColumn="0" w:lastRowFirstColumn="0" w:lastRowLastColumn="0"/>
             <w:tcW w:w="1920" w:type="dxa"/>
-            <w:tcMar/>
             <w:vAlign w:val="center"/>
           </w:tcPr>
           <w:p>
             <w:pPr>
-              <w:pStyle w:val="Normal"/>
               <w:jc w:val="center"/>
             </w:pPr>
             <w:r>
               <w:rPr>
-                <w:rFonts w:ascii="Times New Roman" w:hAnsi="Times New Roman" w:eastAsia="Times New Roman" w:cs="Times New Roman"/>
-                <w:noProof w:val="0"/>
-                <w:sz w:val="24"/>
-                <w:szCs w:val="24"/>
-                <w:lang w:val="en-US"/>
+                <w:rFonts w:ascii="Times New Roman" w:eastAsia="Times New Roman" w:hAnsi="Times New Roman" w:cs="Times New Roman"/>
               </w:rPr>
               <w:t>(50, 7000, 900)</w:t>
             </w:r>
@@ -6288,23 +6855,16 @@
         </w:tc>
         <w:tc>
           <w:tcPr>
-            <w:cnfStyle w:val="000000000000" w:firstRow="0" w:lastRow="0" w:firstColumn="0" w:lastColumn="0" w:oddVBand="0" w:evenVBand="0" w:oddHBand="0" w:evenHBand="0" w:firstRowFirstColumn="0" w:firstRowLastColumn="0" w:lastRowFirstColumn="0" w:lastRowLastColumn="0"/>
             <w:tcW w:w="3030" w:type="dxa"/>
-            <w:tcMar/>
             <w:vAlign w:val="center"/>
           </w:tcPr>
           <w:p>
             <w:pPr>
-              <w:pStyle w:val="Normal"/>
               <w:jc w:val="center"/>
             </w:pPr>
             <w:r>
               <w:rPr>
-                <w:rFonts w:ascii="Times New Roman" w:hAnsi="Times New Roman" w:eastAsia="Times New Roman" w:cs="Times New Roman"/>
-                <w:noProof w:val="0"/>
-                <w:sz w:val="24"/>
-                <w:szCs w:val="24"/>
-                <w:lang w:val="en-US"/>
+                <w:rFonts w:ascii="Times New Roman" w:eastAsia="Times New Roman" w:hAnsi="Times New Roman" w:cs="Times New Roman"/>
               </w:rPr>
               <w:t>Aprobat: Conditii Excelente</w:t>
             </w:r>
@@ -6312,23 +6872,16 @@
         </w:tc>
         <w:tc>
           <w:tcPr>
-            <w:cnfStyle w:val="000000000000" w:firstRow="0" w:lastRow="0" w:firstColumn="0" w:lastColumn="0" w:oddVBand="0" w:evenVBand="0" w:oddHBand="0" w:evenHBand="0" w:firstRowFirstColumn="0" w:firstRowLastColumn="0" w:lastRowFirstColumn="0" w:lastRowLastColumn="0"/>
             <w:tcW w:w="3210" w:type="dxa"/>
-            <w:tcMar/>
             <w:vAlign w:val="center"/>
           </w:tcPr>
           <w:p>
             <w:pPr>
-              <w:pStyle w:val="Normal"/>
               <w:jc w:val="center"/>
             </w:pPr>
             <w:r>
               <w:rPr>
-                <w:rFonts w:ascii="Times New Roman" w:hAnsi="Times New Roman" w:eastAsia="Times New Roman" w:cs="Times New Roman"/>
-                <w:noProof w:val="0"/>
-                <w:sz w:val="24"/>
-                <w:szCs w:val="24"/>
-                <w:lang w:val="en-US"/>
+                <w:rFonts w:ascii="Times New Roman" w:eastAsia="Times New Roman" w:hAnsi="Times New Roman" w:cs="Times New Roman"/>
               </w:rPr>
               <w:t>Aprobat: Conditii Excelente</w:t>
             </w:r>
@@ -6338,12 +6891,7 @@
     </w:tbl>
     <w:p>
       <w:pPr>
-        <w:pStyle w:val="Normal"/>
-        <w:suppressLineNumbers w:val="0"/>
-        <w:bidi w:val="0"/>
-        <w:spacing w:before="0" w:beforeAutospacing="off" w:after="160" w:afterAutospacing="off" w:line="278" w:lineRule="auto"/>
-        <w:ind w:left="360" w:right="0"/>
-        <w:jc w:val="left"/>
+        <w:ind w:left="360"/>
         <w:rPr>
           <w:rFonts w:ascii="Times New Roman" w:hAnsi="Times New Roman" w:cs="Times New Roman"/>
         </w:rPr>
@@ -6355,12 +6903,12 @@
         <w:tblW w:w="0" w:type="auto"/>
         <w:tblInd w:w="360" w:type="dxa"/>
         <w:tblBorders>
-          <w:top w:val="none" w:color="FFFFFF" w:themeColor="background1" w:sz="12"/>
-          <w:left w:val="none" w:color="FFFFFF" w:themeColor="background1" w:sz="12"/>
-          <w:bottom w:val="none" w:color="FFFFFF" w:themeColor="background1" w:sz="12"/>
-          <w:right w:val="none" w:color="FFFFFF" w:themeColor="background1" w:sz="12"/>
-          <w:insideH w:val="none" w:color="FFFFFF" w:themeColor="background1" w:sz="12"/>
-          <w:insideV w:val="none" w:color="FFFFFF" w:themeColor="background1" w:sz="12"/>
+          <w:top w:val="none" w:sz="12" w:space="0" w:color="FFFFFF" w:themeColor="background1"/>
+          <w:left w:val="none" w:sz="12" w:space="0" w:color="FFFFFF" w:themeColor="background1"/>
+          <w:bottom w:val="none" w:sz="12" w:space="0" w:color="FFFFFF" w:themeColor="background1"/>
+          <w:right w:val="none" w:sz="12" w:space="0" w:color="FFFFFF" w:themeColor="background1"/>
+          <w:insideH w:val="none" w:sz="12" w:space="0" w:color="FFFFFF" w:themeColor="background1"/>
+          <w:insideV w:val="none" w:sz="12" w:space="0" w:color="FFFFFF" w:themeColor="background1"/>
         </w:tblBorders>
         <w:tblLook w:val="06A0" w:firstRow="1" w:lastRow="0" w:firstColumn="1" w:lastColumn="0" w:noHBand="1" w:noVBand="1"/>
       </w:tblPr>
@@ -6375,47 +6923,47 @@
         <w:tc>
           <w:tcPr>
             <w:tcW w:w="4500" w:type="dxa"/>
-            <w:tcMar/>
           </w:tcPr>
           <w:p>
-            <w:pPr>
-              <w:pStyle w:val="Normal"/>
-            </w:pPr>
             <w:r>
+              <w:rPr>
+                <w:noProof/>
+              </w:rPr>
+              <w:lastRenderedPageBreak/>
               <w:drawing>
-                <wp:inline wp14:editId="1E06C37B" wp14:anchorId="296D67FF">
+                <wp:inline distT="0" distB="0" distL="0" distR="0" wp14:anchorId="296D67FF" wp14:editId="1E06C37B">
                   <wp:extent cx="2615752" cy="3823022"/>
                   <wp:effectExtent l="0" t="0" r="0" b="0"/>
                   <wp:docPr id="1238003325" name="drawing"/>
                   <wp:cNvGraphicFramePr>
-                    <a:graphicFrameLocks noChangeAspect="1"/>
+                    <a:graphicFrameLocks xmlns:a="http://schemas.openxmlformats.org/drawingml/2006/main" noChangeAspect="1"/>
                   </wp:cNvGraphicFramePr>
-                  <a:graphic>
-                    <a:graphicData xmlns:a="http://schemas.openxmlformats.org/drawingml/2006/main" uri="http://schemas.openxmlformats.org/drawingml/2006/picture">
+                  <a:graphic xmlns:a="http://schemas.openxmlformats.org/drawingml/2006/main">
+                    <a:graphicData uri="http://schemas.openxmlformats.org/drawingml/2006/picture">
                       <pic:pic xmlns:pic="http://schemas.openxmlformats.org/drawingml/2006/picture">
-                        <pic:nvPicPr xmlns:pic="http://schemas.openxmlformats.org/drawingml/2006/picture">
-                          <pic:cNvPr xmlns:pic="http://schemas.openxmlformats.org/drawingml/2006/picture" id="1238003325" name="Picture 1238003325"/>
-                          <pic:cNvPicPr xmlns:pic="http://schemas.openxmlformats.org/drawingml/2006/picture"/>
+                        <pic:nvPicPr>
+                          <pic:cNvPr id="1238003325" name="Picture 1238003325"/>
+                          <pic:cNvPicPr/>
                         </pic:nvPicPr>
-                        <pic:blipFill xmlns:pic="http://schemas.openxmlformats.org/drawingml/2006/picture">
-                          <a:blip xmlns:r="http://schemas.openxmlformats.org/officeDocument/2006/relationships" xmlns:a="http://schemas.openxmlformats.org/drawingml/2006/main" r:embed="rId1919534378">
-                            <a:extLst xmlns:a="http://schemas.openxmlformats.org/drawingml/2006/main">
-                              <a:ext xmlns:a="http://schemas.openxmlformats.org/drawingml/2006/main" uri="{28A0092B-C50C-407E-A947-70E740481C1C}">
+                        <pic:blipFill>
+                          <a:blip r:embed="rId8">
+                            <a:extLst>
+                              <a:ext uri="{28A0092B-C50C-407E-A947-70E740481C1C}">
                                 <a14:useLocalDpi xmlns:a14="http://schemas.microsoft.com/office/drawing/2010/main"/>
                               </a:ext>
                             </a:extLst>
                           </a:blip>
-                          <a:stretch xmlns:a="http://schemas.openxmlformats.org/drawingml/2006/main">
-                            <a:fillRect xmlns:a="http://schemas.openxmlformats.org/drawingml/2006/main"/>
+                          <a:stretch>
+                            <a:fillRect/>
                           </a:stretch>
                         </pic:blipFill>
-                        <pic:spPr xmlns:pic="http://schemas.openxmlformats.org/drawingml/2006/picture">
-                          <a:xfrm xmlns:a="http://schemas.openxmlformats.org/drawingml/2006/main" rot="0">
-                            <a:off xmlns:a="http://schemas.openxmlformats.org/drawingml/2006/main" x="0" y="0"/>
-                            <a:ext xmlns:a="http://schemas.openxmlformats.org/drawingml/2006/main" cx="2615752" cy="3823022"/>
+                        <pic:spPr>
+                          <a:xfrm>
+                            <a:off x="0" y="0"/>
+                            <a:ext cx="2615752" cy="3823022"/>
                           </a:xfrm>
-                          <a:prstGeom xmlns:a="http://schemas.openxmlformats.org/drawingml/2006/main" prst="rect">
-                            <a:avLst xmlns:a="http://schemas.openxmlformats.org/drawingml/2006/main"/>
+                          <a:prstGeom prst="rect">
+                            <a:avLst/>
                           </a:prstGeom>
                         </pic:spPr>
                       </pic:pic>
@@ -6429,47 +6977,46 @@
         <w:tc>
           <w:tcPr>
             <w:tcW w:w="4500" w:type="dxa"/>
-            <w:tcMar/>
           </w:tcPr>
           <w:p>
-            <w:pPr>
-              <w:pStyle w:val="Normal"/>
-            </w:pPr>
             <w:r>
+              <w:rPr>
+                <w:noProof/>
+              </w:rPr>
               <w:drawing>
-                <wp:inline wp14:editId="11F0F292" wp14:anchorId="7C0AD3A0">
+                <wp:inline distT="0" distB="0" distL="0" distR="0" wp14:anchorId="7C0AD3A0" wp14:editId="11F0F292">
                   <wp:extent cx="2505175" cy="3838575"/>
                   <wp:effectExtent l="0" t="0" r="0" b="0"/>
                   <wp:docPr id="586066852" name="drawing"/>
                   <wp:cNvGraphicFramePr>
-                    <a:graphicFrameLocks noChangeAspect="1"/>
+                    <a:graphicFrameLocks xmlns:a="http://schemas.openxmlformats.org/drawingml/2006/main" noChangeAspect="1"/>
                   </wp:cNvGraphicFramePr>
-                  <a:graphic>
-                    <a:graphicData xmlns:a="http://schemas.openxmlformats.org/drawingml/2006/main" uri="http://schemas.openxmlformats.org/drawingml/2006/picture">
+                  <a:graphic xmlns:a="http://schemas.openxmlformats.org/drawingml/2006/main">
+                    <a:graphicData uri="http://schemas.openxmlformats.org/drawingml/2006/picture">
                       <pic:pic xmlns:pic="http://schemas.openxmlformats.org/drawingml/2006/picture">
-                        <pic:nvPicPr xmlns:pic="http://schemas.openxmlformats.org/drawingml/2006/picture">
-                          <pic:cNvPr xmlns:pic="http://schemas.openxmlformats.org/drawingml/2006/picture" id="586066852" name="Picture 586066852"/>
-                          <pic:cNvPicPr xmlns:pic="http://schemas.openxmlformats.org/drawingml/2006/picture"/>
+                        <pic:nvPicPr>
+                          <pic:cNvPr id="586066852" name="Picture 586066852"/>
+                          <pic:cNvPicPr/>
                         </pic:nvPicPr>
-                        <pic:blipFill xmlns:pic="http://schemas.openxmlformats.org/drawingml/2006/picture">
-                          <a:blip xmlns:r="http://schemas.openxmlformats.org/officeDocument/2006/relationships" xmlns:a="http://schemas.openxmlformats.org/drawingml/2006/main" r:embed="rId1185909764">
-                            <a:extLst xmlns:a="http://schemas.openxmlformats.org/drawingml/2006/main">
-                              <a:ext xmlns:a="http://schemas.openxmlformats.org/drawingml/2006/main" uri="{28A0092B-C50C-407E-A947-70E740481C1C}">
+                        <pic:blipFill>
+                          <a:blip r:embed="rId9">
+                            <a:extLst>
+                              <a:ext uri="{28A0092B-C50C-407E-A947-70E740481C1C}">
                                 <a14:useLocalDpi xmlns:a14="http://schemas.microsoft.com/office/drawing/2010/main"/>
                               </a:ext>
                             </a:extLst>
                           </a:blip>
-                          <a:stretch xmlns:a="http://schemas.openxmlformats.org/drawingml/2006/main">
-                            <a:fillRect xmlns:a="http://schemas.openxmlformats.org/drawingml/2006/main"/>
+                          <a:stretch>
+                            <a:fillRect/>
                           </a:stretch>
                         </pic:blipFill>
-                        <pic:spPr xmlns:pic="http://schemas.openxmlformats.org/drawingml/2006/picture">
-                          <a:xfrm xmlns:a="http://schemas.openxmlformats.org/drawingml/2006/main" rot="0">
-                            <a:off xmlns:a="http://schemas.openxmlformats.org/drawingml/2006/main" x="0" y="0"/>
-                            <a:ext xmlns:a="http://schemas.openxmlformats.org/drawingml/2006/main" cx="2505175" cy="3838575"/>
+                        <pic:spPr>
+                          <a:xfrm>
+                            <a:off x="0" y="0"/>
+                            <a:ext cx="2505175" cy="3838575"/>
                           </a:xfrm>
-                          <a:prstGeom xmlns:a="http://schemas.openxmlformats.org/drawingml/2006/main" prst="rect">
-                            <a:avLst xmlns:a="http://schemas.openxmlformats.org/drawingml/2006/main"/>
+                          <a:prstGeom prst="rect">
+                            <a:avLst/>
                           </a:prstGeom>
                         </pic:spPr>
                       </pic:pic>
@@ -6492,104 +7039,59 @@
     </w:p>
     <w:p>
       <w:pPr>
-        <w:ind w:left="0"/>
-        <w:rPr>
-          <w:rFonts w:ascii="Times New Roman" w:hAnsi="Times New Roman" w:cs="Times New Roman"/>
-          <w:b w:val="1"/>
-          <w:bCs w:val="1"/>
-        </w:rPr>
-      </w:pPr>
-      <w:r>
-        <w:rPr>
-          <w:rFonts w:ascii="Times New Roman" w:hAnsi="Times New Roman" w:cs="Times New Roman"/>
-          <w:b w:val="1"/>
-          <w:bCs w:val="1"/>
+        <w:rPr>
+          <w:rFonts w:ascii="Times New Roman" w:hAnsi="Times New Roman" w:cs="Times New Roman"/>
+          <w:b/>
+          <w:bCs/>
+        </w:rPr>
+      </w:pPr>
+      <w:r>
+        <w:rPr>
+          <w:rFonts w:ascii="Times New Roman" w:hAnsi="Times New Roman" w:cs="Times New Roman"/>
+          <w:b/>
+          <w:bCs/>
         </w:rPr>
         <w:t>Analiza rezultatelor testelor</w:t>
       </w:r>
     </w:p>
     <w:p>
       <w:pPr>
-        <w:spacing w:before="240" w:beforeAutospacing="off" w:after="240" w:afterAutospacing="off"/>
-        <w:rPr>
-          <w:rFonts w:ascii="Times New Roman" w:hAnsi="Times New Roman" w:eastAsia="Times New Roman" w:cs="Times New Roman"/>
-          <w:noProof w:val="0"/>
-          <w:sz w:val="24"/>
-          <w:szCs w:val="24"/>
-          <w:lang w:val="en-US"/>
-        </w:rPr>
-      </w:pPr>
-      <w:r>
-        <w:rPr>
-          <w:rFonts w:ascii="Times New Roman" w:hAnsi="Times New Roman" w:eastAsia="Times New Roman" w:cs="Times New Roman"/>
-          <w:noProof w:val="0"/>
-          <w:sz w:val="24"/>
-          <w:szCs w:val="24"/>
-          <w:lang w:val="en-US"/>
+        <w:spacing w:before="240" w:after="240"/>
+        <w:rPr>
+          <w:rFonts w:ascii="Times New Roman" w:eastAsia="Times New Roman" w:hAnsi="Times New Roman" w:cs="Times New Roman"/>
+        </w:rPr>
+      </w:pPr>
+      <w:r>
+        <w:rPr>
+          <w:rFonts w:ascii="Times New Roman" w:eastAsia="Times New Roman" w:hAnsi="Times New Roman" w:cs="Times New Roman"/>
         </w:rPr>
         <w:t>Pentru fiecare caz de test a fost comparat rezultatul așteptat (Expected) cu rezultatul obținut în urma execuției (Actual).</w:t>
       </w:r>
     </w:p>
     <w:p>
       <w:pPr>
-        <w:spacing w:before="240" w:beforeAutospacing="off" w:after="240" w:afterAutospacing="off"/>
-        <w:rPr>
-          <w:rFonts w:ascii="Times New Roman" w:hAnsi="Times New Roman" w:eastAsia="Times New Roman" w:cs="Times New Roman"/>
-          <w:noProof w:val="0"/>
-          <w:sz w:val="24"/>
-          <w:szCs w:val="24"/>
-          <w:lang w:val="en-US"/>
-        </w:rPr>
-      </w:pPr>
-      <w:r>
-        <w:rPr>
-          <w:rFonts w:ascii="Times New Roman" w:hAnsi="Times New Roman" w:eastAsia="Times New Roman" w:cs="Times New Roman"/>
-          <w:noProof w:val="0"/>
-          <w:sz w:val="24"/>
-          <w:szCs w:val="24"/>
-          <w:lang w:val="en-US"/>
-        </w:rPr>
-        <w:t xml:space="preserve">Se observă că în toate cazurile valorile coincid, ceea ce confirmă corectitudinea implementării metodei </w:t>
-      </w:r>
-      <w:r>
-        <w:rPr>
-          <w:rFonts w:ascii="Times New Roman" w:hAnsi="Times New Roman" w:eastAsia="Times New Roman" w:cs="Times New Roman"/>
-          <w:noProof w:val="0"/>
-          <w:sz w:val="24"/>
-          <w:szCs w:val="24"/>
-          <w:lang w:val="en-US"/>
-        </w:rPr>
-        <w:t>evalueaza_eligibilitate</w:t>
-      </w:r>
-      <w:r>
-        <w:rPr>
-          <w:rFonts w:ascii="Times New Roman" w:hAnsi="Times New Roman" w:eastAsia="Times New Roman" w:cs="Times New Roman"/>
-          <w:noProof w:val="0"/>
-          <w:sz w:val="24"/>
-          <w:szCs w:val="24"/>
-          <w:lang w:val="en-US"/>
-        </w:rPr>
-        <w:t>.</w:t>
+        <w:spacing w:before="240" w:after="240"/>
+        <w:rPr>
+          <w:rFonts w:ascii="Times New Roman" w:eastAsia="Times New Roman" w:hAnsi="Times New Roman" w:cs="Times New Roman"/>
+        </w:rPr>
+      </w:pPr>
+      <w:r>
+        <w:rPr>
+          <w:rFonts w:ascii="Times New Roman" w:eastAsia="Times New Roman" w:hAnsi="Times New Roman" w:cs="Times New Roman"/>
+        </w:rPr>
+        <w:t>Se observă că în toate cazurile valorile coincid, ceea ce confirmă corectitudinea implementării metodei evalueaza_eligibilitate.</w:t>
       </w:r>
     </w:p>
     <w:p>
       <w:pPr>
-        <w:spacing w:before="240" w:beforeAutospacing="off" w:after="240" w:afterAutospacing="off"/>
-        <w:rPr>
-          <w:rFonts w:ascii="Times New Roman" w:hAnsi="Times New Roman" w:eastAsia="Times New Roman" w:cs="Times New Roman"/>
-          <w:noProof w:val="0"/>
-          <w:sz w:val="24"/>
-          <w:szCs w:val="24"/>
-          <w:lang w:val="en-US"/>
-        </w:rPr>
-      </w:pPr>
-      <w:r>
-        <w:rPr>
-          <w:rFonts w:ascii="Times New Roman" w:hAnsi="Times New Roman" w:eastAsia="Times New Roman" w:cs="Times New Roman"/>
-          <w:noProof w:val="0"/>
-          <w:sz w:val="24"/>
-          <w:szCs w:val="24"/>
-          <w:lang w:val="en-US"/>
+        <w:spacing w:before="240" w:after="240"/>
+        <w:rPr>
+          <w:rFonts w:ascii="Times New Roman" w:eastAsia="Times New Roman" w:hAnsi="Times New Roman" w:cs="Times New Roman"/>
+        </w:rPr>
+      </w:pPr>
+      <w:r>
+        <w:rPr>
+          <w:rFonts w:ascii="Times New Roman" w:eastAsia="Times New Roman" w:hAnsi="Times New Roman" w:cs="Times New Roman"/>
         </w:rPr>
         <w:t>Setul de teste acoperă:</w:t>
       </w:r>
@@ -6599,24 +7101,16 @@
         <w:pStyle w:val="ListParagraph"/>
         <w:numPr>
           <w:ilvl w:val="0"/>
-          <w:numId w:val="17"/>
+          <w:numId w:val="1"/>
         </w:numPr>
-        <w:spacing w:before="0" w:beforeAutospacing="off" w:after="0" w:afterAutospacing="off"/>
-        <w:rPr>
-          <w:rFonts w:ascii="Times New Roman" w:hAnsi="Times New Roman" w:eastAsia="Times New Roman" w:cs="Times New Roman"/>
-          <w:noProof w:val="0"/>
-          <w:sz w:val="24"/>
-          <w:szCs w:val="24"/>
-          <w:lang w:val="en-US"/>
-        </w:rPr>
-      </w:pPr>
-      <w:r>
-        <w:rPr>
-          <w:rFonts w:ascii="Times New Roman" w:hAnsi="Times New Roman" w:eastAsia="Times New Roman" w:cs="Times New Roman"/>
-          <w:noProof w:val="0"/>
-          <w:sz w:val="24"/>
-          <w:szCs w:val="24"/>
-          <w:lang w:val="en-US"/>
+        <w:spacing w:after="0"/>
+        <w:rPr>
+          <w:rFonts w:ascii="Times New Roman" w:eastAsia="Times New Roman" w:hAnsi="Times New Roman" w:cs="Times New Roman"/>
+        </w:rPr>
+      </w:pPr>
+      <w:r>
+        <w:rPr>
+          <w:rFonts w:ascii="Times New Roman" w:eastAsia="Times New Roman" w:hAnsi="Times New Roman" w:cs="Times New Roman"/>
         </w:rPr>
         <w:t xml:space="preserve">toate ramurile condiționale (branch coverage complet) </w:t>
       </w:r>
@@ -6626,24 +7120,16 @@
         <w:pStyle w:val="ListParagraph"/>
         <w:numPr>
           <w:ilvl w:val="0"/>
-          <w:numId w:val="17"/>
+          <w:numId w:val="1"/>
         </w:numPr>
-        <w:spacing w:before="0" w:beforeAutospacing="off" w:after="0" w:afterAutospacing="off"/>
-        <w:rPr>
-          <w:rFonts w:ascii="Times New Roman" w:hAnsi="Times New Roman" w:eastAsia="Times New Roman" w:cs="Times New Roman"/>
-          <w:noProof w:val="0"/>
-          <w:sz w:val="24"/>
-          <w:szCs w:val="24"/>
-          <w:lang w:val="en-US"/>
-        </w:rPr>
-      </w:pPr>
-      <w:r>
-        <w:rPr>
-          <w:rFonts w:ascii="Times New Roman" w:hAnsi="Times New Roman" w:eastAsia="Times New Roman" w:cs="Times New Roman"/>
-          <w:noProof w:val="0"/>
-          <w:sz w:val="24"/>
-          <w:szCs w:val="24"/>
-          <w:lang w:val="en-US"/>
+        <w:spacing w:after="0"/>
+        <w:rPr>
+          <w:rFonts w:ascii="Times New Roman" w:eastAsia="Times New Roman" w:hAnsi="Times New Roman" w:cs="Times New Roman"/>
+        </w:rPr>
+      </w:pPr>
+      <w:r>
+        <w:rPr>
+          <w:rFonts w:ascii="Times New Roman" w:eastAsia="Times New Roman" w:hAnsi="Times New Roman" w:cs="Times New Roman"/>
         </w:rPr>
         <w:t>toate valorile de frontieră relevante (Boundary Value Analysis)</w:t>
       </w:r>
@@ -6652,7 +7138,7 @@
       <w:pPr>
         <w:ind w:left="360"/>
         <w:rPr>
-          <w:rFonts w:ascii="Times New Roman" w:hAnsi="Times New Roman" w:eastAsia="Times New Roman" w:cs="Times New Roman"/>
+          <w:rFonts w:ascii="Times New Roman" w:eastAsia="Times New Roman" w:hAnsi="Times New Roman" w:cs="Times New Roman"/>
         </w:rPr>
       </w:pPr>
     </w:p>
@@ -6660,7 +7146,7 @@
       <w:pPr>
         <w:ind w:left="360"/>
         <w:rPr>
-          <w:rFonts w:ascii="Times New Roman" w:hAnsi="Times New Roman" w:eastAsia="Times New Roman" w:cs="Times New Roman"/>
+          <w:rFonts w:ascii="Times New Roman" w:eastAsia="Times New Roman" w:hAnsi="Times New Roman" w:cs="Times New Roman"/>
         </w:rPr>
       </w:pPr>
     </w:p>
@@ -6746,6 +7232,7 @@
         <w:rPr>
           <w:rFonts w:ascii="Times New Roman" w:hAnsi="Times New Roman" w:cs="Times New Roman"/>
         </w:rPr>
+        <w:lastRenderedPageBreak/>
         <w:t>Folosind</w:t>
       </w:r>
       <w:proofErr w:type="spellEnd"/>
@@ -6816,7 +7303,7 @@
       <w:pPr>
         <w:numPr>
           <w:ilvl w:val="0"/>
-          <w:numId w:val="5"/>
+          <w:numId w:val="6"/>
         </w:numPr>
         <w:rPr>
           <w:rFonts w:ascii="Times New Roman" w:hAnsi="Times New Roman" w:cs="Times New Roman"/>
@@ -6862,7 +7349,21 @@
         <w:rPr>
           <w:rFonts w:ascii="Times New Roman" w:hAnsi="Times New Roman" w:cs="Times New Roman"/>
         </w:rPr>
-        <w:t xml:space="preserve"> de cod au fost </w:t>
+        <w:t xml:space="preserve"> de cod au </w:t>
+      </w:r>
+      <w:proofErr w:type="spellStart"/>
+      <w:r>
+        <w:rPr>
+          <w:rFonts w:ascii="Times New Roman" w:hAnsi="Times New Roman" w:cs="Times New Roman"/>
+        </w:rPr>
+        <w:t>fost</w:t>
+      </w:r>
+      <w:proofErr w:type="spellEnd"/>
+      <w:r>
+        <w:rPr>
+          <w:rFonts w:ascii="Times New Roman" w:hAnsi="Times New Roman" w:cs="Times New Roman"/>
+        </w:rPr>
+        <w:t xml:space="preserve"> </w:t>
       </w:r>
       <w:proofErr w:type="spellStart"/>
       <w:r>
@@ -6883,7 +7384,7 @@
       <w:pPr>
         <w:numPr>
           <w:ilvl w:val="0"/>
-          <w:numId w:val="5"/>
+          <w:numId w:val="6"/>
         </w:numPr>
         <w:rPr>
           <w:rFonts w:ascii="Times New Roman" w:hAnsi="Times New Roman" w:cs="Times New Roman"/>
@@ -6929,7 +7430,21 @@
         <w:rPr>
           <w:rFonts w:ascii="Times New Roman" w:hAnsi="Times New Roman" w:cs="Times New Roman"/>
         </w:rPr>
-        <w:t xml:space="preserve"> if/else au fost </w:t>
+        <w:t xml:space="preserve"> if/else au </w:t>
+      </w:r>
+      <w:proofErr w:type="spellStart"/>
+      <w:r>
+        <w:rPr>
+          <w:rFonts w:ascii="Times New Roman" w:hAnsi="Times New Roman" w:cs="Times New Roman"/>
+        </w:rPr>
+        <w:t>fost</w:t>
+      </w:r>
+      <w:proofErr w:type="spellEnd"/>
+      <w:r>
+        <w:rPr>
+          <w:rFonts w:ascii="Times New Roman" w:hAnsi="Times New Roman" w:cs="Times New Roman"/>
+        </w:rPr>
+        <w:t xml:space="preserve"> </w:t>
       </w:r>
       <w:proofErr w:type="spellStart"/>
       <w:r>
@@ -7191,7 +7706,7 @@
         <w:pStyle w:val="ListParagraph"/>
         <w:numPr>
           <w:ilvl w:val="0"/>
-          <w:numId w:val="8"/>
+          <w:numId w:val="9"/>
         </w:numPr>
         <w:rPr>
           <w:rFonts w:ascii="Times New Roman" w:hAnsi="Times New Roman" w:cs="Times New Roman"/>
@@ -7245,7 +7760,7 @@
         <w:pStyle w:val="ListParagraph"/>
         <w:numPr>
           <w:ilvl w:val="0"/>
-          <w:numId w:val="8"/>
+          <w:numId w:val="9"/>
         </w:numPr>
         <w:rPr>
           <w:rFonts w:ascii="Times New Roman" w:hAnsi="Times New Roman" w:cs="Times New Roman"/>
@@ -7263,7 +7778,7 @@
         <w:pStyle w:val="ListParagraph"/>
         <w:numPr>
           <w:ilvl w:val="0"/>
-          <w:numId w:val="8"/>
+          <w:numId w:val="9"/>
         </w:numPr>
         <w:rPr>
           <w:rFonts w:ascii="Times New Roman" w:hAnsi="Times New Roman" w:cs="Times New Roman"/>
@@ -7303,7 +7818,7 @@
         <w:pStyle w:val="ListParagraph"/>
         <w:numPr>
           <w:ilvl w:val="0"/>
-          <w:numId w:val="8"/>
+          <w:numId w:val="9"/>
         </w:numPr>
         <w:rPr>
           <w:rFonts w:ascii="Times New Roman" w:hAnsi="Times New Roman" w:cs="Times New Roman"/>
@@ -7365,7 +7880,7 @@
         <w:pStyle w:val="ListParagraph"/>
         <w:numPr>
           <w:ilvl w:val="0"/>
-          <w:numId w:val="8"/>
+          <w:numId w:val="9"/>
         </w:numPr>
         <w:rPr>
           <w:rFonts w:ascii="Times New Roman" w:hAnsi="Times New Roman" w:cs="Times New Roman"/>
@@ -7405,7 +7920,7 @@
         <w:pStyle w:val="ListParagraph"/>
         <w:numPr>
           <w:ilvl w:val="0"/>
-          <w:numId w:val="8"/>
+          <w:numId w:val="9"/>
         </w:numPr>
         <w:rPr>
           <w:rFonts w:ascii="Times New Roman" w:hAnsi="Times New Roman" w:cs="Times New Roman"/>
@@ -7423,7 +7938,7 @@
         <w:pStyle w:val="ListParagraph"/>
         <w:numPr>
           <w:ilvl w:val="0"/>
-          <w:numId w:val="8"/>
+          <w:numId w:val="9"/>
         </w:numPr>
         <w:rPr>
           <w:rFonts w:ascii="Times New Roman" w:hAnsi="Times New Roman" w:cs="Times New Roman"/>
@@ -7441,7 +7956,7 @@
         <w:pStyle w:val="ListParagraph"/>
         <w:numPr>
           <w:ilvl w:val="0"/>
-          <w:numId w:val="8"/>
+          <w:numId w:val="9"/>
         </w:numPr>
         <w:rPr>
           <w:rFonts w:ascii="Times New Roman" w:hAnsi="Times New Roman" w:cs="Times New Roman"/>
@@ -7602,10 +8117,10 @@
           <w:tcPr>
             <w:tcW w:w="0" w:type="auto"/>
             <w:tcBorders>
-              <w:top w:val="single" w:color="auto" w:sz="6" w:space="0"/>
-              <w:left w:val="single" w:color="auto" w:sz="6" w:space="0"/>
-              <w:bottom w:val="single" w:color="auto" w:sz="6" w:space="0"/>
-              <w:right w:val="single" w:color="auto" w:sz="6" w:space="0"/>
+              <w:top w:val="single" w:sz="6" w:space="0" w:color="auto"/>
+              <w:left w:val="single" w:sz="6" w:space="0" w:color="auto"/>
+              <w:bottom w:val="single" w:sz="6" w:space="0" w:color="auto"/>
+              <w:right w:val="single" w:sz="6" w:space="0" w:color="auto"/>
             </w:tcBorders>
             <w:vAlign w:val="center"/>
             <w:hideMark/>
@@ -7623,7 +8138,6 @@
                 <w:b/>
                 <w:bCs/>
               </w:rPr>
-              <w:lastRenderedPageBreak/>
               <w:t xml:space="preserve">Tool / </w:t>
             </w:r>
             <w:proofErr w:type="spellStart"/>
@@ -7642,10 +8156,10 @@
           <w:tcPr>
             <w:tcW w:w="0" w:type="auto"/>
             <w:tcBorders>
-              <w:top w:val="single" w:color="auto" w:sz="6" w:space="0"/>
-              <w:left w:val="single" w:color="auto" w:sz="6" w:space="0"/>
-              <w:bottom w:val="single" w:color="auto" w:sz="6" w:space="0"/>
-              <w:right w:val="single" w:color="auto" w:sz="6" w:space="0"/>
+              <w:top w:val="single" w:sz="6" w:space="0" w:color="auto"/>
+              <w:left w:val="single" w:sz="6" w:space="0" w:color="auto"/>
+              <w:bottom w:val="single" w:sz="6" w:space="0" w:color="auto"/>
+              <w:right w:val="single" w:sz="6" w:space="0" w:color="auto"/>
             </w:tcBorders>
             <w:vAlign w:val="center"/>
             <w:hideMark/>
@@ -7673,10 +8187,10 @@
           <w:tcPr>
             <w:tcW w:w="0" w:type="auto"/>
             <w:tcBorders>
-              <w:top w:val="single" w:color="auto" w:sz="6" w:space="0"/>
-              <w:left w:val="single" w:color="auto" w:sz="6" w:space="0"/>
-              <w:bottom w:val="single" w:color="auto" w:sz="6" w:space="0"/>
-              <w:right w:val="single" w:color="auto" w:sz="6" w:space="0"/>
+              <w:top w:val="single" w:sz="6" w:space="0" w:color="auto"/>
+              <w:left w:val="single" w:sz="6" w:space="0" w:color="auto"/>
+              <w:bottom w:val="single" w:sz="6" w:space="0" w:color="auto"/>
+              <w:right w:val="single" w:sz="6" w:space="0" w:color="auto"/>
             </w:tcBorders>
             <w:vAlign w:val="center"/>
             <w:hideMark/>
@@ -7688,13 +8202,23 @@
                 <w:rFonts w:ascii="Times New Roman" w:hAnsi="Times New Roman" w:cs="Times New Roman"/>
               </w:rPr>
             </w:pPr>
+            <w:proofErr w:type="spellStart"/>
             <w:r>
               <w:rPr>
                 <w:rFonts w:ascii="Times New Roman" w:hAnsi="Times New Roman" w:cs="Times New Roman"/>
                 <w:b/>
                 <w:bCs/>
               </w:rPr>
-              <w:t xml:space="preserve">Rol </w:t>
+              <w:t>Rol</w:t>
+            </w:r>
+            <w:proofErr w:type="spellEnd"/>
+            <w:r>
+              <w:rPr>
+                <w:rFonts w:ascii="Times New Roman" w:hAnsi="Times New Roman" w:cs="Times New Roman"/>
+                <w:b/>
+                <w:bCs/>
+              </w:rPr>
+              <w:t xml:space="preserve"> </w:t>
             </w:r>
             <w:proofErr w:type="spellStart"/>
             <w:r>
@@ -7735,10 +8259,10 @@
           <w:tcPr>
             <w:tcW w:w="0" w:type="auto"/>
             <w:tcBorders>
-              <w:top w:val="single" w:color="auto" w:sz="6" w:space="0"/>
-              <w:left w:val="single" w:color="auto" w:sz="6" w:space="0"/>
-              <w:bottom w:val="single" w:color="auto" w:sz="6" w:space="0"/>
-              <w:right w:val="single" w:color="auto" w:sz="6" w:space="0"/>
+              <w:top w:val="single" w:sz="6" w:space="0" w:color="auto"/>
+              <w:left w:val="single" w:sz="6" w:space="0" w:color="auto"/>
+              <w:bottom w:val="single" w:sz="6" w:space="0" w:color="auto"/>
+              <w:right w:val="single" w:sz="6" w:space="0" w:color="auto"/>
             </w:tcBorders>
             <w:vAlign w:val="center"/>
             <w:hideMark/>
@@ -7764,10 +8288,10 @@
           <w:tcPr>
             <w:tcW w:w="0" w:type="auto"/>
             <w:tcBorders>
-              <w:top w:val="single" w:color="auto" w:sz="6" w:space="0"/>
-              <w:left w:val="single" w:color="auto" w:sz="6" w:space="0"/>
-              <w:bottom w:val="single" w:color="auto" w:sz="6" w:space="0"/>
-              <w:right w:val="single" w:color="auto" w:sz="6" w:space="0"/>
+              <w:top w:val="single" w:sz="6" w:space="0" w:color="auto"/>
+              <w:left w:val="single" w:sz="6" w:space="0" w:color="auto"/>
+              <w:bottom w:val="single" w:sz="6" w:space="0" w:color="auto"/>
+              <w:right w:val="single" w:sz="6" w:space="0" w:color="auto"/>
             </w:tcBorders>
             <w:vAlign w:val="center"/>
             <w:hideMark/>
@@ -7797,10 +8321,10 @@
           <w:tcPr>
             <w:tcW w:w="0" w:type="auto"/>
             <w:tcBorders>
-              <w:top w:val="single" w:color="auto" w:sz="6" w:space="0"/>
-              <w:left w:val="single" w:color="auto" w:sz="6" w:space="0"/>
-              <w:bottom w:val="single" w:color="auto" w:sz="6" w:space="0"/>
-              <w:right w:val="single" w:color="auto" w:sz="6" w:space="0"/>
+              <w:top w:val="single" w:sz="6" w:space="0" w:color="auto"/>
+              <w:left w:val="single" w:sz="6" w:space="0" w:color="auto"/>
+              <w:bottom w:val="single" w:sz="6" w:space="0" w:color="auto"/>
+              <w:right w:val="single" w:sz="6" w:space="0" w:color="auto"/>
             </w:tcBorders>
             <w:vAlign w:val="center"/>
             <w:hideMark/>
@@ -7851,10 +8375,10 @@
           <w:tcPr>
             <w:tcW w:w="0" w:type="auto"/>
             <w:tcBorders>
-              <w:top w:val="single" w:color="auto" w:sz="6" w:space="0"/>
-              <w:left w:val="single" w:color="auto" w:sz="6" w:space="0"/>
-              <w:bottom w:val="single" w:color="auto" w:sz="6" w:space="0"/>
-              <w:right w:val="single" w:color="auto" w:sz="6" w:space="0"/>
+              <w:top w:val="single" w:sz="6" w:space="0" w:color="auto"/>
+              <w:left w:val="single" w:sz="6" w:space="0" w:color="auto"/>
+              <w:bottom w:val="single" w:sz="6" w:space="0" w:color="auto"/>
+              <w:right w:val="single" w:sz="6" w:space="0" w:color="auto"/>
             </w:tcBorders>
             <w:vAlign w:val="center"/>
             <w:hideMark/>
@@ -7882,10 +8406,10 @@
           <w:tcPr>
             <w:tcW w:w="0" w:type="auto"/>
             <w:tcBorders>
-              <w:top w:val="single" w:color="auto" w:sz="6" w:space="0"/>
-              <w:left w:val="single" w:color="auto" w:sz="6" w:space="0"/>
-              <w:bottom w:val="single" w:color="auto" w:sz="6" w:space="0"/>
-              <w:right w:val="single" w:color="auto" w:sz="6" w:space="0"/>
+              <w:top w:val="single" w:sz="6" w:space="0" w:color="auto"/>
+              <w:left w:val="single" w:sz="6" w:space="0" w:color="auto"/>
+              <w:bottom w:val="single" w:sz="6" w:space="0" w:color="auto"/>
+              <w:right w:val="single" w:sz="6" w:space="0" w:color="auto"/>
             </w:tcBorders>
             <w:vAlign w:val="center"/>
             <w:hideMark/>
@@ -7909,10 +8433,10 @@
           <w:tcPr>
             <w:tcW w:w="0" w:type="auto"/>
             <w:tcBorders>
-              <w:top w:val="single" w:color="auto" w:sz="6" w:space="0"/>
-              <w:left w:val="single" w:color="auto" w:sz="6" w:space="0"/>
-              <w:bottom w:val="single" w:color="auto" w:sz="6" w:space="0"/>
-              <w:right w:val="single" w:color="auto" w:sz="6" w:space="0"/>
+              <w:top w:val="single" w:sz="6" w:space="0" w:color="auto"/>
+              <w:left w:val="single" w:sz="6" w:space="0" w:color="auto"/>
+              <w:bottom w:val="single" w:sz="6" w:space="0" w:color="auto"/>
+              <w:right w:val="single" w:sz="6" w:space="0" w:color="auto"/>
             </w:tcBorders>
             <w:vAlign w:val="center"/>
             <w:hideMark/>
@@ -7963,10 +8487,10 @@
           <w:tcPr>
             <w:tcW w:w="0" w:type="auto"/>
             <w:tcBorders>
-              <w:top w:val="single" w:color="auto" w:sz="6" w:space="0"/>
-              <w:left w:val="single" w:color="auto" w:sz="6" w:space="0"/>
-              <w:bottom w:val="single" w:color="auto" w:sz="6" w:space="0"/>
-              <w:right w:val="single" w:color="auto" w:sz="6" w:space="0"/>
+              <w:top w:val="single" w:sz="6" w:space="0" w:color="auto"/>
+              <w:left w:val="single" w:sz="6" w:space="0" w:color="auto"/>
+              <w:bottom w:val="single" w:sz="6" w:space="0" w:color="auto"/>
+              <w:right w:val="single" w:sz="6" w:space="0" w:color="auto"/>
             </w:tcBorders>
             <w:vAlign w:val="center"/>
             <w:hideMark/>
@@ -7992,10 +8516,10 @@
           <w:tcPr>
             <w:tcW w:w="0" w:type="auto"/>
             <w:tcBorders>
-              <w:top w:val="single" w:color="auto" w:sz="6" w:space="0"/>
-              <w:left w:val="single" w:color="auto" w:sz="6" w:space="0"/>
-              <w:bottom w:val="single" w:color="auto" w:sz="6" w:space="0"/>
-              <w:right w:val="single" w:color="auto" w:sz="6" w:space="0"/>
+              <w:top w:val="single" w:sz="6" w:space="0" w:color="auto"/>
+              <w:left w:val="single" w:sz="6" w:space="0" w:color="auto"/>
+              <w:bottom w:val="single" w:sz="6" w:space="0" w:color="auto"/>
+              <w:right w:val="single" w:sz="6" w:space="0" w:color="auto"/>
             </w:tcBorders>
             <w:vAlign w:val="center"/>
             <w:hideMark/>
@@ -8019,10 +8543,10 @@
           <w:tcPr>
             <w:tcW w:w="0" w:type="auto"/>
             <w:tcBorders>
-              <w:top w:val="single" w:color="auto" w:sz="6" w:space="0"/>
-              <w:left w:val="single" w:color="auto" w:sz="6" w:space="0"/>
-              <w:bottom w:val="single" w:color="auto" w:sz="6" w:space="0"/>
-              <w:right w:val="single" w:color="auto" w:sz="6" w:space="0"/>
+              <w:top w:val="single" w:sz="6" w:space="0" w:color="auto"/>
+              <w:left w:val="single" w:sz="6" w:space="0" w:color="auto"/>
+              <w:bottom w:val="single" w:sz="6" w:space="0" w:color="auto"/>
+              <w:right w:val="single" w:sz="6" w:space="0" w:color="auto"/>
             </w:tcBorders>
             <w:vAlign w:val="center"/>
             <w:hideMark/>
@@ -8034,11 +8558,19 @@
                 <w:rFonts w:ascii="Times New Roman" w:hAnsi="Times New Roman" w:cs="Times New Roman"/>
               </w:rPr>
             </w:pPr>
+            <w:proofErr w:type="spellStart"/>
             <w:r>
               <w:rPr>
                 <w:rFonts w:ascii="Times New Roman" w:hAnsi="Times New Roman" w:cs="Times New Roman"/>
               </w:rPr>
-              <w:t xml:space="preserve">Analiza </w:t>
+              <w:t>Analiza</w:t>
+            </w:r>
+            <w:proofErr w:type="spellEnd"/>
+            <w:r>
+              <w:rPr>
+                <w:rFonts w:ascii="Times New Roman" w:hAnsi="Times New Roman" w:cs="Times New Roman"/>
+              </w:rPr>
+              <w:t xml:space="preserve"> </w:t>
             </w:r>
             <w:proofErr w:type="spellStart"/>
             <w:r>
@@ -8079,10 +8611,10 @@
           <w:tcPr>
             <w:tcW w:w="0" w:type="auto"/>
             <w:tcBorders>
-              <w:top w:val="single" w:color="auto" w:sz="6" w:space="0"/>
-              <w:left w:val="single" w:color="auto" w:sz="6" w:space="0"/>
-              <w:bottom w:val="single" w:color="auto" w:sz="6" w:space="0"/>
-              <w:right w:val="single" w:color="auto" w:sz="6" w:space="0"/>
+              <w:top w:val="single" w:sz="6" w:space="0" w:color="auto"/>
+              <w:left w:val="single" w:sz="6" w:space="0" w:color="auto"/>
+              <w:bottom w:val="single" w:sz="6" w:space="0" w:color="auto"/>
+              <w:right w:val="single" w:sz="6" w:space="0" w:color="auto"/>
             </w:tcBorders>
             <w:vAlign w:val="center"/>
             <w:hideMark/>
@@ -8100,6 +8632,7 @@
                 <w:b/>
                 <w:bCs/>
               </w:rPr>
+              <w:lastRenderedPageBreak/>
               <w:t>pip</w:t>
             </w:r>
           </w:p>
@@ -8108,10 +8641,10 @@
           <w:tcPr>
             <w:tcW w:w="0" w:type="auto"/>
             <w:tcBorders>
-              <w:top w:val="single" w:color="auto" w:sz="6" w:space="0"/>
-              <w:left w:val="single" w:color="auto" w:sz="6" w:space="0"/>
-              <w:bottom w:val="single" w:color="auto" w:sz="6" w:space="0"/>
-              <w:right w:val="single" w:color="auto" w:sz="6" w:space="0"/>
+              <w:top w:val="single" w:sz="6" w:space="0" w:color="auto"/>
+              <w:left w:val="single" w:sz="6" w:space="0" w:color="auto"/>
+              <w:bottom w:val="single" w:sz="6" w:space="0" w:color="auto"/>
+              <w:right w:val="single" w:sz="6" w:space="0" w:color="auto"/>
             </w:tcBorders>
             <w:vAlign w:val="center"/>
             <w:hideMark/>
@@ -8135,10 +8668,10 @@
           <w:tcPr>
             <w:tcW w:w="0" w:type="auto"/>
             <w:tcBorders>
-              <w:top w:val="single" w:color="auto" w:sz="6" w:space="0"/>
-              <w:left w:val="single" w:color="auto" w:sz="6" w:space="0"/>
-              <w:bottom w:val="single" w:color="auto" w:sz="6" w:space="0"/>
-              <w:right w:val="single" w:color="auto" w:sz="6" w:space="0"/>
+              <w:top w:val="single" w:sz="6" w:space="0" w:color="auto"/>
+              <w:left w:val="single" w:sz="6" w:space="0" w:color="auto"/>
+              <w:bottom w:val="single" w:sz="6" w:space="0" w:color="auto"/>
+              <w:right w:val="single" w:sz="6" w:space="0" w:color="auto"/>
             </w:tcBorders>
             <w:vAlign w:val="center"/>
             <w:hideMark/>
@@ -8279,7 +8812,7 @@
         <w:pStyle w:val="ListParagraph"/>
         <w:numPr>
           <w:ilvl w:val="0"/>
-          <w:numId w:val="7"/>
+          <w:numId w:val="8"/>
         </w:numPr>
         <w:rPr>
           <w:rFonts w:ascii="Times New Roman" w:hAnsi="Times New Roman" w:cs="Times New Roman"/>
@@ -8287,7 +8820,7 @@
           <w:iCs/>
         </w:rPr>
       </w:pPr>
-      <w:hyperlink w:history="1" r:id="rId8">
+      <w:hyperlink r:id="rId10" w:history="1">
         <w:r>
           <w:rPr>
             <w:rStyle w:val="Hyperlink"/>
@@ -8304,7 +8837,7 @@
         <w:pStyle w:val="ListParagraph"/>
         <w:numPr>
           <w:ilvl w:val="0"/>
-          <w:numId w:val="7"/>
+          <w:numId w:val="8"/>
         </w:numPr>
         <w:rPr>
           <w:rFonts w:ascii="Times New Roman" w:hAnsi="Times New Roman" w:cs="Times New Roman"/>
@@ -8312,7 +8845,7 @@
           <w:iCs/>
         </w:rPr>
       </w:pPr>
-      <w:hyperlink w:history="1" r:id="rId9">
+      <w:hyperlink r:id="rId11" w:history="1">
         <w:r>
           <w:rPr>
             <w:rStyle w:val="Hyperlink"/>
@@ -8329,7 +8862,7 @@
         <w:pStyle w:val="ListParagraph"/>
         <w:numPr>
           <w:ilvl w:val="0"/>
-          <w:numId w:val="7"/>
+          <w:numId w:val="8"/>
         </w:numPr>
         <w:rPr>
           <w:rFonts w:ascii="Times New Roman" w:hAnsi="Times New Roman" w:cs="Times New Roman"/>
@@ -8337,7 +8870,7 @@
           <w:iCs/>
         </w:rPr>
       </w:pPr>
-      <w:hyperlink w:history="1" r:id="rId10">
+      <w:hyperlink r:id="rId12" w:history="1">
         <w:r>
           <w:rPr>
             <w:rStyle w:val="Hyperlink"/>
@@ -8354,7 +8887,7 @@
         <w:pStyle w:val="ListParagraph"/>
         <w:numPr>
           <w:ilvl w:val="0"/>
-          <w:numId w:val="7"/>
+          <w:numId w:val="8"/>
         </w:numPr>
         <w:rPr>
           <w:rFonts w:ascii="Times New Roman" w:hAnsi="Times New Roman" w:cs="Times New Roman"/>
@@ -8362,7 +8895,7 @@
           <w:iCs/>
         </w:rPr>
       </w:pPr>
-      <w:hyperlink w:history="1" r:id="rId11">
+      <w:hyperlink r:id="rId13" w:history="1">
         <w:r>
           <w:rPr>
             <w:rStyle w:val="Hyperlink"/>
@@ -8379,7 +8912,7 @@
         <w:pStyle w:val="ListParagraph"/>
         <w:numPr>
           <w:ilvl w:val="0"/>
-          <w:numId w:val="7"/>
+          <w:numId w:val="8"/>
         </w:numPr>
         <w:rPr>
           <w:rFonts w:ascii="Times New Roman" w:hAnsi="Times New Roman" w:cs="Times New Roman"/>
@@ -8408,7 +8941,7 @@
       </w:pPr>
     </w:p>
     <w:sectPr>
-      <w:pgSz w:w="12240" w:h="15840" w:orient="portrait"/>
+      <w:pgSz w:w="12240" w:h="15840"/>
       <w:pgMar w:top="1440" w:right="1440" w:bottom="1440" w:left="1440" w:header="720" w:footer="720" w:gutter="0"/>
       <w:cols w:space="720"/>
       <w:docGrid w:linePitch="360"/>
@@ -8418,119 +8951,7 @@
 </file>
 
 <file path=word/numbering.xml><?xml version="1.0" encoding="utf-8"?>
-<w:numbering xmlns:wpc="http://schemas.microsoft.com/office/word/2010/wordprocessingCanvas" xmlns:cx="http://schemas.microsoft.com/office/drawing/2014/chartex" xmlns:cx1="http://schemas.microsoft.com/office/drawing/2015/9/8/chartex" xmlns:cx2="http://schemas.microsoft.com/office/drawing/2015/10/21/chartex" xmlns:cx3="http://schemas.microsoft.com/office/drawing/2016/5/9/chartex" xmlns:cx4="http://schemas.microsoft.com/office/drawing/2016/5/10/chartex" xmlns:cx5="http://schemas.microsoft.com/office/drawing/2016/5/11/chartex" xmlns:cx6="http://schemas.microsoft.com/office/drawing/2016/5/12/chartex" xmlns:cx7="http://schemas.microsoft.com/office/drawing/2016/5/13/chartex" xmlns:cx8="http://schemas.microsoft.com/office/drawing/2016/5/14/chartex" xmlns:mc="http://schemas.openxmlformats.org/markup-compatibility/2006" xmlns:aink="http://schemas.microsoft.com/office/drawing/2016/ink" xmlns:am3d="http://schemas.microsoft.com/office/drawing/2017/model3d" xmlns:o="urn:schemas-microsoft-com:office:office" xmlns:oel="http://schemas.microsoft.com/office/2019/extlst" xmlns:r="http://schemas.openxmlformats.org/officeDocument/2006/relationships" xmlns:m="http://schemas.openxmlformats.org/officeDocument/2006/math" xmlns:v="urn:schemas-microsoft-com:vml" xmlns:wp14="http://schemas.microsoft.com/office/word/2010/wordprocessingDrawing" xmlns:wp="http://schemas.openxmlformats.org/drawingml/2006/wordprocessingDrawing" xmlns:w10="urn:schemas-microsoft-com:office:word" xmlns:w="http://schemas.openxmlformats.org/wordprocessingml/2006/main" xmlns:w14="http://schemas.microsoft.com/office/word/2010/wordml" xmlns:w15="http://schemas.microsoft.com/office/word/2012/wordml" xmlns:w16cex="http://schemas.microsoft.com/office/word/2018/wordml/cex" xmlns:w16cid="http://schemas.microsoft.com/office/word/2016/wordml/cid" xmlns:w16="http://schemas.microsoft.com/office/word/2018/wordml" xmlns:w16du="http://schemas.microsoft.com/office/word/2023/wordml/word16du" xmlns:w16sdtdh="http://schemas.microsoft.com/office/word/2020/wordml/sdtdatahash" xmlns:w16sdtfl="http://schemas.microsoft.com/office/word/2024/wordml/sdtformatlock" xmlns:w16se="http://schemas.microsoft.com/office/word/2015/wordml/symex" xmlns:wpg="http://schemas.microsoft.com/office/word/2010/wordprocessingGroup" xmlns:wpi="http://schemas.microsoft.com/office/word/2010/wordprocessingInk" xmlns:wne="http://schemas.microsoft.com/office/word/2006/wordml" xmlns:wps="http://schemas.microsoft.com/office/word/2010/wordprocessingShape" mc:Ignorable="w14 w15 w16se w16cid w16 w16cex w16sdtdh w16sdtfl w16du wp14">
-  <w:abstractNum xmlns:w="http://schemas.openxmlformats.org/wordprocessingml/2006/main" w:abstractNumId="16">
-    <w:nsid w:val="4d00c9d5"/>
-    <w:multiLevelType xmlns:w="http://schemas.openxmlformats.org/wordprocessingml/2006/main" w:val="hybridMultilevel"/>
-    <w:lvl xmlns:w="http://schemas.openxmlformats.org/wordprocessingml/2006/main" w:ilvl="0">
-      <w:start w:val="1"/>
-      <w:numFmt w:val="bullet"/>
-      <w:lvlText w:val=""/>
-      <w:lvlJc w:val="left"/>
-      <w:pPr>
-        <w:ind w:left="720" w:hanging="360"/>
-      </w:pPr>
-      <w:rPr>
-        <w:rFonts w:hint="default" w:ascii="Symbol" w:hAnsi="Symbol"/>
-      </w:rPr>
-    </w:lvl>
-    <w:lvl xmlns:w="http://schemas.openxmlformats.org/wordprocessingml/2006/main" w:ilvl="1">
-      <w:start w:val="1"/>
-      <w:numFmt w:val="bullet"/>
-      <w:lvlText w:val="o"/>
-      <w:lvlJc w:val="left"/>
-      <w:pPr>
-        <w:ind w:left="1440" w:hanging="360"/>
-      </w:pPr>
-      <w:rPr>
-        <w:rFonts w:hint="default" w:ascii="Courier New" w:hAnsi="Courier New"/>
-      </w:rPr>
-    </w:lvl>
-    <w:lvl xmlns:w="http://schemas.openxmlformats.org/wordprocessingml/2006/main" w:ilvl="2">
-      <w:start w:val="1"/>
-      <w:numFmt w:val="bullet"/>
-      <w:lvlText w:val=""/>
-      <w:lvlJc w:val="left"/>
-      <w:pPr>
-        <w:ind w:left="2160" w:hanging="360"/>
-      </w:pPr>
-      <w:rPr>
-        <w:rFonts w:hint="default" w:ascii="Wingdings" w:hAnsi="Wingdings"/>
-      </w:rPr>
-    </w:lvl>
-    <w:lvl xmlns:w="http://schemas.openxmlformats.org/wordprocessingml/2006/main" w:ilvl="3">
-      <w:start w:val="1"/>
-      <w:numFmt w:val="bullet"/>
-      <w:lvlText w:val=""/>
-      <w:lvlJc w:val="left"/>
-      <w:pPr>
-        <w:ind w:left="2880" w:hanging="360"/>
-      </w:pPr>
-      <w:rPr>
-        <w:rFonts w:hint="default" w:ascii="Symbol" w:hAnsi="Symbol"/>
-      </w:rPr>
-    </w:lvl>
-    <w:lvl xmlns:w="http://schemas.openxmlformats.org/wordprocessingml/2006/main" w:ilvl="4">
-      <w:start w:val="1"/>
-      <w:numFmt w:val="bullet"/>
-      <w:lvlText w:val="o"/>
-      <w:lvlJc w:val="left"/>
-      <w:pPr>
-        <w:ind w:left="3600" w:hanging="360"/>
-      </w:pPr>
-      <w:rPr>
-        <w:rFonts w:hint="default" w:ascii="Courier New" w:hAnsi="Courier New"/>
-      </w:rPr>
-    </w:lvl>
-    <w:lvl xmlns:w="http://schemas.openxmlformats.org/wordprocessingml/2006/main" w:ilvl="5">
-      <w:start w:val="1"/>
-      <w:numFmt w:val="bullet"/>
-      <w:lvlText w:val=""/>
-      <w:lvlJc w:val="left"/>
-      <w:pPr>
-        <w:ind w:left="4320" w:hanging="360"/>
-      </w:pPr>
-      <w:rPr>
-        <w:rFonts w:hint="default" w:ascii="Wingdings" w:hAnsi="Wingdings"/>
-      </w:rPr>
-    </w:lvl>
-    <w:lvl xmlns:w="http://schemas.openxmlformats.org/wordprocessingml/2006/main" w:ilvl="6">
-      <w:start w:val="1"/>
-      <w:numFmt w:val="bullet"/>
-      <w:lvlText w:val=""/>
-      <w:lvlJc w:val="left"/>
-      <w:pPr>
-        <w:ind w:left="5040" w:hanging="360"/>
-      </w:pPr>
-      <w:rPr>
-        <w:rFonts w:hint="default" w:ascii="Symbol" w:hAnsi="Symbol"/>
-      </w:rPr>
-    </w:lvl>
-    <w:lvl xmlns:w="http://schemas.openxmlformats.org/wordprocessingml/2006/main" w:ilvl="7">
-      <w:start w:val="1"/>
-      <w:numFmt w:val="bullet"/>
-      <w:lvlText w:val="o"/>
-      <w:lvlJc w:val="left"/>
-      <w:pPr>
-        <w:ind w:left="5760" w:hanging="360"/>
-      </w:pPr>
-      <w:rPr>
-        <w:rFonts w:hint="default" w:ascii="Courier New" w:hAnsi="Courier New"/>
-      </w:rPr>
-    </w:lvl>
-    <w:lvl xmlns:w="http://schemas.openxmlformats.org/wordprocessingml/2006/main" w:ilvl="8">
-      <w:start w:val="1"/>
-      <w:numFmt w:val="bullet"/>
-      <w:lvlText w:val=""/>
-      <w:lvlJc w:val="left"/>
-      <w:pPr>
-        <w:ind w:left="6480" w:hanging="360"/>
-      </w:pPr>
-      <w:rPr>
-        <w:rFonts w:hint="default" w:ascii="Wingdings" w:hAnsi="Wingdings"/>
-      </w:rPr>
-    </w:lvl>
-  </w:abstractNum>
+<w:numbering xmlns:wpc="http://schemas.microsoft.com/office/word/2010/wordprocessingCanvas" xmlns:cx="http://schemas.microsoft.com/office/drawing/2014/chartex" xmlns:cx1="http://schemas.microsoft.com/office/drawing/2015/9/8/chartex" xmlns:cx2="http://schemas.microsoft.com/office/drawing/2015/10/21/chartex" xmlns:cx3="http://schemas.microsoft.com/office/drawing/2016/5/9/chartex" xmlns:cx4="http://schemas.microsoft.com/office/drawing/2016/5/10/chartex" xmlns:cx5="http://schemas.microsoft.com/office/drawing/2016/5/11/chartex" xmlns:cx6="http://schemas.microsoft.com/office/drawing/2016/5/12/chartex" xmlns:cx7="http://schemas.microsoft.com/office/drawing/2016/5/13/chartex" xmlns:cx8="http://schemas.microsoft.com/office/drawing/2016/5/14/chartex" xmlns:mc="http://schemas.openxmlformats.org/markup-compatibility/2006" xmlns:aink="http://schemas.microsoft.com/office/drawing/2016/ink" xmlns:am3d="http://schemas.microsoft.com/office/drawing/2017/model3d" xmlns:o="urn:schemas-microsoft-com:office:office" xmlns:r="http://schemas.openxmlformats.org/officeDocument/2006/relationships" xmlns:m="http://schemas.openxmlformats.org/officeDocument/2006/math" xmlns:v="urn:schemas-microsoft-com:vml" xmlns:wp14="http://schemas.microsoft.com/office/word/2010/wordprocessingDrawing" xmlns:wp="http://schemas.openxmlformats.org/drawingml/2006/wordprocessingDrawing" xmlns:w10="urn:schemas-microsoft-com:office:word" xmlns:w="http://schemas.openxmlformats.org/wordprocessingml/2006/main" xmlns:w14="http://schemas.microsoft.com/office/word/2010/wordml" xmlns:w15="http://schemas.microsoft.com/office/word/2012/wordml" xmlns:w16cex="http://schemas.microsoft.com/office/word/2018/wordml/cex" xmlns:w16cid="http://schemas.microsoft.com/office/word/2016/wordml/cid" xmlns:w16="http://schemas.microsoft.com/office/word/2018/wordml" xmlns:w16sdtdh="http://schemas.microsoft.com/office/word/2020/wordml/sdtdatahash" xmlns:w16se="http://schemas.microsoft.com/office/word/2015/wordml/symex" xmlns:wpg="http://schemas.microsoft.com/office/word/2010/wordprocessingGroup" xmlns:wpi="http://schemas.microsoft.com/office/word/2010/wordprocessingInk" xmlns:wne="http://schemas.microsoft.com/office/word/2006/wordml" xmlns:wps="http://schemas.microsoft.com/office/word/2010/wordprocessingShape" mc:Ignorable="w14 w15 w16se w16cid w16 w16cex w16sdtdh wp14">
   <w:abstractNum w:abstractNumId="0" w15:restartNumberingAfterBreak="0">
     <w:nsid w:val="1440105A"/>
     <w:multiLevelType w:val="hybridMultilevel"/>
@@ -8544,7 +8965,7 @@
         <w:ind w:left="720" w:hanging="360"/>
       </w:pPr>
       <w:rPr>
-        <w:rFonts w:hint="default" w:ascii="Symbol" w:hAnsi="Symbol"/>
+        <w:rFonts w:ascii="Symbol" w:hAnsi="Symbol" w:hint="default"/>
       </w:rPr>
     </w:lvl>
     <w:lvl w:ilvl="1" w:tplc="04090003">
@@ -8556,7 +8977,7 @@
         <w:ind w:left="1440" w:hanging="360"/>
       </w:pPr>
       <w:rPr>
-        <w:rFonts w:hint="default" w:ascii="Courier New" w:hAnsi="Courier New" w:cs="Courier New"/>
+        <w:rFonts w:ascii="Courier New" w:hAnsi="Courier New" w:cs="Courier New" w:hint="default"/>
       </w:rPr>
     </w:lvl>
     <w:lvl w:ilvl="2" w:tplc="04090005" w:tentative="1">
@@ -8568,7 +8989,7 @@
         <w:ind w:left="2160" w:hanging="360"/>
       </w:pPr>
       <w:rPr>
-        <w:rFonts w:hint="default" w:ascii="Wingdings" w:hAnsi="Wingdings"/>
+        <w:rFonts w:ascii="Wingdings" w:hAnsi="Wingdings" w:hint="default"/>
       </w:rPr>
     </w:lvl>
     <w:lvl w:ilvl="3" w:tplc="04090001" w:tentative="1">
@@ -8580,7 +9001,7 @@
         <w:ind w:left="2880" w:hanging="360"/>
       </w:pPr>
       <w:rPr>
-        <w:rFonts w:hint="default" w:ascii="Symbol" w:hAnsi="Symbol"/>
+        <w:rFonts w:ascii="Symbol" w:hAnsi="Symbol" w:hint="default"/>
       </w:rPr>
     </w:lvl>
     <w:lvl w:ilvl="4" w:tplc="04090003" w:tentative="1">
@@ -8592,7 +9013,7 @@
         <w:ind w:left="3600" w:hanging="360"/>
       </w:pPr>
       <w:rPr>
-        <w:rFonts w:hint="default" w:ascii="Courier New" w:hAnsi="Courier New" w:cs="Courier New"/>
+        <w:rFonts w:ascii="Courier New" w:hAnsi="Courier New" w:cs="Courier New" w:hint="default"/>
       </w:rPr>
     </w:lvl>
     <w:lvl w:ilvl="5" w:tplc="04090005" w:tentative="1">
@@ -8604,7 +9025,7 @@
         <w:ind w:left="4320" w:hanging="360"/>
       </w:pPr>
       <w:rPr>
-        <w:rFonts w:hint="default" w:ascii="Wingdings" w:hAnsi="Wingdings"/>
+        <w:rFonts w:ascii="Wingdings" w:hAnsi="Wingdings" w:hint="default"/>
       </w:rPr>
     </w:lvl>
     <w:lvl w:ilvl="6" w:tplc="04090001" w:tentative="1">
@@ -8616,7 +9037,7 @@
         <w:ind w:left="5040" w:hanging="360"/>
       </w:pPr>
       <w:rPr>
-        <w:rFonts w:hint="default" w:ascii="Symbol" w:hAnsi="Symbol"/>
+        <w:rFonts w:ascii="Symbol" w:hAnsi="Symbol" w:hint="default"/>
       </w:rPr>
     </w:lvl>
     <w:lvl w:ilvl="7" w:tplc="04090003" w:tentative="1">
@@ -8628,7 +9049,7 @@
         <w:ind w:left="5760" w:hanging="360"/>
       </w:pPr>
       <w:rPr>
-        <w:rFonts w:hint="default" w:ascii="Courier New" w:hAnsi="Courier New" w:cs="Courier New"/>
+        <w:rFonts w:ascii="Courier New" w:hAnsi="Courier New" w:cs="Courier New" w:hint="default"/>
       </w:rPr>
     </w:lvl>
     <w:lvl w:ilvl="8" w:tplc="04090005" w:tentative="1">
@@ -8640,7 +9061,7 @@
         <w:ind w:left="6480" w:hanging="360"/>
       </w:pPr>
       <w:rPr>
-        <w:rFonts w:hint="default" w:ascii="Wingdings" w:hAnsi="Wingdings"/>
+        <w:rFonts w:ascii="Wingdings" w:hAnsi="Wingdings" w:hint="default"/>
       </w:rPr>
     </w:lvl>
   </w:abstractNum>
@@ -8657,7 +9078,7 @@
         <w:ind w:left="1080" w:hanging="360"/>
       </w:pPr>
       <w:rPr>
-        <w:rFonts w:hint="default" w:ascii="Symbol" w:hAnsi="Symbol"/>
+        <w:rFonts w:ascii="Symbol" w:hAnsi="Symbol" w:hint="default"/>
       </w:rPr>
     </w:lvl>
     <w:lvl w:ilvl="1" w:tplc="04090003" w:tentative="1">
@@ -8669,7 +9090,7 @@
         <w:ind w:left="1800" w:hanging="360"/>
       </w:pPr>
       <w:rPr>
-        <w:rFonts w:hint="default" w:ascii="Courier New" w:hAnsi="Courier New" w:cs="Courier New"/>
+        <w:rFonts w:ascii="Courier New" w:hAnsi="Courier New" w:cs="Courier New" w:hint="default"/>
       </w:rPr>
     </w:lvl>
     <w:lvl w:ilvl="2" w:tplc="04090005" w:tentative="1">
@@ -8681,7 +9102,7 @@
         <w:ind w:left="2520" w:hanging="360"/>
       </w:pPr>
       <w:rPr>
-        <w:rFonts w:hint="default" w:ascii="Wingdings" w:hAnsi="Wingdings"/>
+        <w:rFonts w:ascii="Wingdings" w:hAnsi="Wingdings" w:hint="default"/>
       </w:rPr>
     </w:lvl>
     <w:lvl w:ilvl="3" w:tplc="04090001" w:tentative="1">
@@ -8693,7 +9114,7 @@
         <w:ind w:left="3240" w:hanging="360"/>
       </w:pPr>
       <w:rPr>
-        <w:rFonts w:hint="default" w:ascii="Symbol" w:hAnsi="Symbol"/>
+        <w:rFonts w:ascii="Symbol" w:hAnsi="Symbol" w:hint="default"/>
       </w:rPr>
     </w:lvl>
     <w:lvl w:ilvl="4" w:tplc="04090003" w:tentative="1">
@@ -8705,7 +9126,7 @@
         <w:ind w:left="3960" w:hanging="360"/>
       </w:pPr>
       <w:rPr>
-        <w:rFonts w:hint="default" w:ascii="Courier New" w:hAnsi="Courier New" w:cs="Courier New"/>
+        <w:rFonts w:ascii="Courier New" w:hAnsi="Courier New" w:cs="Courier New" w:hint="default"/>
       </w:rPr>
     </w:lvl>
     <w:lvl w:ilvl="5" w:tplc="04090005" w:tentative="1">
@@ -8717,7 +9138,7 @@
         <w:ind w:left="4680" w:hanging="360"/>
       </w:pPr>
       <w:rPr>
-        <w:rFonts w:hint="default" w:ascii="Wingdings" w:hAnsi="Wingdings"/>
+        <w:rFonts w:ascii="Wingdings" w:hAnsi="Wingdings" w:hint="default"/>
       </w:rPr>
     </w:lvl>
     <w:lvl w:ilvl="6" w:tplc="04090001" w:tentative="1">
@@ -8729,7 +9150,7 @@
         <w:ind w:left="5400" w:hanging="360"/>
       </w:pPr>
       <w:rPr>
-        <w:rFonts w:hint="default" w:ascii="Symbol" w:hAnsi="Symbol"/>
+        <w:rFonts w:ascii="Symbol" w:hAnsi="Symbol" w:hint="default"/>
       </w:rPr>
     </w:lvl>
     <w:lvl w:ilvl="7" w:tplc="04090003" w:tentative="1">
@@ -8741,7 +9162,7 @@
         <w:ind w:left="6120" w:hanging="360"/>
       </w:pPr>
       <w:rPr>
-        <w:rFonts w:hint="default" w:ascii="Courier New" w:hAnsi="Courier New" w:cs="Courier New"/>
+        <w:rFonts w:ascii="Courier New" w:hAnsi="Courier New" w:cs="Courier New" w:hint="default"/>
       </w:rPr>
     </w:lvl>
     <w:lvl w:ilvl="8" w:tplc="04090005" w:tentative="1">
@@ -8753,7 +9174,7 @@
         <w:ind w:left="6840" w:hanging="360"/>
       </w:pPr>
       <w:rPr>
-        <w:rFonts w:hint="default" w:ascii="Wingdings" w:hAnsi="Wingdings"/>
+        <w:rFonts w:ascii="Wingdings" w:hAnsi="Wingdings" w:hint="default"/>
       </w:rPr>
     </w:lvl>
   </w:abstractNum>
@@ -8770,7 +9191,7 @@
         <w:ind w:left="720" w:hanging="360"/>
       </w:pPr>
       <w:rPr>
-        <w:rFonts w:hint="default" w:ascii="Times New Roman" w:hAnsi="Times New Roman" w:cs="Times New Roman"/>
+        <w:rFonts w:ascii="Times New Roman" w:hAnsi="Times New Roman" w:cs="Times New Roman" w:hint="default"/>
         <w:b/>
       </w:rPr>
     </w:lvl>
@@ -8949,7 +9370,7 @@
         <w:ind w:left="720" w:hanging="360"/>
       </w:pPr>
       <w:rPr>
-        <w:rFonts w:hint="default" w:ascii="Symbol" w:hAnsi="Symbol"/>
+        <w:rFonts w:ascii="Symbol" w:hAnsi="Symbol" w:hint="default"/>
         <w:sz w:val="20"/>
       </w:rPr>
     </w:lvl>
@@ -8965,7 +9386,7 @@
         <w:ind w:left="1440" w:hanging="360"/>
       </w:pPr>
       <w:rPr>
-        <w:rFonts w:hint="default" w:ascii="Courier New" w:hAnsi="Courier New"/>
+        <w:rFonts w:ascii="Courier New" w:hAnsi="Courier New" w:hint="default"/>
         <w:sz w:val="20"/>
       </w:rPr>
     </w:lvl>
@@ -8981,7 +9402,7 @@
         <w:ind w:left="2160" w:hanging="360"/>
       </w:pPr>
       <w:rPr>
-        <w:rFonts w:hint="default" w:ascii="Wingdings" w:hAnsi="Wingdings"/>
+        <w:rFonts w:ascii="Wingdings" w:hAnsi="Wingdings" w:hint="default"/>
         <w:sz w:val="20"/>
       </w:rPr>
     </w:lvl>
@@ -8997,7 +9418,7 @@
         <w:ind w:left="2880" w:hanging="360"/>
       </w:pPr>
       <w:rPr>
-        <w:rFonts w:hint="default" w:ascii="Wingdings" w:hAnsi="Wingdings"/>
+        <w:rFonts w:ascii="Wingdings" w:hAnsi="Wingdings" w:hint="default"/>
         <w:sz w:val="20"/>
       </w:rPr>
     </w:lvl>
@@ -9013,7 +9434,7 @@
         <w:ind w:left="3600" w:hanging="360"/>
       </w:pPr>
       <w:rPr>
-        <w:rFonts w:hint="default" w:ascii="Wingdings" w:hAnsi="Wingdings"/>
+        <w:rFonts w:ascii="Wingdings" w:hAnsi="Wingdings" w:hint="default"/>
         <w:sz w:val="20"/>
       </w:rPr>
     </w:lvl>
@@ -9029,7 +9450,7 @@
         <w:ind w:left="4320" w:hanging="360"/>
       </w:pPr>
       <w:rPr>
-        <w:rFonts w:hint="default" w:ascii="Wingdings" w:hAnsi="Wingdings"/>
+        <w:rFonts w:ascii="Wingdings" w:hAnsi="Wingdings" w:hint="default"/>
         <w:sz w:val="20"/>
       </w:rPr>
     </w:lvl>
@@ -9045,7 +9466,7 @@
         <w:ind w:left="5040" w:hanging="360"/>
       </w:pPr>
       <w:rPr>
-        <w:rFonts w:hint="default" w:ascii="Wingdings" w:hAnsi="Wingdings"/>
+        <w:rFonts w:ascii="Wingdings" w:hAnsi="Wingdings" w:hint="default"/>
         <w:sz w:val="20"/>
       </w:rPr>
     </w:lvl>
@@ -9061,7 +9482,7 @@
         <w:ind w:left="5760" w:hanging="360"/>
       </w:pPr>
       <w:rPr>
-        <w:rFonts w:hint="default" w:ascii="Wingdings" w:hAnsi="Wingdings"/>
+        <w:rFonts w:ascii="Wingdings" w:hAnsi="Wingdings" w:hint="default"/>
         <w:sz w:val="20"/>
       </w:rPr>
     </w:lvl>
@@ -9077,7 +9498,7 @@
         <w:ind w:left="6480" w:hanging="360"/>
       </w:pPr>
       <w:rPr>
-        <w:rFonts w:hint="default" w:ascii="Wingdings" w:hAnsi="Wingdings"/>
+        <w:rFonts w:ascii="Wingdings" w:hAnsi="Wingdings" w:hint="default"/>
         <w:sz w:val="20"/>
       </w:rPr>
     </w:lvl>
@@ -9208,7 +9629,7 @@
         <w:ind w:left="1080" w:hanging="360"/>
       </w:pPr>
       <w:rPr>
-        <w:rFonts w:hint="default" w:ascii="Symbol" w:hAnsi="Symbol"/>
+        <w:rFonts w:ascii="Symbol" w:hAnsi="Symbol" w:hint="default"/>
       </w:rPr>
     </w:lvl>
     <w:lvl w:ilvl="1" w:tplc="04090003" w:tentative="1">
@@ -9220,7 +9641,7 @@
         <w:ind w:left="1800" w:hanging="360"/>
       </w:pPr>
       <w:rPr>
-        <w:rFonts w:hint="default" w:ascii="Courier New" w:hAnsi="Courier New" w:cs="Courier New"/>
+        <w:rFonts w:ascii="Courier New" w:hAnsi="Courier New" w:cs="Courier New" w:hint="default"/>
       </w:rPr>
     </w:lvl>
     <w:lvl w:ilvl="2" w:tplc="04090005" w:tentative="1">
@@ -9232,7 +9653,7 @@
         <w:ind w:left="2520" w:hanging="360"/>
       </w:pPr>
       <w:rPr>
-        <w:rFonts w:hint="default" w:ascii="Wingdings" w:hAnsi="Wingdings"/>
+        <w:rFonts w:ascii="Wingdings" w:hAnsi="Wingdings" w:hint="default"/>
       </w:rPr>
     </w:lvl>
     <w:lvl w:ilvl="3" w:tplc="04090001" w:tentative="1">
@@ -9244,7 +9665,7 @@
         <w:ind w:left="3240" w:hanging="360"/>
       </w:pPr>
       <w:rPr>
-        <w:rFonts w:hint="default" w:ascii="Symbol" w:hAnsi="Symbol"/>
+        <w:rFonts w:ascii="Symbol" w:hAnsi="Symbol" w:hint="default"/>
       </w:rPr>
     </w:lvl>
     <w:lvl w:ilvl="4" w:tplc="04090003" w:tentative="1">
@@ -9256,7 +9677,7 @@
         <w:ind w:left="3960" w:hanging="360"/>
       </w:pPr>
       <w:rPr>
-        <w:rFonts w:hint="default" w:ascii="Courier New" w:hAnsi="Courier New" w:cs="Courier New"/>
+        <w:rFonts w:ascii="Courier New" w:hAnsi="Courier New" w:cs="Courier New" w:hint="default"/>
       </w:rPr>
     </w:lvl>
     <w:lvl w:ilvl="5" w:tplc="04090005" w:tentative="1">
@@ -9268,7 +9689,7 @@
         <w:ind w:left="4680" w:hanging="360"/>
       </w:pPr>
       <w:rPr>
-        <w:rFonts w:hint="default" w:ascii="Wingdings" w:hAnsi="Wingdings"/>
+        <w:rFonts w:ascii="Wingdings" w:hAnsi="Wingdings" w:hint="default"/>
       </w:rPr>
     </w:lvl>
     <w:lvl w:ilvl="6" w:tplc="04090001" w:tentative="1">
@@ -9280,7 +9701,7 @@
         <w:ind w:left="5400" w:hanging="360"/>
       </w:pPr>
       <w:rPr>
-        <w:rFonts w:hint="default" w:ascii="Symbol" w:hAnsi="Symbol"/>
+        <w:rFonts w:ascii="Symbol" w:hAnsi="Symbol" w:hint="default"/>
       </w:rPr>
     </w:lvl>
     <w:lvl w:ilvl="7" w:tplc="04090003" w:tentative="1">
@@ -9292,7 +9713,7 @@
         <w:ind w:left="6120" w:hanging="360"/>
       </w:pPr>
       <w:rPr>
-        <w:rFonts w:hint="default" w:ascii="Courier New" w:hAnsi="Courier New" w:cs="Courier New"/>
+        <w:rFonts w:ascii="Courier New" w:hAnsi="Courier New" w:cs="Courier New" w:hint="default"/>
       </w:rPr>
     </w:lvl>
     <w:lvl w:ilvl="8" w:tplc="04090005" w:tentative="1">
@@ -9304,7 +9725,7 @@
         <w:ind w:left="6840" w:hanging="360"/>
       </w:pPr>
       <w:rPr>
-        <w:rFonts w:hint="default" w:ascii="Wingdings" w:hAnsi="Wingdings"/>
+        <w:rFonts w:ascii="Wingdings" w:hAnsi="Wingdings" w:hint="default"/>
       </w:rPr>
     </w:lvl>
   </w:abstractNum>
@@ -9321,7 +9742,7 @@
         <w:ind w:left="840" w:hanging="360"/>
       </w:pPr>
       <w:rPr>
-        <w:rFonts w:hint="default" w:ascii="Symbol" w:hAnsi="Symbol"/>
+        <w:rFonts w:ascii="Symbol" w:hAnsi="Symbol" w:hint="default"/>
       </w:rPr>
     </w:lvl>
     <w:lvl w:ilvl="1" w:tplc="04090003" w:tentative="1">
@@ -9333,7 +9754,7 @@
         <w:ind w:left="1560" w:hanging="360"/>
       </w:pPr>
       <w:rPr>
-        <w:rFonts w:hint="default" w:ascii="Courier New" w:hAnsi="Courier New" w:cs="Courier New"/>
+        <w:rFonts w:ascii="Courier New" w:hAnsi="Courier New" w:cs="Courier New" w:hint="default"/>
       </w:rPr>
     </w:lvl>
     <w:lvl w:ilvl="2" w:tplc="04090005" w:tentative="1">
@@ -9345,7 +9766,7 @@
         <w:ind w:left="2280" w:hanging="360"/>
       </w:pPr>
       <w:rPr>
-        <w:rFonts w:hint="default" w:ascii="Wingdings" w:hAnsi="Wingdings"/>
+        <w:rFonts w:ascii="Wingdings" w:hAnsi="Wingdings" w:hint="default"/>
       </w:rPr>
     </w:lvl>
     <w:lvl w:ilvl="3" w:tplc="04090001" w:tentative="1">
@@ -9357,7 +9778,7 @@
         <w:ind w:left="3000" w:hanging="360"/>
       </w:pPr>
       <w:rPr>
-        <w:rFonts w:hint="default" w:ascii="Symbol" w:hAnsi="Symbol"/>
+        <w:rFonts w:ascii="Symbol" w:hAnsi="Symbol" w:hint="default"/>
       </w:rPr>
     </w:lvl>
     <w:lvl w:ilvl="4" w:tplc="04090003" w:tentative="1">
@@ -9369,7 +9790,7 @@
         <w:ind w:left="3720" w:hanging="360"/>
       </w:pPr>
       <w:rPr>
-        <w:rFonts w:hint="default" w:ascii="Courier New" w:hAnsi="Courier New" w:cs="Courier New"/>
+        <w:rFonts w:ascii="Courier New" w:hAnsi="Courier New" w:cs="Courier New" w:hint="default"/>
       </w:rPr>
     </w:lvl>
     <w:lvl w:ilvl="5" w:tplc="04090005" w:tentative="1">
@@ -9381,7 +9802,7 @@
         <w:ind w:left="4440" w:hanging="360"/>
       </w:pPr>
       <w:rPr>
-        <w:rFonts w:hint="default" w:ascii="Wingdings" w:hAnsi="Wingdings"/>
+        <w:rFonts w:ascii="Wingdings" w:hAnsi="Wingdings" w:hint="default"/>
       </w:rPr>
     </w:lvl>
     <w:lvl w:ilvl="6" w:tplc="04090001" w:tentative="1">
@@ -9393,7 +9814,7 @@
         <w:ind w:left="5160" w:hanging="360"/>
       </w:pPr>
       <w:rPr>
-        <w:rFonts w:hint="default" w:ascii="Symbol" w:hAnsi="Symbol"/>
+        <w:rFonts w:ascii="Symbol" w:hAnsi="Symbol" w:hint="default"/>
       </w:rPr>
     </w:lvl>
     <w:lvl w:ilvl="7" w:tplc="04090003" w:tentative="1">
@@ -9405,7 +9826,7 @@
         <w:ind w:left="5880" w:hanging="360"/>
       </w:pPr>
       <w:rPr>
-        <w:rFonts w:hint="default" w:ascii="Courier New" w:hAnsi="Courier New" w:cs="Courier New"/>
+        <w:rFonts w:ascii="Courier New" w:hAnsi="Courier New" w:cs="Courier New" w:hint="default"/>
       </w:rPr>
     </w:lvl>
     <w:lvl w:ilvl="8" w:tplc="04090005" w:tentative="1">
@@ -9417,11 +9838,124 @@
         <w:ind w:left="6600" w:hanging="360"/>
       </w:pPr>
       <w:rPr>
-        <w:rFonts w:hint="default" w:ascii="Wingdings" w:hAnsi="Wingdings"/>
+        <w:rFonts w:ascii="Wingdings" w:hAnsi="Wingdings" w:hint="default"/>
       </w:rPr>
     </w:lvl>
   </w:abstractNum>
   <w:abstractNum w:abstractNumId="8" w15:restartNumberingAfterBreak="0">
+    <w:nsid w:val="4D00C9D5"/>
+    <w:multiLevelType w:val="hybridMultilevel"/>
+    <w:tmpl w:val="9A321FDE"/>
+    <w:lvl w:ilvl="0" w:tplc="12C0BC36">
+      <w:start w:val="1"/>
+      <w:numFmt w:val="bullet"/>
+      <w:lvlText w:val=""/>
+      <w:lvlJc w:val="left"/>
+      <w:pPr>
+        <w:ind w:left="720" w:hanging="360"/>
+      </w:pPr>
+      <w:rPr>
+        <w:rFonts w:ascii="Symbol" w:hAnsi="Symbol" w:hint="default"/>
+      </w:rPr>
+    </w:lvl>
+    <w:lvl w:ilvl="1" w:tplc="D7EC2A96">
+      <w:start w:val="1"/>
+      <w:numFmt w:val="bullet"/>
+      <w:lvlText w:val="o"/>
+      <w:lvlJc w:val="left"/>
+      <w:pPr>
+        <w:ind w:left="1440" w:hanging="360"/>
+      </w:pPr>
+      <w:rPr>
+        <w:rFonts w:ascii="Courier New" w:hAnsi="Courier New" w:hint="default"/>
+      </w:rPr>
+    </w:lvl>
+    <w:lvl w:ilvl="2" w:tplc="15722158">
+      <w:start w:val="1"/>
+      <w:numFmt w:val="bullet"/>
+      <w:lvlText w:val=""/>
+      <w:lvlJc w:val="left"/>
+      <w:pPr>
+        <w:ind w:left="2160" w:hanging="360"/>
+      </w:pPr>
+      <w:rPr>
+        <w:rFonts w:ascii="Wingdings" w:hAnsi="Wingdings" w:hint="default"/>
+      </w:rPr>
+    </w:lvl>
+    <w:lvl w:ilvl="3" w:tplc="76F646A0">
+      <w:start w:val="1"/>
+      <w:numFmt w:val="bullet"/>
+      <w:lvlText w:val=""/>
+      <w:lvlJc w:val="left"/>
+      <w:pPr>
+        <w:ind w:left="2880" w:hanging="360"/>
+      </w:pPr>
+      <w:rPr>
+        <w:rFonts w:ascii="Symbol" w:hAnsi="Symbol" w:hint="default"/>
+      </w:rPr>
+    </w:lvl>
+    <w:lvl w:ilvl="4" w:tplc="C96CC3DE">
+      <w:start w:val="1"/>
+      <w:numFmt w:val="bullet"/>
+      <w:lvlText w:val="o"/>
+      <w:lvlJc w:val="left"/>
+      <w:pPr>
+        <w:ind w:left="3600" w:hanging="360"/>
+      </w:pPr>
+      <w:rPr>
+        <w:rFonts w:ascii="Courier New" w:hAnsi="Courier New" w:hint="default"/>
+      </w:rPr>
+    </w:lvl>
+    <w:lvl w:ilvl="5" w:tplc="CA3C1244">
+      <w:start w:val="1"/>
+      <w:numFmt w:val="bullet"/>
+      <w:lvlText w:val=""/>
+      <w:lvlJc w:val="left"/>
+      <w:pPr>
+        <w:ind w:left="4320" w:hanging="360"/>
+      </w:pPr>
+      <w:rPr>
+        <w:rFonts w:ascii="Wingdings" w:hAnsi="Wingdings" w:hint="default"/>
+      </w:rPr>
+    </w:lvl>
+    <w:lvl w:ilvl="6" w:tplc="052A71D8">
+      <w:start w:val="1"/>
+      <w:numFmt w:val="bullet"/>
+      <w:lvlText w:val=""/>
+      <w:lvlJc w:val="left"/>
+      <w:pPr>
+        <w:ind w:left="5040" w:hanging="360"/>
+      </w:pPr>
+      <w:rPr>
+        <w:rFonts w:ascii="Symbol" w:hAnsi="Symbol" w:hint="default"/>
+      </w:rPr>
+    </w:lvl>
+    <w:lvl w:ilvl="7" w:tplc="C4EAD5C0">
+      <w:start w:val="1"/>
+      <w:numFmt w:val="bullet"/>
+      <w:lvlText w:val="o"/>
+      <w:lvlJc w:val="left"/>
+      <w:pPr>
+        <w:ind w:left="5760" w:hanging="360"/>
+      </w:pPr>
+      <w:rPr>
+        <w:rFonts w:ascii="Courier New" w:hAnsi="Courier New" w:hint="default"/>
+      </w:rPr>
+    </w:lvl>
+    <w:lvl w:ilvl="8" w:tplc="D0C0FF86">
+      <w:start w:val="1"/>
+      <w:numFmt w:val="bullet"/>
+      <w:lvlText w:val=""/>
+      <w:lvlJc w:val="left"/>
+      <w:pPr>
+        <w:ind w:left="6480" w:hanging="360"/>
+      </w:pPr>
+      <w:rPr>
+        <w:rFonts w:ascii="Wingdings" w:hAnsi="Wingdings" w:hint="default"/>
+      </w:rPr>
+    </w:lvl>
+  </w:abstractNum>
+  <w:abstractNum w:abstractNumId="9" w15:restartNumberingAfterBreak="0">
     <w:nsid w:val="52AF3966"/>
     <w:multiLevelType w:val="multilevel"/>
     <w:tmpl w:val="69DEFDD8"/>
@@ -9437,7 +9971,7 @@
         <w:ind w:left="720" w:hanging="360"/>
       </w:pPr>
       <w:rPr>
-        <w:rFonts w:hint="default" w:ascii="Symbol" w:hAnsi="Symbol"/>
+        <w:rFonts w:ascii="Symbol" w:hAnsi="Symbol" w:hint="default"/>
         <w:sz w:val="20"/>
       </w:rPr>
     </w:lvl>
@@ -9450,7 +9984,7 @@
         <w:ind w:left="1440" w:hanging="360"/>
       </w:pPr>
       <w:rPr>
-        <w:rFonts w:hint="default" w:ascii="Times New Roman" w:hAnsi="Times New Roman" w:cs="Times New Roman" w:eastAsiaTheme="minorHAnsi"/>
+        <w:rFonts w:ascii="Times New Roman" w:eastAsiaTheme="minorHAnsi" w:hAnsi="Times New Roman" w:cs="Times New Roman" w:hint="default"/>
       </w:rPr>
     </w:lvl>
     <w:lvl w:ilvl="2" w:tentative="1">
@@ -9465,7 +9999,7 @@
         <w:ind w:left="2160" w:hanging="360"/>
       </w:pPr>
       <w:rPr>
-        <w:rFonts w:hint="default" w:ascii="Wingdings" w:hAnsi="Wingdings"/>
+        <w:rFonts w:ascii="Wingdings" w:hAnsi="Wingdings" w:hint="default"/>
         <w:sz w:val="20"/>
       </w:rPr>
     </w:lvl>
@@ -9481,7 +10015,7 @@
         <w:ind w:left="2880" w:hanging="360"/>
       </w:pPr>
       <w:rPr>
-        <w:rFonts w:hint="default" w:ascii="Wingdings" w:hAnsi="Wingdings"/>
+        <w:rFonts w:ascii="Wingdings" w:hAnsi="Wingdings" w:hint="default"/>
         <w:sz w:val="20"/>
       </w:rPr>
     </w:lvl>
@@ -9497,7 +10031,7 @@
         <w:ind w:left="3600" w:hanging="360"/>
       </w:pPr>
       <w:rPr>
-        <w:rFonts w:hint="default" w:ascii="Wingdings" w:hAnsi="Wingdings"/>
+        <w:rFonts w:ascii="Wingdings" w:hAnsi="Wingdings" w:hint="default"/>
         <w:sz w:val="20"/>
       </w:rPr>
     </w:lvl>
@@ -9513,7 +10047,7 @@
         <w:ind w:left="4320" w:hanging="360"/>
       </w:pPr>
       <w:rPr>
-        <w:rFonts w:hint="default" w:ascii="Wingdings" w:hAnsi="Wingdings"/>
+        <w:rFonts w:ascii="Wingdings" w:hAnsi="Wingdings" w:hint="default"/>
         <w:sz w:val="20"/>
       </w:rPr>
     </w:lvl>
@@ -9529,7 +10063,7 @@
         <w:ind w:left="5040" w:hanging="360"/>
       </w:pPr>
       <w:rPr>
-        <w:rFonts w:hint="default" w:ascii="Wingdings" w:hAnsi="Wingdings"/>
+        <w:rFonts w:ascii="Wingdings" w:hAnsi="Wingdings" w:hint="default"/>
         <w:sz w:val="20"/>
       </w:rPr>
     </w:lvl>
@@ -9545,7 +10079,7 @@
         <w:ind w:left="5760" w:hanging="360"/>
       </w:pPr>
       <w:rPr>
-        <w:rFonts w:hint="default" w:ascii="Wingdings" w:hAnsi="Wingdings"/>
+        <w:rFonts w:ascii="Wingdings" w:hAnsi="Wingdings" w:hint="default"/>
         <w:sz w:val="20"/>
       </w:rPr>
     </w:lvl>
@@ -9561,12 +10095,12 @@
         <w:ind w:left="6480" w:hanging="360"/>
       </w:pPr>
       <w:rPr>
-        <w:rFonts w:hint="default" w:ascii="Wingdings" w:hAnsi="Wingdings"/>
+        <w:rFonts w:ascii="Wingdings" w:hAnsi="Wingdings" w:hint="default"/>
         <w:sz w:val="20"/>
       </w:rPr>
     </w:lvl>
   </w:abstractNum>
-  <w:abstractNum w:abstractNumId="9" w15:restartNumberingAfterBreak="0">
+  <w:abstractNum w:abstractNumId="10" w15:restartNumberingAfterBreak="0">
     <w:nsid w:val="62022EF5"/>
     <w:multiLevelType w:val="multilevel"/>
     <w:tmpl w:val="6C624254"/>
@@ -9679,7 +10213,7 @@
       </w:pPr>
     </w:lvl>
   </w:abstractNum>
-  <w:abstractNum w:abstractNumId="10" w15:restartNumberingAfterBreak="0">
+  <w:abstractNum w:abstractNumId="11" w15:restartNumberingAfterBreak="0">
     <w:nsid w:val="69D15638"/>
     <w:multiLevelType w:val="hybridMultilevel"/>
     <w:tmpl w:val="E2CA0956"/>
@@ -9692,7 +10226,7 @@
         <w:ind w:left="2160" w:hanging="360"/>
       </w:pPr>
       <w:rPr>
-        <w:rFonts w:hint="default" w:ascii="Wingdings" w:hAnsi="Wingdings"/>
+        <w:rFonts w:ascii="Wingdings" w:hAnsi="Wingdings" w:hint="default"/>
       </w:rPr>
     </w:lvl>
     <w:lvl w:ilvl="1" w:tplc="04090003" w:tentative="1">
@@ -9704,7 +10238,7 @@
         <w:ind w:left="2880" w:hanging="360"/>
       </w:pPr>
       <w:rPr>
-        <w:rFonts w:hint="default" w:ascii="Courier New" w:hAnsi="Courier New" w:cs="Courier New"/>
+        <w:rFonts w:ascii="Courier New" w:hAnsi="Courier New" w:cs="Courier New" w:hint="default"/>
       </w:rPr>
     </w:lvl>
     <w:lvl w:ilvl="2" w:tplc="04090005" w:tentative="1">
@@ -9716,7 +10250,7 @@
         <w:ind w:left="3600" w:hanging="360"/>
       </w:pPr>
       <w:rPr>
-        <w:rFonts w:hint="default" w:ascii="Wingdings" w:hAnsi="Wingdings"/>
+        <w:rFonts w:ascii="Wingdings" w:hAnsi="Wingdings" w:hint="default"/>
       </w:rPr>
     </w:lvl>
     <w:lvl w:ilvl="3" w:tplc="04090001" w:tentative="1">
@@ -9728,7 +10262,7 @@
         <w:ind w:left="4320" w:hanging="360"/>
       </w:pPr>
       <w:rPr>
-        <w:rFonts w:hint="default" w:ascii="Symbol" w:hAnsi="Symbol"/>
+        <w:rFonts w:ascii="Symbol" w:hAnsi="Symbol" w:hint="default"/>
       </w:rPr>
     </w:lvl>
     <w:lvl w:ilvl="4" w:tplc="04090003" w:tentative="1">
@@ -9740,7 +10274,7 @@
         <w:ind w:left="5040" w:hanging="360"/>
       </w:pPr>
       <w:rPr>
-        <w:rFonts w:hint="default" w:ascii="Courier New" w:hAnsi="Courier New" w:cs="Courier New"/>
+        <w:rFonts w:ascii="Courier New" w:hAnsi="Courier New" w:cs="Courier New" w:hint="default"/>
       </w:rPr>
     </w:lvl>
     <w:lvl w:ilvl="5" w:tplc="04090005" w:tentative="1">
@@ -9752,7 +10286,7 @@
         <w:ind w:left="5760" w:hanging="360"/>
       </w:pPr>
       <w:rPr>
-        <w:rFonts w:hint="default" w:ascii="Wingdings" w:hAnsi="Wingdings"/>
+        <w:rFonts w:ascii="Wingdings" w:hAnsi="Wingdings" w:hint="default"/>
       </w:rPr>
     </w:lvl>
     <w:lvl w:ilvl="6" w:tplc="04090001" w:tentative="1">
@@ -9764,7 +10298,7 @@
         <w:ind w:left="6480" w:hanging="360"/>
       </w:pPr>
       <w:rPr>
-        <w:rFonts w:hint="default" w:ascii="Symbol" w:hAnsi="Symbol"/>
+        <w:rFonts w:ascii="Symbol" w:hAnsi="Symbol" w:hint="default"/>
       </w:rPr>
     </w:lvl>
     <w:lvl w:ilvl="7" w:tplc="04090003" w:tentative="1">
@@ -9776,7 +10310,7 @@
         <w:ind w:left="7200" w:hanging="360"/>
       </w:pPr>
       <w:rPr>
-        <w:rFonts w:hint="default" w:ascii="Courier New" w:hAnsi="Courier New" w:cs="Courier New"/>
+        <w:rFonts w:ascii="Courier New" w:hAnsi="Courier New" w:cs="Courier New" w:hint="default"/>
       </w:rPr>
     </w:lvl>
     <w:lvl w:ilvl="8" w:tplc="04090005" w:tentative="1">
@@ -9788,11 +10322,11 @@
         <w:ind w:left="7920" w:hanging="360"/>
       </w:pPr>
       <w:rPr>
-        <w:rFonts w:hint="default" w:ascii="Wingdings" w:hAnsi="Wingdings"/>
+        <w:rFonts w:ascii="Wingdings" w:hAnsi="Wingdings" w:hint="default"/>
       </w:rPr>
     </w:lvl>
   </w:abstractNum>
-  <w:abstractNum w:abstractNumId="11" w15:restartNumberingAfterBreak="0">
+  <w:abstractNum w:abstractNumId="12" w15:restartNumberingAfterBreak="0">
     <w:nsid w:val="6A2F6300"/>
     <w:multiLevelType w:val="multilevel"/>
     <w:tmpl w:val="63B814BE"/>
@@ -9808,7 +10342,7 @@
         <w:ind w:left="720" w:hanging="360"/>
       </w:pPr>
       <w:rPr>
-        <w:rFonts w:hint="default" w:ascii="Symbol" w:hAnsi="Symbol"/>
+        <w:rFonts w:ascii="Symbol" w:hAnsi="Symbol" w:hint="default"/>
         <w:sz w:val="20"/>
       </w:rPr>
     </w:lvl>
@@ -9824,7 +10358,7 @@
         <w:ind w:left="1440" w:hanging="360"/>
       </w:pPr>
       <w:rPr>
-        <w:rFonts w:hint="default" w:ascii="Courier New" w:hAnsi="Courier New"/>
+        <w:rFonts w:ascii="Courier New" w:hAnsi="Courier New" w:hint="default"/>
         <w:sz w:val="20"/>
       </w:rPr>
     </w:lvl>
@@ -9840,7 +10374,7 @@
         <w:ind w:left="2160" w:hanging="360"/>
       </w:pPr>
       <w:rPr>
-        <w:rFonts w:hint="default" w:ascii="Wingdings" w:hAnsi="Wingdings"/>
+        <w:rFonts w:ascii="Wingdings" w:hAnsi="Wingdings" w:hint="default"/>
         <w:sz w:val="20"/>
       </w:rPr>
     </w:lvl>
@@ -9856,7 +10390,7 @@
         <w:ind w:left="2880" w:hanging="360"/>
       </w:pPr>
       <w:rPr>
-        <w:rFonts w:hint="default" w:ascii="Wingdings" w:hAnsi="Wingdings"/>
+        <w:rFonts w:ascii="Wingdings" w:hAnsi="Wingdings" w:hint="default"/>
         <w:sz w:val="20"/>
       </w:rPr>
     </w:lvl>
@@ -9872,7 +10406,7 @@
         <w:ind w:left="3600" w:hanging="360"/>
       </w:pPr>
       <w:rPr>
-        <w:rFonts w:hint="default" w:ascii="Wingdings" w:hAnsi="Wingdings"/>
+        <w:rFonts w:ascii="Wingdings" w:hAnsi="Wingdings" w:hint="default"/>
         <w:sz w:val="20"/>
       </w:rPr>
     </w:lvl>
@@ -9888,7 +10422,7 @@
         <w:ind w:left="4320" w:hanging="360"/>
       </w:pPr>
       <w:rPr>
-        <w:rFonts w:hint="default" w:ascii="Wingdings" w:hAnsi="Wingdings"/>
+        <w:rFonts w:ascii="Wingdings" w:hAnsi="Wingdings" w:hint="default"/>
         <w:sz w:val="20"/>
       </w:rPr>
     </w:lvl>
@@ -9904,7 +10438,7 @@
         <w:ind w:left="5040" w:hanging="360"/>
       </w:pPr>
       <w:rPr>
-        <w:rFonts w:hint="default" w:ascii="Wingdings" w:hAnsi="Wingdings"/>
+        <w:rFonts w:ascii="Wingdings" w:hAnsi="Wingdings" w:hint="default"/>
         <w:sz w:val="20"/>
       </w:rPr>
     </w:lvl>
@@ -9920,7 +10454,7 @@
         <w:ind w:left="5760" w:hanging="360"/>
       </w:pPr>
       <w:rPr>
-        <w:rFonts w:hint="default" w:ascii="Wingdings" w:hAnsi="Wingdings"/>
+        <w:rFonts w:ascii="Wingdings" w:hAnsi="Wingdings" w:hint="default"/>
         <w:sz w:val="20"/>
       </w:rPr>
     </w:lvl>
@@ -9936,12 +10470,12 @@
         <w:ind w:left="6480" w:hanging="360"/>
       </w:pPr>
       <w:rPr>
-        <w:rFonts w:hint="default" w:ascii="Wingdings" w:hAnsi="Wingdings"/>
+        <w:rFonts w:ascii="Wingdings" w:hAnsi="Wingdings" w:hint="default"/>
         <w:sz w:val="20"/>
       </w:rPr>
     </w:lvl>
   </w:abstractNum>
-  <w:abstractNum w:abstractNumId="12" w15:restartNumberingAfterBreak="0">
+  <w:abstractNum w:abstractNumId="13" w15:restartNumberingAfterBreak="0">
     <w:nsid w:val="6BE20DCE"/>
     <w:multiLevelType w:val="multilevel"/>
     <w:tmpl w:val="A0F098F8"/>
@@ -9957,7 +10491,7 @@
         <w:ind w:left="720" w:hanging="360"/>
       </w:pPr>
       <w:rPr>
-        <w:rFonts w:hint="default" w:ascii="Symbol" w:hAnsi="Symbol"/>
+        <w:rFonts w:ascii="Symbol" w:hAnsi="Symbol" w:hint="default"/>
         <w:sz w:val="20"/>
       </w:rPr>
     </w:lvl>
@@ -9973,7 +10507,7 @@
         <w:ind w:left="1440" w:hanging="360"/>
       </w:pPr>
       <w:rPr>
-        <w:rFonts w:hint="default" w:ascii="Courier New" w:hAnsi="Courier New"/>
+        <w:rFonts w:ascii="Courier New" w:hAnsi="Courier New" w:hint="default"/>
         <w:sz w:val="20"/>
       </w:rPr>
     </w:lvl>
@@ -9989,7 +10523,7 @@
         <w:ind w:left="2160" w:hanging="360"/>
       </w:pPr>
       <w:rPr>
-        <w:rFonts w:hint="default" w:ascii="Wingdings" w:hAnsi="Wingdings"/>
+        <w:rFonts w:ascii="Wingdings" w:hAnsi="Wingdings" w:hint="default"/>
         <w:sz w:val="20"/>
       </w:rPr>
     </w:lvl>
@@ -10005,7 +10539,7 @@
         <w:ind w:left="2880" w:hanging="360"/>
       </w:pPr>
       <w:rPr>
-        <w:rFonts w:hint="default" w:ascii="Wingdings" w:hAnsi="Wingdings"/>
+        <w:rFonts w:ascii="Wingdings" w:hAnsi="Wingdings" w:hint="default"/>
         <w:sz w:val="20"/>
       </w:rPr>
     </w:lvl>
@@ -10021,7 +10555,7 @@
         <w:ind w:left="3600" w:hanging="360"/>
       </w:pPr>
       <w:rPr>
-        <w:rFonts w:hint="default" w:ascii="Wingdings" w:hAnsi="Wingdings"/>
+        <w:rFonts w:ascii="Wingdings" w:hAnsi="Wingdings" w:hint="default"/>
         <w:sz w:val="20"/>
       </w:rPr>
     </w:lvl>
@@ -10037,7 +10571,7 @@
         <w:ind w:left="4320" w:hanging="360"/>
       </w:pPr>
       <w:rPr>
-        <w:rFonts w:hint="default" w:ascii="Wingdings" w:hAnsi="Wingdings"/>
+        <w:rFonts w:ascii="Wingdings" w:hAnsi="Wingdings" w:hint="default"/>
         <w:sz w:val="20"/>
       </w:rPr>
     </w:lvl>
@@ -10053,7 +10587,7 @@
         <w:ind w:left="5040" w:hanging="360"/>
       </w:pPr>
       <w:rPr>
-        <w:rFonts w:hint="default" w:ascii="Wingdings" w:hAnsi="Wingdings"/>
+        <w:rFonts w:ascii="Wingdings" w:hAnsi="Wingdings" w:hint="default"/>
         <w:sz w:val="20"/>
       </w:rPr>
     </w:lvl>
@@ -10069,7 +10603,7 @@
         <w:ind w:left="5760" w:hanging="360"/>
       </w:pPr>
       <w:rPr>
-        <w:rFonts w:hint="default" w:ascii="Wingdings" w:hAnsi="Wingdings"/>
+        <w:rFonts w:ascii="Wingdings" w:hAnsi="Wingdings" w:hint="default"/>
         <w:sz w:val="20"/>
       </w:rPr>
     </w:lvl>
@@ -10085,12 +10619,12 @@
         <w:ind w:left="6480" w:hanging="360"/>
       </w:pPr>
       <w:rPr>
-        <w:rFonts w:hint="default" w:ascii="Wingdings" w:hAnsi="Wingdings"/>
+        <w:rFonts w:ascii="Wingdings" w:hAnsi="Wingdings" w:hint="default"/>
         <w:sz w:val="20"/>
       </w:rPr>
     </w:lvl>
   </w:abstractNum>
-  <w:abstractNum w:abstractNumId="13" w15:restartNumberingAfterBreak="0">
+  <w:abstractNum w:abstractNumId="14" w15:restartNumberingAfterBreak="0">
     <w:nsid w:val="6D343EFD"/>
     <w:multiLevelType w:val="hybridMultilevel"/>
     <w:tmpl w:val="A3C2C190"/>
@@ -10179,7 +10713,7 @@
       </w:pPr>
     </w:lvl>
   </w:abstractNum>
-  <w:abstractNum w:abstractNumId="14" w15:restartNumberingAfterBreak="0">
+  <w:abstractNum w:abstractNumId="15" w15:restartNumberingAfterBreak="0">
     <w:nsid w:val="73E61F88"/>
     <w:multiLevelType w:val="multilevel"/>
     <w:tmpl w:val="C77C5E24"/>
@@ -10195,7 +10729,7 @@
         <w:ind w:left="720" w:hanging="360"/>
       </w:pPr>
       <w:rPr>
-        <w:rFonts w:hint="default" w:ascii="Symbol" w:hAnsi="Symbol"/>
+        <w:rFonts w:ascii="Symbol" w:hAnsi="Symbol" w:hint="default"/>
         <w:sz w:val="20"/>
       </w:rPr>
     </w:lvl>
@@ -10211,7 +10745,7 @@
         <w:ind w:left="1440" w:hanging="360"/>
       </w:pPr>
       <w:rPr>
-        <w:rFonts w:hint="default" w:ascii="Courier New" w:hAnsi="Courier New"/>
+        <w:rFonts w:ascii="Courier New" w:hAnsi="Courier New" w:hint="default"/>
         <w:sz w:val="20"/>
       </w:rPr>
     </w:lvl>
@@ -10227,7 +10761,7 @@
         <w:ind w:left="2160" w:hanging="360"/>
       </w:pPr>
       <w:rPr>
-        <w:rFonts w:hint="default" w:ascii="Wingdings" w:hAnsi="Wingdings"/>
+        <w:rFonts w:ascii="Wingdings" w:hAnsi="Wingdings" w:hint="default"/>
         <w:sz w:val="20"/>
       </w:rPr>
     </w:lvl>
@@ -10243,7 +10777,7 @@
         <w:ind w:left="2880" w:hanging="360"/>
       </w:pPr>
       <w:rPr>
-        <w:rFonts w:hint="default" w:ascii="Wingdings" w:hAnsi="Wingdings"/>
+        <w:rFonts w:ascii="Wingdings" w:hAnsi="Wingdings" w:hint="default"/>
         <w:sz w:val="20"/>
       </w:rPr>
     </w:lvl>
@@ -10259,7 +10793,7 @@
         <w:ind w:left="3600" w:hanging="360"/>
       </w:pPr>
       <w:rPr>
-        <w:rFonts w:hint="default" w:ascii="Wingdings" w:hAnsi="Wingdings"/>
+        <w:rFonts w:ascii="Wingdings" w:hAnsi="Wingdings" w:hint="default"/>
         <w:sz w:val="20"/>
       </w:rPr>
     </w:lvl>
@@ -10275,7 +10809,7 @@
         <w:ind w:left="4320" w:hanging="360"/>
       </w:pPr>
       <w:rPr>
-        <w:rFonts w:hint="default" w:ascii="Wingdings" w:hAnsi="Wingdings"/>
+        <w:rFonts w:ascii="Wingdings" w:hAnsi="Wingdings" w:hint="default"/>
         <w:sz w:val="20"/>
       </w:rPr>
     </w:lvl>
@@ -10291,7 +10825,7 @@
         <w:ind w:left="5040" w:hanging="360"/>
       </w:pPr>
       <w:rPr>
-        <w:rFonts w:hint="default" w:ascii="Wingdings" w:hAnsi="Wingdings"/>
+        <w:rFonts w:ascii="Wingdings" w:hAnsi="Wingdings" w:hint="default"/>
         <w:sz w:val="20"/>
       </w:rPr>
     </w:lvl>
@@ -10307,7 +10841,7 @@
         <w:ind w:left="5760" w:hanging="360"/>
       </w:pPr>
       <w:rPr>
-        <w:rFonts w:hint="default" w:ascii="Wingdings" w:hAnsi="Wingdings"/>
+        <w:rFonts w:ascii="Wingdings" w:hAnsi="Wingdings" w:hint="default"/>
         <w:sz w:val="20"/>
       </w:rPr>
     </w:lvl>
@@ -10323,12 +10857,12 @@
         <w:ind w:left="6480" w:hanging="360"/>
       </w:pPr>
       <w:rPr>
-        <w:rFonts w:hint="default" w:ascii="Wingdings" w:hAnsi="Wingdings"/>
+        <w:rFonts w:ascii="Wingdings" w:hAnsi="Wingdings" w:hint="default"/>
         <w:sz w:val="20"/>
       </w:rPr>
     </w:lvl>
   </w:abstractNum>
-  <w:abstractNum w:abstractNumId="15" w15:restartNumberingAfterBreak="0">
+  <w:abstractNum w:abstractNumId="16" w15:restartNumberingAfterBreak="0">
     <w:nsid w:val="7A9045D8"/>
     <w:multiLevelType w:val="multilevel"/>
     <w:tmpl w:val="4762DB68"/>
@@ -10344,7 +10878,7 @@
         <w:ind w:left="720" w:hanging="360"/>
       </w:pPr>
       <w:rPr>
-        <w:rFonts w:hint="default" w:ascii="Symbol" w:hAnsi="Symbol"/>
+        <w:rFonts w:ascii="Symbol" w:hAnsi="Symbol" w:hint="default"/>
         <w:sz w:val="20"/>
       </w:rPr>
     </w:lvl>
@@ -10360,7 +10894,7 @@
         <w:ind w:left="1440" w:hanging="360"/>
       </w:pPr>
       <w:rPr>
-        <w:rFonts w:hint="default" w:ascii="Courier New" w:hAnsi="Courier New"/>
+        <w:rFonts w:ascii="Courier New" w:hAnsi="Courier New" w:hint="default"/>
         <w:sz w:val="20"/>
       </w:rPr>
     </w:lvl>
@@ -10376,7 +10910,7 @@
         <w:ind w:left="2160" w:hanging="360"/>
       </w:pPr>
       <w:rPr>
-        <w:rFonts w:hint="default" w:ascii="Wingdings" w:hAnsi="Wingdings"/>
+        <w:rFonts w:ascii="Wingdings" w:hAnsi="Wingdings" w:hint="default"/>
         <w:sz w:val="20"/>
       </w:rPr>
     </w:lvl>
@@ -10392,7 +10926,7 @@
         <w:ind w:left="2880" w:hanging="360"/>
       </w:pPr>
       <w:rPr>
-        <w:rFonts w:hint="default" w:ascii="Wingdings" w:hAnsi="Wingdings"/>
+        <w:rFonts w:ascii="Wingdings" w:hAnsi="Wingdings" w:hint="default"/>
         <w:sz w:val="20"/>
       </w:rPr>
     </w:lvl>
@@ -10408,7 +10942,7 @@
         <w:ind w:left="3600" w:hanging="360"/>
       </w:pPr>
       <w:rPr>
-        <w:rFonts w:hint="default" w:ascii="Wingdings" w:hAnsi="Wingdings"/>
+        <w:rFonts w:ascii="Wingdings" w:hAnsi="Wingdings" w:hint="default"/>
         <w:sz w:val="20"/>
       </w:rPr>
     </w:lvl>
@@ -10424,7 +10958,7 @@
         <w:ind w:left="4320" w:hanging="360"/>
       </w:pPr>
       <w:rPr>
-        <w:rFonts w:hint="default" w:ascii="Wingdings" w:hAnsi="Wingdings"/>
+        <w:rFonts w:ascii="Wingdings" w:hAnsi="Wingdings" w:hint="default"/>
         <w:sz w:val="20"/>
       </w:rPr>
     </w:lvl>
@@ -10440,7 +10974,7 @@
         <w:ind w:left="5040" w:hanging="360"/>
       </w:pPr>
       <w:rPr>
-        <w:rFonts w:hint="default" w:ascii="Wingdings" w:hAnsi="Wingdings"/>
+        <w:rFonts w:ascii="Wingdings" w:hAnsi="Wingdings" w:hint="default"/>
         <w:sz w:val="20"/>
       </w:rPr>
     </w:lvl>
@@ -10456,7 +10990,7 @@
         <w:ind w:left="5760" w:hanging="360"/>
       </w:pPr>
       <w:rPr>
-        <w:rFonts w:hint="default" w:ascii="Wingdings" w:hAnsi="Wingdings"/>
+        <w:rFonts w:ascii="Wingdings" w:hAnsi="Wingdings" w:hint="default"/>
         <w:sz w:val="20"/>
       </w:rPr>
     </w:lvl>
@@ -10472,71 +11006,71 @@
         <w:ind w:left="6480" w:hanging="360"/>
       </w:pPr>
       <w:rPr>
-        <w:rFonts w:hint="default" w:ascii="Wingdings" w:hAnsi="Wingdings"/>
+        <w:rFonts w:ascii="Wingdings" w:hAnsi="Wingdings" w:hint="default"/>
         <w:sz w:val="20"/>
       </w:rPr>
     </w:lvl>
   </w:abstractNum>
-  <w:num w:numId="17">
+  <w:num w:numId="1">
+    <w:abstractNumId w:val="8"/>
+  </w:num>
+  <w:num w:numId="2">
+    <w:abstractNumId w:val="9"/>
+  </w:num>
+  <w:num w:numId="3">
+    <w:abstractNumId w:val="0"/>
+  </w:num>
+  <w:num w:numId="4">
+    <w:abstractNumId w:val="11"/>
+  </w:num>
+  <w:num w:numId="5">
+    <w:abstractNumId w:val="5"/>
+  </w:num>
+  <w:num w:numId="6">
     <w:abstractNumId w:val="16"/>
   </w:num>
-  <w:num w:numId="1" w16cid:durableId="1603223146">
-    <w:abstractNumId w:val="8"/>
+  <w:num w:numId="7">
+    <w:abstractNumId w:val="3"/>
   </w:num>
-  <w:num w:numId="2" w16cid:durableId="83844692">
-    <w:abstractNumId w:val="0"/>
+  <w:num w:numId="8">
+    <w:abstractNumId w:val="2"/>
   </w:num>
-  <w:num w:numId="3" w16cid:durableId="936058770">
+  <w:num w:numId="9">
+    <w:abstractNumId w:val="1"/>
+  </w:num>
+  <w:num w:numId="10">
+    <w:abstractNumId w:val="6"/>
+  </w:num>
+  <w:num w:numId="11">
+    <w:abstractNumId w:val="14"/>
+  </w:num>
+  <w:num w:numId="12">
+    <w:abstractNumId w:val="13"/>
+  </w:num>
+  <w:num w:numId="13">
+    <w:abstractNumId w:val="15"/>
+  </w:num>
+  <w:num w:numId="14">
+    <w:abstractNumId w:val="7"/>
+  </w:num>
+  <w:num w:numId="15">
     <w:abstractNumId w:val="10"/>
   </w:num>
-  <w:num w:numId="4" w16cid:durableId="916210341">
-    <w:abstractNumId w:val="5"/>
-  </w:num>
-  <w:num w:numId="5" w16cid:durableId="1623614926">
-    <w:abstractNumId w:val="15"/>
-  </w:num>
-  <w:num w:numId="6" w16cid:durableId="1909655029">
-    <w:abstractNumId w:val="3"/>
-  </w:num>
-  <w:num w:numId="7" w16cid:durableId="283005863">
-    <w:abstractNumId w:val="2"/>
-  </w:num>
-  <w:num w:numId="8" w16cid:durableId="1107232241">
-    <w:abstractNumId w:val="1"/>
-  </w:num>
-  <w:num w:numId="9" w16cid:durableId="1855800125">
-    <w:abstractNumId w:val="6"/>
-  </w:num>
-  <w:num w:numId="10" w16cid:durableId="1794667019">
-    <w:abstractNumId w:val="13"/>
-  </w:num>
-  <w:num w:numId="11" w16cid:durableId="1725788226">
+  <w:num w:numId="16">
     <w:abstractNumId w:val="12"/>
   </w:num>
-  <w:num w:numId="12" w16cid:durableId="2085641085">
-    <w:abstractNumId w:val="14"/>
-  </w:num>
-  <w:num w:numId="13" w16cid:durableId="17901185">
-    <w:abstractNumId w:val="7"/>
-  </w:num>
-  <w:num w:numId="14" w16cid:durableId="2002809005">
-    <w:abstractNumId w:val="9"/>
-  </w:num>
-  <w:num w:numId="15" w16cid:durableId="4940080">
-    <w:abstractNumId w:val="11"/>
-  </w:num>
-  <w:num w:numId="16" w16cid:durableId="659694475">
+  <w:num w:numId="17">
     <w:abstractNumId w:val="4"/>
   </w:num>
 </w:numbering>
 </file>
 
 <file path=word/styles.xml><?xml version="1.0" encoding="utf-8"?>
-<w:styles xmlns:mc="http://schemas.openxmlformats.org/markup-compatibility/2006" xmlns:r="http://schemas.openxmlformats.org/officeDocument/2006/relationships" xmlns:w="http://schemas.openxmlformats.org/wordprocessingml/2006/main" xmlns:w14="http://schemas.microsoft.com/office/word/2010/wordml" xmlns:w15="http://schemas.microsoft.com/office/word/2012/wordml" xmlns:w16cex="http://schemas.microsoft.com/office/word/2018/wordml/cex" xmlns:w16cid="http://schemas.microsoft.com/office/word/2016/wordml/cid" xmlns:w16="http://schemas.microsoft.com/office/word/2018/wordml" xmlns:w16du="http://schemas.microsoft.com/office/word/2023/wordml/word16du" xmlns:w16sdtdh="http://schemas.microsoft.com/office/word/2020/wordml/sdtdatahash" xmlns:w16sdtfl="http://schemas.microsoft.com/office/word/2024/wordml/sdtformatlock" xmlns:w16se="http://schemas.microsoft.com/office/word/2015/wordml/symex" mc:Ignorable="w14 w15 w16se w16cid w16 w16cex w16sdtdh w16sdtfl w16du">
+<w:styles xmlns:mc="http://schemas.openxmlformats.org/markup-compatibility/2006" xmlns:r="http://schemas.openxmlformats.org/officeDocument/2006/relationships" xmlns:w="http://schemas.openxmlformats.org/wordprocessingml/2006/main" xmlns:w14="http://schemas.microsoft.com/office/word/2010/wordml" xmlns:w15="http://schemas.microsoft.com/office/word/2012/wordml" xmlns:w16cex="http://schemas.microsoft.com/office/word/2018/wordml/cex" xmlns:w16cid="http://schemas.microsoft.com/office/word/2016/wordml/cid" xmlns:w16="http://schemas.microsoft.com/office/word/2018/wordml" xmlns:w16sdtdh="http://schemas.microsoft.com/office/word/2020/wordml/sdtdatahash" xmlns:w16se="http://schemas.microsoft.com/office/word/2015/wordml/symex" mc:Ignorable="w14 w15 w16se w16cid w16 w16cex w16sdtdh">
   <w:docDefaults>
     <w:rPrDefault>
       <w:rPr>
-        <w:rFonts w:asciiTheme="minorHAnsi" w:hAnsiTheme="minorHAnsi" w:eastAsiaTheme="minorHAnsi" w:cstheme="minorBidi"/>
+        <w:rFonts w:asciiTheme="minorHAnsi" w:eastAsiaTheme="minorHAnsi" w:hAnsiTheme="minorHAnsi" w:cstheme="minorBidi"/>
         <w:kern w:val="2"/>
         <w:sz w:val="24"/>
         <w:szCs w:val="24"/>
@@ -10553,14 +11087,14 @@
   <w:latentStyles w:defLockedState="0" w:defUIPriority="99" w:defSemiHidden="0" w:defUnhideWhenUsed="0" w:defQFormat="0" w:count="376">
     <w:lsdException w:name="Normal" w:uiPriority="0" w:qFormat="1"/>
     <w:lsdException w:name="heading 1" w:uiPriority="9" w:qFormat="1"/>
-    <w:lsdException w:name="heading 2" w:uiPriority="9" w:semiHidden="1" w:unhideWhenUsed="1" w:qFormat="1"/>
-    <w:lsdException w:name="heading 3" w:uiPriority="9" w:semiHidden="1" w:unhideWhenUsed="1" w:qFormat="1"/>
-    <w:lsdException w:name="heading 4" w:uiPriority="9" w:semiHidden="1" w:unhideWhenUsed="1" w:qFormat="1"/>
-    <w:lsdException w:name="heading 5" w:uiPriority="9" w:semiHidden="1" w:unhideWhenUsed="1" w:qFormat="1"/>
-    <w:lsdException w:name="heading 6" w:uiPriority="9" w:semiHidden="1" w:unhideWhenUsed="1" w:qFormat="1"/>
-    <w:lsdException w:name="heading 7" w:uiPriority="9" w:semiHidden="1" w:unhideWhenUsed="1" w:qFormat="1"/>
-    <w:lsdException w:name="heading 8" w:uiPriority="9" w:semiHidden="1" w:unhideWhenUsed="1" w:qFormat="1"/>
-    <w:lsdException w:name="heading 9" w:uiPriority="9" w:semiHidden="1" w:unhideWhenUsed="1" w:qFormat="1"/>
+    <w:lsdException w:name="heading 2" w:semiHidden="1" w:uiPriority="9" w:unhideWhenUsed="1" w:qFormat="1"/>
+    <w:lsdException w:name="heading 3" w:semiHidden="1" w:uiPriority="9" w:unhideWhenUsed="1" w:qFormat="1"/>
+    <w:lsdException w:name="heading 4" w:semiHidden="1" w:uiPriority="9" w:unhideWhenUsed="1" w:qFormat="1"/>
+    <w:lsdException w:name="heading 5" w:semiHidden="1" w:uiPriority="9" w:unhideWhenUsed="1" w:qFormat="1"/>
+    <w:lsdException w:name="heading 6" w:semiHidden="1" w:uiPriority="9" w:unhideWhenUsed="1" w:qFormat="1"/>
+    <w:lsdException w:name="heading 7" w:semiHidden="1" w:uiPriority="9" w:unhideWhenUsed="1" w:qFormat="1"/>
+    <w:lsdException w:name="heading 8" w:semiHidden="1" w:uiPriority="9" w:unhideWhenUsed="1" w:qFormat="1"/>
+    <w:lsdException w:name="heading 9" w:semiHidden="1" w:uiPriority="9" w:unhideWhenUsed="1" w:qFormat="1"/>
     <w:lsdException w:name="index 1" w:semiHidden="1" w:unhideWhenUsed="1"/>
     <w:lsdException w:name="index 2" w:semiHidden="1" w:unhideWhenUsed="1"/>
     <w:lsdException w:name="index 3" w:semiHidden="1" w:unhideWhenUsed="1"/>
@@ -10570,22 +11104,22 @@
     <w:lsdException w:name="index 7" w:semiHidden="1" w:unhideWhenUsed="1"/>
     <w:lsdException w:name="index 8" w:semiHidden="1" w:unhideWhenUsed="1"/>
     <w:lsdException w:name="index 9" w:semiHidden="1" w:unhideWhenUsed="1"/>
-    <w:lsdException w:name="toc 1" w:uiPriority="39" w:semiHidden="1" w:unhideWhenUsed="1"/>
-    <w:lsdException w:name="toc 2" w:uiPriority="39" w:semiHidden="1" w:unhideWhenUsed="1"/>
-    <w:lsdException w:name="toc 3" w:uiPriority="39" w:semiHidden="1" w:unhideWhenUsed="1"/>
-    <w:lsdException w:name="toc 4" w:uiPriority="39" w:semiHidden="1" w:unhideWhenUsed="1"/>
-    <w:lsdException w:name="toc 5" w:uiPriority="39" w:semiHidden="1" w:unhideWhenUsed="1"/>
-    <w:lsdException w:name="toc 6" w:uiPriority="39" w:semiHidden="1" w:unhideWhenUsed="1"/>
-    <w:lsdException w:name="toc 7" w:uiPriority="39" w:semiHidden="1" w:unhideWhenUsed="1"/>
-    <w:lsdException w:name="toc 8" w:uiPriority="39" w:semiHidden="1" w:unhideWhenUsed="1"/>
-    <w:lsdException w:name="toc 9" w:uiPriority="39" w:semiHidden="1" w:unhideWhenUsed="1"/>
+    <w:lsdException w:name="toc 1" w:semiHidden="1" w:uiPriority="39" w:unhideWhenUsed="1"/>
+    <w:lsdException w:name="toc 2" w:semiHidden="1" w:uiPriority="39" w:unhideWhenUsed="1"/>
+    <w:lsdException w:name="toc 3" w:semiHidden="1" w:uiPriority="39" w:unhideWhenUsed="1"/>
+    <w:lsdException w:name="toc 4" w:semiHidden="1" w:uiPriority="39" w:unhideWhenUsed="1"/>
+    <w:lsdException w:name="toc 5" w:semiHidden="1" w:uiPriority="39" w:unhideWhenUsed="1"/>
+    <w:lsdException w:name="toc 6" w:semiHidden="1" w:uiPriority="39" w:unhideWhenUsed="1"/>
+    <w:lsdException w:name="toc 7" w:semiHidden="1" w:uiPriority="39" w:unhideWhenUsed="1"/>
+    <w:lsdException w:name="toc 8" w:semiHidden="1" w:uiPriority="39" w:unhideWhenUsed="1"/>
+    <w:lsdException w:name="toc 9" w:semiHidden="1" w:uiPriority="39" w:unhideWhenUsed="1"/>
     <w:lsdException w:name="Normal Indent" w:semiHidden="1" w:unhideWhenUsed="1"/>
     <w:lsdException w:name="footnote text" w:semiHidden="1" w:unhideWhenUsed="1"/>
     <w:lsdException w:name="annotation text" w:semiHidden="1" w:unhideWhenUsed="1"/>
     <w:lsdException w:name="header" w:semiHidden="1" w:unhideWhenUsed="1"/>
     <w:lsdException w:name="footer" w:semiHidden="1" w:unhideWhenUsed="1"/>
     <w:lsdException w:name="index heading" w:semiHidden="1" w:unhideWhenUsed="1"/>
-    <w:lsdException w:name="caption" w:uiPriority="35" w:semiHidden="1" w:unhideWhenUsed="1" w:qFormat="1"/>
+    <w:lsdException w:name="caption" w:semiHidden="1" w:uiPriority="35" w:unhideWhenUsed="1" w:qFormat="1"/>
     <w:lsdException w:name="table of figures" w:semiHidden="1" w:unhideWhenUsed="1"/>
     <w:lsdException w:name="envelope address" w:semiHidden="1" w:unhideWhenUsed="1"/>
     <w:lsdException w:name="envelope return" w:semiHidden="1" w:unhideWhenUsed="1"/>
@@ -10616,7 +11150,7 @@
     <w:lsdException w:name="Title" w:uiPriority="10" w:qFormat="1"/>
     <w:lsdException w:name="Closing" w:semiHidden="1" w:unhideWhenUsed="1"/>
     <w:lsdException w:name="Signature" w:semiHidden="1" w:unhideWhenUsed="1"/>
-    <w:lsdException w:name="Default Paragraph Font" w:uiPriority="1" w:semiHidden="1" w:unhideWhenUsed="1"/>
+    <w:lsdException w:name="Default Paragraph Font" w:semiHidden="1" w:uiPriority="1" w:unhideWhenUsed="1"/>
     <w:lsdException w:name="Body Text" w:semiHidden="1" w:unhideWhenUsed="1"/>
     <w:lsdException w:name="Body Text Indent" w:semiHidden="1" w:unhideWhenUsed="1"/>
     <w:lsdException w:name="List Continue" w:semiHidden="1" w:unhideWhenUsed="1"/>
@@ -10816,8 +11350,8 @@
     <w:lsdException w:name="Subtle Reference" w:uiPriority="31" w:qFormat="1"/>
     <w:lsdException w:name="Intense Reference" w:uiPriority="32" w:qFormat="1"/>
     <w:lsdException w:name="Book Title" w:uiPriority="33" w:qFormat="1"/>
-    <w:lsdException w:name="Bibliography" w:uiPriority="37" w:semiHidden="1" w:unhideWhenUsed="1"/>
-    <w:lsdException w:name="TOC Heading" w:uiPriority="39" w:semiHidden="1" w:unhideWhenUsed="1" w:qFormat="1"/>
+    <w:lsdException w:name="Bibliography" w:semiHidden="1" w:uiPriority="37" w:unhideWhenUsed="1"/>
+    <w:lsdException w:name="TOC Heading" w:semiHidden="1" w:uiPriority="39" w:unhideWhenUsed="1" w:qFormat="1"/>
     <w:lsdException w:name="Plain Table 1" w:uiPriority="41"/>
     <w:lsdException w:name="Plain Table 2" w:uiPriority="42"/>
     <w:lsdException w:name="Plain Table 3" w:uiPriority="43"/>
@@ -10928,7 +11462,7 @@
     <w:lsdException w:name="Unresolved Mention" w:semiHidden="1" w:unhideWhenUsed="1"/>
     <w:lsdException w:name="Smart Link" w:semiHidden="1" w:unhideWhenUsed="1"/>
   </w:latentStyles>
-  <w:style w:type="paragraph" w:styleId="Normal" w:default="1">
+  <w:style w:type="paragraph" w:default="1" w:styleId="Normal">
     <w:name w:val="Normal"/>
     <w:qFormat/>
   </w:style>
@@ -10947,7 +11481,7 @@
       <w:outlineLvl w:val="0"/>
     </w:pPr>
     <w:rPr>
-      <w:rFonts w:asciiTheme="majorHAnsi" w:hAnsiTheme="majorHAnsi" w:eastAsiaTheme="majorEastAsia" w:cstheme="majorBidi"/>
+      <w:rFonts w:asciiTheme="majorHAnsi" w:eastAsiaTheme="majorEastAsia" w:hAnsiTheme="majorHAnsi" w:cstheme="majorBidi"/>
       <w:color w:val="2F5496" w:themeColor="accent1" w:themeShade="BF"/>
       <w:sz w:val="40"/>
       <w:szCs w:val="40"/>
@@ -10969,7 +11503,7 @@
       <w:outlineLvl w:val="1"/>
     </w:pPr>
     <w:rPr>
-      <w:rFonts w:asciiTheme="majorHAnsi" w:hAnsiTheme="majorHAnsi" w:eastAsiaTheme="majorEastAsia" w:cstheme="majorBidi"/>
+      <w:rFonts w:asciiTheme="majorHAnsi" w:eastAsiaTheme="majorEastAsia" w:hAnsiTheme="majorHAnsi" w:cstheme="majorBidi"/>
       <w:color w:val="2F5496" w:themeColor="accent1" w:themeShade="BF"/>
       <w:sz w:val="32"/>
       <w:szCs w:val="32"/>
@@ -11130,12 +11664,13 @@
       <w:color w:val="272727" w:themeColor="text1" w:themeTint="D8"/>
     </w:rPr>
   </w:style>
-  <w:style w:type="character" w:styleId="DefaultParagraphFont" w:default="1">
+  <w:style w:type="character" w:default="1" w:styleId="DefaultParagraphFont">
     <w:name w:val="Default Paragraph Font"/>
     <w:uiPriority w:val="1"/>
+    <w:semiHidden/>
     <w:unhideWhenUsed/>
   </w:style>
-  <w:style w:type="table" w:styleId="TableNormal" w:default="1">
+  <w:style w:type="table" w:default="1" w:styleId="TableNormal">
     <w:name w:val="Normal Table"/>
     <w:uiPriority w:val="99"/>
     <w:semiHidden/>
@@ -11150,39 +11685,39 @@
       </w:tblCellMar>
     </w:tblPr>
   </w:style>
-  <w:style w:type="numbering" w:styleId="NoList" w:default="1">
+  <w:style w:type="numbering" w:default="1" w:styleId="NoList">
     <w:name w:val="No List"/>
     <w:uiPriority w:val="99"/>
     <w:semiHidden/>
     <w:unhideWhenUsed/>
   </w:style>
-  <w:style w:type="character" w:styleId="Heading1Char" w:customStyle="1">
+  <w:style w:type="character" w:customStyle="1" w:styleId="Heading1Char">
     <w:name w:val="Heading 1 Char"/>
     <w:basedOn w:val="DefaultParagraphFont"/>
     <w:link w:val="Heading1"/>
     <w:uiPriority w:val="9"/>
     <w:rsid w:val="00546446"/>
     <w:rPr>
-      <w:rFonts w:asciiTheme="majorHAnsi" w:hAnsiTheme="majorHAnsi" w:eastAsiaTheme="majorEastAsia" w:cstheme="majorBidi"/>
+      <w:rFonts w:asciiTheme="majorHAnsi" w:eastAsiaTheme="majorEastAsia" w:hAnsiTheme="majorHAnsi" w:cstheme="majorBidi"/>
       <w:color w:val="2F5496" w:themeColor="accent1" w:themeShade="BF"/>
       <w:sz w:val="40"/>
       <w:szCs w:val="40"/>
     </w:rPr>
   </w:style>
-  <w:style w:type="character" w:styleId="Heading2Char" w:customStyle="1">
+  <w:style w:type="character" w:customStyle="1" w:styleId="Heading2Char">
     <w:name w:val="Heading 2 Char"/>
     <w:basedOn w:val="DefaultParagraphFont"/>
     <w:link w:val="Heading2"/>
     <w:uiPriority w:val="9"/>
     <w:rsid w:val="00546446"/>
     <w:rPr>
-      <w:rFonts w:asciiTheme="majorHAnsi" w:hAnsiTheme="majorHAnsi" w:eastAsiaTheme="majorEastAsia" w:cstheme="majorBidi"/>
+      <w:rFonts w:asciiTheme="majorHAnsi" w:eastAsiaTheme="majorEastAsia" w:hAnsiTheme="majorHAnsi" w:cstheme="majorBidi"/>
       <w:color w:val="2F5496" w:themeColor="accent1" w:themeShade="BF"/>
       <w:sz w:val="32"/>
       <w:szCs w:val="32"/>
     </w:rPr>
   </w:style>
-  <w:style w:type="character" w:styleId="Heading3Char" w:customStyle="1">
+  <w:style w:type="character" w:customStyle="1" w:styleId="Heading3Char">
     <w:name w:val="Heading 3 Char"/>
     <w:basedOn w:val="DefaultParagraphFont"/>
     <w:link w:val="Heading3"/>
@@ -11196,7 +11731,7 @@
       <w:szCs w:val="28"/>
     </w:rPr>
   </w:style>
-  <w:style w:type="character" w:styleId="Heading4Char" w:customStyle="1">
+  <w:style w:type="character" w:customStyle="1" w:styleId="Heading4Char">
     <w:name w:val="Heading 4 Char"/>
     <w:basedOn w:val="DefaultParagraphFont"/>
     <w:link w:val="Heading4"/>
@@ -11210,7 +11745,7 @@
       <w:color w:val="2F5496" w:themeColor="accent1" w:themeShade="BF"/>
     </w:rPr>
   </w:style>
-  <w:style w:type="character" w:styleId="Heading5Char" w:customStyle="1">
+  <w:style w:type="character" w:customStyle="1" w:styleId="Heading5Char">
     <w:name w:val="Heading 5 Char"/>
     <w:basedOn w:val="DefaultParagraphFont"/>
     <w:link w:val="Heading5"/>
@@ -11222,7 +11757,7 @@
       <w:color w:val="2F5496" w:themeColor="accent1" w:themeShade="BF"/>
     </w:rPr>
   </w:style>
-  <w:style w:type="character" w:styleId="Heading6Char" w:customStyle="1">
+  <w:style w:type="character" w:customStyle="1" w:styleId="Heading6Char">
     <w:name w:val="Heading 6 Char"/>
     <w:basedOn w:val="DefaultParagraphFont"/>
     <w:link w:val="Heading6"/>
@@ -11236,7 +11771,7 @@
       <w:color w:val="595959" w:themeColor="text1" w:themeTint="A6"/>
     </w:rPr>
   </w:style>
-  <w:style w:type="character" w:styleId="Heading7Char" w:customStyle="1">
+  <w:style w:type="character" w:customStyle="1" w:styleId="Heading7Char">
     <w:name w:val="Heading 7 Char"/>
     <w:basedOn w:val="DefaultParagraphFont"/>
     <w:link w:val="Heading7"/>
@@ -11248,7 +11783,7 @@
       <w:color w:val="595959" w:themeColor="text1" w:themeTint="A6"/>
     </w:rPr>
   </w:style>
-  <w:style w:type="character" w:styleId="Heading8Char" w:customStyle="1">
+  <w:style w:type="character" w:customStyle="1" w:styleId="Heading8Char">
     <w:name w:val="Heading 8 Char"/>
     <w:basedOn w:val="DefaultParagraphFont"/>
     <w:link w:val="Heading8"/>
@@ -11262,7 +11797,7 @@
       <w:color w:val="272727" w:themeColor="text1" w:themeTint="D8"/>
     </w:rPr>
   </w:style>
-  <w:style w:type="character" w:styleId="Heading9Char" w:customStyle="1">
+  <w:style w:type="character" w:customStyle="1" w:styleId="Heading9Char">
     <w:name w:val="Heading 9 Char"/>
     <w:basedOn w:val="DefaultParagraphFont"/>
     <w:link w:val="Heading9"/>
@@ -11287,21 +11822,21 @@
       <w:contextualSpacing/>
     </w:pPr>
     <w:rPr>
-      <w:rFonts w:asciiTheme="majorHAnsi" w:hAnsiTheme="majorHAnsi" w:eastAsiaTheme="majorEastAsia" w:cstheme="majorBidi"/>
+      <w:rFonts w:asciiTheme="majorHAnsi" w:eastAsiaTheme="majorEastAsia" w:hAnsiTheme="majorHAnsi" w:cstheme="majorBidi"/>
       <w:spacing w:val="-10"/>
       <w:kern w:val="28"/>
       <w:sz w:val="56"/>
       <w:szCs w:val="56"/>
     </w:rPr>
   </w:style>
-  <w:style w:type="character" w:styleId="TitleChar" w:customStyle="1">
+  <w:style w:type="character" w:customStyle="1" w:styleId="TitleChar">
     <w:name w:val="Title Char"/>
     <w:basedOn w:val="DefaultParagraphFont"/>
     <w:link w:val="Title"/>
     <w:uiPriority w:val="10"/>
     <w:rsid w:val="00546446"/>
     <w:rPr>
-      <w:rFonts w:asciiTheme="majorHAnsi" w:hAnsiTheme="majorHAnsi" w:eastAsiaTheme="majorEastAsia" w:cstheme="majorBidi"/>
+      <w:rFonts w:asciiTheme="majorHAnsi" w:eastAsiaTheme="majorEastAsia" w:hAnsiTheme="majorHAnsi" w:cstheme="majorBidi"/>
       <w:spacing w:val="-10"/>
       <w:kern w:val="28"/>
       <w:sz w:val="56"/>
@@ -11329,7 +11864,7 @@
       <w:szCs w:val="28"/>
     </w:rPr>
   </w:style>
-  <w:style w:type="character" w:styleId="SubtitleChar" w:customStyle="1">
+  <w:style w:type="character" w:customStyle="1" w:styleId="SubtitleChar">
     <w:name w:val="Subtitle Char"/>
     <w:basedOn w:val="DefaultParagraphFont"/>
     <w:link w:val="Subtitle"/>
@@ -11361,7 +11896,7 @@
       <w:color w:val="404040" w:themeColor="text1" w:themeTint="BF"/>
     </w:rPr>
   </w:style>
-  <w:style w:type="character" w:styleId="QuoteChar" w:customStyle="1">
+  <w:style w:type="character" w:customStyle="1" w:styleId="QuoteChar">
     <w:name w:val="Quote Char"/>
     <w:basedOn w:val="DefaultParagraphFont"/>
     <w:link w:val="Quote"/>
@@ -11406,8 +11941,8 @@
     <w:rsid w:val="00546446"/>
     <w:pPr>
       <w:pBdr>
-        <w:top w:val="single" w:color="2F5496" w:themeColor="accent1" w:themeShade="BF" w:sz="4" w:space="10"/>
-        <w:bottom w:val="single" w:color="2F5496" w:themeColor="accent1" w:themeShade="BF" w:sz="4" w:space="10"/>
+        <w:top w:val="single" w:sz="4" w:space="10" w:color="2F5496" w:themeColor="accent1" w:themeShade="BF"/>
+        <w:bottom w:val="single" w:sz="4" w:space="10" w:color="2F5496" w:themeColor="accent1" w:themeShade="BF"/>
       </w:pBdr>
       <w:spacing w:before="360" w:after="360"/>
       <w:ind w:left="864" w:right="864"/>
@@ -11419,7 +11954,7 @@
       <w:color w:val="2F5496" w:themeColor="accent1" w:themeShade="BF"/>
     </w:rPr>
   </w:style>
-  <w:style w:type="character" w:styleId="IntenseQuoteChar" w:customStyle="1">
+  <w:style w:type="character" w:customStyle="1" w:styleId="IntenseQuoteChar">
     <w:name w:val="Intense Quote Char"/>
     <w:basedOn w:val="DefaultParagraphFont"/>
     <w:link w:val="IntenseQuote"/>
@@ -11468,62 +12003,48 @@
       <w:shd w:val="clear" w:color="auto" w:fill="E1DFDD"/>
     </w:rPr>
   </w:style>
-  <w:style xmlns:w="http://schemas.openxmlformats.org/wordprocessingml/2006/main" w:type="table" w:styleId="TableGrid">
-    <w:name xmlns:w="http://schemas.openxmlformats.org/wordprocessingml/2006/main" w:val="Table Grid"/>
-    <w:basedOn xmlns:w="http://schemas.openxmlformats.org/wordprocessingml/2006/main" w:val="TableNormal"/>
-    <w:uiPriority xmlns:w="http://schemas.openxmlformats.org/wordprocessingml/2006/main" w:val="59"/>
-    <w:rsid xmlns:w="http://schemas.openxmlformats.org/wordprocessingml/2006/main" w:val="00FB4123"/>
-    <w:pPr xmlns:w="http://schemas.openxmlformats.org/wordprocessingml/2006/main">
+  <w:style w:type="table" w:styleId="TableGrid">
+    <w:name w:val="Table Grid"/>
+    <w:basedOn w:val="TableNormal"/>
+    <w:uiPriority w:val="59"/>
+    <w:rsid w:val="00FB4123"/>
+    <w:pPr>
       <w:spacing w:after="0" w:line="240" w:lineRule="auto"/>
     </w:pPr>
-    <w:tblPr xmlns:w="http://schemas.openxmlformats.org/wordprocessingml/2006/main">
-      <w:tblInd w:w="0" w:type="dxa"/>
+    <w:tblPr>
       <w:tblBorders>
-        <w:top w:val="single" w:color="000000" w:themeColor="text1" w:sz="4" w:space="0"/>
-        <w:left w:val="single" w:color="000000" w:themeColor="text1" w:sz="4" w:space="0"/>
-        <w:bottom w:val="single" w:color="000000" w:themeColor="text1" w:sz="4" w:space="0"/>
-        <w:right w:val="single" w:color="000000" w:themeColor="text1" w:sz="4" w:space="0"/>
-        <w:insideH w:val="single" w:color="000000" w:themeColor="text1" w:sz="4" w:space="0"/>
-        <w:insideV w:val="single" w:color="000000" w:themeColor="text1" w:sz="4" w:space="0"/>
+        <w:top w:val="single" w:sz="4" w:space="0" w:color="000000" w:themeColor="text1"/>
+        <w:left w:val="single" w:sz="4" w:space="0" w:color="000000" w:themeColor="text1"/>
+        <w:bottom w:val="single" w:sz="4" w:space="0" w:color="000000" w:themeColor="text1"/>
+        <w:right w:val="single" w:sz="4" w:space="0" w:color="000000" w:themeColor="text1"/>
+        <w:insideH w:val="single" w:sz="4" w:space="0" w:color="000000" w:themeColor="text1"/>
+        <w:insideV w:val="single" w:sz="4" w:space="0" w:color="000000" w:themeColor="text1"/>
       </w:tblBorders>
-      <w:tblCellMar>
-        <w:top w:w="0" w:type="dxa"/>
-        <w:left w:w="108" w:type="dxa"/>
-        <w:bottom w:w="0" w:type="dxa"/>
-        <w:right w:w="108" w:type="dxa"/>
-      </w:tblCellMar>
     </w:tblPr>
   </w:style>
-  <w:style xmlns:w14="http://schemas.microsoft.com/office/word/2010/wordml" xmlns:mc="http://schemas.openxmlformats.org/markup-compatibility/2006" xmlns:w="http://schemas.openxmlformats.org/wordprocessingml/2006/main" w:type="table" w:styleId="GridTable5Dark-Accent1" mc:Ignorable="w14">
-    <w:name xmlns:w="http://schemas.openxmlformats.org/wordprocessingml/2006/main" w:val="Grid Table 5 Dark Accent 1"/>
-    <w:basedOn xmlns:w="http://schemas.openxmlformats.org/wordprocessingml/2006/main" w:val="TableNormal"/>
-    <w:uiPriority xmlns:w="http://schemas.openxmlformats.org/wordprocessingml/2006/main" w:val="50"/>
-    <w:pPr xmlns:w="http://schemas.openxmlformats.org/wordprocessingml/2006/main">
-      <w:spacing xmlns:w="http://schemas.openxmlformats.org/wordprocessingml/2006/main" w:after="0" w:line="240" w:lineRule="auto"/>
+  <w:style w:type="table" w:styleId="GridTable5Dark-Accent1">
+    <w:name w:val="Grid Table 5 Dark Accent 1"/>
+    <w:basedOn w:val="TableNormal"/>
+    <w:uiPriority w:val="50"/>
+    <w:pPr>
+      <w:spacing w:after="0" w:line="240" w:lineRule="auto"/>
     </w:pPr>
-    <w:tblPr xmlns:w="http://schemas.openxmlformats.org/wordprocessingml/2006/main">
+    <w:tblPr>
       <w:tblStyleRowBandSize w:val="1"/>
       <w:tblStyleColBandSize w:val="1"/>
-      <w:tblInd w:w="0" w:type="dxa"/>
       <w:tblBorders>
-        <w:top w:val="single" w:color="FFFFFF" w:themeColor="background1" w:sz="4" w:space="0"/>
-        <w:left w:val="single" w:color="FFFFFF" w:themeColor="background1" w:sz="4" w:space="0"/>
-        <w:bottom w:val="single" w:color="FFFFFF" w:themeColor="background1" w:sz="4" w:space="0"/>
-        <w:right w:val="single" w:color="FFFFFF" w:themeColor="background1" w:sz="4" w:space="0"/>
-        <w:insideH w:val="single" w:color="FFFFFF" w:themeColor="background1" w:sz="4" w:space="0"/>
-        <w:insideV w:val="single" w:color="FFFFFF" w:themeColor="background1" w:sz="4" w:space="0"/>
+        <w:top w:val="single" w:sz="4" w:space="0" w:color="FFFFFF" w:themeColor="background1"/>
+        <w:left w:val="single" w:sz="4" w:space="0" w:color="FFFFFF" w:themeColor="background1"/>
+        <w:bottom w:val="single" w:sz="4" w:space="0" w:color="FFFFFF" w:themeColor="background1"/>
+        <w:right w:val="single" w:sz="4" w:space="0" w:color="FFFFFF" w:themeColor="background1"/>
+        <w:insideH w:val="single" w:sz="4" w:space="0" w:color="FFFFFF" w:themeColor="background1"/>
+        <w:insideV w:val="single" w:sz="4" w:space="0" w:color="FFFFFF" w:themeColor="background1"/>
       </w:tblBorders>
-      <w:tblCellMar>
-        <w:top w:w="0" w:type="dxa"/>
-        <w:left w:w="108" w:type="dxa"/>
-        <w:bottom w:w="0" w:type="dxa"/>
-        <w:right w:w="108" w:type="dxa"/>
-      </w:tblCellMar>
     </w:tblPr>
-    <w:tcPr xmlns:w="http://schemas.openxmlformats.org/wordprocessingml/2006/main">
-      <w:shd w:val="clear" w:color="auto" w:fill="DEEAF6" w:themeFill="accent1" w:themeFillTint="33"/>
+    <w:tcPr>
+      <w:shd w:val="clear" w:color="auto" w:fill="D9E2F3" w:themeFill="accent1" w:themeFillTint="33"/>
     </w:tcPr>
-    <w:tblStylePr xmlns:w="http://schemas.openxmlformats.org/wordprocessingml/2006/main" w:type="firstRow">
+    <w:tblStylePr w:type="firstRow">
       <w:rPr>
         <w:b/>
         <w:bCs/>
@@ -11532,16 +12053,16 @@
       <w:tblPr/>
       <w:tcPr>
         <w:tcBorders>
-          <w:top w:val="single" w:color="FFFFFF" w:themeColor="background1" w:sz="4" w:space="0"/>
-          <w:left w:val="single" w:color="FFFFFF" w:themeColor="background1" w:sz="4" w:space="0"/>
-          <w:right w:val="single" w:color="FFFFFF" w:themeColor="background1" w:sz="4" w:space="0"/>
+          <w:top w:val="single" w:sz="4" w:space="0" w:color="FFFFFF" w:themeColor="background1"/>
+          <w:left w:val="single" w:sz="4" w:space="0" w:color="FFFFFF" w:themeColor="background1"/>
+          <w:right w:val="single" w:sz="4" w:space="0" w:color="FFFFFF" w:themeColor="background1"/>
           <w:insideH w:val="nil"/>
           <w:insideV w:val="nil"/>
         </w:tcBorders>
-        <w:shd w:val="clear" w:color="auto" w:fill="5B9BD5" w:themeFill="accent1"/>
+        <w:shd w:val="clear" w:color="auto" w:fill="4472C4" w:themeFill="accent1"/>
       </w:tcPr>
     </w:tblStylePr>
-    <w:tblStylePr xmlns:w="http://schemas.openxmlformats.org/wordprocessingml/2006/main" w:type="lastRow">
+    <w:tblStylePr w:type="lastRow">
       <w:rPr>
         <w:b/>
         <w:bCs/>
@@ -11550,16 +12071,16 @@
       <w:tblPr/>
       <w:tcPr>
         <w:tcBorders>
-          <w:left w:val="single" w:color="FFFFFF" w:themeColor="background1" w:sz="4" w:space="0"/>
-          <w:bottom w:val="single" w:color="FFFFFF" w:themeColor="background1" w:sz="4" w:space="0"/>
-          <w:right w:val="single" w:color="FFFFFF" w:themeColor="background1" w:sz="4" w:space="0"/>
+          <w:left w:val="single" w:sz="4" w:space="0" w:color="FFFFFF" w:themeColor="background1"/>
+          <w:bottom w:val="single" w:sz="4" w:space="0" w:color="FFFFFF" w:themeColor="background1"/>
+          <w:right w:val="single" w:sz="4" w:space="0" w:color="FFFFFF" w:themeColor="background1"/>
           <w:insideH w:val="nil"/>
           <w:insideV w:val="nil"/>
         </w:tcBorders>
-        <w:shd w:val="clear" w:color="auto" w:fill="5B9BD5" w:themeFill="accent1"/>
+        <w:shd w:val="clear" w:color="auto" w:fill="4472C4" w:themeFill="accent1"/>
       </w:tcPr>
     </w:tblStylePr>
-    <w:tblStylePr xmlns:w="http://schemas.openxmlformats.org/wordprocessingml/2006/main" w:type="firstCol">
+    <w:tblStylePr w:type="firstCol">
       <w:rPr>
         <w:b/>
         <w:bCs/>
@@ -11568,15 +12089,15 @@
       <w:tblPr/>
       <w:tcPr>
         <w:tcBorders>
-          <w:top w:val="single" w:color="FFFFFF" w:themeColor="background1" w:sz="4" w:space="0"/>
-          <w:left w:val="single" w:color="FFFFFF" w:themeColor="background1" w:sz="4" w:space="0"/>
-          <w:bottom w:val="single" w:color="FFFFFF" w:themeColor="background1" w:sz="4" w:space="0"/>
+          <w:top w:val="single" w:sz="4" w:space="0" w:color="FFFFFF" w:themeColor="background1"/>
+          <w:left w:val="single" w:sz="4" w:space="0" w:color="FFFFFF" w:themeColor="background1"/>
+          <w:bottom w:val="single" w:sz="4" w:space="0" w:color="FFFFFF" w:themeColor="background1"/>
           <w:insideV w:val="nil"/>
         </w:tcBorders>
-        <w:shd w:val="clear" w:color="auto" w:fill="5B9BD5" w:themeFill="accent1"/>
+        <w:shd w:val="clear" w:color="auto" w:fill="4472C4" w:themeFill="accent1"/>
       </w:tcPr>
     </w:tblStylePr>
-    <w:tblStylePr xmlns:w="http://schemas.openxmlformats.org/wordprocessingml/2006/main" w:type="lastCol">
+    <w:tblStylePr w:type="lastCol">
       <w:rPr>
         <w:b/>
         <w:bCs/>
@@ -11585,32 +12106,58 @@
       <w:tblPr/>
       <w:tcPr>
         <w:tcBorders>
-          <w:top w:val="single" w:color="FFFFFF" w:themeColor="background1" w:sz="4" w:space="0"/>
-          <w:bottom w:val="single" w:color="FFFFFF" w:themeColor="background1" w:sz="4" w:space="0"/>
-          <w:right w:val="single" w:color="FFFFFF" w:themeColor="background1" w:sz="4" w:space="0"/>
+          <w:top w:val="single" w:sz="4" w:space="0" w:color="FFFFFF" w:themeColor="background1"/>
+          <w:bottom w:val="single" w:sz="4" w:space="0" w:color="FFFFFF" w:themeColor="background1"/>
+          <w:right w:val="single" w:sz="4" w:space="0" w:color="FFFFFF" w:themeColor="background1"/>
           <w:insideV w:val="nil"/>
         </w:tcBorders>
-        <w:shd w:val="clear" w:color="auto" w:fill="5B9BD5" w:themeFill="accent1"/>
+        <w:shd w:val="clear" w:color="auto" w:fill="4472C4" w:themeFill="accent1"/>
       </w:tcPr>
     </w:tblStylePr>
-    <w:tblStylePr xmlns:w="http://schemas.openxmlformats.org/wordprocessingml/2006/main" w:type="band1Vert">
+    <w:tblStylePr w:type="band1Vert">
       <w:tblPr/>
       <w:tcPr>
-        <w:shd w:val="clear" w:color="auto" w:fill="BDD6EE" w:themeFill="accent1" w:themeFillTint="66"/>
+        <w:shd w:val="clear" w:color="auto" w:fill="B4C6E7" w:themeFill="accent1" w:themeFillTint="66"/>
       </w:tcPr>
     </w:tblStylePr>
-    <w:tblStylePr xmlns:w="http://schemas.openxmlformats.org/wordprocessingml/2006/main" w:type="band1Horz">
+    <w:tblStylePr w:type="band1Horz">
       <w:tblPr/>
       <w:tcPr>
-        <w:shd w:val="clear" w:color="auto" w:fill="BDD6EE" w:themeFill="accent1" w:themeFillTint="66"/>
+        <w:shd w:val="clear" w:color="auto" w:fill="B4C6E7" w:themeFill="accent1" w:themeFillTint="66"/>
       </w:tcPr>
     </w:tblStylePr>
+  </w:style>
+  <w:style w:type="paragraph" w:styleId="NormalWeb">
+    <w:name w:val="Normal (Web)"/>
+    <w:basedOn w:val="Normal"/>
+    <w:uiPriority w:val="99"/>
+    <w:semiHidden/>
+    <w:unhideWhenUsed/>
+    <w:rsid w:val="004143FA"/>
+    <w:pPr>
+      <w:spacing w:before="100" w:beforeAutospacing="1" w:after="100" w:afterAutospacing="1" w:line="240" w:lineRule="auto"/>
+    </w:pPr>
+    <w:rPr>
+      <w:rFonts w:ascii="Times New Roman" w:eastAsia="Times New Roman" w:hAnsi="Times New Roman" w:cs="Times New Roman"/>
+      <w:kern w:val="0"/>
+      <w14:ligatures w14:val="none"/>
+    </w:rPr>
+  </w:style>
+  <w:style w:type="character" w:customStyle="1" w:styleId="citation-64">
+    <w:name w:val="citation-64"/>
+    <w:basedOn w:val="DefaultParagraphFont"/>
+    <w:rsid w:val="004143FA"/>
+  </w:style>
+  <w:style w:type="character" w:customStyle="1" w:styleId="citation-63">
+    <w:name w:val="citation-63"/>
+    <w:basedOn w:val="DefaultParagraphFont"/>
+    <w:rsid w:val="004143FA"/>
   </w:style>
 </w:styles>
 </file>
 
 <file path=word/theme/theme1.xml><?xml version="1.0" encoding="utf-8"?>
-<a:theme xmlns:a="http://schemas.openxmlformats.org/drawingml/2006/main" xmlns:thm15="http://schemas.microsoft.com/office/thememl/2012/main" name="Office Theme">
+<a:theme xmlns:a="http://schemas.openxmlformats.org/drawingml/2006/main" name="Office Theme">
   <a:themeElements>
     <a:clrScheme name="Office">
       <a:dk1>

--- a/Testare Unitara In Python.docx
+++ b/Testare Unitara In Python.docx
@@ -12,7 +12,6 @@
           <w:szCs w:val="32"/>
         </w:rPr>
       </w:pPr>
-      <w:proofErr w:type="spellStart"/>
       <w:r>
         <w:rPr>
           <w:rFonts w:ascii="Times New Roman" w:hAnsi="Times New Roman" w:cs="Times New Roman"/>
@@ -20,37 +19,7 @@
           <w:sz w:val="32"/>
           <w:szCs w:val="32"/>
         </w:rPr>
-        <w:t>Testare</w:t>
-      </w:r>
-      <w:proofErr w:type="spellEnd"/>
-      <w:r>
-        <w:rPr>
-          <w:rFonts w:ascii="Times New Roman" w:hAnsi="Times New Roman" w:cs="Times New Roman"/>
-          <w:color w:val="ED7D31" w:themeColor="accent2"/>
-          <w:sz w:val="32"/>
-          <w:szCs w:val="32"/>
-        </w:rPr>
-        <w:t xml:space="preserve"> </w:t>
-      </w:r>
-      <w:proofErr w:type="spellStart"/>
-      <w:r>
-        <w:rPr>
-          <w:rFonts w:ascii="Times New Roman" w:hAnsi="Times New Roman" w:cs="Times New Roman"/>
-          <w:color w:val="ED7D31" w:themeColor="accent2"/>
-          <w:sz w:val="32"/>
-          <w:szCs w:val="32"/>
-        </w:rPr>
-        <w:t>Unitara</w:t>
-      </w:r>
-      <w:proofErr w:type="spellEnd"/>
-      <w:r>
-        <w:rPr>
-          <w:rFonts w:ascii="Times New Roman" w:hAnsi="Times New Roman" w:cs="Times New Roman"/>
-          <w:color w:val="ED7D31" w:themeColor="accent2"/>
-          <w:sz w:val="32"/>
-          <w:szCs w:val="32"/>
-        </w:rPr>
-        <w:t xml:space="preserve"> In Python</w:t>
+        <w:t>Testare Unitara In Python</w:t>
       </w:r>
     </w:p>
     <w:p>
@@ -61,320 +30,26 @@
           <w:bCs/>
         </w:rPr>
       </w:pPr>
-      <w:proofErr w:type="spellStart"/>
       <w:r>
         <w:rPr>
           <w:rFonts w:ascii="Times New Roman" w:hAnsi="Times New Roman" w:cs="Times New Roman"/>
           <w:b/>
           <w:bCs/>
         </w:rPr>
-        <w:t>Descrierea</w:t>
-      </w:r>
-      <w:proofErr w:type="spellEnd"/>
-      <w:r>
-        <w:rPr>
-          <w:rFonts w:ascii="Times New Roman" w:hAnsi="Times New Roman" w:cs="Times New Roman"/>
-          <w:b/>
-          <w:bCs/>
-        </w:rPr>
-        <w:t xml:space="preserve"> </w:t>
-      </w:r>
-      <w:proofErr w:type="spellStart"/>
-      <w:r>
-        <w:rPr>
-          <w:rFonts w:ascii="Times New Roman" w:hAnsi="Times New Roman" w:cs="Times New Roman"/>
-          <w:b/>
-          <w:bCs/>
-        </w:rPr>
-        <w:t>Aplicației</w:t>
-      </w:r>
-      <w:proofErr w:type="spellEnd"/>
-      <w:r>
-        <w:rPr>
-          <w:rFonts w:ascii="Times New Roman" w:hAnsi="Times New Roman" w:cs="Times New Roman"/>
-          <w:b/>
-          <w:bCs/>
-        </w:rPr>
-        <w:t xml:space="preserve"> Testate</w:t>
-      </w:r>
-    </w:p>
-    <w:p>
-      <w:pPr>
-        <w:rPr>
-          <w:rFonts w:ascii="Times New Roman" w:hAnsi="Times New Roman" w:cs="Times New Roman"/>
-        </w:rPr>
-      </w:pPr>
-      <w:r>
-        <w:rPr>
-          <w:rFonts w:ascii="Times New Roman" w:hAnsi="Times New Roman" w:cs="Times New Roman"/>
-        </w:rPr>
-        <w:t xml:space="preserve">Am </w:t>
-      </w:r>
-      <w:proofErr w:type="spellStart"/>
-      <w:r>
-        <w:rPr>
-          <w:rFonts w:ascii="Times New Roman" w:hAnsi="Times New Roman" w:cs="Times New Roman"/>
-        </w:rPr>
-        <w:t>implementat</w:t>
-      </w:r>
-      <w:proofErr w:type="spellEnd"/>
-      <w:r>
-        <w:rPr>
-          <w:rFonts w:ascii="Times New Roman" w:hAnsi="Times New Roman" w:cs="Times New Roman"/>
-        </w:rPr>
-        <w:t xml:space="preserve"> </w:t>
-      </w:r>
-      <w:proofErr w:type="spellStart"/>
-      <w:r>
-        <w:rPr>
-          <w:rFonts w:ascii="Times New Roman" w:hAnsi="Times New Roman" w:cs="Times New Roman"/>
-        </w:rPr>
-        <w:t>clasa</w:t>
-      </w:r>
-      <w:proofErr w:type="spellEnd"/>
-      <w:r>
-        <w:rPr>
-          <w:rFonts w:ascii="Times New Roman" w:hAnsi="Times New Roman" w:cs="Times New Roman"/>
-        </w:rPr>
-        <w:t xml:space="preserve"> </w:t>
-      </w:r>
-      <w:proofErr w:type="spellStart"/>
-      <w:r>
-        <w:rPr>
-          <w:rFonts w:ascii="Times New Roman" w:hAnsi="Times New Roman" w:cs="Times New Roman"/>
-        </w:rPr>
-        <w:t>CreditValidator</w:t>
-      </w:r>
-      <w:proofErr w:type="spellEnd"/>
-      <w:r>
-        <w:rPr>
-          <w:rFonts w:ascii="Times New Roman" w:hAnsi="Times New Roman" w:cs="Times New Roman"/>
-        </w:rPr>
-        <w:t xml:space="preserve">, care </w:t>
-      </w:r>
-      <w:proofErr w:type="spellStart"/>
-      <w:r>
-        <w:rPr>
-          <w:rFonts w:ascii="Times New Roman" w:hAnsi="Times New Roman" w:cs="Times New Roman"/>
-        </w:rPr>
-        <w:t>simulează</w:t>
-      </w:r>
-      <w:proofErr w:type="spellEnd"/>
-      <w:r>
-        <w:rPr>
-          <w:rFonts w:ascii="Times New Roman" w:hAnsi="Times New Roman" w:cs="Times New Roman"/>
-        </w:rPr>
-        <w:t xml:space="preserve"> </w:t>
-      </w:r>
-      <w:proofErr w:type="spellStart"/>
-      <w:r>
-        <w:rPr>
-          <w:rFonts w:ascii="Times New Roman" w:hAnsi="Times New Roman" w:cs="Times New Roman"/>
-        </w:rPr>
-        <w:t>procesul</w:t>
-      </w:r>
-      <w:proofErr w:type="spellEnd"/>
-      <w:r>
-        <w:rPr>
-          <w:rFonts w:ascii="Times New Roman" w:hAnsi="Times New Roman" w:cs="Times New Roman"/>
-        </w:rPr>
-        <w:t xml:space="preserve"> de </w:t>
-      </w:r>
-      <w:proofErr w:type="spellStart"/>
-      <w:r>
-        <w:rPr>
-          <w:rFonts w:ascii="Times New Roman" w:hAnsi="Times New Roman" w:cs="Times New Roman"/>
-        </w:rPr>
-        <w:t>decizie</w:t>
-      </w:r>
-      <w:proofErr w:type="spellEnd"/>
-      <w:r>
-        <w:rPr>
-          <w:rFonts w:ascii="Times New Roman" w:hAnsi="Times New Roman" w:cs="Times New Roman"/>
-        </w:rPr>
-        <w:t xml:space="preserve"> al </w:t>
-      </w:r>
-      <w:proofErr w:type="spellStart"/>
-      <w:r>
-        <w:rPr>
-          <w:rFonts w:ascii="Times New Roman" w:hAnsi="Times New Roman" w:cs="Times New Roman"/>
-        </w:rPr>
-        <w:t>unei</w:t>
-      </w:r>
-      <w:proofErr w:type="spellEnd"/>
-      <w:r>
-        <w:rPr>
-          <w:rFonts w:ascii="Times New Roman" w:hAnsi="Times New Roman" w:cs="Times New Roman"/>
-        </w:rPr>
-        <w:t xml:space="preserve"> </w:t>
-      </w:r>
-      <w:proofErr w:type="spellStart"/>
-      <w:r>
-        <w:rPr>
-          <w:rFonts w:ascii="Times New Roman" w:hAnsi="Times New Roman" w:cs="Times New Roman"/>
-        </w:rPr>
-        <w:t>bănci</w:t>
-      </w:r>
-      <w:proofErr w:type="spellEnd"/>
-      <w:r>
-        <w:rPr>
-          <w:rFonts w:ascii="Times New Roman" w:hAnsi="Times New Roman" w:cs="Times New Roman"/>
-        </w:rPr>
-        <w:t xml:space="preserve"> </w:t>
-      </w:r>
-      <w:proofErr w:type="spellStart"/>
-      <w:r>
-        <w:rPr>
-          <w:rFonts w:ascii="Times New Roman" w:hAnsi="Times New Roman" w:cs="Times New Roman"/>
-        </w:rPr>
-        <w:t>pentru</w:t>
-      </w:r>
-      <w:proofErr w:type="spellEnd"/>
-      <w:r>
-        <w:rPr>
-          <w:rFonts w:ascii="Times New Roman" w:hAnsi="Times New Roman" w:cs="Times New Roman"/>
-        </w:rPr>
-        <w:t xml:space="preserve"> </w:t>
-      </w:r>
-      <w:proofErr w:type="spellStart"/>
-      <w:r>
-        <w:rPr>
-          <w:rFonts w:ascii="Times New Roman" w:hAnsi="Times New Roman" w:cs="Times New Roman"/>
-        </w:rPr>
-        <w:t>acordarea</w:t>
-      </w:r>
-      <w:proofErr w:type="spellEnd"/>
-      <w:r>
-        <w:rPr>
-          <w:rFonts w:ascii="Times New Roman" w:hAnsi="Times New Roman" w:cs="Times New Roman"/>
-        </w:rPr>
-        <w:t xml:space="preserve"> </w:t>
-      </w:r>
-      <w:proofErr w:type="spellStart"/>
-      <w:r>
-        <w:rPr>
-          <w:rFonts w:ascii="Times New Roman" w:hAnsi="Times New Roman" w:cs="Times New Roman"/>
-        </w:rPr>
-        <w:t>unui</w:t>
-      </w:r>
-      <w:proofErr w:type="spellEnd"/>
-      <w:r>
-        <w:rPr>
-          <w:rFonts w:ascii="Times New Roman" w:hAnsi="Times New Roman" w:cs="Times New Roman"/>
-        </w:rPr>
-        <w:t xml:space="preserve"> credit. </w:t>
-      </w:r>
-      <w:proofErr w:type="spellStart"/>
-      <w:r>
-        <w:rPr>
-          <w:rFonts w:ascii="Times New Roman" w:hAnsi="Times New Roman" w:cs="Times New Roman"/>
-        </w:rPr>
-        <w:t>Aplicația</w:t>
-      </w:r>
-      <w:proofErr w:type="spellEnd"/>
-      <w:r>
-        <w:rPr>
-          <w:rFonts w:ascii="Times New Roman" w:hAnsi="Times New Roman" w:cs="Times New Roman"/>
-        </w:rPr>
-        <w:t xml:space="preserve"> </w:t>
-      </w:r>
-      <w:proofErr w:type="spellStart"/>
-      <w:r>
-        <w:rPr>
-          <w:rFonts w:ascii="Times New Roman" w:hAnsi="Times New Roman" w:cs="Times New Roman"/>
-        </w:rPr>
-        <w:t>primește</w:t>
-      </w:r>
-      <w:proofErr w:type="spellEnd"/>
-      <w:r>
-        <w:rPr>
-          <w:rFonts w:ascii="Times New Roman" w:hAnsi="Times New Roman" w:cs="Times New Roman"/>
-        </w:rPr>
-        <w:t xml:space="preserve"> </w:t>
-      </w:r>
-      <w:proofErr w:type="spellStart"/>
-      <w:r>
-        <w:rPr>
-          <w:rFonts w:ascii="Times New Roman" w:hAnsi="Times New Roman" w:cs="Times New Roman"/>
-        </w:rPr>
-        <w:t>trei</w:t>
-      </w:r>
-      <w:proofErr w:type="spellEnd"/>
-      <w:r>
-        <w:rPr>
-          <w:rFonts w:ascii="Times New Roman" w:hAnsi="Times New Roman" w:cs="Times New Roman"/>
-        </w:rPr>
-        <w:t xml:space="preserve"> </w:t>
-      </w:r>
-      <w:proofErr w:type="spellStart"/>
-      <w:r>
-        <w:rPr>
-          <w:rFonts w:ascii="Times New Roman" w:hAnsi="Times New Roman" w:cs="Times New Roman"/>
-        </w:rPr>
-        <w:t>parametri</w:t>
-      </w:r>
-      <w:proofErr w:type="spellEnd"/>
-      <w:r>
-        <w:rPr>
-          <w:rFonts w:ascii="Times New Roman" w:hAnsi="Times New Roman" w:cs="Times New Roman"/>
-        </w:rPr>
-        <w:t xml:space="preserve">: </w:t>
-      </w:r>
-      <w:proofErr w:type="spellStart"/>
-      <w:r>
-        <w:rPr>
-          <w:rFonts w:ascii="Times New Roman" w:hAnsi="Times New Roman" w:cs="Times New Roman"/>
-        </w:rPr>
-        <w:t>varsta</w:t>
-      </w:r>
-      <w:proofErr w:type="spellEnd"/>
-      <w:r>
-        <w:rPr>
-          <w:rFonts w:ascii="Times New Roman" w:hAnsi="Times New Roman" w:cs="Times New Roman"/>
-        </w:rPr>
-        <w:t xml:space="preserve">, </w:t>
-      </w:r>
-      <w:proofErr w:type="spellStart"/>
-      <w:r>
-        <w:rPr>
-          <w:rFonts w:ascii="Times New Roman" w:hAnsi="Times New Roman" w:cs="Times New Roman"/>
-        </w:rPr>
-        <w:t>venit_lunar</w:t>
-      </w:r>
-      <w:proofErr w:type="spellEnd"/>
-      <w:r>
-        <w:rPr>
-          <w:rFonts w:ascii="Times New Roman" w:hAnsi="Times New Roman" w:cs="Times New Roman"/>
-        </w:rPr>
-        <w:t xml:space="preserve"> </w:t>
-      </w:r>
-      <w:proofErr w:type="spellStart"/>
-      <w:r>
-        <w:rPr>
-          <w:rFonts w:ascii="Times New Roman" w:hAnsi="Times New Roman" w:cs="Times New Roman"/>
-        </w:rPr>
-        <w:t>și</w:t>
-      </w:r>
-      <w:proofErr w:type="spellEnd"/>
-      <w:r>
-        <w:rPr>
-          <w:rFonts w:ascii="Times New Roman" w:hAnsi="Times New Roman" w:cs="Times New Roman"/>
-        </w:rPr>
-        <w:t xml:space="preserve"> </w:t>
-      </w:r>
-      <w:proofErr w:type="spellStart"/>
-      <w:r>
-        <w:rPr>
-          <w:rFonts w:ascii="Times New Roman" w:hAnsi="Times New Roman" w:cs="Times New Roman"/>
-        </w:rPr>
-        <w:t>scor_credit</w:t>
-      </w:r>
-      <w:proofErr w:type="spellEnd"/>
-      <w:r>
-        <w:rPr>
-          <w:rFonts w:ascii="Times New Roman" w:hAnsi="Times New Roman" w:cs="Times New Roman"/>
-        </w:rPr>
-        <w:t>.</w:t>
+        <w:t>Descrierea Aplicației Testate</w:t>
+      </w:r>
+    </w:p>
+    <w:p>
+      <w:pPr>
+        <w:rPr>
+          <w:rFonts w:ascii="Times New Roman" w:hAnsi="Times New Roman" w:cs="Times New Roman"/>
+        </w:rPr>
+      </w:pPr>
+      <w:r>
+        <w:rPr>
+          <w:rFonts w:ascii="Times New Roman" w:hAnsi="Times New Roman" w:cs="Times New Roman"/>
+        </w:rPr>
+        <w:t>Am implementat clasa CreditValidator, care simulează procesul de decizie al unei bănci pentru acordarea unui credit. Aplicația primește trei parametri: varsta, venit_lunar și scor_credit.</w:t>
       </w:r>
     </w:p>
     <w:p>
@@ -402,85 +77,19 @@
           <w:rFonts w:ascii="Times New Roman" w:hAnsi="Times New Roman" w:cs="Times New Roman"/>
         </w:rPr>
       </w:pPr>
-      <w:proofErr w:type="spellStart"/>
       <w:r>
         <w:rPr>
           <w:rFonts w:ascii="Times New Roman" w:hAnsi="Times New Roman" w:cs="Times New Roman"/>
           <w:b/>
           <w:bCs/>
         </w:rPr>
-        <w:t>Vârstă</w:t>
-      </w:r>
-      <w:proofErr w:type="spellEnd"/>
-      <w:r>
-        <w:rPr>
-          <w:rFonts w:ascii="Times New Roman" w:hAnsi="Times New Roman" w:cs="Times New Roman"/>
-          <w:b/>
-          <w:bCs/>
-        </w:rPr>
-        <w:t>:</w:t>
-      </w:r>
-      <w:r>
-        <w:rPr>
-          <w:rFonts w:ascii="Times New Roman" w:hAnsi="Times New Roman" w:cs="Times New Roman"/>
-        </w:rPr>
-        <w:t xml:space="preserve"> </w:t>
-      </w:r>
-      <w:proofErr w:type="spellStart"/>
-      <w:r>
-        <w:rPr>
-          <w:rFonts w:ascii="Times New Roman" w:hAnsi="Times New Roman" w:cs="Times New Roman"/>
-        </w:rPr>
-        <w:t>Trebuie</w:t>
-      </w:r>
-      <w:proofErr w:type="spellEnd"/>
-      <w:r>
-        <w:rPr>
-          <w:rFonts w:ascii="Times New Roman" w:hAnsi="Times New Roman" w:cs="Times New Roman"/>
-        </w:rPr>
-        <w:t xml:space="preserve"> </w:t>
-      </w:r>
-      <w:proofErr w:type="spellStart"/>
-      <w:r>
-        <w:rPr>
-          <w:rFonts w:ascii="Times New Roman" w:hAnsi="Times New Roman" w:cs="Times New Roman"/>
-        </w:rPr>
-        <w:t>să</w:t>
-      </w:r>
-      <w:proofErr w:type="spellEnd"/>
-      <w:r>
-        <w:rPr>
-          <w:rFonts w:ascii="Times New Roman" w:hAnsi="Times New Roman" w:cs="Times New Roman"/>
-        </w:rPr>
-        <w:t xml:space="preserve"> fie </w:t>
-      </w:r>
-      <w:proofErr w:type="spellStart"/>
-      <w:r>
-        <w:rPr>
-          <w:rFonts w:ascii="Times New Roman" w:hAnsi="Times New Roman" w:cs="Times New Roman"/>
-        </w:rPr>
-        <w:t>între</w:t>
-      </w:r>
-      <w:proofErr w:type="spellEnd"/>
-      <w:r>
-        <w:rPr>
-          <w:rFonts w:ascii="Times New Roman" w:hAnsi="Times New Roman" w:cs="Times New Roman"/>
-        </w:rPr>
-        <w:t xml:space="preserve"> 18 </w:t>
-      </w:r>
-      <w:proofErr w:type="spellStart"/>
-      <w:r>
-        <w:rPr>
-          <w:rFonts w:ascii="Times New Roman" w:hAnsi="Times New Roman" w:cs="Times New Roman"/>
-        </w:rPr>
-        <w:t>și</w:t>
-      </w:r>
-      <w:proofErr w:type="spellEnd"/>
-      <w:r>
-        <w:rPr>
-          <w:rFonts w:ascii="Times New Roman" w:hAnsi="Times New Roman" w:cs="Times New Roman"/>
-        </w:rPr>
-        <w:t xml:space="preserve"> 65 de ani.</w:t>
+        <w:t>Vârstă:</w:t>
+      </w:r>
+      <w:r>
+        <w:rPr>
+          <w:rFonts w:ascii="Times New Roman" w:hAnsi="Times New Roman" w:cs="Times New Roman"/>
+        </w:rPr>
+        <w:t xml:space="preserve"> Trebuie să fie între 18 și 65 de ani.</w:t>
       </w:r>
     </w:p>
     <w:p>
@@ -518,127 +127,19 @@
           <w:rFonts w:ascii="Times New Roman" w:hAnsi="Times New Roman" w:cs="Times New Roman"/>
         </w:rPr>
       </w:pPr>
-      <w:proofErr w:type="spellStart"/>
       <w:r>
         <w:rPr>
           <w:rFonts w:ascii="Times New Roman" w:hAnsi="Times New Roman" w:cs="Times New Roman"/>
           <w:b/>
           <w:bCs/>
         </w:rPr>
-        <w:t>Scor</w:t>
-      </w:r>
-      <w:proofErr w:type="spellEnd"/>
-      <w:r>
-        <w:rPr>
-          <w:rFonts w:ascii="Times New Roman" w:hAnsi="Times New Roman" w:cs="Times New Roman"/>
-          <w:b/>
-          <w:bCs/>
-        </w:rPr>
-        <w:t xml:space="preserve"> Credit:</w:t>
-      </w:r>
-      <w:r>
-        <w:rPr>
-          <w:rFonts w:ascii="Times New Roman" w:hAnsi="Times New Roman" w:cs="Times New Roman"/>
-        </w:rPr>
-        <w:t xml:space="preserve"> </w:t>
-      </w:r>
-      <w:proofErr w:type="spellStart"/>
-      <w:r>
-        <w:rPr>
-          <w:rFonts w:ascii="Times New Roman" w:hAnsi="Times New Roman" w:cs="Times New Roman"/>
-        </w:rPr>
-        <w:t>Peste</w:t>
-      </w:r>
-      <w:proofErr w:type="spellEnd"/>
-      <w:r>
-        <w:rPr>
-          <w:rFonts w:ascii="Times New Roman" w:hAnsi="Times New Roman" w:cs="Times New Roman"/>
-        </w:rPr>
-        <w:t xml:space="preserve"> 500 </w:t>
-      </w:r>
-      <w:proofErr w:type="spellStart"/>
-      <w:r>
-        <w:rPr>
-          <w:rFonts w:ascii="Times New Roman" w:hAnsi="Times New Roman" w:cs="Times New Roman"/>
-        </w:rPr>
-        <w:t>pentru</w:t>
-      </w:r>
-      <w:proofErr w:type="spellEnd"/>
-      <w:r>
-        <w:rPr>
-          <w:rFonts w:ascii="Times New Roman" w:hAnsi="Times New Roman" w:cs="Times New Roman"/>
-        </w:rPr>
-        <w:t xml:space="preserve"> </w:t>
-      </w:r>
-      <w:proofErr w:type="spellStart"/>
-      <w:r>
-        <w:rPr>
-          <w:rFonts w:ascii="Times New Roman" w:hAnsi="Times New Roman" w:cs="Times New Roman"/>
-        </w:rPr>
-        <w:t>aprobare</w:t>
-      </w:r>
-      <w:proofErr w:type="spellEnd"/>
-      <w:r>
-        <w:rPr>
-          <w:rFonts w:ascii="Times New Roman" w:hAnsi="Times New Roman" w:cs="Times New Roman"/>
-        </w:rPr>
-        <w:t xml:space="preserve"> standard, </w:t>
-      </w:r>
-      <w:proofErr w:type="spellStart"/>
-      <w:r>
-        <w:rPr>
-          <w:rFonts w:ascii="Times New Roman" w:hAnsi="Times New Roman" w:cs="Times New Roman"/>
-        </w:rPr>
-        <w:t>peste</w:t>
-      </w:r>
-      <w:proofErr w:type="spellEnd"/>
-      <w:r>
-        <w:rPr>
-          <w:rFonts w:ascii="Times New Roman" w:hAnsi="Times New Roman" w:cs="Times New Roman"/>
-        </w:rPr>
-        <w:t xml:space="preserve"> 800 </w:t>
-      </w:r>
-      <w:proofErr w:type="spellStart"/>
-      <w:r>
-        <w:rPr>
-          <w:rFonts w:ascii="Times New Roman" w:hAnsi="Times New Roman" w:cs="Times New Roman"/>
-        </w:rPr>
-        <w:t>pentru</w:t>
-      </w:r>
-      <w:proofErr w:type="spellEnd"/>
-      <w:r>
-        <w:rPr>
-          <w:rFonts w:ascii="Times New Roman" w:hAnsi="Times New Roman" w:cs="Times New Roman"/>
-        </w:rPr>
-        <w:t xml:space="preserve"> </w:t>
-      </w:r>
-      <w:proofErr w:type="spellStart"/>
-      <w:r>
-        <w:rPr>
-          <w:rFonts w:ascii="Times New Roman" w:hAnsi="Times New Roman" w:cs="Times New Roman"/>
-        </w:rPr>
-        <w:t>condiții</w:t>
-      </w:r>
-      <w:proofErr w:type="spellEnd"/>
-      <w:r>
-        <w:rPr>
-          <w:rFonts w:ascii="Times New Roman" w:hAnsi="Times New Roman" w:cs="Times New Roman"/>
-        </w:rPr>
-        <w:t xml:space="preserve"> </w:t>
-      </w:r>
-      <w:proofErr w:type="spellStart"/>
-      <w:r>
-        <w:rPr>
-          <w:rFonts w:ascii="Times New Roman" w:hAnsi="Times New Roman" w:cs="Times New Roman"/>
-        </w:rPr>
-        <w:t>excelente</w:t>
-      </w:r>
-      <w:proofErr w:type="spellEnd"/>
-      <w:r>
-        <w:rPr>
-          <w:rFonts w:ascii="Times New Roman" w:hAnsi="Times New Roman" w:cs="Times New Roman"/>
-        </w:rPr>
-        <w:t>.</w:t>
+        <w:t>Scor Credit:</w:t>
+      </w:r>
+      <w:r>
+        <w:rPr>
+          <w:rFonts w:ascii="Times New Roman" w:hAnsi="Times New Roman" w:cs="Times New Roman"/>
+        </w:rPr>
+        <w:t xml:space="preserve"> Peste 500 pentru aprobare standard, peste 800 pentru condiții excelente.</w:t>
       </w:r>
     </w:p>
     <w:p>
@@ -652,7 +153,6 @@
           <w:szCs w:val="28"/>
         </w:rPr>
       </w:pPr>
-      <w:proofErr w:type="spellStart"/>
       <w:r>
         <w:rPr>
           <w:rFonts w:ascii="Times New Roman" w:hAnsi="Times New Roman" w:cs="Times New Roman"/>
@@ -662,67 +162,7 @@
           <w:sz w:val="28"/>
           <w:szCs w:val="28"/>
         </w:rPr>
-        <w:t>Strategii</w:t>
-      </w:r>
-      <w:proofErr w:type="spellEnd"/>
-      <w:r>
-        <w:rPr>
-          <w:rFonts w:ascii="Times New Roman" w:hAnsi="Times New Roman" w:cs="Times New Roman"/>
-          <w:b/>
-          <w:bCs/>
-          <w:color w:val="ED7D31" w:themeColor="accent2"/>
-          <w:sz w:val="28"/>
-          <w:szCs w:val="28"/>
-        </w:rPr>
-        <w:t xml:space="preserve"> Black-Box (</w:t>
-      </w:r>
-      <w:proofErr w:type="spellStart"/>
-      <w:r>
-        <w:rPr>
-          <w:rFonts w:ascii="Times New Roman" w:hAnsi="Times New Roman" w:cs="Times New Roman"/>
-          <w:b/>
-          <w:bCs/>
-          <w:color w:val="ED7D31" w:themeColor="accent2"/>
-          <w:sz w:val="28"/>
-          <w:szCs w:val="28"/>
-        </w:rPr>
-        <w:t>Bazate</w:t>
-      </w:r>
-      <w:proofErr w:type="spellEnd"/>
-      <w:r>
-        <w:rPr>
-          <w:rFonts w:ascii="Times New Roman" w:hAnsi="Times New Roman" w:cs="Times New Roman"/>
-          <w:b/>
-          <w:bCs/>
-          <w:color w:val="ED7D31" w:themeColor="accent2"/>
-          <w:sz w:val="28"/>
-          <w:szCs w:val="28"/>
-        </w:rPr>
-        <w:t xml:space="preserve"> pe </w:t>
-      </w:r>
-      <w:proofErr w:type="spellStart"/>
-      <w:r>
-        <w:rPr>
-          <w:rFonts w:ascii="Times New Roman" w:hAnsi="Times New Roman" w:cs="Times New Roman"/>
-          <w:b/>
-          <w:bCs/>
-          <w:color w:val="ED7D31" w:themeColor="accent2"/>
-          <w:sz w:val="28"/>
-          <w:szCs w:val="28"/>
-        </w:rPr>
-        <w:t>specificații</w:t>
-      </w:r>
-      <w:proofErr w:type="spellEnd"/>
-      <w:r>
-        <w:rPr>
-          <w:rFonts w:ascii="Times New Roman" w:hAnsi="Times New Roman" w:cs="Times New Roman"/>
-          <w:b/>
-          <w:bCs/>
-          <w:color w:val="ED7D31" w:themeColor="accent2"/>
-          <w:sz w:val="28"/>
-          <w:szCs w:val="28"/>
-        </w:rPr>
-        <w:t>)</w:t>
+        <w:t>Strategii Black-Box (Bazate pe specificații)</w:t>
       </w:r>
     </w:p>
     <w:p>
@@ -740,7 +180,6 @@
           <w:szCs w:val="28"/>
         </w:rPr>
       </w:pPr>
-      <w:proofErr w:type="spellStart"/>
       <w:r>
         <w:rPr>
           <w:rFonts w:ascii="Times New Roman" w:hAnsi="Times New Roman" w:cs="Times New Roman"/>
@@ -749,31 +188,8 @@
           <w:sz w:val="28"/>
           <w:szCs w:val="28"/>
         </w:rPr>
-        <w:t>Domeniul</w:t>
-      </w:r>
-      <w:proofErr w:type="spellEnd"/>
-      <w:r>
-        <w:rPr>
-          <w:rFonts w:ascii="Times New Roman" w:hAnsi="Times New Roman" w:cs="Times New Roman"/>
-          <w:b/>
-          <w:bCs/>
-          <w:sz w:val="28"/>
-          <w:szCs w:val="28"/>
-        </w:rPr>
-        <w:t xml:space="preserve"> de </w:t>
-      </w:r>
-      <w:proofErr w:type="spellStart"/>
-      <w:r>
-        <w:rPr>
-          <w:rFonts w:ascii="Times New Roman" w:hAnsi="Times New Roman" w:cs="Times New Roman"/>
-          <w:b/>
-          <w:bCs/>
-          <w:sz w:val="28"/>
-          <w:szCs w:val="28"/>
-        </w:rPr>
-        <w:t>intrări</w:t>
-      </w:r>
-      <w:proofErr w:type="spellEnd"/>
+        <w:t>Domeniul de intrări</w:t>
+      </w:r>
     </w:p>
     <w:p>
       <w:pPr>
@@ -782,33 +198,11 @@
           <w:rFonts w:ascii="Times New Roman" w:hAnsi="Times New Roman" w:cs="Times New Roman"/>
         </w:rPr>
       </w:pPr>
-      <w:proofErr w:type="spellStart"/>
-      <w:r>
-        <w:rPr>
-          <w:rFonts w:ascii="Times New Roman" w:hAnsi="Times New Roman" w:cs="Times New Roman"/>
-        </w:rPr>
-        <w:t>Aplicația</w:t>
-      </w:r>
-      <w:proofErr w:type="spellEnd"/>
-      <w:r>
-        <w:rPr>
-          <w:rFonts w:ascii="Times New Roman" w:hAnsi="Times New Roman" w:cs="Times New Roman"/>
-        </w:rPr>
-        <w:t xml:space="preserve"> are 3 </w:t>
-      </w:r>
-      <w:proofErr w:type="spellStart"/>
-      <w:r>
-        <w:rPr>
-          <w:rFonts w:ascii="Times New Roman" w:hAnsi="Times New Roman" w:cs="Times New Roman"/>
-        </w:rPr>
-        <w:t>intrări</w:t>
-      </w:r>
-      <w:proofErr w:type="spellEnd"/>
-      <w:r>
-        <w:rPr>
-          <w:rFonts w:ascii="Times New Roman" w:hAnsi="Times New Roman" w:cs="Times New Roman"/>
-        </w:rPr>
-        <w:t>:</w:t>
+      <w:r>
+        <w:rPr>
+          <w:rFonts w:ascii="Times New Roman" w:hAnsi="Times New Roman" w:cs="Times New Roman"/>
+        </w:rPr>
+        <w:t>Aplicația are 3 intrări:</w:t>
       </w:r>
     </w:p>
     <w:p>
@@ -822,33 +216,11 @@
           <w:rFonts w:ascii="Times New Roman" w:hAnsi="Times New Roman" w:cs="Times New Roman"/>
         </w:rPr>
       </w:pPr>
-      <w:proofErr w:type="spellStart"/>
-      <w:r>
-        <w:rPr>
-          <w:rFonts w:ascii="Times New Roman" w:hAnsi="Times New Roman" w:cs="Times New Roman"/>
-        </w:rPr>
-        <w:t>Vârsta</w:t>
-      </w:r>
-      <w:proofErr w:type="spellEnd"/>
-      <w:r>
-        <w:rPr>
-          <w:rFonts w:ascii="Times New Roman" w:hAnsi="Times New Roman" w:cs="Times New Roman"/>
-        </w:rPr>
-        <w:t xml:space="preserve"> (</w:t>
-      </w:r>
-      <w:proofErr w:type="spellStart"/>
-      <w:r>
-        <w:rPr>
-          <w:rFonts w:ascii="Times New Roman" w:hAnsi="Times New Roman" w:cs="Times New Roman"/>
-        </w:rPr>
-        <w:t>varsta</w:t>
-      </w:r>
-      <w:proofErr w:type="spellEnd"/>
-      <w:r>
-        <w:rPr>
-          <w:rFonts w:ascii="Times New Roman" w:hAnsi="Times New Roman" w:cs="Times New Roman"/>
-        </w:rPr>
-        <w:t>)</w:t>
+      <w:r>
+        <w:rPr>
+          <w:rFonts w:ascii="Times New Roman" w:hAnsi="Times New Roman" w:cs="Times New Roman"/>
+        </w:rPr>
+        <w:t>Vârsta (varsta)</w:t>
       </w:r>
     </w:p>
     <w:p>
@@ -862,33 +234,11 @@
           <w:rFonts w:ascii="Times New Roman" w:hAnsi="Times New Roman" w:cs="Times New Roman"/>
         </w:rPr>
       </w:pPr>
-      <w:proofErr w:type="spellStart"/>
-      <w:r>
-        <w:rPr>
-          <w:rFonts w:ascii="Times New Roman" w:hAnsi="Times New Roman" w:cs="Times New Roman"/>
-        </w:rPr>
-        <w:t>Venitul</w:t>
-      </w:r>
-      <w:proofErr w:type="spellEnd"/>
-      <w:r>
-        <w:rPr>
-          <w:rFonts w:ascii="Times New Roman" w:hAnsi="Times New Roman" w:cs="Times New Roman"/>
-        </w:rPr>
-        <w:t xml:space="preserve"> lunar (</w:t>
-      </w:r>
-      <w:proofErr w:type="spellStart"/>
-      <w:r>
-        <w:rPr>
-          <w:rFonts w:ascii="Times New Roman" w:hAnsi="Times New Roman" w:cs="Times New Roman"/>
-        </w:rPr>
-        <w:t>venit_lunar</w:t>
-      </w:r>
-      <w:proofErr w:type="spellEnd"/>
-      <w:r>
-        <w:rPr>
-          <w:rFonts w:ascii="Times New Roman" w:hAnsi="Times New Roman" w:cs="Times New Roman"/>
-        </w:rPr>
-        <w:t>)</w:t>
+      <w:r>
+        <w:rPr>
+          <w:rFonts w:ascii="Times New Roman" w:hAnsi="Times New Roman" w:cs="Times New Roman"/>
+        </w:rPr>
+        <w:t>Venitul lunar (venit_lunar)</w:t>
       </w:r>
     </w:p>
     <w:p>
@@ -902,33 +252,11 @@
           <w:rFonts w:ascii="Times New Roman" w:hAnsi="Times New Roman" w:cs="Times New Roman"/>
         </w:rPr>
       </w:pPr>
-      <w:proofErr w:type="spellStart"/>
-      <w:r>
-        <w:rPr>
-          <w:rFonts w:ascii="Times New Roman" w:hAnsi="Times New Roman" w:cs="Times New Roman"/>
-        </w:rPr>
-        <w:t>Scorul</w:t>
-      </w:r>
-      <w:proofErr w:type="spellEnd"/>
-      <w:r>
-        <w:rPr>
-          <w:rFonts w:ascii="Times New Roman" w:hAnsi="Times New Roman" w:cs="Times New Roman"/>
-        </w:rPr>
-        <w:t xml:space="preserve"> de credit (</w:t>
-      </w:r>
-      <w:proofErr w:type="spellStart"/>
-      <w:r>
-        <w:rPr>
-          <w:rFonts w:ascii="Times New Roman" w:hAnsi="Times New Roman" w:cs="Times New Roman"/>
-        </w:rPr>
-        <w:t>scor_credit</w:t>
-      </w:r>
-      <w:proofErr w:type="spellEnd"/>
-      <w:r>
-        <w:rPr>
-          <w:rFonts w:ascii="Times New Roman" w:hAnsi="Times New Roman" w:cs="Times New Roman"/>
-        </w:rPr>
-        <w:t>)</w:t>
+      <w:r>
+        <w:rPr>
+          <w:rFonts w:ascii="Times New Roman" w:hAnsi="Times New Roman" w:cs="Times New Roman"/>
+        </w:rPr>
+        <w:t>Scorul de credit (scor_credit)</w:t>
       </w:r>
     </w:p>
     <w:p>
@@ -938,89 +266,11 @@
           <w:rFonts w:ascii="Times New Roman" w:hAnsi="Times New Roman" w:cs="Times New Roman"/>
         </w:rPr>
       </w:pPr>
-      <w:proofErr w:type="spellStart"/>
-      <w:r>
-        <w:rPr>
-          <w:rFonts w:ascii="Times New Roman" w:hAnsi="Times New Roman" w:cs="Times New Roman"/>
-        </w:rPr>
-        <w:t>Pentru</w:t>
-      </w:r>
-      <w:proofErr w:type="spellEnd"/>
-      <w:r>
-        <w:rPr>
-          <w:rFonts w:ascii="Times New Roman" w:hAnsi="Times New Roman" w:cs="Times New Roman"/>
-        </w:rPr>
-        <w:t xml:space="preserve"> </w:t>
-      </w:r>
-      <w:proofErr w:type="spellStart"/>
-      <w:r>
-        <w:rPr>
-          <w:rFonts w:ascii="Times New Roman" w:hAnsi="Times New Roman" w:cs="Times New Roman"/>
-        </w:rPr>
-        <w:t>acestea</w:t>
-      </w:r>
-      <w:proofErr w:type="spellEnd"/>
-      <w:r>
-        <w:rPr>
-          <w:rFonts w:ascii="Times New Roman" w:hAnsi="Times New Roman" w:cs="Times New Roman"/>
-        </w:rPr>
-        <w:t xml:space="preserve">, se </w:t>
-      </w:r>
-      <w:proofErr w:type="spellStart"/>
-      <w:r>
-        <w:rPr>
-          <w:rFonts w:ascii="Times New Roman" w:hAnsi="Times New Roman" w:cs="Times New Roman"/>
-        </w:rPr>
-        <w:t>disting</w:t>
-      </w:r>
-      <w:proofErr w:type="spellEnd"/>
-      <w:r>
-        <w:rPr>
-          <w:rFonts w:ascii="Times New Roman" w:hAnsi="Times New Roman" w:cs="Times New Roman"/>
-        </w:rPr>
-        <w:t xml:space="preserve"> </w:t>
-      </w:r>
-      <w:proofErr w:type="spellStart"/>
-      <w:r>
-        <w:rPr>
-          <w:rFonts w:ascii="Times New Roman" w:hAnsi="Times New Roman" w:cs="Times New Roman"/>
-        </w:rPr>
-        <w:t>următoarele</w:t>
-      </w:r>
-      <w:proofErr w:type="spellEnd"/>
-      <w:r>
-        <w:rPr>
-          <w:rFonts w:ascii="Times New Roman" w:hAnsi="Times New Roman" w:cs="Times New Roman"/>
-        </w:rPr>
-        <w:t xml:space="preserve"> </w:t>
-      </w:r>
-      <w:proofErr w:type="spellStart"/>
-      <w:r>
-        <w:rPr>
-          <w:rFonts w:ascii="Times New Roman" w:hAnsi="Times New Roman" w:cs="Times New Roman"/>
-        </w:rPr>
-        <w:t>clase</w:t>
-      </w:r>
-      <w:proofErr w:type="spellEnd"/>
-      <w:r>
-        <w:rPr>
-          <w:rFonts w:ascii="Times New Roman" w:hAnsi="Times New Roman" w:cs="Times New Roman"/>
-        </w:rPr>
-        <w:t xml:space="preserve"> de </w:t>
-      </w:r>
-      <w:proofErr w:type="spellStart"/>
-      <w:r>
-        <w:rPr>
-          <w:rFonts w:ascii="Times New Roman" w:hAnsi="Times New Roman" w:cs="Times New Roman"/>
-        </w:rPr>
-        <w:t>echivalență</w:t>
-      </w:r>
-      <w:proofErr w:type="spellEnd"/>
-      <w:r>
-        <w:rPr>
-          <w:rFonts w:ascii="Times New Roman" w:hAnsi="Times New Roman" w:cs="Times New Roman"/>
-        </w:rPr>
-        <w:t>:</w:t>
+      <w:r>
+        <w:rPr>
+          <w:rFonts w:ascii="Times New Roman" w:hAnsi="Times New Roman" w:cs="Times New Roman"/>
+        </w:rPr>
+        <w:t>Pentru acestea, se disting următoarele clase de echivalență:</w:t>
       </w:r>
     </w:p>
     <w:p>
@@ -1033,34 +283,14 @@
           <w:rFonts w:ascii="Times New Roman" w:hAnsi="Times New Roman" w:cs="Times New Roman"/>
         </w:rPr>
       </w:pPr>
-      <w:proofErr w:type="spellStart"/>
       <w:r>
         <w:rPr>
           <w:rFonts w:ascii="Times New Roman" w:hAnsi="Times New Roman" w:cs="Times New Roman"/>
           <w:b/>
           <w:bCs/>
         </w:rPr>
-        <w:t>Pentru</w:t>
-      </w:r>
-      <w:proofErr w:type="spellEnd"/>
-      <w:r>
-        <w:rPr>
-          <w:rFonts w:ascii="Times New Roman" w:hAnsi="Times New Roman" w:cs="Times New Roman"/>
-          <w:b/>
-          <w:bCs/>
-        </w:rPr>
-        <w:t xml:space="preserve"> </w:t>
-      </w:r>
-      <w:proofErr w:type="spellStart"/>
-      <w:r>
-        <w:rPr>
-          <w:rFonts w:ascii="Times New Roman" w:hAnsi="Times New Roman" w:cs="Times New Roman"/>
-          <w:b/>
-          <w:bCs/>
-        </w:rPr>
-        <w:t>vârstă</w:t>
-      </w:r>
-      <w:proofErr w:type="spellEnd"/>
+        <w:t>Pentru vârstă</w:t>
+      </w:r>
       <w:r>
         <w:rPr>
           <w:rFonts w:ascii="Times New Roman" w:hAnsi="Times New Roman" w:cs="Times New Roman"/>
@@ -1079,21 +309,7 @@
         <w:rPr>
           <w:rFonts w:ascii="Times New Roman" w:hAnsi="Times New Roman" w:cs="Times New Roman"/>
         </w:rPr>
-        <w:t>V1 = {</w:t>
-      </w:r>
-      <w:proofErr w:type="spellStart"/>
-      <w:r>
-        <w:rPr>
-          <w:rFonts w:ascii="Times New Roman" w:hAnsi="Times New Roman" w:cs="Times New Roman"/>
-        </w:rPr>
-        <w:t>varsta</w:t>
-      </w:r>
-      <w:proofErr w:type="spellEnd"/>
-      <w:r>
-        <w:rPr>
-          <w:rFonts w:ascii="Times New Roman" w:hAnsi="Times New Roman" w:cs="Times New Roman"/>
-        </w:rPr>
-        <w:t xml:space="preserve"> </w:t>
+        <w:t xml:space="preserve">V1 = {varsta </w:t>
       </w:r>
       <w:r>
         <w:rPr>
@@ -1117,21 +333,7 @@
         <w:rPr>
           <w:rFonts w:ascii="Times New Roman" w:hAnsi="Times New Roman" w:cs="Times New Roman"/>
         </w:rPr>
-        <w:t xml:space="preserve"> </w:t>
-      </w:r>
-      <w:proofErr w:type="spellStart"/>
-      <w:r>
-        <w:rPr>
-          <w:rFonts w:ascii="Times New Roman" w:hAnsi="Times New Roman" w:cs="Times New Roman"/>
-        </w:rPr>
-        <w:t>varsta</w:t>
-      </w:r>
-      <w:proofErr w:type="spellEnd"/>
-      <w:r>
-        <w:rPr>
-          <w:rFonts w:ascii="Times New Roman" w:hAnsi="Times New Roman" w:cs="Times New Roman"/>
-        </w:rPr>
-        <w:t xml:space="preserve"> </w:t>
+        <w:t xml:space="preserve"> varsta </w:t>
       </w:r>
       <w:r>
         <w:rPr>
@@ -1143,35 +345,7 @@
         <w:rPr>
           <w:rFonts w:ascii="Times New Roman" w:hAnsi="Times New Roman" w:cs="Times New Roman"/>
         </w:rPr>
-        <w:t xml:space="preserve"> 65} (</w:t>
-      </w:r>
-      <w:proofErr w:type="spellStart"/>
-      <w:r>
-        <w:rPr>
-          <w:rFonts w:ascii="Times New Roman" w:hAnsi="Times New Roman" w:cs="Times New Roman"/>
-        </w:rPr>
-        <w:t>Vârstă</w:t>
-      </w:r>
-      <w:proofErr w:type="spellEnd"/>
-      <w:r>
-        <w:rPr>
-          <w:rFonts w:ascii="Times New Roman" w:hAnsi="Times New Roman" w:cs="Times New Roman"/>
-        </w:rPr>
-        <w:t xml:space="preserve"> </w:t>
-      </w:r>
-      <w:proofErr w:type="spellStart"/>
-      <w:r>
-        <w:rPr>
-          <w:rFonts w:ascii="Times New Roman" w:hAnsi="Times New Roman" w:cs="Times New Roman"/>
-        </w:rPr>
-        <w:t>validă</w:t>
-      </w:r>
-      <w:proofErr w:type="spellEnd"/>
-      <w:r>
-        <w:rPr>
-          <w:rFonts w:ascii="Times New Roman" w:hAnsi="Times New Roman" w:cs="Times New Roman"/>
-        </w:rPr>
-        <w:t>)</w:t>
+        <w:t xml:space="preserve"> 65} (Vârstă validă)</w:t>
       </w:r>
     </w:p>
     <w:p>
@@ -1185,21 +359,7 @@
         <w:rPr>
           <w:rFonts w:ascii="Times New Roman" w:hAnsi="Times New Roman" w:cs="Times New Roman"/>
         </w:rPr>
-        <w:t>V2 = {</w:t>
-      </w:r>
-      <w:proofErr w:type="spellStart"/>
-      <w:r>
-        <w:rPr>
-          <w:rFonts w:ascii="Times New Roman" w:hAnsi="Times New Roman" w:cs="Times New Roman"/>
-        </w:rPr>
-        <w:t>varsta</w:t>
-      </w:r>
-      <w:proofErr w:type="spellEnd"/>
-      <w:r>
-        <w:rPr>
-          <w:rFonts w:ascii="Times New Roman" w:hAnsi="Times New Roman" w:cs="Times New Roman"/>
-        </w:rPr>
-        <w:t xml:space="preserve"> </w:t>
+        <w:t xml:space="preserve">V2 = {varsta </w:t>
       </w:r>
       <w:r>
         <w:rPr>
@@ -1211,49 +371,7 @@
         <w:rPr>
           <w:rFonts w:ascii="Times New Roman" w:hAnsi="Times New Roman" w:cs="Times New Roman"/>
         </w:rPr>
-        <w:t xml:space="preserve"> </w:t>
-      </w:r>
-      <w:proofErr w:type="spellStart"/>
-      <w:r>
-        <w:rPr>
-          <w:rFonts w:ascii="Times New Roman" w:hAnsi="Times New Roman" w:cs="Times New Roman"/>
-        </w:rPr>
-        <w:t>varsta</w:t>
-      </w:r>
-      <w:proofErr w:type="spellEnd"/>
-      <w:r>
-        <w:rPr>
-          <w:rFonts w:ascii="Times New Roman" w:hAnsi="Times New Roman" w:cs="Times New Roman"/>
-        </w:rPr>
-        <w:t xml:space="preserve"> &lt; 18} (</w:t>
-      </w:r>
-      <w:proofErr w:type="spellStart"/>
-      <w:r>
-        <w:rPr>
-          <w:rFonts w:ascii="Times New Roman" w:hAnsi="Times New Roman" w:cs="Times New Roman"/>
-        </w:rPr>
-        <w:t>Prea</w:t>
-      </w:r>
-      <w:proofErr w:type="spellEnd"/>
-      <w:r>
-        <w:rPr>
-          <w:rFonts w:ascii="Times New Roman" w:hAnsi="Times New Roman" w:cs="Times New Roman"/>
-        </w:rPr>
-        <w:t xml:space="preserve"> </w:t>
-      </w:r>
-      <w:proofErr w:type="spellStart"/>
-      <w:r>
-        <w:rPr>
-          <w:rFonts w:ascii="Times New Roman" w:hAnsi="Times New Roman" w:cs="Times New Roman"/>
-        </w:rPr>
-        <w:t>tânăr</w:t>
-      </w:r>
-      <w:proofErr w:type="spellEnd"/>
-      <w:r>
-        <w:rPr>
-          <w:rFonts w:ascii="Times New Roman" w:hAnsi="Times New Roman" w:cs="Times New Roman"/>
-        </w:rPr>
-        <w:t>)</w:t>
+        <w:t xml:space="preserve"> varsta &lt; 18} (Prea tânăr)</w:t>
       </w:r>
     </w:p>
     <w:p>
@@ -1267,21 +385,7 @@
         <w:rPr>
           <w:rFonts w:ascii="Times New Roman" w:hAnsi="Times New Roman" w:cs="Times New Roman"/>
         </w:rPr>
-        <w:t>V3 = {</w:t>
-      </w:r>
-      <w:proofErr w:type="spellStart"/>
-      <w:r>
-        <w:rPr>
-          <w:rFonts w:ascii="Times New Roman" w:hAnsi="Times New Roman" w:cs="Times New Roman"/>
-        </w:rPr>
-        <w:t>varsta</w:t>
-      </w:r>
-      <w:proofErr w:type="spellEnd"/>
-      <w:r>
-        <w:rPr>
-          <w:rFonts w:ascii="Times New Roman" w:hAnsi="Times New Roman" w:cs="Times New Roman"/>
-        </w:rPr>
-        <w:t xml:space="preserve"> </w:t>
+        <w:t xml:space="preserve">V3 = {varsta </w:t>
       </w:r>
       <w:r>
         <w:rPr>
@@ -1293,35 +397,7 @@
         <w:rPr>
           <w:rFonts w:ascii="Times New Roman" w:hAnsi="Times New Roman" w:cs="Times New Roman"/>
         </w:rPr>
-        <w:t xml:space="preserve"> </w:t>
-      </w:r>
-      <w:proofErr w:type="spellStart"/>
-      <w:r>
-        <w:rPr>
-          <w:rFonts w:ascii="Times New Roman" w:hAnsi="Times New Roman" w:cs="Times New Roman"/>
-        </w:rPr>
-        <w:t>varsta</w:t>
-      </w:r>
-      <w:proofErr w:type="spellEnd"/>
-      <w:r>
-        <w:rPr>
-          <w:rFonts w:ascii="Times New Roman" w:hAnsi="Times New Roman" w:cs="Times New Roman"/>
-        </w:rPr>
-        <w:t xml:space="preserve"> &gt; 65} (</w:t>
-      </w:r>
-      <w:proofErr w:type="spellStart"/>
-      <w:r>
-        <w:rPr>
-          <w:rFonts w:ascii="Times New Roman" w:hAnsi="Times New Roman" w:cs="Times New Roman"/>
-        </w:rPr>
-        <w:t>Pensionar</w:t>
-      </w:r>
-      <w:proofErr w:type="spellEnd"/>
-      <w:r>
-        <w:rPr>
-          <w:rFonts w:ascii="Times New Roman" w:hAnsi="Times New Roman" w:cs="Times New Roman"/>
-        </w:rPr>
-        <w:t>)</w:t>
+        <w:t xml:space="preserve"> varsta &gt; 65} (Pensionar)</w:t>
       </w:r>
     </w:p>
     <w:p>
@@ -1335,41 +411,13 @@
           <w:rFonts w:ascii="Times New Roman" w:hAnsi="Times New Roman" w:cs="Times New Roman"/>
         </w:rPr>
       </w:pPr>
-      <w:proofErr w:type="spellStart"/>
       <w:r>
         <w:rPr>
           <w:rFonts w:ascii="Times New Roman" w:hAnsi="Times New Roman" w:cs="Times New Roman"/>
           <w:b/>
           <w:bCs/>
         </w:rPr>
-        <w:t>Pentru</w:t>
-      </w:r>
-      <w:proofErr w:type="spellEnd"/>
-      <w:r>
-        <w:rPr>
-          <w:rFonts w:ascii="Times New Roman" w:hAnsi="Times New Roman" w:cs="Times New Roman"/>
-          <w:b/>
-          <w:bCs/>
-        </w:rPr>
-        <w:t xml:space="preserve"> </w:t>
-      </w:r>
-      <w:proofErr w:type="spellStart"/>
-      <w:r>
-        <w:rPr>
-          <w:rFonts w:ascii="Times New Roman" w:hAnsi="Times New Roman" w:cs="Times New Roman"/>
-          <w:b/>
-          <w:bCs/>
-        </w:rPr>
-        <w:t>venitul</w:t>
-      </w:r>
-      <w:proofErr w:type="spellEnd"/>
-      <w:r>
-        <w:rPr>
-          <w:rFonts w:ascii="Times New Roman" w:hAnsi="Times New Roman" w:cs="Times New Roman"/>
-          <w:b/>
-          <w:bCs/>
-        </w:rPr>
-        <w:t xml:space="preserve"> lunar</w:t>
+        <w:t>Pentru venitul lunar</w:t>
       </w:r>
       <w:r>
         <w:rPr>
@@ -1389,21 +437,7 @@
         <w:rPr>
           <w:rFonts w:ascii="Times New Roman" w:hAnsi="Times New Roman" w:cs="Times New Roman"/>
         </w:rPr>
-        <w:t>Y1 = {</w:t>
-      </w:r>
-      <w:proofErr w:type="spellStart"/>
-      <w:r>
-        <w:rPr>
-          <w:rFonts w:ascii="Times New Roman" w:hAnsi="Times New Roman" w:cs="Times New Roman"/>
-        </w:rPr>
-        <w:t>venit_lunar</w:t>
-      </w:r>
-      <w:proofErr w:type="spellEnd"/>
-      <w:r>
-        <w:rPr>
-          <w:rFonts w:ascii="Times New Roman" w:hAnsi="Times New Roman" w:cs="Times New Roman"/>
-        </w:rPr>
-        <w:t xml:space="preserve"> </w:t>
+        <w:t xml:space="preserve">Y1 = {venit_lunar </w:t>
       </w:r>
       <w:r>
         <w:rPr>
@@ -1415,21 +449,7 @@
         <w:rPr>
           <w:rFonts w:ascii="Times New Roman" w:hAnsi="Times New Roman" w:cs="Times New Roman"/>
         </w:rPr>
-        <w:t xml:space="preserve"> </w:t>
-      </w:r>
-      <w:proofErr w:type="spellStart"/>
-      <w:r>
-        <w:rPr>
-          <w:rFonts w:ascii="Times New Roman" w:hAnsi="Times New Roman" w:cs="Times New Roman"/>
-        </w:rPr>
-        <w:t>venit_lunar</w:t>
-      </w:r>
-      <w:proofErr w:type="spellEnd"/>
-      <w:r>
-        <w:rPr>
-          <w:rFonts w:ascii="Times New Roman" w:hAnsi="Times New Roman" w:cs="Times New Roman"/>
-        </w:rPr>
-        <w:t xml:space="preserve"> </w:t>
+        <w:t xml:space="preserve"> venit_lunar </w:t>
       </w:r>
       <w:r>
         <w:rPr>
@@ -1441,35 +461,7 @@
         <w:rPr>
           <w:rFonts w:ascii="Times New Roman" w:hAnsi="Times New Roman" w:cs="Times New Roman"/>
         </w:rPr>
-        <w:t xml:space="preserve"> 2000} (</w:t>
-      </w:r>
-      <w:proofErr w:type="spellStart"/>
-      <w:r>
-        <w:rPr>
-          <w:rFonts w:ascii="Times New Roman" w:hAnsi="Times New Roman" w:cs="Times New Roman"/>
-        </w:rPr>
-        <w:t>Venit</w:t>
-      </w:r>
-      <w:proofErr w:type="spellEnd"/>
-      <w:r>
-        <w:rPr>
-          <w:rFonts w:ascii="Times New Roman" w:hAnsi="Times New Roman" w:cs="Times New Roman"/>
-        </w:rPr>
-        <w:t xml:space="preserve"> </w:t>
-      </w:r>
-      <w:proofErr w:type="spellStart"/>
-      <w:r>
-        <w:rPr>
-          <w:rFonts w:ascii="Times New Roman" w:hAnsi="Times New Roman" w:cs="Times New Roman"/>
-        </w:rPr>
-        <w:t>suficient</w:t>
-      </w:r>
-      <w:proofErr w:type="spellEnd"/>
-      <w:r>
-        <w:rPr>
-          <w:rFonts w:ascii="Times New Roman" w:hAnsi="Times New Roman" w:cs="Times New Roman"/>
-        </w:rPr>
-        <w:t>)</w:t>
+        <w:t xml:space="preserve"> 2000} (Venit suficient)</w:t>
       </w:r>
     </w:p>
     <w:p>
@@ -1483,21 +475,7 @@
         <w:rPr>
           <w:rFonts w:ascii="Times New Roman" w:hAnsi="Times New Roman" w:cs="Times New Roman"/>
         </w:rPr>
-        <w:t>Y2 = {</w:t>
-      </w:r>
-      <w:proofErr w:type="spellStart"/>
-      <w:r>
-        <w:rPr>
-          <w:rFonts w:ascii="Times New Roman" w:hAnsi="Times New Roman" w:cs="Times New Roman"/>
-        </w:rPr>
-        <w:t>venit_lunar</w:t>
-      </w:r>
-      <w:proofErr w:type="spellEnd"/>
-      <w:r>
-        <w:rPr>
-          <w:rFonts w:ascii="Times New Roman" w:hAnsi="Times New Roman" w:cs="Times New Roman"/>
-        </w:rPr>
-        <w:t xml:space="preserve"> </w:t>
+        <w:t xml:space="preserve">Y2 = {venit_lunar </w:t>
       </w:r>
       <w:r>
         <w:rPr>
@@ -1509,49 +487,7 @@
         <w:rPr>
           <w:rFonts w:ascii="Times New Roman" w:hAnsi="Times New Roman" w:cs="Times New Roman"/>
         </w:rPr>
-        <w:t xml:space="preserve"> </w:t>
-      </w:r>
-      <w:proofErr w:type="spellStart"/>
-      <w:r>
-        <w:rPr>
-          <w:rFonts w:ascii="Times New Roman" w:hAnsi="Times New Roman" w:cs="Times New Roman"/>
-        </w:rPr>
-        <w:t>venit_lunar</w:t>
-      </w:r>
-      <w:proofErr w:type="spellEnd"/>
-      <w:r>
-        <w:rPr>
-          <w:rFonts w:ascii="Times New Roman" w:hAnsi="Times New Roman" w:cs="Times New Roman"/>
-        </w:rPr>
-        <w:t xml:space="preserve"> &lt; 2000} (</w:t>
-      </w:r>
-      <w:proofErr w:type="spellStart"/>
-      <w:r>
-        <w:rPr>
-          <w:rFonts w:ascii="Times New Roman" w:hAnsi="Times New Roman" w:cs="Times New Roman"/>
-        </w:rPr>
-        <w:t>Venit</w:t>
-      </w:r>
-      <w:proofErr w:type="spellEnd"/>
-      <w:r>
-        <w:rPr>
-          <w:rFonts w:ascii="Times New Roman" w:hAnsi="Times New Roman" w:cs="Times New Roman"/>
-        </w:rPr>
-        <w:t xml:space="preserve"> </w:t>
-      </w:r>
-      <w:proofErr w:type="spellStart"/>
-      <w:r>
-        <w:rPr>
-          <w:rFonts w:ascii="Times New Roman" w:hAnsi="Times New Roman" w:cs="Times New Roman"/>
-        </w:rPr>
-        <w:t>insuficient</w:t>
-      </w:r>
-      <w:proofErr w:type="spellEnd"/>
-      <w:r>
-        <w:rPr>
-          <w:rFonts w:ascii="Times New Roman" w:hAnsi="Times New Roman" w:cs="Times New Roman"/>
-        </w:rPr>
-        <w:t>)</w:t>
+        <w:t xml:space="preserve"> venit_lunar &lt; 2000} (Venit insuficient)</w:t>
       </w:r>
     </w:p>
     <w:p>
@@ -1565,47 +501,57 @@
           <w:rFonts w:ascii="Times New Roman" w:hAnsi="Times New Roman" w:cs="Times New Roman"/>
         </w:rPr>
       </w:pPr>
-      <w:proofErr w:type="spellStart"/>
       <w:r>
         <w:rPr>
           <w:rFonts w:ascii="Times New Roman" w:hAnsi="Times New Roman" w:cs="Times New Roman"/>
           <w:b/>
           <w:bCs/>
         </w:rPr>
-        <w:t>Pentru</w:t>
-      </w:r>
-      <w:proofErr w:type="spellEnd"/>
-      <w:r>
-        <w:rPr>
-          <w:rFonts w:ascii="Times New Roman" w:hAnsi="Times New Roman" w:cs="Times New Roman"/>
-          <w:b/>
-          <w:bCs/>
+        <w:t>Pentru scorul de credit</w:t>
+      </w:r>
+      <w:r>
+        <w:rPr>
+          <w:rFonts w:ascii="Times New Roman" w:hAnsi="Times New Roman" w:cs="Times New Roman"/>
+        </w:rPr>
+        <w:t>:</w:t>
+      </w:r>
+    </w:p>
+    <w:p>
+      <w:pPr>
+        <w:ind w:left="720"/>
+        <w:rPr>
+          <w:rFonts w:ascii="Times New Roman" w:hAnsi="Times New Roman" w:cs="Times New Roman"/>
+        </w:rPr>
+      </w:pPr>
+      <w:r>
+        <w:rPr>
+          <w:rFonts w:ascii="Times New Roman" w:hAnsi="Times New Roman" w:cs="Times New Roman"/>
+        </w:rPr>
+        <w:t xml:space="preserve">S1 = {scor_credit </w:t>
+      </w:r>
+      <w:r>
+        <w:rPr>
+          <w:rFonts w:ascii="Times New Roman" w:hAnsi="Times New Roman" w:cs="Times New Roman"/>
+        </w:rPr>
+        <w:t>|</w:t>
+      </w:r>
+      <w:r>
+        <w:rPr>
+          <w:rFonts w:ascii="Times New Roman" w:hAnsi="Times New Roman" w:cs="Times New Roman"/>
+        </w:rPr>
+        <w:t xml:space="preserve"> 500 &lt; scor_credit 800}</w:t>
+      </w:r>
+      <w:r>
+        <w:rPr>
+          <w:rFonts w:ascii="Times New Roman" w:hAnsi="Times New Roman" w:cs="Times New Roman"/>
         </w:rPr>
         <w:t xml:space="preserve"> </w:t>
       </w:r>
-      <w:proofErr w:type="spellStart"/>
-      <w:r>
-        <w:rPr>
-          <w:rFonts w:ascii="Times New Roman" w:hAnsi="Times New Roman" w:cs="Times New Roman"/>
-          <w:b/>
-          <w:bCs/>
-        </w:rPr>
-        <w:t>scorul</w:t>
-      </w:r>
-      <w:proofErr w:type="spellEnd"/>
-      <w:r>
-        <w:rPr>
-          <w:rFonts w:ascii="Times New Roman" w:hAnsi="Times New Roman" w:cs="Times New Roman"/>
-          <w:b/>
-          <w:bCs/>
-        </w:rPr>
-        <w:t xml:space="preserve"> de credit</w:t>
-      </w:r>
-      <w:r>
-        <w:rPr>
-          <w:rFonts w:ascii="Times New Roman" w:hAnsi="Times New Roman" w:cs="Times New Roman"/>
-        </w:rPr>
-        <w:t>:</w:t>
+      <w:r>
+        <w:rPr>
+          <w:rFonts w:ascii="Times New Roman" w:hAnsi="Times New Roman" w:cs="Times New Roman"/>
+        </w:rPr>
+        <w:t>(Scor standard)</w:t>
       </w:r>
     </w:p>
     <w:p>
@@ -1619,21 +565,7 @@
         <w:rPr>
           <w:rFonts w:ascii="Times New Roman" w:hAnsi="Times New Roman" w:cs="Times New Roman"/>
         </w:rPr>
-        <w:t>S1 = {</w:t>
-      </w:r>
-      <w:proofErr w:type="spellStart"/>
-      <w:r>
-        <w:rPr>
-          <w:rFonts w:ascii="Times New Roman" w:hAnsi="Times New Roman" w:cs="Times New Roman"/>
-        </w:rPr>
-        <w:t>scor_credit</w:t>
-      </w:r>
-      <w:proofErr w:type="spellEnd"/>
-      <w:r>
-        <w:rPr>
-          <w:rFonts w:ascii="Times New Roman" w:hAnsi="Times New Roman" w:cs="Times New Roman"/>
-        </w:rPr>
-        <w:t xml:space="preserve"> </w:t>
+        <w:t xml:space="preserve">S2 = {scor_credit </w:t>
       </w:r>
       <w:r>
         <w:rPr>
@@ -1645,47 +577,19 @@
         <w:rPr>
           <w:rFonts w:ascii="Times New Roman" w:hAnsi="Times New Roman" w:cs="Times New Roman"/>
         </w:rPr>
-        <w:t xml:space="preserve"> 500 &lt; </w:t>
-      </w:r>
-      <w:proofErr w:type="spellStart"/>
-      <w:r>
-        <w:rPr>
-          <w:rFonts w:ascii="Times New Roman" w:hAnsi="Times New Roman" w:cs="Times New Roman"/>
-        </w:rPr>
-        <w:t>scor_credit</w:t>
-      </w:r>
-      <w:proofErr w:type="spellEnd"/>
-      <w:r>
-        <w:rPr>
-          <w:rFonts w:ascii="Times New Roman" w:hAnsi="Times New Roman" w:cs="Times New Roman"/>
-        </w:rPr>
-        <w:t xml:space="preserve"> 800}</w:t>
-      </w:r>
-      <w:r>
-        <w:rPr>
-          <w:rFonts w:ascii="Times New Roman" w:hAnsi="Times New Roman" w:cs="Times New Roman"/>
-        </w:rPr>
-        <w:t xml:space="preserve"> </w:t>
-      </w:r>
-      <w:r>
-        <w:rPr>
-          <w:rFonts w:ascii="Times New Roman" w:hAnsi="Times New Roman" w:cs="Times New Roman"/>
-        </w:rPr>
-        <w:t>(</w:t>
-      </w:r>
-      <w:proofErr w:type="spellStart"/>
-      <w:r>
-        <w:rPr>
-          <w:rFonts w:ascii="Times New Roman" w:hAnsi="Times New Roman" w:cs="Times New Roman"/>
-        </w:rPr>
-        <w:t>Scor</w:t>
-      </w:r>
-      <w:proofErr w:type="spellEnd"/>
-      <w:r>
-        <w:rPr>
-          <w:rFonts w:ascii="Times New Roman" w:hAnsi="Times New Roman" w:cs="Times New Roman"/>
-        </w:rPr>
-        <w:t xml:space="preserve"> standard)</w:t>
+        <w:t xml:space="preserve"> scor_credit &gt; 800</w:t>
+      </w:r>
+      <w:r>
+        <w:rPr>
+          <w:rFonts w:ascii="Times New Roman" w:hAnsi="Times New Roman" w:cs="Times New Roman"/>
+        </w:rPr>
+        <w:t>}</w:t>
+      </w:r>
+      <w:r>
+        <w:rPr>
+          <w:rFonts w:ascii="Times New Roman" w:hAnsi="Times New Roman" w:cs="Times New Roman"/>
+        </w:rPr>
+        <w:t xml:space="preserve"> (Scor excelent)</w:t>
       </w:r>
     </w:p>
     <w:p>
@@ -1699,21 +603,7 @@
         <w:rPr>
           <w:rFonts w:ascii="Times New Roman" w:hAnsi="Times New Roman" w:cs="Times New Roman"/>
         </w:rPr>
-        <w:t>S2 = {</w:t>
-      </w:r>
-      <w:proofErr w:type="spellStart"/>
-      <w:r>
-        <w:rPr>
-          <w:rFonts w:ascii="Times New Roman" w:hAnsi="Times New Roman" w:cs="Times New Roman"/>
-        </w:rPr>
-        <w:t>scor_credit</w:t>
-      </w:r>
-      <w:proofErr w:type="spellEnd"/>
-      <w:r>
-        <w:rPr>
-          <w:rFonts w:ascii="Times New Roman" w:hAnsi="Times New Roman" w:cs="Times New Roman"/>
-        </w:rPr>
-        <w:t xml:space="preserve"> </w:t>
+        <w:t xml:space="preserve">S3 = {scor_credit </w:t>
       </w:r>
       <w:r>
         <w:rPr>
@@ -1725,21 +615,7 @@
         <w:rPr>
           <w:rFonts w:ascii="Times New Roman" w:hAnsi="Times New Roman" w:cs="Times New Roman"/>
         </w:rPr>
-        <w:t xml:space="preserve"> </w:t>
-      </w:r>
-      <w:proofErr w:type="spellStart"/>
-      <w:r>
-        <w:rPr>
-          <w:rFonts w:ascii="Times New Roman" w:hAnsi="Times New Roman" w:cs="Times New Roman"/>
-        </w:rPr>
-        <w:t>scor_credit</w:t>
-      </w:r>
-      <w:proofErr w:type="spellEnd"/>
-      <w:r>
-        <w:rPr>
-          <w:rFonts w:ascii="Times New Roman" w:hAnsi="Times New Roman" w:cs="Times New Roman"/>
-        </w:rPr>
-        <w:t xml:space="preserve"> &gt; 800</w:t>
+        <w:t xml:space="preserve"> scor_credit 500</w:t>
       </w:r>
       <w:r>
         <w:rPr>
@@ -1751,143 +627,7 @@
         <w:rPr>
           <w:rFonts w:ascii="Times New Roman" w:hAnsi="Times New Roman" w:cs="Times New Roman"/>
         </w:rPr>
-        <w:t xml:space="preserve"> (</w:t>
-      </w:r>
-      <w:proofErr w:type="spellStart"/>
-      <w:r>
-        <w:rPr>
-          <w:rFonts w:ascii="Times New Roman" w:hAnsi="Times New Roman" w:cs="Times New Roman"/>
-        </w:rPr>
-        <w:t>Scor</w:t>
-      </w:r>
-      <w:proofErr w:type="spellEnd"/>
-      <w:r>
-        <w:rPr>
-          <w:rFonts w:ascii="Times New Roman" w:hAnsi="Times New Roman" w:cs="Times New Roman"/>
-        </w:rPr>
-        <w:t xml:space="preserve"> </w:t>
-      </w:r>
-      <w:proofErr w:type="spellStart"/>
-      <w:r>
-        <w:rPr>
-          <w:rFonts w:ascii="Times New Roman" w:hAnsi="Times New Roman" w:cs="Times New Roman"/>
-        </w:rPr>
-        <w:t>excelent</w:t>
-      </w:r>
-      <w:proofErr w:type="spellEnd"/>
-      <w:r>
-        <w:rPr>
-          <w:rFonts w:ascii="Times New Roman" w:hAnsi="Times New Roman" w:cs="Times New Roman"/>
-        </w:rPr>
-        <w:t>)</w:t>
-      </w:r>
-    </w:p>
-    <w:p>
-      <w:pPr>
-        <w:ind w:left="720"/>
-        <w:rPr>
-          <w:rFonts w:ascii="Times New Roman" w:hAnsi="Times New Roman" w:cs="Times New Roman"/>
-        </w:rPr>
-      </w:pPr>
-      <w:r>
-        <w:rPr>
-          <w:rFonts w:ascii="Times New Roman" w:hAnsi="Times New Roman" w:cs="Times New Roman"/>
-        </w:rPr>
-        <w:t>S3 = {</w:t>
-      </w:r>
-      <w:proofErr w:type="spellStart"/>
-      <w:r>
-        <w:rPr>
-          <w:rFonts w:ascii="Times New Roman" w:hAnsi="Times New Roman" w:cs="Times New Roman"/>
-        </w:rPr>
-        <w:t>scor_credit</w:t>
-      </w:r>
-      <w:proofErr w:type="spellEnd"/>
-      <w:r>
-        <w:rPr>
-          <w:rFonts w:ascii="Times New Roman" w:hAnsi="Times New Roman" w:cs="Times New Roman"/>
-        </w:rPr>
-        <w:t xml:space="preserve"> </w:t>
-      </w:r>
-      <w:r>
-        <w:rPr>
-          <w:rFonts w:ascii="Times New Roman" w:hAnsi="Times New Roman" w:cs="Times New Roman"/>
-        </w:rPr>
-        <w:t>|</w:t>
-      </w:r>
-      <w:r>
-        <w:rPr>
-          <w:rFonts w:ascii="Times New Roman" w:hAnsi="Times New Roman" w:cs="Times New Roman"/>
-        </w:rPr>
-        <w:t xml:space="preserve"> </w:t>
-      </w:r>
-      <w:proofErr w:type="spellStart"/>
-      <w:r>
-        <w:rPr>
-          <w:rFonts w:ascii="Times New Roman" w:hAnsi="Times New Roman" w:cs="Times New Roman"/>
-        </w:rPr>
-        <w:t>scor_credit</w:t>
-      </w:r>
-      <w:proofErr w:type="spellEnd"/>
-      <w:r>
-        <w:rPr>
-          <w:rFonts w:ascii="Times New Roman" w:hAnsi="Times New Roman" w:cs="Times New Roman"/>
-        </w:rPr>
-        <w:t xml:space="preserve"> 500</w:t>
-      </w:r>
-      <w:r>
-        <w:rPr>
-          <w:rFonts w:ascii="Times New Roman" w:hAnsi="Times New Roman" w:cs="Times New Roman"/>
-        </w:rPr>
-        <w:t>}</w:t>
-      </w:r>
-      <w:r>
-        <w:rPr>
-          <w:rFonts w:ascii="Times New Roman" w:hAnsi="Times New Roman" w:cs="Times New Roman"/>
-        </w:rPr>
-        <w:t xml:space="preserve"> (</w:t>
-      </w:r>
-      <w:proofErr w:type="spellStart"/>
-      <w:r>
-        <w:rPr>
-          <w:rFonts w:ascii="Times New Roman" w:hAnsi="Times New Roman" w:cs="Times New Roman"/>
-        </w:rPr>
-        <w:t>Scor</w:t>
-      </w:r>
-      <w:proofErr w:type="spellEnd"/>
-      <w:r>
-        <w:rPr>
-          <w:rFonts w:ascii="Times New Roman" w:hAnsi="Times New Roman" w:cs="Times New Roman"/>
-        </w:rPr>
-        <w:t xml:space="preserve"> </w:t>
-      </w:r>
-      <w:proofErr w:type="spellStart"/>
-      <w:r>
-        <w:rPr>
-          <w:rFonts w:ascii="Times New Roman" w:hAnsi="Times New Roman" w:cs="Times New Roman"/>
-        </w:rPr>
-        <w:t>scăzut</w:t>
-      </w:r>
-      <w:proofErr w:type="spellEnd"/>
-      <w:r>
-        <w:rPr>
-          <w:rFonts w:ascii="Times New Roman" w:hAnsi="Times New Roman" w:cs="Times New Roman"/>
-        </w:rPr>
-        <w:t>/</w:t>
-      </w:r>
-      <w:proofErr w:type="spellStart"/>
-      <w:r>
-        <w:rPr>
-          <w:rFonts w:ascii="Times New Roman" w:hAnsi="Times New Roman" w:cs="Times New Roman"/>
-        </w:rPr>
-        <w:t>inacceptabil</w:t>
-      </w:r>
-      <w:proofErr w:type="spellEnd"/>
-      <w:r>
-        <w:rPr>
-          <w:rFonts w:ascii="Times New Roman" w:hAnsi="Times New Roman" w:cs="Times New Roman"/>
-        </w:rPr>
-        <w:t>)</w:t>
+        <w:t xml:space="preserve"> (Scor scăzut/inacceptabil)</w:t>
       </w:r>
     </w:p>
     <w:p>
@@ -1921,7 +661,6 @@
           <w:szCs w:val="28"/>
         </w:rPr>
       </w:pPr>
-      <w:proofErr w:type="spellStart"/>
       <w:r>
         <w:rPr>
           <w:rFonts w:ascii="Times New Roman" w:hAnsi="Times New Roman" w:cs="Times New Roman"/>
@@ -1931,10 +670,12 @@
           <w:szCs w:val="28"/>
         </w:rPr>
         <w:lastRenderedPageBreak/>
-        <w:t>Domeniul</w:t>
-      </w:r>
-      <w:proofErr w:type="spellEnd"/>
-      <w:r>
+        <w:t>Domeniul de ieșiri</w:t>
+      </w:r>
+    </w:p>
+    <w:p>
+      <w:pPr>
+        <w:pStyle w:val="ListParagraph"/>
         <w:rPr>
           <w:rFonts w:ascii="Times New Roman" w:hAnsi="Times New Roman" w:cs="Times New Roman"/>
           <w:b/>
@@ -1942,88 +683,22 @@
           <w:sz w:val="28"/>
           <w:szCs w:val="28"/>
         </w:rPr>
-        <w:t xml:space="preserve"> de </w:t>
-      </w:r>
-      <w:proofErr w:type="spellStart"/>
-      <w:r>
-        <w:rPr>
-          <w:rFonts w:ascii="Times New Roman" w:hAnsi="Times New Roman" w:cs="Times New Roman"/>
-          <w:b/>
-          <w:bCs/>
-          <w:sz w:val="28"/>
-          <w:szCs w:val="28"/>
-        </w:rPr>
-        <w:t>ieșiri</w:t>
-      </w:r>
-      <w:proofErr w:type="spellEnd"/>
+      </w:pPr>
     </w:p>
     <w:p>
       <w:pPr>
         <w:pStyle w:val="ListParagraph"/>
         <w:rPr>
           <w:rFonts w:ascii="Times New Roman" w:hAnsi="Times New Roman" w:cs="Times New Roman"/>
-          <w:b/>
-          <w:bCs/>
-          <w:sz w:val="28"/>
-          <w:szCs w:val="28"/>
-        </w:rPr>
-      </w:pPr>
-    </w:p>
-    <w:p>
-      <w:pPr>
-        <w:pStyle w:val="ListParagraph"/>
-        <w:rPr>
-          <w:rFonts w:ascii="Times New Roman" w:hAnsi="Times New Roman" w:cs="Times New Roman"/>
           <w:u w:val="single"/>
         </w:rPr>
       </w:pPr>
-      <w:proofErr w:type="spellStart"/>
       <w:r>
         <w:rPr>
           <w:rFonts w:ascii="Times New Roman" w:hAnsi="Times New Roman" w:cs="Times New Roman"/>
           <w:u w:val="single"/>
         </w:rPr>
-        <w:t>Constă</w:t>
-      </w:r>
-      <w:proofErr w:type="spellEnd"/>
-      <w:r>
-        <w:rPr>
-          <w:rFonts w:ascii="Times New Roman" w:hAnsi="Times New Roman" w:cs="Times New Roman"/>
-          <w:u w:val="single"/>
-        </w:rPr>
-        <w:t xml:space="preserve"> din </w:t>
-      </w:r>
-      <w:proofErr w:type="spellStart"/>
-      <w:r>
-        <w:rPr>
-          <w:rFonts w:ascii="Times New Roman" w:hAnsi="Times New Roman" w:cs="Times New Roman"/>
-          <w:u w:val="single"/>
-        </w:rPr>
-        <w:t>următoarele</w:t>
-      </w:r>
-      <w:proofErr w:type="spellEnd"/>
-      <w:r>
-        <w:rPr>
-          <w:rFonts w:ascii="Times New Roman" w:hAnsi="Times New Roman" w:cs="Times New Roman"/>
-          <w:u w:val="single"/>
-        </w:rPr>
-        <w:t xml:space="preserve"> 4 </w:t>
-      </w:r>
-      <w:proofErr w:type="spellStart"/>
-      <w:r>
-        <w:rPr>
-          <w:rFonts w:ascii="Times New Roman" w:hAnsi="Times New Roman" w:cs="Times New Roman"/>
-          <w:u w:val="single"/>
-        </w:rPr>
-        <w:t>răspunsuri</w:t>
-      </w:r>
-      <w:proofErr w:type="spellEnd"/>
-      <w:r>
-        <w:rPr>
-          <w:rFonts w:ascii="Times New Roman" w:hAnsi="Times New Roman" w:cs="Times New Roman"/>
-          <w:u w:val="single"/>
-        </w:rPr>
-        <w:t>:</w:t>
+        <w:t>Constă din următoarele 4 răspunsuri:</w:t>
       </w:r>
     </w:p>
     <w:p>
@@ -2041,49 +716,7 @@
         <w:rPr>
           <w:rFonts w:ascii="Times New Roman" w:hAnsi="Times New Roman" w:cs="Times New Roman"/>
         </w:rPr>
-        <w:t>"</w:t>
-      </w:r>
-      <w:proofErr w:type="spellStart"/>
-      <w:r>
-        <w:rPr>
-          <w:rFonts w:ascii="Times New Roman" w:hAnsi="Times New Roman" w:cs="Times New Roman"/>
-        </w:rPr>
-        <w:t>Respins</w:t>
-      </w:r>
-      <w:proofErr w:type="spellEnd"/>
-      <w:r>
-        <w:rPr>
-          <w:rFonts w:ascii="Times New Roman" w:hAnsi="Times New Roman" w:cs="Times New Roman"/>
-        </w:rPr>
-        <w:t xml:space="preserve">: </w:t>
-      </w:r>
-      <w:proofErr w:type="spellStart"/>
-      <w:r>
-        <w:rPr>
-          <w:rFonts w:ascii="Times New Roman" w:hAnsi="Times New Roman" w:cs="Times New Roman"/>
-        </w:rPr>
-        <w:t>Varsta</w:t>
-      </w:r>
-      <w:proofErr w:type="spellEnd"/>
-      <w:r>
-        <w:rPr>
-          <w:rFonts w:ascii="Times New Roman" w:hAnsi="Times New Roman" w:cs="Times New Roman"/>
-        </w:rPr>
-        <w:t xml:space="preserve"> </w:t>
-      </w:r>
-      <w:proofErr w:type="spellStart"/>
-      <w:r>
-        <w:rPr>
-          <w:rFonts w:ascii="Times New Roman" w:hAnsi="Times New Roman" w:cs="Times New Roman"/>
-        </w:rPr>
-        <w:t>neadecvata</w:t>
-      </w:r>
-      <w:proofErr w:type="spellEnd"/>
-      <w:r>
-        <w:rPr>
-          <w:rFonts w:ascii="Times New Roman" w:hAnsi="Times New Roman" w:cs="Times New Roman"/>
-        </w:rPr>
-        <w:t>"</w:t>
+        <w:t>"Respins: Varsta neadecvata"</w:t>
       </w:r>
     </w:p>
     <w:p>
@@ -2101,77 +734,7 @@
         <w:rPr>
           <w:rFonts w:ascii="Times New Roman" w:hAnsi="Times New Roman" w:cs="Times New Roman"/>
         </w:rPr>
-        <w:t>"</w:t>
-      </w:r>
-      <w:proofErr w:type="spellStart"/>
-      <w:r>
-        <w:rPr>
-          <w:rFonts w:ascii="Times New Roman" w:hAnsi="Times New Roman" w:cs="Times New Roman"/>
-        </w:rPr>
-        <w:t>Respins</w:t>
-      </w:r>
-      <w:proofErr w:type="spellEnd"/>
-      <w:r>
-        <w:rPr>
-          <w:rFonts w:ascii="Times New Roman" w:hAnsi="Times New Roman" w:cs="Times New Roman"/>
-        </w:rPr>
-        <w:t xml:space="preserve">: </w:t>
-      </w:r>
-      <w:proofErr w:type="spellStart"/>
-      <w:r>
-        <w:rPr>
-          <w:rFonts w:ascii="Times New Roman" w:hAnsi="Times New Roman" w:cs="Times New Roman"/>
-        </w:rPr>
-        <w:t>Scor</w:t>
-      </w:r>
-      <w:proofErr w:type="spellEnd"/>
-      <w:r>
-        <w:rPr>
-          <w:rFonts w:ascii="Times New Roman" w:hAnsi="Times New Roman" w:cs="Times New Roman"/>
-        </w:rPr>
-        <w:t xml:space="preserve"> </w:t>
-      </w:r>
-      <w:proofErr w:type="spellStart"/>
-      <w:r>
-        <w:rPr>
-          <w:rFonts w:ascii="Times New Roman" w:hAnsi="Times New Roman" w:cs="Times New Roman"/>
-        </w:rPr>
-        <w:t>sau</w:t>
-      </w:r>
-      <w:proofErr w:type="spellEnd"/>
-      <w:r>
-        <w:rPr>
-          <w:rFonts w:ascii="Times New Roman" w:hAnsi="Times New Roman" w:cs="Times New Roman"/>
-        </w:rPr>
-        <w:t xml:space="preserve"> </w:t>
-      </w:r>
-      <w:proofErr w:type="spellStart"/>
-      <w:r>
-        <w:rPr>
-          <w:rFonts w:ascii="Times New Roman" w:hAnsi="Times New Roman" w:cs="Times New Roman"/>
-        </w:rPr>
-        <w:t>venit</w:t>
-      </w:r>
-      <w:proofErr w:type="spellEnd"/>
-      <w:r>
-        <w:rPr>
-          <w:rFonts w:ascii="Times New Roman" w:hAnsi="Times New Roman" w:cs="Times New Roman"/>
-        </w:rPr>
-        <w:t xml:space="preserve"> </w:t>
-      </w:r>
-      <w:proofErr w:type="spellStart"/>
-      <w:r>
-        <w:rPr>
-          <w:rFonts w:ascii="Times New Roman" w:hAnsi="Times New Roman" w:cs="Times New Roman"/>
-        </w:rPr>
-        <w:t>insuficient</w:t>
-      </w:r>
-      <w:proofErr w:type="spellEnd"/>
-      <w:r>
-        <w:rPr>
-          <w:rFonts w:ascii="Times New Roman" w:hAnsi="Times New Roman" w:cs="Times New Roman"/>
-        </w:rPr>
-        <w:t>"</w:t>
+        <w:t>"Respins: Scor sau venit insuficient"</w:t>
       </w:r>
     </w:p>
     <w:p>
@@ -2189,35 +752,7 @@
         <w:rPr>
           <w:rFonts w:ascii="Times New Roman" w:hAnsi="Times New Roman" w:cs="Times New Roman"/>
         </w:rPr>
-        <w:t>"</w:t>
-      </w:r>
-      <w:proofErr w:type="spellStart"/>
-      <w:r>
-        <w:rPr>
-          <w:rFonts w:ascii="Times New Roman" w:hAnsi="Times New Roman" w:cs="Times New Roman"/>
-        </w:rPr>
-        <w:t>Aprobat</w:t>
-      </w:r>
-      <w:proofErr w:type="spellEnd"/>
-      <w:r>
-        <w:rPr>
-          <w:rFonts w:ascii="Times New Roman" w:hAnsi="Times New Roman" w:cs="Times New Roman"/>
-        </w:rPr>
-        <w:t xml:space="preserve">: </w:t>
-      </w:r>
-      <w:proofErr w:type="spellStart"/>
-      <w:r>
-        <w:rPr>
-          <w:rFonts w:ascii="Times New Roman" w:hAnsi="Times New Roman" w:cs="Times New Roman"/>
-        </w:rPr>
-        <w:t>Conditii</w:t>
-      </w:r>
-      <w:proofErr w:type="spellEnd"/>
-      <w:r>
-        <w:rPr>
-          <w:rFonts w:ascii="Times New Roman" w:hAnsi="Times New Roman" w:cs="Times New Roman"/>
-        </w:rPr>
-        <w:t xml:space="preserve"> Standard"</w:t>
+        <w:t>"Aprobat: Conditii Standard"</w:t>
       </w:r>
     </w:p>
     <w:p>
@@ -2235,49 +770,7 @@
         <w:rPr>
           <w:rFonts w:ascii="Times New Roman" w:hAnsi="Times New Roman" w:cs="Times New Roman"/>
         </w:rPr>
-        <w:t>"</w:t>
-      </w:r>
-      <w:proofErr w:type="spellStart"/>
-      <w:r>
-        <w:rPr>
-          <w:rFonts w:ascii="Times New Roman" w:hAnsi="Times New Roman" w:cs="Times New Roman"/>
-        </w:rPr>
-        <w:t>Aprobat</w:t>
-      </w:r>
-      <w:proofErr w:type="spellEnd"/>
-      <w:r>
-        <w:rPr>
-          <w:rFonts w:ascii="Times New Roman" w:hAnsi="Times New Roman" w:cs="Times New Roman"/>
-        </w:rPr>
-        <w:t xml:space="preserve">: </w:t>
-      </w:r>
-      <w:proofErr w:type="spellStart"/>
-      <w:r>
-        <w:rPr>
-          <w:rFonts w:ascii="Times New Roman" w:hAnsi="Times New Roman" w:cs="Times New Roman"/>
-        </w:rPr>
-        <w:t>Conditii</w:t>
-      </w:r>
-      <w:proofErr w:type="spellEnd"/>
-      <w:r>
-        <w:rPr>
-          <w:rFonts w:ascii="Times New Roman" w:hAnsi="Times New Roman" w:cs="Times New Roman"/>
-        </w:rPr>
-        <w:t xml:space="preserve"> </w:t>
-      </w:r>
-      <w:proofErr w:type="spellStart"/>
-      <w:r>
-        <w:rPr>
-          <w:rFonts w:ascii="Times New Roman" w:hAnsi="Times New Roman" w:cs="Times New Roman"/>
-        </w:rPr>
-        <w:t>Excelente</w:t>
-      </w:r>
-      <w:proofErr w:type="spellEnd"/>
-      <w:r>
-        <w:rPr>
-          <w:rFonts w:ascii="Times New Roman" w:hAnsi="Times New Roman" w:cs="Times New Roman"/>
-        </w:rPr>
-        <w:t>"</w:t>
+        <w:t>"Aprobat: Conditii Excelente"</w:t>
       </w:r>
     </w:p>
     <w:p>
@@ -2295,103 +788,11 @@
           <w:rFonts w:ascii="Times New Roman" w:hAnsi="Times New Roman" w:cs="Times New Roman"/>
         </w:rPr>
       </w:pPr>
-      <w:proofErr w:type="spellStart"/>
-      <w:r>
-        <w:rPr>
-          <w:rFonts w:ascii="Times New Roman" w:hAnsi="Times New Roman" w:cs="Times New Roman"/>
-        </w:rPr>
-        <w:t>Clasele</w:t>
-      </w:r>
-      <w:proofErr w:type="spellEnd"/>
-      <w:r>
-        <w:rPr>
-          <w:rFonts w:ascii="Times New Roman" w:hAnsi="Times New Roman" w:cs="Times New Roman"/>
-        </w:rPr>
-        <w:t xml:space="preserve"> de </w:t>
-      </w:r>
-      <w:proofErr w:type="spellStart"/>
-      <w:r>
-        <w:rPr>
-          <w:rFonts w:ascii="Times New Roman" w:hAnsi="Times New Roman" w:cs="Times New Roman"/>
-        </w:rPr>
-        <w:t>echivalență</w:t>
-      </w:r>
-      <w:proofErr w:type="spellEnd"/>
-      <w:r>
-        <w:rPr>
-          <w:rFonts w:ascii="Times New Roman" w:hAnsi="Times New Roman" w:cs="Times New Roman"/>
-        </w:rPr>
-        <w:t xml:space="preserve"> </w:t>
-      </w:r>
-      <w:proofErr w:type="spellStart"/>
-      <w:r>
-        <w:rPr>
-          <w:rFonts w:ascii="Times New Roman" w:hAnsi="Times New Roman" w:cs="Times New Roman"/>
-        </w:rPr>
-        <w:t>globale</w:t>
-      </w:r>
-      <w:proofErr w:type="spellEnd"/>
-      <w:r>
-        <w:rPr>
-          <w:rFonts w:ascii="Times New Roman" w:hAnsi="Times New Roman" w:cs="Times New Roman"/>
-        </w:rPr>
-        <w:t xml:space="preserve"> (</w:t>
-      </w:r>
-      <w:proofErr w:type="spellStart"/>
-      <w:r>
-        <w:rPr>
-          <w:rFonts w:ascii="Times New Roman" w:hAnsi="Times New Roman" w:cs="Times New Roman"/>
-        </w:rPr>
-        <w:t>obținute</w:t>
-      </w:r>
-      <w:proofErr w:type="spellEnd"/>
-      <w:r>
-        <w:rPr>
-          <w:rFonts w:ascii="Times New Roman" w:hAnsi="Times New Roman" w:cs="Times New Roman"/>
-        </w:rPr>
-        <w:t xml:space="preserve"> ca o </w:t>
-      </w:r>
-      <w:proofErr w:type="spellStart"/>
-      <w:r>
-        <w:rPr>
-          <w:rFonts w:ascii="Times New Roman" w:hAnsi="Times New Roman" w:cs="Times New Roman"/>
-        </w:rPr>
-        <w:t>combinație</w:t>
-      </w:r>
-      <w:proofErr w:type="spellEnd"/>
-      <w:r>
-        <w:rPr>
-          <w:rFonts w:ascii="Times New Roman" w:hAnsi="Times New Roman" w:cs="Times New Roman"/>
-        </w:rPr>
-        <w:t xml:space="preserve"> a </w:t>
-      </w:r>
-      <w:proofErr w:type="spellStart"/>
-      <w:r>
-        <w:rPr>
-          <w:rFonts w:ascii="Times New Roman" w:hAnsi="Times New Roman" w:cs="Times New Roman"/>
-        </w:rPr>
-        <w:t>claselor</w:t>
-      </w:r>
-      <w:proofErr w:type="spellEnd"/>
-      <w:r>
-        <w:rPr>
-          <w:rFonts w:ascii="Times New Roman" w:hAnsi="Times New Roman" w:cs="Times New Roman"/>
-        </w:rPr>
-        <w:t xml:space="preserve"> </w:t>
-      </w:r>
-      <w:proofErr w:type="spellStart"/>
-      <w:r>
-        <w:rPr>
-          <w:rFonts w:ascii="Times New Roman" w:hAnsi="Times New Roman" w:cs="Times New Roman"/>
-        </w:rPr>
-        <w:t>individuale</w:t>
-      </w:r>
-      <w:proofErr w:type="spellEnd"/>
-      <w:r>
-        <w:rPr>
-          <w:rFonts w:ascii="Times New Roman" w:hAnsi="Times New Roman" w:cs="Times New Roman"/>
-        </w:rPr>
-        <w:t>):</w:t>
+      <w:r>
+        <w:rPr>
+          <w:rFonts w:ascii="Times New Roman" w:hAnsi="Times New Roman" w:cs="Times New Roman"/>
+        </w:rPr>
+        <w:t>Clasele de echivalență globale (obținute ca o combinație a claselor individuale):</w:t>
       </w:r>
     </w:p>
     <w:p>
@@ -2409,49 +810,7 @@
         <w:rPr>
           <w:rFonts w:ascii="Times New Roman" w:hAnsi="Times New Roman" w:cs="Times New Roman"/>
         </w:rPr>
-        <w:t>C1 = {(</w:t>
-      </w:r>
-      <w:proofErr w:type="spellStart"/>
-      <w:r>
-        <w:rPr>
-          <w:rFonts w:ascii="Times New Roman" w:hAnsi="Times New Roman" w:cs="Times New Roman"/>
-        </w:rPr>
-        <w:t>varsta</w:t>
-      </w:r>
-      <w:proofErr w:type="spellEnd"/>
-      <w:r>
-        <w:rPr>
-          <w:rFonts w:ascii="Times New Roman" w:hAnsi="Times New Roman" w:cs="Times New Roman"/>
-        </w:rPr>
-        <w:t xml:space="preserve">, </w:t>
-      </w:r>
-      <w:proofErr w:type="spellStart"/>
-      <w:r>
-        <w:rPr>
-          <w:rFonts w:ascii="Times New Roman" w:hAnsi="Times New Roman" w:cs="Times New Roman"/>
-        </w:rPr>
-        <w:t>venit_lunar</w:t>
-      </w:r>
-      <w:proofErr w:type="spellEnd"/>
-      <w:r>
-        <w:rPr>
-          <w:rFonts w:ascii="Times New Roman" w:hAnsi="Times New Roman" w:cs="Times New Roman"/>
-        </w:rPr>
-        <w:t xml:space="preserve">, </w:t>
-      </w:r>
-      <w:proofErr w:type="spellStart"/>
-      <w:r>
-        <w:rPr>
-          <w:rFonts w:ascii="Times New Roman" w:hAnsi="Times New Roman" w:cs="Times New Roman"/>
-        </w:rPr>
-        <w:t>scor_credit</w:t>
-      </w:r>
-      <w:proofErr w:type="spellEnd"/>
-      <w:r>
-        <w:rPr>
-          <w:rFonts w:ascii="Times New Roman" w:hAnsi="Times New Roman" w:cs="Times New Roman"/>
-        </w:rPr>
-        <w:t xml:space="preserve">) </w:t>
+        <w:t xml:space="preserve">C1 = {(varsta, venit_lunar, scor_credit) </w:t>
       </w:r>
       <w:r>
         <w:rPr>
@@ -2463,21 +822,7 @@
         <w:rPr>
           <w:rFonts w:ascii="Times New Roman" w:hAnsi="Times New Roman" w:cs="Times New Roman"/>
         </w:rPr>
-        <w:t xml:space="preserve"> </w:t>
-      </w:r>
-      <w:proofErr w:type="spellStart"/>
-      <w:r>
-        <w:rPr>
-          <w:rFonts w:ascii="Times New Roman" w:hAnsi="Times New Roman" w:cs="Times New Roman"/>
-        </w:rPr>
-        <w:t>varsta</w:t>
-      </w:r>
-      <w:proofErr w:type="spellEnd"/>
-      <w:r>
-        <w:rPr>
-          <w:rFonts w:ascii="Times New Roman" w:hAnsi="Times New Roman" w:cs="Times New Roman"/>
-        </w:rPr>
-        <w:t xml:space="preserve"> </w:t>
+        <w:t xml:space="preserve"> varsta </w:t>
       </w:r>
       <w:r>
         <w:rPr>
@@ -2489,21 +834,7 @@
         <w:rPr>
           <w:rFonts w:ascii="Times New Roman" w:hAnsi="Times New Roman" w:cs="Times New Roman"/>
         </w:rPr>
-        <w:t xml:space="preserve">V1, </w:t>
-      </w:r>
-      <w:proofErr w:type="spellStart"/>
-      <w:r>
-        <w:rPr>
-          <w:rFonts w:ascii="Times New Roman" w:hAnsi="Times New Roman" w:cs="Times New Roman"/>
-        </w:rPr>
-        <w:t>venit_lunar</w:t>
-      </w:r>
-      <w:proofErr w:type="spellEnd"/>
-      <w:r>
-        <w:rPr>
-          <w:rFonts w:ascii="Times New Roman" w:hAnsi="Times New Roman" w:cs="Times New Roman"/>
-        </w:rPr>
-        <w:t xml:space="preserve"> </w:t>
+        <w:t xml:space="preserve">V1, venit_lunar </w:t>
       </w:r>
       <w:r>
         <w:rPr>
@@ -2515,21 +846,7 @@
         <w:rPr>
           <w:rFonts w:ascii="Times New Roman" w:hAnsi="Times New Roman" w:cs="Times New Roman"/>
         </w:rPr>
-        <w:t xml:space="preserve"> Y1, </w:t>
-      </w:r>
-      <w:proofErr w:type="spellStart"/>
-      <w:r>
-        <w:rPr>
-          <w:rFonts w:ascii="Times New Roman" w:hAnsi="Times New Roman" w:cs="Times New Roman"/>
-        </w:rPr>
-        <w:t>scor_credit</w:t>
-      </w:r>
-      <w:proofErr w:type="spellEnd"/>
-      <w:r>
-        <w:rPr>
-          <w:rFonts w:ascii="Times New Roman" w:hAnsi="Times New Roman" w:cs="Times New Roman"/>
-        </w:rPr>
-        <w:t xml:space="preserve"> </w:t>
+        <w:t xml:space="preserve"> Y1, scor_credit </w:t>
       </w:r>
       <w:r>
         <w:rPr>
@@ -2559,49 +876,7 @@
         <w:rPr>
           <w:rFonts w:ascii="Times New Roman" w:hAnsi="Times New Roman" w:cs="Times New Roman"/>
         </w:rPr>
-        <w:t>C2 = {(</w:t>
-      </w:r>
-      <w:proofErr w:type="spellStart"/>
-      <w:r>
-        <w:rPr>
-          <w:rFonts w:ascii="Times New Roman" w:hAnsi="Times New Roman" w:cs="Times New Roman"/>
-        </w:rPr>
-        <w:t>varsta</w:t>
-      </w:r>
-      <w:proofErr w:type="spellEnd"/>
-      <w:r>
-        <w:rPr>
-          <w:rFonts w:ascii="Times New Roman" w:hAnsi="Times New Roman" w:cs="Times New Roman"/>
-        </w:rPr>
-        <w:t xml:space="preserve">, </w:t>
-      </w:r>
-      <w:proofErr w:type="spellStart"/>
-      <w:r>
-        <w:rPr>
-          <w:rFonts w:ascii="Times New Roman" w:hAnsi="Times New Roman" w:cs="Times New Roman"/>
-        </w:rPr>
-        <w:t>venit_lunar</w:t>
-      </w:r>
-      <w:proofErr w:type="spellEnd"/>
-      <w:r>
-        <w:rPr>
-          <w:rFonts w:ascii="Times New Roman" w:hAnsi="Times New Roman" w:cs="Times New Roman"/>
-        </w:rPr>
-        <w:t xml:space="preserve">, </w:t>
-      </w:r>
-      <w:proofErr w:type="spellStart"/>
-      <w:r>
-        <w:rPr>
-          <w:rFonts w:ascii="Times New Roman" w:hAnsi="Times New Roman" w:cs="Times New Roman"/>
-        </w:rPr>
-        <w:t>scor_credit</w:t>
-      </w:r>
-      <w:proofErr w:type="spellEnd"/>
-      <w:r>
-        <w:rPr>
-          <w:rFonts w:ascii="Times New Roman" w:hAnsi="Times New Roman" w:cs="Times New Roman"/>
-        </w:rPr>
-        <w:t xml:space="preserve">) </w:t>
+        <w:t xml:space="preserve">C2 = {(varsta, venit_lunar, scor_credit) </w:t>
       </w:r>
       <w:r>
         <w:rPr>
@@ -2613,21 +888,7 @@
         <w:rPr>
           <w:rFonts w:ascii="Times New Roman" w:hAnsi="Times New Roman" w:cs="Times New Roman"/>
         </w:rPr>
-        <w:t xml:space="preserve"> </w:t>
-      </w:r>
-      <w:proofErr w:type="spellStart"/>
-      <w:r>
-        <w:rPr>
-          <w:rFonts w:ascii="Times New Roman" w:hAnsi="Times New Roman" w:cs="Times New Roman"/>
-        </w:rPr>
-        <w:t>varsta</w:t>
-      </w:r>
-      <w:proofErr w:type="spellEnd"/>
-      <w:r>
-        <w:rPr>
-          <w:rFonts w:ascii="Times New Roman" w:hAnsi="Times New Roman" w:cs="Times New Roman"/>
-        </w:rPr>
-        <w:t xml:space="preserve"> </w:t>
+        <w:t xml:space="preserve"> varsta </w:t>
       </w:r>
       <w:r>
         <w:rPr>
@@ -2639,21 +900,7 @@
         <w:rPr>
           <w:rFonts w:ascii="Times New Roman" w:hAnsi="Times New Roman" w:cs="Times New Roman"/>
         </w:rPr>
-        <w:t xml:space="preserve">V1, </w:t>
-      </w:r>
-      <w:proofErr w:type="spellStart"/>
-      <w:r>
-        <w:rPr>
-          <w:rFonts w:ascii="Times New Roman" w:hAnsi="Times New Roman" w:cs="Times New Roman"/>
-        </w:rPr>
-        <w:t>venit_lunar</w:t>
-      </w:r>
-      <w:proofErr w:type="spellEnd"/>
-      <w:r>
-        <w:rPr>
-          <w:rFonts w:ascii="Times New Roman" w:hAnsi="Times New Roman" w:cs="Times New Roman"/>
-        </w:rPr>
-        <w:t xml:space="preserve"> </w:t>
+        <w:t xml:space="preserve">V1, venit_lunar </w:t>
       </w:r>
       <w:r>
         <w:rPr>
@@ -2665,21 +912,7 @@
         <w:rPr>
           <w:rFonts w:ascii="Times New Roman" w:hAnsi="Times New Roman" w:cs="Times New Roman"/>
         </w:rPr>
-        <w:t xml:space="preserve"> Y1, </w:t>
-      </w:r>
-      <w:proofErr w:type="spellStart"/>
-      <w:r>
-        <w:rPr>
-          <w:rFonts w:ascii="Times New Roman" w:hAnsi="Times New Roman" w:cs="Times New Roman"/>
-        </w:rPr>
-        <w:t>scor_credit</w:t>
-      </w:r>
-      <w:proofErr w:type="spellEnd"/>
-      <w:r>
-        <w:rPr>
-          <w:rFonts w:ascii="Times New Roman" w:hAnsi="Times New Roman" w:cs="Times New Roman"/>
-        </w:rPr>
-        <w:t xml:space="preserve"> </w:t>
+        <w:t xml:space="preserve"> Y1, scor_credit </w:t>
       </w:r>
       <w:r>
         <w:rPr>
@@ -2709,49 +942,7 @@
         <w:rPr>
           <w:rFonts w:ascii="Times New Roman" w:hAnsi="Times New Roman" w:cs="Times New Roman"/>
         </w:rPr>
-        <w:t>C3 = {(</w:t>
-      </w:r>
-      <w:proofErr w:type="spellStart"/>
-      <w:r>
-        <w:rPr>
-          <w:rFonts w:ascii="Times New Roman" w:hAnsi="Times New Roman" w:cs="Times New Roman"/>
-        </w:rPr>
-        <w:t>varsta</w:t>
-      </w:r>
-      <w:proofErr w:type="spellEnd"/>
-      <w:r>
-        <w:rPr>
-          <w:rFonts w:ascii="Times New Roman" w:hAnsi="Times New Roman" w:cs="Times New Roman"/>
-        </w:rPr>
-        <w:t xml:space="preserve">, </w:t>
-      </w:r>
-      <w:proofErr w:type="spellStart"/>
-      <w:r>
-        <w:rPr>
-          <w:rFonts w:ascii="Times New Roman" w:hAnsi="Times New Roman" w:cs="Times New Roman"/>
-        </w:rPr>
-        <w:t>venit_lunar</w:t>
-      </w:r>
-      <w:proofErr w:type="spellEnd"/>
-      <w:r>
-        <w:rPr>
-          <w:rFonts w:ascii="Times New Roman" w:hAnsi="Times New Roman" w:cs="Times New Roman"/>
-        </w:rPr>
-        <w:t xml:space="preserve">, </w:t>
-      </w:r>
-      <w:proofErr w:type="spellStart"/>
-      <w:r>
-        <w:rPr>
-          <w:rFonts w:ascii="Times New Roman" w:hAnsi="Times New Roman" w:cs="Times New Roman"/>
-        </w:rPr>
-        <w:t>scor_credit</w:t>
-      </w:r>
-      <w:proofErr w:type="spellEnd"/>
-      <w:r>
-        <w:rPr>
-          <w:rFonts w:ascii="Times New Roman" w:hAnsi="Times New Roman" w:cs="Times New Roman"/>
-        </w:rPr>
-        <w:t xml:space="preserve">) </w:t>
+        <w:t xml:space="preserve">C3 = {(varsta, venit_lunar, scor_credit) </w:t>
       </w:r>
       <w:r>
         <w:rPr>
@@ -2763,21 +954,7 @@
         <w:rPr>
           <w:rFonts w:ascii="Times New Roman" w:hAnsi="Times New Roman" w:cs="Times New Roman"/>
         </w:rPr>
-        <w:t xml:space="preserve"> </w:t>
-      </w:r>
-      <w:proofErr w:type="spellStart"/>
-      <w:r>
-        <w:rPr>
-          <w:rFonts w:ascii="Times New Roman" w:hAnsi="Times New Roman" w:cs="Times New Roman"/>
-        </w:rPr>
-        <w:t>varsta</w:t>
-      </w:r>
-      <w:proofErr w:type="spellEnd"/>
-      <w:r>
-        <w:rPr>
-          <w:rFonts w:ascii="Times New Roman" w:hAnsi="Times New Roman" w:cs="Times New Roman"/>
-        </w:rPr>
-        <w:t xml:space="preserve"> </w:t>
+        <w:t xml:space="preserve"> varsta </w:t>
       </w:r>
       <w:r>
         <w:rPr>
@@ -2789,21 +966,7 @@
         <w:rPr>
           <w:rFonts w:ascii="Times New Roman" w:hAnsi="Times New Roman" w:cs="Times New Roman"/>
         </w:rPr>
-        <w:t xml:space="preserve"> V1, </w:t>
-      </w:r>
-      <w:proofErr w:type="spellStart"/>
-      <w:r>
-        <w:rPr>
-          <w:rFonts w:ascii="Times New Roman" w:hAnsi="Times New Roman" w:cs="Times New Roman"/>
-        </w:rPr>
-        <w:t>venit_lunar</w:t>
-      </w:r>
-      <w:proofErr w:type="spellEnd"/>
-      <w:r>
-        <w:rPr>
-          <w:rFonts w:ascii="Times New Roman" w:hAnsi="Times New Roman" w:cs="Times New Roman"/>
-        </w:rPr>
-        <w:t xml:space="preserve"> </w:t>
+        <w:t xml:space="preserve"> V1, venit_lunar </w:t>
       </w:r>
       <w:r>
         <w:rPr>
@@ -2833,49 +996,7 @@
         <w:rPr>
           <w:rFonts w:ascii="Times New Roman" w:hAnsi="Times New Roman" w:cs="Times New Roman"/>
         </w:rPr>
-        <w:t>C4 = {(</w:t>
-      </w:r>
-      <w:proofErr w:type="spellStart"/>
-      <w:r>
-        <w:rPr>
-          <w:rFonts w:ascii="Times New Roman" w:hAnsi="Times New Roman" w:cs="Times New Roman"/>
-        </w:rPr>
-        <w:t>varsta</w:t>
-      </w:r>
-      <w:proofErr w:type="spellEnd"/>
-      <w:r>
-        <w:rPr>
-          <w:rFonts w:ascii="Times New Roman" w:hAnsi="Times New Roman" w:cs="Times New Roman"/>
-        </w:rPr>
-        <w:t xml:space="preserve">, </w:t>
-      </w:r>
-      <w:proofErr w:type="spellStart"/>
-      <w:r>
-        <w:rPr>
-          <w:rFonts w:ascii="Times New Roman" w:hAnsi="Times New Roman" w:cs="Times New Roman"/>
-        </w:rPr>
-        <w:t>venit_lunar</w:t>
-      </w:r>
-      <w:proofErr w:type="spellEnd"/>
-      <w:r>
-        <w:rPr>
-          <w:rFonts w:ascii="Times New Roman" w:hAnsi="Times New Roman" w:cs="Times New Roman"/>
-        </w:rPr>
-        <w:t xml:space="preserve">, </w:t>
-      </w:r>
-      <w:proofErr w:type="spellStart"/>
-      <w:r>
-        <w:rPr>
-          <w:rFonts w:ascii="Times New Roman" w:hAnsi="Times New Roman" w:cs="Times New Roman"/>
-        </w:rPr>
-        <w:t>scor_credit</w:t>
-      </w:r>
-      <w:proofErr w:type="spellEnd"/>
-      <w:r>
-        <w:rPr>
-          <w:rFonts w:ascii="Times New Roman" w:hAnsi="Times New Roman" w:cs="Times New Roman"/>
-        </w:rPr>
-        <w:t xml:space="preserve">) </w:t>
+        <w:t xml:space="preserve">C4 = {(varsta, venit_lunar, scor_credit) </w:t>
       </w:r>
       <w:r>
         <w:rPr>
@@ -2887,21 +1008,7 @@
         <w:rPr>
           <w:rFonts w:ascii="Times New Roman" w:hAnsi="Times New Roman" w:cs="Times New Roman"/>
         </w:rPr>
-        <w:t xml:space="preserve"> </w:t>
-      </w:r>
-      <w:proofErr w:type="spellStart"/>
-      <w:r>
-        <w:rPr>
-          <w:rFonts w:ascii="Times New Roman" w:hAnsi="Times New Roman" w:cs="Times New Roman"/>
-        </w:rPr>
-        <w:t>varsta</w:t>
-      </w:r>
-      <w:proofErr w:type="spellEnd"/>
-      <w:r>
-        <w:rPr>
-          <w:rFonts w:ascii="Times New Roman" w:hAnsi="Times New Roman" w:cs="Times New Roman"/>
-        </w:rPr>
-        <w:t xml:space="preserve"> </w:t>
+        <w:t xml:space="preserve"> varsta </w:t>
       </w:r>
       <w:r>
         <w:rPr>
@@ -2913,21 +1020,7 @@
         <w:rPr>
           <w:rFonts w:ascii="Times New Roman" w:hAnsi="Times New Roman" w:cs="Times New Roman"/>
         </w:rPr>
-        <w:t xml:space="preserve"> V1, </w:t>
-      </w:r>
-      <w:proofErr w:type="spellStart"/>
-      <w:r>
-        <w:rPr>
-          <w:rFonts w:ascii="Times New Roman" w:hAnsi="Times New Roman" w:cs="Times New Roman"/>
-        </w:rPr>
-        <w:t>scor_credit</w:t>
-      </w:r>
-      <w:proofErr w:type="spellEnd"/>
-      <w:r>
-        <w:rPr>
-          <w:rFonts w:ascii="Times New Roman" w:hAnsi="Times New Roman" w:cs="Times New Roman"/>
-        </w:rPr>
-        <w:t xml:space="preserve"> </w:t>
+        <w:t xml:space="preserve"> V1, scor_credit </w:t>
       </w:r>
       <w:r>
         <w:rPr>
@@ -2957,49 +1050,7 @@
         <w:rPr>
           <w:rFonts w:ascii="Times New Roman" w:hAnsi="Times New Roman" w:cs="Times New Roman"/>
         </w:rPr>
-        <w:t>C5 = {(</w:t>
-      </w:r>
-      <w:proofErr w:type="spellStart"/>
-      <w:r>
-        <w:rPr>
-          <w:rFonts w:ascii="Times New Roman" w:hAnsi="Times New Roman" w:cs="Times New Roman"/>
-        </w:rPr>
-        <w:t>varsta</w:t>
-      </w:r>
-      <w:proofErr w:type="spellEnd"/>
-      <w:r>
-        <w:rPr>
-          <w:rFonts w:ascii="Times New Roman" w:hAnsi="Times New Roman" w:cs="Times New Roman"/>
-        </w:rPr>
-        <w:t xml:space="preserve">, </w:t>
-      </w:r>
-      <w:proofErr w:type="spellStart"/>
-      <w:r>
-        <w:rPr>
-          <w:rFonts w:ascii="Times New Roman" w:hAnsi="Times New Roman" w:cs="Times New Roman"/>
-        </w:rPr>
-        <w:t>venit_lunar</w:t>
-      </w:r>
-      <w:proofErr w:type="spellEnd"/>
-      <w:r>
-        <w:rPr>
-          <w:rFonts w:ascii="Times New Roman" w:hAnsi="Times New Roman" w:cs="Times New Roman"/>
-        </w:rPr>
-        <w:t xml:space="preserve">, </w:t>
-      </w:r>
-      <w:proofErr w:type="spellStart"/>
-      <w:r>
-        <w:rPr>
-          <w:rFonts w:ascii="Times New Roman" w:hAnsi="Times New Roman" w:cs="Times New Roman"/>
-        </w:rPr>
-        <w:t>scor_credit</w:t>
-      </w:r>
-      <w:proofErr w:type="spellEnd"/>
-      <w:r>
-        <w:rPr>
-          <w:rFonts w:ascii="Times New Roman" w:hAnsi="Times New Roman" w:cs="Times New Roman"/>
-        </w:rPr>
-        <w:t xml:space="preserve">) </w:t>
+        <w:t xml:space="preserve">C5 = {(varsta, venit_lunar, scor_credit) </w:t>
       </w:r>
       <w:r>
         <w:rPr>
@@ -3011,21 +1062,7 @@
         <w:rPr>
           <w:rFonts w:ascii="Times New Roman" w:hAnsi="Times New Roman" w:cs="Times New Roman"/>
         </w:rPr>
-        <w:t xml:space="preserve"> </w:t>
-      </w:r>
-      <w:proofErr w:type="spellStart"/>
-      <w:r>
-        <w:rPr>
-          <w:rFonts w:ascii="Times New Roman" w:hAnsi="Times New Roman" w:cs="Times New Roman"/>
-        </w:rPr>
-        <w:t>varsta</w:t>
-      </w:r>
-      <w:proofErr w:type="spellEnd"/>
-      <w:r>
-        <w:rPr>
-          <w:rFonts w:ascii="Times New Roman" w:hAnsi="Times New Roman" w:cs="Times New Roman"/>
-        </w:rPr>
-        <w:t xml:space="preserve"> </w:t>
+        <w:t xml:space="preserve"> varsta </w:t>
       </w:r>
       <w:r>
         <w:rPr>
@@ -3055,49 +1092,7 @@
         <w:rPr>
           <w:rFonts w:ascii="Times New Roman" w:hAnsi="Times New Roman" w:cs="Times New Roman"/>
         </w:rPr>
-        <w:t>C6 = {(</w:t>
-      </w:r>
-      <w:proofErr w:type="spellStart"/>
-      <w:r>
-        <w:rPr>
-          <w:rFonts w:ascii="Times New Roman" w:hAnsi="Times New Roman" w:cs="Times New Roman"/>
-        </w:rPr>
-        <w:t>varsta</w:t>
-      </w:r>
-      <w:proofErr w:type="spellEnd"/>
-      <w:r>
-        <w:rPr>
-          <w:rFonts w:ascii="Times New Roman" w:hAnsi="Times New Roman" w:cs="Times New Roman"/>
-        </w:rPr>
-        <w:t xml:space="preserve">, </w:t>
-      </w:r>
-      <w:proofErr w:type="spellStart"/>
-      <w:r>
-        <w:rPr>
-          <w:rFonts w:ascii="Times New Roman" w:hAnsi="Times New Roman" w:cs="Times New Roman"/>
-        </w:rPr>
-        <w:t>venit_lunar</w:t>
-      </w:r>
-      <w:proofErr w:type="spellEnd"/>
-      <w:r>
-        <w:rPr>
-          <w:rFonts w:ascii="Times New Roman" w:hAnsi="Times New Roman" w:cs="Times New Roman"/>
-        </w:rPr>
-        <w:t xml:space="preserve">, </w:t>
-      </w:r>
-      <w:proofErr w:type="spellStart"/>
-      <w:r>
-        <w:rPr>
-          <w:rFonts w:ascii="Times New Roman" w:hAnsi="Times New Roman" w:cs="Times New Roman"/>
-        </w:rPr>
-        <w:t>scor_credit</w:t>
-      </w:r>
-      <w:proofErr w:type="spellEnd"/>
-      <w:r>
-        <w:rPr>
-          <w:rFonts w:ascii="Times New Roman" w:hAnsi="Times New Roman" w:cs="Times New Roman"/>
-        </w:rPr>
-        <w:t xml:space="preserve">) </w:t>
+        <w:t xml:space="preserve">C6 = {(varsta, venit_lunar, scor_credit) </w:t>
       </w:r>
       <w:r>
         <w:rPr>
@@ -3109,21 +1104,7 @@
         <w:rPr>
           <w:rFonts w:ascii="Times New Roman" w:hAnsi="Times New Roman" w:cs="Times New Roman"/>
         </w:rPr>
-        <w:t xml:space="preserve"> </w:t>
-      </w:r>
-      <w:proofErr w:type="spellStart"/>
-      <w:r>
-        <w:rPr>
-          <w:rFonts w:ascii="Times New Roman" w:hAnsi="Times New Roman" w:cs="Times New Roman"/>
-        </w:rPr>
-        <w:t>varsta</w:t>
-      </w:r>
-      <w:proofErr w:type="spellEnd"/>
-      <w:r>
-        <w:rPr>
-          <w:rFonts w:ascii="Times New Roman" w:hAnsi="Times New Roman" w:cs="Times New Roman"/>
-        </w:rPr>
-        <w:t xml:space="preserve"> </w:t>
+        <w:t xml:space="preserve"> varsta </w:t>
       </w:r>
       <w:r>
         <w:rPr>
@@ -3219,8 +1200,9 @@
           <w:szCs w:val="28"/>
         </w:rPr>
       </w:pPr>
-      <w:proofErr w:type="spellStart"/>
-      <w:r>
+    </w:p>
+    <w:p>
+      <w:pPr>
         <w:rPr>
           <w:rFonts w:ascii="Times New Roman" w:hAnsi="Times New Roman" w:cs="Times New Roman"/>
           <w:b/>
@@ -3228,10 +1210,10 @@
           <w:sz w:val="28"/>
           <w:szCs w:val="28"/>
         </w:rPr>
-        <w:t>Analiza</w:t>
-      </w:r>
-      <w:proofErr w:type="spellEnd"/>
-      <w:r>
+      </w:pPr>
+    </w:p>
+    <w:p>
+      <w:pPr>
         <w:rPr>
           <w:rFonts w:ascii="Times New Roman" w:hAnsi="Times New Roman" w:cs="Times New Roman"/>
           <w:b/>
@@ -3239,10 +1221,10 @@
           <w:sz w:val="28"/>
           <w:szCs w:val="28"/>
         </w:rPr>
-        <w:t xml:space="preserve"> pe </w:t>
-      </w:r>
-      <w:proofErr w:type="spellStart"/>
-      <w:r>
+      </w:pPr>
+    </w:p>
+    <w:p>
+      <w:pPr>
         <w:rPr>
           <w:rFonts w:ascii="Times New Roman" w:hAnsi="Times New Roman" w:cs="Times New Roman"/>
           <w:b/>
@@ -3250,10 +1232,10 @@
           <w:sz w:val="28"/>
           <w:szCs w:val="28"/>
         </w:rPr>
-        <w:t>tipuri</w:t>
-      </w:r>
-      <w:proofErr w:type="spellEnd"/>
-      <w:r>
+      </w:pPr>
+    </w:p>
+    <w:p>
+      <w:pPr>
         <w:rPr>
           <w:rFonts w:ascii="Times New Roman" w:hAnsi="Times New Roman" w:cs="Times New Roman"/>
           <w:b/>
@@ -3261,7 +1243,16 @@
           <w:sz w:val="28"/>
           <w:szCs w:val="28"/>
         </w:rPr>
-        <w:t xml:space="preserve"> de date </w:t>
+      </w:pPr>
+      <w:r>
+        <w:rPr>
+          <w:rFonts w:ascii="Times New Roman" w:hAnsi="Times New Roman" w:cs="Times New Roman"/>
+          <w:b/>
+          <w:bCs/>
+          <w:sz w:val="28"/>
+          <w:szCs w:val="28"/>
+        </w:rPr>
+        <w:t xml:space="preserve">Analiza pe tipuri de date </w:t>
       </w:r>
       <w:r>
         <w:rPr>
@@ -3274,7 +1265,6 @@
         </w:rPr>
         <w:t>ș</w:t>
       </w:r>
-      <w:proofErr w:type="spellStart"/>
       <w:r>
         <w:rPr>
           <w:rFonts w:ascii="Times New Roman" w:hAnsi="Times New Roman" w:cs="Times New Roman"/>
@@ -3283,9 +1273,117 @@
           <w:sz w:val="28"/>
           <w:szCs w:val="28"/>
         </w:rPr>
-        <w:t>i</w:t>
-      </w:r>
-      <w:proofErr w:type="spellEnd"/>
+        <w:t>i parametrii</w:t>
+      </w:r>
+    </w:p>
+    <w:p>
+      <w:pPr>
+        <w:pStyle w:val="NormalWeb"/>
+        <w:ind w:firstLine="720"/>
+      </w:pPr>
+      <w:r>
+        <w:rPr>
+          <w:rStyle w:val="citation-64"/>
+          <w:rFonts w:eastAsiaTheme="majorEastAsia"/>
+        </w:rPr>
+        <w:t>În această etapă a procesului de testare, ne-am concentrat pe verificarea modului în care metoda evalueaza_eligibilitate gestionează datele de intrare care nu respectă formatul numeric (int/float) sau situațiile în care lista de argumente este incompletă</w:t>
+      </w:r>
+      <w:r>
+        <w:t xml:space="preserve">. </w:t>
+      </w:r>
+      <w:r>
+        <w:rPr>
+          <w:rStyle w:val="citation-63"/>
+          <w:rFonts w:eastAsiaTheme="majorEastAsia"/>
+        </w:rPr>
+        <w:t xml:space="preserve">Scopul acestor teste este de </w:t>
+      </w:r>
+      <w:proofErr w:type="gramStart"/>
+      <w:r>
+        <w:rPr>
+          <w:rStyle w:val="citation-63"/>
+          <w:rFonts w:eastAsiaTheme="majorEastAsia"/>
+        </w:rPr>
+        <w:t>a</w:t>
+      </w:r>
+      <w:proofErr w:type="gramEnd"/>
+      <w:r>
+        <w:rPr>
+          <w:rStyle w:val="citation-63"/>
+          <w:rFonts w:eastAsiaTheme="majorEastAsia"/>
+        </w:rPr>
+        <w:t xml:space="preserve"> asigura conformitatea cu Drumul 1 (Eroare) identificat în Graful de Control al Fluxului (CFG), verificând dacă aplicația ridică excepția TypeError în mod corect atunci când primește date invalide</w:t>
+      </w:r>
+      <w:r>
+        <w:t xml:space="preserve">. </w:t>
+      </w:r>
+    </w:p>
+    <w:p>
+      <w:pPr>
+        <w:pStyle w:val="NormalWeb"/>
+        <w:ind w:firstLine="720"/>
+      </w:pPr>
+    </w:p>
+    <w:p>
+      <w:pPr>
+        <w:pStyle w:val="NormalWeb"/>
+        <w:jc w:val="both"/>
+      </w:pPr>
+      <w:r>
+        <w:drawing>
+          <wp:inline distT="0" distB="0" distL="0" distR="0" wp14:anchorId="49B157F6" wp14:editId="6EA07B72">
+            <wp:extent cx="5943600" cy="2120900"/>
+            <wp:effectExtent l="0" t="0" r="0" b="0"/>
+            <wp:docPr id="1" name="Picture 1"/>
+            <wp:cNvGraphicFramePr>
+              <a:graphicFrameLocks xmlns:a="http://schemas.openxmlformats.org/drawingml/2006/main" noChangeAspect="1"/>
+            </wp:cNvGraphicFramePr>
+            <a:graphic xmlns:a="http://schemas.openxmlformats.org/drawingml/2006/main">
+              <a:graphicData uri="http://schemas.openxmlformats.org/drawingml/2006/picture">
+                <pic:pic xmlns:pic="http://schemas.openxmlformats.org/drawingml/2006/picture">
+                  <pic:nvPicPr>
+                    <pic:cNvPr id="1" name=""/>
+                    <pic:cNvPicPr/>
+                  </pic:nvPicPr>
+                  <pic:blipFill>
+                    <a:blip r:embed="rId6"/>
+                    <a:stretch>
+                      <a:fillRect/>
+                    </a:stretch>
+                  </pic:blipFill>
+                  <pic:spPr>
+                    <a:xfrm>
+                      <a:off x="0" y="0"/>
+                      <a:ext cx="5943600" cy="2120900"/>
+                    </a:xfrm>
+                    <a:prstGeom prst="rect">
+                      <a:avLst/>
+                    </a:prstGeom>
+                  </pic:spPr>
+                </pic:pic>
+              </a:graphicData>
+            </a:graphic>
+          </wp:inline>
+        </w:drawing>
+      </w:r>
+    </w:p>
+    <w:p>
+      <w:pPr>
+        <w:rPr>
+          <w:rFonts w:ascii="Times New Roman" w:hAnsi="Times New Roman" w:cs="Times New Roman"/>
+          <w:b/>
+          <w:bCs/>
+        </w:rPr>
+      </w:pPr>
+    </w:p>
+    <w:p>
+      <w:pPr>
+        <w:rPr>
+          <w:rFonts w:ascii="Times New Roman" w:hAnsi="Times New Roman" w:cs="Times New Roman"/>
+          <w:b/>
+          <w:bCs/>
+        </w:rPr>
+      </w:pPr>
       <w:r>
         <w:rPr>
           <w:rFonts w:ascii="Times New Roman" w:hAnsi="Times New Roman" w:cs="Times New Roman"/>
@@ -3294,791 +1392,16 @@
           <w:sz w:val="28"/>
           <w:szCs w:val="28"/>
         </w:rPr>
-        <w:t xml:space="preserve"> </w:t>
-      </w:r>
-      <w:proofErr w:type="spellStart"/>
+        <w:t>Analiza valorilor de frontieră</w:t>
+      </w:r>
       <w:r>
         <w:rPr>
           <w:rFonts w:ascii="Times New Roman" w:hAnsi="Times New Roman" w:cs="Times New Roman"/>
           <w:b/>
           <w:bCs/>
-          <w:sz w:val="28"/>
-          <w:szCs w:val="28"/>
-        </w:rPr>
-        <w:t>parametrii</w:t>
-      </w:r>
-      <w:proofErr w:type="spellEnd"/>
-    </w:p>
-    <w:p>
-      <w:pPr>
-        <w:pStyle w:val="NormalWeb"/>
-        <w:ind w:firstLine="720"/>
-      </w:pPr>
-      <w:proofErr w:type="spellStart"/>
-      <w:r>
-        <w:rPr>
-          <w:rStyle w:val="citation-64"/>
-          <w:rFonts w:eastAsiaTheme="majorEastAsia"/>
-        </w:rPr>
-        <w:t>În</w:t>
-      </w:r>
-      <w:proofErr w:type="spellEnd"/>
-      <w:r>
-        <w:rPr>
-          <w:rStyle w:val="citation-64"/>
-          <w:rFonts w:eastAsiaTheme="majorEastAsia"/>
         </w:rPr>
         <w:t xml:space="preserve"> </w:t>
       </w:r>
-      <w:proofErr w:type="spellStart"/>
-      <w:r>
-        <w:rPr>
-          <w:rStyle w:val="citation-64"/>
-          <w:rFonts w:eastAsiaTheme="majorEastAsia"/>
-        </w:rPr>
-        <w:t>această</w:t>
-      </w:r>
-      <w:proofErr w:type="spellEnd"/>
-      <w:r>
-        <w:rPr>
-          <w:rStyle w:val="citation-64"/>
-          <w:rFonts w:eastAsiaTheme="majorEastAsia"/>
-        </w:rPr>
-        <w:t xml:space="preserve"> </w:t>
-      </w:r>
-      <w:proofErr w:type="spellStart"/>
-      <w:r>
-        <w:rPr>
-          <w:rStyle w:val="citation-64"/>
-          <w:rFonts w:eastAsiaTheme="majorEastAsia"/>
-        </w:rPr>
-        <w:t>etapă</w:t>
-      </w:r>
-      <w:proofErr w:type="spellEnd"/>
-      <w:r>
-        <w:rPr>
-          <w:rStyle w:val="citation-64"/>
-          <w:rFonts w:eastAsiaTheme="majorEastAsia"/>
-        </w:rPr>
-        <w:t xml:space="preserve"> a </w:t>
-      </w:r>
-      <w:proofErr w:type="spellStart"/>
-      <w:r>
-        <w:rPr>
-          <w:rStyle w:val="citation-64"/>
-          <w:rFonts w:eastAsiaTheme="majorEastAsia"/>
-        </w:rPr>
-        <w:t>procesului</w:t>
-      </w:r>
-      <w:proofErr w:type="spellEnd"/>
-      <w:r>
-        <w:rPr>
-          <w:rStyle w:val="citation-64"/>
-          <w:rFonts w:eastAsiaTheme="majorEastAsia"/>
-        </w:rPr>
-        <w:t xml:space="preserve"> de </w:t>
-      </w:r>
-      <w:proofErr w:type="spellStart"/>
-      <w:r>
-        <w:rPr>
-          <w:rStyle w:val="citation-64"/>
-          <w:rFonts w:eastAsiaTheme="majorEastAsia"/>
-        </w:rPr>
-        <w:t>testare</w:t>
-      </w:r>
-      <w:proofErr w:type="spellEnd"/>
-      <w:r>
-        <w:rPr>
-          <w:rStyle w:val="citation-64"/>
-          <w:rFonts w:eastAsiaTheme="majorEastAsia"/>
-        </w:rPr>
-        <w:t xml:space="preserve">, ne-am </w:t>
-      </w:r>
-      <w:proofErr w:type="spellStart"/>
-      <w:r>
-        <w:rPr>
-          <w:rStyle w:val="citation-64"/>
-          <w:rFonts w:eastAsiaTheme="majorEastAsia"/>
-        </w:rPr>
-        <w:t>concentrat</w:t>
-      </w:r>
-      <w:proofErr w:type="spellEnd"/>
-      <w:r>
-        <w:rPr>
-          <w:rStyle w:val="citation-64"/>
-          <w:rFonts w:eastAsiaTheme="majorEastAsia"/>
-        </w:rPr>
-        <w:t xml:space="preserve"> pe </w:t>
-      </w:r>
-      <w:proofErr w:type="spellStart"/>
-      <w:r>
-        <w:rPr>
-          <w:rStyle w:val="citation-64"/>
-          <w:rFonts w:eastAsiaTheme="majorEastAsia"/>
-        </w:rPr>
-        <w:t>verificarea</w:t>
-      </w:r>
-      <w:proofErr w:type="spellEnd"/>
-      <w:r>
-        <w:rPr>
-          <w:rStyle w:val="citation-64"/>
-          <w:rFonts w:eastAsiaTheme="majorEastAsia"/>
-        </w:rPr>
-        <w:t xml:space="preserve"> </w:t>
-      </w:r>
-      <w:proofErr w:type="spellStart"/>
-      <w:r>
-        <w:rPr>
-          <w:rStyle w:val="citation-64"/>
-          <w:rFonts w:eastAsiaTheme="majorEastAsia"/>
-        </w:rPr>
-        <w:t>modului</w:t>
-      </w:r>
-      <w:proofErr w:type="spellEnd"/>
-      <w:r>
-        <w:rPr>
-          <w:rStyle w:val="citation-64"/>
-          <w:rFonts w:eastAsiaTheme="majorEastAsia"/>
-        </w:rPr>
-        <w:t xml:space="preserve"> </w:t>
-      </w:r>
-      <w:proofErr w:type="spellStart"/>
-      <w:r>
-        <w:rPr>
-          <w:rStyle w:val="citation-64"/>
-          <w:rFonts w:eastAsiaTheme="majorEastAsia"/>
-        </w:rPr>
-        <w:t>în</w:t>
-      </w:r>
-      <w:proofErr w:type="spellEnd"/>
-      <w:r>
-        <w:rPr>
-          <w:rStyle w:val="citation-64"/>
-          <w:rFonts w:eastAsiaTheme="majorEastAsia"/>
-        </w:rPr>
-        <w:t xml:space="preserve"> care </w:t>
-      </w:r>
-      <w:proofErr w:type="spellStart"/>
-      <w:r>
-        <w:rPr>
-          <w:rStyle w:val="citation-64"/>
-          <w:rFonts w:eastAsiaTheme="majorEastAsia"/>
-        </w:rPr>
-        <w:t>metoda</w:t>
-      </w:r>
-      <w:proofErr w:type="spellEnd"/>
-      <w:r>
-        <w:rPr>
-          <w:rStyle w:val="citation-64"/>
-          <w:rFonts w:eastAsiaTheme="majorEastAsia"/>
-        </w:rPr>
-        <w:t xml:space="preserve"> </w:t>
-      </w:r>
-      <w:proofErr w:type="spellStart"/>
-      <w:r>
-        <w:rPr>
-          <w:rStyle w:val="citation-64"/>
-          <w:rFonts w:eastAsiaTheme="majorEastAsia"/>
-        </w:rPr>
-        <w:t>evalueaza_eligibilitate</w:t>
-      </w:r>
-      <w:proofErr w:type="spellEnd"/>
-      <w:r>
-        <w:rPr>
-          <w:rStyle w:val="citation-64"/>
-          <w:rFonts w:eastAsiaTheme="majorEastAsia"/>
-        </w:rPr>
-        <w:t xml:space="preserve"> </w:t>
-      </w:r>
-      <w:proofErr w:type="spellStart"/>
-      <w:r>
-        <w:rPr>
-          <w:rStyle w:val="citation-64"/>
-          <w:rFonts w:eastAsiaTheme="majorEastAsia"/>
-        </w:rPr>
-        <w:t>gestionează</w:t>
-      </w:r>
-      <w:proofErr w:type="spellEnd"/>
-      <w:r>
-        <w:rPr>
-          <w:rStyle w:val="citation-64"/>
-          <w:rFonts w:eastAsiaTheme="majorEastAsia"/>
-        </w:rPr>
-        <w:t xml:space="preserve"> </w:t>
-      </w:r>
-      <w:proofErr w:type="spellStart"/>
-      <w:r>
-        <w:rPr>
-          <w:rStyle w:val="citation-64"/>
-          <w:rFonts w:eastAsiaTheme="majorEastAsia"/>
-        </w:rPr>
-        <w:t>datele</w:t>
-      </w:r>
-      <w:proofErr w:type="spellEnd"/>
-      <w:r>
-        <w:rPr>
-          <w:rStyle w:val="citation-64"/>
-          <w:rFonts w:eastAsiaTheme="majorEastAsia"/>
-        </w:rPr>
-        <w:t xml:space="preserve"> de </w:t>
-      </w:r>
-      <w:proofErr w:type="spellStart"/>
-      <w:r>
-        <w:rPr>
-          <w:rStyle w:val="citation-64"/>
-          <w:rFonts w:eastAsiaTheme="majorEastAsia"/>
-        </w:rPr>
-        <w:t>intrare</w:t>
-      </w:r>
-      <w:proofErr w:type="spellEnd"/>
-      <w:r>
-        <w:rPr>
-          <w:rStyle w:val="citation-64"/>
-          <w:rFonts w:eastAsiaTheme="majorEastAsia"/>
-        </w:rPr>
-        <w:t xml:space="preserve"> care nu </w:t>
-      </w:r>
-      <w:proofErr w:type="spellStart"/>
-      <w:r>
-        <w:rPr>
-          <w:rStyle w:val="citation-64"/>
-          <w:rFonts w:eastAsiaTheme="majorEastAsia"/>
-        </w:rPr>
-        <w:t>respectă</w:t>
-      </w:r>
-      <w:proofErr w:type="spellEnd"/>
-      <w:r>
-        <w:rPr>
-          <w:rStyle w:val="citation-64"/>
-          <w:rFonts w:eastAsiaTheme="majorEastAsia"/>
-        </w:rPr>
-        <w:t xml:space="preserve"> </w:t>
-      </w:r>
-      <w:proofErr w:type="spellStart"/>
-      <w:r>
-        <w:rPr>
-          <w:rStyle w:val="citation-64"/>
-          <w:rFonts w:eastAsiaTheme="majorEastAsia"/>
-        </w:rPr>
-        <w:t>formatul</w:t>
-      </w:r>
-      <w:proofErr w:type="spellEnd"/>
-      <w:r>
-        <w:rPr>
-          <w:rStyle w:val="citation-64"/>
-          <w:rFonts w:eastAsiaTheme="majorEastAsia"/>
-        </w:rPr>
-        <w:t xml:space="preserve"> numeric (int/float) </w:t>
-      </w:r>
-      <w:proofErr w:type="spellStart"/>
-      <w:r>
-        <w:rPr>
-          <w:rStyle w:val="citation-64"/>
-          <w:rFonts w:eastAsiaTheme="majorEastAsia"/>
-        </w:rPr>
-        <w:t>sau</w:t>
-      </w:r>
-      <w:proofErr w:type="spellEnd"/>
-      <w:r>
-        <w:rPr>
-          <w:rStyle w:val="citation-64"/>
-          <w:rFonts w:eastAsiaTheme="majorEastAsia"/>
-        </w:rPr>
-        <w:t xml:space="preserve"> </w:t>
-      </w:r>
-      <w:proofErr w:type="spellStart"/>
-      <w:r>
-        <w:rPr>
-          <w:rStyle w:val="citation-64"/>
-          <w:rFonts w:eastAsiaTheme="majorEastAsia"/>
-        </w:rPr>
-        <w:t>situațiile</w:t>
-      </w:r>
-      <w:proofErr w:type="spellEnd"/>
-      <w:r>
-        <w:rPr>
-          <w:rStyle w:val="citation-64"/>
-          <w:rFonts w:eastAsiaTheme="majorEastAsia"/>
-        </w:rPr>
-        <w:t xml:space="preserve"> </w:t>
-      </w:r>
-      <w:proofErr w:type="spellStart"/>
-      <w:r>
-        <w:rPr>
-          <w:rStyle w:val="citation-64"/>
-          <w:rFonts w:eastAsiaTheme="majorEastAsia"/>
-        </w:rPr>
-        <w:t>în</w:t>
-      </w:r>
-      <w:proofErr w:type="spellEnd"/>
-      <w:r>
-        <w:rPr>
-          <w:rStyle w:val="citation-64"/>
-          <w:rFonts w:eastAsiaTheme="majorEastAsia"/>
-        </w:rPr>
-        <w:t xml:space="preserve"> care </w:t>
-      </w:r>
-      <w:proofErr w:type="spellStart"/>
-      <w:r>
-        <w:rPr>
-          <w:rStyle w:val="citation-64"/>
-          <w:rFonts w:eastAsiaTheme="majorEastAsia"/>
-        </w:rPr>
-        <w:t>lista</w:t>
-      </w:r>
-      <w:proofErr w:type="spellEnd"/>
-      <w:r>
-        <w:rPr>
-          <w:rStyle w:val="citation-64"/>
-          <w:rFonts w:eastAsiaTheme="majorEastAsia"/>
-        </w:rPr>
-        <w:t xml:space="preserve"> de </w:t>
-      </w:r>
-      <w:proofErr w:type="spellStart"/>
-      <w:r>
-        <w:rPr>
-          <w:rStyle w:val="citation-64"/>
-          <w:rFonts w:eastAsiaTheme="majorEastAsia"/>
-        </w:rPr>
-        <w:t>argumente</w:t>
-      </w:r>
-      <w:proofErr w:type="spellEnd"/>
-      <w:r>
-        <w:rPr>
-          <w:rStyle w:val="citation-64"/>
-          <w:rFonts w:eastAsiaTheme="majorEastAsia"/>
-        </w:rPr>
-        <w:t xml:space="preserve"> </w:t>
-      </w:r>
-      <w:proofErr w:type="spellStart"/>
-      <w:r>
-        <w:rPr>
-          <w:rStyle w:val="citation-64"/>
-          <w:rFonts w:eastAsiaTheme="majorEastAsia"/>
-        </w:rPr>
-        <w:t>este</w:t>
-      </w:r>
-      <w:proofErr w:type="spellEnd"/>
-      <w:r>
-        <w:rPr>
-          <w:rStyle w:val="citation-64"/>
-          <w:rFonts w:eastAsiaTheme="majorEastAsia"/>
-        </w:rPr>
-        <w:t xml:space="preserve"> </w:t>
-      </w:r>
-      <w:proofErr w:type="spellStart"/>
-      <w:r>
-        <w:rPr>
-          <w:rStyle w:val="citation-64"/>
-          <w:rFonts w:eastAsiaTheme="majorEastAsia"/>
-        </w:rPr>
-        <w:t>incompletă</w:t>
-      </w:r>
-      <w:proofErr w:type="spellEnd"/>
-      <w:r>
-        <w:t xml:space="preserve">. </w:t>
-      </w:r>
-      <w:proofErr w:type="spellStart"/>
-      <w:r>
-        <w:rPr>
-          <w:rStyle w:val="citation-63"/>
-          <w:rFonts w:eastAsiaTheme="majorEastAsia"/>
-        </w:rPr>
-        <w:t>Scopul</w:t>
-      </w:r>
-      <w:proofErr w:type="spellEnd"/>
-      <w:r>
-        <w:rPr>
-          <w:rStyle w:val="citation-63"/>
-          <w:rFonts w:eastAsiaTheme="majorEastAsia"/>
-        </w:rPr>
-        <w:t xml:space="preserve"> </w:t>
-      </w:r>
-      <w:proofErr w:type="spellStart"/>
-      <w:r>
-        <w:rPr>
-          <w:rStyle w:val="citation-63"/>
-          <w:rFonts w:eastAsiaTheme="majorEastAsia"/>
-        </w:rPr>
-        <w:t>acestor</w:t>
-      </w:r>
-      <w:proofErr w:type="spellEnd"/>
-      <w:r>
-        <w:rPr>
-          <w:rStyle w:val="citation-63"/>
-          <w:rFonts w:eastAsiaTheme="majorEastAsia"/>
-        </w:rPr>
-        <w:t xml:space="preserve"> teste </w:t>
-      </w:r>
-      <w:proofErr w:type="spellStart"/>
-      <w:r>
-        <w:rPr>
-          <w:rStyle w:val="citation-63"/>
-          <w:rFonts w:eastAsiaTheme="majorEastAsia"/>
-        </w:rPr>
-        <w:t>este</w:t>
-      </w:r>
-      <w:proofErr w:type="spellEnd"/>
-      <w:r>
-        <w:rPr>
-          <w:rStyle w:val="citation-63"/>
-          <w:rFonts w:eastAsiaTheme="majorEastAsia"/>
-        </w:rPr>
-        <w:t xml:space="preserve"> de a </w:t>
-      </w:r>
-      <w:proofErr w:type="spellStart"/>
-      <w:r>
-        <w:rPr>
-          <w:rStyle w:val="citation-63"/>
-          <w:rFonts w:eastAsiaTheme="majorEastAsia"/>
-        </w:rPr>
-        <w:t>asigura</w:t>
-      </w:r>
-      <w:proofErr w:type="spellEnd"/>
-      <w:r>
-        <w:rPr>
-          <w:rStyle w:val="citation-63"/>
-          <w:rFonts w:eastAsiaTheme="majorEastAsia"/>
-        </w:rPr>
-        <w:t xml:space="preserve"> </w:t>
-      </w:r>
-      <w:proofErr w:type="spellStart"/>
-      <w:r>
-        <w:rPr>
-          <w:rStyle w:val="citation-63"/>
-          <w:rFonts w:eastAsiaTheme="majorEastAsia"/>
-        </w:rPr>
-        <w:t>conformitatea</w:t>
-      </w:r>
-      <w:proofErr w:type="spellEnd"/>
-      <w:r>
-        <w:rPr>
-          <w:rStyle w:val="citation-63"/>
-          <w:rFonts w:eastAsiaTheme="majorEastAsia"/>
-        </w:rPr>
-        <w:t xml:space="preserve"> cu </w:t>
-      </w:r>
-      <w:proofErr w:type="spellStart"/>
-      <w:r>
-        <w:rPr>
-          <w:rStyle w:val="citation-63"/>
-          <w:rFonts w:eastAsiaTheme="majorEastAsia"/>
-        </w:rPr>
-        <w:t>Drumul</w:t>
-      </w:r>
-      <w:proofErr w:type="spellEnd"/>
-      <w:r>
-        <w:rPr>
-          <w:rStyle w:val="citation-63"/>
-          <w:rFonts w:eastAsiaTheme="majorEastAsia"/>
-        </w:rPr>
-        <w:t xml:space="preserve"> 1 (</w:t>
-      </w:r>
-      <w:proofErr w:type="spellStart"/>
-      <w:r>
-        <w:rPr>
-          <w:rStyle w:val="citation-63"/>
-          <w:rFonts w:eastAsiaTheme="majorEastAsia"/>
-        </w:rPr>
-        <w:t>Eroare</w:t>
-      </w:r>
-      <w:proofErr w:type="spellEnd"/>
-      <w:r>
-        <w:rPr>
-          <w:rStyle w:val="citation-63"/>
-          <w:rFonts w:eastAsiaTheme="majorEastAsia"/>
-        </w:rPr>
-        <w:t xml:space="preserve">) </w:t>
-      </w:r>
-      <w:proofErr w:type="spellStart"/>
-      <w:r>
-        <w:rPr>
-          <w:rStyle w:val="citation-63"/>
-          <w:rFonts w:eastAsiaTheme="majorEastAsia"/>
-        </w:rPr>
-        <w:t>identificat</w:t>
-      </w:r>
-      <w:proofErr w:type="spellEnd"/>
-      <w:r>
-        <w:rPr>
-          <w:rStyle w:val="citation-63"/>
-          <w:rFonts w:eastAsiaTheme="majorEastAsia"/>
-        </w:rPr>
-        <w:t xml:space="preserve"> </w:t>
-      </w:r>
-      <w:proofErr w:type="spellStart"/>
-      <w:r>
-        <w:rPr>
-          <w:rStyle w:val="citation-63"/>
-          <w:rFonts w:eastAsiaTheme="majorEastAsia"/>
-        </w:rPr>
-        <w:t>în</w:t>
-      </w:r>
-      <w:proofErr w:type="spellEnd"/>
-      <w:r>
-        <w:rPr>
-          <w:rStyle w:val="citation-63"/>
-          <w:rFonts w:eastAsiaTheme="majorEastAsia"/>
-        </w:rPr>
-        <w:t xml:space="preserve"> </w:t>
-      </w:r>
-      <w:proofErr w:type="spellStart"/>
-      <w:r>
-        <w:rPr>
-          <w:rStyle w:val="citation-63"/>
-          <w:rFonts w:eastAsiaTheme="majorEastAsia"/>
-        </w:rPr>
-        <w:t>Graful</w:t>
-      </w:r>
-      <w:proofErr w:type="spellEnd"/>
-      <w:r>
-        <w:rPr>
-          <w:rStyle w:val="citation-63"/>
-          <w:rFonts w:eastAsiaTheme="majorEastAsia"/>
-        </w:rPr>
-        <w:t xml:space="preserve"> de Control al </w:t>
-      </w:r>
-      <w:proofErr w:type="spellStart"/>
-      <w:r>
-        <w:rPr>
-          <w:rStyle w:val="citation-63"/>
-          <w:rFonts w:eastAsiaTheme="majorEastAsia"/>
-        </w:rPr>
-        <w:t>Fluxului</w:t>
-      </w:r>
-      <w:proofErr w:type="spellEnd"/>
-      <w:r>
-        <w:rPr>
-          <w:rStyle w:val="citation-63"/>
-          <w:rFonts w:eastAsiaTheme="majorEastAsia"/>
-        </w:rPr>
-        <w:t xml:space="preserve"> (CFG), </w:t>
-      </w:r>
-      <w:proofErr w:type="spellStart"/>
-      <w:r>
-        <w:rPr>
-          <w:rStyle w:val="citation-63"/>
-          <w:rFonts w:eastAsiaTheme="majorEastAsia"/>
-        </w:rPr>
-        <w:t>verificând</w:t>
-      </w:r>
-      <w:proofErr w:type="spellEnd"/>
-      <w:r>
-        <w:rPr>
-          <w:rStyle w:val="citation-63"/>
-          <w:rFonts w:eastAsiaTheme="majorEastAsia"/>
-        </w:rPr>
-        <w:t xml:space="preserve"> </w:t>
-      </w:r>
-      <w:proofErr w:type="spellStart"/>
-      <w:r>
-        <w:rPr>
-          <w:rStyle w:val="citation-63"/>
-          <w:rFonts w:eastAsiaTheme="majorEastAsia"/>
-        </w:rPr>
-        <w:t>dacă</w:t>
-      </w:r>
-      <w:proofErr w:type="spellEnd"/>
-      <w:r>
-        <w:rPr>
-          <w:rStyle w:val="citation-63"/>
-          <w:rFonts w:eastAsiaTheme="majorEastAsia"/>
-        </w:rPr>
-        <w:t xml:space="preserve"> </w:t>
-      </w:r>
-      <w:proofErr w:type="spellStart"/>
-      <w:r>
-        <w:rPr>
-          <w:rStyle w:val="citation-63"/>
-          <w:rFonts w:eastAsiaTheme="majorEastAsia"/>
-        </w:rPr>
-        <w:t>aplicația</w:t>
-      </w:r>
-      <w:proofErr w:type="spellEnd"/>
-      <w:r>
-        <w:rPr>
-          <w:rStyle w:val="citation-63"/>
-          <w:rFonts w:eastAsiaTheme="majorEastAsia"/>
-        </w:rPr>
-        <w:t xml:space="preserve"> </w:t>
-      </w:r>
-      <w:proofErr w:type="spellStart"/>
-      <w:r>
-        <w:rPr>
-          <w:rStyle w:val="citation-63"/>
-          <w:rFonts w:eastAsiaTheme="majorEastAsia"/>
-        </w:rPr>
-        <w:t>ridică</w:t>
-      </w:r>
-      <w:proofErr w:type="spellEnd"/>
-      <w:r>
-        <w:rPr>
-          <w:rStyle w:val="citation-63"/>
-          <w:rFonts w:eastAsiaTheme="majorEastAsia"/>
-        </w:rPr>
-        <w:t xml:space="preserve"> </w:t>
-      </w:r>
-      <w:proofErr w:type="spellStart"/>
-      <w:r>
-        <w:rPr>
-          <w:rStyle w:val="citation-63"/>
-          <w:rFonts w:eastAsiaTheme="majorEastAsia"/>
-        </w:rPr>
-        <w:t>excepția</w:t>
-      </w:r>
-      <w:proofErr w:type="spellEnd"/>
-      <w:r>
-        <w:rPr>
-          <w:rStyle w:val="citation-63"/>
-          <w:rFonts w:eastAsiaTheme="majorEastAsia"/>
-        </w:rPr>
-        <w:t xml:space="preserve"> </w:t>
-      </w:r>
-      <w:proofErr w:type="spellStart"/>
-      <w:r>
-        <w:rPr>
-          <w:rStyle w:val="citation-63"/>
-          <w:rFonts w:eastAsiaTheme="majorEastAsia"/>
-        </w:rPr>
-        <w:t>TypeError</w:t>
-      </w:r>
-      <w:proofErr w:type="spellEnd"/>
-      <w:r>
-        <w:rPr>
-          <w:rStyle w:val="citation-63"/>
-          <w:rFonts w:eastAsiaTheme="majorEastAsia"/>
-        </w:rPr>
-        <w:t xml:space="preserve"> </w:t>
-      </w:r>
-      <w:proofErr w:type="spellStart"/>
-      <w:r>
-        <w:rPr>
-          <w:rStyle w:val="citation-63"/>
-          <w:rFonts w:eastAsiaTheme="majorEastAsia"/>
-        </w:rPr>
-        <w:t>în</w:t>
-      </w:r>
-      <w:proofErr w:type="spellEnd"/>
-      <w:r>
-        <w:rPr>
-          <w:rStyle w:val="citation-63"/>
-          <w:rFonts w:eastAsiaTheme="majorEastAsia"/>
-        </w:rPr>
-        <w:t xml:space="preserve"> mod </w:t>
-      </w:r>
-      <w:proofErr w:type="spellStart"/>
-      <w:r>
-        <w:rPr>
-          <w:rStyle w:val="citation-63"/>
-          <w:rFonts w:eastAsiaTheme="majorEastAsia"/>
-        </w:rPr>
-        <w:t>corect</w:t>
-      </w:r>
-      <w:proofErr w:type="spellEnd"/>
-      <w:r>
-        <w:rPr>
-          <w:rStyle w:val="citation-63"/>
-          <w:rFonts w:eastAsiaTheme="majorEastAsia"/>
-        </w:rPr>
-        <w:t xml:space="preserve"> </w:t>
-      </w:r>
-      <w:proofErr w:type="spellStart"/>
-      <w:r>
-        <w:rPr>
-          <w:rStyle w:val="citation-63"/>
-          <w:rFonts w:eastAsiaTheme="majorEastAsia"/>
-        </w:rPr>
-        <w:t>atunci</w:t>
-      </w:r>
-      <w:proofErr w:type="spellEnd"/>
-      <w:r>
-        <w:rPr>
-          <w:rStyle w:val="citation-63"/>
-          <w:rFonts w:eastAsiaTheme="majorEastAsia"/>
-        </w:rPr>
-        <w:t xml:space="preserve"> </w:t>
-      </w:r>
-      <w:proofErr w:type="spellStart"/>
-      <w:r>
-        <w:rPr>
-          <w:rStyle w:val="citation-63"/>
-          <w:rFonts w:eastAsiaTheme="majorEastAsia"/>
-        </w:rPr>
-        <w:t>când</w:t>
-      </w:r>
-      <w:proofErr w:type="spellEnd"/>
-      <w:r>
-        <w:rPr>
-          <w:rStyle w:val="citation-63"/>
-          <w:rFonts w:eastAsiaTheme="majorEastAsia"/>
-        </w:rPr>
-        <w:t xml:space="preserve"> </w:t>
-      </w:r>
-      <w:proofErr w:type="spellStart"/>
-      <w:r>
-        <w:rPr>
-          <w:rStyle w:val="citation-63"/>
-          <w:rFonts w:eastAsiaTheme="majorEastAsia"/>
-        </w:rPr>
-        <w:t>primește</w:t>
-      </w:r>
-      <w:proofErr w:type="spellEnd"/>
-      <w:r>
-        <w:rPr>
-          <w:rStyle w:val="citation-63"/>
-          <w:rFonts w:eastAsiaTheme="majorEastAsia"/>
-        </w:rPr>
-        <w:t xml:space="preserve"> date </w:t>
-      </w:r>
-      <w:proofErr w:type="spellStart"/>
-      <w:r>
-        <w:rPr>
-          <w:rStyle w:val="citation-63"/>
-          <w:rFonts w:eastAsiaTheme="majorEastAsia"/>
-        </w:rPr>
-        <w:t>invalide</w:t>
-      </w:r>
-      <w:proofErr w:type="spellEnd"/>
-      <w:r>
-        <w:t xml:space="preserve">. </w:t>
-      </w:r>
-    </w:p>
-    <w:p>
-      <w:pPr>
-        <w:pStyle w:val="NormalWeb"/>
-        <w:ind w:firstLine="720"/>
-      </w:pPr>
-    </w:p>
-    <w:p>
-      <w:pPr>
-        <w:pStyle w:val="NormalWeb"/>
-        <w:ind w:firstLine="720"/>
-      </w:pPr>
-      <w:r>
-        <w:t xml:space="preserve">//Pun </w:t>
-      </w:r>
-      <w:proofErr w:type="spellStart"/>
-      <w:r>
-        <w:t>si</w:t>
-      </w:r>
-      <w:proofErr w:type="spellEnd"/>
-      <w:r>
-        <w:t xml:space="preserve"> </w:t>
-      </w:r>
-      <w:proofErr w:type="spellStart"/>
-      <w:r>
-        <w:t>tabelul</w:t>
-      </w:r>
-      <w:proofErr w:type="spellEnd"/>
-      <w:r>
-        <w:t xml:space="preserve"> </w:t>
-      </w:r>
-    </w:p>
-    <w:p>
-      <w:pPr>
-        <w:pStyle w:val="NormalWeb"/>
-        <w:ind w:firstLine="720"/>
-      </w:pPr>
     </w:p>
     <w:p>
       <w:pPr>
@@ -4088,377 +1411,38 @@
           <w:bCs/>
         </w:rPr>
       </w:pPr>
-    </w:p>
-    <w:p>
-      <w:pPr>
+      <w:r>
+        <w:rPr>
+          <w:rFonts w:ascii="Times New Roman" w:hAnsi="Times New Roman" w:cs="Times New Roman"/>
+        </w:rPr>
+        <w:t>Analiza valorilor de frontieră</w:t>
+      </w:r>
+      <w:r>
         <w:rPr>
           <w:rFonts w:ascii="Times New Roman" w:hAnsi="Times New Roman" w:cs="Times New Roman"/>
           <w:b/>
           <w:bCs/>
         </w:rPr>
-      </w:pPr>
-      <w:proofErr w:type="spellStart"/>
-      <w:r>
-        <w:rPr>
-          <w:rFonts w:ascii="Times New Roman" w:hAnsi="Times New Roman" w:cs="Times New Roman"/>
-          <w:b/>
-          <w:bCs/>
-          <w:sz w:val="28"/>
-          <w:szCs w:val="28"/>
-        </w:rPr>
-        <w:lastRenderedPageBreak/>
-        <w:t>Analiza</w:t>
-      </w:r>
-      <w:proofErr w:type="spellEnd"/>
-      <w:r>
-        <w:rPr>
-          <w:rFonts w:ascii="Times New Roman" w:hAnsi="Times New Roman" w:cs="Times New Roman"/>
-          <w:b/>
-          <w:bCs/>
-          <w:sz w:val="28"/>
-          <w:szCs w:val="28"/>
-        </w:rPr>
         <w:t xml:space="preserve"> </w:t>
       </w:r>
-      <w:proofErr w:type="spellStart"/>
-      <w:r>
-        <w:rPr>
-          <w:rFonts w:ascii="Times New Roman" w:hAnsi="Times New Roman" w:cs="Times New Roman"/>
-          <w:b/>
-          <w:bCs/>
-          <w:sz w:val="28"/>
-          <w:szCs w:val="28"/>
-        </w:rPr>
-        <w:t>valorilor</w:t>
-      </w:r>
-      <w:proofErr w:type="spellEnd"/>
-      <w:r>
-        <w:rPr>
-          <w:rFonts w:ascii="Times New Roman" w:hAnsi="Times New Roman" w:cs="Times New Roman"/>
-          <w:b/>
-          <w:bCs/>
-          <w:sz w:val="28"/>
-          <w:szCs w:val="28"/>
-        </w:rPr>
-        <w:t xml:space="preserve"> de </w:t>
-      </w:r>
-      <w:proofErr w:type="spellStart"/>
-      <w:r>
-        <w:rPr>
-          <w:rFonts w:ascii="Times New Roman" w:hAnsi="Times New Roman" w:cs="Times New Roman"/>
-          <w:b/>
-          <w:bCs/>
-          <w:sz w:val="28"/>
-          <w:szCs w:val="28"/>
-        </w:rPr>
-        <w:t>frontieră</w:t>
-      </w:r>
-      <w:proofErr w:type="spellEnd"/>
-      <w:r>
-        <w:rPr>
-          <w:rFonts w:ascii="Times New Roman" w:hAnsi="Times New Roman" w:cs="Times New Roman"/>
-          <w:b/>
-          <w:bCs/>
-        </w:rPr>
-        <w:t xml:space="preserve"> </w:t>
-      </w:r>
-    </w:p>
-    <w:p>
-      <w:pPr>
-        <w:rPr>
-          <w:rFonts w:ascii="Times New Roman" w:hAnsi="Times New Roman" w:cs="Times New Roman"/>
-          <w:b/>
-          <w:bCs/>
-        </w:rPr>
-      </w:pPr>
-      <w:proofErr w:type="spellStart"/>
-      <w:r>
-        <w:rPr>
-          <w:rFonts w:ascii="Times New Roman" w:hAnsi="Times New Roman" w:cs="Times New Roman"/>
-        </w:rPr>
-        <w:t>Analiza</w:t>
-      </w:r>
-      <w:proofErr w:type="spellEnd"/>
-      <w:r>
-        <w:rPr>
-          <w:rFonts w:ascii="Times New Roman" w:hAnsi="Times New Roman" w:cs="Times New Roman"/>
-        </w:rPr>
-        <w:t xml:space="preserve"> </w:t>
-      </w:r>
-      <w:proofErr w:type="spellStart"/>
-      <w:r>
-        <w:rPr>
-          <w:rFonts w:ascii="Times New Roman" w:hAnsi="Times New Roman" w:cs="Times New Roman"/>
-        </w:rPr>
-        <w:t>valorilor</w:t>
-      </w:r>
-      <w:proofErr w:type="spellEnd"/>
-      <w:r>
-        <w:rPr>
-          <w:rFonts w:ascii="Times New Roman" w:hAnsi="Times New Roman" w:cs="Times New Roman"/>
-        </w:rPr>
-        <w:t xml:space="preserve"> de </w:t>
-      </w:r>
-      <w:proofErr w:type="spellStart"/>
-      <w:r>
-        <w:rPr>
-          <w:rFonts w:ascii="Times New Roman" w:hAnsi="Times New Roman" w:cs="Times New Roman"/>
-        </w:rPr>
-        <w:t>frontieră</w:t>
-      </w:r>
-      <w:proofErr w:type="spellEnd"/>
-      <w:r>
-        <w:rPr>
-          <w:rFonts w:ascii="Times New Roman" w:hAnsi="Times New Roman" w:cs="Times New Roman"/>
-          <w:b/>
-          <w:bCs/>
-        </w:rPr>
-        <w:t xml:space="preserve"> </w:t>
-      </w:r>
-      <w:proofErr w:type="spellStart"/>
-      <w:r>
-        <w:rPr>
-          <w:rFonts w:ascii="Times New Roman" w:hAnsi="Times New Roman" w:cs="Times New Roman"/>
-        </w:rPr>
-        <w:t>este</w:t>
-      </w:r>
-      <w:proofErr w:type="spellEnd"/>
-      <w:r>
-        <w:rPr>
-          <w:rFonts w:ascii="Times New Roman" w:hAnsi="Times New Roman" w:cs="Times New Roman"/>
-        </w:rPr>
-        <w:t xml:space="preserve"> </w:t>
-      </w:r>
-      <w:proofErr w:type="spellStart"/>
-      <w:r>
-        <w:rPr>
-          <w:rFonts w:ascii="Times New Roman" w:hAnsi="Times New Roman" w:cs="Times New Roman"/>
-        </w:rPr>
-        <w:t>folosită</w:t>
-      </w:r>
-      <w:proofErr w:type="spellEnd"/>
-      <w:r>
-        <w:rPr>
-          <w:rFonts w:ascii="Times New Roman" w:hAnsi="Times New Roman" w:cs="Times New Roman"/>
-        </w:rPr>
-        <w:t xml:space="preserve"> de </w:t>
-      </w:r>
-      <w:proofErr w:type="spellStart"/>
-      <w:r>
-        <w:rPr>
-          <w:rFonts w:ascii="Times New Roman" w:hAnsi="Times New Roman" w:cs="Times New Roman"/>
-        </w:rPr>
-        <w:t>obicei</w:t>
-      </w:r>
-      <w:proofErr w:type="spellEnd"/>
-      <w:r>
-        <w:rPr>
-          <w:rFonts w:ascii="Times New Roman" w:hAnsi="Times New Roman" w:cs="Times New Roman"/>
-        </w:rPr>
-        <w:t xml:space="preserve"> </w:t>
-      </w:r>
-      <w:proofErr w:type="spellStart"/>
-      <w:r>
-        <w:rPr>
-          <w:rFonts w:ascii="Times New Roman" w:hAnsi="Times New Roman" w:cs="Times New Roman"/>
-        </w:rPr>
-        <w:t>împreună</w:t>
-      </w:r>
-      <w:proofErr w:type="spellEnd"/>
-      <w:r>
-        <w:rPr>
-          <w:rFonts w:ascii="Times New Roman" w:hAnsi="Times New Roman" w:cs="Times New Roman"/>
-        </w:rPr>
-        <w:t xml:space="preserve"> cu </w:t>
-      </w:r>
-      <w:proofErr w:type="spellStart"/>
-      <w:r>
-        <w:rPr>
-          <w:rFonts w:ascii="Times New Roman" w:hAnsi="Times New Roman" w:cs="Times New Roman"/>
-        </w:rPr>
-        <w:t>partiționarea</w:t>
-      </w:r>
-      <w:proofErr w:type="spellEnd"/>
-      <w:r>
-        <w:rPr>
-          <w:rFonts w:ascii="Times New Roman" w:hAnsi="Times New Roman" w:cs="Times New Roman"/>
-        </w:rPr>
-        <w:t xml:space="preserve"> de </w:t>
-      </w:r>
-      <w:proofErr w:type="spellStart"/>
-      <w:r>
-        <w:rPr>
-          <w:rFonts w:ascii="Times New Roman" w:hAnsi="Times New Roman" w:cs="Times New Roman"/>
-        </w:rPr>
-        <w:t>echivalență</w:t>
-      </w:r>
-      <w:proofErr w:type="spellEnd"/>
-      <w:r>
-        <w:rPr>
-          <w:rFonts w:ascii="Times New Roman" w:hAnsi="Times New Roman" w:cs="Times New Roman"/>
-        </w:rPr>
-        <w:t xml:space="preserve">. </w:t>
-      </w:r>
-      <w:proofErr w:type="spellStart"/>
-      <w:r>
-        <w:rPr>
-          <w:rFonts w:ascii="Times New Roman" w:hAnsi="Times New Roman" w:cs="Times New Roman"/>
-        </w:rPr>
-        <w:t>Ea</w:t>
-      </w:r>
-      <w:proofErr w:type="spellEnd"/>
-      <w:r>
-        <w:rPr>
-          <w:rFonts w:ascii="Times New Roman" w:hAnsi="Times New Roman" w:cs="Times New Roman"/>
-        </w:rPr>
-        <w:t xml:space="preserve"> se </w:t>
-      </w:r>
-      <w:proofErr w:type="spellStart"/>
-      <w:r>
-        <w:rPr>
-          <w:rFonts w:ascii="Times New Roman" w:hAnsi="Times New Roman" w:cs="Times New Roman"/>
-        </w:rPr>
-        <w:t>concentrează</w:t>
-      </w:r>
-      <w:proofErr w:type="spellEnd"/>
-      <w:r>
-        <w:rPr>
-          <w:rFonts w:ascii="Times New Roman" w:hAnsi="Times New Roman" w:cs="Times New Roman"/>
-        </w:rPr>
-        <w:t xml:space="preserve"> pe </w:t>
-      </w:r>
-      <w:proofErr w:type="spellStart"/>
-      <w:r>
-        <w:rPr>
-          <w:rFonts w:ascii="Times New Roman" w:hAnsi="Times New Roman" w:cs="Times New Roman"/>
-        </w:rPr>
-        <w:t>examinarea</w:t>
-      </w:r>
-      <w:proofErr w:type="spellEnd"/>
-      <w:r>
-        <w:rPr>
-          <w:rFonts w:ascii="Times New Roman" w:hAnsi="Times New Roman" w:cs="Times New Roman"/>
-        </w:rPr>
-        <w:t xml:space="preserve"> </w:t>
-      </w:r>
-      <w:proofErr w:type="spellStart"/>
-      <w:r>
-        <w:rPr>
-          <w:rFonts w:ascii="Times New Roman" w:hAnsi="Times New Roman" w:cs="Times New Roman"/>
-        </w:rPr>
-        <w:t>valorilor</w:t>
-      </w:r>
-      <w:proofErr w:type="spellEnd"/>
-      <w:r>
-        <w:rPr>
-          <w:rFonts w:ascii="Times New Roman" w:hAnsi="Times New Roman" w:cs="Times New Roman"/>
-        </w:rPr>
-        <w:t xml:space="preserve"> de </w:t>
-      </w:r>
-      <w:proofErr w:type="spellStart"/>
-      <w:r>
-        <w:rPr>
-          <w:rFonts w:ascii="Times New Roman" w:hAnsi="Times New Roman" w:cs="Times New Roman"/>
-        </w:rPr>
-        <w:t>frontieră</w:t>
-      </w:r>
-      <w:proofErr w:type="spellEnd"/>
-      <w:r>
-        <w:rPr>
-          <w:rFonts w:ascii="Times New Roman" w:hAnsi="Times New Roman" w:cs="Times New Roman"/>
-        </w:rPr>
-        <w:t xml:space="preserve"> ale </w:t>
-      </w:r>
-      <w:proofErr w:type="spellStart"/>
-      <w:r>
-        <w:rPr>
-          <w:rFonts w:ascii="Times New Roman" w:hAnsi="Times New Roman" w:cs="Times New Roman"/>
-        </w:rPr>
-        <w:t>claselor</w:t>
-      </w:r>
-      <w:proofErr w:type="spellEnd"/>
-      <w:r>
-        <w:rPr>
-          <w:rFonts w:ascii="Times New Roman" w:hAnsi="Times New Roman" w:cs="Times New Roman"/>
-        </w:rPr>
-        <w:t>.</w:t>
-      </w:r>
-    </w:p>
-    <w:p>
-      <w:pPr>
-        <w:rPr>
-          <w:rFonts w:ascii="Times New Roman" w:hAnsi="Times New Roman" w:cs="Times New Roman"/>
-        </w:rPr>
-      </w:pPr>
-      <w:proofErr w:type="spellStart"/>
-      <w:r>
-        <w:rPr>
-          <w:rFonts w:ascii="Times New Roman" w:hAnsi="Times New Roman" w:cs="Times New Roman"/>
-        </w:rPr>
-        <w:t>Valorile</w:t>
-      </w:r>
-      <w:proofErr w:type="spellEnd"/>
-      <w:r>
-        <w:rPr>
-          <w:rFonts w:ascii="Times New Roman" w:hAnsi="Times New Roman" w:cs="Times New Roman"/>
-        </w:rPr>
-        <w:t xml:space="preserve"> </w:t>
-      </w:r>
-      <w:proofErr w:type="spellStart"/>
-      <w:r>
-        <w:rPr>
-          <w:rFonts w:ascii="Times New Roman" w:hAnsi="Times New Roman" w:cs="Times New Roman"/>
-        </w:rPr>
-        <w:t>critice</w:t>
-      </w:r>
-      <w:proofErr w:type="spellEnd"/>
-      <w:r>
-        <w:rPr>
-          <w:rFonts w:ascii="Times New Roman" w:hAnsi="Times New Roman" w:cs="Times New Roman"/>
-        </w:rPr>
-        <w:t xml:space="preserve"> </w:t>
-      </w:r>
-      <w:proofErr w:type="spellStart"/>
-      <w:r>
-        <w:rPr>
-          <w:rFonts w:ascii="Times New Roman" w:hAnsi="Times New Roman" w:cs="Times New Roman"/>
-        </w:rPr>
-        <w:t>identificate</w:t>
-      </w:r>
-      <w:proofErr w:type="spellEnd"/>
-      <w:r>
-        <w:rPr>
-          <w:rFonts w:ascii="Times New Roman" w:hAnsi="Times New Roman" w:cs="Times New Roman"/>
-        </w:rPr>
-        <w:t xml:space="preserve"> la </w:t>
-      </w:r>
-      <w:proofErr w:type="spellStart"/>
-      <w:r>
-        <w:rPr>
-          <w:rFonts w:ascii="Times New Roman" w:hAnsi="Times New Roman" w:cs="Times New Roman"/>
-        </w:rPr>
-        <w:t>marginea</w:t>
-      </w:r>
-      <w:proofErr w:type="spellEnd"/>
-      <w:r>
-        <w:rPr>
-          <w:rFonts w:ascii="Times New Roman" w:hAnsi="Times New Roman" w:cs="Times New Roman"/>
-        </w:rPr>
-        <w:t xml:space="preserve"> </w:t>
-      </w:r>
-      <w:proofErr w:type="spellStart"/>
-      <w:r>
-        <w:rPr>
-          <w:rFonts w:ascii="Times New Roman" w:hAnsi="Times New Roman" w:cs="Times New Roman"/>
-        </w:rPr>
-        <w:t>intervalelor</w:t>
-      </w:r>
-      <w:proofErr w:type="spellEnd"/>
-      <w:r>
-        <w:rPr>
-          <w:rFonts w:ascii="Times New Roman" w:hAnsi="Times New Roman" w:cs="Times New Roman"/>
-        </w:rPr>
-        <w:t xml:space="preserve"> sunt:</w:t>
+      <w:r>
+        <w:rPr>
+          <w:rFonts w:ascii="Times New Roman" w:hAnsi="Times New Roman" w:cs="Times New Roman"/>
+        </w:rPr>
+        <w:t>este folosită de obicei împreună cu partiționarea de echivalență. Ea se concentrează pe examinarea valorilor de frontieră ale claselor.</w:t>
+      </w:r>
+    </w:p>
+    <w:p>
+      <w:pPr>
+        <w:rPr>
+          <w:rFonts w:ascii="Times New Roman" w:hAnsi="Times New Roman" w:cs="Times New Roman"/>
+        </w:rPr>
+      </w:pPr>
+      <w:r>
+        <w:rPr>
+          <w:rFonts w:ascii="Times New Roman" w:hAnsi="Times New Roman" w:cs="Times New Roman"/>
+        </w:rPr>
+        <w:t>Valorile critice identificate la marginea intervalelor sunt:</w:t>
       </w:r>
     </w:p>
     <w:p>
@@ -4471,47 +1455,11 @@
           <w:rFonts w:ascii="Times New Roman" w:hAnsi="Times New Roman" w:cs="Times New Roman"/>
         </w:rPr>
       </w:pPr>
-      <w:proofErr w:type="spellStart"/>
-      <w:r>
-        <w:rPr>
-          <w:rFonts w:ascii="Times New Roman" w:hAnsi="Times New Roman" w:cs="Times New Roman"/>
-        </w:rPr>
-        <w:t>Pentru</w:t>
-      </w:r>
-      <w:proofErr w:type="spellEnd"/>
-      <w:r>
-        <w:rPr>
-          <w:rFonts w:ascii="Times New Roman" w:hAnsi="Times New Roman" w:cs="Times New Roman"/>
-        </w:rPr>
-        <w:t xml:space="preserve"> </w:t>
-      </w:r>
-      <w:proofErr w:type="spellStart"/>
-      <w:r>
-        <w:rPr>
-          <w:rFonts w:ascii="Times New Roman" w:hAnsi="Times New Roman" w:cs="Times New Roman"/>
-        </w:rPr>
-        <w:t>Vârstă</w:t>
-      </w:r>
-      <w:proofErr w:type="spellEnd"/>
-      <w:r>
-        <w:rPr>
-          <w:rFonts w:ascii="Times New Roman" w:hAnsi="Times New Roman" w:cs="Times New Roman"/>
-        </w:rPr>
-        <w:t xml:space="preserve">: 17, 18 </w:t>
-      </w:r>
-      <w:proofErr w:type="spellStart"/>
-      <w:r>
-        <w:rPr>
-          <w:rFonts w:ascii="Times New Roman" w:hAnsi="Times New Roman" w:cs="Times New Roman"/>
-        </w:rPr>
-        <w:t>și</w:t>
-      </w:r>
-      <w:proofErr w:type="spellEnd"/>
-      <w:r>
-        <w:rPr>
-          <w:rFonts w:ascii="Times New Roman" w:hAnsi="Times New Roman" w:cs="Times New Roman"/>
-        </w:rPr>
-        <w:t xml:space="preserve"> 65, 66</w:t>
+      <w:r>
+        <w:rPr>
+          <w:rFonts w:ascii="Times New Roman" w:hAnsi="Times New Roman" w:cs="Times New Roman"/>
+        </w:rPr>
+        <w:t>Pentru Vârstă: 17, 18 și 65, 66</w:t>
       </w:r>
     </w:p>
     <w:p>
@@ -4524,33 +1472,11 @@
           <w:rFonts w:ascii="Times New Roman" w:hAnsi="Times New Roman" w:cs="Times New Roman"/>
         </w:rPr>
       </w:pPr>
-      <w:proofErr w:type="spellStart"/>
-      <w:r>
-        <w:rPr>
-          <w:rFonts w:ascii="Times New Roman" w:hAnsi="Times New Roman" w:cs="Times New Roman"/>
-        </w:rPr>
-        <w:t>Pentru</w:t>
-      </w:r>
-      <w:proofErr w:type="spellEnd"/>
-      <w:r>
-        <w:rPr>
-          <w:rFonts w:ascii="Times New Roman" w:hAnsi="Times New Roman" w:cs="Times New Roman"/>
-        </w:rPr>
-        <w:t xml:space="preserve"> </w:t>
-      </w:r>
-      <w:proofErr w:type="spellStart"/>
-      <w:r>
-        <w:rPr>
-          <w:rFonts w:ascii="Times New Roman" w:hAnsi="Times New Roman" w:cs="Times New Roman"/>
-        </w:rPr>
-        <w:t>Venit</w:t>
-      </w:r>
-      <w:proofErr w:type="spellEnd"/>
-      <w:r>
-        <w:rPr>
-          <w:rFonts w:ascii="Times New Roman" w:hAnsi="Times New Roman" w:cs="Times New Roman"/>
-        </w:rPr>
-        <w:t>: 1999, 2000</w:t>
+      <w:r>
+        <w:rPr>
+          <w:rFonts w:ascii="Times New Roman" w:hAnsi="Times New Roman" w:cs="Times New Roman"/>
+        </w:rPr>
+        <w:t>Pentru Venit: 1999, 2000</w:t>
       </w:r>
     </w:p>
     <w:p>
@@ -4563,89 +1489,31 @@
           <w:rFonts w:ascii="Times New Roman" w:hAnsi="Times New Roman" w:cs="Times New Roman"/>
         </w:rPr>
       </w:pPr>
-      <w:proofErr w:type="spellStart"/>
-      <w:r>
-        <w:rPr>
-          <w:rFonts w:ascii="Times New Roman" w:hAnsi="Times New Roman" w:cs="Times New Roman"/>
-        </w:rPr>
-        <w:t>Pentru</w:t>
-      </w:r>
-      <w:proofErr w:type="spellEnd"/>
-      <w:r>
-        <w:rPr>
-          <w:rFonts w:ascii="Times New Roman" w:hAnsi="Times New Roman" w:cs="Times New Roman"/>
-        </w:rPr>
-        <w:t xml:space="preserve"> </w:t>
-      </w:r>
-      <w:proofErr w:type="spellStart"/>
-      <w:r>
-        <w:rPr>
-          <w:rFonts w:ascii="Times New Roman" w:hAnsi="Times New Roman" w:cs="Times New Roman"/>
-        </w:rPr>
-        <w:t>Scor</w:t>
-      </w:r>
-      <w:proofErr w:type="spellEnd"/>
-      <w:r>
-        <w:rPr>
-          <w:rFonts w:ascii="Times New Roman" w:hAnsi="Times New Roman" w:cs="Times New Roman"/>
-        </w:rPr>
-        <w:t xml:space="preserve">: 500, 501 </w:t>
-      </w:r>
-      <w:proofErr w:type="spellStart"/>
-      <w:r>
-        <w:rPr>
-          <w:rFonts w:ascii="Times New Roman" w:hAnsi="Times New Roman" w:cs="Times New Roman"/>
-        </w:rPr>
-        <w:t>și</w:t>
-      </w:r>
-      <w:proofErr w:type="spellEnd"/>
-      <w:r>
-        <w:rPr>
-          <w:rFonts w:ascii="Times New Roman" w:hAnsi="Times New Roman" w:cs="Times New Roman"/>
-        </w:rPr>
-        <w:t xml:space="preserve"> 800, 801</w:t>
-      </w:r>
-    </w:p>
-    <w:p>
-      <w:pPr>
-        <w:rPr>
-          <w:rFonts w:ascii="Times New Roman" w:hAnsi="Times New Roman" w:cs="Times New Roman"/>
-        </w:rPr>
-      </w:pPr>
-    </w:p>
-    <w:p>
-      <w:pPr>
-        <w:rPr>
-          <w:rFonts w:ascii="Times New Roman" w:hAnsi="Times New Roman" w:cs="Times New Roman"/>
-        </w:rPr>
-      </w:pPr>
-      <w:proofErr w:type="spellStart"/>
-      <w:r>
-        <w:rPr>
-          <w:rFonts w:ascii="Times New Roman" w:hAnsi="Times New Roman" w:cs="Times New Roman"/>
-        </w:rPr>
-        <w:t>Setul</w:t>
-      </w:r>
-      <w:proofErr w:type="spellEnd"/>
-      <w:r>
-        <w:rPr>
-          <w:rFonts w:ascii="Times New Roman" w:hAnsi="Times New Roman" w:cs="Times New Roman"/>
-        </w:rPr>
-        <w:t xml:space="preserve"> de date de test </w:t>
-      </w:r>
-      <w:proofErr w:type="spellStart"/>
-      <w:r>
-        <w:rPr>
-          <w:rFonts w:ascii="Times New Roman" w:hAnsi="Times New Roman" w:cs="Times New Roman"/>
-        </w:rPr>
-        <w:t>pentru</w:t>
-      </w:r>
-      <w:proofErr w:type="spellEnd"/>
-      <w:r>
-        <w:rPr>
-          <w:rFonts w:ascii="Times New Roman" w:hAnsi="Times New Roman" w:cs="Times New Roman"/>
-        </w:rPr>
-        <w:t xml:space="preserve"> BVA:</w:t>
+      <w:r>
+        <w:rPr>
+          <w:rFonts w:ascii="Times New Roman" w:hAnsi="Times New Roman" w:cs="Times New Roman"/>
+        </w:rPr>
+        <w:t>Pentru Scor: 500, 501 și 800, 801</w:t>
+      </w:r>
+    </w:p>
+    <w:p>
+      <w:pPr>
+        <w:rPr>
+          <w:rFonts w:ascii="Times New Roman" w:hAnsi="Times New Roman" w:cs="Times New Roman"/>
+        </w:rPr>
+      </w:pPr>
+    </w:p>
+    <w:p>
+      <w:pPr>
+        <w:rPr>
+          <w:rFonts w:ascii="Times New Roman" w:hAnsi="Times New Roman" w:cs="Times New Roman"/>
+        </w:rPr>
+      </w:pPr>
+      <w:r>
+        <w:rPr>
+          <w:rFonts w:ascii="Times New Roman" w:hAnsi="Times New Roman" w:cs="Times New Roman"/>
+        </w:rPr>
+        <w:t>Setul de date de test pentru BVA:</w:t>
       </w:r>
     </w:p>
     <w:p>
@@ -4679,7 +1547,7 @@
                     <pic:cNvPicPr/>
                   </pic:nvPicPr>
                   <pic:blipFill>
-                    <a:blip r:embed="rId6"/>
+                    <a:blip r:embed="rId7"/>
                     <a:stretch>
                       <a:fillRect/>
                     </a:stretch>
@@ -4720,7 +1588,6 @@
           <w:szCs w:val="28"/>
         </w:rPr>
       </w:pPr>
-      <w:proofErr w:type="spellStart"/>
       <w:r>
         <w:rPr>
           <w:rFonts w:ascii="Times New Roman" w:hAnsi="Times New Roman" w:cs="Times New Roman"/>
@@ -4730,43 +1597,8 @@
           <w:sz w:val="28"/>
           <w:szCs w:val="28"/>
         </w:rPr>
-        <w:t>Strategii</w:t>
-      </w:r>
-      <w:proofErr w:type="spellEnd"/>
-      <w:r>
-        <w:rPr>
-          <w:rFonts w:ascii="Times New Roman" w:hAnsi="Times New Roman" w:cs="Times New Roman"/>
-          <w:b/>
-          <w:bCs/>
-          <w:color w:val="ED7D31" w:themeColor="accent2"/>
-          <w:sz w:val="28"/>
-          <w:szCs w:val="28"/>
-        </w:rPr>
-        <w:t xml:space="preserve"> White-Box (</w:t>
-      </w:r>
-      <w:proofErr w:type="spellStart"/>
-      <w:r>
-        <w:rPr>
-          <w:rFonts w:ascii="Times New Roman" w:hAnsi="Times New Roman" w:cs="Times New Roman"/>
-          <w:b/>
-          <w:bCs/>
-          <w:color w:val="ED7D31" w:themeColor="accent2"/>
-          <w:sz w:val="28"/>
-          <w:szCs w:val="28"/>
-        </w:rPr>
-        <w:t>Bazate</w:t>
-      </w:r>
-      <w:proofErr w:type="spellEnd"/>
-      <w:r>
-        <w:rPr>
-          <w:rFonts w:ascii="Times New Roman" w:hAnsi="Times New Roman" w:cs="Times New Roman"/>
-          <w:b/>
-          <w:bCs/>
-          <w:color w:val="ED7D31" w:themeColor="accent2"/>
-          <w:sz w:val="28"/>
-          <w:szCs w:val="28"/>
-        </w:rPr>
-        <w:t xml:space="preserve"> pe cod)</w:t>
+        <w:lastRenderedPageBreak/>
+        <w:t>Strategii White-Box (Bazate pe cod)</w:t>
       </w:r>
     </w:p>
     <w:p>
@@ -4808,7 +1640,7 @@
                     </pic:cNvPicPr>
                   </pic:nvPicPr>
                   <pic:blipFill>
-                    <a:blip r:embed="rId7">
+                    <a:blip r:embed="rId8">
                       <a:extLst>
                         <a:ext uri="{28A0092B-C50C-407E-A947-70E740481C1C}">
                           <a14:useLocalDpi xmlns:a14="http://schemas.microsoft.com/office/drawing/2010/main" val="0"/>
@@ -4860,167 +1692,26 @@
           <w:bCs/>
         </w:rPr>
       </w:pPr>
-      <w:proofErr w:type="spellStart"/>
       <w:r>
         <w:rPr>
           <w:rFonts w:ascii="Times New Roman" w:hAnsi="Times New Roman" w:cs="Times New Roman"/>
           <w:b/>
           <w:bCs/>
         </w:rPr>
-        <w:lastRenderedPageBreak/>
-        <w:t>Circuite</w:t>
-      </w:r>
-      <w:proofErr w:type="spellEnd"/>
-      <w:r>
-        <w:rPr>
-          <w:rFonts w:ascii="Times New Roman" w:hAnsi="Times New Roman" w:cs="Times New Roman"/>
-          <w:b/>
-          <w:bCs/>
-        </w:rPr>
-        <w:t xml:space="preserve"> </w:t>
-      </w:r>
-      <w:proofErr w:type="spellStart"/>
-      <w:r>
-        <w:rPr>
-          <w:rFonts w:ascii="Times New Roman" w:hAnsi="Times New Roman" w:cs="Times New Roman"/>
-          <w:b/>
-          <w:bCs/>
-        </w:rPr>
-        <w:t>Independente</w:t>
-      </w:r>
-      <w:proofErr w:type="spellEnd"/>
-    </w:p>
-    <w:p>
-      <w:pPr>
-        <w:rPr>
-          <w:rFonts w:ascii="Times New Roman" w:hAnsi="Times New Roman" w:cs="Times New Roman"/>
-        </w:rPr>
-      </w:pPr>
-      <w:proofErr w:type="spellStart"/>
-      <w:r>
-        <w:rPr>
-          <w:rFonts w:ascii="Times New Roman" w:hAnsi="Times New Roman" w:cs="Times New Roman"/>
-        </w:rPr>
-        <w:t>Analizând</w:t>
-      </w:r>
-      <w:proofErr w:type="spellEnd"/>
-      <w:r>
-        <w:rPr>
-          <w:rFonts w:ascii="Times New Roman" w:hAnsi="Times New Roman" w:cs="Times New Roman"/>
-        </w:rPr>
-        <w:t xml:space="preserve"> </w:t>
-      </w:r>
-      <w:proofErr w:type="spellStart"/>
-      <w:r>
-        <w:rPr>
-          <w:rFonts w:ascii="Times New Roman" w:hAnsi="Times New Roman" w:cs="Times New Roman"/>
-        </w:rPr>
-        <w:t>graful</w:t>
-      </w:r>
-      <w:proofErr w:type="spellEnd"/>
-      <w:r>
-        <w:rPr>
-          <w:rFonts w:ascii="Times New Roman" w:hAnsi="Times New Roman" w:cs="Times New Roman"/>
-        </w:rPr>
-        <w:t xml:space="preserve"> de control al </w:t>
-      </w:r>
-      <w:proofErr w:type="spellStart"/>
-      <w:r>
-        <w:rPr>
-          <w:rFonts w:ascii="Times New Roman" w:hAnsi="Times New Roman" w:cs="Times New Roman"/>
-        </w:rPr>
-        <w:t>fluxului</w:t>
-      </w:r>
-      <w:proofErr w:type="spellEnd"/>
-      <w:r>
-        <w:rPr>
-          <w:rFonts w:ascii="Times New Roman" w:hAnsi="Times New Roman" w:cs="Times New Roman"/>
-        </w:rPr>
-        <w:t xml:space="preserve"> (Control Flow Graph), am </w:t>
-      </w:r>
-      <w:proofErr w:type="spellStart"/>
-      <w:r>
-        <w:rPr>
-          <w:rFonts w:ascii="Times New Roman" w:hAnsi="Times New Roman" w:cs="Times New Roman"/>
-        </w:rPr>
-        <w:t>identificat</w:t>
-      </w:r>
-      <w:proofErr w:type="spellEnd"/>
-      <w:r>
-        <w:rPr>
-          <w:rFonts w:ascii="Times New Roman" w:hAnsi="Times New Roman" w:cs="Times New Roman"/>
-        </w:rPr>
-        <w:t xml:space="preserve"> </w:t>
-      </w:r>
-      <w:proofErr w:type="spellStart"/>
-      <w:r>
-        <w:rPr>
-          <w:rFonts w:ascii="Times New Roman" w:hAnsi="Times New Roman" w:cs="Times New Roman"/>
-        </w:rPr>
-        <w:t>următoarele</w:t>
-      </w:r>
-      <w:proofErr w:type="spellEnd"/>
-      <w:r>
-        <w:rPr>
-          <w:rFonts w:ascii="Times New Roman" w:hAnsi="Times New Roman" w:cs="Times New Roman"/>
-        </w:rPr>
-        <w:t xml:space="preserve"> </w:t>
-      </w:r>
-      <w:proofErr w:type="spellStart"/>
-      <w:r>
-        <w:rPr>
-          <w:rFonts w:ascii="Times New Roman" w:hAnsi="Times New Roman" w:cs="Times New Roman"/>
-        </w:rPr>
-        <w:t>drumuri</w:t>
-      </w:r>
-      <w:proofErr w:type="spellEnd"/>
-      <w:r>
-        <w:rPr>
-          <w:rFonts w:ascii="Times New Roman" w:hAnsi="Times New Roman" w:cs="Times New Roman"/>
-        </w:rPr>
-        <w:t xml:space="preserve"> </w:t>
-      </w:r>
-      <w:proofErr w:type="spellStart"/>
-      <w:r>
-        <w:rPr>
-          <w:rFonts w:ascii="Times New Roman" w:hAnsi="Times New Roman" w:cs="Times New Roman"/>
-        </w:rPr>
-        <w:t>independente</w:t>
-      </w:r>
-      <w:proofErr w:type="spellEnd"/>
-      <w:r>
-        <w:rPr>
-          <w:rFonts w:ascii="Times New Roman" w:hAnsi="Times New Roman" w:cs="Times New Roman"/>
-        </w:rPr>
-        <w:t xml:space="preserve"> </w:t>
-      </w:r>
-      <w:proofErr w:type="spellStart"/>
-      <w:r>
-        <w:rPr>
-          <w:rFonts w:ascii="Times New Roman" w:hAnsi="Times New Roman" w:cs="Times New Roman"/>
-        </w:rPr>
-        <w:t>în</w:t>
-      </w:r>
-      <w:proofErr w:type="spellEnd"/>
-      <w:r>
-        <w:rPr>
-          <w:rFonts w:ascii="Times New Roman" w:hAnsi="Times New Roman" w:cs="Times New Roman"/>
-        </w:rPr>
-        <w:t xml:space="preserve"> </w:t>
-      </w:r>
-      <w:proofErr w:type="spellStart"/>
-      <w:r>
-        <w:rPr>
-          <w:rFonts w:ascii="Times New Roman" w:hAnsi="Times New Roman" w:cs="Times New Roman"/>
-        </w:rPr>
-        <w:t>metodă</w:t>
-      </w:r>
-      <w:proofErr w:type="spellEnd"/>
-      <w:r>
-        <w:rPr>
-          <w:rFonts w:ascii="Times New Roman" w:hAnsi="Times New Roman" w:cs="Times New Roman"/>
-        </w:rPr>
-        <w:t>:</w:t>
+        <w:t>Circuite Independente</w:t>
+      </w:r>
+    </w:p>
+    <w:p>
+      <w:pPr>
+        <w:rPr>
+          <w:rFonts w:ascii="Times New Roman" w:hAnsi="Times New Roman" w:cs="Times New Roman"/>
+        </w:rPr>
+      </w:pPr>
+      <w:r>
+        <w:rPr>
+          <w:rFonts w:ascii="Times New Roman" w:hAnsi="Times New Roman" w:cs="Times New Roman"/>
+        </w:rPr>
+        <w:t>Analizând graful de control al fluxului (Control Flow Graph), am identificat următoarele drumuri independente în metodă:</w:t>
       </w:r>
     </w:p>
     <w:p>
@@ -5033,61 +1724,11 @@
           <w:rFonts w:ascii="Times New Roman" w:hAnsi="Times New Roman" w:cs="Times New Roman"/>
         </w:rPr>
       </w:pPr>
-      <w:proofErr w:type="spellStart"/>
-      <w:r>
-        <w:rPr>
-          <w:rFonts w:ascii="Times New Roman" w:hAnsi="Times New Roman" w:cs="Times New Roman"/>
-        </w:rPr>
-        <w:t>Drumul</w:t>
-      </w:r>
-      <w:proofErr w:type="spellEnd"/>
-      <w:r>
-        <w:rPr>
-          <w:rFonts w:ascii="Times New Roman" w:hAnsi="Times New Roman" w:cs="Times New Roman"/>
-        </w:rPr>
-        <w:t xml:space="preserve"> 1 (</w:t>
-      </w:r>
-      <w:proofErr w:type="spellStart"/>
-      <w:r>
-        <w:rPr>
-          <w:rFonts w:ascii="Times New Roman" w:hAnsi="Times New Roman" w:cs="Times New Roman"/>
-        </w:rPr>
-        <w:t>Eroare</w:t>
-      </w:r>
-      <w:proofErr w:type="spellEnd"/>
-      <w:r>
-        <w:rPr>
-          <w:rFonts w:ascii="Times New Roman" w:hAnsi="Times New Roman" w:cs="Times New Roman"/>
-        </w:rPr>
-        <w:t xml:space="preserve">): Date de </w:t>
-      </w:r>
-      <w:proofErr w:type="spellStart"/>
-      <w:r>
-        <w:rPr>
-          <w:rFonts w:ascii="Times New Roman" w:hAnsi="Times New Roman" w:cs="Times New Roman"/>
-        </w:rPr>
-        <w:t>intrare</w:t>
-      </w:r>
-      <w:proofErr w:type="spellEnd"/>
-      <w:r>
-        <w:rPr>
-          <w:rFonts w:ascii="Times New Roman" w:hAnsi="Times New Roman" w:cs="Times New Roman"/>
-        </w:rPr>
-        <w:t xml:space="preserve"> de tip </w:t>
-      </w:r>
-      <w:proofErr w:type="spellStart"/>
-      <w:r>
-        <w:rPr>
-          <w:rFonts w:ascii="Times New Roman" w:hAnsi="Times New Roman" w:cs="Times New Roman"/>
-        </w:rPr>
-        <w:t>greșit</w:t>
-      </w:r>
-      <w:proofErr w:type="spellEnd"/>
-      <w:r>
-        <w:rPr>
-          <w:rFonts w:ascii="Times New Roman" w:hAnsi="Times New Roman" w:cs="Times New Roman"/>
-        </w:rPr>
-        <w:t xml:space="preserve"> </w:t>
+      <w:r>
+        <w:rPr>
+          <w:rFonts w:ascii="Times New Roman" w:hAnsi="Times New Roman" w:cs="Times New Roman"/>
+        </w:rPr>
+        <w:t xml:space="preserve">Drumul 1 (Eroare): Date de intrare de tip greșit </w:t>
       </w:r>
       <w:r>
         <w:rPr>
@@ -5099,21 +1740,7 @@
         <w:rPr>
           <w:rFonts w:ascii="Times New Roman" w:hAnsi="Times New Roman" w:cs="Times New Roman"/>
         </w:rPr>
-        <w:t xml:space="preserve"> raise </w:t>
-      </w:r>
-      <w:proofErr w:type="spellStart"/>
-      <w:r>
-        <w:rPr>
-          <w:rFonts w:ascii="Times New Roman" w:hAnsi="Times New Roman" w:cs="Times New Roman"/>
-        </w:rPr>
-        <w:t>TypeError</w:t>
-      </w:r>
-      <w:proofErr w:type="spellEnd"/>
-      <w:r>
-        <w:rPr>
-          <w:rFonts w:ascii="Times New Roman" w:hAnsi="Times New Roman" w:cs="Times New Roman"/>
-        </w:rPr>
-        <w:t>.</w:t>
+        <w:t xml:space="preserve"> raise TypeError.</w:t>
       </w:r>
     </w:p>
     <w:p>
@@ -5126,75 +1753,11 @@
           <w:rFonts w:ascii="Times New Roman" w:hAnsi="Times New Roman" w:cs="Times New Roman"/>
         </w:rPr>
       </w:pPr>
-      <w:proofErr w:type="spellStart"/>
-      <w:r>
-        <w:rPr>
-          <w:rFonts w:ascii="Times New Roman" w:hAnsi="Times New Roman" w:cs="Times New Roman"/>
-        </w:rPr>
-        <w:t>Drumul</w:t>
-      </w:r>
-      <w:proofErr w:type="spellEnd"/>
-      <w:r>
-        <w:rPr>
-          <w:rFonts w:ascii="Times New Roman" w:hAnsi="Times New Roman" w:cs="Times New Roman"/>
-        </w:rPr>
-        <w:t xml:space="preserve"> 2 (</w:t>
-      </w:r>
-      <w:proofErr w:type="spellStart"/>
-      <w:r>
-        <w:rPr>
-          <w:rFonts w:ascii="Times New Roman" w:hAnsi="Times New Roman" w:cs="Times New Roman"/>
-        </w:rPr>
-        <w:t>Respingere</w:t>
-      </w:r>
-      <w:proofErr w:type="spellEnd"/>
-      <w:r>
-        <w:rPr>
-          <w:rFonts w:ascii="Times New Roman" w:hAnsi="Times New Roman" w:cs="Times New Roman"/>
-        </w:rPr>
-        <w:t xml:space="preserve"> </w:t>
-      </w:r>
-      <w:proofErr w:type="spellStart"/>
-      <w:r>
-        <w:rPr>
-          <w:rFonts w:ascii="Times New Roman" w:hAnsi="Times New Roman" w:cs="Times New Roman"/>
-        </w:rPr>
-        <w:t>Vârstă</w:t>
-      </w:r>
-      <w:proofErr w:type="spellEnd"/>
-      <w:r>
-        <w:rPr>
-          <w:rFonts w:ascii="Times New Roman" w:hAnsi="Times New Roman" w:cs="Times New Roman"/>
-        </w:rPr>
-        <w:t xml:space="preserve">): </w:t>
-      </w:r>
-      <w:proofErr w:type="spellStart"/>
-      <w:r>
-        <w:rPr>
-          <w:rFonts w:ascii="Times New Roman" w:hAnsi="Times New Roman" w:cs="Times New Roman"/>
-        </w:rPr>
-        <w:t>Vârstă</w:t>
-      </w:r>
-      <w:proofErr w:type="spellEnd"/>
-      <w:r>
-        <w:rPr>
-          <w:rFonts w:ascii="Times New Roman" w:hAnsi="Times New Roman" w:cs="Times New Roman"/>
-        </w:rPr>
-        <w:t xml:space="preserve"> </w:t>
-      </w:r>
-      <w:proofErr w:type="spellStart"/>
-      <w:r>
-        <w:rPr>
-          <w:rFonts w:ascii="Times New Roman" w:hAnsi="Times New Roman" w:cs="Times New Roman"/>
-        </w:rPr>
-        <w:t>invalidă</w:t>
-      </w:r>
-      <w:proofErr w:type="spellEnd"/>
-      <w:r>
-        <w:rPr>
-          <w:rFonts w:ascii="Times New Roman" w:hAnsi="Times New Roman" w:cs="Times New Roman"/>
-        </w:rPr>
-        <w:t xml:space="preserve"> </w:t>
+      <w:r>
+        <w:rPr>
+          <w:rFonts w:ascii="Times New Roman" w:hAnsi="Times New Roman" w:cs="Times New Roman"/>
+        </w:rPr>
+        <w:t xml:space="preserve">Drumul 2 (Respingere Vârstă): Vârstă invalidă </w:t>
       </w:r>
       <w:r>
         <w:rPr>
@@ -5206,35 +1769,7 @@
         <w:rPr>
           <w:rFonts w:ascii="Times New Roman" w:hAnsi="Times New Roman" w:cs="Times New Roman"/>
         </w:rPr>
-        <w:t>return "</w:t>
-      </w:r>
-      <w:proofErr w:type="spellStart"/>
-      <w:r>
-        <w:rPr>
-          <w:rFonts w:ascii="Times New Roman" w:hAnsi="Times New Roman" w:cs="Times New Roman"/>
-        </w:rPr>
-        <w:t>Respins</w:t>
-      </w:r>
-      <w:proofErr w:type="spellEnd"/>
-      <w:r>
-        <w:rPr>
-          <w:rFonts w:ascii="Times New Roman" w:hAnsi="Times New Roman" w:cs="Times New Roman"/>
-        </w:rPr>
-        <w:t xml:space="preserve">: </w:t>
-      </w:r>
-      <w:proofErr w:type="spellStart"/>
-      <w:r>
-        <w:rPr>
-          <w:rFonts w:ascii="Times New Roman" w:hAnsi="Times New Roman" w:cs="Times New Roman"/>
-        </w:rPr>
-        <w:t>Varsta</w:t>
-      </w:r>
-      <w:proofErr w:type="spellEnd"/>
-      <w:r>
-        <w:rPr>
-          <w:rFonts w:ascii="Times New Roman" w:hAnsi="Times New Roman" w:cs="Times New Roman"/>
-        </w:rPr>
-        <w:t>...".</w:t>
+        <w:t>return "Respins: Varsta...".</w:t>
       </w:r>
     </w:p>
     <w:p>
@@ -5247,117 +1782,11 @@
           <w:rFonts w:ascii="Times New Roman" w:hAnsi="Times New Roman" w:cs="Times New Roman"/>
         </w:rPr>
       </w:pPr>
-      <w:proofErr w:type="spellStart"/>
-      <w:r>
-        <w:rPr>
-          <w:rFonts w:ascii="Times New Roman" w:hAnsi="Times New Roman" w:cs="Times New Roman"/>
-        </w:rPr>
-        <w:t>Drumul</w:t>
-      </w:r>
-      <w:proofErr w:type="spellEnd"/>
-      <w:r>
-        <w:rPr>
-          <w:rFonts w:ascii="Times New Roman" w:hAnsi="Times New Roman" w:cs="Times New Roman"/>
-        </w:rPr>
-        <w:t xml:space="preserve"> 3 (</w:t>
-      </w:r>
-      <w:proofErr w:type="spellStart"/>
-      <w:r>
-        <w:rPr>
-          <w:rFonts w:ascii="Times New Roman" w:hAnsi="Times New Roman" w:cs="Times New Roman"/>
-        </w:rPr>
-        <w:t>Respingere</w:t>
-      </w:r>
-      <w:proofErr w:type="spellEnd"/>
-      <w:r>
-        <w:rPr>
-          <w:rFonts w:ascii="Times New Roman" w:hAnsi="Times New Roman" w:cs="Times New Roman"/>
-        </w:rPr>
-        <w:t xml:space="preserve"> </w:t>
-      </w:r>
-      <w:proofErr w:type="spellStart"/>
-      <w:r>
-        <w:rPr>
-          <w:rFonts w:ascii="Times New Roman" w:hAnsi="Times New Roman" w:cs="Times New Roman"/>
-        </w:rPr>
-        <w:t>Financiară</w:t>
-      </w:r>
-      <w:proofErr w:type="spellEnd"/>
-      <w:r>
-        <w:rPr>
-          <w:rFonts w:ascii="Times New Roman" w:hAnsi="Times New Roman" w:cs="Times New Roman"/>
-        </w:rPr>
-        <w:t xml:space="preserve">): </w:t>
-      </w:r>
-      <w:proofErr w:type="spellStart"/>
-      <w:r>
-        <w:rPr>
-          <w:rFonts w:ascii="Times New Roman" w:hAnsi="Times New Roman" w:cs="Times New Roman"/>
-        </w:rPr>
-        <w:t>Vârstă</w:t>
-      </w:r>
-      <w:proofErr w:type="spellEnd"/>
-      <w:r>
-        <w:rPr>
-          <w:rFonts w:ascii="Times New Roman" w:hAnsi="Times New Roman" w:cs="Times New Roman"/>
-        </w:rPr>
-        <w:t xml:space="preserve"> </w:t>
-      </w:r>
-      <w:proofErr w:type="spellStart"/>
-      <w:r>
-        <w:rPr>
-          <w:rFonts w:ascii="Times New Roman" w:hAnsi="Times New Roman" w:cs="Times New Roman"/>
-        </w:rPr>
-        <w:t>validă</w:t>
-      </w:r>
-      <w:proofErr w:type="spellEnd"/>
-      <w:r>
-        <w:rPr>
-          <w:rFonts w:ascii="Times New Roman" w:hAnsi="Times New Roman" w:cs="Times New Roman"/>
-        </w:rPr>
-        <w:t xml:space="preserve">, </w:t>
-      </w:r>
-      <w:proofErr w:type="spellStart"/>
-      <w:r>
-        <w:rPr>
-          <w:rFonts w:ascii="Times New Roman" w:hAnsi="Times New Roman" w:cs="Times New Roman"/>
-        </w:rPr>
-        <w:t>dar</w:t>
-      </w:r>
-      <w:proofErr w:type="spellEnd"/>
-      <w:r>
-        <w:rPr>
-          <w:rFonts w:ascii="Times New Roman" w:hAnsi="Times New Roman" w:cs="Times New Roman"/>
-        </w:rPr>
-        <w:t xml:space="preserve"> </w:t>
-      </w:r>
-      <w:proofErr w:type="spellStart"/>
-      <w:r>
-        <w:rPr>
-          <w:rFonts w:ascii="Times New Roman" w:hAnsi="Times New Roman" w:cs="Times New Roman"/>
-        </w:rPr>
-        <w:t>venit</w:t>
-      </w:r>
-      <w:proofErr w:type="spellEnd"/>
-      <w:r>
-        <w:rPr>
-          <w:rFonts w:ascii="Times New Roman" w:hAnsi="Times New Roman" w:cs="Times New Roman"/>
-        </w:rPr>
-        <w:t>/</w:t>
-      </w:r>
-      <w:proofErr w:type="spellStart"/>
-      <w:r>
-        <w:rPr>
-          <w:rFonts w:ascii="Times New Roman" w:hAnsi="Times New Roman" w:cs="Times New Roman"/>
-        </w:rPr>
-        <w:t>scor</w:t>
-      </w:r>
-      <w:proofErr w:type="spellEnd"/>
-      <w:r>
-        <w:rPr>
-          <w:rFonts w:ascii="Times New Roman" w:hAnsi="Times New Roman" w:cs="Times New Roman"/>
-        </w:rPr>
-        <w:t xml:space="preserve"> mic </w:t>
+      <w:r>
+        <w:rPr>
+          <w:rFonts w:ascii="Times New Roman" w:hAnsi="Times New Roman" w:cs="Times New Roman"/>
+        </w:rPr>
+        <w:t xml:space="preserve">Drumul 3 (Respingere Financiară): Vârstă validă, dar venit/scor mic </w:t>
       </w:r>
       <w:r>
         <w:rPr>
@@ -5369,35 +1798,7 @@
         <w:rPr>
           <w:rFonts w:ascii="Times New Roman" w:hAnsi="Times New Roman" w:cs="Times New Roman"/>
         </w:rPr>
-        <w:t xml:space="preserve"> return "</w:t>
-      </w:r>
-      <w:proofErr w:type="spellStart"/>
-      <w:r>
-        <w:rPr>
-          <w:rFonts w:ascii="Times New Roman" w:hAnsi="Times New Roman" w:cs="Times New Roman"/>
-        </w:rPr>
-        <w:t>Respins</w:t>
-      </w:r>
-      <w:proofErr w:type="spellEnd"/>
-      <w:r>
-        <w:rPr>
-          <w:rFonts w:ascii="Times New Roman" w:hAnsi="Times New Roman" w:cs="Times New Roman"/>
-        </w:rPr>
-        <w:t xml:space="preserve">: </w:t>
-      </w:r>
-      <w:proofErr w:type="spellStart"/>
-      <w:r>
-        <w:rPr>
-          <w:rFonts w:ascii="Times New Roman" w:hAnsi="Times New Roman" w:cs="Times New Roman"/>
-        </w:rPr>
-        <w:t>Scor</w:t>
-      </w:r>
-      <w:proofErr w:type="spellEnd"/>
-      <w:r>
-        <w:rPr>
-          <w:rFonts w:ascii="Times New Roman" w:hAnsi="Times New Roman" w:cs="Times New Roman"/>
-        </w:rPr>
-        <w:t>...".</w:t>
+        <w:t xml:space="preserve"> return "Respins: Scor...".</w:t>
       </w:r>
     </w:p>
     <w:p>
@@ -5410,81 +1811,17 @@
           <w:rFonts w:ascii="Times New Roman" w:hAnsi="Times New Roman" w:cs="Times New Roman"/>
         </w:rPr>
       </w:pPr>
-      <w:proofErr w:type="spellStart"/>
-      <w:r>
-        <w:rPr>
-          <w:rFonts w:ascii="Times New Roman" w:hAnsi="Times New Roman" w:cs="Times New Roman"/>
-        </w:rPr>
-        <w:t>Drumul</w:t>
-      </w:r>
-      <w:proofErr w:type="spellEnd"/>
-      <w:r>
-        <w:rPr>
-          <w:rFonts w:ascii="Times New Roman" w:hAnsi="Times New Roman" w:cs="Times New Roman"/>
-        </w:rPr>
-        <w:t xml:space="preserve"> 4 (</w:t>
-      </w:r>
-      <w:proofErr w:type="spellStart"/>
-      <w:r>
-        <w:rPr>
-          <w:rFonts w:ascii="Times New Roman" w:hAnsi="Times New Roman" w:cs="Times New Roman"/>
-        </w:rPr>
-        <w:t>Aprobare</w:t>
-      </w:r>
-      <w:proofErr w:type="spellEnd"/>
-      <w:r>
-        <w:rPr>
-          <w:rFonts w:ascii="Times New Roman" w:hAnsi="Times New Roman" w:cs="Times New Roman"/>
-        </w:rPr>
-        <w:t xml:space="preserve"> Standard): </w:t>
-      </w:r>
-      <w:proofErr w:type="spellStart"/>
-      <w:r>
-        <w:rPr>
-          <w:rFonts w:ascii="Times New Roman" w:hAnsi="Times New Roman" w:cs="Times New Roman"/>
-        </w:rPr>
-        <w:t>Toate</w:t>
-      </w:r>
-      <w:proofErr w:type="spellEnd"/>
-      <w:r>
-        <w:rPr>
-          <w:rFonts w:ascii="Times New Roman" w:hAnsi="Times New Roman" w:cs="Times New Roman"/>
-        </w:rPr>
-        <w:t xml:space="preserve"> </w:t>
-      </w:r>
-      <w:proofErr w:type="spellStart"/>
-      <w:r>
-        <w:rPr>
-          <w:rFonts w:ascii="Times New Roman" w:hAnsi="Times New Roman" w:cs="Times New Roman"/>
-        </w:rPr>
-        <w:t>condițiile</w:t>
-      </w:r>
-      <w:proofErr w:type="spellEnd"/>
-      <w:r>
-        <w:rPr>
-          <w:rFonts w:ascii="Times New Roman" w:hAnsi="Times New Roman" w:cs="Times New Roman"/>
-        </w:rPr>
-        <w:t xml:space="preserve"> OK, </w:t>
-      </w:r>
-      <w:proofErr w:type="spellStart"/>
-      <w:r>
-        <w:rPr>
-          <w:rFonts w:ascii="Times New Roman" w:hAnsi="Times New Roman" w:cs="Times New Roman"/>
-        </w:rPr>
-        <w:t>sc</w:t>
-      </w:r>
-      <w:r>
-        <w:rPr>
-          <w:rFonts w:ascii="Times New Roman" w:hAnsi="Times New Roman" w:cs="Times New Roman"/>
-        </w:rPr>
-        <w:t>or</w:t>
-      </w:r>
-      <w:proofErr w:type="spellEnd"/>
-      <w:r>
-        <w:rPr>
-          <w:rFonts w:ascii="Times New Roman" w:hAnsi="Times New Roman" w:cs="Times New Roman"/>
-        </w:rPr>
-        <w:t xml:space="preserve"> &lt;= </w:t>
+      <w:r>
+        <w:rPr>
+          <w:rFonts w:ascii="Times New Roman" w:hAnsi="Times New Roman" w:cs="Times New Roman"/>
+        </w:rPr>
+        <w:t>Drumul 4 (Aprobare Standard): Toate condițiile OK, sc</w:t>
+      </w:r>
+      <w:r>
+        <w:rPr>
+          <w:rFonts w:ascii="Times New Roman" w:hAnsi="Times New Roman" w:cs="Times New Roman"/>
+        </w:rPr>
+        <w:t xml:space="preserve">or &lt;= </w:t>
       </w:r>
       <w:r>
         <w:rPr>
@@ -5503,89 +1840,11 @@
           <w:rFonts w:ascii="Times New Roman" w:hAnsi="Times New Roman" w:cs="Times New Roman"/>
         </w:rPr>
       </w:pPr>
-      <w:proofErr w:type="spellStart"/>
-      <w:r>
-        <w:rPr>
-          <w:rFonts w:ascii="Times New Roman" w:hAnsi="Times New Roman" w:cs="Times New Roman"/>
-        </w:rPr>
-        <w:t>Drumul</w:t>
-      </w:r>
-      <w:proofErr w:type="spellEnd"/>
-      <w:r>
-        <w:rPr>
-          <w:rFonts w:ascii="Times New Roman" w:hAnsi="Times New Roman" w:cs="Times New Roman"/>
-        </w:rPr>
-        <w:t xml:space="preserve"> 5 (</w:t>
-      </w:r>
-      <w:proofErr w:type="spellStart"/>
-      <w:r>
-        <w:rPr>
-          <w:rFonts w:ascii="Times New Roman" w:hAnsi="Times New Roman" w:cs="Times New Roman"/>
-        </w:rPr>
-        <w:t>Aprobare</w:t>
-      </w:r>
-      <w:proofErr w:type="spellEnd"/>
-      <w:r>
-        <w:rPr>
-          <w:rFonts w:ascii="Times New Roman" w:hAnsi="Times New Roman" w:cs="Times New Roman"/>
-        </w:rPr>
-        <w:t xml:space="preserve"> </w:t>
-      </w:r>
-      <w:proofErr w:type="spellStart"/>
-      <w:r>
-        <w:rPr>
-          <w:rFonts w:ascii="Times New Roman" w:hAnsi="Times New Roman" w:cs="Times New Roman"/>
-        </w:rPr>
-        <w:t>Excelentă</w:t>
-      </w:r>
-      <w:proofErr w:type="spellEnd"/>
-      <w:r>
-        <w:rPr>
-          <w:rFonts w:ascii="Times New Roman" w:hAnsi="Times New Roman" w:cs="Times New Roman"/>
-        </w:rPr>
-        <w:t xml:space="preserve">): </w:t>
-      </w:r>
-      <w:proofErr w:type="spellStart"/>
-      <w:r>
-        <w:rPr>
-          <w:rFonts w:ascii="Times New Roman" w:hAnsi="Times New Roman" w:cs="Times New Roman"/>
-        </w:rPr>
-        <w:t>Toate</w:t>
-      </w:r>
-      <w:proofErr w:type="spellEnd"/>
-      <w:r>
-        <w:rPr>
-          <w:rFonts w:ascii="Times New Roman" w:hAnsi="Times New Roman" w:cs="Times New Roman"/>
-        </w:rPr>
-        <w:t xml:space="preserve"> </w:t>
-      </w:r>
-      <w:proofErr w:type="spellStart"/>
-      <w:r>
-        <w:rPr>
-          <w:rFonts w:ascii="Times New Roman" w:hAnsi="Times New Roman" w:cs="Times New Roman"/>
-        </w:rPr>
-        <w:t>condițiile</w:t>
-      </w:r>
-      <w:proofErr w:type="spellEnd"/>
-      <w:r>
-        <w:rPr>
-          <w:rFonts w:ascii="Times New Roman" w:hAnsi="Times New Roman" w:cs="Times New Roman"/>
-        </w:rPr>
-        <w:t xml:space="preserve"> OK, </w:t>
-      </w:r>
-      <w:proofErr w:type="spellStart"/>
-      <w:r>
-        <w:rPr>
-          <w:rFonts w:ascii="Times New Roman" w:hAnsi="Times New Roman" w:cs="Times New Roman"/>
-        </w:rPr>
-        <w:t>scor</w:t>
-      </w:r>
-      <w:proofErr w:type="spellEnd"/>
-      <w:r>
-        <w:rPr>
-          <w:rFonts w:ascii="Times New Roman" w:hAnsi="Times New Roman" w:cs="Times New Roman"/>
-        </w:rPr>
-        <w:t xml:space="preserve"> &gt; 800.</w:t>
+      <w:r>
+        <w:rPr>
+          <w:rFonts w:ascii="Times New Roman" w:hAnsi="Times New Roman" w:cs="Times New Roman"/>
+        </w:rPr>
+        <w:t>Drumul 5 (Aprobare Excelentă): Toate condițiile OK, scor &gt; 800.</w:t>
       </w:r>
     </w:p>
     <w:p>
@@ -6376,6 +2635,7 @@
               <w:rPr>
                 <w:rFonts w:ascii="Times New Roman" w:hAnsi="Times New Roman" w:cs="Times New Roman"/>
               </w:rPr>
+              <w:lastRenderedPageBreak/>
               <w:t>9</w:t>
             </w:r>
           </w:p>
@@ -6929,7 +3189,6 @@
               <w:rPr>
                 <w:noProof/>
               </w:rPr>
-              <w:lastRenderedPageBreak/>
               <w:drawing>
                 <wp:inline distT="0" distB="0" distL="0" distR="0" wp14:anchorId="296D67FF" wp14:editId="1E06C37B">
                   <wp:extent cx="2615752" cy="3823022"/>
@@ -6946,7 +3205,7 @@
                           <pic:cNvPicPr/>
                         </pic:nvPicPr>
                         <pic:blipFill>
-                          <a:blip r:embed="rId8">
+                          <a:blip r:embed="rId9">
                             <a:extLst>
                               <a:ext uri="{28A0092B-C50C-407E-A947-70E740481C1C}">
                                 <a14:useLocalDpi xmlns:a14="http://schemas.microsoft.com/office/drawing/2010/main"/>
@@ -6999,7 +3258,7 @@
                           <pic:cNvPicPr/>
                         </pic:nvPicPr>
                         <pic:blipFill>
-                          <a:blip r:embed="rId9">
+                          <a:blip r:embed="rId10">
                             <a:extLst>
                               <a:ext uri="{28A0092B-C50C-407E-A947-70E740481C1C}">
                                 <a14:useLocalDpi xmlns:a14="http://schemas.microsoft.com/office/drawing/2010/main"/>
@@ -7131,6 +3390,7 @@
         <w:rPr>
           <w:rFonts w:ascii="Times New Roman" w:eastAsia="Times New Roman" w:hAnsi="Times New Roman" w:cs="Times New Roman"/>
         </w:rPr>
+        <w:lastRenderedPageBreak/>
         <w:t>toate valorile de frontieră relevante (Boundary Value Analysis)</w:t>
       </w:r>
     </w:p>
@@ -7183,41 +3443,13 @@
           <w:bCs/>
         </w:rPr>
       </w:pPr>
-      <w:proofErr w:type="spellStart"/>
       <w:r>
         <w:rPr>
           <w:rFonts w:ascii="Times New Roman" w:hAnsi="Times New Roman" w:cs="Times New Roman"/>
           <w:b/>
           <w:bCs/>
         </w:rPr>
-        <w:t>Raport</w:t>
-      </w:r>
-      <w:proofErr w:type="spellEnd"/>
-      <w:r>
-        <w:rPr>
-          <w:rFonts w:ascii="Times New Roman" w:hAnsi="Times New Roman" w:cs="Times New Roman"/>
-          <w:b/>
-          <w:bCs/>
-        </w:rPr>
-        <w:t xml:space="preserve"> de </w:t>
-      </w:r>
-      <w:proofErr w:type="spellStart"/>
-      <w:r>
-        <w:rPr>
-          <w:rFonts w:ascii="Times New Roman" w:hAnsi="Times New Roman" w:cs="Times New Roman"/>
-          <w:b/>
-          <w:bCs/>
-        </w:rPr>
-        <w:t>Acoperire</w:t>
-      </w:r>
-      <w:proofErr w:type="spellEnd"/>
-      <w:r>
-        <w:rPr>
-          <w:rFonts w:ascii="Times New Roman" w:hAnsi="Times New Roman" w:cs="Times New Roman"/>
-          <w:b/>
-          <w:bCs/>
-        </w:rPr>
-        <w:t xml:space="preserve"> (Coverage)</w:t>
+        <w:t>Raport de Acoperire (Coverage)</w:t>
       </w:r>
     </w:p>
     <w:p>
@@ -7227,20 +3459,11 @@
           <w:rFonts w:ascii="Times New Roman" w:hAnsi="Times New Roman" w:cs="Times New Roman"/>
         </w:rPr>
       </w:pPr>
-      <w:proofErr w:type="spellStart"/>
-      <w:r>
-        <w:rPr>
-          <w:rFonts w:ascii="Times New Roman" w:hAnsi="Times New Roman" w:cs="Times New Roman"/>
-        </w:rPr>
-        <w:lastRenderedPageBreak/>
-        <w:t>Folosind</w:t>
-      </w:r>
-      <w:proofErr w:type="spellEnd"/>
-      <w:r>
-        <w:rPr>
-          <w:rFonts w:ascii="Times New Roman" w:hAnsi="Times New Roman" w:cs="Times New Roman"/>
-        </w:rPr>
-        <w:t xml:space="preserve"> tool-ul </w:t>
+      <w:r>
+        <w:rPr>
+          <w:rFonts w:ascii="Times New Roman" w:hAnsi="Times New Roman" w:cs="Times New Roman"/>
+        </w:rPr>
+        <w:t xml:space="preserve">Folosind tool-ul </w:t>
       </w:r>
       <w:r>
         <w:rPr>
@@ -7254,49 +3477,7 @@
         <w:rPr>
           <w:rFonts w:ascii="Times New Roman" w:hAnsi="Times New Roman" w:cs="Times New Roman"/>
         </w:rPr>
-        <w:t xml:space="preserve">, am </w:t>
-      </w:r>
-      <w:proofErr w:type="spellStart"/>
-      <w:r>
-        <w:rPr>
-          <w:rFonts w:ascii="Times New Roman" w:hAnsi="Times New Roman" w:cs="Times New Roman"/>
-        </w:rPr>
-        <w:t>obținut</w:t>
-      </w:r>
-      <w:proofErr w:type="spellEnd"/>
-      <w:r>
-        <w:rPr>
-          <w:rFonts w:ascii="Times New Roman" w:hAnsi="Times New Roman" w:cs="Times New Roman"/>
-        </w:rPr>
-        <w:t xml:space="preserve"> </w:t>
-      </w:r>
-      <w:proofErr w:type="spellStart"/>
-      <w:r>
-        <w:rPr>
-          <w:rFonts w:ascii="Times New Roman" w:hAnsi="Times New Roman" w:cs="Times New Roman"/>
-        </w:rPr>
-        <w:t>următoarele</w:t>
-      </w:r>
-      <w:proofErr w:type="spellEnd"/>
-      <w:r>
-        <w:rPr>
-          <w:rFonts w:ascii="Times New Roman" w:hAnsi="Times New Roman" w:cs="Times New Roman"/>
-        </w:rPr>
-        <w:t xml:space="preserve"> </w:t>
-      </w:r>
-      <w:proofErr w:type="spellStart"/>
-      <w:r>
-        <w:rPr>
-          <w:rFonts w:ascii="Times New Roman" w:hAnsi="Times New Roman" w:cs="Times New Roman"/>
-        </w:rPr>
-        <w:t>rezultate</w:t>
-      </w:r>
-      <w:proofErr w:type="spellEnd"/>
-      <w:r>
-        <w:rPr>
-          <w:rFonts w:ascii="Times New Roman" w:hAnsi="Times New Roman" w:cs="Times New Roman"/>
-        </w:rPr>
-        <w:t>:</w:t>
+        <w:t>, am obținut următoarele rezultate:</w:t>
       </w:r>
     </w:p>
     <w:p>
@@ -7321,63 +3502,7 @@
         <w:rPr>
           <w:rFonts w:ascii="Times New Roman" w:hAnsi="Times New Roman" w:cs="Times New Roman"/>
         </w:rPr>
-        <w:t>100% (</w:t>
-      </w:r>
-      <w:proofErr w:type="spellStart"/>
-      <w:r>
-        <w:rPr>
-          <w:rFonts w:ascii="Times New Roman" w:hAnsi="Times New Roman" w:cs="Times New Roman"/>
-        </w:rPr>
-        <w:t>Toate</w:t>
-      </w:r>
-      <w:proofErr w:type="spellEnd"/>
-      <w:r>
-        <w:rPr>
-          <w:rFonts w:ascii="Times New Roman" w:hAnsi="Times New Roman" w:cs="Times New Roman"/>
-        </w:rPr>
-        <w:t xml:space="preserve"> </w:t>
-      </w:r>
-      <w:proofErr w:type="spellStart"/>
-      <w:r>
-        <w:rPr>
-          <w:rFonts w:ascii="Times New Roman" w:hAnsi="Times New Roman" w:cs="Times New Roman"/>
-        </w:rPr>
-        <w:t>liniile</w:t>
-      </w:r>
-      <w:proofErr w:type="spellEnd"/>
-      <w:r>
-        <w:rPr>
-          <w:rFonts w:ascii="Times New Roman" w:hAnsi="Times New Roman" w:cs="Times New Roman"/>
-        </w:rPr>
-        <w:t xml:space="preserve"> de cod au </w:t>
-      </w:r>
-      <w:proofErr w:type="spellStart"/>
-      <w:r>
-        <w:rPr>
-          <w:rFonts w:ascii="Times New Roman" w:hAnsi="Times New Roman" w:cs="Times New Roman"/>
-        </w:rPr>
-        <w:t>fost</w:t>
-      </w:r>
-      <w:proofErr w:type="spellEnd"/>
-      <w:r>
-        <w:rPr>
-          <w:rFonts w:ascii="Times New Roman" w:hAnsi="Times New Roman" w:cs="Times New Roman"/>
-        </w:rPr>
-        <w:t xml:space="preserve"> </w:t>
-      </w:r>
-      <w:proofErr w:type="spellStart"/>
-      <w:r>
-        <w:rPr>
-          <w:rFonts w:ascii="Times New Roman" w:hAnsi="Times New Roman" w:cs="Times New Roman"/>
-        </w:rPr>
-        <w:t>executate</w:t>
-      </w:r>
-      <w:proofErr w:type="spellEnd"/>
-      <w:r>
-        <w:rPr>
-          <w:rFonts w:ascii="Times New Roman" w:hAnsi="Times New Roman" w:cs="Times New Roman"/>
-        </w:rPr>
-        <w:t>).</w:t>
+        <w:t>100% (Toate liniile de cod au fost executate).</w:t>
       </w:r>
     </w:p>
     <w:p>
@@ -7402,105 +3527,7 @@
         <w:rPr>
           <w:rFonts w:ascii="Times New Roman" w:hAnsi="Times New Roman" w:cs="Times New Roman"/>
         </w:rPr>
-        <w:t>100% (</w:t>
-      </w:r>
-      <w:proofErr w:type="spellStart"/>
-      <w:r>
-        <w:rPr>
-          <w:rFonts w:ascii="Times New Roman" w:hAnsi="Times New Roman" w:cs="Times New Roman"/>
-        </w:rPr>
-        <w:t>Toate</w:t>
-      </w:r>
-      <w:proofErr w:type="spellEnd"/>
-      <w:r>
-        <w:rPr>
-          <w:rFonts w:ascii="Times New Roman" w:hAnsi="Times New Roman" w:cs="Times New Roman"/>
-        </w:rPr>
-        <w:t xml:space="preserve"> </w:t>
-      </w:r>
-      <w:proofErr w:type="spellStart"/>
-      <w:r>
-        <w:rPr>
-          <w:rFonts w:ascii="Times New Roman" w:hAnsi="Times New Roman" w:cs="Times New Roman"/>
-        </w:rPr>
-        <w:t>ramurile</w:t>
-      </w:r>
-      <w:proofErr w:type="spellEnd"/>
-      <w:r>
-        <w:rPr>
-          <w:rFonts w:ascii="Times New Roman" w:hAnsi="Times New Roman" w:cs="Times New Roman"/>
-        </w:rPr>
-        <w:t xml:space="preserve"> if/else au </w:t>
-      </w:r>
-      <w:proofErr w:type="spellStart"/>
-      <w:r>
-        <w:rPr>
-          <w:rFonts w:ascii="Times New Roman" w:hAnsi="Times New Roman" w:cs="Times New Roman"/>
-        </w:rPr>
-        <w:t>fost</w:t>
-      </w:r>
-      <w:proofErr w:type="spellEnd"/>
-      <w:r>
-        <w:rPr>
-          <w:rFonts w:ascii="Times New Roman" w:hAnsi="Times New Roman" w:cs="Times New Roman"/>
-        </w:rPr>
-        <w:t xml:space="preserve"> </w:t>
-      </w:r>
-      <w:proofErr w:type="spellStart"/>
-      <w:r>
-        <w:rPr>
-          <w:rFonts w:ascii="Times New Roman" w:hAnsi="Times New Roman" w:cs="Times New Roman"/>
-        </w:rPr>
-        <w:t>parcurse</w:t>
-      </w:r>
-      <w:proofErr w:type="spellEnd"/>
-      <w:r>
-        <w:rPr>
-          <w:rFonts w:ascii="Times New Roman" w:hAnsi="Times New Roman" w:cs="Times New Roman"/>
-        </w:rPr>
-        <w:t xml:space="preserve"> pe </w:t>
-      </w:r>
-      <w:proofErr w:type="spellStart"/>
-      <w:r>
-        <w:rPr>
-          <w:rFonts w:ascii="Times New Roman" w:hAnsi="Times New Roman" w:cs="Times New Roman"/>
-        </w:rPr>
-        <w:t>ambele</w:t>
-      </w:r>
-      <w:proofErr w:type="spellEnd"/>
-      <w:r>
-        <w:rPr>
-          <w:rFonts w:ascii="Times New Roman" w:hAnsi="Times New Roman" w:cs="Times New Roman"/>
-        </w:rPr>
-        <w:t xml:space="preserve"> </w:t>
-      </w:r>
-      <w:proofErr w:type="spellStart"/>
-      <w:r>
-        <w:rPr>
-          <w:rFonts w:ascii="Times New Roman" w:hAnsi="Times New Roman" w:cs="Times New Roman"/>
-        </w:rPr>
-        <w:t>logici</w:t>
-      </w:r>
-      <w:proofErr w:type="spellEnd"/>
-      <w:r>
-        <w:rPr>
-          <w:rFonts w:ascii="Times New Roman" w:hAnsi="Times New Roman" w:cs="Times New Roman"/>
-        </w:rPr>
-        <w:t xml:space="preserve">, True </w:t>
-      </w:r>
-      <w:proofErr w:type="spellStart"/>
-      <w:r>
-        <w:rPr>
-          <w:rFonts w:ascii="Times New Roman" w:hAnsi="Times New Roman" w:cs="Times New Roman"/>
-        </w:rPr>
-        <w:t>și</w:t>
-      </w:r>
-      <w:proofErr w:type="spellEnd"/>
-      <w:r>
-        <w:rPr>
-          <w:rFonts w:ascii="Times New Roman" w:hAnsi="Times New Roman" w:cs="Times New Roman"/>
-        </w:rPr>
-        <w:t xml:space="preserve"> False).</w:t>
+        <w:t>100% (Toate ramurile if/else au fost parcurse pe ambele logici, True și False).</w:t>
       </w:r>
     </w:p>
     <w:p>
@@ -7522,59 +3549,59 @@
           <w:bCs/>
         </w:rPr>
       </w:pPr>
-      <w:proofErr w:type="spellStart"/>
       <w:r>
         <w:rPr>
           <w:rFonts w:ascii="Times New Roman" w:hAnsi="Times New Roman" w:cs="Times New Roman"/>
           <w:b/>
           <w:bCs/>
         </w:rPr>
-        <w:t>Testarea</w:t>
-      </w:r>
-      <w:proofErr w:type="spellEnd"/>
-      <w:r>
+        <w:t>Testarea prin Mutanți (Mutation Testing)</w:t>
+      </w:r>
+    </w:p>
+    <w:p>
+      <w:pPr>
+        <w:ind w:left="360"/>
         <w:rPr>
           <w:rFonts w:ascii="Times New Roman" w:hAnsi="Times New Roman" w:cs="Times New Roman"/>
           <w:b/>
           <w:bCs/>
         </w:rPr>
-        <w:t xml:space="preserve"> </w:t>
-      </w:r>
-      <w:proofErr w:type="spellStart"/>
+      </w:pPr>
       <w:r>
         <w:rPr>
           <w:rFonts w:ascii="Times New Roman" w:hAnsi="Times New Roman" w:cs="Times New Roman"/>
           <w:b/>
           <w:bCs/>
         </w:rPr>
-        <w:t>prin</w:t>
-      </w:r>
-      <w:proofErr w:type="spellEnd"/>
-      <w:r>
+        <w:t>Tbc</w:t>
+      </w:r>
+    </w:p>
+    <w:p>
+      <w:pPr>
+        <w:ind w:left="360"/>
         <w:rPr>
           <w:rFonts w:ascii="Times New Roman" w:hAnsi="Times New Roman" w:cs="Times New Roman"/>
           <w:b/>
           <w:bCs/>
         </w:rPr>
-        <w:t xml:space="preserve"> </w:t>
-      </w:r>
-      <w:proofErr w:type="spellStart"/>
-      <w:r>
+      </w:pPr>
+    </w:p>
+    <w:p>
+      <w:pPr>
+        <w:ind w:left="360"/>
         <w:rPr>
           <w:rFonts w:ascii="Times New Roman" w:hAnsi="Times New Roman" w:cs="Times New Roman"/>
           <w:b/>
           <w:bCs/>
         </w:rPr>
-        <w:t>Mutanți</w:t>
-      </w:r>
-      <w:proofErr w:type="spellEnd"/>
+      </w:pPr>
       <w:r>
         <w:rPr>
           <w:rFonts w:ascii="Times New Roman" w:hAnsi="Times New Roman" w:cs="Times New Roman"/>
           <w:b/>
           <w:bCs/>
         </w:rPr>
-        <w:t xml:space="preserve"> (Mutation Testing)</w:t>
+        <w:t>Mediul de Dezvoltare și Testare</w:t>
       </w:r>
     </w:p>
     <w:p>
@@ -7582,123 +3609,13 @@
         <w:ind w:left="360"/>
         <w:rPr>
           <w:rFonts w:ascii="Times New Roman" w:hAnsi="Times New Roman" w:cs="Times New Roman"/>
-          <w:b/>
-          <w:bCs/>
-        </w:rPr>
-      </w:pPr>
-      <w:r>
-        <w:rPr>
-          <w:rFonts w:ascii="Times New Roman" w:hAnsi="Times New Roman" w:cs="Times New Roman"/>
-          <w:b/>
-          <w:bCs/>
-        </w:rPr>
-        <w:t>Tbc</w:t>
-      </w:r>
-    </w:p>
-    <w:p>
-      <w:pPr>
-        <w:ind w:left="360"/>
-        <w:rPr>
-          <w:rFonts w:ascii="Times New Roman" w:hAnsi="Times New Roman" w:cs="Times New Roman"/>
-          <w:b/>
-          <w:bCs/>
-        </w:rPr>
-      </w:pPr>
-    </w:p>
-    <w:p>
-      <w:pPr>
-        <w:ind w:left="360"/>
-        <w:rPr>
-          <w:rFonts w:ascii="Times New Roman" w:hAnsi="Times New Roman" w:cs="Times New Roman"/>
-          <w:b/>
-          <w:bCs/>
-        </w:rPr>
-      </w:pPr>
-      <w:proofErr w:type="spellStart"/>
-      <w:r>
-        <w:rPr>
-          <w:rFonts w:ascii="Times New Roman" w:hAnsi="Times New Roman" w:cs="Times New Roman"/>
-          <w:b/>
-          <w:bCs/>
-        </w:rPr>
-        <w:t>Mediul</w:t>
-      </w:r>
-      <w:proofErr w:type="spellEnd"/>
-      <w:r>
-        <w:rPr>
-          <w:rFonts w:ascii="Times New Roman" w:hAnsi="Times New Roman" w:cs="Times New Roman"/>
-          <w:b/>
-          <w:bCs/>
-        </w:rPr>
-        <w:t xml:space="preserve"> de </w:t>
-      </w:r>
-      <w:proofErr w:type="spellStart"/>
-      <w:r>
-        <w:rPr>
-          <w:rFonts w:ascii="Times New Roman" w:hAnsi="Times New Roman" w:cs="Times New Roman"/>
-          <w:b/>
-          <w:bCs/>
-        </w:rPr>
-        <w:t>Dezvoltare</w:t>
-      </w:r>
-      <w:proofErr w:type="spellEnd"/>
-      <w:r>
-        <w:rPr>
-          <w:rFonts w:ascii="Times New Roman" w:hAnsi="Times New Roman" w:cs="Times New Roman"/>
-          <w:b/>
-          <w:bCs/>
-        </w:rPr>
-        <w:t xml:space="preserve"> </w:t>
-      </w:r>
-      <w:proofErr w:type="spellStart"/>
-      <w:r>
-        <w:rPr>
-          <w:rFonts w:ascii="Times New Roman" w:hAnsi="Times New Roman" w:cs="Times New Roman"/>
-          <w:b/>
-          <w:bCs/>
-        </w:rPr>
-        <w:t>și</w:t>
-      </w:r>
-      <w:proofErr w:type="spellEnd"/>
-      <w:r>
-        <w:rPr>
-          <w:rFonts w:ascii="Times New Roman" w:hAnsi="Times New Roman" w:cs="Times New Roman"/>
-          <w:b/>
-          <w:bCs/>
-        </w:rPr>
-        <w:t xml:space="preserve"> </w:t>
-      </w:r>
-      <w:proofErr w:type="spellStart"/>
-      <w:r>
-        <w:rPr>
-          <w:rFonts w:ascii="Times New Roman" w:hAnsi="Times New Roman" w:cs="Times New Roman"/>
-          <w:b/>
-          <w:bCs/>
-        </w:rPr>
-        <w:t>Testare</w:t>
-      </w:r>
-      <w:proofErr w:type="spellEnd"/>
-    </w:p>
-    <w:p>
-      <w:pPr>
-        <w:ind w:left="360"/>
-        <w:rPr>
-          <w:rFonts w:ascii="Times New Roman" w:hAnsi="Times New Roman" w:cs="Times New Roman"/>
-        </w:rPr>
-      </w:pPr>
-      <w:proofErr w:type="spellStart"/>
-      <w:r>
-        <w:rPr>
-          <w:rFonts w:ascii="Times New Roman" w:hAnsi="Times New Roman" w:cs="Times New Roman"/>
-        </w:rPr>
-        <w:t>Configurație</w:t>
-      </w:r>
-      <w:proofErr w:type="spellEnd"/>
-      <w:r>
-        <w:rPr>
-          <w:rFonts w:ascii="Times New Roman" w:hAnsi="Times New Roman" w:cs="Times New Roman"/>
-        </w:rPr>
-        <w:t xml:space="preserve"> Hardware</w:t>
+        </w:rPr>
+      </w:pPr>
+      <w:r>
+        <w:rPr>
+          <w:rFonts w:ascii="Times New Roman" w:hAnsi="Times New Roman" w:cs="Times New Roman"/>
+        </w:rPr>
+        <w:t>Configurație Hardware</w:t>
       </w:r>
     </w:p>
     <w:p>
@@ -7712,47 +3629,11 @@
           <w:rFonts w:ascii="Times New Roman" w:hAnsi="Times New Roman" w:cs="Times New Roman"/>
         </w:rPr>
       </w:pPr>
-      <w:proofErr w:type="spellStart"/>
-      <w:r>
-        <w:rPr>
-          <w:rFonts w:ascii="Times New Roman" w:hAnsi="Times New Roman" w:cs="Times New Roman"/>
-        </w:rPr>
-        <w:t>Procesor</w:t>
-      </w:r>
-      <w:proofErr w:type="spellEnd"/>
-      <w:r>
-        <w:rPr>
-          <w:rFonts w:ascii="Times New Roman" w:hAnsi="Times New Roman" w:cs="Times New Roman"/>
-        </w:rPr>
-        <w:t>: Intel Core i5 / AMD Ryzen 5 (</w:t>
-      </w:r>
-      <w:proofErr w:type="spellStart"/>
-      <w:r>
-        <w:rPr>
-          <w:rFonts w:ascii="Times New Roman" w:hAnsi="Times New Roman" w:cs="Times New Roman"/>
-        </w:rPr>
-        <w:t>sau</w:t>
-      </w:r>
-      <w:proofErr w:type="spellEnd"/>
-      <w:r>
-        <w:rPr>
-          <w:rFonts w:ascii="Times New Roman" w:hAnsi="Times New Roman" w:cs="Times New Roman"/>
-        </w:rPr>
-        <w:t xml:space="preserve"> </w:t>
-      </w:r>
-      <w:proofErr w:type="spellStart"/>
-      <w:r>
-        <w:rPr>
-          <w:rFonts w:ascii="Times New Roman" w:hAnsi="Times New Roman" w:cs="Times New Roman"/>
-        </w:rPr>
-        <w:t>echivalent</w:t>
-      </w:r>
-      <w:proofErr w:type="spellEnd"/>
-      <w:r>
-        <w:rPr>
-          <w:rFonts w:ascii="Times New Roman" w:hAnsi="Times New Roman" w:cs="Times New Roman"/>
-        </w:rPr>
-        <w:t>)</w:t>
+      <w:r>
+        <w:rPr>
+          <w:rFonts w:ascii="Times New Roman" w:hAnsi="Times New Roman" w:cs="Times New Roman"/>
+        </w:rPr>
+        <w:t>Procesor: Intel Core i5 / AMD Ryzen 5 (sau echivalent)</w:t>
       </w:r>
     </w:p>
     <w:p>
@@ -7784,33 +3665,11 @@
           <w:rFonts w:ascii="Times New Roman" w:hAnsi="Times New Roman" w:cs="Times New Roman"/>
         </w:rPr>
       </w:pPr>
-      <w:proofErr w:type="spellStart"/>
-      <w:r>
-        <w:rPr>
-          <w:rFonts w:ascii="Times New Roman" w:hAnsi="Times New Roman" w:cs="Times New Roman"/>
-        </w:rPr>
-        <w:t>Stocare</w:t>
-      </w:r>
-      <w:proofErr w:type="spellEnd"/>
-      <w:r>
-        <w:rPr>
-          <w:rFonts w:ascii="Times New Roman" w:hAnsi="Times New Roman" w:cs="Times New Roman"/>
-        </w:rPr>
-        <w:t xml:space="preserve">: SSD </w:t>
-      </w:r>
-      <w:proofErr w:type="spellStart"/>
-      <w:r>
-        <w:rPr>
-          <w:rFonts w:ascii="Times New Roman" w:hAnsi="Times New Roman" w:cs="Times New Roman"/>
-        </w:rPr>
-        <w:t>NVMe</w:t>
-      </w:r>
-      <w:proofErr w:type="spellEnd"/>
-      <w:r>
-        <w:rPr>
-          <w:rFonts w:ascii="Times New Roman" w:hAnsi="Times New Roman" w:cs="Times New Roman"/>
-        </w:rPr>
-        <w:t xml:space="preserve"> / SATA</w:t>
+      <w:r>
+        <w:rPr>
+          <w:rFonts w:ascii="Times New Roman" w:hAnsi="Times New Roman" w:cs="Times New Roman"/>
+        </w:rPr>
+        <w:t>Stocare: SSD NVMe / SATA</w:t>
       </w:r>
     </w:p>
     <w:p>
@@ -7824,33 +3683,11 @@
           <w:rFonts w:ascii="Times New Roman" w:hAnsi="Times New Roman" w:cs="Times New Roman"/>
         </w:rPr>
       </w:pPr>
-      <w:proofErr w:type="spellStart"/>
-      <w:r>
-        <w:rPr>
-          <w:rFonts w:ascii="Times New Roman" w:hAnsi="Times New Roman" w:cs="Times New Roman"/>
-        </w:rPr>
-        <w:t>Arhitectură</w:t>
-      </w:r>
-      <w:proofErr w:type="spellEnd"/>
-      <w:r>
-        <w:rPr>
-          <w:rFonts w:ascii="Times New Roman" w:hAnsi="Times New Roman" w:cs="Times New Roman"/>
-        </w:rPr>
-        <w:t xml:space="preserve"> </w:t>
-      </w:r>
-      <w:proofErr w:type="spellStart"/>
-      <w:r>
-        <w:rPr>
-          <w:rFonts w:ascii="Times New Roman" w:hAnsi="Times New Roman" w:cs="Times New Roman"/>
-        </w:rPr>
-        <w:t>Sistem</w:t>
-      </w:r>
-      <w:proofErr w:type="spellEnd"/>
-      <w:r>
-        <w:rPr>
-          <w:rFonts w:ascii="Times New Roman" w:hAnsi="Times New Roman" w:cs="Times New Roman"/>
-        </w:rPr>
-        <w:t>: 64-bit</w:t>
+      <w:r>
+        <w:rPr>
+          <w:rFonts w:ascii="Times New Roman" w:hAnsi="Times New Roman" w:cs="Times New Roman"/>
+        </w:rPr>
+        <w:t>Arhitectură Sistem: 64-bit</w:t>
       </w:r>
     </w:p>
     <w:p>
@@ -7860,19 +3697,11 @@
           <w:rFonts w:ascii="Times New Roman" w:hAnsi="Times New Roman" w:cs="Times New Roman"/>
         </w:rPr>
       </w:pPr>
-      <w:proofErr w:type="spellStart"/>
-      <w:r>
-        <w:rPr>
-          <w:rFonts w:ascii="Times New Roman" w:hAnsi="Times New Roman" w:cs="Times New Roman"/>
-        </w:rPr>
-        <w:t>Configurație</w:t>
-      </w:r>
-      <w:proofErr w:type="spellEnd"/>
-      <w:r>
-        <w:rPr>
-          <w:rFonts w:ascii="Times New Roman" w:hAnsi="Times New Roman" w:cs="Times New Roman"/>
-        </w:rPr>
-        <w:t xml:space="preserve"> Software</w:t>
+      <w:r>
+        <w:rPr>
+          <w:rFonts w:ascii="Times New Roman" w:hAnsi="Times New Roman" w:cs="Times New Roman"/>
+        </w:rPr>
+        <w:t>Configurație Software</w:t>
       </w:r>
     </w:p>
     <w:p>
@@ -7886,33 +3715,11 @@
           <w:rFonts w:ascii="Times New Roman" w:hAnsi="Times New Roman" w:cs="Times New Roman"/>
         </w:rPr>
       </w:pPr>
-      <w:proofErr w:type="spellStart"/>
-      <w:r>
-        <w:rPr>
-          <w:rFonts w:ascii="Times New Roman" w:hAnsi="Times New Roman" w:cs="Times New Roman"/>
-        </w:rPr>
-        <w:t>Sistem</w:t>
-      </w:r>
-      <w:proofErr w:type="spellEnd"/>
-      <w:r>
-        <w:rPr>
-          <w:rFonts w:ascii="Times New Roman" w:hAnsi="Times New Roman" w:cs="Times New Roman"/>
-        </w:rPr>
-        <w:t xml:space="preserve"> de </w:t>
-      </w:r>
-      <w:proofErr w:type="spellStart"/>
-      <w:r>
-        <w:rPr>
-          <w:rFonts w:ascii="Times New Roman" w:hAnsi="Times New Roman" w:cs="Times New Roman"/>
-        </w:rPr>
-        <w:t>Operare</w:t>
-      </w:r>
-      <w:proofErr w:type="spellEnd"/>
-      <w:r>
-        <w:rPr>
-          <w:rFonts w:ascii="Times New Roman" w:hAnsi="Times New Roman" w:cs="Times New Roman"/>
-        </w:rPr>
-        <w:t>: Windows 10/11 Home/Pro</w:t>
+      <w:r>
+        <w:rPr>
+          <w:rFonts w:ascii="Times New Roman" w:hAnsi="Times New Roman" w:cs="Times New Roman"/>
+        </w:rPr>
+        <w:t>Sistem de Operare: Windows 10/11 Home/Pro</w:t>
       </w:r>
     </w:p>
     <w:p>
@@ -7962,47 +3769,11 @@
           <w:rFonts w:ascii="Times New Roman" w:hAnsi="Times New Roman" w:cs="Times New Roman"/>
         </w:rPr>
       </w:pPr>
-      <w:proofErr w:type="spellStart"/>
-      <w:r>
-        <w:rPr>
-          <w:rFonts w:ascii="Times New Roman" w:hAnsi="Times New Roman" w:cs="Times New Roman"/>
-        </w:rPr>
-        <w:t>Utilizare</w:t>
-      </w:r>
-      <w:proofErr w:type="spellEnd"/>
-      <w:r>
-        <w:rPr>
-          <w:rFonts w:ascii="Times New Roman" w:hAnsi="Times New Roman" w:cs="Times New Roman"/>
-        </w:rPr>
-        <w:t xml:space="preserve"> </w:t>
-      </w:r>
-      <w:proofErr w:type="spellStart"/>
-      <w:r>
-        <w:rPr>
-          <w:rFonts w:ascii="Times New Roman" w:hAnsi="Times New Roman" w:cs="Times New Roman"/>
-        </w:rPr>
-        <w:t>Mașină</w:t>
-      </w:r>
-      <w:proofErr w:type="spellEnd"/>
-      <w:r>
-        <w:rPr>
-          <w:rFonts w:ascii="Times New Roman" w:hAnsi="Times New Roman" w:cs="Times New Roman"/>
-        </w:rPr>
-        <w:t xml:space="preserve"> </w:t>
-      </w:r>
-      <w:proofErr w:type="spellStart"/>
-      <w:r>
-        <w:rPr>
-          <w:rFonts w:ascii="Times New Roman" w:hAnsi="Times New Roman" w:cs="Times New Roman"/>
-        </w:rPr>
-        <w:t>Virtuală</w:t>
-      </w:r>
-      <w:proofErr w:type="spellEnd"/>
-      <w:r>
-        <w:rPr>
-          <w:rFonts w:ascii="Times New Roman" w:hAnsi="Times New Roman" w:cs="Times New Roman"/>
-        </w:rPr>
-        <w:t>: Nu</w:t>
+      <w:r>
+        <w:rPr>
+          <w:rFonts w:ascii="Times New Roman" w:hAnsi="Times New Roman" w:cs="Times New Roman"/>
+        </w:rPr>
+        <w:t>Utilizare Mașină Virtuală: Nu</w:t>
       </w:r>
     </w:p>
     <w:p>
@@ -8040,56 +3811,12 @@
           <w:rFonts w:ascii="Times New Roman" w:hAnsi="Times New Roman" w:cs="Times New Roman"/>
         </w:rPr>
       </w:pPr>
-      <w:proofErr w:type="spellStart"/>
-      <w:r>
-        <w:rPr>
-          <w:rFonts w:ascii="Times New Roman" w:hAnsi="Times New Roman" w:cs="Times New Roman"/>
-        </w:rPr>
-        <w:t>Versiuni</w:t>
-      </w:r>
-      <w:proofErr w:type="spellEnd"/>
-      <w:r>
-        <w:rPr>
-          <w:rFonts w:ascii="Times New Roman" w:hAnsi="Times New Roman" w:cs="Times New Roman"/>
-        </w:rPr>
-        <w:t xml:space="preserve"> Tool-</w:t>
-      </w:r>
-      <w:proofErr w:type="spellStart"/>
-      <w:r>
-        <w:rPr>
-          <w:rFonts w:ascii="Times New Roman" w:hAnsi="Times New Roman" w:cs="Times New Roman"/>
-        </w:rPr>
-        <w:t>uri</w:t>
-      </w:r>
-      <w:proofErr w:type="spellEnd"/>
-      <w:r>
-        <w:rPr>
-          <w:rFonts w:ascii="Times New Roman" w:hAnsi="Times New Roman" w:cs="Times New Roman"/>
-        </w:rPr>
-        <w:t xml:space="preserve"> </w:t>
-      </w:r>
-      <w:proofErr w:type="spellStart"/>
-      <w:r>
-        <w:rPr>
-          <w:rFonts w:ascii="Times New Roman" w:hAnsi="Times New Roman" w:cs="Times New Roman"/>
-        </w:rPr>
-        <w:t>și</w:t>
-      </w:r>
-      <w:proofErr w:type="spellEnd"/>
-      <w:r>
-        <w:rPr>
-          <w:rFonts w:ascii="Times New Roman" w:hAnsi="Times New Roman" w:cs="Times New Roman"/>
-        </w:rPr>
-        <w:t xml:space="preserve"> </w:t>
-      </w:r>
-      <w:proofErr w:type="spellStart"/>
-      <w:r>
-        <w:rPr>
-          <w:rFonts w:ascii="Times New Roman" w:hAnsi="Times New Roman" w:cs="Times New Roman"/>
-        </w:rPr>
-        <w:t>Librării</w:t>
-      </w:r>
-      <w:proofErr w:type="spellEnd"/>
+      <w:r>
+        <w:rPr>
+          <w:rFonts w:ascii="Times New Roman" w:hAnsi="Times New Roman" w:cs="Times New Roman"/>
+        </w:rPr>
+        <w:t>Versiuni Tool-uri și Librării</w:t>
+      </w:r>
     </w:p>
     <w:tbl>
       <w:tblPr>
@@ -8138,18 +3865,8 @@
                 <w:b/>
                 <w:bCs/>
               </w:rPr>
-              <w:t xml:space="preserve">Tool / </w:t>
-            </w:r>
-            <w:proofErr w:type="spellStart"/>
-            <w:r>
-              <w:rPr>
-                <w:rFonts w:ascii="Times New Roman" w:hAnsi="Times New Roman" w:cs="Times New Roman"/>
-                <w:b/>
-                <w:bCs/>
-              </w:rPr>
-              <w:t>Librărie</w:t>
-            </w:r>
-            <w:proofErr w:type="spellEnd"/>
+              <w:t>Tool / Librărie</w:t>
+            </w:r>
           </w:p>
         </w:tc>
         <w:tc>
@@ -8171,7 +3888,6 @@
                 <w:rFonts w:ascii="Times New Roman" w:hAnsi="Times New Roman" w:cs="Times New Roman"/>
               </w:rPr>
             </w:pPr>
-            <w:proofErr w:type="spellStart"/>
             <w:r>
               <w:rPr>
                 <w:rFonts w:ascii="Times New Roman" w:hAnsi="Times New Roman" w:cs="Times New Roman"/>
@@ -8180,7 +3896,6 @@
               </w:rPr>
               <w:t>Versiune</w:t>
             </w:r>
-            <w:proofErr w:type="spellEnd"/>
           </w:p>
         </w:tc>
         <w:tc>
@@ -8202,52 +3917,14 @@
                 <w:rFonts w:ascii="Times New Roman" w:hAnsi="Times New Roman" w:cs="Times New Roman"/>
               </w:rPr>
             </w:pPr>
-            <w:proofErr w:type="spellStart"/>
             <w:r>
               <w:rPr>
                 <w:rFonts w:ascii="Times New Roman" w:hAnsi="Times New Roman" w:cs="Times New Roman"/>
                 <w:b/>
                 <w:bCs/>
               </w:rPr>
-              <w:t>Rol</w:t>
-            </w:r>
-            <w:proofErr w:type="spellEnd"/>
-            <w:r>
-              <w:rPr>
-                <w:rFonts w:ascii="Times New Roman" w:hAnsi="Times New Roman" w:cs="Times New Roman"/>
-                <w:b/>
-                <w:bCs/>
-              </w:rPr>
-              <w:t xml:space="preserve"> </w:t>
-            </w:r>
-            <w:proofErr w:type="spellStart"/>
-            <w:r>
-              <w:rPr>
-                <w:rFonts w:ascii="Times New Roman" w:hAnsi="Times New Roman" w:cs="Times New Roman"/>
-                <w:b/>
-                <w:bCs/>
-              </w:rPr>
-              <w:t>în</w:t>
-            </w:r>
-            <w:proofErr w:type="spellEnd"/>
-            <w:r>
-              <w:rPr>
-                <w:rFonts w:ascii="Times New Roman" w:hAnsi="Times New Roman" w:cs="Times New Roman"/>
-                <w:b/>
-                <w:bCs/>
-              </w:rPr>
-              <w:t xml:space="preserve"> </w:t>
-            </w:r>
-            <w:proofErr w:type="spellStart"/>
-            <w:r>
-              <w:rPr>
-                <w:rFonts w:ascii="Times New Roman" w:hAnsi="Times New Roman" w:cs="Times New Roman"/>
-                <w:b/>
-                <w:bCs/>
-              </w:rPr>
-              <w:t>Proiect</w:t>
-            </w:r>
-            <w:proofErr w:type="spellEnd"/>
+              <w:t>Rol în Proiect</w:t>
+            </w:r>
           </w:p>
         </w:tc>
       </w:tr>
@@ -8336,33 +4013,11 @@
                 <w:rFonts w:ascii="Times New Roman" w:hAnsi="Times New Roman" w:cs="Times New Roman"/>
               </w:rPr>
             </w:pPr>
-            <w:proofErr w:type="spellStart"/>
             <w:r>
               <w:rPr>
                 <w:rFonts w:ascii="Times New Roman" w:hAnsi="Times New Roman" w:cs="Times New Roman"/>
               </w:rPr>
-              <w:t>Limbajul</w:t>
-            </w:r>
-            <w:proofErr w:type="spellEnd"/>
-            <w:r>
-              <w:rPr>
-                <w:rFonts w:ascii="Times New Roman" w:hAnsi="Times New Roman" w:cs="Times New Roman"/>
-              </w:rPr>
-              <w:t xml:space="preserve"> de </w:t>
-            </w:r>
-            <w:proofErr w:type="spellStart"/>
-            <w:r>
-              <w:rPr>
-                <w:rFonts w:ascii="Times New Roman" w:hAnsi="Times New Roman" w:cs="Times New Roman"/>
-              </w:rPr>
-              <w:t>programare</w:t>
-            </w:r>
-            <w:proofErr w:type="spellEnd"/>
-            <w:r>
-              <w:rPr>
-                <w:rFonts w:ascii="Times New Roman" w:hAnsi="Times New Roman" w:cs="Times New Roman"/>
-              </w:rPr>
-              <w:t xml:space="preserve"> principal</w:t>
+              <w:t>Limbajul de programare principal</w:t>
             </w:r>
           </w:p>
         </w:tc>
@@ -8390,7 +4045,6 @@
                 <w:rFonts w:ascii="Times New Roman" w:hAnsi="Times New Roman" w:cs="Times New Roman"/>
               </w:rPr>
             </w:pPr>
-            <w:proofErr w:type="spellStart"/>
             <w:r>
               <w:rPr>
                 <w:rFonts w:ascii="Times New Roman" w:hAnsi="Times New Roman" w:cs="Times New Roman"/>
@@ -8399,7 +4053,6 @@
               </w:rPr>
               <w:t>unittest</w:t>
             </w:r>
-            <w:proofErr w:type="spellEnd"/>
           </w:p>
         </w:tc>
         <w:tc>
@@ -8452,30 +4105,8 @@
               <w:rPr>
                 <w:rFonts w:ascii="Times New Roman" w:hAnsi="Times New Roman" w:cs="Times New Roman"/>
               </w:rPr>
-              <w:t xml:space="preserve">Framework-ul de </w:t>
-            </w:r>
-            <w:proofErr w:type="spellStart"/>
-            <w:r>
-              <w:rPr>
-                <w:rFonts w:ascii="Times New Roman" w:hAnsi="Times New Roman" w:cs="Times New Roman"/>
-              </w:rPr>
-              <w:t>testare</w:t>
-            </w:r>
-            <w:proofErr w:type="spellEnd"/>
-            <w:r>
-              <w:rPr>
-                <w:rFonts w:ascii="Times New Roman" w:hAnsi="Times New Roman" w:cs="Times New Roman"/>
-              </w:rPr>
-              <w:t xml:space="preserve"> </w:t>
-            </w:r>
-            <w:proofErr w:type="spellStart"/>
-            <w:r>
-              <w:rPr>
-                <w:rFonts w:ascii="Times New Roman" w:hAnsi="Times New Roman" w:cs="Times New Roman"/>
-              </w:rPr>
-              <w:t>unitară</w:t>
-            </w:r>
-            <w:proofErr w:type="spellEnd"/>
+              <w:t>Framework-ul de testare unitară</w:t>
+            </w:r>
           </w:p>
         </w:tc>
       </w:tr>
@@ -8558,47 +4189,11 @@
                 <w:rFonts w:ascii="Times New Roman" w:hAnsi="Times New Roman" w:cs="Times New Roman"/>
               </w:rPr>
             </w:pPr>
-            <w:proofErr w:type="spellStart"/>
             <w:r>
               <w:rPr>
                 <w:rFonts w:ascii="Times New Roman" w:hAnsi="Times New Roman" w:cs="Times New Roman"/>
               </w:rPr>
-              <w:t>Analiza</w:t>
-            </w:r>
-            <w:proofErr w:type="spellEnd"/>
-            <w:r>
-              <w:rPr>
-                <w:rFonts w:ascii="Times New Roman" w:hAnsi="Times New Roman" w:cs="Times New Roman"/>
-              </w:rPr>
-              <w:t xml:space="preserve"> </w:t>
-            </w:r>
-            <w:proofErr w:type="spellStart"/>
-            <w:r>
-              <w:rPr>
-                <w:rFonts w:ascii="Times New Roman" w:hAnsi="Times New Roman" w:cs="Times New Roman"/>
-              </w:rPr>
-              <w:t>acoperirii</w:t>
-            </w:r>
-            <w:proofErr w:type="spellEnd"/>
-            <w:r>
-              <w:rPr>
-                <w:rFonts w:ascii="Times New Roman" w:hAnsi="Times New Roman" w:cs="Times New Roman"/>
-              </w:rPr>
-              <w:t xml:space="preserve"> </w:t>
-            </w:r>
-            <w:proofErr w:type="spellStart"/>
-            <w:r>
-              <w:rPr>
-                <w:rFonts w:ascii="Times New Roman" w:hAnsi="Times New Roman" w:cs="Times New Roman"/>
-              </w:rPr>
-              <w:t>codului</w:t>
-            </w:r>
-            <w:proofErr w:type="spellEnd"/>
-            <w:r>
-              <w:rPr>
-                <w:rFonts w:ascii="Times New Roman" w:hAnsi="Times New Roman" w:cs="Times New Roman"/>
-              </w:rPr>
-              <w:t xml:space="preserve"> (Statement Coverage)</w:t>
+              <w:t>Analiza acoperirii codului (Statement Coverage)</w:t>
             </w:r>
           </w:p>
         </w:tc>
@@ -8632,7 +4227,6 @@
                 <w:b/>
                 <w:bCs/>
               </w:rPr>
-              <w:lastRenderedPageBreak/>
               <w:t>pip</w:t>
             </w:r>
           </w:p>
@@ -8683,70 +4277,12 @@
                 <w:rFonts w:ascii="Times New Roman" w:hAnsi="Times New Roman" w:cs="Times New Roman"/>
               </w:rPr>
             </w:pPr>
-            <w:proofErr w:type="spellStart"/>
             <w:r>
               <w:rPr>
                 <w:rFonts w:ascii="Times New Roman" w:hAnsi="Times New Roman" w:cs="Times New Roman"/>
               </w:rPr>
-              <w:t>Managerul</w:t>
-            </w:r>
-            <w:proofErr w:type="spellEnd"/>
-            <w:r>
-              <w:rPr>
-                <w:rFonts w:ascii="Times New Roman" w:hAnsi="Times New Roman" w:cs="Times New Roman"/>
-              </w:rPr>
-              <w:t xml:space="preserve"> de </w:t>
-            </w:r>
-            <w:proofErr w:type="spellStart"/>
-            <w:r>
-              <w:rPr>
-                <w:rFonts w:ascii="Times New Roman" w:hAnsi="Times New Roman" w:cs="Times New Roman"/>
-              </w:rPr>
-              <w:t>pachete</w:t>
-            </w:r>
-            <w:proofErr w:type="spellEnd"/>
-            <w:r>
-              <w:rPr>
-                <w:rFonts w:ascii="Times New Roman" w:hAnsi="Times New Roman" w:cs="Times New Roman"/>
-              </w:rPr>
-              <w:t xml:space="preserve"> </w:t>
-            </w:r>
-            <w:proofErr w:type="spellStart"/>
-            <w:r>
-              <w:rPr>
-                <w:rFonts w:ascii="Times New Roman" w:hAnsi="Times New Roman" w:cs="Times New Roman"/>
-              </w:rPr>
-              <w:t>pentru</w:t>
-            </w:r>
-            <w:proofErr w:type="spellEnd"/>
-            <w:r>
-              <w:rPr>
-                <w:rFonts w:ascii="Times New Roman" w:hAnsi="Times New Roman" w:cs="Times New Roman"/>
-              </w:rPr>
-              <w:t xml:space="preserve"> </w:t>
-            </w:r>
-            <w:proofErr w:type="spellStart"/>
-            <w:r>
-              <w:rPr>
-                <w:rFonts w:ascii="Times New Roman" w:hAnsi="Times New Roman" w:cs="Times New Roman"/>
-              </w:rPr>
-              <w:t>instalarea</w:t>
-            </w:r>
-            <w:proofErr w:type="spellEnd"/>
-            <w:r>
-              <w:rPr>
-                <w:rFonts w:ascii="Times New Roman" w:hAnsi="Times New Roman" w:cs="Times New Roman"/>
-              </w:rPr>
-              <w:t xml:space="preserve"> </w:t>
-            </w:r>
-            <w:proofErr w:type="spellStart"/>
-            <w:r>
-              <w:rPr>
-                <w:rFonts w:ascii="Times New Roman" w:hAnsi="Times New Roman" w:cs="Times New Roman"/>
-              </w:rPr>
-              <w:t>dependențelor</w:t>
-            </w:r>
-            <w:proofErr w:type="spellEnd"/>
+              <w:t>Managerul de pachete pentru instalarea dependențelor</w:t>
+            </w:r>
           </w:p>
         </w:tc>
       </w:tr>
@@ -8796,7 +4332,6 @@
           <w:bCs/>
         </w:rPr>
       </w:pPr>
-      <w:proofErr w:type="spellStart"/>
       <w:r>
         <w:rPr>
           <w:rFonts w:ascii="Times New Roman" w:hAnsi="Times New Roman" w:cs="Times New Roman"/>
@@ -8805,7 +4340,6 @@
         </w:rPr>
         <w:t>Bibliografie</w:t>
       </w:r>
-      <w:proofErr w:type="spellEnd"/>
     </w:p>
     <w:p>
       <w:pPr>
@@ -8820,7 +4354,7 @@
           <w:iCs/>
         </w:rPr>
       </w:pPr>
-      <w:hyperlink r:id="rId10" w:history="1">
+      <w:hyperlink r:id="rId11" w:history="1">
         <w:r>
           <w:rPr>
             <w:rStyle w:val="Hyperlink"/>
@@ -8845,7 +4379,7 @@
           <w:iCs/>
         </w:rPr>
       </w:pPr>
-      <w:hyperlink r:id="rId11" w:history="1">
+      <w:hyperlink r:id="rId12" w:history="1">
         <w:r>
           <w:rPr>
             <w:rStyle w:val="Hyperlink"/>
@@ -8870,7 +4404,7 @@
           <w:iCs/>
         </w:rPr>
       </w:pPr>
-      <w:hyperlink r:id="rId12" w:history="1">
+      <w:hyperlink r:id="rId13" w:history="1">
         <w:r>
           <w:rPr>
             <w:rStyle w:val="Hyperlink"/>
@@ -8895,7 +4429,7 @@
           <w:iCs/>
         </w:rPr>
       </w:pPr>
-      <w:hyperlink r:id="rId13" w:history="1">
+      <w:hyperlink r:id="rId14" w:history="1">
         <w:r>
           <w:rPr>
             <w:rStyle w:val="Hyperlink"/>
@@ -12153,6 +7687,112 @@
     <w:basedOn w:val="DefaultParagraphFont"/>
     <w:rsid w:val="004143FA"/>
   </w:style>
+  <w:style w:type="character" w:styleId="Strong">
+    <w:name w:val="Strong"/>
+    <w:basedOn w:val="DefaultParagraphFont"/>
+    <w:uiPriority w:val="22"/>
+    <w:qFormat/>
+    <w:rsid w:val="007E3276"/>
+    <w:rPr>
+      <w:b/>
+      <w:bCs/>
+    </w:rPr>
+  </w:style>
+  <w:style w:type="character" w:styleId="HTMLCode">
+    <w:name w:val="HTML Code"/>
+    <w:basedOn w:val="DefaultParagraphFont"/>
+    <w:uiPriority w:val="99"/>
+    <w:semiHidden/>
+    <w:unhideWhenUsed/>
+    <w:rsid w:val="007E3276"/>
+    <w:rPr>
+      <w:rFonts w:ascii="Courier New" w:eastAsia="Times New Roman" w:hAnsi="Courier New" w:cs="Courier New"/>
+      <w:sz w:val="20"/>
+      <w:szCs w:val="20"/>
+    </w:rPr>
+  </w:style>
+  <w:style w:type="table" w:styleId="PlainTable1">
+    <w:name w:val="Plain Table 1"/>
+    <w:basedOn w:val="TableNormal"/>
+    <w:uiPriority w:val="41"/>
+    <w:rsid w:val="007E3276"/>
+    <w:pPr>
+      <w:spacing w:after="0" w:line="240" w:lineRule="auto"/>
+    </w:pPr>
+    <w:tblPr>
+      <w:tblStyleRowBandSize w:val="1"/>
+      <w:tblStyleColBandSize w:val="1"/>
+      <w:tblBorders>
+        <w:top w:val="single" w:sz="4" w:space="0" w:color="BFBFBF" w:themeColor="background1" w:themeShade="BF"/>
+        <w:left w:val="single" w:sz="4" w:space="0" w:color="BFBFBF" w:themeColor="background1" w:themeShade="BF"/>
+        <w:bottom w:val="single" w:sz="4" w:space="0" w:color="BFBFBF" w:themeColor="background1" w:themeShade="BF"/>
+        <w:right w:val="single" w:sz="4" w:space="0" w:color="BFBFBF" w:themeColor="background1" w:themeShade="BF"/>
+        <w:insideH w:val="single" w:sz="4" w:space="0" w:color="BFBFBF" w:themeColor="background1" w:themeShade="BF"/>
+        <w:insideV w:val="single" w:sz="4" w:space="0" w:color="BFBFBF" w:themeColor="background1" w:themeShade="BF"/>
+      </w:tblBorders>
+    </w:tblPr>
+    <w:tblStylePr w:type="firstRow">
+      <w:rPr>
+        <w:b/>
+        <w:bCs/>
+      </w:rPr>
+    </w:tblStylePr>
+    <w:tblStylePr w:type="lastRow">
+      <w:rPr>
+        <w:b/>
+        <w:bCs/>
+      </w:rPr>
+      <w:tblPr/>
+      <w:tcPr>
+        <w:tcBorders>
+          <w:top w:val="double" w:sz="4" w:space="0" w:color="BFBFBF" w:themeColor="background1" w:themeShade="BF"/>
+        </w:tcBorders>
+      </w:tcPr>
+    </w:tblStylePr>
+    <w:tblStylePr w:type="firstCol">
+      <w:rPr>
+        <w:b/>
+        <w:bCs/>
+      </w:rPr>
+    </w:tblStylePr>
+    <w:tblStylePr w:type="lastCol">
+      <w:rPr>
+        <w:b/>
+        <w:bCs/>
+      </w:rPr>
+    </w:tblStylePr>
+    <w:tblStylePr w:type="band1Vert">
+      <w:tblPr/>
+      <w:tcPr>
+        <w:shd w:val="clear" w:color="auto" w:fill="F2F2F2" w:themeFill="background1" w:themeFillShade="F2"/>
+      </w:tcPr>
+    </w:tblStylePr>
+    <w:tblStylePr w:type="band1Horz">
+      <w:tblPr/>
+      <w:tcPr>
+        <w:shd w:val="clear" w:color="auto" w:fill="F2F2F2" w:themeFill="background1" w:themeFillShade="F2"/>
+      </w:tcPr>
+    </w:tblStylePr>
+  </w:style>
+  <w:style w:type="table" w:styleId="TableGridLight">
+    <w:name w:val="Grid Table Light"/>
+    <w:basedOn w:val="TableNormal"/>
+    <w:uiPriority w:val="40"/>
+    <w:rsid w:val="007E3276"/>
+    <w:pPr>
+      <w:spacing w:after="0" w:line="240" w:lineRule="auto"/>
+    </w:pPr>
+    <w:tblPr>
+      <w:tblBorders>
+        <w:top w:val="single" w:sz="4" w:space="0" w:color="BFBFBF" w:themeColor="background1" w:themeShade="BF"/>
+        <w:left w:val="single" w:sz="4" w:space="0" w:color="BFBFBF" w:themeColor="background1" w:themeShade="BF"/>
+        <w:bottom w:val="single" w:sz="4" w:space="0" w:color="BFBFBF" w:themeColor="background1" w:themeShade="BF"/>
+        <w:right w:val="single" w:sz="4" w:space="0" w:color="BFBFBF" w:themeColor="background1" w:themeShade="BF"/>
+        <w:insideH w:val="single" w:sz="4" w:space="0" w:color="BFBFBF" w:themeColor="background1" w:themeShade="BF"/>
+        <w:insideV w:val="single" w:sz="4" w:space="0" w:color="BFBFBF" w:themeColor="background1" w:themeShade="BF"/>
+      </w:tblBorders>
+    </w:tblPr>
+  </w:style>
 </w:styles>
 </file>
 

--- a/Testare Unitara In Python.docx
+++ b/Testare Unitara In Python.docx
@@ -1,6 +1,6 @@
 
 <file path=word/document.xml><?xml version="1.0" encoding="utf-8"?>
-<w:document xmlns:wpc="http://schemas.microsoft.com/office/word/2010/wordprocessingCanvas" xmlns:cx="http://schemas.microsoft.com/office/drawing/2014/chartex" xmlns:cx1="http://schemas.microsoft.com/office/drawing/2015/9/8/chartex" xmlns:cx2="http://schemas.microsoft.com/office/drawing/2015/10/21/chartex" xmlns:cx3="http://schemas.microsoft.com/office/drawing/2016/5/9/chartex" xmlns:cx4="http://schemas.microsoft.com/office/drawing/2016/5/10/chartex" xmlns:cx5="http://schemas.microsoft.com/office/drawing/2016/5/11/chartex" xmlns:cx6="http://schemas.microsoft.com/office/drawing/2016/5/12/chartex" xmlns:cx7="http://schemas.microsoft.com/office/drawing/2016/5/13/chartex" xmlns:cx8="http://schemas.microsoft.com/office/drawing/2016/5/14/chartex" xmlns:mc="http://schemas.openxmlformats.org/markup-compatibility/2006" xmlns:aink="http://schemas.microsoft.com/office/drawing/2016/ink" xmlns:am3d="http://schemas.microsoft.com/office/drawing/2017/model3d" xmlns:o="urn:schemas-microsoft-com:office:office" xmlns:r="http://schemas.openxmlformats.org/officeDocument/2006/relationships" xmlns:m="http://schemas.openxmlformats.org/officeDocument/2006/math" xmlns:v="urn:schemas-microsoft-com:vml" xmlns:wp14="http://schemas.microsoft.com/office/word/2010/wordprocessingDrawing" xmlns:wp="http://schemas.openxmlformats.org/drawingml/2006/wordprocessingDrawing" xmlns:w10="urn:schemas-microsoft-com:office:word" xmlns:w="http://schemas.openxmlformats.org/wordprocessingml/2006/main" xmlns:w14="http://schemas.microsoft.com/office/word/2010/wordml" xmlns:w15="http://schemas.microsoft.com/office/word/2012/wordml" xmlns:w16cex="http://schemas.microsoft.com/office/word/2018/wordml/cex" xmlns:w16cid="http://schemas.microsoft.com/office/word/2016/wordml/cid" xmlns:w16="http://schemas.microsoft.com/office/word/2018/wordml" xmlns:w16sdtdh="http://schemas.microsoft.com/office/word/2020/wordml/sdtdatahash" xmlns:w16se="http://schemas.microsoft.com/office/word/2015/wordml/symex" xmlns:wpg="http://schemas.microsoft.com/office/word/2010/wordprocessingGroup" xmlns:wpi="http://schemas.microsoft.com/office/word/2010/wordprocessingInk" xmlns:wne="http://schemas.microsoft.com/office/word/2006/wordml" xmlns:wps="http://schemas.microsoft.com/office/word/2010/wordprocessingShape" mc:Ignorable="w14 w15 w16se w16cid w16 w16cex w16sdtdh wp14">
+<w:document xmlns:wpc="http://schemas.microsoft.com/office/word/2010/wordprocessingCanvas" xmlns:cx="http://schemas.microsoft.com/office/drawing/2014/chartex" xmlns:cx1="http://schemas.microsoft.com/office/drawing/2015/9/8/chartex" xmlns:cx2="http://schemas.microsoft.com/office/drawing/2015/10/21/chartex" xmlns:cx3="http://schemas.microsoft.com/office/drawing/2016/5/9/chartex" xmlns:cx4="http://schemas.microsoft.com/office/drawing/2016/5/10/chartex" xmlns:cx5="http://schemas.microsoft.com/office/drawing/2016/5/11/chartex" xmlns:cx6="http://schemas.microsoft.com/office/drawing/2016/5/12/chartex" xmlns:cx7="http://schemas.microsoft.com/office/drawing/2016/5/13/chartex" xmlns:cx8="http://schemas.microsoft.com/office/drawing/2016/5/14/chartex" xmlns:mc="http://schemas.openxmlformats.org/markup-compatibility/2006" xmlns:aink="http://schemas.microsoft.com/office/drawing/2016/ink" xmlns:am3d="http://schemas.microsoft.com/office/drawing/2017/model3d" xmlns:o="urn:schemas-microsoft-com:office:office" xmlns:oel="http://schemas.microsoft.com/office/2019/extlst" xmlns:r="http://schemas.openxmlformats.org/officeDocument/2006/relationships" xmlns:m="http://schemas.openxmlformats.org/officeDocument/2006/math" xmlns:v="urn:schemas-microsoft-com:vml" xmlns:wp14="http://schemas.microsoft.com/office/word/2010/wordprocessingDrawing" xmlns:wp="http://schemas.openxmlformats.org/drawingml/2006/wordprocessingDrawing" xmlns:w10="urn:schemas-microsoft-com:office:word" xmlns:w="http://schemas.openxmlformats.org/wordprocessingml/2006/main" xmlns:w14="http://schemas.microsoft.com/office/word/2010/wordml" xmlns:w15="http://schemas.microsoft.com/office/word/2012/wordml" xmlns:w16cex="http://schemas.microsoft.com/office/word/2018/wordml/cex" xmlns:w16cid="http://schemas.microsoft.com/office/word/2016/wordml/cid" xmlns:w16="http://schemas.microsoft.com/office/word/2018/wordml" xmlns:w16du="http://schemas.microsoft.com/office/word/2023/wordml/word16du" xmlns:w16sdtdh="http://schemas.microsoft.com/office/word/2020/wordml/sdtdatahash" xmlns:w16sdtfl="http://schemas.microsoft.com/office/word/2024/wordml/sdtformatlock" xmlns:w16se="http://schemas.microsoft.com/office/word/2015/wordml/symex" xmlns:wpg="http://schemas.microsoft.com/office/word/2010/wordprocessingGroup" xmlns:wpi="http://schemas.microsoft.com/office/word/2010/wordprocessingInk" xmlns:wne="http://schemas.microsoft.com/office/word/2006/wordml" xmlns:wps="http://schemas.microsoft.com/office/word/2010/wordprocessingShape" mc:Ignorable="w14 w15 w16se w16cid w16 w16cex w16sdtdh w16sdtfl w16du wp14">
   <w:body>
     <w:p>
       <w:pPr>
@@ -1296,23 +1296,7 @@
           <w:rStyle w:val="citation-63"/>
           <w:rFonts w:eastAsiaTheme="majorEastAsia"/>
         </w:rPr>
-        <w:t xml:space="preserve">Scopul acestor teste este de </w:t>
-      </w:r>
-      <w:proofErr w:type="gramStart"/>
-      <w:r>
-        <w:rPr>
-          <w:rStyle w:val="citation-63"/>
-          <w:rFonts w:eastAsiaTheme="majorEastAsia"/>
-        </w:rPr>
-        <w:t>a</w:t>
-      </w:r>
-      <w:proofErr w:type="gramEnd"/>
-      <w:r>
-        <w:rPr>
-          <w:rStyle w:val="citation-63"/>
-          <w:rFonts w:eastAsiaTheme="majorEastAsia"/>
-        </w:rPr>
-        <w:t xml:space="preserve"> asigura conformitatea cu Drumul 1 (Eroare) identificat în Graful de Control al Fluxului (CFG), verificând dacă aplicația ridică excepția TypeError în mod corect atunci când primește date invalide</w:t>
+        <w:t>Scopul acestor teste este de a asigura conformitatea cu Drumul 1 (Eroare) identificat în Graful de Control al Fluxului (CFG), verificând dacă aplicația ridică excepția TypeError în mod corect atunci când primește date invalide</w:t>
       </w:r>
       <w:r>
         <w:t xml:space="preserve">. </w:t>
@@ -1330,6 +1314,9 @@
         <w:jc w:val="both"/>
       </w:pPr>
       <w:r>
+        <w:rPr>
+          <w:noProof/>
+        </w:rPr>
         <w:drawing>
           <wp:inline distT="0" distB="0" distL="0" distR="0" wp14:anchorId="49B157F6" wp14:editId="6EA07B72">
             <wp:extent cx="5943600" cy="2120900"/>
@@ -3547,6 +3534,9 @@
           <w:rFonts w:ascii="Times New Roman" w:hAnsi="Times New Roman" w:cs="Times New Roman"/>
           <w:b/>
           <w:bCs/>
+          <w:color w:val="ED7D31" w:themeColor="accent2"/>
+          <w:sz w:val="28"/>
+          <w:szCs w:val="28"/>
         </w:rPr>
       </w:pPr>
       <w:r>
@@ -3554,8 +3544,37 @@
           <w:rFonts w:ascii="Times New Roman" w:hAnsi="Times New Roman" w:cs="Times New Roman"/>
           <w:b/>
           <w:bCs/>
+          <w:color w:val="ED7D31" w:themeColor="accent2"/>
+          <w:sz w:val="28"/>
+          <w:szCs w:val="28"/>
         </w:rPr>
         <w:t>Testarea prin Mutanți (Mutation Testing)</w:t>
+      </w:r>
+    </w:p>
+    <w:p>
+      <w:pPr>
+        <w:ind w:left="360"/>
+        <w:rPr>
+          <w:rFonts w:ascii="Times New Roman" w:hAnsi="Times New Roman" w:cs="Times New Roman"/>
+        </w:rPr>
+      </w:pPr>
+      <w:r>
+        <w:rPr>
+          <w:rFonts w:ascii="Times New Roman" w:hAnsi="Times New Roman" w:cs="Times New Roman"/>
+        </w:rPr>
+        <w:t>Acest proiect folosește mutation testing pentru a valida calitatea testelor unitare pentru clasa CreditValidator.</w:t>
+      </w:r>
+      <w:r>
+        <w:rPr>
+          <w:rFonts w:ascii="Times New Roman" w:hAnsi="Times New Roman" w:cs="Times New Roman"/>
+        </w:rPr>
+        <w:t xml:space="preserve"> </w:t>
+      </w:r>
+      <w:r>
+        <w:rPr>
+          <w:rFonts w:ascii="Times New Roman" w:hAnsi="Times New Roman" w:cs="Times New Roman"/>
+        </w:rPr>
+        <w:t>Mutation testing verifică dacă testele pot detecta modificări artificiale (mutanți) introduse în codul sursă.</w:t>
       </w:r>
     </w:p>
     <w:p>
@@ -3565,6 +3584,7 @@
           <w:rFonts w:ascii="Times New Roman" w:hAnsi="Times New Roman" w:cs="Times New Roman"/>
           <w:b/>
           <w:bCs/>
+          <w:u w:val="single"/>
         </w:rPr>
       </w:pPr>
       <w:r>
@@ -3572,9 +3592,673 @@
           <w:rFonts w:ascii="Times New Roman" w:hAnsi="Times New Roman" w:cs="Times New Roman"/>
           <w:b/>
           <w:bCs/>
-        </w:rPr>
-        <w:t>Tbc</w:t>
-      </w:r>
+          <w:u w:val="single"/>
+        </w:rPr>
+        <w:t>Tool folosit</w:t>
+      </w:r>
+    </w:p>
+    <w:p>
+      <w:pPr>
+        <w:numPr>
+          <w:ilvl w:val="0"/>
+          <w:numId w:val="18"/>
+        </w:numPr>
+        <w:rPr>
+          <w:rFonts w:ascii="Times New Roman" w:hAnsi="Times New Roman" w:cs="Times New Roman"/>
+          <w:b/>
+          <w:bCs/>
+        </w:rPr>
+      </w:pPr>
+      <w:r>
+        <w:rPr>
+          <w:rFonts w:ascii="Times New Roman" w:hAnsi="Times New Roman" w:cs="Times New Roman"/>
+          <w:b/>
+          <w:bCs/>
+        </w:rPr>
+        <w:t>cosmic-ray (Python mutation testing framework)</w:t>
+      </w:r>
+    </w:p>
+    <w:p>
+      <w:pPr>
+        <w:spacing w:before="100" w:beforeAutospacing="1" w:after="100" w:afterAutospacing="1" w:line="240" w:lineRule="auto"/>
+        <w:ind w:left="360"/>
+        <w:outlineLvl w:val="2"/>
+        <w:rPr>
+          <w:rFonts w:ascii="Times New Roman" w:eastAsia="Times New Roman" w:hAnsi="Times New Roman" w:cs="Times New Roman"/>
+          <w:b/>
+          <w:bCs/>
+          <w:kern w:val="0"/>
+          <w:u w:val="single"/>
+          <w14:ligatures w14:val="none"/>
+        </w:rPr>
+      </w:pPr>
+      <w:r>
+        <w:rPr>
+          <w:rFonts w:ascii="Times New Roman" w:eastAsia="Times New Roman" w:hAnsi="Times New Roman" w:cs="Times New Roman"/>
+          <w:b/>
+          <w:bCs/>
+          <w:kern w:val="0"/>
+          <w:u w:val="single"/>
+          <w14:ligatures w14:val="none"/>
+        </w:rPr>
+        <w:t>Operatori de Mutație Inițiali</w:t>
+      </w:r>
+    </w:p>
+    <w:p>
+      <w:pPr>
+        <w:spacing w:before="100" w:beforeAutospacing="1" w:after="100" w:afterAutospacing="1" w:line="240" w:lineRule="auto"/>
+        <w:ind w:left="360"/>
+        <w:rPr>
+          <w:rFonts w:ascii="Times New Roman" w:eastAsia="Times New Roman" w:hAnsi="Times New Roman" w:cs="Times New Roman"/>
+          <w:kern w:val="0"/>
+          <w14:ligatures w14:val="none"/>
+        </w:rPr>
+      </w:pPr>
+      <w:r>
+        <w:rPr>
+          <w:rFonts w:ascii="Times New Roman" w:eastAsia="Times New Roman" w:hAnsi="Times New Roman" w:cs="Times New Roman"/>
+          <w:kern w:val="0"/>
+          <w14:ligatures w14:val="none"/>
+        </w:rPr>
+        <w:t>Pentru a evalua eficiența suitei de teste, am aplicat o serie de mutații de primul ordin asupra codului CreditValidator. Mutațiile inițiale au fost concepute pentru a testa dacă deciziile din cod sunt verificate corect.</w:t>
+      </w:r>
+    </w:p>
+    <w:p>
+      <w:pPr>
+        <w:numPr>
+          <w:ilvl w:val="0"/>
+          <w:numId w:val="20"/>
+        </w:numPr>
+        <w:rPr>
+          <w:rFonts w:ascii="Times New Roman" w:hAnsi="Times New Roman" w:cs="Times New Roman"/>
+        </w:rPr>
+      </w:pPr>
+      <w:r>
+        <w:rPr>
+          <w:rFonts w:ascii="Times New Roman" w:hAnsi="Times New Roman" w:cs="Times New Roman"/>
+        </w:rPr>
+        <w:t>M1 (Înlocuire operator relațional): venit_lunar &gt;= 2000 înlocuit cu venit_lunar &gt; 2000.</w:t>
+      </w:r>
+    </w:p>
+    <w:p>
+      <w:pPr>
+        <w:numPr>
+          <w:ilvl w:val="0"/>
+          <w:numId w:val="20"/>
+        </w:numPr>
+        <w:rPr>
+          <w:rFonts w:ascii="Times New Roman" w:hAnsi="Times New Roman" w:cs="Times New Roman"/>
+        </w:rPr>
+      </w:pPr>
+      <w:r>
+        <w:rPr>
+          <w:rFonts w:ascii="Times New Roman" w:hAnsi="Times New Roman" w:cs="Times New Roman"/>
+        </w:rPr>
+        <w:t>M2 (Înlocuire operator relațional): scor_credit &gt; 500 înlocuit cu scor_credit &gt;= 500.</w:t>
+      </w:r>
+    </w:p>
+    <w:p>
+      <w:pPr>
+        <w:numPr>
+          <w:ilvl w:val="0"/>
+          <w:numId w:val="20"/>
+        </w:numPr>
+        <w:rPr>
+          <w:rFonts w:ascii="Times New Roman" w:hAnsi="Times New Roman" w:cs="Times New Roman"/>
+        </w:rPr>
+      </w:pPr>
+      <w:r>
+        <w:rPr>
+          <w:rFonts w:ascii="Times New Roman" w:hAnsi="Times New Roman" w:cs="Times New Roman"/>
+        </w:rPr>
+        <w:t>M3 (Înlocuire operator relațional): scor_credit &gt; 800 înlocuit cu scor_credit &gt;= 800.</w:t>
+      </w:r>
+    </w:p>
+    <w:p>
+      <w:pPr>
+        <w:numPr>
+          <w:ilvl w:val="0"/>
+          <w:numId w:val="20"/>
+        </w:numPr>
+        <w:rPr>
+          <w:rFonts w:ascii="Times New Roman" w:hAnsi="Times New Roman" w:cs="Times New Roman"/>
+        </w:rPr>
+      </w:pPr>
+      <w:r>
+        <w:rPr>
+          <w:rFonts w:ascii="Times New Roman" w:hAnsi="Times New Roman" w:cs="Times New Roman"/>
+        </w:rPr>
+        <w:t>M4 (Înlocuire operator relațional): varsta &lt; 18 înlocuit cu varsta &lt;= 18</w:t>
+      </w:r>
+    </w:p>
+    <w:p>
+      <w:pPr>
+        <w:ind w:left="360"/>
+        <w:rPr>
+          <w:rFonts w:ascii="Times New Roman" w:hAnsi="Times New Roman" w:cs="Times New Roman"/>
+        </w:rPr>
+      </w:pPr>
+    </w:p>
+    <w:p>
+      <w:pPr>
+        <w:ind w:left="360"/>
+        <w:rPr>
+          <w:rFonts w:ascii="Times New Roman" w:hAnsi="Times New Roman" w:cs="Times New Roman"/>
+        </w:rPr>
+      </w:pPr>
+    </w:p>
+    <w:p>
+      <w:pPr>
+        <w:ind w:left="360"/>
+        <w:rPr>
+          <w:rFonts w:ascii="Times New Roman" w:hAnsi="Times New Roman" w:cs="Times New Roman"/>
+          <w:b/>
+          <w:bCs/>
+        </w:rPr>
+      </w:pPr>
+      <w:r>
+        <w:rPr>
+          <w:rFonts w:ascii="Times New Roman" w:hAnsi="Times New Roman" w:cs="Times New Roman"/>
+          <w:b/>
+          <w:bCs/>
+        </w:rPr>
+        <w:lastRenderedPageBreak/>
+        <w:t>Mutanții Rămași în Urmă (Rularea cu Cosmic Ray)</w:t>
+      </w:r>
+    </w:p>
+    <w:p>
+      <w:pPr>
+        <w:ind w:left="360"/>
+        <w:rPr>
+          <w:rFonts w:ascii="Times New Roman" w:hAnsi="Times New Roman" w:cs="Times New Roman"/>
+        </w:rPr>
+      </w:pPr>
+      <w:r>
+        <w:rPr>
+          <w:rFonts w:ascii="Times New Roman" w:hAnsi="Times New Roman" w:cs="Times New Roman"/>
+        </w:rPr>
+        <w:drawing>
+          <wp:inline distT="0" distB="0" distL="0" distR="0" wp14:anchorId="0D96C4F6" wp14:editId="4A87A90B">
+            <wp:extent cx="3169920" cy="2275011"/>
+            <wp:effectExtent l="0" t="0" r="0" b="0"/>
+            <wp:docPr id="346623456" name="Picture 1"/>
+            <wp:cNvGraphicFramePr>
+              <a:graphicFrameLocks xmlns:a="http://schemas.openxmlformats.org/drawingml/2006/main" noChangeAspect="1"/>
+            </wp:cNvGraphicFramePr>
+            <a:graphic xmlns:a="http://schemas.openxmlformats.org/drawingml/2006/main">
+              <a:graphicData uri="http://schemas.openxmlformats.org/drawingml/2006/picture">
+                <pic:pic xmlns:pic="http://schemas.openxmlformats.org/drawingml/2006/picture">
+                  <pic:nvPicPr>
+                    <pic:cNvPr id="346623456" name=""/>
+                    <pic:cNvPicPr/>
+                  </pic:nvPicPr>
+                  <pic:blipFill>
+                    <a:blip r:embed="rId11"/>
+                    <a:stretch>
+                      <a:fillRect/>
+                    </a:stretch>
+                  </pic:blipFill>
+                  <pic:spPr>
+                    <a:xfrm>
+                      <a:off x="0" y="0"/>
+                      <a:ext cx="3188257" cy="2288172"/>
+                    </a:xfrm>
+                    <a:prstGeom prst="rect">
+                      <a:avLst/>
+                    </a:prstGeom>
+                  </pic:spPr>
+                </pic:pic>
+              </a:graphicData>
+            </a:graphic>
+          </wp:inline>
+        </w:drawing>
+      </w:r>
+    </w:p>
+    <w:p>
+      <w:pPr>
+        <w:ind w:left="360"/>
+        <w:rPr>
+          <w:rFonts w:ascii="Times New Roman" w:hAnsi="Times New Roman" w:cs="Times New Roman"/>
+        </w:rPr>
+      </w:pPr>
+      <w:r>
+        <w:rPr>
+          <w:rFonts w:ascii="Times New Roman" w:hAnsi="Times New Roman" w:cs="Times New Roman"/>
+          <w:b/>
+          <w:bCs/>
+        </w:rPr>
+        <w:t>Modificare:</w:t>
+      </w:r>
+      <w:r>
+        <w:rPr>
+          <w:rFonts w:ascii="Times New Roman" w:hAnsi="Times New Roman" w:cs="Times New Roman"/>
+        </w:rPr>
+        <w:t xml:space="preserve"> scor_credit &gt; 500 a devenit scor_credit != 500.</w:t>
+      </w:r>
+    </w:p>
+    <w:p>
+      <w:pPr>
+        <w:ind w:left="360"/>
+        <w:rPr>
+          <w:rFonts w:ascii="Times New Roman" w:hAnsi="Times New Roman" w:cs="Times New Roman"/>
+        </w:rPr>
+      </w:pPr>
+      <w:r>
+        <w:rPr>
+          <w:rFonts w:ascii="Times New Roman" w:hAnsi="Times New Roman" w:cs="Times New Roman"/>
+          <w:b/>
+          <w:bCs/>
+        </w:rPr>
+        <w:t>Explicația supraviețuirii:</w:t>
+      </w:r>
+      <w:r>
+        <w:rPr>
+          <w:rFonts w:ascii="Times New Roman" w:hAnsi="Times New Roman" w:cs="Times New Roman"/>
+        </w:rPr>
+        <w:t xml:space="preserve"> Suita de teste nu conținea un caz limită care să testeze un scor sub 500 cu o valoare apropiată (de exemplu, 499), pentru care rezultatul ar trebui să fie de respingere.</w:t>
+      </w:r>
+    </w:p>
+    <w:p>
+      <w:pPr>
+        <w:ind w:left="360"/>
+        <w:rPr>
+          <w:rFonts w:ascii="Times New Roman" w:hAnsi="Times New Roman" w:cs="Times New Roman"/>
+        </w:rPr>
+      </w:pPr>
+      <w:r>
+        <w:rPr>
+          <w:rFonts w:ascii="Times New Roman" w:hAnsi="Times New Roman" w:cs="Times New Roman"/>
+          <w:b/>
+          <w:bCs/>
+        </w:rPr>
+        <w:t>Soluție (Omorârea mutantului):</w:t>
+      </w:r>
+      <w:r>
+        <w:rPr>
+          <w:rFonts w:ascii="Times New Roman" w:hAnsi="Times New Roman" w:cs="Times New Roman"/>
+        </w:rPr>
+        <w:t xml:space="preserve"> Am adăugat următorul test în fișierul test_credit.py</w:t>
+      </w:r>
+    </w:p>
+    <w:p>
+      <w:pPr>
+        <w:ind w:left="360"/>
+        <w:rPr>
+          <w:rFonts w:ascii="Times New Roman" w:hAnsi="Times New Roman" w:cs="Times New Roman"/>
+        </w:rPr>
+      </w:pPr>
+      <w:r>
+        <w:rPr>
+          <w:rFonts w:ascii="Times New Roman" w:hAnsi="Times New Roman" w:cs="Times New Roman"/>
+        </w:rPr>
+        <w:drawing>
+          <wp:inline distT="0" distB="0" distL="0" distR="0" wp14:anchorId="2BB2D168" wp14:editId="2A66D93D">
+            <wp:extent cx="5684520" cy="941954"/>
+            <wp:effectExtent l="0" t="0" r="0" b="0"/>
+            <wp:docPr id="378986603" name="Picture 1"/>
+            <wp:cNvGraphicFramePr>
+              <a:graphicFrameLocks xmlns:a="http://schemas.openxmlformats.org/drawingml/2006/main" noChangeAspect="1"/>
+            </wp:cNvGraphicFramePr>
+            <a:graphic xmlns:a="http://schemas.openxmlformats.org/drawingml/2006/main">
+              <a:graphicData uri="http://schemas.openxmlformats.org/drawingml/2006/picture">
+                <pic:pic xmlns:pic="http://schemas.openxmlformats.org/drawingml/2006/picture">
+                  <pic:nvPicPr>
+                    <pic:cNvPr id="378986603" name=""/>
+                    <pic:cNvPicPr/>
+                  </pic:nvPicPr>
+                  <pic:blipFill>
+                    <a:blip r:embed="rId12"/>
+                    <a:stretch>
+                      <a:fillRect/>
+                    </a:stretch>
+                  </pic:blipFill>
+                  <pic:spPr>
+                    <a:xfrm>
+                      <a:off x="0" y="0"/>
+                      <a:ext cx="5691546" cy="943118"/>
+                    </a:xfrm>
+                    <a:prstGeom prst="rect">
+                      <a:avLst/>
+                    </a:prstGeom>
+                  </pic:spPr>
+                </pic:pic>
+              </a:graphicData>
+            </a:graphic>
+          </wp:inline>
+        </w:drawing>
+      </w:r>
+    </w:p>
+    <w:p>
+      <w:pPr>
+        <w:ind w:left="360"/>
+        <w:rPr>
+          <w:rFonts w:ascii="Times New Roman" w:hAnsi="Times New Roman" w:cs="Times New Roman"/>
+        </w:rPr>
+      </w:pPr>
+    </w:p>
+    <w:p>
+      <w:pPr>
+        <w:ind w:left="360"/>
+        <w:rPr>
+          <w:rFonts w:ascii="Times New Roman" w:hAnsi="Times New Roman" w:cs="Times New Roman"/>
+        </w:rPr>
+      </w:pPr>
+      <w:r>
+        <w:rPr>
+          <w:rFonts w:ascii="Times New Roman" w:hAnsi="Times New Roman" w:cs="Times New Roman"/>
+        </w:rPr>
+        <w:drawing>
+          <wp:inline distT="0" distB="0" distL="0" distR="0" wp14:anchorId="220F9F3D" wp14:editId="6ABF57DD">
+            <wp:extent cx="5943600" cy="2112645"/>
+            <wp:effectExtent l="0" t="0" r="0" b="1905"/>
+            <wp:docPr id="394719975" name="Picture 1"/>
+            <wp:cNvGraphicFramePr>
+              <a:graphicFrameLocks xmlns:a="http://schemas.openxmlformats.org/drawingml/2006/main" noChangeAspect="1"/>
+            </wp:cNvGraphicFramePr>
+            <a:graphic xmlns:a="http://schemas.openxmlformats.org/drawingml/2006/main">
+              <a:graphicData uri="http://schemas.openxmlformats.org/drawingml/2006/picture">
+                <pic:pic xmlns:pic="http://schemas.openxmlformats.org/drawingml/2006/picture">
+                  <pic:nvPicPr>
+                    <pic:cNvPr id="394719975" name=""/>
+                    <pic:cNvPicPr/>
+                  </pic:nvPicPr>
+                  <pic:blipFill>
+                    <a:blip r:embed="rId13"/>
+                    <a:stretch>
+                      <a:fillRect/>
+                    </a:stretch>
+                  </pic:blipFill>
+                  <pic:spPr>
+                    <a:xfrm>
+                      <a:off x="0" y="0"/>
+                      <a:ext cx="5943600" cy="2112645"/>
+                    </a:xfrm>
+                    <a:prstGeom prst="rect">
+                      <a:avLst/>
+                    </a:prstGeom>
+                  </pic:spPr>
+                </pic:pic>
+              </a:graphicData>
+            </a:graphic>
+          </wp:inline>
+        </w:drawing>
+      </w:r>
+    </w:p>
+    <w:p>
+      <w:pPr>
+        <w:ind w:left="360"/>
+        <w:rPr>
+          <w:rFonts w:ascii="Times New Roman" w:hAnsi="Times New Roman" w:cs="Times New Roman"/>
+        </w:rPr>
+      </w:pPr>
+      <w:r>
+        <w:rPr>
+          <w:rFonts w:ascii="Times New Roman" w:hAnsi="Times New Roman" w:cs="Times New Roman"/>
+        </w:rPr>
+        <w:lastRenderedPageBreak/>
+        <w:drawing>
+          <wp:inline distT="0" distB="0" distL="0" distR="0" wp14:anchorId="477F8B80" wp14:editId="3D59AEF9">
+            <wp:extent cx="5943600" cy="1843405"/>
+            <wp:effectExtent l="0" t="0" r="0" b="4445"/>
+            <wp:docPr id="1968604683" name="Picture 1"/>
+            <wp:cNvGraphicFramePr>
+              <a:graphicFrameLocks xmlns:a="http://schemas.openxmlformats.org/drawingml/2006/main" noChangeAspect="1"/>
+            </wp:cNvGraphicFramePr>
+            <a:graphic xmlns:a="http://schemas.openxmlformats.org/drawingml/2006/main">
+              <a:graphicData uri="http://schemas.openxmlformats.org/drawingml/2006/picture">
+                <pic:pic xmlns:pic="http://schemas.openxmlformats.org/drawingml/2006/picture">
+                  <pic:nvPicPr>
+                    <pic:cNvPr id="1968604683" name=""/>
+                    <pic:cNvPicPr/>
+                  </pic:nvPicPr>
+                  <pic:blipFill>
+                    <a:blip r:embed="rId14"/>
+                    <a:stretch>
+                      <a:fillRect/>
+                    </a:stretch>
+                  </pic:blipFill>
+                  <pic:spPr>
+                    <a:xfrm>
+                      <a:off x="0" y="0"/>
+                      <a:ext cx="5943600" cy="1843405"/>
+                    </a:xfrm>
+                    <a:prstGeom prst="rect">
+                      <a:avLst/>
+                    </a:prstGeom>
+                  </pic:spPr>
+                </pic:pic>
+              </a:graphicData>
+            </a:graphic>
+          </wp:inline>
+        </w:drawing>
+      </w:r>
+    </w:p>
+    <w:p>
+      <w:pPr>
+        <w:ind w:left="360"/>
+        <w:rPr>
+          <w:rFonts w:ascii="Times New Roman" w:hAnsi="Times New Roman" w:cs="Times New Roman"/>
+        </w:rPr>
+      </w:pPr>
+      <w:r>
+        <w:rPr>
+          <w:rFonts w:ascii="Times New Roman" w:hAnsi="Times New Roman" w:cs="Times New Roman"/>
+        </w:rPr>
+        <w:t>Mutanții 2 și 3: Înlocuire operator logic</w:t>
+      </w:r>
+    </w:p>
+    <w:p>
+      <w:pPr>
+        <w:ind w:left="360"/>
+        <w:rPr>
+          <w:rFonts w:ascii="Times New Roman" w:hAnsi="Times New Roman" w:cs="Times New Roman"/>
+        </w:rPr>
+      </w:pPr>
+      <w:r>
+        <w:rPr>
+          <w:rFonts w:ascii="Times New Roman" w:hAnsi="Times New Roman" w:cs="Times New Roman"/>
+          <w:b/>
+          <w:bCs/>
+        </w:rPr>
+        <w:t>Modificare:</w:t>
+      </w:r>
+      <w:r>
+        <w:rPr>
+          <w:rFonts w:ascii="Times New Roman" w:hAnsi="Times New Roman" w:cs="Times New Roman"/>
+        </w:rPr>
+        <w:t xml:space="preserve"> Validarea tipurilor de date if not (isinstance(varsta, int) and isinstance(venit_lunar, (int, float)) and isinstance(scor_credit, (int, float))): a fost modificată în if not (isinstance(varsta, int) or isinstance(venit_lunar, (int, float)) and isinstance(scor_credit, (int, float))): (și varianta inversă).</w:t>
+      </w:r>
+    </w:p>
+    <w:p>
+      <w:pPr>
+        <w:ind w:left="360"/>
+        <w:rPr>
+          <w:rFonts w:ascii="Times New Roman" w:hAnsi="Times New Roman" w:cs="Times New Roman"/>
+        </w:rPr>
+      </w:pPr>
+      <w:r>
+        <w:rPr>
+          <w:rFonts w:ascii="Times New Roman" w:hAnsi="Times New Roman" w:cs="Times New Roman"/>
+          <w:b/>
+          <w:bCs/>
+        </w:rPr>
+        <w:t>Explicația supraviețuirii:</w:t>
+      </w:r>
+      <w:r>
+        <w:rPr>
+          <w:rFonts w:ascii="Times New Roman" w:hAnsi="Times New Roman" w:cs="Times New Roman"/>
+        </w:rPr>
+        <w:t xml:space="preserve"> Testele anterioare verificau tipurile de date doar pentru un singur parametru greșit pe rând (ex: doar vârsta invalidă, sau doar venitul invalid). Mutantul devine activ și oferă rezultate greșite dacă testăm o situație în care mai mulți parametri sunt invalizi simultan.</w:t>
+      </w:r>
+    </w:p>
+    <w:p>
+      <w:pPr>
+        <w:ind w:left="360"/>
+        <w:rPr>
+          <w:rFonts w:ascii="Times New Roman" w:hAnsi="Times New Roman" w:cs="Times New Roman"/>
+        </w:rPr>
+      </w:pPr>
+      <w:r>
+        <w:rPr>
+          <w:rFonts w:ascii="Times New Roman" w:hAnsi="Times New Roman" w:cs="Times New Roman"/>
+          <w:b/>
+          <w:bCs/>
+        </w:rPr>
+        <w:t>Soluție (Omorârea mutanților):</w:t>
+      </w:r>
+      <w:r>
+        <w:rPr>
+          <w:rFonts w:ascii="Times New Roman" w:hAnsi="Times New Roman" w:cs="Times New Roman"/>
+        </w:rPr>
+        <w:t xml:space="preserve"> Am adăugat următorul test în fișierul test_credit.py pentru a testa parametrii multipli invalizi:</w:t>
+      </w:r>
+    </w:p>
+    <w:p>
+      <w:pPr>
+        <w:ind w:left="360"/>
+        <w:rPr>
+          <w:rFonts w:ascii="Times New Roman" w:hAnsi="Times New Roman" w:cs="Times New Roman"/>
+        </w:rPr>
+      </w:pPr>
+      <w:r>
+        <w:rPr>
+          <w:rFonts w:ascii="Times New Roman" w:hAnsi="Times New Roman" w:cs="Times New Roman"/>
+        </w:rPr>
+        <w:drawing>
+          <wp:inline distT="0" distB="0" distL="0" distR="0" wp14:anchorId="1A7F8453" wp14:editId="15ABB962">
+            <wp:extent cx="5943600" cy="1739265"/>
+            <wp:effectExtent l="0" t="0" r="0" b="0"/>
+            <wp:docPr id="1835829674" name="Picture 1"/>
+            <wp:cNvGraphicFramePr>
+              <a:graphicFrameLocks xmlns:a="http://schemas.openxmlformats.org/drawingml/2006/main" noChangeAspect="1"/>
+            </wp:cNvGraphicFramePr>
+            <a:graphic xmlns:a="http://schemas.openxmlformats.org/drawingml/2006/main">
+              <a:graphicData uri="http://schemas.openxmlformats.org/drawingml/2006/picture">
+                <pic:pic xmlns:pic="http://schemas.openxmlformats.org/drawingml/2006/picture">
+                  <pic:nvPicPr>
+                    <pic:cNvPr id="1835829674" name=""/>
+                    <pic:cNvPicPr/>
+                  </pic:nvPicPr>
+                  <pic:blipFill>
+                    <a:blip r:embed="rId15"/>
+                    <a:stretch>
+                      <a:fillRect/>
+                    </a:stretch>
+                  </pic:blipFill>
+                  <pic:spPr>
+                    <a:xfrm>
+                      <a:off x="0" y="0"/>
+                      <a:ext cx="5943600" cy="1739265"/>
+                    </a:xfrm>
+                    <a:prstGeom prst="rect">
+                      <a:avLst/>
+                    </a:prstGeom>
+                  </pic:spPr>
+                </pic:pic>
+              </a:graphicData>
+            </a:graphic>
+          </wp:inline>
+        </w:drawing>
+      </w:r>
+    </w:p>
+    <w:p>
+      <w:pPr>
+        <w:ind w:left="360"/>
+        <w:rPr>
+          <w:rFonts w:ascii="Times New Roman" w:hAnsi="Times New Roman" w:cs="Times New Roman"/>
+        </w:rPr>
+      </w:pPr>
+    </w:p>
+    <w:p>
+      <w:pPr>
+        <w:ind w:left="360"/>
+        <w:rPr>
+          <w:rFonts w:ascii="Times New Roman" w:hAnsi="Times New Roman" w:cs="Times New Roman"/>
+          <w:b/>
+          <w:bCs/>
+        </w:rPr>
+      </w:pPr>
+      <w:r>
+        <w:rPr>
+          <w:rFonts w:ascii="Times New Roman" w:hAnsi="Times New Roman" w:cs="Times New Roman"/>
+          <w:b/>
+          <w:bCs/>
+        </w:rPr>
+        <w:t>Rezultate și Scor de Mutație</w:t>
+      </w:r>
+    </w:p>
+    <w:p>
+      <w:pPr>
+        <w:ind w:left="360"/>
+        <w:rPr>
+          <w:rFonts w:ascii="Times New Roman" w:hAnsi="Times New Roman" w:cs="Times New Roman"/>
+        </w:rPr>
+      </w:pPr>
+      <w:r>
+        <w:rPr>
+          <w:rFonts w:ascii="Times New Roman" w:hAnsi="Times New Roman" w:cs="Times New Roman"/>
+        </w:rPr>
+        <w:t>După adăugarea testelor suplimentare pentru omorârea tuturor mutanților, testarea prin mutanți atinge un scor de:</w:t>
+      </w:r>
+    </w:p>
+    <w:p>
+      <w:pPr>
+        <w:ind w:left="360"/>
+        <w:rPr>
+          <w:rFonts w:ascii="Times New Roman" w:hAnsi="Times New Roman" w:cs="Times New Roman"/>
+        </w:rPr>
+      </w:pPr>
+      <w:r>
+        <w:rPr>
+          <w:rFonts w:ascii="Times New Roman" w:hAnsi="Times New Roman" w:cs="Times New Roman"/>
+        </w:rPr>
+        <w:lastRenderedPageBreak/>
+        <w:drawing>
+          <wp:inline distT="0" distB="0" distL="0" distR="0" wp14:anchorId="3C6E80C2" wp14:editId="764E58FB">
+            <wp:extent cx="3696216" cy="685896"/>
+            <wp:effectExtent l="0" t="0" r="0" b="0"/>
+            <wp:docPr id="313034542" name="Picture 1"/>
+            <wp:cNvGraphicFramePr>
+              <a:graphicFrameLocks xmlns:a="http://schemas.openxmlformats.org/drawingml/2006/main" noChangeAspect="1"/>
+            </wp:cNvGraphicFramePr>
+            <a:graphic xmlns:a="http://schemas.openxmlformats.org/drawingml/2006/main">
+              <a:graphicData uri="http://schemas.openxmlformats.org/drawingml/2006/picture">
+                <pic:pic xmlns:pic="http://schemas.openxmlformats.org/drawingml/2006/picture">
+                  <pic:nvPicPr>
+                    <pic:cNvPr id="313034542" name=""/>
+                    <pic:cNvPicPr/>
+                  </pic:nvPicPr>
+                  <pic:blipFill>
+                    <a:blip r:embed="rId16"/>
+                    <a:stretch>
+                      <a:fillRect/>
+                    </a:stretch>
+                  </pic:blipFill>
+                  <pic:spPr>
+                    <a:xfrm>
+                      <a:off x="0" y="0"/>
+                      <a:ext cx="3696216" cy="685896"/>
+                    </a:xfrm>
+                    <a:prstGeom prst="rect">
+                      <a:avLst/>
+                    </a:prstGeom>
+                  </pic:spPr>
+                </pic:pic>
+              </a:graphicData>
+            </a:graphic>
+          </wp:inline>
+        </w:drawing>
+      </w:r>
+    </w:p>
+    <w:p>
+      <w:pPr>
+        <w:ind w:left="360"/>
+        <w:rPr>
+          <w:rFonts w:ascii="Times New Roman" w:hAnsi="Times New Roman" w:cs="Times New Roman"/>
+          <w:b/>
+          <w:bCs/>
+        </w:rPr>
+      </w:pPr>
     </w:p>
     <w:p>
       <w:pPr>
@@ -4302,6 +4986,12 @@
           <w:rFonts w:ascii="Times New Roman" w:hAnsi="Times New Roman" w:cs="Times New Roman"/>
         </w:rPr>
       </w:pPr>
+      <w:r>
+        <w:rPr>
+          <w:rFonts w:ascii="Times New Roman" w:hAnsi="Times New Roman" w:cs="Times New Roman"/>
+        </w:rPr>
+        <w:t>De adaugat cosmic-ray ca tool</w:t>
+      </w:r>
     </w:p>
     <w:p>
       <w:pPr>
@@ -4354,7 +5044,7 @@
           <w:iCs/>
         </w:rPr>
       </w:pPr>
-      <w:hyperlink r:id="rId11" w:history="1">
+      <w:hyperlink r:id="rId17" w:history="1">
         <w:r>
           <w:rPr>
             <w:rStyle w:val="Hyperlink"/>
@@ -4379,7 +5069,7 @@
           <w:iCs/>
         </w:rPr>
       </w:pPr>
-      <w:hyperlink r:id="rId12" w:history="1">
+      <w:hyperlink r:id="rId18" w:history="1">
         <w:r>
           <w:rPr>
             <w:rStyle w:val="Hyperlink"/>
@@ -4404,7 +5094,7 @@
           <w:iCs/>
         </w:rPr>
       </w:pPr>
-      <w:hyperlink r:id="rId13" w:history="1">
+      <w:hyperlink r:id="rId19" w:history="1">
         <w:r>
           <w:rPr>
             <w:rStyle w:val="Hyperlink"/>
@@ -4429,7 +5119,7 @@
           <w:iCs/>
         </w:rPr>
       </w:pPr>
-      <w:hyperlink r:id="rId14" w:history="1">
+      <w:hyperlink r:id="rId20" w:history="1">
         <w:r>
           <w:rPr>
             <w:rStyle w:val="Hyperlink"/>
@@ -4485,8 +5175,455 @@
 </file>
 
 <file path=word/numbering.xml><?xml version="1.0" encoding="utf-8"?>
-<w:numbering xmlns:wpc="http://schemas.microsoft.com/office/word/2010/wordprocessingCanvas" xmlns:cx="http://schemas.microsoft.com/office/drawing/2014/chartex" xmlns:cx1="http://schemas.microsoft.com/office/drawing/2015/9/8/chartex" xmlns:cx2="http://schemas.microsoft.com/office/drawing/2015/10/21/chartex" xmlns:cx3="http://schemas.microsoft.com/office/drawing/2016/5/9/chartex" xmlns:cx4="http://schemas.microsoft.com/office/drawing/2016/5/10/chartex" xmlns:cx5="http://schemas.microsoft.com/office/drawing/2016/5/11/chartex" xmlns:cx6="http://schemas.microsoft.com/office/drawing/2016/5/12/chartex" xmlns:cx7="http://schemas.microsoft.com/office/drawing/2016/5/13/chartex" xmlns:cx8="http://schemas.microsoft.com/office/drawing/2016/5/14/chartex" xmlns:mc="http://schemas.openxmlformats.org/markup-compatibility/2006" xmlns:aink="http://schemas.microsoft.com/office/drawing/2016/ink" xmlns:am3d="http://schemas.microsoft.com/office/drawing/2017/model3d" xmlns:o="urn:schemas-microsoft-com:office:office" xmlns:r="http://schemas.openxmlformats.org/officeDocument/2006/relationships" xmlns:m="http://schemas.openxmlformats.org/officeDocument/2006/math" xmlns:v="urn:schemas-microsoft-com:vml" xmlns:wp14="http://schemas.microsoft.com/office/word/2010/wordprocessingDrawing" xmlns:wp="http://schemas.openxmlformats.org/drawingml/2006/wordprocessingDrawing" xmlns:w10="urn:schemas-microsoft-com:office:word" xmlns:w="http://schemas.openxmlformats.org/wordprocessingml/2006/main" xmlns:w14="http://schemas.microsoft.com/office/word/2010/wordml" xmlns:w15="http://schemas.microsoft.com/office/word/2012/wordml" xmlns:w16cex="http://schemas.microsoft.com/office/word/2018/wordml/cex" xmlns:w16cid="http://schemas.microsoft.com/office/word/2016/wordml/cid" xmlns:w16="http://schemas.microsoft.com/office/word/2018/wordml" xmlns:w16sdtdh="http://schemas.microsoft.com/office/word/2020/wordml/sdtdatahash" xmlns:w16se="http://schemas.microsoft.com/office/word/2015/wordml/symex" xmlns:wpg="http://schemas.microsoft.com/office/word/2010/wordprocessingGroup" xmlns:wpi="http://schemas.microsoft.com/office/word/2010/wordprocessingInk" xmlns:wne="http://schemas.microsoft.com/office/word/2006/wordml" xmlns:wps="http://schemas.microsoft.com/office/word/2010/wordprocessingShape" mc:Ignorable="w14 w15 w16se w16cid w16 w16cex w16sdtdh wp14">
+<w:numbering xmlns:wpc="http://schemas.microsoft.com/office/word/2010/wordprocessingCanvas" xmlns:cx="http://schemas.microsoft.com/office/drawing/2014/chartex" xmlns:cx1="http://schemas.microsoft.com/office/drawing/2015/9/8/chartex" xmlns:cx2="http://schemas.microsoft.com/office/drawing/2015/10/21/chartex" xmlns:cx3="http://schemas.microsoft.com/office/drawing/2016/5/9/chartex" xmlns:cx4="http://schemas.microsoft.com/office/drawing/2016/5/10/chartex" xmlns:cx5="http://schemas.microsoft.com/office/drawing/2016/5/11/chartex" xmlns:cx6="http://schemas.microsoft.com/office/drawing/2016/5/12/chartex" xmlns:cx7="http://schemas.microsoft.com/office/drawing/2016/5/13/chartex" xmlns:cx8="http://schemas.microsoft.com/office/drawing/2016/5/14/chartex" xmlns:mc="http://schemas.openxmlformats.org/markup-compatibility/2006" xmlns:aink="http://schemas.microsoft.com/office/drawing/2016/ink" xmlns:am3d="http://schemas.microsoft.com/office/drawing/2017/model3d" xmlns:o="urn:schemas-microsoft-com:office:office" xmlns:oel="http://schemas.microsoft.com/office/2019/extlst" xmlns:r="http://schemas.openxmlformats.org/officeDocument/2006/relationships" xmlns:m="http://schemas.openxmlformats.org/officeDocument/2006/math" xmlns:v="urn:schemas-microsoft-com:vml" xmlns:wp14="http://schemas.microsoft.com/office/word/2010/wordprocessingDrawing" xmlns:wp="http://schemas.openxmlformats.org/drawingml/2006/wordprocessingDrawing" xmlns:w10="urn:schemas-microsoft-com:office:word" xmlns:w="http://schemas.openxmlformats.org/wordprocessingml/2006/main" xmlns:w14="http://schemas.microsoft.com/office/word/2010/wordml" xmlns:w15="http://schemas.microsoft.com/office/word/2012/wordml" xmlns:w16cex="http://schemas.microsoft.com/office/word/2018/wordml/cex" xmlns:w16cid="http://schemas.microsoft.com/office/word/2016/wordml/cid" xmlns:w16="http://schemas.microsoft.com/office/word/2018/wordml" xmlns:w16du="http://schemas.microsoft.com/office/word/2023/wordml/word16du" xmlns:w16sdtdh="http://schemas.microsoft.com/office/word/2020/wordml/sdtdatahash" xmlns:w16sdtfl="http://schemas.microsoft.com/office/word/2024/wordml/sdtformatlock" xmlns:w16se="http://schemas.microsoft.com/office/word/2015/wordml/symex" xmlns:wpg="http://schemas.microsoft.com/office/word/2010/wordprocessingGroup" xmlns:wpi="http://schemas.microsoft.com/office/word/2010/wordprocessingInk" xmlns:wne="http://schemas.microsoft.com/office/word/2006/wordml" xmlns:wps="http://schemas.microsoft.com/office/word/2010/wordprocessingShape" mc:Ignorable="w14 w15 w16se w16cid w16 w16cex w16sdtdh w16sdtfl w16du wp14">
   <w:abstractNum w:abstractNumId="0" w15:restartNumberingAfterBreak="0">
+    <w:nsid w:val="051E0BC9"/>
+    <w:multiLevelType w:val="multilevel"/>
+    <w:tmpl w:val="8B442F24"/>
+    <w:lvl w:ilvl="0">
+      <w:start w:val="1"/>
+      <w:numFmt w:val="bullet"/>
+      <w:lvlText w:val=""/>
+      <w:lvlJc w:val="left"/>
+      <w:pPr>
+        <w:tabs>
+          <w:tab w:val="num" w:pos="720"/>
+        </w:tabs>
+        <w:ind w:left="720" w:hanging="360"/>
+      </w:pPr>
+      <w:rPr>
+        <w:rFonts w:ascii="Symbol" w:hAnsi="Symbol" w:hint="default"/>
+        <w:sz w:val="20"/>
+      </w:rPr>
+    </w:lvl>
+    <w:lvl w:ilvl="1" w:tentative="1">
+      <w:start w:val="1"/>
+      <w:numFmt w:val="bullet"/>
+      <w:lvlText w:val="o"/>
+      <w:lvlJc w:val="left"/>
+      <w:pPr>
+        <w:tabs>
+          <w:tab w:val="num" w:pos="1440"/>
+        </w:tabs>
+        <w:ind w:left="1440" w:hanging="360"/>
+      </w:pPr>
+      <w:rPr>
+        <w:rFonts w:ascii="Courier New" w:hAnsi="Courier New" w:hint="default"/>
+        <w:sz w:val="20"/>
+      </w:rPr>
+    </w:lvl>
+    <w:lvl w:ilvl="2" w:tentative="1">
+      <w:start w:val="1"/>
+      <w:numFmt w:val="bullet"/>
+      <w:lvlText w:val=""/>
+      <w:lvlJc w:val="left"/>
+      <w:pPr>
+        <w:tabs>
+          <w:tab w:val="num" w:pos="2160"/>
+        </w:tabs>
+        <w:ind w:left="2160" w:hanging="360"/>
+      </w:pPr>
+      <w:rPr>
+        <w:rFonts w:ascii="Wingdings" w:hAnsi="Wingdings" w:hint="default"/>
+        <w:sz w:val="20"/>
+      </w:rPr>
+    </w:lvl>
+    <w:lvl w:ilvl="3" w:tentative="1">
+      <w:start w:val="1"/>
+      <w:numFmt w:val="bullet"/>
+      <w:lvlText w:val=""/>
+      <w:lvlJc w:val="left"/>
+      <w:pPr>
+        <w:tabs>
+          <w:tab w:val="num" w:pos="2880"/>
+        </w:tabs>
+        <w:ind w:left="2880" w:hanging="360"/>
+      </w:pPr>
+      <w:rPr>
+        <w:rFonts w:ascii="Wingdings" w:hAnsi="Wingdings" w:hint="default"/>
+        <w:sz w:val="20"/>
+      </w:rPr>
+    </w:lvl>
+    <w:lvl w:ilvl="4" w:tentative="1">
+      <w:start w:val="1"/>
+      <w:numFmt w:val="bullet"/>
+      <w:lvlText w:val=""/>
+      <w:lvlJc w:val="left"/>
+      <w:pPr>
+        <w:tabs>
+          <w:tab w:val="num" w:pos="3600"/>
+        </w:tabs>
+        <w:ind w:left="3600" w:hanging="360"/>
+      </w:pPr>
+      <w:rPr>
+        <w:rFonts w:ascii="Wingdings" w:hAnsi="Wingdings" w:hint="default"/>
+        <w:sz w:val="20"/>
+      </w:rPr>
+    </w:lvl>
+    <w:lvl w:ilvl="5" w:tentative="1">
+      <w:start w:val="1"/>
+      <w:numFmt w:val="bullet"/>
+      <w:lvlText w:val=""/>
+      <w:lvlJc w:val="left"/>
+      <w:pPr>
+        <w:tabs>
+          <w:tab w:val="num" w:pos="4320"/>
+        </w:tabs>
+        <w:ind w:left="4320" w:hanging="360"/>
+      </w:pPr>
+      <w:rPr>
+        <w:rFonts w:ascii="Wingdings" w:hAnsi="Wingdings" w:hint="default"/>
+        <w:sz w:val="20"/>
+      </w:rPr>
+    </w:lvl>
+    <w:lvl w:ilvl="6" w:tentative="1">
+      <w:start w:val="1"/>
+      <w:numFmt w:val="bullet"/>
+      <w:lvlText w:val=""/>
+      <w:lvlJc w:val="left"/>
+      <w:pPr>
+        <w:tabs>
+          <w:tab w:val="num" w:pos="5040"/>
+        </w:tabs>
+        <w:ind w:left="5040" w:hanging="360"/>
+      </w:pPr>
+      <w:rPr>
+        <w:rFonts w:ascii="Wingdings" w:hAnsi="Wingdings" w:hint="default"/>
+        <w:sz w:val="20"/>
+      </w:rPr>
+    </w:lvl>
+    <w:lvl w:ilvl="7" w:tentative="1">
+      <w:start w:val="1"/>
+      <w:numFmt w:val="bullet"/>
+      <w:lvlText w:val=""/>
+      <w:lvlJc w:val="left"/>
+      <w:pPr>
+        <w:tabs>
+          <w:tab w:val="num" w:pos="5760"/>
+        </w:tabs>
+        <w:ind w:left="5760" w:hanging="360"/>
+      </w:pPr>
+      <w:rPr>
+        <w:rFonts w:ascii="Wingdings" w:hAnsi="Wingdings" w:hint="default"/>
+        <w:sz w:val="20"/>
+      </w:rPr>
+    </w:lvl>
+    <w:lvl w:ilvl="8" w:tentative="1">
+      <w:start w:val="1"/>
+      <w:numFmt w:val="bullet"/>
+      <w:lvlText w:val=""/>
+      <w:lvlJc w:val="left"/>
+      <w:pPr>
+        <w:tabs>
+          <w:tab w:val="num" w:pos="6480"/>
+        </w:tabs>
+        <w:ind w:left="6480" w:hanging="360"/>
+      </w:pPr>
+      <w:rPr>
+        <w:rFonts w:ascii="Wingdings" w:hAnsi="Wingdings" w:hint="default"/>
+        <w:sz w:val="20"/>
+      </w:rPr>
+    </w:lvl>
+  </w:abstractNum>
+  <w:abstractNum w:abstractNumId="1" w15:restartNumberingAfterBreak="0">
+    <w:nsid w:val="065D5A11"/>
+    <w:multiLevelType w:val="multilevel"/>
+    <w:tmpl w:val="1CAEB324"/>
+    <w:lvl w:ilvl="0">
+      <w:start w:val="1"/>
+      <w:numFmt w:val="bullet"/>
+      <w:lvlText w:val=""/>
+      <w:lvlJc w:val="left"/>
+      <w:pPr>
+        <w:tabs>
+          <w:tab w:val="num" w:pos="720"/>
+        </w:tabs>
+        <w:ind w:left="720" w:hanging="360"/>
+      </w:pPr>
+      <w:rPr>
+        <w:rFonts w:ascii="Symbol" w:hAnsi="Symbol" w:hint="default"/>
+        <w:sz w:val="20"/>
+      </w:rPr>
+    </w:lvl>
+    <w:lvl w:ilvl="1" w:tentative="1">
+      <w:start w:val="1"/>
+      <w:numFmt w:val="bullet"/>
+      <w:lvlText w:val="o"/>
+      <w:lvlJc w:val="left"/>
+      <w:pPr>
+        <w:tabs>
+          <w:tab w:val="num" w:pos="1440"/>
+        </w:tabs>
+        <w:ind w:left="1440" w:hanging="360"/>
+      </w:pPr>
+      <w:rPr>
+        <w:rFonts w:ascii="Courier New" w:hAnsi="Courier New" w:hint="default"/>
+        <w:sz w:val="20"/>
+      </w:rPr>
+    </w:lvl>
+    <w:lvl w:ilvl="2" w:tentative="1">
+      <w:start w:val="1"/>
+      <w:numFmt w:val="bullet"/>
+      <w:lvlText w:val=""/>
+      <w:lvlJc w:val="left"/>
+      <w:pPr>
+        <w:tabs>
+          <w:tab w:val="num" w:pos="2160"/>
+        </w:tabs>
+        <w:ind w:left="2160" w:hanging="360"/>
+      </w:pPr>
+      <w:rPr>
+        <w:rFonts w:ascii="Wingdings" w:hAnsi="Wingdings" w:hint="default"/>
+        <w:sz w:val="20"/>
+      </w:rPr>
+    </w:lvl>
+    <w:lvl w:ilvl="3" w:tentative="1">
+      <w:start w:val="1"/>
+      <w:numFmt w:val="bullet"/>
+      <w:lvlText w:val=""/>
+      <w:lvlJc w:val="left"/>
+      <w:pPr>
+        <w:tabs>
+          <w:tab w:val="num" w:pos="2880"/>
+        </w:tabs>
+        <w:ind w:left="2880" w:hanging="360"/>
+      </w:pPr>
+      <w:rPr>
+        <w:rFonts w:ascii="Wingdings" w:hAnsi="Wingdings" w:hint="default"/>
+        <w:sz w:val="20"/>
+      </w:rPr>
+    </w:lvl>
+    <w:lvl w:ilvl="4" w:tentative="1">
+      <w:start w:val="1"/>
+      <w:numFmt w:val="bullet"/>
+      <w:lvlText w:val=""/>
+      <w:lvlJc w:val="left"/>
+      <w:pPr>
+        <w:tabs>
+          <w:tab w:val="num" w:pos="3600"/>
+        </w:tabs>
+        <w:ind w:left="3600" w:hanging="360"/>
+      </w:pPr>
+      <w:rPr>
+        <w:rFonts w:ascii="Wingdings" w:hAnsi="Wingdings" w:hint="default"/>
+        <w:sz w:val="20"/>
+      </w:rPr>
+    </w:lvl>
+    <w:lvl w:ilvl="5" w:tentative="1">
+      <w:start w:val="1"/>
+      <w:numFmt w:val="bullet"/>
+      <w:lvlText w:val=""/>
+      <w:lvlJc w:val="left"/>
+      <w:pPr>
+        <w:tabs>
+          <w:tab w:val="num" w:pos="4320"/>
+        </w:tabs>
+        <w:ind w:left="4320" w:hanging="360"/>
+      </w:pPr>
+      <w:rPr>
+        <w:rFonts w:ascii="Wingdings" w:hAnsi="Wingdings" w:hint="default"/>
+        <w:sz w:val="20"/>
+      </w:rPr>
+    </w:lvl>
+    <w:lvl w:ilvl="6" w:tentative="1">
+      <w:start w:val="1"/>
+      <w:numFmt w:val="bullet"/>
+      <w:lvlText w:val=""/>
+      <w:lvlJc w:val="left"/>
+      <w:pPr>
+        <w:tabs>
+          <w:tab w:val="num" w:pos="5040"/>
+        </w:tabs>
+        <w:ind w:left="5040" w:hanging="360"/>
+      </w:pPr>
+      <w:rPr>
+        <w:rFonts w:ascii="Wingdings" w:hAnsi="Wingdings" w:hint="default"/>
+        <w:sz w:val="20"/>
+      </w:rPr>
+    </w:lvl>
+    <w:lvl w:ilvl="7" w:tentative="1">
+      <w:start w:val="1"/>
+      <w:numFmt w:val="bullet"/>
+      <w:lvlText w:val=""/>
+      <w:lvlJc w:val="left"/>
+      <w:pPr>
+        <w:tabs>
+          <w:tab w:val="num" w:pos="5760"/>
+        </w:tabs>
+        <w:ind w:left="5760" w:hanging="360"/>
+      </w:pPr>
+      <w:rPr>
+        <w:rFonts w:ascii="Wingdings" w:hAnsi="Wingdings" w:hint="default"/>
+        <w:sz w:val="20"/>
+      </w:rPr>
+    </w:lvl>
+    <w:lvl w:ilvl="8" w:tentative="1">
+      <w:start w:val="1"/>
+      <w:numFmt w:val="bullet"/>
+      <w:lvlText w:val=""/>
+      <w:lvlJc w:val="left"/>
+      <w:pPr>
+        <w:tabs>
+          <w:tab w:val="num" w:pos="6480"/>
+        </w:tabs>
+        <w:ind w:left="6480" w:hanging="360"/>
+      </w:pPr>
+      <w:rPr>
+        <w:rFonts w:ascii="Wingdings" w:hAnsi="Wingdings" w:hint="default"/>
+        <w:sz w:val="20"/>
+      </w:rPr>
+    </w:lvl>
+  </w:abstractNum>
+  <w:abstractNum w:abstractNumId="2" w15:restartNumberingAfterBreak="0">
+    <w:nsid w:val="1226611B"/>
+    <w:multiLevelType w:val="multilevel"/>
+    <w:tmpl w:val="3DAA17FC"/>
+    <w:lvl w:ilvl="0">
+      <w:start w:val="1"/>
+      <w:numFmt w:val="bullet"/>
+      <w:lvlText w:val=""/>
+      <w:lvlJc w:val="left"/>
+      <w:pPr>
+        <w:tabs>
+          <w:tab w:val="num" w:pos="720"/>
+        </w:tabs>
+        <w:ind w:left="720" w:hanging="360"/>
+      </w:pPr>
+      <w:rPr>
+        <w:rFonts w:ascii="Symbol" w:hAnsi="Symbol" w:hint="default"/>
+        <w:sz w:val="20"/>
+      </w:rPr>
+    </w:lvl>
+    <w:lvl w:ilvl="1" w:tentative="1">
+      <w:start w:val="1"/>
+      <w:numFmt w:val="bullet"/>
+      <w:lvlText w:val="o"/>
+      <w:lvlJc w:val="left"/>
+      <w:pPr>
+        <w:tabs>
+          <w:tab w:val="num" w:pos="1440"/>
+        </w:tabs>
+        <w:ind w:left="1440" w:hanging="360"/>
+      </w:pPr>
+      <w:rPr>
+        <w:rFonts w:ascii="Courier New" w:hAnsi="Courier New" w:hint="default"/>
+        <w:sz w:val="20"/>
+      </w:rPr>
+    </w:lvl>
+    <w:lvl w:ilvl="2" w:tentative="1">
+      <w:start w:val="1"/>
+      <w:numFmt w:val="bullet"/>
+      <w:lvlText w:val=""/>
+      <w:lvlJc w:val="left"/>
+      <w:pPr>
+        <w:tabs>
+          <w:tab w:val="num" w:pos="2160"/>
+        </w:tabs>
+        <w:ind w:left="2160" w:hanging="360"/>
+      </w:pPr>
+      <w:rPr>
+        <w:rFonts w:ascii="Wingdings" w:hAnsi="Wingdings" w:hint="default"/>
+        <w:sz w:val="20"/>
+      </w:rPr>
+    </w:lvl>
+    <w:lvl w:ilvl="3" w:tentative="1">
+      <w:start w:val="1"/>
+      <w:numFmt w:val="bullet"/>
+      <w:lvlText w:val=""/>
+      <w:lvlJc w:val="left"/>
+      <w:pPr>
+        <w:tabs>
+          <w:tab w:val="num" w:pos="2880"/>
+        </w:tabs>
+        <w:ind w:left="2880" w:hanging="360"/>
+      </w:pPr>
+      <w:rPr>
+        <w:rFonts w:ascii="Wingdings" w:hAnsi="Wingdings" w:hint="default"/>
+        <w:sz w:val="20"/>
+      </w:rPr>
+    </w:lvl>
+    <w:lvl w:ilvl="4" w:tentative="1">
+      <w:start w:val="1"/>
+      <w:numFmt w:val="bullet"/>
+      <w:lvlText w:val=""/>
+      <w:lvlJc w:val="left"/>
+      <w:pPr>
+        <w:tabs>
+          <w:tab w:val="num" w:pos="3600"/>
+        </w:tabs>
+        <w:ind w:left="3600" w:hanging="360"/>
+      </w:pPr>
+      <w:rPr>
+        <w:rFonts w:ascii="Wingdings" w:hAnsi="Wingdings" w:hint="default"/>
+        <w:sz w:val="20"/>
+      </w:rPr>
+    </w:lvl>
+    <w:lvl w:ilvl="5" w:tentative="1">
+      <w:start w:val="1"/>
+      <w:numFmt w:val="bullet"/>
+      <w:lvlText w:val=""/>
+      <w:lvlJc w:val="left"/>
+      <w:pPr>
+        <w:tabs>
+          <w:tab w:val="num" w:pos="4320"/>
+        </w:tabs>
+        <w:ind w:left="4320" w:hanging="360"/>
+      </w:pPr>
+      <w:rPr>
+        <w:rFonts w:ascii="Wingdings" w:hAnsi="Wingdings" w:hint="default"/>
+        <w:sz w:val="20"/>
+      </w:rPr>
+    </w:lvl>
+    <w:lvl w:ilvl="6" w:tentative="1">
+      <w:start w:val="1"/>
+      <w:numFmt w:val="bullet"/>
+      <w:lvlText w:val=""/>
+      <w:lvlJc w:val="left"/>
+      <w:pPr>
+        <w:tabs>
+          <w:tab w:val="num" w:pos="5040"/>
+        </w:tabs>
+        <w:ind w:left="5040" w:hanging="360"/>
+      </w:pPr>
+      <w:rPr>
+        <w:rFonts w:ascii="Wingdings" w:hAnsi="Wingdings" w:hint="default"/>
+        <w:sz w:val="20"/>
+      </w:rPr>
+    </w:lvl>
+    <w:lvl w:ilvl="7" w:tentative="1">
+      <w:start w:val="1"/>
+      <w:numFmt w:val="bullet"/>
+      <w:lvlText w:val=""/>
+      <w:lvlJc w:val="left"/>
+      <w:pPr>
+        <w:tabs>
+          <w:tab w:val="num" w:pos="5760"/>
+        </w:tabs>
+        <w:ind w:left="5760" w:hanging="360"/>
+      </w:pPr>
+      <w:rPr>
+        <w:rFonts w:ascii="Wingdings" w:hAnsi="Wingdings" w:hint="default"/>
+        <w:sz w:val="20"/>
+      </w:rPr>
+    </w:lvl>
+    <w:lvl w:ilvl="8" w:tentative="1">
+      <w:start w:val="1"/>
+      <w:numFmt w:val="bullet"/>
+      <w:lvlText w:val=""/>
+      <w:lvlJc w:val="left"/>
+      <w:pPr>
+        <w:tabs>
+          <w:tab w:val="num" w:pos="6480"/>
+        </w:tabs>
+        <w:ind w:left="6480" w:hanging="360"/>
+      </w:pPr>
+      <w:rPr>
+        <w:rFonts w:ascii="Wingdings" w:hAnsi="Wingdings" w:hint="default"/>
+        <w:sz w:val="20"/>
+      </w:rPr>
+    </w:lvl>
+  </w:abstractNum>
+  <w:abstractNum w:abstractNumId="3" w15:restartNumberingAfterBreak="0">
     <w:nsid w:val="1440105A"/>
     <w:multiLevelType w:val="hybridMultilevel"/>
     <w:tmpl w:val="B7586072"/>
@@ -4599,7 +5736,7 @@
       </w:rPr>
     </w:lvl>
   </w:abstractNum>
-  <w:abstractNum w:abstractNumId="1" w15:restartNumberingAfterBreak="0">
+  <w:abstractNum w:abstractNumId="4" w15:restartNumberingAfterBreak="0">
     <w:nsid w:val="2B034F11"/>
     <w:multiLevelType w:val="hybridMultilevel"/>
     <w:tmpl w:val="1FBE0986"/>
@@ -4712,7 +5849,7 @@
       </w:rPr>
     </w:lvl>
   </w:abstractNum>
-  <w:abstractNum w:abstractNumId="2" w15:restartNumberingAfterBreak="0">
+  <w:abstractNum w:abstractNumId="5" w15:restartNumberingAfterBreak="0">
     <w:nsid w:val="2BF179F9"/>
     <w:multiLevelType w:val="hybridMultilevel"/>
     <w:tmpl w:val="A05A3AEE"/>
@@ -4802,7 +5939,7 @@
       </w:pPr>
     </w:lvl>
   </w:abstractNum>
-  <w:abstractNum w:abstractNumId="3" w15:restartNumberingAfterBreak="0">
+  <w:abstractNum w:abstractNumId="6" w15:restartNumberingAfterBreak="0">
     <w:nsid w:val="32702AA5"/>
     <w:multiLevelType w:val="hybridMultilevel"/>
     <w:tmpl w:val="48463DCE"/>
@@ -4888,7 +6025,7 @@
       </w:pPr>
     </w:lvl>
   </w:abstractNum>
-  <w:abstractNum w:abstractNumId="4" w15:restartNumberingAfterBreak="0">
+  <w:abstractNum w:abstractNumId="7" w15:restartNumberingAfterBreak="0">
     <w:nsid w:val="33CB3C4F"/>
     <w:multiLevelType w:val="multilevel"/>
     <w:tmpl w:val="AA2A9A92"/>
@@ -5037,7 +6174,7 @@
       </w:rPr>
     </w:lvl>
   </w:abstractNum>
-  <w:abstractNum w:abstractNumId="5" w15:restartNumberingAfterBreak="0">
+  <w:abstractNum w:abstractNumId="8" w15:restartNumberingAfterBreak="0">
     <w:nsid w:val="35BB7BE8"/>
     <w:multiLevelType w:val="multilevel"/>
     <w:tmpl w:val="693A70B6"/>
@@ -5150,7 +6287,7 @@
       </w:pPr>
     </w:lvl>
   </w:abstractNum>
-  <w:abstractNum w:abstractNumId="6" w15:restartNumberingAfterBreak="0">
+  <w:abstractNum w:abstractNumId="9" w15:restartNumberingAfterBreak="0">
     <w:nsid w:val="419A6FAD"/>
     <w:multiLevelType w:val="hybridMultilevel"/>
     <w:tmpl w:val="0E24D83E"/>
@@ -5263,7 +6400,7 @@
       </w:rPr>
     </w:lvl>
   </w:abstractNum>
-  <w:abstractNum w:abstractNumId="7" w15:restartNumberingAfterBreak="0">
+  <w:abstractNum w:abstractNumId="10" w15:restartNumberingAfterBreak="0">
     <w:nsid w:val="4A0B5164"/>
     <w:multiLevelType w:val="hybridMultilevel"/>
     <w:tmpl w:val="A9406B60"/>
@@ -5376,7 +6513,7 @@
       </w:rPr>
     </w:lvl>
   </w:abstractNum>
-  <w:abstractNum w:abstractNumId="8" w15:restartNumberingAfterBreak="0">
+  <w:abstractNum w:abstractNumId="11" w15:restartNumberingAfterBreak="0">
     <w:nsid w:val="4D00C9D5"/>
     <w:multiLevelType w:val="hybridMultilevel"/>
     <w:tmpl w:val="9A321FDE"/>
@@ -5489,7 +6626,7 @@
       </w:rPr>
     </w:lvl>
   </w:abstractNum>
-  <w:abstractNum w:abstractNumId="9" w15:restartNumberingAfterBreak="0">
+  <w:abstractNum w:abstractNumId="12" w15:restartNumberingAfterBreak="0">
     <w:nsid w:val="52AF3966"/>
     <w:multiLevelType w:val="multilevel"/>
     <w:tmpl w:val="69DEFDD8"/>
@@ -5634,7 +6771,7 @@
       </w:rPr>
     </w:lvl>
   </w:abstractNum>
-  <w:abstractNum w:abstractNumId="10" w15:restartNumberingAfterBreak="0">
+  <w:abstractNum w:abstractNumId="13" w15:restartNumberingAfterBreak="0">
     <w:nsid w:val="62022EF5"/>
     <w:multiLevelType w:val="multilevel"/>
     <w:tmpl w:val="6C624254"/>
@@ -5747,7 +6884,7 @@
       </w:pPr>
     </w:lvl>
   </w:abstractNum>
-  <w:abstractNum w:abstractNumId="11" w15:restartNumberingAfterBreak="0">
+  <w:abstractNum w:abstractNumId="14" w15:restartNumberingAfterBreak="0">
     <w:nsid w:val="69D15638"/>
     <w:multiLevelType w:val="hybridMultilevel"/>
     <w:tmpl w:val="E2CA0956"/>
@@ -5860,7 +6997,7 @@
       </w:rPr>
     </w:lvl>
   </w:abstractNum>
-  <w:abstractNum w:abstractNumId="12" w15:restartNumberingAfterBreak="0">
+  <w:abstractNum w:abstractNumId="15" w15:restartNumberingAfterBreak="0">
     <w:nsid w:val="6A2F6300"/>
     <w:multiLevelType w:val="multilevel"/>
     <w:tmpl w:val="63B814BE"/>
@@ -6009,7 +7146,7 @@
       </w:rPr>
     </w:lvl>
   </w:abstractNum>
-  <w:abstractNum w:abstractNumId="13" w15:restartNumberingAfterBreak="0">
+  <w:abstractNum w:abstractNumId="16" w15:restartNumberingAfterBreak="0">
     <w:nsid w:val="6BE20DCE"/>
     <w:multiLevelType w:val="multilevel"/>
     <w:tmpl w:val="A0F098F8"/>
@@ -6158,7 +7295,7 @@
       </w:rPr>
     </w:lvl>
   </w:abstractNum>
-  <w:abstractNum w:abstractNumId="14" w15:restartNumberingAfterBreak="0">
+  <w:abstractNum w:abstractNumId="17" w15:restartNumberingAfterBreak="0">
     <w:nsid w:val="6D343EFD"/>
     <w:multiLevelType w:val="hybridMultilevel"/>
     <w:tmpl w:val="A3C2C190"/>
@@ -6247,7 +7384,7 @@
       </w:pPr>
     </w:lvl>
   </w:abstractNum>
-  <w:abstractNum w:abstractNumId="15" w15:restartNumberingAfterBreak="0">
+  <w:abstractNum w:abstractNumId="18" w15:restartNumberingAfterBreak="0">
     <w:nsid w:val="73E61F88"/>
     <w:multiLevelType w:val="multilevel"/>
     <w:tmpl w:val="C77C5E24"/>
@@ -6396,7 +7533,7 @@
       </w:rPr>
     </w:lvl>
   </w:abstractNum>
-  <w:abstractNum w:abstractNumId="16" w15:restartNumberingAfterBreak="0">
+  <w:abstractNum w:abstractNumId="19" w15:restartNumberingAfterBreak="0">
     <w:nsid w:val="7A9045D8"/>
     <w:multiLevelType w:val="multilevel"/>
     <w:tmpl w:val="4762DB68"/>
@@ -6545,62 +7682,71 @@
       </w:rPr>
     </w:lvl>
   </w:abstractNum>
-  <w:num w:numId="1">
+  <w:num w:numId="1" w16cid:durableId="983312131">
+    <w:abstractNumId w:val="11"/>
+  </w:num>
+  <w:num w:numId="2" w16cid:durableId="376204260">
+    <w:abstractNumId w:val="12"/>
+  </w:num>
+  <w:num w:numId="3" w16cid:durableId="268777499">
+    <w:abstractNumId w:val="3"/>
+  </w:num>
+  <w:num w:numId="4" w16cid:durableId="1243837183">
+    <w:abstractNumId w:val="14"/>
+  </w:num>
+  <w:num w:numId="5" w16cid:durableId="1076364463">
     <w:abstractNumId w:val="8"/>
   </w:num>
-  <w:num w:numId="2">
+  <w:num w:numId="6" w16cid:durableId="1514761357">
+    <w:abstractNumId w:val="19"/>
+  </w:num>
+  <w:num w:numId="7" w16cid:durableId="1584800961">
+    <w:abstractNumId w:val="6"/>
+  </w:num>
+  <w:num w:numId="8" w16cid:durableId="892229810">
+    <w:abstractNumId w:val="5"/>
+  </w:num>
+  <w:num w:numId="9" w16cid:durableId="663433947">
+    <w:abstractNumId w:val="4"/>
+  </w:num>
+  <w:num w:numId="10" w16cid:durableId="1437674711">
     <w:abstractNumId w:val="9"/>
   </w:num>
-  <w:num w:numId="3">
+  <w:num w:numId="11" w16cid:durableId="623075749">
+    <w:abstractNumId w:val="17"/>
+  </w:num>
+  <w:num w:numId="12" w16cid:durableId="1144155984">
+    <w:abstractNumId w:val="16"/>
+  </w:num>
+  <w:num w:numId="13" w16cid:durableId="1259024071">
+    <w:abstractNumId w:val="18"/>
+  </w:num>
+  <w:num w:numId="14" w16cid:durableId="292176671">
+    <w:abstractNumId w:val="10"/>
+  </w:num>
+  <w:num w:numId="15" w16cid:durableId="122626808">
+    <w:abstractNumId w:val="13"/>
+  </w:num>
+  <w:num w:numId="16" w16cid:durableId="915550696">
+    <w:abstractNumId w:val="15"/>
+  </w:num>
+  <w:num w:numId="17" w16cid:durableId="585655110">
+    <w:abstractNumId w:val="7"/>
+  </w:num>
+  <w:num w:numId="18" w16cid:durableId="2048098131">
     <w:abstractNumId w:val="0"/>
   </w:num>
-  <w:num w:numId="4">
-    <w:abstractNumId w:val="11"/>
-  </w:num>
-  <w:num w:numId="5">
-    <w:abstractNumId w:val="5"/>
-  </w:num>
-  <w:num w:numId="6">
-    <w:abstractNumId w:val="16"/>
-  </w:num>
-  <w:num w:numId="7">
-    <w:abstractNumId w:val="3"/>
-  </w:num>
-  <w:num w:numId="8">
-    <w:abstractNumId w:val="2"/>
-  </w:num>
-  <w:num w:numId="9">
+  <w:num w:numId="19" w16cid:durableId="251399817">
     <w:abstractNumId w:val="1"/>
   </w:num>
-  <w:num w:numId="10">
-    <w:abstractNumId w:val="6"/>
-  </w:num>
-  <w:num w:numId="11">
-    <w:abstractNumId w:val="14"/>
-  </w:num>
-  <w:num w:numId="12">
-    <w:abstractNumId w:val="13"/>
-  </w:num>
-  <w:num w:numId="13">
-    <w:abstractNumId w:val="15"/>
-  </w:num>
-  <w:num w:numId="14">
-    <w:abstractNumId w:val="7"/>
-  </w:num>
-  <w:num w:numId="15">
-    <w:abstractNumId w:val="10"/>
-  </w:num>
-  <w:num w:numId="16">
-    <w:abstractNumId w:val="12"/>
-  </w:num>
-  <w:num w:numId="17">
-    <w:abstractNumId w:val="4"/>
+  <w:num w:numId="20" w16cid:durableId="1251618179">
+    <w:abstractNumId w:val="2"/>
   </w:num>
 </w:numbering>
 </file>
 
 <file path=word/styles.xml><?xml version="1.0" encoding="utf-8"?>
-<w:styles xmlns:mc="http://schemas.openxmlformats.org/markup-compatibility/2006" xmlns:r="http://schemas.openxmlformats.org/officeDocument/2006/relationships" xmlns:w="http://schemas.openxmlformats.org/wordprocessingml/2006/main" xmlns:w14="http://schemas.microsoft.com/office/word/2010/wordml" xmlns:w15="http://schemas.microsoft.com/office/word/2012/wordml" xmlns:w16cex="http://schemas.microsoft.com/office/word/2018/wordml/cex" xmlns:w16cid="http://schemas.microsoft.com/office/word/2016/wordml/cid" xmlns:w16="http://schemas.microsoft.com/office/word/2018/wordml" xmlns:w16sdtdh="http://schemas.microsoft.com/office/word/2020/wordml/sdtdatahash" xmlns:w16se="http://schemas.microsoft.com/office/word/2015/wordml/symex" mc:Ignorable="w14 w15 w16se w16cid w16 w16cex w16sdtdh">
+<w:styles xmlns:mc="http://schemas.openxmlformats.org/markup-compatibility/2006" xmlns:r="http://schemas.openxmlformats.org/officeDocument/2006/relationships" xmlns:w="http://schemas.openxmlformats.org/wordprocessingml/2006/main" xmlns:w14="http://schemas.microsoft.com/office/word/2010/wordml" xmlns:w15="http://schemas.microsoft.com/office/word/2012/wordml" xmlns:w16cex="http://schemas.microsoft.com/office/word/2018/wordml/cex" xmlns:w16cid="http://schemas.microsoft.com/office/word/2016/wordml/cid" xmlns:w16="http://schemas.microsoft.com/office/word/2018/wordml" xmlns:w16du="http://schemas.microsoft.com/office/word/2023/wordml/word16du" xmlns:w16sdtdh="http://schemas.microsoft.com/office/word/2020/wordml/sdtdatahash" xmlns:w16sdtfl="http://schemas.microsoft.com/office/word/2024/wordml/sdtformatlock" xmlns:w16se="http://schemas.microsoft.com/office/word/2015/wordml/symex" mc:Ignorable="w14 w15 w16se w16cid w16 w16cex w16sdtdh w16sdtfl w16du">
   <w:docDefaults>
     <w:rPrDefault>
       <w:rPr>
@@ -7049,7 +8195,6 @@
     <w:next w:val="Normal"/>
     <w:link w:val="Heading3Char"/>
     <w:uiPriority w:val="9"/>
-    <w:semiHidden/>
     <w:unhideWhenUsed/>
     <w:qFormat/>
     <w:rsid w:val="00546446"/>
@@ -7201,7 +8346,6 @@
   <w:style w:type="character" w:default="1" w:styleId="DefaultParagraphFont">
     <w:name w:val="Default Paragraph Font"/>
     <w:uiPriority w:val="1"/>
-    <w:semiHidden/>
     <w:unhideWhenUsed/>
   </w:style>
   <w:style w:type="table" w:default="1" w:styleId="TableNormal">
@@ -7256,7 +8400,6 @@
     <w:basedOn w:val="DefaultParagraphFont"/>
     <w:link w:val="Heading3"/>
     <w:uiPriority w:val="9"/>
-    <w:semiHidden/>
     <w:rsid w:val="00546446"/>
     <w:rPr>
       <w:rFonts w:eastAsiaTheme="majorEastAsia" w:cstheme="majorBidi"/>

--- a/Testare Unitara In Python.docx
+++ b/Testare Unitara In Python.docx
@@ -1,6 +1,6 @@
 
 <file path=word/document.xml><?xml version="1.0" encoding="utf-8"?>
-<w:document xmlns:wpc="http://schemas.microsoft.com/office/word/2010/wordprocessingCanvas" xmlns:cx="http://schemas.microsoft.com/office/drawing/2014/chartex" xmlns:cx1="http://schemas.microsoft.com/office/drawing/2015/9/8/chartex" xmlns:cx2="http://schemas.microsoft.com/office/drawing/2015/10/21/chartex" xmlns:cx3="http://schemas.microsoft.com/office/drawing/2016/5/9/chartex" xmlns:cx4="http://schemas.microsoft.com/office/drawing/2016/5/10/chartex" xmlns:cx5="http://schemas.microsoft.com/office/drawing/2016/5/11/chartex" xmlns:cx6="http://schemas.microsoft.com/office/drawing/2016/5/12/chartex" xmlns:cx7="http://schemas.microsoft.com/office/drawing/2016/5/13/chartex" xmlns:cx8="http://schemas.microsoft.com/office/drawing/2016/5/14/chartex" xmlns:mc="http://schemas.openxmlformats.org/markup-compatibility/2006" xmlns:aink="http://schemas.microsoft.com/office/drawing/2016/ink" xmlns:am3d="http://schemas.microsoft.com/office/drawing/2017/model3d" xmlns:o="urn:schemas-microsoft-com:office:office" xmlns:oel="http://schemas.microsoft.com/office/2019/extlst" xmlns:r="http://schemas.openxmlformats.org/officeDocument/2006/relationships" xmlns:m="http://schemas.openxmlformats.org/officeDocument/2006/math" xmlns:v="urn:schemas-microsoft-com:vml" xmlns:wp14="http://schemas.microsoft.com/office/word/2010/wordprocessingDrawing" xmlns:wp="http://schemas.openxmlformats.org/drawingml/2006/wordprocessingDrawing" xmlns:w10="urn:schemas-microsoft-com:office:word" xmlns:w="http://schemas.openxmlformats.org/wordprocessingml/2006/main" xmlns:w14="http://schemas.microsoft.com/office/word/2010/wordml" xmlns:w15="http://schemas.microsoft.com/office/word/2012/wordml" xmlns:w16cex="http://schemas.microsoft.com/office/word/2018/wordml/cex" xmlns:w16cid="http://schemas.microsoft.com/office/word/2016/wordml/cid" xmlns:w16="http://schemas.microsoft.com/office/word/2018/wordml" xmlns:w16du="http://schemas.microsoft.com/office/word/2023/wordml/word16du" xmlns:w16sdtdh="http://schemas.microsoft.com/office/word/2020/wordml/sdtdatahash" xmlns:w16sdtfl="http://schemas.microsoft.com/office/word/2024/wordml/sdtformatlock" xmlns:w16se="http://schemas.microsoft.com/office/word/2015/wordml/symex" xmlns:wpg="http://schemas.microsoft.com/office/word/2010/wordprocessingGroup" xmlns:wpi="http://schemas.microsoft.com/office/word/2010/wordprocessingInk" xmlns:wne="http://schemas.microsoft.com/office/word/2006/wordml" xmlns:wps="http://schemas.microsoft.com/office/word/2010/wordprocessingShape" mc:Ignorable="w14 w15 w16se w16cid w16 w16cex w16sdtdh w16sdtfl w16du wp14">
+<w:document xmlns:wpc="http://schemas.microsoft.com/office/word/2010/wordprocessingCanvas" xmlns:cx="http://schemas.microsoft.com/office/drawing/2014/chartex" xmlns:cx1="http://schemas.microsoft.com/office/drawing/2015/9/8/chartex" xmlns:cx2="http://schemas.microsoft.com/office/drawing/2015/10/21/chartex" xmlns:cx3="http://schemas.microsoft.com/office/drawing/2016/5/9/chartex" xmlns:cx4="http://schemas.microsoft.com/office/drawing/2016/5/10/chartex" xmlns:cx5="http://schemas.microsoft.com/office/drawing/2016/5/11/chartex" xmlns:cx6="http://schemas.microsoft.com/office/drawing/2016/5/12/chartex" xmlns:cx7="http://schemas.microsoft.com/office/drawing/2016/5/13/chartex" xmlns:cx8="http://schemas.microsoft.com/office/drawing/2016/5/14/chartex" xmlns:mc="http://schemas.openxmlformats.org/markup-compatibility/2006" xmlns:aink="http://schemas.microsoft.com/office/drawing/2016/ink" xmlns:am3d="http://schemas.microsoft.com/office/drawing/2017/model3d" xmlns:o="urn:schemas-microsoft-com:office:office" xmlns:r="http://schemas.openxmlformats.org/officeDocument/2006/relationships" xmlns:m="http://schemas.openxmlformats.org/officeDocument/2006/math" xmlns:v="urn:schemas-microsoft-com:vml" xmlns:wp14="http://schemas.microsoft.com/office/word/2010/wordprocessingDrawing" xmlns:wp="http://schemas.openxmlformats.org/drawingml/2006/wordprocessingDrawing" xmlns:w10="urn:schemas-microsoft-com:office:word" xmlns:w="http://schemas.openxmlformats.org/wordprocessingml/2006/main" xmlns:w14="http://schemas.microsoft.com/office/word/2010/wordml" xmlns:w15="http://schemas.microsoft.com/office/word/2012/wordml" xmlns:w16cex="http://schemas.microsoft.com/office/word/2018/wordml/cex" xmlns:w16cid="http://schemas.microsoft.com/office/word/2016/wordml/cid" xmlns:w16="http://schemas.microsoft.com/office/word/2018/wordml" xmlns:w16sdtdh="http://schemas.microsoft.com/office/word/2020/wordml/sdtdatahash" xmlns:w16se="http://schemas.microsoft.com/office/word/2015/wordml/symex" xmlns:wpg="http://schemas.microsoft.com/office/word/2010/wordprocessingGroup" xmlns:wpi="http://schemas.microsoft.com/office/word/2010/wordprocessingInk" xmlns:wne="http://schemas.microsoft.com/office/word/2006/wordml" xmlns:wps="http://schemas.microsoft.com/office/word/2010/wordprocessingShape" mc:Ignorable="w14 w15 w16se w16cid w16 w16cex w16sdtdh wp14">
   <w:body>
     <w:p>
       <w:pPr>
@@ -3383,31 +3383,6 @@
     </w:p>
     <w:p>
       <w:pPr>
-        <w:ind w:left="360"/>
-        <w:rPr>
-          <w:rFonts w:ascii="Times New Roman" w:eastAsia="Times New Roman" w:hAnsi="Times New Roman" w:cs="Times New Roman"/>
-        </w:rPr>
-      </w:pPr>
-    </w:p>
-    <w:p>
-      <w:pPr>
-        <w:ind w:left="360"/>
-        <w:rPr>
-          <w:rFonts w:ascii="Times New Roman" w:eastAsia="Times New Roman" w:hAnsi="Times New Roman" w:cs="Times New Roman"/>
-        </w:rPr>
-      </w:pPr>
-    </w:p>
-    <w:p>
-      <w:pPr>
-        <w:ind w:left="360"/>
-        <w:rPr>
-          <w:rFonts w:ascii="Times New Roman" w:hAnsi="Times New Roman" w:cs="Times New Roman"/>
-        </w:rPr>
-      </w:pPr>
-    </w:p>
-    <w:p>
-      <w:pPr>
-        <w:ind w:left="360"/>
         <w:rPr>
           <w:rFonts w:ascii="Times New Roman" w:hAnsi="Times New Roman" w:cs="Times New Roman"/>
         </w:rPr>
@@ -3516,6 +3491,127 @@
         </w:rPr>
         <w:t>100% (Toate ramurile if/else au fost parcurse pe ambele logici, True și False).</w:t>
       </w:r>
+    </w:p>
+    <w:p>
+      <w:pPr>
+        <w:ind w:left="720"/>
+        <w:rPr>
+          <w:rFonts w:ascii="Times New Roman" w:hAnsi="Times New Roman" w:cs="Times New Roman"/>
+        </w:rPr>
+      </w:pPr>
+      <w:r>
+        <w:rPr>
+          <w:rFonts w:ascii="Times New Roman" w:hAnsi="Times New Roman" w:cs="Times New Roman"/>
+        </w:rPr>
+        <w:drawing>
+          <wp:inline distT="0" distB="0" distL="0" distR="0" wp14:anchorId="1012B8D6" wp14:editId="50E07FEC">
+            <wp:extent cx="5943600" cy="1934845"/>
+            <wp:effectExtent l="0" t="0" r="0" b="8255"/>
+            <wp:docPr id="2" name="Picture 2"/>
+            <wp:cNvGraphicFramePr>
+              <a:graphicFrameLocks xmlns:a="http://schemas.openxmlformats.org/drawingml/2006/main" noChangeAspect="1"/>
+            </wp:cNvGraphicFramePr>
+            <a:graphic xmlns:a="http://schemas.openxmlformats.org/drawingml/2006/main">
+              <a:graphicData uri="http://schemas.openxmlformats.org/drawingml/2006/picture">
+                <pic:pic xmlns:pic="http://schemas.openxmlformats.org/drawingml/2006/picture">
+                  <pic:nvPicPr>
+                    <pic:cNvPr id="1" name=""/>
+                    <pic:cNvPicPr/>
+                  </pic:nvPicPr>
+                  <pic:blipFill>
+                    <a:blip r:embed="rId11"/>
+                    <a:stretch>
+                      <a:fillRect/>
+                    </a:stretch>
+                  </pic:blipFill>
+                  <pic:spPr>
+                    <a:xfrm>
+                      <a:off x="0" y="0"/>
+                      <a:ext cx="5943600" cy="1934845"/>
+                    </a:xfrm>
+                    <a:prstGeom prst="rect">
+                      <a:avLst/>
+                    </a:prstGeom>
+                  </pic:spPr>
+                </pic:pic>
+              </a:graphicData>
+            </a:graphic>
+          </wp:inline>
+        </w:drawing>
+      </w:r>
+    </w:p>
+    <w:p>
+      <w:pPr>
+        <w:ind w:left="720"/>
+        <w:rPr>
+          <w:rStyle w:val="citation-198"/>
+          <w:rFonts w:ascii="Times New Roman" w:hAnsi="Times New Roman" w:cs="Times New Roman"/>
+        </w:rPr>
+      </w:pPr>
+      <w:r>
+        <w:rPr>
+          <w:rStyle w:val="citation-198"/>
+          <w:rFonts w:ascii="Times New Roman" w:hAnsi="Times New Roman" w:cs="Times New Roman"/>
+        </w:rPr>
+        <w:t>Se observă o acoperire de 100% pentru fișierul credit_validator.py. Acest lucru confirmă faptul că fiecare linie de cod din metoda evalueaza_eligibilitate a fost executată cel puțin o dată, inclusiv ramura de tratare a erorilor de tip (TypeError) și toate variantele de aprobare sau respingere a creditului.</w:t>
+      </w:r>
+    </w:p>
+    <w:p>
+      <w:pPr>
+        <w:ind w:left="720"/>
+        <w:rPr>
+          <w:rStyle w:val="citation-198"/>
+          <w:rFonts w:ascii="Times New Roman" w:hAnsi="Times New Roman" w:cs="Times New Roman"/>
+        </w:rPr>
+      </w:pPr>
+      <w:r>
+        <w:rPr>
+          <w:rStyle w:val="citation-198"/>
+          <w:rFonts w:ascii="Times New Roman" w:hAnsi="Times New Roman" w:cs="Times New Roman"/>
+        </w:rPr>
+        <w:drawing>
+          <wp:inline distT="0" distB="0" distL="0" distR="0" wp14:anchorId="2ABEAF86" wp14:editId="4252F0B1">
+            <wp:extent cx="4754880" cy="2863596"/>
+            <wp:effectExtent l="0" t="0" r="7620" b="0"/>
+            <wp:docPr id="3" name="Picture 3"/>
+            <wp:cNvGraphicFramePr>
+              <a:graphicFrameLocks xmlns:a="http://schemas.openxmlformats.org/drawingml/2006/main" noChangeAspect="1"/>
+            </wp:cNvGraphicFramePr>
+            <a:graphic xmlns:a="http://schemas.openxmlformats.org/drawingml/2006/main">
+              <a:graphicData uri="http://schemas.openxmlformats.org/drawingml/2006/picture">
+                <pic:pic xmlns:pic="http://schemas.openxmlformats.org/drawingml/2006/picture">
+                  <pic:nvPicPr>
+                    <pic:cNvPr id="1" name=""/>
+                    <pic:cNvPicPr/>
+                  </pic:nvPicPr>
+                  <pic:blipFill>
+                    <a:blip r:embed="rId12"/>
+                    <a:stretch>
+                      <a:fillRect/>
+                    </a:stretch>
+                  </pic:blipFill>
+                  <pic:spPr>
+                    <a:xfrm>
+                      <a:off x="0" y="0"/>
+                      <a:ext cx="4766561" cy="2870631"/>
+                    </a:xfrm>
+                    <a:prstGeom prst="rect">
+                      <a:avLst/>
+                    </a:prstGeom>
+                  </pic:spPr>
+                </pic:pic>
+              </a:graphicData>
+            </a:graphic>
+          </wp:inline>
+        </w:drawing>
+      </w:r>
+    </w:p>
+    <w:p>
+      <w:pPr>
+        <w:rPr>
+          <w:rFonts w:ascii="Times New Roman" w:hAnsi="Times New Roman" w:cs="Times New Roman"/>
+        </w:rPr>
+      </w:pPr>
     </w:p>
     <w:p>
       <w:pPr>
@@ -3762,7 +3858,6 @@
           <w:b/>
           <w:bCs/>
         </w:rPr>
-        <w:lastRenderedPageBreak/>
         <w:t>Mutanții Rămași în Urmă (Rularea cu Cosmic Ray)</w:t>
       </w:r>
     </w:p>
@@ -3776,6 +3871,7 @@
       <w:r>
         <w:rPr>
           <w:rFonts w:ascii="Times New Roman" w:hAnsi="Times New Roman" w:cs="Times New Roman"/>
+          <w:noProof/>
         </w:rPr>
         <w:drawing>
           <wp:inline distT="0" distB="0" distL="0" distR="0" wp14:anchorId="0D96C4F6" wp14:editId="4A87A90B">
@@ -3793,7 +3889,7 @@
                     <pic:cNvPicPr/>
                   </pic:nvPicPr>
                   <pic:blipFill>
-                    <a:blip r:embed="rId11"/>
+                    <a:blip r:embed="rId13"/>
                     <a:stretch>
                       <a:fillRect/>
                     </a:stretch>
@@ -3849,6 +3945,7 @@
           <w:b/>
           <w:bCs/>
         </w:rPr>
+        <w:lastRenderedPageBreak/>
         <w:t>Explicația supraviețuirii:</w:t>
       </w:r>
       <w:r>
@@ -3890,6 +3987,7 @@
       <w:r>
         <w:rPr>
           <w:rFonts w:ascii="Times New Roman" w:hAnsi="Times New Roman" w:cs="Times New Roman"/>
+          <w:noProof/>
         </w:rPr>
         <w:drawing>
           <wp:inline distT="0" distB="0" distL="0" distR="0" wp14:anchorId="2BB2D168" wp14:editId="2A66D93D">
@@ -3907,7 +4005,7 @@
                     <pic:cNvPicPr/>
                   </pic:nvPicPr>
                   <pic:blipFill>
-                    <a:blip r:embed="rId12"/>
+                    <a:blip r:embed="rId14"/>
                     <a:stretch>
                       <a:fillRect/>
                     </a:stretch>
@@ -3946,6 +4044,7 @@
       <w:r>
         <w:rPr>
           <w:rFonts w:ascii="Times New Roman" w:hAnsi="Times New Roman" w:cs="Times New Roman"/>
+          <w:noProof/>
         </w:rPr>
         <w:drawing>
           <wp:inline distT="0" distB="0" distL="0" distR="0" wp14:anchorId="220F9F3D" wp14:editId="6ABF57DD">
@@ -3963,7 +4062,7 @@
                     <pic:cNvPicPr/>
                   </pic:nvPicPr>
                   <pic:blipFill>
-                    <a:blip r:embed="rId13"/>
+                    <a:blip r:embed="rId15"/>
                     <a:stretch>
                       <a:fillRect/>
                     </a:stretch>
@@ -3994,8 +4093,8 @@
       <w:r>
         <w:rPr>
           <w:rFonts w:ascii="Times New Roman" w:hAnsi="Times New Roman" w:cs="Times New Roman"/>
-        </w:rPr>
-        <w:lastRenderedPageBreak/>
+          <w:noProof/>
+        </w:rPr>
         <w:drawing>
           <wp:inline distT="0" distB="0" distL="0" distR="0" wp14:anchorId="477F8B80" wp14:editId="3D59AEF9">
             <wp:extent cx="5943600" cy="1843405"/>
@@ -4012,7 +4111,7 @@
                     <pic:cNvPicPr/>
                   </pic:nvPicPr>
                   <pic:blipFill>
-                    <a:blip r:embed="rId14"/>
+                    <a:blip r:embed="rId16"/>
                     <a:stretch>
                       <a:fillRect/>
                     </a:stretch>
@@ -4088,7 +4187,14 @@
         <w:rPr>
           <w:rFonts w:ascii="Times New Roman" w:hAnsi="Times New Roman" w:cs="Times New Roman"/>
         </w:rPr>
-        <w:t xml:space="preserve"> Testele anterioare verificau tipurile de date doar pentru un singur parametru greșit pe rând (ex: doar vârsta invalidă, sau doar venitul invalid). Mutantul devine activ și oferă rezultate greșite dacă testăm o situație în care mai mulți parametri sunt invalizi simultan.</w:t>
+        <w:t xml:space="preserve"> Testele anterioare verificau tipurile de date doar pentru un singur parametru greșit pe rând (ex: doar vârsta invalidă, sau doar venitul invalid). Mutantul devine </w:t>
+      </w:r>
+      <w:r>
+        <w:rPr>
+          <w:rFonts w:ascii="Times New Roman" w:hAnsi="Times New Roman" w:cs="Times New Roman"/>
+        </w:rPr>
+        <w:lastRenderedPageBreak/>
+        <w:t>activ și oferă rezultate greșite dacă testăm o situație în care mai mulți parametri sunt invalizi simultan.</w:t>
       </w:r>
     </w:p>
     <w:p>
@@ -4123,6 +4229,7 @@
       <w:r>
         <w:rPr>
           <w:rFonts w:ascii="Times New Roman" w:hAnsi="Times New Roman" w:cs="Times New Roman"/>
+          <w:noProof/>
         </w:rPr>
         <w:drawing>
           <wp:inline distT="0" distB="0" distL="0" distR="0" wp14:anchorId="1A7F8453" wp14:editId="15ABB962">
@@ -4140,7 +4247,7 @@
                     <pic:cNvPicPr/>
                   </pic:nvPicPr>
                   <pic:blipFill>
-                    <a:blip r:embed="rId15"/>
+                    <a:blip r:embed="rId17"/>
                     <a:stretch>
                       <a:fillRect/>
                     </a:stretch>
@@ -4211,8 +4318,8 @@
       <w:r>
         <w:rPr>
           <w:rFonts w:ascii="Times New Roman" w:hAnsi="Times New Roman" w:cs="Times New Roman"/>
-        </w:rPr>
-        <w:lastRenderedPageBreak/>
+          <w:noProof/>
+        </w:rPr>
         <w:drawing>
           <wp:inline distT="0" distB="0" distL="0" distR="0" wp14:anchorId="3C6E80C2" wp14:editId="764E58FB">
             <wp:extent cx="3696216" cy="685896"/>
@@ -4229,7 +4336,7 @@
                     <pic:cNvPicPr/>
                   </pic:nvPicPr>
                   <pic:blipFill>
-                    <a:blip r:embed="rId16"/>
+                    <a:blip r:embed="rId18"/>
                     <a:stretch>
                       <a:fillRect/>
                     </a:stretch>
@@ -4259,6 +4366,423 @@
           <w:bCs/>
         </w:rPr>
       </w:pPr>
+      <w:r>
+        <w:rPr>
+          <w:rFonts w:ascii="Times New Roman" w:hAnsi="Times New Roman" w:cs="Times New Roman"/>
+          <w:b/>
+          <w:bCs/>
+        </w:rPr>
+        <w:t>Raport AI</w:t>
+      </w:r>
+    </w:p>
+    <w:p>
+      <w:pPr>
+        <w:pStyle w:val="NormalWeb"/>
+        <w:ind w:firstLine="360"/>
+      </w:pPr>
+      <w:r>
+        <w:t>În cadrul acestui proiect, Inteligența Artificială a fost utilizată ca instrument de suport pentru optimizarea setului de teste unitare și pentru interpretarea rezultatelor de acoperire a codului.</w:t>
+      </w:r>
+    </w:p>
+    <w:p>
+      <w:pPr>
+        <w:pStyle w:val="NormalWeb"/>
+      </w:pPr>
+      <w:r>
+        <w:rPr>
+          <w:rStyle w:val="citation-227"/>
+          <w:rFonts w:eastAsiaTheme="majorEastAsia"/>
+        </w:rPr>
+        <w:t>AI-ul a fost utilizat pentru a identifica vulnerabilități în Drumul 1 (Eroare) al grafului de control</w:t>
+      </w:r>
+      <w:r>
+        <w:t xml:space="preserve">. Deși logica de business era acoperită, AI-ul a sugerat adăugarea testelor pentru: </w:t>
+      </w:r>
+    </w:p>
+    <w:p>
+      <w:pPr>
+        <w:pStyle w:val="NormalWeb"/>
+        <w:numPr>
+          <w:ilvl w:val="0"/>
+          <w:numId w:val="21"/>
+        </w:numPr>
+      </w:pPr>
+      <w:r>
+        <w:t>Valori de tip NoneType: Verificarea comportamentului când un câmp este lăsat gol.</w:t>
+      </w:r>
+    </w:p>
+    <w:p>
+      <w:pPr>
+        <w:pStyle w:val="NormalWeb"/>
+        <w:numPr>
+          <w:ilvl w:val="0"/>
+          <w:numId w:val="21"/>
+        </w:numPr>
+      </w:pPr>
+      <w:r>
+        <w:t>Tipuri complexe (liste/obiecte): Asigurarea că doar valorile numerice sunt procesate.</w:t>
+      </w:r>
+    </w:p>
+    <w:p>
+      <w:pPr>
+        <w:pStyle w:val="NormalWeb"/>
+        <w:numPr>
+          <w:ilvl w:val="0"/>
+          <w:numId w:val="21"/>
+        </w:numPr>
+      </w:pPr>
+      <w:r>
+        <w:t>Parametri lipsă: Testarea robusteții</w:t>
+      </w:r>
+      <w:r>
+        <w:t xml:space="preserve"> funcției la apeluri incomplete.</w:t>
+      </w:r>
+    </w:p>
+    <w:p>
+      <w:pPr>
+        <w:pStyle w:val="NormalWeb"/>
+      </w:pPr>
+    </w:p>
+    <w:p>
+      <w:pPr>
+        <w:pStyle w:val="NormalWeb"/>
+      </w:pPr>
+      <w:r>
+        <w:t>Optimizarea pentru Mutation Testing</w:t>
+      </w:r>
+    </w:p>
+    <w:p>
+      <w:pPr>
+        <w:pStyle w:val="NormalWeb"/>
+        <w:ind w:firstLine="360"/>
+      </w:pPr>
+      <w:r>
+        <w:t xml:space="preserve">În urma analizei inițiale cu </w:t>
+      </w:r>
+      <w:r>
+        <w:rPr>
+          <w:rStyle w:val="HTMLCode"/>
+          <w:rFonts w:eastAsiaTheme="majorEastAsia"/>
+        </w:rPr>
+        <w:t>mutmut</w:t>
+      </w:r>
+      <w:r>
+        <w:t xml:space="preserve">, au fost identificați mutanți supraviețuitori la nivelul operatorilor de comparație (ex: </w:t>
+      </w:r>
+      <w:r>
+        <w:rPr>
+          <w:rStyle w:val="HTMLCode"/>
+          <w:rFonts w:eastAsiaTheme="majorEastAsia"/>
+        </w:rPr>
+        <w:t>&gt;</w:t>
+      </w:r>
+      <w:r>
+        <w:t xml:space="preserve"> transformat în </w:t>
+      </w:r>
+      <w:r>
+        <w:rPr>
+          <w:rStyle w:val="HTMLCode"/>
+          <w:rFonts w:eastAsiaTheme="majorEastAsia"/>
+        </w:rPr>
+        <w:t>&gt;=</w:t>
+      </w:r>
+      <w:r>
+        <w:t xml:space="preserve">). </w:t>
+      </w:r>
+      <w:r>
+        <w:rPr>
+          <w:rStyle w:val="citation-226"/>
+          <w:rFonts w:eastAsiaTheme="majorEastAsia"/>
+        </w:rPr>
+        <w:t xml:space="preserve">AI-ul a propus tehnica </w:t>
+      </w:r>
+      <w:r>
+        <w:rPr>
+          <w:rStyle w:val="citation-226"/>
+          <w:rFonts w:eastAsiaTheme="majorEastAsia"/>
+          <w:b/>
+          <w:bCs/>
+        </w:rPr>
+        <w:t>BVA (Boundary Value Analysis)</w:t>
+      </w:r>
+      <w:r>
+        <w:rPr>
+          <w:rStyle w:val="citation-226"/>
+          <w:rFonts w:eastAsiaTheme="majorEastAsia"/>
+        </w:rPr>
+        <w:t xml:space="preserve"> la nivel de cod</w:t>
+      </w:r>
+      <w:r>
+        <w:t xml:space="preserve">: </w:t>
+      </w:r>
+    </w:p>
+    <w:p>
+      <w:pPr>
+        <w:pStyle w:val="NormalWeb"/>
+        <w:numPr>
+          <w:ilvl w:val="0"/>
+          <w:numId w:val="22"/>
+        </w:numPr>
+      </w:pPr>
+      <w:r>
+        <w:rPr>
+          <w:rStyle w:val="citation-225"/>
+          <w:rFonts w:eastAsiaTheme="majorEastAsia"/>
+        </w:rPr>
+        <w:lastRenderedPageBreak/>
+        <w:t>Adăugarea testelor pe valorile de frontieră exactă: 500, 800, 2000</w:t>
+      </w:r>
+      <w:r>
+        <w:t xml:space="preserve">. </w:t>
+      </w:r>
+    </w:p>
+    <w:p>
+      <w:pPr>
+        <w:pStyle w:val="NormalWeb"/>
+        <w:numPr>
+          <w:ilvl w:val="0"/>
+          <w:numId w:val="22"/>
+        </w:numPr>
+      </w:pPr>
+      <w:r>
+        <w:rPr>
+          <w:rStyle w:val="citation-224"/>
+          <w:rFonts w:eastAsiaTheme="majorEastAsia"/>
+        </w:rPr>
+        <w:t>Această intervenție a permis "uciderea" mutanților și creșterea calității testelor de la o simplă verificare a succesului la o validare riguroasă a limitelor</w:t>
+      </w:r>
+      <w:r>
+        <w:t xml:space="preserve">. </w:t>
+      </w:r>
+    </w:p>
+    <w:p>
+      <w:pPr>
+        <w:ind w:left="360"/>
+        <w:rPr>
+          <w:rFonts w:ascii="Times New Roman" w:hAnsi="Times New Roman" w:cs="Times New Roman"/>
+          <w:b/>
+          <w:bCs/>
+          <w:i/>
+          <w:iCs/>
+        </w:rPr>
+      </w:pPr>
+      <w:r>
+        <w:rPr>
+          <w:rFonts w:ascii="Times New Roman" w:hAnsi="Times New Roman" w:cs="Times New Roman"/>
+        </w:rPr>
+        <w:t>Exemplu de prompt</w:t>
+      </w:r>
+      <w:r>
+        <w:rPr>
+          <w:rFonts w:ascii="Times New Roman" w:hAnsi="Times New Roman" w:cs="Times New Roman"/>
+        </w:rPr>
+        <w:t>:</w:t>
+      </w:r>
+      <w:r>
+        <w:rPr>
+          <w:rFonts w:ascii="Times New Roman" w:hAnsi="Times New Roman" w:cs="Times New Roman"/>
+        </w:rPr>
+        <w:br/>
+      </w:r>
+      <w:r>
+        <w:rPr>
+          <w:rFonts w:ascii="Times New Roman" w:hAnsi="Times New Roman" w:cs="Times New Roman"/>
+          <w:b/>
+          <w:bCs/>
+          <w:i/>
+          <w:iCs/>
+        </w:rPr>
+        <w:t xml:space="preserve">"Am o funcție în Python numită </w:t>
+      </w:r>
+      <w:r>
+        <w:rPr>
+          <w:rStyle w:val="HTMLCode"/>
+          <w:rFonts w:ascii="Times New Roman" w:eastAsiaTheme="majorEastAsia" w:hAnsi="Times New Roman" w:cs="Times New Roman"/>
+          <w:b/>
+          <w:bCs/>
+          <w:i/>
+          <w:iCs/>
+        </w:rPr>
+        <w:t>evalueaza_eligibilitate(varsta, venit, scor)</w:t>
+      </w:r>
+      <w:r>
+        <w:rPr>
+          <w:rFonts w:ascii="Times New Roman" w:hAnsi="Times New Roman" w:cs="Times New Roman"/>
+          <w:b/>
+          <w:bCs/>
+          <w:i/>
+          <w:iCs/>
+        </w:rPr>
+        <w:t xml:space="preserve">. Am observat că la Mutation Testing, mutanții care schimbă </w:t>
+      </w:r>
+      <w:r>
+        <w:rPr>
+          <w:rStyle w:val="HTMLCode"/>
+          <w:rFonts w:ascii="Times New Roman" w:eastAsiaTheme="majorEastAsia" w:hAnsi="Times New Roman" w:cs="Times New Roman"/>
+          <w:b/>
+          <w:bCs/>
+          <w:i/>
+          <w:iCs/>
+        </w:rPr>
+        <w:t>scor_credit &gt; 500</w:t>
+      </w:r>
+      <w:r>
+        <w:rPr>
+          <w:rFonts w:ascii="Times New Roman" w:hAnsi="Times New Roman" w:cs="Times New Roman"/>
+          <w:b/>
+          <w:bCs/>
+          <w:i/>
+          <w:iCs/>
+        </w:rPr>
+        <w:t xml:space="preserve"> în </w:t>
+      </w:r>
+      <w:r>
+        <w:rPr>
+          <w:rStyle w:val="HTMLCode"/>
+          <w:rFonts w:ascii="Times New Roman" w:eastAsiaTheme="majorEastAsia" w:hAnsi="Times New Roman" w:cs="Times New Roman"/>
+          <w:b/>
+          <w:bCs/>
+          <w:i/>
+          <w:iCs/>
+        </w:rPr>
+        <w:t>scor_credit &gt;= 500</w:t>
+      </w:r>
+      <w:r>
+        <w:rPr>
+          <w:rFonts w:ascii="Times New Roman" w:hAnsi="Times New Roman" w:cs="Times New Roman"/>
+          <w:b/>
+          <w:bCs/>
+          <w:i/>
+          <w:iCs/>
+        </w:rPr>
+        <w:t xml:space="preserve"> supraviețuiesc. Generează-mi un test unitar specific care să 'ucidă' acest mutant și explică-mi de ce este importantă valoarea de frontieră 500 în acest context."</w:t>
+      </w:r>
+    </w:p>
+    <w:p>
+      <w:pPr>
+        <w:ind w:left="360"/>
+        <w:rPr>
+          <w:rFonts w:ascii="Times New Roman" w:hAnsi="Times New Roman" w:cs="Times New Roman"/>
+        </w:rPr>
+      </w:pPr>
+      <w:r>
+        <w:rPr>
+          <w:rFonts w:ascii="Times New Roman" w:hAnsi="Times New Roman" w:cs="Times New Roman"/>
+        </w:rPr>
+        <w:t>Cod AI:</w:t>
+      </w:r>
+    </w:p>
+    <w:p>
+      <w:pPr>
+        <w:ind w:left="360"/>
+        <w:rPr>
+          <w:rFonts w:ascii="Times New Roman" w:hAnsi="Times New Roman" w:cs="Times New Roman"/>
+        </w:rPr>
+      </w:pPr>
+      <w:r>
+        <w:rPr>
+          <w:rFonts w:ascii="Times New Roman" w:hAnsi="Times New Roman" w:cs="Times New Roman"/>
+        </w:rPr>
+        <w:t>def test_mutant_scor_limita_inferioara_exact(self):</w:t>
+      </w:r>
+    </w:p>
+    <w:p>
+      <w:pPr>
+        <w:ind w:left="360"/>
+        <w:rPr>
+          <w:rFonts w:ascii="Times New Roman" w:hAnsi="Times New Roman" w:cs="Times New Roman"/>
+        </w:rPr>
+      </w:pPr>
+      <w:r>
+        <w:rPr>
+          <w:rFonts w:ascii="Times New Roman" w:hAnsi="Times New Roman" w:cs="Times New Roman"/>
+        </w:rPr>
+        <w:t xml:space="preserve">    """</w:t>
+      </w:r>
+    </w:p>
+    <w:p>
+      <w:pPr>
+        <w:ind w:left="360"/>
+        <w:rPr>
+          <w:rFonts w:ascii="Times New Roman" w:hAnsi="Times New Roman" w:cs="Times New Roman"/>
+        </w:rPr>
+      </w:pPr>
+      <w:r>
+        <w:rPr>
+          <w:rFonts w:ascii="Times New Roman" w:hAnsi="Times New Roman" w:cs="Times New Roman"/>
+        </w:rPr>
+        <w:t xml:space="preserve">    Acest test verifică exact valoarea de 500. </w:t>
+      </w:r>
+    </w:p>
+    <w:p>
+      <w:pPr>
+        <w:ind w:left="360"/>
+        <w:rPr>
+          <w:rFonts w:ascii="Times New Roman" w:hAnsi="Times New Roman" w:cs="Times New Roman"/>
+        </w:rPr>
+      </w:pPr>
+      <w:r>
+        <w:rPr>
+          <w:rFonts w:ascii="Times New Roman" w:hAnsi="Times New Roman" w:cs="Times New Roman"/>
+        </w:rPr>
+        <w:t xml:space="preserve">    Conform cerințelor, scorul trebuie să fie STRICT mai mare de 500.</w:t>
+      </w:r>
+    </w:p>
+    <w:p>
+      <w:pPr>
+        <w:ind w:left="360"/>
+        <w:rPr>
+          <w:rFonts w:ascii="Times New Roman" w:hAnsi="Times New Roman" w:cs="Times New Roman"/>
+        </w:rPr>
+      </w:pPr>
+      <w:r>
+        <w:rPr>
+          <w:rFonts w:ascii="Times New Roman" w:hAnsi="Times New Roman" w:cs="Times New Roman"/>
+        </w:rPr>
+        <w:t xml:space="preserve">    Dacă scorul este 500, rezultatul TREBUIE să fie 'Respins'.</w:t>
+      </w:r>
+    </w:p>
+    <w:p>
+      <w:pPr>
+        <w:ind w:left="360"/>
+        <w:rPr>
+          <w:rFonts w:ascii="Times New Roman" w:hAnsi="Times New Roman" w:cs="Times New Roman"/>
+        </w:rPr>
+      </w:pPr>
+      <w:r>
+        <w:rPr>
+          <w:rFonts w:ascii="Times New Roman" w:hAnsi="Times New Roman" w:cs="Times New Roman"/>
+        </w:rPr>
+        <w:t xml:space="preserve">    """</w:t>
+      </w:r>
+    </w:p>
+    <w:p>
+      <w:pPr>
+        <w:ind w:left="360"/>
+        <w:rPr>
+          <w:rFonts w:ascii="Times New Roman" w:hAnsi="Times New Roman" w:cs="Times New Roman"/>
+        </w:rPr>
+      </w:pPr>
+      <w:r>
+        <w:rPr>
+          <w:rFonts w:ascii="Times New Roman" w:hAnsi="Times New Roman" w:cs="Times New Roman"/>
+        </w:rPr>
+        <w:t xml:space="preserve">    rezultat = self.validator.evalueaza_eligibilitate(30, 3000, 500)</w:t>
+      </w:r>
+    </w:p>
+    <w:p>
+      <w:pPr>
+        <w:ind w:left="360"/>
+        <w:rPr>
+          <w:rFonts w:ascii="Times New Roman" w:hAnsi="Times New Roman" w:cs="Times New Roman"/>
+        </w:rPr>
+      </w:pPr>
+      <w:r>
+        <w:rPr>
+          <w:rFonts w:ascii="Times New Roman" w:hAnsi="Times New Roman" w:cs="Times New Roman"/>
+        </w:rPr>
+        <w:t xml:space="preserve">    self.assertEqual(rezultat, "Respins: Scor sau venit insuficient")</w:t>
+      </w:r>
     </w:p>
     <w:p>
       <w:pPr>
@@ -4984,20 +5508,6 @@
         <w:ind w:left="360"/>
         <w:rPr>
           <w:rFonts w:ascii="Times New Roman" w:hAnsi="Times New Roman" w:cs="Times New Roman"/>
-        </w:rPr>
-      </w:pPr>
-      <w:r>
-        <w:rPr>
-          <w:rFonts w:ascii="Times New Roman" w:hAnsi="Times New Roman" w:cs="Times New Roman"/>
-        </w:rPr>
-        <w:t>De adaugat cosmic-ray ca tool</w:t>
-      </w:r>
-    </w:p>
-    <w:p>
-      <w:pPr>
-        <w:ind w:left="360"/>
-        <w:rPr>
-          <w:rFonts w:ascii="Times New Roman" w:hAnsi="Times New Roman" w:cs="Times New Roman"/>
           <w:b/>
           <w:bCs/>
         </w:rPr>
@@ -5044,7 +5554,7 @@
           <w:iCs/>
         </w:rPr>
       </w:pPr>
-      <w:hyperlink r:id="rId17" w:history="1">
+      <w:hyperlink r:id="rId19" w:history="1">
         <w:r>
           <w:rPr>
             <w:rStyle w:val="Hyperlink"/>
@@ -5069,7 +5579,7 @@
           <w:iCs/>
         </w:rPr>
       </w:pPr>
-      <w:hyperlink r:id="rId18" w:history="1">
+      <w:hyperlink r:id="rId20" w:history="1">
         <w:r>
           <w:rPr>
             <w:rStyle w:val="Hyperlink"/>
@@ -5094,7 +5604,7 @@
           <w:iCs/>
         </w:rPr>
       </w:pPr>
-      <w:hyperlink r:id="rId19" w:history="1">
+      <w:hyperlink r:id="rId21" w:history="1">
         <w:r>
           <w:rPr>
             <w:rStyle w:val="Hyperlink"/>
@@ -5119,7 +5629,7 @@
           <w:iCs/>
         </w:rPr>
       </w:pPr>
-      <w:hyperlink r:id="rId20" w:history="1">
+      <w:hyperlink r:id="rId22" w:history="1">
         <w:r>
           <w:rPr>
             <w:rStyle w:val="Hyperlink"/>
@@ -5134,10 +5644,6 @@
     <w:p>
       <w:pPr>
         <w:pStyle w:val="ListParagraph"/>
-        <w:numPr>
-          <w:ilvl w:val="0"/>
-          <w:numId w:val="8"/>
-        </w:numPr>
         <w:rPr>
           <w:rFonts w:ascii="Times New Roman" w:hAnsi="Times New Roman" w:cs="Times New Roman"/>
           <w:i/>
@@ -5175,8 +5681,157 @@
 </file>
 
 <file path=word/numbering.xml><?xml version="1.0" encoding="utf-8"?>
-<w:numbering xmlns:wpc="http://schemas.microsoft.com/office/word/2010/wordprocessingCanvas" xmlns:cx="http://schemas.microsoft.com/office/drawing/2014/chartex" xmlns:cx1="http://schemas.microsoft.com/office/drawing/2015/9/8/chartex" xmlns:cx2="http://schemas.microsoft.com/office/drawing/2015/10/21/chartex" xmlns:cx3="http://schemas.microsoft.com/office/drawing/2016/5/9/chartex" xmlns:cx4="http://schemas.microsoft.com/office/drawing/2016/5/10/chartex" xmlns:cx5="http://schemas.microsoft.com/office/drawing/2016/5/11/chartex" xmlns:cx6="http://schemas.microsoft.com/office/drawing/2016/5/12/chartex" xmlns:cx7="http://schemas.microsoft.com/office/drawing/2016/5/13/chartex" xmlns:cx8="http://schemas.microsoft.com/office/drawing/2016/5/14/chartex" xmlns:mc="http://schemas.openxmlformats.org/markup-compatibility/2006" xmlns:aink="http://schemas.microsoft.com/office/drawing/2016/ink" xmlns:am3d="http://schemas.microsoft.com/office/drawing/2017/model3d" xmlns:o="urn:schemas-microsoft-com:office:office" xmlns:oel="http://schemas.microsoft.com/office/2019/extlst" xmlns:r="http://schemas.openxmlformats.org/officeDocument/2006/relationships" xmlns:m="http://schemas.openxmlformats.org/officeDocument/2006/math" xmlns:v="urn:schemas-microsoft-com:vml" xmlns:wp14="http://schemas.microsoft.com/office/word/2010/wordprocessingDrawing" xmlns:wp="http://schemas.openxmlformats.org/drawingml/2006/wordprocessingDrawing" xmlns:w10="urn:schemas-microsoft-com:office:word" xmlns:w="http://schemas.openxmlformats.org/wordprocessingml/2006/main" xmlns:w14="http://schemas.microsoft.com/office/word/2010/wordml" xmlns:w15="http://schemas.microsoft.com/office/word/2012/wordml" xmlns:w16cex="http://schemas.microsoft.com/office/word/2018/wordml/cex" xmlns:w16cid="http://schemas.microsoft.com/office/word/2016/wordml/cid" xmlns:w16="http://schemas.microsoft.com/office/word/2018/wordml" xmlns:w16du="http://schemas.microsoft.com/office/word/2023/wordml/word16du" xmlns:w16sdtdh="http://schemas.microsoft.com/office/word/2020/wordml/sdtdatahash" xmlns:w16sdtfl="http://schemas.microsoft.com/office/word/2024/wordml/sdtformatlock" xmlns:w16se="http://schemas.microsoft.com/office/word/2015/wordml/symex" xmlns:wpg="http://schemas.microsoft.com/office/word/2010/wordprocessingGroup" xmlns:wpi="http://schemas.microsoft.com/office/word/2010/wordprocessingInk" xmlns:wne="http://schemas.microsoft.com/office/word/2006/wordml" xmlns:wps="http://schemas.microsoft.com/office/word/2010/wordprocessingShape" mc:Ignorable="w14 w15 w16se w16cid w16 w16cex w16sdtdh w16sdtfl w16du wp14">
+<w:numbering xmlns:wpc="http://schemas.microsoft.com/office/word/2010/wordprocessingCanvas" xmlns:cx="http://schemas.microsoft.com/office/drawing/2014/chartex" xmlns:cx1="http://schemas.microsoft.com/office/drawing/2015/9/8/chartex" xmlns:cx2="http://schemas.microsoft.com/office/drawing/2015/10/21/chartex" xmlns:cx3="http://schemas.microsoft.com/office/drawing/2016/5/9/chartex" xmlns:cx4="http://schemas.microsoft.com/office/drawing/2016/5/10/chartex" xmlns:cx5="http://schemas.microsoft.com/office/drawing/2016/5/11/chartex" xmlns:cx6="http://schemas.microsoft.com/office/drawing/2016/5/12/chartex" xmlns:cx7="http://schemas.microsoft.com/office/drawing/2016/5/13/chartex" xmlns:cx8="http://schemas.microsoft.com/office/drawing/2016/5/14/chartex" xmlns:mc="http://schemas.openxmlformats.org/markup-compatibility/2006" xmlns:aink="http://schemas.microsoft.com/office/drawing/2016/ink" xmlns:am3d="http://schemas.microsoft.com/office/drawing/2017/model3d" xmlns:o="urn:schemas-microsoft-com:office:office" xmlns:r="http://schemas.openxmlformats.org/officeDocument/2006/relationships" xmlns:m="http://schemas.openxmlformats.org/officeDocument/2006/math" xmlns:v="urn:schemas-microsoft-com:vml" xmlns:wp14="http://schemas.microsoft.com/office/word/2010/wordprocessingDrawing" xmlns:wp="http://schemas.openxmlformats.org/drawingml/2006/wordprocessingDrawing" xmlns:w10="urn:schemas-microsoft-com:office:word" xmlns:w="http://schemas.openxmlformats.org/wordprocessingml/2006/main" xmlns:w14="http://schemas.microsoft.com/office/word/2010/wordml" xmlns:w15="http://schemas.microsoft.com/office/word/2012/wordml" xmlns:w16cex="http://schemas.microsoft.com/office/word/2018/wordml/cex" xmlns:w16cid="http://schemas.microsoft.com/office/word/2016/wordml/cid" xmlns:w16="http://schemas.microsoft.com/office/word/2018/wordml" xmlns:w16sdtdh="http://schemas.microsoft.com/office/word/2020/wordml/sdtdatahash" xmlns:w16se="http://schemas.microsoft.com/office/word/2015/wordml/symex" xmlns:wpg="http://schemas.microsoft.com/office/word/2010/wordprocessingGroup" xmlns:wpi="http://schemas.microsoft.com/office/word/2010/wordprocessingInk" xmlns:wne="http://schemas.microsoft.com/office/word/2006/wordml" xmlns:wps="http://schemas.microsoft.com/office/word/2010/wordprocessingShape" mc:Ignorable="w14 w15 w16se w16cid w16 w16cex w16sdtdh wp14">
   <w:abstractNum w:abstractNumId="0" w15:restartNumberingAfterBreak="0">
+    <w:nsid w:val="02EC4AF1"/>
+    <w:multiLevelType w:val="multilevel"/>
+    <w:tmpl w:val="6AD4AB42"/>
+    <w:lvl w:ilvl="0">
+      <w:start w:val="1"/>
+      <w:numFmt w:val="bullet"/>
+      <w:lvlText w:val=""/>
+      <w:lvlJc w:val="left"/>
+      <w:pPr>
+        <w:tabs>
+          <w:tab w:val="num" w:pos="720"/>
+        </w:tabs>
+        <w:ind w:left="720" w:hanging="360"/>
+      </w:pPr>
+      <w:rPr>
+        <w:rFonts w:ascii="Symbol" w:hAnsi="Symbol" w:hint="default"/>
+        <w:sz w:val="20"/>
+      </w:rPr>
+    </w:lvl>
+    <w:lvl w:ilvl="1" w:tentative="1">
+      <w:start w:val="1"/>
+      <w:numFmt w:val="bullet"/>
+      <w:lvlText w:val="o"/>
+      <w:lvlJc w:val="left"/>
+      <w:pPr>
+        <w:tabs>
+          <w:tab w:val="num" w:pos="1440"/>
+        </w:tabs>
+        <w:ind w:left="1440" w:hanging="360"/>
+      </w:pPr>
+      <w:rPr>
+        <w:rFonts w:ascii="Courier New" w:hAnsi="Courier New" w:hint="default"/>
+        <w:sz w:val="20"/>
+      </w:rPr>
+    </w:lvl>
+    <w:lvl w:ilvl="2" w:tentative="1">
+      <w:start w:val="1"/>
+      <w:numFmt w:val="bullet"/>
+      <w:lvlText w:val=""/>
+      <w:lvlJc w:val="left"/>
+      <w:pPr>
+        <w:tabs>
+          <w:tab w:val="num" w:pos="2160"/>
+        </w:tabs>
+        <w:ind w:left="2160" w:hanging="360"/>
+      </w:pPr>
+      <w:rPr>
+        <w:rFonts w:ascii="Wingdings" w:hAnsi="Wingdings" w:hint="default"/>
+        <w:sz w:val="20"/>
+      </w:rPr>
+    </w:lvl>
+    <w:lvl w:ilvl="3" w:tentative="1">
+      <w:start w:val="1"/>
+      <w:numFmt w:val="bullet"/>
+      <w:lvlText w:val=""/>
+      <w:lvlJc w:val="left"/>
+      <w:pPr>
+        <w:tabs>
+          <w:tab w:val="num" w:pos="2880"/>
+        </w:tabs>
+        <w:ind w:left="2880" w:hanging="360"/>
+      </w:pPr>
+      <w:rPr>
+        <w:rFonts w:ascii="Wingdings" w:hAnsi="Wingdings" w:hint="default"/>
+        <w:sz w:val="20"/>
+      </w:rPr>
+    </w:lvl>
+    <w:lvl w:ilvl="4" w:tentative="1">
+      <w:start w:val="1"/>
+      <w:numFmt w:val="bullet"/>
+      <w:lvlText w:val=""/>
+      <w:lvlJc w:val="left"/>
+      <w:pPr>
+        <w:tabs>
+          <w:tab w:val="num" w:pos="3600"/>
+        </w:tabs>
+        <w:ind w:left="3600" w:hanging="360"/>
+      </w:pPr>
+      <w:rPr>
+        <w:rFonts w:ascii="Wingdings" w:hAnsi="Wingdings" w:hint="default"/>
+        <w:sz w:val="20"/>
+      </w:rPr>
+    </w:lvl>
+    <w:lvl w:ilvl="5" w:tentative="1">
+      <w:start w:val="1"/>
+      <w:numFmt w:val="bullet"/>
+      <w:lvlText w:val=""/>
+      <w:lvlJc w:val="left"/>
+      <w:pPr>
+        <w:tabs>
+          <w:tab w:val="num" w:pos="4320"/>
+        </w:tabs>
+        <w:ind w:left="4320" w:hanging="360"/>
+      </w:pPr>
+      <w:rPr>
+        <w:rFonts w:ascii="Wingdings" w:hAnsi="Wingdings" w:hint="default"/>
+        <w:sz w:val="20"/>
+      </w:rPr>
+    </w:lvl>
+    <w:lvl w:ilvl="6" w:tentative="1">
+      <w:start w:val="1"/>
+      <w:numFmt w:val="bullet"/>
+      <w:lvlText w:val=""/>
+      <w:lvlJc w:val="left"/>
+      <w:pPr>
+        <w:tabs>
+          <w:tab w:val="num" w:pos="5040"/>
+        </w:tabs>
+        <w:ind w:left="5040" w:hanging="360"/>
+      </w:pPr>
+      <w:rPr>
+        <w:rFonts w:ascii="Wingdings" w:hAnsi="Wingdings" w:hint="default"/>
+        <w:sz w:val="20"/>
+      </w:rPr>
+    </w:lvl>
+    <w:lvl w:ilvl="7" w:tentative="1">
+      <w:start w:val="1"/>
+      <w:numFmt w:val="bullet"/>
+      <w:lvlText w:val=""/>
+      <w:lvlJc w:val="left"/>
+      <w:pPr>
+        <w:tabs>
+          <w:tab w:val="num" w:pos="5760"/>
+        </w:tabs>
+        <w:ind w:left="5760" w:hanging="360"/>
+      </w:pPr>
+      <w:rPr>
+        <w:rFonts w:ascii="Wingdings" w:hAnsi="Wingdings" w:hint="default"/>
+        <w:sz w:val="20"/>
+      </w:rPr>
+    </w:lvl>
+    <w:lvl w:ilvl="8" w:tentative="1">
+      <w:start w:val="1"/>
+      <w:numFmt w:val="bullet"/>
+      <w:lvlText w:val=""/>
+      <w:lvlJc w:val="left"/>
+      <w:pPr>
+        <w:tabs>
+          <w:tab w:val="num" w:pos="6480"/>
+        </w:tabs>
+        <w:ind w:left="6480" w:hanging="360"/>
+      </w:pPr>
+      <w:rPr>
+        <w:rFonts w:ascii="Wingdings" w:hAnsi="Wingdings" w:hint="default"/>
+        <w:sz w:val="20"/>
+      </w:rPr>
+    </w:lvl>
+  </w:abstractNum>
+  <w:abstractNum w:abstractNumId="1" w15:restartNumberingAfterBreak="0">
     <w:nsid w:val="051E0BC9"/>
     <w:multiLevelType w:val="multilevel"/>
     <w:tmpl w:val="8B442F24"/>
@@ -5325,7 +5980,7 @@
       </w:rPr>
     </w:lvl>
   </w:abstractNum>
-  <w:abstractNum w:abstractNumId="1" w15:restartNumberingAfterBreak="0">
+  <w:abstractNum w:abstractNumId="2" w15:restartNumberingAfterBreak="0">
     <w:nsid w:val="065D5A11"/>
     <w:multiLevelType w:val="multilevel"/>
     <w:tmpl w:val="1CAEB324"/>
@@ -5474,7 +6129,7 @@
       </w:rPr>
     </w:lvl>
   </w:abstractNum>
-  <w:abstractNum w:abstractNumId="2" w15:restartNumberingAfterBreak="0">
+  <w:abstractNum w:abstractNumId="3" w15:restartNumberingAfterBreak="0">
     <w:nsid w:val="1226611B"/>
     <w:multiLevelType w:val="multilevel"/>
     <w:tmpl w:val="3DAA17FC"/>
@@ -5623,7 +6278,7 @@
       </w:rPr>
     </w:lvl>
   </w:abstractNum>
-  <w:abstractNum w:abstractNumId="3" w15:restartNumberingAfterBreak="0">
+  <w:abstractNum w:abstractNumId="4" w15:restartNumberingAfterBreak="0">
     <w:nsid w:val="1440105A"/>
     <w:multiLevelType w:val="hybridMultilevel"/>
     <w:tmpl w:val="B7586072"/>
@@ -5736,7 +6391,7 @@
       </w:rPr>
     </w:lvl>
   </w:abstractNum>
-  <w:abstractNum w:abstractNumId="4" w15:restartNumberingAfterBreak="0">
+  <w:abstractNum w:abstractNumId="5" w15:restartNumberingAfterBreak="0">
     <w:nsid w:val="2B034F11"/>
     <w:multiLevelType w:val="hybridMultilevel"/>
     <w:tmpl w:val="1FBE0986"/>
@@ -5849,7 +6504,7 @@
       </w:rPr>
     </w:lvl>
   </w:abstractNum>
-  <w:abstractNum w:abstractNumId="5" w15:restartNumberingAfterBreak="0">
+  <w:abstractNum w:abstractNumId="6" w15:restartNumberingAfterBreak="0">
     <w:nsid w:val="2BF179F9"/>
     <w:multiLevelType w:val="hybridMultilevel"/>
     <w:tmpl w:val="A05A3AEE"/>
@@ -5939,7 +6594,7 @@
       </w:pPr>
     </w:lvl>
   </w:abstractNum>
-  <w:abstractNum w:abstractNumId="6" w15:restartNumberingAfterBreak="0">
+  <w:abstractNum w:abstractNumId="7" w15:restartNumberingAfterBreak="0">
     <w:nsid w:val="32702AA5"/>
     <w:multiLevelType w:val="hybridMultilevel"/>
     <w:tmpl w:val="48463DCE"/>
@@ -6025,7 +6680,7 @@
       </w:pPr>
     </w:lvl>
   </w:abstractNum>
-  <w:abstractNum w:abstractNumId="7" w15:restartNumberingAfterBreak="0">
+  <w:abstractNum w:abstractNumId="8" w15:restartNumberingAfterBreak="0">
     <w:nsid w:val="33CB3C4F"/>
     <w:multiLevelType w:val="multilevel"/>
     <w:tmpl w:val="AA2A9A92"/>
@@ -6174,7 +6829,7 @@
       </w:rPr>
     </w:lvl>
   </w:abstractNum>
-  <w:abstractNum w:abstractNumId="8" w15:restartNumberingAfterBreak="0">
+  <w:abstractNum w:abstractNumId="9" w15:restartNumberingAfterBreak="0">
     <w:nsid w:val="35BB7BE8"/>
     <w:multiLevelType w:val="multilevel"/>
     <w:tmpl w:val="693A70B6"/>
@@ -6287,7 +6942,7 @@
       </w:pPr>
     </w:lvl>
   </w:abstractNum>
-  <w:abstractNum w:abstractNumId="9" w15:restartNumberingAfterBreak="0">
+  <w:abstractNum w:abstractNumId="10" w15:restartNumberingAfterBreak="0">
     <w:nsid w:val="419A6FAD"/>
     <w:multiLevelType w:val="hybridMultilevel"/>
     <w:tmpl w:val="0E24D83E"/>
@@ -6400,7 +7055,7 @@
       </w:rPr>
     </w:lvl>
   </w:abstractNum>
-  <w:abstractNum w:abstractNumId="10" w15:restartNumberingAfterBreak="0">
+  <w:abstractNum w:abstractNumId="11" w15:restartNumberingAfterBreak="0">
     <w:nsid w:val="4A0B5164"/>
     <w:multiLevelType w:val="hybridMultilevel"/>
     <w:tmpl w:val="A9406B60"/>
@@ -6513,7 +7168,7 @@
       </w:rPr>
     </w:lvl>
   </w:abstractNum>
-  <w:abstractNum w:abstractNumId="11" w15:restartNumberingAfterBreak="0">
+  <w:abstractNum w:abstractNumId="12" w15:restartNumberingAfterBreak="0">
     <w:nsid w:val="4D00C9D5"/>
     <w:multiLevelType w:val="hybridMultilevel"/>
     <w:tmpl w:val="9A321FDE"/>
@@ -6626,7 +7281,7 @@
       </w:rPr>
     </w:lvl>
   </w:abstractNum>
-  <w:abstractNum w:abstractNumId="12" w15:restartNumberingAfterBreak="0">
+  <w:abstractNum w:abstractNumId="13" w15:restartNumberingAfterBreak="0">
     <w:nsid w:val="52AF3966"/>
     <w:multiLevelType w:val="multilevel"/>
     <w:tmpl w:val="69DEFDD8"/>
@@ -6771,7 +7426,156 @@
       </w:rPr>
     </w:lvl>
   </w:abstractNum>
-  <w:abstractNum w:abstractNumId="13" w15:restartNumberingAfterBreak="0">
+  <w:abstractNum w:abstractNumId="14" w15:restartNumberingAfterBreak="0">
+    <w:nsid w:val="577852BC"/>
+    <w:multiLevelType w:val="multilevel"/>
+    <w:tmpl w:val="8B2448BE"/>
+    <w:lvl w:ilvl="0">
+      <w:start w:val="1"/>
+      <w:numFmt w:val="bullet"/>
+      <w:lvlText w:val=""/>
+      <w:lvlJc w:val="left"/>
+      <w:pPr>
+        <w:tabs>
+          <w:tab w:val="num" w:pos="720"/>
+        </w:tabs>
+        <w:ind w:left="720" w:hanging="360"/>
+      </w:pPr>
+      <w:rPr>
+        <w:rFonts w:ascii="Symbol" w:hAnsi="Symbol" w:hint="default"/>
+        <w:sz w:val="20"/>
+      </w:rPr>
+    </w:lvl>
+    <w:lvl w:ilvl="1" w:tentative="1">
+      <w:start w:val="1"/>
+      <w:numFmt w:val="bullet"/>
+      <w:lvlText w:val="o"/>
+      <w:lvlJc w:val="left"/>
+      <w:pPr>
+        <w:tabs>
+          <w:tab w:val="num" w:pos="1440"/>
+        </w:tabs>
+        <w:ind w:left="1440" w:hanging="360"/>
+      </w:pPr>
+      <w:rPr>
+        <w:rFonts w:ascii="Courier New" w:hAnsi="Courier New" w:hint="default"/>
+        <w:sz w:val="20"/>
+      </w:rPr>
+    </w:lvl>
+    <w:lvl w:ilvl="2" w:tentative="1">
+      <w:start w:val="1"/>
+      <w:numFmt w:val="bullet"/>
+      <w:lvlText w:val=""/>
+      <w:lvlJc w:val="left"/>
+      <w:pPr>
+        <w:tabs>
+          <w:tab w:val="num" w:pos="2160"/>
+        </w:tabs>
+        <w:ind w:left="2160" w:hanging="360"/>
+      </w:pPr>
+      <w:rPr>
+        <w:rFonts w:ascii="Wingdings" w:hAnsi="Wingdings" w:hint="default"/>
+        <w:sz w:val="20"/>
+      </w:rPr>
+    </w:lvl>
+    <w:lvl w:ilvl="3" w:tentative="1">
+      <w:start w:val="1"/>
+      <w:numFmt w:val="bullet"/>
+      <w:lvlText w:val=""/>
+      <w:lvlJc w:val="left"/>
+      <w:pPr>
+        <w:tabs>
+          <w:tab w:val="num" w:pos="2880"/>
+        </w:tabs>
+        <w:ind w:left="2880" w:hanging="360"/>
+      </w:pPr>
+      <w:rPr>
+        <w:rFonts w:ascii="Wingdings" w:hAnsi="Wingdings" w:hint="default"/>
+        <w:sz w:val="20"/>
+      </w:rPr>
+    </w:lvl>
+    <w:lvl w:ilvl="4" w:tentative="1">
+      <w:start w:val="1"/>
+      <w:numFmt w:val="bullet"/>
+      <w:lvlText w:val=""/>
+      <w:lvlJc w:val="left"/>
+      <w:pPr>
+        <w:tabs>
+          <w:tab w:val="num" w:pos="3600"/>
+        </w:tabs>
+        <w:ind w:left="3600" w:hanging="360"/>
+      </w:pPr>
+      <w:rPr>
+        <w:rFonts w:ascii="Wingdings" w:hAnsi="Wingdings" w:hint="default"/>
+        <w:sz w:val="20"/>
+      </w:rPr>
+    </w:lvl>
+    <w:lvl w:ilvl="5" w:tentative="1">
+      <w:start w:val="1"/>
+      <w:numFmt w:val="bullet"/>
+      <w:lvlText w:val=""/>
+      <w:lvlJc w:val="left"/>
+      <w:pPr>
+        <w:tabs>
+          <w:tab w:val="num" w:pos="4320"/>
+        </w:tabs>
+        <w:ind w:left="4320" w:hanging="360"/>
+      </w:pPr>
+      <w:rPr>
+        <w:rFonts w:ascii="Wingdings" w:hAnsi="Wingdings" w:hint="default"/>
+        <w:sz w:val="20"/>
+      </w:rPr>
+    </w:lvl>
+    <w:lvl w:ilvl="6" w:tentative="1">
+      <w:start w:val="1"/>
+      <w:numFmt w:val="bullet"/>
+      <w:lvlText w:val=""/>
+      <w:lvlJc w:val="left"/>
+      <w:pPr>
+        <w:tabs>
+          <w:tab w:val="num" w:pos="5040"/>
+        </w:tabs>
+        <w:ind w:left="5040" w:hanging="360"/>
+      </w:pPr>
+      <w:rPr>
+        <w:rFonts w:ascii="Wingdings" w:hAnsi="Wingdings" w:hint="default"/>
+        <w:sz w:val="20"/>
+      </w:rPr>
+    </w:lvl>
+    <w:lvl w:ilvl="7" w:tentative="1">
+      <w:start w:val="1"/>
+      <w:numFmt w:val="bullet"/>
+      <w:lvlText w:val=""/>
+      <w:lvlJc w:val="left"/>
+      <w:pPr>
+        <w:tabs>
+          <w:tab w:val="num" w:pos="5760"/>
+        </w:tabs>
+        <w:ind w:left="5760" w:hanging="360"/>
+      </w:pPr>
+      <w:rPr>
+        <w:rFonts w:ascii="Wingdings" w:hAnsi="Wingdings" w:hint="default"/>
+        <w:sz w:val="20"/>
+      </w:rPr>
+    </w:lvl>
+    <w:lvl w:ilvl="8" w:tentative="1">
+      <w:start w:val="1"/>
+      <w:numFmt w:val="bullet"/>
+      <w:lvlText w:val=""/>
+      <w:lvlJc w:val="left"/>
+      <w:pPr>
+        <w:tabs>
+          <w:tab w:val="num" w:pos="6480"/>
+        </w:tabs>
+        <w:ind w:left="6480" w:hanging="360"/>
+      </w:pPr>
+      <w:rPr>
+        <w:rFonts w:ascii="Wingdings" w:hAnsi="Wingdings" w:hint="default"/>
+        <w:sz w:val="20"/>
+      </w:rPr>
+    </w:lvl>
+  </w:abstractNum>
+  <w:abstractNum w:abstractNumId="15" w15:restartNumberingAfterBreak="0">
     <w:nsid w:val="62022EF5"/>
     <w:multiLevelType w:val="multilevel"/>
     <w:tmpl w:val="6C624254"/>
@@ -6884,7 +7688,7 @@
       </w:pPr>
     </w:lvl>
   </w:abstractNum>
-  <w:abstractNum w:abstractNumId="14" w15:restartNumberingAfterBreak="0">
+  <w:abstractNum w:abstractNumId="16" w15:restartNumberingAfterBreak="0">
     <w:nsid w:val="69D15638"/>
     <w:multiLevelType w:val="hybridMultilevel"/>
     <w:tmpl w:val="E2CA0956"/>
@@ -6997,7 +7801,7 @@
       </w:rPr>
     </w:lvl>
   </w:abstractNum>
-  <w:abstractNum w:abstractNumId="15" w15:restartNumberingAfterBreak="0">
+  <w:abstractNum w:abstractNumId="17" w15:restartNumberingAfterBreak="0">
     <w:nsid w:val="6A2F6300"/>
     <w:multiLevelType w:val="multilevel"/>
     <w:tmpl w:val="63B814BE"/>
@@ -7146,7 +7950,7 @@
       </w:rPr>
     </w:lvl>
   </w:abstractNum>
-  <w:abstractNum w:abstractNumId="16" w15:restartNumberingAfterBreak="0">
+  <w:abstractNum w:abstractNumId="18" w15:restartNumberingAfterBreak="0">
     <w:nsid w:val="6BE20DCE"/>
     <w:multiLevelType w:val="multilevel"/>
     <w:tmpl w:val="A0F098F8"/>
@@ -7295,7 +8099,7 @@
       </w:rPr>
     </w:lvl>
   </w:abstractNum>
-  <w:abstractNum w:abstractNumId="17" w15:restartNumberingAfterBreak="0">
+  <w:abstractNum w:abstractNumId="19" w15:restartNumberingAfterBreak="0">
     <w:nsid w:val="6D343EFD"/>
     <w:multiLevelType w:val="hybridMultilevel"/>
     <w:tmpl w:val="A3C2C190"/>
@@ -7384,7 +8188,7 @@
       </w:pPr>
     </w:lvl>
   </w:abstractNum>
-  <w:abstractNum w:abstractNumId="18" w15:restartNumberingAfterBreak="0">
+  <w:abstractNum w:abstractNumId="20" w15:restartNumberingAfterBreak="0">
     <w:nsid w:val="73E61F88"/>
     <w:multiLevelType w:val="multilevel"/>
     <w:tmpl w:val="C77C5E24"/>
@@ -7533,7 +8337,7 @@
       </w:rPr>
     </w:lvl>
   </w:abstractNum>
-  <w:abstractNum w:abstractNumId="19" w15:restartNumberingAfterBreak="0">
+  <w:abstractNum w:abstractNumId="21" w15:restartNumberingAfterBreak="0">
     <w:nsid w:val="7A9045D8"/>
     <w:multiLevelType w:val="multilevel"/>
     <w:tmpl w:val="4762DB68"/>
@@ -7682,71 +8486,77 @@
       </w:rPr>
     </w:lvl>
   </w:abstractNum>
-  <w:num w:numId="1" w16cid:durableId="983312131">
+  <w:num w:numId="1">
+    <w:abstractNumId w:val="12"/>
+  </w:num>
+  <w:num w:numId="2">
+    <w:abstractNumId w:val="13"/>
+  </w:num>
+  <w:num w:numId="3">
+    <w:abstractNumId w:val="4"/>
+  </w:num>
+  <w:num w:numId="4">
+    <w:abstractNumId w:val="16"/>
+  </w:num>
+  <w:num w:numId="5">
+    <w:abstractNumId w:val="9"/>
+  </w:num>
+  <w:num w:numId="6">
+    <w:abstractNumId w:val="21"/>
+  </w:num>
+  <w:num w:numId="7">
+    <w:abstractNumId w:val="7"/>
+  </w:num>
+  <w:num w:numId="8">
+    <w:abstractNumId w:val="6"/>
+  </w:num>
+  <w:num w:numId="9">
+    <w:abstractNumId w:val="5"/>
+  </w:num>
+  <w:num w:numId="10">
+    <w:abstractNumId w:val="10"/>
+  </w:num>
+  <w:num w:numId="11">
+    <w:abstractNumId w:val="19"/>
+  </w:num>
+  <w:num w:numId="12">
+    <w:abstractNumId w:val="18"/>
+  </w:num>
+  <w:num w:numId="13">
+    <w:abstractNumId w:val="20"/>
+  </w:num>
+  <w:num w:numId="14">
     <w:abstractNumId w:val="11"/>
   </w:num>
-  <w:num w:numId="2" w16cid:durableId="376204260">
-    <w:abstractNumId w:val="12"/>
+  <w:num w:numId="15">
+    <w:abstractNumId w:val="15"/>
   </w:num>
-  <w:num w:numId="3" w16cid:durableId="268777499">
+  <w:num w:numId="16">
+    <w:abstractNumId w:val="17"/>
+  </w:num>
+  <w:num w:numId="17">
+    <w:abstractNumId w:val="8"/>
+  </w:num>
+  <w:num w:numId="18">
+    <w:abstractNumId w:val="1"/>
+  </w:num>
+  <w:num w:numId="19">
+    <w:abstractNumId w:val="2"/>
+  </w:num>
+  <w:num w:numId="20">
     <w:abstractNumId w:val="3"/>
   </w:num>
-  <w:num w:numId="4" w16cid:durableId="1243837183">
+  <w:num w:numId="21">
     <w:abstractNumId w:val="14"/>
   </w:num>
-  <w:num w:numId="5" w16cid:durableId="1076364463">
-    <w:abstractNumId w:val="8"/>
-  </w:num>
-  <w:num w:numId="6" w16cid:durableId="1514761357">
-    <w:abstractNumId w:val="19"/>
-  </w:num>
-  <w:num w:numId="7" w16cid:durableId="1584800961">
-    <w:abstractNumId w:val="6"/>
-  </w:num>
-  <w:num w:numId="8" w16cid:durableId="892229810">
-    <w:abstractNumId w:val="5"/>
-  </w:num>
-  <w:num w:numId="9" w16cid:durableId="663433947">
-    <w:abstractNumId w:val="4"/>
-  </w:num>
-  <w:num w:numId="10" w16cid:durableId="1437674711">
-    <w:abstractNumId w:val="9"/>
-  </w:num>
-  <w:num w:numId="11" w16cid:durableId="623075749">
-    <w:abstractNumId w:val="17"/>
-  </w:num>
-  <w:num w:numId="12" w16cid:durableId="1144155984">
-    <w:abstractNumId w:val="16"/>
-  </w:num>
-  <w:num w:numId="13" w16cid:durableId="1259024071">
-    <w:abstractNumId w:val="18"/>
-  </w:num>
-  <w:num w:numId="14" w16cid:durableId="292176671">
-    <w:abstractNumId w:val="10"/>
-  </w:num>
-  <w:num w:numId="15" w16cid:durableId="122626808">
-    <w:abstractNumId w:val="13"/>
-  </w:num>
-  <w:num w:numId="16" w16cid:durableId="915550696">
-    <w:abstractNumId w:val="15"/>
-  </w:num>
-  <w:num w:numId="17" w16cid:durableId="585655110">
-    <w:abstractNumId w:val="7"/>
-  </w:num>
-  <w:num w:numId="18" w16cid:durableId="2048098131">
+  <w:num w:numId="22">
     <w:abstractNumId w:val="0"/>
-  </w:num>
-  <w:num w:numId="19" w16cid:durableId="251399817">
-    <w:abstractNumId w:val="1"/>
-  </w:num>
-  <w:num w:numId="20" w16cid:durableId="1251618179">
-    <w:abstractNumId w:val="2"/>
   </w:num>
 </w:numbering>
 </file>
 
 <file path=word/styles.xml><?xml version="1.0" encoding="utf-8"?>
-<w:styles xmlns:mc="http://schemas.openxmlformats.org/markup-compatibility/2006" xmlns:r="http://schemas.openxmlformats.org/officeDocument/2006/relationships" xmlns:w="http://schemas.openxmlformats.org/wordprocessingml/2006/main" xmlns:w14="http://schemas.microsoft.com/office/word/2010/wordml" xmlns:w15="http://schemas.microsoft.com/office/word/2012/wordml" xmlns:w16cex="http://schemas.microsoft.com/office/word/2018/wordml/cex" xmlns:w16cid="http://schemas.microsoft.com/office/word/2016/wordml/cid" xmlns:w16="http://schemas.microsoft.com/office/word/2018/wordml" xmlns:w16du="http://schemas.microsoft.com/office/word/2023/wordml/word16du" xmlns:w16sdtdh="http://schemas.microsoft.com/office/word/2020/wordml/sdtdatahash" xmlns:w16sdtfl="http://schemas.microsoft.com/office/word/2024/wordml/sdtformatlock" xmlns:w16se="http://schemas.microsoft.com/office/word/2015/wordml/symex" mc:Ignorable="w14 w15 w16se w16cid w16 w16cex w16sdtdh w16sdtfl w16du">
+<w:styles xmlns:mc="http://schemas.openxmlformats.org/markup-compatibility/2006" xmlns:r="http://schemas.openxmlformats.org/officeDocument/2006/relationships" xmlns:w="http://schemas.openxmlformats.org/wordprocessingml/2006/main" xmlns:w14="http://schemas.microsoft.com/office/word/2010/wordml" xmlns:w15="http://schemas.microsoft.com/office/word/2012/wordml" xmlns:w16cex="http://schemas.microsoft.com/office/word/2018/wordml/cex" xmlns:w16cid="http://schemas.microsoft.com/office/word/2016/wordml/cid" xmlns:w16="http://schemas.microsoft.com/office/word/2018/wordml" xmlns:w16sdtdh="http://schemas.microsoft.com/office/word/2020/wordml/sdtdatahash" xmlns:w16se="http://schemas.microsoft.com/office/word/2015/wordml/symex" mc:Ignorable="w14 w15 w16se w16cid w16 w16cex w16sdtdh">
   <w:docDefaults>
     <w:rPrDefault>
       <w:rPr>
@@ -8346,6 +9156,7 @@
   <w:style w:type="character" w:default="1" w:styleId="DefaultParagraphFont">
     <w:name w:val="Default Paragraph Font"/>
     <w:uiPriority w:val="1"/>
+    <w:semiHidden/>
     <w:unhideWhenUsed/>
   </w:style>
   <w:style w:type="table" w:default="1" w:styleId="TableNormal">
@@ -8808,7 +9619,6 @@
     <w:name w:val="Normal (Web)"/>
     <w:basedOn w:val="Normal"/>
     <w:uiPriority w:val="99"/>
-    <w:semiHidden/>
     <w:unhideWhenUsed/>
     <w:rsid w:val="004143FA"/>
     <w:pPr>
@@ -8935,6 +9745,31 @@
         <w:insideV w:val="single" w:sz="4" w:space="0" w:color="BFBFBF" w:themeColor="background1" w:themeShade="BF"/>
       </w:tblBorders>
     </w:tblPr>
+  </w:style>
+  <w:style w:type="character" w:customStyle="1" w:styleId="citation-198">
+    <w:name w:val="citation-198"/>
+    <w:basedOn w:val="DefaultParagraphFont"/>
+    <w:rsid w:val="004A7DB2"/>
+  </w:style>
+  <w:style w:type="character" w:customStyle="1" w:styleId="citation-227">
+    <w:name w:val="citation-227"/>
+    <w:basedOn w:val="DefaultParagraphFont"/>
+    <w:rsid w:val="004A7DB2"/>
+  </w:style>
+  <w:style w:type="character" w:customStyle="1" w:styleId="citation-226">
+    <w:name w:val="citation-226"/>
+    <w:basedOn w:val="DefaultParagraphFont"/>
+    <w:rsid w:val="004A7DB2"/>
+  </w:style>
+  <w:style w:type="character" w:customStyle="1" w:styleId="citation-225">
+    <w:name w:val="citation-225"/>
+    <w:basedOn w:val="DefaultParagraphFont"/>
+    <w:rsid w:val="004A7DB2"/>
+  </w:style>
+  <w:style w:type="character" w:customStyle="1" w:styleId="citation-224">
+    <w:name w:val="citation-224"/>
+    <w:basedOn w:val="DefaultParagraphFont"/>
+    <w:rsid w:val="004A7DB2"/>
   </w:style>
 </w:styles>
 </file>

--- a/Testare Unitara In Python.docx
+++ b/Testare Unitara In Python.docx
@@ -1,6 +1,6 @@
 
 <file path=word/document.xml><?xml version="1.0" encoding="utf-8"?>
-<w:document xmlns:wpc="http://schemas.microsoft.com/office/word/2010/wordprocessingCanvas" xmlns:cx="http://schemas.microsoft.com/office/drawing/2014/chartex" xmlns:cx1="http://schemas.microsoft.com/office/drawing/2015/9/8/chartex" xmlns:cx2="http://schemas.microsoft.com/office/drawing/2015/10/21/chartex" xmlns:cx3="http://schemas.microsoft.com/office/drawing/2016/5/9/chartex" xmlns:cx4="http://schemas.microsoft.com/office/drawing/2016/5/10/chartex" xmlns:cx5="http://schemas.microsoft.com/office/drawing/2016/5/11/chartex" xmlns:cx6="http://schemas.microsoft.com/office/drawing/2016/5/12/chartex" xmlns:cx7="http://schemas.microsoft.com/office/drawing/2016/5/13/chartex" xmlns:cx8="http://schemas.microsoft.com/office/drawing/2016/5/14/chartex" xmlns:mc="http://schemas.openxmlformats.org/markup-compatibility/2006" xmlns:aink="http://schemas.microsoft.com/office/drawing/2016/ink" xmlns:am3d="http://schemas.microsoft.com/office/drawing/2017/model3d" xmlns:o="urn:schemas-microsoft-com:office:office" xmlns:r="http://schemas.openxmlformats.org/officeDocument/2006/relationships" xmlns:m="http://schemas.openxmlformats.org/officeDocument/2006/math" xmlns:v="urn:schemas-microsoft-com:vml" xmlns:wp14="http://schemas.microsoft.com/office/word/2010/wordprocessingDrawing" xmlns:wp="http://schemas.openxmlformats.org/drawingml/2006/wordprocessingDrawing" xmlns:w10="urn:schemas-microsoft-com:office:word" xmlns:w="http://schemas.openxmlformats.org/wordprocessingml/2006/main" xmlns:w14="http://schemas.microsoft.com/office/word/2010/wordml" xmlns:w15="http://schemas.microsoft.com/office/word/2012/wordml" xmlns:w16cex="http://schemas.microsoft.com/office/word/2018/wordml/cex" xmlns:w16cid="http://schemas.microsoft.com/office/word/2016/wordml/cid" xmlns:w16="http://schemas.microsoft.com/office/word/2018/wordml" xmlns:w16sdtdh="http://schemas.microsoft.com/office/word/2020/wordml/sdtdatahash" xmlns:w16se="http://schemas.microsoft.com/office/word/2015/wordml/symex" xmlns:wpg="http://schemas.microsoft.com/office/word/2010/wordprocessingGroup" xmlns:wpi="http://schemas.microsoft.com/office/word/2010/wordprocessingInk" xmlns:wne="http://schemas.microsoft.com/office/word/2006/wordml" xmlns:wps="http://schemas.microsoft.com/office/word/2010/wordprocessingShape" mc:Ignorable="w14 w15 w16se w16cid w16 w16cex w16sdtdh wp14">
+<w:document xmlns:wpc="http://schemas.microsoft.com/office/word/2010/wordprocessingCanvas" xmlns:cx="http://schemas.microsoft.com/office/drawing/2014/chartex" xmlns:cx1="http://schemas.microsoft.com/office/drawing/2015/9/8/chartex" xmlns:cx2="http://schemas.microsoft.com/office/drawing/2015/10/21/chartex" xmlns:cx3="http://schemas.microsoft.com/office/drawing/2016/5/9/chartex" xmlns:cx4="http://schemas.microsoft.com/office/drawing/2016/5/10/chartex" xmlns:cx5="http://schemas.microsoft.com/office/drawing/2016/5/11/chartex" xmlns:cx6="http://schemas.microsoft.com/office/drawing/2016/5/12/chartex" xmlns:cx7="http://schemas.microsoft.com/office/drawing/2016/5/13/chartex" xmlns:cx8="http://schemas.microsoft.com/office/drawing/2016/5/14/chartex" xmlns:mc="http://schemas.openxmlformats.org/markup-compatibility/2006" xmlns:aink="http://schemas.microsoft.com/office/drawing/2016/ink" xmlns:am3d="http://schemas.microsoft.com/office/drawing/2017/model3d" xmlns:o="urn:schemas-microsoft-com:office:office" xmlns:r="http://schemas.openxmlformats.org/officeDocument/2006/relationships" xmlns:m="http://schemas.openxmlformats.org/officeDocument/2006/math" xmlns:v="urn:schemas-microsoft-com:vml" xmlns:wp14="http://schemas.microsoft.com/office/word/2010/wordprocessingDrawing" xmlns:wp="http://schemas.openxmlformats.org/drawingml/2006/wordprocessingDrawing" xmlns:w10="urn:schemas-microsoft-com:office:word" xmlns:w="http://schemas.openxmlformats.org/wordprocessingml/2006/main" xmlns:w14="http://schemas.microsoft.com/office/word/2010/wordml" xmlns:w15="http://schemas.microsoft.com/office/word/2012/wordml" xmlns:w16cex="http://schemas.microsoft.com/office/word/2018/wordml/cex" xmlns:w16cid="http://schemas.microsoft.com/office/word/2016/wordml/cid" xmlns:w16="http://schemas.microsoft.com/office/word/2018/wordml" xmlns:w16sdtdh="http://schemas.microsoft.com/office/word/2020/wordml/sdtdatahash" xmlns:w16se="http://schemas.microsoft.com/office/word/2015/wordml/symex" xmlns:wpg="http://schemas.microsoft.com/office/word/2010/wordprocessingGroup" xmlns:wpi="http://schemas.microsoft.com/office/word/2010/wordprocessingInk" xmlns:wne="http://schemas.microsoft.com/office/word/2006/wordml" xmlns:wps="http://schemas.microsoft.com/office/word/2010/wordprocessingShape" xmlns:a="http://schemas.openxmlformats.org/drawingml/2006/main" xmlns:pic="http://schemas.openxmlformats.org/drawingml/2006/picture" xmlns:a14="http://schemas.microsoft.com/office/drawing/2010/main" mc:Ignorable="w14 w15 w16se w16cid w16 w16cex w16sdtdh wp14">
   <w:body>
     <w:p>
       <w:pPr>
@@ -1847,40 +1847,71 @@
         <w:ind w:left="360"/>
         <w:rPr>
           <w:rFonts w:ascii="Times New Roman" w:hAnsi="Times New Roman" w:cs="Times New Roman"/>
-          <w:b/>
-          <w:bCs/>
-        </w:rPr>
-      </w:pPr>
-      <w:r>
-        <w:rPr>
-          <w:rFonts w:ascii="Times New Roman" w:hAnsi="Times New Roman" w:cs="Times New Roman"/>
-          <w:b/>
-          <w:bCs/>
+          <w:b w:val="1"/>
+          <w:bCs w:val="1"/>
+        </w:rPr>
+      </w:pPr>
+      <w:r>
+        <w:rPr>
+          <w:rFonts w:ascii="Times New Roman" w:hAnsi="Times New Roman" w:cs="Times New Roman"/>
+          <w:b w:val="1"/>
+          <w:bCs w:val="1"/>
         </w:rPr>
         <w:t>Tabel Expected vs Actual</w:t>
+      </w:r>
+    </w:p>
+    <w:p>
+      <w:pPr>
+        <w:pStyle w:val="Normal"/>
+        <w:ind w:left="360"/>
+        <w:rPr>
+          <w:rFonts w:ascii="Times New Roman" w:hAnsi="Times New Roman" w:cs="Times New Roman"/>
+          <w:b w:val="1"/>
+          <w:bCs w:val="1"/>
+        </w:rPr>
+      </w:pPr>
+      <w:r>
+        <w:rPr>
+          <w:rFonts w:ascii="Times New Roman" w:hAnsi="Times New Roman" w:cs="Times New Roman"/>
+          <w:b w:val="1"/>
+          <w:bCs w:val="1"/>
+        </w:rPr>
+        <w:t xml:space="preserve"> - </w:t>
+      </w:r>
+      <w:r>
+        <w:rPr>
+          <w:rFonts w:ascii="Times New Roman" w:hAnsi="Times New Roman" w:eastAsia="Times New Roman" w:cs="Times New Roman"/>
+          <w:noProof w:val="0"/>
+          <w:sz w:val="24"/>
+          <w:szCs w:val="24"/>
+          <w:lang w:val="en-US"/>
+        </w:rPr>
+        <w:t>Teste pentru validarea tipurilor de date</w:t>
       </w:r>
     </w:p>
     <w:tbl>
       <w:tblPr>
         <w:tblStyle w:val="GridTable5Dark-Accent1"/>
-        <w:tblW w:w="0" w:type="auto"/>
+        <w:tblW w:w="8990" w:type="dxa"/>
         <w:tblInd w:w="360" w:type="dxa"/>
         <w:tblLook w:val="0620" w:firstRow="1" w:lastRow="0" w:firstColumn="0" w:lastColumn="0" w:noHBand="1" w:noVBand="1"/>
       </w:tblPr>
       <w:tblGrid>
-        <w:gridCol w:w="839"/>
-        <w:gridCol w:w="1918"/>
+        <w:gridCol w:w="945"/>
+        <w:gridCol w:w="1812"/>
         <w:gridCol w:w="3027"/>
         <w:gridCol w:w="3206"/>
       </w:tblGrid>
       <w:tr>
         <w:trPr>
           <w:cnfStyle w:val="100000000000" w:firstRow="1" w:lastRow="0" w:firstColumn="0" w:lastColumn="0" w:oddVBand="0" w:evenVBand="0" w:oddHBand="0" w:evenHBand="0" w:firstRowFirstColumn="0" w:firstRowLastColumn="0" w:lastRowFirstColumn="0" w:lastRowLastColumn="0"/>
-          <w:trHeight w:val="300"/>
+          <w:trHeight w:val="570"/>
         </w:trPr>
         <w:tc>
           <w:tcPr>
-            <w:tcW w:w="840" w:type="dxa"/>
+            <w:cnfStyle w:val="000000000000" w:firstRow="0" w:lastRow="0" w:firstColumn="0" w:lastColumn="0" w:oddVBand="0" w:evenVBand="0" w:oddHBand="0" w:evenHBand="0" w:firstRowFirstColumn="0" w:firstRowLastColumn="0" w:lastRowFirstColumn="0" w:lastRowLastColumn="0"/>
+            <w:tcW w:w="945" w:type="dxa"/>
+            <w:tcMar/>
             <w:vAlign w:val="center"/>
           </w:tcPr>
           <w:p>
@@ -1902,7 +1933,9 @@
         </w:tc>
         <w:tc>
           <w:tcPr>
-            <w:tcW w:w="1920" w:type="dxa"/>
+            <w:cnfStyle w:val="000000000000" w:firstRow="0" w:lastRow="0" w:firstColumn="0" w:lastColumn="0" w:oddVBand="0" w:evenVBand="0" w:oddHBand="0" w:evenHBand="0" w:firstRowFirstColumn="0" w:firstRowLastColumn="0" w:lastRowFirstColumn="0" w:lastRowLastColumn="0"/>
+            <w:tcW w:w="1812" w:type="dxa"/>
+            <w:tcMar/>
             <w:vAlign w:val="center"/>
           </w:tcPr>
           <w:p>
@@ -1924,7 +1957,9 @@
         </w:tc>
         <w:tc>
           <w:tcPr>
-            <w:tcW w:w="3030" w:type="dxa"/>
+            <w:cnfStyle w:val="000000000000" w:firstRow="0" w:lastRow="0" w:firstColumn="0" w:lastColumn="0" w:oddVBand="0" w:evenVBand="0" w:oddHBand="0" w:evenHBand="0" w:firstRowFirstColumn="0" w:firstRowLastColumn="0" w:lastRowFirstColumn="0" w:lastRowLastColumn="0"/>
+            <w:tcW w:w="3027" w:type="dxa"/>
+            <w:tcMar/>
             <w:vAlign w:val="center"/>
           </w:tcPr>
           <w:p>
@@ -1946,7 +1981,9 @@
         </w:tc>
         <w:tc>
           <w:tcPr>
-            <w:tcW w:w="3210" w:type="dxa"/>
+            <w:cnfStyle w:val="000000000000" w:firstRow="0" w:lastRow="0" w:firstColumn="0" w:lastColumn="0" w:oddVBand="0" w:evenVBand="0" w:oddHBand="0" w:evenHBand="0" w:firstRowFirstColumn="0" w:firstRowLastColumn="0" w:lastRowFirstColumn="0" w:lastRowLastColumn="0"/>
+            <w:tcW w:w="3206" w:type="dxa"/>
+            <w:tcMar/>
             <w:vAlign w:val="center"/>
           </w:tcPr>
           <w:p>
@@ -1973,7 +2010,9 @@
         </w:trPr>
         <w:tc>
           <w:tcPr>
-            <w:tcW w:w="840" w:type="dxa"/>
+            <w:cnfStyle w:val="000000000000" w:firstRow="0" w:lastRow="0" w:firstColumn="0" w:lastColumn="0" w:oddVBand="0" w:evenVBand="0" w:oddHBand="0" w:evenHBand="0" w:firstRowFirstColumn="0" w:firstRowLastColumn="0" w:lastRowFirstColumn="0" w:lastRowLastColumn="0"/>
+            <w:tcW w:w="945" w:type="dxa"/>
+            <w:tcMar/>
             <w:vAlign w:val="center"/>
           </w:tcPr>
           <w:p>
@@ -1993,7 +2032,9 @@
         </w:tc>
         <w:tc>
           <w:tcPr>
-            <w:tcW w:w="1920" w:type="dxa"/>
+            <w:cnfStyle w:val="000000000000" w:firstRow="0" w:lastRow="0" w:firstColumn="0" w:lastColumn="0" w:oddVBand="0" w:evenVBand="0" w:oddHBand="0" w:evenHBand="0" w:firstRowFirstColumn="0" w:firstRowLastColumn="0" w:lastRowFirstColumn="0" w:lastRowLastColumn="0"/>
+            <w:tcW w:w="1812" w:type="dxa"/>
+            <w:tcMar/>
             <w:vAlign w:val="center"/>
           </w:tcPr>
           <w:p>
@@ -2013,19 +2054,21 @@
         </w:tc>
         <w:tc>
           <w:tcPr>
-            <w:tcW w:w="3030" w:type="dxa"/>
+            <w:cnfStyle w:val="000000000000" w:firstRow="0" w:lastRow="0" w:firstColumn="0" w:lastColumn="0" w:oddVBand="0" w:evenVBand="0" w:oddHBand="0" w:evenHBand="0" w:firstRowFirstColumn="0" w:firstRowLastColumn="0" w:lastRowFirstColumn="0" w:lastRowLastColumn="0"/>
+            <w:tcW w:w="3027" w:type="dxa"/>
+            <w:tcMar/>
             <w:vAlign w:val="center"/>
           </w:tcPr>
           <w:p>
             <w:pPr>
               <w:jc w:val="center"/>
               <w:rPr>
-                <w:rFonts w:ascii="Times New Roman" w:eastAsia="Times New Roman" w:hAnsi="Times New Roman" w:cs="Times New Roman"/>
+                <w:rFonts w:ascii="Times New Roman" w:hAnsi="Times New Roman" w:eastAsia="Times New Roman" w:cs="Times New Roman"/>
               </w:rPr>
             </w:pPr>
             <w:r>
               <w:rPr>
-                <w:rFonts w:ascii="Times New Roman" w:eastAsia="Times New Roman" w:hAnsi="Times New Roman" w:cs="Times New Roman"/>
+                <w:rFonts w:ascii="Times New Roman" w:hAnsi="Times New Roman" w:eastAsia="Times New Roman" w:cs="Times New Roman"/>
               </w:rPr>
               <w:t>TypeError</w:t>
             </w:r>
@@ -2033,19 +2076,21 @@
         </w:tc>
         <w:tc>
           <w:tcPr>
-            <w:tcW w:w="3210" w:type="dxa"/>
+            <w:cnfStyle w:val="000000000000" w:firstRow="0" w:lastRow="0" w:firstColumn="0" w:lastColumn="0" w:oddVBand="0" w:evenVBand="0" w:oddHBand="0" w:evenHBand="0" w:firstRowFirstColumn="0" w:firstRowLastColumn="0" w:lastRowFirstColumn="0" w:lastRowLastColumn="0"/>
+            <w:tcW w:w="3206" w:type="dxa"/>
+            <w:tcMar/>
             <w:vAlign w:val="center"/>
           </w:tcPr>
           <w:p>
             <w:pPr>
               <w:jc w:val="center"/>
               <w:rPr>
-                <w:rFonts w:ascii="Times New Roman" w:eastAsia="Times New Roman" w:hAnsi="Times New Roman" w:cs="Times New Roman"/>
+                <w:rFonts w:ascii="Times New Roman" w:hAnsi="Times New Roman" w:eastAsia="Times New Roman" w:cs="Times New Roman"/>
               </w:rPr>
             </w:pPr>
             <w:r>
               <w:rPr>
-                <w:rFonts w:ascii="Times New Roman" w:eastAsia="Times New Roman" w:hAnsi="Times New Roman" w:cs="Times New Roman"/>
+                <w:rFonts w:ascii="Times New Roman" w:hAnsi="Times New Roman" w:eastAsia="Times New Roman" w:cs="Times New Roman"/>
               </w:rPr>
               <w:t>TypeError</w:t>
             </w:r>
@@ -2058,7 +2103,9 @@
         </w:trPr>
         <w:tc>
           <w:tcPr>
-            <w:tcW w:w="840" w:type="dxa"/>
+            <w:cnfStyle w:val="000000000000" w:firstRow="0" w:lastRow="0" w:firstColumn="0" w:lastColumn="0" w:oddVBand="0" w:evenVBand="0" w:oddHBand="0" w:evenHBand="0" w:firstRowFirstColumn="0" w:firstRowLastColumn="0" w:lastRowFirstColumn="0" w:lastRowLastColumn="0"/>
+            <w:tcW w:w="945" w:type="dxa"/>
+            <w:tcMar/>
             <w:vAlign w:val="center"/>
           </w:tcPr>
           <w:p>
@@ -2078,7 +2125,9 @@
         </w:tc>
         <w:tc>
           <w:tcPr>
-            <w:tcW w:w="1920" w:type="dxa"/>
+            <w:cnfStyle w:val="000000000000" w:firstRow="0" w:lastRow="0" w:firstColumn="0" w:lastColumn="0" w:oddVBand="0" w:evenVBand="0" w:oddHBand="0" w:evenHBand="0" w:firstRowFirstColumn="0" w:firstRowLastColumn="0" w:lastRowFirstColumn="0" w:lastRowLastColumn="0"/>
+            <w:tcW w:w="1812" w:type="dxa"/>
+            <w:tcMar/>
             <w:vAlign w:val="center"/>
           </w:tcPr>
           <w:p>
@@ -2098,19 +2147,21 @@
         </w:tc>
         <w:tc>
           <w:tcPr>
-            <w:tcW w:w="3030" w:type="dxa"/>
+            <w:cnfStyle w:val="000000000000" w:firstRow="0" w:lastRow="0" w:firstColumn="0" w:lastColumn="0" w:oddVBand="0" w:evenVBand="0" w:oddHBand="0" w:evenHBand="0" w:firstRowFirstColumn="0" w:firstRowLastColumn="0" w:lastRowFirstColumn="0" w:lastRowLastColumn="0"/>
+            <w:tcW w:w="3027" w:type="dxa"/>
+            <w:tcMar/>
             <w:vAlign w:val="center"/>
           </w:tcPr>
           <w:p>
             <w:pPr>
               <w:jc w:val="center"/>
               <w:rPr>
-                <w:rFonts w:ascii="Times New Roman" w:eastAsia="Times New Roman" w:hAnsi="Times New Roman" w:cs="Times New Roman"/>
+                <w:rFonts w:ascii="Times New Roman" w:hAnsi="Times New Roman" w:eastAsia="Times New Roman" w:cs="Times New Roman"/>
               </w:rPr>
             </w:pPr>
             <w:r>
               <w:rPr>
-                <w:rFonts w:ascii="Times New Roman" w:eastAsia="Times New Roman" w:hAnsi="Times New Roman" w:cs="Times New Roman"/>
+                <w:rFonts w:ascii="Times New Roman" w:hAnsi="Times New Roman" w:eastAsia="Times New Roman" w:cs="Times New Roman"/>
               </w:rPr>
               <w:t>TypeError</w:t>
             </w:r>
@@ -2118,19 +2169,21 @@
         </w:tc>
         <w:tc>
           <w:tcPr>
-            <w:tcW w:w="3210" w:type="dxa"/>
+            <w:cnfStyle w:val="000000000000" w:firstRow="0" w:lastRow="0" w:firstColumn="0" w:lastColumn="0" w:oddVBand="0" w:evenVBand="0" w:oddHBand="0" w:evenHBand="0" w:firstRowFirstColumn="0" w:firstRowLastColumn="0" w:lastRowFirstColumn="0" w:lastRowLastColumn="0"/>
+            <w:tcW w:w="3206" w:type="dxa"/>
+            <w:tcMar/>
             <w:vAlign w:val="center"/>
           </w:tcPr>
           <w:p>
             <w:pPr>
               <w:jc w:val="center"/>
               <w:rPr>
-                <w:rFonts w:ascii="Times New Roman" w:eastAsia="Times New Roman" w:hAnsi="Times New Roman" w:cs="Times New Roman"/>
+                <w:rFonts w:ascii="Times New Roman" w:hAnsi="Times New Roman" w:eastAsia="Times New Roman" w:cs="Times New Roman"/>
               </w:rPr>
             </w:pPr>
             <w:r>
               <w:rPr>
-                <w:rFonts w:ascii="Times New Roman" w:eastAsia="Times New Roman" w:hAnsi="Times New Roman" w:cs="Times New Roman"/>
+                <w:rFonts w:ascii="Times New Roman" w:hAnsi="Times New Roman" w:eastAsia="Times New Roman" w:cs="Times New Roman"/>
               </w:rPr>
               <w:t>TypeError</w:t>
             </w:r>
@@ -2143,7 +2196,9 @@
         </w:trPr>
         <w:tc>
           <w:tcPr>
-            <w:tcW w:w="840" w:type="dxa"/>
+            <w:cnfStyle w:val="000000000000" w:firstRow="0" w:lastRow="0" w:firstColumn="0" w:lastColumn="0" w:oddVBand="0" w:evenVBand="0" w:oddHBand="0" w:evenHBand="0" w:firstRowFirstColumn="0" w:firstRowLastColumn="0" w:lastRowFirstColumn="0" w:lastRowLastColumn="0"/>
+            <w:tcW w:w="945" w:type="dxa"/>
+            <w:tcMar/>
             <w:vAlign w:val="center"/>
           </w:tcPr>
           <w:p>
@@ -2163,7 +2218,9 @@
         </w:tc>
         <w:tc>
           <w:tcPr>
-            <w:tcW w:w="1920" w:type="dxa"/>
+            <w:cnfStyle w:val="000000000000" w:firstRow="0" w:lastRow="0" w:firstColumn="0" w:lastColumn="0" w:oddVBand="0" w:evenVBand="0" w:oddHBand="0" w:evenHBand="0" w:firstRowFirstColumn="0" w:firstRowLastColumn="0" w:lastRowFirstColumn="0" w:lastRowLastColumn="0"/>
+            <w:tcW w:w="1812" w:type="dxa"/>
+            <w:tcMar/>
             <w:vAlign w:val="center"/>
           </w:tcPr>
           <w:p>
@@ -2183,19 +2240,21 @@
         </w:tc>
         <w:tc>
           <w:tcPr>
-            <w:tcW w:w="3030" w:type="dxa"/>
+            <w:cnfStyle w:val="000000000000" w:firstRow="0" w:lastRow="0" w:firstColumn="0" w:lastColumn="0" w:oddVBand="0" w:evenVBand="0" w:oddHBand="0" w:evenHBand="0" w:firstRowFirstColumn="0" w:firstRowLastColumn="0" w:lastRowFirstColumn="0" w:lastRowLastColumn="0"/>
+            <w:tcW w:w="3027" w:type="dxa"/>
+            <w:tcMar/>
             <w:vAlign w:val="center"/>
           </w:tcPr>
           <w:p>
             <w:pPr>
               <w:jc w:val="center"/>
               <w:rPr>
-                <w:rFonts w:ascii="Times New Roman" w:eastAsia="Times New Roman" w:hAnsi="Times New Roman" w:cs="Times New Roman"/>
+                <w:rFonts w:ascii="Times New Roman" w:hAnsi="Times New Roman" w:eastAsia="Times New Roman" w:cs="Times New Roman"/>
               </w:rPr>
             </w:pPr>
             <w:r>
               <w:rPr>
-                <w:rFonts w:ascii="Times New Roman" w:eastAsia="Times New Roman" w:hAnsi="Times New Roman" w:cs="Times New Roman"/>
+                <w:rFonts w:ascii="Times New Roman" w:hAnsi="Times New Roman" w:eastAsia="Times New Roman" w:cs="Times New Roman"/>
               </w:rPr>
               <w:t>TypeError</w:t>
             </w:r>
@@ -2203,21 +2262,172 @@
         </w:tc>
         <w:tc>
           <w:tcPr>
-            <w:tcW w:w="3210" w:type="dxa"/>
+            <w:cnfStyle w:val="000000000000" w:firstRow="0" w:lastRow="0" w:firstColumn="0" w:lastColumn="0" w:oddVBand="0" w:evenVBand="0" w:oddHBand="0" w:evenHBand="0" w:firstRowFirstColumn="0" w:firstRowLastColumn="0" w:lastRowFirstColumn="0" w:lastRowLastColumn="0"/>
+            <w:tcW w:w="3206" w:type="dxa"/>
+            <w:tcMar/>
             <w:vAlign w:val="center"/>
           </w:tcPr>
           <w:p>
             <w:pPr>
               <w:jc w:val="center"/>
               <w:rPr>
-                <w:rFonts w:ascii="Times New Roman" w:eastAsia="Times New Roman" w:hAnsi="Times New Roman" w:cs="Times New Roman"/>
+                <w:rFonts w:ascii="Times New Roman" w:hAnsi="Times New Roman" w:eastAsia="Times New Roman" w:cs="Times New Roman"/>
               </w:rPr>
             </w:pPr>
             <w:r>
               <w:rPr>
-                <w:rFonts w:ascii="Times New Roman" w:eastAsia="Times New Roman" w:hAnsi="Times New Roman" w:cs="Times New Roman"/>
+                <w:rFonts w:ascii="Times New Roman" w:hAnsi="Times New Roman" w:eastAsia="Times New Roman" w:cs="Times New Roman"/>
               </w:rPr>
               <w:t>TypeError</w:t>
+            </w:r>
+          </w:p>
+        </w:tc>
+      </w:tr>
+    </w:tbl>
+    <w:p>
+      <w:pPr>
+        <w:pStyle w:val="Normal"/>
+        <w:ind w:left="360"/>
+        <w:rPr>
+          <w:rFonts w:ascii="Times New Roman" w:hAnsi="Times New Roman" w:cs="Times New Roman"/>
+        </w:rPr>
+      </w:pPr>
+    </w:p>
+    <w:p>
+      <w:pPr>
+        <w:pStyle w:val="Normal"/>
+        <w:ind w:left="360"/>
+        <w:rPr>
+          <w:rFonts w:ascii="Times New Roman" w:hAnsi="Times New Roman" w:cs="Times New Roman"/>
+        </w:rPr>
+      </w:pPr>
+      <w:r>
+        <w:rPr>
+          <w:rFonts w:ascii="Times New Roman" w:hAnsi="Times New Roman" w:cs="Times New Roman"/>
+        </w:rPr>
+        <w:t xml:space="preserve"> - </w:t>
+      </w:r>
+      <w:r>
+        <w:rPr>
+          <w:rFonts w:ascii="Times New Roman" w:hAnsi="Times New Roman" w:eastAsia="Times New Roman" w:cs="Times New Roman"/>
+          <w:noProof w:val="0"/>
+          <w:sz w:val="24"/>
+          <w:szCs w:val="24"/>
+          <w:lang w:val="en-US"/>
+        </w:rPr>
+        <w:t>Teste Boundary Value Analysis (BVA)</w:t>
+      </w:r>
+    </w:p>
+    <w:tbl>
+      <w:tblPr>
+        <w:tblStyle w:val="GridTable5Dark-Accent1"/>
+        <w:tblW w:w="0" w:type="auto"/>
+        <w:tblInd w:w="360" w:type="dxa"/>
+        <w:tblLook w:val="0620" w:firstRow="1" w:lastRow="0" w:firstColumn="0" w:lastColumn="0" w:noHBand="1" w:noVBand="1"/>
+      </w:tblPr>
+      <w:tblGrid>
+        <w:gridCol w:w="930"/>
+        <w:gridCol w:w="1827"/>
+        <w:gridCol w:w="3027"/>
+        <w:gridCol w:w="3206"/>
+      </w:tblGrid>
+      <w:tr>
+        <w:trPr>
+          <w:trHeight w:val="480"/>
+        </w:trPr>
+        <w:tc>
+          <w:tcPr>
+            <w:cnfStyle w:val="000000000000" w:firstRow="0" w:lastRow="0" w:firstColumn="0" w:lastColumn="0" w:oddVBand="0" w:evenVBand="0" w:oddHBand="0" w:evenHBand="0" w:firstRowFirstColumn="0" w:firstRowLastColumn="0" w:lastRowFirstColumn="0" w:lastRowLastColumn="0"/>
+            <w:tcW w:w="930" w:type="dxa"/>
+            <w:tcMar/>
+            <w:vAlign w:val="center"/>
+          </w:tcPr>
+          <w:p>
+            <w:pPr>
+              <w:jc w:val="center"/>
+              <w:rPr>
+                <w:rFonts w:ascii="Times New Roman" w:hAnsi="Times New Roman" w:cs="Times New Roman"/>
+                <w:b w:val="0"/>
+                <w:bCs w:val="0"/>
+              </w:rPr>
+            </w:pPr>
+            <w:r>
+              <w:rPr>
+                <w:rFonts w:ascii="Times New Roman" w:hAnsi="Times New Roman" w:cs="Times New Roman"/>
+              </w:rPr>
+              <w:t>TEST</w:t>
+            </w:r>
+          </w:p>
+        </w:tc>
+        <w:tc>
+          <w:tcPr>
+            <w:cnfStyle w:val="000000000000" w:firstRow="0" w:lastRow="0" w:firstColumn="0" w:lastColumn="0" w:oddVBand="0" w:evenVBand="0" w:oddHBand="0" w:evenHBand="0" w:firstRowFirstColumn="0" w:firstRowLastColumn="0" w:lastRowFirstColumn="0" w:lastRowLastColumn="0"/>
+            <w:tcW w:w="1827" w:type="dxa"/>
+            <w:tcMar/>
+            <w:vAlign w:val="center"/>
+          </w:tcPr>
+          <w:p>
+            <w:pPr>
+              <w:jc w:val="center"/>
+              <w:rPr>
+                <w:rFonts w:ascii="Times New Roman" w:hAnsi="Times New Roman" w:cs="Times New Roman"/>
+                <w:b w:val="0"/>
+                <w:bCs w:val="0"/>
+              </w:rPr>
+            </w:pPr>
+            <w:r>
+              <w:rPr>
+                <w:rFonts w:ascii="Times New Roman" w:hAnsi="Times New Roman" w:cs="Times New Roman"/>
+              </w:rPr>
+              <w:t>INPUT</w:t>
+            </w:r>
+          </w:p>
+        </w:tc>
+        <w:tc>
+          <w:tcPr>
+            <w:cnfStyle w:val="000000000000" w:firstRow="0" w:lastRow="0" w:firstColumn="0" w:lastColumn="0" w:oddVBand="0" w:evenVBand="0" w:oddHBand="0" w:evenHBand="0" w:firstRowFirstColumn="0" w:firstRowLastColumn="0" w:lastRowFirstColumn="0" w:lastRowLastColumn="0"/>
+            <w:tcW w:w="3027" w:type="dxa"/>
+            <w:tcMar/>
+            <w:vAlign w:val="center"/>
+          </w:tcPr>
+          <w:p>
+            <w:pPr>
+              <w:jc w:val="center"/>
+              <w:rPr>
+                <w:rFonts w:ascii="Times New Roman" w:hAnsi="Times New Roman" w:cs="Times New Roman"/>
+                <w:b w:val="0"/>
+                <w:bCs w:val="0"/>
+              </w:rPr>
+            </w:pPr>
+            <w:r>
+              <w:rPr>
+                <w:rFonts w:ascii="Times New Roman" w:hAnsi="Times New Roman" w:cs="Times New Roman"/>
+              </w:rPr>
+              <w:t>EXPECTED</w:t>
+            </w:r>
+          </w:p>
+        </w:tc>
+        <w:tc>
+          <w:tcPr>
+            <w:cnfStyle w:val="000000000000" w:firstRow="0" w:lastRow="0" w:firstColumn="0" w:lastColumn="0" w:oddVBand="0" w:evenVBand="0" w:oddHBand="0" w:evenHBand="0" w:firstRowFirstColumn="0" w:firstRowLastColumn="0" w:lastRowFirstColumn="0" w:lastRowLastColumn="0"/>
+            <w:tcW w:w="3206" w:type="dxa"/>
+            <w:tcMar/>
+            <w:vAlign w:val="center"/>
+          </w:tcPr>
+          <w:p>
+            <w:pPr>
+              <w:jc w:val="center"/>
+              <w:rPr>
+                <w:rFonts w:ascii="Times New Roman" w:hAnsi="Times New Roman" w:cs="Times New Roman"/>
+                <w:b w:val="0"/>
+                <w:bCs w:val="0"/>
+              </w:rPr>
+            </w:pPr>
+            <w:r>
+              <w:rPr>
+                <w:rFonts w:ascii="Times New Roman" w:hAnsi="Times New Roman" w:cs="Times New Roman"/>
+              </w:rPr>
+              <w:t>OUTPUT</w:t>
             </w:r>
           </w:p>
         </w:tc>
@@ -2228,7 +2438,9 @@
         </w:trPr>
         <w:tc>
           <w:tcPr>
-            <w:tcW w:w="840" w:type="dxa"/>
+            <w:cnfStyle w:val="000000000000" w:firstRow="0" w:lastRow="0" w:firstColumn="0" w:lastColumn="0" w:oddVBand="0" w:evenVBand="0" w:oddHBand="0" w:evenHBand="0" w:firstRowFirstColumn="0" w:firstRowLastColumn="0" w:lastRowFirstColumn="0" w:lastRowLastColumn="0"/>
+            <w:tcW w:w="930" w:type="dxa"/>
+            <w:tcMar/>
             <w:vAlign w:val="center"/>
           </w:tcPr>
           <w:p>
@@ -2248,7 +2460,9 @@
         </w:tc>
         <w:tc>
           <w:tcPr>
-            <w:tcW w:w="1920" w:type="dxa"/>
+            <w:cnfStyle w:val="000000000000" w:firstRow="0" w:lastRow="0" w:firstColumn="0" w:lastColumn="0" w:oddVBand="0" w:evenVBand="0" w:oddHBand="0" w:evenHBand="0" w:firstRowFirstColumn="0" w:firstRowLastColumn="0" w:lastRowFirstColumn="0" w:lastRowLastColumn="0"/>
+            <w:tcW w:w="1827" w:type="dxa"/>
+            <w:tcMar/>
             <w:vAlign w:val="center"/>
           </w:tcPr>
           <w:p>
@@ -2257,7 +2471,7 @@
             </w:pPr>
             <w:r>
               <w:rPr>
-                <w:rFonts w:ascii="Times New Roman" w:eastAsia="Times New Roman" w:hAnsi="Times New Roman" w:cs="Times New Roman"/>
+                <w:rFonts w:ascii="Times New Roman" w:hAnsi="Times New Roman" w:eastAsia="Times New Roman" w:cs="Times New Roman"/>
               </w:rPr>
               <w:t>(17, 3000, 600)</w:t>
             </w:r>
@@ -2265,7 +2479,9 @@
         </w:tc>
         <w:tc>
           <w:tcPr>
-            <w:tcW w:w="3030" w:type="dxa"/>
+            <w:cnfStyle w:val="000000000000" w:firstRow="0" w:lastRow="0" w:firstColumn="0" w:lastColumn="0" w:oddVBand="0" w:evenVBand="0" w:oddHBand="0" w:evenHBand="0" w:firstRowFirstColumn="0" w:firstRowLastColumn="0" w:lastRowFirstColumn="0" w:lastRowLastColumn="0"/>
+            <w:tcW w:w="3027" w:type="dxa"/>
+            <w:tcMar/>
             <w:vAlign w:val="center"/>
           </w:tcPr>
           <w:p>
@@ -2274,7 +2490,7 @@
             </w:pPr>
             <w:r>
               <w:rPr>
-                <w:rFonts w:ascii="Times New Roman" w:eastAsia="Times New Roman" w:hAnsi="Times New Roman" w:cs="Times New Roman"/>
+                <w:rFonts w:ascii="Times New Roman" w:hAnsi="Times New Roman" w:eastAsia="Times New Roman" w:cs="Times New Roman"/>
               </w:rPr>
               <w:t>Respins: Varsta neadecvata</w:t>
             </w:r>
@@ -2282,7 +2498,9 @@
         </w:tc>
         <w:tc>
           <w:tcPr>
-            <w:tcW w:w="3210" w:type="dxa"/>
+            <w:cnfStyle w:val="000000000000" w:firstRow="0" w:lastRow="0" w:firstColumn="0" w:lastColumn="0" w:oddVBand="0" w:evenVBand="0" w:oddHBand="0" w:evenHBand="0" w:firstRowFirstColumn="0" w:firstRowLastColumn="0" w:lastRowFirstColumn="0" w:lastRowLastColumn="0"/>
+            <w:tcW w:w="3206" w:type="dxa"/>
+            <w:tcMar/>
             <w:vAlign w:val="center"/>
           </w:tcPr>
           <w:p>
@@ -2291,7 +2509,7 @@
             </w:pPr>
             <w:r>
               <w:rPr>
-                <w:rFonts w:ascii="Times New Roman" w:eastAsia="Times New Roman" w:hAnsi="Times New Roman" w:cs="Times New Roman"/>
+                <w:rFonts w:ascii="Times New Roman" w:hAnsi="Times New Roman" w:eastAsia="Times New Roman" w:cs="Times New Roman"/>
               </w:rPr>
               <w:t>Respins: Varsta neadecvata</w:t>
             </w:r>
@@ -2304,7 +2522,9 @@
         </w:trPr>
         <w:tc>
           <w:tcPr>
-            <w:tcW w:w="840" w:type="dxa"/>
+            <w:cnfStyle w:val="000000000000" w:firstRow="0" w:lastRow="0" w:firstColumn="0" w:lastColumn="0" w:oddVBand="0" w:evenVBand="0" w:oddHBand="0" w:evenHBand="0" w:firstRowFirstColumn="0" w:firstRowLastColumn="0" w:lastRowFirstColumn="0" w:lastRowLastColumn="0"/>
+            <w:tcW w:w="930" w:type="dxa"/>
+            <w:tcMar/>
             <w:vAlign w:val="center"/>
           </w:tcPr>
           <w:p>
@@ -2324,7 +2544,9 @@
         </w:tc>
         <w:tc>
           <w:tcPr>
-            <w:tcW w:w="1920" w:type="dxa"/>
+            <w:cnfStyle w:val="000000000000" w:firstRow="0" w:lastRow="0" w:firstColumn="0" w:lastColumn="0" w:oddVBand="0" w:evenVBand="0" w:oddHBand="0" w:evenHBand="0" w:firstRowFirstColumn="0" w:firstRowLastColumn="0" w:lastRowFirstColumn="0" w:lastRowLastColumn="0"/>
+            <w:tcW w:w="1827" w:type="dxa"/>
+            <w:tcMar/>
             <w:vAlign w:val="center"/>
           </w:tcPr>
           <w:p>
@@ -2333,7 +2555,7 @@
             </w:pPr>
             <w:r>
               <w:rPr>
-                <w:rFonts w:ascii="Times New Roman" w:eastAsia="Times New Roman" w:hAnsi="Times New Roman" w:cs="Times New Roman"/>
+                <w:rFonts w:ascii="Times New Roman" w:hAnsi="Times New Roman" w:eastAsia="Times New Roman" w:cs="Times New Roman"/>
               </w:rPr>
               <w:t>(18, 3000, 600)</w:t>
             </w:r>
@@ -2341,7 +2563,9 @@
         </w:tc>
         <w:tc>
           <w:tcPr>
-            <w:tcW w:w="3030" w:type="dxa"/>
+            <w:cnfStyle w:val="000000000000" w:firstRow="0" w:lastRow="0" w:firstColumn="0" w:lastColumn="0" w:oddVBand="0" w:evenVBand="0" w:oddHBand="0" w:evenHBand="0" w:firstRowFirstColumn="0" w:firstRowLastColumn="0" w:lastRowFirstColumn="0" w:lastRowLastColumn="0"/>
+            <w:tcW w:w="3027" w:type="dxa"/>
+            <w:tcMar/>
             <w:vAlign w:val="center"/>
           </w:tcPr>
           <w:p>
@@ -2350,7 +2574,7 @@
             </w:pPr>
             <w:r>
               <w:rPr>
-                <w:rFonts w:ascii="Times New Roman" w:eastAsia="Times New Roman" w:hAnsi="Times New Roman" w:cs="Times New Roman"/>
+                <w:rFonts w:ascii="Times New Roman" w:hAnsi="Times New Roman" w:eastAsia="Times New Roman" w:cs="Times New Roman"/>
               </w:rPr>
               <w:t>Aprobat: Conditii Standard</w:t>
             </w:r>
@@ -2358,7 +2582,9 @@
         </w:tc>
         <w:tc>
           <w:tcPr>
-            <w:tcW w:w="3210" w:type="dxa"/>
+            <w:cnfStyle w:val="000000000000" w:firstRow="0" w:lastRow="0" w:firstColumn="0" w:lastColumn="0" w:oddVBand="0" w:evenVBand="0" w:oddHBand="0" w:evenHBand="0" w:firstRowFirstColumn="0" w:firstRowLastColumn="0" w:lastRowFirstColumn="0" w:lastRowLastColumn="0"/>
+            <w:tcW w:w="3206" w:type="dxa"/>
+            <w:tcMar/>
             <w:vAlign w:val="center"/>
           </w:tcPr>
           <w:p>
@@ -2367,7 +2593,7 @@
             </w:pPr>
             <w:r>
               <w:rPr>
-                <w:rFonts w:ascii="Times New Roman" w:eastAsia="Times New Roman" w:hAnsi="Times New Roman" w:cs="Times New Roman"/>
+                <w:rFonts w:ascii="Times New Roman" w:hAnsi="Times New Roman" w:eastAsia="Times New Roman" w:cs="Times New Roman"/>
               </w:rPr>
               <w:t>Aprobat: Conditii Standard</w:t>
             </w:r>
@@ -2380,7 +2606,9 @@
         </w:trPr>
         <w:tc>
           <w:tcPr>
-            <w:tcW w:w="840" w:type="dxa"/>
+            <w:cnfStyle w:val="000000000000" w:firstRow="0" w:lastRow="0" w:firstColumn="0" w:lastColumn="0" w:oddVBand="0" w:evenVBand="0" w:oddHBand="0" w:evenHBand="0" w:firstRowFirstColumn="0" w:firstRowLastColumn="0" w:lastRowFirstColumn="0" w:lastRowLastColumn="0"/>
+            <w:tcW w:w="930" w:type="dxa"/>
+            <w:tcMar/>
             <w:vAlign w:val="center"/>
           </w:tcPr>
           <w:p>
@@ -2400,7 +2628,9 @@
         </w:tc>
         <w:tc>
           <w:tcPr>
-            <w:tcW w:w="1920" w:type="dxa"/>
+            <w:cnfStyle w:val="000000000000" w:firstRow="0" w:lastRow="0" w:firstColumn="0" w:lastColumn="0" w:oddVBand="0" w:evenVBand="0" w:oddHBand="0" w:evenHBand="0" w:firstRowFirstColumn="0" w:firstRowLastColumn="0" w:lastRowFirstColumn="0" w:lastRowLastColumn="0"/>
+            <w:tcW w:w="1827" w:type="dxa"/>
+            <w:tcMar/>
             <w:vAlign w:val="center"/>
           </w:tcPr>
           <w:p>
@@ -2409,7 +2639,7 @@
             </w:pPr>
             <w:r>
               <w:rPr>
-                <w:rFonts w:ascii="Times New Roman" w:eastAsia="Times New Roman" w:hAnsi="Times New Roman" w:cs="Times New Roman"/>
+                <w:rFonts w:ascii="Times New Roman" w:hAnsi="Times New Roman" w:eastAsia="Times New Roman" w:cs="Times New Roman"/>
               </w:rPr>
               <w:t>(65, 3000, 600)</w:t>
             </w:r>
@@ -2417,7 +2647,9 @@
         </w:tc>
         <w:tc>
           <w:tcPr>
-            <w:tcW w:w="3030" w:type="dxa"/>
+            <w:cnfStyle w:val="000000000000" w:firstRow="0" w:lastRow="0" w:firstColumn="0" w:lastColumn="0" w:oddVBand="0" w:evenVBand="0" w:oddHBand="0" w:evenHBand="0" w:firstRowFirstColumn="0" w:firstRowLastColumn="0" w:lastRowFirstColumn="0" w:lastRowLastColumn="0"/>
+            <w:tcW w:w="3027" w:type="dxa"/>
+            <w:tcMar/>
             <w:vAlign w:val="center"/>
           </w:tcPr>
           <w:p>
@@ -2426,7 +2658,7 @@
             </w:pPr>
             <w:r>
               <w:rPr>
-                <w:rFonts w:ascii="Times New Roman" w:eastAsia="Times New Roman" w:hAnsi="Times New Roman" w:cs="Times New Roman"/>
+                <w:rFonts w:ascii="Times New Roman" w:hAnsi="Times New Roman" w:eastAsia="Times New Roman" w:cs="Times New Roman"/>
               </w:rPr>
               <w:t>Aprobat: Conditii Standard</w:t>
             </w:r>
@@ -2434,7 +2666,9 @@
         </w:tc>
         <w:tc>
           <w:tcPr>
-            <w:tcW w:w="3210" w:type="dxa"/>
+            <w:cnfStyle w:val="000000000000" w:firstRow="0" w:lastRow="0" w:firstColumn="0" w:lastColumn="0" w:oddVBand="0" w:evenVBand="0" w:oddHBand="0" w:evenHBand="0" w:firstRowFirstColumn="0" w:firstRowLastColumn="0" w:lastRowFirstColumn="0" w:lastRowLastColumn="0"/>
+            <w:tcW w:w="3206" w:type="dxa"/>
+            <w:tcMar/>
             <w:vAlign w:val="center"/>
           </w:tcPr>
           <w:p>
@@ -2443,7 +2677,7 @@
             </w:pPr>
             <w:r>
               <w:rPr>
-                <w:rFonts w:ascii="Times New Roman" w:eastAsia="Times New Roman" w:hAnsi="Times New Roman" w:cs="Times New Roman"/>
+                <w:rFonts w:ascii="Times New Roman" w:hAnsi="Times New Roman" w:eastAsia="Times New Roman" w:cs="Times New Roman"/>
               </w:rPr>
               <w:t>Aprobat: Conditii Standard</w:t>
             </w:r>
@@ -2456,7 +2690,9 @@
         </w:trPr>
         <w:tc>
           <w:tcPr>
-            <w:tcW w:w="840" w:type="dxa"/>
+            <w:cnfStyle w:val="000000000000" w:firstRow="0" w:lastRow="0" w:firstColumn="0" w:lastColumn="0" w:oddVBand="0" w:evenVBand="0" w:oddHBand="0" w:evenHBand="0" w:firstRowFirstColumn="0" w:firstRowLastColumn="0" w:lastRowFirstColumn="0" w:lastRowLastColumn="0"/>
+            <w:tcW w:w="930" w:type="dxa"/>
+            <w:tcMar/>
             <w:vAlign w:val="center"/>
           </w:tcPr>
           <w:p>
@@ -2476,7 +2712,9 @@
         </w:tc>
         <w:tc>
           <w:tcPr>
-            <w:tcW w:w="1920" w:type="dxa"/>
+            <w:cnfStyle w:val="000000000000" w:firstRow="0" w:lastRow="0" w:firstColumn="0" w:lastColumn="0" w:oddVBand="0" w:evenVBand="0" w:oddHBand="0" w:evenHBand="0" w:firstRowFirstColumn="0" w:firstRowLastColumn="0" w:lastRowFirstColumn="0" w:lastRowLastColumn="0"/>
+            <w:tcW w:w="1827" w:type="dxa"/>
+            <w:tcMar/>
             <w:vAlign w:val="center"/>
           </w:tcPr>
           <w:p>
@@ -2485,7 +2723,7 @@
             </w:pPr>
             <w:r>
               <w:rPr>
-                <w:rFonts w:ascii="Times New Roman" w:eastAsia="Times New Roman" w:hAnsi="Times New Roman" w:cs="Times New Roman"/>
+                <w:rFonts w:ascii="Times New Roman" w:hAnsi="Times New Roman" w:eastAsia="Times New Roman" w:cs="Times New Roman"/>
               </w:rPr>
               <w:t>(66, 3000, 600)</w:t>
             </w:r>
@@ -2493,7 +2731,9 @@
         </w:tc>
         <w:tc>
           <w:tcPr>
-            <w:tcW w:w="3030" w:type="dxa"/>
+            <w:cnfStyle w:val="000000000000" w:firstRow="0" w:lastRow="0" w:firstColumn="0" w:lastColumn="0" w:oddVBand="0" w:evenVBand="0" w:oddHBand="0" w:evenHBand="0" w:firstRowFirstColumn="0" w:firstRowLastColumn="0" w:lastRowFirstColumn="0" w:lastRowLastColumn="0"/>
+            <w:tcW w:w="3027" w:type="dxa"/>
+            <w:tcMar/>
             <w:vAlign w:val="center"/>
           </w:tcPr>
           <w:p>
@@ -2502,7 +2742,7 @@
             </w:pPr>
             <w:r>
               <w:rPr>
-                <w:rFonts w:ascii="Times New Roman" w:eastAsia="Times New Roman" w:hAnsi="Times New Roman" w:cs="Times New Roman"/>
+                <w:rFonts w:ascii="Times New Roman" w:hAnsi="Times New Roman" w:eastAsia="Times New Roman" w:cs="Times New Roman"/>
               </w:rPr>
               <w:t>Respins: Varsta neadecvata</w:t>
             </w:r>
@@ -2510,7 +2750,9 @@
         </w:tc>
         <w:tc>
           <w:tcPr>
-            <w:tcW w:w="3210" w:type="dxa"/>
+            <w:cnfStyle w:val="000000000000" w:firstRow="0" w:lastRow="0" w:firstColumn="0" w:lastColumn="0" w:oddVBand="0" w:evenVBand="0" w:oddHBand="0" w:evenHBand="0" w:firstRowFirstColumn="0" w:firstRowLastColumn="0" w:lastRowFirstColumn="0" w:lastRowLastColumn="0"/>
+            <w:tcW w:w="3206" w:type="dxa"/>
+            <w:tcMar/>
             <w:vAlign w:val="center"/>
           </w:tcPr>
           <w:p>
@@ -2519,7 +2761,7 @@
             </w:pPr>
             <w:r>
               <w:rPr>
-                <w:rFonts w:ascii="Times New Roman" w:eastAsia="Times New Roman" w:hAnsi="Times New Roman" w:cs="Times New Roman"/>
+                <w:rFonts w:ascii="Times New Roman" w:hAnsi="Times New Roman" w:eastAsia="Times New Roman" w:cs="Times New Roman"/>
               </w:rPr>
               <w:t>Respins: Varsta neadecvata</w:t>
             </w:r>
@@ -2532,7 +2774,9 @@
         </w:trPr>
         <w:tc>
           <w:tcPr>
-            <w:tcW w:w="840" w:type="dxa"/>
+            <w:cnfStyle w:val="000000000000" w:firstRow="0" w:lastRow="0" w:firstColumn="0" w:lastColumn="0" w:oddVBand="0" w:evenVBand="0" w:oddHBand="0" w:evenHBand="0" w:firstRowFirstColumn="0" w:firstRowLastColumn="0" w:lastRowFirstColumn="0" w:lastRowLastColumn="0"/>
+            <w:tcW w:w="930" w:type="dxa"/>
+            <w:tcMar/>
             <w:vAlign w:val="center"/>
           </w:tcPr>
           <w:p>
@@ -2552,7 +2796,9 @@
         </w:tc>
         <w:tc>
           <w:tcPr>
-            <w:tcW w:w="1920" w:type="dxa"/>
+            <w:cnfStyle w:val="000000000000" w:firstRow="0" w:lastRow="0" w:firstColumn="0" w:lastColumn="0" w:oddVBand="0" w:evenVBand="0" w:oddHBand="0" w:evenHBand="0" w:firstRowFirstColumn="0" w:firstRowLastColumn="0" w:lastRowFirstColumn="0" w:lastRowLastColumn="0"/>
+            <w:tcW w:w="1827" w:type="dxa"/>
+            <w:tcMar/>
             <w:vAlign w:val="center"/>
           </w:tcPr>
           <w:p>
@@ -2561,7 +2807,7 @@
             </w:pPr>
             <w:r>
               <w:rPr>
-                <w:rFonts w:ascii="Times New Roman" w:eastAsia="Times New Roman" w:hAnsi="Times New Roman" w:cs="Times New Roman"/>
+                <w:rFonts w:ascii="Times New Roman" w:hAnsi="Times New Roman" w:eastAsia="Times New Roman" w:cs="Times New Roman"/>
               </w:rPr>
               <w:t>(30, 1999, 700)</w:t>
             </w:r>
@@ -2569,7 +2815,9 @@
         </w:tc>
         <w:tc>
           <w:tcPr>
-            <w:tcW w:w="3030" w:type="dxa"/>
+            <w:cnfStyle w:val="000000000000" w:firstRow="0" w:lastRow="0" w:firstColumn="0" w:lastColumn="0" w:oddVBand="0" w:evenVBand="0" w:oddHBand="0" w:evenHBand="0" w:firstRowFirstColumn="0" w:firstRowLastColumn="0" w:lastRowFirstColumn="0" w:lastRowLastColumn="0"/>
+            <w:tcW w:w="3027" w:type="dxa"/>
+            <w:tcMar/>
             <w:vAlign w:val="center"/>
           </w:tcPr>
           <w:p>
@@ -2578,7 +2826,7 @@
             </w:pPr>
             <w:r>
               <w:rPr>
-                <w:rFonts w:ascii="Times New Roman" w:eastAsia="Times New Roman" w:hAnsi="Times New Roman" w:cs="Times New Roman"/>
+                <w:rFonts w:ascii="Times New Roman" w:hAnsi="Times New Roman" w:eastAsia="Times New Roman" w:cs="Times New Roman"/>
               </w:rPr>
               <w:t>Respins: Scor sau venit insuficient</w:t>
             </w:r>
@@ -2586,7 +2834,9 @@
         </w:tc>
         <w:tc>
           <w:tcPr>
-            <w:tcW w:w="3210" w:type="dxa"/>
+            <w:cnfStyle w:val="000000000000" w:firstRow="0" w:lastRow="0" w:firstColumn="0" w:lastColumn="0" w:oddVBand="0" w:evenVBand="0" w:oddHBand="0" w:evenHBand="0" w:firstRowFirstColumn="0" w:firstRowLastColumn="0" w:lastRowFirstColumn="0" w:lastRowLastColumn="0"/>
+            <w:tcW w:w="3206" w:type="dxa"/>
+            <w:tcMar/>
             <w:vAlign w:val="center"/>
           </w:tcPr>
           <w:p>
@@ -2595,7 +2845,7 @@
             </w:pPr>
             <w:r>
               <w:rPr>
-                <w:rFonts w:ascii="Times New Roman" w:eastAsia="Times New Roman" w:hAnsi="Times New Roman" w:cs="Times New Roman"/>
+                <w:rFonts w:ascii="Times New Roman" w:hAnsi="Times New Roman" w:eastAsia="Times New Roman" w:cs="Times New Roman"/>
               </w:rPr>
               <w:t>Respins: Scor sau venit insuficient</w:t>
             </w:r>
@@ -2608,7 +2858,9 @@
         </w:trPr>
         <w:tc>
           <w:tcPr>
-            <w:tcW w:w="840" w:type="dxa"/>
+            <w:cnfStyle w:val="000000000000" w:firstRow="0" w:lastRow="0" w:firstColumn="0" w:lastColumn="0" w:oddVBand="0" w:evenVBand="0" w:oddHBand="0" w:evenHBand="0" w:firstRowFirstColumn="0" w:firstRowLastColumn="0" w:lastRowFirstColumn="0" w:lastRowLastColumn="0"/>
+            <w:tcW w:w="930" w:type="dxa"/>
+            <w:tcMar/>
             <w:vAlign w:val="center"/>
           </w:tcPr>
           <w:p>
@@ -2622,14 +2874,15 @@
               <w:rPr>
                 <w:rFonts w:ascii="Times New Roman" w:hAnsi="Times New Roman" w:cs="Times New Roman"/>
               </w:rPr>
-              <w:lastRenderedPageBreak/>
               <w:t>9</w:t>
             </w:r>
           </w:p>
         </w:tc>
         <w:tc>
           <w:tcPr>
-            <w:tcW w:w="1920" w:type="dxa"/>
+            <w:cnfStyle w:val="000000000000" w:firstRow="0" w:lastRow="0" w:firstColumn="0" w:lastColumn="0" w:oddVBand="0" w:evenVBand="0" w:oddHBand="0" w:evenHBand="0" w:firstRowFirstColumn="0" w:firstRowLastColumn="0" w:lastRowFirstColumn="0" w:lastRowLastColumn="0"/>
+            <w:tcW w:w="1827" w:type="dxa"/>
+            <w:tcMar/>
             <w:vAlign w:val="center"/>
           </w:tcPr>
           <w:p>
@@ -2638,7 +2891,7 @@
             </w:pPr>
             <w:r>
               <w:rPr>
-                <w:rFonts w:ascii="Times New Roman" w:eastAsia="Times New Roman" w:hAnsi="Times New Roman" w:cs="Times New Roman"/>
+                <w:rFonts w:ascii="Times New Roman" w:hAnsi="Times New Roman" w:eastAsia="Times New Roman" w:cs="Times New Roman"/>
               </w:rPr>
               <w:t>(30, 3000, 500)</w:t>
             </w:r>
@@ -2646,7 +2899,9 @@
         </w:tc>
         <w:tc>
           <w:tcPr>
-            <w:tcW w:w="3030" w:type="dxa"/>
+            <w:cnfStyle w:val="000000000000" w:firstRow="0" w:lastRow="0" w:firstColumn="0" w:lastColumn="0" w:oddVBand="0" w:evenVBand="0" w:oddHBand="0" w:evenHBand="0" w:firstRowFirstColumn="0" w:firstRowLastColumn="0" w:lastRowFirstColumn="0" w:lastRowLastColumn="0"/>
+            <w:tcW w:w="3027" w:type="dxa"/>
+            <w:tcMar/>
             <w:vAlign w:val="center"/>
           </w:tcPr>
           <w:p>
@@ -2655,7 +2910,7 @@
             </w:pPr>
             <w:r>
               <w:rPr>
-                <w:rFonts w:ascii="Times New Roman" w:eastAsia="Times New Roman" w:hAnsi="Times New Roman" w:cs="Times New Roman"/>
+                <w:rFonts w:ascii="Times New Roman" w:hAnsi="Times New Roman" w:eastAsia="Times New Roman" w:cs="Times New Roman"/>
               </w:rPr>
               <w:t>Respins: Scor sau venit insuficient</w:t>
             </w:r>
@@ -2663,7 +2918,9 @@
         </w:tc>
         <w:tc>
           <w:tcPr>
-            <w:tcW w:w="3210" w:type="dxa"/>
+            <w:cnfStyle w:val="000000000000" w:firstRow="0" w:lastRow="0" w:firstColumn="0" w:lastColumn="0" w:oddVBand="0" w:evenVBand="0" w:oddHBand="0" w:evenHBand="0" w:firstRowFirstColumn="0" w:firstRowLastColumn="0" w:lastRowFirstColumn="0" w:lastRowLastColumn="0"/>
+            <w:tcW w:w="3206" w:type="dxa"/>
+            <w:tcMar/>
             <w:vAlign w:val="center"/>
           </w:tcPr>
           <w:p>
@@ -2672,7 +2929,7 @@
             </w:pPr>
             <w:r>
               <w:rPr>
-                <w:rFonts w:ascii="Times New Roman" w:eastAsia="Times New Roman" w:hAnsi="Times New Roman" w:cs="Times New Roman"/>
+                <w:rFonts w:ascii="Times New Roman" w:hAnsi="Times New Roman" w:eastAsia="Times New Roman" w:cs="Times New Roman"/>
               </w:rPr>
               <w:t>Respins: Scor sau venit insuficient</w:t>
             </w:r>
@@ -2685,7 +2942,9 @@
         </w:trPr>
         <w:tc>
           <w:tcPr>
-            <w:tcW w:w="840" w:type="dxa"/>
+            <w:cnfStyle w:val="000000000000" w:firstRow="0" w:lastRow="0" w:firstColumn="0" w:lastColumn="0" w:oddVBand="0" w:evenVBand="0" w:oddHBand="0" w:evenHBand="0" w:firstRowFirstColumn="0" w:firstRowLastColumn="0" w:lastRowFirstColumn="0" w:lastRowLastColumn="0"/>
+            <w:tcW w:w="930" w:type="dxa"/>
+            <w:tcMar/>
             <w:vAlign w:val="center"/>
           </w:tcPr>
           <w:p>
@@ -2705,7 +2964,9 @@
         </w:tc>
         <w:tc>
           <w:tcPr>
-            <w:tcW w:w="1920" w:type="dxa"/>
+            <w:cnfStyle w:val="000000000000" w:firstRow="0" w:lastRow="0" w:firstColumn="0" w:lastColumn="0" w:oddVBand="0" w:evenVBand="0" w:oddHBand="0" w:evenHBand="0" w:firstRowFirstColumn="0" w:firstRowLastColumn="0" w:lastRowFirstColumn="0" w:lastRowLastColumn="0"/>
+            <w:tcW w:w="1827" w:type="dxa"/>
+            <w:tcMar/>
             <w:vAlign w:val="center"/>
           </w:tcPr>
           <w:p>
@@ -2714,7 +2975,7 @@
             </w:pPr>
             <w:r>
               <w:rPr>
-                <w:rFonts w:ascii="Times New Roman" w:eastAsia="Times New Roman" w:hAnsi="Times New Roman" w:cs="Times New Roman"/>
+                <w:rFonts w:ascii="Times New Roman" w:hAnsi="Times New Roman" w:eastAsia="Times New Roman" w:cs="Times New Roman"/>
               </w:rPr>
               <w:t>(30, 1500, 900)</w:t>
             </w:r>
@@ -2722,7 +2983,9 @@
         </w:tc>
         <w:tc>
           <w:tcPr>
-            <w:tcW w:w="3030" w:type="dxa"/>
+            <w:cnfStyle w:val="000000000000" w:firstRow="0" w:lastRow="0" w:firstColumn="0" w:lastColumn="0" w:oddVBand="0" w:evenVBand="0" w:oddHBand="0" w:evenHBand="0" w:firstRowFirstColumn="0" w:firstRowLastColumn="0" w:lastRowFirstColumn="0" w:lastRowLastColumn="0"/>
+            <w:tcW w:w="3027" w:type="dxa"/>
+            <w:tcMar/>
             <w:vAlign w:val="center"/>
           </w:tcPr>
           <w:p>
@@ -2731,7 +2994,7 @@
             </w:pPr>
             <w:r>
               <w:rPr>
-                <w:rFonts w:ascii="Times New Roman" w:eastAsia="Times New Roman" w:hAnsi="Times New Roman" w:cs="Times New Roman"/>
+                <w:rFonts w:ascii="Times New Roman" w:hAnsi="Times New Roman" w:eastAsia="Times New Roman" w:cs="Times New Roman"/>
               </w:rPr>
               <w:t>Respins: Scor sau venit insuficient</w:t>
             </w:r>
@@ -2739,7 +3002,9 @@
         </w:tc>
         <w:tc>
           <w:tcPr>
-            <w:tcW w:w="3210" w:type="dxa"/>
+            <w:cnfStyle w:val="000000000000" w:firstRow="0" w:lastRow="0" w:firstColumn="0" w:lastColumn="0" w:oddVBand="0" w:evenVBand="0" w:oddHBand="0" w:evenHBand="0" w:firstRowFirstColumn="0" w:firstRowLastColumn="0" w:lastRowFirstColumn="0" w:lastRowLastColumn="0"/>
+            <w:tcW w:w="3206" w:type="dxa"/>
+            <w:tcMar/>
             <w:vAlign w:val="center"/>
           </w:tcPr>
           <w:p>
@@ -2748,7 +3013,7 @@
             </w:pPr>
             <w:r>
               <w:rPr>
-                <w:rFonts w:ascii="Times New Roman" w:eastAsia="Times New Roman" w:hAnsi="Times New Roman" w:cs="Times New Roman"/>
+                <w:rFonts w:ascii="Times New Roman" w:hAnsi="Times New Roman" w:eastAsia="Times New Roman" w:cs="Times New Roman"/>
               </w:rPr>
               <w:t>Respins: Scor sau venit insuficient</w:t>
             </w:r>
@@ -2761,7 +3026,9 @@
         </w:trPr>
         <w:tc>
           <w:tcPr>
-            <w:tcW w:w="840" w:type="dxa"/>
+            <w:cnfStyle w:val="000000000000" w:firstRow="0" w:lastRow="0" w:firstColumn="0" w:lastColumn="0" w:oddVBand="0" w:evenVBand="0" w:oddHBand="0" w:evenHBand="0" w:firstRowFirstColumn="0" w:firstRowLastColumn="0" w:lastRowFirstColumn="0" w:lastRowLastColumn="0"/>
+            <w:tcW w:w="930" w:type="dxa"/>
+            <w:tcMar/>
             <w:vAlign w:val="center"/>
           </w:tcPr>
           <w:p>
@@ -2781,7 +3048,9 @@
         </w:tc>
         <w:tc>
           <w:tcPr>
-            <w:tcW w:w="1920" w:type="dxa"/>
+            <w:cnfStyle w:val="000000000000" w:firstRow="0" w:lastRow="0" w:firstColumn="0" w:lastColumn="0" w:oddVBand="0" w:evenVBand="0" w:oddHBand="0" w:evenHBand="0" w:firstRowFirstColumn="0" w:firstRowLastColumn="0" w:lastRowFirstColumn="0" w:lastRowLastColumn="0"/>
+            <w:tcW w:w="1827" w:type="dxa"/>
+            <w:tcMar/>
             <w:vAlign w:val="center"/>
           </w:tcPr>
           <w:p>
@@ -2790,7 +3059,7 @@
             </w:pPr>
             <w:r>
               <w:rPr>
-                <w:rFonts w:ascii="Times New Roman" w:eastAsia="Times New Roman" w:hAnsi="Times New Roman" w:cs="Times New Roman"/>
+                <w:rFonts w:ascii="Times New Roman" w:hAnsi="Times New Roman" w:eastAsia="Times New Roman" w:cs="Times New Roman"/>
               </w:rPr>
               <w:t>(30, 2000, 501)</w:t>
             </w:r>
@@ -2798,7 +3067,9 @@
         </w:tc>
         <w:tc>
           <w:tcPr>
-            <w:tcW w:w="3030" w:type="dxa"/>
+            <w:cnfStyle w:val="000000000000" w:firstRow="0" w:lastRow="0" w:firstColumn="0" w:lastColumn="0" w:oddVBand="0" w:evenVBand="0" w:oddHBand="0" w:evenHBand="0" w:firstRowFirstColumn="0" w:firstRowLastColumn="0" w:lastRowFirstColumn="0" w:lastRowLastColumn="0"/>
+            <w:tcW w:w="3027" w:type="dxa"/>
+            <w:tcMar/>
             <w:vAlign w:val="center"/>
           </w:tcPr>
           <w:p>
@@ -2807,7 +3078,7 @@
             </w:pPr>
             <w:r>
               <w:rPr>
-                <w:rFonts w:ascii="Times New Roman" w:eastAsia="Times New Roman" w:hAnsi="Times New Roman" w:cs="Times New Roman"/>
+                <w:rFonts w:ascii="Times New Roman" w:hAnsi="Times New Roman" w:eastAsia="Times New Roman" w:cs="Times New Roman"/>
               </w:rPr>
               <w:t>Aprobat: Conditii Standard</w:t>
             </w:r>
@@ -2815,7 +3086,9 @@
         </w:tc>
         <w:tc>
           <w:tcPr>
-            <w:tcW w:w="3210" w:type="dxa"/>
+            <w:cnfStyle w:val="000000000000" w:firstRow="0" w:lastRow="0" w:firstColumn="0" w:lastColumn="0" w:oddVBand="0" w:evenVBand="0" w:oddHBand="0" w:evenHBand="0" w:firstRowFirstColumn="0" w:firstRowLastColumn="0" w:lastRowFirstColumn="0" w:lastRowLastColumn="0"/>
+            <w:tcW w:w="3206" w:type="dxa"/>
+            <w:tcMar/>
             <w:vAlign w:val="center"/>
           </w:tcPr>
           <w:p>
@@ -2824,7 +3097,7 @@
             </w:pPr>
             <w:r>
               <w:rPr>
-                <w:rFonts w:ascii="Times New Roman" w:eastAsia="Times New Roman" w:hAnsi="Times New Roman" w:cs="Times New Roman"/>
+                <w:rFonts w:ascii="Times New Roman" w:hAnsi="Times New Roman" w:eastAsia="Times New Roman" w:cs="Times New Roman"/>
               </w:rPr>
               <w:t>Aprobat: Conditii Standard</w:t>
             </w:r>
@@ -2837,7 +3110,9 @@
         </w:trPr>
         <w:tc>
           <w:tcPr>
-            <w:tcW w:w="840" w:type="dxa"/>
+            <w:cnfStyle w:val="000000000000" w:firstRow="0" w:lastRow="0" w:firstColumn="0" w:lastColumn="0" w:oddVBand="0" w:evenVBand="0" w:oddHBand="0" w:evenHBand="0" w:firstRowFirstColumn="0" w:firstRowLastColumn="0" w:lastRowFirstColumn="0" w:lastRowLastColumn="0"/>
+            <w:tcW w:w="930" w:type="dxa"/>
+            <w:tcMar/>
             <w:vAlign w:val="center"/>
           </w:tcPr>
           <w:p>
@@ -2857,7 +3132,9 @@
         </w:tc>
         <w:tc>
           <w:tcPr>
-            <w:tcW w:w="1920" w:type="dxa"/>
+            <w:cnfStyle w:val="000000000000" w:firstRow="0" w:lastRow="0" w:firstColumn="0" w:lastColumn="0" w:oddVBand="0" w:evenVBand="0" w:oddHBand="0" w:evenHBand="0" w:firstRowFirstColumn="0" w:firstRowLastColumn="0" w:lastRowFirstColumn="0" w:lastRowLastColumn="0"/>
+            <w:tcW w:w="1827" w:type="dxa"/>
+            <w:tcMar/>
             <w:vAlign w:val="center"/>
           </w:tcPr>
           <w:p>
@@ -2866,7 +3143,7 @@
             </w:pPr>
             <w:r>
               <w:rPr>
-                <w:rFonts w:ascii="Times New Roman" w:eastAsia="Times New Roman" w:hAnsi="Times New Roman" w:cs="Times New Roman"/>
+                <w:rFonts w:ascii="Times New Roman" w:hAnsi="Times New Roman" w:eastAsia="Times New Roman" w:cs="Times New Roman"/>
               </w:rPr>
               <w:t>(30, 3000, 800)</w:t>
             </w:r>
@@ -2874,7 +3151,9 @@
         </w:tc>
         <w:tc>
           <w:tcPr>
-            <w:tcW w:w="3030" w:type="dxa"/>
+            <w:cnfStyle w:val="000000000000" w:firstRow="0" w:lastRow="0" w:firstColumn="0" w:lastColumn="0" w:oddVBand="0" w:evenVBand="0" w:oddHBand="0" w:evenHBand="0" w:firstRowFirstColumn="0" w:firstRowLastColumn="0" w:lastRowFirstColumn="0" w:lastRowLastColumn="0"/>
+            <w:tcW w:w="3027" w:type="dxa"/>
+            <w:tcMar/>
             <w:vAlign w:val="center"/>
           </w:tcPr>
           <w:p>
@@ -2883,7 +3162,7 @@
             </w:pPr>
             <w:r>
               <w:rPr>
-                <w:rFonts w:ascii="Times New Roman" w:eastAsia="Times New Roman" w:hAnsi="Times New Roman" w:cs="Times New Roman"/>
+                <w:rFonts w:ascii="Times New Roman" w:hAnsi="Times New Roman" w:eastAsia="Times New Roman" w:cs="Times New Roman"/>
               </w:rPr>
               <w:t>Aprobat: Conditii Standard</w:t>
             </w:r>
@@ -2891,7 +3170,9 @@
         </w:tc>
         <w:tc>
           <w:tcPr>
-            <w:tcW w:w="3210" w:type="dxa"/>
+            <w:cnfStyle w:val="000000000000" w:firstRow="0" w:lastRow="0" w:firstColumn="0" w:lastColumn="0" w:oddVBand="0" w:evenVBand="0" w:oddHBand="0" w:evenHBand="0" w:firstRowFirstColumn="0" w:firstRowLastColumn="0" w:lastRowFirstColumn="0" w:lastRowLastColumn="0"/>
+            <w:tcW w:w="3206" w:type="dxa"/>
+            <w:tcMar/>
             <w:vAlign w:val="center"/>
           </w:tcPr>
           <w:p>
@@ -2900,7 +3181,239 @@
             </w:pPr>
             <w:r>
               <w:rPr>
-                <w:rFonts w:ascii="Times New Roman" w:eastAsia="Times New Roman" w:hAnsi="Times New Roman" w:cs="Times New Roman"/>
+                <w:rFonts w:ascii="Times New Roman" w:hAnsi="Times New Roman" w:eastAsia="Times New Roman" w:cs="Times New Roman"/>
+              </w:rPr>
+              <w:t>Aprobat: Conditii Standard</w:t>
+            </w:r>
+          </w:p>
+        </w:tc>
+      </w:tr>
+    </w:tbl>
+    <w:p>
+      <w:pPr>
+        <w:ind w:left="360"/>
+        <w:rPr>
+          <w:rFonts w:ascii="Times New Roman" w:hAnsi="Times New Roman" w:cs="Times New Roman"/>
+        </w:rPr>
+      </w:pPr>
+    </w:p>
+    <w:p>
+      <w:pPr>
+        <w:pStyle w:val="Normal"/>
+        <w:ind w:left="360"/>
+        <w:rPr>
+          <w:rFonts w:ascii="Times New Roman" w:hAnsi="Times New Roman" w:cs="Times New Roman"/>
+        </w:rPr>
+      </w:pPr>
+      <w:r>
+        <w:rPr>
+          <w:rFonts w:ascii="Times New Roman" w:hAnsi="Times New Roman" w:cs="Times New Roman"/>
+        </w:rPr>
+        <w:t xml:space="preserve"> - </w:t>
+      </w:r>
+      <w:r>
+        <w:rPr>
+          <w:rFonts w:ascii="Times New Roman" w:hAnsi="Times New Roman" w:eastAsia="Times New Roman" w:cs="Times New Roman"/>
+          <w:noProof w:val="0"/>
+          <w:sz w:val="24"/>
+          <w:szCs w:val="24"/>
+          <w:lang w:val="en-US"/>
+        </w:rPr>
+        <w:t>Teste pentru aprobări standard</w:t>
+      </w:r>
+    </w:p>
+    <w:tbl>
+      <w:tblPr>
+        <w:tblStyle w:val="GridTable5Dark-Accent1"/>
+        <w:tblW w:w="0" w:type="auto"/>
+        <w:tblInd w:w="360" w:type="dxa"/>
+        <w:tblLook w:val="0620" w:firstRow="1" w:lastRow="0" w:firstColumn="0" w:lastColumn="0" w:noHBand="1" w:noVBand="1"/>
+      </w:tblPr>
+      <w:tblGrid>
+        <w:gridCol w:w="960"/>
+        <w:gridCol w:w="1797"/>
+        <w:gridCol w:w="3027"/>
+        <w:gridCol w:w="3206"/>
+      </w:tblGrid>
+      <w:tr>
+        <w:trPr>
+          <w:trHeight w:val="480"/>
+        </w:trPr>
+        <w:tc>
+          <w:tcPr>
+            <w:cnfStyle w:val="000000000000" w:firstRow="0" w:lastRow="0" w:firstColumn="0" w:lastColumn="0" w:oddVBand="0" w:evenVBand="0" w:oddHBand="0" w:evenHBand="0" w:firstRowFirstColumn="0" w:firstRowLastColumn="0" w:lastRowFirstColumn="0" w:lastRowLastColumn="0"/>
+            <w:tcW w:w="960" w:type="dxa"/>
+            <w:tcMar/>
+            <w:vAlign w:val="center"/>
+          </w:tcPr>
+          <w:p>
+            <w:pPr>
+              <w:jc w:val="center"/>
+              <w:rPr>
+                <w:rFonts w:ascii="Times New Roman" w:hAnsi="Times New Roman" w:cs="Times New Roman"/>
+                <w:b w:val="0"/>
+                <w:bCs w:val="0"/>
+              </w:rPr>
+            </w:pPr>
+            <w:r>
+              <w:rPr>
+                <w:rFonts w:ascii="Times New Roman" w:hAnsi="Times New Roman" w:cs="Times New Roman"/>
+              </w:rPr>
+              <w:t>TEST</w:t>
+            </w:r>
+          </w:p>
+        </w:tc>
+        <w:tc>
+          <w:tcPr>
+            <w:cnfStyle w:val="000000000000" w:firstRow="0" w:lastRow="0" w:firstColumn="0" w:lastColumn="0" w:oddVBand="0" w:evenVBand="0" w:oddHBand="0" w:evenHBand="0" w:firstRowFirstColumn="0" w:firstRowLastColumn="0" w:lastRowFirstColumn="0" w:lastRowLastColumn="0"/>
+            <w:tcW w:w="1797" w:type="dxa"/>
+            <w:tcMar/>
+            <w:vAlign w:val="center"/>
+          </w:tcPr>
+          <w:p>
+            <w:pPr>
+              <w:jc w:val="center"/>
+              <w:rPr>
+                <w:rFonts w:ascii="Times New Roman" w:hAnsi="Times New Roman" w:cs="Times New Roman"/>
+                <w:b w:val="0"/>
+                <w:bCs w:val="0"/>
+              </w:rPr>
+            </w:pPr>
+            <w:r>
+              <w:rPr>
+                <w:rFonts w:ascii="Times New Roman" w:hAnsi="Times New Roman" w:cs="Times New Roman"/>
+              </w:rPr>
+              <w:t>INPUT</w:t>
+            </w:r>
+          </w:p>
+        </w:tc>
+        <w:tc>
+          <w:tcPr>
+            <w:cnfStyle w:val="000000000000" w:firstRow="0" w:lastRow="0" w:firstColumn="0" w:lastColumn="0" w:oddVBand="0" w:evenVBand="0" w:oddHBand="0" w:evenHBand="0" w:firstRowFirstColumn="0" w:firstRowLastColumn="0" w:lastRowFirstColumn="0" w:lastRowLastColumn="0"/>
+            <w:tcW w:w="3027" w:type="dxa"/>
+            <w:tcMar/>
+            <w:vAlign w:val="center"/>
+          </w:tcPr>
+          <w:p>
+            <w:pPr>
+              <w:jc w:val="center"/>
+              <w:rPr>
+                <w:rFonts w:ascii="Times New Roman" w:hAnsi="Times New Roman" w:cs="Times New Roman"/>
+                <w:b w:val="0"/>
+                <w:bCs w:val="0"/>
+              </w:rPr>
+            </w:pPr>
+            <w:r>
+              <w:rPr>
+                <w:rFonts w:ascii="Times New Roman" w:hAnsi="Times New Roman" w:cs="Times New Roman"/>
+              </w:rPr>
+              <w:t>EXPECTED</w:t>
+            </w:r>
+          </w:p>
+        </w:tc>
+        <w:tc>
+          <w:tcPr>
+            <w:cnfStyle w:val="000000000000" w:firstRow="0" w:lastRow="0" w:firstColumn="0" w:lastColumn="0" w:oddVBand="0" w:evenVBand="0" w:oddHBand="0" w:evenHBand="0" w:firstRowFirstColumn="0" w:firstRowLastColumn="0" w:lastRowFirstColumn="0" w:lastRowLastColumn="0"/>
+            <w:tcW w:w="3206" w:type="dxa"/>
+            <w:tcMar/>
+            <w:vAlign w:val="center"/>
+          </w:tcPr>
+          <w:p>
+            <w:pPr>
+              <w:jc w:val="center"/>
+              <w:rPr>
+                <w:rFonts w:ascii="Times New Roman" w:hAnsi="Times New Roman" w:cs="Times New Roman"/>
+                <w:b w:val="0"/>
+                <w:bCs w:val="0"/>
+              </w:rPr>
+            </w:pPr>
+            <w:r>
+              <w:rPr>
+                <w:rFonts w:ascii="Times New Roman" w:hAnsi="Times New Roman" w:cs="Times New Roman"/>
+              </w:rPr>
+              <w:t>OUTPUT</w:t>
+            </w:r>
+          </w:p>
+        </w:tc>
+      </w:tr>
+      <w:tr>
+        <w:trPr>
+          <w:trHeight w:val="300"/>
+        </w:trPr>
+        <w:tc>
+          <w:tcPr>
+            <w:cnfStyle w:val="000000000000" w:firstRow="0" w:lastRow="0" w:firstColumn="0" w:lastColumn="0" w:oddVBand="0" w:evenVBand="0" w:oddHBand="0" w:evenHBand="0" w:firstRowFirstColumn="0" w:firstRowLastColumn="0" w:lastRowFirstColumn="0" w:lastRowLastColumn="0"/>
+            <w:tcW w:w="960" w:type="dxa"/>
+            <w:tcMar/>
+            <w:vAlign w:val="center"/>
+          </w:tcPr>
+          <w:p>
+            <w:pPr>
+              <w:jc w:val="center"/>
+              <w:rPr>
+                <w:rFonts w:ascii="Times New Roman" w:hAnsi="Times New Roman" w:cs="Times New Roman"/>
+              </w:rPr>
+            </w:pPr>
+            <w:r>
+              <w:rPr>
+                <w:rFonts w:ascii="Times New Roman" w:hAnsi="Times New Roman" w:cs="Times New Roman"/>
+              </w:rPr>
+              <w:t>11</w:t>
+            </w:r>
+          </w:p>
+        </w:tc>
+        <w:tc>
+          <w:tcPr>
+            <w:cnfStyle w:val="000000000000" w:firstRow="0" w:lastRow="0" w:firstColumn="0" w:lastColumn="0" w:oddVBand="0" w:evenVBand="0" w:oddHBand="0" w:evenHBand="0" w:firstRowFirstColumn="0" w:firstRowLastColumn="0" w:lastRowFirstColumn="0" w:lastRowLastColumn="0"/>
+            <w:tcW w:w="1797" w:type="dxa"/>
+            <w:tcMar/>
+            <w:vAlign w:val="center"/>
+          </w:tcPr>
+          <w:p>
+            <w:pPr>
+              <w:jc w:val="center"/>
+            </w:pPr>
+            <w:r>
+              <w:rPr>
+                <w:rFonts w:ascii="Times New Roman" w:hAnsi="Times New Roman" w:eastAsia="Times New Roman" w:cs="Times New Roman"/>
+              </w:rPr>
+              <w:t>(30, 2000, 501)</w:t>
+            </w:r>
+          </w:p>
+        </w:tc>
+        <w:tc>
+          <w:tcPr>
+            <w:cnfStyle w:val="000000000000" w:firstRow="0" w:lastRow="0" w:firstColumn="0" w:lastColumn="0" w:oddVBand="0" w:evenVBand="0" w:oddHBand="0" w:evenHBand="0" w:firstRowFirstColumn="0" w:firstRowLastColumn="0" w:lastRowFirstColumn="0" w:lastRowLastColumn="0"/>
+            <w:tcW w:w="3027" w:type="dxa"/>
+            <w:tcMar/>
+            <w:vAlign w:val="center"/>
+          </w:tcPr>
+          <w:p>
+            <w:pPr>
+              <w:jc w:val="center"/>
+            </w:pPr>
+            <w:r>
+              <w:rPr>
+                <w:rFonts w:ascii="Times New Roman" w:hAnsi="Times New Roman" w:eastAsia="Times New Roman" w:cs="Times New Roman"/>
+              </w:rPr>
+              <w:t>Aprobat: Conditii Standard</w:t>
+            </w:r>
+          </w:p>
+        </w:tc>
+        <w:tc>
+          <w:tcPr>
+            <w:cnfStyle w:val="000000000000" w:firstRow="0" w:lastRow="0" w:firstColumn="0" w:lastColumn="0" w:oddVBand="0" w:evenVBand="0" w:oddHBand="0" w:evenHBand="0" w:firstRowFirstColumn="0" w:firstRowLastColumn="0" w:lastRowFirstColumn="0" w:lastRowLastColumn="0"/>
+            <w:tcW w:w="3206" w:type="dxa"/>
+            <w:tcMar/>
+            <w:vAlign w:val="center"/>
+          </w:tcPr>
+          <w:p>
+            <w:pPr>
+              <w:jc w:val="center"/>
+            </w:pPr>
+            <w:r>
+              <w:rPr>
+                <w:rFonts w:ascii="Times New Roman" w:hAnsi="Times New Roman" w:eastAsia="Times New Roman" w:cs="Times New Roman"/>
               </w:rPr>
               <w:t>Aprobat: Conditii Standard</w:t>
             </w:r>
@@ -2913,7 +3426,9 @@
         </w:trPr>
         <w:tc>
           <w:tcPr>
-            <w:tcW w:w="840" w:type="dxa"/>
+            <w:cnfStyle w:val="000000000000" w:firstRow="0" w:lastRow="0" w:firstColumn="0" w:lastColumn="0" w:oddVBand="0" w:evenVBand="0" w:oddHBand="0" w:evenHBand="0" w:firstRowFirstColumn="0" w:firstRowLastColumn="0" w:lastRowFirstColumn="0" w:lastRowLastColumn="0"/>
+            <w:tcW w:w="960" w:type="dxa"/>
+            <w:tcMar/>
             <w:vAlign w:val="center"/>
           </w:tcPr>
           <w:p>
@@ -2927,13 +3442,15 @@
               <w:rPr>
                 <w:rFonts w:ascii="Times New Roman" w:hAnsi="Times New Roman" w:cs="Times New Roman"/>
               </w:rPr>
-              <w:t>13</w:t>
+              <w:t>12</w:t>
             </w:r>
           </w:p>
         </w:tc>
         <w:tc>
           <w:tcPr>
-            <w:tcW w:w="1920" w:type="dxa"/>
+            <w:cnfStyle w:val="000000000000" w:firstRow="0" w:lastRow="0" w:firstColumn="0" w:lastColumn="0" w:oddVBand="0" w:evenVBand="0" w:oddHBand="0" w:evenHBand="0" w:firstRowFirstColumn="0" w:firstRowLastColumn="0" w:lastRowFirstColumn="0" w:lastRowLastColumn="0"/>
+            <w:tcW w:w="1797" w:type="dxa"/>
+            <w:tcMar/>
             <w:vAlign w:val="center"/>
           </w:tcPr>
           <w:p>
@@ -2942,15 +3459,17 @@
             </w:pPr>
             <w:r>
               <w:rPr>
-                <w:rFonts w:ascii="Times New Roman" w:eastAsia="Times New Roman" w:hAnsi="Times New Roman" w:cs="Times New Roman"/>
-              </w:rPr>
-              <w:t>(40, 4000, 700)</w:t>
+                <w:rFonts w:ascii="Times New Roman" w:hAnsi="Times New Roman" w:eastAsia="Times New Roman" w:cs="Times New Roman"/>
+              </w:rPr>
+              <w:t>(30, 3000, 800)</w:t>
             </w:r>
           </w:p>
         </w:tc>
         <w:tc>
           <w:tcPr>
-            <w:tcW w:w="3030" w:type="dxa"/>
+            <w:cnfStyle w:val="000000000000" w:firstRow="0" w:lastRow="0" w:firstColumn="0" w:lastColumn="0" w:oddVBand="0" w:evenVBand="0" w:oddHBand="0" w:evenHBand="0" w:firstRowFirstColumn="0" w:firstRowLastColumn="0" w:lastRowFirstColumn="0" w:lastRowLastColumn="0"/>
+            <w:tcW w:w="3027" w:type="dxa"/>
+            <w:tcMar/>
             <w:vAlign w:val="center"/>
           </w:tcPr>
           <w:p>
@@ -2959,7 +3478,7 @@
             </w:pPr>
             <w:r>
               <w:rPr>
-                <w:rFonts w:ascii="Times New Roman" w:eastAsia="Times New Roman" w:hAnsi="Times New Roman" w:cs="Times New Roman"/>
+                <w:rFonts w:ascii="Times New Roman" w:hAnsi="Times New Roman" w:eastAsia="Times New Roman" w:cs="Times New Roman"/>
               </w:rPr>
               <w:t>Aprobat: Conditii Standard</w:t>
             </w:r>
@@ -2967,7 +3486,9 @@
         </w:tc>
         <w:tc>
           <w:tcPr>
-            <w:tcW w:w="3210" w:type="dxa"/>
+            <w:cnfStyle w:val="000000000000" w:firstRow="0" w:lastRow="0" w:firstColumn="0" w:lastColumn="0" w:oddVBand="0" w:evenVBand="0" w:oddHBand="0" w:evenHBand="0" w:firstRowFirstColumn="0" w:firstRowLastColumn="0" w:lastRowFirstColumn="0" w:lastRowLastColumn="0"/>
+            <w:tcW w:w="3206" w:type="dxa"/>
+            <w:tcMar/>
             <w:vAlign w:val="center"/>
           </w:tcPr>
           <w:p>
@@ -2976,7 +3497,7 @@
             </w:pPr>
             <w:r>
               <w:rPr>
-                <w:rFonts w:ascii="Times New Roman" w:eastAsia="Times New Roman" w:hAnsi="Times New Roman" w:cs="Times New Roman"/>
+                <w:rFonts w:ascii="Times New Roman" w:hAnsi="Times New Roman" w:eastAsia="Times New Roman" w:cs="Times New Roman"/>
               </w:rPr>
               <w:t>Aprobat: Conditii Standard</w:t>
             </w:r>
@@ -2989,7 +3510,9 @@
         </w:trPr>
         <w:tc>
           <w:tcPr>
-            <w:tcW w:w="840" w:type="dxa"/>
+            <w:cnfStyle w:val="000000000000" w:firstRow="0" w:lastRow="0" w:firstColumn="0" w:lastColumn="0" w:oddVBand="0" w:evenVBand="0" w:oddHBand="0" w:evenHBand="0" w:firstRowFirstColumn="0" w:firstRowLastColumn="0" w:lastRowFirstColumn="0" w:lastRowLastColumn="0"/>
+            <w:tcW w:w="960" w:type="dxa"/>
+            <w:tcMar/>
             <w:vAlign w:val="center"/>
           </w:tcPr>
           <w:p>
@@ -3003,13 +3526,15 @@
               <w:rPr>
                 <w:rFonts w:ascii="Times New Roman" w:hAnsi="Times New Roman" w:cs="Times New Roman"/>
               </w:rPr>
-              <w:t>14</w:t>
+              <w:t>13</w:t>
             </w:r>
           </w:p>
         </w:tc>
         <w:tc>
           <w:tcPr>
-            <w:tcW w:w="1920" w:type="dxa"/>
+            <w:cnfStyle w:val="000000000000" w:firstRow="0" w:lastRow="0" w:firstColumn="0" w:lastColumn="0" w:oddVBand="0" w:evenVBand="0" w:oddHBand="0" w:evenHBand="0" w:firstRowFirstColumn="0" w:firstRowLastColumn="0" w:lastRowFirstColumn="0" w:lastRowLastColumn="0"/>
+            <w:tcW w:w="1797" w:type="dxa"/>
+            <w:tcMar/>
             <w:vAlign w:val="center"/>
           </w:tcPr>
           <w:p>
@@ -3018,15 +3543,17 @@
             </w:pPr>
             <w:r>
               <w:rPr>
-                <w:rFonts w:ascii="Times New Roman" w:eastAsia="Times New Roman" w:hAnsi="Times New Roman" w:cs="Times New Roman"/>
-              </w:rPr>
-              <w:t>(30, 3000, 801)</w:t>
+                <w:rFonts w:ascii="Times New Roman" w:hAnsi="Times New Roman" w:eastAsia="Times New Roman" w:cs="Times New Roman"/>
+              </w:rPr>
+              <w:t>(40, 4000, 700)</w:t>
             </w:r>
           </w:p>
         </w:tc>
         <w:tc>
           <w:tcPr>
-            <w:tcW w:w="3030" w:type="dxa"/>
+            <w:cnfStyle w:val="000000000000" w:firstRow="0" w:lastRow="0" w:firstColumn="0" w:lastColumn="0" w:oddVBand="0" w:evenVBand="0" w:oddHBand="0" w:evenHBand="0" w:firstRowFirstColumn="0" w:firstRowLastColumn="0" w:lastRowFirstColumn="0" w:lastRowLastColumn="0"/>
+            <w:tcW w:w="3027" w:type="dxa"/>
+            <w:tcMar/>
             <w:vAlign w:val="center"/>
           </w:tcPr>
           <w:p>
@@ -3035,15 +3562,17 @@
             </w:pPr>
             <w:r>
               <w:rPr>
-                <w:rFonts w:ascii="Times New Roman" w:eastAsia="Times New Roman" w:hAnsi="Times New Roman" w:cs="Times New Roman"/>
-              </w:rPr>
-              <w:t>Aprobat: Conditii Excelente</w:t>
+                <w:rFonts w:ascii="Times New Roman" w:hAnsi="Times New Roman" w:eastAsia="Times New Roman" w:cs="Times New Roman"/>
+              </w:rPr>
+              <w:t>Aprobat: Conditii Standard</w:t>
             </w:r>
           </w:p>
         </w:tc>
         <w:tc>
           <w:tcPr>
-            <w:tcW w:w="3210" w:type="dxa"/>
+            <w:cnfStyle w:val="000000000000" w:firstRow="0" w:lastRow="0" w:firstColumn="0" w:lastColumn="0" w:oddVBand="0" w:evenVBand="0" w:oddHBand="0" w:evenHBand="0" w:firstRowFirstColumn="0" w:firstRowLastColumn="0" w:lastRowFirstColumn="0" w:lastRowLastColumn="0"/>
+            <w:tcW w:w="3206" w:type="dxa"/>
+            <w:tcMar/>
             <w:vAlign w:val="center"/>
           </w:tcPr>
           <w:p>
@@ -3052,7 +3581,255 @@
             </w:pPr>
             <w:r>
               <w:rPr>
-                <w:rFonts w:ascii="Times New Roman" w:eastAsia="Times New Roman" w:hAnsi="Times New Roman" w:cs="Times New Roman"/>
+                <w:rFonts w:ascii="Times New Roman" w:hAnsi="Times New Roman" w:eastAsia="Times New Roman" w:cs="Times New Roman"/>
+              </w:rPr>
+              <w:t>Aprobat: Conditii Standard</w:t>
+            </w:r>
+          </w:p>
+        </w:tc>
+      </w:tr>
+    </w:tbl>
+    <w:p>
+      <w:pPr>
+        <w:ind w:left="360"/>
+        <w:rPr>
+          <w:rFonts w:ascii="Times New Roman" w:hAnsi="Times New Roman" w:cs="Times New Roman"/>
+        </w:rPr>
+      </w:pPr>
+    </w:p>
+    <w:p>
+      <w:pPr>
+        <w:ind w:left="360"/>
+        <w:rPr>
+          <w:rFonts w:ascii="Times New Roman" w:hAnsi="Times New Roman" w:cs="Times New Roman"/>
+        </w:rPr>
+      </w:pPr>
+    </w:p>
+    <w:p>
+      <w:pPr>
+        <w:ind w:left="360"/>
+        <w:rPr>
+          <w:rFonts w:ascii="Times New Roman" w:hAnsi="Times New Roman" w:cs="Times New Roman"/>
+        </w:rPr>
+      </w:pPr>
+    </w:p>
+    <w:p>
+      <w:pPr>
+        <w:pStyle w:val="Normal"/>
+        <w:ind w:left="360"/>
+        <w:rPr>
+          <w:rFonts w:ascii="Times New Roman" w:hAnsi="Times New Roman" w:cs="Times New Roman"/>
+        </w:rPr>
+      </w:pPr>
+      <w:r>
+        <w:rPr>
+          <w:rFonts w:ascii="Times New Roman" w:hAnsi="Times New Roman" w:cs="Times New Roman"/>
+        </w:rPr>
+        <w:t xml:space="preserve"> - </w:t>
+      </w:r>
+      <w:r>
+        <w:rPr>
+          <w:rFonts w:ascii="Times New Roman" w:hAnsi="Times New Roman" w:eastAsia="Times New Roman" w:cs="Times New Roman"/>
+          <w:noProof w:val="0"/>
+          <w:sz w:val="24"/>
+          <w:szCs w:val="24"/>
+          <w:lang w:val="en-US"/>
+        </w:rPr>
+        <w:t>Teste pentru aprobări excelente</w:t>
+      </w:r>
+    </w:p>
+    <w:tbl>
+      <w:tblPr>
+        <w:tblStyle w:val="GridTable5Dark-Accent1"/>
+        <w:tblW w:w="0" w:type="auto"/>
+        <w:tblInd w:w="360" w:type="dxa"/>
+        <w:tblLook w:val="0620" w:firstRow="1" w:lastRow="0" w:firstColumn="0" w:lastColumn="0" w:noHBand="1" w:noVBand="1"/>
+      </w:tblPr>
+      <w:tblGrid>
+        <w:gridCol w:w="945"/>
+        <w:gridCol w:w="1812"/>
+        <w:gridCol w:w="3027"/>
+        <w:gridCol w:w="3206"/>
+      </w:tblGrid>
+      <w:tr>
+        <w:trPr>
+          <w:trHeight w:val="555"/>
+        </w:trPr>
+        <w:tc>
+          <w:tcPr>
+            <w:cnfStyle w:val="000000000000" w:firstRow="0" w:lastRow="0" w:firstColumn="0" w:lastColumn="0" w:oddVBand="0" w:evenVBand="0" w:oddHBand="0" w:evenHBand="0" w:firstRowFirstColumn="0" w:firstRowLastColumn="0" w:lastRowFirstColumn="0" w:lastRowLastColumn="0"/>
+            <w:tcW w:w="945" w:type="dxa"/>
+            <w:tcMar/>
+            <w:vAlign w:val="center"/>
+          </w:tcPr>
+          <w:p>
+            <w:pPr>
+              <w:jc w:val="center"/>
+              <w:rPr>
+                <w:rFonts w:ascii="Times New Roman" w:hAnsi="Times New Roman" w:cs="Times New Roman"/>
+                <w:b w:val="0"/>
+                <w:bCs w:val="0"/>
+              </w:rPr>
+            </w:pPr>
+            <w:r>
+              <w:rPr>
+                <w:rFonts w:ascii="Times New Roman" w:hAnsi="Times New Roman" w:cs="Times New Roman"/>
+              </w:rPr>
+              <w:t>TEST</w:t>
+            </w:r>
+          </w:p>
+        </w:tc>
+        <w:tc>
+          <w:tcPr>
+            <w:cnfStyle w:val="000000000000" w:firstRow="0" w:lastRow="0" w:firstColumn="0" w:lastColumn="0" w:oddVBand="0" w:evenVBand="0" w:oddHBand="0" w:evenHBand="0" w:firstRowFirstColumn="0" w:firstRowLastColumn="0" w:lastRowFirstColumn="0" w:lastRowLastColumn="0"/>
+            <w:tcW w:w="1812" w:type="dxa"/>
+            <w:tcMar/>
+            <w:vAlign w:val="center"/>
+          </w:tcPr>
+          <w:p>
+            <w:pPr>
+              <w:jc w:val="center"/>
+              <w:rPr>
+                <w:rFonts w:ascii="Times New Roman" w:hAnsi="Times New Roman" w:cs="Times New Roman"/>
+                <w:b w:val="0"/>
+                <w:bCs w:val="0"/>
+              </w:rPr>
+            </w:pPr>
+            <w:r>
+              <w:rPr>
+                <w:rFonts w:ascii="Times New Roman" w:hAnsi="Times New Roman" w:cs="Times New Roman"/>
+              </w:rPr>
+              <w:t>INPUT</w:t>
+            </w:r>
+          </w:p>
+        </w:tc>
+        <w:tc>
+          <w:tcPr>
+            <w:cnfStyle w:val="000000000000" w:firstRow="0" w:lastRow="0" w:firstColumn="0" w:lastColumn="0" w:oddVBand="0" w:evenVBand="0" w:oddHBand="0" w:evenHBand="0" w:firstRowFirstColumn="0" w:firstRowLastColumn="0" w:lastRowFirstColumn="0" w:lastRowLastColumn="0"/>
+            <w:tcW w:w="3027" w:type="dxa"/>
+            <w:tcMar/>
+            <w:vAlign w:val="center"/>
+          </w:tcPr>
+          <w:p>
+            <w:pPr>
+              <w:jc w:val="center"/>
+              <w:rPr>
+                <w:rFonts w:ascii="Times New Roman" w:hAnsi="Times New Roman" w:cs="Times New Roman"/>
+                <w:b w:val="0"/>
+                <w:bCs w:val="0"/>
+              </w:rPr>
+            </w:pPr>
+            <w:r>
+              <w:rPr>
+                <w:rFonts w:ascii="Times New Roman" w:hAnsi="Times New Roman" w:cs="Times New Roman"/>
+              </w:rPr>
+              <w:t>EXPECTED</w:t>
+            </w:r>
+          </w:p>
+        </w:tc>
+        <w:tc>
+          <w:tcPr>
+            <w:cnfStyle w:val="000000000000" w:firstRow="0" w:lastRow="0" w:firstColumn="0" w:lastColumn="0" w:oddVBand="0" w:evenVBand="0" w:oddHBand="0" w:evenHBand="0" w:firstRowFirstColumn="0" w:firstRowLastColumn="0" w:lastRowFirstColumn="0" w:lastRowLastColumn="0"/>
+            <w:tcW w:w="3206" w:type="dxa"/>
+            <w:tcMar/>
+            <w:vAlign w:val="center"/>
+          </w:tcPr>
+          <w:p>
+            <w:pPr>
+              <w:jc w:val="center"/>
+              <w:rPr>
+                <w:rFonts w:ascii="Times New Roman" w:hAnsi="Times New Roman" w:cs="Times New Roman"/>
+                <w:b w:val="0"/>
+                <w:bCs w:val="0"/>
+              </w:rPr>
+            </w:pPr>
+            <w:r>
+              <w:rPr>
+                <w:rFonts w:ascii="Times New Roman" w:hAnsi="Times New Roman" w:cs="Times New Roman"/>
+              </w:rPr>
+              <w:t>OUTPUT</w:t>
+            </w:r>
+          </w:p>
+        </w:tc>
+      </w:tr>
+      <w:tr>
+        <w:trPr>
+          <w:trHeight w:val="300"/>
+        </w:trPr>
+        <w:tc>
+          <w:tcPr>
+            <w:cnfStyle w:val="000000000000" w:firstRow="0" w:lastRow="0" w:firstColumn="0" w:lastColumn="0" w:oddVBand="0" w:evenVBand="0" w:oddHBand="0" w:evenHBand="0" w:firstRowFirstColumn="0" w:firstRowLastColumn="0" w:lastRowFirstColumn="0" w:lastRowLastColumn="0"/>
+            <w:tcW w:w="945" w:type="dxa"/>
+            <w:tcMar/>
+            <w:vAlign w:val="center"/>
+          </w:tcPr>
+          <w:p>
+            <w:pPr>
+              <w:jc w:val="center"/>
+              <w:rPr>
+                <w:rFonts w:ascii="Times New Roman" w:hAnsi="Times New Roman" w:cs="Times New Roman"/>
+              </w:rPr>
+            </w:pPr>
+            <w:r>
+              <w:rPr>
+                <w:rFonts w:ascii="Times New Roman" w:hAnsi="Times New Roman" w:cs="Times New Roman"/>
+              </w:rPr>
+              <w:t>14</w:t>
+            </w:r>
+          </w:p>
+        </w:tc>
+        <w:tc>
+          <w:tcPr>
+            <w:cnfStyle w:val="000000000000" w:firstRow="0" w:lastRow="0" w:firstColumn="0" w:lastColumn="0" w:oddVBand="0" w:evenVBand="0" w:oddHBand="0" w:evenHBand="0" w:firstRowFirstColumn="0" w:firstRowLastColumn="0" w:lastRowFirstColumn="0" w:lastRowLastColumn="0"/>
+            <w:tcW w:w="1812" w:type="dxa"/>
+            <w:tcMar/>
+            <w:vAlign w:val="center"/>
+          </w:tcPr>
+          <w:p>
+            <w:pPr>
+              <w:jc w:val="center"/>
+            </w:pPr>
+            <w:r>
+              <w:rPr>
+                <w:rFonts w:ascii="Times New Roman" w:hAnsi="Times New Roman" w:eastAsia="Times New Roman" w:cs="Times New Roman"/>
+              </w:rPr>
+              <w:t>(30, 3000, 801)</w:t>
+            </w:r>
+          </w:p>
+        </w:tc>
+        <w:tc>
+          <w:tcPr>
+            <w:cnfStyle w:val="000000000000" w:firstRow="0" w:lastRow="0" w:firstColumn="0" w:lastColumn="0" w:oddVBand="0" w:evenVBand="0" w:oddHBand="0" w:evenHBand="0" w:firstRowFirstColumn="0" w:firstRowLastColumn="0" w:lastRowFirstColumn="0" w:lastRowLastColumn="0"/>
+            <w:tcW w:w="3027" w:type="dxa"/>
+            <w:tcMar/>
+            <w:vAlign w:val="center"/>
+          </w:tcPr>
+          <w:p>
+            <w:pPr>
+              <w:jc w:val="center"/>
+            </w:pPr>
+            <w:r>
+              <w:rPr>
+                <w:rFonts w:ascii="Times New Roman" w:hAnsi="Times New Roman" w:eastAsia="Times New Roman" w:cs="Times New Roman"/>
+              </w:rPr>
+              <w:t>Aprobat: Conditii Excelente</w:t>
+            </w:r>
+          </w:p>
+        </w:tc>
+        <w:tc>
+          <w:tcPr>
+            <w:cnfStyle w:val="000000000000" w:firstRow="0" w:lastRow="0" w:firstColumn="0" w:lastColumn="0" w:oddVBand="0" w:evenVBand="0" w:oddHBand="0" w:evenHBand="0" w:firstRowFirstColumn="0" w:firstRowLastColumn="0" w:lastRowFirstColumn="0" w:lastRowLastColumn="0"/>
+            <w:tcW w:w="3206" w:type="dxa"/>
+            <w:tcMar/>
+            <w:vAlign w:val="center"/>
+          </w:tcPr>
+          <w:p>
+            <w:pPr>
+              <w:jc w:val="center"/>
+            </w:pPr>
+            <w:r>
+              <w:rPr>
+                <w:rFonts w:ascii="Times New Roman" w:hAnsi="Times New Roman" w:eastAsia="Times New Roman" w:cs="Times New Roman"/>
               </w:rPr>
               <w:t>Aprobat: Conditii Excelente</w:t>
             </w:r>
@@ -3065,7 +3842,9 @@
         </w:trPr>
         <w:tc>
           <w:tcPr>
-            <w:tcW w:w="840" w:type="dxa"/>
+            <w:cnfStyle w:val="000000000000" w:firstRow="0" w:lastRow="0" w:firstColumn="0" w:lastColumn="0" w:oddVBand="0" w:evenVBand="0" w:oddHBand="0" w:evenHBand="0" w:firstRowFirstColumn="0" w:firstRowLastColumn="0" w:lastRowFirstColumn="0" w:lastRowLastColumn="0"/>
+            <w:tcW w:w="945" w:type="dxa"/>
+            <w:tcMar/>
             <w:vAlign w:val="center"/>
           </w:tcPr>
           <w:p>
@@ -3085,7 +3864,9 @@
         </w:tc>
         <w:tc>
           <w:tcPr>
-            <w:tcW w:w="1920" w:type="dxa"/>
+            <w:cnfStyle w:val="000000000000" w:firstRow="0" w:lastRow="0" w:firstColumn="0" w:lastColumn="0" w:oddVBand="0" w:evenVBand="0" w:oddHBand="0" w:evenHBand="0" w:firstRowFirstColumn="0" w:firstRowLastColumn="0" w:lastRowFirstColumn="0" w:lastRowLastColumn="0"/>
+            <w:tcW w:w="1812" w:type="dxa"/>
+            <w:tcMar/>
             <w:vAlign w:val="center"/>
           </w:tcPr>
           <w:p>
@@ -3094,7 +3875,7 @@
             </w:pPr>
             <w:r>
               <w:rPr>
-                <w:rFonts w:ascii="Times New Roman" w:eastAsia="Times New Roman" w:hAnsi="Times New Roman" w:cs="Times New Roman"/>
+                <w:rFonts w:ascii="Times New Roman" w:hAnsi="Times New Roman" w:eastAsia="Times New Roman" w:cs="Times New Roman"/>
               </w:rPr>
               <w:t>(50, 7000, 900)</w:t>
             </w:r>
@@ -3102,7 +3883,9 @@
         </w:tc>
         <w:tc>
           <w:tcPr>
-            <w:tcW w:w="3030" w:type="dxa"/>
+            <w:cnfStyle w:val="000000000000" w:firstRow="0" w:lastRow="0" w:firstColumn="0" w:lastColumn="0" w:oddVBand="0" w:evenVBand="0" w:oddHBand="0" w:evenHBand="0" w:firstRowFirstColumn="0" w:firstRowLastColumn="0" w:lastRowFirstColumn="0" w:lastRowLastColumn="0"/>
+            <w:tcW w:w="3027" w:type="dxa"/>
+            <w:tcMar/>
             <w:vAlign w:val="center"/>
           </w:tcPr>
           <w:p>
@@ -3111,7 +3894,7 @@
             </w:pPr>
             <w:r>
               <w:rPr>
-                <w:rFonts w:ascii="Times New Roman" w:eastAsia="Times New Roman" w:hAnsi="Times New Roman" w:cs="Times New Roman"/>
+                <w:rFonts w:ascii="Times New Roman" w:hAnsi="Times New Roman" w:eastAsia="Times New Roman" w:cs="Times New Roman"/>
               </w:rPr>
               <w:t>Aprobat: Conditii Excelente</w:t>
             </w:r>
@@ -3119,7 +3902,9 @@
         </w:tc>
         <w:tc>
           <w:tcPr>
-            <w:tcW w:w="3210" w:type="dxa"/>
+            <w:cnfStyle w:val="000000000000" w:firstRow="0" w:lastRow="0" w:firstColumn="0" w:lastColumn="0" w:oddVBand="0" w:evenVBand="0" w:oddHBand="0" w:evenHBand="0" w:firstRowFirstColumn="0" w:firstRowLastColumn="0" w:lastRowFirstColumn="0" w:lastRowLastColumn="0"/>
+            <w:tcW w:w="3206" w:type="dxa"/>
+            <w:tcMar/>
             <w:vAlign w:val="center"/>
           </w:tcPr>
           <w:p>
@@ -3128,7 +3913,7 @@
             </w:pPr>
             <w:r>
               <w:rPr>
-                <w:rFonts w:ascii="Times New Roman" w:eastAsia="Times New Roman" w:hAnsi="Times New Roman" w:cs="Times New Roman"/>
+                <w:rFonts w:ascii="Times New Roman" w:hAnsi="Times New Roman" w:eastAsia="Times New Roman" w:cs="Times New Roman"/>
               </w:rPr>
               <w:t>Aprobat: Conditii Excelente</w:t>
             </w:r>
@@ -3138,9 +3923,14 @@
     </w:tbl>
     <w:p>
       <w:pPr>
+        <w:pStyle w:val="Normal"/>
         <w:ind w:left="360"/>
         <w:rPr>
-          <w:rFonts w:ascii="Times New Roman" w:hAnsi="Times New Roman" w:cs="Times New Roman"/>
+          <w:rFonts w:ascii="Times New Roman" w:hAnsi="Times New Roman" w:eastAsia="Times New Roman" w:cs="Times New Roman"/>
+          <w:noProof w:val="0"/>
+          <w:sz w:val="24"/>
+          <w:szCs w:val="24"/>
+          <w:lang w:val="en-US"/>
         </w:rPr>
       </w:pPr>
     </w:p>
@@ -3150,12 +3940,12 @@
         <w:tblW w:w="0" w:type="auto"/>
         <w:tblInd w:w="360" w:type="dxa"/>
         <w:tblBorders>
-          <w:top w:val="none" w:sz="12" w:space="0" w:color="FFFFFF" w:themeColor="background1"/>
-          <w:left w:val="none" w:sz="12" w:space="0" w:color="FFFFFF" w:themeColor="background1"/>
-          <w:bottom w:val="none" w:sz="12" w:space="0" w:color="FFFFFF" w:themeColor="background1"/>
-          <w:right w:val="none" w:sz="12" w:space="0" w:color="FFFFFF" w:themeColor="background1"/>
-          <w:insideH w:val="none" w:sz="12" w:space="0" w:color="FFFFFF" w:themeColor="background1"/>
-          <w:insideV w:val="none" w:sz="12" w:space="0" w:color="FFFFFF" w:themeColor="background1"/>
+          <w:top w:val="none" w:color="FFFFFF" w:themeColor="background1" w:sz="12" w:space="0"/>
+          <w:left w:val="none" w:color="FFFFFF" w:themeColor="background1" w:sz="12" w:space="0"/>
+          <w:bottom w:val="none" w:color="FFFFFF" w:themeColor="background1" w:sz="12" w:space="0"/>
+          <w:right w:val="none" w:color="FFFFFF" w:themeColor="background1" w:sz="12" w:space="0"/>
+          <w:insideH w:val="none" w:color="FFFFFF" w:themeColor="background1" w:sz="12" w:space="0"/>
+          <w:insideV w:val="none" w:color="FFFFFF" w:themeColor="background1" w:sz="12" w:space="0"/>
         </w:tblBorders>
         <w:tblLook w:val="06A0" w:firstRow="1" w:lastRow="0" w:firstColumn="1" w:lastColumn="0" w:noHBand="1" w:noVBand="1"/>
       </w:tblPr>
@@ -3304,12 +4094,12 @@
       <w:pPr>
         <w:spacing w:before="240" w:after="240"/>
         <w:rPr>
-          <w:rFonts w:ascii="Times New Roman" w:eastAsia="Times New Roman" w:hAnsi="Times New Roman" w:cs="Times New Roman"/>
-        </w:rPr>
-      </w:pPr>
-      <w:r>
-        <w:rPr>
-          <w:rFonts w:ascii="Times New Roman" w:eastAsia="Times New Roman" w:hAnsi="Times New Roman" w:cs="Times New Roman"/>
+          <w:rFonts w:ascii="Times New Roman" w:hAnsi="Times New Roman" w:eastAsia="Times New Roman" w:cs="Times New Roman"/>
+        </w:rPr>
+      </w:pPr>
+      <w:r>
+        <w:rPr>
+          <w:rFonts w:ascii="Times New Roman" w:hAnsi="Times New Roman" w:eastAsia="Times New Roman" w:cs="Times New Roman"/>
         </w:rPr>
         <w:t>Pentru fiecare caz de test a fost comparat rezultatul așteptat (Expected) cu rezultatul obținut în urma execuției (Actual).</w:t>
       </w:r>
@@ -3318,12 +4108,12 @@
       <w:pPr>
         <w:spacing w:before="240" w:after="240"/>
         <w:rPr>
-          <w:rFonts w:ascii="Times New Roman" w:eastAsia="Times New Roman" w:hAnsi="Times New Roman" w:cs="Times New Roman"/>
-        </w:rPr>
-      </w:pPr>
-      <w:r>
-        <w:rPr>
-          <w:rFonts w:ascii="Times New Roman" w:eastAsia="Times New Roman" w:hAnsi="Times New Roman" w:cs="Times New Roman"/>
+          <w:rFonts w:ascii="Times New Roman" w:hAnsi="Times New Roman" w:eastAsia="Times New Roman" w:cs="Times New Roman"/>
+        </w:rPr>
+      </w:pPr>
+      <w:r>
+        <w:rPr>
+          <w:rFonts w:ascii="Times New Roman" w:hAnsi="Times New Roman" w:eastAsia="Times New Roman" w:cs="Times New Roman"/>
         </w:rPr>
         <w:t>Se observă că în toate cazurile valorile coincid, ceea ce confirmă corectitudinea implementării metodei evalueaza_eligibilitate.</w:t>
       </w:r>
@@ -3332,12 +4122,12 @@
       <w:pPr>
         <w:spacing w:before="240" w:after="240"/>
         <w:rPr>
-          <w:rFonts w:ascii="Times New Roman" w:eastAsia="Times New Roman" w:hAnsi="Times New Roman" w:cs="Times New Roman"/>
-        </w:rPr>
-      </w:pPr>
-      <w:r>
-        <w:rPr>
-          <w:rFonts w:ascii="Times New Roman" w:eastAsia="Times New Roman" w:hAnsi="Times New Roman" w:cs="Times New Roman"/>
+          <w:rFonts w:ascii="Times New Roman" w:hAnsi="Times New Roman" w:eastAsia="Times New Roman" w:cs="Times New Roman"/>
+        </w:rPr>
+      </w:pPr>
+      <w:r>
+        <w:rPr>
+          <w:rFonts w:ascii="Times New Roman" w:hAnsi="Times New Roman" w:eastAsia="Times New Roman" w:cs="Times New Roman"/>
         </w:rPr>
         <w:t>Setul de teste acoperă:</w:t>
       </w:r>
@@ -3351,12 +4141,12 @@
         </w:numPr>
         <w:spacing w:after="0"/>
         <w:rPr>
-          <w:rFonts w:ascii="Times New Roman" w:eastAsia="Times New Roman" w:hAnsi="Times New Roman" w:cs="Times New Roman"/>
-        </w:rPr>
-      </w:pPr>
-      <w:r>
-        <w:rPr>
-          <w:rFonts w:ascii="Times New Roman" w:eastAsia="Times New Roman" w:hAnsi="Times New Roman" w:cs="Times New Roman"/>
+          <w:rFonts w:ascii="Times New Roman" w:hAnsi="Times New Roman" w:eastAsia="Times New Roman" w:cs="Times New Roman"/>
+        </w:rPr>
+      </w:pPr>
+      <w:r>
+        <w:rPr>
+          <w:rFonts w:ascii="Times New Roman" w:hAnsi="Times New Roman" w:eastAsia="Times New Roman" w:cs="Times New Roman"/>
         </w:rPr>
         <w:t xml:space="preserve">toate ramurile condiționale (branch coverage complet) </w:t>
       </w:r>
@@ -3370,12 +4160,12 @@
         </w:numPr>
         <w:spacing w:after="0"/>
         <w:rPr>
-          <w:rFonts w:ascii="Times New Roman" w:eastAsia="Times New Roman" w:hAnsi="Times New Roman" w:cs="Times New Roman"/>
-        </w:rPr>
-      </w:pPr>
-      <w:r>
-        <w:rPr>
-          <w:rFonts w:ascii="Times New Roman" w:eastAsia="Times New Roman" w:hAnsi="Times New Roman" w:cs="Times New Roman"/>
+          <w:rFonts w:ascii="Times New Roman" w:hAnsi="Times New Roman" w:eastAsia="Times New Roman" w:cs="Times New Roman"/>
+        </w:rPr>
+      </w:pPr>
+      <w:r>
+        <w:rPr>
+          <w:rFonts w:ascii="Times New Roman" w:hAnsi="Times New Roman" w:eastAsia="Times New Roman" w:cs="Times New Roman"/>
         </w:rPr>
         <w:lastRenderedPageBreak/>
         <w:t>toate valorile de frontieră relevante (Boundary Value Analysis)</w:t>
@@ -3615,13 +4405,322 @@
     </w:p>
     <w:p>
       <w:pPr>
+        <w:pStyle w:val="Normal"/>
         <w:ind w:left="360"/>
         <w:rPr>
           <w:rFonts w:ascii="Times New Roman" w:hAnsi="Times New Roman" w:cs="Times New Roman"/>
-          <w:b/>
-          <w:bCs/>
-        </w:rPr>
-      </w:pPr>
+          <w:b w:val="1"/>
+          <w:bCs w:val="1"/>
+        </w:rPr>
+      </w:pPr>
+      <w:r>
+        <w:rPr>
+          <w:rFonts w:ascii="Times New Roman" w:hAnsi="Times New Roman" w:cs="Times New Roman"/>
+          <w:b w:val="1"/>
+          <w:bCs w:val="1"/>
+        </w:rPr>
+        <w:t>Raport</w:t>
+      </w:r>
+      <w:r>
+        <w:rPr>
+          <w:rFonts w:ascii="Times New Roman" w:hAnsi="Times New Roman" w:cs="Times New Roman"/>
+          <w:b w:val="1"/>
+          <w:bCs w:val="1"/>
+        </w:rPr>
+        <w:t xml:space="preserve"> de </w:t>
+      </w:r>
+      <w:r>
+        <w:rPr>
+          <w:rFonts w:ascii="Times New Roman" w:hAnsi="Times New Roman" w:cs="Times New Roman"/>
+          <w:b w:val="1"/>
+          <w:bCs w:val="1"/>
+        </w:rPr>
+        <w:t>Acoperire</w:t>
+      </w:r>
+      <w:r>
+        <w:rPr>
+          <w:rFonts w:ascii="Times New Roman" w:hAnsi="Times New Roman" w:cs="Times New Roman"/>
+          <w:b w:val="1"/>
+          <w:bCs w:val="1"/>
+        </w:rPr>
+        <w:t xml:space="preserve"> pe branch-</w:t>
+      </w:r>
+      <w:r>
+        <w:rPr>
+          <w:rFonts w:ascii="Times New Roman" w:hAnsi="Times New Roman" w:cs="Times New Roman"/>
+          <w:b w:val="1"/>
+          <w:bCs w:val="1"/>
+        </w:rPr>
+        <w:t>uri</w:t>
+      </w:r>
+      <w:r>
+        <w:rPr>
+          <w:rFonts w:ascii="Times New Roman" w:hAnsi="Times New Roman" w:cs="Times New Roman"/>
+          <w:b w:val="1"/>
+          <w:bCs w:val="1"/>
+        </w:rPr>
+        <w:t xml:space="preserve"> (Coverage --branch)</w:t>
+      </w:r>
+    </w:p>
+    <w:p>
+      <w:pPr>
+        <w:ind w:left="360"/>
+        <w:rPr>
+          <w:rFonts w:ascii="Times New Roman" w:hAnsi="Times New Roman" w:cs="Times New Roman"/>
+        </w:rPr>
+      </w:pPr>
+      <w:r>
+        <w:rPr>
+          <w:rFonts w:ascii="Times New Roman" w:hAnsi="Times New Roman" w:cs="Times New Roman"/>
+        </w:rPr>
+        <w:t xml:space="preserve">Folosind tool-ul </w:t>
+      </w:r>
+      <w:r>
+        <w:rPr>
+          <w:rFonts w:ascii="Times New Roman" w:hAnsi="Times New Roman" w:cs="Times New Roman"/>
+          <w:i w:val="1"/>
+          <w:iCs w:val="1"/>
+        </w:rPr>
+        <w:t>coverage.py</w:t>
+      </w:r>
+      <w:r>
+        <w:rPr>
+          <w:rFonts w:ascii="Times New Roman" w:hAnsi="Times New Roman" w:cs="Times New Roman"/>
+        </w:rPr>
+        <w:t>, am obținut următoarele rezultate:</w:t>
+      </w:r>
+    </w:p>
+    <w:p>
+      <w:pPr>
+        <w:numPr>
+          <w:ilvl w:val="0"/>
+          <w:numId w:val="6"/>
+        </w:numPr>
+        <w:rPr>
+          <w:rFonts w:ascii="Times New Roman" w:hAnsi="Times New Roman" w:cs="Times New Roman"/>
+        </w:rPr>
+      </w:pPr>
+      <w:r>
+        <w:rPr>
+          <w:rFonts w:ascii="Times New Roman" w:hAnsi="Times New Roman" w:cs="Times New Roman"/>
+          <w:b w:val="1"/>
+          <w:bCs w:val="1"/>
+        </w:rPr>
+        <w:t xml:space="preserve">Statement Coverage: </w:t>
+      </w:r>
+      <w:r>
+        <w:rPr>
+          <w:rFonts w:ascii="Times New Roman" w:hAnsi="Times New Roman" w:cs="Times New Roman"/>
+        </w:rPr>
+        <w:t>100% (Toate liniile de cod au fost executate).</w:t>
+      </w:r>
+    </w:p>
+    <w:p>
+      <w:pPr>
+        <w:numPr>
+          <w:ilvl w:val="0"/>
+          <w:numId w:val="6"/>
+        </w:numPr>
+        <w:rPr>
+          <w:rFonts w:ascii="Times New Roman" w:hAnsi="Times New Roman" w:cs="Times New Roman"/>
+        </w:rPr>
+      </w:pPr>
+      <w:r>
+        <w:rPr>
+          <w:rFonts w:ascii="Times New Roman" w:hAnsi="Times New Roman" w:cs="Times New Roman"/>
+          <w:b w:val="1"/>
+          <w:bCs w:val="1"/>
+        </w:rPr>
+        <w:t xml:space="preserve">Decision Coverage: </w:t>
+      </w:r>
+      <w:r>
+        <w:rPr>
+          <w:rFonts w:ascii="Times New Roman" w:hAnsi="Times New Roman" w:cs="Times New Roman"/>
+        </w:rPr>
+        <w:t>100% (</w:t>
+      </w:r>
+      <w:r>
+        <w:rPr>
+          <w:rFonts w:ascii="Times New Roman" w:hAnsi="Times New Roman" w:cs="Times New Roman"/>
+        </w:rPr>
+        <w:t>Toate</w:t>
+      </w:r>
+      <w:r>
+        <w:rPr>
+          <w:rFonts w:ascii="Times New Roman" w:hAnsi="Times New Roman" w:cs="Times New Roman"/>
+        </w:rPr>
+        <w:t xml:space="preserve"> </w:t>
+      </w:r>
+      <w:r>
+        <w:rPr>
+          <w:rFonts w:ascii="Times New Roman" w:hAnsi="Times New Roman" w:cs="Times New Roman"/>
+        </w:rPr>
+        <w:t>ramurile</w:t>
+      </w:r>
+      <w:r>
+        <w:rPr>
+          <w:rFonts w:ascii="Times New Roman" w:hAnsi="Times New Roman" w:cs="Times New Roman"/>
+        </w:rPr>
+        <w:t xml:space="preserve"> if/else au </w:t>
+      </w:r>
+      <w:r>
+        <w:rPr>
+          <w:rFonts w:ascii="Times New Roman" w:hAnsi="Times New Roman" w:cs="Times New Roman"/>
+        </w:rPr>
+        <w:t>fost</w:t>
+      </w:r>
+      <w:r>
+        <w:rPr>
+          <w:rFonts w:ascii="Times New Roman" w:hAnsi="Times New Roman" w:cs="Times New Roman"/>
+        </w:rPr>
+        <w:t xml:space="preserve"> </w:t>
+      </w:r>
+      <w:r>
+        <w:rPr>
+          <w:rFonts w:ascii="Times New Roman" w:hAnsi="Times New Roman" w:cs="Times New Roman"/>
+        </w:rPr>
+        <w:t>parcurse</w:t>
+      </w:r>
+      <w:r>
+        <w:rPr>
+          <w:rFonts w:ascii="Times New Roman" w:hAnsi="Times New Roman" w:cs="Times New Roman"/>
+        </w:rPr>
+        <w:t xml:space="preserve"> pe </w:t>
+      </w:r>
+      <w:r>
+        <w:rPr>
+          <w:rFonts w:ascii="Times New Roman" w:hAnsi="Times New Roman" w:cs="Times New Roman"/>
+        </w:rPr>
+        <w:t>ambele</w:t>
+      </w:r>
+      <w:r>
+        <w:rPr>
+          <w:rFonts w:ascii="Times New Roman" w:hAnsi="Times New Roman" w:cs="Times New Roman"/>
+        </w:rPr>
+        <w:t xml:space="preserve"> </w:t>
+      </w:r>
+      <w:r>
+        <w:rPr>
+          <w:rFonts w:ascii="Times New Roman" w:hAnsi="Times New Roman" w:cs="Times New Roman"/>
+        </w:rPr>
+        <w:t>logici</w:t>
+      </w:r>
+      <w:r>
+        <w:rPr>
+          <w:rFonts w:ascii="Times New Roman" w:hAnsi="Times New Roman" w:cs="Times New Roman"/>
+        </w:rPr>
+        <w:t xml:space="preserve">, True </w:t>
+      </w:r>
+      <w:r>
+        <w:rPr>
+          <w:rFonts w:ascii="Times New Roman" w:hAnsi="Times New Roman" w:cs="Times New Roman"/>
+        </w:rPr>
+        <w:t>și</w:t>
+      </w:r>
+      <w:r>
+        <w:rPr>
+          <w:rFonts w:ascii="Times New Roman" w:hAnsi="Times New Roman" w:cs="Times New Roman"/>
+        </w:rPr>
+        <w:t xml:space="preserve"> False).</w:t>
+      </w:r>
+    </w:p>
+    <w:p>
+      <w:pPr>
+        <w:pStyle w:val="Normal"/>
+        <w:ind w:left="360"/>
+      </w:pPr>
+      <w:r>
+        <w:drawing>
+          <wp:inline wp14:editId="64867C33" wp14:anchorId="56FC120C">
+            <wp:extent cx="5943600" cy="1981200"/>
+            <wp:effectExtent l="0" t="0" r="0" b="0"/>
+            <wp:docPr id="526094163" name="drawing"/>
+            <wp:cNvGraphicFramePr>
+              <a:graphicFrameLocks noChangeAspect="1"/>
+            </wp:cNvGraphicFramePr>
+            <a:graphic>
+              <a:graphicData xmlns:a="http://schemas.openxmlformats.org/drawingml/2006/main" uri="http://schemas.openxmlformats.org/drawingml/2006/picture">
+                <pic:pic xmlns:pic="http://schemas.openxmlformats.org/drawingml/2006/picture">
+                  <pic:nvPicPr>
+                    <pic:cNvPr id="526094163" name="Picture 526094163"/>
+                    <pic:cNvPicPr/>
+                  </pic:nvPicPr>
+                  <pic:blipFill>
+                    <a:blip xmlns:r="http://schemas.openxmlformats.org/officeDocument/2006/relationships" r:embed="rId1634181675">
+                      <a:extLst>
+                        <a:ext uri="{28A0092B-C50C-407E-A947-70E740481C1C}">
+                          <a14:useLocalDpi xmlns:a14="http://schemas.microsoft.com/office/drawing/2010/main"/>
+                        </a:ext>
+                      </a:extLst>
+                    </a:blip>
+                    <a:stretch>
+                      <a:fillRect/>
+                    </a:stretch>
+                  </pic:blipFill>
+                  <pic:spPr>
+                    <a:xfrm>
+                      <a:off x="0" y="0"/>
+                      <a:ext cx="5943600" cy="1981200"/>
+                    </a:xfrm>
+                    <a:prstGeom prst="rect">
+                      <a:avLst/>
+                    </a:prstGeom>
+                  </pic:spPr>
+                </pic:pic>
+              </a:graphicData>
+            </a:graphic>
+          </wp:inline>
+        </w:drawing>
+      </w:r>
+    </w:p>
+    <w:p>
+      <w:pPr>
+        <w:pStyle w:val="Normal"/>
+        <w:ind w:left="360"/>
+      </w:pPr>
+      <w:r>
+        <w:drawing>
+          <wp:inline wp14:editId="4F82CBB3" wp14:anchorId="0F092E1E">
+            <wp:extent cx="5943600" cy="4010025"/>
+            <wp:effectExtent l="0" t="0" r="0" b="0"/>
+            <wp:docPr id="2014197799" name="drawing"/>
+            <wp:cNvGraphicFramePr>
+              <a:graphicFrameLocks noChangeAspect="1"/>
+            </wp:cNvGraphicFramePr>
+            <a:graphic>
+              <a:graphicData xmlns:a="http://schemas.openxmlformats.org/drawingml/2006/main" uri="http://schemas.openxmlformats.org/drawingml/2006/picture">
+                <pic:pic xmlns:pic="http://schemas.openxmlformats.org/drawingml/2006/picture">
+                  <pic:nvPicPr>
+                    <pic:cNvPr id="2014197799" name="Picture 2014197799"/>
+                    <pic:cNvPicPr/>
+                  </pic:nvPicPr>
+                  <pic:blipFill>
+                    <a:blip xmlns:r="http://schemas.openxmlformats.org/officeDocument/2006/relationships" r:embed="rId494921138">
+                      <a:extLst>
+                        <a:ext uri="{28A0092B-C50C-407E-A947-70E740481C1C}">
+                          <a14:useLocalDpi xmlns:a14="http://schemas.microsoft.com/office/drawing/2010/main"/>
+                        </a:ext>
+                      </a:extLst>
+                    </a:blip>
+                    <a:stretch>
+                      <a:fillRect/>
+                    </a:stretch>
+                  </pic:blipFill>
+                  <pic:spPr>
+                    <a:xfrm>
+                      <a:off x="0" y="0"/>
+                      <a:ext cx="5943600" cy="4010025"/>
+                    </a:xfrm>
+                    <a:prstGeom prst="rect">
+                      <a:avLst/>
+                    </a:prstGeom>
+                  </pic:spPr>
+                </pic:pic>
+              </a:graphicData>
+            </a:graphic>
+          </wp:inline>
+        </w:drawing>
+      </w:r>
     </w:p>
     <w:p>
       <w:pPr>
@@ -3720,7 +4819,7 @@
         <w:ind w:left="360"/>
         <w:outlineLvl w:val="2"/>
         <w:rPr>
-          <w:rFonts w:ascii="Times New Roman" w:eastAsia="Times New Roman" w:hAnsi="Times New Roman" w:cs="Times New Roman"/>
+          <w:rFonts w:ascii="Times New Roman" w:hAnsi="Times New Roman" w:eastAsia="Times New Roman" w:cs="Times New Roman"/>
           <w:b/>
           <w:bCs/>
           <w:kern w:val="0"/>
@@ -3730,7 +4829,7 @@
       </w:pPr>
       <w:r>
         <w:rPr>
-          <w:rFonts w:ascii="Times New Roman" w:eastAsia="Times New Roman" w:hAnsi="Times New Roman" w:cs="Times New Roman"/>
+          <w:rFonts w:ascii="Times New Roman" w:hAnsi="Times New Roman" w:eastAsia="Times New Roman" w:cs="Times New Roman"/>
           <w:b/>
           <w:bCs/>
           <w:kern w:val="0"/>
@@ -3745,14 +4844,14 @@
         <w:spacing w:before="100" w:beforeAutospacing="1" w:after="100" w:afterAutospacing="1" w:line="240" w:lineRule="auto"/>
         <w:ind w:left="360"/>
         <w:rPr>
-          <w:rFonts w:ascii="Times New Roman" w:eastAsia="Times New Roman" w:hAnsi="Times New Roman" w:cs="Times New Roman"/>
+          <w:rFonts w:ascii="Times New Roman" w:hAnsi="Times New Roman" w:eastAsia="Times New Roman" w:cs="Times New Roman"/>
           <w:kern w:val="0"/>
           <w14:ligatures w14:val="none"/>
         </w:rPr>
       </w:pPr>
       <w:r>
         <w:rPr>
-          <w:rFonts w:ascii="Times New Roman" w:eastAsia="Times New Roman" w:hAnsi="Times New Roman" w:cs="Times New Roman"/>
+          <w:rFonts w:ascii="Times New Roman" w:hAnsi="Times New Roman" w:eastAsia="Times New Roman" w:cs="Times New Roman"/>
           <w:kern w:val="0"/>
           <w14:ligatures w14:val="none"/>
         </w:rPr>
@@ -4597,7 +5696,7 @@
       <w:r>
         <w:rPr>
           <w:rStyle w:val="HTMLCode"/>
-          <w:rFonts w:ascii="Times New Roman" w:eastAsiaTheme="majorEastAsia" w:hAnsi="Times New Roman" w:cs="Times New Roman"/>
+          <w:rFonts w:ascii="Times New Roman" w:hAnsi="Times New Roman" w:cs="Times New Roman" w:eastAsiaTheme="majorEastAsia"/>
           <w:b/>
           <w:bCs/>
           <w:i/>
@@ -4618,7 +5717,7 @@
       <w:r>
         <w:rPr>
           <w:rStyle w:val="HTMLCode"/>
-          <w:rFonts w:ascii="Times New Roman" w:eastAsiaTheme="majorEastAsia" w:hAnsi="Times New Roman" w:cs="Times New Roman"/>
+          <w:rFonts w:ascii="Times New Roman" w:hAnsi="Times New Roman" w:cs="Times New Roman" w:eastAsiaTheme="majorEastAsia"/>
           <w:b/>
           <w:bCs/>
           <w:i/>
@@ -4639,7 +5738,7 @@
       <w:r>
         <w:rPr>
           <w:rStyle w:val="HTMLCode"/>
-          <w:rFonts w:ascii="Times New Roman" w:eastAsiaTheme="majorEastAsia" w:hAnsi="Times New Roman" w:cs="Times New Roman"/>
+          <w:rFonts w:ascii="Times New Roman" w:hAnsi="Times New Roman" w:cs="Times New Roman" w:eastAsiaTheme="majorEastAsia"/>
           <w:b/>
           <w:bCs/>
           <w:i/>
@@ -5052,10 +6151,10 @@
           <w:tcPr>
             <w:tcW w:w="0" w:type="auto"/>
             <w:tcBorders>
-              <w:top w:val="single" w:sz="6" w:space="0" w:color="auto"/>
-              <w:left w:val="single" w:sz="6" w:space="0" w:color="auto"/>
-              <w:bottom w:val="single" w:sz="6" w:space="0" w:color="auto"/>
-              <w:right w:val="single" w:sz="6" w:space="0" w:color="auto"/>
+              <w:top w:val="single" w:color="auto" w:sz="6" w:space="0"/>
+              <w:left w:val="single" w:color="auto" w:sz="6" w:space="0"/>
+              <w:bottom w:val="single" w:color="auto" w:sz="6" w:space="0"/>
+              <w:right w:val="single" w:color="auto" w:sz="6" w:space="0"/>
             </w:tcBorders>
             <w:vAlign w:val="center"/>
             <w:hideMark/>
@@ -5081,10 +6180,10 @@
           <w:tcPr>
             <w:tcW w:w="0" w:type="auto"/>
             <w:tcBorders>
-              <w:top w:val="single" w:sz="6" w:space="0" w:color="auto"/>
-              <w:left w:val="single" w:sz="6" w:space="0" w:color="auto"/>
-              <w:bottom w:val="single" w:sz="6" w:space="0" w:color="auto"/>
-              <w:right w:val="single" w:sz="6" w:space="0" w:color="auto"/>
+              <w:top w:val="single" w:color="auto" w:sz="6" w:space="0"/>
+              <w:left w:val="single" w:color="auto" w:sz="6" w:space="0"/>
+              <w:bottom w:val="single" w:color="auto" w:sz="6" w:space="0"/>
+              <w:right w:val="single" w:color="auto" w:sz="6" w:space="0"/>
             </w:tcBorders>
             <w:vAlign w:val="center"/>
             <w:hideMark/>
@@ -5110,10 +6209,10 @@
           <w:tcPr>
             <w:tcW w:w="0" w:type="auto"/>
             <w:tcBorders>
-              <w:top w:val="single" w:sz="6" w:space="0" w:color="auto"/>
-              <w:left w:val="single" w:sz="6" w:space="0" w:color="auto"/>
-              <w:bottom w:val="single" w:sz="6" w:space="0" w:color="auto"/>
-              <w:right w:val="single" w:sz="6" w:space="0" w:color="auto"/>
+              <w:top w:val="single" w:color="auto" w:sz="6" w:space="0"/>
+              <w:left w:val="single" w:color="auto" w:sz="6" w:space="0"/>
+              <w:bottom w:val="single" w:color="auto" w:sz="6" w:space="0"/>
+              <w:right w:val="single" w:color="auto" w:sz="6" w:space="0"/>
             </w:tcBorders>
             <w:vAlign w:val="center"/>
             <w:hideMark/>
@@ -5144,10 +6243,10 @@
           <w:tcPr>
             <w:tcW w:w="0" w:type="auto"/>
             <w:tcBorders>
-              <w:top w:val="single" w:sz="6" w:space="0" w:color="auto"/>
-              <w:left w:val="single" w:sz="6" w:space="0" w:color="auto"/>
-              <w:bottom w:val="single" w:sz="6" w:space="0" w:color="auto"/>
-              <w:right w:val="single" w:sz="6" w:space="0" w:color="auto"/>
+              <w:top w:val="single" w:color="auto" w:sz="6" w:space="0"/>
+              <w:left w:val="single" w:color="auto" w:sz="6" w:space="0"/>
+              <w:bottom w:val="single" w:color="auto" w:sz="6" w:space="0"/>
+              <w:right w:val="single" w:color="auto" w:sz="6" w:space="0"/>
             </w:tcBorders>
             <w:vAlign w:val="center"/>
             <w:hideMark/>
@@ -5173,10 +6272,10 @@
           <w:tcPr>
             <w:tcW w:w="0" w:type="auto"/>
             <w:tcBorders>
-              <w:top w:val="single" w:sz="6" w:space="0" w:color="auto"/>
-              <w:left w:val="single" w:sz="6" w:space="0" w:color="auto"/>
-              <w:bottom w:val="single" w:sz="6" w:space="0" w:color="auto"/>
-              <w:right w:val="single" w:sz="6" w:space="0" w:color="auto"/>
+              <w:top w:val="single" w:color="auto" w:sz="6" w:space="0"/>
+              <w:left w:val="single" w:color="auto" w:sz="6" w:space="0"/>
+              <w:bottom w:val="single" w:color="auto" w:sz="6" w:space="0"/>
+              <w:right w:val="single" w:color="auto" w:sz="6" w:space="0"/>
             </w:tcBorders>
             <w:vAlign w:val="center"/>
             <w:hideMark/>
@@ -5206,10 +6305,10 @@
           <w:tcPr>
             <w:tcW w:w="0" w:type="auto"/>
             <w:tcBorders>
-              <w:top w:val="single" w:sz="6" w:space="0" w:color="auto"/>
-              <w:left w:val="single" w:sz="6" w:space="0" w:color="auto"/>
-              <w:bottom w:val="single" w:sz="6" w:space="0" w:color="auto"/>
-              <w:right w:val="single" w:sz="6" w:space="0" w:color="auto"/>
+              <w:top w:val="single" w:color="auto" w:sz="6" w:space="0"/>
+              <w:left w:val="single" w:color="auto" w:sz="6" w:space="0"/>
+              <w:bottom w:val="single" w:color="auto" w:sz="6" w:space="0"/>
+              <w:right w:val="single" w:color="auto" w:sz="6" w:space="0"/>
             </w:tcBorders>
             <w:vAlign w:val="center"/>
             <w:hideMark/>
@@ -5238,10 +6337,10 @@
           <w:tcPr>
             <w:tcW w:w="0" w:type="auto"/>
             <w:tcBorders>
-              <w:top w:val="single" w:sz="6" w:space="0" w:color="auto"/>
-              <w:left w:val="single" w:sz="6" w:space="0" w:color="auto"/>
-              <w:bottom w:val="single" w:sz="6" w:space="0" w:color="auto"/>
-              <w:right w:val="single" w:sz="6" w:space="0" w:color="auto"/>
+              <w:top w:val="single" w:color="auto" w:sz="6" w:space="0"/>
+              <w:left w:val="single" w:color="auto" w:sz="6" w:space="0"/>
+              <w:bottom w:val="single" w:color="auto" w:sz="6" w:space="0"/>
+              <w:right w:val="single" w:color="auto" w:sz="6" w:space="0"/>
             </w:tcBorders>
             <w:vAlign w:val="center"/>
             <w:hideMark/>
@@ -5267,10 +6366,10 @@
           <w:tcPr>
             <w:tcW w:w="0" w:type="auto"/>
             <w:tcBorders>
-              <w:top w:val="single" w:sz="6" w:space="0" w:color="auto"/>
-              <w:left w:val="single" w:sz="6" w:space="0" w:color="auto"/>
-              <w:bottom w:val="single" w:sz="6" w:space="0" w:color="auto"/>
-              <w:right w:val="single" w:sz="6" w:space="0" w:color="auto"/>
+              <w:top w:val="single" w:color="auto" w:sz="6" w:space="0"/>
+              <w:left w:val="single" w:color="auto" w:sz="6" w:space="0"/>
+              <w:bottom w:val="single" w:color="auto" w:sz="6" w:space="0"/>
+              <w:right w:val="single" w:color="auto" w:sz="6" w:space="0"/>
             </w:tcBorders>
             <w:vAlign w:val="center"/>
             <w:hideMark/>
@@ -5294,10 +6393,10 @@
           <w:tcPr>
             <w:tcW w:w="0" w:type="auto"/>
             <w:tcBorders>
-              <w:top w:val="single" w:sz="6" w:space="0" w:color="auto"/>
-              <w:left w:val="single" w:sz="6" w:space="0" w:color="auto"/>
-              <w:bottom w:val="single" w:sz="6" w:space="0" w:color="auto"/>
-              <w:right w:val="single" w:sz="6" w:space="0" w:color="auto"/>
+              <w:top w:val="single" w:color="auto" w:sz="6" w:space="0"/>
+              <w:left w:val="single" w:color="auto" w:sz="6" w:space="0"/>
+              <w:bottom w:val="single" w:color="auto" w:sz="6" w:space="0"/>
+              <w:right w:val="single" w:color="auto" w:sz="6" w:space="0"/>
             </w:tcBorders>
             <w:vAlign w:val="center"/>
             <w:hideMark/>
@@ -5326,10 +6425,10 @@
           <w:tcPr>
             <w:tcW w:w="0" w:type="auto"/>
             <w:tcBorders>
-              <w:top w:val="single" w:sz="6" w:space="0" w:color="auto"/>
-              <w:left w:val="single" w:sz="6" w:space="0" w:color="auto"/>
-              <w:bottom w:val="single" w:sz="6" w:space="0" w:color="auto"/>
-              <w:right w:val="single" w:sz="6" w:space="0" w:color="auto"/>
+              <w:top w:val="single" w:color="auto" w:sz="6" w:space="0"/>
+              <w:left w:val="single" w:color="auto" w:sz="6" w:space="0"/>
+              <w:bottom w:val="single" w:color="auto" w:sz="6" w:space="0"/>
+              <w:right w:val="single" w:color="auto" w:sz="6" w:space="0"/>
             </w:tcBorders>
             <w:vAlign w:val="center"/>
             <w:hideMark/>
@@ -5355,10 +6454,10 @@
           <w:tcPr>
             <w:tcW w:w="0" w:type="auto"/>
             <w:tcBorders>
-              <w:top w:val="single" w:sz="6" w:space="0" w:color="auto"/>
-              <w:left w:val="single" w:sz="6" w:space="0" w:color="auto"/>
-              <w:bottom w:val="single" w:sz="6" w:space="0" w:color="auto"/>
-              <w:right w:val="single" w:sz="6" w:space="0" w:color="auto"/>
+              <w:top w:val="single" w:color="auto" w:sz="6" w:space="0"/>
+              <w:left w:val="single" w:color="auto" w:sz="6" w:space="0"/>
+              <w:bottom w:val="single" w:color="auto" w:sz="6" w:space="0"/>
+              <w:right w:val="single" w:color="auto" w:sz="6" w:space="0"/>
             </w:tcBorders>
             <w:vAlign w:val="center"/>
             <w:hideMark/>
@@ -5382,10 +6481,10 @@
           <w:tcPr>
             <w:tcW w:w="0" w:type="auto"/>
             <w:tcBorders>
-              <w:top w:val="single" w:sz="6" w:space="0" w:color="auto"/>
-              <w:left w:val="single" w:sz="6" w:space="0" w:color="auto"/>
-              <w:bottom w:val="single" w:sz="6" w:space="0" w:color="auto"/>
-              <w:right w:val="single" w:sz="6" w:space="0" w:color="auto"/>
+              <w:top w:val="single" w:color="auto" w:sz="6" w:space="0"/>
+              <w:left w:val="single" w:color="auto" w:sz="6" w:space="0"/>
+              <w:bottom w:val="single" w:color="auto" w:sz="6" w:space="0"/>
+              <w:right w:val="single" w:color="auto" w:sz="6" w:space="0"/>
             </w:tcBorders>
             <w:vAlign w:val="center"/>
             <w:hideMark/>
@@ -5414,10 +6513,10 @@
           <w:tcPr>
             <w:tcW w:w="0" w:type="auto"/>
             <w:tcBorders>
-              <w:top w:val="single" w:sz="6" w:space="0" w:color="auto"/>
-              <w:left w:val="single" w:sz="6" w:space="0" w:color="auto"/>
-              <w:bottom w:val="single" w:sz="6" w:space="0" w:color="auto"/>
-              <w:right w:val="single" w:sz="6" w:space="0" w:color="auto"/>
+              <w:top w:val="single" w:color="auto" w:sz="6" w:space="0"/>
+              <w:left w:val="single" w:color="auto" w:sz="6" w:space="0"/>
+              <w:bottom w:val="single" w:color="auto" w:sz="6" w:space="0"/>
+              <w:right w:val="single" w:color="auto" w:sz="6" w:space="0"/>
             </w:tcBorders>
             <w:vAlign w:val="center"/>
             <w:hideMark/>
@@ -5443,10 +6542,10 @@
           <w:tcPr>
             <w:tcW w:w="0" w:type="auto"/>
             <w:tcBorders>
-              <w:top w:val="single" w:sz="6" w:space="0" w:color="auto"/>
-              <w:left w:val="single" w:sz="6" w:space="0" w:color="auto"/>
-              <w:bottom w:val="single" w:sz="6" w:space="0" w:color="auto"/>
-              <w:right w:val="single" w:sz="6" w:space="0" w:color="auto"/>
+              <w:top w:val="single" w:color="auto" w:sz="6" w:space="0"/>
+              <w:left w:val="single" w:color="auto" w:sz="6" w:space="0"/>
+              <w:bottom w:val="single" w:color="auto" w:sz="6" w:space="0"/>
+              <w:right w:val="single" w:color="auto" w:sz="6" w:space="0"/>
             </w:tcBorders>
             <w:vAlign w:val="center"/>
             <w:hideMark/>
@@ -5470,10 +6569,10 @@
           <w:tcPr>
             <w:tcW w:w="0" w:type="auto"/>
             <w:tcBorders>
-              <w:top w:val="single" w:sz="6" w:space="0" w:color="auto"/>
-              <w:left w:val="single" w:sz="6" w:space="0" w:color="auto"/>
-              <w:bottom w:val="single" w:sz="6" w:space="0" w:color="auto"/>
-              <w:right w:val="single" w:sz="6" w:space="0" w:color="auto"/>
+              <w:top w:val="single" w:color="auto" w:sz="6" w:space="0"/>
+              <w:left w:val="single" w:color="auto" w:sz="6" w:space="0"/>
+              <w:bottom w:val="single" w:color="auto" w:sz="6" w:space="0"/>
+              <w:right w:val="single" w:color="auto" w:sz="6" w:space="0"/>
             </w:tcBorders>
             <w:vAlign w:val="center"/>
             <w:hideMark/>
@@ -5554,7 +6653,7 @@
           <w:iCs/>
         </w:rPr>
       </w:pPr>
-      <w:hyperlink r:id="rId19" w:history="1">
+      <w:hyperlink w:history="1" r:id="rId19">
         <w:r>
           <w:rPr>
             <w:rStyle w:val="Hyperlink"/>
@@ -5579,7 +6678,7 @@
           <w:iCs/>
         </w:rPr>
       </w:pPr>
-      <w:hyperlink r:id="rId20" w:history="1">
+      <w:hyperlink w:history="1" r:id="rId20">
         <w:r>
           <w:rPr>
             <w:rStyle w:val="Hyperlink"/>
@@ -5604,7 +6703,7 @@
           <w:iCs/>
         </w:rPr>
       </w:pPr>
-      <w:hyperlink r:id="rId21" w:history="1">
+      <w:hyperlink w:history="1" r:id="rId21">
         <w:r>
           <w:rPr>
             <w:rStyle w:val="Hyperlink"/>
@@ -5629,7 +6728,7 @@
           <w:iCs/>
         </w:rPr>
       </w:pPr>
-      <w:hyperlink r:id="rId22" w:history="1">
+      <w:hyperlink w:history="1" r:id="rId22">
         <w:r>
           <w:rPr>
             <w:rStyle w:val="Hyperlink"/>
@@ -5671,7 +6770,7 @@
       </w:pPr>
     </w:p>
     <w:sectPr>
-      <w:pgSz w:w="12240" w:h="15840"/>
+      <w:pgSz w:w="12240" w:h="15840" w:orient="portrait"/>
       <w:pgMar w:top="1440" w:right="1440" w:bottom="1440" w:left="1440" w:header="720" w:footer="720" w:gutter="0"/>
       <w:cols w:space="720"/>
       <w:docGrid w:linePitch="360"/>
@@ -5682,6 +6781,118 @@
 
 <file path=word/numbering.xml><?xml version="1.0" encoding="utf-8"?>
 <w:numbering xmlns:wpc="http://schemas.microsoft.com/office/word/2010/wordprocessingCanvas" xmlns:cx="http://schemas.microsoft.com/office/drawing/2014/chartex" xmlns:cx1="http://schemas.microsoft.com/office/drawing/2015/9/8/chartex" xmlns:cx2="http://schemas.microsoft.com/office/drawing/2015/10/21/chartex" xmlns:cx3="http://schemas.microsoft.com/office/drawing/2016/5/9/chartex" xmlns:cx4="http://schemas.microsoft.com/office/drawing/2016/5/10/chartex" xmlns:cx5="http://schemas.microsoft.com/office/drawing/2016/5/11/chartex" xmlns:cx6="http://schemas.microsoft.com/office/drawing/2016/5/12/chartex" xmlns:cx7="http://schemas.microsoft.com/office/drawing/2016/5/13/chartex" xmlns:cx8="http://schemas.microsoft.com/office/drawing/2016/5/14/chartex" xmlns:mc="http://schemas.openxmlformats.org/markup-compatibility/2006" xmlns:aink="http://schemas.microsoft.com/office/drawing/2016/ink" xmlns:am3d="http://schemas.microsoft.com/office/drawing/2017/model3d" xmlns:o="urn:schemas-microsoft-com:office:office" xmlns:r="http://schemas.openxmlformats.org/officeDocument/2006/relationships" xmlns:m="http://schemas.openxmlformats.org/officeDocument/2006/math" xmlns:v="urn:schemas-microsoft-com:vml" xmlns:wp14="http://schemas.microsoft.com/office/word/2010/wordprocessingDrawing" xmlns:wp="http://schemas.openxmlformats.org/drawingml/2006/wordprocessingDrawing" xmlns:w10="urn:schemas-microsoft-com:office:word" xmlns:w="http://schemas.openxmlformats.org/wordprocessingml/2006/main" xmlns:w14="http://schemas.microsoft.com/office/word/2010/wordml" xmlns:w15="http://schemas.microsoft.com/office/word/2012/wordml" xmlns:w16cex="http://schemas.microsoft.com/office/word/2018/wordml/cex" xmlns:w16cid="http://schemas.microsoft.com/office/word/2016/wordml/cid" xmlns:w16="http://schemas.microsoft.com/office/word/2018/wordml" xmlns:w16sdtdh="http://schemas.microsoft.com/office/word/2020/wordml/sdtdatahash" xmlns:w16se="http://schemas.microsoft.com/office/word/2015/wordml/symex" xmlns:wpg="http://schemas.microsoft.com/office/word/2010/wordprocessingGroup" xmlns:wpi="http://schemas.microsoft.com/office/word/2010/wordprocessingInk" xmlns:wne="http://schemas.microsoft.com/office/word/2006/wordml" xmlns:wps="http://schemas.microsoft.com/office/word/2010/wordprocessingShape" mc:Ignorable="w14 w15 w16se w16cid w16 w16cex w16sdtdh wp14">
+  <w:abstractNum xmlns:w="http://schemas.openxmlformats.org/wordprocessingml/2006/main" w:abstractNumId="22">
+    <w:nsid w:val="6f36ad43"/>
+    <w:multiLevelType xmlns:w="http://schemas.openxmlformats.org/wordprocessingml/2006/main" w:val="hybridMultilevel"/>
+    <w:lvl xmlns:w="http://schemas.openxmlformats.org/wordprocessingml/2006/main" w:ilvl="0">
+      <w:start w:val="1"/>
+      <w:numFmt w:val="bullet"/>
+      <w:lvlText w:val="-"/>
+      <w:lvlJc w:val="left"/>
+      <w:pPr>
+        <w:ind w:left="720" w:hanging="360"/>
+      </w:pPr>
+      <w:rPr>
+        <w:rFonts w:hint="default" w:ascii="Aptos" w:hAnsi="Aptos"/>
+      </w:rPr>
+    </w:lvl>
+    <w:lvl xmlns:w="http://schemas.openxmlformats.org/wordprocessingml/2006/main" w:ilvl="1">
+      <w:start w:val="1"/>
+      <w:numFmt w:val="bullet"/>
+      <w:lvlText w:val="o"/>
+      <w:lvlJc w:val="left"/>
+      <w:pPr>
+        <w:ind w:left="1440" w:hanging="360"/>
+      </w:pPr>
+      <w:rPr>
+        <w:rFonts w:hint="default" w:ascii="Courier New" w:hAnsi="Courier New"/>
+      </w:rPr>
+    </w:lvl>
+    <w:lvl xmlns:w="http://schemas.openxmlformats.org/wordprocessingml/2006/main" w:ilvl="2">
+      <w:start w:val="1"/>
+      <w:numFmt w:val="bullet"/>
+      <w:lvlText w:val=""/>
+      <w:lvlJc w:val="left"/>
+      <w:pPr>
+        <w:ind w:left="2160" w:hanging="360"/>
+      </w:pPr>
+      <w:rPr>
+        <w:rFonts w:hint="default" w:ascii="Wingdings" w:hAnsi="Wingdings"/>
+      </w:rPr>
+    </w:lvl>
+    <w:lvl xmlns:w="http://schemas.openxmlformats.org/wordprocessingml/2006/main" w:ilvl="3">
+      <w:start w:val="1"/>
+      <w:numFmt w:val="bullet"/>
+      <w:lvlText w:val=""/>
+      <w:lvlJc w:val="left"/>
+      <w:pPr>
+        <w:ind w:left="2880" w:hanging="360"/>
+      </w:pPr>
+      <w:rPr>
+        <w:rFonts w:hint="default" w:ascii="Symbol" w:hAnsi="Symbol"/>
+      </w:rPr>
+    </w:lvl>
+    <w:lvl xmlns:w="http://schemas.openxmlformats.org/wordprocessingml/2006/main" w:ilvl="4">
+      <w:start w:val="1"/>
+      <w:numFmt w:val="bullet"/>
+      <w:lvlText w:val="o"/>
+      <w:lvlJc w:val="left"/>
+      <w:pPr>
+        <w:ind w:left="3600" w:hanging="360"/>
+      </w:pPr>
+      <w:rPr>
+        <w:rFonts w:hint="default" w:ascii="Courier New" w:hAnsi="Courier New"/>
+      </w:rPr>
+    </w:lvl>
+    <w:lvl xmlns:w="http://schemas.openxmlformats.org/wordprocessingml/2006/main" w:ilvl="5">
+      <w:start w:val="1"/>
+      <w:numFmt w:val="bullet"/>
+      <w:lvlText w:val=""/>
+      <w:lvlJc w:val="left"/>
+      <w:pPr>
+        <w:ind w:left="4320" w:hanging="360"/>
+      </w:pPr>
+      <w:rPr>
+        <w:rFonts w:hint="default" w:ascii="Wingdings" w:hAnsi="Wingdings"/>
+      </w:rPr>
+    </w:lvl>
+    <w:lvl xmlns:w="http://schemas.openxmlformats.org/wordprocessingml/2006/main" w:ilvl="6">
+      <w:start w:val="1"/>
+      <w:numFmt w:val="bullet"/>
+      <w:lvlText w:val=""/>
+      <w:lvlJc w:val="left"/>
+      <w:pPr>
+        <w:ind w:left="5040" w:hanging="360"/>
+      </w:pPr>
+      <w:rPr>
+        <w:rFonts w:hint="default" w:ascii="Symbol" w:hAnsi="Symbol"/>
+      </w:rPr>
+    </w:lvl>
+    <w:lvl xmlns:w="http://schemas.openxmlformats.org/wordprocessingml/2006/main" w:ilvl="7">
+      <w:start w:val="1"/>
+      <w:numFmt w:val="bullet"/>
+      <w:lvlText w:val="o"/>
+      <w:lvlJc w:val="left"/>
+      <w:pPr>
+        <w:ind w:left="5760" w:hanging="360"/>
+      </w:pPr>
+      <w:rPr>
+        <w:rFonts w:hint="default" w:ascii="Courier New" w:hAnsi="Courier New"/>
+      </w:rPr>
+    </w:lvl>
+    <w:lvl xmlns:w="http://schemas.openxmlformats.org/wordprocessingml/2006/main" w:ilvl="8">
+      <w:start w:val="1"/>
+      <w:numFmt w:val="bullet"/>
+      <w:lvlText w:val=""/>
+      <w:lvlJc w:val="left"/>
+      <w:pPr>
+        <w:ind w:left="6480" w:hanging="360"/>
+      </w:pPr>
+      <w:rPr>
+        <w:rFonts w:hint="default" w:ascii="Wingdings" w:hAnsi="Wingdings"/>
+      </w:rPr>
+    </w:lvl>
+  </w:abstractNum>
   <w:abstractNum w:abstractNumId="0" w15:restartNumberingAfterBreak="0">
     <w:nsid w:val="02EC4AF1"/>
     <w:multiLevelType w:val="multilevel"/>
@@ -5698,7 +6909,7 @@
         <w:ind w:left="720" w:hanging="360"/>
       </w:pPr>
       <w:rPr>
-        <w:rFonts w:ascii="Symbol" w:hAnsi="Symbol" w:hint="default"/>
+        <w:rFonts w:hint="default" w:ascii="Symbol" w:hAnsi="Symbol"/>
         <w:sz w:val="20"/>
       </w:rPr>
     </w:lvl>
@@ -5714,7 +6925,7 @@
         <w:ind w:left="1440" w:hanging="360"/>
       </w:pPr>
       <w:rPr>
-        <w:rFonts w:ascii="Courier New" w:hAnsi="Courier New" w:hint="default"/>
+        <w:rFonts w:hint="default" w:ascii="Courier New" w:hAnsi="Courier New"/>
         <w:sz w:val="20"/>
       </w:rPr>
     </w:lvl>
@@ -5730,7 +6941,7 @@
         <w:ind w:left="2160" w:hanging="360"/>
       </w:pPr>
       <w:rPr>
-        <w:rFonts w:ascii="Wingdings" w:hAnsi="Wingdings" w:hint="default"/>
+        <w:rFonts w:hint="default" w:ascii="Wingdings" w:hAnsi="Wingdings"/>
         <w:sz w:val="20"/>
       </w:rPr>
     </w:lvl>
@@ -5746,7 +6957,7 @@
         <w:ind w:left="2880" w:hanging="360"/>
       </w:pPr>
       <w:rPr>
-        <w:rFonts w:ascii="Wingdings" w:hAnsi="Wingdings" w:hint="default"/>
+        <w:rFonts w:hint="default" w:ascii="Wingdings" w:hAnsi="Wingdings"/>
         <w:sz w:val="20"/>
       </w:rPr>
     </w:lvl>
@@ -5762,7 +6973,7 @@
         <w:ind w:left="3600" w:hanging="360"/>
       </w:pPr>
       <w:rPr>
-        <w:rFonts w:ascii="Wingdings" w:hAnsi="Wingdings" w:hint="default"/>
+        <w:rFonts w:hint="default" w:ascii="Wingdings" w:hAnsi="Wingdings"/>
         <w:sz w:val="20"/>
       </w:rPr>
     </w:lvl>
@@ -5778,7 +6989,7 @@
         <w:ind w:left="4320" w:hanging="360"/>
       </w:pPr>
       <w:rPr>
-        <w:rFonts w:ascii="Wingdings" w:hAnsi="Wingdings" w:hint="default"/>
+        <w:rFonts w:hint="default" w:ascii="Wingdings" w:hAnsi="Wingdings"/>
         <w:sz w:val="20"/>
       </w:rPr>
     </w:lvl>
@@ -5794,7 +7005,7 @@
         <w:ind w:left="5040" w:hanging="360"/>
       </w:pPr>
       <w:rPr>
-        <w:rFonts w:ascii="Wingdings" w:hAnsi="Wingdings" w:hint="default"/>
+        <w:rFonts w:hint="default" w:ascii="Wingdings" w:hAnsi="Wingdings"/>
         <w:sz w:val="20"/>
       </w:rPr>
     </w:lvl>
@@ -5810,7 +7021,7 @@
         <w:ind w:left="5760" w:hanging="360"/>
       </w:pPr>
       <w:rPr>
-        <w:rFonts w:ascii="Wingdings" w:hAnsi="Wingdings" w:hint="default"/>
+        <w:rFonts w:hint="default" w:ascii="Wingdings" w:hAnsi="Wingdings"/>
         <w:sz w:val="20"/>
       </w:rPr>
     </w:lvl>
@@ -5826,7 +7037,7 @@
         <w:ind w:left="6480" w:hanging="360"/>
       </w:pPr>
       <w:rPr>
-        <w:rFonts w:ascii="Wingdings" w:hAnsi="Wingdings" w:hint="default"/>
+        <w:rFonts w:hint="default" w:ascii="Wingdings" w:hAnsi="Wingdings"/>
         <w:sz w:val="20"/>
       </w:rPr>
     </w:lvl>
@@ -5847,7 +7058,7 @@
         <w:ind w:left="720" w:hanging="360"/>
       </w:pPr>
       <w:rPr>
-        <w:rFonts w:ascii="Symbol" w:hAnsi="Symbol" w:hint="default"/>
+        <w:rFonts w:hint="default" w:ascii="Symbol" w:hAnsi="Symbol"/>
         <w:sz w:val="20"/>
       </w:rPr>
     </w:lvl>
@@ -5863,7 +7074,7 @@
         <w:ind w:left="1440" w:hanging="360"/>
       </w:pPr>
       <w:rPr>
-        <w:rFonts w:ascii="Courier New" w:hAnsi="Courier New" w:hint="default"/>
+        <w:rFonts w:hint="default" w:ascii="Courier New" w:hAnsi="Courier New"/>
         <w:sz w:val="20"/>
       </w:rPr>
     </w:lvl>
@@ -5879,7 +7090,7 @@
         <w:ind w:left="2160" w:hanging="360"/>
       </w:pPr>
       <w:rPr>
-        <w:rFonts w:ascii="Wingdings" w:hAnsi="Wingdings" w:hint="default"/>
+        <w:rFonts w:hint="default" w:ascii="Wingdings" w:hAnsi="Wingdings"/>
         <w:sz w:val="20"/>
       </w:rPr>
     </w:lvl>
@@ -5895,7 +7106,7 @@
         <w:ind w:left="2880" w:hanging="360"/>
       </w:pPr>
       <w:rPr>
-        <w:rFonts w:ascii="Wingdings" w:hAnsi="Wingdings" w:hint="default"/>
+        <w:rFonts w:hint="default" w:ascii="Wingdings" w:hAnsi="Wingdings"/>
         <w:sz w:val="20"/>
       </w:rPr>
     </w:lvl>
@@ -5911,7 +7122,7 @@
         <w:ind w:left="3600" w:hanging="360"/>
       </w:pPr>
       <w:rPr>
-        <w:rFonts w:ascii="Wingdings" w:hAnsi="Wingdings" w:hint="default"/>
+        <w:rFonts w:hint="default" w:ascii="Wingdings" w:hAnsi="Wingdings"/>
         <w:sz w:val="20"/>
       </w:rPr>
     </w:lvl>
@@ -5927,7 +7138,7 @@
         <w:ind w:left="4320" w:hanging="360"/>
       </w:pPr>
       <w:rPr>
-        <w:rFonts w:ascii="Wingdings" w:hAnsi="Wingdings" w:hint="default"/>
+        <w:rFonts w:hint="default" w:ascii="Wingdings" w:hAnsi="Wingdings"/>
         <w:sz w:val="20"/>
       </w:rPr>
     </w:lvl>
@@ -5943,7 +7154,7 @@
         <w:ind w:left="5040" w:hanging="360"/>
       </w:pPr>
       <w:rPr>
-        <w:rFonts w:ascii="Wingdings" w:hAnsi="Wingdings" w:hint="default"/>
+        <w:rFonts w:hint="default" w:ascii="Wingdings" w:hAnsi="Wingdings"/>
         <w:sz w:val="20"/>
       </w:rPr>
     </w:lvl>
@@ -5959,7 +7170,7 @@
         <w:ind w:left="5760" w:hanging="360"/>
       </w:pPr>
       <w:rPr>
-        <w:rFonts w:ascii="Wingdings" w:hAnsi="Wingdings" w:hint="default"/>
+        <w:rFonts w:hint="default" w:ascii="Wingdings" w:hAnsi="Wingdings"/>
         <w:sz w:val="20"/>
       </w:rPr>
     </w:lvl>
@@ -5975,7 +7186,7 @@
         <w:ind w:left="6480" w:hanging="360"/>
       </w:pPr>
       <w:rPr>
-        <w:rFonts w:ascii="Wingdings" w:hAnsi="Wingdings" w:hint="default"/>
+        <w:rFonts w:hint="default" w:ascii="Wingdings" w:hAnsi="Wingdings"/>
         <w:sz w:val="20"/>
       </w:rPr>
     </w:lvl>
@@ -5996,7 +7207,7 @@
         <w:ind w:left="720" w:hanging="360"/>
       </w:pPr>
       <w:rPr>
-        <w:rFonts w:ascii="Symbol" w:hAnsi="Symbol" w:hint="default"/>
+        <w:rFonts w:hint="default" w:ascii="Symbol" w:hAnsi="Symbol"/>
         <w:sz w:val="20"/>
       </w:rPr>
     </w:lvl>
@@ -6012,7 +7223,7 @@
         <w:ind w:left="1440" w:hanging="360"/>
       </w:pPr>
       <w:rPr>
-        <w:rFonts w:ascii="Courier New" w:hAnsi="Courier New" w:hint="default"/>
+        <w:rFonts w:hint="default" w:ascii="Courier New" w:hAnsi="Courier New"/>
         <w:sz w:val="20"/>
       </w:rPr>
     </w:lvl>
@@ -6028,7 +7239,7 @@
         <w:ind w:left="2160" w:hanging="360"/>
       </w:pPr>
       <w:rPr>
-        <w:rFonts w:ascii="Wingdings" w:hAnsi="Wingdings" w:hint="default"/>
+        <w:rFonts w:hint="default" w:ascii="Wingdings" w:hAnsi="Wingdings"/>
         <w:sz w:val="20"/>
       </w:rPr>
     </w:lvl>
@@ -6044,7 +7255,7 @@
         <w:ind w:left="2880" w:hanging="360"/>
       </w:pPr>
       <w:rPr>
-        <w:rFonts w:ascii="Wingdings" w:hAnsi="Wingdings" w:hint="default"/>
+        <w:rFonts w:hint="default" w:ascii="Wingdings" w:hAnsi="Wingdings"/>
         <w:sz w:val="20"/>
       </w:rPr>
     </w:lvl>
@@ -6060,7 +7271,7 @@
         <w:ind w:left="3600" w:hanging="360"/>
       </w:pPr>
       <w:rPr>
-        <w:rFonts w:ascii="Wingdings" w:hAnsi="Wingdings" w:hint="default"/>
+        <w:rFonts w:hint="default" w:ascii="Wingdings" w:hAnsi="Wingdings"/>
         <w:sz w:val="20"/>
       </w:rPr>
     </w:lvl>
@@ -6076,7 +7287,7 @@
         <w:ind w:left="4320" w:hanging="360"/>
       </w:pPr>
       <w:rPr>
-        <w:rFonts w:ascii="Wingdings" w:hAnsi="Wingdings" w:hint="default"/>
+        <w:rFonts w:hint="default" w:ascii="Wingdings" w:hAnsi="Wingdings"/>
         <w:sz w:val="20"/>
       </w:rPr>
     </w:lvl>
@@ -6092,7 +7303,7 @@
         <w:ind w:left="5040" w:hanging="360"/>
       </w:pPr>
       <w:rPr>
-        <w:rFonts w:ascii="Wingdings" w:hAnsi="Wingdings" w:hint="default"/>
+        <w:rFonts w:hint="default" w:ascii="Wingdings" w:hAnsi="Wingdings"/>
         <w:sz w:val="20"/>
       </w:rPr>
     </w:lvl>
@@ -6108,7 +7319,7 @@
         <w:ind w:left="5760" w:hanging="360"/>
       </w:pPr>
       <w:rPr>
-        <w:rFonts w:ascii="Wingdings" w:hAnsi="Wingdings" w:hint="default"/>
+        <w:rFonts w:hint="default" w:ascii="Wingdings" w:hAnsi="Wingdings"/>
         <w:sz w:val="20"/>
       </w:rPr>
     </w:lvl>
@@ -6124,7 +7335,7 @@
         <w:ind w:left="6480" w:hanging="360"/>
       </w:pPr>
       <w:rPr>
-        <w:rFonts w:ascii="Wingdings" w:hAnsi="Wingdings" w:hint="default"/>
+        <w:rFonts w:hint="default" w:ascii="Wingdings" w:hAnsi="Wingdings"/>
         <w:sz w:val="20"/>
       </w:rPr>
     </w:lvl>
@@ -6145,7 +7356,7 @@
         <w:ind w:left="720" w:hanging="360"/>
       </w:pPr>
       <w:rPr>
-        <w:rFonts w:ascii="Symbol" w:hAnsi="Symbol" w:hint="default"/>
+        <w:rFonts w:hint="default" w:ascii="Symbol" w:hAnsi="Symbol"/>
         <w:sz w:val="20"/>
       </w:rPr>
     </w:lvl>
@@ -6161,7 +7372,7 @@
         <w:ind w:left="1440" w:hanging="360"/>
       </w:pPr>
       <w:rPr>
-        <w:rFonts w:ascii="Courier New" w:hAnsi="Courier New" w:hint="default"/>
+        <w:rFonts w:hint="default" w:ascii="Courier New" w:hAnsi="Courier New"/>
         <w:sz w:val="20"/>
       </w:rPr>
     </w:lvl>
@@ -6177,7 +7388,7 @@
         <w:ind w:left="2160" w:hanging="360"/>
       </w:pPr>
       <w:rPr>
-        <w:rFonts w:ascii="Wingdings" w:hAnsi="Wingdings" w:hint="default"/>
+        <w:rFonts w:hint="default" w:ascii="Wingdings" w:hAnsi="Wingdings"/>
         <w:sz w:val="20"/>
       </w:rPr>
     </w:lvl>
@@ -6193,7 +7404,7 @@
         <w:ind w:left="2880" w:hanging="360"/>
       </w:pPr>
       <w:rPr>
-        <w:rFonts w:ascii="Wingdings" w:hAnsi="Wingdings" w:hint="default"/>
+        <w:rFonts w:hint="default" w:ascii="Wingdings" w:hAnsi="Wingdings"/>
         <w:sz w:val="20"/>
       </w:rPr>
     </w:lvl>
@@ -6209,7 +7420,7 @@
         <w:ind w:left="3600" w:hanging="360"/>
       </w:pPr>
       <w:rPr>
-        <w:rFonts w:ascii="Wingdings" w:hAnsi="Wingdings" w:hint="default"/>
+        <w:rFonts w:hint="default" w:ascii="Wingdings" w:hAnsi="Wingdings"/>
         <w:sz w:val="20"/>
       </w:rPr>
     </w:lvl>
@@ -6225,7 +7436,7 @@
         <w:ind w:left="4320" w:hanging="360"/>
       </w:pPr>
       <w:rPr>
-        <w:rFonts w:ascii="Wingdings" w:hAnsi="Wingdings" w:hint="default"/>
+        <w:rFonts w:hint="default" w:ascii="Wingdings" w:hAnsi="Wingdings"/>
         <w:sz w:val="20"/>
       </w:rPr>
     </w:lvl>
@@ -6241,7 +7452,7 @@
         <w:ind w:left="5040" w:hanging="360"/>
       </w:pPr>
       <w:rPr>
-        <w:rFonts w:ascii="Wingdings" w:hAnsi="Wingdings" w:hint="default"/>
+        <w:rFonts w:hint="default" w:ascii="Wingdings" w:hAnsi="Wingdings"/>
         <w:sz w:val="20"/>
       </w:rPr>
     </w:lvl>
@@ -6257,7 +7468,7 @@
         <w:ind w:left="5760" w:hanging="360"/>
       </w:pPr>
       <w:rPr>
-        <w:rFonts w:ascii="Wingdings" w:hAnsi="Wingdings" w:hint="default"/>
+        <w:rFonts w:hint="default" w:ascii="Wingdings" w:hAnsi="Wingdings"/>
         <w:sz w:val="20"/>
       </w:rPr>
     </w:lvl>
@@ -6273,7 +7484,7 @@
         <w:ind w:left="6480" w:hanging="360"/>
       </w:pPr>
       <w:rPr>
-        <w:rFonts w:ascii="Wingdings" w:hAnsi="Wingdings" w:hint="default"/>
+        <w:rFonts w:hint="default" w:ascii="Wingdings" w:hAnsi="Wingdings"/>
         <w:sz w:val="20"/>
       </w:rPr>
     </w:lvl>
@@ -6291,7 +7502,7 @@
         <w:ind w:left="720" w:hanging="360"/>
       </w:pPr>
       <w:rPr>
-        <w:rFonts w:ascii="Symbol" w:hAnsi="Symbol" w:hint="default"/>
+        <w:rFonts w:hint="default" w:ascii="Symbol" w:hAnsi="Symbol"/>
       </w:rPr>
     </w:lvl>
     <w:lvl w:ilvl="1" w:tplc="04090003">
@@ -6303,7 +7514,7 @@
         <w:ind w:left="1440" w:hanging="360"/>
       </w:pPr>
       <w:rPr>
-        <w:rFonts w:ascii="Courier New" w:hAnsi="Courier New" w:cs="Courier New" w:hint="default"/>
+        <w:rFonts w:hint="default" w:ascii="Courier New" w:hAnsi="Courier New" w:cs="Courier New"/>
       </w:rPr>
     </w:lvl>
     <w:lvl w:ilvl="2" w:tplc="04090005" w:tentative="1">
@@ -6315,7 +7526,7 @@
         <w:ind w:left="2160" w:hanging="360"/>
       </w:pPr>
       <w:rPr>
-        <w:rFonts w:ascii="Wingdings" w:hAnsi="Wingdings" w:hint="default"/>
+        <w:rFonts w:hint="default" w:ascii="Wingdings" w:hAnsi="Wingdings"/>
       </w:rPr>
     </w:lvl>
     <w:lvl w:ilvl="3" w:tplc="04090001" w:tentative="1">
@@ -6327,7 +7538,7 @@
         <w:ind w:left="2880" w:hanging="360"/>
       </w:pPr>
       <w:rPr>
-        <w:rFonts w:ascii="Symbol" w:hAnsi="Symbol" w:hint="default"/>
+        <w:rFonts w:hint="default" w:ascii="Symbol" w:hAnsi="Symbol"/>
       </w:rPr>
     </w:lvl>
     <w:lvl w:ilvl="4" w:tplc="04090003" w:tentative="1">
@@ -6339,7 +7550,7 @@
         <w:ind w:left="3600" w:hanging="360"/>
       </w:pPr>
       <w:rPr>
-        <w:rFonts w:ascii="Courier New" w:hAnsi="Courier New" w:cs="Courier New" w:hint="default"/>
+        <w:rFonts w:hint="default" w:ascii="Courier New" w:hAnsi="Courier New" w:cs="Courier New"/>
       </w:rPr>
     </w:lvl>
     <w:lvl w:ilvl="5" w:tplc="04090005" w:tentative="1">
@@ -6351,7 +7562,7 @@
         <w:ind w:left="4320" w:hanging="360"/>
       </w:pPr>
       <w:rPr>
-        <w:rFonts w:ascii="Wingdings" w:hAnsi="Wingdings" w:hint="default"/>
+        <w:rFonts w:hint="default" w:ascii="Wingdings" w:hAnsi="Wingdings"/>
       </w:rPr>
     </w:lvl>
     <w:lvl w:ilvl="6" w:tplc="04090001" w:tentative="1">
@@ -6363,7 +7574,7 @@
         <w:ind w:left="5040" w:hanging="360"/>
       </w:pPr>
       <w:rPr>
-        <w:rFonts w:ascii="Symbol" w:hAnsi="Symbol" w:hint="default"/>
+        <w:rFonts w:hint="default" w:ascii="Symbol" w:hAnsi="Symbol"/>
       </w:rPr>
     </w:lvl>
     <w:lvl w:ilvl="7" w:tplc="04090003" w:tentative="1">
@@ -6375,7 +7586,7 @@
         <w:ind w:left="5760" w:hanging="360"/>
       </w:pPr>
       <w:rPr>
-        <w:rFonts w:ascii="Courier New" w:hAnsi="Courier New" w:cs="Courier New" w:hint="default"/>
+        <w:rFonts w:hint="default" w:ascii="Courier New" w:hAnsi="Courier New" w:cs="Courier New"/>
       </w:rPr>
     </w:lvl>
     <w:lvl w:ilvl="8" w:tplc="04090005" w:tentative="1">
@@ -6387,7 +7598,7 @@
         <w:ind w:left="6480" w:hanging="360"/>
       </w:pPr>
       <w:rPr>
-        <w:rFonts w:ascii="Wingdings" w:hAnsi="Wingdings" w:hint="default"/>
+        <w:rFonts w:hint="default" w:ascii="Wingdings" w:hAnsi="Wingdings"/>
       </w:rPr>
     </w:lvl>
   </w:abstractNum>
@@ -6404,7 +7615,7 @@
         <w:ind w:left="1080" w:hanging="360"/>
       </w:pPr>
       <w:rPr>
-        <w:rFonts w:ascii="Symbol" w:hAnsi="Symbol" w:hint="default"/>
+        <w:rFonts w:hint="default" w:ascii="Symbol" w:hAnsi="Symbol"/>
       </w:rPr>
     </w:lvl>
     <w:lvl w:ilvl="1" w:tplc="04090003" w:tentative="1">
@@ -6416,7 +7627,7 @@
         <w:ind w:left="1800" w:hanging="360"/>
       </w:pPr>
       <w:rPr>
-        <w:rFonts w:ascii="Courier New" w:hAnsi="Courier New" w:cs="Courier New" w:hint="default"/>
+        <w:rFonts w:hint="default" w:ascii="Courier New" w:hAnsi="Courier New" w:cs="Courier New"/>
       </w:rPr>
     </w:lvl>
     <w:lvl w:ilvl="2" w:tplc="04090005" w:tentative="1">
@@ -6428,7 +7639,7 @@
         <w:ind w:left="2520" w:hanging="360"/>
       </w:pPr>
       <w:rPr>
-        <w:rFonts w:ascii="Wingdings" w:hAnsi="Wingdings" w:hint="default"/>
+        <w:rFonts w:hint="default" w:ascii="Wingdings" w:hAnsi="Wingdings"/>
       </w:rPr>
     </w:lvl>
     <w:lvl w:ilvl="3" w:tplc="04090001" w:tentative="1">
@@ -6440,7 +7651,7 @@
         <w:ind w:left="3240" w:hanging="360"/>
       </w:pPr>
       <w:rPr>
-        <w:rFonts w:ascii="Symbol" w:hAnsi="Symbol" w:hint="default"/>
+        <w:rFonts w:hint="default" w:ascii="Symbol" w:hAnsi="Symbol"/>
       </w:rPr>
     </w:lvl>
     <w:lvl w:ilvl="4" w:tplc="04090003" w:tentative="1">
@@ -6452,7 +7663,7 @@
         <w:ind w:left="3960" w:hanging="360"/>
       </w:pPr>
       <w:rPr>
-        <w:rFonts w:ascii="Courier New" w:hAnsi="Courier New" w:cs="Courier New" w:hint="default"/>
+        <w:rFonts w:hint="default" w:ascii="Courier New" w:hAnsi="Courier New" w:cs="Courier New"/>
       </w:rPr>
     </w:lvl>
     <w:lvl w:ilvl="5" w:tplc="04090005" w:tentative="1">
@@ -6464,7 +7675,7 @@
         <w:ind w:left="4680" w:hanging="360"/>
       </w:pPr>
       <w:rPr>
-        <w:rFonts w:ascii="Wingdings" w:hAnsi="Wingdings" w:hint="default"/>
+        <w:rFonts w:hint="default" w:ascii="Wingdings" w:hAnsi="Wingdings"/>
       </w:rPr>
     </w:lvl>
     <w:lvl w:ilvl="6" w:tplc="04090001" w:tentative="1">
@@ -6476,7 +7687,7 @@
         <w:ind w:left="5400" w:hanging="360"/>
       </w:pPr>
       <w:rPr>
-        <w:rFonts w:ascii="Symbol" w:hAnsi="Symbol" w:hint="default"/>
+        <w:rFonts w:hint="default" w:ascii="Symbol" w:hAnsi="Symbol"/>
       </w:rPr>
     </w:lvl>
     <w:lvl w:ilvl="7" w:tplc="04090003" w:tentative="1">
@@ -6488,7 +7699,7 @@
         <w:ind w:left="6120" w:hanging="360"/>
       </w:pPr>
       <w:rPr>
-        <w:rFonts w:ascii="Courier New" w:hAnsi="Courier New" w:cs="Courier New" w:hint="default"/>
+        <w:rFonts w:hint="default" w:ascii="Courier New" w:hAnsi="Courier New" w:cs="Courier New"/>
       </w:rPr>
     </w:lvl>
     <w:lvl w:ilvl="8" w:tplc="04090005" w:tentative="1">
@@ -6500,7 +7711,7 @@
         <w:ind w:left="6840" w:hanging="360"/>
       </w:pPr>
       <w:rPr>
-        <w:rFonts w:ascii="Wingdings" w:hAnsi="Wingdings" w:hint="default"/>
+        <w:rFonts w:hint="default" w:ascii="Wingdings" w:hAnsi="Wingdings"/>
       </w:rPr>
     </w:lvl>
   </w:abstractNum>
@@ -6517,7 +7728,7 @@
         <w:ind w:left="720" w:hanging="360"/>
       </w:pPr>
       <w:rPr>
-        <w:rFonts w:ascii="Times New Roman" w:hAnsi="Times New Roman" w:cs="Times New Roman" w:hint="default"/>
+        <w:rFonts w:hint="default" w:ascii="Times New Roman" w:hAnsi="Times New Roman" w:cs="Times New Roman"/>
         <w:b/>
       </w:rPr>
     </w:lvl>
@@ -6696,7 +7907,7 @@
         <w:ind w:left="720" w:hanging="360"/>
       </w:pPr>
       <w:rPr>
-        <w:rFonts w:ascii="Symbol" w:hAnsi="Symbol" w:hint="default"/>
+        <w:rFonts w:hint="default" w:ascii="Symbol" w:hAnsi="Symbol"/>
         <w:sz w:val="20"/>
       </w:rPr>
     </w:lvl>
@@ -6712,7 +7923,7 @@
         <w:ind w:left="1440" w:hanging="360"/>
       </w:pPr>
       <w:rPr>
-        <w:rFonts w:ascii="Courier New" w:hAnsi="Courier New" w:hint="default"/>
+        <w:rFonts w:hint="default" w:ascii="Courier New" w:hAnsi="Courier New"/>
         <w:sz w:val="20"/>
       </w:rPr>
     </w:lvl>
@@ -6728,7 +7939,7 @@
         <w:ind w:left="2160" w:hanging="360"/>
       </w:pPr>
       <w:rPr>
-        <w:rFonts w:ascii="Wingdings" w:hAnsi="Wingdings" w:hint="default"/>
+        <w:rFonts w:hint="default" w:ascii="Wingdings" w:hAnsi="Wingdings"/>
         <w:sz w:val="20"/>
       </w:rPr>
     </w:lvl>
@@ -6744,7 +7955,7 @@
         <w:ind w:left="2880" w:hanging="360"/>
       </w:pPr>
       <w:rPr>
-        <w:rFonts w:ascii="Wingdings" w:hAnsi="Wingdings" w:hint="default"/>
+        <w:rFonts w:hint="default" w:ascii="Wingdings" w:hAnsi="Wingdings"/>
         <w:sz w:val="20"/>
       </w:rPr>
     </w:lvl>
@@ -6760,7 +7971,7 @@
         <w:ind w:left="3600" w:hanging="360"/>
       </w:pPr>
       <w:rPr>
-        <w:rFonts w:ascii="Wingdings" w:hAnsi="Wingdings" w:hint="default"/>
+        <w:rFonts w:hint="default" w:ascii="Wingdings" w:hAnsi="Wingdings"/>
         <w:sz w:val="20"/>
       </w:rPr>
     </w:lvl>
@@ -6776,7 +7987,7 @@
         <w:ind w:left="4320" w:hanging="360"/>
       </w:pPr>
       <w:rPr>
-        <w:rFonts w:ascii="Wingdings" w:hAnsi="Wingdings" w:hint="default"/>
+        <w:rFonts w:hint="default" w:ascii="Wingdings" w:hAnsi="Wingdings"/>
         <w:sz w:val="20"/>
       </w:rPr>
     </w:lvl>
@@ -6792,7 +8003,7 @@
         <w:ind w:left="5040" w:hanging="360"/>
       </w:pPr>
       <w:rPr>
-        <w:rFonts w:ascii="Wingdings" w:hAnsi="Wingdings" w:hint="default"/>
+        <w:rFonts w:hint="default" w:ascii="Wingdings" w:hAnsi="Wingdings"/>
         <w:sz w:val="20"/>
       </w:rPr>
     </w:lvl>
@@ -6808,7 +8019,7 @@
         <w:ind w:left="5760" w:hanging="360"/>
       </w:pPr>
       <w:rPr>
-        <w:rFonts w:ascii="Wingdings" w:hAnsi="Wingdings" w:hint="default"/>
+        <w:rFonts w:hint="default" w:ascii="Wingdings" w:hAnsi="Wingdings"/>
         <w:sz w:val="20"/>
       </w:rPr>
     </w:lvl>
@@ -6824,7 +8035,7 @@
         <w:ind w:left="6480" w:hanging="360"/>
       </w:pPr>
       <w:rPr>
-        <w:rFonts w:ascii="Wingdings" w:hAnsi="Wingdings" w:hint="default"/>
+        <w:rFonts w:hint="default" w:ascii="Wingdings" w:hAnsi="Wingdings"/>
         <w:sz w:val="20"/>
       </w:rPr>
     </w:lvl>
@@ -6955,7 +8166,7 @@
         <w:ind w:left="1080" w:hanging="360"/>
       </w:pPr>
       <w:rPr>
-        <w:rFonts w:ascii="Symbol" w:hAnsi="Symbol" w:hint="default"/>
+        <w:rFonts w:hint="default" w:ascii="Symbol" w:hAnsi="Symbol"/>
       </w:rPr>
     </w:lvl>
     <w:lvl w:ilvl="1" w:tplc="04090003" w:tentative="1">
@@ -6967,7 +8178,7 @@
         <w:ind w:left="1800" w:hanging="360"/>
       </w:pPr>
       <w:rPr>
-        <w:rFonts w:ascii="Courier New" w:hAnsi="Courier New" w:cs="Courier New" w:hint="default"/>
+        <w:rFonts w:hint="default" w:ascii="Courier New" w:hAnsi="Courier New" w:cs="Courier New"/>
       </w:rPr>
     </w:lvl>
     <w:lvl w:ilvl="2" w:tplc="04090005" w:tentative="1">
@@ -6979,7 +8190,7 @@
         <w:ind w:left="2520" w:hanging="360"/>
       </w:pPr>
       <w:rPr>
-        <w:rFonts w:ascii="Wingdings" w:hAnsi="Wingdings" w:hint="default"/>
+        <w:rFonts w:hint="default" w:ascii="Wingdings" w:hAnsi="Wingdings"/>
       </w:rPr>
     </w:lvl>
     <w:lvl w:ilvl="3" w:tplc="04090001" w:tentative="1">
@@ -6991,7 +8202,7 @@
         <w:ind w:left="3240" w:hanging="360"/>
       </w:pPr>
       <w:rPr>
-        <w:rFonts w:ascii="Symbol" w:hAnsi="Symbol" w:hint="default"/>
+        <w:rFonts w:hint="default" w:ascii="Symbol" w:hAnsi="Symbol"/>
       </w:rPr>
     </w:lvl>
     <w:lvl w:ilvl="4" w:tplc="04090003" w:tentative="1">
@@ -7003,7 +8214,7 @@
         <w:ind w:left="3960" w:hanging="360"/>
       </w:pPr>
       <w:rPr>
-        <w:rFonts w:ascii="Courier New" w:hAnsi="Courier New" w:cs="Courier New" w:hint="default"/>
+        <w:rFonts w:hint="default" w:ascii="Courier New" w:hAnsi="Courier New" w:cs="Courier New"/>
       </w:rPr>
     </w:lvl>
     <w:lvl w:ilvl="5" w:tplc="04090005" w:tentative="1">
@@ -7015,7 +8226,7 @@
         <w:ind w:left="4680" w:hanging="360"/>
       </w:pPr>
       <w:rPr>
-        <w:rFonts w:ascii="Wingdings" w:hAnsi="Wingdings" w:hint="default"/>
+        <w:rFonts w:hint="default" w:ascii="Wingdings" w:hAnsi="Wingdings"/>
       </w:rPr>
     </w:lvl>
     <w:lvl w:ilvl="6" w:tplc="04090001" w:tentative="1">
@@ -7027,7 +8238,7 @@
         <w:ind w:left="5400" w:hanging="360"/>
       </w:pPr>
       <w:rPr>
-        <w:rFonts w:ascii="Symbol" w:hAnsi="Symbol" w:hint="default"/>
+        <w:rFonts w:hint="default" w:ascii="Symbol" w:hAnsi="Symbol"/>
       </w:rPr>
     </w:lvl>
     <w:lvl w:ilvl="7" w:tplc="04090003" w:tentative="1">
@@ -7039,7 +8250,7 @@
         <w:ind w:left="6120" w:hanging="360"/>
       </w:pPr>
       <w:rPr>
-        <w:rFonts w:ascii="Courier New" w:hAnsi="Courier New" w:cs="Courier New" w:hint="default"/>
+        <w:rFonts w:hint="default" w:ascii="Courier New" w:hAnsi="Courier New" w:cs="Courier New"/>
       </w:rPr>
     </w:lvl>
     <w:lvl w:ilvl="8" w:tplc="04090005" w:tentative="1">
@@ -7051,7 +8262,7 @@
         <w:ind w:left="6840" w:hanging="360"/>
       </w:pPr>
       <w:rPr>
-        <w:rFonts w:ascii="Wingdings" w:hAnsi="Wingdings" w:hint="default"/>
+        <w:rFonts w:hint="default" w:ascii="Wingdings" w:hAnsi="Wingdings"/>
       </w:rPr>
     </w:lvl>
   </w:abstractNum>
@@ -7068,7 +8279,7 @@
         <w:ind w:left="840" w:hanging="360"/>
       </w:pPr>
       <w:rPr>
-        <w:rFonts w:ascii="Symbol" w:hAnsi="Symbol" w:hint="default"/>
+        <w:rFonts w:hint="default" w:ascii="Symbol" w:hAnsi="Symbol"/>
       </w:rPr>
     </w:lvl>
     <w:lvl w:ilvl="1" w:tplc="04090003" w:tentative="1">
@@ -7080,7 +8291,7 @@
         <w:ind w:left="1560" w:hanging="360"/>
       </w:pPr>
       <w:rPr>
-        <w:rFonts w:ascii="Courier New" w:hAnsi="Courier New" w:cs="Courier New" w:hint="default"/>
+        <w:rFonts w:hint="default" w:ascii="Courier New" w:hAnsi="Courier New" w:cs="Courier New"/>
       </w:rPr>
     </w:lvl>
     <w:lvl w:ilvl="2" w:tplc="04090005" w:tentative="1">
@@ -7092,7 +8303,7 @@
         <w:ind w:left="2280" w:hanging="360"/>
       </w:pPr>
       <w:rPr>
-        <w:rFonts w:ascii="Wingdings" w:hAnsi="Wingdings" w:hint="default"/>
+        <w:rFonts w:hint="default" w:ascii="Wingdings" w:hAnsi="Wingdings"/>
       </w:rPr>
     </w:lvl>
     <w:lvl w:ilvl="3" w:tplc="04090001" w:tentative="1">
@@ -7104,7 +8315,7 @@
         <w:ind w:left="3000" w:hanging="360"/>
       </w:pPr>
       <w:rPr>
-        <w:rFonts w:ascii="Symbol" w:hAnsi="Symbol" w:hint="default"/>
+        <w:rFonts w:hint="default" w:ascii="Symbol" w:hAnsi="Symbol"/>
       </w:rPr>
     </w:lvl>
     <w:lvl w:ilvl="4" w:tplc="04090003" w:tentative="1">
@@ -7116,7 +8327,7 @@
         <w:ind w:left="3720" w:hanging="360"/>
       </w:pPr>
       <w:rPr>
-        <w:rFonts w:ascii="Courier New" w:hAnsi="Courier New" w:cs="Courier New" w:hint="default"/>
+        <w:rFonts w:hint="default" w:ascii="Courier New" w:hAnsi="Courier New" w:cs="Courier New"/>
       </w:rPr>
     </w:lvl>
     <w:lvl w:ilvl="5" w:tplc="04090005" w:tentative="1">
@@ -7128,7 +8339,7 @@
         <w:ind w:left="4440" w:hanging="360"/>
       </w:pPr>
       <w:rPr>
-        <w:rFonts w:ascii="Wingdings" w:hAnsi="Wingdings" w:hint="default"/>
+        <w:rFonts w:hint="default" w:ascii="Wingdings" w:hAnsi="Wingdings"/>
       </w:rPr>
     </w:lvl>
     <w:lvl w:ilvl="6" w:tplc="04090001" w:tentative="1">
@@ -7140,7 +8351,7 @@
         <w:ind w:left="5160" w:hanging="360"/>
       </w:pPr>
       <w:rPr>
-        <w:rFonts w:ascii="Symbol" w:hAnsi="Symbol" w:hint="default"/>
+        <w:rFonts w:hint="default" w:ascii="Symbol" w:hAnsi="Symbol"/>
       </w:rPr>
     </w:lvl>
     <w:lvl w:ilvl="7" w:tplc="04090003" w:tentative="1">
@@ -7152,7 +8363,7 @@
         <w:ind w:left="5880" w:hanging="360"/>
       </w:pPr>
       <w:rPr>
-        <w:rFonts w:ascii="Courier New" w:hAnsi="Courier New" w:cs="Courier New" w:hint="default"/>
+        <w:rFonts w:hint="default" w:ascii="Courier New" w:hAnsi="Courier New" w:cs="Courier New"/>
       </w:rPr>
     </w:lvl>
     <w:lvl w:ilvl="8" w:tplc="04090005" w:tentative="1">
@@ -7164,7 +8375,7 @@
         <w:ind w:left="6600" w:hanging="360"/>
       </w:pPr>
       <w:rPr>
-        <w:rFonts w:ascii="Wingdings" w:hAnsi="Wingdings" w:hint="default"/>
+        <w:rFonts w:hint="default" w:ascii="Wingdings" w:hAnsi="Wingdings"/>
       </w:rPr>
     </w:lvl>
   </w:abstractNum>
@@ -7181,7 +8392,7 @@
         <w:ind w:left="720" w:hanging="360"/>
       </w:pPr>
       <w:rPr>
-        <w:rFonts w:ascii="Symbol" w:hAnsi="Symbol" w:hint="default"/>
+        <w:rFonts w:hint="default" w:ascii="Symbol" w:hAnsi="Symbol"/>
       </w:rPr>
     </w:lvl>
     <w:lvl w:ilvl="1" w:tplc="D7EC2A96">
@@ -7193,7 +8404,7 @@
         <w:ind w:left="1440" w:hanging="360"/>
       </w:pPr>
       <w:rPr>
-        <w:rFonts w:ascii="Courier New" w:hAnsi="Courier New" w:hint="default"/>
+        <w:rFonts w:hint="default" w:ascii="Courier New" w:hAnsi="Courier New"/>
       </w:rPr>
     </w:lvl>
     <w:lvl w:ilvl="2" w:tplc="15722158">
@@ -7205,7 +8416,7 @@
         <w:ind w:left="2160" w:hanging="360"/>
       </w:pPr>
       <w:rPr>
-        <w:rFonts w:ascii="Wingdings" w:hAnsi="Wingdings" w:hint="default"/>
+        <w:rFonts w:hint="default" w:ascii="Wingdings" w:hAnsi="Wingdings"/>
       </w:rPr>
     </w:lvl>
     <w:lvl w:ilvl="3" w:tplc="76F646A0">
@@ -7217,7 +8428,7 @@
         <w:ind w:left="2880" w:hanging="360"/>
       </w:pPr>
       <w:rPr>
-        <w:rFonts w:ascii="Symbol" w:hAnsi="Symbol" w:hint="default"/>
+        <w:rFonts w:hint="default" w:ascii="Symbol" w:hAnsi="Symbol"/>
       </w:rPr>
     </w:lvl>
     <w:lvl w:ilvl="4" w:tplc="C96CC3DE">
@@ -7229,7 +8440,7 @@
         <w:ind w:left="3600" w:hanging="360"/>
       </w:pPr>
       <w:rPr>
-        <w:rFonts w:ascii="Courier New" w:hAnsi="Courier New" w:hint="default"/>
+        <w:rFonts w:hint="default" w:ascii="Courier New" w:hAnsi="Courier New"/>
       </w:rPr>
     </w:lvl>
     <w:lvl w:ilvl="5" w:tplc="CA3C1244">
@@ -7241,7 +8452,7 @@
         <w:ind w:left="4320" w:hanging="360"/>
       </w:pPr>
       <w:rPr>
-        <w:rFonts w:ascii="Wingdings" w:hAnsi="Wingdings" w:hint="default"/>
+        <w:rFonts w:hint="default" w:ascii="Wingdings" w:hAnsi="Wingdings"/>
       </w:rPr>
     </w:lvl>
     <w:lvl w:ilvl="6" w:tplc="052A71D8">
@@ -7253,7 +8464,7 @@
         <w:ind w:left="5040" w:hanging="360"/>
       </w:pPr>
       <w:rPr>
-        <w:rFonts w:ascii="Symbol" w:hAnsi="Symbol" w:hint="default"/>
+        <w:rFonts w:hint="default" w:ascii="Symbol" w:hAnsi="Symbol"/>
       </w:rPr>
     </w:lvl>
     <w:lvl w:ilvl="7" w:tplc="C4EAD5C0">
@@ -7265,7 +8476,7 @@
         <w:ind w:left="5760" w:hanging="360"/>
       </w:pPr>
       <w:rPr>
-        <w:rFonts w:ascii="Courier New" w:hAnsi="Courier New" w:hint="default"/>
+        <w:rFonts w:hint="default" w:ascii="Courier New" w:hAnsi="Courier New"/>
       </w:rPr>
     </w:lvl>
     <w:lvl w:ilvl="8" w:tplc="D0C0FF86">
@@ -7277,7 +8488,7 @@
         <w:ind w:left="6480" w:hanging="360"/>
       </w:pPr>
       <w:rPr>
-        <w:rFonts w:ascii="Wingdings" w:hAnsi="Wingdings" w:hint="default"/>
+        <w:rFonts w:hint="default" w:ascii="Wingdings" w:hAnsi="Wingdings"/>
       </w:rPr>
     </w:lvl>
   </w:abstractNum>
@@ -7297,7 +8508,7 @@
         <w:ind w:left="720" w:hanging="360"/>
       </w:pPr>
       <w:rPr>
-        <w:rFonts w:ascii="Symbol" w:hAnsi="Symbol" w:hint="default"/>
+        <w:rFonts w:hint="default" w:ascii="Symbol" w:hAnsi="Symbol"/>
         <w:sz w:val="20"/>
       </w:rPr>
     </w:lvl>
@@ -7310,7 +8521,7 @@
         <w:ind w:left="1440" w:hanging="360"/>
       </w:pPr>
       <w:rPr>
-        <w:rFonts w:ascii="Times New Roman" w:eastAsiaTheme="minorHAnsi" w:hAnsi="Times New Roman" w:cs="Times New Roman" w:hint="default"/>
+        <w:rFonts w:hint="default" w:ascii="Times New Roman" w:hAnsi="Times New Roman" w:cs="Times New Roman" w:eastAsiaTheme="minorHAnsi"/>
       </w:rPr>
     </w:lvl>
     <w:lvl w:ilvl="2" w:tentative="1">
@@ -7325,7 +8536,7 @@
         <w:ind w:left="2160" w:hanging="360"/>
       </w:pPr>
       <w:rPr>
-        <w:rFonts w:ascii="Wingdings" w:hAnsi="Wingdings" w:hint="default"/>
+        <w:rFonts w:hint="default" w:ascii="Wingdings" w:hAnsi="Wingdings"/>
         <w:sz w:val="20"/>
       </w:rPr>
     </w:lvl>
@@ -7341,7 +8552,7 @@
         <w:ind w:left="2880" w:hanging="360"/>
       </w:pPr>
       <w:rPr>
-        <w:rFonts w:ascii="Wingdings" w:hAnsi="Wingdings" w:hint="default"/>
+        <w:rFonts w:hint="default" w:ascii="Wingdings" w:hAnsi="Wingdings"/>
         <w:sz w:val="20"/>
       </w:rPr>
     </w:lvl>
@@ -7357,7 +8568,7 @@
         <w:ind w:left="3600" w:hanging="360"/>
       </w:pPr>
       <w:rPr>
-        <w:rFonts w:ascii="Wingdings" w:hAnsi="Wingdings" w:hint="default"/>
+        <w:rFonts w:hint="default" w:ascii="Wingdings" w:hAnsi="Wingdings"/>
         <w:sz w:val="20"/>
       </w:rPr>
     </w:lvl>
@@ -7373,7 +8584,7 @@
         <w:ind w:left="4320" w:hanging="360"/>
       </w:pPr>
       <w:rPr>
-        <w:rFonts w:ascii="Wingdings" w:hAnsi="Wingdings" w:hint="default"/>
+        <w:rFonts w:hint="default" w:ascii="Wingdings" w:hAnsi="Wingdings"/>
         <w:sz w:val="20"/>
       </w:rPr>
     </w:lvl>
@@ -7389,7 +8600,7 @@
         <w:ind w:left="5040" w:hanging="360"/>
       </w:pPr>
       <w:rPr>
-        <w:rFonts w:ascii="Wingdings" w:hAnsi="Wingdings" w:hint="default"/>
+        <w:rFonts w:hint="default" w:ascii="Wingdings" w:hAnsi="Wingdings"/>
         <w:sz w:val="20"/>
       </w:rPr>
     </w:lvl>
@@ -7405,7 +8616,7 @@
         <w:ind w:left="5760" w:hanging="360"/>
       </w:pPr>
       <w:rPr>
-        <w:rFonts w:ascii="Wingdings" w:hAnsi="Wingdings" w:hint="default"/>
+        <w:rFonts w:hint="default" w:ascii="Wingdings" w:hAnsi="Wingdings"/>
         <w:sz w:val="20"/>
       </w:rPr>
     </w:lvl>
@@ -7421,7 +8632,7 @@
         <w:ind w:left="6480" w:hanging="360"/>
       </w:pPr>
       <w:rPr>
-        <w:rFonts w:ascii="Wingdings" w:hAnsi="Wingdings" w:hint="default"/>
+        <w:rFonts w:hint="default" w:ascii="Wingdings" w:hAnsi="Wingdings"/>
         <w:sz w:val="20"/>
       </w:rPr>
     </w:lvl>
@@ -7442,7 +8653,7 @@
         <w:ind w:left="720" w:hanging="360"/>
       </w:pPr>
       <w:rPr>
-        <w:rFonts w:ascii="Symbol" w:hAnsi="Symbol" w:hint="default"/>
+        <w:rFonts w:hint="default" w:ascii="Symbol" w:hAnsi="Symbol"/>
         <w:sz w:val="20"/>
       </w:rPr>
     </w:lvl>
@@ -7458,7 +8669,7 @@
         <w:ind w:left="1440" w:hanging="360"/>
       </w:pPr>
       <w:rPr>
-        <w:rFonts w:ascii="Courier New" w:hAnsi="Courier New" w:hint="default"/>
+        <w:rFonts w:hint="default" w:ascii="Courier New" w:hAnsi="Courier New"/>
         <w:sz w:val="20"/>
       </w:rPr>
     </w:lvl>
@@ -7474,7 +8685,7 @@
         <w:ind w:left="2160" w:hanging="360"/>
       </w:pPr>
       <w:rPr>
-        <w:rFonts w:ascii="Wingdings" w:hAnsi="Wingdings" w:hint="default"/>
+        <w:rFonts w:hint="default" w:ascii="Wingdings" w:hAnsi="Wingdings"/>
         <w:sz w:val="20"/>
       </w:rPr>
     </w:lvl>
@@ -7490,7 +8701,7 @@
         <w:ind w:left="2880" w:hanging="360"/>
       </w:pPr>
       <w:rPr>
-        <w:rFonts w:ascii="Wingdings" w:hAnsi="Wingdings" w:hint="default"/>
+        <w:rFonts w:hint="default" w:ascii="Wingdings" w:hAnsi="Wingdings"/>
         <w:sz w:val="20"/>
       </w:rPr>
     </w:lvl>
@@ -7506,7 +8717,7 @@
         <w:ind w:left="3600" w:hanging="360"/>
       </w:pPr>
       <w:rPr>
-        <w:rFonts w:ascii="Wingdings" w:hAnsi="Wingdings" w:hint="default"/>
+        <w:rFonts w:hint="default" w:ascii="Wingdings" w:hAnsi="Wingdings"/>
         <w:sz w:val="20"/>
       </w:rPr>
     </w:lvl>
@@ -7522,7 +8733,7 @@
         <w:ind w:left="4320" w:hanging="360"/>
       </w:pPr>
       <w:rPr>
-        <w:rFonts w:ascii="Wingdings" w:hAnsi="Wingdings" w:hint="default"/>
+        <w:rFonts w:hint="default" w:ascii="Wingdings" w:hAnsi="Wingdings"/>
         <w:sz w:val="20"/>
       </w:rPr>
     </w:lvl>
@@ -7538,7 +8749,7 @@
         <w:ind w:left="5040" w:hanging="360"/>
       </w:pPr>
       <w:rPr>
-        <w:rFonts w:ascii="Wingdings" w:hAnsi="Wingdings" w:hint="default"/>
+        <w:rFonts w:hint="default" w:ascii="Wingdings" w:hAnsi="Wingdings"/>
         <w:sz w:val="20"/>
       </w:rPr>
     </w:lvl>
@@ -7554,7 +8765,7 @@
         <w:ind w:left="5760" w:hanging="360"/>
       </w:pPr>
       <w:rPr>
-        <w:rFonts w:ascii="Wingdings" w:hAnsi="Wingdings" w:hint="default"/>
+        <w:rFonts w:hint="default" w:ascii="Wingdings" w:hAnsi="Wingdings"/>
         <w:sz w:val="20"/>
       </w:rPr>
     </w:lvl>
@@ -7570,7 +8781,7 @@
         <w:ind w:left="6480" w:hanging="360"/>
       </w:pPr>
       <w:rPr>
-        <w:rFonts w:ascii="Wingdings" w:hAnsi="Wingdings" w:hint="default"/>
+        <w:rFonts w:hint="default" w:ascii="Wingdings" w:hAnsi="Wingdings"/>
         <w:sz w:val="20"/>
       </w:rPr>
     </w:lvl>
@@ -7701,7 +8912,7 @@
         <w:ind w:left="2160" w:hanging="360"/>
       </w:pPr>
       <w:rPr>
-        <w:rFonts w:ascii="Wingdings" w:hAnsi="Wingdings" w:hint="default"/>
+        <w:rFonts w:hint="default" w:ascii="Wingdings" w:hAnsi="Wingdings"/>
       </w:rPr>
     </w:lvl>
     <w:lvl w:ilvl="1" w:tplc="04090003" w:tentative="1">
@@ -7713,7 +8924,7 @@
         <w:ind w:left="2880" w:hanging="360"/>
       </w:pPr>
       <w:rPr>
-        <w:rFonts w:ascii="Courier New" w:hAnsi="Courier New" w:cs="Courier New" w:hint="default"/>
+        <w:rFonts w:hint="default" w:ascii="Courier New" w:hAnsi="Courier New" w:cs="Courier New"/>
       </w:rPr>
     </w:lvl>
     <w:lvl w:ilvl="2" w:tplc="04090005" w:tentative="1">
@@ -7725,7 +8936,7 @@
         <w:ind w:left="3600" w:hanging="360"/>
       </w:pPr>
       <w:rPr>
-        <w:rFonts w:ascii="Wingdings" w:hAnsi="Wingdings" w:hint="default"/>
+        <w:rFonts w:hint="default" w:ascii="Wingdings" w:hAnsi="Wingdings"/>
       </w:rPr>
     </w:lvl>
     <w:lvl w:ilvl="3" w:tplc="04090001" w:tentative="1">
@@ -7737,7 +8948,7 @@
         <w:ind w:left="4320" w:hanging="360"/>
       </w:pPr>
       <w:rPr>
-        <w:rFonts w:ascii="Symbol" w:hAnsi="Symbol" w:hint="default"/>
+        <w:rFonts w:hint="default" w:ascii="Symbol" w:hAnsi="Symbol"/>
       </w:rPr>
     </w:lvl>
     <w:lvl w:ilvl="4" w:tplc="04090003" w:tentative="1">
@@ -7749,7 +8960,7 @@
         <w:ind w:left="5040" w:hanging="360"/>
       </w:pPr>
       <w:rPr>
-        <w:rFonts w:ascii="Courier New" w:hAnsi="Courier New" w:cs="Courier New" w:hint="default"/>
+        <w:rFonts w:hint="default" w:ascii="Courier New" w:hAnsi="Courier New" w:cs="Courier New"/>
       </w:rPr>
     </w:lvl>
     <w:lvl w:ilvl="5" w:tplc="04090005" w:tentative="1">
@@ -7761,7 +8972,7 @@
         <w:ind w:left="5760" w:hanging="360"/>
       </w:pPr>
       <w:rPr>
-        <w:rFonts w:ascii="Wingdings" w:hAnsi="Wingdings" w:hint="default"/>
+        <w:rFonts w:hint="default" w:ascii="Wingdings" w:hAnsi="Wingdings"/>
       </w:rPr>
     </w:lvl>
     <w:lvl w:ilvl="6" w:tplc="04090001" w:tentative="1">
@@ -7773,7 +8984,7 @@
         <w:ind w:left="6480" w:hanging="360"/>
       </w:pPr>
       <w:rPr>
-        <w:rFonts w:ascii="Symbol" w:hAnsi="Symbol" w:hint="default"/>
+        <w:rFonts w:hint="default" w:ascii="Symbol" w:hAnsi="Symbol"/>
       </w:rPr>
     </w:lvl>
     <w:lvl w:ilvl="7" w:tplc="04090003" w:tentative="1">
@@ -7785,7 +8996,7 @@
         <w:ind w:left="7200" w:hanging="360"/>
       </w:pPr>
       <w:rPr>
-        <w:rFonts w:ascii="Courier New" w:hAnsi="Courier New" w:cs="Courier New" w:hint="default"/>
+        <w:rFonts w:hint="default" w:ascii="Courier New" w:hAnsi="Courier New" w:cs="Courier New"/>
       </w:rPr>
     </w:lvl>
     <w:lvl w:ilvl="8" w:tplc="04090005" w:tentative="1">
@@ -7797,7 +9008,7 @@
         <w:ind w:left="7920" w:hanging="360"/>
       </w:pPr>
       <w:rPr>
-        <w:rFonts w:ascii="Wingdings" w:hAnsi="Wingdings" w:hint="default"/>
+        <w:rFonts w:hint="default" w:ascii="Wingdings" w:hAnsi="Wingdings"/>
       </w:rPr>
     </w:lvl>
   </w:abstractNum>
@@ -7817,7 +9028,7 @@
         <w:ind w:left="720" w:hanging="360"/>
       </w:pPr>
       <w:rPr>
-        <w:rFonts w:ascii="Symbol" w:hAnsi="Symbol" w:hint="default"/>
+        <w:rFonts w:hint="default" w:ascii="Symbol" w:hAnsi="Symbol"/>
         <w:sz w:val="20"/>
       </w:rPr>
     </w:lvl>
@@ -7833,7 +9044,7 @@
         <w:ind w:left="1440" w:hanging="360"/>
       </w:pPr>
       <w:rPr>
-        <w:rFonts w:ascii="Courier New" w:hAnsi="Courier New" w:hint="default"/>
+        <w:rFonts w:hint="default" w:ascii="Courier New" w:hAnsi="Courier New"/>
         <w:sz w:val="20"/>
       </w:rPr>
     </w:lvl>
@@ -7849,7 +9060,7 @@
         <w:ind w:left="2160" w:hanging="360"/>
       </w:pPr>
       <w:rPr>
-        <w:rFonts w:ascii="Wingdings" w:hAnsi="Wingdings" w:hint="default"/>
+        <w:rFonts w:hint="default" w:ascii="Wingdings" w:hAnsi="Wingdings"/>
         <w:sz w:val="20"/>
       </w:rPr>
     </w:lvl>
@@ -7865,7 +9076,7 @@
         <w:ind w:left="2880" w:hanging="360"/>
       </w:pPr>
       <w:rPr>
-        <w:rFonts w:ascii="Wingdings" w:hAnsi="Wingdings" w:hint="default"/>
+        <w:rFonts w:hint="default" w:ascii="Wingdings" w:hAnsi="Wingdings"/>
         <w:sz w:val="20"/>
       </w:rPr>
     </w:lvl>
@@ -7881,7 +9092,7 @@
         <w:ind w:left="3600" w:hanging="360"/>
       </w:pPr>
       <w:rPr>
-        <w:rFonts w:ascii="Wingdings" w:hAnsi="Wingdings" w:hint="default"/>
+        <w:rFonts w:hint="default" w:ascii="Wingdings" w:hAnsi="Wingdings"/>
         <w:sz w:val="20"/>
       </w:rPr>
     </w:lvl>
@@ -7897,7 +9108,7 @@
         <w:ind w:left="4320" w:hanging="360"/>
       </w:pPr>
       <w:rPr>
-        <w:rFonts w:ascii="Wingdings" w:hAnsi="Wingdings" w:hint="default"/>
+        <w:rFonts w:hint="default" w:ascii="Wingdings" w:hAnsi="Wingdings"/>
         <w:sz w:val="20"/>
       </w:rPr>
     </w:lvl>
@@ -7913,7 +9124,7 @@
         <w:ind w:left="5040" w:hanging="360"/>
       </w:pPr>
       <w:rPr>
-        <w:rFonts w:ascii="Wingdings" w:hAnsi="Wingdings" w:hint="default"/>
+        <w:rFonts w:hint="default" w:ascii="Wingdings" w:hAnsi="Wingdings"/>
         <w:sz w:val="20"/>
       </w:rPr>
     </w:lvl>
@@ -7929,7 +9140,7 @@
         <w:ind w:left="5760" w:hanging="360"/>
       </w:pPr>
       <w:rPr>
-        <w:rFonts w:ascii="Wingdings" w:hAnsi="Wingdings" w:hint="default"/>
+        <w:rFonts w:hint="default" w:ascii="Wingdings" w:hAnsi="Wingdings"/>
         <w:sz w:val="20"/>
       </w:rPr>
     </w:lvl>
@@ -7945,7 +9156,7 @@
         <w:ind w:left="6480" w:hanging="360"/>
       </w:pPr>
       <w:rPr>
-        <w:rFonts w:ascii="Wingdings" w:hAnsi="Wingdings" w:hint="default"/>
+        <w:rFonts w:hint="default" w:ascii="Wingdings" w:hAnsi="Wingdings"/>
         <w:sz w:val="20"/>
       </w:rPr>
     </w:lvl>
@@ -7966,7 +9177,7 @@
         <w:ind w:left="720" w:hanging="360"/>
       </w:pPr>
       <w:rPr>
-        <w:rFonts w:ascii="Symbol" w:hAnsi="Symbol" w:hint="default"/>
+        <w:rFonts w:hint="default" w:ascii="Symbol" w:hAnsi="Symbol"/>
         <w:sz w:val="20"/>
       </w:rPr>
     </w:lvl>
@@ -7982,7 +9193,7 @@
         <w:ind w:left="1440" w:hanging="360"/>
       </w:pPr>
       <w:rPr>
-        <w:rFonts w:ascii="Courier New" w:hAnsi="Courier New" w:hint="default"/>
+        <w:rFonts w:hint="default" w:ascii="Courier New" w:hAnsi="Courier New"/>
         <w:sz w:val="20"/>
       </w:rPr>
     </w:lvl>
@@ -7998,7 +9209,7 @@
         <w:ind w:left="2160" w:hanging="360"/>
       </w:pPr>
       <w:rPr>
-        <w:rFonts w:ascii="Wingdings" w:hAnsi="Wingdings" w:hint="default"/>
+        <w:rFonts w:hint="default" w:ascii="Wingdings" w:hAnsi="Wingdings"/>
         <w:sz w:val="20"/>
       </w:rPr>
     </w:lvl>
@@ -8014,7 +9225,7 @@
         <w:ind w:left="2880" w:hanging="360"/>
       </w:pPr>
       <w:rPr>
-        <w:rFonts w:ascii="Wingdings" w:hAnsi="Wingdings" w:hint="default"/>
+        <w:rFonts w:hint="default" w:ascii="Wingdings" w:hAnsi="Wingdings"/>
         <w:sz w:val="20"/>
       </w:rPr>
     </w:lvl>
@@ -8030,7 +9241,7 @@
         <w:ind w:left="3600" w:hanging="360"/>
       </w:pPr>
       <w:rPr>
-        <w:rFonts w:ascii="Wingdings" w:hAnsi="Wingdings" w:hint="default"/>
+        <w:rFonts w:hint="default" w:ascii="Wingdings" w:hAnsi="Wingdings"/>
         <w:sz w:val="20"/>
       </w:rPr>
     </w:lvl>
@@ -8046,7 +9257,7 @@
         <w:ind w:left="4320" w:hanging="360"/>
       </w:pPr>
       <w:rPr>
-        <w:rFonts w:ascii="Wingdings" w:hAnsi="Wingdings" w:hint="default"/>
+        <w:rFonts w:hint="default" w:ascii="Wingdings" w:hAnsi="Wingdings"/>
         <w:sz w:val="20"/>
       </w:rPr>
     </w:lvl>
@@ -8062,7 +9273,7 @@
         <w:ind w:left="5040" w:hanging="360"/>
       </w:pPr>
       <w:rPr>
-        <w:rFonts w:ascii="Wingdings" w:hAnsi="Wingdings" w:hint="default"/>
+        <w:rFonts w:hint="default" w:ascii="Wingdings" w:hAnsi="Wingdings"/>
         <w:sz w:val="20"/>
       </w:rPr>
     </w:lvl>
@@ -8078,7 +9289,7 @@
         <w:ind w:left="5760" w:hanging="360"/>
       </w:pPr>
       <w:rPr>
-        <w:rFonts w:ascii="Wingdings" w:hAnsi="Wingdings" w:hint="default"/>
+        <w:rFonts w:hint="default" w:ascii="Wingdings" w:hAnsi="Wingdings"/>
         <w:sz w:val="20"/>
       </w:rPr>
     </w:lvl>
@@ -8094,7 +9305,7 @@
         <w:ind w:left="6480" w:hanging="360"/>
       </w:pPr>
       <w:rPr>
-        <w:rFonts w:ascii="Wingdings" w:hAnsi="Wingdings" w:hint="default"/>
+        <w:rFonts w:hint="default" w:ascii="Wingdings" w:hAnsi="Wingdings"/>
         <w:sz w:val="20"/>
       </w:rPr>
     </w:lvl>
@@ -8204,7 +9415,7 @@
         <w:ind w:left="720" w:hanging="360"/>
       </w:pPr>
       <w:rPr>
-        <w:rFonts w:ascii="Symbol" w:hAnsi="Symbol" w:hint="default"/>
+        <w:rFonts w:hint="default" w:ascii="Symbol" w:hAnsi="Symbol"/>
         <w:sz w:val="20"/>
       </w:rPr>
     </w:lvl>
@@ -8220,7 +9431,7 @@
         <w:ind w:left="1440" w:hanging="360"/>
       </w:pPr>
       <w:rPr>
-        <w:rFonts w:ascii="Courier New" w:hAnsi="Courier New" w:hint="default"/>
+        <w:rFonts w:hint="default" w:ascii="Courier New" w:hAnsi="Courier New"/>
         <w:sz w:val="20"/>
       </w:rPr>
     </w:lvl>
@@ -8236,7 +9447,7 @@
         <w:ind w:left="2160" w:hanging="360"/>
       </w:pPr>
       <w:rPr>
-        <w:rFonts w:ascii="Wingdings" w:hAnsi="Wingdings" w:hint="default"/>
+        <w:rFonts w:hint="default" w:ascii="Wingdings" w:hAnsi="Wingdings"/>
         <w:sz w:val="20"/>
       </w:rPr>
     </w:lvl>
@@ -8252,7 +9463,7 @@
         <w:ind w:left="2880" w:hanging="360"/>
       </w:pPr>
       <w:rPr>
-        <w:rFonts w:ascii="Wingdings" w:hAnsi="Wingdings" w:hint="default"/>
+        <w:rFonts w:hint="default" w:ascii="Wingdings" w:hAnsi="Wingdings"/>
         <w:sz w:val="20"/>
       </w:rPr>
     </w:lvl>
@@ -8268,7 +9479,7 @@
         <w:ind w:left="3600" w:hanging="360"/>
       </w:pPr>
       <w:rPr>
-        <w:rFonts w:ascii="Wingdings" w:hAnsi="Wingdings" w:hint="default"/>
+        <w:rFonts w:hint="default" w:ascii="Wingdings" w:hAnsi="Wingdings"/>
         <w:sz w:val="20"/>
       </w:rPr>
     </w:lvl>
@@ -8284,7 +9495,7 @@
         <w:ind w:left="4320" w:hanging="360"/>
       </w:pPr>
       <w:rPr>
-        <w:rFonts w:ascii="Wingdings" w:hAnsi="Wingdings" w:hint="default"/>
+        <w:rFonts w:hint="default" w:ascii="Wingdings" w:hAnsi="Wingdings"/>
         <w:sz w:val="20"/>
       </w:rPr>
     </w:lvl>
@@ -8300,7 +9511,7 @@
         <w:ind w:left="5040" w:hanging="360"/>
       </w:pPr>
       <w:rPr>
-        <w:rFonts w:ascii="Wingdings" w:hAnsi="Wingdings" w:hint="default"/>
+        <w:rFonts w:hint="default" w:ascii="Wingdings" w:hAnsi="Wingdings"/>
         <w:sz w:val="20"/>
       </w:rPr>
     </w:lvl>
@@ -8316,7 +9527,7 @@
         <w:ind w:left="5760" w:hanging="360"/>
       </w:pPr>
       <w:rPr>
-        <w:rFonts w:ascii="Wingdings" w:hAnsi="Wingdings" w:hint="default"/>
+        <w:rFonts w:hint="default" w:ascii="Wingdings" w:hAnsi="Wingdings"/>
         <w:sz w:val="20"/>
       </w:rPr>
     </w:lvl>
@@ -8332,7 +9543,7 @@
         <w:ind w:left="6480" w:hanging="360"/>
       </w:pPr>
       <w:rPr>
-        <w:rFonts w:ascii="Wingdings" w:hAnsi="Wingdings" w:hint="default"/>
+        <w:rFonts w:hint="default" w:ascii="Wingdings" w:hAnsi="Wingdings"/>
         <w:sz w:val="20"/>
       </w:rPr>
     </w:lvl>
@@ -8353,7 +9564,7 @@
         <w:ind w:left="720" w:hanging="360"/>
       </w:pPr>
       <w:rPr>
-        <w:rFonts w:ascii="Symbol" w:hAnsi="Symbol" w:hint="default"/>
+        <w:rFonts w:hint="default" w:ascii="Symbol" w:hAnsi="Symbol"/>
         <w:sz w:val="20"/>
       </w:rPr>
     </w:lvl>
@@ -8369,7 +9580,7 @@
         <w:ind w:left="1440" w:hanging="360"/>
       </w:pPr>
       <w:rPr>
-        <w:rFonts w:ascii="Courier New" w:hAnsi="Courier New" w:hint="default"/>
+        <w:rFonts w:hint="default" w:ascii="Courier New" w:hAnsi="Courier New"/>
         <w:sz w:val="20"/>
       </w:rPr>
     </w:lvl>
@@ -8385,7 +9596,7 @@
         <w:ind w:left="2160" w:hanging="360"/>
       </w:pPr>
       <w:rPr>
-        <w:rFonts w:ascii="Wingdings" w:hAnsi="Wingdings" w:hint="default"/>
+        <w:rFonts w:hint="default" w:ascii="Wingdings" w:hAnsi="Wingdings"/>
         <w:sz w:val="20"/>
       </w:rPr>
     </w:lvl>
@@ -8401,7 +9612,7 @@
         <w:ind w:left="2880" w:hanging="360"/>
       </w:pPr>
       <w:rPr>
-        <w:rFonts w:ascii="Wingdings" w:hAnsi="Wingdings" w:hint="default"/>
+        <w:rFonts w:hint="default" w:ascii="Wingdings" w:hAnsi="Wingdings"/>
         <w:sz w:val="20"/>
       </w:rPr>
     </w:lvl>
@@ -8417,7 +9628,7 @@
         <w:ind w:left="3600" w:hanging="360"/>
       </w:pPr>
       <w:rPr>
-        <w:rFonts w:ascii="Wingdings" w:hAnsi="Wingdings" w:hint="default"/>
+        <w:rFonts w:hint="default" w:ascii="Wingdings" w:hAnsi="Wingdings"/>
         <w:sz w:val="20"/>
       </w:rPr>
     </w:lvl>
@@ -8433,7 +9644,7 @@
         <w:ind w:left="4320" w:hanging="360"/>
       </w:pPr>
       <w:rPr>
-        <w:rFonts w:ascii="Wingdings" w:hAnsi="Wingdings" w:hint="default"/>
+        <w:rFonts w:hint="default" w:ascii="Wingdings" w:hAnsi="Wingdings"/>
         <w:sz w:val="20"/>
       </w:rPr>
     </w:lvl>
@@ -8449,7 +9660,7 @@
         <w:ind w:left="5040" w:hanging="360"/>
       </w:pPr>
       <w:rPr>
-        <w:rFonts w:ascii="Wingdings" w:hAnsi="Wingdings" w:hint="default"/>
+        <w:rFonts w:hint="default" w:ascii="Wingdings" w:hAnsi="Wingdings"/>
         <w:sz w:val="20"/>
       </w:rPr>
     </w:lvl>
@@ -8465,7 +9676,7 @@
         <w:ind w:left="5760" w:hanging="360"/>
       </w:pPr>
       <w:rPr>
-        <w:rFonts w:ascii="Wingdings" w:hAnsi="Wingdings" w:hint="default"/>
+        <w:rFonts w:hint="default" w:ascii="Wingdings" w:hAnsi="Wingdings"/>
         <w:sz w:val="20"/>
       </w:rPr>
     </w:lvl>
@@ -8481,11 +9692,14 @@
         <w:ind w:left="6480" w:hanging="360"/>
       </w:pPr>
       <w:rPr>
-        <w:rFonts w:ascii="Wingdings" w:hAnsi="Wingdings" w:hint="default"/>
+        <w:rFonts w:hint="default" w:ascii="Wingdings" w:hAnsi="Wingdings"/>
         <w:sz w:val="20"/>
       </w:rPr>
     </w:lvl>
   </w:abstractNum>
+  <w:num w:numId="23">
+    <w:abstractNumId w:val="22"/>
+  </w:num>
   <w:num w:numId="1">
     <w:abstractNumId w:val="12"/>
   </w:num>
@@ -8560,7 +9774,7 @@
   <w:docDefaults>
     <w:rPrDefault>
       <w:rPr>
-        <w:rFonts w:asciiTheme="minorHAnsi" w:eastAsiaTheme="minorHAnsi" w:hAnsiTheme="minorHAnsi" w:cstheme="minorBidi"/>
+        <w:rFonts w:asciiTheme="minorHAnsi" w:hAnsiTheme="minorHAnsi" w:eastAsiaTheme="minorHAnsi" w:cstheme="minorBidi"/>
         <w:kern w:val="2"/>
         <w:sz w:val="24"/>
         <w:szCs w:val="24"/>
@@ -8577,14 +9791,14 @@
   <w:latentStyles w:defLockedState="0" w:defUIPriority="99" w:defSemiHidden="0" w:defUnhideWhenUsed="0" w:defQFormat="0" w:count="376">
     <w:lsdException w:name="Normal" w:uiPriority="0" w:qFormat="1"/>
     <w:lsdException w:name="heading 1" w:uiPriority="9" w:qFormat="1"/>
-    <w:lsdException w:name="heading 2" w:semiHidden="1" w:uiPriority="9" w:unhideWhenUsed="1" w:qFormat="1"/>
-    <w:lsdException w:name="heading 3" w:semiHidden="1" w:uiPriority="9" w:unhideWhenUsed="1" w:qFormat="1"/>
-    <w:lsdException w:name="heading 4" w:semiHidden="1" w:uiPriority="9" w:unhideWhenUsed="1" w:qFormat="1"/>
-    <w:lsdException w:name="heading 5" w:semiHidden="1" w:uiPriority="9" w:unhideWhenUsed="1" w:qFormat="1"/>
-    <w:lsdException w:name="heading 6" w:semiHidden="1" w:uiPriority="9" w:unhideWhenUsed="1" w:qFormat="1"/>
-    <w:lsdException w:name="heading 7" w:semiHidden="1" w:uiPriority="9" w:unhideWhenUsed="1" w:qFormat="1"/>
-    <w:lsdException w:name="heading 8" w:semiHidden="1" w:uiPriority="9" w:unhideWhenUsed="1" w:qFormat="1"/>
-    <w:lsdException w:name="heading 9" w:semiHidden="1" w:uiPriority="9" w:unhideWhenUsed="1" w:qFormat="1"/>
+    <w:lsdException w:name="heading 2" w:uiPriority="9" w:semiHidden="1" w:unhideWhenUsed="1" w:qFormat="1"/>
+    <w:lsdException w:name="heading 3" w:uiPriority="9" w:semiHidden="1" w:unhideWhenUsed="1" w:qFormat="1"/>
+    <w:lsdException w:name="heading 4" w:uiPriority="9" w:semiHidden="1" w:unhideWhenUsed="1" w:qFormat="1"/>
+    <w:lsdException w:name="heading 5" w:uiPriority="9" w:semiHidden="1" w:unhideWhenUsed="1" w:qFormat="1"/>
+    <w:lsdException w:name="heading 6" w:uiPriority="9" w:semiHidden="1" w:unhideWhenUsed="1" w:qFormat="1"/>
+    <w:lsdException w:name="heading 7" w:uiPriority="9" w:semiHidden="1" w:unhideWhenUsed="1" w:qFormat="1"/>
+    <w:lsdException w:name="heading 8" w:uiPriority="9" w:semiHidden="1" w:unhideWhenUsed="1" w:qFormat="1"/>
+    <w:lsdException w:name="heading 9" w:uiPriority="9" w:semiHidden="1" w:unhideWhenUsed="1" w:qFormat="1"/>
     <w:lsdException w:name="index 1" w:semiHidden="1" w:unhideWhenUsed="1"/>
     <w:lsdException w:name="index 2" w:semiHidden="1" w:unhideWhenUsed="1"/>
     <w:lsdException w:name="index 3" w:semiHidden="1" w:unhideWhenUsed="1"/>
@@ -8594,22 +9808,22 @@
     <w:lsdException w:name="index 7" w:semiHidden="1" w:unhideWhenUsed="1"/>
     <w:lsdException w:name="index 8" w:semiHidden="1" w:unhideWhenUsed="1"/>
     <w:lsdException w:name="index 9" w:semiHidden="1" w:unhideWhenUsed="1"/>
-    <w:lsdException w:name="toc 1" w:semiHidden="1" w:uiPriority="39" w:unhideWhenUsed="1"/>
-    <w:lsdException w:name="toc 2" w:semiHidden="1" w:uiPriority="39" w:unhideWhenUsed="1"/>
-    <w:lsdException w:name="toc 3" w:semiHidden="1" w:uiPriority="39" w:unhideWhenUsed="1"/>
-    <w:lsdException w:name="toc 4" w:semiHidden="1" w:uiPriority="39" w:unhideWhenUsed="1"/>
-    <w:lsdException w:name="toc 5" w:semiHidden="1" w:uiPriority="39" w:unhideWhenUsed="1"/>
-    <w:lsdException w:name="toc 6" w:semiHidden="1" w:uiPriority="39" w:unhideWhenUsed="1"/>
-    <w:lsdException w:name="toc 7" w:semiHidden="1" w:uiPriority="39" w:unhideWhenUsed="1"/>
-    <w:lsdException w:name="toc 8" w:semiHidden="1" w:uiPriority="39" w:unhideWhenUsed="1"/>
-    <w:lsdException w:name="toc 9" w:semiHidden="1" w:uiPriority="39" w:unhideWhenUsed="1"/>
+    <w:lsdException w:name="toc 1" w:uiPriority="39" w:semiHidden="1" w:unhideWhenUsed="1"/>
+    <w:lsdException w:name="toc 2" w:uiPriority="39" w:semiHidden="1" w:unhideWhenUsed="1"/>
+    <w:lsdException w:name="toc 3" w:uiPriority="39" w:semiHidden="1" w:unhideWhenUsed="1"/>
+    <w:lsdException w:name="toc 4" w:uiPriority="39" w:semiHidden="1" w:unhideWhenUsed="1"/>
+    <w:lsdException w:name="toc 5" w:uiPriority="39" w:semiHidden="1" w:unhideWhenUsed="1"/>
+    <w:lsdException w:name="toc 6" w:uiPriority="39" w:semiHidden="1" w:unhideWhenUsed="1"/>
+    <w:lsdException w:name="toc 7" w:uiPriority="39" w:semiHidden="1" w:unhideWhenUsed="1"/>
+    <w:lsdException w:name="toc 8" w:uiPriority="39" w:semiHidden="1" w:unhideWhenUsed="1"/>
+    <w:lsdException w:name="toc 9" w:uiPriority="39" w:semiHidden="1" w:unhideWhenUsed="1"/>
     <w:lsdException w:name="Normal Indent" w:semiHidden="1" w:unhideWhenUsed="1"/>
     <w:lsdException w:name="footnote text" w:semiHidden="1" w:unhideWhenUsed="1"/>
     <w:lsdException w:name="annotation text" w:semiHidden="1" w:unhideWhenUsed="1"/>
     <w:lsdException w:name="header" w:semiHidden="1" w:unhideWhenUsed="1"/>
     <w:lsdException w:name="footer" w:semiHidden="1" w:unhideWhenUsed="1"/>
     <w:lsdException w:name="index heading" w:semiHidden="1" w:unhideWhenUsed="1"/>
-    <w:lsdException w:name="caption" w:semiHidden="1" w:uiPriority="35" w:unhideWhenUsed="1" w:qFormat="1"/>
+    <w:lsdException w:name="caption" w:uiPriority="35" w:semiHidden="1" w:unhideWhenUsed="1" w:qFormat="1"/>
     <w:lsdException w:name="table of figures" w:semiHidden="1" w:unhideWhenUsed="1"/>
     <w:lsdException w:name="envelope address" w:semiHidden="1" w:unhideWhenUsed="1"/>
     <w:lsdException w:name="envelope return" w:semiHidden="1" w:unhideWhenUsed="1"/>
@@ -8640,7 +9854,7 @@
     <w:lsdException w:name="Title" w:uiPriority="10" w:qFormat="1"/>
     <w:lsdException w:name="Closing" w:semiHidden="1" w:unhideWhenUsed="1"/>
     <w:lsdException w:name="Signature" w:semiHidden="1" w:unhideWhenUsed="1"/>
-    <w:lsdException w:name="Default Paragraph Font" w:semiHidden="1" w:uiPriority="1" w:unhideWhenUsed="1"/>
+    <w:lsdException w:name="Default Paragraph Font" w:uiPriority="1" w:semiHidden="1" w:unhideWhenUsed="1"/>
     <w:lsdException w:name="Body Text" w:semiHidden="1" w:unhideWhenUsed="1"/>
     <w:lsdException w:name="Body Text Indent" w:semiHidden="1" w:unhideWhenUsed="1"/>
     <w:lsdException w:name="List Continue" w:semiHidden="1" w:unhideWhenUsed="1"/>
@@ -8840,8 +10054,8 @@
     <w:lsdException w:name="Subtle Reference" w:uiPriority="31" w:qFormat="1"/>
     <w:lsdException w:name="Intense Reference" w:uiPriority="32" w:qFormat="1"/>
     <w:lsdException w:name="Book Title" w:uiPriority="33" w:qFormat="1"/>
-    <w:lsdException w:name="Bibliography" w:semiHidden="1" w:uiPriority="37" w:unhideWhenUsed="1"/>
-    <w:lsdException w:name="TOC Heading" w:semiHidden="1" w:uiPriority="39" w:unhideWhenUsed="1" w:qFormat="1"/>
+    <w:lsdException w:name="Bibliography" w:uiPriority="37" w:semiHidden="1" w:unhideWhenUsed="1"/>
+    <w:lsdException w:name="TOC Heading" w:uiPriority="39" w:semiHidden="1" w:unhideWhenUsed="1" w:qFormat="1"/>
     <w:lsdException w:name="Plain Table 1" w:uiPriority="41"/>
     <w:lsdException w:name="Plain Table 2" w:uiPriority="42"/>
     <w:lsdException w:name="Plain Table 3" w:uiPriority="43"/>
@@ -8952,7 +10166,7 @@
     <w:lsdException w:name="Unresolved Mention" w:semiHidden="1" w:unhideWhenUsed="1"/>
     <w:lsdException w:name="Smart Link" w:semiHidden="1" w:unhideWhenUsed="1"/>
   </w:latentStyles>
-  <w:style w:type="paragraph" w:default="1" w:styleId="Normal">
+  <w:style w:type="paragraph" w:styleId="Normal" w:default="1">
     <w:name w:val="Normal"/>
     <w:qFormat/>
   </w:style>
@@ -8971,7 +10185,7 @@
       <w:outlineLvl w:val="0"/>
     </w:pPr>
     <w:rPr>
-      <w:rFonts w:asciiTheme="majorHAnsi" w:eastAsiaTheme="majorEastAsia" w:hAnsiTheme="majorHAnsi" w:cstheme="majorBidi"/>
+      <w:rFonts w:asciiTheme="majorHAnsi" w:hAnsiTheme="majorHAnsi" w:eastAsiaTheme="majorEastAsia" w:cstheme="majorBidi"/>
       <w:color w:val="2F5496" w:themeColor="accent1" w:themeShade="BF"/>
       <w:sz w:val="40"/>
       <w:szCs w:val="40"/>
@@ -8993,7 +10207,7 @@
       <w:outlineLvl w:val="1"/>
     </w:pPr>
     <w:rPr>
-      <w:rFonts w:asciiTheme="majorHAnsi" w:eastAsiaTheme="majorEastAsia" w:hAnsiTheme="majorHAnsi" w:cstheme="majorBidi"/>
+      <w:rFonts w:asciiTheme="majorHAnsi" w:hAnsiTheme="majorHAnsi" w:eastAsiaTheme="majorEastAsia" w:cstheme="majorBidi"/>
       <w:color w:val="2F5496" w:themeColor="accent1" w:themeShade="BF"/>
       <w:sz w:val="32"/>
       <w:szCs w:val="32"/>
@@ -9153,13 +10367,13 @@
       <w:color w:val="272727" w:themeColor="text1" w:themeTint="D8"/>
     </w:rPr>
   </w:style>
-  <w:style w:type="character" w:default="1" w:styleId="DefaultParagraphFont">
+  <w:style w:type="character" w:styleId="DefaultParagraphFont" w:default="1">
     <w:name w:val="Default Paragraph Font"/>
     <w:uiPriority w:val="1"/>
     <w:semiHidden/>
     <w:unhideWhenUsed/>
   </w:style>
-  <w:style w:type="table" w:default="1" w:styleId="TableNormal">
+  <w:style w:type="table" w:styleId="TableNormal" w:default="1">
     <w:name w:val="Normal Table"/>
     <w:uiPriority w:val="99"/>
     <w:semiHidden/>
@@ -9174,39 +10388,39 @@
       </w:tblCellMar>
     </w:tblPr>
   </w:style>
-  <w:style w:type="numbering" w:default="1" w:styleId="NoList">
+  <w:style w:type="numbering" w:styleId="NoList" w:default="1">
     <w:name w:val="No List"/>
     <w:uiPriority w:val="99"/>
     <w:semiHidden/>
     <w:unhideWhenUsed/>
   </w:style>
-  <w:style w:type="character" w:customStyle="1" w:styleId="Heading1Char">
+  <w:style w:type="character" w:styleId="Heading1Char" w:customStyle="1">
     <w:name w:val="Heading 1 Char"/>
     <w:basedOn w:val="DefaultParagraphFont"/>
     <w:link w:val="Heading1"/>
     <w:uiPriority w:val="9"/>
     <w:rsid w:val="00546446"/>
     <w:rPr>
-      <w:rFonts w:asciiTheme="majorHAnsi" w:eastAsiaTheme="majorEastAsia" w:hAnsiTheme="majorHAnsi" w:cstheme="majorBidi"/>
+      <w:rFonts w:asciiTheme="majorHAnsi" w:hAnsiTheme="majorHAnsi" w:eastAsiaTheme="majorEastAsia" w:cstheme="majorBidi"/>
       <w:color w:val="2F5496" w:themeColor="accent1" w:themeShade="BF"/>
       <w:sz w:val="40"/>
       <w:szCs w:val="40"/>
     </w:rPr>
   </w:style>
-  <w:style w:type="character" w:customStyle="1" w:styleId="Heading2Char">
+  <w:style w:type="character" w:styleId="Heading2Char" w:customStyle="1">
     <w:name w:val="Heading 2 Char"/>
     <w:basedOn w:val="DefaultParagraphFont"/>
     <w:link w:val="Heading2"/>
     <w:uiPriority w:val="9"/>
     <w:rsid w:val="00546446"/>
     <w:rPr>
-      <w:rFonts w:asciiTheme="majorHAnsi" w:eastAsiaTheme="majorEastAsia" w:hAnsiTheme="majorHAnsi" w:cstheme="majorBidi"/>
+      <w:rFonts w:asciiTheme="majorHAnsi" w:hAnsiTheme="majorHAnsi" w:eastAsiaTheme="majorEastAsia" w:cstheme="majorBidi"/>
       <w:color w:val="2F5496" w:themeColor="accent1" w:themeShade="BF"/>
       <w:sz w:val="32"/>
       <w:szCs w:val="32"/>
     </w:rPr>
   </w:style>
-  <w:style w:type="character" w:customStyle="1" w:styleId="Heading3Char">
+  <w:style w:type="character" w:styleId="Heading3Char" w:customStyle="1">
     <w:name w:val="Heading 3 Char"/>
     <w:basedOn w:val="DefaultParagraphFont"/>
     <w:link w:val="Heading3"/>
@@ -9219,7 +10433,7 @@
       <w:szCs w:val="28"/>
     </w:rPr>
   </w:style>
-  <w:style w:type="character" w:customStyle="1" w:styleId="Heading4Char">
+  <w:style w:type="character" w:styleId="Heading4Char" w:customStyle="1">
     <w:name w:val="Heading 4 Char"/>
     <w:basedOn w:val="DefaultParagraphFont"/>
     <w:link w:val="Heading4"/>
@@ -9233,7 +10447,7 @@
       <w:color w:val="2F5496" w:themeColor="accent1" w:themeShade="BF"/>
     </w:rPr>
   </w:style>
-  <w:style w:type="character" w:customStyle="1" w:styleId="Heading5Char">
+  <w:style w:type="character" w:styleId="Heading5Char" w:customStyle="1">
     <w:name w:val="Heading 5 Char"/>
     <w:basedOn w:val="DefaultParagraphFont"/>
     <w:link w:val="Heading5"/>
@@ -9245,7 +10459,7 @@
       <w:color w:val="2F5496" w:themeColor="accent1" w:themeShade="BF"/>
     </w:rPr>
   </w:style>
-  <w:style w:type="character" w:customStyle="1" w:styleId="Heading6Char">
+  <w:style w:type="character" w:styleId="Heading6Char" w:customStyle="1">
     <w:name w:val="Heading 6 Char"/>
     <w:basedOn w:val="DefaultParagraphFont"/>
     <w:link w:val="Heading6"/>
@@ -9259,7 +10473,7 @@
       <w:color w:val="595959" w:themeColor="text1" w:themeTint="A6"/>
     </w:rPr>
   </w:style>
-  <w:style w:type="character" w:customStyle="1" w:styleId="Heading7Char">
+  <w:style w:type="character" w:styleId="Heading7Char" w:customStyle="1">
     <w:name w:val="Heading 7 Char"/>
     <w:basedOn w:val="DefaultParagraphFont"/>
     <w:link w:val="Heading7"/>
@@ -9271,7 +10485,7 @@
       <w:color w:val="595959" w:themeColor="text1" w:themeTint="A6"/>
     </w:rPr>
   </w:style>
-  <w:style w:type="character" w:customStyle="1" w:styleId="Heading8Char">
+  <w:style w:type="character" w:styleId="Heading8Char" w:customStyle="1">
     <w:name w:val="Heading 8 Char"/>
     <w:basedOn w:val="DefaultParagraphFont"/>
     <w:link w:val="Heading8"/>
@@ -9285,7 +10499,7 @@
       <w:color w:val="272727" w:themeColor="text1" w:themeTint="D8"/>
     </w:rPr>
   </w:style>
-  <w:style w:type="character" w:customStyle="1" w:styleId="Heading9Char">
+  <w:style w:type="character" w:styleId="Heading9Char" w:customStyle="1">
     <w:name w:val="Heading 9 Char"/>
     <w:basedOn w:val="DefaultParagraphFont"/>
     <w:link w:val="Heading9"/>
@@ -9310,21 +10524,21 @@
       <w:contextualSpacing/>
     </w:pPr>
     <w:rPr>
-      <w:rFonts w:asciiTheme="majorHAnsi" w:eastAsiaTheme="majorEastAsia" w:hAnsiTheme="majorHAnsi" w:cstheme="majorBidi"/>
+      <w:rFonts w:asciiTheme="majorHAnsi" w:hAnsiTheme="majorHAnsi" w:eastAsiaTheme="majorEastAsia" w:cstheme="majorBidi"/>
       <w:spacing w:val="-10"/>
       <w:kern w:val="28"/>
       <w:sz w:val="56"/>
       <w:szCs w:val="56"/>
     </w:rPr>
   </w:style>
-  <w:style w:type="character" w:customStyle="1" w:styleId="TitleChar">
+  <w:style w:type="character" w:styleId="TitleChar" w:customStyle="1">
     <w:name w:val="Title Char"/>
     <w:basedOn w:val="DefaultParagraphFont"/>
     <w:link w:val="Title"/>
     <w:uiPriority w:val="10"/>
     <w:rsid w:val="00546446"/>
     <w:rPr>
-      <w:rFonts w:asciiTheme="majorHAnsi" w:eastAsiaTheme="majorEastAsia" w:hAnsiTheme="majorHAnsi" w:cstheme="majorBidi"/>
+      <w:rFonts w:asciiTheme="majorHAnsi" w:hAnsiTheme="majorHAnsi" w:eastAsiaTheme="majorEastAsia" w:cstheme="majorBidi"/>
       <w:spacing w:val="-10"/>
       <w:kern w:val="28"/>
       <w:sz w:val="56"/>
@@ -9352,7 +10566,7 @@
       <w:szCs w:val="28"/>
     </w:rPr>
   </w:style>
-  <w:style w:type="character" w:customStyle="1" w:styleId="SubtitleChar">
+  <w:style w:type="character" w:styleId="SubtitleChar" w:customStyle="1">
     <w:name w:val="Subtitle Char"/>
     <w:basedOn w:val="DefaultParagraphFont"/>
     <w:link w:val="Subtitle"/>
@@ -9384,7 +10598,7 @@
       <w:color w:val="404040" w:themeColor="text1" w:themeTint="BF"/>
     </w:rPr>
   </w:style>
-  <w:style w:type="character" w:customStyle="1" w:styleId="QuoteChar">
+  <w:style w:type="character" w:styleId="QuoteChar" w:customStyle="1">
     <w:name w:val="Quote Char"/>
     <w:basedOn w:val="DefaultParagraphFont"/>
     <w:link w:val="Quote"/>
@@ -9429,8 +10643,8 @@
     <w:rsid w:val="00546446"/>
     <w:pPr>
       <w:pBdr>
-        <w:top w:val="single" w:sz="4" w:space="10" w:color="2F5496" w:themeColor="accent1" w:themeShade="BF"/>
-        <w:bottom w:val="single" w:sz="4" w:space="10" w:color="2F5496" w:themeColor="accent1" w:themeShade="BF"/>
+        <w:top w:val="single" w:color="2F5496" w:themeColor="accent1" w:themeShade="BF" w:sz="4" w:space="10"/>
+        <w:bottom w:val="single" w:color="2F5496" w:themeColor="accent1" w:themeShade="BF" w:sz="4" w:space="10"/>
       </w:pBdr>
       <w:spacing w:before="360" w:after="360"/>
       <w:ind w:left="864" w:right="864"/>
@@ -9442,7 +10656,7 @@
       <w:color w:val="2F5496" w:themeColor="accent1" w:themeShade="BF"/>
     </w:rPr>
   </w:style>
-  <w:style w:type="character" w:customStyle="1" w:styleId="IntenseQuoteChar">
+  <w:style w:type="character" w:styleId="IntenseQuoteChar" w:customStyle="1">
     <w:name w:val="Intense Quote Char"/>
     <w:basedOn w:val="DefaultParagraphFont"/>
     <w:link w:val="IntenseQuote"/>
@@ -9501,12 +10715,12 @@
     </w:pPr>
     <w:tblPr>
       <w:tblBorders>
-        <w:top w:val="single" w:sz="4" w:space="0" w:color="000000" w:themeColor="text1"/>
-        <w:left w:val="single" w:sz="4" w:space="0" w:color="000000" w:themeColor="text1"/>
-        <w:bottom w:val="single" w:sz="4" w:space="0" w:color="000000" w:themeColor="text1"/>
-        <w:right w:val="single" w:sz="4" w:space="0" w:color="000000" w:themeColor="text1"/>
-        <w:insideH w:val="single" w:sz="4" w:space="0" w:color="000000" w:themeColor="text1"/>
-        <w:insideV w:val="single" w:sz="4" w:space="0" w:color="000000" w:themeColor="text1"/>
+        <w:top w:val="single" w:color="000000" w:themeColor="text1" w:sz="4" w:space="0"/>
+        <w:left w:val="single" w:color="000000" w:themeColor="text1" w:sz="4" w:space="0"/>
+        <w:bottom w:val="single" w:color="000000" w:themeColor="text1" w:sz="4" w:space="0"/>
+        <w:right w:val="single" w:color="000000" w:themeColor="text1" w:sz="4" w:space="0"/>
+        <w:insideH w:val="single" w:color="000000" w:themeColor="text1" w:sz="4" w:space="0"/>
+        <w:insideV w:val="single" w:color="000000" w:themeColor="text1" w:sz="4" w:space="0"/>
       </w:tblBorders>
     </w:tblPr>
   </w:style>
@@ -9521,12 +10735,12 @@
       <w:tblStyleRowBandSize w:val="1"/>
       <w:tblStyleColBandSize w:val="1"/>
       <w:tblBorders>
-        <w:top w:val="single" w:sz="4" w:space="0" w:color="FFFFFF" w:themeColor="background1"/>
-        <w:left w:val="single" w:sz="4" w:space="0" w:color="FFFFFF" w:themeColor="background1"/>
-        <w:bottom w:val="single" w:sz="4" w:space="0" w:color="FFFFFF" w:themeColor="background1"/>
-        <w:right w:val="single" w:sz="4" w:space="0" w:color="FFFFFF" w:themeColor="background1"/>
-        <w:insideH w:val="single" w:sz="4" w:space="0" w:color="FFFFFF" w:themeColor="background1"/>
-        <w:insideV w:val="single" w:sz="4" w:space="0" w:color="FFFFFF" w:themeColor="background1"/>
+        <w:top w:val="single" w:color="FFFFFF" w:themeColor="background1" w:sz="4" w:space="0"/>
+        <w:left w:val="single" w:color="FFFFFF" w:themeColor="background1" w:sz="4" w:space="0"/>
+        <w:bottom w:val="single" w:color="FFFFFF" w:themeColor="background1" w:sz="4" w:space="0"/>
+        <w:right w:val="single" w:color="FFFFFF" w:themeColor="background1" w:sz="4" w:space="0"/>
+        <w:insideH w:val="single" w:color="FFFFFF" w:themeColor="background1" w:sz="4" w:space="0"/>
+        <w:insideV w:val="single" w:color="FFFFFF" w:themeColor="background1" w:sz="4" w:space="0"/>
       </w:tblBorders>
     </w:tblPr>
     <w:tcPr>
@@ -9541,9 +10755,9 @@
       <w:tblPr/>
       <w:tcPr>
         <w:tcBorders>
-          <w:top w:val="single" w:sz="4" w:space="0" w:color="FFFFFF" w:themeColor="background1"/>
-          <w:left w:val="single" w:sz="4" w:space="0" w:color="FFFFFF" w:themeColor="background1"/>
-          <w:right w:val="single" w:sz="4" w:space="0" w:color="FFFFFF" w:themeColor="background1"/>
+          <w:top w:val="single" w:color="FFFFFF" w:themeColor="background1" w:sz="4" w:space="0"/>
+          <w:left w:val="single" w:color="FFFFFF" w:themeColor="background1" w:sz="4" w:space="0"/>
+          <w:right w:val="single" w:color="FFFFFF" w:themeColor="background1" w:sz="4" w:space="0"/>
           <w:insideH w:val="nil"/>
           <w:insideV w:val="nil"/>
         </w:tcBorders>
@@ -9559,9 +10773,9 @@
       <w:tblPr/>
       <w:tcPr>
         <w:tcBorders>
-          <w:left w:val="single" w:sz="4" w:space="0" w:color="FFFFFF" w:themeColor="background1"/>
-          <w:bottom w:val="single" w:sz="4" w:space="0" w:color="FFFFFF" w:themeColor="background1"/>
-          <w:right w:val="single" w:sz="4" w:space="0" w:color="FFFFFF" w:themeColor="background1"/>
+          <w:left w:val="single" w:color="FFFFFF" w:themeColor="background1" w:sz="4" w:space="0"/>
+          <w:bottom w:val="single" w:color="FFFFFF" w:themeColor="background1" w:sz="4" w:space="0"/>
+          <w:right w:val="single" w:color="FFFFFF" w:themeColor="background1" w:sz="4" w:space="0"/>
           <w:insideH w:val="nil"/>
           <w:insideV w:val="nil"/>
         </w:tcBorders>
@@ -9577,9 +10791,9 @@
       <w:tblPr/>
       <w:tcPr>
         <w:tcBorders>
-          <w:top w:val="single" w:sz="4" w:space="0" w:color="FFFFFF" w:themeColor="background1"/>
-          <w:left w:val="single" w:sz="4" w:space="0" w:color="FFFFFF" w:themeColor="background1"/>
-          <w:bottom w:val="single" w:sz="4" w:space="0" w:color="FFFFFF" w:themeColor="background1"/>
+          <w:top w:val="single" w:color="FFFFFF" w:themeColor="background1" w:sz="4" w:space="0"/>
+          <w:left w:val="single" w:color="FFFFFF" w:themeColor="background1" w:sz="4" w:space="0"/>
+          <w:bottom w:val="single" w:color="FFFFFF" w:themeColor="background1" w:sz="4" w:space="0"/>
           <w:insideV w:val="nil"/>
         </w:tcBorders>
         <w:shd w:val="clear" w:color="auto" w:fill="4472C4" w:themeFill="accent1"/>
@@ -9594,9 +10808,9 @@
       <w:tblPr/>
       <w:tcPr>
         <w:tcBorders>
-          <w:top w:val="single" w:sz="4" w:space="0" w:color="FFFFFF" w:themeColor="background1"/>
-          <w:bottom w:val="single" w:sz="4" w:space="0" w:color="FFFFFF" w:themeColor="background1"/>
-          <w:right w:val="single" w:sz="4" w:space="0" w:color="FFFFFF" w:themeColor="background1"/>
+          <w:top w:val="single" w:color="FFFFFF" w:themeColor="background1" w:sz="4" w:space="0"/>
+          <w:bottom w:val="single" w:color="FFFFFF" w:themeColor="background1" w:sz="4" w:space="0"/>
+          <w:right w:val="single" w:color="FFFFFF" w:themeColor="background1" w:sz="4" w:space="0"/>
           <w:insideV w:val="nil"/>
         </w:tcBorders>
         <w:shd w:val="clear" w:color="auto" w:fill="4472C4" w:themeFill="accent1"/>
@@ -9625,17 +10839,17 @@
       <w:spacing w:before="100" w:beforeAutospacing="1" w:after="100" w:afterAutospacing="1" w:line="240" w:lineRule="auto"/>
     </w:pPr>
     <w:rPr>
-      <w:rFonts w:ascii="Times New Roman" w:eastAsia="Times New Roman" w:hAnsi="Times New Roman" w:cs="Times New Roman"/>
+      <w:rFonts w:ascii="Times New Roman" w:hAnsi="Times New Roman" w:eastAsia="Times New Roman" w:cs="Times New Roman"/>
       <w:kern w:val="0"/>
       <w14:ligatures w14:val="none"/>
     </w:rPr>
   </w:style>
-  <w:style w:type="character" w:customStyle="1" w:styleId="citation-64">
+  <w:style w:type="character" w:styleId="citation-64" w:customStyle="1">
     <w:name w:val="citation-64"/>
     <w:basedOn w:val="DefaultParagraphFont"/>
     <w:rsid w:val="004143FA"/>
   </w:style>
-  <w:style w:type="character" w:customStyle="1" w:styleId="citation-63">
+  <w:style w:type="character" w:styleId="citation-63" w:customStyle="1">
     <w:name w:val="citation-63"/>
     <w:basedOn w:val="DefaultParagraphFont"/>
     <w:rsid w:val="004143FA"/>
@@ -9659,7 +10873,7 @@
     <w:unhideWhenUsed/>
     <w:rsid w:val="007E3276"/>
     <w:rPr>
-      <w:rFonts w:ascii="Courier New" w:eastAsia="Times New Roman" w:hAnsi="Courier New" w:cs="Courier New"/>
+      <w:rFonts w:ascii="Courier New" w:hAnsi="Courier New" w:eastAsia="Times New Roman" w:cs="Courier New"/>
       <w:sz w:val="20"/>
       <w:szCs w:val="20"/>
     </w:rPr>
@@ -9676,12 +10890,12 @@
       <w:tblStyleRowBandSize w:val="1"/>
       <w:tblStyleColBandSize w:val="1"/>
       <w:tblBorders>
-        <w:top w:val="single" w:sz="4" w:space="0" w:color="BFBFBF" w:themeColor="background1" w:themeShade="BF"/>
-        <w:left w:val="single" w:sz="4" w:space="0" w:color="BFBFBF" w:themeColor="background1" w:themeShade="BF"/>
-        <w:bottom w:val="single" w:sz="4" w:space="0" w:color="BFBFBF" w:themeColor="background1" w:themeShade="BF"/>
-        <w:right w:val="single" w:sz="4" w:space="0" w:color="BFBFBF" w:themeColor="background1" w:themeShade="BF"/>
-        <w:insideH w:val="single" w:sz="4" w:space="0" w:color="BFBFBF" w:themeColor="background1" w:themeShade="BF"/>
-        <w:insideV w:val="single" w:sz="4" w:space="0" w:color="BFBFBF" w:themeColor="background1" w:themeShade="BF"/>
+        <w:top w:val="single" w:color="BFBFBF" w:themeColor="background1" w:themeShade="BF" w:sz="4" w:space="0"/>
+        <w:left w:val="single" w:color="BFBFBF" w:themeColor="background1" w:themeShade="BF" w:sz="4" w:space="0"/>
+        <w:bottom w:val="single" w:color="BFBFBF" w:themeColor="background1" w:themeShade="BF" w:sz="4" w:space="0"/>
+        <w:right w:val="single" w:color="BFBFBF" w:themeColor="background1" w:themeShade="BF" w:sz="4" w:space="0"/>
+        <w:insideH w:val="single" w:color="BFBFBF" w:themeColor="background1" w:themeShade="BF" w:sz="4" w:space="0"/>
+        <w:insideV w:val="single" w:color="BFBFBF" w:themeColor="background1" w:themeShade="BF" w:sz="4" w:space="0"/>
       </w:tblBorders>
     </w:tblPr>
     <w:tblStylePr w:type="firstRow">
@@ -9698,7 +10912,7 @@
       <w:tblPr/>
       <w:tcPr>
         <w:tcBorders>
-          <w:top w:val="double" w:sz="4" w:space="0" w:color="BFBFBF" w:themeColor="background1" w:themeShade="BF"/>
+          <w:top w:val="double" w:color="BFBFBF" w:themeColor="background1" w:themeShade="BF" w:sz="4" w:space="0"/>
         </w:tcBorders>
       </w:tcPr>
     </w:tblStylePr>
@@ -9737,36 +10951,36 @@
     </w:pPr>
     <w:tblPr>
       <w:tblBorders>
-        <w:top w:val="single" w:sz="4" w:space="0" w:color="BFBFBF" w:themeColor="background1" w:themeShade="BF"/>
-        <w:left w:val="single" w:sz="4" w:space="0" w:color="BFBFBF" w:themeColor="background1" w:themeShade="BF"/>
-        <w:bottom w:val="single" w:sz="4" w:space="0" w:color="BFBFBF" w:themeColor="background1" w:themeShade="BF"/>
-        <w:right w:val="single" w:sz="4" w:space="0" w:color="BFBFBF" w:themeColor="background1" w:themeShade="BF"/>
-        <w:insideH w:val="single" w:sz="4" w:space="0" w:color="BFBFBF" w:themeColor="background1" w:themeShade="BF"/>
-        <w:insideV w:val="single" w:sz="4" w:space="0" w:color="BFBFBF" w:themeColor="background1" w:themeShade="BF"/>
+        <w:top w:val="single" w:color="BFBFBF" w:themeColor="background1" w:themeShade="BF" w:sz="4" w:space="0"/>
+        <w:left w:val="single" w:color="BFBFBF" w:themeColor="background1" w:themeShade="BF" w:sz="4" w:space="0"/>
+        <w:bottom w:val="single" w:color="BFBFBF" w:themeColor="background1" w:themeShade="BF" w:sz="4" w:space="0"/>
+        <w:right w:val="single" w:color="BFBFBF" w:themeColor="background1" w:themeShade="BF" w:sz="4" w:space="0"/>
+        <w:insideH w:val="single" w:color="BFBFBF" w:themeColor="background1" w:themeShade="BF" w:sz="4" w:space="0"/>
+        <w:insideV w:val="single" w:color="BFBFBF" w:themeColor="background1" w:themeShade="BF" w:sz="4" w:space="0"/>
       </w:tblBorders>
     </w:tblPr>
   </w:style>
-  <w:style w:type="character" w:customStyle="1" w:styleId="citation-198">
+  <w:style w:type="character" w:styleId="citation-198" w:customStyle="1">
     <w:name w:val="citation-198"/>
     <w:basedOn w:val="DefaultParagraphFont"/>
     <w:rsid w:val="004A7DB2"/>
   </w:style>
-  <w:style w:type="character" w:customStyle="1" w:styleId="citation-227">
+  <w:style w:type="character" w:styleId="citation-227" w:customStyle="1">
     <w:name w:val="citation-227"/>
     <w:basedOn w:val="DefaultParagraphFont"/>
     <w:rsid w:val="004A7DB2"/>
   </w:style>
-  <w:style w:type="character" w:customStyle="1" w:styleId="citation-226">
+  <w:style w:type="character" w:styleId="citation-226" w:customStyle="1">
     <w:name w:val="citation-226"/>
     <w:basedOn w:val="DefaultParagraphFont"/>
     <w:rsid w:val="004A7DB2"/>
   </w:style>
-  <w:style w:type="character" w:customStyle="1" w:styleId="citation-225">
+  <w:style w:type="character" w:styleId="citation-225" w:customStyle="1">
     <w:name w:val="citation-225"/>
     <w:basedOn w:val="DefaultParagraphFont"/>
     <w:rsid w:val="004A7DB2"/>
   </w:style>
-  <w:style w:type="character" w:customStyle="1" w:styleId="citation-224">
+  <w:style w:type="character" w:styleId="citation-224" w:customStyle="1">
     <w:name w:val="citation-224"/>
     <w:basedOn w:val="DefaultParagraphFont"/>
     <w:rsid w:val="004A7DB2"/>
@@ -9775,7 +10989,7 @@
 </file>
 
 <file path=word/theme/theme1.xml><?xml version="1.0" encoding="utf-8"?>
-<a:theme xmlns:a="http://schemas.openxmlformats.org/drawingml/2006/main" name="Office Theme">
+<a:theme xmlns:a="http://schemas.openxmlformats.org/drawingml/2006/main" xmlns:thm15="http://schemas.microsoft.com/office/thememl/2012/main" name="Office Theme">
   <a:themeElements>
     <a:clrScheme name="Office">
       <a:dk1>

--- a/Testare Unitara In Python.docx
+++ b/Testare Unitara In Python.docx
@@ -1,6 +1,6 @@
 
 <file path=word/document.xml><?xml version="1.0" encoding="utf-8"?>
-<w:document xmlns:wpc="http://schemas.microsoft.com/office/word/2010/wordprocessingCanvas" xmlns:cx="http://schemas.microsoft.com/office/drawing/2014/chartex" xmlns:cx1="http://schemas.microsoft.com/office/drawing/2015/9/8/chartex" xmlns:cx2="http://schemas.microsoft.com/office/drawing/2015/10/21/chartex" xmlns:cx3="http://schemas.microsoft.com/office/drawing/2016/5/9/chartex" xmlns:cx4="http://schemas.microsoft.com/office/drawing/2016/5/10/chartex" xmlns:cx5="http://schemas.microsoft.com/office/drawing/2016/5/11/chartex" xmlns:cx6="http://schemas.microsoft.com/office/drawing/2016/5/12/chartex" xmlns:cx7="http://schemas.microsoft.com/office/drawing/2016/5/13/chartex" xmlns:cx8="http://schemas.microsoft.com/office/drawing/2016/5/14/chartex" xmlns:mc="http://schemas.openxmlformats.org/markup-compatibility/2006" xmlns:aink="http://schemas.microsoft.com/office/drawing/2016/ink" xmlns:am3d="http://schemas.microsoft.com/office/drawing/2017/model3d" xmlns:o="urn:schemas-microsoft-com:office:office" xmlns:r="http://schemas.openxmlformats.org/officeDocument/2006/relationships" xmlns:m="http://schemas.openxmlformats.org/officeDocument/2006/math" xmlns:v="urn:schemas-microsoft-com:vml" xmlns:wp14="http://schemas.microsoft.com/office/word/2010/wordprocessingDrawing" xmlns:wp="http://schemas.openxmlformats.org/drawingml/2006/wordprocessingDrawing" xmlns:w10="urn:schemas-microsoft-com:office:word" xmlns:w="http://schemas.openxmlformats.org/wordprocessingml/2006/main" xmlns:w14="http://schemas.microsoft.com/office/word/2010/wordml" xmlns:w15="http://schemas.microsoft.com/office/word/2012/wordml" xmlns:w16cex="http://schemas.microsoft.com/office/word/2018/wordml/cex" xmlns:w16cid="http://schemas.microsoft.com/office/word/2016/wordml/cid" xmlns:w16="http://schemas.microsoft.com/office/word/2018/wordml" xmlns:w16sdtdh="http://schemas.microsoft.com/office/word/2020/wordml/sdtdatahash" xmlns:w16se="http://schemas.microsoft.com/office/word/2015/wordml/symex" xmlns:wpg="http://schemas.microsoft.com/office/word/2010/wordprocessingGroup" xmlns:wpi="http://schemas.microsoft.com/office/word/2010/wordprocessingInk" xmlns:wne="http://schemas.microsoft.com/office/word/2006/wordml" xmlns:wps="http://schemas.microsoft.com/office/word/2010/wordprocessingShape" xmlns:a="http://schemas.openxmlformats.org/drawingml/2006/main" xmlns:pic="http://schemas.openxmlformats.org/drawingml/2006/picture" xmlns:a14="http://schemas.microsoft.com/office/drawing/2010/main" mc:Ignorable="w14 w15 w16se w16cid w16 w16cex w16sdtdh wp14">
+<w:document xmlns:wpc="http://schemas.microsoft.com/office/word/2010/wordprocessingCanvas" xmlns:cx="http://schemas.microsoft.com/office/drawing/2014/chartex" xmlns:cx1="http://schemas.microsoft.com/office/drawing/2015/9/8/chartex" xmlns:cx2="http://schemas.microsoft.com/office/drawing/2015/10/21/chartex" xmlns:cx3="http://schemas.microsoft.com/office/drawing/2016/5/9/chartex" xmlns:cx4="http://schemas.microsoft.com/office/drawing/2016/5/10/chartex" xmlns:cx5="http://schemas.microsoft.com/office/drawing/2016/5/11/chartex" xmlns:cx6="http://schemas.microsoft.com/office/drawing/2016/5/12/chartex" xmlns:cx7="http://schemas.microsoft.com/office/drawing/2016/5/13/chartex" xmlns:cx8="http://schemas.microsoft.com/office/drawing/2016/5/14/chartex" xmlns:mc="http://schemas.openxmlformats.org/markup-compatibility/2006" xmlns:aink="http://schemas.microsoft.com/office/drawing/2016/ink" xmlns:am3d="http://schemas.microsoft.com/office/drawing/2017/model3d" xmlns:o="urn:schemas-microsoft-com:office:office" xmlns:oel="http://schemas.microsoft.com/office/2019/extlst" xmlns:r="http://schemas.openxmlformats.org/officeDocument/2006/relationships" xmlns:m="http://schemas.openxmlformats.org/officeDocument/2006/math" xmlns:v="urn:schemas-microsoft-com:vml" xmlns:wp14="http://schemas.microsoft.com/office/word/2010/wordprocessingDrawing" xmlns:wp="http://schemas.openxmlformats.org/drawingml/2006/wordprocessingDrawing" xmlns:w10="urn:schemas-microsoft-com:office:word" xmlns:w="http://schemas.openxmlformats.org/wordprocessingml/2006/main" xmlns:w14="http://schemas.microsoft.com/office/word/2010/wordml" xmlns:w15="http://schemas.microsoft.com/office/word/2012/wordml" xmlns:w16cex="http://schemas.microsoft.com/office/word/2018/wordml/cex" xmlns:w16cid="http://schemas.microsoft.com/office/word/2016/wordml/cid" xmlns:w16="http://schemas.microsoft.com/office/word/2018/wordml" xmlns:w16du="http://schemas.microsoft.com/office/word/2023/wordml/word16du" xmlns:w16sdtdh="http://schemas.microsoft.com/office/word/2020/wordml/sdtdatahash" xmlns:w16sdtfl="http://schemas.microsoft.com/office/word/2024/wordml/sdtformatlock" xmlns:w16se="http://schemas.microsoft.com/office/word/2015/wordml/symex" xmlns:wpg="http://schemas.microsoft.com/office/word/2010/wordprocessingGroup" xmlns:wpi="http://schemas.microsoft.com/office/word/2010/wordprocessingInk" xmlns:wne="http://schemas.microsoft.com/office/word/2006/wordml" xmlns:wps="http://schemas.microsoft.com/office/word/2010/wordprocessingShape" mc:Ignorable="w14 w15 w16se w16cid w16 w16cex w16sdtdh w16sdtfl w16du wp14">
   <w:body>
     <w:p>
       <w:pPr>
@@ -71,7 +71,7 @@
       <w:pPr>
         <w:numPr>
           <w:ilvl w:val="0"/>
-          <w:numId w:val="2"/>
+          <w:numId w:val="3"/>
         </w:numPr>
         <w:rPr>
           <w:rFonts w:ascii="Times New Roman" w:hAnsi="Times New Roman" w:cs="Times New Roman"/>
@@ -96,7 +96,7 @@
       <w:pPr>
         <w:numPr>
           <w:ilvl w:val="0"/>
-          <w:numId w:val="2"/>
+          <w:numId w:val="3"/>
         </w:numPr>
         <w:rPr>
           <w:rFonts w:ascii="Times New Roman" w:hAnsi="Times New Roman" w:cs="Times New Roman"/>
@@ -121,7 +121,7 @@
       <w:pPr>
         <w:numPr>
           <w:ilvl w:val="0"/>
-          <w:numId w:val="2"/>
+          <w:numId w:val="3"/>
         </w:numPr>
         <w:rPr>
           <w:rFonts w:ascii="Times New Roman" w:hAnsi="Times New Roman" w:cs="Times New Roman"/>
@@ -170,7 +170,7 @@
         <w:pStyle w:val="ListParagraph"/>
         <w:numPr>
           <w:ilvl w:val="0"/>
-          <w:numId w:val="11"/>
+          <w:numId w:val="12"/>
         </w:numPr>
         <w:rPr>
           <w:rFonts w:ascii="Times New Roman" w:hAnsi="Times New Roman" w:cs="Times New Roman"/>
@@ -210,7 +210,7 @@
         <w:pStyle w:val="ListParagraph"/>
         <w:numPr>
           <w:ilvl w:val="1"/>
-          <w:numId w:val="2"/>
+          <w:numId w:val="3"/>
         </w:numPr>
         <w:rPr>
           <w:rFonts w:ascii="Times New Roman" w:hAnsi="Times New Roman" w:cs="Times New Roman"/>
@@ -228,7 +228,7 @@
         <w:pStyle w:val="ListParagraph"/>
         <w:numPr>
           <w:ilvl w:val="1"/>
-          <w:numId w:val="2"/>
+          <w:numId w:val="3"/>
         </w:numPr>
         <w:rPr>
           <w:rFonts w:ascii="Times New Roman" w:hAnsi="Times New Roman" w:cs="Times New Roman"/>
@@ -246,7 +246,7 @@
         <w:pStyle w:val="ListParagraph"/>
         <w:numPr>
           <w:ilvl w:val="1"/>
-          <w:numId w:val="2"/>
+          <w:numId w:val="3"/>
         </w:numPr>
         <w:rPr>
           <w:rFonts w:ascii="Times New Roman" w:hAnsi="Times New Roman" w:cs="Times New Roman"/>
@@ -275,134 +275,6 @@
     </w:p>
     <w:p>
       <w:pPr>
-        <w:numPr>
-          <w:ilvl w:val="0"/>
-          <w:numId w:val="13"/>
-        </w:numPr>
-        <w:rPr>
-          <w:rFonts w:ascii="Times New Roman" w:hAnsi="Times New Roman" w:cs="Times New Roman"/>
-        </w:rPr>
-      </w:pPr>
-      <w:r>
-        <w:rPr>
-          <w:rFonts w:ascii="Times New Roman" w:hAnsi="Times New Roman" w:cs="Times New Roman"/>
-          <w:b/>
-          <w:bCs/>
-        </w:rPr>
-        <w:t>Pentru vârstă</w:t>
-      </w:r>
-      <w:r>
-        <w:rPr>
-          <w:rFonts w:ascii="Times New Roman" w:hAnsi="Times New Roman" w:cs="Times New Roman"/>
-        </w:rPr>
-        <w:t>:</w:t>
-      </w:r>
-    </w:p>
-    <w:p>
-      <w:pPr>
-        <w:ind w:left="720"/>
-        <w:rPr>
-          <w:rFonts w:ascii="Times New Roman" w:hAnsi="Times New Roman" w:cs="Times New Roman"/>
-        </w:rPr>
-      </w:pPr>
-      <w:r>
-        <w:rPr>
-          <w:rFonts w:ascii="Times New Roman" w:hAnsi="Times New Roman" w:cs="Times New Roman"/>
-        </w:rPr>
-        <w:t xml:space="preserve">V1 = {varsta </w:t>
-      </w:r>
-      <w:r>
-        <w:rPr>
-          <w:rFonts w:ascii="Times New Roman" w:hAnsi="Times New Roman" w:cs="Times New Roman"/>
-        </w:rPr>
-        <w:t xml:space="preserve">| </w:t>
-      </w:r>
-      <w:r>
-        <w:rPr>
-          <w:rFonts w:ascii="Times New Roman" w:hAnsi="Times New Roman" w:cs="Times New Roman"/>
-        </w:rPr>
-        <w:t xml:space="preserve">18 </w:t>
-      </w:r>
-      <w:r>
-        <w:rPr>
-          <w:rFonts w:ascii="Times New Roman" w:hAnsi="Times New Roman" w:cs="Times New Roman"/>
-        </w:rPr>
-        <w:t>&lt;=</w:t>
-      </w:r>
-      <w:r>
-        <w:rPr>
-          <w:rFonts w:ascii="Times New Roman" w:hAnsi="Times New Roman" w:cs="Times New Roman"/>
-        </w:rPr>
-        <w:t xml:space="preserve"> varsta </w:t>
-      </w:r>
-      <w:r>
-        <w:rPr>
-          <w:rFonts w:ascii="Times New Roman" w:hAnsi="Times New Roman" w:cs="Times New Roman"/>
-        </w:rPr>
-        <w:t>&lt;=</w:t>
-      </w:r>
-      <w:r>
-        <w:rPr>
-          <w:rFonts w:ascii="Times New Roman" w:hAnsi="Times New Roman" w:cs="Times New Roman"/>
-        </w:rPr>
-        <w:t xml:space="preserve"> 65} (Vârstă validă)</w:t>
-      </w:r>
-    </w:p>
-    <w:p>
-      <w:pPr>
-        <w:ind w:left="720"/>
-        <w:rPr>
-          <w:rFonts w:ascii="Times New Roman" w:hAnsi="Times New Roman" w:cs="Times New Roman"/>
-        </w:rPr>
-      </w:pPr>
-      <w:r>
-        <w:rPr>
-          <w:rFonts w:ascii="Times New Roman" w:hAnsi="Times New Roman" w:cs="Times New Roman"/>
-        </w:rPr>
-        <w:t xml:space="preserve">V2 = {varsta </w:t>
-      </w:r>
-      <w:r>
-        <w:rPr>
-          <w:rFonts w:ascii="Times New Roman" w:hAnsi="Times New Roman" w:cs="Times New Roman"/>
-        </w:rPr>
-        <w:t>|</w:t>
-      </w:r>
-      <w:r>
-        <w:rPr>
-          <w:rFonts w:ascii="Times New Roman" w:hAnsi="Times New Roman" w:cs="Times New Roman"/>
-        </w:rPr>
-        <w:t xml:space="preserve"> varsta &lt; 18} (Prea tânăr)</w:t>
-      </w:r>
-    </w:p>
-    <w:p>
-      <w:pPr>
-        <w:ind w:left="720"/>
-        <w:rPr>
-          <w:rFonts w:ascii="Times New Roman" w:hAnsi="Times New Roman" w:cs="Times New Roman"/>
-        </w:rPr>
-      </w:pPr>
-      <w:r>
-        <w:rPr>
-          <w:rFonts w:ascii="Times New Roman" w:hAnsi="Times New Roman" w:cs="Times New Roman"/>
-        </w:rPr>
-        <w:t xml:space="preserve">V3 = {varsta </w:t>
-      </w:r>
-      <w:r>
-        <w:rPr>
-          <w:rFonts w:ascii="Times New Roman" w:hAnsi="Times New Roman" w:cs="Times New Roman"/>
-        </w:rPr>
-        <w:t>|</w:t>
-      </w:r>
-      <w:r>
-        <w:rPr>
-          <w:rFonts w:ascii="Times New Roman" w:hAnsi="Times New Roman" w:cs="Times New Roman"/>
-        </w:rPr>
-        <w:t xml:space="preserve"> varsta &gt; 65} (Pensionar)</w:t>
-      </w:r>
-    </w:p>
-    <w:p>
-      <w:pPr>
-        <w:pStyle w:val="ListParagraph"/>
         <w:numPr>
           <w:ilvl w:val="0"/>
           <w:numId w:val="14"/>
@@ -417,7 +289,7 @@
           <w:b/>
           <w:bCs/>
         </w:rPr>
-        <w:t>Pentru venitul lunar</w:t>
+        <w:t>Pentru vârstă</w:t>
       </w:r>
       <w:r>
         <w:rPr>
@@ -437,7 +309,57 @@
         <w:rPr>
           <w:rFonts w:ascii="Times New Roman" w:hAnsi="Times New Roman" w:cs="Times New Roman"/>
         </w:rPr>
-        <w:t xml:space="preserve">Y1 = {venit_lunar </w:t>
+        <w:t xml:space="preserve">V1 = {varsta </w:t>
+      </w:r>
+      <w:r>
+        <w:rPr>
+          <w:rFonts w:ascii="Times New Roman" w:hAnsi="Times New Roman" w:cs="Times New Roman"/>
+        </w:rPr>
+        <w:t xml:space="preserve">| </w:t>
+      </w:r>
+      <w:r>
+        <w:rPr>
+          <w:rFonts w:ascii="Times New Roman" w:hAnsi="Times New Roman" w:cs="Times New Roman"/>
+        </w:rPr>
+        <w:t xml:space="preserve">18 </w:t>
+      </w:r>
+      <w:r>
+        <w:rPr>
+          <w:rFonts w:ascii="Times New Roman" w:hAnsi="Times New Roman" w:cs="Times New Roman"/>
+        </w:rPr>
+        <w:t>&lt;=</w:t>
+      </w:r>
+      <w:r>
+        <w:rPr>
+          <w:rFonts w:ascii="Times New Roman" w:hAnsi="Times New Roman" w:cs="Times New Roman"/>
+        </w:rPr>
+        <w:t xml:space="preserve"> varsta </w:t>
+      </w:r>
+      <w:r>
+        <w:rPr>
+          <w:rFonts w:ascii="Times New Roman" w:hAnsi="Times New Roman" w:cs="Times New Roman"/>
+        </w:rPr>
+        <w:t>&lt;=</w:t>
+      </w:r>
+      <w:r>
+        <w:rPr>
+          <w:rFonts w:ascii="Times New Roman" w:hAnsi="Times New Roman" w:cs="Times New Roman"/>
+        </w:rPr>
+        <w:t xml:space="preserve"> 65} (Vârstă validă)</w:t>
+      </w:r>
+    </w:p>
+    <w:p>
+      <w:pPr>
+        <w:ind w:left="720"/>
+        <w:rPr>
+          <w:rFonts w:ascii="Times New Roman" w:hAnsi="Times New Roman" w:cs="Times New Roman"/>
+        </w:rPr>
+      </w:pPr>
+      <w:r>
+        <w:rPr>
+          <w:rFonts w:ascii="Times New Roman" w:hAnsi="Times New Roman" w:cs="Times New Roman"/>
+        </w:rPr>
+        <w:t xml:space="preserve">V2 = {varsta </w:t>
       </w:r>
       <w:r>
         <w:rPr>
@@ -449,19 +371,7 @@
         <w:rPr>
           <w:rFonts w:ascii="Times New Roman" w:hAnsi="Times New Roman" w:cs="Times New Roman"/>
         </w:rPr>
-        <w:t xml:space="preserve"> venit_lunar </w:t>
-      </w:r>
-      <w:r>
-        <w:rPr>
-          <w:rFonts w:ascii="Times New Roman" w:hAnsi="Times New Roman" w:cs="Times New Roman"/>
-        </w:rPr>
-        <w:t>&gt;=</w:t>
-      </w:r>
-      <w:r>
-        <w:rPr>
-          <w:rFonts w:ascii="Times New Roman" w:hAnsi="Times New Roman" w:cs="Times New Roman"/>
-        </w:rPr>
-        <w:t xml:space="preserve"> 2000} (Venit suficient)</w:t>
+        <w:t xml:space="preserve"> varsta &lt; 18} (Prea tânăr)</w:t>
       </w:r>
     </w:p>
     <w:p>
@@ -475,7 +385,7 @@
         <w:rPr>
           <w:rFonts w:ascii="Times New Roman" w:hAnsi="Times New Roman" w:cs="Times New Roman"/>
         </w:rPr>
-        <w:t xml:space="preserve">Y2 = {venit_lunar </w:t>
+        <w:t xml:space="preserve">V3 = {varsta </w:t>
       </w:r>
       <w:r>
         <w:rPr>
@@ -487,218 +397,7 @@
         <w:rPr>
           <w:rFonts w:ascii="Times New Roman" w:hAnsi="Times New Roman" w:cs="Times New Roman"/>
         </w:rPr>
-        <w:t xml:space="preserve"> venit_lunar &lt; 2000} (Venit insuficient)</w:t>
-      </w:r>
-    </w:p>
-    <w:p>
-      <w:pPr>
-        <w:pStyle w:val="ListParagraph"/>
-        <w:numPr>
-          <w:ilvl w:val="0"/>
-          <w:numId w:val="14"/>
-        </w:numPr>
-        <w:rPr>
-          <w:rFonts w:ascii="Times New Roman" w:hAnsi="Times New Roman" w:cs="Times New Roman"/>
-        </w:rPr>
-      </w:pPr>
-      <w:r>
-        <w:rPr>
-          <w:rFonts w:ascii="Times New Roman" w:hAnsi="Times New Roman" w:cs="Times New Roman"/>
-          <w:b/>
-          <w:bCs/>
-        </w:rPr>
-        <w:t>Pentru scorul de credit</w:t>
-      </w:r>
-      <w:r>
-        <w:rPr>
-          <w:rFonts w:ascii="Times New Roman" w:hAnsi="Times New Roman" w:cs="Times New Roman"/>
-        </w:rPr>
-        <w:t>:</w:t>
-      </w:r>
-    </w:p>
-    <w:p>
-      <w:pPr>
-        <w:ind w:left="720"/>
-        <w:rPr>
-          <w:rFonts w:ascii="Times New Roman" w:hAnsi="Times New Roman" w:cs="Times New Roman"/>
-        </w:rPr>
-      </w:pPr>
-      <w:r>
-        <w:rPr>
-          <w:rFonts w:ascii="Times New Roman" w:hAnsi="Times New Roman" w:cs="Times New Roman"/>
-        </w:rPr>
-        <w:t xml:space="preserve">S1 = {scor_credit </w:t>
-      </w:r>
-      <w:r>
-        <w:rPr>
-          <w:rFonts w:ascii="Times New Roman" w:hAnsi="Times New Roman" w:cs="Times New Roman"/>
-        </w:rPr>
-        <w:t>|</w:t>
-      </w:r>
-      <w:r>
-        <w:rPr>
-          <w:rFonts w:ascii="Times New Roman" w:hAnsi="Times New Roman" w:cs="Times New Roman"/>
-        </w:rPr>
-        <w:t xml:space="preserve"> 500 &lt; scor_credit 800}</w:t>
-      </w:r>
-      <w:r>
-        <w:rPr>
-          <w:rFonts w:ascii="Times New Roman" w:hAnsi="Times New Roman" w:cs="Times New Roman"/>
-        </w:rPr>
-        <w:t xml:space="preserve"> </w:t>
-      </w:r>
-      <w:r>
-        <w:rPr>
-          <w:rFonts w:ascii="Times New Roman" w:hAnsi="Times New Roman" w:cs="Times New Roman"/>
-        </w:rPr>
-        <w:t>(Scor standard)</w:t>
-      </w:r>
-    </w:p>
-    <w:p>
-      <w:pPr>
-        <w:ind w:left="720"/>
-        <w:rPr>
-          <w:rFonts w:ascii="Times New Roman" w:hAnsi="Times New Roman" w:cs="Times New Roman"/>
-        </w:rPr>
-      </w:pPr>
-      <w:r>
-        <w:rPr>
-          <w:rFonts w:ascii="Times New Roman" w:hAnsi="Times New Roman" w:cs="Times New Roman"/>
-        </w:rPr>
-        <w:t xml:space="preserve">S2 = {scor_credit </w:t>
-      </w:r>
-      <w:r>
-        <w:rPr>
-          <w:rFonts w:ascii="Times New Roman" w:hAnsi="Times New Roman" w:cs="Times New Roman"/>
-        </w:rPr>
-        <w:t>|</w:t>
-      </w:r>
-      <w:r>
-        <w:rPr>
-          <w:rFonts w:ascii="Times New Roman" w:hAnsi="Times New Roman" w:cs="Times New Roman"/>
-        </w:rPr>
-        <w:t xml:space="preserve"> scor_credit &gt; 800</w:t>
-      </w:r>
-      <w:r>
-        <w:rPr>
-          <w:rFonts w:ascii="Times New Roman" w:hAnsi="Times New Roman" w:cs="Times New Roman"/>
-        </w:rPr>
-        <w:t>}</w:t>
-      </w:r>
-      <w:r>
-        <w:rPr>
-          <w:rFonts w:ascii="Times New Roman" w:hAnsi="Times New Roman" w:cs="Times New Roman"/>
-        </w:rPr>
-        <w:t xml:space="preserve"> (Scor excelent)</w:t>
-      </w:r>
-    </w:p>
-    <w:p>
-      <w:pPr>
-        <w:ind w:left="720"/>
-        <w:rPr>
-          <w:rFonts w:ascii="Times New Roman" w:hAnsi="Times New Roman" w:cs="Times New Roman"/>
-        </w:rPr>
-      </w:pPr>
-      <w:r>
-        <w:rPr>
-          <w:rFonts w:ascii="Times New Roman" w:hAnsi="Times New Roman" w:cs="Times New Roman"/>
-        </w:rPr>
-        <w:t xml:space="preserve">S3 = {scor_credit </w:t>
-      </w:r>
-      <w:r>
-        <w:rPr>
-          <w:rFonts w:ascii="Times New Roman" w:hAnsi="Times New Roman" w:cs="Times New Roman"/>
-        </w:rPr>
-        <w:t>|</w:t>
-      </w:r>
-      <w:r>
-        <w:rPr>
-          <w:rFonts w:ascii="Times New Roman" w:hAnsi="Times New Roman" w:cs="Times New Roman"/>
-        </w:rPr>
-        <w:t xml:space="preserve"> scor_credit 500</w:t>
-      </w:r>
-      <w:r>
-        <w:rPr>
-          <w:rFonts w:ascii="Times New Roman" w:hAnsi="Times New Roman" w:cs="Times New Roman"/>
-        </w:rPr>
-        <w:t>}</w:t>
-      </w:r>
-      <w:r>
-        <w:rPr>
-          <w:rFonts w:ascii="Times New Roman" w:hAnsi="Times New Roman" w:cs="Times New Roman"/>
-        </w:rPr>
-        <w:t xml:space="preserve"> (Scor scăzut/inacceptabil)</w:t>
-      </w:r>
-    </w:p>
-    <w:p>
-      <w:pPr>
-        <w:ind w:left="720"/>
-        <w:rPr>
-          <w:rFonts w:ascii="Times New Roman" w:hAnsi="Times New Roman" w:cs="Times New Roman"/>
-        </w:rPr>
-      </w:pPr>
-    </w:p>
-    <w:p>
-      <w:pPr>
-        <w:ind w:left="720"/>
-        <w:rPr>
-          <w:rFonts w:ascii="Times New Roman" w:hAnsi="Times New Roman" w:cs="Times New Roman"/>
-        </w:rPr>
-      </w:pPr>
-    </w:p>
-    <w:p>
-      <w:pPr>
-        <w:pStyle w:val="ListParagraph"/>
-        <w:numPr>
-          <w:ilvl w:val="0"/>
-          <w:numId w:val="11"/>
-        </w:numPr>
-        <w:rPr>
-          <w:rFonts w:ascii="Times New Roman" w:hAnsi="Times New Roman" w:cs="Times New Roman"/>
-          <w:b/>
-          <w:bCs/>
-          <w:sz w:val="28"/>
-          <w:szCs w:val="28"/>
-        </w:rPr>
-      </w:pPr>
-      <w:r>
-        <w:rPr>
-          <w:rFonts w:ascii="Times New Roman" w:hAnsi="Times New Roman" w:cs="Times New Roman"/>
-          <w:b/>
-          <w:bCs/>
-          <w:sz w:val="28"/>
-          <w:szCs w:val="28"/>
-        </w:rPr>
-        <w:lastRenderedPageBreak/>
-        <w:t>Domeniul de ieșiri</w:t>
-      </w:r>
-    </w:p>
-    <w:p>
-      <w:pPr>
-        <w:pStyle w:val="ListParagraph"/>
-        <w:rPr>
-          <w:rFonts w:ascii="Times New Roman" w:hAnsi="Times New Roman" w:cs="Times New Roman"/>
-          <w:b/>
-          <w:bCs/>
-          <w:sz w:val="28"/>
-          <w:szCs w:val="28"/>
-        </w:rPr>
-      </w:pPr>
-    </w:p>
-    <w:p>
-      <w:pPr>
-        <w:pStyle w:val="ListParagraph"/>
-        <w:rPr>
-          <w:rFonts w:ascii="Times New Roman" w:hAnsi="Times New Roman" w:cs="Times New Roman"/>
-          <w:u w:val="single"/>
-        </w:rPr>
-      </w:pPr>
-      <w:r>
-        <w:rPr>
-          <w:rFonts w:ascii="Times New Roman" w:hAnsi="Times New Roman" w:cs="Times New Roman"/>
-          <w:u w:val="single"/>
-        </w:rPr>
-        <w:t>Constă din următoarele 4 răspunsuri:</w:t>
+        <w:t xml:space="preserve"> varsta &gt; 65} (Pensionar)</w:t>
       </w:r>
     </w:p>
     <w:p>
@@ -715,8 +414,80 @@
       <w:r>
         <w:rPr>
           <w:rFonts w:ascii="Times New Roman" w:hAnsi="Times New Roman" w:cs="Times New Roman"/>
-        </w:rPr>
-        <w:t>"Respins: Varsta neadecvata"</w:t>
+          <w:b/>
+          <w:bCs/>
+        </w:rPr>
+        <w:t>Pentru venitul lunar</w:t>
+      </w:r>
+      <w:r>
+        <w:rPr>
+          <w:rFonts w:ascii="Times New Roman" w:hAnsi="Times New Roman" w:cs="Times New Roman"/>
+        </w:rPr>
+        <w:t>:</w:t>
+      </w:r>
+    </w:p>
+    <w:p>
+      <w:pPr>
+        <w:ind w:left="720"/>
+        <w:rPr>
+          <w:rFonts w:ascii="Times New Roman" w:hAnsi="Times New Roman" w:cs="Times New Roman"/>
+        </w:rPr>
+      </w:pPr>
+      <w:r>
+        <w:rPr>
+          <w:rFonts w:ascii="Times New Roman" w:hAnsi="Times New Roman" w:cs="Times New Roman"/>
+        </w:rPr>
+        <w:t xml:space="preserve">Y1 = {venit_lunar </w:t>
+      </w:r>
+      <w:r>
+        <w:rPr>
+          <w:rFonts w:ascii="Times New Roman" w:hAnsi="Times New Roman" w:cs="Times New Roman"/>
+        </w:rPr>
+        <w:t>|</w:t>
+      </w:r>
+      <w:r>
+        <w:rPr>
+          <w:rFonts w:ascii="Times New Roman" w:hAnsi="Times New Roman" w:cs="Times New Roman"/>
+        </w:rPr>
+        <w:t xml:space="preserve"> venit_lunar </w:t>
+      </w:r>
+      <w:r>
+        <w:rPr>
+          <w:rFonts w:ascii="Times New Roman" w:hAnsi="Times New Roman" w:cs="Times New Roman"/>
+        </w:rPr>
+        <w:t>&gt;=</w:t>
+      </w:r>
+      <w:r>
+        <w:rPr>
+          <w:rFonts w:ascii="Times New Roman" w:hAnsi="Times New Roman" w:cs="Times New Roman"/>
+        </w:rPr>
+        <w:t xml:space="preserve"> 2000} (Venit suficient)</w:t>
+      </w:r>
+    </w:p>
+    <w:p>
+      <w:pPr>
+        <w:ind w:left="720"/>
+        <w:rPr>
+          <w:rFonts w:ascii="Times New Roman" w:hAnsi="Times New Roman" w:cs="Times New Roman"/>
+        </w:rPr>
+      </w:pPr>
+      <w:r>
+        <w:rPr>
+          <w:rFonts w:ascii="Times New Roman" w:hAnsi="Times New Roman" w:cs="Times New Roman"/>
+        </w:rPr>
+        <w:t xml:space="preserve">Y2 = {venit_lunar </w:t>
+      </w:r>
+      <w:r>
+        <w:rPr>
+          <w:rFonts w:ascii="Times New Roman" w:hAnsi="Times New Roman" w:cs="Times New Roman"/>
+        </w:rPr>
+        <w:t>|</w:t>
+      </w:r>
+      <w:r>
+        <w:rPr>
+          <w:rFonts w:ascii="Times New Roman" w:hAnsi="Times New Roman" w:cs="Times New Roman"/>
+        </w:rPr>
+        <w:t xml:space="preserve"> venit_lunar &lt; 2000} (Venit insuficient)</w:t>
       </w:r>
     </w:p>
     <w:p>
@@ -733,66 +504,201 @@
       <w:r>
         <w:rPr>
           <w:rFonts w:ascii="Times New Roman" w:hAnsi="Times New Roman" w:cs="Times New Roman"/>
-        </w:rPr>
-        <w:t>"Respins: Scor sau venit insuficient"</w:t>
-      </w:r>
+          <w:b/>
+          <w:bCs/>
+        </w:rPr>
+        <w:t>Pentru scorul de credit</w:t>
+      </w:r>
+      <w:r>
+        <w:rPr>
+          <w:rFonts w:ascii="Times New Roman" w:hAnsi="Times New Roman" w:cs="Times New Roman"/>
+        </w:rPr>
+        <w:t>:</w:t>
+      </w:r>
+    </w:p>
+    <w:p>
+      <w:pPr>
+        <w:ind w:left="720"/>
+        <w:rPr>
+          <w:rFonts w:ascii="Times New Roman" w:hAnsi="Times New Roman" w:cs="Times New Roman"/>
+        </w:rPr>
+      </w:pPr>
+      <w:r>
+        <w:rPr>
+          <w:rFonts w:ascii="Times New Roman" w:hAnsi="Times New Roman" w:cs="Times New Roman"/>
+        </w:rPr>
+        <w:t xml:space="preserve">S1 = {scor_credit </w:t>
+      </w:r>
+      <w:r>
+        <w:rPr>
+          <w:rFonts w:ascii="Times New Roman" w:hAnsi="Times New Roman" w:cs="Times New Roman"/>
+        </w:rPr>
+        <w:t>|</w:t>
+      </w:r>
+      <w:r>
+        <w:rPr>
+          <w:rFonts w:ascii="Times New Roman" w:hAnsi="Times New Roman" w:cs="Times New Roman"/>
+        </w:rPr>
+        <w:t xml:space="preserve"> 500 &lt; scor_credit 800}</w:t>
+      </w:r>
+      <w:r>
+        <w:rPr>
+          <w:rFonts w:ascii="Times New Roman" w:hAnsi="Times New Roman" w:cs="Times New Roman"/>
+        </w:rPr>
+        <w:t xml:space="preserve"> </w:t>
+      </w:r>
+      <w:r>
+        <w:rPr>
+          <w:rFonts w:ascii="Times New Roman" w:hAnsi="Times New Roman" w:cs="Times New Roman"/>
+        </w:rPr>
+        <w:t>(Scor standard)</w:t>
+      </w:r>
+    </w:p>
+    <w:p>
+      <w:pPr>
+        <w:ind w:left="720"/>
+        <w:rPr>
+          <w:rFonts w:ascii="Times New Roman" w:hAnsi="Times New Roman" w:cs="Times New Roman"/>
+        </w:rPr>
+      </w:pPr>
+      <w:r>
+        <w:rPr>
+          <w:rFonts w:ascii="Times New Roman" w:hAnsi="Times New Roman" w:cs="Times New Roman"/>
+        </w:rPr>
+        <w:t xml:space="preserve">S2 = {scor_credit </w:t>
+      </w:r>
+      <w:r>
+        <w:rPr>
+          <w:rFonts w:ascii="Times New Roman" w:hAnsi="Times New Roman" w:cs="Times New Roman"/>
+        </w:rPr>
+        <w:t>|</w:t>
+      </w:r>
+      <w:r>
+        <w:rPr>
+          <w:rFonts w:ascii="Times New Roman" w:hAnsi="Times New Roman" w:cs="Times New Roman"/>
+        </w:rPr>
+        <w:t xml:space="preserve"> scor_credit &gt; 800</w:t>
+      </w:r>
+      <w:r>
+        <w:rPr>
+          <w:rFonts w:ascii="Times New Roman" w:hAnsi="Times New Roman" w:cs="Times New Roman"/>
+        </w:rPr>
+        <w:t>}</w:t>
+      </w:r>
+      <w:r>
+        <w:rPr>
+          <w:rFonts w:ascii="Times New Roman" w:hAnsi="Times New Roman" w:cs="Times New Roman"/>
+        </w:rPr>
+        <w:t xml:space="preserve"> (Scor excelent)</w:t>
+      </w:r>
+    </w:p>
+    <w:p>
+      <w:pPr>
+        <w:ind w:left="720"/>
+        <w:rPr>
+          <w:rFonts w:ascii="Times New Roman" w:hAnsi="Times New Roman" w:cs="Times New Roman"/>
+        </w:rPr>
+      </w:pPr>
+      <w:r>
+        <w:rPr>
+          <w:rFonts w:ascii="Times New Roman" w:hAnsi="Times New Roman" w:cs="Times New Roman"/>
+        </w:rPr>
+        <w:t xml:space="preserve">S3 = {scor_credit </w:t>
+      </w:r>
+      <w:r>
+        <w:rPr>
+          <w:rFonts w:ascii="Times New Roman" w:hAnsi="Times New Roman" w:cs="Times New Roman"/>
+        </w:rPr>
+        <w:t>|</w:t>
+      </w:r>
+      <w:r>
+        <w:rPr>
+          <w:rFonts w:ascii="Times New Roman" w:hAnsi="Times New Roman" w:cs="Times New Roman"/>
+        </w:rPr>
+        <w:t xml:space="preserve"> scor_credit 500</w:t>
+      </w:r>
+      <w:r>
+        <w:rPr>
+          <w:rFonts w:ascii="Times New Roman" w:hAnsi="Times New Roman" w:cs="Times New Roman"/>
+        </w:rPr>
+        <w:t>}</w:t>
+      </w:r>
+      <w:r>
+        <w:rPr>
+          <w:rFonts w:ascii="Times New Roman" w:hAnsi="Times New Roman" w:cs="Times New Roman"/>
+        </w:rPr>
+        <w:t xml:space="preserve"> (Scor scăzut/inacceptabil)</w:t>
+      </w:r>
+    </w:p>
+    <w:p>
+      <w:pPr>
+        <w:ind w:left="720"/>
+        <w:rPr>
+          <w:rFonts w:ascii="Times New Roman" w:hAnsi="Times New Roman" w:cs="Times New Roman"/>
+        </w:rPr>
+      </w:pPr>
+    </w:p>
+    <w:p>
+      <w:pPr>
+        <w:ind w:left="720"/>
+        <w:rPr>
+          <w:rFonts w:ascii="Times New Roman" w:hAnsi="Times New Roman" w:cs="Times New Roman"/>
+        </w:rPr>
+      </w:pPr>
     </w:p>
     <w:p>
       <w:pPr>
         <w:pStyle w:val="ListParagraph"/>
         <w:numPr>
           <w:ilvl w:val="0"/>
-          <w:numId w:val="15"/>
+          <w:numId w:val="12"/>
         </w:numPr>
         <w:rPr>
           <w:rFonts w:ascii="Times New Roman" w:hAnsi="Times New Roman" w:cs="Times New Roman"/>
-        </w:rPr>
-      </w:pPr>
-      <w:r>
-        <w:rPr>
-          <w:rFonts w:ascii="Times New Roman" w:hAnsi="Times New Roman" w:cs="Times New Roman"/>
-        </w:rPr>
-        <w:t>"Aprobat: Conditii Standard"</w:t>
+          <w:b/>
+          <w:bCs/>
+          <w:sz w:val="28"/>
+          <w:szCs w:val="28"/>
+        </w:rPr>
+      </w:pPr>
+      <w:r>
+        <w:rPr>
+          <w:rFonts w:ascii="Times New Roman" w:hAnsi="Times New Roman" w:cs="Times New Roman"/>
+          <w:b/>
+          <w:bCs/>
+          <w:sz w:val="28"/>
+          <w:szCs w:val="28"/>
+        </w:rPr>
+        <w:lastRenderedPageBreak/>
+        <w:t>Domeniul de ieșiri</w:t>
       </w:r>
     </w:p>
     <w:p>
       <w:pPr>
         <w:pStyle w:val="ListParagraph"/>
-        <w:numPr>
-          <w:ilvl w:val="0"/>
-          <w:numId w:val="15"/>
-        </w:numPr>
-        <w:rPr>
-          <w:rFonts w:ascii="Times New Roman" w:hAnsi="Times New Roman" w:cs="Times New Roman"/>
-        </w:rPr>
-      </w:pPr>
-      <w:r>
-        <w:rPr>
-          <w:rFonts w:ascii="Times New Roman" w:hAnsi="Times New Roman" w:cs="Times New Roman"/>
-        </w:rPr>
-        <w:t>"Aprobat: Conditii Excelente"</w:t>
-      </w:r>
+        <w:rPr>
+          <w:rFonts w:ascii="Times New Roman" w:hAnsi="Times New Roman" w:cs="Times New Roman"/>
+          <w:b/>
+          <w:bCs/>
+          <w:sz w:val="28"/>
+          <w:szCs w:val="28"/>
+        </w:rPr>
+      </w:pPr>
     </w:p>
     <w:p>
       <w:pPr>
         <w:pStyle w:val="ListParagraph"/>
         <w:rPr>
           <w:rFonts w:ascii="Times New Roman" w:hAnsi="Times New Roman" w:cs="Times New Roman"/>
-        </w:rPr>
-      </w:pPr>
-    </w:p>
-    <w:p>
-      <w:pPr>
-        <w:pStyle w:val="ListParagraph"/>
-        <w:rPr>
-          <w:rFonts w:ascii="Times New Roman" w:hAnsi="Times New Roman" w:cs="Times New Roman"/>
-        </w:rPr>
-      </w:pPr>
-      <w:r>
-        <w:rPr>
-          <w:rFonts w:ascii="Times New Roman" w:hAnsi="Times New Roman" w:cs="Times New Roman"/>
-        </w:rPr>
-        <w:t>Clasele de echivalență globale (obținute ca o combinație a claselor individuale):</w:t>
+          <w:u w:val="single"/>
+        </w:rPr>
+      </w:pPr>
+      <w:r>
+        <w:rPr>
+          <w:rFonts w:ascii="Times New Roman" w:hAnsi="Times New Roman" w:cs="Times New Roman"/>
+          <w:u w:val="single"/>
+        </w:rPr>
+        <w:t>Constă din următoarele 4 răspunsuri:</w:t>
       </w:r>
     </w:p>
     <w:p>
@@ -810,55 +716,7 @@
         <w:rPr>
           <w:rFonts w:ascii="Times New Roman" w:hAnsi="Times New Roman" w:cs="Times New Roman"/>
         </w:rPr>
-        <w:t xml:space="preserve">C1 = {(varsta, venit_lunar, scor_credit) </w:t>
-      </w:r>
-      <w:r>
-        <w:rPr>
-          <w:rFonts w:ascii="Times New Roman" w:hAnsi="Times New Roman" w:cs="Times New Roman"/>
-        </w:rPr>
-        <w:t>|</w:t>
-      </w:r>
-      <w:r>
-        <w:rPr>
-          <w:rFonts w:ascii="Times New Roman" w:hAnsi="Times New Roman" w:cs="Times New Roman"/>
-        </w:rPr>
-        <w:t xml:space="preserve"> varsta </w:t>
-      </w:r>
-      <w:r>
-        <w:rPr>
-          <w:rFonts w:ascii="Times New Roman" w:hAnsi="Times New Roman" w:cs="Times New Roman"/>
-        </w:rPr>
-        <w:t xml:space="preserve">Є </w:t>
-      </w:r>
-      <w:r>
-        <w:rPr>
-          <w:rFonts w:ascii="Times New Roman" w:hAnsi="Times New Roman" w:cs="Times New Roman"/>
-        </w:rPr>
-        <w:t xml:space="preserve">V1, venit_lunar </w:t>
-      </w:r>
-      <w:r>
-        <w:rPr>
-          <w:rFonts w:ascii="Times New Roman" w:hAnsi="Times New Roman" w:cs="Times New Roman"/>
-        </w:rPr>
-        <w:t>Є</w:t>
-      </w:r>
-      <w:r>
-        <w:rPr>
-          <w:rFonts w:ascii="Times New Roman" w:hAnsi="Times New Roman" w:cs="Times New Roman"/>
-        </w:rPr>
-        <w:t xml:space="preserve"> Y1, scor_credit </w:t>
-      </w:r>
-      <w:r>
-        <w:rPr>
-          <w:rFonts w:ascii="Times New Roman" w:hAnsi="Times New Roman" w:cs="Times New Roman"/>
-        </w:rPr>
-        <w:t>Є</w:t>
-      </w:r>
-      <w:r>
-        <w:rPr>
-          <w:rFonts w:ascii="Times New Roman" w:hAnsi="Times New Roman" w:cs="Times New Roman"/>
-        </w:rPr>
-        <w:t xml:space="preserve"> S1}</w:t>
+        <w:t>"Respins: Varsta neadecvata"</w:t>
       </w:r>
     </w:p>
     <w:p>
@@ -876,55 +734,7 @@
         <w:rPr>
           <w:rFonts w:ascii="Times New Roman" w:hAnsi="Times New Roman" w:cs="Times New Roman"/>
         </w:rPr>
-        <w:t xml:space="preserve">C2 = {(varsta, venit_lunar, scor_credit) </w:t>
-      </w:r>
-      <w:r>
-        <w:rPr>
-          <w:rFonts w:ascii="Times New Roman" w:hAnsi="Times New Roman" w:cs="Times New Roman"/>
-        </w:rPr>
-        <w:t>|</w:t>
-      </w:r>
-      <w:r>
-        <w:rPr>
-          <w:rFonts w:ascii="Times New Roman" w:hAnsi="Times New Roman" w:cs="Times New Roman"/>
-        </w:rPr>
-        <w:t xml:space="preserve"> varsta </w:t>
-      </w:r>
-      <w:r>
-        <w:rPr>
-          <w:rFonts w:ascii="Times New Roman" w:hAnsi="Times New Roman" w:cs="Times New Roman"/>
-        </w:rPr>
-        <w:t xml:space="preserve">Є </w:t>
-      </w:r>
-      <w:r>
-        <w:rPr>
-          <w:rFonts w:ascii="Times New Roman" w:hAnsi="Times New Roman" w:cs="Times New Roman"/>
-        </w:rPr>
-        <w:t xml:space="preserve">V1, venit_lunar </w:t>
-      </w:r>
-      <w:r>
-        <w:rPr>
-          <w:rFonts w:ascii="Times New Roman" w:hAnsi="Times New Roman" w:cs="Times New Roman"/>
-        </w:rPr>
-        <w:t>Є</w:t>
-      </w:r>
-      <w:r>
-        <w:rPr>
-          <w:rFonts w:ascii="Times New Roman" w:hAnsi="Times New Roman" w:cs="Times New Roman"/>
-        </w:rPr>
-        <w:t xml:space="preserve"> Y1, scor_credit </w:t>
-      </w:r>
-      <w:r>
-        <w:rPr>
-          <w:rFonts w:ascii="Times New Roman" w:hAnsi="Times New Roman" w:cs="Times New Roman"/>
-        </w:rPr>
-        <w:t>Є</w:t>
-      </w:r>
-      <w:r>
-        <w:rPr>
-          <w:rFonts w:ascii="Times New Roman" w:hAnsi="Times New Roman" w:cs="Times New Roman"/>
-        </w:rPr>
-        <w:t xml:space="preserve"> S2}</w:t>
+        <w:t>"Respins: Scor sau venit insuficient"</w:t>
       </w:r>
     </w:p>
     <w:p>
@@ -942,43 +752,7 @@
         <w:rPr>
           <w:rFonts w:ascii="Times New Roman" w:hAnsi="Times New Roman" w:cs="Times New Roman"/>
         </w:rPr>
-        <w:t xml:space="preserve">C3 = {(varsta, venit_lunar, scor_credit) </w:t>
-      </w:r>
-      <w:r>
-        <w:rPr>
-          <w:rFonts w:ascii="Times New Roman" w:hAnsi="Times New Roman" w:cs="Times New Roman"/>
-        </w:rPr>
-        <w:t>|</w:t>
-      </w:r>
-      <w:r>
-        <w:rPr>
-          <w:rFonts w:ascii="Times New Roman" w:hAnsi="Times New Roman" w:cs="Times New Roman"/>
-        </w:rPr>
-        <w:t xml:space="preserve"> varsta </w:t>
-      </w:r>
-      <w:r>
-        <w:rPr>
-          <w:rFonts w:ascii="Times New Roman" w:hAnsi="Times New Roman" w:cs="Times New Roman"/>
-        </w:rPr>
-        <w:t>Є</w:t>
-      </w:r>
-      <w:r>
-        <w:rPr>
-          <w:rFonts w:ascii="Times New Roman" w:hAnsi="Times New Roman" w:cs="Times New Roman"/>
-        </w:rPr>
-        <w:t xml:space="preserve"> V1, venit_lunar </w:t>
-      </w:r>
-      <w:r>
-        <w:rPr>
-          <w:rFonts w:ascii="Times New Roman" w:hAnsi="Times New Roman" w:cs="Times New Roman"/>
-        </w:rPr>
-        <w:t>Є</w:t>
-      </w:r>
-      <w:r>
-        <w:rPr>
-          <w:rFonts w:ascii="Times New Roman" w:hAnsi="Times New Roman" w:cs="Times New Roman"/>
-        </w:rPr>
-        <w:t xml:space="preserve"> Y2}</w:t>
+        <w:t>"Aprobat: Conditii Standard"</w:t>
       </w:r>
     </w:p>
     <w:p>
@@ -996,43 +770,29 @@
         <w:rPr>
           <w:rFonts w:ascii="Times New Roman" w:hAnsi="Times New Roman" w:cs="Times New Roman"/>
         </w:rPr>
-        <w:t xml:space="preserve">C4 = {(varsta, venit_lunar, scor_credit) </w:t>
-      </w:r>
-      <w:r>
-        <w:rPr>
-          <w:rFonts w:ascii="Times New Roman" w:hAnsi="Times New Roman" w:cs="Times New Roman"/>
-        </w:rPr>
-        <w:t>|</w:t>
-      </w:r>
-      <w:r>
-        <w:rPr>
-          <w:rFonts w:ascii="Times New Roman" w:hAnsi="Times New Roman" w:cs="Times New Roman"/>
-        </w:rPr>
-        <w:t xml:space="preserve"> varsta </w:t>
-      </w:r>
-      <w:r>
-        <w:rPr>
-          <w:rFonts w:ascii="Times New Roman" w:hAnsi="Times New Roman" w:cs="Times New Roman"/>
-        </w:rPr>
-        <w:t>Є</w:t>
-      </w:r>
-      <w:r>
-        <w:rPr>
-          <w:rFonts w:ascii="Times New Roman" w:hAnsi="Times New Roman" w:cs="Times New Roman"/>
-        </w:rPr>
-        <w:t xml:space="preserve"> V1, scor_credit </w:t>
-      </w:r>
-      <w:r>
-        <w:rPr>
-          <w:rFonts w:ascii="Times New Roman" w:hAnsi="Times New Roman" w:cs="Times New Roman"/>
-        </w:rPr>
-        <w:t>Є</w:t>
-      </w:r>
-      <w:r>
-        <w:rPr>
-          <w:rFonts w:ascii="Times New Roman" w:hAnsi="Times New Roman" w:cs="Times New Roman"/>
-        </w:rPr>
-        <w:t xml:space="preserve"> S3}</w:t>
+        <w:t>"Aprobat: Conditii Excelente"</w:t>
+      </w:r>
+    </w:p>
+    <w:p>
+      <w:pPr>
+        <w:pStyle w:val="ListParagraph"/>
+        <w:rPr>
+          <w:rFonts w:ascii="Times New Roman" w:hAnsi="Times New Roman" w:cs="Times New Roman"/>
+        </w:rPr>
+      </w:pPr>
+    </w:p>
+    <w:p>
+      <w:pPr>
+        <w:pStyle w:val="ListParagraph"/>
+        <w:rPr>
+          <w:rFonts w:ascii="Times New Roman" w:hAnsi="Times New Roman" w:cs="Times New Roman"/>
+        </w:rPr>
+      </w:pPr>
+      <w:r>
+        <w:rPr>
+          <w:rFonts w:ascii="Times New Roman" w:hAnsi="Times New Roman" w:cs="Times New Roman"/>
+        </w:rPr>
+        <w:t>Clasele de echivalență globale (obținute ca o combinație a claselor individuale):</w:t>
       </w:r>
     </w:p>
     <w:p>
@@ -1040,7 +800,7 @@
         <w:pStyle w:val="ListParagraph"/>
         <w:numPr>
           <w:ilvl w:val="0"/>
-          <w:numId w:val="16"/>
+          <w:numId w:val="17"/>
         </w:numPr>
         <w:rPr>
           <w:rFonts w:ascii="Times New Roman" w:hAnsi="Times New Roman" w:cs="Times New Roman"/>
@@ -1050,7 +810,7 @@
         <w:rPr>
           <w:rFonts w:ascii="Times New Roman" w:hAnsi="Times New Roman" w:cs="Times New Roman"/>
         </w:rPr>
-        <w:t xml:space="preserve">C5 = {(varsta, venit_lunar, scor_credit) </w:t>
+        <w:t xml:space="preserve">C1 = {(varsta, venit_lunar, scor_credit) </w:t>
       </w:r>
       <w:r>
         <w:rPr>
@@ -1068,13 +828,37 @@
         <w:rPr>
           <w:rFonts w:ascii="Times New Roman" w:hAnsi="Times New Roman" w:cs="Times New Roman"/>
         </w:rPr>
+        <w:t xml:space="preserve">Є </w:t>
+      </w:r>
+      <w:r>
+        <w:rPr>
+          <w:rFonts w:ascii="Times New Roman" w:hAnsi="Times New Roman" w:cs="Times New Roman"/>
+        </w:rPr>
+        <w:t xml:space="preserve">V1, venit_lunar </w:t>
+      </w:r>
+      <w:r>
+        <w:rPr>
+          <w:rFonts w:ascii="Times New Roman" w:hAnsi="Times New Roman" w:cs="Times New Roman"/>
+        </w:rPr>
         <w:t>Є</w:t>
       </w:r>
       <w:r>
         <w:rPr>
           <w:rFonts w:ascii="Times New Roman" w:hAnsi="Times New Roman" w:cs="Times New Roman"/>
         </w:rPr>
-        <w:t xml:space="preserve"> V2}</w:t>
+        <w:t xml:space="preserve"> Y1, scor_credit </w:t>
+      </w:r>
+      <w:r>
+        <w:rPr>
+          <w:rFonts w:ascii="Times New Roman" w:hAnsi="Times New Roman" w:cs="Times New Roman"/>
+        </w:rPr>
+        <w:t>Є</w:t>
+      </w:r>
+      <w:r>
+        <w:rPr>
+          <w:rFonts w:ascii="Times New Roman" w:hAnsi="Times New Roman" w:cs="Times New Roman"/>
+        </w:rPr>
+        <w:t xml:space="preserve"> S1}</w:t>
       </w:r>
     </w:p>
     <w:p>
@@ -1082,7 +866,223 @@
         <w:pStyle w:val="ListParagraph"/>
         <w:numPr>
           <w:ilvl w:val="0"/>
-          <w:numId w:val="16"/>
+          <w:numId w:val="17"/>
+        </w:numPr>
+        <w:rPr>
+          <w:rFonts w:ascii="Times New Roman" w:hAnsi="Times New Roman" w:cs="Times New Roman"/>
+        </w:rPr>
+      </w:pPr>
+      <w:r>
+        <w:rPr>
+          <w:rFonts w:ascii="Times New Roman" w:hAnsi="Times New Roman" w:cs="Times New Roman"/>
+        </w:rPr>
+        <w:t xml:space="preserve">C2 = {(varsta, venit_lunar, scor_credit) </w:t>
+      </w:r>
+      <w:r>
+        <w:rPr>
+          <w:rFonts w:ascii="Times New Roman" w:hAnsi="Times New Roman" w:cs="Times New Roman"/>
+        </w:rPr>
+        <w:t>|</w:t>
+      </w:r>
+      <w:r>
+        <w:rPr>
+          <w:rFonts w:ascii="Times New Roman" w:hAnsi="Times New Roman" w:cs="Times New Roman"/>
+        </w:rPr>
+        <w:t xml:space="preserve"> varsta </w:t>
+      </w:r>
+      <w:r>
+        <w:rPr>
+          <w:rFonts w:ascii="Times New Roman" w:hAnsi="Times New Roman" w:cs="Times New Roman"/>
+        </w:rPr>
+        <w:t xml:space="preserve">Є </w:t>
+      </w:r>
+      <w:r>
+        <w:rPr>
+          <w:rFonts w:ascii="Times New Roman" w:hAnsi="Times New Roman" w:cs="Times New Roman"/>
+        </w:rPr>
+        <w:t xml:space="preserve">V1, venit_lunar </w:t>
+      </w:r>
+      <w:r>
+        <w:rPr>
+          <w:rFonts w:ascii="Times New Roman" w:hAnsi="Times New Roman" w:cs="Times New Roman"/>
+        </w:rPr>
+        <w:t>Є</w:t>
+      </w:r>
+      <w:r>
+        <w:rPr>
+          <w:rFonts w:ascii="Times New Roman" w:hAnsi="Times New Roman" w:cs="Times New Roman"/>
+        </w:rPr>
+        <w:t xml:space="preserve"> Y1, scor_credit </w:t>
+      </w:r>
+      <w:r>
+        <w:rPr>
+          <w:rFonts w:ascii="Times New Roman" w:hAnsi="Times New Roman" w:cs="Times New Roman"/>
+        </w:rPr>
+        <w:t>Є</w:t>
+      </w:r>
+      <w:r>
+        <w:rPr>
+          <w:rFonts w:ascii="Times New Roman" w:hAnsi="Times New Roman" w:cs="Times New Roman"/>
+        </w:rPr>
+        <w:t xml:space="preserve"> S2}</w:t>
+      </w:r>
+    </w:p>
+    <w:p>
+      <w:pPr>
+        <w:pStyle w:val="ListParagraph"/>
+        <w:numPr>
+          <w:ilvl w:val="0"/>
+          <w:numId w:val="17"/>
+        </w:numPr>
+        <w:rPr>
+          <w:rFonts w:ascii="Times New Roman" w:hAnsi="Times New Roman" w:cs="Times New Roman"/>
+        </w:rPr>
+      </w:pPr>
+      <w:r>
+        <w:rPr>
+          <w:rFonts w:ascii="Times New Roman" w:hAnsi="Times New Roman" w:cs="Times New Roman"/>
+        </w:rPr>
+        <w:t xml:space="preserve">C3 = {(varsta, venit_lunar, scor_credit) </w:t>
+      </w:r>
+      <w:r>
+        <w:rPr>
+          <w:rFonts w:ascii="Times New Roman" w:hAnsi="Times New Roman" w:cs="Times New Roman"/>
+        </w:rPr>
+        <w:t>|</w:t>
+      </w:r>
+      <w:r>
+        <w:rPr>
+          <w:rFonts w:ascii="Times New Roman" w:hAnsi="Times New Roman" w:cs="Times New Roman"/>
+        </w:rPr>
+        <w:t xml:space="preserve"> varsta </w:t>
+      </w:r>
+      <w:r>
+        <w:rPr>
+          <w:rFonts w:ascii="Times New Roman" w:hAnsi="Times New Roman" w:cs="Times New Roman"/>
+        </w:rPr>
+        <w:t>Є</w:t>
+      </w:r>
+      <w:r>
+        <w:rPr>
+          <w:rFonts w:ascii="Times New Roman" w:hAnsi="Times New Roman" w:cs="Times New Roman"/>
+        </w:rPr>
+        <w:t xml:space="preserve"> V1, venit_lunar </w:t>
+      </w:r>
+      <w:r>
+        <w:rPr>
+          <w:rFonts w:ascii="Times New Roman" w:hAnsi="Times New Roman" w:cs="Times New Roman"/>
+        </w:rPr>
+        <w:t>Є</w:t>
+      </w:r>
+      <w:r>
+        <w:rPr>
+          <w:rFonts w:ascii="Times New Roman" w:hAnsi="Times New Roman" w:cs="Times New Roman"/>
+        </w:rPr>
+        <w:t xml:space="preserve"> Y2}</w:t>
+      </w:r>
+    </w:p>
+    <w:p>
+      <w:pPr>
+        <w:pStyle w:val="ListParagraph"/>
+        <w:numPr>
+          <w:ilvl w:val="0"/>
+          <w:numId w:val="17"/>
+        </w:numPr>
+        <w:rPr>
+          <w:rFonts w:ascii="Times New Roman" w:hAnsi="Times New Roman" w:cs="Times New Roman"/>
+        </w:rPr>
+      </w:pPr>
+      <w:r>
+        <w:rPr>
+          <w:rFonts w:ascii="Times New Roman" w:hAnsi="Times New Roman" w:cs="Times New Roman"/>
+        </w:rPr>
+        <w:t xml:space="preserve">C4 = {(varsta, venit_lunar, scor_credit) </w:t>
+      </w:r>
+      <w:r>
+        <w:rPr>
+          <w:rFonts w:ascii="Times New Roman" w:hAnsi="Times New Roman" w:cs="Times New Roman"/>
+        </w:rPr>
+        <w:t>|</w:t>
+      </w:r>
+      <w:r>
+        <w:rPr>
+          <w:rFonts w:ascii="Times New Roman" w:hAnsi="Times New Roman" w:cs="Times New Roman"/>
+        </w:rPr>
+        <w:t xml:space="preserve"> varsta </w:t>
+      </w:r>
+      <w:r>
+        <w:rPr>
+          <w:rFonts w:ascii="Times New Roman" w:hAnsi="Times New Roman" w:cs="Times New Roman"/>
+        </w:rPr>
+        <w:t>Є</w:t>
+      </w:r>
+      <w:r>
+        <w:rPr>
+          <w:rFonts w:ascii="Times New Roman" w:hAnsi="Times New Roman" w:cs="Times New Roman"/>
+        </w:rPr>
+        <w:t xml:space="preserve"> V1, scor_credit </w:t>
+      </w:r>
+      <w:r>
+        <w:rPr>
+          <w:rFonts w:ascii="Times New Roman" w:hAnsi="Times New Roman" w:cs="Times New Roman"/>
+        </w:rPr>
+        <w:t>Є</w:t>
+      </w:r>
+      <w:r>
+        <w:rPr>
+          <w:rFonts w:ascii="Times New Roman" w:hAnsi="Times New Roman" w:cs="Times New Roman"/>
+        </w:rPr>
+        <w:t xml:space="preserve"> S3}</w:t>
+      </w:r>
+    </w:p>
+    <w:p>
+      <w:pPr>
+        <w:pStyle w:val="ListParagraph"/>
+        <w:numPr>
+          <w:ilvl w:val="0"/>
+          <w:numId w:val="17"/>
+        </w:numPr>
+        <w:rPr>
+          <w:rFonts w:ascii="Times New Roman" w:hAnsi="Times New Roman" w:cs="Times New Roman"/>
+        </w:rPr>
+      </w:pPr>
+      <w:r>
+        <w:rPr>
+          <w:rFonts w:ascii="Times New Roman" w:hAnsi="Times New Roman" w:cs="Times New Roman"/>
+        </w:rPr>
+        <w:t xml:space="preserve">C5 = {(varsta, venit_lunar, scor_credit) </w:t>
+      </w:r>
+      <w:r>
+        <w:rPr>
+          <w:rFonts w:ascii="Times New Roman" w:hAnsi="Times New Roman" w:cs="Times New Roman"/>
+        </w:rPr>
+        <w:t>|</w:t>
+      </w:r>
+      <w:r>
+        <w:rPr>
+          <w:rFonts w:ascii="Times New Roman" w:hAnsi="Times New Roman" w:cs="Times New Roman"/>
+        </w:rPr>
+        <w:t xml:space="preserve"> varsta </w:t>
+      </w:r>
+      <w:r>
+        <w:rPr>
+          <w:rFonts w:ascii="Times New Roman" w:hAnsi="Times New Roman" w:cs="Times New Roman"/>
+        </w:rPr>
+        <w:t>Є</w:t>
+      </w:r>
+      <w:r>
+        <w:rPr>
+          <w:rFonts w:ascii="Times New Roman" w:hAnsi="Times New Roman" w:cs="Times New Roman"/>
+        </w:rPr>
+        <w:t xml:space="preserve"> V2}</w:t>
+      </w:r>
+    </w:p>
+    <w:p>
+      <w:pPr>
+        <w:pStyle w:val="ListParagraph"/>
+        <w:numPr>
+          <w:ilvl w:val="0"/>
+          <w:numId w:val="17"/>
         </w:numPr>
         <w:rPr>
           <w:rFonts w:ascii="Times New Roman" w:hAnsi="Times New Roman" w:cs="Times New Roman"/>
@@ -1436,7 +1436,7 @@
       <w:pPr>
         <w:numPr>
           <w:ilvl w:val="0"/>
-          <w:numId w:val="17"/>
+          <w:numId w:val="18"/>
         </w:numPr>
         <w:rPr>
           <w:rFonts w:ascii="Times New Roman" w:hAnsi="Times New Roman" w:cs="Times New Roman"/>
@@ -1453,7 +1453,7 @@
       <w:pPr>
         <w:numPr>
           <w:ilvl w:val="0"/>
-          <w:numId w:val="17"/>
+          <w:numId w:val="18"/>
         </w:numPr>
         <w:rPr>
           <w:rFonts w:ascii="Times New Roman" w:hAnsi="Times New Roman" w:cs="Times New Roman"/>
@@ -1470,7 +1470,7 @@
       <w:pPr>
         <w:numPr>
           <w:ilvl w:val="0"/>
-          <w:numId w:val="17"/>
+          <w:numId w:val="18"/>
         </w:numPr>
         <w:rPr>
           <w:rFonts w:ascii="Times New Roman" w:hAnsi="Times New Roman" w:cs="Times New Roman"/>
@@ -1594,6 +1594,23 @@
           <w:rFonts w:ascii="Times New Roman" w:hAnsi="Times New Roman" w:cs="Times New Roman"/>
           <w:b/>
           <w:bCs/>
+        </w:rPr>
+      </w:pPr>
+      <w:r>
+        <w:rPr>
+          <w:rFonts w:ascii="Times New Roman" w:hAnsi="Times New Roman" w:cs="Times New Roman"/>
+          <w:b/>
+          <w:bCs/>
+        </w:rPr>
+        <w:t>Transformarea Programului într-un Graf de Flux de Control (CFG)</w:t>
+      </w:r>
+    </w:p>
+    <w:p>
+      <w:pPr>
+        <w:rPr>
+          <w:rFonts w:ascii="Times New Roman" w:hAnsi="Times New Roman" w:cs="Times New Roman"/>
+          <w:b/>
+          <w:bCs/>
           <w:color w:val="ED7D31" w:themeColor="accent2"/>
           <w:sz w:val="28"/>
           <w:szCs w:val="28"/>
@@ -1604,16 +1621,15 @@
           <w:rFonts w:ascii="Times New Roman" w:hAnsi="Times New Roman" w:cs="Times New Roman"/>
           <w:b/>
           <w:bCs/>
-          <w:noProof/>
           <w:color w:val="ED7D31" w:themeColor="accent2"/>
           <w:sz w:val="28"/>
           <w:szCs w:val="28"/>
         </w:rPr>
         <w:drawing>
-          <wp:inline distT="0" distB="0" distL="0" distR="0" wp14:anchorId="2746CFD1" wp14:editId="4799E83C">
-            <wp:extent cx="6278288" cy="2072640"/>
-            <wp:effectExtent l="0" t="0" r="8255" b="3810"/>
-            <wp:docPr id="1888342788" name="Picture 6"/>
+          <wp:inline distT="0" distB="0" distL="0" distR="0" wp14:anchorId="19F2D4F3" wp14:editId="4F7C9A2F">
+            <wp:extent cx="5943600" cy="2314575"/>
+            <wp:effectExtent l="0" t="0" r="0" b="9525"/>
+            <wp:docPr id="2018484556" name="Picture 1"/>
             <wp:cNvGraphicFramePr>
               <a:graphicFrameLocks xmlns:a="http://schemas.openxmlformats.org/drawingml/2006/main" noChangeAspect="1"/>
             </wp:cNvGraphicFramePr>
@@ -1621,36 +1637,23 @@
               <a:graphicData uri="http://schemas.openxmlformats.org/drawingml/2006/picture">
                 <pic:pic xmlns:pic="http://schemas.openxmlformats.org/drawingml/2006/picture">
                   <pic:nvPicPr>
-                    <pic:cNvPr id="0" name="Picture 14"/>
-                    <pic:cNvPicPr>
-                      <a:picLocks noChangeAspect="1" noChangeArrowheads="1"/>
-                    </pic:cNvPicPr>
+                    <pic:cNvPr id="2018484556" name=""/>
+                    <pic:cNvPicPr/>
                   </pic:nvPicPr>
                   <pic:blipFill>
-                    <a:blip r:embed="rId8">
-                      <a:extLst>
-                        <a:ext uri="{28A0092B-C50C-407E-A947-70E740481C1C}">
-                          <a14:useLocalDpi xmlns:a14="http://schemas.microsoft.com/office/drawing/2010/main" val="0"/>
-                        </a:ext>
-                      </a:extLst>
-                    </a:blip>
-                    <a:srcRect/>
+                    <a:blip r:embed="rId8"/>
                     <a:stretch>
                       <a:fillRect/>
                     </a:stretch>
                   </pic:blipFill>
-                  <pic:spPr bwMode="auto">
+                  <pic:spPr>
                     <a:xfrm>
                       <a:off x="0" y="0"/>
-                      <a:ext cx="6285957" cy="2075172"/>
+                      <a:ext cx="5943600" cy="2314575"/>
                     </a:xfrm>
                     <a:prstGeom prst="rect">
                       <a:avLst/>
                     </a:prstGeom>
-                    <a:noFill/>
-                    <a:ln>
-                      <a:noFill/>
-                    </a:ln>
                   </pic:spPr>
                 </pic:pic>
               </a:graphicData>
@@ -1663,11 +1666,131 @@
       <w:pPr>
         <w:rPr>
           <w:rFonts w:ascii="Times New Roman" w:hAnsi="Times New Roman" w:cs="Times New Roman"/>
+        </w:rPr>
+      </w:pPr>
+      <w:r>
+        <w:rPr>
+          <w:rFonts w:ascii="Times New Roman" w:hAnsi="Times New Roman" w:cs="Times New Roman"/>
+        </w:rPr>
+        <w:t>Pe baza structurii logice a codului, s-a generat următorul Graf de Control al Fluxului</w:t>
+      </w:r>
+      <w:r>
+        <w:rPr>
+          <w:rFonts w:ascii="Times New Roman" w:hAnsi="Times New Roman" w:cs="Times New Roman"/>
+        </w:rPr>
+        <w:t xml:space="preserve">. </w:t>
+      </w:r>
+      <w:r>
+        <w:rPr>
+          <w:rFonts w:ascii="Times New Roman" w:hAnsi="Times New Roman" w:cs="Times New Roman"/>
+        </w:rPr>
+        <w:t xml:space="preserve">Pentru a aplica tehnica circuitelor independente a lui McCabe, am transformat graful într-unul </w:t>
+      </w:r>
+      <w:r>
+        <w:rPr>
+          <w:rFonts w:ascii="Times New Roman" w:hAnsi="Times New Roman" w:cs="Times New Roman"/>
           <w:b/>
           <w:bCs/>
-          <w:color w:val="ED7D31" w:themeColor="accent2"/>
-          <w:sz w:val="28"/>
-          <w:szCs w:val="28"/>
+        </w:rPr>
+        <w:t>complet conectat</w:t>
+      </w:r>
+      <w:r>
+        <w:rPr>
+          <w:rFonts w:ascii="Times New Roman" w:hAnsi="Times New Roman" w:cs="Times New Roman"/>
+        </w:rPr>
+        <w:t>, adăugând arce fictive de întoarcere de la fiecare nod terminal (11, 14, 18, 19, 21) înapoi la nodul de start</w:t>
+      </w:r>
+      <w:r>
+        <w:rPr>
+          <w:rFonts w:ascii="Times New Roman" w:hAnsi="Times New Roman" w:cs="Times New Roman"/>
+        </w:rPr>
+        <w:t xml:space="preserve"> </w:t>
+      </w:r>
+      <w:r>
+        <w:rPr>
+          <w:rFonts w:ascii="Times New Roman" w:hAnsi="Times New Roman" w:cs="Times New Roman"/>
+        </w:rPr>
+        <w:t>(10)</w:t>
+      </w:r>
+      <w:r>
+        <w:rPr>
+          <w:rFonts w:ascii="Times New Roman" w:hAnsi="Times New Roman" w:cs="Times New Roman"/>
+        </w:rPr>
+        <w:t xml:space="preserve">, folsind </w:t>
+      </w:r>
+      <w:r>
+        <w:rPr>
+          <w:rFonts w:ascii="Times New Roman" w:hAnsi="Times New Roman" w:cs="Times New Roman"/>
+          <w:i/>
+          <w:iCs/>
+        </w:rPr>
+        <w:t>draw.io</w:t>
+      </w:r>
+      <w:r>
+        <w:rPr>
+          <w:rFonts w:ascii="Times New Roman" w:hAnsi="Times New Roman" w:cs="Times New Roman"/>
+        </w:rPr>
+        <w:t xml:space="preserve"> [3]</w:t>
+      </w:r>
+      <w:r>
+        <w:rPr>
+          <w:rFonts w:ascii="Times New Roman" w:hAnsi="Times New Roman" w:cs="Times New Roman"/>
+        </w:rPr>
+        <w:t>.</w:t>
+      </w:r>
+    </w:p>
+    <w:p>
+      <w:pPr>
+        <w:jc w:val="center"/>
+        <w:rPr>
+          <w:rFonts w:ascii="Times New Roman" w:hAnsi="Times New Roman" w:cs="Times New Roman"/>
+        </w:rPr>
+      </w:pPr>
+      <w:r>
+        <w:rPr>
+          <w:rFonts w:ascii="Times New Roman" w:hAnsi="Times New Roman" w:cs="Times New Roman"/>
+        </w:rPr>
+        <w:drawing>
+          <wp:inline distT="0" distB="0" distL="0" distR="0" wp14:anchorId="62715A7B" wp14:editId="1D9CAD97">
+            <wp:extent cx="3685103" cy="4137660"/>
+            <wp:effectExtent l="0" t="0" r="0" b="0"/>
+            <wp:docPr id="1120700130" name="Picture 1"/>
+            <wp:cNvGraphicFramePr>
+              <a:graphicFrameLocks xmlns:a="http://schemas.openxmlformats.org/drawingml/2006/main" noChangeAspect="1"/>
+            </wp:cNvGraphicFramePr>
+            <a:graphic xmlns:a="http://schemas.openxmlformats.org/drawingml/2006/main">
+              <a:graphicData uri="http://schemas.openxmlformats.org/drawingml/2006/picture">
+                <pic:pic xmlns:pic="http://schemas.openxmlformats.org/drawingml/2006/picture">
+                  <pic:nvPicPr>
+                    <pic:cNvPr id="1120700130" name=""/>
+                    <pic:cNvPicPr/>
+                  </pic:nvPicPr>
+                  <pic:blipFill>
+                    <a:blip r:embed="rId9"/>
+                    <a:stretch>
+                      <a:fillRect/>
+                    </a:stretch>
+                  </pic:blipFill>
+                  <pic:spPr>
+                    <a:xfrm>
+                      <a:off x="0" y="0"/>
+                      <a:ext cx="3711566" cy="4167373"/>
+                    </a:xfrm>
+                    <a:prstGeom prst="rect">
+                      <a:avLst/>
+                    </a:prstGeom>
+                  </pic:spPr>
+                </pic:pic>
+              </a:graphicData>
+            </a:graphic>
+          </wp:inline>
+        </w:drawing>
+      </w:r>
+    </w:p>
+    <w:p>
+      <w:pPr>
+        <w:rPr>
+          <w:rFonts w:ascii="Times New Roman" w:hAnsi="Times New Roman" w:cs="Times New Roman"/>
         </w:rPr>
       </w:pPr>
     </w:p>
@@ -1685,27 +1808,203 @@
           <w:b/>
           <w:bCs/>
         </w:rPr>
-        <w:t>Circuite Independente</w:t>
-      </w:r>
-    </w:p>
-    <w:p>
-      <w:pPr>
-        <w:rPr>
-          <w:rFonts w:ascii="Times New Roman" w:hAnsi="Times New Roman" w:cs="Times New Roman"/>
-        </w:rPr>
-      </w:pPr>
-      <w:r>
-        <w:rPr>
-          <w:rFonts w:ascii="Times New Roman" w:hAnsi="Times New Roman" w:cs="Times New Roman"/>
-        </w:rPr>
-        <w:t>Analizând graful de control al fluxului (Control Flow Graph), am identificat următoarele drumuri independente în metodă:</w:t>
+        <w:t>Calculul Complexității Ciclomatice</w:t>
+      </w:r>
+    </w:p>
+    <w:p>
+      <w:pPr>
+        <w:rPr>
+          <w:rFonts w:ascii="Times New Roman" w:hAnsi="Times New Roman" w:cs="Times New Roman"/>
+        </w:rPr>
+      </w:pPr>
+      <w:r>
+        <w:rPr>
+          <w:rFonts w:ascii="Times New Roman" w:hAnsi="Times New Roman" w:cs="Times New Roman"/>
+        </w:rPr>
+        <w:t>Conform formulei lui McCabe pentru un graf complet conectat, numărul de circuite liniar independente (setul de bază) este dat de formula:</w:t>
+      </w:r>
+    </w:p>
+    <w:p>
+      <w:pPr>
+        <w:jc w:val="center"/>
+        <w:rPr>
+          <w:rFonts w:ascii="Times New Roman" w:hAnsi="Times New Roman" w:cs="Times New Roman"/>
+          <w:b/>
+          <w:bCs/>
+          <w:color w:val="538135" w:themeColor="accent6" w:themeShade="BF"/>
+        </w:rPr>
+      </w:pPr>
+      <w:r>
+        <w:rPr>
+          <w:rFonts w:ascii="Times New Roman" w:hAnsi="Times New Roman" w:cs="Times New Roman"/>
+          <w:b/>
+          <w:bCs/>
+          <w:color w:val="538135" w:themeColor="accent6" w:themeShade="BF"/>
+        </w:rPr>
+        <w:t>V(G) = e – n + 1</w:t>
+      </w:r>
+    </w:p>
+    <w:p>
+      <w:pPr>
+        <w:rPr>
+          <w:rFonts w:ascii="Times New Roman" w:hAnsi="Times New Roman" w:cs="Times New Roman"/>
+        </w:rPr>
+      </w:pPr>
+      <w:r>
+        <w:rPr>
+          <w:rFonts w:ascii="Times New Roman" w:hAnsi="Times New Roman" w:cs="Times New Roman"/>
+        </w:rPr>
+        <w:t>e = numărul de muchii ale grafului</w:t>
+      </w:r>
+      <w:r>
+        <w:rPr>
+          <w:rFonts w:ascii="Times New Roman" w:hAnsi="Times New Roman" w:cs="Times New Roman"/>
+        </w:rPr>
+        <w:t xml:space="preserve"> = 14 </w:t>
+      </w:r>
+      <w:r>
+        <w:rPr>
+          <w:rFonts w:ascii="Times New Roman" w:hAnsi="Times New Roman" w:cs="Times New Roman"/>
+        </w:rPr>
+        <w:t>(incluzând cele 5 arce de întoarcere la nodul de start pentru completarea conectivității</w:t>
+      </w:r>
+      <w:r>
+        <w:rPr>
+          <w:rFonts w:ascii="Times New Roman" w:hAnsi="Times New Roman" w:cs="Times New Roman"/>
+        </w:rPr>
+        <w:t>)</w:t>
+      </w:r>
+    </w:p>
+    <w:p>
+      <w:pPr>
+        <w:rPr>
+          <w:rFonts w:ascii="Times New Roman" w:hAnsi="Times New Roman" w:cs="Times New Roman"/>
+        </w:rPr>
+      </w:pPr>
+      <w:r>
+        <w:rPr>
+          <w:rFonts w:ascii="Times New Roman" w:hAnsi="Times New Roman" w:cs="Times New Roman"/>
+        </w:rPr>
+        <w:t>n = numărul de noduri ale grafului</w:t>
+      </w:r>
+      <w:r>
+        <w:rPr>
+          <w:rFonts w:ascii="Times New Roman" w:hAnsi="Times New Roman" w:cs="Times New Roman"/>
+        </w:rPr>
+        <w:t xml:space="preserve"> = 10</w:t>
+      </w:r>
+    </w:p>
+    <w:p>
+      <w:pPr>
+        <w:rPr>
+          <w:rFonts w:ascii="Times New Roman" w:hAnsi="Times New Roman" w:cs="Times New Roman"/>
+        </w:rPr>
+      </w:pPr>
+      <w:r>
+        <w:rPr>
+          <w:rFonts w:ascii="Times New Roman" w:hAnsi="Times New Roman" w:cs="Times New Roman"/>
+        </w:rPr>
+        <w:t>p = numărul de componente conectate</w:t>
+      </w:r>
+      <w:r>
+        <w:rPr>
+          <w:rFonts w:ascii="Times New Roman" w:hAnsi="Times New Roman" w:cs="Times New Roman"/>
+        </w:rPr>
+        <w:t xml:space="preserve"> = 1</w:t>
+      </w:r>
+    </w:p>
+    <w:p>
+      <w:pPr>
+        <w:jc w:val="center"/>
+        <w:rPr>
+          <w:rFonts w:ascii="Times New Roman" w:hAnsi="Times New Roman" w:cs="Times New Roman"/>
+          <w:b/>
+          <w:bCs/>
+          <w:color w:val="538135" w:themeColor="accent6" w:themeShade="BF"/>
+        </w:rPr>
+      </w:pPr>
+      <w:r>
+        <w:rPr>
+          <w:rFonts w:ascii="Times New Roman" w:hAnsi="Times New Roman" w:cs="Times New Roman"/>
+          <w:b/>
+          <w:bCs/>
+          <w:color w:val="538135" w:themeColor="accent6" w:themeShade="BF"/>
+        </w:rPr>
+        <w:t xml:space="preserve">V(G) = 14 - 10 + 1 = 5 </w:t>
+      </w:r>
+      <w:r>
+        <w:rPr>
+          <w:rFonts w:ascii="Times New Roman" w:hAnsi="Times New Roman" w:cs="Times New Roman"/>
+          <w:b/>
+          <w:bCs/>
+          <w:color w:val="538135" w:themeColor="accent6" w:themeShade="BF"/>
+        </w:rPr>
+        <w:t>(</w:t>
+      </w:r>
+      <w:r>
+        <w:rPr>
+          <w:rFonts w:ascii="Times New Roman" w:hAnsi="Times New Roman" w:cs="Times New Roman"/>
+          <w:b/>
+          <w:bCs/>
+          <w:color w:val="538135" w:themeColor="accent6" w:themeShade="BF"/>
+        </w:rPr>
+        <w:t>circuite independente</w:t>
+      </w:r>
+      <w:r>
+        <w:rPr>
+          <w:rFonts w:ascii="Times New Roman" w:hAnsi="Times New Roman" w:cs="Times New Roman"/>
+          <w:b/>
+          <w:bCs/>
+          <w:color w:val="538135" w:themeColor="accent6" w:themeShade="BF"/>
+        </w:rPr>
+        <w:t>)</w:t>
+      </w:r>
+    </w:p>
+    <w:p>
+      <w:pPr>
+        <w:jc w:val="center"/>
+        <w:rPr>
+          <w:rFonts w:ascii="Times New Roman" w:hAnsi="Times New Roman" w:cs="Times New Roman"/>
+          <w:b/>
+          <w:bCs/>
+        </w:rPr>
+      </w:pPr>
+    </w:p>
+    <w:p>
+      <w:pPr>
+        <w:rPr>
+          <w:rFonts w:ascii="Times New Roman" w:hAnsi="Times New Roman" w:cs="Times New Roman"/>
+          <w:b/>
+          <w:bCs/>
+        </w:rPr>
+      </w:pPr>
+      <w:r>
+        <w:rPr>
+          <w:rFonts w:ascii="Times New Roman" w:hAnsi="Times New Roman" w:cs="Times New Roman"/>
+          <w:b/>
+          <w:bCs/>
+        </w:rPr>
+        <w:t>Setul de Bază al Circuitelor Independente</w:t>
+      </w:r>
+    </w:p>
+    <w:p>
+      <w:pPr>
+        <w:rPr>
+          <w:rFonts w:ascii="Times New Roman" w:hAnsi="Times New Roman" w:cs="Times New Roman"/>
+        </w:rPr>
+      </w:pPr>
+      <w:r>
+        <w:rPr>
+          <w:rFonts w:ascii="Times New Roman" w:hAnsi="Times New Roman" w:cs="Times New Roman"/>
+        </w:rPr>
+        <w:t>Orice cale de rulare prin cod se poate forma ca o combinație liniară a elementelor din acest set de bază. Cele 5 circuite independente determinate de structura liniilor de cod sunt:</w:t>
       </w:r>
     </w:p>
     <w:p>
       <w:pPr>
         <w:numPr>
           <w:ilvl w:val="0"/>
-          <w:numId w:val="5"/>
+          <w:numId w:val="24"/>
         </w:numPr>
         <w:rPr>
           <w:rFonts w:ascii="Times New Roman" w:hAnsi="Times New Roman" w:cs="Times New Roman"/>
@@ -1714,8 +2013,28 @@
       <w:r>
         <w:rPr>
           <w:rFonts w:ascii="Times New Roman" w:hAnsi="Times New Roman" w:cs="Times New Roman"/>
-        </w:rPr>
-        <w:t xml:space="preserve">Drumul 1 (Eroare): Date de intrare de tip greșit </w:t>
+          <w:b/>
+          <w:bCs/>
+        </w:rPr>
+        <w:t>Circuitul a:</w:t>
+      </w:r>
+      <w:r>
+        <w:rPr>
+          <w:rFonts w:ascii="Times New Roman" w:hAnsi="Times New Roman" w:cs="Times New Roman"/>
+        </w:rPr>
+        <w:t xml:space="preserve"> 1</w:t>
+      </w:r>
+      <w:r>
+        <w:rPr>
+          <w:rFonts w:ascii="Times New Roman" w:hAnsi="Times New Roman" w:cs="Times New Roman"/>
+        </w:rPr>
+        <w:t>0</w:t>
+      </w:r>
+      <w:r>
+        <w:rPr>
+          <w:rFonts w:ascii="Times New Roman" w:hAnsi="Times New Roman" w:cs="Times New Roman"/>
+        </w:rPr>
+        <w:t xml:space="preserve"> </w:t>
       </w:r>
       <w:r>
         <w:rPr>
@@ -1727,14 +2046,20 @@
         <w:rPr>
           <w:rFonts w:ascii="Times New Roman" w:hAnsi="Times New Roman" w:cs="Times New Roman"/>
         </w:rPr>
-        <w:t xml:space="preserve"> raise TypeError.</w:t>
+        <w:t xml:space="preserve"> </w:t>
+      </w:r>
+      <w:r>
+        <w:rPr>
+          <w:rFonts w:ascii="Times New Roman" w:hAnsi="Times New Roman" w:cs="Times New Roman"/>
+        </w:rPr>
+        <w:t>11 -&gt; 10</w:t>
       </w:r>
     </w:p>
     <w:p>
       <w:pPr>
         <w:numPr>
           <w:ilvl w:val="0"/>
-          <w:numId w:val="5"/>
+          <w:numId w:val="24"/>
         </w:numPr>
         <w:rPr>
           <w:rFonts w:ascii="Times New Roman" w:hAnsi="Times New Roman" w:cs="Times New Roman"/>
@@ -1743,27 +2068,29 @@
       <w:r>
         <w:rPr>
           <w:rFonts w:ascii="Times New Roman" w:hAnsi="Times New Roman" w:cs="Times New Roman"/>
-        </w:rPr>
-        <w:t xml:space="preserve">Drumul 2 (Respingere Vârstă): Vârstă invalidă </w:t>
-      </w:r>
-      <w:r>
-        <w:rPr>
-          <w:rFonts w:ascii="Times New Roman" w:hAnsi="Times New Roman" w:cs="Times New Roman"/>
-        </w:rPr>
-        <w:t xml:space="preserve">-&gt; </w:t>
-      </w:r>
-      <w:r>
-        <w:rPr>
-          <w:rFonts w:ascii="Times New Roman" w:hAnsi="Times New Roman" w:cs="Times New Roman"/>
-        </w:rPr>
-        <w:t>return "Respins: Varsta...".</w:t>
+          <w:b/>
+          <w:bCs/>
+        </w:rPr>
+        <w:t>Circuitul b:</w:t>
+      </w:r>
+      <w:r>
+        <w:rPr>
+          <w:rFonts w:ascii="Times New Roman" w:hAnsi="Times New Roman" w:cs="Times New Roman"/>
+        </w:rPr>
+        <w:t xml:space="preserve"> 1</w:t>
+      </w:r>
+      <w:r>
+        <w:rPr>
+          <w:rFonts w:ascii="Times New Roman" w:hAnsi="Times New Roman" w:cs="Times New Roman"/>
+        </w:rPr>
+        <w:t>0 -&gt; 13 -&gt; 14 -&gt; 10</w:t>
       </w:r>
     </w:p>
     <w:p>
       <w:pPr>
         <w:numPr>
           <w:ilvl w:val="0"/>
-          <w:numId w:val="5"/>
+          <w:numId w:val="24"/>
         </w:numPr>
         <w:rPr>
           <w:rFonts w:ascii="Times New Roman" w:hAnsi="Times New Roman" w:cs="Times New Roman"/>
@@ -1772,27 +2099,29 @@
       <w:r>
         <w:rPr>
           <w:rFonts w:ascii="Times New Roman" w:hAnsi="Times New Roman" w:cs="Times New Roman"/>
-        </w:rPr>
-        <w:t xml:space="preserve">Drumul 3 (Respingere Financiară): Vârstă validă, dar venit/scor mic </w:t>
-      </w:r>
-      <w:r>
-        <w:rPr>
-          <w:rFonts w:ascii="Times New Roman" w:hAnsi="Times New Roman" w:cs="Times New Roman"/>
-        </w:rPr>
-        <w:t>-&gt;</w:t>
-      </w:r>
-      <w:r>
-        <w:rPr>
-          <w:rFonts w:ascii="Times New Roman" w:hAnsi="Times New Roman" w:cs="Times New Roman"/>
-        </w:rPr>
-        <w:t xml:space="preserve"> return "Respins: Scor...".</w:t>
+          <w:b/>
+          <w:bCs/>
+        </w:rPr>
+        <w:t>Circuitul c:</w:t>
+      </w:r>
+      <w:r>
+        <w:rPr>
+          <w:rFonts w:ascii="Times New Roman" w:hAnsi="Times New Roman" w:cs="Times New Roman"/>
+        </w:rPr>
+        <w:t xml:space="preserve"> 1</w:t>
+      </w:r>
+      <w:r>
+        <w:rPr>
+          <w:rFonts w:ascii="Times New Roman" w:hAnsi="Times New Roman" w:cs="Times New Roman"/>
+        </w:rPr>
+        <w:t>0 -&gt; 13 -&gt; 16 -&gt; 21 -&gt; 10</w:t>
       </w:r>
     </w:p>
     <w:p>
       <w:pPr>
         <w:numPr>
           <w:ilvl w:val="0"/>
-          <w:numId w:val="5"/>
+          <w:numId w:val="24"/>
         </w:numPr>
         <w:rPr>
           <w:rFonts w:ascii="Times New Roman" w:hAnsi="Times New Roman" w:cs="Times New Roman"/>
@@ -1801,27 +2130,53 @@
       <w:r>
         <w:rPr>
           <w:rFonts w:ascii="Times New Roman" w:hAnsi="Times New Roman" w:cs="Times New Roman"/>
-        </w:rPr>
-        <w:t>Drumul 4 (Aprobare Standard): Toate condițiile OK, sc</w:t>
-      </w:r>
-      <w:r>
-        <w:rPr>
-          <w:rFonts w:ascii="Times New Roman" w:hAnsi="Times New Roman" w:cs="Times New Roman"/>
-        </w:rPr>
-        <w:t xml:space="preserve">or &lt;= </w:t>
-      </w:r>
-      <w:r>
-        <w:rPr>
-          <w:rFonts w:ascii="Times New Roman" w:hAnsi="Times New Roman" w:cs="Times New Roman"/>
-        </w:rPr>
-        <w:t>800.</w:t>
+          <w:b/>
+          <w:bCs/>
+        </w:rPr>
+        <w:t>Circuitul d:</w:t>
+      </w:r>
+      <w:r>
+        <w:rPr>
+          <w:rFonts w:ascii="Times New Roman" w:hAnsi="Times New Roman" w:cs="Times New Roman"/>
+        </w:rPr>
+        <w:t xml:space="preserve"> </w:t>
+      </w:r>
+      <w:r>
+        <w:rPr>
+          <w:rFonts w:ascii="Times New Roman" w:hAnsi="Times New Roman" w:cs="Times New Roman"/>
+        </w:rPr>
+        <w:t>1</w:t>
+      </w:r>
+      <w:r>
+        <w:rPr>
+          <w:rFonts w:ascii="Times New Roman" w:hAnsi="Times New Roman" w:cs="Times New Roman"/>
+        </w:rPr>
+        <w:t xml:space="preserve">0 -&gt; 13 -&gt; 16 -&gt; </w:t>
+      </w:r>
+      <w:r>
+        <w:rPr>
+          <w:rFonts w:ascii="Times New Roman" w:hAnsi="Times New Roman" w:cs="Times New Roman"/>
+        </w:rPr>
+        <w:t>17</w:t>
+      </w:r>
+      <w:r>
+        <w:rPr>
+          <w:rFonts w:ascii="Times New Roman" w:hAnsi="Times New Roman" w:cs="Times New Roman"/>
+        </w:rPr>
+        <w:t xml:space="preserve"> -&gt; 1</w:t>
+      </w:r>
+      <w:r>
+        <w:rPr>
+          <w:rFonts w:ascii="Times New Roman" w:hAnsi="Times New Roman" w:cs="Times New Roman"/>
+        </w:rPr>
+        <w:t>9 -&gt; 10</w:t>
       </w:r>
     </w:p>
     <w:p>
       <w:pPr>
         <w:numPr>
           <w:ilvl w:val="0"/>
-          <w:numId w:val="5"/>
+          <w:numId w:val="24"/>
         </w:numPr>
         <w:rPr>
           <w:rFonts w:ascii="Times New Roman" w:hAnsi="Times New Roman" w:cs="Times New Roman"/>
@@ -1830,9 +2185,94 @@
       <w:r>
         <w:rPr>
           <w:rFonts w:ascii="Times New Roman" w:hAnsi="Times New Roman" w:cs="Times New Roman"/>
-        </w:rPr>
-        <w:t>Drumul 5 (Aprobare Excelentă): Toate condițiile OK, scor &gt; 800.</w:t>
-      </w:r>
+          <w:b/>
+          <w:bCs/>
+        </w:rPr>
+        <w:t>Circuitul e:</w:t>
+      </w:r>
+      <w:r>
+        <w:rPr>
+          <w:rFonts w:ascii="Times New Roman" w:hAnsi="Times New Roman" w:cs="Times New Roman"/>
+        </w:rPr>
+        <w:t xml:space="preserve"> </w:t>
+      </w:r>
+      <w:r>
+        <w:rPr>
+          <w:rFonts w:ascii="Times New Roman" w:hAnsi="Times New Roman" w:cs="Times New Roman"/>
+        </w:rPr>
+        <w:t>1</w:t>
+      </w:r>
+      <w:r>
+        <w:rPr>
+          <w:rFonts w:ascii="Times New Roman" w:hAnsi="Times New Roman" w:cs="Times New Roman"/>
+        </w:rPr>
+        <w:t>0 -&gt; 13 -&gt; 16 -&gt; 17 -&gt; 1</w:t>
+      </w:r>
+      <w:r>
+        <w:rPr>
+          <w:rFonts w:ascii="Times New Roman" w:hAnsi="Times New Roman" w:cs="Times New Roman"/>
+        </w:rPr>
+        <w:t>8</w:t>
+      </w:r>
+      <w:r>
+        <w:rPr>
+          <w:rFonts w:ascii="Times New Roman" w:hAnsi="Times New Roman" w:cs="Times New Roman"/>
+        </w:rPr>
+        <w:t xml:space="preserve"> -&gt; 10</w:t>
+      </w:r>
+    </w:p>
+    <w:p>
+      <w:pPr>
+        <w:spacing w:before="100" w:beforeAutospacing="1" w:after="100" w:afterAutospacing="1" w:line="240" w:lineRule="auto"/>
+        <w:outlineLvl w:val="2"/>
+        <w:rPr>
+          <w:rFonts w:ascii="Times New Roman" w:eastAsia="Times New Roman" w:hAnsi="Times New Roman" w:cs="Times New Roman"/>
+          <w:b/>
+          <w:bCs/>
+          <w:kern w:val="0"/>
+          <w14:ligatures w14:val="none"/>
+        </w:rPr>
+      </w:pPr>
+      <w:r>
+        <w:rPr>
+          <w:rFonts w:ascii="Times New Roman" w:eastAsia="Times New Roman" w:hAnsi="Times New Roman" w:cs="Times New Roman"/>
+          <w:b/>
+          <w:bCs/>
+          <w:kern w:val="0"/>
+          <w14:ligatures w14:val="none"/>
+        </w:rPr>
+        <w:t>Corelarea Circuitelor cu Suita de Teste Unitare</w:t>
+      </w:r>
+    </w:p>
+    <w:p>
+      <w:pPr>
+        <w:spacing w:before="100" w:beforeAutospacing="1" w:after="100" w:afterAutospacing="1" w:line="240" w:lineRule="auto"/>
+        <w:outlineLvl w:val="2"/>
+        <w:rPr>
+          <w:rFonts w:ascii="Times New Roman" w:eastAsia="Times New Roman" w:hAnsi="Times New Roman" w:cs="Times New Roman"/>
+          <w:b/>
+          <w:bCs/>
+          <w:kern w:val="0"/>
+          <w:sz w:val="27"/>
+          <w:szCs w:val="27"/>
+          <w14:ligatures w14:val="none"/>
+        </w:rPr>
+      </w:pPr>
+      <w:r>
+        <w:rPr>
+          <w:rFonts w:ascii="Times New Roman" w:eastAsia="Times New Roman" w:hAnsi="Times New Roman" w:cs="Times New Roman"/>
+          <w:kern w:val="0"/>
+          <w14:ligatures w14:val="none"/>
+        </w:rPr>
+        <w:t>Pentru a demonstra obținerea unei acoperiri complete la nivel de ramură (Branch Coverage) și instrucțiune (Statement Coverage), tabelul următor corelează fiecare circuit structural independent cu metodele de test care îl parcurg efectiv:</w:t>
+      </w:r>
+    </w:p>
+    <w:p>
+      <w:pPr>
+        <w:rPr>
+          <w:rFonts w:ascii="Times New Roman" w:hAnsi="Times New Roman" w:cs="Times New Roman"/>
+        </w:rPr>
+      </w:pPr>
     </w:p>
     <w:p>
       <w:pPr>
@@ -1841,50 +2281,94 @@
           <w:rFonts w:ascii="Times New Roman" w:hAnsi="Times New Roman" w:cs="Times New Roman"/>
         </w:rPr>
       </w:pPr>
+      <w:r>
+        <w:rPr>
+          <w:rFonts w:ascii="Times New Roman" w:hAnsi="Times New Roman" w:cs="Times New Roman"/>
+        </w:rPr>
+        <w:drawing>
+          <wp:inline distT="0" distB="0" distL="0" distR="0" wp14:anchorId="6709AADC" wp14:editId="45FD6FCE">
+            <wp:extent cx="5943600" cy="860425"/>
+            <wp:effectExtent l="0" t="0" r="0" b="0"/>
+            <wp:docPr id="1250463303" name="Picture 1"/>
+            <wp:cNvGraphicFramePr>
+              <a:graphicFrameLocks xmlns:a="http://schemas.openxmlformats.org/drawingml/2006/main" noChangeAspect="1"/>
+            </wp:cNvGraphicFramePr>
+            <a:graphic xmlns:a="http://schemas.openxmlformats.org/drawingml/2006/main">
+              <a:graphicData uri="http://schemas.openxmlformats.org/drawingml/2006/picture">
+                <pic:pic xmlns:pic="http://schemas.openxmlformats.org/drawingml/2006/picture">
+                  <pic:nvPicPr>
+                    <pic:cNvPr id="1250463303" name=""/>
+                    <pic:cNvPicPr/>
+                  </pic:nvPicPr>
+                  <pic:blipFill>
+                    <a:blip r:embed="rId10"/>
+                    <a:stretch>
+                      <a:fillRect/>
+                    </a:stretch>
+                  </pic:blipFill>
+                  <pic:spPr>
+                    <a:xfrm>
+                      <a:off x="0" y="0"/>
+                      <a:ext cx="5943600" cy="860425"/>
+                    </a:xfrm>
+                    <a:prstGeom prst="rect">
+                      <a:avLst/>
+                    </a:prstGeom>
+                  </pic:spPr>
+                </pic:pic>
+              </a:graphicData>
+            </a:graphic>
+          </wp:inline>
+        </w:drawing>
+      </w:r>
     </w:p>
     <w:p>
       <w:pPr>
         <w:ind w:left="360"/>
         <w:rPr>
           <w:rFonts w:ascii="Times New Roman" w:hAnsi="Times New Roman" w:cs="Times New Roman"/>
-          <w:b w:val="1"/>
-          <w:bCs w:val="1"/>
-        </w:rPr>
-      </w:pPr>
-      <w:r>
-        <w:rPr>
-          <w:rFonts w:ascii="Times New Roman" w:hAnsi="Times New Roman" w:cs="Times New Roman"/>
-          <w:b w:val="1"/>
-          <w:bCs w:val="1"/>
-        </w:rPr>
+        </w:rPr>
+      </w:pPr>
+    </w:p>
+    <w:p>
+      <w:pPr>
+        <w:ind w:left="360"/>
+        <w:rPr>
+          <w:rFonts w:ascii="Times New Roman" w:hAnsi="Times New Roman" w:cs="Times New Roman"/>
+          <w:b/>
+          <w:bCs/>
+        </w:rPr>
+      </w:pPr>
+      <w:r>
+        <w:rPr>
+          <w:rFonts w:ascii="Times New Roman" w:hAnsi="Times New Roman" w:cs="Times New Roman"/>
+          <w:b/>
+          <w:bCs/>
+        </w:rPr>
+        <w:lastRenderedPageBreak/>
         <w:t>Tabel Expected vs Actual</w:t>
       </w:r>
     </w:p>
     <w:p>
       <w:pPr>
-        <w:pStyle w:val="Normal"/>
         <w:ind w:left="360"/>
         <w:rPr>
           <w:rFonts w:ascii="Times New Roman" w:hAnsi="Times New Roman" w:cs="Times New Roman"/>
-          <w:b w:val="1"/>
-          <w:bCs w:val="1"/>
-        </w:rPr>
-      </w:pPr>
-      <w:r>
-        <w:rPr>
-          <w:rFonts w:ascii="Times New Roman" w:hAnsi="Times New Roman" w:cs="Times New Roman"/>
-          <w:b w:val="1"/>
-          <w:bCs w:val="1"/>
+          <w:b/>
+          <w:bCs/>
+        </w:rPr>
+      </w:pPr>
+      <w:r>
+        <w:rPr>
+          <w:rFonts w:ascii="Times New Roman" w:hAnsi="Times New Roman" w:cs="Times New Roman"/>
+          <w:b/>
+          <w:bCs/>
         </w:rPr>
         <w:t xml:space="preserve"> - </w:t>
       </w:r>
       <w:r>
         <w:rPr>
-          <w:rFonts w:ascii="Times New Roman" w:hAnsi="Times New Roman" w:eastAsia="Times New Roman" w:cs="Times New Roman"/>
-          <w:noProof w:val="0"/>
-          <w:sz w:val="24"/>
-          <w:szCs w:val="24"/>
-          <w:lang w:val="en-US"/>
+          <w:rFonts w:ascii="Times New Roman" w:eastAsia="Times New Roman" w:hAnsi="Times New Roman" w:cs="Times New Roman"/>
         </w:rPr>
         <w:t>Teste pentru validarea tipurilor de date</w:t>
       </w:r>
@@ -1909,9 +2393,7 @@
         </w:trPr>
         <w:tc>
           <w:tcPr>
-            <w:cnfStyle w:val="000000000000" w:firstRow="0" w:lastRow="0" w:firstColumn="0" w:lastColumn="0" w:oddVBand="0" w:evenVBand="0" w:oddHBand="0" w:evenHBand="0" w:firstRowFirstColumn="0" w:firstRowLastColumn="0" w:lastRowFirstColumn="0" w:lastRowLastColumn="0"/>
             <w:tcW w:w="945" w:type="dxa"/>
-            <w:tcMar/>
             <w:vAlign w:val="center"/>
           </w:tcPr>
           <w:p>
@@ -1933,9 +2415,7 @@
         </w:tc>
         <w:tc>
           <w:tcPr>
-            <w:cnfStyle w:val="000000000000" w:firstRow="0" w:lastRow="0" w:firstColumn="0" w:lastColumn="0" w:oddVBand="0" w:evenVBand="0" w:oddHBand="0" w:evenHBand="0" w:firstRowFirstColumn="0" w:firstRowLastColumn="0" w:lastRowFirstColumn="0" w:lastRowLastColumn="0"/>
             <w:tcW w:w="1812" w:type="dxa"/>
-            <w:tcMar/>
             <w:vAlign w:val="center"/>
           </w:tcPr>
           <w:p>
@@ -1957,9 +2437,7 @@
         </w:tc>
         <w:tc>
           <w:tcPr>
-            <w:cnfStyle w:val="000000000000" w:firstRow="0" w:lastRow="0" w:firstColumn="0" w:lastColumn="0" w:oddVBand="0" w:evenVBand="0" w:oddHBand="0" w:evenHBand="0" w:firstRowFirstColumn="0" w:firstRowLastColumn="0" w:lastRowFirstColumn="0" w:lastRowLastColumn="0"/>
             <w:tcW w:w="3027" w:type="dxa"/>
-            <w:tcMar/>
             <w:vAlign w:val="center"/>
           </w:tcPr>
           <w:p>
@@ -1981,9 +2459,7 @@
         </w:tc>
         <w:tc>
           <w:tcPr>
-            <w:cnfStyle w:val="000000000000" w:firstRow="0" w:lastRow="0" w:firstColumn="0" w:lastColumn="0" w:oddVBand="0" w:evenVBand="0" w:oddHBand="0" w:evenHBand="0" w:firstRowFirstColumn="0" w:firstRowLastColumn="0" w:lastRowFirstColumn="0" w:lastRowLastColumn="0"/>
             <w:tcW w:w="3206" w:type="dxa"/>
-            <w:tcMar/>
             <w:vAlign w:val="center"/>
           </w:tcPr>
           <w:p>
@@ -2010,9 +2486,7 @@
         </w:trPr>
         <w:tc>
           <w:tcPr>
-            <w:cnfStyle w:val="000000000000" w:firstRow="0" w:lastRow="0" w:firstColumn="0" w:lastColumn="0" w:oddVBand="0" w:evenVBand="0" w:oddHBand="0" w:evenHBand="0" w:firstRowFirstColumn="0" w:firstRowLastColumn="0" w:lastRowFirstColumn="0" w:lastRowLastColumn="0"/>
             <w:tcW w:w="945" w:type="dxa"/>
-            <w:tcMar/>
             <w:vAlign w:val="center"/>
           </w:tcPr>
           <w:p>
@@ -2032,9 +2506,7 @@
         </w:tc>
         <w:tc>
           <w:tcPr>
-            <w:cnfStyle w:val="000000000000" w:firstRow="0" w:lastRow="0" w:firstColumn="0" w:lastColumn="0" w:oddVBand="0" w:evenVBand="0" w:oddHBand="0" w:evenHBand="0" w:firstRowFirstColumn="0" w:firstRowLastColumn="0" w:lastRowFirstColumn="0" w:lastRowLastColumn="0"/>
             <w:tcW w:w="1812" w:type="dxa"/>
-            <w:tcMar/>
             <w:vAlign w:val="center"/>
           </w:tcPr>
           <w:p>
@@ -2054,21 +2526,19 @@
         </w:tc>
         <w:tc>
           <w:tcPr>
-            <w:cnfStyle w:val="000000000000" w:firstRow="0" w:lastRow="0" w:firstColumn="0" w:lastColumn="0" w:oddVBand="0" w:evenVBand="0" w:oddHBand="0" w:evenHBand="0" w:firstRowFirstColumn="0" w:firstRowLastColumn="0" w:lastRowFirstColumn="0" w:lastRowLastColumn="0"/>
             <w:tcW w:w="3027" w:type="dxa"/>
-            <w:tcMar/>
             <w:vAlign w:val="center"/>
           </w:tcPr>
           <w:p>
             <w:pPr>
               <w:jc w:val="center"/>
               <w:rPr>
-                <w:rFonts w:ascii="Times New Roman" w:hAnsi="Times New Roman" w:eastAsia="Times New Roman" w:cs="Times New Roman"/>
+                <w:rFonts w:ascii="Times New Roman" w:eastAsia="Times New Roman" w:hAnsi="Times New Roman" w:cs="Times New Roman"/>
               </w:rPr>
             </w:pPr>
             <w:r>
               <w:rPr>
-                <w:rFonts w:ascii="Times New Roman" w:hAnsi="Times New Roman" w:eastAsia="Times New Roman" w:cs="Times New Roman"/>
+                <w:rFonts w:ascii="Times New Roman" w:eastAsia="Times New Roman" w:hAnsi="Times New Roman" w:cs="Times New Roman"/>
               </w:rPr>
               <w:t>TypeError</w:t>
             </w:r>
@@ -2076,21 +2546,19 @@
         </w:tc>
         <w:tc>
           <w:tcPr>
-            <w:cnfStyle w:val="000000000000" w:firstRow="0" w:lastRow="0" w:firstColumn="0" w:lastColumn="0" w:oddVBand="0" w:evenVBand="0" w:oddHBand="0" w:evenHBand="0" w:firstRowFirstColumn="0" w:firstRowLastColumn="0" w:lastRowFirstColumn="0" w:lastRowLastColumn="0"/>
             <w:tcW w:w="3206" w:type="dxa"/>
-            <w:tcMar/>
             <w:vAlign w:val="center"/>
           </w:tcPr>
           <w:p>
             <w:pPr>
               <w:jc w:val="center"/>
               <w:rPr>
-                <w:rFonts w:ascii="Times New Roman" w:hAnsi="Times New Roman" w:eastAsia="Times New Roman" w:cs="Times New Roman"/>
+                <w:rFonts w:ascii="Times New Roman" w:eastAsia="Times New Roman" w:hAnsi="Times New Roman" w:cs="Times New Roman"/>
               </w:rPr>
             </w:pPr>
             <w:r>
               <w:rPr>
-                <w:rFonts w:ascii="Times New Roman" w:hAnsi="Times New Roman" w:eastAsia="Times New Roman" w:cs="Times New Roman"/>
+                <w:rFonts w:ascii="Times New Roman" w:eastAsia="Times New Roman" w:hAnsi="Times New Roman" w:cs="Times New Roman"/>
               </w:rPr>
               <w:t>TypeError</w:t>
             </w:r>
@@ -2103,9 +2571,7 @@
         </w:trPr>
         <w:tc>
           <w:tcPr>
-            <w:cnfStyle w:val="000000000000" w:firstRow="0" w:lastRow="0" w:firstColumn="0" w:lastColumn="0" w:oddVBand="0" w:evenVBand="0" w:oddHBand="0" w:evenHBand="0" w:firstRowFirstColumn="0" w:firstRowLastColumn="0" w:lastRowFirstColumn="0" w:lastRowLastColumn="0"/>
             <w:tcW w:w="945" w:type="dxa"/>
-            <w:tcMar/>
             <w:vAlign w:val="center"/>
           </w:tcPr>
           <w:p>
@@ -2125,9 +2591,7 @@
         </w:tc>
         <w:tc>
           <w:tcPr>
-            <w:cnfStyle w:val="000000000000" w:firstRow="0" w:lastRow="0" w:firstColumn="0" w:lastColumn="0" w:oddVBand="0" w:evenVBand="0" w:oddHBand="0" w:evenHBand="0" w:firstRowFirstColumn="0" w:firstRowLastColumn="0" w:lastRowFirstColumn="0" w:lastRowLastColumn="0"/>
             <w:tcW w:w="1812" w:type="dxa"/>
-            <w:tcMar/>
             <w:vAlign w:val="center"/>
           </w:tcPr>
           <w:p>
@@ -2147,21 +2611,19 @@
         </w:tc>
         <w:tc>
           <w:tcPr>
-            <w:cnfStyle w:val="000000000000" w:firstRow="0" w:lastRow="0" w:firstColumn="0" w:lastColumn="0" w:oddVBand="0" w:evenVBand="0" w:oddHBand="0" w:evenHBand="0" w:firstRowFirstColumn="0" w:firstRowLastColumn="0" w:lastRowFirstColumn="0" w:lastRowLastColumn="0"/>
             <w:tcW w:w="3027" w:type="dxa"/>
-            <w:tcMar/>
             <w:vAlign w:val="center"/>
           </w:tcPr>
           <w:p>
             <w:pPr>
               <w:jc w:val="center"/>
               <w:rPr>
-                <w:rFonts w:ascii="Times New Roman" w:hAnsi="Times New Roman" w:eastAsia="Times New Roman" w:cs="Times New Roman"/>
+                <w:rFonts w:ascii="Times New Roman" w:eastAsia="Times New Roman" w:hAnsi="Times New Roman" w:cs="Times New Roman"/>
               </w:rPr>
             </w:pPr>
             <w:r>
               <w:rPr>
-                <w:rFonts w:ascii="Times New Roman" w:hAnsi="Times New Roman" w:eastAsia="Times New Roman" w:cs="Times New Roman"/>
+                <w:rFonts w:ascii="Times New Roman" w:eastAsia="Times New Roman" w:hAnsi="Times New Roman" w:cs="Times New Roman"/>
               </w:rPr>
               <w:t>TypeError</w:t>
             </w:r>
@@ -2169,21 +2631,19 @@
         </w:tc>
         <w:tc>
           <w:tcPr>
-            <w:cnfStyle w:val="000000000000" w:firstRow="0" w:lastRow="0" w:firstColumn="0" w:lastColumn="0" w:oddVBand="0" w:evenVBand="0" w:oddHBand="0" w:evenHBand="0" w:firstRowFirstColumn="0" w:firstRowLastColumn="0" w:lastRowFirstColumn="0" w:lastRowLastColumn="0"/>
             <w:tcW w:w="3206" w:type="dxa"/>
-            <w:tcMar/>
             <w:vAlign w:val="center"/>
           </w:tcPr>
           <w:p>
             <w:pPr>
               <w:jc w:val="center"/>
               <w:rPr>
-                <w:rFonts w:ascii="Times New Roman" w:hAnsi="Times New Roman" w:eastAsia="Times New Roman" w:cs="Times New Roman"/>
+                <w:rFonts w:ascii="Times New Roman" w:eastAsia="Times New Roman" w:hAnsi="Times New Roman" w:cs="Times New Roman"/>
               </w:rPr>
             </w:pPr>
             <w:r>
               <w:rPr>
-                <w:rFonts w:ascii="Times New Roman" w:hAnsi="Times New Roman" w:eastAsia="Times New Roman" w:cs="Times New Roman"/>
+                <w:rFonts w:ascii="Times New Roman" w:eastAsia="Times New Roman" w:hAnsi="Times New Roman" w:cs="Times New Roman"/>
               </w:rPr>
               <w:t>TypeError</w:t>
             </w:r>
@@ -2196,9 +2656,7 @@
         </w:trPr>
         <w:tc>
           <w:tcPr>
-            <w:cnfStyle w:val="000000000000" w:firstRow="0" w:lastRow="0" w:firstColumn="0" w:lastColumn="0" w:oddVBand="0" w:evenVBand="0" w:oddHBand="0" w:evenHBand="0" w:firstRowFirstColumn="0" w:firstRowLastColumn="0" w:lastRowFirstColumn="0" w:lastRowLastColumn="0"/>
             <w:tcW w:w="945" w:type="dxa"/>
-            <w:tcMar/>
             <w:vAlign w:val="center"/>
           </w:tcPr>
           <w:p>
@@ -2218,9 +2676,7 @@
         </w:tc>
         <w:tc>
           <w:tcPr>
-            <w:cnfStyle w:val="000000000000" w:firstRow="0" w:lastRow="0" w:firstColumn="0" w:lastColumn="0" w:oddVBand="0" w:evenVBand="0" w:oddHBand="0" w:evenHBand="0" w:firstRowFirstColumn="0" w:firstRowLastColumn="0" w:lastRowFirstColumn="0" w:lastRowLastColumn="0"/>
             <w:tcW w:w="1812" w:type="dxa"/>
-            <w:tcMar/>
             <w:vAlign w:val="center"/>
           </w:tcPr>
           <w:p>
@@ -2240,21 +2696,19 @@
         </w:tc>
         <w:tc>
           <w:tcPr>
-            <w:cnfStyle w:val="000000000000" w:firstRow="0" w:lastRow="0" w:firstColumn="0" w:lastColumn="0" w:oddVBand="0" w:evenVBand="0" w:oddHBand="0" w:evenHBand="0" w:firstRowFirstColumn="0" w:firstRowLastColumn="0" w:lastRowFirstColumn="0" w:lastRowLastColumn="0"/>
             <w:tcW w:w="3027" w:type="dxa"/>
-            <w:tcMar/>
             <w:vAlign w:val="center"/>
           </w:tcPr>
           <w:p>
             <w:pPr>
               <w:jc w:val="center"/>
               <w:rPr>
-                <w:rFonts w:ascii="Times New Roman" w:hAnsi="Times New Roman" w:eastAsia="Times New Roman" w:cs="Times New Roman"/>
+                <w:rFonts w:ascii="Times New Roman" w:eastAsia="Times New Roman" w:hAnsi="Times New Roman" w:cs="Times New Roman"/>
               </w:rPr>
             </w:pPr>
             <w:r>
               <w:rPr>
-                <w:rFonts w:ascii="Times New Roman" w:hAnsi="Times New Roman" w:eastAsia="Times New Roman" w:cs="Times New Roman"/>
+                <w:rFonts w:ascii="Times New Roman" w:eastAsia="Times New Roman" w:hAnsi="Times New Roman" w:cs="Times New Roman"/>
               </w:rPr>
               <w:t>TypeError</w:t>
             </w:r>
@@ -2262,21 +2716,19 @@
         </w:tc>
         <w:tc>
           <w:tcPr>
-            <w:cnfStyle w:val="000000000000" w:firstRow="0" w:lastRow="0" w:firstColumn="0" w:lastColumn="0" w:oddVBand="0" w:evenVBand="0" w:oddHBand="0" w:evenHBand="0" w:firstRowFirstColumn="0" w:firstRowLastColumn="0" w:lastRowFirstColumn="0" w:lastRowLastColumn="0"/>
             <w:tcW w:w="3206" w:type="dxa"/>
-            <w:tcMar/>
             <w:vAlign w:val="center"/>
           </w:tcPr>
           <w:p>
             <w:pPr>
               <w:jc w:val="center"/>
               <w:rPr>
-                <w:rFonts w:ascii="Times New Roman" w:hAnsi="Times New Roman" w:eastAsia="Times New Roman" w:cs="Times New Roman"/>
+                <w:rFonts w:ascii="Times New Roman" w:eastAsia="Times New Roman" w:hAnsi="Times New Roman" w:cs="Times New Roman"/>
               </w:rPr>
             </w:pPr>
             <w:r>
               <w:rPr>
-                <w:rFonts w:ascii="Times New Roman" w:hAnsi="Times New Roman" w:eastAsia="Times New Roman" w:cs="Times New Roman"/>
+                <w:rFonts w:ascii="Times New Roman" w:eastAsia="Times New Roman" w:hAnsi="Times New Roman" w:cs="Times New Roman"/>
               </w:rPr>
               <w:t>TypeError</w:t>
             </w:r>
@@ -2286,7 +2738,6 @@
     </w:tbl>
     <w:p>
       <w:pPr>
-        <w:pStyle w:val="Normal"/>
         <w:ind w:left="360"/>
         <w:rPr>
           <w:rFonts w:ascii="Times New Roman" w:hAnsi="Times New Roman" w:cs="Times New Roman"/>
@@ -2295,7 +2746,6 @@
     </w:p>
     <w:p>
       <w:pPr>
-        <w:pStyle w:val="Normal"/>
         <w:ind w:left="360"/>
         <w:rPr>
           <w:rFonts w:ascii="Times New Roman" w:hAnsi="Times New Roman" w:cs="Times New Roman"/>
@@ -2309,11 +2759,7 @@
       </w:r>
       <w:r>
         <w:rPr>
-          <w:rFonts w:ascii="Times New Roman" w:hAnsi="Times New Roman" w:eastAsia="Times New Roman" w:cs="Times New Roman"/>
-          <w:noProof w:val="0"/>
-          <w:sz w:val="24"/>
-          <w:szCs w:val="24"/>
-          <w:lang w:val="en-US"/>
+          <w:rFonts w:ascii="Times New Roman" w:eastAsia="Times New Roman" w:hAnsi="Times New Roman" w:cs="Times New Roman"/>
         </w:rPr>
         <w:t>Teste Boundary Value Analysis (BVA)</w:t>
       </w:r>
@@ -2333,13 +2779,12 @@
       </w:tblGrid>
       <w:tr>
         <w:trPr>
+          <w:cnfStyle w:val="100000000000" w:firstRow="1" w:lastRow="0" w:firstColumn="0" w:lastColumn="0" w:oddVBand="0" w:evenVBand="0" w:oddHBand="0" w:evenHBand="0" w:firstRowFirstColumn="0" w:firstRowLastColumn="0" w:lastRowFirstColumn="0" w:lastRowLastColumn="0"/>
           <w:trHeight w:val="480"/>
         </w:trPr>
         <w:tc>
           <w:tcPr>
-            <w:cnfStyle w:val="000000000000" w:firstRow="0" w:lastRow="0" w:firstColumn="0" w:lastColumn="0" w:oddVBand="0" w:evenVBand="0" w:oddHBand="0" w:evenHBand="0" w:firstRowFirstColumn="0" w:firstRowLastColumn="0" w:lastRowFirstColumn="0" w:lastRowLastColumn="0"/>
             <w:tcW w:w="930" w:type="dxa"/>
-            <w:tcMar/>
             <w:vAlign w:val="center"/>
           </w:tcPr>
           <w:p>
@@ -2347,8 +2792,6 @@
               <w:jc w:val="center"/>
               <w:rPr>
                 <w:rFonts w:ascii="Times New Roman" w:hAnsi="Times New Roman" w:cs="Times New Roman"/>
-                <w:b w:val="0"/>
-                <w:bCs w:val="0"/>
               </w:rPr>
             </w:pPr>
             <w:r>
@@ -2361,9 +2804,7 @@
         </w:tc>
         <w:tc>
           <w:tcPr>
-            <w:cnfStyle w:val="000000000000" w:firstRow="0" w:lastRow="0" w:firstColumn="0" w:lastColumn="0" w:oddVBand="0" w:evenVBand="0" w:oddHBand="0" w:evenHBand="0" w:firstRowFirstColumn="0" w:firstRowLastColumn="0" w:lastRowFirstColumn="0" w:lastRowLastColumn="0"/>
             <w:tcW w:w="1827" w:type="dxa"/>
-            <w:tcMar/>
             <w:vAlign w:val="center"/>
           </w:tcPr>
           <w:p>
@@ -2371,8 +2812,6 @@
               <w:jc w:val="center"/>
               <w:rPr>
                 <w:rFonts w:ascii="Times New Roman" w:hAnsi="Times New Roman" w:cs="Times New Roman"/>
-                <w:b w:val="0"/>
-                <w:bCs w:val="0"/>
               </w:rPr>
             </w:pPr>
             <w:r>
@@ -2385,9 +2824,7 @@
         </w:tc>
         <w:tc>
           <w:tcPr>
-            <w:cnfStyle w:val="000000000000" w:firstRow="0" w:lastRow="0" w:firstColumn="0" w:lastColumn="0" w:oddVBand="0" w:evenVBand="0" w:oddHBand="0" w:evenHBand="0" w:firstRowFirstColumn="0" w:firstRowLastColumn="0" w:lastRowFirstColumn="0" w:lastRowLastColumn="0"/>
             <w:tcW w:w="3027" w:type="dxa"/>
-            <w:tcMar/>
             <w:vAlign w:val="center"/>
           </w:tcPr>
           <w:p>
@@ -2395,8 +2832,6 @@
               <w:jc w:val="center"/>
               <w:rPr>
                 <w:rFonts w:ascii="Times New Roman" w:hAnsi="Times New Roman" w:cs="Times New Roman"/>
-                <w:b w:val="0"/>
-                <w:bCs w:val="0"/>
               </w:rPr>
             </w:pPr>
             <w:r>
@@ -2409,9 +2844,7 @@
         </w:tc>
         <w:tc>
           <w:tcPr>
-            <w:cnfStyle w:val="000000000000" w:firstRow="0" w:lastRow="0" w:firstColumn="0" w:lastColumn="0" w:oddVBand="0" w:evenVBand="0" w:oddHBand="0" w:evenHBand="0" w:firstRowFirstColumn="0" w:firstRowLastColumn="0" w:lastRowFirstColumn="0" w:lastRowLastColumn="0"/>
             <w:tcW w:w="3206" w:type="dxa"/>
-            <w:tcMar/>
             <w:vAlign w:val="center"/>
           </w:tcPr>
           <w:p>
@@ -2419,8 +2852,6 @@
               <w:jc w:val="center"/>
               <w:rPr>
                 <w:rFonts w:ascii="Times New Roman" w:hAnsi="Times New Roman" w:cs="Times New Roman"/>
-                <w:b w:val="0"/>
-                <w:bCs w:val="0"/>
               </w:rPr>
             </w:pPr>
             <w:r>
@@ -2438,9 +2869,7 @@
         </w:trPr>
         <w:tc>
           <w:tcPr>
-            <w:cnfStyle w:val="000000000000" w:firstRow="0" w:lastRow="0" w:firstColumn="0" w:lastColumn="0" w:oddVBand="0" w:evenVBand="0" w:oddHBand="0" w:evenHBand="0" w:firstRowFirstColumn="0" w:firstRowLastColumn="0" w:lastRowFirstColumn="0" w:lastRowLastColumn="0"/>
             <w:tcW w:w="930" w:type="dxa"/>
-            <w:tcMar/>
             <w:vAlign w:val="center"/>
           </w:tcPr>
           <w:p>
@@ -2460,9 +2889,7 @@
         </w:tc>
         <w:tc>
           <w:tcPr>
-            <w:cnfStyle w:val="000000000000" w:firstRow="0" w:lastRow="0" w:firstColumn="0" w:lastColumn="0" w:oddVBand="0" w:evenVBand="0" w:oddHBand="0" w:evenHBand="0" w:firstRowFirstColumn="0" w:firstRowLastColumn="0" w:lastRowFirstColumn="0" w:lastRowLastColumn="0"/>
             <w:tcW w:w="1827" w:type="dxa"/>
-            <w:tcMar/>
             <w:vAlign w:val="center"/>
           </w:tcPr>
           <w:p>
@@ -2471,7 +2898,7 @@
             </w:pPr>
             <w:r>
               <w:rPr>
-                <w:rFonts w:ascii="Times New Roman" w:hAnsi="Times New Roman" w:eastAsia="Times New Roman" w:cs="Times New Roman"/>
+                <w:rFonts w:ascii="Times New Roman" w:eastAsia="Times New Roman" w:hAnsi="Times New Roman" w:cs="Times New Roman"/>
               </w:rPr>
               <w:t>(17, 3000, 600)</w:t>
             </w:r>
@@ -2479,9 +2906,7 @@
         </w:tc>
         <w:tc>
           <w:tcPr>
-            <w:cnfStyle w:val="000000000000" w:firstRow="0" w:lastRow="0" w:firstColumn="0" w:lastColumn="0" w:oddVBand="0" w:evenVBand="0" w:oddHBand="0" w:evenHBand="0" w:firstRowFirstColumn="0" w:firstRowLastColumn="0" w:lastRowFirstColumn="0" w:lastRowLastColumn="0"/>
             <w:tcW w:w="3027" w:type="dxa"/>
-            <w:tcMar/>
             <w:vAlign w:val="center"/>
           </w:tcPr>
           <w:p>
@@ -2490,7 +2915,7 @@
             </w:pPr>
             <w:r>
               <w:rPr>
-                <w:rFonts w:ascii="Times New Roman" w:hAnsi="Times New Roman" w:eastAsia="Times New Roman" w:cs="Times New Roman"/>
+                <w:rFonts w:ascii="Times New Roman" w:eastAsia="Times New Roman" w:hAnsi="Times New Roman" w:cs="Times New Roman"/>
               </w:rPr>
               <w:t>Respins: Varsta neadecvata</w:t>
             </w:r>
@@ -2498,9 +2923,7 @@
         </w:tc>
         <w:tc>
           <w:tcPr>
-            <w:cnfStyle w:val="000000000000" w:firstRow="0" w:lastRow="0" w:firstColumn="0" w:lastColumn="0" w:oddVBand="0" w:evenVBand="0" w:oddHBand="0" w:evenHBand="0" w:firstRowFirstColumn="0" w:firstRowLastColumn="0" w:lastRowFirstColumn="0" w:lastRowLastColumn="0"/>
             <w:tcW w:w="3206" w:type="dxa"/>
-            <w:tcMar/>
             <w:vAlign w:val="center"/>
           </w:tcPr>
           <w:p>
@@ -2509,7 +2932,7 @@
             </w:pPr>
             <w:r>
               <w:rPr>
-                <w:rFonts w:ascii="Times New Roman" w:hAnsi="Times New Roman" w:eastAsia="Times New Roman" w:cs="Times New Roman"/>
+                <w:rFonts w:ascii="Times New Roman" w:eastAsia="Times New Roman" w:hAnsi="Times New Roman" w:cs="Times New Roman"/>
               </w:rPr>
               <w:t>Respins: Varsta neadecvata</w:t>
             </w:r>
@@ -2522,9 +2945,7 @@
         </w:trPr>
         <w:tc>
           <w:tcPr>
-            <w:cnfStyle w:val="000000000000" w:firstRow="0" w:lastRow="0" w:firstColumn="0" w:lastColumn="0" w:oddVBand="0" w:evenVBand="0" w:oddHBand="0" w:evenHBand="0" w:firstRowFirstColumn="0" w:firstRowLastColumn="0" w:lastRowFirstColumn="0" w:lastRowLastColumn="0"/>
             <w:tcW w:w="930" w:type="dxa"/>
-            <w:tcMar/>
             <w:vAlign w:val="center"/>
           </w:tcPr>
           <w:p>
@@ -2544,9 +2965,7 @@
         </w:tc>
         <w:tc>
           <w:tcPr>
-            <w:cnfStyle w:val="000000000000" w:firstRow="0" w:lastRow="0" w:firstColumn="0" w:lastColumn="0" w:oddVBand="0" w:evenVBand="0" w:oddHBand="0" w:evenHBand="0" w:firstRowFirstColumn="0" w:firstRowLastColumn="0" w:lastRowFirstColumn="0" w:lastRowLastColumn="0"/>
             <w:tcW w:w="1827" w:type="dxa"/>
-            <w:tcMar/>
             <w:vAlign w:val="center"/>
           </w:tcPr>
           <w:p>
@@ -2555,7 +2974,7 @@
             </w:pPr>
             <w:r>
               <w:rPr>
-                <w:rFonts w:ascii="Times New Roman" w:hAnsi="Times New Roman" w:eastAsia="Times New Roman" w:cs="Times New Roman"/>
+                <w:rFonts w:ascii="Times New Roman" w:eastAsia="Times New Roman" w:hAnsi="Times New Roman" w:cs="Times New Roman"/>
               </w:rPr>
               <w:t>(18, 3000, 600)</w:t>
             </w:r>
@@ -2563,9 +2982,7 @@
         </w:tc>
         <w:tc>
           <w:tcPr>
-            <w:cnfStyle w:val="000000000000" w:firstRow="0" w:lastRow="0" w:firstColumn="0" w:lastColumn="0" w:oddVBand="0" w:evenVBand="0" w:oddHBand="0" w:evenHBand="0" w:firstRowFirstColumn="0" w:firstRowLastColumn="0" w:lastRowFirstColumn="0" w:lastRowLastColumn="0"/>
             <w:tcW w:w="3027" w:type="dxa"/>
-            <w:tcMar/>
             <w:vAlign w:val="center"/>
           </w:tcPr>
           <w:p>
@@ -2574,7 +2991,7 @@
             </w:pPr>
             <w:r>
               <w:rPr>
-                <w:rFonts w:ascii="Times New Roman" w:hAnsi="Times New Roman" w:eastAsia="Times New Roman" w:cs="Times New Roman"/>
+                <w:rFonts w:ascii="Times New Roman" w:eastAsia="Times New Roman" w:hAnsi="Times New Roman" w:cs="Times New Roman"/>
               </w:rPr>
               <w:t>Aprobat: Conditii Standard</w:t>
             </w:r>
@@ -2582,9 +2999,7 @@
         </w:tc>
         <w:tc>
           <w:tcPr>
-            <w:cnfStyle w:val="000000000000" w:firstRow="0" w:lastRow="0" w:firstColumn="0" w:lastColumn="0" w:oddVBand="0" w:evenVBand="0" w:oddHBand="0" w:evenHBand="0" w:firstRowFirstColumn="0" w:firstRowLastColumn="0" w:lastRowFirstColumn="0" w:lastRowLastColumn="0"/>
             <w:tcW w:w="3206" w:type="dxa"/>
-            <w:tcMar/>
             <w:vAlign w:val="center"/>
           </w:tcPr>
           <w:p>
@@ -2593,7 +3008,7 @@
             </w:pPr>
             <w:r>
               <w:rPr>
-                <w:rFonts w:ascii="Times New Roman" w:hAnsi="Times New Roman" w:eastAsia="Times New Roman" w:cs="Times New Roman"/>
+                <w:rFonts w:ascii="Times New Roman" w:eastAsia="Times New Roman" w:hAnsi="Times New Roman" w:cs="Times New Roman"/>
               </w:rPr>
               <w:t>Aprobat: Conditii Standard</w:t>
             </w:r>
@@ -2606,9 +3021,7 @@
         </w:trPr>
         <w:tc>
           <w:tcPr>
-            <w:cnfStyle w:val="000000000000" w:firstRow="0" w:lastRow="0" w:firstColumn="0" w:lastColumn="0" w:oddVBand="0" w:evenVBand="0" w:oddHBand="0" w:evenHBand="0" w:firstRowFirstColumn="0" w:firstRowLastColumn="0" w:lastRowFirstColumn="0" w:lastRowLastColumn="0"/>
             <w:tcW w:w="930" w:type="dxa"/>
-            <w:tcMar/>
             <w:vAlign w:val="center"/>
           </w:tcPr>
           <w:p>
@@ -2628,9 +3041,7 @@
         </w:tc>
         <w:tc>
           <w:tcPr>
-            <w:cnfStyle w:val="000000000000" w:firstRow="0" w:lastRow="0" w:firstColumn="0" w:lastColumn="0" w:oddVBand="0" w:evenVBand="0" w:oddHBand="0" w:evenHBand="0" w:firstRowFirstColumn="0" w:firstRowLastColumn="0" w:lastRowFirstColumn="0" w:lastRowLastColumn="0"/>
             <w:tcW w:w="1827" w:type="dxa"/>
-            <w:tcMar/>
             <w:vAlign w:val="center"/>
           </w:tcPr>
           <w:p>
@@ -2639,7 +3050,7 @@
             </w:pPr>
             <w:r>
               <w:rPr>
-                <w:rFonts w:ascii="Times New Roman" w:hAnsi="Times New Roman" w:eastAsia="Times New Roman" w:cs="Times New Roman"/>
+                <w:rFonts w:ascii="Times New Roman" w:eastAsia="Times New Roman" w:hAnsi="Times New Roman" w:cs="Times New Roman"/>
               </w:rPr>
               <w:t>(65, 3000, 600)</w:t>
             </w:r>
@@ -2647,9 +3058,7 @@
         </w:tc>
         <w:tc>
           <w:tcPr>
-            <w:cnfStyle w:val="000000000000" w:firstRow="0" w:lastRow="0" w:firstColumn="0" w:lastColumn="0" w:oddVBand="0" w:evenVBand="0" w:oddHBand="0" w:evenHBand="0" w:firstRowFirstColumn="0" w:firstRowLastColumn="0" w:lastRowFirstColumn="0" w:lastRowLastColumn="0"/>
             <w:tcW w:w="3027" w:type="dxa"/>
-            <w:tcMar/>
             <w:vAlign w:val="center"/>
           </w:tcPr>
           <w:p>
@@ -2658,7 +3067,7 @@
             </w:pPr>
             <w:r>
               <w:rPr>
-                <w:rFonts w:ascii="Times New Roman" w:hAnsi="Times New Roman" w:eastAsia="Times New Roman" w:cs="Times New Roman"/>
+                <w:rFonts w:ascii="Times New Roman" w:eastAsia="Times New Roman" w:hAnsi="Times New Roman" w:cs="Times New Roman"/>
               </w:rPr>
               <w:t>Aprobat: Conditii Standard</w:t>
             </w:r>
@@ -2666,9 +3075,7 @@
         </w:tc>
         <w:tc>
           <w:tcPr>
-            <w:cnfStyle w:val="000000000000" w:firstRow="0" w:lastRow="0" w:firstColumn="0" w:lastColumn="0" w:oddVBand="0" w:evenVBand="0" w:oddHBand="0" w:evenHBand="0" w:firstRowFirstColumn="0" w:firstRowLastColumn="0" w:lastRowFirstColumn="0" w:lastRowLastColumn="0"/>
             <w:tcW w:w="3206" w:type="dxa"/>
-            <w:tcMar/>
             <w:vAlign w:val="center"/>
           </w:tcPr>
           <w:p>
@@ -2677,7 +3084,7 @@
             </w:pPr>
             <w:r>
               <w:rPr>
-                <w:rFonts w:ascii="Times New Roman" w:hAnsi="Times New Roman" w:eastAsia="Times New Roman" w:cs="Times New Roman"/>
+                <w:rFonts w:ascii="Times New Roman" w:eastAsia="Times New Roman" w:hAnsi="Times New Roman" w:cs="Times New Roman"/>
               </w:rPr>
               <w:t>Aprobat: Conditii Standard</w:t>
             </w:r>
@@ -2690,9 +3097,7 @@
         </w:trPr>
         <w:tc>
           <w:tcPr>
-            <w:cnfStyle w:val="000000000000" w:firstRow="0" w:lastRow="0" w:firstColumn="0" w:lastColumn="0" w:oddVBand="0" w:evenVBand="0" w:oddHBand="0" w:evenHBand="0" w:firstRowFirstColumn="0" w:firstRowLastColumn="0" w:lastRowFirstColumn="0" w:lastRowLastColumn="0"/>
             <w:tcW w:w="930" w:type="dxa"/>
-            <w:tcMar/>
             <w:vAlign w:val="center"/>
           </w:tcPr>
           <w:p>
@@ -2712,9 +3117,7 @@
         </w:tc>
         <w:tc>
           <w:tcPr>
-            <w:cnfStyle w:val="000000000000" w:firstRow="0" w:lastRow="0" w:firstColumn="0" w:lastColumn="0" w:oddVBand="0" w:evenVBand="0" w:oddHBand="0" w:evenHBand="0" w:firstRowFirstColumn="0" w:firstRowLastColumn="0" w:lastRowFirstColumn="0" w:lastRowLastColumn="0"/>
             <w:tcW w:w="1827" w:type="dxa"/>
-            <w:tcMar/>
             <w:vAlign w:val="center"/>
           </w:tcPr>
           <w:p>
@@ -2723,7 +3126,7 @@
             </w:pPr>
             <w:r>
               <w:rPr>
-                <w:rFonts w:ascii="Times New Roman" w:hAnsi="Times New Roman" w:eastAsia="Times New Roman" w:cs="Times New Roman"/>
+                <w:rFonts w:ascii="Times New Roman" w:eastAsia="Times New Roman" w:hAnsi="Times New Roman" w:cs="Times New Roman"/>
               </w:rPr>
               <w:t>(66, 3000, 600)</w:t>
             </w:r>
@@ -2731,9 +3134,7 @@
         </w:tc>
         <w:tc>
           <w:tcPr>
-            <w:cnfStyle w:val="000000000000" w:firstRow="0" w:lastRow="0" w:firstColumn="0" w:lastColumn="0" w:oddVBand="0" w:evenVBand="0" w:oddHBand="0" w:evenHBand="0" w:firstRowFirstColumn="0" w:firstRowLastColumn="0" w:lastRowFirstColumn="0" w:lastRowLastColumn="0"/>
             <w:tcW w:w="3027" w:type="dxa"/>
-            <w:tcMar/>
             <w:vAlign w:val="center"/>
           </w:tcPr>
           <w:p>
@@ -2742,7 +3143,7 @@
             </w:pPr>
             <w:r>
               <w:rPr>
-                <w:rFonts w:ascii="Times New Roman" w:hAnsi="Times New Roman" w:eastAsia="Times New Roman" w:cs="Times New Roman"/>
+                <w:rFonts w:ascii="Times New Roman" w:eastAsia="Times New Roman" w:hAnsi="Times New Roman" w:cs="Times New Roman"/>
               </w:rPr>
               <w:t>Respins: Varsta neadecvata</w:t>
             </w:r>
@@ -2750,9 +3151,7 @@
         </w:tc>
         <w:tc>
           <w:tcPr>
-            <w:cnfStyle w:val="000000000000" w:firstRow="0" w:lastRow="0" w:firstColumn="0" w:lastColumn="0" w:oddVBand="0" w:evenVBand="0" w:oddHBand="0" w:evenHBand="0" w:firstRowFirstColumn="0" w:firstRowLastColumn="0" w:lastRowFirstColumn="0" w:lastRowLastColumn="0"/>
             <w:tcW w:w="3206" w:type="dxa"/>
-            <w:tcMar/>
             <w:vAlign w:val="center"/>
           </w:tcPr>
           <w:p>
@@ -2761,7 +3160,7 @@
             </w:pPr>
             <w:r>
               <w:rPr>
-                <w:rFonts w:ascii="Times New Roman" w:hAnsi="Times New Roman" w:eastAsia="Times New Roman" w:cs="Times New Roman"/>
+                <w:rFonts w:ascii="Times New Roman" w:eastAsia="Times New Roman" w:hAnsi="Times New Roman" w:cs="Times New Roman"/>
               </w:rPr>
               <w:t>Respins: Varsta neadecvata</w:t>
             </w:r>
@@ -2774,9 +3173,7 @@
         </w:trPr>
         <w:tc>
           <w:tcPr>
-            <w:cnfStyle w:val="000000000000" w:firstRow="0" w:lastRow="0" w:firstColumn="0" w:lastColumn="0" w:oddVBand="0" w:evenVBand="0" w:oddHBand="0" w:evenHBand="0" w:firstRowFirstColumn="0" w:firstRowLastColumn="0" w:lastRowFirstColumn="0" w:lastRowLastColumn="0"/>
             <w:tcW w:w="930" w:type="dxa"/>
-            <w:tcMar/>
             <w:vAlign w:val="center"/>
           </w:tcPr>
           <w:p>
@@ -2796,9 +3193,7 @@
         </w:tc>
         <w:tc>
           <w:tcPr>
-            <w:cnfStyle w:val="000000000000" w:firstRow="0" w:lastRow="0" w:firstColumn="0" w:lastColumn="0" w:oddVBand="0" w:evenVBand="0" w:oddHBand="0" w:evenHBand="0" w:firstRowFirstColumn="0" w:firstRowLastColumn="0" w:lastRowFirstColumn="0" w:lastRowLastColumn="0"/>
             <w:tcW w:w="1827" w:type="dxa"/>
-            <w:tcMar/>
             <w:vAlign w:val="center"/>
           </w:tcPr>
           <w:p>
@@ -2807,7 +3202,7 @@
             </w:pPr>
             <w:r>
               <w:rPr>
-                <w:rFonts w:ascii="Times New Roman" w:hAnsi="Times New Roman" w:eastAsia="Times New Roman" w:cs="Times New Roman"/>
+                <w:rFonts w:ascii="Times New Roman" w:eastAsia="Times New Roman" w:hAnsi="Times New Roman" w:cs="Times New Roman"/>
               </w:rPr>
               <w:t>(30, 1999, 700)</w:t>
             </w:r>
@@ -2815,9 +3210,7 @@
         </w:tc>
         <w:tc>
           <w:tcPr>
-            <w:cnfStyle w:val="000000000000" w:firstRow="0" w:lastRow="0" w:firstColumn="0" w:lastColumn="0" w:oddVBand="0" w:evenVBand="0" w:oddHBand="0" w:evenHBand="0" w:firstRowFirstColumn="0" w:firstRowLastColumn="0" w:lastRowFirstColumn="0" w:lastRowLastColumn="0"/>
             <w:tcW w:w="3027" w:type="dxa"/>
-            <w:tcMar/>
             <w:vAlign w:val="center"/>
           </w:tcPr>
           <w:p>
@@ -2826,7 +3219,7 @@
             </w:pPr>
             <w:r>
               <w:rPr>
-                <w:rFonts w:ascii="Times New Roman" w:hAnsi="Times New Roman" w:eastAsia="Times New Roman" w:cs="Times New Roman"/>
+                <w:rFonts w:ascii="Times New Roman" w:eastAsia="Times New Roman" w:hAnsi="Times New Roman" w:cs="Times New Roman"/>
               </w:rPr>
               <w:t>Respins: Scor sau venit insuficient</w:t>
             </w:r>
@@ -2834,9 +3227,7 @@
         </w:tc>
         <w:tc>
           <w:tcPr>
-            <w:cnfStyle w:val="000000000000" w:firstRow="0" w:lastRow="0" w:firstColumn="0" w:lastColumn="0" w:oddVBand="0" w:evenVBand="0" w:oddHBand="0" w:evenHBand="0" w:firstRowFirstColumn="0" w:firstRowLastColumn="0" w:lastRowFirstColumn="0" w:lastRowLastColumn="0"/>
             <w:tcW w:w="3206" w:type="dxa"/>
-            <w:tcMar/>
             <w:vAlign w:val="center"/>
           </w:tcPr>
           <w:p>
@@ -2845,7 +3236,7 @@
             </w:pPr>
             <w:r>
               <w:rPr>
-                <w:rFonts w:ascii="Times New Roman" w:hAnsi="Times New Roman" w:eastAsia="Times New Roman" w:cs="Times New Roman"/>
+                <w:rFonts w:ascii="Times New Roman" w:eastAsia="Times New Roman" w:hAnsi="Times New Roman" w:cs="Times New Roman"/>
               </w:rPr>
               <w:t>Respins: Scor sau venit insuficient</w:t>
             </w:r>
@@ -2858,9 +3249,7 @@
         </w:trPr>
         <w:tc>
           <w:tcPr>
-            <w:cnfStyle w:val="000000000000" w:firstRow="0" w:lastRow="0" w:firstColumn="0" w:lastColumn="0" w:oddVBand="0" w:evenVBand="0" w:oddHBand="0" w:evenHBand="0" w:firstRowFirstColumn="0" w:firstRowLastColumn="0" w:lastRowFirstColumn="0" w:lastRowLastColumn="0"/>
             <w:tcW w:w="930" w:type="dxa"/>
-            <w:tcMar/>
             <w:vAlign w:val="center"/>
           </w:tcPr>
           <w:p>
@@ -2880,9 +3269,7 @@
         </w:tc>
         <w:tc>
           <w:tcPr>
-            <w:cnfStyle w:val="000000000000" w:firstRow="0" w:lastRow="0" w:firstColumn="0" w:lastColumn="0" w:oddVBand="0" w:evenVBand="0" w:oddHBand="0" w:evenHBand="0" w:firstRowFirstColumn="0" w:firstRowLastColumn="0" w:lastRowFirstColumn="0" w:lastRowLastColumn="0"/>
             <w:tcW w:w="1827" w:type="dxa"/>
-            <w:tcMar/>
             <w:vAlign w:val="center"/>
           </w:tcPr>
           <w:p>
@@ -2891,7 +3278,7 @@
             </w:pPr>
             <w:r>
               <w:rPr>
-                <w:rFonts w:ascii="Times New Roman" w:hAnsi="Times New Roman" w:eastAsia="Times New Roman" w:cs="Times New Roman"/>
+                <w:rFonts w:ascii="Times New Roman" w:eastAsia="Times New Roman" w:hAnsi="Times New Roman" w:cs="Times New Roman"/>
               </w:rPr>
               <w:t>(30, 3000, 500)</w:t>
             </w:r>
@@ -2899,9 +3286,7 @@
         </w:tc>
         <w:tc>
           <w:tcPr>
-            <w:cnfStyle w:val="000000000000" w:firstRow="0" w:lastRow="0" w:firstColumn="0" w:lastColumn="0" w:oddVBand="0" w:evenVBand="0" w:oddHBand="0" w:evenHBand="0" w:firstRowFirstColumn="0" w:firstRowLastColumn="0" w:lastRowFirstColumn="0" w:lastRowLastColumn="0"/>
             <w:tcW w:w="3027" w:type="dxa"/>
-            <w:tcMar/>
             <w:vAlign w:val="center"/>
           </w:tcPr>
           <w:p>
@@ -2910,7 +3295,7 @@
             </w:pPr>
             <w:r>
               <w:rPr>
-                <w:rFonts w:ascii="Times New Roman" w:hAnsi="Times New Roman" w:eastAsia="Times New Roman" w:cs="Times New Roman"/>
+                <w:rFonts w:ascii="Times New Roman" w:eastAsia="Times New Roman" w:hAnsi="Times New Roman" w:cs="Times New Roman"/>
               </w:rPr>
               <w:t>Respins: Scor sau venit insuficient</w:t>
             </w:r>
@@ -2918,9 +3303,7 @@
         </w:tc>
         <w:tc>
           <w:tcPr>
-            <w:cnfStyle w:val="000000000000" w:firstRow="0" w:lastRow="0" w:firstColumn="0" w:lastColumn="0" w:oddVBand="0" w:evenVBand="0" w:oddHBand="0" w:evenHBand="0" w:firstRowFirstColumn="0" w:firstRowLastColumn="0" w:lastRowFirstColumn="0" w:lastRowLastColumn="0"/>
             <w:tcW w:w="3206" w:type="dxa"/>
-            <w:tcMar/>
             <w:vAlign w:val="center"/>
           </w:tcPr>
           <w:p>
@@ -2929,7 +3312,7 @@
             </w:pPr>
             <w:r>
               <w:rPr>
-                <w:rFonts w:ascii="Times New Roman" w:hAnsi="Times New Roman" w:eastAsia="Times New Roman" w:cs="Times New Roman"/>
+                <w:rFonts w:ascii="Times New Roman" w:eastAsia="Times New Roman" w:hAnsi="Times New Roman" w:cs="Times New Roman"/>
               </w:rPr>
               <w:t>Respins: Scor sau venit insuficient</w:t>
             </w:r>
@@ -2942,9 +3325,7 @@
         </w:trPr>
         <w:tc>
           <w:tcPr>
-            <w:cnfStyle w:val="000000000000" w:firstRow="0" w:lastRow="0" w:firstColumn="0" w:lastColumn="0" w:oddVBand="0" w:evenVBand="0" w:oddHBand="0" w:evenHBand="0" w:firstRowFirstColumn="0" w:firstRowLastColumn="0" w:lastRowFirstColumn="0" w:lastRowLastColumn="0"/>
             <w:tcW w:w="930" w:type="dxa"/>
-            <w:tcMar/>
             <w:vAlign w:val="center"/>
           </w:tcPr>
           <w:p>
@@ -2964,9 +3345,7 @@
         </w:tc>
         <w:tc>
           <w:tcPr>
-            <w:cnfStyle w:val="000000000000" w:firstRow="0" w:lastRow="0" w:firstColumn="0" w:lastColumn="0" w:oddVBand="0" w:evenVBand="0" w:oddHBand="0" w:evenHBand="0" w:firstRowFirstColumn="0" w:firstRowLastColumn="0" w:lastRowFirstColumn="0" w:lastRowLastColumn="0"/>
             <w:tcW w:w="1827" w:type="dxa"/>
-            <w:tcMar/>
             <w:vAlign w:val="center"/>
           </w:tcPr>
           <w:p>
@@ -2975,7 +3354,7 @@
             </w:pPr>
             <w:r>
               <w:rPr>
-                <w:rFonts w:ascii="Times New Roman" w:hAnsi="Times New Roman" w:eastAsia="Times New Roman" w:cs="Times New Roman"/>
+                <w:rFonts w:ascii="Times New Roman" w:eastAsia="Times New Roman" w:hAnsi="Times New Roman" w:cs="Times New Roman"/>
               </w:rPr>
               <w:t>(30, 1500, 900)</w:t>
             </w:r>
@@ -2983,9 +3362,7 @@
         </w:tc>
         <w:tc>
           <w:tcPr>
-            <w:cnfStyle w:val="000000000000" w:firstRow="0" w:lastRow="0" w:firstColumn="0" w:lastColumn="0" w:oddVBand="0" w:evenVBand="0" w:oddHBand="0" w:evenHBand="0" w:firstRowFirstColumn="0" w:firstRowLastColumn="0" w:lastRowFirstColumn="0" w:lastRowLastColumn="0"/>
             <w:tcW w:w="3027" w:type="dxa"/>
-            <w:tcMar/>
             <w:vAlign w:val="center"/>
           </w:tcPr>
           <w:p>
@@ -2994,7 +3371,7 @@
             </w:pPr>
             <w:r>
               <w:rPr>
-                <w:rFonts w:ascii="Times New Roman" w:hAnsi="Times New Roman" w:eastAsia="Times New Roman" w:cs="Times New Roman"/>
+                <w:rFonts w:ascii="Times New Roman" w:eastAsia="Times New Roman" w:hAnsi="Times New Roman" w:cs="Times New Roman"/>
               </w:rPr>
               <w:t>Respins: Scor sau venit insuficient</w:t>
             </w:r>
@@ -3002,9 +3379,7 @@
         </w:tc>
         <w:tc>
           <w:tcPr>
-            <w:cnfStyle w:val="000000000000" w:firstRow="0" w:lastRow="0" w:firstColumn="0" w:lastColumn="0" w:oddVBand="0" w:evenVBand="0" w:oddHBand="0" w:evenHBand="0" w:firstRowFirstColumn="0" w:firstRowLastColumn="0" w:lastRowFirstColumn="0" w:lastRowLastColumn="0"/>
             <w:tcW w:w="3206" w:type="dxa"/>
-            <w:tcMar/>
             <w:vAlign w:val="center"/>
           </w:tcPr>
           <w:p>
@@ -3013,7 +3388,7 @@
             </w:pPr>
             <w:r>
               <w:rPr>
-                <w:rFonts w:ascii="Times New Roman" w:hAnsi="Times New Roman" w:eastAsia="Times New Roman" w:cs="Times New Roman"/>
+                <w:rFonts w:ascii="Times New Roman" w:eastAsia="Times New Roman" w:hAnsi="Times New Roman" w:cs="Times New Roman"/>
               </w:rPr>
               <w:t>Respins: Scor sau venit insuficient</w:t>
             </w:r>
@@ -3026,9 +3401,7 @@
         </w:trPr>
         <w:tc>
           <w:tcPr>
-            <w:cnfStyle w:val="000000000000" w:firstRow="0" w:lastRow="0" w:firstColumn="0" w:lastColumn="0" w:oddVBand="0" w:evenVBand="0" w:oddHBand="0" w:evenHBand="0" w:firstRowFirstColumn="0" w:firstRowLastColumn="0" w:lastRowFirstColumn="0" w:lastRowLastColumn="0"/>
             <w:tcW w:w="930" w:type="dxa"/>
-            <w:tcMar/>
             <w:vAlign w:val="center"/>
           </w:tcPr>
           <w:p>
@@ -3048,9 +3421,7 @@
         </w:tc>
         <w:tc>
           <w:tcPr>
-            <w:cnfStyle w:val="000000000000" w:firstRow="0" w:lastRow="0" w:firstColumn="0" w:lastColumn="0" w:oddVBand="0" w:evenVBand="0" w:oddHBand="0" w:evenHBand="0" w:firstRowFirstColumn="0" w:firstRowLastColumn="0" w:lastRowFirstColumn="0" w:lastRowLastColumn="0"/>
             <w:tcW w:w="1827" w:type="dxa"/>
-            <w:tcMar/>
             <w:vAlign w:val="center"/>
           </w:tcPr>
           <w:p>
@@ -3059,7 +3430,7 @@
             </w:pPr>
             <w:r>
               <w:rPr>
-                <w:rFonts w:ascii="Times New Roman" w:hAnsi="Times New Roman" w:eastAsia="Times New Roman" w:cs="Times New Roman"/>
+                <w:rFonts w:ascii="Times New Roman" w:eastAsia="Times New Roman" w:hAnsi="Times New Roman" w:cs="Times New Roman"/>
               </w:rPr>
               <w:t>(30, 2000, 501)</w:t>
             </w:r>
@@ -3067,9 +3438,7 @@
         </w:tc>
         <w:tc>
           <w:tcPr>
-            <w:cnfStyle w:val="000000000000" w:firstRow="0" w:lastRow="0" w:firstColumn="0" w:lastColumn="0" w:oddVBand="0" w:evenVBand="0" w:oddHBand="0" w:evenHBand="0" w:firstRowFirstColumn="0" w:firstRowLastColumn="0" w:lastRowFirstColumn="0" w:lastRowLastColumn="0"/>
             <w:tcW w:w="3027" w:type="dxa"/>
-            <w:tcMar/>
             <w:vAlign w:val="center"/>
           </w:tcPr>
           <w:p>
@@ -3078,7 +3447,7 @@
             </w:pPr>
             <w:r>
               <w:rPr>
-                <w:rFonts w:ascii="Times New Roman" w:hAnsi="Times New Roman" w:eastAsia="Times New Roman" w:cs="Times New Roman"/>
+                <w:rFonts w:ascii="Times New Roman" w:eastAsia="Times New Roman" w:hAnsi="Times New Roman" w:cs="Times New Roman"/>
               </w:rPr>
               <w:t>Aprobat: Conditii Standard</w:t>
             </w:r>
@@ -3086,9 +3455,7 @@
         </w:tc>
         <w:tc>
           <w:tcPr>
-            <w:cnfStyle w:val="000000000000" w:firstRow="0" w:lastRow="0" w:firstColumn="0" w:lastColumn="0" w:oddVBand="0" w:evenVBand="0" w:oddHBand="0" w:evenHBand="0" w:firstRowFirstColumn="0" w:firstRowLastColumn="0" w:lastRowFirstColumn="0" w:lastRowLastColumn="0"/>
             <w:tcW w:w="3206" w:type="dxa"/>
-            <w:tcMar/>
             <w:vAlign w:val="center"/>
           </w:tcPr>
           <w:p>
@@ -3097,7 +3464,7 @@
             </w:pPr>
             <w:r>
               <w:rPr>
-                <w:rFonts w:ascii="Times New Roman" w:hAnsi="Times New Roman" w:eastAsia="Times New Roman" w:cs="Times New Roman"/>
+                <w:rFonts w:ascii="Times New Roman" w:eastAsia="Times New Roman" w:hAnsi="Times New Roman" w:cs="Times New Roman"/>
               </w:rPr>
               <w:t>Aprobat: Conditii Standard</w:t>
             </w:r>
@@ -3110,9 +3477,7 @@
         </w:trPr>
         <w:tc>
           <w:tcPr>
-            <w:cnfStyle w:val="000000000000" w:firstRow="0" w:lastRow="0" w:firstColumn="0" w:lastColumn="0" w:oddVBand="0" w:evenVBand="0" w:oddHBand="0" w:evenHBand="0" w:firstRowFirstColumn="0" w:firstRowLastColumn="0" w:lastRowFirstColumn="0" w:lastRowLastColumn="0"/>
             <w:tcW w:w="930" w:type="dxa"/>
-            <w:tcMar/>
             <w:vAlign w:val="center"/>
           </w:tcPr>
           <w:p>
@@ -3132,9 +3497,7 @@
         </w:tc>
         <w:tc>
           <w:tcPr>
-            <w:cnfStyle w:val="000000000000" w:firstRow="0" w:lastRow="0" w:firstColumn="0" w:lastColumn="0" w:oddVBand="0" w:evenVBand="0" w:oddHBand="0" w:evenHBand="0" w:firstRowFirstColumn="0" w:firstRowLastColumn="0" w:lastRowFirstColumn="0" w:lastRowLastColumn="0"/>
             <w:tcW w:w="1827" w:type="dxa"/>
-            <w:tcMar/>
             <w:vAlign w:val="center"/>
           </w:tcPr>
           <w:p>
@@ -3143,7 +3506,7 @@
             </w:pPr>
             <w:r>
               <w:rPr>
-                <w:rFonts w:ascii="Times New Roman" w:hAnsi="Times New Roman" w:eastAsia="Times New Roman" w:cs="Times New Roman"/>
+                <w:rFonts w:ascii="Times New Roman" w:eastAsia="Times New Roman" w:hAnsi="Times New Roman" w:cs="Times New Roman"/>
               </w:rPr>
               <w:t>(30, 3000, 800)</w:t>
             </w:r>
@@ -3151,9 +3514,7 @@
         </w:tc>
         <w:tc>
           <w:tcPr>
-            <w:cnfStyle w:val="000000000000" w:firstRow="0" w:lastRow="0" w:firstColumn="0" w:lastColumn="0" w:oddVBand="0" w:evenVBand="0" w:oddHBand="0" w:evenHBand="0" w:firstRowFirstColumn="0" w:firstRowLastColumn="0" w:lastRowFirstColumn="0" w:lastRowLastColumn="0"/>
             <w:tcW w:w="3027" w:type="dxa"/>
-            <w:tcMar/>
             <w:vAlign w:val="center"/>
           </w:tcPr>
           <w:p>
@@ -3162,7 +3523,7 @@
             </w:pPr>
             <w:r>
               <w:rPr>
-                <w:rFonts w:ascii="Times New Roman" w:hAnsi="Times New Roman" w:eastAsia="Times New Roman" w:cs="Times New Roman"/>
+                <w:rFonts w:ascii="Times New Roman" w:eastAsia="Times New Roman" w:hAnsi="Times New Roman" w:cs="Times New Roman"/>
               </w:rPr>
               <w:t>Aprobat: Conditii Standard</w:t>
             </w:r>
@@ -3170,9 +3531,7 @@
         </w:tc>
         <w:tc>
           <w:tcPr>
-            <w:cnfStyle w:val="000000000000" w:firstRow="0" w:lastRow="0" w:firstColumn="0" w:lastColumn="0" w:oddVBand="0" w:evenVBand="0" w:oddHBand="0" w:evenHBand="0" w:firstRowFirstColumn="0" w:firstRowLastColumn="0" w:lastRowFirstColumn="0" w:lastRowLastColumn="0"/>
             <w:tcW w:w="3206" w:type="dxa"/>
-            <w:tcMar/>
             <w:vAlign w:val="center"/>
           </w:tcPr>
           <w:p>
@@ -3181,7 +3540,7 @@
             </w:pPr>
             <w:r>
               <w:rPr>
-                <w:rFonts w:ascii="Times New Roman" w:hAnsi="Times New Roman" w:eastAsia="Times New Roman" w:cs="Times New Roman"/>
+                <w:rFonts w:ascii="Times New Roman" w:eastAsia="Times New Roman" w:hAnsi="Times New Roman" w:cs="Times New Roman"/>
               </w:rPr>
               <w:t>Aprobat: Conditii Standard</w:t>
             </w:r>
@@ -3199,7 +3558,6 @@
     </w:p>
     <w:p>
       <w:pPr>
-        <w:pStyle w:val="Normal"/>
         <w:ind w:left="360"/>
         <w:rPr>
           <w:rFonts w:ascii="Times New Roman" w:hAnsi="Times New Roman" w:cs="Times New Roman"/>
@@ -3213,11 +3571,7 @@
       </w:r>
       <w:r>
         <w:rPr>
-          <w:rFonts w:ascii="Times New Roman" w:hAnsi="Times New Roman" w:eastAsia="Times New Roman" w:cs="Times New Roman"/>
-          <w:noProof w:val="0"/>
-          <w:sz w:val="24"/>
-          <w:szCs w:val="24"/>
-          <w:lang w:val="en-US"/>
+          <w:rFonts w:ascii="Times New Roman" w:eastAsia="Times New Roman" w:hAnsi="Times New Roman" w:cs="Times New Roman"/>
         </w:rPr>
         <w:t>Teste pentru aprobări standard</w:t>
       </w:r>
@@ -3237,13 +3591,12 @@
       </w:tblGrid>
       <w:tr>
         <w:trPr>
+          <w:cnfStyle w:val="100000000000" w:firstRow="1" w:lastRow="0" w:firstColumn="0" w:lastColumn="0" w:oddVBand="0" w:evenVBand="0" w:oddHBand="0" w:evenHBand="0" w:firstRowFirstColumn="0" w:firstRowLastColumn="0" w:lastRowFirstColumn="0" w:lastRowLastColumn="0"/>
           <w:trHeight w:val="480"/>
         </w:trPr>
         <w:tc>
           <w:tcPr>
-            <w:cnfStyle w:val="000000000000" w:firstRow="0" w:lastRow="0" w:firstColumn="0" w:lastColumn="0" w:oddVBand="0" w:evenVBand="0" w:oddHBand="0" w:evenHBand="0" w:firstRowFirstColumn="0" w:firstRowLastColumn="0" w:lastRowFirstColumn="0" w:lastRowLastColumn="0"/>
             <w:tcW w:w="960" w:type="dxa"/>
-            <w:tcMar/>
             <w:vAlign w:val="center"/>
           </w:tcPr>
           <w:p>
@@ -3251,8 +3604,6 @@
               <w:jc w:val="center"/>
               <w:rPr>
                 <w:rFonts w:ascii="Times New Roman" w:hAnsi="Times New Roman" w:cs="Times New Roman"/>
-                <w:b w:val="0"/>
-                <w:bCs w:val="0"/>
               </w:rPr>
             </w:pPr>
             <w:r>
@@ -3265,9 +3616,7 @@
         </w:tc>
         <w:tc>
           <w:tcPr>
-            <w:cnfStyle w:val="000000000000" w:firstRow="0" w:lastRow="0" w:firstColumn="0" w:lastColumn="0" w:oddVBand="0" w:evenVBand="0" w:oddHBand="0" w:evenHBand="0" w:firstRowFirstColumn="0" w:firstRowLastColumn="0" w:lastRowFirstColumn="0" w:lastRowLastColumn="0"/>
             <w:tcW w:w="1797" w:type="dxa"/>
-            <w:tcMar/>
             <w:vAlign w:val="center"/>
           </w:tcPr>
           <w:p>
@@ -3275,8 +3624,6 @@
               <w:jc w:val="center"/>
               <w:rPr>
                 <w:rFonts w:ascii="Times New Roman" w:hAnsi="Times New Roman" w:cs="Times New Roman"/>
-                <w:b w:val="0"/>
-                <w:bCs w:val="0"/>
               </w:rPr>
             </w:pPr>
             <w:r>
@@ -3289,9 +3636,7 @@
         </w:tc>
         <w:tc>
           <w:tcPr>
-            <w:cnfStyle w:val="000000000000" w:firstRow="0" w:lastRow="0" w:firstColumn="0" w:lastColumn="0" w:oddVBand="0" w:evenVBand="0" w:oddHBand="0" w:evenHBand="0" w:firstRowFirstColumn="0" w:firstRowLastColumn="0" w:lastRowFirstColumn="0" w:lastRowLastColumn="0"/>
             <w:tcW w:w="3027" w:type="dxa"/>
-            <w:tcMar/>
             <w:vAlign w:val="center"/>
           </w:tcPr>
           <w:p>
@@ -3299,8 +3644,6 @@
               <w:jc w:val="center"/>
               <w:rPr>
                 <w:rFonts w:ascii="Times New Roman" w:hAnsi="Times New Roman" w:cs="Times New Roman"/>
-                <w:b w:val="0"/>
-                <w:bCs w:val="0"/>
               </w:rPr>
             </w:pPr>
             <w:r>
@@ -3313,9 +3656,7 @@
         </w:tc>
         <w:tc>
           <w:tcPr>
-            <w:cnfStyle w:val="000000000000" w:firstRow="0" w:lastRow="0" w:firstColumn="0" w:lastColumn="0" w:oddVBand="0" w:evenVBand="0" w:oddHBand="0" w:evenHBand="0" w:firstRowFirstColumn="0" w:firstRowLastColumn="0" w:lastRowFirstColumn="0" w:lastRowLastColumn="0"/>
             <w:tcW w:w="3206" w:type="dxa"/>
-            <w:tcMar/>
             <w:vAlign w:val="center"/>
           </w:tcPr>
           <w:p>
@@ -3323,8 +3664,6 @@
               <w:jc w:val="center"/>
               <w:rPr>
                 <w:rFonts w:ascii="Times New Roman" w:hAnsi="Times New Roman" w:cs="Times New Roman"/>
-                <w:b w:val="0"/>
-                <w:bCs w:val="0"/>
               </w:rPr>
             </w:pPr>
             <w:r>
@@ -3342,9 +3681,7 @@
         </w:trPr>
         <w:tc>
           <w:tcPr>
-            <w:cnfStyle w:val="000000000000" w:firstRow="0" w:lastRow="0" w:firstColumn="0" w:lastColumn="0" w:oddVBand="0" w:evenVBand="0" w:oddHBand="0" w:evenHBand="0" w:firstRowFirstColumn="0" w:firstRowLastColumn="0" w:lastRowFirstColumn="0" w:lastRowLastColumn="0"/>
             <w:tcW w:w="960" w:type="dxa"/>
-            <w:tcMar/>
             <w:vAlign w:val="center"/>
           </w:tcPr>
           <w:p>
@@ -3364,9 +3701,7 @@
         </w:tc>
         <w:tc>
           <w:tcPr>
-            <w:cnfStyle w:val="000000000000" w:firstRow="0" w:lastRow="0" w:firstColumn="0" w:lastColumn="0" w:oddVBand="0" w:evenVBand="0" w:oddHBand="0" w:evenHBand="0" w:firstRowFirstColumn="0" w:firstRowLastColumn="0" w:lastRowFirstColumn="0" w:lastRowLastColumn="0"/>
             <w:tcW w:w="1797" w:type="dxa"/>
-            <w:tcMar/>
             <w:vAlign w:val="center"/>
           </w:tcPr>
           <w:p>
@@ -3375,7 +3710,7 @@
             </w:pPr>
             <w:r>
               <w:rPr>
-                <w:rFonts w:ascii="Times New Roman" w:hAnsi="Times New Roman" w:eastAsia="Times New Roman" w:cs="Times New Roman"/>
+                <w:rFonts w:ascii="Times New Roman" w:eastAsia="Times New Roman" w:hAnsi="Times New Roman" w:cs="Times New Roman"/>
               </w:rPr>
               <w:t>(30, 2000, 501)</w:t>
             </w:r>
@@ -3383,9 +3718,7 @@
         </w:tc>
         <w:tc>
           <w:tcPr>
-            <w:cnfStyle w:val="000000000000" w:firstRow="0" w:lastRow="0" w:firstColumn="0" w:lastColumn="0" w:oddVBand="0" w:evenVBand="0" w:oddHBand="0" w:evenHBand="0" w:firstRowFirstColumn="0" w:firstRowLastColumn="0" w:lastRowFirstColumn="0" w:lastRowLastColumn="0"/>
             <w:tcW w:w="3027" w:type="dxa"/>
-            <w:tcMar/>
             <w:vAlign w:val="center"/>
           </w:tcPr>
           <w:p>
@@ -3394,7 +3727,7 @@
             </w:pPr>
             <w:r>
               <w:rPr>
-                <w:rFonts w:ascii="Times New Roman" w:hAnsi="Times New Roman" w:eastAsia="Times New Roman" w:cs="Times New Roman"/>
+                <w:rFonts w:ascii="Times New Roman" w:eastAsia="Times New Roman" w:hAnsi="Times New Roman" w:cs="Times New Roman"/>
               </w:rPr>
               <w:t>Aprobat: Conditii Standard</w:t>
             </w:r>
@@ -3402,9 +3735,7 @@
         </w:tc>
         <w:tc>
           <w:tcPr>
-            <w:cnfStyle w:val="000000000000" w:firstRow="0" w:lastRow="0" w:firstColumn="0" w:lastColumn="0" w:oddVBand="0" w:evenVBand="0" w:oddHBand="0" w:evenHBand="0" w:firstRowFirstColumn="0" w:firstRowLastColumn="0" w:lastRowFirstColumn="0" w:lastRowLastColumn="0"/>
             <w:tcW w:w="3206" w:type="dxa"/>
-            <w:tcMar/>
             <w:vAlign w:val="center"/>
           </w:tcPr>
           <w:p>
@@ -3413,7 +3744,7 @@
             </w:pPr>
             <w:r>
               <w:rPr>
-                <w:rFonts w:ascii="Times New Roman" w:hAnsi="Times New Roman" w:eastAsia="Times New Roman" w:cs="Times New Roman"/>
+                <w:rFonts w:ascii="Times New Roman" w:eastAsia="Times New Roman" w:hAnsi="Times New Roman" w:cs="Times New Roman"/>
               </w:rPr>
               <w:t>Aprobat: Conditii Standard</w:t>
             </w:r>
@@ -3426,9 +3757,7 @@
         </w:trPr>
         <w:tc>
           <w:tcPr>
-            <w:cnfStyle w:val="000000000000" w:firstRow="0" w:lastRow="0" w:firstColumn="0" w:lastColumn="0" w:oddVBand="0" w:evenVBand="0" w:oddHBand="0" w:evenHBand="0" w:firstRowFirstColumn="0" w:firstRowLastColumn="0" w:lastRowFirstColumn="0" w:lastRowLastColumn="0"/>
             <w:tcW w:w="960" w:type="dxa"/>
-            <w:tcMar/>
             <w:vAlign w:val="center"/>
           </w:tcPr>
           <w:p>
@@ -3448,9 +3777,7 @@
         </w:tc>
         <w:tc>
           <w:tcPr>
-            <w:cnfStyle w:val="000000000000" w:firstRow="0" w:lastRow="0" w:firstColumn="0" w:lastColumn="0" w:oddVBand="0" w:evenVBand="0" w:oddHBand="0" w:evenHBand="0" w:firstRowFirstColumn="0" w:firstRowLastColumn="0" w:lastRowFirstColumn="0" w:lastRowLastColumn="0"/>
             <w:tcW w:w="1797" w:type="dxa"/>
-            <w:tcMar/>
             <w:vAlign w:val="center"/>
           </w:tcPr>
           <w:p>
@@ -3459,7 +3786,7 @@
             </w:pPr>
             <w:r>
               <w:rPr>
-                <w:rFonts w:ascii="Times New Roman" w:hAnsi="Times New Roman" w:eastAsia="Times New Roman" w:cs="Times New Roman"/>
+                <w:rFonts w:ascii="Times New Roman" w:eastAsia="Times New Roman" w:hAnsi="Times New Roman" w:cs="Times New Roman"/>
               </w:rPr>
               <w:t>(30, 3000, 800)</w:t>
             </w:r>
@@ -3467,9 +3794,7 @@
         </w:tc>
         <w:tc>
           <w:tcPr>
-            <w:cnfStyle w:val="000000000000" w:firstRow="0" w:lastRow="0" w:firstColumn="0" w:lastColumn="0" w:oddVBand="0" w:evenVBand="0" w:oddHBand="0" w:evenHBand="0" w:firstRowFirstColumn="0" w:firstRowLastColumn="0" w:lastRowFirstColumn="0" w:lastRowLastColumn="0"/>
             <w:tcW w:w="3027" w:type="dxa"/>
-            <w:tcMar/>
             <w:vAlign w:val="center"/>
           </w:tcPr>
           <w:p>
@@ -3478,7 +3803,7 @@
             </w:pPr>
             <w:r>
               <w:rPr>
-                <w:rFonts w:ascii="Times New Roman" w:hAnsi="Times New Roman" w:eastAsia="Times New Roman" w:cs="Times New Roman"/>
+                <w:rFonts w:ascii="Times New Roman" w:eastAsia="Times New Roman" w:hAnsi="Times New Roman" w:cs="Times New Roman"/>
               </w:rPr>
               <w:t>Aprobat: Conditii Standard</w:t>
             </w:r>
@@ -3486,9 +3811,7 @@
         </w:tc>
         <w:tc>
           <w:tcPr>
-            <w:cnfStyle w:val="000000000000" w:firstRow="0" w:lastRow="0" w:firstColumn="0" w:lastColumn="0" w:oddVBand="0" w:evenVBand="0" w:oddHBand="0" w:evenHBand="0" w:firstRowFirstColumn="0" w:firstRowLastColumn="0" w:lastRowFirstColumn="0" w:lastRowLastColumn="0"/>
             <w:tcW w:w="3206" w:type="dxa"/>
-            <w:tcMar/>
             <w:vAlign w:val="center"/>
           </w:tcPr>
           <w:p>
@@ -3497,7 +3820,7 @@
             </w:pPr>
             <w:r>
               <w:rPr>
-                <w:rFonts w:ascii="Times New Roman" w:hAnsi="Times New Roman" w:eastAsia="Times New Roman" w:cs="Times New Roman"/>
+                <w:rFonts w:ascii="Times New Roman" w:eastAsia="Times New Roman" w:hAnsi="Times New Roman" w:cs="Times New Roman"/>
               </w:rPr>
               <w:t>Aprobat: Conditii Standard</w:t>
             </w:r>
@@ -3510,9 +3833,7 @@
         </w:trPr>
         <w:tc>
           <w:tcPr>
-            <w:cnfStyle w:val="000000000000" w:firstRow="0" w:lastRow="0" w:firstColumn="0" w:lastColumn="0" w:oddVBand="0" w:evenVBand="0" w:oddHBand="0" w:evenHBand="0" w:firstRowFirstColumn="0" w:firstRowLastColumn="0" w:lastRowFirstColumn="0" w:lastRowLastColumn="0"/>
             <w:tcW w:w="960" w:type="dxa"/>
-            <w:tcMar/>
             <w:vAlign w:val="center"/>
           </w:tcPr>
           <w:p>
@@ -3532,9 +3853,7 @@
         </w:tc>
         <w:tc>
           <w:tcPr>
-            <w:cnfStyle w:val="000000000000" w:firstRow="0" w:lastRow="0" w:firstColumn="0" w:lastColumn="0" w:oddVBand="0" w:evenVBand="0" w:oddHBand="0" w:evenHBand="0" w:firstRowFirstColumn="0" w:firstRowLastColumn="0" w:lastRowFirstColumn="0" w:lastRowLastColumn="0"/>
             <w:tcW w:w="1797" w:type="dxa"/>
-            <w:tcMar/>
             <w:vAlign w:val="center"/>
           </w:tcPr>
           <w:p>
@@ -3543,7 +3862,7 @@
             </w:pPr>
             <w:r>
               <w:rPr>
-                <w:rFonts w:ascii="Times New Roman" w:hAnsi="Times New Roman" w:eastAsia="Times New Roman" w:cs="Times New Roman"/>
+                <w:rFonts w:ascii="Times New Roman" w:eastAsia="Times New Roman" w:hAnsi="Times New Roman" w:cs="Times New Roman"/>
               </w:rPr>
               <w:t>(40, 4000, 700)</w:t>
             </w:r>
@@ -3551,9 +3870,7 @@
         </w:tc>
         <w:tc>
           <w:tcPr>
-            <w:cnfStyle w:val="000000000000" w:firstRow="0" w:lastRow="0" w:firstColumn="0" w:lastColumn="0" w:oddVBand="0" w:evenVBand="0" w:oddHBand="0" w:evenHBand="0" w:firstRowFirstColumn="0" w:firstRowLastColumn="0" w:lastRowFirstColumn="0" w:lastRowLastColumn="0"/>
             <w:tcW w:w="3027" w:type="dxa"/>
-            <w:tcMar/>
             <w:vAlign w:val="center"/>
           </w:tcPr>
           <w:p>
@@ -3562,7 +3879,7 @@
             </w:pPr>
             <w:r>
               <w:rPr>
-                <w:rFonts w:ascii="Times New Roman" w:hAnsi="Times New Roman" w:eastAsia="Times New Roman" w:cs="Times New Roman"/>
+                <w:rFonts w:ascii="Times New Roman" w:eastAsia="Times New Roman" w:hAnsi="Times New Roman" w:cs="Times New Roman"/>
               </w:rPr>
               <w:t>Aprobat: Conditii Standard</w:t>
             </w:r>
@@ -3570,9 +3887,7 @@
         </w:tc>
         <w:tc>
           <w:tcPr>
-            <w:cnfStyle w:val="000000000000" w:firstRow="0" w:lastRow="0" w:firstColumn="0" w:lastColumn="0" w:oddVBand="0" w:evenVBand="0" w:oddHBand="0" w:evenHBand="0" w:firstRowFirstColumn="0" w:firstRowLastColumn="0" w:lastRowFirstColumn="0" w:lastRowLastColumn="0"/>
             <w:tcW w:w="3206" w:type="dxa"/>
-            <w:tcMar/>
             <w:vAlign w:val="center"/>
           </w:tcPr>
           <w:p>
@@ -3581,7 +3896,7 @@
             </w:pPr>
             <w:r>
               <w:rPr>
-                <w:rFonts w:ascii="Times New Roman" w:hAnsi="Times New Roman" w:eastAsia="Times New Roman" w:cs="Times New Roman"/>
+                <w:rFonts w:ascii="Times New Roman" w:eastAsia="Times New Roman" w:hAnsi="Times New Roman" w:cs="Times New Roman"/>
               </w:rPr>
               <w:t>Aprobat: Conditii Standard</w:t>
             </w:r>
@@ -3591,36 +3906,18 @@
     </w:tbl>
     <w:p>
       <w:pPr>
+        <w:rPr>
+          <w:rFonts w:ascii="Times New Roman" w:hAnsi="Times New Roman" w:cs="Times New Roman"/>
+        </w:rPr>
+      </w:pPr>
+    </w:p>
+    <w:p>
+      <w:pPr>
         <w:ind w:left="360"/>
         <w:rPr>
           <w:rFonts w:ascii="Times New Roman" w:hAnsi="Times New Roman" w:cs="Times New Roman"/>
         </w:rPr>
       </w:pPr>
-    </w:p>
-    <w:p>
-      <w:pPr>
-        <w:ind w:left="360"/>
-        <w:rPr>
-          <w:rFonts w:ascii="Times New Roman" w:hAnsi="Times New Roman" w:cs="Times New Roman"/>
-        </w:rPr>
-      </w:pPr>
-    </w:p>
-    <w:p>
-      <w:pPr>
-        <w:ind w:left="360"/>
-        <w:rPr>
-          <w:rFonts w:ascii="Times New Roman" w:hAnsi="Times New Roman" w:cs="Times New Roman"/>
-        </w:rPr>
-      </w:pPr>
-    </w:p>
-    <w:p>
-      <w:pPr>
-        <w:pStyle w:val="Normal"/>
-        <w:ind w:left="360"/>
-        <w:rPr>
-          <w:rFonts w:ascii="Times New Roman" w:hAnsi="Times New Roman" w:cs="Times New Roman"/>
-        </w:rPr>
-      </w:pPr>
       <w:r>
         <w:rPr>
           <w:rFonts w:ascii="Times New Roman" w:hAnsi="Times New Roman" w:cs="Times New Roman"/>
@@ -3629,11 +3926,7 @@
       </w:r>
       <w:r>
         <w:rPr>
-          <w:rFonts w:ascii="Times New Roman" w:hAnsi="Times New Roman" w:eastAsia="Times New Roman" w:cs="Times New Roman"/>
-          <w:noProof w:val="0"/>
-          <w:sz w:val="24"/>
-          <w:szCs w:val="24"/>
-          <w:lang w:val="en-US"/>
+          <w:rFonts w:ascii="Times New Roman" w:eastAsia="Times New Roman" w:hAnsi="Times New Roman" w:cs="Times New Roman"/>
         </w:rPr>
         <w:t>Teste pentru aprobări excelente</w:t>
       </w:r>
@@ -3653,13 +3946,12 @@
       </w:tblGrid>
       <w:tr>
         <w:trPr>
+          <w:cnfStyle w:val="100000000000" w:firstRow="1" w:lastRow="0" w:firstColumn="0" w:lastColumn="0" w:oddVBand="0" w:evenVBand="0" w:oddHBand="0" w:evenHBand="0" w:firstRowFirstColumn="0" w:firstRowLastColumn="0" w:lastRowFirstColumn="0" w:lastRowLastColumn="0"/>
           <w:trHeight w:val="555"/>
         </w:trPr>
         <w:tc>
           <w:tcPr>
-            <w:cnfStyle w:val="000000000000" w:firstRow="0" w:lastRow="0" w:firstColumn="0" w:lastColumn="0" w:oddVBand="0" w:evenVBand="0" w:oddHBand="0" w:evenHBand="0" w:firstRowFirstColumn="0" w:firstRowLastColumn="0" w:lastRowFirstColumn="0" w:lastRowLastColumn="0"/>
             <w:tcW w:w="945" w:type="dxa"/>
-            <w:tcMar/>
             <w:vAlign w:val="center"/>
           </w:tcPr>
           <w:p>
@@ -3667,8 +3959,6 @@
               <w:jc w:val="center"/>
               <w:rPr>
                 <w:rFonts w:ascii="Times New Roman" w:hAnsi="Times New Roman" w:cs="Times New Roman"/>
-                <w:b w:val="0"/>
-                <w:bCs w:val="0"/>
               </w:rPr>
             </w:pPr>
             <w:r>
@@ -3681,9 +3971,7 @@
         </w:tc>
         <w:tc>
           <w:tcPr>
-            <w:cnfStyle w:val="000000000000" w:firstRow="0" w:lastRow="0" w:firstColumn="0" w:lastColumn="0" w:oddVBand="0" w:evenVBand="0" w:oddHBand="0" w:evenHBand="0" w:firstRowFirstColumn="0" w:firstRowLastColumn="0" w:lastRowFirstColumn="0" w:lastRowLastColumn="0"/>
             <w:tcW w:w="1812" w:type="dxa"/>
-            <w:tcMar/>
             <w:vAlign w:val="center"/>
           </w:tcPr>
           <w:p>
@@ -3691,8 +3979,6 @@
               <w:jc w:val="center"/>
               <w:rPr>
                 <w:rFonts w:ascii="Times New Roman" w:hAnsi="Times New Roman" w:cs="Times New Roman"/>
-                <w:b w:val="0"/>
-                <w:bCs w:val="0"/>
               </w:rPr>
             </w:pPr>
             <w:r>
@@ -3705,9 +3991,7 @@
         </w:tc>
         <w:tc>
           <w:tcPr>
-            <w:cnfStyle w:val="000000000000" w:firstRow="0" w:lastRow="0" w:firstColumn="0" w:lastColumn="0" w:oddVBand="0" w:evenVBand="0" w:oddHBand="0" w:evenHBand="0" w:firstRowFirstColumn="0" w:firstRowLastColumn="0" w:lastRowFirstColumn="0" w:lastRowLastColumn="0"/>
             <w:tcW w:w="3027" w:type="dxa"/>
-            <w:tcMar/>
             <w:vAlign w:val="center"/>
           </w:tcPr>
           <w:p>
@@ -3715,8 +3999,6 @@
               <w:jc w:val="center"/>
               <w:rPr>
                 <w:rFonts w:ascii="Times New Roman" w:hAnsi="Times New Roman" w:cs="Times New Roman"/>
-                <w:b w:val="0"/>
-                <w:bCs w:val="0"/>
               </w:rPr>
             </w:pPr>
             <w:r>
@@ -3729,9 +4011,7 @@
         </w:tc>
         <w:tc>
           <w:tcPr>
-            <w:cnfStyle w:val="000000000000" w:firstRow="0" w:lastRow="0" w:firstColumn="0" w:lastColumn="0" w:oddVBand="0" w:evenVBand="0" w:oddHBand="0" w:evenHBand="0" w:firstRowFirstColumn="0" w:firstRowLastColumn="0" w:lastRowFirstColumn="0" w:lastRowLastColumn="0"/>
             <w:tcW w:w="3206" w:type="dxa"/>
-            <w:tcMar/>
             <w:vAlign w:val="center"/>
           </w:tcPr>
           <w:p>
@@ -3739,8 +4019,6 @@
               <w:jc w:val="center"/>
               <w:rPr>
                 <w:rFonts w:ascii="Times New Roman" w:hAnsi="Times New Roman" w:cs="Times New Roman"/>
-                <w:b w:val="0"/>
-                <w:bCs w:val="0"/>
               </w:rPr>
             </w:pPr>
             <w:r>
@@ -3758,9 +4036,7 @@
         </w:trPr>
         <w:tc>
           <w:tcPr>
-            <w:cnfStyle w:val="000000000000" w:firstRow="0" w:lastRow="0" w:firstColumn="0" w:lastColumn="0" w:oddVBand="0" w:evenVBand="0" w:oddHBand="0" w:evenHBand="0" w:firstRowFirstColumn="0" w:firstRowLastColumn="0" w:lastRowFirstColumn="0" w:lastRowLastColumn="0"/>
             <w:tcW w:w="945" w:type="dxa"/>
-            <w:tcMar/>
             <w:vAlign w:val="center"/>
           </w:tcPr>
           <w:p>
@@ -3780,9 +4056,7 @@
         </w:tc>
         <w:tc>
           <w:tcPr>
-            <w:cnfStyle w:val="000000000000" w:firstRow="0" w:lastRow="0" w:firstColumn="0" w:lastColumn="0" w:oddVBand="0" w:evenVBand="0" w:oddHBand="0" w:evenHBand="0" w:firstRowFirstColumn="0" w:firstRowLastColumn="0" w:lastRowFirstColumn="0" w:lastRowLastColumn="0"/>
             <w:tcW w:w="1812" w:type="dxa"/>
-            <w:tcMar/>
             <w:vAlign w:val="center"/>
           </w:tcPr>
           <w:p>
@@ -3791,7 +4065,7 @@
             </w:pPr>
             <w:r>
               <w:rPr>
-                <w:rFonts w:ascii="Times New Roman" w:hAnsi="Times New Roman" w:eastAsia="Times New Roman" w:cs="Times New Roman"/>
+                <w:rFonts w:ascii="Times New Roman" w:eastAsia="Times New Roman" w:hAnsi="Times New Roman" w:cs="Times New Roman"/>
               </w:rPr>
               <w:t>(30, 3000, 801)</w:t>
             </w:r>
@@ -3799,9 +4073,7 @@
         </w:tc>
         <w:tc>
           <w:tcPr>
-            <w:cnfStyle w:val="000000000000" w:firstRow="0" w:lastRow="0" w:firstColumn="0" w:lastColumn="0" w:oddVBand="0" w:evenVBand="0" w:oddHBand="0" w:evenHBand="0" w:firstRowFirstColumn="0" w:firstRowLastColumn="0" w:lastRowFirstColumn="0" w:lastRowLastColumn="0"/>
             <w:tcW w:w="3027" w:type="dxa"/>
-            <w:tcMar/>
             <w:vAlign w:val="center"/>
           </w:tcPr>
           <w:p>
@@ -3810,7 +4082,7 @@
             </w:pPr>
             <w:r>
               <w:rPr>
-                <w:rFonts w:ascii="Times New Roman" w:hAnsi="Times New Roman" w:eastAsia="Times New Roman" w:cs="Times New Roman"/>
+                <w:rFonts w:ascii="Times New Roman" w:eastAsia="Times New Roman" w:hAnsi="Times New Roman" w:cs="Times New Roman"/>
               </w:rPr>
               <w:t>Aprobat: Conditii Excelente</w:t>
             </w:r>
@@ -3818,9 +4090,7 @@
         </w:tc>
         <w:tc>
           <w:tcPr>
-            <w:cnfStyle w:val="000000000000" w:firstRow="0" w:lastRow="0" w:firstColumn="0" w:lastColumn="0" w:oddVBand="0" w:evenVBand="0" w:oddHBand="0" w:evenHBand="0" w:firstRowFirstColumn="0" w:firstRowLastColumn="0" w:lastRowFirstColumn="0" w:lastRowLastColumn="0"/>
             <w:tcW w:w="3206" w:type="dxa"/>
-            <w:tcMar/>
             <w:vAlign w:val="center"/>
           </w:tcPr>
           <w:p>
@@ -3829,7 +4099,7 @@
             </w:pPr>
             <w:r>
               <w:rPr>
-                <w:rFonts w:ascii="Times New Roman" w:hAnsi="Times New Roman" w:eastAsia="Times New Roman" w:cs="Times New Roman"/>
+                <w:rFonts w:ascii="Times New Roman" w:eastAsia="Times New Roman" w:hAnsi="Times New Roman" w:cs="Times New Roman"/>
               </w:rPr>
               <w:t>Aprobat: Conditii Excelente</w:t>
             </w:r>
@@ -3842,9 +4112,7 @@
         </w:trPr>
         <w:tc>
           <w:tcPr>
-            <w:cnfStyle w:val="000000000000" w:firstRow="0" w:lastRow="0" w:firstColumn="0" w:lastColumn="0" w:oddVBand="0" w:evenVBand="0" w:oddHBand="0" w:evenHBand="0" w:firstRowFirstColumn="0" w:firstRowLastColumn="0" w:lastRowFirstColumn="0" w:lastRowLastColumn="0"/>
             <w:tcW w:w="945" w:type="dxa"/>
-            <w:tcMar/>
             <w:vAlign w:val="center"/>
           </w:tcPr>
           <w:p>
@@ -3864,9 +4132,7 @@
         </w:tc>
         <w:tc>
           <w:tcPr>
-            <w:cnfStyle w:val="000000000000" w:firstRow="0" w:lastRow="0" w:firstColumn="0" w:lastColumn="0" w:oddVBand="0" w:evenVBand="0" w:oddHBand="0" w:evenHBand="0" w:firstRowFirstColumn="0" w:firstRowLastColumn="0" w:lastRowFirstColumn="0" w:lastRowLastColumn="0"/>
             <w:tcW w:w="1812" w:type="dxa"/>
-            <w:tcMar/>
             <w:vAlign w:val="center"/>
           </w:tcPr>
           <w:p>
@@ -3875,7 +4141,7 @@
             </w:pPr>
             <w:r>
               <w:rPr>
-                <w:rFonts w:ascii="Times New Roman" w:hAnsi="Times New Roman" w:eastAsia="Times New Roman" w:cs="Times New Roman"/>
+                <w:rFonts w:ascii="Times New Roman" w:eastAsia="Times New Roman" w:hAnsi="Times New Roman" w:cs="Times New Roman"/>
               </w:rPr>
               <w:t>(50, 7000, 900)</w:t>
             </w:r>
@@ -3883,9 +4149,7 @@
         </w:tc>
         <w:tc>
           <w:tcPr>
-            <w:cnfStyle w:val="000000000000" w:firstRow="0" w:lastRow="0" w:firstColumn="0" w:lastColumn="0" w:oddVBand="0" w:evenVBand="0" w:oddHBand="0" w:evenHBand="0" w:firstRowFirstColumn="0" w:firstRowLastColumn="0" w:lastRowFirstColumn="0" w:lastRowLastColumn="0"/>
             <w:tcW w:w="3027" w:type="dxa"/>
-            <w:tcMar/>
             <w:vAlign w:val="center"/>
           </w:tcPr>
           <w:p>
@@ -3894,7 +4158,7 @@
             </w:pPr>
             <w:r>
               <w:rPr>
-                <w:rFonts w:ascii="Times New Roman" w:hAnsi="Times New Roman" w:eastAsia="Times New Roman" w:cs="Times New Roman"/>
+                <w:rFonts w:ascii="Times New Roman" w:eastAsia="Times New Roman" w:hAnsi="Times New Roman" w:cs="Times New Roman"/>
               </w:rPr>
               <w:t>Aprobat: Conditii Excelente</w:t>
             </w:r>
@@ -3902,9 +4166,7 @@
         </w:tc>
         <w:tc>
           <w:tcPr>
-            <w:cnfStyle w:val="000000000000" w:firstRow="0" w:lastRow="0" w:firstColumn="0" w:lastColumn="0" w:oddVBand="0" w:evenVBand="0" w:oddHBand="0" w:evenHBand="0" w:firstRowFirstColumn="0" w:firstRowLastColumn="0" w:lastRowFirstColumn="0" w:lastRowLastColumn="0"/>
             <w:tcW w:w="3206" w:type="dxa"/>
-            <w:tcMar/>
             <w:vAlign w:val="center"/>
           </w:tcPr>
           <w:p>
@@ -3913,7 +4175,7 @@
             </w:pPr>
             <w:r>
               <w:rPr>
-                <w:rFonts w:ascii="Times New Roman" w:hAnsi="Times New Roman" w:eastAsia="Times New Roman" w:cs="Times New Roman"/>
+                <w:rFonts w:ascii="Times New Roman" w:eastAsia="Times New Roman" w:hAnsi="Times New Roman" w:cs="Times New Roman"/>
               </w:rPr>
               <w:t>Aprobat: Conditii Excelente</w:t>
             </w:r>
@@ -3923,14 +4185,9 @@
     </w:tbl>
     <w:p>
       <w:pPr>
-        <w:pStyle w:val="Normal"/>
         <w:ind w:left="360"/>
         <w:rPr>
-          <w:rFonts w:ascii="Times New Roman" w:hAnsi="Times New Roman" w:eastAsia="Times New Roman" w:cs="Times New Roman"/>
-          <w:noProof w:val="0"/>
-          <w:sz w:val="24"/>
-          <w:szCs w:val="24"/>
-          <w:lang w:val="en-US"/>
+          <w:rFonts w:ascii="Times New Roman" w:eastAsia="Times New Roman" w:hAnsi="Times New Roman" w:cs="Times New Roman"/>
         </w:rPr>
       </w:pPr>
     </w:p>
@@ -3940,12 +4197,12 @@
         <w:tblW w:w="0" w:type="auto"/>
         <w:tblInd w:w="360" w:type="dxa"/>
         <w:tblBorders>
-          <w:top w:val="none" w:color="FFFFFF" w:themeColor="background1" w:sz="12" w:space="0"/>
-          <w:left w:val="none" w:color="FFFFFF" w:themeColor="background1" w:sz="12" w:space="0"/>
-          <w:bottom w:val="none" w:color="FFFFFF" w:themeColor="background1" w:sz="12" w:space="0"/>
-          <w:right w:val="none" w:color="FFFFFF" w:themeColor="background1" w:sz="12" w:space="0"/>
-          <w:insideH w:val="none" w:color="FFFFFF" w:themeColor="background1" w:sz="12" w:space="0"/>
-          <w:insideV w:val="none" w:color="FFFFFF" w:themeColor="background1" w:sz="12" w:space="0"/>
+          <w:top w:val="none" w:sz="12" w:space="0" w:color="FFFFFF" w:themeColor="background1"/>
+          <w:left w:val="none" w:sz="12" w:space="0" w:color="FFFFFF" w:themeColor="background1"/>
+          <w:bottom w:val="none" w:sz="12" w:space="0" w:color="FFFFFF" w:themeColor="background1"/>
+          <w:right w:val="none" w:sz="12" w:space="0" w:color="FFFFFF" w:themeColor="background1"/>
+          <w:insideH w:val="none" w:sz="12" w:space="0" w:color="FFFFFF" w:themeColor="background1"/>
+          <w:insideV w:val="none" w:sz="12" w:space="0" w:color="FFFFFF" w:themeColor="background1"/>
         </w:tblBorders>
         <w:tblLook w:val="06A0" w:firstRow="1" w:lastRow="0" w:firstColumn="1" w:lastColumn="0" w:noHBand="1" w:noVBand="1"/>
       </w:tblPr>
@@ -3982,7 +4239,7 @@
                           <pic:cNvPicPr/>
                         </pic:nvPicPr>
                         <pic:blipFill>
-                          <a:blip r:embed="rId9">
+                          <a:blip r:embed="rId11">
                             <a:extLst>
                               <a:ext uri="{28A0092B-C50C-407E-A947-70E740481C1C}">
                                 <a14:useLocalDpi xmlns:a14="http://schemas.microsoft.com/office/drawing/2010/main"/>
@@ -4035,7 +4292,7 @@
                           <pic:cNvPicPr/>
                         </pic:nvPicPr>
                         <pic:blipFill>
-                          <a:blip r:embed="rId10">
+                          <a:blip r:embed="rId12">
                             <a:extLst>
                               <a:ext uri="{28A0092B-C50C-407E-A947-70E740481C1C}">
                                 <a14:useLocalDpi xmlns:a14="http://schemas.microsoft.com/office/drawing/2010/main"/>
@@ -4094,12 +4351,12 @@
       <w:pPr>
         <w:spacing w:before="240" w:after="240"/>
         <w:rPr>
-          <w:rFonts w:ascii="Times New Roman" w:hAnsi="Times New Roman" w:eastAsia="Times New Roman" w:cs="Times New Roman"/>
-        </w:rPr>
-      </w:pPr>
-      <w:r>
-        <w:rPr>
-          <w:rFonts w:ascii="Times New Roman" w:hAnsi="Times New Roman" w:eastAsia="Times New Roman" w:cs="Times New Roman"/>
+          <w:rFonts w:ascii="Times New Roman" w:eastAsia="Times New Roman" w:hAnsi="Times New Roman" w:cs="Times New Roman"/>
+        </w:rPr>
+      </w:pPr>
+      <w:r>
+        <w:rPr>
+          <w:rFonts w:ascii="Times New Roman" w:eastAsia="Times New Roman" w:hAnsi="Times New Roman" w:cs="Times New Roman"/>
         </w:rPr>
         <w:t>Pentru fiecare caz de test a fost comparat rezultatul așteptat (Expected) cu rezultatul obținut în urma execuției (Actual).</w:t>
       </w:r>
@@ -4108,12 +4365,12 @@
       <w:pPr>
         <w:spacing w:before="240" w:after="240"/>
         <w:rPr>
-          <w:rFonts w:ascii="Times New Roman" w:hAnsi="Times New Roman" w:eastAsia="Times New Roman" w:cs="Times New Roman"/>
-        </w:rPr>
-      </w:pPr>
-      <w:r>
-        <w:rPr>
-          <w:rFonts w:ascii="Times New Roman" w:hAnsi="Times New Roman" w:eastAsia="Times New Roman" w:cs="Times New Roman"/>
+          <w:rFonts w:ascii="Times New Roman" w:eastAsia="Times New Roman" w:hAnsi="Times New Roman" w:cs="Times New Roman"/>
+        </w:rPr>
+      </w:pPr>
+      <w:r>
+        <w:rPr>
+          <w:rFonts w:ascii="Times New Roman" w:eastAsia="Times New Roman" w:hAnsi="Times New Roman" w:cs="Times New Roman"/>
         </w:rPr>
         <w:t>Se observă că în toate cazurile valorile coincid, ceea ce confirmă corectitudinea implementării metodei evalueaza_eligibilitate.</w:t>
       </w:r>
@@ -4122,12 +4379,12 @@
       <w:pPr>
         <w:spacing w:before="240" w:after="240"/>
         <w:rPr>
-          <w:rFonts w:ascii="Times New Roman" w:hAnsi="Times New Roman" w:eastAsia="Times New Roman" w:cs="Times New Roman"/>
-        </w:rPr>
-      </w:pPr>
-      <w:r>
-        <w:rPr>
-          <w:rFonts w:ascii="Times New Roman" w:hAnsi="Times New Roman" w:eastAsia="Times New Roman" w:cs="Times New Roman"/>
+          <w:rFonts w:ascii="Times New Roman" w:eastAsia="Times New Roman" w:hAnsi="Times New Roman" w:cs="Times New Roman"/>
+        </w:rPr>
+      </w:pPr>
+      <w:r>
+        <w:rPr>
+          <w:rFonts w:ascii="Times New Roman" w:eastAsia="Times New Roman" w:hAnsi="Times New Roman" w:cs="Times New Roman"/>
         </w:rPr>
         <w:t>Setul de teste acoperă:</w:t>
       </w:r>
@@ -4137,16 +4394,16 @@
         <w:pStyle w:val="ListParagraph"/>
         <w:numPr>
           <w:ilvl w:val="0"/>
-          <w:numId w:val="1"/>
+          <w:numId w:val="2"/>
         </w:numPr>
         <w:spacing w:after="0"/>
         <w:rPr>
-          <w:rFonts w:ascii="Times New Roman" w:hAnsi="Times New Roman" w:eastAsia="Times New Roman" w:cs="Times New Roman"/>
-        </w:rPr>
-      </w:pPr>
-      <w:r>
-        <w:rPr>
-          <w:rFonts w:ascii="Times New Roman" w:hAnsi="Times New Roman" w:eastAsia="Times New Roman" w:cs="Times New Roman"/>
+          <w:rFonts w:ascii="Times New Roman" w:eastAsia="Times New Roman" w:hAnsi="Times New Roman" w:cs="Times New Roman"/>
+        </w:rPr>
+      </w:pPr>
+      <w:r>
+        <w:rPr>
+          <w:rFonts w:ascii="Times New Roman" w:eastAsia="Times New Roman" w:hAnsi="Times New Roman" w:cs="Times New Roman"/>
         </w:rPr>
         <w:t xml:space="preserve">toate ramurile condiționale (branch coverage complet) </w:t>
       </w:r>
@@ -4156,18 +4413,17 @@
         <w:pStyle w:val="ListParagraph"/>
         <w:numPr>
           <w:ilvl w:val="0"/>
-          <w:numId w:val="1"/>
+          <w:numId w:val="2"/>
         </w:numPr>
         <w:spacing w:after="0"/>
         <w:rPr>
-          <w:rFonts w:ascii="Times New Roman" w:hAnsi="Times New Roman" w:eastAsia="Times New Roman" w:cs="Times New Roman"/>
-        </w:rPr>
-      </w:pPr>
-      <w:r>
-        <w:rPr>
-          <w:rFonts w:ascii="Times New Roman" w:hAnsi="Times New Roman" w:eastAsia="Times New Roman" w:cs="Times New Roman"/>
-        </w:rPr>
-        <w:lastRenderedPageBreak/>
+          <w:rFonts w:ascii="Times New Roman" w:eastAsia="Times New Roman" w:hAnsi="Times New Roman" w:cs="Times New Roman"/>
+        </w:rPr>
+      </w:pPr>
+      <w:r>
+        <w:rPr>
+          <w:rFonts w:ascii="Times New Roman" w:eastAsia="Times New Roman" w:hAnsi="Times New Roman" w:cs="Times New Roman"/>
+        </w:rPr>
         <w:t>toate valorile de frontieră relevante (Boundary Value Analysis)</w:t>
       </w:r>
     </w:p>
@@ -4228,15 +4484,35 @@
       <w:r>
         <w:rPr>
           <w:rFonts w:ascii="Times New Roman" w:hAnsi="Times New Roman" w:cs="Times New Roman"/>
-        </w:rPr>
-        <w:t>, am obținut următoarele rezultate:</w:t>
+          <w:i/>
+          <w:iCs/>
+        </w:rPr>
+        <w:t xml:space="preserve"> </w:t>
+      </w:r>
+      <w:r>
+        <w:rPr>
+          <w:rFonts w:ascii="Times New Roman" w:hAnsi="Times New Roman" w:cs="Times New Roman"/>
+        </w:rPr>
+        <w:t>[1]</w:t>
+      </w:r>
+      <w:r>
+        <w:rPr>
+          <w:rFonts w:ascii="Times New Roman" w:hAnsi="Times New Roman" w:cs="Times New Roman"/>
+        </w:rPr>
+        <w:t>,</w:t>
+      </w:r>
+      <w:r>
+        <w:rPr>
+          <w:rFonts w:ascii="Times New Roman" w:hAnsi="Times New Roman" w:cs="Times New Roman"/>
+        </w:rPr>
+        <w:t xml:space="preserve"> am obținut următoarele rezultate:</w:t>
       </w:r>
     </w:p>
     <w:p>
       <w:pPr>
         <w:numPr>
           <w:ilvl w:val="0"/>
-          <w:numId w:val="6"/>
+          <w:numId w:val="7"/>
         </w:numPr>
         <w:rPr>
           <w:rFonts w:ascii="Times New Roman" w:hAnsi="Times New Roman" w:cs="Times New Roman"/>
@@ -4261,7 +4537,7 @@
       <w:pPr>
         <w:numPr>
           <w:ilvl w:val="0"/>
-          <w:numId w:val="6"/>
+          <w:numId w:val="7"/>
         </w:numPr>
         <w:rPr>
           <w:rFonts w:ascii="Times New Roman" w:hAnsi="Times New Roman" w:cs="Times New Roman"/>
@@ -4273,6 +4549,7 @@
           <w:b/>
           <w:bCs/>
         </w:rPr>
+        <w:lastRenderedPageBreak/>
         <w:t xml:space="preserve">Decision Coverage: </w:t>
       </w:r>
       <w:r>
@@ -4292,6 +4569,7 @@
       <w:r>
         <w:rPr>
           <w:rFonts w:ascii="Times New Roman" w:hAnsi="Times New Roman" w:cs="Times New Roman"/>
+          <w:noProof/>
         </w:rPr>
         <w:drawing>
           <wp:inline distT="0" distB="0" distL="0" distR="0" wp14:anchorId="1012B8D6" wp14:editId="50E07FEC">
@@ -4309,7 +4587,7 @@
                     <pic:cNvPicPr/>
                   </pic:nvPicPr>
                   <pic:blipFill>
-                    <a:blip r:embed="rId11"/>
+                    <a:blip r:embed="rId13"/>
                     <a:stretch>
                       <a:fillRect/>
                     </a:stretch>
@@ -4358,6 +4636,7 @@
         <w:rPr>
           <w:rStyle w:val="citation-198"/>
           <w:rFonts w:ascii="Times New Roman" w:hAnsi="Times New Roman" w:cs="Times New Roman"/>
+          <w:noProof/>
         </w:rPr>
         <w:drawing>
           <wp:inline distT="0" distB="0" distL="0" distR="0" wp14:anchorId="2ABEAF86" wp14:editId="4252F0B1">
@@ -4375,7 +4654,7 @@
                     <pic:cNvPicPr/>
                   </pic:nvPicPr>
                   <pic:blipFill>
-                    <a:blip r:embed="rId12"/>
+                    <a:blip r:embed="rId14"/>
                     <a:stretch>
                       <a:fillRect/>
                     </a:stretch>
@@ -4405,61 +4684,20 @@
     </w:p>
     <w:p>
       <w:pPr>
-        <w:pStyle w:val="Normal"/>
         <w:ind w:left="360"/>
         <w:rPr>
           <w:rFonts w:ascii="Times New Roman" w:hAnsi="Times New Roman" w:cs="Times New Roman"/>
-          <w:b w:val="1"/>
-          <w:bCs w:val="1"/>
-        </w:rPr>
-      </w:pPr>
-      <w:r>
-        <w:rPr>
-          <w:rFonts w:ascii="Times New Roman" w:hAnsi="Times New Roman" w:cs="Times New Roman"/>
-          <w:b w:val="1"/>
-          <w:bCs w:val="1"/>
-        </w:rPr>
-        <w:t>Raport</w:t>
-      </w:r>
-      <w:r>
-        <w:rPr>
-          <w:rFonts w:ascii="Times New Roman" w:hAnsi="Times New Roman" w:cs="Times New Roman"/>
-          <w:b w:val="1"/>
-          <w:bCs w:val="1"/>
-        </w:rPr>
-        <w:t xml:space="preserve"> de </w:t>
-      </w:r>
-      <w:r>
-        <w:rPr>
-          <w:rFonts w:ascii="Times New Roman" w:hAnsi="Times New Roman" w:cs="Times New Roman"/>
-          <w:b w:val="1"/>
-          <w:bCs w:val="1"/>
-        </w:rPr>
-        <w:t>Acoperire</w:t>
-      </w:r>
-      <w:r>
-        <w:rPr>
-          <w:rFonts w:ascii="Times New Roman" w:hAnsi="Times New Roman" w:cs="Times New Roman"/>
-          <w:b w:val="1"/>
-          <w:bCs w:val="1"/>
-        </w:rPr>
-        <w:t xml:space="preserve"> pe branch-</w:t>
-      </w:r>
-      <w:r>
-        <w:rPr>
-          <w:rFonts w:ascii="Times New Roman" w:hAnsi="Times New Roman" w:cs="Times New Roman"/>
-          <w:b w:val="1"/>
-          <w:bCs w:val="1"/>
-        </w:rPr>
-        <w:t>uri</w:t>
-      </w:r>
-      <w:r>
-        <w:rPr>
-          <w:rFonts w:ascii="Times New Roman" w:hAnsi="Times New Roman" w:cs="Times New Roman"/>
-          <w:b w:val="1"/>
-          <w:bCs w:val="1"/>
-        </w:rPr>
-        <w:t xml:space="preserve"> (Coverage --branch)</w:t>
+          <w:b/>
+          <w:bCs/>
+        </w:rPr>
+      </w:pPr>
+      <w:r>
+        <w:rPr>
+          <w:rFonts w:ascii="Times New Roman" w:hAnsi="Times New Roman" w:cs="Times New Roman"/>
+          <w:b/>
+          <w:bCs/>
+        </w:rPr>
+        <w:t>Raport de Acoperire pe branch-uri (Coverage --branch)</w:t>
       </w:r>
     </w:p>
     <w:p>
@@ -4478,8 +4716,8 @@
       <w:r>
         <w:rPr>
           <w:rFonts w:ascii="Times New Roman" w:hAnsi="Times New Roman" w:cs="Times New Roman"/>
-          <w:i w:val="1"/>
-          <w:iCs w:val="1"/>
+          <w:i/>
+          <w:iCs/>
         </w:rPr>
         <w:t>coverage.py</w:t>
       </w:r>
@@ -4494,7 +4732,7 @@
       <w:pPr>
         <w:numPr>
           <w:ilvl w:val="0"/>
-          <w:numId w:val="6"/>
+          <w:numId w:val="7"/>
         </w:numPr>
         <w:rPr>
           <w:rFonts w:ascii="Times New Roman" w:hAnsi="Times New Roman" w:cs="Times New Roman"/>
@@ -4503,8 +4741,8 @@
       <w:r>
         <w:rPr>
           <w:rFonts w:ascii="Times New Roman" w:hAnsi="Times New Roman" w:cs="Times New Roman"/>
-          <w:b w:val="1"/>
-          <w:bCs w:val="1"/>
+          <w:b/>
+          <w:bCs/>
         </w:rPr>
         <w:t xml:space="preserve">Statement Coverage: </w:t>
       </w:r>
@@ -4519,7 +4757,7 @@
       <w:pPr>
         <w:numPr>
           <w:ilvl w:val="0"/>
-          <w:numId w:val="6"/>
+          <w:numId w:val="7"/>
         </w:numPr>
         <w:rPr>
           <w:rFonts w:ascii="Times New Roman" w:hAnsi="Times New Roman" w:cs="Times New Roman"/>
@@ -4528,8 +4766,8 @@
       <w:r>
         <w:rPr>
           <w:rFonts w:ascii="Times New Roman" w:hAnsi="Times New Roman" w:cs="Times New Roman"/>
-          <w:b w:val="1"/>
-          <w:bCs w:val="1"/>
+          <w:b/>
+          <w:bCs/>
         </w:rPr>
         <w:t xml:space="preserve">Decision Coverage: </w:t>
       </w:r>
@@ -4537,116 +4775,35 @@
         <w:rPr>
           <w:rFonts w:ascii="Times New Roman" w:hAnsi="Times New Roman" w:cs="Times New Roman"/>
         </w:rPr>
-        <w:t>100% (</w:t>
-      </w:r>
-      <w:r>
-        <w:rPr>
-          <w:rFonts w:ascii="Times New Roman" w:hAnsi="Times New Roman" w:cs="Times New Roman"/>
-        </w:rPr>
-        <w:t>Toate</w:t>
-      </w:r>
-      <w:r>
-        <w:rPr>
-          <w:rFonts w:ascii="Times New Roman" w:hAnsi="Times New Roman" w:cs="Times New Roman"/>
-        </w:rPr>
-        <w:t xml:space="preserve"> </w:t>
-      </w:r>
-      <w:r>
-        <w:rPr>
-          <w:rFonts w:ascii="Times New Roman" w:hAnsi="Times New Roman" w:cs="Times New Roman"/>
-        </w:rPr>
-        <w:t>ramurile</w:t>
-      </w:r>
-      <w:r>
-        <w:rPr>
-          <w:rFonts w:ascii="Times New Roman" w:hAnsi="Times New Roman" w:cs="Times New Roman"/>
-        </w:rPr>
-        <w:t xml:space="preserve"> if/else au </w:t>
-      </w:r>
-      <w:r>
-        <w:rPr>
-          <w:rFonts w:ascii="Times New Roman" w:hAnsi="Times New Roman" w:cs="Times New Roman"/>
-        </w:rPr>
-        <w:t>fost</w:t>
-      </w:r>
-      <w:r>
-        <w:rPr>
-          <w:rFonts w:ascii="Times New Roman" w:hAnsi="Times New Roman" w:cs="Times New Roman"/>
-        </w:rPr>
-        <w:t xml:space="preserve"> </w:t>
-      </w:r>
-      <w:r>
-        <w:rPr>
-          <w:rFonts w:ascii="Times New Roman" w:hAnsi="Times New Roman" w:cs="Times New Roman"/>
-        </w:rPr>
-        <w:t>parcurse</w:t>
-      </w:r>
-      <w:r>
-        <w:rPr>
-          <w:rFonts w:ascii="Times New Roman" w:hAnsi="Times New Roman" w:cs="Times New Roman"/>
-        </w:rPr>
-        <w:t xml:space="preserve"> pe </w:t>
-      </w:r>
-      <w:r>
-        <w:rPr>
-          <w:rFonts w:ascii="Times New Roman" w:hAnsi="Times New Roman" w:cs="Times New Roman"/>
-        </w:rPr>
-        <w:t>ambele</w:t>
-      </w:r>
-      <w:r>
-        <w:rPr>
-          <w:rFonts w:ascii="Times New Roman" w:hAnsi="Times New Roman" w:cs="Times New Roman"/>
-        </w:rPr>
-        <w:t xml:space="preserve"> </w:t>
-      </w:r>
-      <w:r>
-        <w:rPr>
-          <w:rFonts w:ascii="Times New Roman" w:hAnsi="Times New Roman" w:cs="Times New Roman"/>
-        </w:rPr>
-        <w:t>logici</w:t>
-      </w:r>
-      <w:r>
-        <w:rPr>
-          <w:rFonts w:ascii="Times New Roman" w:hAnsi="Times New Roman" w:cs="Times New Roman"/>
-        </w:rPr>
-        <w:t xml:space="preserve">, True </w:t>
-      </w:r>
-      <w:r>
-        <w:rPr>
-          <w:rFonts w:ascii="Times New Roman" w:hAnsi="Times New Roman" w:cs="Times New Roman"/>
-        </w:rPr>
-        <w:t>și</w:t>
-      </w:r>
-      <w:r>
-        <w:rPr>
-          <w:rFonts w:ascii="Times New Roman" w:hAnsi="Times New Roman" w:cs="Times New Roman"/>
-        </w:rPr>
-        <w:t xml:space="preserve"> False).</w:t>
-      </w:r>
-    </w:p>
-    <w:p>
-      <w:pPr>
-        <w:pStyle w:val="Normal"/>
+        <w:t>100% (Toate ramurile if/else au fost parcurse pe ambele logici, True și False).</w:t>
+      </w:r>
+    </w:p>
+    <w:p>
+      <w:pPr>
         <w:ind w:left="360"/>
       </w:pPr>
       <w:r>
+        <w:rPr>
+          <w:noProof/>
+        </w:rPr>
+        <w:lastRenderedPageBreak/>
         <w:drawing>
-          <wp:inline wp14:editId="64867C33" wp14:anchorId="56FC120C">
+          <wp:inline distT="0" distB="0" distL="0" distR="0" wp14:anchorId="56FC120C" wp14:editId="64867C33">
             <wp:extent cx="5943600" cy="1981200"/>
             <wp:effectExtent l="0" t="0" r="0" b="0"/>
             <wp:docPr id="526094163" name="drawing"/>
             <wp:cNvGraphicFramePr>
-              <a:graphicFrameLocks noChangeAspect="1"/>
+              <a:graphicFrameLocks xmlns:a="http://schemas.openxmlformats.org/drawingml/2006/main" noChangeAspect="1"/>
             </wp:cNvGraphicFramePr>
-            <a:graphic>
-              <a:graphicData xmlns:a="http://schemas.openxmlformats.org/drawingml/2006/main" uri="http://schemas.openxmlformats.org/drawingml/2006/picture">
+            <a:graphic xmlns:a="http://schemas.openxmlformats.org/drawingml/2006/main">
+              <a:graphicData uri="http://schemas.openxmlformats.org/drawingml/2006/picture">
                 <pic:pic xmlns:pic="http://schemas.openxmlformats.org/drawingml/2006/picture">
                   <pic:nvPicPr>
                     <pic:cNvPr id="526094163" name="Picture 526094163"/>
                     <pic:cNvPicPr/>
                   </pic:nvPicPr>
                   <pic:blipFill>
-                    <a:blip xmlns:r="http://schemas.openxmlformats.org/officeDocument/2006/relationships" r:embed="rId1634181675">
+                    <a:blip r:embed="rId15">
                       <a:extLst>
                         <a:ext uri="{28A0092B-C50C-407E-A947-70E740481C1C}">
                           <a14:useLocalDpi xmlns:a14="http://schemas.microsoft.com/office/drawing/2010/main"/>
@@ -4675,27 +4832,29 @@
     </w:p>
     <w:p>
       <w:pPr>
-        <w:pStyle w:val="Normal"/>
         <w:ind w:left="360"/>
       </w:pPr>
       <w:r>
+        <w:rPr>
+          <w:noProof/>
+        </w:rPr>
         <w:drawing>
-          <wp:inline wp14:editId="4F82CBB3" wp14:anchorId="0F092E1E">
+          <wp:inline distT="0" distB="0" distL="0" distR="0" wp14:anchorId="0F092E1E" wp14:editId="4F82CBB3">
             <wp:extent cx="5943600" cy="4010025"/>
             <wp:effectExtent l="0" t="0" r="0" b="0"/>
             <wp:docPr id="2014197799" name="drawing"/>
             <wp:cNvGraphicFramePr>
-              <a:graphicFrameLocks noChangeAspect="1"/>
+              <a:graphicFrameLocks xmlns:a="http://schemas.openxmlformats.org/drawingml/2006/main" noChangeAspect="1"/>
             </wp:cNvGraphicFramePr>
-            <a:graphic>
-              <a:graphicData xmlns:a="http://schemas.openxmlformats.org/drawingml/2006/main" uri="http://schemas.openxmlformats.org/drawingml/2006/picture">
+            <a:graphic xmlns:a="http://schemas.openxmlformats.org/drawingml/2006/main">
+              <a:graphicData uri="http://schemas.openxmlformats.org/drawingml/2006/picture">
                 <pic:pic xmlns:pic="http://schemas.openxmlformats.org/drawingml/2006/picture">
                   <pic:nvPicPr>
                     <pic:cNvPr id="2014197799" name="Picture 2014197799"/>
                     <pic:cNvPicPr/>
                   </pic:nvPicPr>
                   <pic:blipFill>
-                    <a:blip xmlns:r="http://schemas.openxmlformats.org/officeDocument/2006/relationships" r:embed="rId494921138">
+                    <a:blip r:embed="rId16">
                       <a:extLst>
                         <a:ext uri="{28A0092B-C50C-407E-A947-70E740481C1C}">
                           <a14:useLocalDpi xmlns:a14="http://schemas.microsoft.com/office/drawing/2010/main"/>
@@ -4796,7 +4955,7 @@
       <w:pPr>
         <w:numPr>
           <w:ilvl w:val="0"/>
-          <w:numId w:val="18"/>
+          <w:numId w:val="19"/>
         </w:numPr>
         <w:rPr>
           <w:rFonts w:ascii="Times New Roman" w:hAnsi="Times New Roman" w:cs="Times New Roman"/>
@@ -4819,7 +4978,7 @@
         <w:ind w:left="360"/>
         <w:outlineLvl w:val="2"/>
         <w:rPr>
-          <w:rFonts w:ascii="Times New Roman" w:hAnsi="Times New Roman" w:eastAsia="Times New Roman" w:cs="Times New Roman"/>
+          <w:rFonts w:ascii="Times New Roman" w:eastAsia="Times New Roman" w:hAnsi="Times New Roman" w:cs="Times New Roman"/>
           <w:b/>
           <w:bCs/>
           <w:kern w:val="0"/>
@@ -4829,7 +4988,7 @@
       </w:pPr>
       <w:r>
         <w:rPr>
-          <w:rFonts w:ascii="Times New Roman" w:hAnsi="Times New Roman" w:eastAsia="Times New Roman" w:cs="Times New Roman"/>
+          <w:rFonts w:ascii="Times New Roman" w:eastAsia="Times New Roman" w:hAnsi="Times New Roman" w:cs="Times New Roman"/>
           <w:b/>
           <w:bCs/>
           <w:kern w:val="0"/>
@@ -4844,17 +5003,18 @@
         <w:spacing w:before="100" w:beforeAutospacing="1" w:after="100" w:afterAutospacing="1" w:line="240" w:lineRule="auto"/>
         <w:ind w:left="360"/>
         <w:rPr>
-          <w:rFonts w:ascii="Times New Roman" w:hAnsi="Times New Roman" w:eastAsia="Times New Roman" w:cs="Times New Roman"/>
+          <w:rFonts w:ascii="Times New Roman" w:eastAsia="Times New Roman" w:hAnsi="Times New Roman" w:cs="Times New Roman"/>
           <w:kern w:val="0"/>
           <w14:ligatures w14:val="none"/>
         </w:rPr>
       </w:pPr>
       <w:r>
         <w:rPr>
-          <w:rFonts w:ascii="Times New Roman" w:hAnsi="Times New Roman" w:eastAsia="Times New Roman" w:cs="Times New Roman"/>
+          <w:rFonts w:ascii="Times New Roman" w:eastAsia="Times New Roman" w:hAnsi="Times New Roman" w:cs="Times New Roman"/>
           <w:kern w:val="0"/>
           <w14:ligatures w14:val="none"/>
         </w:rPr>
+        <w:lastRenderedPageBreak/>
         <w:t>Pentru a evalua eficiența suitei de teste, am aplicat o serie de mutații de primul ordin asupra codului CreditValidator. Mutațiile inițiale au fost concepute pentru a testa dacă deciziile din cod sunt verificate corect.</w:t>
       </w:r>
     </w:p>
@@ -4862,7 +5022,7 @@
       <w:pPr>
         <w:numPr>
           <w:ilvl w:val="0"/>
-          <w:numId w:val="20"/>
+          <w:numId w:val="21"/>
         </w:numPr>
         <w:rPr>
           <w:rFonts w:ascii="Times New Roman" w:hAnsi="Times New Roman" w:cs="Times New Roman"/>
@@ -4879,7 +5039,7 @@
       <w:pPr>
         <w:numPr>
           <w:ilvl w:val="0"/>
-          <w:numId w:val="20"/>
+          <w:numId w:val="21"/>
         </w:numPr>
         <w:rPr>
           <w:rFonts w:ascii="Times New Roman" w:hAnsi="Times New Roman" w:cs="Times New Roman"/>
@@ -4896,7 +5056,7 @@
       <w:pPr>
         <w:numPr>
           <w:ilvl w:val="0"/>
-          <w:numId w:val="20"/>
+          <w:numId w:val="21"/>
         </w:numPr>
         <w:rPr>
           <w:rFonts w:ascii="Times New Roman" w:hAnsi="Times New Roman" w:cs="Times New Roman"/>
@@ -4913,7 +5073,7 @@
       <w:pPr>
         <w:numPr>
           <w:ilvl w:val="0"/>
-          <w:numId w:val="20"/>
+          <w:numId w:val="21"/>
         </w:numPr>
         <w:rPr>
           <w:rFonts w:ascii="Times New Roman" w:hAnsi="Times New Roman" w:cs="Times New Roman"/>
@@ -4988,7 +5148,7 @@
                     <pic:cNvPicPr/>
                   </pic:nvPicPr>
                   <pic:blipFill>
-                    <a:blip r:embed="rId13"/>
+                    <a:blip r:embed="rId17"/>
                     <a:stretch>
                       <a:fillRect/>
                     </a:stretch>
@@ -5044,7 +5204,6 @@
           <w:b/>
           <w:bCs/>
         </w:rPr>
-        <w:lastRenderedPageBreak/>
         <w:t>Explicația supraviețuirii:</w:t>
       </w:r>
       <w:r>
@@ -5104,7 +5263,7 @@
                     <pic:cNvPicPr/>
                   </pic:nvPicPr>
                   <pic:blipFill>
-                    <a:blip r:embed="rId14"/>
+                    <a:blip r:embed="rId18"/>
                     <a:stretch>
                       <a:fillRect/>
                     </a:stretch>
@@ -5145,6 +5304,7 @@
           <w:rFonts w:ascii="Times New Roman" w:hAnsi="Times New Roman" w:cs="Times New Roman"/>
           <w:noProof/>
         </w:rPr>
+        <w:lastRenderedPageBreak/>
         <w:drawing>
           <wp:inline distT="0" distB="0" distL="0" distR="0" wp14:anchorId="220F9F3D" wp14:editId="6ABF57DD">
             <wp:extent cx="5943600" cy="2112645"/>
@@ -5161,7 +5321,7 @@
                     <pic:cNvPicPr/>
                   </pic:nvPicPr>
                   <pic:blipFill>
-                    <a:blip r:embed="rId15"/>
+                    <a:blip r:embed="rId19"/>
                     <a:stretch>
                       <a:fillRect/>
                     </a:stretch>
@@ -5210,7 +5370,7 @@
                     <pic:cNvPicPr/>
                   </pic:nvPicPr>
                   <pic:blipFill>
-                    <a:blip r:embed="rId16"/>
+                    <a:blip r:embed="rId20"/>
                     <a:stretch>
                       <a:fillRect/>
                     </a:stretch>
@@ -5286,14 +5446,7 @@
         <w:rPr>
           <w:rFonts w:ascii="Times New Roman" w:hAnsi="Times New Roman" w:cs="Times New Roman"/>
         </w:rPr>
-        <w:t xml:space="preserve"> Testele anterioare verificau tipurile de date doar pentru un singur parametru greșit pe rând (ex: doar vârsta invalidă, sau doar venitul invalid). Mutantul devine </w:t>
-      </w:r>
-      <w:r>
-        <w:rPr>
-          <w:rFonts w:ascii="Times New Roman" w:hAnsi="Times New Roman" w:cs="Times New Roman"/>
-        </w:rPr>
-        <w:lastRenderedPageBreak/>
-        <w:t>activ și oferă rezultate greșite dacă testăm o situație în care mai mulți parametri sunt invalizi simultan.</w:t>
+        <w:t xml:space="preserve"> Testele anterioare verificau tipurile de date doar pentru un singur parametru greșit pe rând (ex: doar vârsta invalidă, sau doar venitul invalid). Mutantul devine activ și oferă rezultate greșite dacă testăm o situație în care mai mulți parametri sunt invalizi simultan.</w:t>
       </w:r>
     </w:p>
     <w:p>
@@ -5330,6 +5483,7 @@
           <w:rFonts w:ascii="Times New Roman" w:hAnsi="Times New Roman" w:cs="Times New Roman"/>
           <w:noProof/>
         </w:rPr>
+        <w:lastRenderedPageBreak/>
         <w:drawing>
           <wp:inline distT="0" distB="0" distL="0" distR="0" wp14:anchorId="1A7F8453" wp14:editId="15ABB962">
             <wp:extent cx="5943600" cy="1739265"/>
@@ -5346,7 +5500,7 @@
                     <pic:cNvPicPr/>
                   </pic:nvPicPr>
                   <pic:blipFill>
-                    <a:blip r:embed="rId17"/>
+                    <a:blip r:embed="rId21"/>
                     <a:stretch>
                       <a:fillRect/>
                     </a:stretch>
@@ -5410,6 +5564,7 @@
     <w:p>
       <w:pPr>
         <w:ind w:left="360"/>
+        <w:jc w:val="center"/>
         <w:rPr>
           <w:rFonts w:ascii="Times New Roman" w:hAnsi="Times New Roman" w:cs="Times New Roman"/>
         </w:rPr>
@@ -5420,9 +5575,9 @@
           <w:noProof/>
         </w:rPr>
         <w:drawing>
-          <wp:inline distT="0" distB="0" distL="0" distR="0" wp14:anchorId="3C6E80C2" wp14:editId="764E58FB">
-            <wp:extent cx="3696216" cy="685896"/>
-            <wp:effectExtent l="0" t="0" r="0" b="0"/>
+          <wp:inline distT="0" distB="0" distL="0" distR="0" wp14:anchorId="3C6E80C2" wp14:editId="2D59D60A">
+            <wp:extent cx="2430780" cy="451073"/>
+            <wp:effectExtent l="0" t="0" r="7620" b="6350"/>
             <wp:docPr id="313034542" name="Picture 1"/>
             <wp:cNvGraphicFramePr>
               <a:graphicFrameLocks xmlns:a="http://schemas.openxmlformats.org/drawingml/2006/main" noChangeAspect="1"/>
@@ -5435,7 +5590,7 @@
                     <pic:cNvPicPr/>
                   </pic:nvPicPr>
                   <pic:blipFill>
-                    <a:blip r:embed="rId18"/>
+                    <a:blip r:embed="rId22"/>
                     <a:stretch>
                       <a:fillRect/>
                     </a:stretch>
@@ -5443,7 +5598,7 @@
                   <pic:spPr>
                     <a:xfrm>
                       <a:off x="0" y="0"/>
-                      <a:ext cx="3696216" cy="685896"/>
+                      <a:ext cx="2478441" cy="459917"/>
                     </a:xfrm>
                     <a:prstGeom prst="rect">
                       <a:avLst/>
@@ -5503,116 +5658,11 @@
         <w:pStyle w:val="NormalWeb"/>
         <w:numPr>
           <w:ilvl w:val="0"/>
-          <w:numId w:val="21"/>
+          <w:numId w:val="22"/>
         </w:numPr>
       </w:pPr>
       <w:r>
         <w:t>Valori de tip NoneType: Verificarea comportamentului când un câmp este lăsat gol.</w:t>
-      </w:r>
-    </w:p>
-    <w:p>
-      <w:pPr>
-        <w:pStyle w:val="NormalWeb"/>
-        <w:numPr>
-          <w:ilvl w:val="0"/>
-          <w:numId w:val="21"/>
-        </w:numPr>
-      </w:pPr>
-      <w:r>
-        <w:t>Tipuri complexe (liste/obiecte): Asigurarea că doar valorile numerice sunt procesate.</w:t>
-      </w:r>
-    </w:p>
-    <w:p>
-      <w:pPr>
-        <w:pStyle w:val="NormalWeb"/>
-        <w:numPr>
-          <w:ilvl w:val="0"/>
-          <w:numId w:val="21"/>
-        </w:numPr>
-      </w:pPr>
-      <w:r>
-        <w:t>Parametri lipsă: Testarea robusteții</w:t>
-      </w:r>
-      <w:r>
-        <w:t xml:space="preserve"> funcției la apeluri incomplete.</w:t>
-      </w:r>
-    </w:p>
-    <w:p>
-      <w:pPr>
-        <w:pStyle w:val="NormalWeb"/>
-      </w:pPr>
-    </w:p>
-    <w:p>
-      <w:pPr>
-        <w:pStyle w:val="NormalWeb"/>
-      </w:pPr>
-      <w:r>
-        <w:t>Optimizarea pentru Mutation Testing</w:t>
-      </w:r>
-    </w:p>
-    <w:p>
-      <w:pPr>
-        <w:pStyle w:val="NormalWeb"/>
-        <w:ind w:firstLine="360"/>
-      </w:pPr>
-      <w:r>
-        <w:t xml:space="preserve">În urma analizei inițiale cu </w:t>
-      </w:r>
-      <w:r>
-        <w:rPr>
-          <w:rStyle w:val="HTMLCode"/>
-          <w:rFonts w:eastAsiaTheme="majorEastAsia"/>
-        </w:rPr>
-        <w:t>mutmut</w:t>
-      </w:r>
-      <w:r>
-        <w:t xml:space="preserve">, au fost identificați mutanți supraviețuitori la nivelul operatorilor de comparație (ex: </w:t>
-      </w:r>
-      <w:r>
-        <w:rPr>
-          <w:rStyle w:val="HTMLCode"/>
-          <w:rFonts w:eastAsiaTheme="majorEastAsia"/>
-        </w:rPr>
-        <w:t>&gt;</w:t>
-      </w:r>
-      <w:r>
-        <w:t xml:space="preserve"> transformat în </w:t>
-      </w:r>
-      <w:r>
-        <w:rPr>
-          <w:rStyle w:val="HTMLCode"/>
-          <w:rFonts w:eastAsiaTheme="majorEastAsia"/>
-        </w:rPr>
-        <w:t>&gt;=</w:t>
-      </w:r>
-      <w:r>
-        <w:t xml:space="preserve">). </w:t>
-      </w:r>
-      <w:r>
-        <w:rPr>
-          <w:rStyle w:val="citation-226"/>
-          <w:rFonts w:eastAsiaTheme="majorEastAsia"/>
-        </w:rPr>
-        <w:t xml:space="preserve">AI-ul a propus tehnica </w:t>
-      </w:r>
-      <w:r>
-        <w:rPr>
-          <w:rStyle w:val="citation-226"/>
-          <w:rFonts w:eastAsiaTheme="majorEastAsia"/>
-          <w:b/>
-          <w:bCs/>
-        </w:rPr>
-        <w:t>BVA (Boundary Value Analysis)</w:t>
-      </w:r>
-      <w:r>
-        <w:rPr>
-          <w:rStyle w:val="citation-226"/>
-          <w:rFonts w:eastAsiaTheme="majorEastAsia"/>
-        </w:rPr>
-        <w:t xml:space="preserve"> la nivel de cod</w:t>
-      </w:r>
-      <w:r>
-        <w:t xml:space="preserve">: </w:t>
       </w:r>
     </w:p>
     <w:p>
@@ -5624,15 +5674,7 @@
         </w:numPr>
       </w:pPr>
       <w:r>
-        <w:rPr>
-          <w:rStyle w:val="citation-225"/>
-          <w:rFonts w:eastAsiaTheme="majorEastAsia"/>
-        </w:rPr>
-        <w:lastRenderedPageBreak/>
-        <w:t>Adăugarea testelor pe valorile de frontieră exactă: 500, 800, 2000</w:t>
-      </w:r>
-      <w:r>
-        <w:t xml:space="preserve">. </w:t>
+        <w:t>Tipuri complexe (liste/obiecte): Asigurarea că doar valorile numerice sunt procesate.</w:t>
       </w:r>
     </w:p>
     <w:p>
@@ -5644,6 +5686,118 @@
         </w:numPr>
       </w:pPr>
       <w:r>
+        <w:t>Parametri lipsă: Testarea robusteții</w:t>
+      </w:r>
+      <w:r>
+        <w:t xml:space="preserve"> funcției la apeluri incomplete.</w:t>
+      </w:r>
+    </w:p>
+    <w:p>
+      <w:pPr>
+        <w:pStyle w:val="NormalWeb"/>
+      </w:pPr>
+    </w:p>
+    <w:p>
+      <w:pPr>
+        <w:pStyle w:val="NormalWeb"/>
+      </w:pPr>
+      <w:r>
+        <w:t>Optimizarea pentru Mutation Testing</w:t>
+      </w:r>
+    </w:p>
+    <w:p>
+      <w:pPr>
+        <w:pStyle w:val="NormalWeb"/>
+        <w:ind w:firstLine="360"/>
+      </w:pPr>
+      <w:r>
+        <w:t xml:space="preserve">În urma analizei inițiale cu </w:t>
+      </w:r>
+      <w:r>
+        <w:rPr>
+          <w:rStyle w:val="HTMLCode"/>
+          <w:rFonts w:eastAsiaTheme="majorEastAsia"/>
+        </w:rPr>
+        <w:t>mutmut</w:t>
+      </w:r>
+      <w:r>
+        <w:t xml:space="preserve">, au fost identificați mutanți supraviețuitori la nivelul operatorilor de comparație (ex: </w:t>
+      </w:r>
+      <w:r>
+        <w:rPr>
+          <w:rStyle w:val="HTMLCode"/>
+          <w:rFonts w:eastAsiaTheme="majorEastAsia"/>
+        </w:rPr>
+        <w:t>&gt;</w:t>
+      </w:r>
+      <w:r>
+        <w:t xml:space="preserve"> transformat în </w:t>
+      </w:r>
+      <w:r>
+        <w:rPr>
+          <w:rStyle w:val="HTMLCode"/>
+          <w:rFonts w:eastAsiaTheme="majorEastAsia"/>
+        </w:rPr>
+        <w:t>&gt;=</w:t>
+      </w:r>
+      <w:r>
+        <w:t xml:space="preserve">). </w:t>
+      </w:r>
+      <w:r>
+        <w:rPr>
+          <w:rStyle w:val="citation-226"/>
+          <w:rFonts w:eastAsiaTheme="majorEastAsia"/>
+        </w:rPr>
+        <w:t xml:space="preserve">AI-ul a propus tehnica </w:t>
+      </w:r>
+      <w:r>
+        <w:rPr>
+          <w:rStyle w:val="citation-226"/>
+          <w:rFonts w:eastAsiaTheme="majorEastAsia"/>
+          <w:b/>
+          <w:bCs/>
+        </w:rPr>
+        <w:t>BVA (Boundary Value Analysis)</w:t>
+      </w:r>
+      <w:r>
+        <w:rPr>
+          <w:rStyle w:val="citation-226"/>
+          <w:rFonts w:eastAsiaTheme="majorEastAsia"/>
+        </w:rPr>
+        <w:t xml:space="preserve"> la nivel de cod</w:t>
+      </w:r>
+      <w:r>
+        <w:t xml:space="preserve">: </w:t>
+      </w:r>
+    </w:p>
+    <w:p>
+      <w:pPr>
+        <w:pStyle w:val="NormalWeb"/>
+        <w:numPr>
+          <w:ilvl w:val="0"/>
+          <w:numId w:val="23"/>
+        </w:numPr>
+      </w:pPr>
+      <w:r>
+        <w:rPr>
+          <w:rStyle w:val="citation-225"/>
+          <w:rFonts w:eastAsiaTheme="majorEastAsia"/>
+        </w:rPr>
+        <w:t>Adăugarea testelor pe valorile de frontieră exactă: 500, 800, 2000</w:t>
+      </w:r>
+      <w:r>
+        <w:t xml:space="preserve">. </w:t>
+      </w:r>
+    </w:p>
+    <w:p>
+      <w:pPr>
+        <w:pStyle w:val="NormalWeb"/>
+        <w:numPr>
+          <w:ilvl w:val="0"/>
+          <w:numId w:val="23"/>
+        </w:numPr>
+      </w:pPr>
+      <w:r>
         <w:rPr>
           <w:rStyle w:val="citation-224"/>
           <w:rFonts w:eastAsiaTheme="majorEastAsia"/>
@@ -5696,7 +5850,7 @@
       <w:r>
         <w:rPr>
           <w:rStyle w:val="HTMLCode"/>
-          <w:rFonts w:ascii="Times New Roman" w:hAnsi="Times New Roman" w:cs="Times New Roman" w:eastAsiaTheme="majorEastAsia"/>
+          <w:rFonts w:ascii="Times New Roman" w:eastAsiaTheme="majorEastAsia" w:hAnsi="Times New Roman" w:cs="Times New Roman"/>
           <w:b/>
           <w:bCs/>
           <w:i/>
@@ -5712,48 +5866,59 @@
           <w:i/>
           <w:iCs/>
         </w:rPr>
-        <w:t xml:space="preserve">. Am observat că la Mutation Testing, mutanții care schimbă </w:t>
-      </w:r>
-      <w:r>
-        <w:rPr>
-          <w:rStyle w:val="HTMLCode"/>
-          <w:rFonts w:ascii="Times New Roman" w:hAnsi="Times New Roman" w:cs="Times New Roman" w:eastAsiaTheme="majorEastAsia"/>
+        <w:t xml:space="preserve">. Am observat că la </w:t>
+      </w:r>
+      <w:r>
+        <w:rPr>
+          <w:rFonts w:ascii="Times New Roman" w:hAnsi="Times New Roman" w:cs="Times New Roman"/>
           <w:b/>
           <w:bCs/>
           <w:i/>
           <w:iCs/>
         </w:rPr>
-        <w:t>scor_credit &gt; 500</w:t>
-      </w:r>
-      <w:r>
-        <w:rPr>
-          <w:rFonts w:ascii="Times New Roman" w:hAnsi="Times New Roman" w:cs="Times New Roman"/>
+        <w:lastRenderedPageBreak/>
+        <w:t xml:space="preserve">Mutation Testing, mutanții care schimbă </w:t>
+      </w:r>
+      <w:r>
+        <w:rPr>
+          <w:rStyle w:val="HTMLCode"/>
+          <w:rFonts w:ascii="Times New Roman" w:eastAsiaTheme="majorEastAsia" w:hAnsi="Times New Roman" w:cs="Times New Roman"/>
           <w:b/>
           <w:bCs/>
           <w:i/>
           <w:iCs/>
         </w:rPr>
-        <w:t xml:space="preserve"> în </w:t>
-      </w:r>
-      <w:r>
-        <w:rPr>
-          <w:rStyle w:val="HTMLCode"/>
-          <w:rFonts w:ascii="Times New Roman" w:hAnsi="Times New Roman" w:cs="Times New Roman" w:eastAsiaTheme="majorEastAsia"/>
+        <w:t>scor_credit &gt; 500</w:t>
+      </w:r>
+      <w:r>
+        <w:rPr>
+          <w:rFonts w:ascii="Times New Roman" w:hAnsi="Times New Roman" w:cs="Times New Roman"/>
           <w:b/>
           <w:bCs/>
           <w:i/>
           <w:iCs/>
         </w:rPr>
-        <w:t>scor_credit &gt;= 500</w:t>
-      </w:r>
-      <w:r>
-        <w:rPr>
-          <w:rFonts w:ascii="Times New Roman" w:hAnsi="Times New Roman" w:cs="Times New Roman"/>
+        <w:t xml:space="preserve"> în </w:t>
+      </w:r>
+      <w:r>
+        <w:rPr>
+          <w:rStyle w:val="HTMLCode"/>
+          <w:rFonts w:ascii="Times New Roman" w:eastAsiaTheme="majorEastAsia" w:hAnsi="Times New Roman" w:cs="Times New Roman"/>
           <w:b/>
           <w:bCs/>
           <w:i/>
           <w:iCs/>
         </w:rPr>
+        <w:t>scor_credit &gt;= 500</w:t>
+      </w:r>
+      <w:r>
+        <w:rPr>
+          <w:rFonts w:ascii="Times New Roman" w:hAnsi="Times New Roman" w:cs="Times New Roman"/>
+          <w:b/>
+          <w:bCs/>
+          <w:i/>
+          <w:iCs/>
+        </w:rPr>
         <w:t xml:space="preserve"> supraviețuiesc. Generează-mi un test unitar specific care să 'ucidă' acest mutant și explică-mi de ce este importantă valoarea de frontieră 500 în acest context."</w:t>
       </w:r>
     </w:p>
@@ -5930,7 +6095,7 @@
         <w:pStyle w:val="ListParagraph"/>
         <w:numPr>
           <w:ilvl w:val="0"/>
-          <w:numId w:val="9"/>
+          <w:numId w:val="10"/>
         </w:numPr>
         <w:rPr>
           <w:rFonts w:ascii="Times New Roman" w:hAnsi="Times New Roman" w:cs="Times New Roman"/>
@@ -5948,7 +6113,7 @@
         <w:pStyle w:val="ListParagraph"/>
         <w:numPr>
           <w:ilvl w:val="0"/>
-          <w:numId w:val="9"/>
+          <w:numId w:val="10"/>
         </w:numPr>
         <w:rPr>
           <w:rFonts w:ascii="Times New Roman" w:hAnsi="Times New Roman" w:cs="Times New Roman"/>
@@ -5966,7 +6131,7 @@
         <w:pStyle w:val="ListParagraph"/>
         <w:numPr>
           <w:ilvl w:val="0"/>
-          <w:numId w:val="9"/>
+          <w:numId w:val="10"/>
         </w:numPr>
         <w:rPr>
           <w:rFonts w:ascii="Times New Roman" w:hAnsi="Times New Roman" w:cs="Times New Roman"/>
@@ -5984,7 +6149,7 @@
         <w:pStyle w:val="ListParagraph"/>
         <w:numPr>
           <w:ilvl w:val="0"/>
-          <w:numId w:val="9"/>
+          <w:numId w:val="10"/>
         </w:numPr>
         <w:rPr>
           <w:rFonts w:ascii="Times New Roman" w:hAnsi="Times New Roman" w:cs="Times New Roman"/>
@@ -6016,7 +6181,7 @@
         <w:pStyle w:val="ListParagraph"/>
         <w:numPr>
           <w:ilvl w:val="0"/>
-          <w:numId w:val="9"/>
+          <w:numId w:val="10"/>
         </w:numPr>
         <w:rPr>
           <w:rFonts w:ascii="Times New Roman" w:hAnsi="Times New Roman" w:cs="Times New Roman"/>
@@ -6034,7 +6199,7 @@
         <w:pStyle w:val="ListParagraph"/>
         <w:numPr>
           <w:ilvl w:val="0"/>
-          <w:numId w:val="9"/>
+          <w:numId w:val="10"/>
         </w:numPr>
         <w:rPr>
           <w:rFonts w:ascii="Times New Roman" w:hAnsi="Times New Roman" w:cs="Times New Roman"/>
@@ -6052,7 +6217,7 @@
         <w:pStyle w:val="ListParagraph"/>
         <w:numPr>
           <w:ilvl w:val="0"/>
-          <w:numId w:val="9"/>
+          <w:numId w:val="10"/>
         </w:numPr>
         <w:rPr>
           <w:rFonts w:ascii="Times New Roman" w:hAnsi="Times New Roman" w:cs="Times New Roman"/>
@@ -6070,7 +6235,7 @@
         <w:pStyle w:val="ListParagraph"/>
         <w:numPr>
           <w:ilvl w:val="0"/>
-          <w:numId w:val="9"/>
+          <w:numId w:val="10"/>
         </w:numPr>
         <w:rPr>
           <w:rFonts w:ascii="Times New Roman" w:hAnsi="Times New Roman" w:cs="Times New Roman"/>
@@ -6113,15 +6278,27 @@
     </w:p>
     <w:p>
       <w:pPr>
+        <w:rPr>
+          <w:rFonts w:ascii="Times New Roman" w:hAnsi="Times New Roman" w:cs="Times New Roman"/>
+        </w:rPr>
+      </w:pPr>
+    </w:p>
+    <w:p>
+      <w:pPr>
         <w:ind w:left="360"/>
         <w:rPr>
           <w:rFonts w:ascii="Times New Roman" w:hAnsi="Times New Roman" w:cs="Times New Roman"/>
-        </w:rPr>
-      </w:pPr>
-      <w:r>
-        <w:rPr>
-          <w:rFonts w:ascii="Times New Roman" w:hAnsi="Times New Roman" w:cs="Times New Roman"/>
-        </w:rPr>
+          <w:b/>
+          <w:bCs/>
+        </w:rPr>
+      </w:pPr>
+      <w:r>
+        <w:rPr>
+          <w:rFonts w:ascii="Times New Roman" w:hAnsi="Times New Roman" w:cs="Times New Roman"/>
+          <w:b/>
+          <w:bCs/>
+        </w:rPr>
+        <w:lastRenderedPageBreak/>
         <w:t>Versiuni Tool-uri și Librării</w:t>
       </w:r>
     </w:p>
@@ -6151,10 +6328,10 @@
           <w:tcPr>
             <w:tcW w:w="0" w:type="auto"/>
             <w:tcBorders>
-              <w:top w:val="single" w:color="auto" w:sz="6" w:space="0"/>
-              <w:left w:val="single" w:color="auto" w:sz="6" w:space="0"/>
-              <w:bottom w:val="single" w:color="auto" w:sz="6" w:space="0"/>
-              <w:right w:val="single" w:color="auto" w:sz="6" w:space="0"/>
+              <w:top w:val="single" w:sz="6" w:space="0" w:color="auto"/>
+              <w:left w:val="single" w:sz="6" w:space="0" w:color="auto"/>
+              <w:bottom w:val="single" w:sz="6" w:space="0" w:color="auto"/>
+              <w:right w:val="single" w:sz="6" w:space="0" w:color="auto"/>
             </w:tcBorders>
             <w:vAlign w:val="center"/>
             <w:hideMark/>
@@ -6180,10 +6357,10 @@
           <w:tcPr>
             <w:tcW w:w="0" w:type="auto"/>
             <w:tcBorders>
-              <w:top w:val="single" w:color="auto" w:sz="6" w:space="0"/>
-              <w:left w:val="single" w:color="auto" w:sz="6" w:space="0"/>
-              <w:bottom w:val="single" w:color="auto" w:sz="6" w:space="0"/>
-              <w:right w:val="single" w:color="auto" w:sz="6" w:space="0"/>
+              <w:top w:val="single" w:sz="6" w:space="0" w:color="auto"/>
+              <w:left w:val="single" w:sz="6" w:space="0" w:color="auto"/>
+              <w:bottom w:val="single" w:sz="6" w:space="0" w:color="auto"/>
+              <w:right w:val="single" w:sz="6" w:space="0" w:color="auto"/>
             </w:tcBorders>
             <w:vAlign w:val="center"/>
             <w:hideMark/>
@@ -6209,10 +6386,10 @@
           <w:tcPr>
             <w:tcW w:w="0" w:type="auto"/>
             <w:tcBorders>
-              <w:top w:val="single" w:color="auto" w:sz="6" w:space="0"/>
-              <w:left w:val="single" w:color="auto" w:sz="6" w:space="0"/>
-              <w:bottom w:val="single" w:color="auto" w:sz="6" w:space="0"/>
-              <w:right w:val="single" w:color="auto" w:sz="6" w:space="0"/>
+              <w:top w:val="single" w:sz="6" w:space="0" w:color="auto"/>
+              <w:left w:val="single" w:sz="6" w:space="0" w:color="auto"/>
+              <w:bottom w:val="single" w:sz="6" w:space="0" w:color="auto"/>
+              <w:right w:val="single" w:sz="6" w:space="0" w:color="auto"/>
             </w:tcBorders>
             <w:vAlign w:val="center"/>
             <w:hideMark/>
@@ -6243,10 +6420,10 @@
           <w:tcPr>
             <w:tcW w:w="0" w:type="auto"/>
             <w:tcBorders>
-              <w:top w:val="single" w:color="auto" w:sz="6" w:space="0"/>
-              <w:left w:val="single" w:color="auto" w:sz="6" w:space="0"/>
-              <w:bottom w:val="single" w:color="auto" w:sz="6" w:space="0"/>
-              <w:right w:val="single" w:color="auto" w:sz="6" w:space="0"/>
+              <w:top w:val="single" w:sz="6" w:space="0" w:color="auto"/>
+              <w:left w:val="single" w:sz="6" w:space="0" w:color="auto"/>
+              <w:bottom w:val="single" w:sz="6" w:space="0" w:color="auto"/>
+              <w:right w:val="single" w:sz="6" w:space="0" w:color="auto"/>
             </w:tcBorders>
             <w:vAlign w:val="center"/>
             <w:hideMark/>
@@ -6272,10 +6449,10 @@
           <w:tcPr>
             <w:tcW w:w="0" w:type="auto"/>
             <w:tcBorders>
-              <w:top w:val="single" w:color="auto" w:sz="6" w:space="0"/>
-              <w:left w:val="single" w:color="auto" w:sz="6" w:space="0"/>
-              <w:bottom w:val="single" w:color="auto" w:sz="6" w:space="0"/>
-              <w:right w:val="single" w:color="auto" w:sz="6" w:space="0"/>
+              <w:top w:val="single" w:sz="6" w:space="0" w:color="auto"/>
+              <w:left w:val="single" w:sz="6" w:space="0" w:color="auto"/>
+              <w:bottom w:val="single" w:sz="6" w:space="0" w:color="auto"/>
+              <w:right w:val="single" w:sz="6" w:space="0" w:color="auto"/>
             </w:tcBorders>
             <w:vAlign w:val="center"/>
             <w:hideMark/>
@@ -6305,10 +6482,10 @@
           <w:tcPr>
             <w:tcW w:w="0" w:type="auto"/>
             <w:tcBorders>
-              <w:top w:val="single" w:color="auto" w:sz="6" w:space="0"/>
-              <w:left w:val="single" w:color="auto" w:sz="6" w:space="0"/>
-              <w:bottom w:val="single" w:color="auto" w:sz="6" w:space="0"/>
-              <w:right w:val="single" w:color="auto" w:sz="6" w:space="0"/>
+              <w:top w:val="single" w:sz="6" w:space="0" w:color="auto"/>
+              <w:left w:val="single" w:sz="6" w:space="0" w:color="auto"/>
+              <w:bottom w:val="single" w:sz="6" w:space="0" w:color="auto"/>
+              <w:right w:val="single" w:sz="6" w:space="0" w:color="auto"/>
             </w:tcBorders>
             <w:vAlign w:val="center"/>
             <w:hideMark/>
@@ -6337,10 +6514,10 @@
           <w:tcPr>
             <w:tcW w:w="0" w:type="auto"/>
             <w:tcBorders>
-              <w:top w:val="single" w:color="auto" w:sz="6" w:space="0"/>
-              <w:left w:val="single" w:color="auto" w:sz="6" w:space="0"/>
-              <w:bottom w:val="single" w:color="auto" w:sz="6" w:space="0"/>
-              <w:right w:val="single" w:color="auto" w:sz="6" w:space="0"/>
+              <w:top w:val="single" w:sz="6" w:space="0" w:color="auto"/>
+              <w:left w:val="single" w:sz="6" w:space="0" w:color="auto"/>
+              <w:bottom w:val="single" w:sz="6" w:space="0" w:color="auto"/>
+              <w:right w:val="single" w:sz="6" w:space="0" w:color="auto"/>
             </w:tcBorders>
             <w:vAlign w:val="center"/>
             <w:hideMark/>
@@ -6366,10 +6543,10 @@
           <w:tcPr>
             <w:tcW w:w="0" w:type="auto"/>
             <w:tcBorders>
-              <w:top w:val="single" w:color="auto" w:sz="6" w:space="0"/>
-              <w:left w:val="single" w:color="auto" w:sz="6" w:space="0"/>
-              <w:bottom w:val="single" w:color="auto" w:sz="6" w:space="0"/>
-              <w:right w:val="single" w:color="auto" w:sz="6" w:space="0"/>
+              <w:top w:val="single" w:sz="6" w:space="0" w:color="auto"/>
+              <w:left w:val="single" w:sz="6" w:space="0" w:color="auto"/>
+              <w:bottom w:val="single" w:sz="6" w:space="0" w:color="auto"/>
+              <w:right w:val="single" w:sz="6" w:space="0" w:color="auto"/>
             </w:tcBorders>
             <w:vAlign w:val="center"/>
             <w:hideMark/>
@@ -6393,10 +6570,10 @@
           <w:tcPr>
             <w:tcW w:w="0" w:type="auto"/>
             <w:tcBorders>
-              <w:top w:val="single" w:color="auto" w:sz="6" w:space="0"/>
-              <w:left w:val="single" w:color="auto" w:sz="6" w:space="0"/>
-              <w:bottom w:val="single" w:color="auto" w:sz="6" w:space="0"/>
-              <w:right w:val="single" w:color="auto" w:sz="6" w:space="0"/>
+              <w:top w:val="single" w:sz="6" w:space="0" w:color="auto"/>
+              <w:left w:val="single" w:sz="6" w:space="0" w:color="auto"/>
+              <w:bottom w:val="single" w:sz="6" w:space="0" w:color="auto"/>
+              <w:right w:val="single" w:sz="6" w:space="0" w:color="auto"/>
             </w:tcBorders>
             <w:vAlign w:val="center"/>
             <w:hideMark/>
@@ -6425,10 +6602,10 @@
           <w:tcPr>
             <w:tcW w:w="0" w:type="auto"/>
             <w:tcBorders>
-              <w:top w:val="single" w:color="auto" w:sz="6" w:space="0"/>
-              <w:left w:val="single" w:color="auto" w:sz="6" w:space="0"/>
-              <w:bottom w:val="single" w:color="auto" w:sz="6" w:space="0"/>
-              <w:right w:val="single" w:color="auto" w:sz="6" w:space="0"/>
+              <w:top w:val="single" w:sz="6" w:space="0" w:color="auto"/>
+              <w:left w:val="single" w:sz="6" w:space="0" w:color="auto"/>
+              <w:bottom w:val="single" w:sz="6" w:space="0" w:color="auto"/>
+              <w:right w:val="single" w:sz="6" w:space="0" w:color="auto"/>
             </w:tcBorders>
             <w:vAlign w:val="center"/>
             <w:hideMark/>
@@ -6454,10 +6631,10 @@
           <w:tcPr>
             <w:tcW w:w="0" w:type="auto"/>
             <w:tcBorders>
-              <w:top w:val="single" w:color="auto" w:sz="6" w:space="0"/>
-              <w:left w:val="single" w:color="auto" w:sz="6" w:space="0"/>
-              <w:bottom w:val="single" w:color="auto" w:sz="6" w:space="0"/>
-              <w:right w:val="single" w:color="auto" w:sz="6" w:space="0"/>
+              <w:top w:val="single" w:sz="6" w:space="0" w:color="auto"/>
+              <w:left w:val="single" w:sz="6" w:space="0" w:color="auto"/>
+              <w:bottom w:val="single" w:sz="6" w:space="0" w:color="auto"/>
+              <w:right w:val="single" w:sz="6" w:space="0" w:color="auto"/>
             </w:tcBorders>
             <w:vAlign w:val="center"/>
             <w:hideMark/>
@@ -6481,10 +6658,10 @@
           <w:tcPr>
             <w:tcW w:w="0" w:type="auto"/>
             <w:tcBorders>
-              <w:top w:val="single" w:color="auto" w:sz="6" w:space="0"/>
-              <w:left w:val="single" w:color="auto" w:sz="6" w:space="0"/>
-              <w:bottom w:val="single" w:color="auto" w:sz="6" w:space="0"/>
-              <w:right w:val="single" w:color="auto" w:sz="6" w:space="0"/>
+              <w:top w:val="single" w:sz="6" w:space="0" w:color="auto"/>
+              <w:left w:val="single" w:sz="6" w:space="0" w:color="auto"/>
+              <w:bottom w:val="single" w:sz="6" w:space="0" w:color="auto"/>
+              <w:right w:val="single" w:sz="6" w:space="0" w:color="auto"/>
             </w:tcBorders>
             <w:vAlign w:val="center"/>
             <w:hideMark/>
@@ -6513,10 +6690,10 @@
           <w:tcPr>
             <w:tcW w:w="0" w:type="auto"/>
             <w:tcBorders>
-              <w:top w:val="single" w:color="auto" w:sz="6" w:space="0"/>
-              <w:left w:val="single" w:color="auto" w:sz="6" w:space="0"/>
-              <w:bottom w:val="single" w:color="auto" w:sz="6" w:space="0"/>
-              <w:right w:val="single" w:color="auto" w:sz="6" w:space="0"/>
+              <w:top w:val="single" w:sz="6" w:space="0" w:color="auto"/>
+              <w:left w:val="single" w:sz="6" w:space="0" w:color="auto"/>
+              <w:bottom w:val="single" w:sz="6" w:space="0" w:color="auto"/>
+              <w:right w:val="single" w:sz="6" w:space="0" w:color="auto"/>
             </w:tcBorders>
             <w:vAlign w:val="center"/>
             <w:hideMark/>
@@ -6542,10 +6719,10 @@
           <w:tcPr>
             <w:tcW w:w="0" w:type="auto"/>
             <w:tcBorders>
-              <w:top w:val="single" w:color="auto" w:sz="6" w:space="0"/>
-              <w:left w:val="single" w:color="auto" w:sz="6" w:space="0"/>
-              <w:bottom w:val="single" w:color="auto" w:sz="6" w:space="0"/>
-              <w:right w:val="single" w:color="auto" w:sz="6" w:space="0"/>
+              <w:top w:val="single" w:sz="6" w:space="0" w:color="auto"/>
+              <w:left w:val="single" w:sz="6" w:space="0" w:color="auto"/>
+              <w:bottom w:val="single" w:sz="6" w:space="0" w:color="auto"/>
+              <w:right w:val="single" w:sz="6" w:space="0" w:color="auto"/>
             </w:tcBorders>
             <w:vAlign w:val="center"/>
             <w:hideMark/>
@@ -6569,10 +6746,10 @@
           <w:tcPr>
             <w:tcW w:w="0" w:type="auto"/>
             <w:tcBorders>
-              <w:top w:val="single" w:color="auto" w:sz="6" w:space="0"/>
-              <w:left w:val="single" w:color="auto" w:sz="6" w:space="0"/>
-              <w:bottom w:val="single" w:color="auto" w:sz="6" w:space="0"/>
-              <w:right w:val="single" w:color="auto" w:sz="6" w:space="0"/>
+              <w:top w:val="single" w:sz="6" w:space="0" w:color="auto"/>
+              <w:left w:val="single" w:sz="6" w:space="0" w:color="auto"/>
+              <w:bottom w:val="single" w:sz="6" w:space="0" w:color="auto"/>
+              <w:right w:val="single" w:sz="6" w:space="0" w:color="auto"/>
             </w:tcBorders>
             <w:vAlign w:val="center"/>
             <w:hideMark/>
@@ -6629,6 +6806,9 @@
           <w:rFonts w:ascii="Times New Roman" w:hAnsi="Times New Roman" w:cs="Times New Roman"/>
           <w:b/>
           <w:bCs/>
+          <w:color w:val="ED7D31" w:themeColor="accent2"/>
+          <w:sz w:val="28"/>
+          <w:szCs w:val="28"/>
         </w:rPr>
       </w:pPr>
       <w:r>
@@ -6636,24 +6816,57 @@
           <w:rFonts w:ascii="Times New Roman" w:hAnsi="Times New Roman" w:cs="Times New Roman"/>
           <w:b/>
           <w:bCs/>
+          <w:color w:val="ED7D31" w:themeColor="accent2"/>
+          <w:sz w:val="28"/>
+          <w:szCs w:val="28"/>
         </w:rPr>
         <w:t>Bibliografie</w:t>
       </w:r>
     </w:p>
     <w:p>
       <w:pPr>
-        <w:pStyle w:val="ListParagraph"/>
-        <w:numPr>
-          <w:ilvl w:val="0"/>
-          <w:numId w:val="8"/>
-        </w:numPr>
+        <w:ind w:left="360"/>
+        <w:rPr>
+          <w:rFonts w:ascii="Times New Roman" w:hAnsi="Times New Roman" w:cs="Times New Roman"/>
+          <w:b/>
+          <w:bCs/>
+          <w:color w:val="ED7D31" w:themeColor="accent2"/>
+          <w:sz w:val="28"/>
+          <w:szCs w:val="28"/>
+        </w:rPr>
+      </w:pPr>
+    </w:p>
+    <w:p>
+      <w:pPr>
+        <w:ind w:left="360"/>
         <w:rPr>
           <w:rFonts w:ascii="Times New Roman" w:hAnsi="Times New Roman" w:cs="Times New Roman"/>
           <w:i/>
           <w:iCs/>
         </w:rPr>
       </w:pPr>
-      <w:hyperlink w:history="1" r:id="rId19">
+      <w:r>
+        <w:rPr>
+          <w:rFonts w:ascii="Times New Roman" w:hAnsi="Times New Roman" w:cs="Times New Roman"/>
+        </w:rPr>
+        <w:t xml:space="preserve">[1] </w:t>
+      </w:r>
+      <w:r>
+        <w:rPr>
+          <w:rFonts w:ascii="Times New Roman" w:hAnsi="Times New Roman" w:cs="Times New Roman"/>
+        </w:rPr>
+        <w:t>Coverage.py</w:t>
+      </w:r>
+      <w:r>
+        <w:rPr>
+          <w:rFonts w:ascii="Times New Roman" w:hAnsi="Times New Roman" w:cs="Times New Roman"/>
+        </w:rPr>
+        <w:t xml:space="preserve"> Docummentation</w:t>
+      </w:r>
+      <w:r>
+        <w:t xml:space="preserve">,  </w:t>
+      </w:r>
+      <w:hyperlink r:id="rId23" w:history="1">
         <w:r>
           <w:rPr>
             <w:rStyle w:val="Hyperlink"/>
@@ -6661,24 +6874,66 @@
             <w:i/>
             <w:iCs/>
           </w:rPr>
-          <w:t>https://coverage.readthedocs.io/en/7.13.5/</w:t>
+          <w:t>https://coverage.rea</w:t>
+        </w:r>
+        <w:r>
+          <w:rPr>
+            <w:rStyle w:val="Hyperlink"/>
+            <w:rFonts w:ascii="Times New Roman" w:hAnsi="Times New Roman" w:cs="Times New Roman"/>
+            <w:i/>
+            <w:iCs/>
+          </w:rPr>
+          <w:t>d</w:t>
+        </w:r>
+        <w:r>
+          <w:rPr>
+            <w:rStyle w:val="Hyperlink"/>
+            <w:rFonts w:ascii="Times New Roman" w:hAnsi="Times New Roman" w:cs="Times New Roman"/>
+            <w:i/>
+            <w:iCs/>
+          </w:rPr>
+          <w:t>thedocs.io/en/7.13.5/</w:t>
         </w:r>
       </w:hyperlink>
     </w:p>
     <w:p>
       <w:pPr>
-        <w:pStyle w:val="ListParagraph"/>
-        <w:numPr>
-          <w:ilvl w:val="0"/>
-          <w:numId w:val="8"/>
-        </w:numPr>
-        <w:rPr>
-          <w:rFonts w:ascii="Times New Roman" w:hAnsi="Times New Roman" w:cs="Times New Roman"/>
+        <w:ind w:left="360"/>
+        <w:rPr>
+          <w:rFonts w:ascii="Times New Roman" w:hAnsi="Times New Roman" w:cs="Times New Roman"/>
+          <w:b/>
+          <w:bCs/>
           <w:i/>
           <w:iCs/>
         </w:rPr>
       </w:pPr>
-      <w:hyperlink w:history="1" r:id="rId20">
+      <w:r>
+        <w:rPr>
+          <w:rFonts w:ascii="Times New Roman" w:hAnsi="Times New Roman" w:cs="Times New Roman"/>
+        </w:rPr>
+        <w:t xml:space="preserve">[2] </w:t>
+      </w:r>
+      <w:r>
+        <w:rPr>
+          <w:rFonts w:ascii="Times New Roman" w:hAnsi="Times New Roman" w:cs="Times New Roman"/>
+        </w:rPr>
+        <w:t>Testing in Python using unittest Framework</w:t>
+      </w:r>
+      <w:r>
+        <w:rPr>
+          <w:rFonts w:ascii="Times New Roman" w:hAnsi="Times New Roman" w:cs="Times New Roman"/>
+        </w:rPr>
+        <w:t>,</w:t>
+      </w:r>
+      <w:r>
+        <w:rPr>
+          <w:rFonts w:ascii="Times New Roman" w:hAnsi="Times New Roman" w:cs="Times New Roman"/>
+          <w:i/>
+          <w:iCs/>
+        </w:rPr>
+        <w:t xml:space="preserve"> </w:t>
+      </w:r>
+      <w:hyperlink r:id="rId24" w:history="1">
         <w:r>
           <w:rPr>
             <w:rStyle w:val="Hyperlink"/>
@@ -6692,18 +6947,28 @@
     </w:p>
     <w:p>
       <w:pPr>
-        <w:pStyle w:val="ListParagraph"/>
-        <w:numPr>
-          <w:ilvl w:val="0"/>
-          <w:numId w:val="8"/>
-        </w:numPr>
         <w:rPr>
           <w:rFonts w:ascii="Times New Roman" w:hAnsi="Times New Roman" w:cs="Times New Roman"/>
           <w:i/>
           <w:iCs/>
         </w:rPr>
       </w:pPr>
-      <w:hyperlink w:history="1" r:id="rId21">
+      <w:r>
+        <w:rPr>
+          <w:rFonts w:ascii="Times New Roman" w:hAnsi="Times New Roman" w:cs="Times New Roman"/>
+        </w:rPr>
+        <w:t xml:space="preserve">      [3] </w:t>
+      </w:r>
+      <w:r>
+        <w:rPr>
+          <w:rFonts w:ascii="Times New Roman" w:hAnsi="Times New Roman" w:cs="Times New Roman"/>
+        </w:rPr>
+        <w:t>Flowchart Maker and Diagram</w:t>
+      </w:r>
+      <w:r>
+        <w:t xml:space="preserve">, </w:t>
+      </w:r>
+      <w:hyperlink r:id="rId25" w:history="1">
         <w:r>
           <w:rPr>
             <w:rStyle w:val="Hyperlink"/>
@@ -6711,24 +6976,8 @@
             <w:i/>
             <w:iCs/>
           </w:rPr>
-          <w:t>https://app.diagrams.net/</w:t>
+          <w:t>https://app.</w:t>
         </w:r>
-      </w:hyperlink>
-    </w:p>
-    <w:p>
-      <w:pPr>
-        <w:pStyle w:val="ListParagraph"/>
-        <w:numPr>
-          <w:ilvl w:val="0"/>
-          <w:numId w:val="8"/>
-        </w:numPr>
-        <w:rPr>
-          <w:rFonts w:ascii="Times New Roman" w:hAnsi="Times New Roman" w:cs="Times New Roman"/>
-          <w:i/>
-          <w:iCs/>
-        </w:rPr>
-      </w:pPr>
-      <w:hyperlink w:history="1" r:id="rId22">
         <w:r>
           <w:rPr>
             <w:rStyle w:val="Hyperlink"/>
@@ -6736,19 +6985,115 @@
             <w:i/>
             <w:iCs/>
           </w:rPr>
-          <w:t>https://mutmut.readthedocs.io/en/latest/</w:t>
+          <w:t>d</w:t>
+        </w:r>
+        <w:r>
+          <w:rPr>
+            <w:rStyle w:val="Hyperlink"/>
+            <w:rFonts w:ascii="Times New Roman" w:hAnsi="Times New Roman" w:cs="Times New Roman"/>
+            <w:i/>
+            <w:iCs/>
+          </w:rPr>
+          <w:t>iagrams.net/</w:t>
         </w:r>
       </w:hyperlink>
     </w:p>
     <w:p>
       <w:pPr>
-        <w:pStyle w:val="ListParagraph"/>
         <w:rPr>
           <w:rFonts w:ascii="Times New Roman" w:hAnsi="Times New Roman" w:cs="Times New Roman"/>
           <w:i/>
           <w:iCs/>
         </w:rPr>
       </w:pPr>
+      <w:r>
+        <w:t xml:space="preserve">       [4]</w:t>
+      </w:r>
+      <w:r>
+        <w:t xml:space="preserve"> </w:t>
+      </w:r>
+      <w:r>
+        <w:rPr>
+          <w:rFonts w:ascii="Times New Roman" w:hAnsi="Times New Roman" w:cs="Times New Roman"/>
+        </w:rPr>
+        <w:t>mutmut - python mutation tester</w:t>
+      </w:r>
+      <w:r>
+        <w:rPr>
+          <w:rFonts w:ascii="Times New Roman" w:hAnsi="Times New Roman" w:cs="Times New Roman"/>
+          <w:i/>
+          <w:iCs/>
+        </w:rPr>
+        <w:t xml:space="preserve">, </w:t>
+      </w:r>
+      <w:hyperlink r:id="rId26" w:history="1">
+        <w:r>
+          <w:rPr>
+            <w:rStyle w:val="Hyperlink"/>
+            <w:rFonts w:ascii="Times New Roman" w:hAnsi="Times New Roman" w:cs="Times New Roman"/>
+            <w:i/>
+            <w:iCs/>
+          </w:rPr>
+          <w:t>https://mutmut.readthed</w:t>
+        </w:r>
+        <w:r>
+          <w:rPr>
+            <w:rStyle w:val="Hyperlink"/>
+            <w:rFonts w:ascii="Times New Roman" w:hAnsi="Times New Roman" w:cs="Times New Roman"/>
+            <w:i/>
+            <w:iCs/>
+          </w:rPr>
+          <w:t>o</w:t>
+        </w:r>
+        <w:r>
+          <w:rPr>
+            <w:rStyle w:val="Hyperlink"/>
+            <w:rFonts w:ascii="Times New Roman" w:hAnsi="Times New Roman" w:cs="Times New Roman"/>
+            <w:i/>
+            <w:iCs/>
+          </w:rPr>
+          <w:t>cs.io/en/latest/</w:t>
+        </w:r>
+      </w:hyperlink>
+    </w:p>
+    <w:p>
+      <w:pPr>
+        <w:pStyle w:val="ListParagraph"/>
+        <w:rPr>
+          <w:rFonts w:ascii="Times New Roman" w:hAnsi="Times New Roman" w:cs="Times New Roman"/>
+          <w:i/>
+          <w:iCs/>
+        </w:rPr>
+      </w:pPr>
+    </w:p>
+    <w:p>
+      <w:pPr>
+        <w:pStyle w:val="ListParagraph"/>
+        <w:rPr>
+          <w:rFonts w:ascii="Times New Roman" w:hAnsi="Times New Roman" w:cs="Times New Roman"/>
+          <w:i/>
+          <w:iCs/>
+        </w:rPr>
+      </w:pPr>
+    </w:p>
+    <w:p>
+      <w:pPr>
+        <w:rPr>
+          <w:rFonts w:ascii="Times New Roman" w:hAnsi="Times New Roman" w:cs="Times New Roman"/>
+          <w:i/>
+          <w:iCs/>
+        </w:rPr>
+      </w:pPr>
+    </w:p>
+    <w:p>
+      <w:pPr>
+        <w:pStyle w:val="ListParagraph"/>
+        <w:rPr>
+          <w:rFonts w:ascii="Times New Roman" w:hAnsi="Times New Roman" w:cs="Times New Roman"/>
+          <w:i/>
+          <w:iCs/>
+        </w:rPr>
+      </w:pPr>
     </w:p>
     <w:p>
       <w:pPr>
@@ -6770,7 +7115,7 @@
       </w:pPr>
     </w:p>
     <w:sectPr>
-      <w:pgSz w:w="12240" w:h="15840" w:orient="portrait"/>
+      <w:pgSz w:w="12240" w:h="15840"/>
       <w:pgMar w:top="1440" w:right="1440" w:bottom="1440" w:left="1440" w:header="720" w:footer="720" w:gutter="0"/>
       <w:cols w:space="720"/>
       <w:docGrid w:linePitch="360"/>
@@ -6780,120 +7125,157 @@
 </file>
 
 <file path=word/numbering.xml><?xml version="1.0" encoding="utf-8"?>
-<w:numbering xmlns:wpc="http://schemas.microsoft.com/office/word/2010/wordprocessingCanvas" xmlns:cx="http://schemas.microsoft.com/office/drawing/2014/chartex" xmlns:cx1="http://schemas.microsoft.com/office/drawing/2015/9/8/chartex" xmlns:cx2="http://schemas.microsoft.com/office/drawing/2015/10/21/chartex" xmlns:cx3="http://schemas.microsoft.com/office/drawing/2016/5/9/chartex" xmlns:cx4="http://schemas.microsoft.com/office/drawing/2016/5/10/chartex" xmlns:cx5="http://schemas.microsoft.com/office/drawing/2016/5/11/chartex" xmlns:cx6="http://schemas.microsoft.com/office/drawing/2016/5/12/chartex" xmlns:cx7="http://schemas.microsoft.com/office/drawing/2016/5/13/chartex" xmlns:cx8="http://schemas.microsoft.com/office/drawing/2016/5/14/chartex" xmlns:mc="http://schemas.openxmlformats.org/markup-compatibility/2006" xmlns:aink="http://schemas.microsoft.com/office/drawing/2016/ink" xmlns:am3d="http://schemas.microsoft.com/office/drawing/2017/model3d" xmlns:o="urn:schemas-microsoft-com:office:office" xmlns:r="http://schemas.openxmlformats.org/officeDocument/2006/relationships" xmlns:m="http://schemas.openxmlformats.org/officeDocument/2006/math" xmlns:v="urn:schemas-microsoft-com:vml" xmlns:wp14="http://schemas.microsoft.com/office/word/2010/wordprocessingDrawing" xmlns:wp="http://schemas.openxmlformats.org/drawingml/2006/wordprocessingDrawing" xmlns:w10="urn:schemas-microsoft-com:office:word" xmlns:w="http://schemas.openxmlformats.org/wordprocessingml/2006/main" xmlns:w14="http://schemas.microsoft.com/office/word/2010/wordml" xmlns:w15="http://schemas.microsoft.com/office/word/2012/wordml" xmlns:w16cex="http://schemas.microsoft.com/office/word/2018/wordml/cex" xmlns:w16cid="http://schemas.microsoft.com/office/word/2016/wordml/cid" xmlns:w16="http://schemas.microsoft.com/office/word/2018/wordml" xmlns:w16sdtdh="http://schemas.microsoft.com/office/word/2020/wordml/sdtdatahash" xmlns:w16se="http://schemas.microsoft.com/office/word/2015/wordml/symex" xmlns:wpg="http://schemas.microsoft.com/office/word/2010/wordprocessingGroup" xmlns:wpi="http://schemas.microsoft.com/office/word/2010/wordprocessingInk" xmlns:wne="http://schemas.microsoft.com/office/word/2006/wordml" xmlns:wps="http://schemas.microsoft.com/office/word/2010/wordprocessingShape" mc:Ignorable="w14 w15 w16se w16cid w16 w16cex w16sdtdh wp14">
-  <w:abstractNum xmlns:w="http://schemas.openxmlformats.org/wordprocessingml/2006/main" w:abstractNumId="22">
-    <w:nsid w:val="6f36ad43"/>
-    <w:multiLevelType xmlns:w="http://schemas.openxmlformats.org/wordprocessingml/2006/main" w:val="hybridMultilevel"/>
-    <w:lvl xmlns:w="http://schemas.openxmlformats.org/wordprocessingml/2006/main" w:ilvl="0">
-      <w:start w:val="1"/>
-      <w:numFmt w:val="bullet"/>
-      <w:lvlText w:val="-"/>
-      <w:lvlJc w:val="left"/>
-      <w:pPr>
+<w:numbering xmlns:wpc="http://schemas.microsoft.com/office/word/2010/wordprocessingCanvas" xmlns:cx="http://schemas.microsoft.com/office/drawing/2014/chartex" xmlns:cx1="http://schemas.microsoft.com/office/drawing/2015/9/8/chartex" xmlns:cx2="http://schemas.microsoft.com/office/drawing/2015/10/21/chartex" xmlns:cx3="http://schemas.microsoft.com/office/drawing/2016/5/9/chartex" xmlns:cx4="http://schemas.microsoft.com/office/drawing/2016/5/10/chartex" xmlns:cx5="http://schemas.microsoft.com/office/drawing/2016/5/11/chartex" xmlns:cx6="http://schemas.microsoft.com/office/drawing/2016/5/12/chartex" xmlns:cx7="http://schemas.microsoft.com/office/drawing/2016/5/13/chartex" xmlns:cx8="http://schemas.microsoft.com/office/drawing/2016/5/14/chartex" xmlns:mc="http://schemas.openxmlformats.org/markup-compatibility/2006" xmlns:aink="http://schemas.microsoft.com/office/drawing/2016/ink" xmlns:am3d="http://schemas.microsoft.com/office/drawing/2017/model3d" xmlns:o="urn:schemas-microsoft-com:office:office" xmlns:oel="http://schemas.microsoft.com/office/2019/extlst" xmlns:r="http://schemas.openxmlformats.org/officeDocument/2006/relationships" xmlns:m="http://schemas.openxmlformats.org/officeDocument/2006/math" xmlns:v="urn:schemas-microsoft-com:vml" xmlns:wp14="http://schemas.microsoft.com/office/word/2010/wordprocessingDrawing" xmlns:wp="http://schemas.openxmlformats.org/drawingml/2006/wordprocessingDrawing" xmlns:w10="urn:schemas-microsoft-com:office:word" xmlns:w="http://schemas.openxmlformats.org/wordprocessingml/2006/main" xmlns:w14="http://schemas.microsoft.com/office/word/2010/wordml" xmlns:w15="http://schemas.microsoft.com/office/word/2012/wordml" xmlns:w16cex="http://schemas.microsoft.com/office/word/2018/wordml/cex" xmlns:w16cid="http://schemas.microsoft.com/office/word/2016/wordml/cid" xmlns:w16="http://schemas.microsoft.com/office/word/2018/wordml" xmlns:w16du="http://schemas.microsoft.com/office/word/2023/wordml/word16du" xmlns:w16sdtdh="http://schemas.microsoft.com/office/word/2020/wordml/sdtdatahash" xmlns:w16sdtfl="http://schemas.microsoft.com/office/word/2024/wordml/sdtformatlock" xmlns:w16se="http://schemas.microsoft.com/office/word/2015/wordml/symex" xmlns:wpg="http://schemas.microsoft.com/office/word/2010/wordprocessingGroup" xmlns:wpi="http://schemas.microsoft.com/office/word/2010/wordprocessingInk" xmlns:wne="http://schemas.microsoft.com/office/word/2006/wordml" xmlns:wps="http://schemas.microsoft.com/office/word/2010/wordprocessingShape" mc:Ignorable="w14 w15 w16se w16cid w16 w16cex w16sdtdh w16sdtfl w16du wp14">
+  <w:abstractNum w:abstractNumId="0" w15:restartNumberingAfterBreak="0">
+    <w:nsid w:val="01537A2A"/>
+    <w:multiLevelType w:val="multilevel"/>
+    <w:tmpl w:val="0128975E"/>
+    <w:lvl w:ilvl="0">
+      <w:start w:val="1"/>
+      <w:numFmt w:val="bullet"/>
+      <w:lvlText w:val=""/>
+      <w:lvlJc w:val="left"/>
+      <w:pPr>
+        <w:tabs>
+          <w:tab w:val="num" w:pos="720"/>
+        </w:tabs>
         <w:ind w:left="720" w:hanging="360"/>
       </w:pPr>
       <w:rPr>
-        <w:rFonts w:hint="default" w:ascii="Aptos" w:hAnsi="Aptos"/>
-      </w:rPr>
-    </w:lvl>
-    <w:lvl xmlns:w="http://schemas.openxmlformats.org/wordprocessingml/2006/main" w:ilvl="1">
+        <w:rFonts w:ascii="Symbol" w:hAnsi="Symbol" w:hint="default"/>
+        <w:sz w:val="20"/>
+      </w:rPr>
+    </w:lvl>
+    <w:lvl w:ilvl="1" w:tentative="1">
       <w:start w:val="1"/>
       <w:numFmt w:val="bullet"/>
       <w:lvlText w:val="o"/>
       <w:lvlJc w:val="left"/>
       <w:pPr>
+        <w:tabs>
+          <w:tab w:val="num" w:pos="1440"/>
+        </w:tabs>
         <w:ind w:left="1440" w:hanging="360"/>
       </w:pPr>
       <w:rPr>
-        <w:rFonts w:hint="default" w:ascii="Courier New" w:hAnsi="Courier New"/>
-      </w:rPr>
-    </w:lvl>
-    <w:lvl xmlns:w="http://schemas.openxmlformats.org/wordprocessingml/2006/main" w:ilvl="2">
+        <w:rFonts w:ascii="Courier New" w:hAnsi="Courier New" w:hint="default"/>
+        <w:sz w:val="20"/>
+      </w:rPr>
+    </w:lvl>
+    <w:lvl w:ilvl="2" w:tentative="1">
       <w:start w:val="1"/>
       <w:numFmt w:val="bullet"/>
       <w:lvlText w:val=""/>
       <w:lvlJc w:val="left"/>
       <w:pPr>
+        <w:tabs>
+          <w:tab w:val="num" w:pos="2160"/>
+        </w:tabs>
         <w:ind w:left="2160" w:hanging="360"/>
       </w:pPr>
       <w:rPr>
-        <w:rFonts w:hint="default" w:ascii="Wingdings" w:hAnsi="Wingdings"/>
-      </w:rPr>
-    </w:lvl>
-    <w:lvl xmlns:w="http://schemas.openxmlformats.org/wordprocessingml/2006/main" w:ilvl="3">
-      <w:start w:val="1"/>
-      <w:numFmt w:val="bullet"/>
-      <w:lvlText w:val=""/>
-      <w:lvlJc w:val="left"/>
-      <w:pPr>
+        <w:rFonts w:ascii="Wingdings" w:hAnsi="Wingdings" w:hint="default"/>
+        <w:sz w:val="20"/>
+      </w:rPr>
+    </w:lvl>
+    <w:lvl w:ilvl="3" w:tentative="1">
+      <w:start w:val="1"/>
+      <w:numFmt w:val="bullet"/>
+      <w:lvlText w:val=""/>
+      <w:lvlJc w:val="left"/>
+      <w:pPr>
+        <w:tabs>
+          <w:tab w:val="num" w:pos="2880"/>
+        </w:tabs>
         <w:ind w:left="2880" w:hanging="360"/>
       </w:pPr>
       <w:rPr>
-        <w:rFonts w:hint="default" w:ascii="Symbol" w:hAnsi="Symbol"/>
-      </w:rPr>
-    </w:lvl>
-    <w:lvl xmlns:w="http://schemas.openxmlformats.org/wordprocessingml/2006/main" w:ilvl="4">
-      <w:start w:val="1"/>
-      <w:numFmt w:val="bullet"/>
-      <w:lvlText w:val="o"/>
-      <w:lvlJc w:val="left"/>
-      <w:pPr>
+        <w:rFonts w:ascii="Wingdings" w:hAnsi="Wingdings" w:hint="default"/>
+        <w:sz w:val="20"/>
+      </w:rPr>
+    </w:lvl>
+    <w:lvl w:ilvl="4" w:tentative="1">
+      <w:start w:val="1"/>
+      <w:numFmt w:val="bullet"/>
+      <w:lvlText w:val=""/>
+      <w:lvlJc w:val="left"/>
+      <w:pPr>
+        <w:tabs>
+          <w:tab w:val="num" w:pos="3600"/>
+        </w:tabs>
         <w:ind w:left="3600" w:hanging="360"/>
       </w:pPr>
       <w:rPr>
-        <w:rFonts w:hint="default" w:ascii="Courier New" w:hAnsi="Courier New"/>
-      </w:rPr>
-    </w:lvl>
-    <w:lvl xmlns:w="http://schemas.openxmlformats.org/wordprocessingml/2006/main" w:ilvl="5">
+        <w:rFonts w:ascii="Wingdings" w:hAnsi="Wingdings" w:hint="default"/>
+        <w:sz w:val="20"/>
+      </w:rPr>
+    </w:lvl>
+    <w:lvl w:ilvl="5" w:tentative="1">
       <w:start w:val="1"/>
       <w:numFmt w:val="bullet"/>
       <w:lvlText w:val=""/>
       <w:lvlJc w:val="left"/>
       <w:pPr>
+        <w:tabs>
+          <w:tab w:val="num" w:pos="4320"/>
+        </w:tabs>
         <w:ind w:left="4320" w:hanging="360"/>
       </w:pPr>
       <w:rPr>
-        <w:rFonts w:hint="default" w:ascii="Wingdings" w:hAnsi="Wingdings"/>
-      </w:rPr>
-    </w:lvl>
-    <w:lvl xmlns:w="http://schemas.openxmlformats.org/wordprocessingml/2006/main" w:ilvl="6">
-      <w:start w:val="1"/>
-      <w:numFmt w:val="bullet"/>
-      <w:lvlText w:val=""/>
-      <w:lvlJc w:val="left"/>
-      <w:pPr>
+        <w:rFonts w:ascii="Wingdings" w:hAnsi="Wingdings" w:hint="default"/>
+        <w:sz w:val="20"/>
+      </w:rPr>
+    </w:lvl>
+    <w:lvl w:ilvl="6" w:tentative="1">
+      <w:start w:val="1"/>
+      <w:numFmt w:val="bullet"/>
+      <w:lvlText w:val=""/>
+      <w:lvlJc w:val="left"/>
+      <w:pPr>
+        <w:tabs>
+          <w:tab w:val="num" w:pos="5040"/>
+        </w:tabs>
         <w:ind w:left="5040" w:hanging="360"/>
       </w:pPr>
       <w:rPr>
-        <w:rFonts w:hint="default" w:ascii="Symbol" w:hAnsi="Symbol"/>
-      </w:rPr>
-    </w:lvl>
-    <w:lvl xmlns:w="http://schemas.openxmlformats.org/wordprocessingml/2006/main" w:ilvl="7">
-      <w:start w:val="1"/>
-      <w:numFmt w:val="bullet"/>
-      <w:lvlText w:val="o"/>
-      <w:lvlJc w:val="left"/>
-      <w:pPr>
+        <w:rFonts w:ascii="Wingdings" w:hAnsi="Wingdings" w:hint="default"/>
+        <w:sz w:val="20"/>
+      </w:rPr>
+    </w:lvl>
+    <w:lvl w:ilvl="7" w:tentative="1">
+      <w:start w:val="1"/>
+      <w:numFmt w:val="bullet"/>
+      <w:lvlText w:val=""/>
+      <w:lvlJc w:val="left"/>
+      <w:pPr>
+        <w:tabs>
+          <w:tab w:val="num" w:pos="5760"/>
+        </w:tabs>
         <w:ind w:left="5760" w:hanging="360"/>
       </w:pPr>
       <w:rPr>
-        <w:rFonts w:hint="default" w:ascii="Courier New" w:hAnsi="Courier New"/>
-      </w:rPr>
-    </w:lvl>
-    <w:lvl xmlns:w="http://schemas.openxmlformats.org/wordprocessingml/2006/main" w:ilvl="8">
+        <w:rFonts w:ascii="Wingdings" w:hAnsi="Wingdings" w:hint="default"/>
+        <w:sz w:val="20"/>
+      </w:rPr>
+    </w:lvl>
+    <w:lvl w:ilvl="8" w:tentative="1">
       <w:start w:val="1"/>
       <w:numFmt w:val="bullet"/>
       <w:lvlText w:val=""/>
       <w:lvlJc w:val="left"/>
       <w:pPr>
+        <w:tabs>
+          <w:tab w:val="num" w:pos="6480"/>
+        </w:tabs>
         <w:ind w:left="6480" w:hanging="360"/>
       </w:pPr>
       <w:rPr>
-        <w:rFonts w:hint="default" w:ascii="Wingdings" w:hAnsi="Wingdings"/>
+        <w:rFonts w:ascii="Wingdings" w:hAnsi="Wingdings" w:hint="default"/>
+        <w:sz w:val="20"/>
       </w:rPr>
     </w:lvl>
   </w:abstractNum>
-  <w:abstractNum w:abstractNumId="0" w15:restartNumberingAfterBreak="0">
+  <w:abstractNum w:abstractNumId="1" w15:restartNumberingAfterBreak="0">
     <w:nsid w:val="02EC4AF1"/>
     <w:multiLevelType w:val="multilevel"/>
     <w:tmpl w:val="6AD4AB42"/>
@@ -6909,7 +7291,7 @@
         <w:ind w:left="720" w:hanging="360"/>
       </w:pPr>
       <w:rPr>
-        <w:rFonts w:hint="default" w:ascii="Symbol" w:hAnsi="Symbol"/>
+        <w:rFonts w:ascii="Symbol" w:hAnsi="Symbol" w:hint="default"/>
         <w:sz w:val="20"/>
       </w:rPr>
     </w:lvl>
@@ -6925,7 +7307,7 @@
         <w:ind w:left="1440" w:hanging="360"/>
       </w:pPr>
       <w:rPr>
-        <w:rFonts w:hint="default" w:ascii="Courier New" w:hAnsi="Courier New"/>
+        <w:rFonts w:ascii="Courier New" w:hAnsi="Courier New" w:hint="default"/>
         <w:sz w:val="20"/>
       </w:rPr>
     </w:lvl>
@@ -6941,7 +7323,7 @@
         <w:ind w:left="2160" w:hanging="360"/>
       </w:pPr>
       <w:rPr>
-        <w:rFonts w:hint="default" w:ascii="Wingdings" w:hAnsi="Wingdings"/>
+        <w:rFonts w:ascii="Wingdings" w:hAnsi="Wingdings" w:hint="default"/>
         <w:sz w:val="20"/>
       </w:rPr>
     </w:lvl>
@@ -6957,7 +7339,7 @@
         <w:ind w:left="2880" w:hanging="360"/>
       </w:pPr>
       <w:rPr>
-        <w:rFonts w:hint="default" w:ascii="Wingdings" w:hAnsi="Wingdings"/>
+        <w:rFonts w:ascii="Wingdings" w:hAnsi="Wingdings" w:hint="default"/>
         <w:sz w:val="20"/>
       </w:rPr>
     </w:lvl>
@@ -6973,7 +7355,7 @@
         <w:ind w:left="3600" w:hanging="360"/>
       </w:pPr>
       <w:rPr>
-        <w:rFonts w:hint="default" w:ascii="Wingdings" w:hAnsi="Wingdings"/>
+        <w:rFonts w:ascii="Wingdings" w:hAnsi="Wingdings" w:hint="default"/>
         <w:sz w:val="20"/>
       </w:rPr>
     </w:lvl>
@@ -6989,7 +7371,7 @@
         <w:ind w:left="4320" w:hanging="360"/>
       </w:pPr>
       <w:rPr>
-        <w:rFonts w:hint="default" w:ascii="Wingdings" w:hAnsi="Wingdings"/>
+        <w:rFonts w:ascii="Wingdings" w:hAnsi="Wingdings" w:hint="default"/>
         <w:sz w:val="20"/>
       </w:rPr>
     </w:lvl>
@@ -7005,7 +7387,7 @@
         <w:ind w:left="5040" w:hanging="360"/>
       </w:pPr>
       <w:rPr>
-        <w:rFonts w:hint="default" w:ascii="Wingdings" w:hAnsi="Wingdings"/>
+        <w:rFonts w:ascii="Wingdings" w:hAnsi="Wingdings" w:hint="default"/>
         <w:sz w:val="20"/>
       </w:rPr>
     </w:lvl>
@@ -7021,7 +7403,7 @@
         <w:ind w:left="5760" w:hanging="360"/>
       </w:pPr>
       <w:rPr>
-        <w:rFonts w:hint="default" w:ascii="Wingdings" w:hAnsi="Wingdings"/>
+        <w:rFonts w:ascii="Wingdings" w:hAnsi="Wingdings" w:hint="default"/>
         <w:sz w:val="20"/>
       </w:rPr>
     </w:lvl>
@@ -7037,12 +7419,12 @@
         <w:ind w:left="6480" w:hanging="360"/>
       </w:pPr>
       <w:rPr>
-        <w:rFonts w:hint="default" w:ascii="Wingdings" w:hAnsi="Wingdings"/>
+        <w:rFonts w:ascii="Wingdings" w:hAnsi="Wingdings" w:hint="default"/>
         <w:sz w:val="20"/>
       </w:rPr>
     </w:lvl>
   </w:abstractNum>
-  <w:abstractNum w:abstractNumId="1" w15:restartNumberingAfterBreak="0">
+  <w:abstractNum w:abstractNumId="2" w15:restartNumberingAfterBreak="0">
     <w:nsid w:val="051E0BC9"/>
     <w:multiLevelType w:val="multilevel"/>
     <w:tmpl w:val="8B442F24"/>
@@ -7058,7 +7440,7 @@
         <w:ind w:left="720" w:hanging="360"/>
       </w:pPr>
       <w:rPr>
-        <w:rFonts w:hint="default" w:ascii="Symbol" w:hAnsi="Symbol"/>
+        <w:rFonts w:ascii="Symbol" w:hAnsi="Symbol" w:hint="default"/>
         <w:sz w:val="20"/>
       </w:rPr>
     </w:lvl>
@@ -7074,7 +7456,7 @@
         <w:ind w:left="1440" w:hanging="360"/>
       </w:pPr>
       <w:rPr>
-        <w:rFonts w:hint="default" w:ascii="Courier New" w:hAnsi="Courier New"/>
+        <w:rFonts w:ascii="Courier New" w:hAnsi="Courier New" w:hint="default"/>
         <w:sz w:val="20"/>
       </w:rPr>
     </w:lvl>
@@ -7090,7 +7472,7 @@
         <w:ind w:left="2160" w:hanging="360"/>
       </w:pPr>
       <w:rPr>
-        <w:rFonts w:hint="default" w:ascii="Wingdings" w:hAnsi="Wingdings"/>
+        <w:rFonts w:ascii="Wingdings" w:hAnsi="Wingdings" w:hint="default"/>
         <w:sz w:val="20"/>
       </w:rPr>
     </w:lvl>
@@ -7106,7 +7488,7 @@
         <w:ind w:left="2880" w:hanging="360"/>
       </w:pPr>
       <w:rPr>
-        <w:rFonts w:hint="default" w:ascii="Wingdings" w:hAnsi="Wingdings"/>
+        <w:rFonts w:ascii="Wingdings" w:hAnsi="Wingdings" w:hint="default"/>
         <w:sz w:val="20"/>
       </w:rPr>
     </w:lvl>
@@ -7122,7 +7504,7 @@
         <w:ind w:left="3600" w:hanging="360"/>
       </w:pPr>
       <w:rPr>
-        <w:rFonts w:hint="default" w:ascii="Wingdings" w:hAnsi="Wingdings"/>
+        <w:rFonts w:ascii="Wingdings" w:hAnsi="Wingdings" w:hint="default"/>
         <w:sz w:val="20"/>
       </w:rPr>
     </w:lvl>
@@ -7138,7 +7520,7 @@
         <w:ind w:left="4320" w:hanging="360"/>
       </w:pPr>
       <w:rPr>
-        <w:rFonts w:hint="default" w:ascii="Wingdings" w:hAnsi="Wingdings"/>
+        <w:rFonts w:ascii="Wingdings" w:hAnsi="Wingdings" w:hint="default"/>
         <w:sz w:val="20"/>
       </w:rPr>
     </w:lvl>
@@ -7154,7 +7536,7 @@
         <w:ind w:left="5040" w:hanging="360"/>
       </w:pPr>
       <w:rPr>
-        <w:rFonts w:hint="default" w:ascii="Wingdings" w:hAnsi="Wingdings"/>
+        <w:rFonts w:ascii="Wingdings" w:hAnsi="Wingdings" w:hint="default"/>
         <w:sz w:val="20"/>
       </w:rPr>
     </w:lvl>
@@ -7170,7 +7552,7 @@
         <w:ind w:left="5760" w:hanging="360"/>
       </w:pPr>
       <w:rPr>
-        <w:rFonts w:hint="default" w:ascii="Wingdings" w:hAnsi="Wingdings"/>
+        <w:rFonts w:ascii="Wingdings" w:hAnsi="Wingdings" w:hint="default"/>
         <w:sz w:val="20"/>
       </w:rPr>
     </w:lvl>
@@ -7186,12 +7568,12 @@
         <w:ind w:left="6480" w:hanging="360"/>
       </w:pPr>
       <w:rPr>
-        <w:rFonts w:hint="default" w:ascii="Wingdings" w:hAnsi="Wingdings"/>
+        <w:rFonts w:ascii="Wingdings" w:hAnsi="Wingdings" w:hint="default"/>
         <w:sz w:val="20"/>
       </w:rPr>
     </w:lvl>
   </w:abstractNum>
-  <w:abstractNum w:abstractNumId="2" w15:restartNumberingAfterBreak="0">
+  <w:abstractNum w:abstractNumId="3" w15:restartNumberingAfterBreak="0">
     <w:nsid w:val="065D5A11"/>
     <w:multiLevelType w:val="multilevel"/>
     <w:tmpl w:val="1CAEB324"/>
@@ -7207,7 +7589,7 @@
         <w:ind w:left="720" w:hanging="360"/>
       </w:pPr>
       <w:rPr>
-        <w:rFonts w:hint="default" w:ascii="Symbol" w:hAnsi="Symbol"/>
+        <w:rFonts w:ascii="Symbol" w:hAnsi="Symbol" w:hint="default"/>
         <w:sz w:val="20"/>
       </w:rPr>
     </w:lvl>
@@ -7223,7 +7605,7 @@
         <w:ind w:left="1440" w:hanging="360"/>
       </w:pPr>
       <w:rPr>
-        <w:rFonts w:hint="default" w:ascii="Courier New" w:hAnsi="Courier New"/>
+        <w:rFonts w:ascii="Courier New" w:hAnsi="Courier New" w:hint="default"/>
         <w:sz w:val="20"/>
       </w:rPr>
     </w:lvl>
@@ -7239,7 +7621,7 @@
         <w:ind w:left="2160" w:hanging="360"/>
       </w:pPr>
       <w:rPr>
-        <w:rFonts w:hint="default" w:ascii="Wingdings" w:hAnsi="Wingdings"/>
+        <w:rFonts w:ascii="Wingdings" w:hAnsi="Wingdings" w:hint="default"/>
         <w:sz w:val="20"/>
       </w:rPr>
     </w:lvl>
@@ -7255,7 +7637,7 @@
         <w:ind w:left="2880" w:hanging="360"/>
       </w:pPr>
       <w:rPr>
-        <w:rFonts w:hint="default" w:ascii="Wingdings" w:hAnsi="Wingdings"/>
+        <w:rFonts w:ascii="Wingdings" w:hAnsi="Wingdings" w:hint="default"/>
         <w:sz w:val="20"/>
       </w:rPr>
     </w:lvl>
@@ -7271,7 +7653,7 @@
         <w:ind w:left="3600" w:hanging="360"/>
       </w:pPr>
       <w:rPr>
-        <w:rFonts w:hint="default" w:ascii="Wingdings" w:hAnsi="Wingdings"/>
+        <w:rFonts w:ascii="Wingdings" w:hAnsi="Wingdings" w:hint="default"/>
         <w:sz w:val="20"/>
       </w:rPr>
     </w:lvl>
@@ -7287,7 +7669,7 @@
         <w:ind w:left="4320" w:hanging="360"/>
       </w:pPr>
       <w:rPr>
-        <w:rFonts w:hint="default" w:ascii="Wingdings" w:hAnsi="Wingdings"/>
+        <w:rFonts w:ascii="Wingdings" w:hAnsi="Wingdings" w:hint="default"/>
         <w:sz w:val="20"/>
       </w:rPr>
     </w:lvl>
@@ -7303,7 +7685,7 @@
         <w:ind w:left="5040" w:hanging="360"/>
       </w:pPr>
       <w:rPr>
-        <w:rFonts w:hint="default" w:ascii="Wingdings" w:hAnsi="Wingdings"/>
+        <w:rFonts w:ascii="Wingdings" w:hAnsi="Wingdings" w:hint="default"/>
         <w:sz w:val="20"/>
       </w:rPr>
     </w:lvl>
@@ -7319,7 +7701,7 @@
         <w:ind w:left="5760" w:hanging="360"/>
       </w:pPr>
       <w:rPr>
-        <w:rFonts w:hint="default" w:ascii="Wingdings" w:hAnsi="Wingdings"/>
+        <w:rFonts w:ascii="Wingdings" w:hAnsi="Wingdings" w:hint="default"/>
         <w:sz w:val="20"/>
       </w:rPr>
     </w:lvl>
@@ -7335,12 +7717,12 @@
         <w:ind w:left="6480" w:hanging="360"/>
       </w:pPr>
       <w:rPr>
-        <w:rFonts w:hint="default" w:ascii="Wingdings" w:hAnsi="Wingdings"/>
+        <w:rFonts w:ascii="Wingdings" w:hAnsi="Wingdings" w:hint="default"/>
         <w:sz w:val="20"/>
       </w:rPr>
     </w:lvl>
   </w:abstractNum>
-  <w:abstractNum w:abstractNumId="3" w15:restartNumberingAfterBreak="0">
+  <w:abstractNum w:abstractNumId="4" w15:restartNumberingAfterBreak="0">
     <w:nsid w:val="1226611B"/>
     <w:multiLevelType w:val="multilevel"/>
     <w:tmpl w:val="3DAA17FC"/>
@@ -7356,7 +7738,7 @@
         <w:ind w:left="720" w:hanging="360"/>
       </w:pPr>
       <w:rPr>
-        <w:rFonts w:hint="default" w:ascii="Symbol" w:hAnsi="Symbol"/>
+        <w:rFonts w:ascii="Symbol" w:hAnsi="Symbol" w:hint="default"/>
         <w:sz w:val="20"/>
       </w:rPr>
     </w:lvl>
@@ -7372,7 +7754,7 @@
         <w:ind w:left="1440" w:hanging="360"/>
       </w:pPr>
       <w:rPr>
-        <w:rFonts w:hint="default" w:ascii="Courier New" w:hAnsi="Courier New"/>
+        <w:rFonts w:ascii="Courier New" w:hAnsi="Courier New" w:hint="default"/>
         <w:sz w:val="20"/>
       </w:rPr>
     </w:lvl>
@@ -7388,7 +7770,7 @@
         <w:ind w:left="2160" w:hanging="360"/>
       </w:pPr>
       <w:rPr>
-        <w:rFonts w:hint="default" w:ascii="Wingdings" w:hAnsi="Wingdings"/>
+        <w:rFonts w:ascii="Wingdings" w:hAnsi="Wingdings" w:hint="default"/>
         <w:sz w:val="20"/>
       </w:rPr>
     </w:lvl>
@@ -7404,7 +7786,7 @@
         <w:ind w:left="2880" w:hanging="360"/>
       </w:pPr>
       <w:rPr>
-        <w:rFonts w:hint="default" w:ascii="Wingdings" w:hAnsi="Wingdings"/>
+        <w:rFonts w:ascii="Wingdings" w:hAnsi="Wingdings" w:hint="default"/>
         <w:sz w:val="20"/>
       </w:rPr>
     </w:lvl>
@@ -7420,7 +7802,7 @@
         <w:ind w:left="3600" w:hanging="360"/>
       </w:pPr>
       <w:rPr>
-        <w:rFonts w:hint="default" w:ascii="Wingdings" w:hAnsi="Wingdings"/>
+        <w:rFonts w:ascii="Wingdings" w:hAnsi="Wingdings" w:hint="default"/>
         <w:sz w:val="20"/>
       </w:rPr>
     </w:lvl>
@@ -7436,7 +7818,7 @@
         <w:ind w:left="4320" w:hanging="360"/>
       </w:pPr>
       <w:rPr>
-        <w:rFonts w:hint="default" w:ascii="Wingdings" w:hAnsi="Wingdings"/>
+        <w:rFonts w:ascii="Wingdings" w:hAnsi="Wingdings" w:hint="default"/>
         <w:sz w:val="20"/>
       </w:rPr>
     </w:lvl>
@@ -7452,7 +7834,7 @@
         <w:ind w:left="5040" w:hanging="360"/>
       </w:pPr>
       <w:rPr>
-        <w:rFonts w:hint="default" w:ascii="Wingdings" w:hAnsi="Wingdings"/>
+        <w:rFonts w:ascii="Wingdings" w:hAnsi="Wingdings" w:hint="default"/>
         <w:sz w:val="20"/>
       </w:rPr>
     </w:lvl>
@@ -7468,7 +7850,7 @@
         <w:ind w:left="5760" w:hanging="360"/>
       </w:pPr>
       <w:rPr>
-        <w:rFonts w:hint="default" w:ascii="Wingdings" w:hAnsi="Wingdings"/>
+        <w:rFonts w:ascii="Wingdings" w:hAnsi="Wingdings" w:hint="default"/>
         <w:sz w:val="20"/>
       </w:rPr>
     </w:lvl>
@@ -7484,12 +7866,12 @@
         <w:ind w:left="6480" w:hanging="360"/>
       </w:pPr>
       <w:rPr>
-        <w:rFonts w:hint="default" w:ascii="Wingdings" w:hAnsi="Wingdings"/>
+        <w:rFonts w:ascii="Wingdings" w:hAnsi="Wingdings" w:hint="default"/>
         <w:sz w:val="20"/>
       </w:rPr>
     </w:lvl>
   </w:abstractNum>
-  <w:abstractNum w:abstractNumId="4" w15:restartNumberingAfterBreak="0">
+  <w:abstractNum w:abstractNumId="5" w15:restartNumberingAfterBreak="0">
     <w:nsid w:val="1440105A"/>
     <w:multiLevelType w:val="hybridMultilevel"/>
     <w:tmpl w:val="B7586072"/>
@@ -7502,7 +7884,7 @@
         <w:ind w:left="720" w:hanging="360"/>
       </w:pPr>
       <w:rPr>
-        <w:rFonts w:hint="default" w:ascii="Symbol" w:hAnsi="Symbol"/>
+        <w:rFonts w:ascii="Symbol" w:hAnsi="Symbol" w:hint="default"/>
       </w:rPr>
     </w:lvl>
     <w:lvl w:ilvl="1" w:tplc="04090003">
@@ -7514,7 +7896,7 @@
         <w:ind w:left="1440" w:hanging="360"/>
       </w:pPr>
       <w:rPr>
-        <w:rFonts w:hint="default" w:ascii="Courier New" w:hAnsi="Courier New" w:cs="Courier New"/>
+        <w:rFonts w:ascii="Courier New" w:hAnsi="Courier New" w:cs="Courier New" w:hint="default"/>
       </w:rPr>
     </w:lvl>
     <w:lvl w:ilvl="2" w:tplc="04090005" w:tentative="1">
@@ -7526,7 +7908,7 @@
         <w:ind w:left="2160" w:hanging="360"/>
       </w:pPr>
       <w:rPr>
-        <w:rFonts w:hint="default" w:ascii="Wingdings" w:hAnsi="Wingdings"/>
+        <w:rFonts w:ascii="Wingdings" w:hAnsi="Wingdings" w:hint="default"/>
       </w:rPr>
     </w:lvl>
     <w:lvl w:ilvl="3" w:tplc="04090001" w:tentative="1">
@@ -7538,7 +7920,7 @@
         <w:ind w:left="2880" w:hanging="360"/>
       </w:pPr>
       <w:rPr>
-        <w:rFonts w:hint="default" w:ascii="Symbol" w:hAnsi="Symbol"/>
+        <w:rFonts w:ascii="Symbol" w:hAnsi="Symbol" w:hint="default"/>
       </w:rPr>
     </w:lvl>
     <w:lvl w:ilvl="4" w:tplc="04090003" w:tentative="1">
@@ -7550,7 +7932,7 @@
         <w:ind w:left="3600" w:hanging="360"/>
       </w:pPr>
       <w:rPr>
-        <w:rFonts w:hint="default" w:ascii="Courier New" w:hAnsi="Courier New" w:cs="Courier New"/>
+        <w:rFonts w:ascii="Courier New" w:hAnsi="Courier New" w:cs="Courier New" w:hint="default"/>
       </w:rPr>
     </w:lvl>
     <w:lvl w:ilvl="5" w:tplc="04090005" w:tentative="1">
@@ -7562,7 +7944,7 @@
         <w:ind w:left="4320" w:hanging="360"/>
       </w:pPr>
       <w:rPr>
-        <w:rFonts w:hint="default" w:ascii="Wingdings" w:hAnsi="Wingdings"/>
+        <w:rFonts w:ascii="Wingdings" w:hAnsi="Wingdings" w:hint="default"/>
       </w:rPr>
     </w:lvl>
     <w:lvl w:ilvl="6" w:tplc="04090001" w:tentative="1">
@@ -7574,7 +7956,7 @@
         <w:ind w:left="5040" w:hanging="360"/>
       </w:pPr>
       <w:rPr>
-        <w:rFonts w:hint="default" w:ascii="Symbol" w:hAnsi="Symbol"/>
+        <w:rFonts w:ascii="Symbol" w:hAnsi="Symbol" w:hint="default"/>
       </w:rPr>
     </w:lvl>
     <w:lvl w:ilvl="7" w:tplc="04090003" w:tentative="1">
@@ -7586,7 +7968,7 @@
         <w:ind w:left="5760" w:hanging="360"/>
       </w:pPr>
       <w:rPr>
-        <w:rFonts w:hint="default" w:ascii="Courier New" w:hAnsi="Courier New" w:cs="Courier New"/>
+        <w:rFonts w:ascii="Courier New" w:hAnsi="Courier New" w:cs="Courier New" w:hint="default"/>
       </w:rPr>
     </w:lvl>
     <w:lvl w:ilvl="8" w:tplc="04090005" w:tentative="1">
@@ -7598,11 +7980,11 @@
         <w:ind w:left="6480" w:hanging="360"/>
       </w:pPr>
       <w:rPr>
-        <w:rFonts w:hint="default" w:ascii="Wingdings" w:hAnsi="Wingdings"/>
+        <w:rFonts w:ascii="Wingdings" w:hAnsi="Wingdings" w:hint="default"/>
       </w:rPr>
     </w:lvl>
   </w:abstractNum>
-  <w:abstractNum w:abstractNumId="5" w15:restartNumberingAfterBreak="0">
+  <w:abstractNum w:abstractNumId="6" w15:restartNumberingAfterBreak="0">
     <w:nsid w:val="2B034F11"/>
     <w:multiLevelType w:val="hybridMultilevel"/>
     <w:tmpl w:val="1FBE0986"/>
@@ -7615,7 +7997,7 @@
         <w:ind w:left="1080" w:hanging="360"/>
       </w:pPr>
       <w:rPr>
-        <w:rFonts w:hint="default" w:ascii="Symbol" w:hAnsi="Symbol"/>
+        <w:rFonts w:ascii="Symbol" w:hAnsi="Symbol" w:hint="default"/>
       </w:rPr>
     </w:lvl>
     <w:lvl w:ilvl="1" w:tplc="04090003" w:tentative="1">
@@ -7627,7 +8009,7 @@
         <w:ind w:left="1800" w:hanging="360"/>
       </w:pPr>
       <w:rPr>
-        <w:rFonts w:hint="default" w:ascii="Courier New" w:hAnsi="Courier New" w:cs="Courier New"/>
+        <w:rFonts w:ascii="Courier New" w:hAnsi="Courier New" w:cs="Courier New" w:hint="default"/>
       </w:rPr>
     </w:lvl>
     <w:lvl w:ilvl="2" w:tplc="04090005" w:tentative="1">
@@ -7639,7 +8021,7 @@
         <w:ind w:left="2520" w:hanging="360"/>
       </w:pPr>
       <w:rPr>
-        <w:rFonts w:hint="default" w:ascii="Wingdings" w:hAnsi="Wingdings"/>
+        <w:rFonts w:ascii="Wingdings" w:hAnsi="Wingdings" w:hint="default"/>
       </w:rPr>
     </w:lvl>
     <w:lvl w:ilvl="3" w:tplc="04090001" w:tentative="1">
@@ -7651,7 +8033,7 @@
         <w:ind w:left="3240" w:hanging="360"/>
       </w:pPr>
       <w:rPr>
-        <w:rFonts w:hint="default" w:ascii="Symbol" w:hAnsi="Symbol"/>
+        <w:rFonts w:ascii="Symbol" w:hAnsi="Symbol" w:hint="default"/>
       </w:rPr>
     </w:lvl>
     <w:lvl w:ilvl="4" w:tplc="04090003" w:tentative="1">
@@ -7663,7 +8045,7 @@
         <w:ind w:left="3960" w:hanging="360"/>
       </w:pPr>
       <w:rPr>
-        <w:rFonts w:hint="default" w:ascii="Courier New" w:hAnsi="Courier New" w:cs="Courier New"/>
+        <w:rFonts w:ascii="Courier New" w:hAnsi="Courier New" w:cs="Courier New" w:hint="default"/>
       </w:rPr>
     </w:lvl>
     <w:lvl w:ilvl="5" w:tplc="04090005" w:tentative="1">
@@ -7675,7 +8057,7 @@
         <w:ind w:left="4680" w:hanging="360"/>
       </w:pPr>
       <w:rPr>
-        <w:rFonts w:hint="default" w:ascii="Wingdings" w:hAnsi="Wingdings"/>
+        <w:rFonts w:ascii="Wingdings" w:hAnsi="Wingdings" w:hint="default"/>
       </w:rPr>
     </w:lvl>
     <w:lvl w:ilvl="6" w:tplc="04090001" w:tentative="1">
@@ -7687,7 +8069,7 @@
         <w:ind w:left="5400" w:hanging="360"/>
       </w:pPr>
       <w:rPr>
-        <w:rFonts w:hint="default" w:ascii="Symbol" w:hAnsi="Symbol"/>
+        <w:rFonts w:ascii="Symbol" w:hAnsi="Symbol" w:hint="default"/>
       </w:rPr>
     </w:lvl>
     <w:lvl w:ilvl="7" w:tplc="04090003" w:tentative="1">
@@ -7699,7 +8081,7 @@
         <w:ind w:left="6120" w:hanging="360"/>
       </w:pPr>
       <w:rPr>
-        <w:rFonts w:hint="default" w:ascii="Courier New" w:hAnsi="Courier New" w:cs="Courier New"/>
+        <w:rFonts w:ascii="Courier New" w:hAnsi="Courier New" w:cs="Courier New" w:hint="default"/>
       </w:rPr>
     </w:lvl>
     <w:lvl w:ilvl="8" w:tplc="04090005" w:tentative="1">
@@ -7711,11 +8093,11 @@
         <w:ind w:left="6840" w:hanging="360"/>
       </w:pPr>
       <w:rPr>
-        <w:rFonts w:hint="default" w:ascii="Wingdings" w:hAnsi="Wingdings"/>
+        <w:rFonts w:ascii="Wingdings" w:hAnsi="Wingdings" w:hint="default"/>
       </w:rPr>
     </w:lvl>
   </w:abstractNum>
-  <w:abstractNum w:abstractNumId="6" w15:restartNumberingAfterBreak="0">
+  <w:abstractNum w:abstractNumId="7" w15:restartNumberingAfterBreak="0">
     <w:nsid w:val="2BF179F9"/>
     <w:multiLevelType w:val="hybridMultilevel"/>
     <w:tmpl w:val="A05A3AEE"/>
@@ -7728,7 +8110,7 @@
         <w:ind w:left="720" w:hanging="360"/>
       </w:pPr>
       <w:rPr>
-        <w:rFonts w:hint="default" w:ascii="Times New Roman" w:hAnsi="Times New Roman" w:cs="Times New Roman"/>
+        <w:rFonts w:ascii="Times New Roman" w:hAnsi="Times New Roman" w:cs="Times New Roman" w:hint="default"/>
         <w:b/>
       </w:rPr>
     </w:lvl>
@@ -7805,7 +8187,7 @@
       </w:pPr>
     </w:lvl>
   </w:abstractNum>
-  <w:abstractNum w:abstractNumId="7" w15:restartNumberingAfterBreak="0">
+  <w:abstractNum w:abstractNumId="8" w15:restartNumberingAfterBreak="0">
     <w:nsid w:val="32702AA5"/>
     <w:multiLevelType w:val="hybridMultilevel"/>
     <w:tmpl w:val="48463DCE"/>
@@ -7891,7 +8273,7 @@
       </w:pPr>
     </w:lvl>
   </w:abstractNum>
-  <w:abstractNum w:abstractNumId="8" w15:restartNumberingAfterBreak="0">
+  <w:abstractNum w:abstractNumId="9" w15:restartNumberingAfterBreak="0">
     <w:nsid w:val="33CB3C4F"/>
     <w:multiLevelType w:val="multilevel"/>
     <w:tmpl w:val="AA2A9A92"/>
@@ -7907,7 +8289,7 @@
         <w:ind w:left="720" w:hanging="360"/>
       </w:pPr>
       <w:rPr>
-        <w:rFonts w:hint="default" w:ascii="Symbol" w:hAnsi="Symbol"/>
+        <w:rFonts w:ascii="Symbol" w:hAnsi="Symbol" w:hint="default"/>
         <w:sz w:val="20"/>
       </w:rPr>
     </w:lvl>
@@ -7923,7 +8305,7 @@
         <w:ind w:left="1440" w:hanging="360"/>
       </w:pPr>
       <w:rPr>
-        <w:rFonts w:hint="default" w:ascii="Courier New" w:hAnsi="Courier New"/>
+        <w:rFonts w:ascii="Courier New" w:hAnsi="Courier New" w:hint="default"/>
         <w:sz w:val="20"/>
       </w:rPr>
     </w:lvl>
@@ -7939,7 +8321,7 @@
         <w:ind w:left="2160" w:hanging="360"/>
       </w:pPr>
       <w:rPr>
-        <w:rFonts w:hint="default" w:ascii="Wingdings" w:hAnsi="Wingdings"/>
+        <w:rFonts w:ascii="Wingdings" w:hAnsi="Wingdings" w:hint="default"/>
         <w:sz w:val="20"/>
       </w:rPr>
     </w:lvl>
@@ -7955,7 +8337,7 @@
         <w:ind w:left="2880" w:hanging="360"/>
       </w:pPr>
       <w:rPr>
-        <w:rFonts w:hint="default" w:ascii="Wingdings" w:hAnsi="Wingdings"/>
+        <w:rFonts w:ascii="Wingdings" w:hAnsi="Wingdings" w:hint="default"/>
         <w:sz w:val="20"/>
       </w:rPr>
     </w:lvl>
@@ -7971,7 +8353,7 @@
         <w:ind w:left="3600" w:hanging="360"/>
       </w:pPr>
       <w:rPr>
-        <w:rFonts w:hint="default" w:ascii="Wingdings" w:hAnsi="Wingdings"/>
+        <w:rFonts w:ascii="Wingdings" w:hAnsi="Wingdings" w:hint="default"/>
         <w:sz w:val="20"/>
       </w:rPr>
     </w:lvl>
@@ -7987,7 +8369,7 @@
         <w:ind w:left="4320" w:hanging="360"/>
       </w:pPr>
       <w:rPr>
-        <w:rFonts w:hint="default" w:ascii="Wingdings" w:hAnsi="Wingdings"/>
+        <w:rFonts w:ascii="Wingdings" w:hAnsi="Wingdings" w:hint="default"/>
         <w:sz w:val="20"/>
       </w:rPr>
     </w:lvl>
@@ -8003,7 +8385,7 @@
         <w:ind w:left="5040" w:hanging="360"/>
       </w:pPr>
       <w:rPr>
-        <w:rFonts w:hint="default" w:ascii="Wingdings" w:hAnsi="Wingdings"/>
+        <w:rFonts w:ascii="Wingdings" w:hAnsi="Wingdings" w:hint="default"/>
         <w:sz w:val="20"/>
       </w:rPr>
     </w:lvl>
@@ -8019,7 +8401,7 @@
         <w:ind w:left="5760" w:hanging="360"/>
       </w:pPr>
       <w:rPr>
-        <w:rFonts w:hint="default" w:ascii="Wingdings" w:hAnsi="Wingdings"/>
+        <w:rFonts w:ascii="Wingdings" w:hAnsi="Wingdings" w:hint="default"/>
         <w:sz w:val="20"/>
       </w:rPr>
     </w:lvl>
@@ -8035,12 +8417,12 @@
         <w:ind w:left="6480" w:hanging="360"/>
       </w:pPr>
       <w:rPr>
-        <w:rFonts w:hint="default" w:ascii="Wingdings" w:hAnsi="Wingdings"/>
+        <w:rFonts w:ascii="Wingdings" w:hAnsi="Wingdings" w:hint="default"/>
         <w:sz w:val="20"/>
       </w:rPr>
     </w:lvl>
   </w:abstractNum>
-  <w:abstractNum w:abstractNumId="9" w15:restartNumberingAfterBreak="0">
+  <w:abstractNum w:abstractNumId="10" w15:restartNumberingAfterBreak="0">
     <w:nsid w:val="35BB7BE8"/>
     <w:multiLevelType w:val="multilevel"/>
     <w:tmpl w:val="693A70B6"/>
@@ -8153,7 +8535,7 @@
       </w:pPr>
     </w:lvl>
   </w:abstractNum>
-  <w:abstractNum w:abstractNumId="10" w15:restartNumberingAfterBreak="0">
+  <w:abstractNum w:abstractNumId="11" w15:restartNumberingAfterBreak="0">
     <w:nsid w:val="419A6FAD"/>
     <w:multiLevelType w:val="hybridMultilevel"/>
     <w:tmpl w:val="0E24D83E"/>
@@ -8166,7 +8548,7 @@
         <w:ind w:left="1080" w:hanging="360"/>
       </w:pPr>
       <w:rPr>
-        <w:rFonts w:hint="default" w:ascii="Symbol" w:hAnsi="Symbol"/>
+        <w:rFonts w:ascii="Symbol" w:hAnsi="Symbol" w:hint="default"/>
       </w:rPr>
     </w:lvl>
     <w:lvl w:ilvl="1" w:tplc="04090003" w:tentative="1">
@@ -8178,7 +8560,7 @@
         <w:ind w:left="1800" w:hanging="360"/>
       </w:pPr>
       <w:rPr>
-        <w:rFonts w:hint="default" w:ascii="Courier New" w:hAnsi="Courier New" w:cs="Courier New"/>
+        <w:rFonts w:ascii="Courier New" w:hAnsi="Courier New" w:cs="Courier New" w:hint="default"/>
       </w:rPr>
     </w:lvl>
     <w:lvl w:ilvl="2" w:tplc="04090005" w:tentative="1">
@@ -8190,7 +8572,7 @@
         <w:ind w:left="2520" w:hanging="360"/>
       </w:pPr>
       <w:rPr>
-        <w:rFonts w:hint="default" w:ascii="Wingdings" w:hAnsi="Wingdings"/>
+        <w:rFonts w:ascii="Wingdings" w:hAnsi="Wingdings" w:hint="default"/>
       </w:rPr>
     </w:lvl>
     <w:lvl w:ilvl="3" w:tplc="04090001" w:tentative="1">
@@ -8202,7 +8584,7 @@
         <w:ind w:left="3240" w:hanging="360"/>
       </w:pPr>
       <w:rPr>
-        <w:rFonts w:hint="default" w:ascii="Symbol" w:hAnsi="Symbol"/>
+        <w:rFonts w:ascii="Symbol" w:hAnsi="Symbol" w:hint="default"/>
       </w:rPr>
     </w:lvl>
     <w:lvl w:ilvl="4" w:tplc="04090003" w:tentative="1">
@@ -8214,7 +8596,7 @@
         <w:ind w:left="3960" w:hanging="360"/>
       </w:pPr>
       <w:rPr>
-        <w:rFonts w:hint="default" w:ascii="Courier New" w:hAnsi="Courier New" w:cs="Courier New"/>
+        <w:rFonts w:ascii="Courier New" w:hAnsi="Courier New" w:cs="Courier New" w:hint="default"/>
       </w:rPr>
     </w:lvl>
     <w:lvl w:ilvl="5" w:tplc="04090005" w:tentative="1">
@@ -8226,7 +8608,7 @@
         <w:ind w:left="4680" w:hanging="360"/>
       </w:pPr>
       <w:rPr>
-        <w:rFonts w:hint="default" w:ascii="Wingdings" w:hAnsi="Wingdings"/>
+        <w:rFonts w:ascii="Wingdings" w:hAnsi="Wingdings" w:hint="default"/>
       </w:rPr>
     </w:lvl>
     <w:lvl w:ilvl="6" w:tplc="04090001" w:tentative="1">
@@ -8238,7 +8620,7 @@
         <w:ind w:left="5400" w:hanging="360"/>
       </w:pPr>
       <w:rPr>
-        <w:rFonts w:hint="default" w:ascii="Symbol" w:hAnsi="Symbol"/>
+        <w:rFonts w:ascii="Symbol" w:hAnsi="Symbol" w:hint="default"/>
       </w:rPr>
     </w:lvl>
     <w:lvl w:ilvl="7" w:tplc="04090003" w:tentative="1">
@@ -8250,7 +8632,7 @@
         <w:ind w:left="6120" w:hanging="360"/>
       </w:pPr>
       <w:rPr>
-        <w:rFonts w:hint="default" w:ascii="Courier New" w:hAnsi="Courier New" w:cs="Courier New"/>
+        <w:rFonts w:ascii="Courier New" w:hAnsi="Courier New" w:cs="Courier New" w:hint="default"/>
       </w:rPr>
     </w:lvl>
     <w:lvl w:ilvl="8" w:tplc="04090005" w:tentative="1">
@@ -8262,11 +8644,160 @@
         <w:ind w:left="6840" w:hanging="360"/>
       </w:pPr>
       <w:rPr>
-        <w:rFonts w:hint="default" w:ascii="Wingdings" w:hAnsi="Wingdings"/>
+        <w:rFonts w:ascii="Wingdings" w:hAnsi="Wingdings" w:hint="default"/>
       </w:rPr>
     </w:lvl>
   </w:abstractNum>
-  <w:abstractNum w:abstractNumId="11" w15:restartNumberingAfterBreak="0">
+  <w:abstractNum w:abstractNumId="12" w15:restartNumberingAfterBreak="0">
+    <w:nsid w:val="48505C7A"/>
+    <w:multiLevelType w:val="multilevel"/>
+    <w:tmpl w:val="083065B2"/>
+    <w:lvl w:ilvl="0">
+      <w:start w:val="1"/>
+      <w:numFmt w:val="bullet"/>
+      <w:lvlText w:val=""/>
+      <w:lvlJc w:val="left"/>
+      <w:pPr>
+        <w:tabs>
+          <w:tab w:val="num" w:pos="720"/>
+        </w:tabs>
+        <w:ind w:left="720" w:hanging="360"/>
+      </w:pPr>
+      <w:rPr>
+        <w:rFonts w:ascii="Symbol" w:hAnsi="Symbol" w:hint="default"/>
+        <w:sz w:val="20"/>
+      </w:rPr>
+    </w:lvl>
+    <w:lvl w:ilvl="1" w:tentative="1">
+      <w:start w:val="1"/>
+      <w:numFmt w:val="bullet"/>
+      <w:lvlText w:val="o"/>
+      <w:lvlJc w:val="left"/>
+      <w:pPr>
+        <w:tabs>
+          <w:tab w:val="num" w:pos="1440"/>
+        </w:tabs>
+        <w:ind w:left="1440" w:hanging="360"/>
+      </w:pPr>
+      <w:rPr>
+        <w:rFonts w:ascii="Courier New" w:hAnsi="Courier New" w:hint="default"/>
+        <w:sz w:val="20"/>
+      </w:rPr>
+    </w:lvl>
+    <w:lvl w:ilvl="2" w:tentative="1">
+      <w:start w:val="1"/>
+      <w:numFmt w:val="bullet"/>
+      <w:lvlText w:val=""/>
+      <w:lvlJc w:val="left"/>
+      <w:pPr>
+        <w:tabs>
+          <w:tab w:val="num" w:pos="2160"/>
+        </w:tabs>
+        <w:ind w:left="2160" w:hanging="360"/>
+      </w:pPr>
+      <w:rPr>
+        <w:rFonts w:ascii="Wingdings" w:hAnsi="Wingdings" w:hint="default"/>
+        <w:sz w:val="20"/>
+      </w:rPr>
+    </w:lvl>
+    <w:lvl w:ilvl="3" w:tentative="1">
+      <w:start w:val="1"/>
+      <w:numFmt w:val="bullet"/>
+      <w:lvlText w:val=""/>
+      <w:lvlJc w:val="left"/>
+      <w:pPr>
+        <w:tabs>
+          <w:tab w:val="num" w:pos="2880"/>
+        </w:tabs>
+        <w:ind w:left="2880" w:hanging="360"/>
+      </w:pPr>
+      <w:rPr>
+        <w:rFonts w:ascii="Wingdings" w:hAnsi="Wingdings" w:hint="default"/>
+        <w:sz w:val="20"/>
+      </w:rPr>
+    </w:lvl>
+    <w:lvl w:ilvl="4" w:tentative="1">
+      <w:start w:val="1"/>
+      <w:numFmt w:val="bullet"/>
+      <w:lvlText w:val=""/>
+      <w:lvlJc w:val="left"/>
+      <w:pPr>
+        <w:tabs>
+          <w:tab w:val="num" w:pos="3600"/>
+        </w:tabs>
+        <w:ind w:left="3600" w:hanging="360"/>
+      </w:pPr>
+      <w:rPr>
+        <w:rFonts w:ascii="Wingdings" w:hAnsi="Wingdings" w:hint="default"/>
+        <w:sz w:val="20"/>
+      </w:rPr>
+    </w:lvl>
+    <w:lvl w:ilvl="5" w:tentative="1">
+      <w:start w:val="1"/>
+      <w:numFmt w:val="bullet"/>
+      <w:lvlText w:val=""/>
+      <w:lvlJc w:val="left"/>
+      <w:pPr>
+        <w:tabs>
+          <w:tab w:val="num" w:pos="4320"/>
+        </w:tabs>
+        <w:ind w:left="4320" w:hanging="360"/>
+      </w:pPr>
+      <w:rPr>
+        <w:rFonts w:ascii="Wingdings" w:hAnsi="Wingdings" w:hint="default"/>
+        <w:sz w:val="20"/>
+      </w:rPr>
+    </w:lvl>
+    <w:lvl w:ilvl="6" w:tentative="1">
+      <w:start w:val="1"/>
+      <w:numFmt w:val="bullet"/>
+      <w:lvlText w:val=""/>
+      <w:lvlJc w:val="left"/>
+      <w:pPr>
+        <w:tabs>
+          <w:tab w:val="num" w:pos="5040"/>
+        </w:tabs>
+        <w:ind w:left="5040" w:hanging="360"/>
+      </w:pPr>
+      <w:rPr>
+        <w:rFonts w:ascii="Wingdings" w:hAnsi="Wingdings" w:hint="default"/>
+        <w:sz w:val="20"/>
+      </w:rPr>
+    </w:lvl>
+    <w:lvl w:ilvl="7" w:tentative="1">
+      <w:start w:val="1"/>
+      <w:numFmt w:val="bullet"/>
+      <w:lvlText w:val=""/>
+      <w:lvlJc w:val="left"/>
+      <w:pPr>
+        <w:tabs>
+          <w:tab w:val="num" w:pos="5760"/>
+        </w:tabs>
+        <w:ind w:left="5760" w:hanging="360"/>
+      </w:pPr>
+      <w:rPr>
+        <w:rFonts w:ascii="Wingdings" w:hAnsi="Wingdings" w:hint="default"/>
+        <w:sz w:val="20"/>
+      </w:rPr>
+    </w:lvl>
+    <w:lvl w:ilvl="8" w:tentative="1">
+      <w:start w:val="1"/>
+      <w:numFmt w:val="bullet"/>
+      <w:lvlText w:val=""/>
+      <w:lvlJc w:val="left"/>
+      <w:pPr>
+        <w:tabs>
+          <w:tab w:val="num" w:pos="6480"/>
+        </w:tabs>
+        <w:ind w:left="6480" w:hanging="360"/>
+      </w:pPr>
+      <w:rPr>
+        <w:rFonts w:ascii="Wingdings" w:hAnsi="Wingdings" w:hint="default"/>
+        <w:sz w:val="20"/>
+      </w:rPr>
+    </w:lvl>
+  </w:abstractNum>
+  <w:abstractNum w:abstractNumId="13" w15:restartNumberingAfterBreak="0">
     <w:nsid w:val="4A0B5164"/>
     <w:multiLevelType w:val="hybridMultilevel"/>
     <w:tmpl w:val="A9406B60"/>
@@ -8279,7 +8810,7 @@
         <w:ind w:left="840" w:hanging="360"/>
       </w:pPr>
       <w:rPr>
-        <w:rFonts w:hint="default" w:ascii="Symbol" w:hAnsi="Symbol"/>
+        <w:rFonts w:ascii="Symbol" w:hAnsi="Symbol" w:hint="default"/>
       </w:rPr>
     </w:lvl>
     <w:lvl w:ilvl="1" w:tplc="04090003" w:tentative="1">
@@ -8291,7 +8822,7 @@
         <w:ind w:left="1560" w:hanging="360"/>
       </w:pPr>
       <w:rPr>
-        <w:rFonts w:hint="default" w:ascii="Courier New" w:hAnsi="Courier New" w:cs="Courier New"/>
+        <w:rFonts w:ascii="Courier New" w:hAnsi="Courier New" w:cs="Courier New" w:hint="default"/>
       </w:rPr>
     </w:lvl>
     <w:lvl w:ilvl="2" w:tplc="04090005" w:tentative="1">
@@ -8303,7 +8834,7 @@
         <w:ind w:left="2280" w:hanging="360"/>
       </w:pPr>
       <w:rPr>
-        <w:rFonts w:hint="default" w:ascii="Wingdings" w:hAnsi="Wingdings"/>
+        <w:rFonts w:ascii="Wingdings" w:hAnsi="Wingdings" w:hint="default"/>
       </w:rPr>
     </w:lvl>
     <w:lvl w:ilvl="3" w:tplc="04090001" w:tentative="1">
@@ -8315,7 +8846,7 @@
         <w:ind w:left="3000" w:hanging="360"/>
       </w:pPr>
       <w:rPr>
-        <w:rFonts w:hint="default" w:ascii="Symbol" w:hAnsi="Symbol"/>
+        <w:rFonts w:ascii="Symbol" w:hAnsi="Symbol" w:hint="default"/>
       </w:rPr>
     </w:lvl>
     <w:lvl w:ilvl="4" w:tplc="04090003" w:tentative="1">
@@ -8327,7 +8858,7 @@
         <w:ind w:left="3720" w:hanging="360"/>
       </w:pPr>
       <w:rPr>
-        <w:rFonts w:hint="default" w:ascii="Courier New" w:hAnsi="Courier New" w:cs="Courier New"/>
+        <w:rFonts w:ascii="Courier New" w:hAnsi="Courier New" w:cs="Courier New" w:hint="default"/>
       </w:rPr>
     </w:lvl>
     <w:lvl w:ilvl="5" w:tplc="04090005" w:tentative="1">
@@ -8339,7 +8870,7 @@
         <w:ind w:left="4440" w:hanging="360"/>
       </w:pPr>
       <w:rPr>
-        <w:rFonts w:hint="default" w:ascii="Wingdings" w:hAnsi="Wingdings"/>
+        <w:rFonts w:ascii="Wingdings" w:hAnsi="Wingdings" w:hint="default"/>
       </w:rPr>
     </w:lvl>
     <w:lvl w:ilvl="6" w:tplc="04090001" w:tentative="1">
@@ -8351,7 +8882,7 @@
         <w:ind w:left="5160" w:hanging="360"/>
       </w:pPr>
       <w:rPr>
-        <w:rFonts w:hint="default" w:ascii="Symbol" w:hAnsi="Symbol"/>
+        <w:rFonts w:ascii="Symbol" w:hAnsi="Symbol" w:hint="default"/>
       </w:rPr>
     </w:lvl>
     <w:lvl w:ilvl="7" w:tplc="04090003" w:tentative="1">
@@ -8363,7 +8894,7 @@
         <w:ind w:left="5880" w:hanging="360"/>
       </w:pPr>
       <w:rPr>
-        <w:rFonts w:hint="default" w:ascii="Courier New" w:hAnsi="Courier New" w:cs="Courier New"/>
+        <w:rFonts w:ascii="Courier New" w:hAnsi="Courier New" w:cs="Courier New" w:hint="default"/>
       </w:rPr>
     </w:lvl>
     <w:lvl w:ilvl="8" w:tplc="04090005" w:tentative="1">
@@ -8375,11 +8906,11 @@
         <w:ind w:left="6600" w:hanging="360"/>
       </w:pPr>
       <w:rPr>
-        <w:rFonts w:hint="default" w:ascii="Wingdings" w:hAnsi="Wingdings"/>
+        <w:rFonts w:ascii="Wingdings" w:hAnsi="Wingdings" w:hint="default"/>
       </w:rPr>
     </w:lvl>
   </w:abstractNum>
-  <w:abstractNum w:abstractNumId="12" w15:restartNumberingAfterBreak="0">
+  <w:abstractNum w:abstractNumId="14" w15:restartNumberingAfterBreak="0">
     <w:nsid w:val="4D00C9D5"/>
     <w:multiLevelType w:val="hybridMultilevel"/>
     <w:tmpl w:val="9A321FDE"/>
@@ -8392,7 +8923,7 @@
         <w:ind w:left="720" w:hanging="360"/>
       </w:pPr>
       <w:rPr>
-        <w:rFonts w:hint="default" w:ascii="Symbol" w:hAnsi="Symbol"/>
+        <w:rFonts w:ascii="Symbol" w:hAnsi="Symbol" w:hint="default"/>
       </w:rPr>
     </w:lvl>
     <w:lvl w:ilvl="1" w:tplc="D7EC2A96">
@@ -8404,7 +8935,7 @@
         <w:ind w:left="1440" w:hanging="360"/>
       </w:pPr>
       <w:rPr>
-        <w:rFonts w:hint="default" w:ascii="Courier New" w:hAnsi="Courier New"/>
+        <w:rFonts w:ascii="Courier New" w:hAnsi="Courier New" w:hint="default"/>
       </w:rPr>
     </w:lvl>
     <w:lvl w:ilvl="2" w:tplc="15722158">
@@ -8416,7 +8947,7 @@
         <w:ind w:left="2160" w:hanging="360"/>
       </w:pPr>
       <w:rPr>
-        <w:rFonts w:hint="default" w:ascii="Wingdings" w:hAnsi="Wingdings"/>
+        <w:rFonts w:ascii="Wingdings" w:hAnsi="Wingdings" w:hint="default"/>
       </w:rPr>
     </w:lvl>
     <w:lvl w:ilvl="3" w:tplc="76F646A0">
@@ -8428,7 +8959,7 @@
         <w:ind w:left="2880" w:hanging="360"/>
       </w:pPr>
       <w:rPr>
-        <w:rFonts w:hint="default" w:ascii="Symbol" w:hAnsi="Symbol"/>
+        <w:rFonts w:ascii="Symbol" w:hAnsi="Symbol" w:hint="default"/>
       </w:rPr>
     </w:lvl>
     <w:lvl w:ilvl="4" w:tplc="C96CC3DE">
@@ -8440,7 +8971,7 @@
         <w:ind w:left="3600" w:hanging="360"/>
       </w:pPr>
       <w:rPr>
-        <w:rFonts w:hint="default" w:ascii="Courier New" w:hAnsi="Courier New"/>
+        <w:rFonts w:ascii="Courier New" w:hAnsi="Courier New" w:hint="default"/>
       </w:rPr>
     </w:lvl>
     <w:lvl w:ilvl="5" w:tplc="CA3C1244">
@@ -8452,7 +8983,7 @@
         <w:ind w:left="4320" w:hanging="360"/>
       </w:pPr>
       <w:rPr>
-        <w:rFonts w:hint="default" w:ascii="Wingdings" w:hAnsi="Wingdings"/>
+        <w:rFonts w:ascii="Wingdings" w:hAnsi="Wingdings" w:hint="default"/>
       </w:rPr>
     </w:lvl>
     <w:lvl w:ilvl="6" w:tplc="052A71D8">
@@ -8464,7 +8995,7 @@
         <w:ind w:left="5040" w:hanging="360"/>
       </w:pPr>
       <w:rPr>
-        <w:rFonts w:hint="default" w:ascii="Symbol" w:hAnsi="Symbol"/>
+        <w:rFonts w:ascii="Symbol" w:hAnsi="Symbol" w:hint="default"/>
       </w:rPr>
     </w:lvl>
     <w:lvl w:ilvl="7" w:tplc="C4EAD5C0">
@@ -8476,7 +9007,7 @@
         <w:ind w:left="5760" w:hanging="360"/>
       </w:pPr>
       <w:rPr>
-        <w:rFonts w:hint="default" w:ascii="Courier New" w:hAnsi="Courier New"/>
+        <w:rFonts w:ascii="Courier New" w:hAnsi="Courier New" w:hint="default"/>
       </w:rPr>
     </w:lvl>
     <w:lvl w:ilvl="8" w:tplc="D0C0FF86">
@@ -8488,11 +9019,11 @@
         <w:ind w:left="6480" w:hanging="360"/>
       </w:pPr>
       <w:rPr>
-        <w:rFonts w:hint="default" w:ascii="Wingdings" w:hAnsi="Wingdings"/>
+        <w:rFonts w:ascii="Wingdings" w:hAnsi="Wingdings" w:hint="default"/>
       </w:rPr>
     </w:lvl>
   </w:abstractNum>
-  <w:abstractNum w:abstractNumId="13" w15:restartNumberingAfterBreak="0">
+  <w:abstractNum w:abstractNumId="15" w15:restartNumberingAfterBreak="0">
     <w:nsid w:val="52AF3966"/>
     <w:multiLevelType w:val="multilevel"/>
     <w:tmpl w:val="69DEFDD8"/>
@@ -8508,7 +9039,7 @@
         <w:ind w:left="720" w:hanging="360"/>
       </w:pPr>
       <w:rPr>
-        <w:rFonts w:hint="default" w:ascii="Symbol" w:hAnsi="Symbol"/>
+        <w:rFonts w:ascii="Symbol" w:hAnsi="Symbol" w:hint="default"/>
         <w:sz w:val="20"/>
       </w:rPr>
     </w:lvl>
@@ -8521,7 +9052,7 @@
         <w:ind w:left="1440" w:hanging="360"/>
       </w:pPr>
       <w:rPr>
-        <w:rFonts w:hint="default" w:ascii="Times New Roman" w:hAnsi="Times New Roman" w:cs="Times New Roman" w:eastAsiaTheme="minorHAnsi"/>
+        <w:rFonts w:ascii="Times New Roman" w:eastAsiaTheme="minorHAnsi" w:hAnsi="Times New Roman" w:cs="Times New Roman" w:hint="default"/>
       </w:rPr>
     </w:lvl>
     <w:lvl w:ilvl="2" w:tentative="1">
@@ -8536,7 +9067,7 @@
         <w:ind w:left="2160" w:hanging="360"/>
       </w:pPr>
       <w:rPr>
-        <w:rFonts w:hint="default" w:ascii="Wingdings" w:hAnsi="Wingdings"/>
+        <w:rFonts w:ascii="Wingdings" w:hAnsi="Wingdings" w:hint="default"/>
         <w:sz w:val="20"/>
       </w:rPr>
     </w:lvl>
@@ -8552,7 +9083,7 @@
         <w:ind w:left="2880" w:hanging="360"/>
       </w:pPr>
       <w:rPr>
-        <w:rFonts w:hint="default" w:ascii="Wingdings" w:hAnsi="Wingdings"/>
+        <w:rFonts w:ascii="Wingdings" w:hAnsi="Wingdings" w:hint="default"/>
         <w:sz w:val="20"/>
       </w:rPr>
     </w:lvl>
@@ -8568,7 +9099,7 @@
         <w:ind w:left="3600" w:hanging="360"/>
       </w:pPr>
       <w:rPr>
-        <w:rFonts w:hint="default" w:ascii="Wingdings" w:hAnsi="Wingdings"/>
+        <w:rFonts w:ascii="Wingdings" w:hAnsi="Wingdings" w:hint="default"/>
         <w:sz w:val="20"/>
       </w:rPr>
     </w:lvl>
@@ -8584,7 +9115,7 @@
         <w:ind w:left="4320" w:hanging="360"/>
       </w:pPr>
       <w:rPr>
-        <w:rFonts w:hint="default" w:ascii="Wingdings" w:hAnsi="Wingdings"/>
+        <w:rFonts w:ascii="Wingdings" w:hAnsi="Wingdings" w:hint="default"/>
         <w:sz w:val="20"/>
       </w:rPr>
     </w:lvl>
@@ -8600,7 +9131,7 @@
         <w:ind w:left="5040" w:hanging="360"/>
       </w:pPr>
       <w:rPr>
-        <w:rFonts w:hint="default" w:ascii="Wingdings" w:hAnsi="Wingdings"/>
+        <w:rFonts w:ascii="Wingdings" w:hAnsi="Wingdings" w:hint="default"/>
         <w:sz w:val="20"/>
       </w:rPr>
     </w:lvl>
@@ -8616,7 +9147,7 @@
         <w:ind w:left="5760" w:hanging="360"/>
       </w:pPr>
       <w:rPr>
-        <w:rFonts w:hint="default" w:ascii="Wingdings" w:hAnsi="Wingdings"/>
+        <w:rFonts w:ascii="Wingdings" w:hAnsi="Wingdings" w:hint="default"/>
         <w:sz w:val="20"/>
       </w:rPr>
     </w:lvl>
@@ -8632,12 +9163,12 @@
         <w:ind w:left="6480" w:hanging="360"/>
       </w:pPr>
       <w:rPr>
-        <w:rFonts w:hint="default" w:ascii="Wingdings" w:hAnsi="Wingdings"/>
+        <w:rFonts w:ascii="Wingdings" w:hAnsi="Wingdings" w:hint="default"/>
         <w:sz w:val="20"/>
       </w:rPr>
     </w:lvl>
   </w:abstractNum>
-  <w:abstractNum w:abstractNumId="14" w15:restartNumberingAfterBreak="0">
+  <w:abstractNum w:abstractNumId="16" w15:restartNumberingAfterBreak="0">
     <w:nsid w:val="577852BC"/>
     <w:multiLevelType w:val="multilevel"/>
     <w:tmpl w:val="8B2448BE"/>
@@ -8653,7 +9184,7 @@
         <w:ind w:left="720" w:hanging="360"/>
       </w:pPr>
       <w:rPr>
-        <w:rFonts w:hint="default" w:ascii="Symbol" w:hAnsi="Symbol"/>
+        <w:rFonts w:ascii="Symbol" w:hAnsi="Symbol" w:hint="default"/>
         <w:sz w:val="20"/>
       </w:rPr>
     </w:lvl>
@@ -8669,7 +9200,7 @@
         <w:ind w:left="1440" w:hanging="360"/>
       </w:pPr>
       <w:rPr>
-        <w:rFonts w:hint="default" w:ascii="Courier New" w:hAnsi="Courier New"/>
+        <w:rFonts w:ascii="Courier New" w:hAnsi="Courier New" w:hint="default"/>
         <w:sz w:val="20"/>
       </w:rPr>
     </w:lvl>
@@ -8685,7 +9216,7 @@
         <w:ind w:left="2160" w:hanging="360"/>
       </w:pPr>
       <w:rPr>
-        <w:rFonts w:hint="default" w:ascii="Wingdings" w:hAnsi="Wingdings"/>
+        <w:rFonts w:ascii="Wingdings" w:hAnsi="Wingdings" w:hint="default"/>
         <w:sz w:val="20"/>
       </w:rPr>
     </w:lvl>
@@ -8701,7 +9232,7 @@
         <w:ind w:left="2880" w:hanging="360"/>
       </w:pPr>
       <w:rPr>
-        <w:rFonts w:hint="default" w:ascii="Wingdings" w:hAnsi="Wingdings"/>
+        <w:rFonts w:ascii="Wingdings" w:hAnsi="Wingdings" w:hint="default"/>
         <w:sz w:val="20"/>
       </w:rPr>
     </w:lvl>
@@ -8717,7 +9248,7 @@
         <w:ind w:left="3600" w:hanging="360"/>
       </w:pPr>
       <w:rPr>
-        <w:rFonts w:hint="default" w:ascii="Wingdings" w:hAnsi="Wingdings"/>
+        <w:rFonts w:ascii="Wingdings" w:hAnsi="Wingdings" w:hint="default"/>
         <w:sz w:val="20"/>
       </w:rPr>
     </w:lvl>
@@ -8733,7 +9264,7 @@
         <w:ind w:left="4320" w:hanging="360"/>
       </w:pPr>
       <w:rPr>
-        <w:rFonts w:hint="default" w:ascii="Wingdings" w:hAnsi="Wingdings"/>
+        <w:rFonts w:ascii="Wingdings" w:hAnsi="Wingdings" w:hint="default"/>
         <w:sz w:val="20"/>
       </w:rPr>
     </w:lvl>
@@ -8749,7 +9280,7 @@
         <w:ind w:left="5040" w:hanging="360"/>
       </w:pPr>
       <w:rPr>
-        <w:rFonts w:hint="default" w:ascii="Wingdings" w:hAnsi="Wingdings"/>
+        <w:rFonts w:ascii="Wingdings" w:hAnsi="Wingdings" w:hint="default"/>
         <w:sz w:val="20"/>
       </w:rPr>
     </w:lvl>
@@ -8765,7 +9296,7 @@
         <w:ind w:left="5760" w:hanging="360"/>
       </w:pPr>
       <w:rPr>
-        <w:rFonts w:hint="default" w:ascii="Wingdings" w:hAnsi="Wingdings"/>
+        <w:rFonts w:ascii="Wingdings" w:hAnsi="Wingdings" w:hint="default"/>
         <w:sz w:val="20"/>
       </w:rPr>
     </w:lvl>
@@ -8781,12 +9312,12 @@
         <w:ind w:left="6480" w:hanging="360"/>
       </w:pPr>
       <w:rPr>
-        <w:rFonts w:hint="default" w:ascii="Wingdings" w:hAnsi="Wingdings"/>
+        <w:rFonts w:ascii="Wingdings" w:hAnsi="Wingdings" w:hint="default"/>
         <w:sz w:val="20"/>
       </w:rPr>
     </w:lvl>
   </w:abstractNum>
-  <w:abstractNum w:abstractNumId="15" w15:restartNumberingAfterBreak="0">
+  <w:abstractNum w:abstractNumId="17" w15:restartNumberingAfterBreak="0">
     <w:nsid w:val="62022EF5"/>
     <w:multiLevelType w:val="multilevel"/>
     <w:tmpl w:val="6C624254"/>
@@ -8899,7 +9430,7 @@
       </w:pPr>
     </w:lvl>
   </w:abstractNum>
-  <w:abstractNum w:abstractNumId="16" w15:restartNumberingAfterBreak="0">
+  <w:abstractNum w:abstractNumId="18" w15:restartNumberingAfterBreak="0">
     <w:nsid w:val="69D15638"/>
     <w:multiLevelType w:val="hybridMultilevel"/>
     <w:tmpl w:val="E2CA0956"/>
@@ -8912,7 +9443,7 @@
         <w:ind w:left="2160" w:hanging="360"/>
       </w:pPr>
       <w:rPr>
-        <w:rFonts w:hint="default" w:ascii="Wingdings" w:hAnsi="Wingdings"/>
+        <w:rFonts w:ascii="Wingdings" w:hAnsi="Wingdings" w:hint="default"/>
       </w:rPr>
     </w:lvl>
     <w:lvl w:ilvl="1" w:tplc="04090003" w:tentative="1">
@@ -8924,7 +9455,7 @@
         <w:ind w:left="2880" w:hanging="360"/>
       </w:pPr>
       <w:rPr>
-        <w:rFonts w:hint="default" w:ascii="Courier New" w:hAnsi="Courier New" w:cs="Courier New"/>
+        <w:rFonts w:ascii="Courier New" w:hAnsi="Courier New" w:cs="Courier New" w:hint="default"/>
       </w:rPr>
     </w:lvl>
     <w:lvl w:ilvl="2" w:tplc="04090005" w:tentative="1">
@@ -8936,7 +9467,7 @@
         <w:ind w:left="3600" w:hanging="360"/>
       </w:pPr>
       <w:rPr>
-        <w:rFonts w:hint="default" w:ascii="Wingdings" w:hAnsi="Wingdings"/>
+        <w:rFonts w:ascii="Wingdings" w:hAnsi="Wingdings" w:hint="default"/>
       </w:rPr>
     </w:lvl>
     <w:lvl w:ilvl="3" w:tplc="04090001" w:tentative="1">
@@ -8948,7 +9479,7 @@
         <w:ind w:left="4320" w:hanging="360"/>
       </w:pPr>
       <w:rPr>
-        <w:rFonts w:hint="default" w:ascii="Symbol" w:hAnsi="Symbol"/>
+        <w:rFonts w:ascii="Symbol" w:hAnsi="Symbol" w:hint="default"/>
       </w:rPr>
     </w:lvl>
     <w:lvl w:ilvl="4" w:tplc="04090003" w:tentative="1">
@@ -8960,7 +9491,7 @@
         <w:ind w:left="5040" w:hanging="360"/>
       </w:pPr>
       <w:rPr>
-        <w:rFonts w:hint="default" w:ascii="Courier New" w:hAnsi="Courier New" w:cs="Courier New"/>
+        <w:rFonts w:ascii="Courier New" w:hAnsi="Courier New" w:cs="Courier New" w:hint="default"/>
       </w:rPr>
     </w:lvl>
     <w:lvl w:ilvl="5" w:tplc="04090005" w:tentative="1">
@@ -8972,7 +9503,7 @@
         <w:ind w:left="5760" w:hanging="360"/>
       </w:pPr>
       <w:rPr>
-        <w:rFonts w:hint="default" w:ascii="Wingdings" w:hAnsi="Wingdings"/>
+        <w:rFonts w:ascii="Wingdings" w:hAnsi="Wingdings" w:hint="default"/>
       </w:rPr>
     </w:lvl>
     <w:lvl w:ilvl="6" w:tplc="04090001" w:tentative="1">
@@ -8984,7 +9515,7 @@
         <w:ind w:left="6480" w:hanging="360"/>
       </w:pPr>
       <w:rPr>
-        <w:rFonts w:hint="default" w:ascii="Symbol" w:hAnsi="Symbol"/>
+        <w:rFonts w:ascii="Symbol" w:hAnsi="Symbol" w:hint="default"/>
       </w:rPr>
     </w:lvl>
     <w:lvl w:ilvl="7" w:tplc="04090003" w:tentative="1">
@@ -8996,7 +9527,7 @@
         <w:ind w:left="7200" w:hanging="360"/>
       </w:pPr>
       <w:rPr>
-        <w:rFonts w:hint="default" w:ascii="Courier New" w:hAnsi="Courier New" w:cs="Courier New"/>
+        <w:rFonts w:ascii="Courier New" w:hAnsi="Courier New" w:cs="Courier New" w:hint="default"/>
       </w:rPr>
     </w:lvl>
     <w:lvl w:ilvl="8" w:tplc="04090005" w:tentative="1">
@@ -9008,11 +9539,11 @@
         <w:ind w:left="7920" w:hanging="360"/>
       </w:pPr>
       <w:rPr>
-        <w:rFonts w:hint="default" w:ascii="Wingdings" w:hAnsi="Wingdings"/>
+        <w:rFonts w:ascii="Wingdings" w:hAnsi="Wingdings" w:hint="default"/>
       </w:rPr>
     </w:lvl>
   </w:abstractNum>
-  <w:abstractNum w:abstractNumId="17" w15:restartNumberingAfterBreak="0">
+  <w:abstractNum w:abstractNumId="19" w15:restartNumberingAfterBreak="0">
     <w:nsid w:val="6A2F6300"/>
     <w:multiLevelType w:val="multilevel"/>
     <w:tmpl w:val="63B814BE"/>
@@ -9028,7 +9559,7 @@
         <w:ind w:left="720" w:hanging="360"/>
       </w:pPr>
       <w:rPr>
-        <w:rFonts w:hint="default" w:ascii="Symbol" w:hAnsi="Symbol"/>
+        <w:rFonts w:ascii="Symbol" w:hAnsi="Symbol" w:hint="default"/>
         <w:sz w:val="20"/>
       </w:rPr>
     </w:lvl>
@@ -9044,7 +9575,7 @@
         <w:ind w:left="1440" w:hanging="360"/>
       </w:pPr>
       <w:rPr>
-        <w:rFonts w:hint="default" w:ascii="Courier New" w:hAnsi="Courier New"/>
+        <w:rFonts w:ascii="Courier New" w:hAnsi="Courier New" w:hint="default"/>
         <w:sz w:val="20"/>
       </w:rPr>
     </w:lvl>
@@ -9060,7 +9591,7 @@
         <w:ind w:left="2160" w:hanging="360"/>
       </w:pPr>
       <w:rPr>
-        <w:rFonts w:hint="default" w:ascii="Wingdings" w:hAnsi="Wingdings"/>
+        <w:rFonts w:ascii="Wingdings" w:hAnsi="Wingdings" w:hint="default"/>
         <w:sz w:val="20"/>
       </w:rPr>
     </w:lvl>
@@ -9076,7 +9607,7 @@
         <w:ind w:left="2880" w:hanging="360"/>
       </w:pPr>
       <w:rPr>
-        <w:rFonts w:hint="default" w:ascii="Wingdings" w:hAnsi="Wingdings"/>
+        <w:rFonts w:ascii="Wingdings" w:hAnsi="Wingdings" w:hint="default"/>
         <w:sz w:val="20"/>
       </w:rPr>
     </w:lvl>
@@ -9092,7 +9623,7 @@
         <w:ind w:left="3600" w:hanging="360"/>
       </w:pPr>
       <w:rPr>
-        <w:rFonts w:hint="default" w:ascii="Wingdings" w:hAnsi="Wingdings"/>
+        <w:rFonts w:ascii="Wingdings" w:hAnsi="Wingdings" w:hint="default"/>
         <w:sz w:val="20"/>
       </w:rPr>
     </w:lvl>
@@ -9108,7 +9639,7 @@
         <w:ind w:left="4320" w:hanging="360"/>
       </w:pPr>
       <w:rPr>
-        <w:rFonts w:hint="default" w:ascii="Wingdings" w:hAnsi="Wingdings"/>
+        <w:rFonts w:ascii="Wingdings" w:hAnsi="Wingdings" w:hint="default"/>
         <w:sz w:val="20"/>
       </w:rPr>
     </w:lvl>
@@ -9124,7 +9655,7 @@
         <w:ind w:left="5040" w:hanging="360"/>
       </w:pPr>
       <w:rPr>
-        <w:rFonts w:hint="default" w:ascii="Wingdings" w:hAnsi="Wingdings"/>
+        <w:rFonts w:ascii="Wingdings" w:hAnsi="Wingdings" w:hint="default"/>
         <w:sz w:val="20"/>
       </w:rPr>
     </w:lvl>
@@ -9140,7 +9671,7 @@
         <w:ind w:left="5760" w:hanging="360"/>
       </w:pPr>
       <w:rPr>
-        <w:rFonts w:hint="default" w:ascii="Wingdings" w:hAnsi="Wingdings"/>
+        <w:rFonts w:ascii="Wingdings" w:hAnsi="Wingdings" w:hint="default"/>
         <w:sz w:val="20"/>
       </w:rPr>
     </w:lvl>
@@ -9156,12 +9687,12 @@
         <w:ind w:left="6480" w:hanging="360"/>
       </w:pPr>
       <w:rPr>
-        <w:rFonts w:hint="default" w:ascii="Wingdings" w:hAnsi="Wingdings"/>
+        <w:rFonts w:ascii="Wingdings" w:hAnsi="Wingdings" w:hint="default"/>
         <w:sz w:val="20"/>
       </w:rPr>
     </w:lvl>
   </w:abstractNum>
-  <w:abstractNum w:abstractNumId="18" w15:restartNumberingAfterBreak="0">
+  <w:abstractNum w:abstractNumId="20" w15:restartNumberingAfterBreak="0">
     <w:nsid w:val="6BE20DCE"/>
     <w:multiLevelType w:val="multilevel"/>
     <w:tmpl w:val="A0F098F8"/>
@@ -9177,7 +9708,7 @@
         <w:ind w:left="720" w:hanging="360"/>
       </w:pPr>
       <w:rPr>
-        <w:rFonts w:hint="default" w:ascii="Symbol" w:hAnsi="Symbol"/>
+        <w:rFonts w:ascii="Symbol" w:hAnsi="Symbol" w:hint="default"/>
         <w:sz w:val="20"/>
       </w:rPr>
     </w:lvl>
@@ -9193,7 +9724,7 @@
         <w:ind w:left="1440" w:hanging="360"/>
       </w:pPr>
       <w:rPr>
-        <w:rFonts w:hint="default" w:ascii="Courier New" w:hAnsi="Courier New"/>
+        <w:rFonts w:ascii="Courier New" w:hAnsi="Courier New" w:hint="default"/>
         <w:sz w:val="20"/>
       </w:rPr>
     </w:lvl>
@@ -9209,7 +9740,7 @@
         <w:ind w:left="2160" w:hanging="360"/>
       </w:pPr>
       <w:rPr>
-        <w:rFonts w:hint="default" w:ascii="Wingdings" w:hAnsi="Wingdings"/>
+        <w:rFonts w:ascii="Wingdings" w:hAnsi="Wingdings" w:hint="default"/>
         <w:sz w:val="20"/>
       </w:rPr>
     </w:lvl>
@@ -9225,7 +9756,7 @@
         <w:ind w:left="2880" w:hanging="360"/>
       </w:pPr>
       <w:rPr>
-        <w:rFonts w:hint="default" w:ascii="Wingdings" w:hAnsi="Wingdings"/>
+        <w:rFonts w:ascii="Wingdings" w:hAnsi="Wingdings" w:hint="default"/>
         <w:sz w:val="20"/>
       </w:rPr>
     </w:lvl>
@@ -9241,7 +9772,7 @@
         <w:ind w:left="3600" w:hanging="360"/>
       </w:pPr>
       <w:rPr>
-        <w:rFonts w:hint="default" w:ascii="Wingdings" w:hAnsi="Wingdings"/>
+        <w:rFonts w:ascii="Wingdings" w:hAnsi="Wingdings" w:hint="default"/>
         <w:sz w:val="20"/>
       </w:rPr>
     </w:lvl>
@@ -9257,7 +9788,7 @@
         <w:ind w:left="4320" w:hanging="360"/>
       </w:pPr>
       <w:rPr>
-        <w:rFonts w:hint="default" w:ascii="Wingdings" w:hAnsi="Wingdings"/>
+        <w:rFonts w:ascii="Wingdings" w:hAnsi="Wingdings" w:hint="default"/>
         <w:sz w:val="20"/>
       </w:rPr>
     </w:lvl>
@@ -9273,7 +9804,7 @@
         <w:ind w:left="5040" w:hanging="360"/>
       </w:pPr>
       <w:rPr>
-        <w:rFonts w:hint="default" w:ascii="Wingdings" w:hAnsi="Wingdings"/>
+        <w:rFonts w:ascii="Wingdings" w:hAnsi="Wingdings" w:hint="default"/>
         <w:sz w:val="20"/>
       </w:rPr>
     </w:lvl>
@@ -9289,7 +9820,7 @@
         <w:ind w:left="5760" w:hanging="360"/>
       </w:pPr>
       <w:rPr>
-        <w:rFonts w:hint="default" w:ascii="Wingdings" w:hAnsi="Wingdings"/>
+        <w:rFonts w:ascii="Wingdings" w:hAnsi="Wingdings" w:hint="default"/>
         <w:sz w:val="20"/>
       </w:rPr>
     </w:lvl>
@@ -9305,12 +9836,12 @@
         <w:ind w:left="6480" w:hanging="360"/>
       </w:pPr>
       <w:rPr>
-        <w:rFonts w:hint="default" w:ascii="Wingdings" w:hAnsi="Wingdings"/>
+        <w:rFonts w:ascii="Wingdings" w:hAnsi="Wingdings" w:hint="default"/>
         <w:sz w:val="20"/>
       </w:rPr>
     </w:lvl>
   </w:abstractNum>
-  <w:abstractNum w:abstractNumId="19" w15:restartNumberingAfterBreak="0">
+  <w:abstractNum w:abstractNumId="21" w15:restartNumberingAfterBreak="0">
     <w:nsid w:val="6D343EFD"/>
     <w:multiLevelType w:val="hybridMultilevel"/>
     <w:tmpl w:val="A3C2C190"/>
@@ -9399,7 +9930,120 @@
       </w:pPr>
     </w:lvl>
   </w:abstractNum>
-  <w:abstractNum w:abstractNumId="20" w15:restartNumberingAfterBreak="0">
+  <w:abstractNum w:abstractNumId="22" w15:restartNumberingAfterBreak="0">
+    <w:nsid w:val="6F36AD43"/>
+    <w:multiLevelType w:val="hybridMultilevel"/>
+    <w:tmpl w:val="5150DC4A"/>
+    <w:lvl w:ilvl="0" w:tplc="909297AA">
+      <w:start w:val="1"/>
+      <w:numFmt w:val="bullet"/>
+      <w:lvlText w:val="-"/>
+      <w:lvlJc w:val="left"/>
+      <w:pPr>
+        <w:ind w:left="720" w:hanging="360"/>
+      </w:pPr>
+      <w:rPr>
+        <w:rFonts w:ascii="Aptos" w:hAnsi="Aptos" w:hint="default"/>
+      </w:rPr>
+    </w:lvl>
+    <w:lvl w:ilvl="1" w:tplc="EBBAD69E">
+      <w:start w:val="1"/>
+      <w:numFmt w:val="bullet"/>
+      <w:lvlText w:val="o"/>
+      <w:lvlJc w:val="left"/>
+      <w:pPr>
+        <w:ind w:left="1440" w:hanging="360"/>
+      </w:pPr>
+      <w:rPr>
+        <w:rFonts w:ascii="Courier New" w:hAnsi="Courier New" w:hint="default"/>
+      </w:rPr>
+    </w:lvl>
+    <w:lvl w:ilvl="2" w:tplc="0E54EB2E">
+      <w:start w:val="1"/>
+      <w:numFmt w:val="bullet"/>
+      <w:lvlText w:val=""/>
+      <w:lvlJc w:val="left"/>
+      <w:pPr>
+        <w:ind w:left="2160" w:hanging="360"/>
+      </w:pPr>
+      <w:rPr>
+        <w:rFonts w:ascii="Wingdings" w:hAnsi="Wingdings" w:hint="default"/>
+      </w:rPr>
+    </w:lvl>
+    <w:lvl w:ilvl="3" w:tplc="F1280D5E">
+      <w:start w:val="1"/>
+      <w:numFmt w:val="bullet"/>
+      <w:lvlText w:val=""/>
+      <w:lvlJc w:val="left"/>
+      <w:pPr>
+        <w:ind w:left="2880" w:hanging="360"/>
+      </w:pPr>
+      <w:rPr>
+        <w:rFonts w:ascii="Symbol" w:hAnsi="Symbol" w:hint="default"/>
+      </w:rPr>
+    </w:lvl>
+    <w:lvl w:ilvl="4" w:tplc="50680BBE">
+      <w:start w:val="1"/>
+      <w:numFmt w:val="bullet"/>
+      <w:lvlText w:val="o"/>
+      <w:lvlJc w:val="left"/>
+      <w:pPr>
+        <w:ind w:left="3600" w:hanging="360"/>
+      </w:pPr>
+      <w:rPr>
+        <w:rFonts w:ascii="Courier New" w:hAnsi="Courier New" w:hint="default"/>
+      </w:rPr>
+    </w:lvl>
+    <w:lvl w:ilvl="5" w:tplc="D182EA9E">
+      <w:start w:val="1"/>
+      <w:numFmt w:val="bullet"/>
+      <w:lvlText w:val=""/>
+      <w:lvlJc w:val="left"/>
+      <w:pPr>
+        <w:ind w:left="4320" w:hanging="360"/>
+      </w:pPr>
+      <w:rPr>
+        <w:rFonts w:ascii="Wingdings" w:hAnsi="Wingdings" w:hint="default"/>
+      </w:rPr>
+    </w:lvl>
+    <w:lvl w:ilvl="6" w:tplc="614E654C">
+      <w:start w:val="1"/>
+      <w:numFmt w:val="bullet"/>
+      <w:lvlText w:val=""/>
+      <w:lvlJc w:val="left"/>
+      <w:pPr>
+        <w:ind w:left="5040" w:hanging="360"/>
+      </w:pPr>
+      <w:rPr>
+        <w:rFonts w:ascii="Symbol" w:hAnsi="Symbol" w:hint="default"/>
+      </w:rPr>
+    </w:lvl>
+    <w:lvl w:ilvl="7" w:tplc="86D64BBE">
+      <w:start w:val="1"/>
+      <w:numFmt w:val="bullet"/>
+      <w:lvlText w:val="o"/>
+      <w:lvlJc w:val="left"/>
+      <w:pPr>
+        <w:ind w:left="5760" w:hanging="360"/>
+      </w:pPr>
+      <w:rPr>
+        <w:rFonts w:ascii="Courier New" w:hAnsi="Courier New" w:hint="default"/>
+      </w:rPr>
+    </w:lvl>
+    <w:lvl w:ilvl="8" w:tplc="3E54B1C0">
+      <w:start w:val="1"/>
+      <w:numFmt w:val="bullet"/>
+      <w:lvlText w:val=""/>
+      <w:lvlJc w:val="left"/>
+      <w:pPr>
+        <w:ind w:left="6480" w:hanging="360"/>
+      </w:pPr>
+      <w:rPr>
+        <w:rFonts w:ascii="Wingdings" w:hAnsi="Wingdings" w:hint="default"/>
+      </w:rPr>
+    </w:lvl>
+  </w:abstractNum>
+  <w:abstractNum w:abstractNumId="23" w15:restartNumberingAfterBreak="0">
     <w:nsid w:val="73E61F88"/>
     <w:multiLevelType w:val="multilevel"/>
     <w:tmpl w:val="C77C5E24"/>
@@ -9415,7 +10059,7 @@
         <w:ind w:left="720" w:hanging="360"/>
       </w:pPr>
       <w:rPr>
-        <w:rFonts w:hint="default" w:ascii="Symbol" w:hAnsi="Symbol"/>
+        <w:rFonts w:ascii="Symbol" w:hAnsi="Symbol" w:hint="default"/>
         <w:sz w:val="20"/>
       </w:rPr>
     </w:lvl>
@@ -9431,7 +10075,7 @@
         <w:ind w:left="1440" w:hanging="360"/>
       </w:pPr>
       <w:rPr>
-        <w:rFonts w:hint="default" w:ascii="Courier New" w:hAnsi="Courier New"/>
+        <w:rFonts w:ascii="Courier New" w:hAnsi="Courier New" w:hint="default"/>
         <w:sz w:val="20"/>
       </w:rPr>
     </w:lvl>
@@ -9447,7 +10091,7 @@
         <w:ind w:left="2160" w:hanging="360"/>
       </w:pPr>
       <w:rPr>
-        <w:rFonts w:hint="default" w:ascii="Wingdings" w:hAnsi="Wingdings"/>
+        <w:rFonts w:ascii="Wingdings" w:hAnsi="Wingdings" w:hint="default"/>
         <w:sz w:val="20"/>
       </w:rPr>
     </w:lvl>
@@ -9463,7 +10107,7 @@
         <w:ind w:left="2880" w:hanging="360"/>
       </w:pPr>
       <w:rPr>
-        <w:rFonts w:hint="default" w:ascii="Wingdings" w:hAnsi="Wingdings"/>
+        <w:rFonts w:ascii="Wingdings" w:hAnsi="Wingdings" w:hint="default"/>
         <w:sz w:val="20"/>
       </w:rPr>
     </w:lvl>
@@ -9479,7 +10123,7 @@
         <w:ind w:left="3600" w:hanging="360"/>
       </w:pPr>
       <w:rPr>
-        <w:rFonts w:hint="default" w:ascii="Wingdings" w:hAnsi="Wingdings"/>
+        <w:rFonts w:ascii="Wingdings" w:hAnsi="Wingdings" w:hint="default"/>
         <w:sz w:val="20"/>
       </w:rPr>
     </w:lvl>
@@ -9495,7 +10139,7 @@
         <w:ind w:left="4320" w:hanging="360"/>
       </w:pPr>
       <w:rPr>
-        <w:rFonts w:hint="default" w:ascii="Wingdings" w:hAnsi="Wingdings"/>
+        <w:rFonts w:ascii="Wingdings" w:hAnsi="Wingdings" w:hint="default"/>
         <w:sz w:val="20"/>
       </w:rPr>
     </w:lvl>
@@ -9511,7 +10155,7 @@
         <w:ind w:left="5040" w:hanging="360"/>
       </w:pPr>
       <w:rPr>
-        <w:rFonts w:hint="default" w:ascii="Wingdings" w:hAnsi="Wingdings"/>
+        <w:rFonts w:ascii="Wingdings" w:hAnsi="Wingdings" w:hint="default"/>
         <w:sz w:val="20"/>
       </w:rPr>
     </w:lvl>
@@ -9527,7 +10171,7 @@
         <w:ind w:left="5760" w:hanging="360"/>
       </w:pPr>
       <w:rPr>
-        <w:rFonts w:hint="default" w:ascii="Wingdings" w:hAnsi="Wingdings"/>
+        <w:rFonts w:ascii="Wingdings" w:hAnsi="Wingdings" w:hint="default"/>
         <w:sz w:val="20"/>
       </w:rPr>
     </w:lvl>
@@ -9543,12 +10187,12 @@
         <w:ind w:left="6480" w:hanging="360"/>
       </w:pPr>
       <w:rPr>
-        <w:rFonts w:hint="default" w:ascii="Wingdings" w:hAnsi="Wingdings"/>
+        <w:rFonts w:ascii="Wingdings" w:hAnsi="Wingdings" w:hint="default"/>
         <w:sz w:val="20"/>
       </w:rPr>
     </w:lvl>
   </w:abstractNum>
-  <w:abstractNum w:abstractNumId="21" w15:restartNumberingAfterBreak="0">
+  <w:abstractNum w:abstractNumId="24" w15:restartNumberingAfterBreak="0">
     <w:nsid w:val="7A9045D8"/>
     <w:multiLevelType w:val="multilevel"/>
     <w:tmpl w:val="4762DB68"/>
@@ -9564,7 +10208,7 @@
         <w:ind w:left="720" w:hanging="360"/>
       </w:pPr>
       <w:rPr>
-        <w:rFonts w:hint="default" w:ascii="Symbol" w:hAnsi="Symbol"/>
+        <w:rFonts w:ascii="Symbol" w:hAnsi="Symbol" w:hint="default"/>
         <w:sz w:val="20"/>
       </w:rPr>
     </w:lvl>
@@ -9580,7 +10224,7 @@
         <w:ind w:left="1440" w:hanging="360"/>
       </w:pPr>
       <w:rPr>
-        <w:rFonts w:hint="default" w:ascii="Courier New" w:hAnsi="Courier New"/>
+        <w:rFonts w:ascii="Courier New" w:hAnsi="Courier New" w:hint="default"/>
         <w:sz w:val="20"/>
       </w:rPr>
     </w:lvl>
@@ -9596,7 +10240,7 @@
         <w:ind w:left="2160" w:hanging="360"/>
       </w:pPr>
       <w:rPr>
-        <w:rFonts w:hint="default" w:ascii="Wingdings" w:hAnsi="Wingdings"/>
+        <w:rFonts w:ascii="Wingdings" w:hAnsi="Wingdings" w:hint="default"/>
         <w:sz w:val="20"/>
       </w:rPr>
     </w:lvl>
@@ -9612,7 +10256,7 @@
         <w:ind w:left="2880" w:hanging="360"/>
       </w:pPr>
       <w:rPr>
-        <w:rFonts w:hint="default" w:ascii="Wingdings" w:hAnsi="Wingdings"/>
+        <w:rFonts w:ascii="Wingdings" w:hAnsi="Wingdings" w:hint="default"/>
         <w:sz w:val="20"/>
       </w:rPr>
     </w:lvl>
@@ -9628,7 +10272,7 @@
         <w:ind w:left="3600" w:hanging="360"/>
       </w:pPr>
       <w:rPr>
-        <w:rFonts w:hint="default" w:ascii="Wingdings" w:hAnsi="Wingdings"/>
+        <w:rFonts w:ascii="Wingdings" w:hAnsi="Wingdings" w:hint="default"/>
         <w:sz w:val="20"/>
       </w:rPr>
     </w:lvl>
@@ -9644,7 +10288,7 @@
         <w:ind w:left="4320" w:hanging="360"/>
       </w:pPr>
       <w:rPr>
-        <w:rFonts w:hint="default" w:ascii="Wingdings" w:hAnsi="Wingdings"/>
+        <w:rFonts w:ascii="Wingdings" w:hAnsi="Wingdings" w:hint="default"/>
         <w:sz w:val="20"/>
       </w:rPr>
     </w:lvl>
@@ -9660,7 +10304,7 @@
         <w:ind w:left="5040" w:hanging="360"/>
       </w:pPr>
       <w:rPr>
-        <w:rFonts w:hint="default" w:ascii="Wingdings" w:hAnsi="Wingdings"/>
+        <w:rFonts w:ascii="Wingdings" w:hAnsi="Wingdings" w:hint="default"/>
         <w:sz w:val="20"/>
       </w:rPr>
     </w:lvl>
@@ -9676,7 +10320,7 @@
         <w:ind w:left="5760" w:hanging="360"/>
       </w:pPr>
       <w:rPr>
-        <w:rFonts w:hint="default" w:ascii="Wingdings" w:hAnsi="Wingdings"/>
+        <w:rFonts w:ascii="Wingdings" w:hAnsi="Wingdings" w:hint="default"/>
         <w:sz w:val="20"/>
       </w:rPr>
     </w:lvl>
@@ -9692,89 +10336,95 @@
         <w:ind w:left="6480" w:hanging="360"/>
       </w:pPr>
       <w:rPr>
-        <w:rFonts w:hint="default" w:ascii="Wingdings" w:hAnsi="Wingdings"/>
+        <w:rFonts w:ascii="Wingdings" w:hAnsi="Wingdings" w:hint="default"/>
         <w:sz w:val="20"/>
       </w:rPr>
     </w:lvl>
   </w:abstractNum>
-  <w:num w:numId="23">
+  <w:num w:numId="1" w16cid:durableId="1388843247">
     <w:abstractNumId w:val="22"/>
   </w:num>
-  <w:num w:numId="1">
-    <w:abstractNumId w:val="12"/>
+  <w:num w:numId="2" w16cid:durableId="998576745">
+    <w:abstractNumId w:val="14"/>
   </w:num>
-  <w:num w:numId="2">
+  <w:num w:numId="3" w16cid:durableId="145518049">
+    <w:abstractNumId w:val="15"/>
+  </w:num>
+  <w:num w:numId="4" w16cid:durableId="811293106">
+    <w:abstractNumId w:val="5"/>
+  </w:num>
+  <w:num w:numId="5" w16cid:durableId="720599051">
+    <w:abstractNumId w:val="18"/>
+  </w:num>
+  <w:num w:numId="6" w16cid:durableId="688484588">
+    <w:abstractNumId w:val="10"/>
+  </w:num>
+  <w:num w:numId="7" w16cid:durableId="1639021598">
+    <w:abstractNumId w:val="24"/>
+  </w:num>
+  <w:num w:numId="8" w16cid:durableId="180516927">
+    <w:abstractNumId w:val="8"/>
+  </w:num>
+  <w:num w:numId="9" w16cid:durableId="1571622064">
+    <w:abstractNumId w:val="7"/>
+  </w:num>
+  <w:num w:numId="10" w16cid:durableId="80874667">
+    <w:abstractNumId w:val="6"/>
+  </w:num>
+  <w:num w:numId="11" w16cid:durableId="948465281">
+    <w:abstractNumId w:val="11"/>
+  </w:num>
+  <w:num w:numId="12" w16cid:durableId="1943565627">
+    <w:abstractNumId w:val="21"/>
+  </w:num>
+  <w:num w:numId="13" w16cid:durableId="809051456">
+    <w:abstractNumId w:val="20"/>
+  </w:num>
+  <w:num w:numId="14" w16cid:durableId="975330608">
+    <w:abstractNumId w:val="23"/>
+  </w:num>
+  <w:num w:numId="15" w16cid:durableId="711075870">
     <w:abstractNumId w:val="13"/>
   </w:num>
-  <w:num w:numId="3">
+  <w:num w:numId="16" w16cid:durableId="305088565">
+    <w:abstractNumId w:val="17"/>
+  </w:num>
+  <w:num w:numId="17" w16cid:durableId="826434919">
+    <w:abstractNumId w:val="19"/>
+  </w:num>
+  <w:num w:numId="18" w16cid:durableId="1067917699">
+    <w:abstractNumId w:val="9"/>
+  </w:num>
+  <w:num w:numId="19" w16cid:durableId="1400864136">
+    <w:abstractNumId w:val="2"/>
+  </w:num>
+  <w:num w:numId="20" w16cid:durableId="504440225">
+    <w:abstractNumId w:val="3"/>
+  </w:num>
+  <w:num w:numId="21" w16cid:durableId="55394839">
     <w:abstractNumId w:val="4"/>
   </w:num>
-  <w:num w:numId="4">
+  <w:num w:numId="22" w16cid:durableId="1214460339">
     <w:abstractNumId w:val="16"/>
   </w:num>
-  <w:num w:numId="5">
-    <w:abstractNumId w:val="9"/>
-  </w:num>
-  <w:num w:numId="6">
-    <w:abstractNumId w:val="21"/>
-  </w:num>
-  <w:num w:numId="7">
-    <w:abstractNumId w:val="7"/>
-  </w:num>
-  <w:num w:numId="8">
-    <w:abstractNumId w:val="6"/>
-  </w:num>
-  <w:num w:numId="9">
-    <w:abstractNumId w:val="5"/>
-  </w:num>
-  <w:num w:numId="10">
-    <w:abstractNumId w:val="10"/>
-  </w:num>
-  <w:num w:numId="11">
-    <w:abstractNumId w:val="19"/>
-  </w:num>
-  <w:num w:numId="12">
-    <w:abstractNumId w:val="18"/>
-  </w:num>
-  <w:num w:numId="13">
-    <w:abstractNumId w:val="20"/>
-  </w:num>
-  <w:num w:numId="14">
-    <w:abstractNumId w:val="11"/>
-  </w:num>
-  <w:num w:numId="15">
-    <w:abstractNumId w:val="15"/>
-  </w:num>
-  <w:num w:numId="16">
-    <w:abstractNumId w:val="17"/>
-  </w:num>
-  <w:num w:numId="17">
-    <w:abstractNumId w:val="8"/>
-  </w:num>
-  <w:num w:numId="18">
+  <w:num w:numId="23" w16cid:durableId="978923382">
     <w:abstractNumId w:val="1"/>
   </w:num>
-  <w:num w:numId="19">
-    <w:abstractNumId w:val="2"/>
+  <w:num w:numId="24" w16cid:durableId="728192526">
+    <w:abstractNumId w:val="0"/>
   </w:num>
-  <w:num w:numId="20">
-    <w:abstractNumId w:val="3"/>
-  </w:num>
-  <w:num w:numId="21">
-    <w:abstractNumId w:val="14"/>
-  </w:num>
-  <w:num w:numId="22">
-    <w:abstractNumId w:val="0"/>
+  <w:num w:numId="25" w16cid:durableId="1548834068">
+    <w:abstractNumId w:val="12"/>
   </w:num>
 </w:numbering>
 </file>
 
 <file path=word/styles.xml><?xml version="1.0" encoding="utf-8"?>
-<w:styles xmlns:mc="http://schemas.openxmlformats.org/markup-compatibility/2006" xmlns:r="http://schemas.openxmlformats.org/officeDocument/2006/relationships" xmlns:w="http://schemas.openxmlformats.org/wordprocessingml/2006/main" xmlns:w14="http://schemas.microsoft.com/office/word/2010/wordml" xmlns:w15="http://schemas.microsoft.com/office/word/2012/wordml" xmlns:w16cex="http://schemas.microsoft.com/office/word/2018/wordml/cex" xmlns:w16cid="http://schemas.microsoft.com/office/word/2016/wordml/cid" xmlns:w16="http://schemas.microsoft.com/office/word/2018/wordml" xmlns:w16sdtdh="http://schemas.microsoft.com/office/word/2020/wordml/sdtdatahash" xmlns:w16se="http://schemas.microsoft.com/office/word/2015/wordml/symex" mc:Ignorable="w14 w15 w16se w16cid w16 w16cex w16sdtdh">
+<w:styles xmlns:mc="http://schemas.openxmlformats.org/markup-compatibility/2006" xmlns:r="http://schemas.openxmlformats.org/officeDocument/2006/relationships" xmlns:w="http://schemas.openxmlformats.org/wordprocessingml/2006/main" xmlns:w14="http://schemas.microsoft.com/office/word/2010/wordml" xmlns:w15="http://schemas.microsoft.com/office/word/2012/wordml" xmlns:w16cex="http://schemas.microsoft.com/office/word/2018/wordml/cex" xmlns:w16cid="http://schemas.microsoft.com/office/word/2016/wordml/cid" xmlns:w16="http://schemas.microsoft.com/office/word/2018/wordml" xmlns:w16du="http://schemas.microsoft.com/office/word/2023/wordml/word16du" xmlns:w16sdtdh="http://schemas.microsoft.com/office/word/2020/wordml/sdtdatahash" xmlns:w16sdtfl="http://schemas.microsoft.com/office/word/2024/wordml/sdtformatlock" xmlns:w16se="http://schemas.microsoft.com/office/word/2015/wordml/symex" mc:Ignorable="w14 w15 w16se w16cid w16 w16cex w16sdtdh w16sdtfl w16du">
   <w:docDefaults>
     <w:rPrDefault>
       <w:rPr>
-        <w:rFonts w:asciiTheme="minorHAnsi" w:hAnsiTheme="minorHAnsi" w:eastAsiaTheme="minorHAnsi" w:cstheme="minorBidi"/>
+        <w:rFonts w:asciiTheme="minorHAnsi" w:eastAsiaTheme="minorHAnsi" w:hAnsiTheme="minorHAnsi" w:cstheme="minorBidi"/>
         <w:kern w:val="2"/>
         <w:sz w:val="24"/>
         <w:szCs w:val="24"/>
@@ -9791,14 +10441,14 @@
   <w:latentStyles w:defLockedState="0" w:defUIPriority="99" w:defSemiHidden="0" w:defUnhideWhenUsed="0" w:defQFormat="0" w:count="376">
     <w:lsdException w:name="Normal" w:uiPriority="0" w:qFormat="1"/>
     <w:lsdException w:name="heading 1" w:uiPriority="9" w:qFormat="1"/>
-    <w:lsdException w:name="heading 2" w:uiPriority="9" w:semiHidden="1" w:unhideWhenUsed="1" w:qFormat="1"/>
-    <w:lsdException w:name="heading 3" w:uiPriority="9" w:semiHidden="1" w:unhideWhenUsed="1" w:qFormat="1"/>
-    <w:lsdException w:name="heading 4" w:uiPriority="9" w:semiHidden="1" w:unhideWhenUsed="1" w:qFormat="1"/>
-    <w:lsdException w:name="heading 5" w:uiPriority="9" w:semiHidden="1" w:unhideWhenUsed="1" w:qFormat="1"/>
-    <w:lsdException w:name="heading 6" w:uiPriority="9" w:semiHidden="1" w:unhideWhenUsed="1" w:qFormat="1"/>
-    <w:lsdException w:name="heading 7" w:uiPriority="9" w:semiHidden="1" w:unhideWhenUsed="1" w:qFormat="1"/>
-    <w:lsdException w:name="heading 8" w:uiPriority="9" w:semiHidden="1" w:unhideWhenUsed="1" w:qFormat="1"/>
-    <w:lsdException w:name="heading 9" w:uiPriority="9" w:semiHidden="1" w:unhideWhenUsed="1" w:qFormat="1"/>
+    <w:lsdException w:name="heading 2" w:semiHidden="1" w:uiPriority="9" w:unhideWhenUsed="1" w:qFormat="1"/>
+    <w:lsdException w:name="heading 3" w:semiHidden="1" w:uiPriority="9" w:unhideWhenUsed="1" w:qFormat="1"/>
+    <w:lsdException w:name="heading 4" w:semiHidden="1" w:uiPriority="9" w:unhideWhenUsed="1" w:qFormat="1"/>
+    <w:lsdException w:name="heading 5" w:semiHidden="1" w:uiPriority="9" w:unhideWhenUsed="1" w:qFormat="1"/>
+    <w:lsdException w:name="heading 6" w:semiHidden="1" w:uiPriority="9" w:unhideWhenUsed="1" w:qFormat="1"/>
+    <w:lsdException w:name="heading 7" w:semiHidden="1" w:uiPriority="9" w:unhideWhenUsed="1" w:qFormat="1"/>
+    <w:lsdException w:name="heading 8" w:semiHidden="1" w:uiPriority="9" w:unhideWhenUsed="1" w:qFormat="1"/>
+    <w:lsdException w:name="heading 9" w:semiHidden="1" w:uiPriority="9" w:unhideWhenUsed="1" w:qFormat="1"/>
     <w:lsdException w:name="index 1" w:semiHidden="1" w:unhideWhenUsed="1"/>
     <w:lsdException w:name="index 2" w:semiHidden="1" w:unhideWhenUsed="1"/>
     <w:lsdException w:name="index 3" w:semiHidden="1" w:unhideWhenUsed="1"/>
@@ -9808,22 +10458,22 @@
     <w:lsdException w:name="index 7" w:semiHidden="1" w:unhideWhenUsed="1"/>
     <w:lsdException w:name="index 8" w:semiHidden="1" w:unhideWhenUsed="1"/>
     <w:lsdException w:name="index 9" w:semiHidden="1" w:unhideWhenUsed="1"/>
-    <w:lsdException w:name="toc 1" w:uiPriority="39" w:semiHidden="1" w:unhideWhenUsed="1"/>
-    <w:lsdException w:name="toc 2" w:uiPriority="39" w:semiHidden="1" w:unhideWhenUsed="1"/>
-    <w:lsdException w:name="toc 3" w:uiPriority="39" w:semiHidden="1" w:unhideWhenUsed="1"/>
-    <w:lsdException w:name="toc 4" w:uiPriority="39" w:semiHidden="1" w:unhideWhenUsed="1"/>
-    <w:lsdException w:name="toc 5" w:uiPriority="39" w:semiHidden="1" w:unhideWhenUsed="1"/>
-    <w:lsdException w:name="toc 6" w:uiPriority="39" w:semiHidden="1" w:unhideWhenUsed="1"/>
-    <w:lsdException w:name="toc 7" w:uiPriority="39" w:semiHidden="1" w:unhideWhenUsed="1"/>
-    <w:lsdException w:name="toc 8" w:uiPriority="39" w:semiHidden="1" w:unhideWhenUsed="1"/>
-    <w:lsdException w:name="toc 9" w:uiPriority="39" w:semiHidden="1" w:unhideWhenUsed="1"/>
+    <w:lsdException w:name="toc 1" w:semiHidden="1" w:uiPriority="39" w:unhideWhenUsed="1"/>
+    <w:lsdException w:name="toc 2" w:semiHidden="1" w:uiPriority="39" w:unhideWhenUsed="1"/>
+    <w:lsdException w:name="toc 3" w:semiHidden="1" w:uiPriority="39" w:unhideWhenUsed="1"/>
+    <w:lsdException w:name="toc 4" w:semiHidden="1" w:uiPriority="39" w:unhideWhenUsed="1"/>
+    <w:lsdException w:name="toc 5" w:semiHidden="1" w:uiPriority="39" w:unhideWhenUsed="1"/>
+    <w:lsdException w:name="toc 6" w:semiHidden="1" w:uiPriority="39" w:unhideWhenUsed="1"/>
+    <w:lsdException w:name="toc 7" w:semiHidden="1" w:uiPriority="39" w:unhideWhenUsed="1"/>
+    <w:lsdException w:name="toc 8" w:semiHidden="1" w:uiPriority="39" w:unhideWhenUsed="1"/>
+    <w:lsdException w:name="toc 9" w:semiHidden="1" w:uiPriority="39" w:unhideWhenUsed="1"/>
     <w:lsdException w:name="Normal Indent" w:semiHidden="1" w:unhideWhenUsed="1"/>
     <w:lsdException w:name="footnote text" w:semiHidden="1" w:unhideWhenUsed="1"/>
     <w:lsdException w:name="annotation text" w:semiHidden="1" w:unhideWhenUsed="1"/>
     <w:lsdException w:name="header" w:semiHidden="1" w:unhideWhenUsed="1"/>
     <w:lsdException w:name="footer" w:semiHidden="1" w:unhideWhenUsed="1"/>
     <w:lsdException w:name="index heading" w:semiHidden="1" w:unhideWhenUsed="1"/>
-    <w:lsdException w:name="caption" w:uiPriority="35" w:semiHidden="1" w:unhideWhenUsed="1" w:qFormat="1"/>
+    <w:lsdException w:name="caption" w:semiHidden="1" w:uiPriority="35" w:unhideWhenUsed="1" w:qFormat="1"/>
     <w:lsdException w:name="table of figures" w:semiHidden="1" w:unhideWhenUsed="1"/>
     <w:lsdException w:name="envelope address" w:semiHidden="1" w:unhideWhenUsed="1"/>
     <w:lsdException w:name="envelope return" w:semiHidden="1" w:unhideWhenUsed="1"/>
@@ -9854,7 +10504,7 @@
     <w:lsdException w:name="Title" w:uiPriority="10" w:qFormat="1"/>
     <w:lsdException w:name="Closing" w:semiHidden="1" w:unhideWhenUsed="1"/>
     <w:lsdException w:name="Signature" w:semiHidden="1" w:unhideWhenUsed="1"/>
-    <w:lsdException w:name="Default Paragraph Font" w:uiPriority="1" w:semiHidden="1" w:unhideWhenUsed="1"/>
+    <w:lsdException w:name="Default Paragraph Font" w:semiHidden="1" w:uiPriority="1" w:unhideWhenUsed="1"/>
     <w:lsdException w:name="Body Text" w:semiHidden="1" w:unhideWhenUsed="1"/>
     <w:lsdException w:name="Body Text Indent" w:semiHidden="1" w:unhideWhenUsed="1"/>
     <w:lsdException w:name="List Continue" w:semiHidden="1" w:unhideWhenUsed="1"/>
@@ -10054,8 +10704,8 @@
     <w:lsdException w:name="Subtle Reference" w:uiPriority="31" w:qFormat="1"/>
     <w:lsdException w:name="Intense Reference" w:uiPriority="32" w:qFormat="1"/>
     <w:lsdException w:name="Book Title" w:uiPriority="33" w:qFormat="1"/>
-    <w:lsdException w:name="Bibliography" w:uiPriority="37" w:semiHidden="1" w:unhideWhenUsed="1"/>
-    <w:lsdException w:name="TOC Heading" w:uiPriority="39" w:semiHidden="1" w:unhideWhenUsed="1" w:qFormat="1"/>
+    <w:lsdException w:name="Bibliography" w:semiHidden="1" w:uiPriority="37" w:unhideWhenUsed="1"/>
+    <w:lsdException w:name="TOC Heading" w:semiHidden="1" w:uiPriority="39" w:unhideWhenUsed="1" w:qFormat="1"/>
     <w:lsdException w:name="Plain Table 1" w:uiPriority="41"/>
     <w:lsdException w:name="Plain Table 2" w:uiPriority="42"/>
     <w:lsdException w:name="Plain Table 3" w:uiPriority="43"/>
@@ -10166,9 +10816,10 @@
     <w:lsdException w:name="Unresolved Mention" w:semiHidden="1" w:unhideWhenUsed="1"/>
     <w:lsdException w:name="Smart Link" w:semiHidden="1" w:unhideWhenUsed="1"/>
   </w:latentStyles>
-  <w:style w:type="paragraph" w:styleId="Normal" w:default="1">
+  <w:style w:type="paragraph" w:default="1" w:styleId="Normal">
     <w:name w:val="Normal"/>
     <w:qFormat/>
+    <w:rsid w:val="00D51766"/>
   </w:style>
   <w:style w:type="paragraph" w:styleId="Heading1">
     <w:name w:val="heading 1"/>
@@ -10185,7 +10836,7 @@
       <w:outlineLvl w:val="0"/>
     </w:pPr>
     <w:rPr>
-      <w:rFonts w:asciiTheme="majorHAnsi" w:hAnsiTheme="majorHAnsi" w:eastAsiaTheme="majorEastAsia" w:cstheme="majorBidi"/>
+      <w:rFonts w:asciiTheme="majorHAnsi" w:eastAsiaTheme="majorEastAsia" w:hAnsiTheme="majorHAnsi" w:cstheme="majorBidi"/>
       <w:color w:val="2F5496" w:themeColor="accent1" w:themeShade="BF"/>
       <w:sz w:val="40"/>
       <w:szCs w:val="40"/>
@@ -10207,7 +10858,7 @@
       <w:outlineLvl w:val="1"/>
     </w:pPr>
     <w:rPr>
-      <w:rFonts w:asciiTheme="majorHAnsi" w:hAnsiTheme="majorHAnsi" w:eastAsiaTheme="majorEastAsia" w:cstheme="majorBidi"/>
+      <w:rFonts w:asciiTheme="majorHAnsi" w:eastAsiaTheme="majorEastAsia" w:hAnsiTheme="majorHAnsi" w:cstheme="majorBidi"/>
       <w:color w:val="2F5496" w:themeColor="accent1" w:themeShade="BF"/>
       <w:sz w:val="32"/>
       <w:szCs w:val="32"/>
@@ -10367,13 +11018,12 @@
       <w:color w:val="272727" w:themeColor="text1" w:themeTint="D8"/>
     </w:rPr>
   </w:style>
-  <w:style w:type="character" w:styleId="DefaultParagraphFont" w:default="1">
+  <w:style w:type="character" w:default="1" w:styleId="DefaultParagraphFont">
     <w:name w:val="Default Paragraph Font"/>
     <w:uiPriority w:val="1"/>
-    <w:semiHidden/>
     <w:unhideWhenUsed/>
   </w:style>
-  <w:style w:type="table" w:styleId="TableNormal" w:default="1">
+  <w:style w:type="table" w:default="1" w:styleId="TableNormal">
     <w:name w:val="Normal Table"/>
     <w:uiPriority w:val="99"/>
     <w:semiHidden/>
@@ -10388,39 +11038,39 @@
       </w:tblCellMar>
     </w:tblPr>
   </w:style>
-  <w:style w:type="numbering" w:styleId="NoList" w:default="1">
+  <w:style w:type="numbering" w:default="1" w:styleId="NoList">
     <w:name w:val="No List"/>
     <w:uiPriority w:val="99"/>
     <w:semiHidden/>
     <w:unhideWhenUsed/>
   </w:style>
-  <w:style w:type="character" w:styleId="Heading1Char" w:customStyle="1">
+  <w:style w:type="character" w:customStyle="1" w:styleId="Heading1Char">
     <w:name w:val="Heading 1 Char"/>
     <w:basedOn w:val="DefaultParagraphFont"/>
     <w:link w:val="Heading1"/>
     <w:uiPriority w:val="9"/>
     <w:rsid w:val="00546446"/>
     <w:rPr>
-      <w:rFonts w:asciiTheme="majorHAnsi" w:hAnsiTheme="majorHAnsi" w:eastAsiaTheme="majorEastAsia" w:cstheme="majorBidi"/>
+      <w:rFonts w:asciiTheme="majorHAnsi" w:eastAsiaTheme="majorEastAsia" w:hAnsiTheme="majorHAnsi" w:cstheme="majorBidi"/>
       <w:color w:val="2F5496" w:themeColor="accent1" w:themeShade="BF"/>
       <w:sz w:val="40"/>
       <w:szCs w:val="40"/>
     </w:rPr>
   </w:style>
-  <w:style w:type="character" w:styleId="Heading2Char" w:customStyle="1">
+  <w:style w:type="character" w:customStyle="1" w:styleId="Heading2Char">
     <w:name w:val="Heading 2 Char"/>
     <w:basedOn w:val="DefaultParagraphFont"/>
     <w:link w:val="Heading2"/>
     <w:uiPriority w:val="9"/>
     <w:rsid w:val="00546446"/>
     <w:rPr>
-      <w:rFonts w:asciiTheme="majorHAnsi" w:hAnsiTheme="majorHAnsi" w:eastAsiaTheme="majorEastAsia" w:cstheme="majorBidi"/>
+      <w:rFonts w:asciiTheme="majorHAnsi" w:eastAsiaTheme="majorEastAsia" w:hAnsiTheme="majorHAnsi" w:cstheme="majorBidi"/>
       <w:color w:val="2F5496" w:themeColor="accent1" w:themeShade="BF"/>
       <w:sz w:val="32"/>
       <w:szCs w:val="32"/>
     </w:rPr>
   </w:style>
-  <w:style w:type="character" w:styleId="Heading3Char" w:customStyle="1">
+  <w:style w:type="character" w:customStyle="1" w:styleId="Heading3Char">
     <w:name w:val="Heading 3 Char"/>
     <w:basedOn w:val="DefaultParagraphFont"/>
     <w:link w:val="Heading3"/>
@@ -10433,7 +11083,7 @@
       <w:szCs w:val="28"/>
     </w:rPr>
   </w:style>
-  <w:style w:type="character" w:styleId="Heading4Char" w:customStyle="1">
+  <w:style w:type="character" w:customStyle="1" w:styleId="Heading4Char">
     <w:name w:val="Heading 4 Char"/>
     <w:basedOn w:val="DefaultParagraphFont"/>
     <w:link w:val="Heading4"/>
@@ -10447,7 +11097,7 @@
       <w:color w:val="2F5496" w:themeColor="accent1" w:themeShade="BF"/>
     </w:rPr>
   </w:style>
-  <w:style w:type="character" w:styleId="Heading5Char" w:customStyle="1">
+  <w:style w:type="character" w:customStyle="1" w:styleId="Heading5Char">
     <w:name w:val="Heading 5 Char"/>
     <w:basedOn w:val="DefaultParagraphFont"/>
     <w:link w:val="Heading5"/>
@@ -10459,7 +11109,7 @@
       <w:color w:val="2F5496" w:themeColor="accent1" w:themeShade="BF"/>
     </w:rPr>
   </w:style>
-  <w:style w:type="character" w:styleId="Heading6Char" w:customStyle="1">
+  <w:style w:type="character" w:customStyle="1" w:styleId="Heading6Char">
     <w:name w:val="Heading 6 Char"/>
     <w:basedOn w:val="DefaultParagraphFont"/>
     <w:link w:val="Heading6"/>
@@ -10473,7 +11123,7 @@
       <w:color w:val="595959" w:themeColor="text1" w:themeTint="A6"/>
     </w:rPr>
   </w:style>
-  <w:style w:type="character" w:styleId="Heading7Char" w:customStyle="1">
+  <w:style w:type="character" w:customStyle="1" w:styleId="Heading7Char">
     <w:name w:val="Heading 7 Char"/>
     <w:basedOn w:val="DefaultParagraphFont"/>
     <w:link w:val="Heading7"/>
@@ -10485,7 +11135,7 @@
       <w:color w:val="595959" w:themeColor="text1" w:themeTint="A6"/>
     </w:rPr>
   </w:style>
-  <w:style w:type="character" w:styleId="Heading8Char" w:customStyle="1">
+  <w:style w:type="character" w:customStyle="1" w:styleId="Heading8Char">
     <w:name w:val="Heading 8 Char"/>
     <w:basedOn w:val="DefaultParagraphFont"/>
     <w:link w:val="Heading8"/>
@@ -10499,7 +11149,7 @@
       <w:color w:val="272727" w:themeColor="text1" w:themeTint="D8"/>
     </w:rPr>
   </w:style>
-  <w:style w:type="character" w:styleId="Heading9Char" w:customStyle="1">
+  <w:style w:type="character" w:customStyle="1" w:styleId="Heading9Char">
     <w:name w:val="Heading 9 Char"/>
     <w:basedOn w:val="DefaultParagraphFont"/>
     <w:link w:val="Heading9"/>
@@ -10524,21 +11174,21 @@
       <w:contextualSpacing/>
     </w:pPr>
     <w:rPr>
-      <w:rFonts w:asciiTheme="majorHAnsi" w:hAnsiTheme="majorHAnsi" w:eastAsiaTheme="majorEastAsia" w:cstheme="majorBidi"/>
+      <w:rFonts w:asciiTheme="majorHAnsi" w:eastAsiaTheme="majorEastAsia" w:hAnsiTheme="majorHAnsi" w:cstheme="majorBidi"/>
       <w:spacing w:val="-10"/>
       <w:kern w:val="28"/>
       <w:sz w:val="56"/>
       <w:szCs w:val="56"/>
     </w:rPr>
   </w:style>
-  <w:style w:type="character" w:styleId="TitleChar" w:customStyle="1">
+  <w:style w:type="character" w:customStyle="1" w:styleId="TitleChar">
     <w:name w:val="Title Char"/>
     <w:basedOn w:val="DefaultParagraphFont"/>
     <w:link w:val="Title"/>
     <w:uiPriority w:val="10"/>
     <w:rsid w:val="00546446"/>
     <w:rPr>
-      <w:rFonts w:asciiTheme="majorHAnsi" w:hAnsiTheme="majorHAnsi" w:eastAsiaTheme="majorEastAsia" w:cstheme="majorBidi"/>
+      <w:rFonts w:asciiTheme="majorHAnsi" w:eastAsiaTheme="majorEastAsia" w:hAnsiTheme="majorHAnsi" w:cstheme="majorBidi"/>
       <w:spacing w:val="-10"/>
       <w:kern w:val="28"/>
       <w:sz w:val="56"/>
@@ -10566,7 +11216,7 @@
       <w:szCs w:val="28"/>
     </w:rPr>
   </w:style>
-  <w:style w:type="character" w:styleId="SubtitleChar" w:customStyle="1">
+  <w:style w:type="character" w:customStyle="1" w:styleId="SubtitleChar">
     <w:name w:val="Subtitle Char"/>
     <w:basedOn w:val="DefaultParagraphFont"/>
     <w:link w:val="Subtitle"/>
@@ -10598,7 +11248,7 @@
       <w:color w:val="404040" w:themeColor="text1" w:themeTint="BF"/>
     </w:rPr>
   </w:style>
-  <w:style w:type="character" w:styleId="QuoteChar" w:customStyle="1">
+  <w:style w:type="character" w:customStyle="1" w:styleId="QuoteChar">
     <w:name w:val="Quote Char"/>
     <w:basedOn w:val="DefaultParagraphFont"/>
     <w:link w:val="Quote"/>
@@ -10643,8 +11293,8 @@
     <w:rsid w:val="00546446"/>
     <w:pPr>
       <w:pBdr>
-        <w:top w:val="single" w:color="2F5496" w:themeColor="accent1" w:themeShade="BF" w:sz="4" w:space="10"/>
-        <w:bottom w:val="single" w:color="2F5496" w:themeColor="accent1" w:themeShade="BF" w:sz="4" w:space="10"/>
+        <w:top w:val="single" w:sz="4" w:space="10" w:color="2F5496" w:themeColor="accent1" w:themeShade="BF"/>
+        <w:bottom w:val="single" w:sz="4" w:space="10" w:color="2F5496" w:themeColor="accent1" w:themeShade="BF"/>
       </w:pBdr>
       <w:spacing w:before="360" w:after="360"/>
       <w:ind w:left="864" w:right="864"/>
@@ -10656,7 +11306,7 @@
       <w:color w:val="2F5496" w:themeColor="accent1" w:themeShade="BF"/>
     </w:rPr>
   </w:style>
-  <w:style w:type="character" w:styleId="IntenseQuoteChar" w:customStyle="1">
+  <w:style w:type="character" w:customStyle="1" w:styleId="IntenseQuoteChar">
     <w:name w:val="Intense Quote Char"/>
     <w:basedOn w:val="DefaultParagraphFont"/>
     <w:link w:val="IntenseQuote"/>
@@ -10715,12 +11365,12 @@
     </w:pPr>
     <w:tblPr>
       <w:tblBorders>
-        <w:top w:val="single" w:color="000000" w:themeColor="text1" w:sz="4" w:space="0"/>
-        <w:left w:val="single" w:color="000000" w:themeColor="text1" w:sz="4" w:space="0"/>
-        <w:bottom w:val="single" w:color="000000" w:themeColor="text1" w:sz="4" w:space="0"/>
-        <w:right w:val="single" w:color="000000" w:themeColor="text1" w:sz="4" w:space="0"/>
-        <w:insideH w:val="single" w:color="000000" w:themeColor="text1" w:sz="4" w:space="0"/>
-        <w:insideV w:val="single" w:color="000000" w:themeColor="text1" w:sz="4" w:space="0"/>
+        <w:top w:val="single" w:sz="4" w:space="0" w:color="000000" w:themeColor="text1"/>
+        <w:left w:val="single" w:sz="4" w:space="0" w:color="000000" w:themeColor="text1"/>
+        <w:bottom w:val="single" w:sz="4" w:space="0" w:color="000000" w:themeColor="text1"/>
+        <w:right w:val="single" w:sz="4" w:space="0" w:color="000000" w:themeColor="text1"/>
+        <w:insideH w:val="single" w:sz="4" w:space="0" w:color="000000" w:themeColor="text1"/>
+        <w:insideV w:val="single" w:sz="4" w:space="0" w:color="000000" w:themeColor="text1"/>
       </w:tblBorders>
     </w:tblPr>
   </w:style>
@@ -10735,12 +11385,12 @@
       <w:tblStyleRowBandSize w:val="1"/>
       <w:tblStyleColBandSize w:val="1"/>
       <w:tblBorders>
-        <w:top w:val="single" w:color="FFFFFF" w:themeColor="background1" w:sz="4" w:space="0"/>
-        <w:left w:val="single" w:color="FFFFFF" w:themeColor="background1" w:sz="4" w:space="0"/>
-        <w:bottom w:val="single" w:color="FFFFFF" w:themeColor="background1" w:sz="4" w:space="0"/>
-        <w:right w:val="single" w:color="FFFFFF" w:themeColor="background1" w:sz="4" w:space="0"/>
-        <w:insideH w:val="single" w:color="FFFFFF" w:themeColor="background1" w:sz="4" w:space="0"/>
-        <w:insideV w:val="single" w:color="FFFFFF" w:themeColor="background1" w:sz="4" w:space="0"/>
+        <w:top w:val="single" w:sz="4" w:space="0" w:color="FFFFFF" w:themeColor="background1"/>
+        <w:left w:val="single" w:sz="4" w:space="0" w:color="FFFFFF" w:themeColor="background1"/>
+        <w:bottom w:val="single" w:sz="4" w:space="0" w:color="FFFFFF" w:themeColor="background1"/>
+        <w:right w:val="single" w:sz="4" w:space="0" w:color="FFFFFF" w:themeColor="background1"/>
+        <w:insideH w:val="single" w:sz="4" w:space="0" w:color="FFFFFF" w:themeColor="background1"/>
+        <w:insideV w:val="single" w:sz="4" w:space="0" w:color="FFFFFF" w:themeColor="background1"/>
       </w:tblBorders>
     </w:tblPr>
     <w:tcPr>
@@ -10755,9 +11405,9 @@
       <w:tblPr/>
       <w:tcPr>
         <w:tcBorders>
-          <w:top w:val="single" w:color="FFFFFF" w:themeColor="background1" w:sz="4" w:space="0"/>
-          <w:left w:val="single" w:color="FFFFFF" w:themeColor="background1" w:sz="4" w:space="0"/>
-          <w:right w:val="single" w:color="FFFFFF" w:themeColor="background1" w:sz="4" w:space="0"/>
+          <w:top w:val="single" w:sz="4" w:space="0" w:color="FFFFFF" w:themeColor="background1"/>
+          <w:left w:val="single" w:sz="4" w:space="0" w:color="FFFFFF" w:themeColor="background1"/>
+          <w:right w:val="single" w:sz="4" w:space="0" w:color="FFFFFF" w:themeColor="background1"/>
           <w:insideH w:val="nil"/>
           <w:insideV w:val="nil"/>
         </w:tcBorders>
@@ -10773,9 +11423,9 @@
       <w:tblPr/>
       <w:tcPr>
         <w:tcBorders>
-          <w:left w:val="single" w:color="FFFFFF" w:themeColor="background1" w:sz="4" w:space="0"/>
-          <w:bottom w:val="single" w:color="FFFFFF" w:themeColor="background1" w:sz="4" w:space="0"/>
-          <w:right w:val="single" w:color="FFFFFF" w:themeColor="background1" w:sz="4" w:space="0"/>
+          <w:left w:val="single" w:sz="4" w:space="0" w:color="FFFFFF" w:themeColor="background1"/>
+          <w:bottom w:val="single" w:sz="4" w:space="0" w:color="FFFFFF" w:themeColor="background1"/>
+          <w:right w:val="single" w:sz="4" w:space="0" w:color="FFFFFF" w:themeColor="background1"/>
           <w:insideH w:val="nil"/>
           <w:insideV w:val="nil"/>
         </w:tcBorders>
@@ -10791,9 +11441,9 @@
       <w:tblPr/>
       <w:tcPr>
         <w:tcBorders>
-          <w:top w:val="single" w:color="FFFFFF" w:themeColor="background1" w:sz="4" w:space="0"/>
-          <w:left w:val="single" w:color="FFFFFF" w:themeColor="background1" w:sz="4" w:space="0"/>
-          <w:bottom w:val="single" w:color="FFFFFF" w:themeColor="background1" w:sz="4" w:space="0"/>
+          <w:top w:val="single" w:sz="4" w:space="0" w:color="FFFFFF" w:themeColor="background1"/>
+          <w:left w:val="single" w:sz="4" w:space="0" w:color="FFFFFF" w:themeColor="background1"/>
+          <w:bottom w:val="single" w:sz="4" w:space="0" w:color="FFFFFF" w:themeColor="background1"/>
           <w:insideV w:val="nil"/>
         </w:tcBorders>
         <w:shd w:val="clear" w:color="auto" w:fill="4472C4" w:themeFill="accent1"/>
@@ -10808,9 +11458,9 @@
       <w:tblPr/>
       <w:tcPr>
         <w:tcBorders>
-          <w:top w:val="single" w:color="FFFFFF" w:themeColor="background1" w:sz="4" w:space="0"/>
-          <w:bottom w:val="single" w:color="FFFFFF" w:themeColor="background1" w:sz="4" w:space="0"/>
-          <w:right w:val="single" w:color="FFFFFF" w:themeColor="background1" w:sz="4" w:space="0"/>
+          <w:top w:val="single" w:sz="4" w:space="0" w:color="FFFFFF" w:themeColor="background1"/>
+          <w:bottom w:val="single" w:sz="4" w:space="0" w:color="FFFFFF" w:themeColor="background1"/>
+          <w:right w:val="single" w:sz="4" w:space="0" w:color="FFFFFF" w:themeColor="background1"/>
           <w:insideV w:val="nil"/>
         </w:tcBorders>
         <w:shd w:val="clear" w:color="auto" w:fill="4472C4" w:themeFill="accent1"/>
@@ -10839,17 +11489,17 @@
       <w:spacing w:before="100" w:beforeAutospacing="1" w:after="100" w:afterAutospacing="1" w:line="240" w:lineRule="auto"/>
     </w:pPr>
     <w:rPr>
-      <w:rFonts w:ascii="Times New Roman" w:hAnsi="Times New Roman" w:eastAsia="Times New Roman" w:cs="Times New Roman"/>
+      <w:rFonts w:ascii="Times New Roman" w:eastAsia="Times New Roman" w:hAnsi="Times New Roman" w:cs="Times New Roman"/>
       <w:kern w:val="0"/>
       <w14:ligatures w14:val="none"/>
     </w:rPr>
   </w:style>
-  <w:style w:type="character" w:styleId="citation-64" w:customStyle="1">
+  <w:style w:type="character" w:customStyle="1" w:styleId="citation-64">
     <w:name w:val="citation-64"/>
     <w:basedOn w:val="DefaultParagraphFont"/>
     <w:rsid w:val="004143FA"/>
   </w:style>
-  <w:style w:type="character" w:styleId="citation-63" w:customStyle="1">
+  <w:style w:type="character" w:customStyle="1" w:styleId="citation-63">
     <w:name w:val="citation-63"/>
     <w:basedOn w:val="DefaultParagraphFont"/>
     <w:rsid w:val="004143FA"/>
@@ -10873,7 +11523,7 @@
     <w:unhideWhenUsed/>
     <w:rsid w:val="007E3276"/>
     <w:rPr>
-      <w:rFonts w:ascii="Courier New" w:hAnsi="Courier New" w:eastAsia="Times New Roman" w:cs="Courier New"/>
+      <w:rFonts w:ascii="Courier New" w:eastAsia="Times New Roman" w:hAnsi="Courier New" w:cs="Courier New"/>
       <w:sz w:val="20"/>
       <w:szCs w:val="20"/>
     </w:rPr>
@@ -10890,12 +11540,12 @@
       <w:tblStyleRowBandSize w:val="1"/>
       <w:tblStyleColBandSize w:val="1"/>
       <w:tblBorders>
-        <w:top w:val="single" w:color="BFBFBF" w:themeColor="background1" w:themeShade="BF" w:sz="4" w:space="0"/>
-        <w:left w:val="single" w:color="BFBFBF" w:themeColor="background1" w:themeShade="BF" w:sz="4" w:space="0"/>
-        <w:bottom w:val="single" w:color="BFBFBF" w:themeColor="background1" w:themeShade="BF" w:sz="4" w:space="0"/>
-        <w:right w:val="single" w:color="BFBFBF" w:themeColor="background1" w:themeShade="BF" w:sz="4" w:space="0"/>
-        <w:insideH w:val="single" w:color="BFBFBF" w:themeColor="background1" w:themeShade="BF" w:sz="4" w:space="0"/>
-        <w:insideV w:val="single" w:color="BFBFBF" w:themeColor="background1" w:themeShade="BF" w:sz="4" w:space="0"/>
+        <w:top w:val="single" w:sz="4" w:space="0" w:color="BFBFBF" w:themeColor="background1" w:themeShade="BF"/>
+        <w:left w:val="single" w:sz="4" w:space="0" w:color="BFBFBF" w:themeColor="background1" w:themeShade="BF"/>
+        <w:bottom w:val="single" w:sz="4" w:space="0" w:color="BFBFBF" w:themeColor="background1" w:themeShade="BF"/>
+        <w:right w:val="single" w:sz="4" w:space="0" w:color="BFBFBF" w:themeColor="background1" w:themeShade="BF"/>
+        <w:insideH w:val="single" w:sz="4" w:space="0" w:color="BFBFBF" w:themeColor="background1" w:themeShade="BF"/>
+        <w:insideV w:val="single" w:sz="4" w:space="0" w:color="BFBFBF" w:themeColor="background1" w:themeShade="BF"/>
       </w:tblBorders>
     </w:tblPr>
     <w:tblStylePr w:type="firstRow">
@@ -10912,7 +11562,7 @@
       <w:tblPr/>
       <w:tcPr>
         <w:tcBorders>
-          <w:top w:val="double" w:color="BFBFBF" w:themeColor="background1" w:themeShade="BF" w:sz="4" w:space="0"/>
+          <w:top w:val="double" w:sz="4" w:space="0" w:color="BFBFBF" w:themeColor="background1" w:themeShade="BF"/>
         </w:tcBorders>
       </w:tcPr>
     </w:tblStylePr>
@@ -10951,45 +11601,57 @@
     </w:pPr>
     <w:tblPr>
       <w:tblBorders>
-        <w:top w:val="single" w:color="BFBFBF" w:themeColor="background1" w:themeShade="BF" w:sz="4" w:space="0"/>
-        <w:left w:val="single" w:color="BFBFBF" w:themeColor="background1" w:themeShade="BF" w:sz="4" w:space="0"/>
-        <w:bottom w:val="single" w:color="BFBFBF" w:themeColor="background1" w:themeShade="BF" w:sz="4" w:space="0"/>
-        <w:right w:val="single" w:color="BFBFBF" w:themeColor="background1" w:themeShade="BF" w:sz="4" w:space="0"/>
-        <w:insideH w:val="single" w:color="BFBFBF" w:themeColor="background1" w:themeShade="BF" w:sz="4" w:space="0"/>
-        <w:insideV w:val="single" w:color="BFBFBF" w:themeColor="background1" w:themeShade="BF" w:sz="4" w:space="0"/>
+        <w:top w:val="single" w:sz="4" w:space="0" w:color="BFBFBF" w:themeColor="background1" w:themeShade="BF"/>
+        <w:left w:val="single" w:sz="4" w:space="0" w:color="BFBFBF" w:themeColor="background1" w:themeShade="BF"/>
+        <w:bottom w:val="single" w:sz="4" w:space="0" w:color="BFBFBF" w:themeColor="background1" w:themeShade="BF"/>
+        <w:right w:val="single" w:sz="4" w:space="0" w:color="BFBFBF" w:themeColor="background1" w:themeShade="BF"/>
+        <w:insideH w:val="single" w:sz="4" w:space="0" w:color="BFBFBF" w:themeColor="background1" w:themeShade="BF"/>
+        <w:insideV w:val="single" w:sz="4" w:space="0" w:color="BFBFBF" w:themeColor="background1" w:themeShade="BF"/>
       </w:tblBorders>
     </w:tblPr>
   </w:style>
-  <w:style w:type="character" w:styleId="citation-198" w:customStyle="1">
+  <w:style w:type="character" w:customStyle="1" w:styleId="citation-198">
     <w:name w:val="citation-198"/>
     <w:basedOn w:val="DefaultParagraphFont"/>
     <w:rsid w:val="004A7DB2"/>
   </w:style>
-  <w:style w:type="character" w:styleId="citation-227" w:customStyle="1">
+  <w:style w:type="character" w:customStyle="1" w:styleId="citation-227">
     <w:name w:val="citation-227"/>
     <w:basedOn w:val="DefaultParagraphFont"/>
     <w:rsid w:val="004A7DB2"/>
   </w:style>
-  <w:style w:type="character" w:styleId="citation-226" w:customStyle="1">
+  <w:style w:type="character" w:customStyle="1" w:styleId="citation-226">
     <w:name w:val="citation-226"/>
     <w:basedOn w:val="DefaultParagraphFont"/>
     <w:rsid w:val="004A7DB2"/>
   </w:style>
-  <w:style w:type="character" w:styleId="citation-225" w:customStyle="1">
+  <w:style w:type="character" w:customStyle="1" w:styleId="citation-225">
     <w:name w:val="citation-225"/>
     <w:basedOn w:val="DefaultParagraphFont"/>
     <w:rsid w:val="004A7DB2"/>
   </w:style>
-  <w:style w:type="character" w:styleId="citation-224" w:customStyle="1">
+  <w:style w:type="character" w:customStyle="1" w:styleId="citation-224">
     <w:name w:val="citation-224"/>
     <w:basedOn w:val="DefaultParagraphFont"/>
     <w:rsid w:val="004A7DB2"/>
+  </w:style>
+  <w:style w:type="character" w:styleId="FollowedHyperlink">
+    <w:name w:val="FollowedHyperlink"/>
+    <w:basedOn w:val="DefaultParagraphFont"/>
+    <w:uiPriority w:val="99"/>
+    <w:semiHidden/>
+    <w:unhideWhenUsed/>
+    <w:rsid w:val="00167994"/>
+    <w:rPr>
+      <w:color w:val="954F72" w:themeColor="followedHyperlink"/>
+      <w:u w:val="single"/>
+    </w:rPr>
   </w:style>
 </w:styles>
 </file>
 
 <file path=word/theme/theme1.xml><?xml version="1.0" encoding="utf-8"?>
-<a:theme xmlns:a="http://schemas.openxmlformats.org/drawingml/2006/main" xmlns:thm15="http://schemas.microsoft.com/office/thememl/2012/main" name="Office Theme">
+<a:theme xmlns:a="http://schemas.openxmlformats.org/drawingml/2006/main" name="Office Theme">
   <a:themeElements>
     <a:clrScheme name="Office">
       <a:dk1>
